--- a/random_module_one.docx
+++ b/random_module_one.docx
@@ -62,7 +62,7 @@
         <w:tab/>
       </w:r>
       <w:r>
-        <w:t xml:space="preserve">Function num</w:t>
+        <w:t xml:space="preserve">Function: num</w:t>
       </w:r>
     </w:p>
     <w:p>
@@ -70,6 +70,12 @@
         <w:pStyle w:val="FirstParagraph"/>
       </w:pPr>
       <w:r>
+        <w:t xml:space="preserve">The function of</w:t>
+      </w:r>
+      <w:r>
+        <w:t xml:space="preserve"> </w:t>
+      </w:r>
+      <w:r>
         <w:rPr>
           <w:b/>
           <w:bCs/>
@@ -77,7 +83,10 @@
         <w:t xml:space="preserve">num</w:t>
       </w:r>
       <w:r>
-        <w:t xml:space="preserve">: The function of num is to compute and return the sum of two input arguments.</w:t>
+        <w:t xml:space="preserve"> </w:t>
+      </w:r>
+      <w:r>
+        <w:t xml:space="preserve">is to calculate and return the sum of two input values.</w:t>
       </w:r>
     </w:p>
     <w:p>
@@ -98,13 +107,13 @@
         <w:t xml:space="preserve"> </w:t>
       </w:r>
       <w:r>
-        <w:t xml:space="preserve">· a: The first value to be added.</w:t>
+        <w:t xml:space="preserve">· a: The first value to be used in the addition.</w:t>
       </w:r>
       <w:r>
         <w:t xml:space="preserve"> </w:t>
       </w:r>
       <w:r>
-        <w:t xml:space="preserve">· b: The second value to be added.</w:t>
+        <w:t xml:space="preserve">· b: The second value to be used in the addition.</w:t>
       </w:r>
     </w:p>
     <w:p>
@@ -125,7 +134,7 @@
         <w:t xml:space="preserve"> </w:t>
       </w:r>
       <w:r>
-        <w:t xml:space="preserve">This function, named</w:t>
+        <w:t xml:space="preserve">The function</w:t>
       </w:r>
       <w:r>
         <w:t xml:space="preserve"> </w:t>
@@ -137,7 +146,10 @@
         <w:t xml:space="preserve">num</w:t>
       </w:r>
       <w:r>
-        <w:t xml:space="preserve">, accepts two parameters,</w:t>
+        <w:t xml:space="preserve"> </w:t>
+      </w:r>
+      <w:r>
+        <w:t xml:space="preserve">is defined to accept two arguments,</w:t>
       </w:r>
       <w:r>
         <w:t xml:space="preserve"> </w:t>
@@ -164,7 +176,37 @@
         <w:t xml:space="preserve">b</w:t>
       </w:r>
       <w:r>
-        <w:t xml:space="preserve">. It performs an addition operation on these two parameters using the</w:t>
+        <w:t xml:space="preserve">. It performs a single operation: adding</w:t>
+      </w:r>
+      <w:r>
+        <w:t xml:space="preserve"> </w:t>
+      </w:r>
+      <w:r>
+        <w:rPr>
+          <w:rStyle w:val="VerbatimChar"/>
+        </w:rPr>
+        <w:t xml:space="preserve">a</w:t>
+      </w:r>
+      <w:r>
+        <w:t xml:space="preserve"> </w:t>
+      </w:r>
+      <w:r>
+        <w:t xml:space="preserve">and</w:t>
+      </w:r>
+      <w:r>
+        <w:t xml:space="preserve"> </w:t>
+      </w:r>
+      <w:r>
+        <w:rPr>
+          <w:rStyle w:val="VerbatimChar"/>
+        </w:rPr>
+        <w:t xml:space="preserve">b</w:t>
+      </w:r>
+      <w:r>
+        <w:t xml:space="preserve"> </w:t>
+      </w:r>
+      <w:r>
+        <w:t xml:space="preserve">together using the</w:t>
       </w:r>
       <w:r>
         <w:t xml:space="preserve"> </w:t>
@@ -179,7 +221,7 @@
         <w:t xml:space="preserve"> </w:t>
       </w:r>
       <w:r>
-        <w:t xml:space="preserve">operator and returns the resulting sum.</w:t>
+        <w:t xml:space="preserve">operator. The result of this addition is then immediately returned by the function.</w:t>
       </w:r>
     </w:p>
     <w:p>
@@ -200,7 +242,7 @@
         <w:t xml:space="preserve"> </w:t>
       </w:r>
       <w:r>
-        <w:t xml:space="preserve">The function will work with any data types that support the addition (</w:t>
+        <w:t xml:space="preserve">This function will work with any two types that support the addition (</w:t>
       </w:r>
       <w:r>
         <w:rPr>
@@ -209,7 +251,7 @@
         <w:t xml:space="preserve">+</w:t>
       </w:r>
       <w:r>
-        <w:t xml:space="preserve">) operator, such as integers, floats, or even strings (where it will perform concatenation). Passing incompatible types will result in a</w:t>
+        <w:t xml:space="preserve">) operator, such as integers, floats, or strings (for concatenation). If incompatible types are provided, a</w:t>
       </w:r>
       <w:r>
         <w:t xml:space="preserve"> </w:t>
@@ -221,7 +263,10 @@
         <w:t xml:space="preserve">TypeError</w:t>
       </w:r>
       <w:r>
-        <w:t xml:space="preserve">.</w:t>
+        <w:t xml:space="preserve"> </w:t>
+      </w:r>
+      <w:r>
+        <w:t xml:space="preserve">will be raised.</w:t>
       </w:r>
     </w:p>
     <w:p>
@@ -247,7 +292,7 @@
         <w:rPr>
           <w:rStyle w:val="CommentTok"/>
         </w:rPr>
-        <w:t xml:space="preserve"># If the function is called with num(2, 3), the output will be:</w:t>
+        <w:t xml:space="preserve"># Calling num(2, 3) would return:</w:t>
       </w:r>
       <w:r>
         <w:br/>
@@ -294,7 +339,7 @@
         <w:tab/>
       </w:r>
       <w:r>
-        <w:t xml:space="preserve">Function generate_random_integers</w:t>
+        <w:t xml:space="preserve">Function: generate_random_integers</w:t>
       </w:r>
     </w:p>
     <w:p>
@@ -302,6 +347,12 @@
         <w:pStyle w:val="FirstParagraph"/>
       </w:pPr>
       <w:r>
+        <w:t xml:space="preserve">The function of</w:t>
+      </w:r>
+      <w:r>
+        <w:t xml:space="preserve"> </w:t>
+      </w:r>
+      <w:r>
         <w:rPr>
           <w:b/>
           <w:bCs/>
@@ -309,7 +360,10 @@
         <w:t xml:space="preserve">generate_random_integers</w:t>
       </w:r>
       <w:r>
-        <w:t xml:space="preserve">: The function of generate_random_integers is to return a list of a specified number of pseudo-random integers within a given inclusive range.</w:t>
+        <w:t xml:space="preserve"> </w:t>
+      </w:r>
+      <w:r>
+        <w:t xml:space="preserve">is to return a list of a specified number of pseudo-random integers within a defined inclusive range.</w:t>
       </w:r>
     </w:p>
     <w:p>
@@ -360,7 +414,7 @@
         <w:t xml:space="preserve">start</w:t>
       </w:r>
       <w:r>
-        <w:t xml:space="preserve">: An optional integer representing the inclusive lower bound for the random values, with a default value of 0.</w:t>
+        <w:t xml:space="preserve">: An optional integer representing the inclusive lower bound for the random values, defaulting to 0.</w:t>
       </w:r>
       <w:r>
         <w:t xml:space="preserve"> </w:t>
@@ -378,7 +432,7 @@
         <w:t xml:space="preserve">end</w:t>
       </w:r>
       <w:r>
-        <w:t xml:space="preserve">: An optional integer representing the inclusive upper bound for the random values, with a default value of 100.</w:t>
+        <w:t xml:space="preserve">: An optional integer representing the inclusive upper bound for the random values, defaulting to 100.</w:t>
       </w:r>
     </w:p>
     <w:p>
@@ -399,7 +453,7 @@
         <w:t xml:space="preserve"> </w:t>
       </w:r>
       <w:r>
-        <w:t xml:space="preserve">The function first validates the</w:t>
+        <w:t xml:space="preserve">The function begins by checking if the</w:t>
       </w:r>
       <w:r>
         <w:t xml:space="preserve"> </w:t>
@@ -414,7 +468,103 @@
         <w:t xml:space="preserve"> </w:t>
       </w:r>
       <w:r>
-        <w:t xml:space="preserve">parameter. If</w:t>
+        <w:t xml:space="preserve">parameter is a negative number. If it is, a</w:t>
+      </w:r>
+      <w:r>
+        <w:t xml:space="preserve"> </w:t>
+      </w:r>
+      <w:r>
+        <w:rPr>
+          <w:rStyle w:val="VerbatimChar"/>
+        </w:rPr>
+        <w:t xml:space="preserve">ValueError</w:t>
+      </w:r>
+      <w:r>
+        <w:t xml:space="preserve"> </w:t>
+      </w:r>
+      <w:r>
+        <w:t xml:space="preserve">is raised with the message</w:t>
+      </w:r>
+      <w:r>
+        <w:t xml:space="preserve"> </w:t>
+      </w:r>
+      <w:r>
+        <w:t xml:space="preserve">“count must be non-negative”</w:t>
+      </w:r>
+      <w:r>
+        <w:t xml:space="preserve">.</w:t>
+      </w:r>
+      <w:r>
+        <w:t xml:space="preserve"> </w:t>
+      </w:r>
+      <w:r>
+        <w:t xml:space="preserve">Next, it checks if the</w:t>
+      </w:r>
+      <w:r>
+        <w:t xml:space="preserve"> </w:t>
+      </w:r>
+      <w:r>
+        <w:rPr>
+          <w:rStyle w:val="VerbatimChar"/>
+        </w:rPr>
+        <w:t xml:space="preserve">start</w:t>
+      </w:r>
+      <w:r>
+        <w:t xml:space="preserve"> </w:t>
+      </w:r>
+      <w:r>
+        <w:t xml:space="preserve">value is greater than the</w:t>
+      </w:r>
+      <w:r>
+        <w:t xml:space="preserve"> </w:t>
+      </w:r>
+      <w:r>
+        <w:rPr>
+          <w:rStyle w:val="VerbatimChar"/>
+        </w:rPr>
+        <w:t xml:space="preserve">end</w:t>
+      </w:r>
+      <w:r>
+        <w:t xml:space="preserve"> </w:t>
+      </w:r>
+      <w:r>
+        <w:t xml:space="preserve">value. If this condition is true, the function swaps the values of</w:t>
+      </w:r>
+      <w:r>
+        <w:t xml:space="preserve"> </w:t>
+      </w:r>
+      <w:r>
+        <w:rPr>
+          <w:rStyle w:val="VerbatimChar"/>
+        </w:rPr>
+        <w:t xml:space="preserve">start</w:t>
+      </w:r>
+      <w:r>
+        <w:t xml:space="preserve"> </w:t>
+      </w:r>
+      <w:r>
+        <w:t xml:space="preserve">and</w:t>
+      </w:r>
+      <w:r>
+        <w:t xml:space="preserve"> </w:t>
+      </w:r>
+      <w:r>
+        <w:rPr>
+          <w:rStyle w:val="VerbatimChar"/>
+        </w:rPr>
+        <w:t xml:space="preserve">end</w:t>
+      </w:r>
+      <w:r>
+        <w:t xml:space="preserve"> </w:t>
+      </w:r>
+      <w:r>
+        <w:t xml:space="preserve">to ensure the range is always valid.</w:t>
+      </w:r>
+      <w:r>
+        <w:t xml:space="preserve"> </w:t>
+      </w:r>
+      <w:r>
+        <w:t xml:space="preserve">Finally, it uses a list comprehension to generate the random numbers. It iterates</w:t>
       </w:r>
       <w:r>
         <w:t xml:space="preserve"> </w:t>
@@ -429,75 +579,6 @@
         <w:t xml:space="preserve"> </w:t>
       </w:r>
       <w:r>
-        <w:t xml:space="preserve">is a negative number, it raises a</w:t>
-      </w:r>
-      <w:r>
-        <w:t xml:space="preserve"> </w:t>
-      </w:r>
-      <w:r>
-        <w:rPr>
-          <w:rStyle w:val="VerbatimChar"/>
-        </w:rPr>
-        <w:t xml:space="preserve">ValueError</w:t>
-      </w:r>
-      <w:r>
-        <w:t xml:space="preserve">.</w:t>
-      </w:r>
-      <w:r>
-        <w:t xml:space="preserve"> </w:t>
-      </w:r>
-      <w:r>
-        <w:t xml:space="preserve">Next, it checks if the</w:t>
-      </w:r>
-      <w:r>
-        <w:t xml:space="preserve"> </w:t>
-      </w:r>
-      <w:r>
-        <w:rPr>
-          <w:rStyle w:val="VerbatimChar"/>
-        </w:rPr>
-        <w:t xml:space="preserve">start</w:t>
-      </w:r>
-      <w:r>
-        <w:t xml:space="preserve"> </w:t>
-      </w:r>
-      <w:r>
-        <w:t xml:space="preserve">value is greater than the</w:t>
-      </w:r>
-      <w:r>
-        <w:t xml:space="preserve"> </w:t>
-      </w:r>
-      <w:r>
-        <w:rPr>
-          <w:rStyle w:val="VerbatimChar"/>
-        </w:rPr>
-        <w:t xml:space="preserve">end</w:t>
-      </w:r>
-      <w:r>
-        <w:t xml:space="preserve"> </w:t>
-      </w:r>
-      <w:r>
-        <w:t xml:space="preserve">value. If it is, the function swaps the two values to ensure the range is always valid.</w:t>
-      </w:r>
-      <w:r>
-        <w:t xml:space="preserve"> </w:t>
-      </w:r>
-      <w:r>
-        <w:t xml:space="preserve">Finally, it uses a list comprehension to generate the list of random integers. It iterates</w:t>
-      </w:r>
-      <w:r>
-        <w:t xml:space="preserve"> </w:t>
-      </w:r>
-      <w:r>
-        <w:rPr>
-          <w:rStyle w:val="VerbatimChar"/>
-        </w:rPr>
-        <w:t xml:space="preserve">count</w:t>
-      </w:r>
-      <w:r>
-        <w:t xml:space="preserve"> </w:t>
-      </w:r>
-      <w:r>
         <w:t xml:space="preserve">times, and in each iteration, it calls</w:t>
       </w:r>
       <w:r>
@@ -513,7 +594,7 @@
         <w:t xml:space="preserve"> </w:t>
       </w:r>
       <w:r>
-        <w:t xml:space="preserve">to produce a single random integer within the inclusive range of</w:t>
+        <w:t xml:space="preserve">to produce a single pseudo-random integer within the inclusive range of</w:t>
       </w:r>
       <w:r>
         <w:t xml:space="preserve"> </w:t>
@@ -546,7 +627,7 @@
         <w:t xml:space="preserve"> </w:t>
       </w:r>
       <w:r>
-        <w:t xml:space="preserve">This function relies on the</w:t>
+        <w:t xml:space="preserve">This function depends on Python’s built-in</w:t>
       </w:r>
       <w:r>
         <w:t xml:space="preserve"> </w:t>
@@ -591,7 +672,22 @@
         <w:t xml:space="preserve"> </w:t>
       </w:r>
       <w:r>
-        <w:t xml:space="preserve">parameter, the function will automatically correct the order and not raise an error. A negative value for</w:t>
+        <w:t xml:space="preserve">parameter, the function will automatically correct the range by swapping them instead of raising an error. The function will raise a</w:t>
+      </w:r>
+      <w:r>
+        <w:t xml:space="preserve"> </w:t>
+      </w:r>
+      <w:r>
+        <w:rPr>
+          <w:rStyle w:val="VerbatimChar"/>
+        </w:rPr>
+        <w:t xml:space="preserve">ValueError</w:t>
+      </w:r>
+      <w:r>
+        <w:t xml:space="preserve"> </w:t>
+      </w:r>
+      <w:r>
+        <w:t xml:space="preserve">if a negative value is provided for the</w:t>
       </w:r>
       <w:r>
         <w:t xml:space="preserve"> </w:t>
@@ -606,19 +702,7 @@
         <w:t xml:space="preserve"> </w:t>
       </w:r>
       <w:r>
-        <w:t xml:space="preserve">will result in a</w:t>
-      </w:r>
-      <w:r>
-        <w:t xml:space="preserve"> </w:t>
-      </w:r>
-      <w:r>
-        <w:rPr>
-          <w:rStyle w:val="VerbatimChar"/>
-        </w:rPr>
-        <w:t xml:space="preserve">ValueError</w:t>
-      </w:r>
-      <w:r>
-        <w:t xml:space="preserve">.</w:t>
+        <w:t xml:space="preserve">parameter.</w:t>
       </w:r>
     </w:p>
     <w:p>
@@ -635,6 +719,27 @@
       <w:r>
         <w:t xml:space="preserve">:</w:t>
       </w:r>
+      <w:r>
+        <w:t xml:space="preserve"> </w:t>
+      </w:r>
+      <w:r>
+        <w:t xml:space="preserve">A call to</w:t>
+      </w:r>
+      <w:r>
+        <w:t xml:space="preserve"> </w:t>
+      </w:r>
+      <w:r>
+        <w:rPr>
+          <w:rStyle w:val="VerbatimChar"/>
+        </w:rPr>
+        <w:t xml:space="preserve">generate_random_integers(5, 1, 10)</w:t>
+      </w:r>
+      <w:r>
+        <w:t xml:space="preserve"> </w:t>
+      </w:r>
+      <w:r>
+        <w:t xml:space="preserve">might return a list similar to the following (the actual values will vary with each execution):</w:t>
+      </w:r>
     </w:p>
     <w:p>
       <w:pPr>
@@ -642,69 +747,9 @@
       </w:pPr>
       <w:r>
         <w:rPr>
-          <w:rStyle w:val="NormalTok"/>
+          <w:rStyle w:val="VerbatimChar"/>
         </w:rPr>
-        <w:t xml:space="preserve">[</w:t>
-      </w:r>
-      <w:r>
-        <w:rPr>
-          <w:rStyle w:val="DecValTok"/>
-        </w:rPr>
-        <w:t xml:space="preserve">42</w:t>
-      </w:r>
-      <w:r>
-        <w:rPr>
-          <w:rStyle w:val="NormalTok"/>
-        </w:rPr>
-        <w:t xml:space="preserve">, </w:t>
-      </w:r>
-      <w:r>
-        <w:rPr>
-          <w:rStyle w:val="DecValTok"/>
-        </w:rPr>
-        <w:t xml:space="preserve">1</w:t>
-      </w:r>
-      <w:r>
-        <w:rPr>
-          <w:rStyle w:val="NormalTok"/>
-        </w:rPr>
-        <w:t xml:space="preserve">, </w:t>
-      </w:r>
-      <w:r>
-        <w:rPr>
-          <w:rStyle w:val="DecValTok"/>
-        </w:rPr>
-        <w:t xml:space="preserve">88</w:t>
-      </w:r>
-      <w:r>
-        <w:rPr>
-          <w:rStyle w:val="NormalTok"/>
-        </w:rPr>
-        <w:t xml:space="preserve">, </w:t>
-      </w:r>
-      <w:r>
-        <w:rPr>
-          <w:rStyle w:val="DecValTok"/>
-        </w:rPr>
-        <w:t xml:space="preserve">23</w:t>
-      </w:r>
-      <w:r>
-        <w:rPr>
-          <w:rStyle w:val="NormalTok"/>
-        </w:rPr>
-        <w:t xml:space="preserve">, </w:t>
-      </w:r>
-      <w:r>
-        <w:rPr>
-          <w:rStyle w:val="DecValTok"/>
-        </w:rPr>
-        <w:t xml:space="preserve">99</w:t>
-      </w:r>
-      <w:r>
-        <w:rPr>
-          <w:rStyle w:val="NormalTok"/>
-        </w:rPr>
-        <w:t xml:space="preserve">]</w:t>
+        <w:t xml:space="preserve">[3, 9, 1, 7, 5]</w:t>
       </w:r>
     </w:p>
     <w:bookmarkEnd w:id="12"/>
@@ -742,7 +787,7 @@
         <w:tab/>
       </w:r>
       <w:r>
-        <w:t xml:space="preserve">Function choose_random_item</w:t>
+        <w:t xml:space="preserve">Function: choose_random_item</w:t>
       </w:r>
     </w:p>
     <w:p>
@@ -750,6 +795,12 @@
         <w:pStyle w:val="FirstParagraph"/>
       </w:pPr>
       <w:r>
+        <w:t xml:space="preserve">The function of</w:t>
+      </w:r>
+      <w:r>
+        <w:t xml:space="preserve"> </w:t>
+      </w:r>
+      <w:r>
         <w:rPr>
           <w:b/>
           <w:bCs/>
@@ -757,7 +808,10 @@
         <w:t xml:space="preserve">choose_random_item</w:t>
       </w:r>
       <w:r>
-        <w:t xml:space="preserve">: The function of choose_random_item is to choose a single random item from a non-empty sequence of strings.</w:t>
+        <w:t xml:space="preserve"> </w:t>
+      </w:r>
+      <w:r>
+        <w:t xml:space="preserve">is to choose and return a single random string from a non-empty list of strings.</w:t>
       </w:r>
     </w:p>
     <w:p>
@@ -790,7 +844,7 @@
         <w:t xml:space="preserve">items</w:t>
       </w:r>
       <w:r>
-        <w:t xml:space="preserve">: A list of strings to choose from.</w:t>
+        <w:t xml:space="preserve">: A list of strings from which a random item will be selected.</w:t>
       </w:r>
     </w:p>
     <w:p>
@@ -850,7 +904,7 @@
         <w:t xml:space="preserve">“items must not be empty”</w:t>
       </w:r>
       <w:r>
-        <w:t xml:space="preserve">. If the list is not empty, it uses the</w:t>
+        <w:t xml:space="preserve">. If the list is not empty, the function uses</w:t>
       </w:r>
       <w:r>
         <w:t xml:space="preserve"> </w:t>
@@ -865,7 +919,7 @@
         <w:t xml:space="preserve"> </w:t>
       </w:r>
       <w:r>
-        <w:t xml:space="preserve">method to select a single element uniformly at random from the</w:t>
+        <w:t xml:space="preserve">to select a single element uniformly at random from the</w:t>
       </w:r>
       <w:r>
         <w:t xml:space="preserve"> </w:t>
@@ -901,7 +955,7 @@
         <w:t xml:space="preserve"> </w:t>
       </w:r>
       <w:r>
-        <w:t xml:space="preserve">This function requires the input list</w:t>
+        <w:t xml:space="preserve">This function requires the</w:t>
       </w:r>
       <w:r>
         <w:t xml:space="preserve"> </w:t>
@@ -910,13 +964,13 @@
         <w:rPr>
           <w:rStyle w:val="VerbatimChar"/>
         </w:rPr>
-        <w:t xml:space="preserve">items</w:t>
+        <w:t xml:space="preserve">random</w:t>
       </w:r>
       <w:r>
         <w:t xml:space="preserve"> </w:t>
       </w:r>
       <w:r>
-        <w:t xml:space="preserve">to be non-empty. Passing an empty list will result in a</w:t>
+        <w:t xml:space="preserve">module to be imported. It will raise a</w:t>
       </w:r>
       <w:r>
         <w:t xml:space="preserve"> </w:t>
@@ -928,22 +982,10 @@
         <w:t xml:space="preserve">ValueError</w:t>
       </w:r>
       <w:r>
-        <w:t xml:space="preserve">. The function relies on the</w:t>
-      </w:r>
-      <w:r>
         <w:t xml:space="preserve"> </w:t>
       </w:r>
       <w:r>
-        <w:rPr>
-          <w:rStyle w:val="VerbatimChar"/>
-        </w:rPr>
-        <w:t xml:space="preserve">random</w:t>
-      </w:r>
-      <w:r>
-        <w:t xml:space="preserve"> </w:t>
-      </w:r>
-      <w:r>
-        <w:t xml:space="preserve">module, which must be imported for the code to execute successfully.</w:t>
+        <w:t xml:space="preserve">if an empty list is passed as an argument.</w:t>
       </w:r>
     </w:p>
     <w:p>
@@ -969,7 +1011,7 @@
         <w:rPr>
           <w:rStyle w:val="CommentTok"/>
         </w:rPr>
-        <w:t xml:space="preserve"># Given the input list ["apple", "banana", "cherry"]</w:t>
+        <w:t xml:space="preserve"># Given the input list: ['red', 'green', 'blue']</w:t>
       </w:r>
       <w:r>
         <w:br/>
@@ -978,7 +1020,7 @@
         <w:rPr>
           <w:rStyle w:val="CommentTok"/>
         </w:rPr>
-        <w:t xml:space="preserve"># A possible return value is:</w:t>
+        <w:t xml:space="preserve"># A possible return value could be:</w:t>
       </w:r>
       <w:r>
         <w:br/>
@@ -987,7 +1029,13 @@
         <w:rPr>
           <w:rStyle w:val="CommentTok"/>
         </w:rPr>
-        <w:t xml:space="preserve">"banana"</w:t>
+        <w:t xml:space="preserve">"green"</w:t>
+      </w:r>
+      <w:r>
+        <w:rPr>
+          <w:rStyle w:val="NormalTok"/>
+        </w:rPr>
+        <w:t xml:space="preserve"> </w:t>
       </w:r>
     </w:p>
     <w:bookmarkEnd w:id="14"/>
@@ -1025,7 +1073,7 @@
         <w:tab/>
       </w:r>
       <w:r>
-        <w:t xml:space="preserve">Function shuffle_copy</w:t>
+        <w:t xml:space="preserve">Function: shuffle_copy</w:t>
       </w:r>
     </w:p>
     <w:p>
@@ -1033,6 +1081,12 @@
         <w:pStyle w:val="FirstParagraph"/>
       </w:pPr>
       <w:r>
+        <w:t xml:space="preserve">The function of</w:t>
+      </w:r>
+      <w:r>
+        <w:t xml:space="preserve"> </w:t>
+      </w:r>
+      <w:r>
         <w:rPr>
           <w:b/>
           <w:bCs/>
@@ -1040,7 +1094,10 @@
         <w:t xml:space="preserve">shuffle_copy</w:t>
       </w:r>
       <w:r>
-        <w:t xml:space="preserve">: The function of shuffle_copy is to return a new, randomly shuffled copy of a given list of integers without altering the original list.</w:t>
+        <w:t xml:space="preserve"> </w:t>
+      </w:r>
+      <w:r>
+        <w:t xml:space="preserve">is to return a new list containing the elements of the input list in a randomized order, without altering the original list.</w:t>
       </w:r>
     </w:p>
     <w:p>
@@ -1061,7 +1118,19 @@
         <w:t xml:space="preserve"> </w:t>
       </w:r>
       <w:r>
-        <w:t xml:space="preserve">· items: A list of integers that will be copied and shuffled.</w:t>
+        <w:t xml:space="preserve">·</w:t>
+      </w:r>
+      <w:r>
+        <w:t xml:space="preserve"> </w:t>
+      </w:r>
+      <w:r>
+        <w:rPr>
+          <w:rStyle w:val="VerbatimChar"/>
+        </w:rPr>
+        <w:t xml:space="preserve">items</w:t>
+      </w:r>
+      <w:r>
+        <w:t xml:space="preserve">: A list of integers that will be copied and shuffled.</w:t>
       </w:r>
     </w:p>
     <w:p>
@@ -1097,7 +1166,7 @@
         <w:t xml:space="preserve"> </w:t>
       </w:r>
       <w:r>
-        <w:t xml:space="preserve">and storing it in a new variable named</w:t>
+        <w:t xml:space="preserve">and assigning it to a new variable named</w:t>
       </w:r>
       <w:r>
         <w:t xml:space="preserve"> </w:t>
@@ -1109,7 +1178,7 @@
         <w:t xml:space="preserve">copy</w:t>
       </w:r>
       <w:r>
-        <w:t xml:space="preserve">. It then uses the</w:t>
+        <w:t xml:space="preserve">. This is done to prevent modification of the original list. It then uses the</w:t>
       </w:r>
       <w:r>
         <w:t xml:space="preserve"> </w:t>
@@ -1124,7 +1193,7 @@
         <w:t xml:space="preserve"> </w:t>
       </w:r>
       <w:r>
-        <w:t xml:space="preserve">method to shuffle the elements of the</w:t>
+        <w:t xml:space="preserve">method to rearrange the elements of the</w:t>
       </w:r>
       <w:r>
         <w:t xml:space="preserve"> </w:t>
@@ -1139,22 +1208,7 @@
         <w:t xml:space="preserve"> </w:t>
       </w:r>
       <w:r>
-        <w:t xml:space="preserve">list in place. The original</w:t>
-      </w:r>
-      <w:r>
-        <w:t xml:space="preserve"> </w:t>
-      </w:r>
-      <w:r>
-        <w:rPr>
-          <w:rStyle w:val="VerbatimChar"/>
-        </w:rPr>
-        <w:t xml:space="preserve">items</w:t>
-      </w:r>
-      <w:r>
-        <w:t xml:space="preserve"> </w:t>
-      </w:r>
-      <w:r>
-        <w:t xml:space="preserve">list remains unchanged. Finally, the function returns the shuffled</w:t>
+        <w:t xml:space="preserve">list into a random order in-place. Finally, the function returns the shuffled</w:t>
       </w:r>
       <w:r>
         <w:t xml:space="preserve"> </w:t>
@@ -1166,7 +1220,10 @@
         <w:t xml:space="preserve">copy</w:t>
       </w:r>
       <w:r>
-        <w:t xml:space="preserve">.</w:t>
+        <w:t xml:space="preserve"> </w:t>
+      </w:r>
+      <w:r>
+        <w:t xml:space="preserve">list.</w:t>
       </w:r>
     </w:p>
     <w:p>
@@ -1202,7 +1259,22 @@
         <w:t xml:space="preserve"> </w:t>
       </w:r>
       <w:r>
-        <w:t xml:space="preserve">module to be imported. It is designed to be non-mutating, meaning the original list passed as an argument is not modified.</w:t>
+        <w:t xml:space="preserve">module to be imported to work correctly. The original</w:t>
+      </w:r>
+      <w:r>
+        <w:t xml:space="preserve"> </w:t>
+      </w:r>
+      <w:r>
+        <w:rPr>
+          <w:rStyle w:val="VerbatimChar"/>
+        </w:rPr>
+        <w:t xml:space="preserve">items</w:t>
+      </w:r>
+      <w:r>
+        <w:t xml:space="preserve"> </w:t>
+      </w:r>
+      <w:r>
+        <w:t xml:space="preserve">list passed to the function will remain unchanged.</w:t>
       </w:r>
     </w:p>
     <w:p>
@@ -1228,7 +1300,16 @@
         <w:rPr>
           <w:rStyle w:val="CommentTok"/>
         </w:rPr>
-        <w:t xml:space="preserve"># Given an input list:</w:t>
+        <w:t xml:space="preserve"># Given an input list like [1, 2, 3, 4, 5]</w:t>
+      </w:r>
+      <w:r>
+        <w:br/>
+      </w:r>
+      <w:r>
+        <w:rPr>
+          <w:rStyle w:val="CommentTok"/>
+        </w:rPr>
+        <w:t xml:space="preserve"># A possible return value could be:</w:t>
       </w:r>
       <w:r>
         <w:br/>
@@ -1243,7 +1324,7 @@
         <w:rPr>
           <w:rStyle w:val="DecValTok"/>
         </w:rPr>
-        <w:t xml:space="preserve">1</w:t>
+        <w:t xml:space="preserve">3</w:t>
       </w:r>
       <w:r>
         <w:rPr>
@@ -1255,7 +1336,7 @@
         <w:rPr>
           <w:rStyle w:val="DecValTok"/>
         </w:rPr>
-        <w:t xml:space="preserve">8</w:t>
+        <w:t xml:space="preserve">5</w:t>
       </w:r>
       <w:r>
         <w:rPr>
@@ -1267,7 +1348,7 @@
         <w:rPr>
           <w:rStyle w:val="DecValTok"/>
         </w:rPr>
-        <w:t xml:space="preserve">2</w:t>
+        <w:t xml:space="preserve">1</w:t>
       </w:r>
       <w:r>
         <w:rPr>
@@ -1279,40 +1360,7 @@
         <w:rPr>
           <w:rStyle w:val="DecValTok"/>
         </w:rPr>
-        <w:t xml:space="preserve">7</w:t>
-      </w:r>
-      <w:r>
-        <w:rPr>
-          <w:rStyle w:val="NormalTok"/>
-        </w:rPr>
-        <w:t xml:space="preserve">]</w:t>
-      </w:r>
-      <w:r>
-        <w:br/>
-      </w:r>
-      <w:r>
-        <w:br/>
-      </w:r>
-      <w:r>
-        <w:rPr>
-          <w:rStyle w:val="CommentTok"/>
-        </w:rPr>
-        <w:t xml:space="preserve"># A possible return value could be:</w:t>
-      </w:r>
-      <w:r>
-        <w:br/>
-      </w:r>
-      <w:r>
-        <w:rPr>
-          <w:rStyle w:val="NormalTok"/>
-        </w:rPr>
-        <w:t xml:space="preserve">[</w:t>
-      </w:r>
-      <w:r>
-        <w:rPr>
-          <w:rStyle w:val="DecValTok"/>
-        </w:rPr>
-        <w:t xml:space="preserve">7</w:t>
+        <w:t xml:space="preserve">4</w:t>
       </w:r>
       <w:r>
         <w:rPr>
@@ -1324,37 +1372,13 @@
         <w:rPr>
           <w:rStyle w:val="DecValTok"/>
         </w:rPr>
-        <w:t xml:space="preserve">1</w:t>
+        <w:t xml:space="preserve">2</w:t>
       </w:r>
       <w:r>
         <w:rPr>
           <w:rStyle w:val="NormalTok"/>
         </w:rPr>
-        <w:t xml:space="preserve">, </w:t>
-      </w:r>
-      <w:r>
-        <w:rPr>
-          <w:rStyle w:val="DecValTok"/>
-        </w:rPr>
-        <w:t xml:space="preserve">8</w:t>
-      </w:r>
-      <w:r>
-        <w:rPr>
-          <w:rStyle w:val="NormalTok"/>
-        </w:rPr>
-        <w:t xml:space="preserve">, </w:t>
-      </w:r>
-      <w:r>
-        <w:rPr>
-          <w:rStyle w:val="DecValTok"/>
-        </w:rPr>
-        <w:t xml:space="preserve">2</w:t>
-      </w:r>
-      <w:r>
-        <w:rPr>
-          <w:rStyle w:val="NormalTok"/>
-        </w:rPr>
-        <w:t xml:space="preserve">]</w:t>
+        <w:t xml:space="preserve">] </w:t>
       </w:r>
     </w:p>
     <w:bookmarkEnd w:id="16"/>

--- a/random_module_one.docx
+++ b/random_module_one.docx
@@ -46,23 +46,205 @@
         <w:t xml:space="preserve">FunctionDef num(a, b)</w:t>
       </w:r>
     </w:p>
-    <w:bookmarkEnd w:id="9"/>
-    <w:bookmarkStart w:id="10" w:name="function-num"/>
     <w:p>
       <w:pPr>
-        <w:pStyle w:val="Heading2"/>
+        <w:pStyle w:val="FirstParagraph"/>
       </w:pPr>
       <w:r>
-        <w:rPr>
-          <w:rStyle w:val="SectionNumber"/>
-        </w:rPr>
-        <w:t xml:space="preserve">2</w:t>
-      </w:r>
-      <w:r>
-        <w:tab/>
-      </w:r>
-      <w:r>
-        <w:t xml:space="preserve">Function: num</w:t>
+        <w:t xml:space="preserve">Function - num:</w:t>
+      </w:r>
+    </w:p>
+    <w:p>
+      <w:pPr>
+        <w:pStyle w:val="BodyText"/>
+      </w:pPr>
+      <w:r>
+        <w:t xml:space="preserve">Purpose:</w:t>
+      </w:r>
+      <w:r>
+        <w:t xml:space="preserve"> </w:t>
+      </w:r>
+      <w:r>
+        <w:t xml:space="preserve">Calculates and returns the sum of two input values.</w:t>
+      </w:r>
+    </w:p>
+    <w:p>
+      <w:pPr>
+        <w:pStyle w:val="BodyText"/>
+      </w:pPr>
+      <w:r>
+        <w:t xml:space="preserve">Parameters:</w:t>
+      </w:r>
+      <w:r>
+        <w:t xml:space="preserve"> </w:t>
+      </w:r>
+      <w:r>
+        <w:t xml:space="preserve">• a: The first value to be used in the addition. This can be any data type that supports the addition operator (</w:t>
+      </w:r>
+      <w:r>
+        <w:rPr>
+          <w:rStyle w:val="VerbatimChar"/>
+        </w:rPr>
+        <w:t xml:space="preserve">+</w:t>
+      </w:r>
+      <w:r>
+        <w:t xml:space="preserve">), such as an integer, float, or string.</w:t>
+      </w:r>
+      <w:r>
+        <w:t xml:space="preserve"> </w:t>
+      </w:r>
+      <w:r>
+        <w:t xml:space="preserve">• b: The second value to be used in the addition. It should be of a type compatible with parameter</w:t>
+      </w:r>
+      <w:r>
+        <w:t xml:space="preserve"> </w:t>
+      </w:r>
+      <w:r>
+        <w:t xml:space="preserve">‘a’</w:t>
+      </w:r>
+      <w:r>
+        <w:t xml:space="preserve"> </w:t>
+      </w:r>
+      <w:r>
+        <w:t xml:space="preserve">for the addition operation to succeed.</w:t>
+      </w:r>
+    </w:p>
+    <w:p>
+      <w:pPr>
+        <w:pStyle w:val="BodyText"/>
+      </w:pPr>
+      <w:r>
+        <w:t xml:space="preserve">Detailed Description:</w:t>
+      </w:r>
+      <w:r>
+        <w:t xml:space="preserve"> </w:t>
+      </w:r>
+      <w:r>
+        <w:t xml:space="preserve">This function takes two arguments,</w:t>
+      </w:r>
+      <w:r>
+        <w:t xml:space="preserve"> </w:t>
+      </w:r>
+      <w:r>
+        <w:rPr>
+          <w:rStyle w:val="VerbatimChar"/>
+        </w:rPr>
+        <w:t xml:space="preserve">a</w:t>
+      </w:r>
+      <w:r>
+        <w:t xml:space="preserve"> </w:t>
+      </w:r>
+      <w:r>
+        <w:t xml:space="preserve">and</w:t>
+      </w:r>
+      <w:r>
+        <w:t xml:space="preserve"> </w:t>
+      </w:r>
+      <w:r>
+        <w:rPr>
+          <w:rStyle w:val="VerbatimChar"/>
+        </w:rPr>
+        <w:t xml:space="preserve">b</w:t>
+      </w:r>
+      <w:r>
+        <w:t xml:space="preserve">, and performs an addition operation on them using Python’s</w:t>
+      </w:r>
+      <w:r>
+        <w:t xml:space="preserve"> </w:t>
+      </w:r>
+      <w:r>
+        <w:rPr>
+          <w:rStyle w:val="VerbatimChar"/>
+        </w:rPr>
+        <w:t xml:space="preserve">+</w:t>
+      </w:r>
+      <w:r>
+        <w:t xml:space="preserve"> </w:t>
+      </w:r>
+      <w:r>
+        <w:t xml:space="preserve">operator. The function directly returns the result of this operation. The specific behavior of the addition depends on the data types of the input arguments; for numeric types, it performs arithmetic addition, and for sequence types like strings or lists, it performs concatenation.</w:t>
+      </w:r>
+    </w:p>
+    <w:p>
+      <w:pPr>
+        <w:pStyle w:val="BodyText"/>
+      </w:pPr>
+      <w:r>
+        <w:t xml:space="preserve">Important Notes:</w:t>
+      </w:r>
+      <w:r>
+        <w:t xml:space="preserve"> </w:t>
+      </w:r>
+      <w:r>
+        <w:t xml:space="preserve">• The function does not perform any type checking or validation on the input parameters.</w:t>
+      </w:r>
+      <w:r>
+        <w:t xml:space="preserve"> </w:t>
+      </w:r>
+      <w:r>
+        <w:t xml:space="preserve">• If the provided arguments are of incompatible types for the</w:t>
+      </w:r>
+      <w:r>
+        <w:t xml:space="preserve"> </w:t>
+      </w:r>
+      <w:r>
+        <w:rPr>
+          <w:rStyle w:val="VerbatimChar"/>
+        </w:rPr>
+        <w:t xml:space="preserve">+</w:t>
+      </w:r>
+      <w:r>
+        <w:t xml:space="preserve"> </w:t>
+      </w:r>
+      <w:r>
+        <w:t xml:space="preserve">operator (e.g., an integer and a string), a</w:t>
+      </w:r>
+      <w:r>
+        <w:t xml:space="preserve"> </w:t>
+      </w:r>
+      <w:r>
+        <w:rPr>
+          <w:rStyle w:val="VerbatimChar"/>
+        </w:rPr>
+        <w:t xml:space="preserve">TypeError</w:t>
+      </w:r>
+      <w:r>
+        <w:t xml:space="preserve"> </w:t>
+      </w:r>
+      <w:r>
+        <w:t xml:space="preserve">will be raised at runtime.</w:t>
+      </w:r>
+      <w:r>
+        <w:t xml:space="preserve"> </w:t>
+      </w:r>
+      <w:r>
+        <w:t xml:space="preserve">• The caller is responsible for ensuring that the two arguments are compatible for addition.</w:t>
+      </w:r>
+    </w:p>
+    <w:p>
+      <w:pPr>
+        <w:pStyle w:val="BodyText"/>
+      </w:pPr>
+      <w:r>
+        <w:rPr>
+          <w:b/>
+          <w:bCs/>
+        </w:rPr>
+        <w:t xml:space="preserve">Output Example</w:t>
+      </w:r>
+      <w:r>
+        <w:t xml:space="preserve">:</w:t>
+      </w:r>
+    </w:p>
+    <w:p>
+      <w:pPr>
+        <w:pStyle w:val="SourceCode"/>
+      </w:pPr>
+      <w:r>
+        <w:rPr>
+          <w:rStyle w:val="VerbatimChar"/>
+        </w:rPr>
+        <w:t xml:space="preserve">5</w:t>
       </w:r>
     </w:p>
     <w:p>
@@ -70,23 +252,276 @@
         <w:pStyle w:val="FirstParagraph"/>
       </w:pPr>
       <w:r>
-        <w:t xml:space="preserve">The function of</w:t>
-      </w:r>
-      <w:r>
-        <w:t xml:space="preserve"> </w:t>
-      </w:r>
-      <w:r>
-        <w:rPr>
-          <w:b/>
-          <w:bCs/>
-        </w:rPr>
-        <w:t xml:space="preserve">num</w:t>
-      </w:r>
-      <w:r>
-        <w:t xml:space="preserve"> </w:t>
-      </w:r>
-      <w:r>
-        <w:t xml:space="preserve">is to calculate and return the sum of two input values.</w:t>
+        <w:t xml:space="preserve">Usage Example:</w:t>
+      </w:r>
+    </w:p>
+    <w:p>
+      <w:pPr>
+        <w:pStyle w:val="SourceCode"/>
+      </w:pPr>
+      <w:r>
+        <w:rPr>
+          <w:rStyle w:val="CommentTok"/>
+        </w:rPr>
+        <w:t xml:space="preserve"># Example 1: Adding two integers</w:t>
+      </w:r>
+      <w:r>
+        <w:br/>
+      </w:r>
+      <w:r>
+        <w:rPr>
+          <w:rStyle w:val="NormalTok"/>
+        </w:rPr>
+        <w:t xml:space="preserve">sum_integers </w:t>
+      </w:r>
+      <w:r>
+        <w:rPr>
+          <w:rStyle w:val="OperatorTok"/>
+        </w:rPr>
+        <w:t xml:space="preserve">=</w:t>
+      </w:r>
+      <w:r>
+        <w:rPr>
+          <w:rStyle w:val="NormalTok"/>
+        </w:rPr>
+        <w:t xml:space="preserve"> num(</w:t>
+      </w:r>
+      <w:r>
+        <w:rPr>
+          <w:rStyle w:val="DecValTok"/>
+        </w:rPr>
+        <w:t xml:space="preserve">10</w:t>
+      </w:r>
+      <w:r>
+        <w:rPr>
+          <w:rStyle w:val="NormalTok"/>
+        </w:rPr>
+        <w:t xml:space="preserve">, </w:t>
+      </w:r>
+      <w:r>
+        <w:rPr>
+          <w:rStyle w:val="DecValTok"/>
+        </w:rPr>
+        <w:t xml:space="preserve">5</w:t>
+      </w:r>
+      <w:r>
+        <w:rPr>
+          <w:rStyle w:val="NormalTok"/>
+        </w:rPr>
+        <w:t xml:space="preserve">)</w:t>
+      </w:r>
+      <w:r>
+        <w:br/>
+      </w:r>
+      <w:r>
+        <w:rPr>
+          <w:rStyle w:val="BuiltInTok"/>
+        </w:rPr>
+        <w:t xml:space="preserve">print</w:t>
+      </w:r>
+      <w:r>
+        <w:rPr>
+          <w:rStyle w:val="NormalTok"/>
+        </w:rPr>
+        <w:t xml:space="preserve">(sum_integers)</w:t>
+      </w:r>
+      <w:r>
+        <w:br/>
+      </w:r>
+      <w:r>
+        <w:rPr>
+          <w:rStyle w:val="CommentTok"/>
+        </w:rPr>
+        <w:t xml:space="preserve"># Output: 15</w:t>
+      </w:r>
+      <w:r>
+        <w:br/>
+      </w:r>
+      <w:r>
+        <w:br/>
+      </w:r>
+      <w:r>
+        <w:rPr>
+          <w:rStyle w:val="CommentTok"/>
+        </w:rPr>
+        <w:t xml:space="preserve"># Example 2: Adding two floating-point numbers</w:t>
+      </w:r>
+      <w:r>
+        <w:br/>
+      </w:r>
+      <w:r>
+        <w:rPr>
+          <w:rStyle w:val="NormalTok"/>
+        </w:rPr>
+        <w:t xml:space="preserve">sum_floats </w:t>
+      </w:r>
+      <w:r>
+        <w:rPr>
+          <w:rStyle w:val="OperatorTok"/>
+        </w:rPr>
+        <w:t xml:space="preserve">=</w:t>
+      </w:r>
+      <w:r>
+        <w:rPr>
+          <w:rStyle w:val="NormalTok"/>
+        </w:rPr>
+        <w:t xml:space="preserve"> num(</w:t>
+      </w:r>
+      <w:r>
+        <w:rPr>
+          <w:rStyle w:val="FloatTok"/>
+        </w:rPr>
+        <w:t xml:space="preserve">7.5</w:t>
+      </w:r>
+      <w:r>
+        <w:rPr>
+          <w:rStyle w:val="NormalTok"/>
+        </w:rPr>
+        <w:t xml:space="preserve">, </w:t>
+      </w:r>
+      <w:r>
+        <w:rPr>
+          <w:rStyle w:val="FloatTok"/>
+        </w:rPr>
+        <w:t xml:space="preserve">2.5</w:t>
+      </w:r>
+      <w:r>
+        <w:rPr>
+          <w:rStyle w:val="NormalTok"/>
+        </w:rPr>
+        <w:t xml:space="preserve">)</w:t>
+      </w:r>
+      <w:r>
+        <w:br/>
+      </w:r>
+      <w:r>
+        <w:rPr>
+          <w:rStyle w:val="BuiltInTok"/>
+        </w:rPr>
+        <w:t xml:space="preserve">print</w:t>
+      </w:r>
+      <w:r>
+        <w:rPr>
+          <w:rStyle w:val="NormalTok"/>
+        </w:rPr>
+        <w:t xml:space="preserve">(sum_floats)</w:t>
+      </w:r>
+      <w:r>
+        <w:br/>
+      </w:r>
+      <w:r>
+        <w:rPr>
+          <w:rStyle w:val="CommentTok"/>
+        </w:rPr>
+        <w:t xml:space="preserve"># Output: 10.0</w:t>
+      </w:r>
+      <w:r>
+        <w:br/>
+      </w:r>
+      <w:r>
+        <w:br/>
+      </w:r>
+      <w:r>
+        <w:rPr>
+          <w:rStyle w:val="CommentTok"/>
+        </w:rPr>
+        <w:t xml:space="preserve"># Example 3: Concatenating two strings</w:t>
+      </w:r>
+      <w:r>
+        <w:br/>
+      </w:r>
+      <w:r>
+        <w:rPr>
+          <w:rStyle w:val="NormalTok"/>
+        </w:rPr>
+        <w:t xml:space="preserve">concatenated_string </w:t>
+      </w:r>
+      <w:r>
+        <w:rPr>
+          <w:rStyle w:val="OperatorTok"/>
+        </w:rPr>
+        <w:t xml:space="preserve">=</w:t>
+      </w:r>
+      <w:r>
+        <w:rPr>
+          <w:rStyle w:val="NormalTok"/>
+        </w:rPr>
+        <w:t xml:space="preserve"> num(</w:t>
+      </w:r>
+      <w:r>
+        <w:rPr>
+          <w:rStyle w:val="StringTok"/>
+        </w:rPr>
+        <w:t xml:space="preserve">"hello"</w:t>
+      </w:r>
+      <w:r>
+        <w:rPr>
+          <w:rStyle w:val="NormalTok"/>
+        </w:rPr>
+        <w:t xml:space="preserve">, </w:t>
+      </w:r>
+      <w:r>
+        <w:rPr>
+          <w:rStyle w:val="StringTok"/>
+        </w:rPr>
+        <w:t xml:space="preserve">" world"</w:t>
+      </w:r>
+      <w:r>
+        <w:rPr>
+          <w:rStyle w:val="NormalTok"/>
+        </w:rPr>
+        <w:t xml:space="preserve">)</w:t>
+      </w:r>
+      <w:r>
+        <w:br/>
+      </w:r>
+      <w:r>
+        <w:rPr>
+          <w:rStyle w:val="BuiltInTok"/>
+        </w:rPr>
+        <w:t xml:space="preserve">print</w:t>
+      </w:r>
+      <w:r>
+        <w:rPr>
+          <w:rStyle w:val="NormalTok"/>
+        </w:rPr>
+        <w:t xml:space="preserve">(concatenated_string)</w:t>
+      </w:r>
+      <w:r>
+        <w:br/>
+      </w:r>
+      <w:r>
+        <w:rPr>
+          <w:rStyle w:val="CommentTok"/>
+        </w:rPr>
+        <w:t xml:space="preserve"># Output: "hello world"</w:t>
+      </w:r>
+    </w:p>
+    <w:bookmarkEnd w:id="9"/>
+    <w:bookmarkStart w:id="10" w:name="Xce3f2a217a6402473c0e9058130964f6aa7923f"/>
+    <w:p>
+      <w:pPr>
+        <w:pStyle w:val="Heading2"/>
+      </w:pPr>
+      <w:r>
+        <w:rPr>
+          <w:rStyle w:val="SectionNumber"/>
+        </w:rPr>
+        <w:t xml:space="preserve">2</w:t>
+      </w:r>
+      <w:r>
+        <w:tab/>
+      </w:r>
+      <w:r>
+        <w:t xml:space="preserve">FunctionDef generate_random_integers(count, start, end)</w:t>
+      </w:r>
+    </w:p>
+    <w:p>
+      <w:pPr>
+        <w:pStyle w:val="FirstParagraph"/>
+      </w:pPr>
+      <w:r>
+        <w:t xml:space="preserve">Function - generate_random_integers:</w:t>
       </w:r>
     </w:p>
     <w:p>
@@ -94,26 +529,13 @@
         <w:pStyle w:val="BodyText"/>
       </w:pPr>
       <w:r>
-        <w:rPr>
-          <w:b/>
-          <w:bCs/>
-        </w:rPr>
-        <w:t xml:space="preserve">parameters</w:t>
-      </w:r>
-      <w:r>
-        <w:t xml:space="preserve">: The parameters of this Function.</w:t>
+        <w:t xml:space="preserve">Purpose:</w:t>
       </w:r>
       <w:r>
         <w:t xml:space="preserve"> </w:t>
       </w:r>
       <w:r>
-        <w:t xml:space="preserve">· a: The first value to be used in the addition.</w:t>
-      </w:r>
-      <w:r>
-        <w:t xml:space="preserve"> </w:t>
-      </w:r>
-      <w:r>
-        <w:t xml:space="preserve">· b: The second value to be used in the addition.</w:t>
+        <w:t xml:space="preserve">Generates and returns a list of a specified number of pseudo-random integers within an inclusive range.</w:t>
       </w:r>
     </w:p>
     <w:p>
@@ -121,35 +543,37 @@
         <w:pStyle w:val="BodyText"/>
       </w:pPr>
       <w:r>
-        <w:rPr>
-          <w:b/>
-          <w:bCs/>
-        </w:rPr>
-        <w:t xml:space="preserve">Code Description</w:t>
-      </w:r>
-      <w:r>
-        <w:t xml:space="preserve">:</w:t>
+        <w:t xml:space="preserve">Parameters:</w:t>
       </w:r>
       <w:r>
         <w:t xml:space="preserve"> </w:t>
       </w:r>
       <w:r>
-        <w:t xml:space="preserve">The function</w:t>
+        <w:t xml:space="preserve">• count (int): The total number of integers to generate and include in the output list.</w:t>
       </w:r>
       <w:r>
         <w:t xml:space="preserve"> </w:t>
       </w:r>
       <w:r>
+        <w:t xml:space="preserve">• start (int): The inclusive lower bound for the random number generation. The default value is</w:t>
+      </w:r>
+      <w:r>
+        <w:t xml:space="preserve"> </w:t>
+      </w:r>
+      <w:r>
         <w:rPr>
           <w:rStyle w:val="VerbatimChar"/>
         </w:rPr>
-        <w:t xml:space="preserve">num</w:t>
+        <w:t xml:space="preserve">0</w:t>
+      </w:r>
+      <w:r>
+        <w:t xml:space="preserve">.</w:t>
       </w:r>
       <w:r>
         <w:t xml:space="preserve"> </w:t>
       </w:r>
       <w:r>
-        <w:t xml:space="preserve">is defined to accept two arguments,</w:t>
+        <w:t xml:space="preserve">• end (int): The inclusive upper bound for the random number generation. The default value is</w:t>
       </w:r>
       <w:r>
         <w:t xml:space="preserve"> </w:t>
@@ -158,70 +582,10 @@
         <w:rPr>
           <w:rStyle w:val="VerbatimChar"/>
         </w:rPr>
-        <w:t xml:space="preserve">a</w:t>
-      </w:r>
-      <w:r>
-        <w:t xml:space="preserve"> </w:t>
-      </w:r>
-      <w:r>
-        <w:t xml:space="preserve">and</w:t>
-      </w:r>
-      <w:r>
-        <w:t xml:space="preserve"> </w:t>
-      </w:r>
-      <w:r>
-        <w:rPr>
-          <w:rStyle w:val="VerbatimChar"/>
-        </w:rPr>
-        <w:t xml:space="preserve">b</w:t>
-      </w:r>
-      <w:r>
-        <w:t xml:space="preserve">. It performs a single operation: adding</w:t>
-      </w:r>
-      <w:r>
-        <w:t xml:space="preserve"> </w:t>
-      </w:r>
-      <w:r>
-        <w:rPr>
-          <w:rStyle w:val="VerbatimChar"/>
-        </w:rPr>
-        <w:t xml:space="preserve">a</w:t>
-      </w:r>
-      <w:r>
-        <w:t xml:space="preserve"> </w:t>
-      </w:r>
-      <w:r>
-        <w:t xml:space="preserve">and</w:t>
-      </w:r>
-      <w:r>
-        <w:t xml:space="preserve"> </w:t>
-      </w:r>
-      <w:r>
-        <w:rPr>
-          <w:rStyle w:val="VerbatimChar"/>
-        </w:rPr>
-        <w:t xml:space="preserve">b</w:t>
-      </w:r>
-      <w:r>
-        <w:t xml:space="preserve"> </w:t>
-      </w:r>
-      <w:r>
-        <w:t xml:space="preserve">together using the</w:t>
-      </w:r>
-      <w:r>
-        <w:t xml:space="preserve"> </w:t>
-      </w:r>
-      <w:r>
-        <w:rPr>
-          <w:rStyle w:val="VerbatimChar"/>
-        </w:rPr>
-        <w:t xml:space="preserve">+</w:t>
-      </w:r>
-      <w:r>
-        <w:t xml:space="preserve"> </w:t>
-      </w:r>
-      <w:r>
-        <w:t xml:space="preserve">operator. The result of this addition is then immediately returned by the function.</w:t>
+        <w:t xml:space="preserve">100</w:t>
+      </w:r>
+      <w:r>
+        <w:t xml:space="preserve">.</w:t>
       </w:r>
     </w:p>
     <w:p>
@@ -229,44 +593,58 @@
         <w:pStyle w:val="BodyText"/>
       </w:pPr>
       <w:r>
-        <w:rPr>
-          <w:b/>
-          <w:bCs/>
-        </w:rPr>
-        <w:t xml:space="preserve">Note</w:t>
-      </w:r>
-      <w:r>
-        <w:t xml:space="preserve">:</w:t>
+        <w:t xml:space="preserve">Detailed Description:</w:t>
       </w:r>
       <w:r>
         <w:t xml:space="preserve"> </w:t>
       </w:r>
       <w:r>
-        <w:t xml:space="preserve">This function will work with any two types that support the addition (</w:t>
+        <w:t xml:space="preserve">This function produces a list of pseudo-random integers based on the provided arguments. The process begins by validating the</w:t>
+      </w:r>
+      <w:r>
+        <w:t xml:space="preserve"> </w:t>
       </w:r>
       <w:r>
         <w:rPr>
           <w:rStyle w:val="VerbatimChar"/>
         </w:rPr>
-        <w:t xml:space="preserve">+</w:t>
-      </w:r>
-      <w:r>
-        <w:t xml:space="preserve">) operator, such as integers, floats, or strings (for concatenation). If incompatible types are provided, a</w:t>
+        <w:t xml:space="preserve">count</w:t>
       </w:r>
       <w:r>
         <w:t xml:space="preserve"> </w:t>
       </w:r>
       <w:r>
+        <w:t xml:space="preserve">parameter. If</w:t>
+      </w:r>
+      <w:r>
+        <w:t xml:space="preserve"> </w:t>
+      </w:r>
+      <w:r>
         <w:rPr>
           <w:rStyle w:val="VerbatimChar"/>
         </w:rPr>
-        <w:t xml:space="preserve">TypeError</w:t>
+        <w:t xml:space="preserve">count</w:t>
       </w:r>
       <w:r>
         <w:t xml:space="preserve"> </w:t>
       </w:r>
       <w:r>
-        <w:t xml:space="preserve">will be raised.</w:t>
+        <w:t xml:space="preserve">is a negative number, the function immediately raises a</w:t>
+      </w:r>
+      <w:r>
+        <w:t xml:space="preserve"> </w:t>
+      </w:r>
+      <w:r>
+        <w:rPr>
+          <w:rStyle w:val="VerbatimChar"/>
+        </w:rPr>
+        <w:t xml:space="preserve">ValueError</w:t>
+      </w:r>
+      <w:r>
+        <w:t xml:space="preserve"> </w:t>
+      </w:r>
+      <w:r>
+        <w:t xml:space="preserve">to prevent an invalid operation.</w:t>
       </w:r>
     </w:p>
     <w:p>
@@ -274,11 +652,299 @@
         <w:pStyle w:val="BodyText"/>
       </w:pPr>
       <w:r>
+        <w:t xml:space="preserve">Next, the function checks if the</w:t>
+      </w:r>
+      <w:r>
+        <w:t xml:space="preserve"> </w:t>
+      </w:r>
+      <w:r>
+        <w:rPr>
+          <w:rStyle w:val="VerbatimChar"/>
+        </w:rPr>
+        <w:t xml:space="preserve">start</w:t>
+      </w:r>
+      <w:r>
+        <w:t xml:space="preserve"> </w:t>
+      </w:r>
+      <w:r>
+        <w:t xml:space="preserve">value is greater than the</w:t>
+      </w:r>
+      <w:r>
+        <w:t xml:space="preserve"> </w:t>
+      </w:r>
+      <w:r>
+        <w:rPr>
+          <w:rStyle w:val="VerbatimChar"/>
+        </w:rPr>
+        <w:t xml:space="preserve">end</w:t>
+      </w:r>
+      <w:r>
+        <w:t xml:space="preserve"> </w:t>
+      </w:r>
+      <w:r>
+        <w:t xml:space="preserve">value. If this condition is true, it swaps the two values to ensure that</w:t>
+      </w:r>
+      <w:r>
+        <w:t xml:space="preserve"> </w:t>
+      </w:r>
+      <w:r>
+        <w:rPr>
+          <w:rStyle w:val="VerbatimChar"/>
+        </w:rPr>
+        <w:t xml:space="preserve">start</w:t>
+      </w:r>
+      <w:r>
+        <w:t xml:space="preserve"> </w:t>
+      </w:r>
+      <w:r>
+        <w:t xml:space="preserve">is the lower bound and</w:t>
+      </w:r>
+      <w:r>
+        <w:t xml:space="preserve"> </w:t>
+      </w:r>
+      <w:r>
+        <w:rPr>
+          <w:rStyle w:val="VerbatimChar"/>
+        </w:rPr>
+        <w:t xml:space="preserve">end</w:t>
+      </w:r>
+      <w:r>
+        <w:t xml:space="preserve"> </w:t>
+      </w:r>
+      <w:r>
+        <w:t xml:space="preserve">is the upper bound, creating a valid range for the subsequent random number generation.</w:t>
+      </w:r>
+    </w:p>
+    <w:p>
+      <w:pPr>
+        <w:pStyle w:val="BodyText"/>
+      </w:pPr>
+      <w:r>
+        <w:t xml:space="preserve">Finally, the function uses a list comprehension to construct the output list. It iterates</w:t>
+      </w:r>
+      <w:r>
+        <w:t xml:space="preserve"> </w:t>
+      </w:r>
+      <w:r>
+        <w:rPr>
+          <w:rStyle w:val="VerbatimChar"/>
+        </w:rPr>
+        <w:t xml:space="preserve">count</w:t>
+      </w:r>
+      <w:r>
+        <w:t xml:space="preserve"> </w:t>
+      </w:r>
+      <w:r>
+        <w:t xml:space="preserve">times, and in each iteration, it calls</w:t>
+      </w:r>
+      <w:r>
+        <w:t xml:space="preserve"> </w:t>
+      </w:r>
+      <w:r>
+        <w:rPr>
+          <w:rStyle w:val="VerbatimChar"/>
+        </w:rPr>
+        <w:t xml:space="preserve">random.randint(start, end)</w:t>
+      </w:r>
+      <w:r>
+        <w:t xml:space="preserve"> </w:t>
+      </w:r>
+      <w:r>
+        <w:t xml:space="preserve">to generate a single integer that is uniformly sampled from the inclusive range</w:t>
+      </w:r>
+      <w:r>
+        <w:t xml:space="preserve"> </w:t>
+      </w:r>
+      <w:r>
+        <w:rPr>
+          <w:rStyle w:val="VerbatimChar"/>
+        </w:rPr>
+        <w:t xml:space="preserve">[start, end]</w:t>
+      </w:r>
+      <w:r>
+        <w:t xml:space="preserve">. These generated integers are collected into a list, which is then returned.</w:t>
+      </w:r>
+    </w:p>
+    <w:p>
+      <w:pPr>
+        <w:pStyle w:val="BodyText"/>
+      </w:pPr>
+      <w:r>
+        <w:t xml:space="preserve">Important Notes:</w:t>
+      </w:r>
+      <w:r>
+        <w:t xml:space="preserve"> </w:t>
+      </w:r>
+      <w:r>
+        <w:t xml:space="preserve">• This function requires the</w:t>
+      </w:r>
+      <w:r>
+        <w:t xml:space="preserve"> </w:t>
+      </w:r>
+      <w:r>
+        <w:rPr>
+          <w:rStyle w:val="VerbatimChar"/>
+        </w:rPr>
+        <w:t xml:space="preserve">random</w:t>
+      </w:r>
+      <w:r>
+        <w:t xml:space="preserve"> </w:t>
+      </w:r>
+      <w:r>
+        <w:t xml:space="preserve">module to be imported for the</w:t>
+      </w:r>
+      <w:r>
+        <w:t xml:space="preserve"> </w:t>
+      </w:r>
+      <w:r>
+        <w:rPr>
+          <w:rStyle w:val="VerbatimChar"/>
+        </w:rPr>
+        <w:t xml:space="preserve">random.randint</w:t>
+      </w:r>
+      <w:r>
+        <w:t xml:space="preserve"> </w:t>
+      </w:r>
+      <w:r>
+        <w:t xml:space="preserve">call to work.</w:t>
+      </w:r>
+      <w:r>
+        <w:t xml:space="preserve"> </w:t>
+      </w:r>
+      <w:r>
+        <w:t xml:space="preserve">• A</w:t>
+      </w:r>
+      <w:r>
+        <w:t xml:space="preserve"> </w:t>
+      </w:r>
+      <w:r>
+        <w:rPr>
+          <w:rStyle w:val="VerbatimChar"/>
+        </w:rPr>
+        <w:t xml:space="preserve">ValueError</w:t>
+      </w:r>
+      <w:r>
+        <w:t xml:space="preserve"> </w:t>
+      </w:r>
+      <w:r>
+        <w:t xml:space="preserve">will be raised if the</w:t>
+      </w:r>
+      <w:r>
+        <w:t xml:space="preserve"> </w:t>
+      </w:r>
+      <w:r>
+        <w:rPr>
+          <w:rStyle w:val="VerbatimChar"/>
+        </w:rPr>
+        <w:t xml:space="preserve">count</w:t>
+      </w:r>
+      <w:r>
+        <w:t xml:space="preserve"> </w:t>
+      </w:r>
+      <w:r>
+        <w:t xml:space="preserve">argument is less than zero.</w:t>
+      </w:r>
+      <w:r>
+        <w:t xml:space="preserve"> </w:t>
+      </w:r>
+      <w:r>
+        <w:t xml:space="preserve">• The function gracefully handles cases where the</w:t>
+      </w:r>
+      <w:r>
+        <w:t xml:space="preserve"> </w:t>
+      </w:r>
+      <w:r>
+        <w:rPr>
+          <w:rStyle w:val="VerbatimChar"/>
+        </w:rPr>
+        <w:t xml:space="preserve">start</w:t>
+      </w:r>
+      <w:r>
+        <w:t xml:space="preserve"> </w:t>
+      </w:r>
+      <w:r>
+        <w:t xml:space="preserve">parameter is greater than the</w:t>
+      </w:r>
+      <w:r>
+        <w:t xml:space="preserve"> </w:t>
+      </w:r>
+      <w:r>
+        <w:rPr>
+          <w:rStyle w:val="VerbatimChar"/>
+        </w:rPr>
+        <w:t xml:space="preserve">end</w:t>
+      </w:r>
+      <w:r>
+        <w:t xml:space="preserve"> </w:t>
+      </w:r>
+      <w:r>
+        <w:t xml:space="preserve">parameter by automatically swapping them.</w:t>
+      </w:r>
+      <w:r>
+        <w:t xml:space="preserve"> </w:t>
+      </w:r>
+      <w:r>
+        <w:t xml:space="preserve">• The range for random number generation is inclusive, meaning both the</w:t>
+      </w:r>
+      <w:r>
+        <w:t xml:space="preserve"> </w:t>
+      </w:r>
+      <w:r>
+        <w:rPr>
+          <w:rStyle w:val="VerbatimChar"/>
+        </w:rPr>
+        <w:t xml:space="preserve">start</w:t>
+      </w:r>
+      <w:r>
+        <w:t xml:space="preserve"> </w:t>
+      </w:r>
+      <w:r>
+        <w:t xml:space="preserve">and</w:t>
+      </w:r>
+      <w:r>
+        <w:t xml:space="preserve"> </w:t>
+      </w:r>
+      <w:r>
+        <w:rPr>
+          <w:rStyle w:val="VerbatimChar"/>
+        </w:rPr>
+        <w:t xml:space="preserve">end</w:t>
+      </w:r>
+      <w:r>
+        <w:t xml:space="preserve"> </w:t>
+      </w:r>
+      <w:r>
+        <w:t xml:space="preserve">values can appear in the returned list.</w:t>
+      </w:r>
+    </w:p>
+    <w:p>
+      <w:pPr>
+        <w:pStyle w:val="BodyText"/>
+      </w:pPr>
+      <w:r>
         <w:rPr>
           <w:b/>
           <w:bCs/>
         </w:rPr>
         <w:t xml:space="preserve">Output Example</w:t>
+      </w:r>
+      <w:r>
+        <w:t xml:space="preserve">:</w:t>
+      </w:r>
+      <w:r>
+        <w:t xml:space="preserve"> </w:t>
+      </w:r>
+      <w:r>
+        <w:t xml:space="preserve">A possible return value for</w:t>
+      </w:r>
+      <w:r>
+        <w:t xml:space="preserve"> </w:t>
+      </w:r>
+      <w:r>
+        <w:rPr>
+          <w:rStyle w:val="VerbatimChar"/>
+        </w:rPr>
+        <w:t xml:space="preserve">generate_random_integers(5, 1, 10)</w:t>
       </w:r>
       <w:r>
         <w:t xml:space="preserve">:</w:t>
@@ -290,56 +956,9 @@
       </w:pPr>
       <w:r>
         <w:rPr>
-          <w:rStyle w:val="CommentTok"/>
-        </w:rPr>
-        <w:t xml:space="preserve"># Calling num(2, 3) would return:</w:t>
-      </w:r>
-      <w:r>
-        <w:br/>
-      </w:r>
-      <w:r>
-        <w:rPr>
-          <w:rStyle w:val="DecValTok"/>
-        </w:rPr>
-        <w:t xml:space="preserve">5</w:t>
-      </w:r>
-    </w:p>
-    <w:bookmarkEnd w:id="10"/>
-    <w:bookmarkStart w:id="11" w:name="Xce3f2a217a6402473c0e9058130964f6aa7923f"/>
-    <w:p>
-      <w:pPr>
-        <w:pStyle w:val="Heading2"/>
-      </w:pPr>
-      <w:r>
-        <w:rPr>
-          <w:rStyle w:val="SectionNumber"/>
-        </w:rPr>
-        <w:t xml:space="preserve">3</w:t>
-      </w:r>
-      <w:r>
-        <w:tab/>
-      </w:r>
-      <w:r>
-        <w:t xml:space="preserve">FunctionDef generate_random_integers(count, start, end)</w:t>
-      </w:r>
-    </w:p>
-    <w:bookmarkEnd w:id="11"/>
-    <w:bookmarkStart w:id="12" w:name="function-generate_random_integers"/>
-    <w:p>
-      <w:pPr>
-        <w:pStyle w:val="Heading2"/>
-      </w:pPr>
-      <w:r>
-        <w:rPr>
-          <w:rStyle w:val="SectionNumber"/>
-        </w:rPr>
-        <w:t xml:space="preserve">4</w:t>
-      </w:r>
-      <w:r>
-        <w:tab/>
-      </w:r>
-      <w:r>
-        <w:t xml:space="preserve">Function: generate_random_integers</w:t>
+          <w:rStyle w:val="VerbatimChar"/>
+        </w:rPr>
+        <w:t xml:space="preserve">[7, 2, 10, 5, 3]</w:t>
       </w:r>
     </w:p>
     <w:p>
@@ -347,23 +966,876 @@
         <w:pStyle w:val="FirstParagraph"/>
       </w:pPr>
       <w:r>
-        <w:t xml:space="preserve">The function of</w:t>
-      </w:r>
-      <w:r>
+        <w:t xml:space="preserve">Usage Example:</w:t>
+      </w:r>
+    </w:p>
+    <w:p>
+      <w:pPr>
+        <w:pStyle w:val="SourceCode"/>
+      </w:pPr>
+      <w:r>
+        <w:rPr>
+          <w:rStyle w:val="ImportTok"/>
+        </w:rPr>
+        <w:t xml:space="preserve">import</w:t>
+      </w:r>
+      <w:r>
+        <w:rPr>
+          <w:rStyle w:val="NormalTok"/>
+        </w:rPr>
+        <w:t xml:space="preserve"> random</w:t>
+      </w:r>
+      <w:r>
+        <w:br/>
+      </w:r>
+      <w:r>
+        <w:rPr>
+          <w:rStyle w:val="ImportTok"/>
+        </w:rPr>
+        <w:t xml:space="preserve">from</w:t>
+      </w:r>
+      <w:r>
+        <w:rPr>
+          <w:rStyle w:val="NormalTok"/>
+        </w:rPr>
+        <w:t xml:space="preserve"> typing </w:t>
+      </w:r>
+      <w:r>
+        <w:rPr>
+          <w:rStyle w:val="ImportTok"/>
+        </w:rPr>
+        <w:t xml:space="preserve">import</w:t>
+      </w:r>
+      <w:r>
+        <w:rPr>
+          <w:rStyle w:val="NormalTok"/>
+        </w:rPr>
+        <w:t xml:space="preserve"> List</w:t>
+      </w:r>
+      <w:r>
+        <w:br/>
+      </w:r>
+      <w:r>
+        <w:br/>
+      </w:r>
+      <w:r>
+        <w:rPr>
+          <w:rStyle w:val="KeywordTok"/>
+        </w:rPr>
+        <w:t xml:space="preserve">def</w:t>
+      </w:r>
+      <w:r>
+        <w:rPr>
+          <w:rStyle w:val="NormalTok"/>
+        </w:rPr>
+        <w:t xml:space="preserve"> generate_random_integers(count: </w:t>
+      </w:r>
+      <w:r>
+        <w:rPr>
+          <w:rStyle w:val="BuiltInTok"/>
+        </w:rPr>
+        <w:t xml:space="preserve">int</w:t>
+      </w:r>
+      <w:r>
+        <w:rPr>
+          <w:rStyle w:val="NormalTok"/>
+        </w:rPr>
+        <w:t xml:space="preserve">, start: </w:t>
+      </w:r>
+      <w:r>
+        <w:rPr>
+          <w:rStyle w:val="BuiltInTok"/>
+        </w:rPr>
+        <w:t xml:space="preserve">int</w:t>
+      </w:r>
+      <w:r>
+        <w:rPr>
+          <w:rStyle w:val="NormalTok"/>
+        </w:rPr>
         <w:t xml:space="preserve"> </w:t>
       </w:r>
       <w:r>
         <w:rPr>
-          <w:b/>
-          <w:bCs/>
-        </w:rPr>
-        <w:t xml:space="preserve">generate_random_integers</w:t>
-      </w:r>
-      <w:r>
+          <w:rStyle w:val="OperatorTok"/>
+        </w:rPr>
+        <w:t xml:space="preserve">=</w:t>
+      </w:r>
+      <w:r>
+        <w:rPr>
+          <w:rStyle w:val="NormalTok"/>
+        </w:rPr>
         <w:t xml:space="preserve"> </w:t>
       </w:r>
       <w:r>
-        <w:t xml:space="preserve">is to return a list of a specified number of pseudo-random integers within a defined inclusive range.</w:t>
+        <w:rPr>
+          <w:rStyle w:val="DecValTok"/>
+        </w:rPr>
+        <w:t xml:space="preserve">0</w:t>
+      </w:r>
+      <w:r>
+        <w:rPr>
+          <w:rStyle w:val="NormalTok"/>
+        </w:rPr>
+        <w:t xml:space="preserve">, end: </w:t>
+      </w:r>
+      <w:r>
+        <w:rPr>
+          <w:rStyle w:val="BuiltInTok"/>
+        </w:rPr>
+        <w:t xml:space="preserve">int</w:t>
+      </w:r>
+      <w:r>
+        <w:rPr>
+          <w:rStyle w:val="NormalTok"/>
+        </w:rPr>
+        <w:t xml:space="preserve"> </w:t>
+      </w:r>
+      <w:r>
+        <w:rPr>
+          <w:rStyle w:val="OperatorTok"/>
+        </w:rPr>
+        <w:t xml:space="preserve">=</w:t>
+      </w:r>
+      <w:r>
+        <w:rPr>
+          <w:rStyle w:val="NormalTok"/>
+        </w:rPr>
+        <w:t xml:space="preserve"> </w:t>
+      </w:r>
+      <w:r>
+        <w:rPr>
+          <w:rStyle w:val="DecValTok"/>
+        </w:rPr>
+        <w:t xml:space="preserve">100</w:t>
+      </w:r>
+      <w:r>
+        <w:rPr>
+          <w:rStyle w:val="NormalTok"/>
+        </w:rPr>
+        <w:t xml:space="preserve">) </w:t>
+      </w:r>
+      <w:r>
+        <w:rPr>
+          <w:rStyle w:val="OperatorTok"/>
+        </w:rPr>
+        <w:t xml:space="preserve">-&gt;</w:t>
+      </w:r>
+      <w:r>
+        <w:rPr>
+          <w:rStyle w:val="NormalTok"/>
+        </w:rPr>
+        <w:t xml:space="preserve"> List[</w:t>
+      </w:r>
+      <w:r>
+        <w:rPr>
+          <w:rStyle w:val="BuiltInTok"/>
+        </w:rPr>
+        <w:t xml:space="preserve">int</w:t>
+      </w:r>
+      <w:r>
+        <w:rPr>
+          <w:rStyle w:val="NormalTok"/>
+        </w:rPr>
+        <w:t xml:space="preserve">]:</w:t>
+      </w:r>
+      <w:r>
+        <w:br/>
+      </w:r>
+      <w:r>
+        <w:rPr>
+          <w:rStyle w:val="NormalTok"/>
+        </w:rPr>
+        <w:t xml:space="preserve">    </w:t>
+      </w:r>
+      <w:r>
+        <w:rPr>
+          <w:rStyle w:val="CommentTok"/>
+        </w:rPr>
+        <w:t xml:space="preserve">"""Return a list of pseudo-random integers.</w:t>
+      </w:r>
+      <w:r>
+        <w:br/>
+      </w:r>
+      <w:r>
+        <w:br/>
+      </w:r>
+      <w:r>
+        <w:rPr>
+          <w:rStyle w:val="CommentTok"/>
+        </w:rPr>
+        <w:t xml:space="preserve">    Parameters:</w:t>
+      </w:r>
+      <w:r>
+        <w:br/>
+      </w:r>
+      <w:r>
+        <w:rPr>
+          <w:rStyle w:val="CommentTok"/>
+        </w:rPr>
+        <w:t xml:space="preserve">        count: Number of integers to generate.</w:t>
+      </w:r>
+      <w:r>
+        <w:br/>
+      </w:r>
+      <w:r>
+        <w:rPr>
+          <w:rStyle w:val="CommentTok"/>
+        </w:rPr>
+        <w:t xml:space="preserve">        start: Inclusive lower bound for values.</w:t>
+      </w:r>
+      <w:r>
+        <w:br/>
+      </w:r>
+      <w:r>
+        <w:rPr>
+          <w:rStyle w:val="CommentTok"/>
+        </w:rPr>
+        <w:t xml:space="preserve">        end: Inclusive upper bound for values.</w:t>
+      </w:r>
+      <w:r>
+        <w:br/>
+      </w:r>
+      <w:r>
+        <w:br/>
+      </w:r>
+      <w:r>
+        <w:rPr>
+          <w:rStyle w:val="CommentTok"/>
+        </w:rPr>
+        <w:t xml:space="preserve">    Returns:</w:t>
+      </w:r>
+      <w:r>
+        <w:br/>
+      </w:r>
+      <w:r>
+        <w:rPr>
+          <w:rStyle w:val="CommentTok"/>
+        </w:rPr>
+        <w:t xml:space="preserve">        A list containing `count` integers sampled uniformly in [start, end].</w:t>
+      </w:r>
+      <w:r>
+        <w:br/>
+      </w:r>
+      <w:r>
+        <w:rPr>
+          <w:rStyle w:val="CommentTok"/>
+        </w:rPr>
+        <w:t xml:space="preserve">    """</w:t>
+      </w:r>
+      <w:r>
+        <w:br/>
+      </w:r>
+      <w:r>
+        <w:rPr>
+          <w:rStyle w:val="NormalTok"/>
+        </w:rPr>
+        <w:t xml:space="preserve">    </w:t>
+      </w:r>
+      <w:r>
+        <w:rPr>
+          <w:rStyle w:val="ControlFlowTok"/>
+        </w:rPr>
+        <w:t xml:space="preserve">if</w:t>
+      </w:r>
+      <w:r>
+        <w:rPr>
+          <w:rStyle w:val="NormalTok"/>
+        </w:rPr>
+        <w:t xml:space="preserve"> count </w:t>
+      </w:r>
+      <w:r>
+        <w:rPr>
+          <w:rStyle w:val="OperatorTok"/>
+        </w:rPr>
+        <w:t xml:space="preserve">&lt;</w:t>
+      </w:r>
+      <w:r>
+        <w:rPr>
+          <w:rStyle w:val="NormalTok"/>
+        </w:rPr>
+        <w:t xml:space="preserve"> </w:t>
+      </w:r>
+      <w:r>
+        <w:rPr>
+          <w:rStyle w:val="DecValTok"/>
+        </w:rPr>
+        <w:t xml:space="preserve">0</w:t>
+      </w:r>
+      <w:r>
+        <w:rPr>
+          <w:rStyle w:val="NormalTok"/>
+        </w:rPr>
+        <w:t xml:space="preserve">:</w:t>
+      </w:r>
+      <w:r>
+        <w:br/>
+      </w:r>
+      <w:r>
+        <w:rPr>
+          <w:rStyle w:val="NormalTok"/>
+        </w:rPr>
+        <w:t xml:space="preserve">        </w:t>
+      </w:r>
+      <w:r>
+        <w:rPr>
+          <w:rStyle w:val="ControlFlowTok"/>
+        </w:rPr>
+        <w:t xml:space="preserve">raise</w:t>
+      </w:r>
+      <w:r>
+        <w:rPr>
+          <w:rStyle w:val="NormalTok"/>
+        </w:rPr>
+        <w:t xml:space="preserve"> </w:t>
+      </w:r>
+      <w:r>
+        <w:rPr>
+          <w:rStyle w:val="PreprocessorTok"/>
+        </w:rPr>
+        <w:t xml:space="preserve">ValueError</w:t>
+      </w:r>
+      <w:r>
+        <w:rPr>
+          <w:rStyle w:val="NormalTok"/>
+        </w:rPr>
+        <w:t xml:space="preserve">(</w:t>
+      </w:r>
+      <w:r>
+        <w:rPr>
+          <w:rStyle w:val="StringTok"/>
+        </w:rPr>
+        <w:t xml:space="preserve">"count must be non-negative"</w:t>
+      </w:r>
+      <w:r>
+        <w:rPr>
+          <w:rStyle w:val="NormalTok"/>
+        </w:rPr>
+        <w:t xml:space="preserve">)</w:t>
+      </w:r>
+      <w:r>
+        <w:br/>
+      </w:r>
+      <w:r>
+        <w:rPr>
+          <w:rStyle w:val="NormalTok"/>
+        </w:rPr>
+        <w:t xml:space="preserve">    </w:t>
+      </w:r>
+      <w:r>
+        <w:rPr>
+          <w:rStyle w:val="ControlFlowTok"/>
+        </w:rPr>
+        <w:t xml:space="preserve">if</w:t>
+      </w:r>
+      <w:r>
+        <w:rPr>
+          <w:rStyle w:val="NormalTok"/>
+        </w:rPr>
+        <w:t xml:space="preserve"> start </w:t>
+      </w:r>
+      <w:r>
+        <w:rPr>
+          <w:rStyle w:val="OperatorTok"/>
+        </w:rPr>
+        <w:t xml:space="preserve">&gt;</w:t>
+      </w:r>
+      <w:r>
+        <w:rPr>
+          <w:rStyle w:val="NormalTok"/>
+        </w:rPr>
+        <w:t xml:space="preserve"> end:</w:t>
+      </w:r>
+      <w:r>
+        <w:br/>
+      </w:r>
+      <w:r>
+        <w:rPr>
+          <w:rStyle w:val="NormalTok"/>
+        </w:rPr>
+        <w:t xml:space="preserve">        start, end </w:t>
+      </w:r>
+      <w:r>
+        <w:rPr>
+          <w:rStyle w:val="OperatorTok"/>
+        </w:rPr>
+        <w:t xml:space="preserve">=</w:t>
+      </w:r>
+      <w:r>
+        <w:rPr>
+          <w:rStyle w:val="NormalTok"/>
+        </w:rPr>
+        <w:t xml:space="preserve"> end, start</w:t>
+      </w:r>
+      <w:r>
+        <w:br/>
+      </w:r>
+      <w:r>
+        <w:rPr>
+          <w:rStyle w:val="NormalTok"/>
+        </w:rPr>
+        <w:t xml:space="preserve">    </w:t>
+      </w:r>
+      <w:r>
+        <w:rPr>
+          <w:rStyle w:val="ControlFlowTok"/>
+        </w:rPr>
+        <w:t xml:space="preserve">return</w:t>
+      </w:r>
+      <w:r>
+        <w:rPr>
+          <w:rStyle w:val="NormalTok"/>
+        </w:rPr>
+        <w:t xml:space="preserve"> [random.randint(start, end) </w:t>
+      </w:r>
+      <w:r>
+        <w:rPr>
+          <w:rStyle w:val="ControlFlowTok"/>
+        </w:rPr>
+        <w:t xml:space="preserve">for</w:t>
+      </w:r>
+      <w:r>
+        <w:rPr>
+          <w:rStyle w:val="NormalTok"/>
+        </w:rPr>
+        <w:t xml:space="preserve"> _ </w:t>
+      </w:r>
+      <w:r>
+        <w:rPr>
+          <w:rStyle w:val="KeywordTok"/>
+        </w:rPr>
+        <w:t xml:space="preserve">in</w:t>
+      </w:r>
+      <w:r>
+        <w:rPr>
+          <w:rStyle w:val="NormalTok"/>
+        </w:rPr>
+        <w:t xml:space="preserve"> </w:t>
+      </w:r>
+      <w:r>
+        <w:rPr>
+          <w:rStyle w:val="BuiltInTok"/>
+        </w:rPr>
+        <w:t xml:space="preserve">range</w:t>
+      </w:r>
+      <w:r>
+        <w:rPr>
+          <w:rStyle w:val="NormalTok"/>
+        </w:rPr>
+        <w:t xml:space="preserve">(count)]</w:t>
+      </w:r>
+      <w:r>
+        <w:br/>
+      </w:r>
+      <w:r>
+        <w:br/>
+      </w:r>
+      <w:r>
+        <w:rPr>
+          <w:rStyle w:val="CommentTok"/>
+        </w:rPr>
+        <w:t xml:space="preserve"># Example 1: Generate 5 random integers with default range (0 to 100)</w:t>
+      </w:r>
+      <w:r>
+        <w:br/>
+      </w:r>
+      <w:r>
+        <w:rPr>
+          <w:rStyle w:val="NormalTok"/>
+        </w:rPr>
+        <w:t xml:space="preserve">random_list_1 </w:t>
+      </w:r>
+      <w:r>
+        <w:rPr>
+          <w:rStyle w:val="OperatorTok"/>
+        </w:rPr>
+        <w:t xml:space="preserve">=</w:t>
+      </w:r>
+      <w:r>
+        <w:rPr>
+          <w:rStyle w:val="NormalTok"/>
+        </w:rPr>
+        <w:t xml:space="preserve"> generate_random_integers(</w:t>
+      </w:r>
+      <w:r>
+        <w:rPr>
+          <w:rStyle w:val="DecValTok"/>
+        </w:rPr>
+        <w:t xml:space="preserve">5</w:t>
+      </w:r>
+      <w:r>
+        <w:rPr>
+          <w:rStyle w:val="NormalTok"/>
+        </w:rPr>
+        <w:t xml:space="preserve">)</w:t>
+      </w:r>
+      <w:r>
+        <w:br/>
+      </w:r>
+      <w:r>
+        <w:rPr>
+          <w:rStyle w:val="BuiltInTok"/>
+        </w:rPr>
+        <w:t xml:space="preserve">print</w:t>
+      </w:r>
+      <w:r>
+        <w:rPr>
+          <w:rStyle w:val="NormalTok"/>
+        </w:rPr>
+        <w:t xml:space="preserve">(</w:t>
+      </w:r>
+      <w:r>
+        <w:rPr>
+          <w:rStyle w:val="SpecialStringTok"/>
+        </w:rPr>
+        <w:t xml:space="preserve">f"Generated list with default range: </w:t>
+      </w:r>
+      <w:r>
+        <w:rPr>
+          <w:rStyle w:val="SpecialCharTok"/>
+        </w:rPr>
+        <w:t xml:space="preserve">{</w:t>
+      </w:r>
+      <w:r>
+        <w:rPr>
+          <w:rStyle w:val="NormalTok"/>
+        </w:rPr>
+        <w:t xml:space="preserve">random_list_1</w:t>
+      </w:r>
+      <w:r>
+        <w:rPr>
+          <w:rStyle w:val="SpecialCharTok"/>
+        </w:rPr>
+        <w:t xml:space="preserve">}</w:t>
+      </w:r>
+      <w:r>
+        <w:rPr>
+          <w:rStyle w:val="SpecialStringTok"/>
+        </w:rPr>
+        <w:t xml:space="preserve">"</w:t>
+      </w:r>
+      <w:r>
+        <w:rPr>
+          <w:rStyle w:val="NormalTok"/>
+        </w:rPr>
+        <w:t xml:space="preserve">)</w:t>
+      </w:r>
+      <w:r>
+        <w:br/>
+      </w:r>
+      <w:r>
+        <w:rPr>
+          <w:rStyle w:val="CommentTok"/>
+        </w:rPr>
+        <w:t xml:space="preserve"># A possible output: Generated list with default range: [87, 23, 9, 75, 42]</w:t>
+      </w:r>
+      <w:r>
+        <w:br/>
+      </w:r>
+      <w:r>
+        <w:br/>
+      </w:r>
+      <w:r>
+        <w:rPr>
+          <w:rStyle w:val="CommentTok"/>
+        </w:rPr>
+        <w:t xml:space="preserve"># Example 2: Generate 3 random integers in a custom range (10 to 20)</w:t>
+      </w:r>
+      <w:r>
+        <w:br/>
+      </w:r>
+      <w:r>
+        <w:rPr>
+          <w:rStyle w:val="NormalTok"/>
+        </w:rPr>
+        <w:t xml:space="preserve">random_list_2 </w:t>
+      </w:r>
+      <w:r>
+        <w:rPr>
+          <w:rStyle w:val="OperatorTok"/>
+        </w:rPr>
+        <w:t xml:space="preserve">=</w:t>
+      </w:r>
+      <w:r>
+        <w:rPr>
+          <w:rStyle w:val="NormalTok"/>
+        </w:rPr>
+        <w:t xml:space="preserve"> generate_random_integers(</w:t>
+      </w:r>
+      <w:r>
+        <w:rPr>
+          <w:rStyle w:val="DecValTok"/>
+        </w:rPr>
+        <w:t xml:space="preserve">3</w:t>
+      </w:r>
+      <w:r>
+        <w:rPr>
+          <w:rStyle w:val="NormalTok"/>
+        </w:rPr>
+        <w:t xml:space="preserve">, start</w:t>
+      </w:r>
+      <w:r>
+        <w:rPr>
+          <w:rStyle w:val="OperatorTok"/>
+        </w:rPr>
+        <w:t xml:space="preserve">=</w:t>
+      </w:r>
+      <w:r>
+        <w:rPr>
+          <w:rStyle w:val="DecValTok"/>
+        </w:rPr>
+        <w:t xml:space="preserve">10</w:t>
+      </w:r>
+      <w:r>
+        <w:rPr>
+          <w:rStyle w:val="NormalTok"/>
+        </w:rPr>
+        <w:t xml:space="preserve">, end</w:t>
+      </w:r>
+      <w:r>
+        <w:rPr>
+          <w:rStyle w:val="OperatorTok"/>
+        </w:rPr>
+        <w:t xml:space="preserve">=</w:t>
+      </w:r>
+      <w:r>
+        <w:rPr>
+          <w:rStyle w:val="DecValTok"/>
+        </w:rPr>
+        <w:t xml:space="preserve">20</w:t>
+      </w:r>
+      <w:r>
+        <w:rPr>
+          <w:rStyle w:val="NormalTok"/>
+        </w:rPr>
+        <w:t xml:space="preserve">)</w:t>
+      </w:r>
+      <w:r>
+        <w:br/>
+      </w:r>
+      <w:r>
+        <w:rPr>
+          <w:rStyle w:val="BuiltInTok"/>
+        </w:rPr>
+        <w:t xml:space="preserve">print</w:t>
+      </w:r>
+      <w:r>
+        <w:rPr>
+          <w:rStyle w:val="NormalTok"/>
+        </w:rPr>
+        <w:t xml:space="preserve">(</w:t>
+      </w:r>
+      <w:r>
+        <w:rPr>
+          <w:rStyle w:val="SpecialStringTok"/>
+        </w:rPr>
+        <w:t xml:space="preserve">f"Generated list with custom range: </w:t>
+      </w:r>
+      <w:r>
+        <w:rPr>
+          <w:rStyle w:val="SpecialCharTok"/>
+        </w:rPr>
+        <w:t xml:space="preserve">{</w:t>
+      </w:r>
+      <w:r>
+        <w:rPr>
+          <w:rStyle w:val="NormalTok"/>
+        </w:rPr>
+        <w:t xml:space="preserve">random_list_2</w:t>
+      </w:r>
+      <w:r>
+        <w:rPr>
+          <w:rStyle w:val="SpecialCharTok"/>
+        </w:rPr>
+        <w:t xml:space="preserve">}</w:t>
+      </w:r>
+      <w:r>
+        <w:rPr>
+          <w:rStyle w:val="SpecialStringTok"/>
+        </w:rPr>
+        <w:t xml:space="preserve">"</w:t>
+      </w:r>
+      <w:r>
+        <w:rPr>
+          <w:rStyle w:val="NormalTok"/>
+        </w:rPr>
+        <w:t xml:space="preserve">)</w:t>
+      </w:r>
+      <w:r>
+        <w:br/>
+      </w:r>
+      <w:r>
+        <w:rPr>
+          <w:rStyle w:val="CommentTok"/>
+        </w:rPr>
+        <w:t xml:space="preserve"># A possible output: Generated list with custom range: [15, 19, 11]</w:t>
+      </w:r>
+      <w:r>
+        <w:br/>
+      </w:r>
+      <w:r>
+        <w:br/>
+      </w:r>
+      <w:r>
+        <w:rPr>
+          <w:rStyle w:val="CommentTok"/>
+        </w:rPr>
+        <w:t xml:space="preserve"># Example 3: Using a reversed range (function will swap them)</w:t>
+      </w:r>
+      <w:r>
+        <w:br/>
+      </w:r>
+      <w:r>
+        <w:rPr>
+          <w:rStyle w:val="NormalTok"/>
+        </w:rPr>
+        <w:t xml:space="preserve">random_list_3 </w:t>
+      </w:r>
+      <w:r>
+        <w:rPr>
+          <w:rStyle w:val="OperatorTok"/>
+        </w:rPr>
+        <w:t xml:space="preserve">=</w:t>
+      </w:r>
+      <w:r>
+        <w:rPr>
+          <w:rStyle w:val="NormalTok"/>
+        </w:rPr>
+        <w:t xml:space="preserve"> generate_random_integers(</w:t>
+      </w:r>
+      <w:r>
+        <w:rPr>
+          <w:rStyle w:val="DecValTok"/>
+        </w:rPr>
+        <w:t xml:space="preserve">4</w:t>
+      </w:r>
+      <w:r>
+        <w:rPr>
+          <w:rStyle w:val="NormalTok"/>
+        </w:rPr>
+        <w:t xml:space="preserve">, start</w:t>
+      </w:r>
+      <w:r>
+        <w:rPr>
+          <w:rStyle w:val="OperatorTok"/>
+        </w:rPr>
+        <w:t xml:space="preserve">=</w:t>
+      </w:r>
+      <w:r>
+        <w:rPr>
+          <w:rStyle w:val="DecValTok"/>
+        </w:rPr>
+        <w:t xml:space="preserve">50</w:t>
+      </w:r>
+      <w:r>
+        <w:rPr>
+          <w:rStyle w:val="NormalTok"/>
+        </w:rPr>
+        <w:t xml:space="preserve">, end</w:t>
+      </w:r>
+      <w:r>
+        <w:rPr>
+          <w:rStyle w:val="OperatorTok"/>
+        </w:rPr>
+        <w:t xml:space="preserve">=</w:t>
+      </w:r>
+      <w:r>
+        <w:rPr>
+          <w:rStyle w:val="DecValTok"/>
+        </w:rPr>
+        <w:t xml:space="preserve">40</w:t>
+      </w:r>
+      <w:r>
+        <w:rPr>
+          <w:rStyle w:val="NormalTok"/>
+        </w:rPr>
+        <w:t xml:space="preserve">)</w:t>
+      </w:r>
+      <w:r>
+        <w:br/>
+      </w:r>
+      <w:r>
+        <w:rPr>
+          <w:rStyle w:val="BuiltInTok"/>
+        </w:rPr>
+        <w:t xml:space="preserve">print</w:t>
+      </w:r>
+      <w:r>
+        <w:rPr>
+          <w:rStyle w:val="NormalTok"/>
+        </w:rPr>
+        <w:t xml:space="preserve">(</w:t>
+      </w:r>
+      <w:r>
+        <w:rPr>
+          <w:rStyle w:val="SpecialStringTok"/>
+        </w:rPr>
+        <w:t xml:space="preserve">f"Generated list with reversed range: </w:t>
+      </w:r>
+      <w:r>
+        <w:rPr>
+          <w:rStyle w:val="SpecialCharTok"/>
+        </w:rPr>
+        <w:t xml:space="preserve">{</w:t>
+      </w:r>
+      <w:r>
+        <w:rPr>
+          <w:rStyle w:val="NormalTok"/>
+        </w:rPr>
+        <w:t xml:space="preserve">random_list_3</w:t>
+      </w:r>
+      <w:r>
+        <w:rPr>
+          <w:rStyle w:val="SpecialCharTok"/>
+        </w:rPr>
+        <w:t xml:space="preserve">}</w:t>
+      </w:r>
+      <w:r>
+        <w:rPr>
+          <w:rStyle w:val="SpecialStringTok"/>
+        </w:rPr>
+        <w:t xml:space="preserve">"</w:t>
+      </w:r>
+      <w:r>
+        <w:rPr>
+          <w:rStyle w:val="NormalTok"/>
+        </w:rPr>
+        <w:t xml:space="preserve">)</w:t>
+      </w:r>
+      <w:r>
+        <w:br/>
+      </w:r>
+      <w:r>
+        <w:rPr>
+          <w:rStyle w:val="CommentTok"/>
+        </w:rPr>
+        <w:t xml:space="preserve"># A possible output: Generated list with reversed range: [48, 41, 45, 50]</w:t>
+      </w:r>
+    </w:p>
+    <w:bookmarkEnd w:id="10"/>
+    <w:bookmarkStart w:id="11" w:name="functiondef-choose_random_itemitems"/>
+    <w:p>
+      <w:pPr>
+        <w:pStyle w:val="Heading2"/>
+      </w:pPr>
+      <w:r>
+        <w:rPr>
+          <w:rStyle w:val="SectionNumber"/>
+        </w:rPr>
+        <w:t xml:space="preserve">3</w:t>
+      </w:r>
+      <w:r>
+        <w:tab/>
+      </w:r>
+      <w:r>
+        <w:t xml:space="preserve">FunctionDef choose_random_item(items)</w:t>
+      </w:r>
+    </w:p>
+    <w:p>
+      <w:pPr>
+        <w:pStyle w:val="FirstParagraph"/>
+      </w:pPr>
+      <w:r>
+        <w:t xml:space="preserve">Function - choose_random_item:</w:t>
       </w:r>
     </w:p>
     <w:p>
@@ -371,68 +1843,13 @@
         <w:pStyle w:val="BodyText"/>
       </w:pPr>
       <w:r>
-        <w:rPr>
-          <w:b/>
-          <w:bCs/>
-        </w:rPr>
-        <w:t xml:space="preserve">parameters</w:t>
-      </w:r>
-      <w:r>
-        <w:t xml:space="preserve">: The parameters of this Function.</w:t>
+        <w:t xml:space="preserve">Purpose:</w:t>
       </w:r>
       <w:r>
         <w:t xml:space="preserve"> </w:t>
       </w:r>
       <w:r>
-        <w:t xml:space="preserve">·</w:t>
-      </w:r>
-      <w:r>
-        <w:t xml:space="preserve"> </w:t>
-      </w:r>
-      <w:r>
-        <w:rPr>
-          <w:rStyle w:val="VerbatimChar"/>
-        </w:rPr>
-        <w:t xml:space="preserve">count</w:t>
-      </w:r>
-      <w:r>
-        <w:t xml:space="preserve">: An integer specifying the number of random integers to generate.</w:t>
-      </w:r>
-      <w:r>
-        <w:t xml:space="preserve"> </w:t>
-      </w:r>
-      <w:r>
-        <w:t xml:space="preserve">·</w:t>
-      </w:r>
-      <w:r>
-        <w:t xml:space="preserve"> </w:t>
-      </w:r>
-      <w:r>
-        <w:rPr>
-          <w:rStyle w:val="VerbatimChar"/>
-        </w:rPr>
-        <w:t xml:space="preserve">start</w:t>
-      </w:r>
-      <w:r>
-        <w:t xml:space="preserve">: An optional integer representing the inclusive lower bound for the random values, defaulting to 0.</w:t>
-      </w:r>
-      <w:r>
-        <w:t xml:space="preserve"> </w:t>
-      </w:r>
-      <w:r>
-        <w:t xml:space="preserve">·</w:t>
-      </w:r>
-      <w:r>
-        <w:t xml:space="preserve"> </w:t>
-      </w:r>
-      <w:r>
-        <w:rPr>
-          <w:rStyle w:val="VerbatimChar"/>
-        </w:rPr>
-        <w:t xml:space="preserve">end</w:t>
-      </w:r>
-      <w:r>
-        <w:t xml:space="preserve">: An optional integer representing the inclusive upper bound for the random values, defaulting to 100.</w:t>
+        <w:t xml:space="preserve">Selects and returns a single string chosen uniformly at random from a non-empty list of strings.</w:t>
       </w:r>
     </w:p>
     <w:p>
@@ -440,173 +1857,13 @@
         <w:pStyle w:val="BodyText"/>
       </w:pPr>
       <w:r>
-        <w:rPr>
-          <w:b/>
-          <w:bCs/>
-        </w:rPr>
-        <w:t xml:space="preserve">Code Description</w:t>
-      </w:r>
-      <w:r>
-        <w:t xml:space="preserve">:</w:t>
+        <w:t xml:space="preserve">Parameters:</w:t>
       </w:r>
       <w:r>
         <w:t xml:space="preserve"> </w:t>
       </w:r>
       <w:r>
-        <w:t xml:space="preserve">The function begins by checking if the</w:t>
-      </w:r>
-      <w:r>
-        <w:t xml:space="preserve"> </w:t>
-      </w:r>
-      <w:r>
-        <w:rPr>
-          <w:rStyle w:val="VerbatimChar"/>
-        </w:rPr>
-        <w:t xml:space="preserve">count</w:t>
-      </w:r>
-      <w:r>
-        <w:t xml:space="preserve"> </w:t>
-      </w:r>
-      <w:r>
-        <w:t xml:space="preserve">parameter is a negative number. If it is, a</w:t>
-      </w:r>
-      <w:r>
-        <w:t xml:space="preserve"> </w:t>
-      </w:r>
-      <w:r>
-        <w:rPr>
-          <w:rStyle w:val="VerbatimChar"/>
-        </w:rPr>
-        <w:t xml:space="preserve">ValueError</w:t>
-      </w:r>
-      <w:r>
-        <w:t xml:space="preserve"> </w:t>
-      </w:r>
-      <w:r>
-        <w:t xml:space="preserve">is raised with the message</w:t>
-      </w:r>
-      <w:r>
-        <w:t xml:space="preserve"> </w:t>
-      </w:r>
-      <w:r>
-        <w:t xml:space="preserve">“count must be non-negative”</w:t>
-      </w:r>
-      <w:r>
-        <w:t xml:space="preserve">.</w:t>
-      </w:r>
-      <w:r>
-        <w:t xml:space="preserve"> </w:t>
-      </w:r>
-      <w:r>
-        <w:t xml:space="preserve">Next, it checks if the</w:t>
-      </w:r>
-      <w:r>
-        <w:t xml:space="preserve"> </w:t>
-      </w:r>
-      <w:r>
-        <w:rPr>
-          <w:rStyle w:val="VerbatimChar"/>
-        </w:rPr>
-        <w:t xml:space="preserve">start</w:t>
-      </w:r>
-      <w:r>
-        <w:t xml:space="preserve"> </w:t>
-      </w:r>
-      <w:r>
-        <w:t xml:space="preserve">value is greater than the</w:t>
-      </w:r>
-      <w:r>
-        <w:t xml:space="preserve"> </w:t>
-      </w:r>
-      <w:r>
-        <w:rPr>
-          <w:rStyle w:val="VerbatimChar"/>
-        </w:rPr>
-        <w:t xml:space="preserve">end</w:t>
-      </w:r>
-      <w:r>
-        <w:t xml:space="preserve"> </w:t>
-      </w:r>
-      <w:r>
-        <w:t xml:space="preserve">value. If this condition is true, the function swaps the values of</w:t>
-      </w:r>
-      <w:r>
-        <w:t xml:space="preserve"> </w:t>
-      </w:r>
-      <w:r>
-        <w:rPr>
-          <w:rStyle w:val="VerbatimChar"/>
-        </w:rPr>
-        <w:t xml:space="preserve">start</w:t>
-      </w:r>
-      <w:r>
-        <w:t xml:space="preserve"> </w:t>
-      </w:r>
-      <w:r>
-        <w:t xml:space="preserve">and</w:t>
-      </w:r>
-      <w:r>
-        <w:t xml:space="preserve"> </w:t>
-      </w:r>
-      <w:r>
-        <w:rPr>
-          <w:rStyle w:val="VerbatimChar"/>
-        </w:rPr>
-        <w:t xml:space="preserve">end</w:t>
-      </w:r>
-      <w:r>
-        <w:t xml:space="preserve"> </w:t>
-      </w:r>
-      <w:r>
-        <w:t xml:space="preserve">to ensure the range is always valid.</w:t>
-      </w:r>
-      <w:r>
-        <w:t xml:space="preserve"> </w:t>
-      </w:r>
-      <w:r>
-        <w:t xml:space="preserve">Finally, it uses a list comprehension to generate the random numbers. It iterates</w:t>
-      </w:r>
-      <w:r>
-        <w:t xml:space="preserve"> </w:t>
-      </w:r>
-      <w:r>
-        <w:rPr>
-          <w:rStyle w:val="VerbatimChar"/>
-        </w:rPr>
-        <w:t xml:space="preserve">count</w:t>
-      </w:r>
-      <w:r>
-        <w:t xml:space="preserve"> </w:t>
-      </w:r>
-      <w:r>
-        <w:t xml:space="preserve">times, and in each iteration, it calls</w:t>
-      </w:r>
-      <w:r>
-        <w:t xml:space="preserve"> </w:t>
-      </w:r>
-      <w:r>
-        <w:rPr>
-          <w:rStyle w:val="VerbatimChar"/>
-        </w:rPr>
-        <w:t xml:space="preserve">random.randint(start, end)</w:t>
-      </w:r>
-      <w:r>
-        <w:t xml:space="preserve"> </w:t>
-      </w:r>
-      <w:r>
-        <w:t xml:space="preserve">to produce a single pseudo-random integer within the inclusive range of</w:t>
-      </w:r>
-      <w:r>
-        <w:t xml:space="preserve"> </w:t>
-      </w:r>
-      <w:r>
-        <w:rPr>
-          <w:rStyle w:val="VerbatimChar"/>
-        </w:rPr>
-        <w:t xml:space="preserve">[start, end]</w:t>
-      </w:r>
-      <w:r>
-        <w:t xml:space="preserve">. The function then returns the complete list of generated integers.</w:t>
+        <w:t xml:space="preserve">• items (List[str]): A list of strings from which a single item will be randomly selected. This list must not be empty.</w:t>
       </w:r>
     </w:p>
     <w:p>
@@ -614,20 +1871,13 @@
         <w:pStyle w:val="BodyText"/>
       </w:pPr>
       <w:r>
-        <w:rPr>
-          <w:b/>
-          <w:bCs/>
-        </w:rPr>
-        <w:t xml:space="preserve">Note</w:t>
-      </w:r>
-      <w:r>
-        <w:t xml:space="preserve">:</w:t>
+        <w:t xml:space="preserve">Detailed Description:</w:t>
       </w:r>
       <w:r>
         <w:t xml:space="preserve"> </w:t>
       </w:r>
       <w:r>
-        <w:t xml:space="preserve">This function depends on Python’s built-in</w:t>
+        <w:t xml:space="preserve">The function first performs a validation check to determine if the provided</w:t>
       </w:r>
       <w:r>
         <w:t xml:space="preserve"> </w:t>
@@ -636,13 +1886,13 @@
         <w:rPr>
           <w:rStyle w:val="VerbatimChar"/>
         </w:rPr>
-        <w:t xml:space="preserve">random</w:t>
+        <w:t xml:space="preserve">items</w:t>
       </w:r>
       <w:r>
         <w:t xml:space="preserve"> </w:t>
       </w:r>
       <w:r>
-        <w:t xml:space="preserve">module. If the</w:t>
+        <w:t xml:space="preserve">list is empty. If the list contains no elements, the function raises a</w:t>
       </w:r>
       <w:r>
         <w:t xml:space="preserve"> </w:t>
@@ -651,58 +1901,25 @@
         <w:rPr>
           <w:rStyle w:val="VerbatimChar"/>
         </w:rPr>
-        <w:t xml:space="preserve">start</w:t>
+        <w:t xml:space="preserve">ValueError</w:t>
       </w:r>
       <w:r>
         <w:t xml:space="preserve"> </w:t>
       </w:r>
       <w:r>
-        <w:t xml:space="preserve">parameter is provided with a value greater than the</w:t>
+        <w:t xml:space="preserve">with the message</w:t>
       </w:r>
       <w:r>
         <w:t xml:space="preserve"> </w:t>
       </w:r>
       <w:r>
-        <w:rPr>
-          <w:rStyle w:val="VerbatimChar"/>
-        </w:rPr>
-        <w:t xml:space="preserve">end</w:t>
+        <w:t xml:space="preserve">“items must not be empty”</w:t>
       </w:r>
       <w:r>
         <w:t xml:space="preserve"> </w:t>
       </w:r>
       <w:r>
-        <w:t xml:space="preserve">parameter, the function will automatically correct the range by swapping them instead of raising an error. The function will raise a</w:t>
-      </w:r>
-      <w:r>
-        <w:t xml:space="preserve"> </w:t>
-      </w:r>
-      <w:r>
-        <w:rPr>
-          <w:rStyle w:val="VerbatimChar"/>
-        </w:rPr>
-        <w:t xml:space="preserve">ValueError</w:t>
-      </w:r>
-      <w:r>
-        <w:t xml:space="preserve"> </w:t>
-      </w:r>
-      <w:r>
-        <w:t xml:space="preserve">if a negative value is provided for the</w:t>
-      </w:r>
-      <w:r>
-        <w:t xml:space="preserve"> </w:t>
-      </w:r>
-      <w:r>
-        <w:rPr>
-          <w:rStyle w:val="VerbatimChar"/>
-        </w:rPr>
-        <w:t xml:space="preserve">count</w:t>
-      </w:r>
-      <w:r>
-        <w:t xml:space="preserve"> </w:t>
-      </w:r>
-      <w:r>
-        <w:t xml:space="preserve">parameter.</w:t>
+        <w:t xml:space="preserve">to prevent errors in the subsequent random selection process.</w:t>
       </w:r>
     </w:p>
     <w:p>
@@ -710,35 +1927,196 @@
         <w:pStyle w:val="BodyText"/>
       </w:pPr>
       <w:r>
-        <w:rPr>
-          <w:b/>
-          <w:bCs/>
-        </w:rPr>
-        <w:t xml:space="preserve">Output Example</w:t>
-      </w:r>
-      <w:r>
-        <w:t xml:space="preserve">:</w:t>
+        <w:t xml:space="preserve">If the list is not empty, the function utilizes the</w:t>
       </w:r>
       <w:r>
         <w:t xml:space="preserve"> </w:t>
       </w:r>
       <w:r>
-        <w:t xml:space="preserve">A call to</w:t>
+        <w:rPr>
+          <w:rStyle w:val="VerbatimChar"/>
+        </w:rPr>
+        <w:t xml:space="preserve">random.choice()</w:t>
       </w:r>
       <w:r>
         <w:t xml:space="preserve"> </w:t>
       </w:r>
       <w:r>
+        <w:t xml:space="preserve">method to select one element from the</w:t>
+      </w:r>
+      <w:r>
+        <w:t xml:space="preserve"> </w:t>
+      </w:r>
+      <w:r>
         <w:rPr>
           <w:rStyle w:val="VerbatimChar"/>
         </w:rPr>
-        <w:t xml:space="preserve">generate_random_integers(5, 1, 10)</w:t>
+        <w:t xml:space="preserve">items</w:t>
       </w:r>
       <w:r>
         <w:t xml:space="preserve"> </w:t>
       </w:r>
       <w:r>
-        <w:t xml:space="preserve">might return a list similar to the following (the actual values will vary with each execution):</w:t>
+        <w:t xml:space="preserve">list. The selection is uniform, ensuring that every item in the list has an equal probability of being chosen. The function then returns the selected string.</w:t>
+      </w:r>
+    </w:p>
+    <w:p>
+      <w:pPr>
+        <w:pStyle w:val="BodyText"/>
+      </w:pPr>
+      <w:r>
+        <w:t xml:space="preserve">Important Notes:</w:t>
+      </w:r>
+      <w:r>
+        <w:t xml:space="preserve"> </w:t>
+      </w:r>
+      <w:r>
+        <w:t xml:space="preserve">• This function depends on the</w:t>
+      </w:r>
+      <w:r>
+        <w:t xml:space="preserve"> </w:t>
+      </w:r>
+      <w:r>
+        <w:rPr>
+          <w:rStyle w:val="VerbatimChar"/>
+        </w:rPr>
+        <w:t xml:space="preserve">choice</w:t>
+      </w:r>
+      <w:r>
+        <w:t xml:space="preserve"> </w:t>
+      </w:r>
+      <w:r>
+        <w:t xml:space="preserve">function from Python’s built-in</w:t>
+      </w:r>
+      <w:r>
+        <w:t xml:space="preserve"> </w:t>
+      </w:r>
+      <w:r>
+        <w:rPr>
+          <w:rStyle w:val="VerbatimChar"/>
+        </w:rPr>
+        <w:t xml:space="preserve">random</w:t>
+      </w:r>
+      <w:r>
+        <w:t xml:space="preserve"> </w:t>
+      </w:r>
+      <w:r>
+        <w:t xml:space="preserve">module, which must be available in the environment.</w:t>
+      </w:r>
+      <w:r>
+        <w:t xml:space="preserve"> </w:t>
+      </w:r>
+      <w:r>
+        <w:t xml:space="preserve">• The function will raise a</w:t>
+      </w:r>
+      <w:r>
+        <w:t xml:space="preserve"> </w:t>
+      </w:r>
+      <w:r>
+        <w:rPr>
+          <w:rStyle w:val="VerbatimChar"/>
+        </w:rPr>
+        <w:t xml:space="preserve">ValueError</w:t>
+      </w:r>
+      <w:r>
+        <w:t xml:space="preserve"> </w:t>
+      </w:r>
+      <w:r>
+        <w:t xml:space="preserve">if an empty list is passed as an argument. Callers should either ensure the list is non-empty or handle this potential exception using a try-except block.</w:t>
+      </w:r>
+      <w:r>
+        <w:t xml:space="preserve"> </w:t>
+      </w:r>
+      <w:r>
+        <w:t xml:space="preserve">• While the type hint specifies</w:t>
+      </w:r>
+      <w:r>
+        <w:t xml:space="preserve"> </w:t>
+      </w:r>
+      <w:r>
+        <w:rPr>
+          <w:rStyle w:val="VerbatimChar"/>
+        </w:rPr>
+        <w:t xml:space="preserve">List[str]</w:t>
+      </w:r>
+      <w:r>
+        <w:t xml:space="preserve">, the underlying</w:t>
+      </w:r>
+      <w:r>
+        <w:t xml:space="preserve"> </w:t>
+      </w:r>
+      <w:r>
+        <w:rPr>
+          <w:rStyle w:val="VerbatimChar"/>
+        </w:rPr>
+        <w:t xml:space="preserve">random.choice()</w:t>
+      </w:r>
+      <w:r>
+        <w:t xml:space="preserve"> </w:t>
+      </w:r>
+      <w:r>
+        <w:t xml:space="preserve">method will work with any non-empty sequence (like a tuple or list of other types).</w:t>
+      </w:r>
+    </w:p>
+    <w:p>
+      <w:pPr>
+        <w:pStyle w:val="BodyText"/>
+      </w:pPr>
+      <w:r>
+        <w:t xml:space="preserve">Output Example:</w:t>
+      </w:r>
+      <w:r>
+        <w:t xml:space="preserve"> </w:t>
+      </w:r>
+      <w:r>
+        <w:t xml:space="preserve">A single string element randomly chosen from the provided</w:t>
+      </w:r>
+      <w:r>
+        <w:t xml:space="preserve"> </w:t>
+      </w:r>
+      <w:r>
+        <w:rPr>
+          <w:rStyle w:val="VerbatimChar"/>
+        </w:rPr>
+        <w:t xml:space="preserve">items</w:t>
+      </w:r>
+      <w:r>
+        <w:t xml:space="preserve"> </w:t>
+      </w:r>
+      <w:r>
+        <w:t xml:space="preserve">list. For an input of</w:t>
+      </w:r>
+      <w:r>
+        <w:t xml:space="preserve"> </w:t>
+      </w:r>
+      <w:r>
+        <w:rPr>
+          <w:rStyle w:val="VerbatimChar"/>
+        </w:rPr>
+        <w:t xml:space="preserve">['apple', 'banana', 'cherry']</w:t>
+      </w:r>
+      <w:r>
+        <w:t xml:space="preserve">, a possible return value is</w:t>
+      </w:r>
+      <w:r>
+        <w:t xml:space="preserve"> </w:t>
+      </w:r>
+      <w:r>
+        <w:rPr>
+          <w:rStyle w:val="VerbatimChar"/>
+        </w:rPr>
+        <w:t xml:space="preserve">'banana'</w:t>
+      </w:r>
+      <w:r>
+        <w:t xml:space="preserve">.</w:t>
+      </w:r>
+    </w:p>
+    <w:p>
+      <w:pPr>
+        <w:pStyle w:val="BodyText"/>
+      </w:pPr>
+      <w:r>
+        <w:t xml:space="preserve">Usage Example:</w:t>
       </w:r>
     </w:p>
     <w:p>
@@ -747,13 +2125,394 @@
       </w:pPr>
       <w:r>
         <w:rPr>
-          <w:rStyle w:val="VerbatimChar"/>
-        </w:rPr>
-        <w:t xml:space="preserve">[3, 9, 1, 7, 5]</w:t>
+          <w:rStyle w:val="ImportTok"/>
+        </w:rPr>
+        <w:t xml:space="preserve">import</w:t>
+      </w:r>
+      <w:r>
+        <w:rPr>
+          <w:rStyle w:val="NormalTok"/>
+        </w:rPr>
+        <w:t xml:space="preserve"> random</w:t>
+      </w:r>
+      <w:r>
+        <w:br/>
+      </w:r>
+      <w:r>
+        <w:rPr>
+          <w:rStyle w:val="ImportTok"/>
+        </w:rPr>
+        <w:t xml:space="preserve">from</w:t>
+      </w:r>
+      <w:r>
+        <w:rPr>
+          <w:rStyle w:val="NormalTok"/>
+        </w:rPr>
+        <w:t xml:space="preserve"> typing </w:t>
+      </w:r>
+      <w:r>
+        <w:rPr>
+          <w:rStyle w:val="ImportTok"/>
+        </w:rPr>
+        <w:t xml:space="preserve">import</w:t>
+      </w:r>
+      <w:r>
+        <w:rPr>
+          <w:rStyle w:val="NormalTok"/>
+        </w:rPr>
+        <w:t xml:space="preserve"> List</w:t>
+      </w:r>
+      <w:r>
+        <w:br/>
+      </w:r>
+      <w:r>
+        <w:br/>
+      </w:r>
+      <w:r>
+        <w:rPr>
+          <w:rStyle w:val="CommentTok"/>
+        </w:rPr>
+        <w:t xml:space="preserve"># Assume the choose_random_item function is defined as provided.</w:t>
+      </w:r>
+      <w:r>
+        <w:br/>
+      </w:r>
+      <w:r>
+        <w:br/>
+      </w:r>
+      <w:r>
+        <w:rPr>
+          <w:rStyle w:val="CommentTok"/>
+        </w:rPr>
+        <w:t xml:space="preserve"># Example 1: Choosing from a list of options</w:t>
+      </w:r>
+      <w:r>
+        <w:br/>
+      </w:r>
+      <w:r>
+        <w:rPr>
+          <w:rStyle w:val="NormalTok"/>
+        </w:rPr>
+        <w:t xml:space="preserve">fruits </w:t>
+      </w:r>
+      <w:r>
+        <w:rPr>
+          <w:rStyle w:val="OperatorTok"/>
+        </w:rPr>
+        <w:t xml:space="preserve">=</w:t>
+      </w:r>
+      <w:r>
+        <w:rPr>
+          <w:rStyle w:val="NormalTok"/>
+        </w:rPr>
+        <w:t xml:space="preserve"> [</w:t>
+      </w:r>
+      <w:r>
+        <w:rPr>
+          <w:rStyle w:val="StringTok"/>
+        </w:rPr>
+        <w:t xml:space="preserve">"apple"</w:t>
+      </w:r>
+      <w:r>
+        <w:rPr>
+          <w:rStyle w:val="NormalTok"/>
+        </w:rPr>
+        <w:t xml:space="preserve">, </w:t>
+      </w:r>
+      <w:r>
+        <w:rPr>
+          <w:rStyle w:val="StringTok"/>
+        </w:rPr>
+        <w:t xml:space="preserve">"banana"</w:t>
+      </w:r>
+      <w:r>
+        <w:rPr>
+          <w:rStyle w:val="NormalTok"/>
+        </w:rPr>
+        <w:t xml:space="preserve">, </w:t>
+      </w:r>
+      <w:r>
+        <w:rPr>
+          <w:rStyle w:val="StringTok"/>
+        </w:rPr>
+        <w:t xml:space="preserve">"cherry"</w:t>
+      </w:r>
+      <w:r>
+        <w:rPr>
+          <w:rStyle w:val="NormalTok"/>
+        </w:rPr>
+        <w:t xml:space="preserve">, </w:t>
+      </w:r>
+      <w:r>
+        <w:rPr>
+          <w:rStyle w:val="StringTok"/>
+        </w:rPr>
+        <w:t xml:space="preserve">"date"</w:t>
+      </w:r>
+      <w:r>
+        <w:rPr>
+          <w:rStyle w:val="NormalTok"/>
+        </w:rPr>
+        <w:t xml:space="preserve">]</w:t>
+      </w:r>
+      <w:r>
+        <w:br/>
+      </w:r>
+      <w:r>
+        <w:rPr>
+          <w:rStyle w:val="NormalTok"/>
+        </w:rPr>
+        <w:t xml:space="preserve">random_fruit </w:t>
+      </w:r>
+      <w:r>
+        <w:rPr>
+          <w:rStyle w:val="OperatorTok"/>
+        </w:rPr>
+        <w:t xml:space="preserve">=</w:t>
+      </w:r>
+      <w:r>
+        <w:rPr>
+          <w:rStyle w:val="NormalTok"/>
+        </w:rPr>
+        <w:t xml:space="preserve"> choose_random_item(fruits)</w:t>
+      </w:r>
+      <w:r>
+        <w:br/>
+      </w:r>
+      <w:r>
+        <w:rPr>
+          <w:rStyle w:val="BuiltInTok"/>
+        </w:rPr>
+        <w:t xml:space="preserve">print</w:t>
+      </w:r>
+      <w:r>
+        <w:rPr>
+          <w:rStyle w:val="NormalTok"/>
+        </w:rPr>
+        <w:t xml:space="preserve">(</w:t>
+      </w:r>
+      <w:r>
+        <w:rPr>
+          <w:rStyle w:val="SpecialStringTok"/>
+        </w:rPr>
+        <w:t xml:space="preserve">f"The chosen fruit is: </w:t>
+      </w:r>
+      <w:r>
+        <w:rPr>
+          <w:rStyle w:val="SpecialCharTok"/>
+        </w:rPr>
+        <w:t xml:space="preserve">{</w:t>
+      </w:r>
+      <w:r>
+        <w:rPr>
+          <w:rStyle w:val="NormalTok"/>
+        </w:rPr>
+        <w:t xml:space="preserve">random_fruit</w:t>
+      </w:r>
+      <w:r>
+        <w:rPr>
+          <w:rStyle w:val="SpecialCharTok"/>
+        </w:rPr>
+        <w:t xml:space="preserve">}</w:t>
+      </w:r>
+      <w:r>
+        <w:rPr>
+          <w:rStyle w:val="SpecialStringTok"/>
+        </w:rPr>
+        <w:t xml:space="preserve">"</w:t>
+      </w:r>
+      <w:r>
+        <w:rPr>
+          <w:rStyle w:val="NormalTok"/>
+        </w:rPr>
+        <w:t xml:space="preserve">)</w:t>
+      </w:r>
+      <w:r>
+        <w:br/>
+      </w:r>
+      <w:r>
+        <w:rPr>
+          <w:rStyle w:val="CommentTok"/>
+        </w:rPr>
+        <w:t xml:space="preserve"># Possible Output: The chosen fruit is: cherry (output will vary on each run)</w:t>
+      </w:r>
+      <w:r>
+        <w:br/>
+      </w:r>
+      <w:r>
+        <w:br/>
+      </w:r>
+      <w:r>
+        <w:rPr>
+          <w:rStyle w:val="CommentTok"/>
+        </w:rPr>
+        <w:t xml:space="preserve"># Example 2: Demonstrating the error with an empty list</w:t>
+      </w:r>
+      <w:r>
+        <w:br/>
+      </w:r>
+      <w:r>
+        <w:rPr>
+          <w:rStyle w:val="NormalTok"/>
+        </w:rPr>
+        <w:t xml:space="preserve">empty_list </w:t>
+      </w:r>
+      <w:r>
+        <w:rPr>
+          <w:rStyle w:val="OperatorTok"/>
+        </w:rPr>
+        <w:t xml:space="preserve">=</w:t>
+      </w:r>
+      <w:r>
+        <w:rPr>
+          <w:rStyle w:val="NormalTok"/>
+        </w:rPr>
+        <w:t xml:space="preserve"> []</w:t>
+      </w:r>
+      <w:r>
+        <w:br/>
+      </w:r>
+      <w:r>
+        <w:rPr>
+          <w:rStyle w:val="ControlFlowTok"/>
+        </w:rPr>
+        <w:t xml:space="preserve">try</w:t>
+      </w:r>
+      <w:r>
+        <w:rPr>
+          <w:rStyle w:val="NormalTok"/>
+        </w:rPr>
+        <w:t xml:space="preserve">:</w:t>
+      </w:r>
+      <w:r>
+        <w:br/>
+      </w:r>
+      <w:r>
+        <w:rPr>
+          <w:rStyle w:val="NormalTok"/>
+        </w:rPr>
+        <w:t xml:space="preserve">    choice </w:t>
+      </w:r>
+      <w:r>
+        <w:rPr>
+          <w:rStyle w:val="OperatorTok"/>
+        </w:rPr>
+        <w:t xml:space="preserve">=</w:t>
+      </w:r>
+      <w:r>
+        <w:rPr>
+          <w:rStyle w:val="NormalTok"/>
+        </w:rPr>
+        <w:t xml:space="preserve"> choose_random_item(empty_list)</w:t>
+      </w:r>
+      <w:r>
+        <w:br/>
+      </w:r>
+      <w:r>
+        <w:rPr>
+          <w:rStyle w:val="ControlFlowTok"/>
+        </w:rPr>
+        <w:t xml:space="preserve">except</w:t>
+      </w:r>
+      <w:r>
+        <w:rPr>
+          <w:rStyle w:val="NormalTok"/>
+        </w:rPr>
+        <w:t xml:space="preserve"> </w:t>
+      </w:r>
+      <w:r>
+        <w:rPr>
+          <w:rStyle w:val="PreprocessorTok"/>
+        </w:rPr>
+        <w:t xml:space="preserve">ValueError</w:t>
+      </w:r>
+      <w:r>
+        <w:rPr>
+          <w:rStyle w:val="NormalTok"/>
+        </w:rPr>
+        <w:t xml:space="preserve"> </w:t>
+      </w:r>
+      <w:r>
+        <w:rPr>
+          <w:rStyle w:val="ImportTok"/>
+        </w:rPr>
+        <w:t xml:space="preserve">as</w:t>
+      </w:r>
+      <w:r>
+        <w:rPr>
+          <w:rStyle w:val="NormalTok"/>
+        </w:rPr>
+        <w:t xml:space="preserve"> e:</w:t>
+      </w:r>
+      <w:r>
+        <w:br/>
+      </w:r>
+      <w:r>
+        <w:rPr>
+          <w:rStyle w:val="NormalTok"/>
+        </w:rPr>
+        <w:t xml:space="preserve">    </w:t>
+      </w:r>
+      <w:r>
+        <w:rPr>
+          <w:rStyle w:val="BuiltInTok"/>
+        </w:rPr>
+        <w:t xml:space="preserve">print</w:t>
+      </w:r>
+      <w:r>
+        <w:rPr>
+          <w:rStyle w:val="NormalTok"/>
+        </w:rPr>
+        <w:t xml:space="preserve">(</w:t>
+      </w:r>
+      <w:r>
+        <w:rPr>
+          <w:rStyle w:val="SpecialStringTok"/>
+        </w:rPr>
+        <w:t xml:space="preserve">f"An error occurred: </w:t>
+      </w:r>
+      <w:r>
+        <w:rPr>
+          <w:rStyle w:val="SpecialCharTok"/>
+        </w:rPr>
+        <w:t xml:space="preserve">{</w:t>
+      </w:r>
+      <w:r>
+        <w:rPr>
+          <w:rStyle w:val="NormalTok"/>
+        </w:rPr>
+        <w:t xml:space="preserve">e</w:t>
+      </w:r>
+      <w:r>
+        <w:rPr>
+          <w:rStyle w:val="SpecialCharTok"/>
+        </w:rPr>
+        <w:t xml:space="preserve">}</w:t>
+      </w:r>
+      <w:r>
+        <w:rPr>
+          <w:rStyle w:val="SpecialStringTok"/>
+        </w:rPr>
+        <w:t xml:space="preserve">"</w:t>
+      </w:r>
+      <w:r>
+        <w:rPr>
+          <w:rStyle w:val="NormalTok"/>
+        </w:rPr>
+        <w:t xml:space="preserve">)</w:t>
+      </w:r>
+      <w:r>
+        <w:br/>
+      </w:r>
+      <w:r>
+        <w:rPr>
+          <w:rStyle w:val="CommentTok"/>
+        </w:rPr>
+        <w:t xml:space="preserve"># Output: An error occurred: items must not be empty</w:t>
       </w:r>
     </w:p>
-    <w:bookmarkEnd w:id="12"/>
-    <w:bookmarkStart w:id="13" w:name="functiondef-choose_random_itemitems"/>
+    <w:bookmarkEnd w:id="11"/>
+    <w:bookmarkStart w:id="12" w:name="functiondef-shuffle_copyitems"/>
     <w:p>
       <w:pPr>
         <w:pStyle w:val="Heading2"/>
@@ -762,32 +2521,13 @@
         <w:rPr>
           <w:rStyle w:val="SectionNumber"/>
         </w:rPr>
-        <w:t xml:space="preserve">5</w:t>
+        <w:t xml:space="preserve">4</w:t>
       </w:r>
       <w:r>
         <w:tab/>
       </w:r>
       <w:r>
-        <w:t xml:space="preserve">FunctionDef choose_random_item(items)</w:t>
-      </w:r>
-    </w:p>
-    <w:bookmarkEnd w:id="13"/>
-    <w:bookmarkStart w:id="14" w:name="function-choose_random_item"/>
-    <w:p>
-      <w:pPr>
-        <w:pStyle w:val="Heading2"/>
-      </w:pPr>
-      <w:r>
-        <w:rPr>
-          <w:rStyle w:val="SectionNumber"/>
-        </w:rPr>
-        <w:t xml:space="preserve">6</w:t>
-      </w:r>
-      <w:r>
-        <w:tab/>
-      </w:r>
-      <w:r>
-        <w:t xml:space="preserve">Function: choose_random_item</w:t>
+        <w:t xml:space="preserve">FunctionDef shuffle_copy(items)</w:t>
       </w:r>
     </w:p>
     <w:p>
@@ -795,23 +2535,7 @@
         <w:pStyle w:val="FirstParagraph"/>
       </w:pPr>
       <w:r>
-        <w:t xml:space="preserve">The function of</w:t>
-      </w:r>
-      <w:r>
-        <w:t xml:space="preserve"> </w:t>
-      </w:r>
-      <w:r>
-        <w:rPr>
-          <w:b/>
-          <w:bCs/>
-        </w:rPr>
-        <w:t xml:space="preserve">choose_random_item</w:t>
-      </w:r>
-      <w:r>
-        <w:t xml:space="preserve"> </w:t>
-      </w:r>
-      <w:r>
-        <w:t xml:space="preserve">is to choose and return a single random string from a non-empty list of strings.</w:t>
+        <w:t xml:space="preserve">Function - shuffle_copy:</w:t>
       </w:r>
     </w:p>
     <w:p>
@@ -819,32 +2543,13 @@
         <w:pStyle w:val="BodyText"/>
       </w:pPr>
       <w:r>
-        <w:rPr>
-          <w:b/>
-          <w:bCs/>
-        </w:rPr>
-        <w:t xml:space="preserve">parameters</w:t>
-      </w:r>
-      <w:r>
-        <w:t xml:space="preserve">: The parameters of this Function.</w:t>
+        <w:t xml:space="preserve">Purpose:</w:t>
       </w:r>
       <w:r>
         <w:t xml:space="preserve"> </w:t>
       </w:r>
       <w:r>
-        <w:t xml:space="preserve">·</w:t>
-      </w:r>
-      <w:r>
-        <w:t xml:space="preserve"> </w:t>
-      </w:r>
-      <w:r>
-        <w:rPr>
-          <w:rStyle w:val="VerbatimChar"/>
-        </w:rPr>
-        <w:t xml:space="preserve">items</w:t>
-      </w:r>
-      <w:r>
-        <w:t xml:space="preserve">: A list of strings from which a random item will be selected.</w:t>
+        <w:t xml:space="preserve">Returns a shuffled copy of the given list without mutating the input.</w:t>
       </w:r>
     </w:p>
     <w:p>
@@ -852,89 +2557,13 @@
         <w:pStyle w:val="BodyText"/>
       </w:pPr>
       <w:r>
-        <w:rPr>
-          <w:b/>
-          <w:bCs/>
-        </w:rPr>
-        <w:t xml:space="preserve">Code Description</w:t>
-      </w:r>
-      <w:r>
-        <w:t xml:space="preserve">:</w:t>
+        <w:t xml:space="preserve">Parameters:</w:t>
       </w:r>
       <w:r>
         <w:t xml:space="preserve"> </w:t>
       </w:r>
       <w:r>
-        <w:t xml:space="preserve">The function first checks if the provided</w:t>
-      </w:r>
-      <w:r>
-        <w:t xml:space="preserve"> </w:t>
-      </w:r>
-      <w:r>
-        <w:rPr>
-          <w:rStyle w:val="VerbatimChar"/>
-        </w:rPr>
-        <w:t xml:space="preserve">items</w:t>
-      </w:r>
-      <w:r>
-        <w:t xml:space="preserve"> </w:t>
-      </w:r>
-      <w:r>
-        <w:t xml:space="preserve">list is empty. If it is, the function raises a</w:t>
-      </w:r>
-      <w:r>
-        <w:t xml:space="preserve"> </w:t>
-      </w:r>
-      <w:r>
-        <w:rPr>
-          <w:rStyle w:val="VerbatimChar"/>
-        </w:rPr>
-        <w:t xml:space="preserve">ValueError</w:t>
-      </w:r>
-      <w:r>
-        <w:t xml:space="preserve"> </w:t>
-      </w:r>
-      <w:r>
-        <w:t xml:space="preserve">with the message</w:t>
-      </w:r>
-      <w:r>
-        <w:t xml:space="preserve"> </w:t>
-      </w:r>
-      <w:r>
-        <w:t xml:space="preserve">“items must not be empty”</w:t>
-      </w:r>
-      <w:r>
-        <w:t xml:space="preserve">. If the list is not empty, the function uses</w:t>
-      </w:r>
-      <w:r>
-        <w:t xml:space="preserve"> </w:t>
-      </w:r>
-      <w:r>
-        <w:rPr>
-          <w:rStyle w:val="VerbatimChar"/>
-        </w:rPr>
-        <w:t xml:space="preserve">random.choice()</w:t>
-      </w:r>
-      <w:r>
-        <w:t xml:space="preserve"> </w:t>
-      </w:r>
-      <w:r>
-        <w:t xml:space="preserve">to select a single element uniformly at random from the</w:t>
-      </w:r>
-      <w:r>
-        <w:t xml:space="preserve"> </w:t>
-      </w:r>
-      <w:r>
-        <w:rPr>
-          <w:rStyle w:val="VerbatimChar"/>
-        </w:rPr>
-        <w:t xml:space="preserve">items</w:t>
-      </w:r>
-      <w:r>
-        <w:t xml:space="preserve"> </w:t>
-      </w:r>
-      <w:r>
-        <w:t xml:space="preserve">list and returns that element.</w:t>
+        <w:t xml:space="preserve">• items (List[int]): A list of integers that will be copied and then shuffled.</w:t>
       </w:r>
     </w:p>
     <w:p>
@@ -942,50 +2571,145 @@
         <w:pStyle w:val="BodyText"/>
       </w:pPr>
       <w:r>
-        <w:rPr>
-          <w:b/>
-          <w:bCs/>
-        </w:rPr>
-        <w:t xml:space="preserve">Note</w:t>
-      </w:r>
-      <w:r>
-        <w:t xml:space="preserve">:</w:t>
+        <w:t xml:space="preserve">Detailed Description:</w:t>
       </w:r>
       <w:r>
         <w:t xml:space="preserve"> </w:t>
       </w:r>
       <w:r>
-        <w:t xml:space="preserve">This function requires the</w:t>
+        <w:t xml:space="preserve">This function provides a non-destructive way to shuffle the elements of a list. The logical flow is as follows:</w:t>
       </w:r>
       <w:r>
         <w:t xml:space="preserve"> </w:t>
       </w:r>
       <w:r>
+        <w:t xml:space="preserve">1. A new list,</w:t>
+      </w:r>
+      <w:r>
+        <w:t xml:space="preserve"> </w:t>
+      </w:r>
+      <w:r>
         <w:rPr>
           <w:rStyle w:val="VerbatimChar"/>
         </w:rPr>
-        <w:t xml:space="preserve">random</w:t>
+        <w:t xml:space="preserve">copy</w:t>
+      </w:r>
+      <w:r>
+        <w:t xml:space="preserve">, is created as a shallow copy of the input</w:t>
       </w:r>
       <w:r>
         <w:t xml:space="preserve"> </w:t>
       </w:r>
       <w:r>
-        <w:t xml:space="preserve">module to be imported. It will raise a</w:t>
+        <w:rPr>
+          <w:rStyle w:val="VerbatimChar"/>
+        </w:rPr>
+        <w:t xml:space="preserve">items</w:t>
       </w:r>
       <w:r>
         <w:t xml:space="preserve"> </w:t>
       </w:r>
       <w:r>
+        <w:t xml:space="preserve">list. This is done using the</w:t>
+      </w:r>
+      <w:r>
+        <w:t xml:space="preserve"> </w:t>
+      </w:r>
+      <w:r>
         <w:rPr>
           <w:rStyle w:val="VerbatimChar"/>
         </w:rPr>
-        <w:t xml:space="preserve">ValueError</w:t>
+        <w:t xml:space="preserve">list()</w:t>
       </w:r>
       <w:r>
         <w:t xml:space="preserve"> </w:t>
       </w:r>
       <w:r>
-        <w:t xml:space="preserve">if an empty list is passed as an argument.</w:t>
+        <w:t xml:space="preserve">constructor, which ensures that the original list passed to the function is not modified.</w:t>
+      </w:r>
+      <w:r>
+        <w:t xml:space="preserve"> </w:t>
+      </w:r>
+      <w:r>
+        <w:t xml:space="preserve">2. The</w:t>
+      </w:r>
+      <w:r>
+        <w:t xml:space="preserve"> </w:t>
+      </w:r>
+      <w:r>
+        <w:rPr>
+          <w:rStyle w:val="VerbatimChar"/>
+        </w:rPr>
+        <w:t xml:space="preserve">random.shuffle()</w:t>
+      </w:r>
+      <w:r>
+        <w:t xml:space="preserve"> </w:t>
+      </w:r>
+      <w:r>
+        <w:t xml:space="preserve">function is then called on this</w:t>
+      </w:r>
+      <w:r>
+        <w:t xml:space="preserve"> </w:t>
+      </w:r>
+      <w:r>
+        <w:rPr>
+          <w:rStyle w:val="VerbatimChar"/>
+        </w:rPr>
+        <w:t xml:space="preserve">copy</w:t>
+      </w:r>
+      <w:r>
+        <w:t xml:space="preserve">. This function shuffles the elements of the</w:t>
+      </w:r>
+      <w:r>
+        <w:t xml:space="preserve"> </w:t>
+      </w:r>
+      <w:r>
+        <w:rPr>
+          <w:rStyle w:val="VerbatimChar"/>
+        </w:rPr>
+        <w:t xml:space="preserve">copy</w:t>
+      </w:r>
+      <w:r>
+        <w:t xml:space="preserve"> </w:t>
+      </w:r>
+      <w:r>
+        <w:t xml:space="preserve">list in-place, rearranging them into a pseudo-random order.</w:t>
+      </w:r>
+      <w:r>
+        <w:t xml:space="preserve"> </w:t>
+      </w:r>
+      <w:r>
+        <w:t xml:space="preserve">3. Finally, the function returns the</w:t>
+      </w:r>
+      <w:r>
+        <w:t xml:space="preserve"> </w:t>
+      </w:r>
+      <w:r>
+        <w:rPr>
+          <w:rStyle w:val="VerbatimChar"/>
+        </w:rPr>
+        <w:t xml:space="preserve">copy</w:t>
+      </w:r>
+      <w:r>
+        <w:t xml:space="preserve"> </w:t>
+      </w:r>
+      <w:r>
+        <w:t xml:space="preserve">list, which now contains the same elements as the original</w:t>
+      </w:r>
+      <w:r>
+        <w:t xml:space="preserve"> </w:t>
+      </w:r>
+      <w:r>
+        <w:rPr>
+          <w:rStyle w:val="VerbatimChar"/>
+        </w:rPr>
+        <w:t xml:space="preserve">items</w:t>
+      </w:r>
+      <w:r>
+        <w:t xml:space="preserve"> </w:t>
+      </w:r>
+      <w:r>
+        <w:t xml:space="preserve">list but in a randomized sequence.</w:t>
       </w:r>
     </w:p>
     <w:p>
@@ -993,6 +2717,104 @@
         <w:pStyle w:val="BodyText"/>
       </w:pPr>
       <w:r>
+        <w:t xml:space="preserve">Important Notes:</w:t>
+      </w:r>
+      <w:r>
+        <w:t xml:space="preserve"> </w:t>
+      </w:r>
+      <w:r>
+        <w:t xml:space="preserve">• This function requires the</w:t>
+      </w:r>
+      <w:r>
+        <w:t xml:space="preserve"> </w:t>
+      </w:r>
+      <w:r>
+        <w:rPr>
+          <w:rStyle w:val="VerbatimChar"/>
+        </w:rPr>
+        <w:t xml:space="preserve">random</w:t>
+      </w:r>
+      <w:r>
+        <w:t xml:space="preserve"> </w:t>
+      </w:r>
+      <w:r>
+        <w:t xml:space="preserve">module to be imported to use the</w:t>
+      </w:r>
+      <w:r>
+        <w:t xml:space="preserve"> </w:t>
+      </w:r>
+      <w:r>
+        <w:rPr>
+          <w:rStyle w:val="VerbatimChar"/>
+        </w:rPr>
+        <w:t xml:space="preserve">random.shuffle()</w:t>
+      </w:r>
+      <w:r>
+        <w:t xml:space="preserve"> </w:t>
+      </w:r>
+      <w:r>
+        <w:t xml:space="preserve">method.</w:t>
+      </w:r>
+      <w:r>
+        <w:t xml:space="preserve"> </w:t>
+      </w:r>
+      <w:r>
+        <w:t xml:space="preserve">• A primary feature of this function is that it is non-mutating. The original list provided as the</w:t>
+      </w:r>
+      <w:r>
+        <w:t xml:space="preserve"> </w:t>
+      </w:r>
+      <w:r>
+        <w:rPr>
+          <w:rStyle w:val="VerbatimChar"/>
+        </w:rPr>
+        <w:t xml:space="preserve">items</w:t>
+      </w:r>
+      <w:r>
+        <w:t xml:space="preserve"> </w:t>
+      </w:r>
+      <w:r>
+        <w:t xml:space="preserve">argument will remain unchanged after the function call.</w:t>
+      </w:r>
+      <w:r>
+        <w:t xml:space="preserve"> </w:t>
+      </w:r>
+      <w:r>
+        <w:t xml:space="preserve">• Although the type hint specifies</w:t>
+      </w:r>
+      <w:r>
+        <w:t xml:space="preserve"> </w:t>
+      </w:r>
+      <w:r>
+        <w:rPr>
+          <w:rStyle w:val="VerbatimChar"/>
+        </w:rPr>
+        <w:t xml:space="preserve">List[int]</w:t>
+      </w:r>
+      <w:r>
+        <w:t xml:space="preserve">, the function will work correctly with a list containing any type of element (e.g., strings, floats, or objects) because</w:t>
+      </w:r>
+      <w:r>
+        <w:t xml:space="preserve"> </w:t>
+      </w:r>
+      <w:r>
+        <w:rPr>
+          <w:rStyle w:val="VerbatimChar"/>
+        </w:rPr>
+        <w:t xml:space="preserve">random.shuffle</w:t>
+      </w:r>
+      <w:r>
+        <w:t xml:space="preserve"> </w:t>
+      </w:r>
+      <w:r>
+        <w:t xml:space="preserve">operates on any mutable sequence.</w:t>
+      </w:r>
+    </w:p>
+    <w:p>
+      <w:pPr>
+        <w:pStyle w:val="BodyText"/>
+      </w:pPr>
+      <w:r>
         <w:rPr>
           <w:b/>
           <w:bCs/>
@@ -1001,6 +2823,39 @@
       </w:r>
       <w:r>
         <w:t xml:space="preserve">:</w:t>
+      </w:r>
+      <w:r>
+        <w:t xml:space="preserve"> </w:t>
+      </w:r>
+      <w:r>
+        <w:t xml:space="preserve">If the input</w:t>
+      </w:r>
+      <w:r>
+        <w:t xml:space="preserve"> </w:t>
+      </w:r>
+      <w:r>
+        <w:rPr>
+          <w:rStyle w:val="VerbatimChar"/>
+        </w:rPr>
+        <w:t xml:space="preserve">items</w:t>
+      </w:r>
+      <w:r>
+        <w:t xml:space="preserve"> </w:t>
+      </w:r>
+      <w:r>
+        <w:t xml:space="preserve">list is</w:t>
+      </w:r>
+      <w:r>
+        <w:t xml:space="preserve"> </w:t>
+      </w:r>
+      <w:r>
+        <w:rPr>
+          <w:rStyle w:val="VerbatimChar"/>
+        </w:rPr>
+        <w:t xml:space="preserve">[1, 8, 3, 5, 2]</w:t>
+      </w:r>
+      <w:r>
+        <w:t xml:space="preserve">, a possible return value would be:</w:t>
       </w:r>
     </w:p>
     <w:p>
@@ -1009,71 +2864,9 @@
       </w:pPr>
       <w:r>
         <w:rPr>
-          <w:rStyle w:val="CommentTok"/>
-        </w:rPr>
-        <w:t xml:space="preserve"># Given the input list: ['red', 'green', 'blue']</w:t>
-      </w:r>
-      <w:r>
-        <w:br/>
-      </w:r>
-      <w:r>
-        <w:rPr>
-          <w:rStyle w:val="CommentTok"/>
-        </w:rPr>
-        <w:t xml:space="preserve"># A possible return value could be:</w:t>
-      </w:r>
-      <w:r>
-        <w:br/>
-      </w:r>
-      <w:r>
-        <w:rPr>
-          <w:rStyle w:val="CommentTok"/>
-        </w:rPr>
-        <w:t xml:space="preserve">"green"</w:t>
-      </w:r>
-      <w:r>
-        <w:rPr>
-          <w:rStyle w:val="NormalTok"/>
-        </w:rPr>
-        <w:t xml:space="preserve"> </w:t>
-      </w:r>
-    </w:p>
-    <w:bookmarkEnd w:id="14"/>
-    <w:bookmarkStart w:id="15" w:name="functiondef-shuffle_copyitems"/>
-    <w:p>
-      <w:pPr>
-        <w:pStyle w:val="Heading2"/>
-      </w:pPr>
-      <w:r>
-        <w:rPr>
-          <w:rStyle w:val="SectionNumber"/>
-        </w:rPr>
-        <w:t xml:space="preserve">7</w:t>
-      </w:r>
-      <w:r>
-        <w:tab/>
-      </w:r>
-      <w:r>
-        <w:t xml:space="preserve">FunctionDef shuffle_copy(items)</w:t>
-      </w:r>
-    </w:p>
-    <w:bookmarkEnd w:id="15"/>
-    <w:bookmarkStart w:id="16" w:name="function-shuffle_copy"/>
-    <w:p>
-      <w:pPr>
-        <w:pStyle w:val="Heading2"/>
-      </w:pPr>
-      <w:r>
-        <w:rPr>
-          <w:rStyle w:val="SectionNumber"/>
-        </w:rPr>
-        <w:t xml:space="preserve">8</w:t>
-      </w:r>
-      <w:r>
-        <w:tab/>
-      </w:r>
-      <w:r>
-        <w:t xml:space="preserve">Function: shuffle_copy</w:t>
+          <w:rStyle w:val="VerbatimChar"/>
+        </w:rPr>
+        <w:t xml:space="preserve">[5, 1, 8, 3, 2]</w:t>
       </w:r>
     </w:p>
     <w:p>
@@ -1081,23 +2874,11 @@
         <w:pStyle w:val="FirstParagraph"/>
       </w:pPr>
       <w:r>
-        <w:t xml:space="preserve">The function of</w:t>
-      </w:r>
-      <w:r>
-        <w:t xml:space="preserve"> </w:t>
-      </w:r>
-      <w:r>
-        <w:rPr>
-          <w:b/>
-          <w:bCs/>
-        </w:rPr>
-        <w:t xml:space="preserve">shuffle_copy</w:t>
-      </w:r>
-      <w:r>
-        <w:t xml:space="preserve"> </w:t>
-      </w:r>
-      <w:r>
-        <w:t xml:space="preserve">is to return a new list containing the elements of the input list in a randomized order, without altering the original list.</w:t>
+        <w:rPr>
+          <w:i/>
+          <w:iCs/>
+        </w:rPr>
+        <w:t xml:space="preserve">(Note: The actual order of elements in the returned list will be random upon each execution.)</w:t>
       </w:r>
     </w:p>
     <w:p>
@@ -1105,191 +2886,7 @@
         <w:pStyle w:val="BodyText"/>
       </w:pPr>
       <w:r>
-        <w:rPr>
-          <w:b/>
-          <w:bCs/>
-        </w:rPr>
-        <w:t xml:space="preserve">parameters</w:t>
-      </w:r>
-      <w:r>
-        <w:t xml:space="preserve">: The parameters of this Function.</w:t>
-      </w:r>
-      <w:r>
-        <w:t xml:space="preserve"> </w:t>
-      </w:r>
-      <w:r>
-        <w:t xml:space="preserve">·</w:t>
-      </w:r>
-      <w:r>
-        <w:t xml:space="preserve"> </w:t>
-      </w:r>
-      <w:r>
-        <w:rPr>
-          <w:rStyle w:val="VerbatimChar"/>
-        </w:rPr>
-        <w:t xml:space="preserve">items</w:t>
-      </w:r>
-      <w:r>
-        <w:t xml:space="preserve">: A list of integers that will be copied and shuffled.</w:t>
-      </w:r>
-    </w:p>
-    <w:p>
-      <w:pPr>
-        <w:pStyle w:val="BodyText"/>
-      </w:pPr>
-      <w:r>
-        <w:rPr>
-          <w:b/>
-          <w:bCs/>
-        </w:rPr>
-        <w:t xml:space="preserve">Code Description</w:t>
-      </w:r>
-      <w:r>
-        <w:t xml:space="preserve">:</w:t>
-      </w:r>
-      <w:r>
-        <w:t xml:space="preserve"> </w:t>
-      </w:r>
-      <w:r>
-        <w:t xml:space="preserve">The function begins by creating a shallow copy of the input list</w:t>
-      </w:r>
-      <w:r>
-        <w:t xml:space="preserve"> </w:t>
-      </w:r>
-      <w:r>
-        <w:rPr>
-          <w:rStyle w:val="VerbatimChar"/>
-        </w:rPr>
-        <w:t xml:space="preserve">items</w:t>
-      </w:r>
-      <w:r>
-        <w:t xml:space="preserve"> </w:t>
-      </w:r>
-      <w:r>
-        <w:t xml:space="preserve">and assigning it to a new variable named</w:t>
-      </w:r>
-      <w:r>
-        <w:t xml:space="preserve"> </w:t>
-      </w:r>
-      <w:r>
-        <w:rPr>
-          <w:rStyle w:val="VerbatimChar"/>
-        </w:rPr>
-        <w:t xml:space="preserve">copy</w:t>
-      </w:r>
-      <w:r>
-        <w:t xml:space="preserve">. This is done to prevent modification of the original list. It then uses the</w:t>
-      </w:r>
-      <w:r>
-        <w:t xml:space="preserve"> </w:t>
-      </w:r>
-      <w:r>
-        <w:rPr>
-          <w:rStyle w:val="VerbatimChar"/>
-        </w:rPr>
-        <w:t xml:space="preserve">random.shuffle()</w:t>
-      </w:r>
-      <w:r>
-        <w:t xml:space="preserve"> </w:t>
-      </w:r>
-      <w:r>
-        <w:t xml:space="preserve">method to rearrange the elements of the</w:t>
-      </w:r>
-      <w:r>
-        <w:t xml:space="preserve"> </w:t>
-      </w:r>
-      <w:r>
-        <w:rPr>
-          <w:rStyle w:val="VerbatimChar"/>
-        </w:rPr>
-        <w:t xml:space="preserve">copy</w:t>
-      </w:r>
-      <w:r>
-        <w:t xml:space="preserve"> </w:t>
-      </w:r>
-      <w:r>
-        <w:t xml:space="preserve">list into a random order in-place. Finally, the function returns the shuffled</w:t>
-      </w:r>
-      <w:r>
-        <w:t xml:space="preserve"> </w:t>
-      </w:r>
-      <w:r>
-        <w:rPr>
-          <w:rStyle w:val="VerbatimChar"/>
-        </w:rPr>
-        <w:t xml:space="preserve">copy</w:t>
-      </w:r>
-      <w:r>
-        <w:t xml:space="preserve"> </w:t>
-      </w:r>
-      <w:r>
-        <w:t xml:space="preserve">list.</w:t>
-      </w:r>
-    </w:p>
-    <w:p>
-      <w:pPr>
-        <w:pStyle w:val="BodyText"/>
-      </w:pPr>
-      <w:r>
-        <w:rPr>
-          <w:b/>
-          <w:bCs/>
-        </w:rPr>
-        <w:t xml:space="preserve">Note</w:t>
-      </w:r>
-      <w:r>
-        <w:t xml:space="preserve">:</w:t>
-      </w:r>
-      <w:r>
-        <w:t xml:space="preserve"> </w:t>
-      </w:r>
-      <w:r>
-        <w:t xml:space="preserve">This function requires the</w:t>
-      </w:r>
-      <w:r>
-        <w:t xml:space="preserve"> </w:t>
-      </w:r>
-      <w:r>
-        <w:rPr>
-          <w:rStyle w:val="VerbatimChar"/>
-        </w:rPr>
-        <w:t xml:space="preserve">random</w:t>
-      </w:r>
-      <w:r>
-        <w:t xml:space="preserve"> </w:t>
-      </w:r>
-      <w:r>
-        <w:t xml:space="preserve">module to be imported to work correctly. The original</w:t>
-      </w:r>
-      <w:r>
-        <w:t xml:space="preserve"> </w:t>
-      </w:r>
-      <w:r>
-        <w:rPr>
-          <w:rStyle w:val="VerbatimChar"/>
-        </w:rPr>
-        <w:t xml:space="preserve">items</w:t>
-      </w:r>
-      <w:r>
-        <w:t xml:space="preserve"> </w:t>
-      </w:r>
-      <w:r>
-        <w:t xml:space="preserve">list passed to the function will remain unchanged.</w:t>
-      </w:r>
-    </w:p>
-    <w:p>
-      <w:pPr>
-        <w:pStyle w:val="BodyText"/>
-      </w:pPr>
-      <w:r>
-        <w:rPr>
-          <w:b/>
-          <w:bCs/>
-        </w:rPr>
-        <w:t xml:space="preserve">Output Example</w:t>
-      </w:r>
-      <w:r>
-        <w:t xml:space="preserve">:</w:t>
+        <w:t xml:space="preserve">Usage Example:</w:t>
       </w:r>
     </w:p>
     <w:p>
@@ -1298,18 +2895,66 @@
       </w:pPr>
       <w:r>
         <w:rPr>
+          <w:rStyle w:val="ImportTok"/>
+        </w:rPr>
+        <w:t xml:space="preserve">import</w:t>
+      </w:r>
+      <w:r>
+        <w:rPr>
+          <w:rStyle w:val="NormalTok"/>
+        </w:rPr>
+        <w:t xml:space="preserve"> random</w:t>
+      </w:r>
+      <w:r>
+        <w:br/>
+      </w:r>
+      <w:r>
+        <w:rPr>
+          <w:rStyle w:val="ImportTok"/>
+        </w:rPr>
+        <w:t xml:space="preserve">from</w:t>
+      </w:r>
+      <w:r>
+        <w:rPr>
+          <w:rStyle w:val="NormalTok"/>
+        </w:rPr>
+        <w:t xml:space="preserve"> typing </w:t>
+      </w:r>
+      <w:r>
+        <w:rPr>
+          <w:rStyle w:val="ImportTok"/>
+        </w:rPr>
+        <w:t xml:space="preserve">import</w:t>
+      </w:r>
+      <w:r>
+        <w:rPr>
+          <w:rStyle w:val="NormalTok"/>
+        </w:rPr>
+        <w:t xml:space="preserve"> List</w:t>
+      </w:r>
+      <w:r>
+        <w:br/>
+      </w:r>
+      <w:r>
+        <w:br/>
+      </w:r>
+      <w:r>
+        <w:rPr>
           <w:rStyle w:val="CommentTok"/>
         </w:rPr>
-        <w:t xml:space="preserve"># Given an input list like [1, 2, 3, 4, 5]</w:t>
+        <w:t xml:space="preserve"># Assume the shuffle_copy function is defined and available.</w:t>
       </w:r>
       <w:r>
         <w:br/>
       </w:r>
       <w:r>
+        <w:br/>
+      </w:r>
+      <w:r>
         <w:rPr>
           <w:rStyle w:val="CommentTok"/>
         </w:rPr>
-        <w:t xml:space="preserve"># A possible return value could be:</w:t>
+        <w:t xml:space="preserve"># --- Example Usage ---</w:t>
       </w:r>
       <w:r>
         <w:br/>
@@ -1318,13 +2963,25 @@
         <w:rPr>
           <w:rStyle w:val="NormalTok"/>
         </w:rPr>
-        <w:t xml:space="preserve">[</w:t>
+        <w:t xml:space="preserve">original_numbers </w:t>
+      </w:r>
+      <w:r>
+        <w:rPr>
+          <w:rStyle w:val="OperatorTok"/>
+        </w:rPr>
+        <w:t xml:space="preserve">=</w:t>
+      </w:r>
+      <w:r>
+        <w:rPr>
+          <w:rStyle w:val="NormalTok"/>
+        </w:rPr>
+        <w:t xml:space="preserve"> [</w:t>
       </w:r>
       <w:r>
         <w:rPr>
           <w:rStyle w:val="DecValTok"/>
         </w:rPr>
-        <w:t xml:space="preserve">3</w:t>
+        <w:t xml:space="preserve">10</w:t>
       </w:r>
       <w:r>
         <w:rPr>
@@ -1336,7 +2993,7 @@
         <w:rPr>
           <w:rStyle w:val="DecValTok"/>
         </w:rPr>
-        <w:t xml:space="preserve">5</w:t>
+        <w:t xml:space="preserve">20</w:t>
       </w:r>
       <w:r>
         <w:rPr>
@@ -1348,7 +3005,7 @@
         <w:rPr>
           <w:rStyle w:val="DecValTok"/>
         </w:rPr>
-        <w:t xml:space="preserve">1</w:t>
+        <w:t xml:space="preserve">30</w:t>
       </w:r>
       <w:r>
         <w:rPr>
@@ -1360,7 +3017,7 @@
         <w:rPr>
           <w:rStyle w:val="DecValTok"/>
         </w:rPr>
-        <w:t xml:space="preserve">4</w:t>
+        <w:t xml:space="preserve">40</w:t>
       </w:r>
       <w:r>
         <w:rPr>
@@ -1372,16 +3029,244 @@
         <w:rPr>
           <w:rStyle w:val="DecValTok"/>
         </w:rPr>
-        <w:t xml:space="preserve">2</w:t>
+        <w:t xml:space="preserve">50</w:t>
       </w:r>
       <w:r>
         <w:rPr>
           <w:rStyle w:val="NormalTok"/>
         </w:rPr>
-        <w:t xml:space="preserve">] </w:t>
+        <w:t xml:space="preserve">]</w:t>
+      </w:r>
+      <w:r>
+        <w:br/>
+      </w:r>
+      <w:r>
+        <w:rPr>
+          <w:rStyle w:val="BuiltInTok"/>
+        </w:rPr>
+        <w:t xml:space="preserve">print</w:t>
+      </w:r>
+      <w:r>
+        <w:rPr>
+          <w:rStyle w:val="NormalTok"/>
+        </w:rPr>
+        <w:t xml:space="preserve">(</w:t>
+      </w:r>
+      <w:r>
+        <w:rPr>
+          <w:rStyle w:val="SpecialStringTok"/>
+        </w:rPr>
+        <w:t xml:space="preserve">f"Original list before call: </w:t>
+      </w:r>
+      <w:r>
+        <w:rPr>
+          <w:rStyle w:val="SpecialCharTok"/>
+        </w:rPr>
+        <w:t xml:space="preserve">{</w:t>
+      </w:r>
+      <w:r>
+        <w:rPr>
+          <w:rStyle w:val="NormalTok"/>
+        </w:rPr>
+        <w:t xml:space="preserve">original_numbers</w:t>
+      </w:r>
+      <w:r>
+        <w:rPr>
+          <w:rStyle w:val="SpecialCharTok"/>
+        </w:rPr>
+        <w:t xml:space="preserve">}</w:t>
+      </w:r>
+      <w:r>
+        <w:rPr>
+          <w:rStyle w:val="SpecialStringTok"/>
+        </w:rPr>
+        <w:t xml:space="preserve">"</w:t>
+      </w:r>
+      <w:r>
+        <w:rPr>
+          <w:rStyle w:val="NormalTok"/>
+        </w:rPr>
+        <w:t xml:space="preserve">)</w:t>
+      </w:r>
+      <w:r>
+        <w:br/>
+      </w:r>
+      <w:r>
+        <w:br/>
+      </w:r>
+      <w:r>
+        <w:rPr>
+          <w:rStyle w:val="CommentTok"/>
+        </w:rPr>
+        <w:t xml:space="preserve"># Create a shuffled copy of the list</w:t>
+      </w:r>
+      <w:r>
+        <w:br/>
+      </w:r>
+      <w:r>
+        <w:rPr>
+          <w:rStyle w:val="NormalTok"/>
+        </w:rPr>
+        <w:t xml:space="preserve">shuffled_numbers </w:t>
+      </w:r>
+      <w:r>
+        <w:rPr>
+          <w:rStyle w:val="OperatorTok"/>
+        </w:rPr>
+        <w:t xml:space="preserve">=</w:t>
+      </w:r>
+      <w:r>
+        <w:rPr>
+          <w:rStyle w:val="NormalTok"/>
+        </w:rPr>
+        <w:t xml:space="preserve"> shuffle_copy(original_numbers)</w:t>
+      </w:r>
+      <w:r>
+        <w:br/>
+      </w:r>
+      <w:r>
+        <w:br/>
+      </w:r>
+      <w:r>
+        <w:rPr>
+          <w:rStyle w:val="BuiltInTok"/>
+        </w:rPr>
+        <w:t xml:space="preserve">print</w:t>
+      </w:r>
+      <w:r>
+        <w:rPr>
+          <w:rStyle w:val="NormalTok"/>
+        </w:rPr>
+        <w:t xml:space="preserve">(</w:t>
+      </w:r>
+      <w:r>
+        <w:rPr>
+          <w:rStyle w:val="SpecialStringTok"/>
+        </w:rPr>
+        <w:t xml:space="preserve">f"Returned shuffled list: </w:t>
+      </w:r>
+      <w:r>
+        <w:rPr>
+          <w:rStyle w:val="SpecialCharTok"/>
+        </w:rPr>
+        <w:t xml:space="preserve">{</w:t>
+      </w:r>
+      <w:r>
+        <w:rPr>
+          <w:rStyle w:val="NormalTok"/>
+        </w:rPr>
+        <w:t xml:space="preserve">shuffled_numbers</w:t>
+      </w:r>
+      <w:r>
+        <w:rPr>
+          <w:rStyle w:val="SpecialCharTok"/>
+        </w:rPr>
+        <w:t xml:space="preserve">}</w:t>
+      </w:r>
+      <w:r>
+        <w:rPr>
+          <w:rStyle w:val="SpecialStringTok"/>
+        </w:rPr>
+        <w:t xml:space="preserve">"</w:t>
+      </w:r>
+      <w:r>
+        <w:rPr>
+          <w:rStyle w:val="NormalTok"/>
+        </w:rPr>
+        <w:t xml:space="preserve">)</w:t>
+      </w:r>
+      <w:r>
+        <w:br/>
+      </w:r>
+      <w:r>
+        <w:rPr>
+          <w:rStyle w:val="BuiltInTok"/>
+        </w:rPr>
+        <w:t xml:space="preserve">print</w:t>
+      </w:r>
+      <w:r>
+        <w:rPr>
+          <w:rStyle w:val="NormalTok"/>
+        </w:rPr>
+        <w:t xml:space="preserve">(</w:t>
+      </w:r>
+      <w:r>
+        <w:rPr>
+          <w:rStyle w:val="SpecialStringTok"/>
+        </w:rPr>
+        <w:t xml:space="preserve">f"Original list after call: </w:t>
+      </w:r>
+      <w:r>
+        <w:rPr>
+          <w:rStyle w:val="SpecialCharTok"/>
+        </w:rPr>
+        <w:t xml:space="preserve">{</w:t>
+      </w:r>
+      <w:r>
+        <w:rPr>
+          <w:rStyle w:val="NormalTok"/>
+        </w:rPr>
+        <w:t xml:space="preserve">original_numbers</w:t>
+      </w:r>
+      <w:r>
+        <w:rPr>
+          <w:rStyle w:val="SpecialCharTok"/>
+        </w:rPr>
+        <w:t xml:space="preserve">}</w:t>
+      </w:r>
+      <w:r>
+        <w:rPr>
+          <w:rStyle w:val="SpecialStringTok"/>
+        </w:rPr>
+        <w:t xml:space="preserve">"</w:t>
+      </w:r>
+      <w:r>
+        <w:rPr>
+          <w:rStyle w:val="NormalTok"/>
+        </w:rPr>
+        <w:t xml:space="preserve">)</w:t>
+      </w:r>
+      <w:r>
+        <w:br/>
+      </w:r>
+      <w:r>
+        <w:br/>
+      </w:r>
+      <w:r>
+        <w:rPr>
+          <w:rStyle w:val="CommentTok"/>
+        </w:rPr>
+        <w:t xml:space="preserve"># --- Expected Output ---</w:t>
+      </w:r>
+      <w:r>
+        <w:br/>
+      </w:r>
+      <w:r>
+        <w:rPr>
+          <w:rStyle w:val="CommentTok"/>
+        </w:rPr>
+        <w:t xml:space="preserve"># Original list before call: [10, 20, 30, 40, 50]</w:t>
+      </w:r>
+      <w:r>
+        <w:br/>
+      </w:r>
+      <w:r>
+        <w:rPr>
+          <w:rStyle w:val="CommentTok"/>
+        </w:rPr>
+        <w:t xml:space="preserve"># Returned shuffled list: [40, 10, 50, 20, 30]  (Note: The order will be random)</w:t>
+      </w:r>
+      <w:r>
+        <w:br/>
+      </w:r>
+      <w:r>
+        <w:rPr>
+          <w:rStyle w:val="CommentTok"/>
+        </w:rPr>
+        <w:t xml:space="preserve"># Original list after call: [10, 20, 30, 40, 50]</w:t>
       </w:r>
     </w:p>
-    <w:bookmarkEnd w:id="16"/>
+    <w:bookmarkEnd w:id="12"/>
     <w:sectPr>
       <w:pgSz w:h="15840" w:w="12240"/>
       <w:pgMar w:bottom="1440" w:footer="720" w:gutter="0" w:header="720" w:left="1800" w:right="1800" w:top="1440"/>

--- a/random_module_one.docx
+++ b/random_module_one.docx
@@ -51,7 +51,23 @@
         <w:pStyle w:val="FirstParagraph"/>
       </w:pPr>
       <w:r>
-        <w:t xml:space="preserve">Function - num:</w:t>
+        <w:t xml:space="preserve">The function of</w:t>
+      </w:r>
+      <w:r>
+        <w:t xml:space="preserve"> </w:t>
+      </w:r>
+      <w:r>
+        <w:rPr>
+          <w:b/>
+          <w:bCs/>
+        </w:rPr>
+        <w:t xml:space="preserve">num</w:t>
+      </w:r>
+      <w:r>
+        <w:t xml:space="preserve"> </w:t>
+      </w:r>
+      <w:r>
+        <w:t xml:space="preserve">is to calculate and return the sum of two input values.</w:t>
       </w:r>
     </w:p>
     <w:p>
@@ -59,13 +75,26 @@
         <w:pStyle w:val="BodyText"/>
       </w:pPr>
       <w:r>
-        <w:t xml:space="preserve">Purpose:</w:t>
+        <w:rPr>
+          <w:b/>
+          <w:bCs/>
+        </w:rPr>
+        <w:t xml:space="preserve">parameters</w:t>
+      </w:r>
+      <w:r>
+        <w:t xml:space="preserve">: The parameters of this Function.</w:t>
       </w:r>
       <w:r>
         <w:t xml:space="preserve"> </w:t>
       </w:r>
       <w:r>
-        <w:t xml:space="preserve">Calculates and returns the sum of two input values.</w:t>
+        <w:t xml:space="preserve">· a: The first value to be used in the addition.</w:t>
+      </w:r>
+      <w:r>
+        <w:t xml:space="preserve"> </w:t>
+      </w:r>
+      <w:r>
+        <w:t xml:space="preserve">· b: The second value to be used in the addition.</w:t>
       </w:r>
     </w:p>
     <w:p>
@@ -73,13 +102,95 @@
         <w:pStyle w:val="BodyText"/>
       </w:pPr>
       <w:r>
-        <w:t xml:space="preserve">Parameters:</w:t>
+        <w:rPr>
+          <w:b/>
+          <w:bCs/>
+        </w:rPr>
+        <w:t xml:space="preserve">Code Description</w:t>
+      </w:r>
+      <w:r>
+        <w:t xml:space="preserve">:</w:t>
       </w:r>
       <w:r>
         <w:t xml:space="preserve"> </w:t>
       </w:r>
       <w:r>
-        <w:t xml:space="preserve">• a: The first value to be used in the addition. This can be any data type that supports the addition operator (</w:t>
+        <w:t xml:space="preserve">The function</w:t>
+      </w:r>
+      <w:r>
+        <w:t xml:space="preserve"> </w:t>
+      </w:r>
+      <w:r>
+        <w:rPr>
+          <w:rStyle w:val="VerbatimChar"/>
+        </w:rPr>
+        <w:t xml:space="preserve">num</w:t>
+      </w:r>
+      <w:r>
+        <w:t xml:space="preserve"> </w:t>
+      </w:r>
+      <w:r>
+        <w:t xml:space="preserve">is defined to accept two parameters,</w:t>
+      </w:r>
+      <w:r>
+        <w:t xml:space="preserve"> </w:t>
+      </w:r>
+      <w:r>
+        <w:rPr>
+          <w:rStyle w:val="VerbatimChar"/>
+        </w:rPr>
+        <w:t xml:space="preserve">a</w:t>
+      </w:r>
+      <w:r>
+        <w:t xml:space="preserve"> </w:t>
+      </w:r>
+      <w:r>
+        <w:t xml:space="preserve">and</w:t>
+      </w:r>
+      <w:r>
+        <w:t xml:space="preserve"> </w:t>
+      </w:r>
+      <w:r>
+        <w:rPr>
+          <w:rStyle w:val="VerbatimChar"/>
+        </w:rPr>
+        <w:t xml:space="preserve">b</w:t>
+      </w:r>
+      <w:r>
+        <w:t xml:space="preserve">. It then calculates the sum of</w:t>
+      </w:r>
+      <w:r>
+        <w:t xml:space="preserve"> </w:t>
+      </w:r>
+      <w:r>
+        <w:rPr>
+          <w:rStyle w:val="VerbatimChar"/>
+        </w:rPr>
+        <w:t xml:space="preserve">a</w:t>
+      </w:r>
+      <w:r>
+        <w:t xml:space="preserve"> </w:t>
+      </w:r>
+      <w:r>
+        <w:t xml:space="preserve">and</w:t>
+      </w:r>
+      <w:r>
+        <w:t xml:space="preserve"> </w:t>
+      </w:r>
+      <w:r>
+        <w:rPr>
+          <w:rStyle w:val="VerbatimChar"/>
+        </w:rPr>
+        <w:t xml:space="preserve">b</w:t>
+      </w:r>
+      <w:r>
+        <w:t xml:space="preserve"> </w:t>
+      </w:r>
+      <w:r>
+        <w:t xml:space="preserve">using the</w:t>
+      </w:r>
+      <w:r>
+        <w:t xml:space="preserve"> </w:t>
       </w:r>
       <w:r>
         <w:rPr>
@@ -88,25 +199,10 @@
         <w:t xml:space="preserve">+</w:t>
       </w:r>
       <w:r>
-        <w:t xml:space="preserve">), such as an integer, float, or string.</w:t>
-      </w:r>
-      <w:r>
         <w:t xml:space="preserve"> </w:t>
       </w:r>
       <w:r>
-        <w:t xml:space="preserve">• b: The second value to be used in the addition. It should be of a type compatible with parameter</w:t>
-      </w:r>
-      <w:r>
-        <w:t xml:space="preserve"> </w:t>
-      </w:r>
-      <w:r>
-        <w:t xml:space="preserve">‘a’</w:t>
-      </w:r>
-      <w:r>
-        <w:t xml:space="preserve"> </w:t>
-      </w:r>
-      <w:r>
-        <w:t xml:space="preserve">for the addition operation to succeed.</w:t>
+        <w:t xml:space="preserve">operator and returns the resulting value.</w:t>
       </w:r>
     </w:p>
     <w:p>
@@ -114,43 +210,20 @@
         <w:pStyle w:val="BodyText"/>
       </w:pPr>
       <w:r>
-        <w:t xml:space="preserve">Detailed Description:</w:t>
+        <w:rPr>
+          <w:b/>
+          <w:bCs/>
+        </w:rPr>
+        <w:t xml:space="preserve">Note</w:t>
+      </w:r>
+      <w:r>
+        <w:t xml:space="preserve">:</w:t>
       </w:r>
       <w:r>
         <w:t xml:space="preserve"> </w:t>
       </w:r>
       <w:r>
-        <w:t xml:space="preserve">This function takes two arguments,</w:t>
-      </w:r>
-      <w:r>
-        <w:t xml:space="preserve"> </w:t>
-      </w:r>
-      <w:r>
-        <w:rPr>
-          <w:rStyle w:val="VerbatimChar"/>
-        </w:rPr>
-        <w:t xml:space="preserve">a</w:t>
-      </w:r>
-      <w:r>
-        <w:t xml:space="preserve"> </w:t>
-      </w:r>
-      <w:r>
-        <w:t xml:space="preserve">and</w:t>
-      </w:r>
-      <w:r>
-        <w:t xml:space="preserve"> </w:t>
-      </w:r>
-      <w:r>
-        <w:rPr>
-          <w:rStyle w:val="VerbatimChar"/>
-        </w:rPr>
-        <w:t xml:space="preserve">b</w:t>
-      </w:r>
-      <w:r>
-        <w:t xml:space="preserve">, and performs an addition operation on them using Python’s</w:t>
-      </w:r>
-      <w:r>
-        <w:t xml:space="preserve"> </w:t>
+        <w:t xml:space="preserve">This function will work with any data types that support the addition (</w:t>
       </w:r>
       <w:r>
         <w:rPr>
@@ -159,10 +232,22 @@
         <w:t xml:space="preserve">+</w:t>
       </w:r>
       <w:r>
+        <w:t xml:space="preserve">) operator, such as integers, floats, or strings (for concatenation). If incompatible types are provided, a</w:t>
+      </w:r>
+      <w:r>
         <w:t xml:space="preserve"> </w:t>
       </w:r>
       <w:r>
-        <w:t xml:space="preserve">operator. The function directly returns the result of this operation. The specific behavior of the addition depends on the data types of the input arguments; for numeric types, it performs arithmetic addition, and for sequence types like strings or lists, it performs concatenation.</w:t>
+        <w:rPr>
+          <w:rStyle w:val="VerbatimChar"/>
+        </w:rPr>
+        <w:t xml:space="preserve">TypeError</w:t>
+      </w:r>
+      <w:r>
+        <w:t xml:space="preserve"> </w:t>
+      </w:r>
+      <w:r>
+        <w:t xml:space="preserve">will be raised.</w:t>
       </w:r>
     </w:p>
     <w:p>
@@ -170,62 +255,6 @@
         <w:pStyle w:val="BodyText"/>
       </w:pPr>
       <w:r>
-        <w:t xml:space="preserve">Important Notes:</w:t>
-      </w:r>
-      <w:r>
-        <w:t xml:space="preserve"> </w:t>
-      </w:r>
-      <w:r>
-        <w:t xml:space="preserve">• The function does not perform any type checking or validation on the input parameters.</w:t>
-      </w:r>
-      <w:r>
-        <w:t xml:space="preserve"> </w:t>
-      </w:r>
-      <w:r>
-        <w:t xml:space="preserve">• If the provided arguments are of incompatible types for the</w:t>
-      </w:r>
-      <w:r>
-        <w:t xml:space="preserve"> </w:t>
-      </w:r>
-      <w:r>
-        <w:rPr>
-          <w:rStyle w:val="VerbatimChar"/>
-        </w:rPr>
-        <w:t xml:space="preserve">+</w:t>
-      </w:r>
-      <w:r>
-        <w:t xml:space="preserve"> </w:t>
-      </w:r>
-      <w:r>
-        <w:t xml:space="preserve">operator (e.g., an integer and a string), a</w:t>
-      </w:r>
-      <w:r>
-        <w:t xml:space="preserve"> </w:t>
-      </w:r>
-      <w:r>
-        <w:rPr>
-          <w:rStyle w:val="VerbatimChar"/>
-        </w:rPr>
-        <w:t xml:space="preserve">TypeError</w:t>
-      </w:r>
-      <w:r>
-        <w:t xml:space="preserve"> </w:t>
-      </w:r>
-      <w:r>
-        <w:t xml:space="preserve">will be raised at runtime.</w:t>
-      </w:r>
-      <w:r>
-        <w:t xml:space="preserve"> </w:t>
-      </w:r>
-      <w:r>
-        <w:t xml:space="preserve">• The caller is responsible for ensuring that the two arguments are compatible for addition.</w:t>
-      </w:r>
-    </w:p>
-    <w:p>
-      <w:pPr>
-        <w:pStyle w:val="BodyText"/>
-      </w:pPr>
-      <w:r>
         <w:rPr>
           <w:b/>
           <w:bCs/>
@@ -242,259 +271,9 @@
       </w:pPr>
       <w:r>
         <w:rPr>
-          <w:rStyle w:val="VerbatimChar"/>
-        </w:rPr>
-        <w:t xml:space="preserve">5</w:t>
-      </w:r>
-    </w:p>
-    <w:p>
-      <w:pPr>
-        <w:pStyle w:val="FirstParagraph"/>
-      </w:pPr>
-      <w:r>
-        <w:t xml:space="preserve">Usage Example:</w:t>
-      </w:r>
-    </w:p>
-    <w:p>
-      <w:pPr>
-        <w:pStyle w:val="SourceCode"/>
-      </w:pPr>
-      <w:r>
-        <w:rPr>
-          <w:rStyle w:val="CommentTok"/>
-        </w:rPr>
-        <w:t xml:space="preserve"># Example 1: Adding two integers</w:t>
-      </w:r>
-      <w:r>
-        <w:br/>
-      </w:r>
-      <w:r>
-        <w:rPr>
-          <w:rStyle w:val="NormalTok"/>
-        </w:rPr>
-        <w:t xml:space="preserve">sum_integers </w:t>
-      </w:r>
-      <w:r>
-        <w:rPr>
-          <w:rStyle w:val="OperatorTok"/>
-        </w:rPr>
-        <w:t xml:space="preserve">=</w:t>
-      </w:r>
-      <w:r>
-        <w:rPr>
-          <w:rStyle w:val="NormalTok"/>
-        </w:rPr>
-        <w:t xml:space="preserve"> num(</w:t>
-      </w:r>
-      <w:r>
-        <w:rPr>
-          <w:rStyle w:val="DecValTok"/>
-        </w:rPr>
-        <w:t xml:space="preserve">10</w:t>
-      </w:r>
-      <w:r>
-        <w:rPr>
-          <w:rStyle w:val="NormalTok"/>
-        </w:rPr>
-        <w:t xml:space="preserve">, </w:t>
-      </w:r>
-      <w:r>
-        <w:rPr>
           <w:rStyle w:val="DecValTok"/>
         </w:rPr>
         <w:t xml:space="preserve">5</w:t>
-      </w:r>
-      <w:r>
-        <w:rPr>
-          <w:rStyle w:val="NormalTok"/>
-        </w:rPr>
-        <w:t xml:space="preserve">)</w:t>
-      </w:r>
-      <w:r>
-        <w:br/>
-      </w:r>
-      <w:r>
-        <w:rPr>
-          <w:rStyle w:val="BuiltInTok"/>
-        </w:rPr>
-        <w:t xml:space="preserve">print</w:t>
-      </w:r>
-      <w:r>
-        <w:rPr>
-          <w:rStyle w:val="NormalTok"/>
-        </w:rPr>
-        <w:t xml:space="preserve">(sum_integers)</w:t>
-      </w:r>
-      <w:r>
-        <w:br/>
-      </w:r>
-      <w:r>
-        <w:rPr>
-          <w:rStyle w:val="CommentTok"/>
-        </w:rPr>
-        <w:t xml:space="preserve"># Output: 15</w:t>
-      </w:r>
-      <w:r>
-        <w:br/>
-      </w:r>
-      <w:r>
-        <w:br/>
-      </w:r>
-      <w:r>
-        <w:rPr>
-          <w:rStyle w:val="CommentTok"/>
-        </w:rPr>
-        <w:t xml:space="preserve"># Example 2: Adding two floating-point numbers</w:t>
-      </w:r>
-      <w:r>
-        <w:br/>
-      </w:r>
-      <w:r>
-        <w:rPr>
-          <w:rStyle w:val="NormalTok"/>
-        </w:rPr>
-        <w:t xml:space="preserve">sum_floats </w:t>
-      </w:r>
-      <w:r>
-        <w:rPr>
-          <w:rStyle w:val="OperatorTok"/>
-        </w:rPr>
-        <w:t xml:space="preserve">=</w:t>
-      </w:r>
-      <w:r>
-        <w:rPr>
-          <w:rStyle w:val="NormalTok"/>
-        </w:rPr>
-        <w:t xml:space="preserve"> num(</w:t>
-      </w:r>
-      <w:r>
-        <w:rPr>
-          <w:rStyle w:val="FloatTok"/>
-        </w:rPr>
-        <w:t xml:space="preserve">7.5</w:t>
-      </w:r>
-      <w:r>
-        <w:rPr>
-          <w:rStyle w:val="NormalTok"/>
-        </w:rPr>
-        <w:t xml:space="preserve">, </w:t>
-      </w:r>
-      <w:r>
-        <w:rPr>
-          <w:rStyle w:val="FloatTok"/>
-        </w:rPr>
-        <w:t xml:space="preserve">2.5</w:t>
-      </w:r>
-      <w:r>
-        <w:rPr>
-          <w:rStyle w:val="NormalTok"/>
-        </w:rPr>
-        <w:t xml:space="preserve">)</w:t>
-      </w:r>
-      <w:r>
-        <w:br/>
-      </w:r>
-      <w:r>
-        <w:rPr>
-          <w:rStyle w:val="BuiltInTok"/>
-        </w:rPr>
-        <w:t xml:space="preserve">print</w:t>
-      </w:r>
-      <w:r>
-        <w:rPr>
-          <w:rStyle w:val="NormalTok"/>
-        </w:rPr>
-        <w:t xml:space="preserve">(sum_floats)</w:t>
-      </w:r>
-      <w:r>
-        <w:br/>
-      </w:r>
-      <w:r>
-        <w:rPr>
-          <w:rStyle w:val="CommentTok"/>
-        </w:rPr>
-        <w:t xml:space="preserve"># Output: 10.0</w:t>
-      </w:r>
-      <w:r>
-        <w:br/>
-      </w:r>
-      <w:r>
-        <w:br/>
-      </w:r>
-      <w:r>
-        <w:rPr>
-          <w:rStyle w:val="CommentTok"/>
-        </w:rPr>
-        <w:t xml:space="preserve"># Example 3: Concatenating two strings</w:t>
-      </w:r>
-      <w:r>
-        <w:br/>
-      </w:r>
-      <w:r>
-        <w:rPr>
-          <w:rStyle w:val="NormalTok"/>
-        </w:rPr>
-        <w:t xml:space="preserve">concatenated_string </w:t>
-      </w:r>
-      <w:r>
-        <w:rPr>
-          <w:rStyle w:val="OperatorTok"/>
-        </w:rPr>
-        <w:t xml:space="preserve">=</w:t>
-      </w:r>
-      <w:r>
-        <w:rPr>
-          <w:rStyle w:val="NormalTok"/>
-        </w:rPr>
-        <w:t xml:space="preserve"> num(</w:t>
-      </w:r>
-      <w:r>
-        <w:rPr>
-          <w:rStyle w:val="StringTok"/>
-        </w:rPr>
-        <w:t xml:space="preserve">"hello"</w:t>
-      </w:r>
-      <w:r>
-        <w:rPr>
-          <w:rStyle w:val="NormalTok"/>
-        </w:rPr>
-        <w:t xml:space="preserve">, </w:t>
-      </w:r>
-      <w:r>
-        <w:rPr>
-          <w:rStyle w:val="StringTok"/>
-        </w:rPr>
-        <w:t xml:space="preserve">" world"</w:t>
-      </w:r>
-      <w:r>
-        <w:rPr>
-          <w:rStyle w:val="NormalTok"/>
-        </w:rPr>
-        <w:t xml:space="preserve">)</w:t>
-      </w:r>
-      <w:r>
-        <w:br/>
-      </w:r>
-      <w:r>
-        <w:rPr>
-          <w:rStyle w:val="BuiltInTok"/>
-        </w:rPr>
-        <w:t xml:space="preserve">print</w:t>
-      </w:r>
-      <w:r>
-        <w:rPr>
-          <w:rStyle w:val="NormalTok"/>
-        </w:rPr>
-        <w:t xml:space="preserve">(concatenated_string)</w:t>
-      </w:r>
-      <w:r>
-        <w:br/>
-      </w:r>
-      <w:r>
-        <w:rPr>
-          <w:rStyle w:val="CommentTok"/>
-        </w:rPr>
-        <w:t xml:space="preserve"># Output: "hello world"</w:t>
       </w:r>
     </w:p>
     <w:bookmarkEnd w:id="9"/>
@@ -521,7 +300,23 @@
         <w:pStyle w:val="FirstParagraph"/>
       </w:pPr>
       <w:r>
-        <w:t xml:space="preserve">Function - generate_random_integers:</w:t>
+        <w:t xml:space="preserve">The function of</w:t>
+      </w:r>
+      <w:r>
+        <w:t xml:space="preserve"> </w:t>
+      </w:r>
+      <w:r>
+        <w:rPr>
+          <w:b/>
+          <w:bCs/>
+        </w:rPr>
+        <w:t xml:space="preserve">generate_random_integers</w:t>
+      </w:r>
+      <w:r>
+        <w:t xml:space="preserve"> </w:t>
+      </w:r>
+      <w:r>
+        <w:t xml:space="preserve">is to return a list of a specified number of pseudo-random integers within a given inclusive range.</w:t>
       </w:r>
     </w:p>
     <w:p>
@@ -529,13 +324,68 @@
         <w:pStyle w:val="BodyText"/>
       </w:pPr>
       <w:r>
-        <w:t xml:space="preserve">Purpose:</w:t>
+        <w:rPr>
+          <w:b/>
+          <w:bCs/>
+        </w:rPr>
+        <w:t xml:space="preserve">parameters</w:t>
+      </w:r>
+      <w:r>
+        <w:t xml:space="preserve">: The parameters of this Function.</w:t>
       </w:r>
       <w:r>
         <w:t xml:space="preserve"> </w:t>
       </w:r>
       <w:r>
-        <w:t xml:space="preserve">Generates and returns a list of a specified number of pseudo-random integers within an inclusive range.</w:t>
+        <w:t xml:space="preserve">·</w:t>
+      </w:r>
+      <w:r>
+        <w:t xml:space="preserve"> </w:t>
+      </w:r>
+      <w:r>
+        <w:rPr>
+          <w:rStyle w:val="VerbatimChar"/>
+        </w:rPr>
+        <w:t xml:space="preserve">count</w:t>
+      </w:r>
+      <w:r>
+        <w:t xml:space="preserve">: An integer specifying the number of random integers to generate.</w:t>
+      </w:r>
+      <w:r>
+        <w:t xml:space="preserve"> </w:t>
+      </w:r>
+      <w:r>
+        <w:t xml:space="preserve">·</w:t>
+      </w:r>
+      <w:r>
+        <w:t xml:space="preserve"> </w:t>
+      </w:r>
+      <w:r>
+        <w:rPr>
+          <w:rStyle w:val="VerbatimChar"/>
+        </w:rPr>
+        <w:t xml:space="preserve">start</w:t>
+      </w:r>
+      <w:r>
+        <w:t xml:space="preserve">: An optional integer representing the inclusive lower bound for the generated values, with a default of 0.</w:t>
+      </w:r>
+      <w:r>
+        <w:t xml:space="preserve"> </w:t>
+      </w:r>
+      <w:r>
+        <w:t xml:space="preserve">·</w:t>
+      </w:r>
+      <w:r>
+        <w:t xml:space="preserve"> </w:t>
+      </w:r>
+      <w:r>
+        <w:rPr>
+          <w:rStyle w:val="VerbatimChar"/>
+        </w:rPr>
+        <w:t xml:space="preserve">end</w:t>
+      </w:r>
+      <w:r>
+        <w:t xml:space="preserve">: An optional integer representing the inclusive upper bound for the generated values, with a default of 100.</w:t>
       </w:r>
     </w:p>
     <w:p>
@@ -543,19 +393,20 @@
         <w:pStyle w:val="BodyText"/>
       </w:pPr>
       <w:r>
-        <w:t xml:space="preserve">Parameters:</w:t>
+        <w:rPr>
+          <w:b/>
+          <w:bCs/>
+        </w:rPr>
+        <w:t xml:space="preserve">Code Description</w:t>
+      </w:r>
+      <w:r>
+        <w:t xml:space="preserve">:</w:t>
       </w:r>
       <w:r>
         <w:t xml:space="preserve"> </w:t>
       </w:r>
       <w:r>
-        <w:t xml:space="preserve">• count (int): The total number of integers to generate and include in the output list.</w:t>
-      </w:r>
-      <w:r>
-        <w:t xml:space="preserve"> </w:t>
-      </w:r>
-      <w:r>
-        <w:t xml:space="preserve">• start (int): The inclusive lower bound for the random number generation. The default value is</w:t>
+        <w:t xml:space="preserve">The function first validates the</w:t>
       </w:r>
       <w:r>
         <w:t xml:space="preserve"> </w:t>
@@ -564,16 +415,13 @@
         <w:rPr>
           <w:rStyle w:val="VerbatimChar"/>
         </w:rPr>
-        <w:t xml:space="preserve">0</w:t>
-      </w:r>
-      <w:r>
-        <w:t xml:space="preserve">.</w:t>
+        <w:t xml:space="preserve">count</w:t>
       </w:r>
       <w:r>
         <w:t xml:space="preserve"> </w:t>
       </w:r>
       <w:r>
-        <w:t xml:space="preserve">• end (int): The inclusive upper bound for the random number generation. The default value is</w:t>
+        <w:t xml:space="preserve">parameter. If</w:t>
       </w:r>
       <w:r>
         <w:t xml:space="preserve"> </w:t>
@@ -582,10 +430,112 @@
         <w:rPr>
           <w:rStyle w:val="VerbatimChar"/>
         </w:rPr>
-        <w:t xml:space="preserve">100</w:t>
-      </w:r>
-      <w:r>
-        <w:t xml:space="preserve">.</w:t>
+        <w:t xml:space="preserve">count</w:t>
+      </w:r>
+      <w:r>
+        <w:t xml:space="preserve"> </w:t>
+      </w:r>
+      <w:r>
+        <w:t xml:space="preserve">is a negative number, it raises a</w:t>
+      </w:r>
+      <w:r>
+        <w:t xml:space="preserve"> </w:t>
+      </w:r>
+      <w:r>
+        <w:rPr>
+          <w:rStyle w:val="VerbatimChar"/>
+        </w:rPr>
+        <w:t xml:space="preserve">ValueError</w:t>
+      </w:r>
+      <w:r>
+        <w:t xml:space="preserve">. Next, it checks if the</w:t>
+      </w:r>
+      <w:r>
+        <w:t xml:space="preserve"> </w:t>
+      </w:r>
+      <w:r>
+        <w:rPr>
+          <w:rStyle w:val="VerbatimChar"/>
+        </w:rPr>
+        <w:t xml:space="preserve">start</w:t>
+      </w:r>
+      <w:r>
+        <w:t xml:space="preserve"> </w:t>
+      </w:r>
+      <w:r>
+        <w:t xml:space="preserve">value is greater than the</w:t>
+      </w:r>
+      <w:r>
+        <w:t xml:space="preserve"> </w:t>
+      </w:r>
+      <w:r>
+        <w:rPr>
+          <w:rStyle w:val="VerbatimChar"/>
+        </w:rPr>
+        <w:t xml:space="preserve">end</w:t>
+      </w:r>
+      <w:r>
+        <w:t xml:space="preserve"> </w:t>
+      </w:r>
+      <w:r>
+        <w:t xml:space="preserve">value. If it is, the function swaps the two values to ensure the range is valid. Finally, it uses a list comprehension to generate a list of integers. This comprehension iterates</w:t>
+      </w:r>
+      <w:r>
+        <w:t xml:space="preserve"> </w:t>
+      </w:r>
+      <w:r>
+        <w:rPr>
+          <w:rStyle w:val="VerbatimChar"/>
+        </w:rPr>
+        <w:t xml:space="preserve">count</w:t>
+      </w:r>
+      <w:r>
+        <w:t xml:space="preserve"> </w:t>
+      </w:r>
+      <w:r>
+        <w:t xml:space="preserve">times, and in each iteration, it calls</w:t>
+      </w:r>
+      <w:r>
+        <w:t xml:space="preserve"> </w:t>
+      </w:r>
+      <w:r>
+        <w:rPr>
+          <w:rStyle w:val="VerbatimChar"/>
+        </w:rPr>
+        <w:t xml:space="preserve">random.randint(start, end)</w:t>
+      </w:r>
+      <w:r>
+        <w:t xml:space="preserve"> </w:t>
+      </w:r>
+      <w:r>
+        <w:t xml:space="preserve">to produce a single random integer within the inclusive range of</w:t>
+      </w:r>
+      <w:r>
+        <w:t xml:space="preserve"> </w:t>
+      </w:r>
+      <w:r>
+        <w:rPr>
+          <w:rStyle w:val="VerbatimChar"/>
+        </w:rPr>
+        <w:t xml:space="preserve">start</w:t>
+      </w:r>
+      <w:r>
+        <w:t xml:space="preserve"> </w:t>
+      </w:r>
+      <w:r>
+        <w:t xml:space="preserve">and</w:t>
+      </w:r>
+      <w:r>
+        <w:t xml:space="preserve"> </w:t>
+      </w:r>
+      <w:r>
+        <w:rPr>
+          <w:rStyle w:val="VerbatimChar"/>
+        </w:rPr>
+        <w:t xml:space="preserve">end</w:t>
+      </w:r>
+      <w:r>
+        <w:t xml:space="preserve">. The resulting list of random integers is then returned.</w:t>
       </w:r>
     </w:p>
     <w:p>
@@ -593,13 +543,20 @@
         <w:pStyle w:val="BodyText"/>
       </w:pPr>
       <w:r>
-        <w:t xml:space="preserve">Detailed Description:</w:t>
+        <w:rPr>
+          <w:b/>
+          <w:bCs/>
+        </w:rPr>
+        <w:t xml:space="preserve">Note</w:t>
+      </w:r>
+      <w:r>
+        <w:t xml:space="preserve">:</w:t>
       </w:r>
       <w:r>
         <w:t xml:space="preserve"> </w:t>
       </w:r>
       <w:r>
-        <w:t xml:space="preserve">This function produces a list of pseudo-random integers based on the provided arguments. The process begins by validating the</w:t>
+        <w:t xml:space="preserve">This function depends on the</w:t>
       </w:r>
       <w:r>
         <w:t xml:space="preserve"> </w:t>
@@ -608,13 +565,13 @@
         <w:rPr>
           <w:rStyle w:val="VerbatimChar"/>
         </w:rPr>
-        <w:t xml:space="preserve">count</w:t>
+        <w:t xml:space="preserve">random</w:t>
       </w:r>
       <w:r>
         <w:t xml:space="preserve"> </w:t>
       </w:r>
       <w:r>
-        <w:t xml:space="preserve">parameter. If</w:t>
+        <w:t xml:space="preserve">module, which must be imported for it to work. If the</w:t>
       </w:r>
       <w:r>
         <w:t xml:space="preserve"> </w:t>
@@ -623,13 +580,13 @@
         <w:rPr>
           <w:rStyle w:val="VerbatimChar"/>
         </w:rPr>
-        <w:t xml:space="preserve">count</w:t>
+        <w:t xml:space="preserve">start</w:t>
       </w:r>
       <w:r>
         <w:t xml:space="preserve"> </w:t>
       </w:r>
       <w:r>
-        <w:t xml:space="preserve">is a negative number, the function immediately raises a</w:t>
+        <w:t xml:space="preserve">value is provided as greater than the</w:t>
       </w:r>
       <w:r>
         <w:t xml:space="preserve"> </w:t>
@@ -638,13 +595,13 @@
         <w:rPr>
           <w:rStyle w:val="VerbatimChar"/>
         </w:rPr>
-        <w:t xml:space="preserve">ValueError</w:t>
+        <w:t xml:space="preserve">end</w:t>
       </w:r>
       <w:r>
         <w:t xml:space="preserve"> </w:t>
       </w:r>
       <w:r>
-        <w:t xml:space="preserve">to prevent an invalid operation.</w:t>
+        <w:t xml:space="preserve">value, the function automatically corrects the range by swapping them instead of raising an error.</w:t>
       </w:r>
     </w:p>
     <w:p>
@@ -652,7 +609,20 @@
         <w:pStyle w:val="BodyText"/>
       </w:pPr>
       <w:r>
-        <w:t xml:space="preserve">Next, the function checks if the</w:t>
+        <w:rPr>
+          <w:b/>
+          <w:bCs/>
+        </w:rPr>
+        <w:t xml:space="preserve">Output Example</w:t>
+      </w:r>
+      <w:r>
+        <w:t xml:space="preserve">:</w:t>
+      </w:r>
+      <w:r>
+        <w:t xml:space="preserve"> </w:t>
+      </w:r>
+      <w:r>
+        <w:t xml:space="preserve">Calling</w:t>
       </w:r>
       <w:r>
         <w:t xml:space="preserve"> </w:t>
@@ -661,13 +631,13 @@
         <w:rPr>
           <w:rStyle w:val="VerbatimChar"/>
         </w:rPr>
-        <w:t xml:space="preserve">start</w:t>
+        <w:t xml:space="preserve">generate_random_integers(5, 1, 10)</w:t>
       </w:r>
       <w:r>
         <w:t xml:space="preserve"> </w:t>
       </w:r>
       <w:r>
-        <w:t xml:space="preserve">value is greater than the</w:t>
+        <w:t xml:space="preserve">might return a list similar to</w:t>
       </w:r>
       <w:r>
         <w:t xml:space="preserve"> </w:t>
@@ -676,43 +646,38 @@
         <w:rPr>
           <w:rStyle w:val="VerbatimChar"/>
         </w:rPr>
-        <w:t xml:space="preserve">end</w:t>
+        <w:t xml:space="preserve">[3, 10, 1, 7, 5]</w:t>
+      </w:r>
+      <w:r>
+        <w:t xml:space="preserve">.</w:t>
       </w:r>
       <w:r>
         <w:t xml:space="preserve"> </w:t>
       </w:r>
       <w:r>
-        <w:t xml:space="preserve">value. If this condition is true, it swaps the two values to ensure that</w:t>
+        <w:t xml:space="preserve">## FunctionDef choose_random_item(items)</w:t>
       </w:r>
       <w:r>
         <w:t xml:space="preserve"> </w:t>
       </w:r>
       <w:r>
+        <w:t xml:space="preserve">The function of</w:t>
+      </w:r>
+      <w:r>
+        <w:t xml:space="preserve"> </w:t>
+      </w:r>
+      <w:r>
         <w:rPr>
-          <w:rStyle w:val="VerbatimChar"/>
+          <w:b/>
+          <w:bCs/>
         </w:rPr>
-        <w:t xml:space="preserve">start</w:t>
+        <w:t xml:space="preserve">choose_random_item</w:t>
       </w:r>
       <w:r>
         <w:t xml:space="preserve"> </w:t>
       </w:r>
       <w:r>
-        <w:t xml:space="preserve">is the lower bound and</w:t>
-      </w:r>
-      <w:r>
-        <w:t xml:space="preserve"> </w:t>
-      </w:r>
-      <w:r>
-        <w:rPr>
-          <w:rStyle w:val="VerbatimChar"/>
-        </w:rPr>
-        <w:t xml:space="preserve">end</w:t>
-      </w:r>
-      <w:r>
-        <w:t xml:space="preserve"> </w:t>
-      </w:r>
-      <w:r>
-        <w:t xml:space="preserve">is the upper bound, creating a valid range for the subsequent random number generation.</w:t>
+        <w:t xml:space="preserve">is to select and return a single random string from a provided list of strings.</w:t>
       </w:r>
     </w:p>
     <w:p>
@@ -720,49 +685,20 @@
         <w:pStyle w:val="BodyText"/>
       </w:pPr>
       <w:r>
-        <w:t xml:space="preserve">Finally, the function uses a list comprehension to construct the output list. It iterates</w:t>
+        <w:rPr>
+          <w:b/>
+          <w:bCs/>
+        </w:rPr>
+        <w:t xml:space="preserve">parameters</w:t>
+      </w:r>
+      <w:r>
+        <w:t xml:space="preserve">: The parameters of this Function.</w:t>
       </w:r>
       <w:r>
         <w:t xml:space="preserve"> </w:t>
       </w:r>
       <w:r>
-        <w:rPr>
-          <w:rStyle w:val="VerbatimChar"/>
-        </w:rPr>
-        <w:t xml:space="preserve">count</w:t>
-      </w:r>
-      <w:r>
-        <w:t xml:space="preserve"> </w:t>
-      </w:r>
-      <w:r>
-        <w:t xml:space="preserve">times, and in each iteration, it calls</w:t>
-      </w:r>
-      <w:r>
-        <w:t xml:space="preserve"> </w:t>
-      </w:r>
-      <w:r>
-        <w:rPr>
-          <w:rStyle w:val="VerbatimChar"/>
-        </w:rPr>
-        <w:t xml:space="preserve">random.randint(start, end)</w:t>
-      </w:r>
-      <w:r>
-        <w:t xml:space="preserve"> </w:t>
-      </w:r>
-      <w:r>
-        <w:t xml:space="preserve">to generate a single integer that is uniformly sampled from the inclusive range</w:t>
-      </w:r>
-      <w:r>
-        <w:t xml:space="preserve"> </w:t>
-      </w:r>
-      <w:r>
-        <w:rPr>
-          <w:rStyle w:val="VerbatimChar"/>
-        </w:rPr>
-        <w:t xml:space="preserve">[start, end]</w:t>
-      </w:r>
-      <w:r>
-        <w:t xml:space="preserve">. These generated integers are collected into a list, which is then returned.</w:t>
+        <w:t xml:space="preserve">· items: A list of strings from which a random item will be chosen.</w:t>
       </w:r>
     </w:p>
     <w:p>
@@ -770,13 +706,20 @@
         <w:pStyle w:val="BodyText"/>
       </w:pPr>
       <w:r>
-        <w:t xml:space="preserve">Important Notes:</w:t>
+        <w:rPr>
+          <w:b/>
+          <w:bCs/>
+        </w:rPr>
+        <w:t xml:space="preserve">Code Description</w:t>
+      </w:r>
+      <w:r>
+        <w:t xml:space="preserve">:</w:t>
       </w:r>
       <w:r>
         <w:t xml:space="preserve"> </w:t>
       </w:r>
       <w:r>
-        <w:t xml:space="preserve">• This function requires the</w:t>
+        <w:t xml:space="preserve">The function first evaluates if the input list</w:t>
       </w:r>
       <w:r>
         <w:t xml:space="preserve"> </w:t>
@@ -785,34 +728,13 @@
         <w:rPr>
           <w:rStyle w:val="VerbatimChar"/>
         </w:rPr>
-        <w:t xml:space="preserve">random</w:t>
+        <w:t xml:space="preserve">items</w:t>
       </w:r>
       <w:r>
         <w:t xml:space="preserve"> </w:t>
       </w:r>
       <w:r>
-        <w:t xml:space="preserve">module to be imported for the</w:t>
-      </w:r>
-      <w:r>
-        <w:t xml:space="preserve"> </w:t>
-      </w:r>
-      <w:r>
-        <w:rPr>
-          <w:rStyle w:val="VerbatimChar"/>
-        </w:rPr>
-        <w:t xml:space="preserve">random.randint</w:t>
-      </w:r>
-      <w:r>
-        <w:t xml:space="preserve"> </w:t>
-      </w:r>
-      <w:r>
-        <w:t xml:space="preserve">call to work.</w:t>
-      </w:r>
-      <w:r>
-        <w:t xml:space="preserve"> </w:t>
-      </w:r>
-      <w:r>
-        <w:t xml:space="preserve">• A</w:t>
+        <w:t xml:space="preserve">is empty. If the list has no elements, it raises a</w:t>
       </w:r>
       <w:r>
         <w:t xml:space="preserve"> </w:t>
@@ -827,7 +749,19 @@
         <w:t xml:space="preserve"> </w:t>
       </w:r>
       <w:r>
-        <w:t xml:space="preserve">will be raised if the</w:t>
+        <w:t xml:space="preserve">with the message</w:t>
+      </w:r>
+      <w:r>
+        <w:t xml:space="preserve"> </w:t>
+      </w:r>
+      <w:r>
+        <w:t xml:space="preserve">“items must not be empty”</w:t>
+      </w:r>
+      <w:r>
+        <w:t xml:space="preserve"> </w:t>
+      </w:r>
+      <w:r>
+        <w:t xml:space="preserve">to prevent errors in the subsequent step. If the list is not empty, the function proceeds to use the</w:t>
       </w:r>
       <w:r>
         <w:t xml:space="preserve"> </w:t>
@@ -836,19 +770,13 @@
         <w:rPr>
           <w:rStyle w:val="VerbatimChar"/>
         </w:rPr>
-        <w:t xml:space="preserve">count</w:t>
+        <w:t xml:space="preserve">random.choice()</w:t>
       </w:r>
       <w:r>
         <w:t xml:space="preserve"> </w:t>
       </w:r>
       <w:r>
-        <w:t xml:space="preserve">argument is less than zero.</w:t>
-      </w:r>
-      <w:r>
-        <w:t xml:space="preserve"> </w:t>
-      </w:r>
-      <w:r>
-        <w:t xml:space="preserve">• The function gracefully handles cases where the</w:t>
+        <w:t xml:space="preserve">method to select a single item uniformly at random from the</w:t>
       </w:r>
       <w:r>
         <w:t xml:space="preserve"> </w:t>
@@ -857,64 +785,13 @@
         <w:rPr>
           <w:rStyle w:val="VerbatimChar"/>
         </w:rPr>
-        <w:t xml:space="preserve">start</w:t>
+        <w:t xml:space="preserve">items</w:t>
       </w:r>
       <w:r>
         <w:t xml:space="preserve"> </w:t>
       </w:r>
       <w:r>
-        <w:t xml:space="preserve">parameter is greater than the</w:t>
-      </w:r>
-      <w:r>
-        <w:t xml:space="preserve"> </w:t>
-      </w:r>
-      <w:r>
-        <w:rPr>
-          <w:rStyle w:val="VerbatimChar"/>
-        </w:rPr>
-        <w:t xml:space="preserve">end</w:t>
-      </w:r>
-      <w:r>
-        <w:t xml:space="preserve"> </w:t>
-      </w:r>
-      <w:r>
-        <w:t xml:space="preserve">parameter by automatically swapping them.</w:t>
-      </w:r>
-      <w:r>
-        <w:t xml:space="preserve"> </w:t>
-      </w:r>
-      <w:r>
-        <w:t xml:space="preserve">• The range for random number generation is inclusive, meaning both the</w:t>
-      </w:r>
-      <w:r>
-        <w:t xml:space="preserve"> </w:t>
-      </w:r>
-      <w:r>
-        <w:rPr>
-          <w:rStyle w:val="VerbatimChar"/>
-        </w:rPr>
-        <w:t xml:space="preserve">start</w:t>
-      </w:r>
-      <w:r>
-        <w:t xml:space="preserve"> </w:t>
-      </w:r>
-      <w:r>
-        <w:t xml:space="preserve">and</w:t>
-      </w:r>
-      <w:r>
-        <w:t xml:space="preserve"> </w:t>
-      </w:r>
-      <w:r>
-        <w:rPr>
-          <w:rStyle w:val="VerbatimChar"/>
-        </w:rPr>
-        <w:t xml:space="preserve">end</w:t>
-      </w:r>
-      <w:r>
-        <w:t xml:space="preserve"> </w:t>
-      </w:r>
-      <w:r>
-        <w:t xml:space="preserve">values can appear in the returned list.</w:t>
+        <w:t xml:space="preserve">list and returns that chosen string.</w:t>
       </w:r>
     </w:p>
     <w:p>
@@ -926,7 +803,7 @@
           <w:b/>
           <w:bCs/>
         </w:rPr>
-        <w:t xml:space="preserve">Output Example</w:t>
+        <w:t xml:space="preserve">Note</w:t>
       </w:r>
       <w:r>
         <w:t xml:space="preserve">:</w:t>
@@ -935,7 +812,7 @@
         <w:t xml:space="preserve"> </w:t>
       </w:r>
       <w:r>
-        <w:t xml:space="preserve">A possible return value for</w:t>
+        <w:t xml:space="preserve">This function requires the</w:t>
       </w:r>
       <w:r>
         <w:t xml:space="preserve"> </w:t>
@@ -944,898 +821,28 @@
         <w:rPr>
           <w:rStyle w:val="VerbatimChar"/>
         </w:rPr>
-        <w:t xml:space="preserve">generate_random_integers(5, 1, 10)</w:t>
-      </w:r>
-      <w:r>
-        <w:t xml:space="preserve">:</w:t>
-      </w:r>
-    </w:p>
-    <w:p>
-      <w:pPr>
-        <w:pStyle w:val="SourceCode"/>
-      </w:pPr>
+        <w:t xml:space="preserve">random</w:t>
+      </w:r>
+      <w:r>
+        <w:t xml:space="preserve"> </w:t>
+      </w:r>
+      <w:r>
+        <w:t xml:space="preserve">module to be imported. It will raise a</w:t>
+      </w:r>
+      <w:r>
+        <w:t xml:space="preserve"> </w:t>
+      </w:r>
       <w:r>
         <w:rPr>
           <w:rStyle w:val="VerbatimChar"/>
         </w:rPr>
-        <w:t xml:space="preserve">[7, 2, 10, 5, 3]</w:t>
-      </w:r>
-    </w:p>
-    <w:p>
-      <w:pPr>
-        <w:pStyle w:val="FirstParagraph"/>
-      </w:pPr>
-      <w:r>
-        <w:t xml:space="preserve">Usage Example:</w:t>
-      </w:r>
-    </w:p>
-    <w:p>
-      <w:pPr>
-        <w:pStyle w:val="SourceCode"/>
-      </w:pPr>
-      <w:r>
-        <w:rPr>
-          <w:rStyle w:val="ImportTok"/>
-        </w:rPr>
-        <w:t xml:space="preserve">import</w:t>
-      </w:r>
-      <w:r>
-        <w:rPr>
-          <w:rStyle w:val="NormalTok"/>
-        </w:rPr>
-        <w:t xml:space="preserve"> random</w:t>
-      </w:r>
-      <w:r>
-        <w:br/>
-      </w:r>
-      <w:r>
-        <w:rPr>
-          <w:rStyle w:val="ImportTok"/>
-        </w:rPr>
-        <w:t xml:space="preserve">from</w:t>
-      </w:r>
-      <w:r>
-        <w:rPr>
-          <w:rStyle w:val="NormalTok"/>
-        </w:rPr>
-        <w:t xml:space="preserve"> typing </w:t>
-      </w:r>
-      <w:r>
-        <w:rPr>
-          <w:rStyle w:val="ImportTok"/>
-        </w:rPr>
-        <w:t xml:space="preserve">import</w:t>
-      </w:r>
-      <w:r>
-        <w:rPr>
-          <w:rStyle w:val="NormalTok"/>
-        </w:rPr>
-        <w:t xml:space="preserve"> List</w:t>
-      </w:r>
-      <w:r>
-        <w:br/>
-      </w:r>
-      <w:r>
-        <w:br/>
-      </w:r>
-      <w:r>
-        <w:rPr>
-          <w:rStyle w:val="KeywordTok"/>
-        </w:rPr>
-        <w:t xml:space="preserve">def</w:t>
-      </w:r>
-      <w:r>
-        <w:rPr>
-          <w:rStyle w:val="NormalTok"/>
-        </w:rPr>
-        <w:t xml:space="preserve"> generate_random_integers(count: </w:t>
-      </w:r>
-      <w:r>
-        <w:rPr>
-          <w:rStyle w:val="BuiltInTok"/>
-        </w:rPr>
-        <w:t xml:space="preserve">int</w:t>
-      </w:r>
-      <w:r>
-        <w:rPr>
-          <w:rStyle w:val="NormalTok"/>
-        </w:rPr>
-        <w:t xml:space="preserve">, start: </w:t>
-      </w:r>
-      <w:r>
-        <w:rPr>
-          <w:rStyle w:val="BuiltInTok"/>
-        </w:rPr>
-        <w:t xml:space="preserve">int</w:t>
-      </w:r>
-      <w:r>
-        <w:rPr>
-          <w:rStyle w:val="NormalTok"/>
-        </w:rPr>
+        <w:t xml:space="preserve">ValueError</w:t>
+      </w:r>
+      <w:r>
         <w:t xml:space="preserve"> </w:t>
       </w:r>
       <w:r>
-        <w:rPr>
-          <w:rStyle w:val="OperatorTok"/>
-        </w:rPr>
-        <w:t xml:space="preserve">=</w:t>
-      </w:r>
-      <w:r>
-        <w:rPr>
-          <w:rStyle w:val="NormalTok"/>
-        </w:rPr>
-        <w:t xml:space="preserve"> </w:t>
-      </w:r>
-      <w:r>
-        <w:rPr>
-          <w:rStyle w:val="DecValTok"/>
-        </w:rPr>
-        <w:t xml:space="preserve">0</w:t>
-      </w:r>
-      <w:r>
-        <w:rPr>
-          <w:rStyle w:val="NormalTok"/>
-        </w:rPr>
-        <w:t xml:space="preserve">, end: </w:t>
-      </w:r>
-      <w:r>
-        <w:rPr>
-          <w:rStyle w:val="BuiltInTok"/>
-        </w:rPr>
-        <w:t xml:space="preserve">int</w:t>
-      </w:r>
-      <w:r>
-        <w:rPr>
-          <w:rStyle w:val="NormalTok"/>
-        </w:rPr>
-        <w:t xml:space="preserve"> </w:t>
-      </w:r>
-      <w:r>
-        <w:rPr>
-          <w:rStyle w:val="OperatorTok"/>
-        </w:rPr>
-        <w:t xml:space="preserve">=</w:t>
-      </w:r>
-      <w:r>
-        <w:rPr>
-          <w:rStyle w:val="NormalTok"/>
-        </w:rPr>
-        <w:t xml:space="preserve"> </w:t>
-      </w:r>
-      <w:r>
-        <w:rPr>
-          <w:rStyle w:val="DecValTok"/>
-        </w:rPr>
-        <w:t xml:space="preserve">100</w:t>
-      </w:r>
-      <w:r>
-        <w:rPr>
-          <w:rStyle w:val="NormalTok"/>
-        </w:rPr>
-        <w:t xml:space="preserve">) </w:t>
-      </w:r>
-      <w:r>
-        <w:rPr>
-          <w:rStyle w:val="OperatorTok"/>
-        </w:rPr>
-        <w:t xml:space="preserve">-&gt;</w:t>
-      </w:r>
-      <w:r>
-        <w:rPr>
-          <w:rStyle w:val="NormalTok"/>
-        </w:rPr>
-        <w:t xml:space="preserve"> List[</w:t>
-      </w:r>
-      <w:r>
-        <w:rPr>
-          <w:rStyle w:val="BuiltInTok"/>
-        </w:rPr>
-        <w:t xml:space="preserve">int</w:t>
-      </w:r>
-      <w:r>
-        <w:rPr>
-          <w:rStyle w:val="NormalTok"/>
-        </w:rPr>
-        <w:t xml:space="preserve">]:</w:t>
-      </w:r>
-      <w:r>
-        <w:br/>
-      </w:r>
-      <w:r>
-        <w:rPr>
-          <w:rStyle w:val="NormalTok"/>
-        </w:rPr>
-        <w:t xml:space="preserve">    </w:t>
-      </w:r>
-      <w:r>
-        <w:rPr>
-          <w:rStyle w:val="CommentTok"/>
-        </w:rPr>
-        <w:t xml:space="preserve">"""Return a list of pseudo-random integers.</w:t>
-      </w:r>
-      <w:r>
-        <w:br/>
-      </w:r>
-      <w:r>
-        <w:br/>
-      </w:r>
-      <w:r>
-        <w:rPr>
-          <w:rStyle w:val="CommentTok"/>
-        </w:rPr>
-        <w:t xml:space="preserve">    Parameters:</w:t>
-      </w:r>
-      <w:r>
-        <w:br/>
-      </w:r>
-      <w:r>
-        <w:rPr>
-          <w:rStyle w:val="CommentTok"/>
-        </w:rPr>
-        <w:t xml:space="preserve">        count: Number of integers to generate.</w:t>
-      </w:r>
-      <w:r>
-        <w:br/>
-      </w:r>
-      <w:r>
-        <w:rPr>
-          <w:rStyle w:val="CommentTok"/>
-        </w:rPr>
-        <w:t xml:space="preserve">        start: Inclusive lower bound for values.</w:t>
-      </w:r>
-      <w:r>
-        <w:br/>
-      </w:r>
-      <w:r>
-        <w:rPr>
-          <w:rStyle w:val="CommentTok"/>
-        </w:rPr>
-        <w:t xml:space="preserve">        end: Inclusive upper bound for values.</w:t>
-      </w:r>
-      <w:r>
-        <w:br/>
-      </w:r>
-      <w:r>
-        <w:br/>
-      </w:r>
-      <w:r>
-        <w:rPr>
-          <w:rStyle w:val="CommentTok"/>
-        </w:rPr>
-        <w:t xml:space="preserve">    Returns:</w:t>
-      </w:r>
-      <w:r>
-        <w:br/>
-      </w:r>
-      <w:r>
-        <w:rPr>
-          <w:rStyle w:val="CommentTok"/>
-        </w:rPr>
-        <w:t xml:space="preserve">        A list containing `count` integers sampled uniformly in [start, end].</w:t>
-      </w:r>
-      <w:r>
-        <w:br/>
-      </w:r>
-      <w:r>
-        <w:rPr>
-          <w:rStyle w:val="CommentTok"/>
-        </w:rPr>
-        <w:t xml:space="preserve">    """</w:t>
-      </w:r>
-      <w:r>
-        <w:br/>
-      </w:r>
-      <w:r>
-        <w:rPr>
-          <w:rStyle w:val="NormalTok"/>
-        </w:rPr>
-        <w:t xml:space="preserve">    </w:t>
-      </w:r>
-      <w:r>
-        <w:rPr>
-          <w:rStyle w:val="ControlFlowTok"/>
-        </w:rPr>
-        <w:t xml:space="preserve">if</w:t>
-      </w:r>
-      <w:r>
-        <w:rPr>
-          <w:rStyle w:val="NormalTok"/>
-        </w:rPr>
-        <w:t xml:space="preserve"> count </w:t>
-      </w:r>
-      <w:r>
-        <w:rPr>
-          <w:rStyle w:val="OperatorTok"/>
-        </w:rPr>
-        <w:t xml:space="preserve">&lt;</w:t>
-      </w:r>
-      <w:r>
-        <w:rPr>
-          <w:rStyle w:val="NormalTok"/>
-        </w:rPr>
-        <w:t xml:space="preserve"> </w:t>
-      </w:r>
-      <w:r>
-        <w:rPr>
-          <w:rStyle w:val="DecValTok"/>
-        </w:rPr>
-        <w:t xml:space="preserve">0</w:t>
-      </w:r>
-      <w:r>
-        <w:rPr>
-          <w:rStyle w:val="NormalTok"/>
-        </w:rPr>
-        <w:t xml:space="preserve">:</w:t>
-      </w:r>
-      <w:r>
-        <w:br/>
-      </w:r>
-      <w:r>
-        <w:rPr>
-          <w:rStyle w:val="NormalTok"/>
-        </w:rPr>
-        <w:t xml:space="preserve">        </w:t>
-      </w:r>
-      <w:r>
-        <w:rPr>
-          <w:rStyle w:val="ControlFlowTok"/>
-        </w:rPr>
-        <w:t xml:space="preserve">raise</w:t>
-      </w:r>
-      <w:r>
-        <w:rPr>
-          <w:rStyle w:val="NormalTok"/>
-        </w:rPr>
-        <w:t xml:space="preserve"> </w:t>
-      </w:r>
-      <w:r>
-        <w:rPr>
-          <w:rStyle w:val="PreprocessorTok"/>
-        </w:rPr>
-        <w:t xml:space="preserve">ValueError</w:t>
-      </w:r>
-      <w:r>
-        <w:rPr>
-          <w:rStyle w:val="NormalTok"/>
-        </w:rPr>
-        <w:t xml:space="preserve">(</w:t>
-      </w:r>
-      <w:r>
-        <w:rPr>
-          <w:rStyle w:val="StringTok"/>
-        </w:rPr>
-        <w:t xml:space="preserve">"count must be non-negative"</w:t>
-      </w:r>
-      <w:r>
-        <w:rPr>
-          <w:rStyle w:val="NormalTok"/>
-        </w:rPr>
-        <w:t xml:space="preserve">)</w:t>
-      </w:r>
-      <w:r>
-        <w:br/>
-      </w:r>
-      <w:r>
-        <w:rPr>
-          <w:rStyle w:val="NormalTok"/>
-        </w:rPr>
-        <w:t xml:space="preserve">    </w:t>
-      </w:r>
-      <w:r>
-        <w:rPr>
-          <w:rStyle w:val="ControlFlowTok"/>
-        </w:rPr>
-        <w:t xml:space="preserve">if</w:t>
-      </w:r>
-      <w:r>
-        <w:rPr>
-          <w:rStyle w:val="NormalTok"/>
-        </w:rPr>
-        <w:t xml:space="preserve"> start </w:t>
-      </w:r>
-      <w:r>
-        <w:rPr>
-          <w:rStyle w:val="OperatorTok"/>
-        </w:rPr>
-        <w:t xml:space="preserve">&gt;</w:t>
-      </w:r>
-      <w:r>
-        <w:rPr>
-          <w:rStyle w:val="NormalTok"/>
-        </w:rPr>
-        <w:t xml:space="preserve"> end:</w:t>
-      </w:r>
-      <w:r>
-        <w:br/>
-      </w:r>
-      <w:r>
-        <w:rPr>
-          <w:rStyle w:val="NormalTok"/>
-        </w:rPr>
-        <w:t xml:space="preserve">        start, end </w:t>
-      </w:r>
-      <w:r>
-        <w:rPr>
-          <w:rStyle w:val="OperatorTok"/>
-        </w:rPr>
-        <w:t xml:space="preserve">=</w:t>
-      </w:r>
-      <w:r>
-        <w:rPr>
-          <w:rStyle w:val="NormalTok"/>
-        </w:rPr>
-        <w:t xml:space="preserve"> end, start</w:t>
-      </w:r>
-      <w:r>
-        <w:br/>
-      </w:r>
-      <w:r>
-        <w:rPr>
-          <w:rStyle w:val="NormalTok"/>
-        </w:rPr>
-        <w:t xml:space="preserve">    </w:t>
-      </w:r>
-      <w:r>
-        <w:rPr>
-          <w:rStyle w:val="ControlFlowTok"/>
-        </w:rPr>
-        <w:t xml:space="preserve">return</w:t>
-      </w:r>
-      <w:r>
-        <w:rPr>
-          <w:rStyle w:val="NormalTok"/>
-        </w:rPr>
-        <w:t xml:space="preserve"> [random.randint(start, end) </w:t>
-      </w:r>
-      <w:r>
-        <w:rPr>
-          <w:rStyle w:val="ControlFlowTok"/>
-        </w:rPr>
-        <w:t xml:space="preserve">for</w:t>
-      </w:r>
-      <w:r>
-        <w:rPr>
-          <w:rStyle w:val="NormalTok"/>
-        </w:rPr>
-        <w:t xml:space="preserve"> _ </w:t>
-      </w:r>
-      <w:r>
-        <w:rPr>
-          <w:rStyle w:val="KeywordTok"/>
-        </w:rPr>
-        <w:t xml:space="preserve">in</w:t>
-      </w:r>
-      <w:r>
-        <w:rPr>
-          <w:rStyle w:val="NormalTok"/>
-        </w:rPr>
-        <w:t xml:space="preserve"> </w:t>
-      </w:r>
-      <w:r>
-        <w:rPr>
-          <w:rStyle w:val="BuiltInTok"/>
-        </w:rPr>
-        <w:t xml:space="preserve">range</w:t>
-      </w:r>
-      <w:r>
-        <w:rPr>
-          <w:rStyle w:val="NormalTok"/>
-        </w:rPr>
-        <w:t xml:space="preserve">(count)]</w:t>
-      </w:r>
-      <w:r>
-        <w:br/>
-      </w:r>
-      <w:r>
-        <w:br/>
-      </w:r>
-      <w:r>
-        <w:rPr>
-          <w:rStyle w:val="CommentTok"/>
-        </w:rPr>
-        <w:t xml:space="preserve"># Example 1: Generate 5 random integers with default range (0 to 100)</w:t>
-      </w:r>
-      <w:r>
-        <w:br/>
-      </w:r>
-      <w:r>
-        <w:rPr>
-          <w:rStyle w:val="NormalTok"/>
-        </w:rPr>
-        <w:t xml:space="preserve">random_list_1 </w:t>
-      </w:r>
-      <w:r>
-        <w:rPr>
-          <w:rStyle w:val="OperatorTok"/>
-        </w:rPr>
-        <w:t xml:space="preserve">=</w:t>
-      </w:r>
-      <w:r>
-        <w:rPr>
-          <w:rStyle w:val="NormalTok"/>
-        </w:rPr>
-        <w:t xml:space="preserve"> generate_random_integers(</w:t>
-      </w:r>
-      <w:r>
-        <w:rPr>
-          <w:rStyle w:val="DecValTok"/>
-        </w:rPr>
-        <w:t xml:space="preserve">5</w:t>
-      </w:r>
-      <w:r>
-        <w:rPr>
-          <w:rStyle w:val="NormalTok"/>
-        </w:rPr>
-        <w:t xml:space="preserve">)</w:t>
-      </w:r>
-      <w:r>
-        <w:br/>
-      </w:r>
-      <w:r>
-        <w:rPr>
-          <w:rStyle w:val="BuiltInTok"/>
-        </w:rPr>
-        <w:t xml:space="preserve">print</w:t>
-      </w:r>
-      <w:r>
-        <w:rPr>
-          <w:rStyle w:val="NormalTok"/>
-        </w:rPr>
-        <w:t xml:space="preserve">(</w:t>
-      </w:r>
-      <w:r>
-        <w:rPr>
-          <w:rStyle w:val="SpecialStringTok"/>
-        </w:rPr>
-        <w:t xml:space="preserve">f"Generated list with default range: </w:t>
-      </w:r>
-      <w:r>
-        <w:rPr>
-          <w:rStyle w:val="SpecialCharTok"/>
-        </w:rPr>
-        <w:t xml:space="preserve">{</w:t>
-      </w:r>
-      <w:r>
-        <w:rPr>
-          <w:rStyle w:val="NormalTok"/>
-        </w:rPr>
-        <w:t xml:space="preserve">random_list_1</w:t>
-      </w:r>
-      <w:r>
-        <w:rPr>
-          <w:rStyle w:val="SpecialCharTok"/>
-        </w:rPr>
-        <w:t xml:space="preserve">}</w:t>
-      </w:r>
-      <w:r>
-        <w:rPr>
-          <w:rStyle w:val="SpecialStringTok"/>
-        </w:rPr>
-        <w:t xml:space="preserve">"</w:t>
-      </w:r>
-      <w:r>
-        <w:rPr>
-          <w:rStyle w:val="NormalTok"/>
-        </w:rPr>
-        <w:t xml:space="preserve">)</w:t>
-      </w:r>
-      <w:r>
-        <w:br/>
-      </w:r>
-      <w:r>
-        <w:rPr>
-          <w:rStyle w:val="CommentTok"/>
-        </w:rPr>
-        <w:t xml:space="preserve"># A possible output: Generated list with default range: [87, 23, 9, 75, 42]</w:t>
-      </w:r>
-      <w:r>
-        <w:br/>
-      </w:r>
-      <w:r>
-        <w:br/>
-      </w:r>
-      <w:r>
-        <w:rPr>
-          <w:rStyle w:val="CommentTok"/>
-        </w:rPr>
-        <w:t xml:space="preserve"># Example 2: Generate 3 random integers in a custom range (10 to 20)</w:t>
-      </w:r>
-      <w:r>
-        <w:br/>
-      </w:r>
-      <w:r>
-        <w:rPr>
-          <w:rStyle w:val="NormalTok"/>
-        </w:rPr>
-        <w:t xml:space="preserve">random_list_2 </w:t>
-      </w:r>
-      <w:r>
-        <w:rPr>
-          <w:rStyle w:val="OperatorTok"/>
-        </w:rPr>
-        <w:t xml:space="preserve">=</w:t>
-      </w:r>
-      <w:r>
-        <w:rPr>
-          <w:rStyle w:val="NormalTok"/>
-        </w:rPr>
-        <w:t xml:space="preserve"> generate_random_integers(</w:t>
-      </w:r>
-      <w:r>
-        <w:rPr>
-          <w:rStyle w:val="DecValTok"/>
-        </w:rPr>
-        <w:t xml:space="preserve">3</w:t>
-      </w:r>
-      <w:r>
-        <w:rPr>
-          <w:rStyle w:val="NormalTok"/>
-        </w:rPr>
-        <w:t xml:space="preserve">, start</w:t>
-      </w:r>
-      <w:r>
-        <w:rPr>
-          <w:rStyle w:val="OperatorTok"/>
-        </w:rPr>
-        <w:t xml:space="preserve">=</w:t>
-      </w:r>
-      <w:r>
-        <w:rPr>
-          <w:rStyle w:val="DecValTok"/>
-        </w:rPr>
-        <w:t xml:space="preserve">10</w:t>
-      </w:r>
-      <w:r>
-        <w:rPr>
-          <w:rStyle w:val="NormalTok"/>
-        </w:rPr>
-        <w:t xml:space="preserve">, end</w:t>
-      </w:r>
-      <w:r>
-        <w:rPr>
-          <w:rStyle w:val="OperatorTok"/>
-        </w:rPr>
-        <w:t xml:space="preserve">=</w:t>
-      </w:r>
-      <w:r>
-        <w:rPr>
-          <w:rStyle w:val="DecValTok"/>
-        </w:rPr>
-        <w:t xml:space="preserve">20</w:t>
-      </w:r>
-      <w:r>
-        <w:rPr>
-          <w:rStyle w:val="NormalTok"/>
-        </w:rPr>
-        <w:t xml:space="preserve">)</w:t>
-      </w:r>
-      <w:r>
-        <w:br/>
-      </w:r>
-      <w:r>
-        <w:rPr>
-          <w:rStyle w:val="BuiltInTok"/>
-        </w:rPr>
-        <w:t xml:space="preserve">print</w:t>
-      </w:r>
-      <w:r>
-        <w:rPr>
-          <w:rStyle w:val="NormalTok"/>
-        </w:rPr>
-        <w:t xml:space="preserve">(</w:t>
-      </w:r>
-      <w:r>
-        <w:rPr>
-          <w:rStyle w:val="SpecialStringTok"/>
-        </w:rPr>
-        <w:t xml:space="preserve">f"Generated list with custom range: </w:t>
-      </w:r>
-      <w:r>
-        <w:rPr>
-          <w:rStyle w:val="SpecialCharTok"/>
-        </w:rPr>
-        <w:t xml:space="preserve">{</w:t>
-      </w:r>
-      <w:r>
-        <w:rPr>
-          <w:rStyle w:val="NormalTok"/>
-        </w:rPr>
-        <w:t xml:space="preserve">random_list_2</w:t>
-      </w:r>
-      <w:r>
-        <w:rPr>
-          <w:rStyle w:val="SpecialCharTok"/>
-        </w:rPr>
-        <w:t xml:space="preserve">}</w:t>
-      </w:r>
-      <w:r>
-        <w:rPr>
-          <w:rStyle w:val="SpecialStringTok"/>
-        </w:rPr>
-        <w:t xml:space="preserve">"</w:t>
-      </w:r>
-      <w:r>
-        <w:rPr>
-          <w:rStyle w:val="NormalTok"/>
-        </w:rPr>
-        <w:t xml:space="preserve">)</w:t>
-      </w:r>
-      <w:r>
-        <w:br/>
-      </w:r>
-      <w:r>
-        <w:rPr>
-          <w:rStyle w:val="CommentTok"/>
-        </w:rPr>
-        <w:t xml:space="preserve"># A possible output: Generated list with custom range: [15, 19, 11]</w:t>
-      </w:r>
-      <w:r>
-        <w:br/>
-      </w:r>
-      <w:r>
-        <w:br/>
-      </w:r>
-      <w:r>
-        <w:rPr>
-          <w:rStyle w:val="CommentTok"/>
-        </w:rPr>
-        <w:t xml:space="preserve"># Example 3: Using a reversed range (function will swap them)</w:t>
-      </w:r>
-      <w:r>
-        <w:br/>
-      </w:r>
-      <w:r>
-        <w:rPr>
-          <w:rStyle w:val="NormalTok"/>
-        </w:rPr>
-        <w:t xml:space="preserve">random_list_3 </w:t>
-      </w:r>
-      <w:r>
-        <w:rPr>
-          <w:rStyle w:val="OperatorTok"/>
-        </w:rPr>
-        <w:t xml:space="preserve">=</w:t>
-      </w:r>
-      <w:r>
-        <w:rPr>
-          <w:rStyle w:val="NormalTok"/>
-        </w:rPr>
-        <w:t xml:space="preserve"> generate_random_integers(</w:t>
-      </w:r>
-      <w:r>
-        <w:rPr>
-          <w:rStyle w:val="DecValTok"/>
-        </w:rPr>
-        <w:t xml:space="preserve">4</w:t>
-      </w:r>
-      <w:r>
-        <w:rPr>
-          <w:rStyle w:val="NormalTok"/>
-        </w:rPr>
-        <w:t xml:space="preserve">, start</w:t>
-      </w:r>
-      <w:r>
-        <w:rPr>
-          <w:rStyle w:val="OperatorTok"/>
-        </w:rPr>
-        <w:t xml:space="preserve">=</w:t>
-      </w:r>
-      <w:r>
-        <w:rPr>
-          <w:rStyle w:val="DecValTok"/>
-        </w:rPr>
-        <w:t xml:space="preserve">50</w:t>
-      </w:r>
-      <w:r>
-        <w:rPr>
-          <w:rStyle w:val="NormalTok"/>
-        </w:rPr>
-        <w:t xml:space="preserve">, end</w:t>
-      </w:r>
-      <w:r>
-        <w:rPr>
-          <w:rStyle w:val="OperatorTok"/>
-        </w:rPr>
-        <w:t xml:space="preserve">=</w:t>
-      </w:r>
-      <w:r>
-        <w:rPr>
-          <w:rStyle w:val="DecValTok"/>
-        </w:rPr>
-        <w:t xml:space="preserve">40</w:t>
-      </w:r>
-      <w:r>
-        <w:rPr>
-          <w:rStyle w:val="NormalTok"/>
-        </w:rPr>
-        <w:t xml:space="preserve">)</w:t>
-      </w:r>
-      <w:r>
-        <w:br/>
-      </w:r>
-      <w:r>
-        <w:rPr>
-          <w:rStyle w:val="BuiltInTok"/>
-        </w:rPr>
-        <w:t xml:space="preserve">print</w:t>
-      </w:r>
-      <w:r>
-        <w:rPr>
-          <w:rStyle w:val="NormalTok"/>
-        </w:rPr>
-        <w:t xml:space="preserve">(</w:t>
-      </w:r>
-      <w:r>
-        <w:rPr>
-          <w:rStyle w:val="SpecialStringTok"/>
-        </w:rPr>
-        <w:t xml:space="preserve">f"Generated list with reversed range: </w:t>
-      </w:r>
-      <w:r>
-        <w:rPr>
-          <w:rStyle w:val="SpecialCharTok"/>
-        </w:rPr>
-        <w:t xml:space="preserve">{</w:t>
-      </w:r>
-      <w:r>
-        <w:rPr>
-          <w:rStyle w:val="NormalTok"/>
-        </w:rPr>
-        <w:t xml:space="preserve">random_list_3</w:t>
-      </w:r>
-      <w:r>
-        <w:rPr>
-          <w:rStyle w:val="SpecialCharTok"/>
-        </w:rPr>
-        <w:t xml:space="preserve">}</w:t>
-      </w:r>
-      <w:r>
-        <w:rPr>
-          <w:rStyle w:val="SpecialStringTok"/>
-        </w:rPr>
-        <w:t xml:space="preserve">"</w:t>
-      </w:r>
-      <w:r>
-        <w:rPr>
-          <w:rStyle w:val="NormalTok"/>
-        </w:rPr>
-        <w:t xml:space="preserve">)</w:t>
-      </w:r>
-      <w:r>
-        <w:br/>
-      </w:r>
-      <w:r>
-        <w:rPr>
-          <w:rStyle w:val="CommentTok"/>
-        </w:rPr>
-        <w:t xml:space="preserve"># A possible output: Generated list with reversed range: [48, 41, 45, 50]</w:t>
-      </w:r>
-    </w:p>
-    <w:bookmarkEnd w:id="10"/>
-    <w:bookmarkStart w:id="11" w:name="functiondef-choose_random_itemitems"/>
-    <w:p>
-      <w:pPr>
-        <w:pStyle w:val="Heading2"/>
-      </w:pPr>
-      <w:r>
-        <w:rPr>
-          <w:rStyle w:val="SectionNumber"/>
-        </w:rPr>
-        <w:t xml:space="preserve">3</w:t>
-      </w:r>
-      <w:r>
-        <w:tab/>
-      </w:r>
-      <w:r>
-        <w:t xml:space="preserve">FunctionDef choose_random_item(items)</w:t>
-      </w:r>
-    </w:p>
-    <w:p>
-      <w:pPr>
-        <w:pStyle w:val="FirstParagraph"/>
-      </w:pPr>
-      <w:r>
-        <w:t xml:space="preserve">Function - choose_random_item:</w:t>
+        <w:t xml:space="preserve">if an empty list is provided as an argument.</w:t>
       </w:r>
     </w:p>
     <w:p>
@@ -1843,13 +850,87 @@
         <w:pStyle w:val="BodyText"/>
       </w:pPr>
       <w:r>
-        <w:t xml:space="preserve">Purpose:</w:t>
+        <w:rPr>
+          <w:b/>
+          <w:bCs/>
+        </w:rPr>
+        <w:t xml:space="preserve">Output Example</w:t>
+      </w:r>
+      <w:r>
+        <w:t xml:space="preserve">:</w:t>
       </w:r>
       <w:r>
         <w:t xml:space="preserve"> </w:t>
       </w:r>
       <w:r>
-        <w:t xml:space="preserve">Selects and returns a single string chosen uniformly at random from a non-empty list of strings.</w:t>
+        <w:t xml:space="preserve">If</w:t>
+      </w:r>
+      <w:r>
+        <w:t xml:space="preserve"> </w:t>
+      </w:r>
+      <w:r>
+        <w:rPr>
+          <w:rStyle w:val="VerbatimChar"/>
+        </w:rPr>
+        <w:t xml:space="preserve">items</w:t>
+      </w:r>
+      <w:r>
+        <w:t xml:space="preserve"> </w:t>
+      </w:r>
+      <w:r>
+        <w:t xml:space="preserve">is</w:t>
+      </w:r>
+      <w:r>
+        <w:t xml:space="preserve"> </w:t>
+      </w:r>
+      <w:r>
+        <w:rPr>
+          <w:rStyle w:val="VerbatimChar"/>
+        </w:rPr>
+        <w:t xml:space="preserve">['apple', 'banana', 'cherry']</w:t>
+      </w:r>
+      <w:r>
+        <w:t xml:space="preserve">, a possible return value is</w:t>
+      </w:r>
+      <w:r>
+        <w:t xml:space="preserve"> </w:t>
+      </w:r>
+      <w:r>
+        <w:rPr>
+          <w:rStyle w:val="VerbatimChar"/>
+        </w:rPr>
+        <w:t xml:space="preserve">'banana'</w:t>
+      </w:r>
+      <w:r>
+        <w:t xml:space="preserve">.</w:t>
+      </w:r>
+      <w:r>
+        <w:t xml:space="preserve"> </w:t>
+      </w:r>
+      <w:r>
+        <w:t xml:space="preserve">## FunctionDef shuffle_copy(items)</w:t>
+      </w:r>
+      <w:r>
+        <w:t xml:space="preserve"> </w:t>
+      </w:r>
+      <w:r>
+        <w:t xml:space="preserve">The function of</w:t>
+      </w:r>
+      <w:r>
+        <w:t xml:space="preserve"> </w:t>
+      </w:r>
+      <w:r>
+        <w:rPr>
+          <w:b/>
+          <w:bCs/>
+        </w:rPr>
+        <w:t xml:space="preserve">shuffle_copy</w:t>
+      </w:r>
+      <w:r>
+        <w:t xml:space="preserve"> </w:t>
+      </w:r>
+      <w:r>
+        <w:t xml:space="preserve">is to return a new, randomly shuffled copy of a given list of integers without modifying the original list.</w:t>
       </w:r>
     </w:p>
     <w:p>
@@ -1857,13 +938,20 @@
         <w:pStyle w:val="BodyText"/>
       </w:pPr>
       <w:r>
-        <w:t xml:space="preserve">Parameters:</w:t>
+        <w:rPr>
+          <w:b/>
+          <w:bCs/>
+        </w:rPr>
+        <w:t xml:space="preserve">parameters</w:t>
+      </w:r>
+      <w:r>
+        <w:t xml:space="preserve">: The parameters of this Function.</w:t>
       </w:r>
       <w:r>
         <w:t xml:space="preserve"> </w:t>
       </w:r>
       <w:r>
-        <w:t xml:space="preserve">• items (List[str]): A list of strings from which a single item will be randomly selected. This list must not be empty.</w:t>
+        <w:t xml:space="preserve">· items: A list of integers that will be copied and shuffled.</w:t>
       </w:r>
     </w:p>
     <w:p>
@@ -1871,13 +959,20 @@
         <w:pStyle w:val="BodyText"/>
       </w:pPr>
       <w:r>
-        <w:t xml:space="preserve">Detailed Description:</w:t>
+        <w:rPr>
+          <w:b/>
+          <w:bCs/>
+        </w:rPr>
+        <w:t xml:space="preserve">Code Description</w:t>
+      </w:r>
+      <w:r>
+        <w:t xml:space="preserve">:</w:t>
       </w:r>
       <w:r>
         <w:t xml:space="preserve"> </w:t>
       </w:r>
       <w:r>
-        <w:t xml:space="preserve">The function first performs a validation check to determine if the provided</w:t>
+        <w:t xml:space="preserve">The function first creates a shallow copy of the input list</w:t>
       </w:r>
       <w:r>
         <w:t xml:space="preserve"> </w:t>
@@ -1892,7 +987,7 @@
         <w:t xml:space="preserve"> </w:t>
       </w:r>
       <w:r>
-        <w:t xml:space="preserve">list is empty. If the list contains no elements, the function raises a</w:t>
+        <w:t xml:space="preserve">and assigns it to a new variable named</w:t>
       </w:r>
       <w:r>
         <w:t xml:space="preserve"> </w:t>
@@ -1901,25 +996,79 @@
         <w:rPr>
           <w:rStyle w:val="VerbatimChar"/>
         </w:rPr>
-        <w:t xml:space="preserve">ValueError</w:t>
+        <w:t xml:space="preserve">copy</w:t>
+      </w:r>
+      <w:r>
+        <w:t xml:space="preserve">. It then uses the</w:t>
       </w:r>
       <w:r>
         <w:t xml:space="preserve"> </w:t>
       </w:r>
       <w:r>
-        <w:t xml:space="preserve">with the message</w:t>
+        <w:rPr>
+          <w:rStyle w:val="VerbatimChar"/>
+        </w:rPr>
+        <w:t xml:space="preserve">random.shuffle()</w:t>
       </w:r>
       <w:r>
         <w:t xml:space="preserve"> </w:t>
       </w:r>
       <w:r>
-        <w:t xml:space="preserve">“items must not be empty”</w:t>
+        <w:t xml:space="preserve">method to rearrange the elements of the</w:t>
       </w:r>
       <w:r>
         <w:t xml:space="preserve"> </w:t>
       </w:r>
       <w:r>
-        <w:t xml:space="preserve">to prevent errors in the subsequent random selection process.</w:t>
+        <w:rPr>
+          <w:rStyle w:val="VerbatimChar"/>
+        </w:rPr>
+        <w:t xml:space="preserve">copy</w:t>
+      </w:r>
+      <w:r>
+        <w:t xml:space="preserve"> </w:t>
+      </w:r>
+      <w:r>
+        <w:t xml:space="preserve">list into a random order. This shuffling operation is performed in-place on the</w:t>
+      </w:r>
+      <w:r>
+        <w:t xml:space="preserve"> </w:t>
+      </w:r>
+      <w:r>
+        <w:rPr>
+          <w:rStyle w:val="VerbatimChar"/>
+        </w:rPr>
+        <w:t xml:space="preserve">copy</w:t>
+      </w:r>
+      <w:r>
+        <w:t xml:space="preserve">, leaving the original</w:t>
+      </w:r>
+      <w:r>
+        <w:t xml:space="preserve"> </w:t>
+      </w:r>
+      <w:r>
+        <w:rPr>
+          <w:rStyle w:val="VerbatimChar"/>
+        </w:rPr>
+        <w:t xml:space="preserve">items</w:t>
+      </w:r>
+      <w:r>
+        <w:t xml:space="preserve"> </w:t>
+      </w:r>
+      <w:r>
+        <w:t xml:space="preserve">list unchanged. Finally, the function returns the shuffled</w:t>
+      </w:r>
+      <w:r>
+        <w:t xml:space="preserve"> </w:t>
+      </w:r>
+      <w:r>
+        <w:rPr>
+          <w:rStyle w:val="VerbatimChar"/>
+        </w:rPr>
+        <w:t xml:space="preserve">copy</w:t>
+      </w:r>
+      <w:r>
+        <w:t xml:space="preserve">.</w:t>
       </w:r>
     </w:p>
     <w:p>
@@ -1927,7 +1076,20 @@
         <w:pStyle w:val="BodyText"/>
       </w:pPr>
       <w:r>
-        <w:t xml:space="preserve">If the list is not empty, the function utilizes the</w:t>
+        <w:rPr>
+          <w:b/>
+          <w:bCs/>
+        </w:rPr>
+        <w:t xml:space="preserve">Note</w:t>
+      </w:r>
+      <w:r>
+        <w:t xml:space="preserve">:</w:t>
+      </w:r>
+      <w:r>
+        <w:t xml:space="preserve"> </w:t>
+      </w:r>
+      <w:r>
+        <w:t xml:space="preserve">This function requires the</w:t>
       </w:r>
       <w:r>
         <w:t xml:space="preserve"> </w:t>
@@ -1936,28 +1098,13 @@
         <w:rPr>
           <w:rStyle w:val="VerbatimChar"/>
         </w:rPr>
-        <w:t xml:space="preserve">random.choice()</w:t>
+        <w:t xml:space="preserve">random</w:t>
       </w:r>
       <w:r>
         <w:t xml:space="preserve"> </w:t>
       </w:r>
       <w:r>
-        <w:t xml:space="preserve">method to select one element from the</w:t>
-      </w:r>
-      <w:r>
-        <w:t xml:space="preserve"> </w:t>
-      </w:r>
-      <w:r>
-        <w:rPr>
-          <w:rStyle w:val="VerbatimChar"/>
-        </w:rPr>
-        <w:t xml:space="preserve">items</w:t>
-      </w:r>
-      <w:r>
-        <w:t xml:space="preserve"> </w:t>
-      </w:r>
-      <w:r>
-        <w:t xml:space="preserve">list. The selection is uniform, ensuring that every item in the list has an equal probability of being chosen. The function then returns the selected string.</w:t>
+        <w:t xml:space="preserve">module to be imported to work correctly. It is designed to be non-mutating, meaning the list passed as an argument will not be altered.</w:t>
       </w:r>
     </w:p>
     <w:p>
@@ -1965,856 +1112,6 @@
         <w:pStyle w:val="BodyText"/>
       </w:pPr>
       <w:r>
-        <w:t xml:space="preserve">Important Notes:</w:t>
-      </w:r>
-      <w:r>
-        <w:t xml:space="preserve"> </w:t>
-      </w:r>
-      <w:r>
-        <w:t xml:space="preserve">• This function depends on the</w:t>
-      </w:r>
-      <w:r>
-        <w:t xml:space="preserve"> </w:t>
-      </w:r>
-      <w:r>
-        <w:rPr>
-          <w:rStyle w:val="VerbatimChar"/>
-        </w:rPr>
-        <w:t xml:space="preserve">choice</w:t>
-      </w:r>
-      <w:r>
-        <w:t xml:space="preserve"> </w:t>
-      </w:r>
-      <w:r>
-        <w:t xml:space="preserve">function from Python’s built-in</w:t>
-      </w:r>
-      <w:r>
-        <w:t xml:space="preserve"> </w:t>
-      </w:r>
-      <w:r>
-        <w:rPr>
-          <w:rStyle w:val="VerbatimChar"/>
-        </w:rPr>
-        <w:t xml:space="preserve">random</w:t>
-      </w:r>
-      <w:r>
-        <w:t xml:space="preserve"> </w:t>
-      </w:r>
-      <w:r>
-        <w:t xml:space="preserve">module, which must be available in the environment.</w:t>
-      </w:r>
-      <w:r>
-        <w:t xml:space="preserve"> </w:t>
-      </w:r>
-      <w:r>
-        <w:t xml:space="preserve">• The function will raise a</w:t>
-      </w:r>
-      <w:r>
-        <w:t xml:space="preserve"> </w:t>
-      </w:r>
-      <w:r>
-        <w:rPr>
-          <w:rStyle w:val="VerbatimChar"/>
-        </w:rPr>
-        <w:t xml:space="preserve">ValueError</w:t>
-      </w:r>
-      <w:r>
-        <w:t xml:space="preserve"> </w:t>
-      </w:r>
-      <w:r>
-        <w:t xml:space="preserve">if an empty list is passed as an argument. Callers should either ensure the list is non-empty or handle this potential exception using a try-except block.</w:t>
-      </w:r>
-      <w:r>
-        <w:t xml:space="preserve"> </w:t>
-      </w:r>
-      <w:r>
-        <w:t xml:space="preserve">• While the type hint specifies</w:t>
-      </w:r>
-      <w:r>
-        <w:t xml:space="preserve"> </w:t>
-      </w:r>
-      <w:r>
-        <w:rPr>
-          <w:rStyle w:val="VerbatimChar"/>
-        </w:rPr>
-        <w:t xml:space="preserve">List[str]</w:t>
-      </w:r>
-      <w:r>
-        <w:t xml:space="preserve">, the underlying</w:t>
-      </w:r>
-      <w:r>
-        <w:t xml:space="preserve"> </w:t>
-      </w:r>
-      <w:r>
-        <w:rPr>
-          <w:rStyle w:val="VerbatimChar"/>
-        </w:rPr>
-        <w:t xml:space="preserve">random.choice()</w:t>
-      </w:r>
-      <w:r>
-        <w:t xml:space="preserve"> </w:t>
-      </w:r>
-      <w:r>
-        <w:t xml:space="preserve">method will work with any non-empty sequence (like a tuple or list of other types).</w:t>
-      </w:r>
-    </w:p>
-    <w:p>
-      <w:pPr>
-        <w:pStyle w:val="BodyText"/>
-      </w:pPr>
-      <w:r>
-        <w:t xml:space="preserve">Output Example:</w:t>
-      </w:r>
-      <w:r>
-        <w:t xml:space="preserve"> </w:t>
-      </w:r>
-      <w:r>
-        <w:t xml:space="preserve">A single string element randomly chosen from the provided</w:t>
-      </w:r>
-      <w:r>
-        <w:t xml:space="preserve"> </w:t>
-      </w:r>
-      <w:r>
-        <w:rPr>
-          <w:rStyle w:val="VerbatimChar"/>
-        </w:rPr>
-        <w:t xml:space="preserve">items</w:t>
-      </w:r>
-      <w:r>
-        <w:t xml:space="preserve"> </w:t>
-      </w:r>
-      <w:r>
-        <w:t xml:space="preserve">list. For an input of</w:t>
-      </w:r>
-      <w:r>
-        <w:t xml:space="preserve"> </w:t>
-      </w:r>
-      <w:r>
-        <w:rPr>
-          <w:rStyle w:val="VerbatimChar"/>
-        </w:rPr>
-        <w:t xml:space="preserve">['apple', 'banana', 'cherry']</w:t>
-      </w:r>
-      <w:r>
-        <w:t xml:space="preserve">, a possible return value is</w:t>
-      </w:r>
-      <w:r>
-        <w:t xml:space="preserve"> </w:t>
-      </w:r>
-      <w:r>
-        <w:rPr>
-          <w:rStyle w:val="VerbatimChar"/>
-        </w:rPr>
-        <w:t xml:space="preserve">'banana'</w:t>
-      </w:r>
-      <w:r>
-        <w:t xml:space="preserve">.</w:t>
-      </w:r>
-    </w:p>
-    <w:p>
-      <w:pPr>
-        <w:pStyle w:val="BodyText"/>
-      </w:pPr>
-      <w:r>
-        <w:t xml:space="preserve">Usage Example:</w:t>
-      </w:r>
-    </w:p>
-    <w:p>
-      <w:pPr>
-        <w:pStyle w:val="SourceCode"/>
-      </w:pPr>
-      <w:r>
-        <w:rPr>
-          <w:rStyle w:val="ImportTok"/>
-        </w:rPr>
-        <w:t xml:space="preserve">import</w:t>
-      </w:r>
-      <w:r>
-        <w:rPr>
-          <w:rStyle w:val="NormalTok"/>
-        </w:rPr>
-        <w:t xml:space="preserve"> random</w:t>
-      </w:r>
-      <w:r>
-        <w:br/>
-      </w:r>
-      <w:r>
-        <w:rPr>
-          <w:rStyle w:val="ImportTok"/>
-        </w:rPr>
-        <w:t xml:space="preserve">from</w:t>
-      </w:r>
-      <w:r>
-        <w:rPr>
-          <w:rStyle w:val="NormalTok"/>
-        </w:rPr>
-        <w:t xml:space="preserve"> typing </w:t>
-      </w:r>
-      <w:r>
-        <w:rPr>
-          <w:rStyle w:val="ImportTok"/>
-        </w:rPr>
-        <w:t xml:space="preserve">import</w:t>
-      </w:r>
-      <w:r>
-        <w:rPr>
-          <w:rStyle w:val="NormalTok"/>
-        </w:rPr>
-        <w:t xml:space="preserve"> List</w:t>
-      </w:r>
-      <w:r>
-        <w:br/>
-      </w:r>
-      <w:r>
-        <w:br/>
-      </w:r>
-      <w:r>
-        <w:rPr>
-          <w:rStyle w:val="CommentTok"/>
-        </w:rPr>
-        <w:t xml:space="preserve"># Assume the choose_random_item function is defined as provided.</w:t>
-      </w:r>
-      <w:r>
-        <w:br/>
-      </w:r>
-      <w:r>
-        <w:br/>
-      </w:r>
-      <w:r>
-        <w:rPr>
-          <w:rStyle w:val="CommentTok"/>
-        </w:rPr>
-        <w:t xml:space="preserve"># Example 1: Choosing from a list of options</w:t>
-      </w:r>
-      <w:r>
-        <w:br/>
-      </w:r>
-      <w:r>
-        <w:rPr>
-          <w:rStyle w:val="NormalTok"/>
-        </w:rPr>
-        <w:t xml:space="preserve">fruits </w:t>
-      </w:r>
-      <w:r>
-        <w:rPr>
-          <w:rStyle w:val="OperatorTok"/>
-        </w:rPr>
-        <w:t xml:space="preserve">=</w:t>
-      </w:r>
-      <w:r>
-        <w:rPr>
-          <w:rStyle w:val="NormalTok"/>
-        </w:rPr>
-        <w:t xml:space="preserve"> [</w:t>
-      </w:r>
-      <w:r>
-        <w:rPr>
-          <w:rStyle w:val="StringTok"/>
-        </w:rPr>
-        <w:t xml:space="preserve">"apple"</w:t>
-      </w:r>
-      <w:r>
-        <w:rPr>
-          <w:rStyle w:val="NormalTok"/>
-        </w:rPr>
-        <w:t xml:space="preserve">, </w:t>
-      </w:r>
-      <w:r>
-        <w:rPr>
-          <w:rStyle w:val="StringTok"/>
-        </w:rPr>
-        <w:t xml:space="preserve">"banana"</w:t>
-      </w:r>
-      <w:r>
-        <w:rPr>
-          <w:rStyle w:val="NormalTok"/>
-        </w:rPr>
-        <w:t xml:space="preserve">, </w:t>
-      </w:r>
-      <w:r>
-        <w:rPr>
-          <w:rStyle w:val="StringTok"/>
-        </w:rPr>
-        <w:t xml:space="preserve">"cherry"</w:t>
-      </w:r>
-      <w:r>
-        <w:rPr>
-          <w:rStyle w:val="NormalTok"/>
-        </w:rPr>
-        <w:t xml:space="preserve">, </w:t>
-      </w:r>
-      <w:r>
-        <w:rPr>
-          <w:rStyle w:val="StringTok"/>
-        </w:rPr>
-        <w:t xml:space="preserve">"date"</w:t>
-      </w:r>
-      <w:r>
-        <w:rPr>
-          <w:rStyle w:val="NormalTok"/>
-        </w:rPr>
-        <w:t xml:space="preserve">]</w:t>
-      </w:r>
-      <w:r>
-        <w:br/>
-      </w:r>
-      <w:r>
-        <w:rPr>
-          <w:rStyle w:val="NormalTok"/>
-        </w:rPr>
-        <w:t xml:space="preserve">random_fruit </w:t>
-      </w:r>
-      <w:r>
-        <w:rPr>
-          <w:rStyle w:val="OperatorTok"/>
-        </w:rPr>
-        <w:t xml:space="preserve">=</w:t>
-      </w:r>
-      <w:r>
-        <w:rPr>
-          <w:rStyle w:val="NormalTok"/>
-        </w:rPr>
-        <w:t xml:space="preserve"> choose_random_item(fruits)</w:t>
-      </w:r>
-      <w:r>
-        <w:br/>
-      </w:r>
-      <w:r>
-        <w:rPr>
-          <w:rStyle w:val="BuiltInTok"/>
-        </w:rPr>
-        <w:t xml:space="preserve">print</w:t>
-      </w:r>
-      <w:r>
-        <w:rPr>
-          <w:rStyle w:val="NormalTok"/>
-        </w:rPr>
-        <w:t xml:space="preserve">(</w:t>
-      </w:r>
-      <w:r>
-        <w:rPr>
-          <w:rStyle w:val="SpecialStringTok"/>
-        </w:rPr>
-        <w:t xml:space="preserve">f"The chosen fruit is: </w:t>
-      </w:r>
-      <w:r>
-        <w:rPr>
-          <w:rStyle w:val="SpecialCharTok"/>
-        </w:rPr>
-        <w:t xml:space="preserve">{</w:t>
-      </w:r>
-      <w:r>
-        <w:rPr>
-          <w:rStyle w:val="NormalTok"/>
-        </w:rPr>
-        <w:t xml:space="preserve">random_fruit</w:t>
-      </w:r>
-      <w:r>
-        <w:rPr>
-          <w:rStyle w:val="SpecialCharTok"/>
-        </w:rPr>
-        <w:t xml:space="preserve">}</w:t>
-      </w:r>
-      <w:r>
-        <w:rPr>
-          <w:rStyle w:val="SpecialStringTok"/>
-        </w:rPr>
-        <w:t xml:space="preserve">"</w:t>
-      </w:r>
-      <w:r>
-        <w:rPr>
-          <w:rStyle w:val="NormalTok"/>
-        </w:rPr>
-        <w:t xml:space="preserve">)</w:t>
-      </w:r>
-      <w:r>
-        <w:br/>
-      </w:r>
-      <w:r>
-        <w:rPr>
-          <w:rStyle w:val="CommentTok"/>
-        </w:rPr>
-        <w:t xml:space="preserve"># Possible Output: The chosen fruit is: cherry (output will vary on each run)</w:t>
-      </w:r>
-      <w:r>
-        <w:br/>
-      </w:r>
-      <w:r>
-        <w:br/>
-      </w:r>
-      <w:r>
-        <w:rPr>
-          <w:rStyle w:val="CommentTok"/>
-        </w:rPr>
-        <w:t xml:space="preserve"># Example 2: Demonstrating the error with an empty list</w:t>
-      </w:r>
-      <w:r>
-        <w:br/>
-      </w:r>
-      <w:r>
-        <w:rPr>
-          <w:rStyle w:val="NormalTok"/>
-        </w:rPr>
-        <w:t xml:space="preserve">empty_list </w:t>
-      </w:r>
-      <w:r>
-        <w:rPr>
-          <w:rStyle w:val="OperatorTok"/>
-        </w:rPr>
-        <w:t xml:space="preserve">=</w:t>
-      </w:r>
-      <w:r>
-        <w:rPr>
-          <w:rStyle w:val="NormalTok"/>
-        </w:rPr>
-        <w:t xml:space="preserve"> []</w:t>
-      </w:r>
-      <w:r>
-        <w:br/>
-      </w:r>
-      <w:r>
-        <w:rPr>
-          <w:rStyle w:val="ControlFlowTok"/>
-        </w:rPr>
-        <w:t xml:space="preserve">try</w:t>
-      </w:r>
-      <w:r>
-        <w:rPr>
-          <w:rStyle w:val="NormalTok"/>
-        </w:rPr>
-        <w:t xml:space="preserve">:</w:t>
-      </w:r>
-      <w:r>
-        <w:br/>
-      </w:r>
-      <w:r>
-        <w:rPr>
-          <w:rStyle w:val="NormalTok"/>
-        </w:rPr>
-        <w:t xml:space="preserve">    choice </w:t>
-      </w:r>
-      <w:r>
-        <w:rPr>
-          <w:rStyle w:val="OperatorTok"/>
-        </w:rPr>
-        <w:t xml:space="preserve">=</w:t>
-      </w:r>
-      <w:r>
-        <w:rPr>
-          <w:rStyle w:val="NormalTok"/>
-        </w:rPr>
-        <w:t xml:space="preserve"> choose_random_item(empty_list)</w:t>
-      </w:r>
-      <w:r>
-        <w:br/>
-      </w:r>
-      <w:r>
-        <w:rPr>
-          <w:rStyle w:val="ControlFlowTok"/>
-        </w:rPr>
-        <w:t xml:space="preserve">except</w:t>
-      </w:r>
-      <w:r>
-        <w:rPr>
-          <w:rStyle w:val="NormalTok"/>
-        </w:rPr>
-        <w:t xml:space="preserve"> </w:t>
-      </w:r>
-      <w:r>
-        <w:rPr>
-          <w:rStyle w:val="PreprocessorTok"/>
-        </w:rPr>
-        <w:t xml:space="preserve">ValueError</w:t>
-      </w:r>
-      <w:r>
-        <w:rPr>
-          <w:rStyle w:val="NormalTok"/>
-        </w:rPr>
-        <w:t xml:space="preserve"> </w:t>
-      </w:r>
-      <w:r>
-        <w:rPr>
-          <w:rStyle w:val="ImportTok"/>
-        </w:rPr>
-        <w:t xml:space="preserve">as</w:t>
-      </w:r>
-      <w:r>
-        <w:rPr>
-          <w:rStyle w:val="NormalTok"/>
-        </w:rPr>
-        <w:t xml:space="preserve"> e:</w:t>
-      </w:r>
-      <w:r>
-        <w:br/>
-      </w:r>
-      <w:r>
-        <w:rPr>
-          <w:rStyle w:val="NormalTok"/>
-        </w:rPr>
-        <w:t xml:space="preserve">    </w:t>
-      </w:r>
-      <w:r>
-        <w:rPr>
-          <w:rStyle w:val="BuiltInTok"/>
-        </w:rPr>
-        <w:t xml:space="preserve">print</w:t>
-      </w:r>
-      <w:r>
-        <w:rPr>
-          <w:rStyle w:val="NormalTok"/>
-        </w:rPr>
-        <w:t xml:space="preserve">(</w:t>
-      </w:r>
-      <w:r>
-        <w:rPr>
-          <w:rStyle w:val="SpecialStringTok"/>
-        </w:rPr>
-        <w:t xml:space="preserve">f"An error occurred: </w:t>
-      </w:r>
-      <w:r>
-        <w:rPr>
-          <w:rStyle w:val="SpecialCharTok"/>
-        </w:rPr>
-        <w:t xml:space="preserve">{</w:t>
-      </w:r>
-      <w:r>
-        <w:rPr>
-          <w:rStyle w:val="NormalTok"/>
-        </w:rPr>
-        <w:t xml:space="preserve">e</w:t>
-      </w:r>
-      <w:r>
-        <w:rPr>
-          <w:rStyle w:val="SpecialCharTok"/>
-        </w:rPr>
-        <w:t xml:space="preserve">}</w:t>
-      </w:r>
-      <w:r>
-        <w:rPr>
-          <w:rStyle w:val="SpecialStringTok"/>
-        </w:rPr>
-        <w:t xml:space="preserve">"</w:t>
-      </w:r>
-      <w:r>
-        <w:rPr>
-          <w:rStyle w:val="NormalTok"/>
-        </w:rPr>
-        <w:t xml:space="preserve">)</w:t>
-      </w:r>
-      <w:r>
-        <w:br/>
-      </w:r>
-      <w:r>
-        <w:rPr>
-          <w:rStyle w:val="CommentTok"/>
-        </w:rPr>
-        <w:t xml:space="preserve"># Output: An error occurred: items must not be empty</w:t>
-      </w:r>
-    </w:p>
-    <w:bookmarkEnd w:id="11"/>
-    <w:bookmarkStart w:id="12" w:name="functiondef-shuffle_copyitems"/>
-    <w:p>
-      <w:pPr>
-        <w:pStyle w:val="Heading2"/>
-      </w:pPr>
-      <w:r>
-        <w:rPr>
-          <w:rStyle w:val="SectionNumber"/>
-        </w:rPr>
-        <w:t xml:space="preserve">4</w:t>
-      </w:r>
-      <w:r>
-        <w:tab/>
-      </w:r>
-      <w:r>
-        <w:t xml:space="preserve">FunctionDef shuffle_copy(items)</w:t>
-      </w:r>
-    </w:p>
-    <w:p>
-      <w:pPr>
-        <w:pStyle w:val="FirstParagraph"/>
-      </w:pPr>
-      <w:r>
-        <w:t xml:space="preserve">Function - shuffle_copy:</w:t>
-      </w:r>
-    </w:p>
-    <w:p>
-      <w:pPr>
-        <w:pStyle w:val="BodyText"/>
-      </w:pPr>
-      <w:r>
-        <w:t xml:space="preserve">Purpose:</w:t>
-      </w:r>
-      <w:r>
-        <w:t xml:space="preserve"> </w:t>
-      </w:r>
-      <w:r>
-        <w:t xml:space="preserve">Returns a shuffled copy of the given list without mutating the input.</w:t>
-      </w:r>
-    </w:p>
-    <w:p>
-      <w:pPr>
-        <w:pStyle w:val="BodyText"/>
-      </w:pPr>
-      <w:r>
-        <w:t xml:space="preserve">Parameters:</w:t>
-      </w:r>
-      <w:r>
-        <w:t xml:space="preserve"> </w:t>
-      </w:r>
-      <w:r>
-        <w:t xml:space="preserve">• items (List[int]): A list of integers that will be copied and then shuffled.</w:t>
-      </w:r>
-    </w:p>
-    <w:p>
-      <w:pPr>
-        <w:pStyle w:val="BodyText"/>
-      </w:pPr>
-      <w:r>
-        <w:t xml:space="preserve">Detailed Description:</w:t>
-      </w:r>
-      <w:r>
-        <w:t xml:space="preserve"> </w:t>
-      </w:r>
-      <w:r>
-        <w:t xml:space="preserve">This function provides a non-destructive way to shuffle the elements of a list. The logical flow is as follows:</w:t>
-      </w:r>
-      <w:r>
-        <w:t xml:space="preserve"> </w:t>
-      </w:r>
-      <w:r>
-        <w:t xml:space="preserve">1. A new list,</w:t>
-      </w:r>
-      <w:r>
-        <w:t xml:space="preserve"> </w:t>
-      </w:r>
-      <w:r>
-        <w:rPr>
-          <w:rStyle w:val="VerbatimChar"/>
-        </w:rPr>
-        <w:t xml:space="preserve">copy</w:t>
-      </w:r>
-      <w:r>
-        <w:t xml:space="preserve">, is created as a shallow copy of the input</w:t>
-      </w:r>
-      <w:r>
-        <w:t xml:space="preserve"> </w:t>
-      </w:r>
-      <w:r>
-        <w:rPr>
-          <w:rStyle w:val="VerbatimChar"/>
-        </w:rPr>
-        <w:t xml:space="preserve">items</w:t>
-      </w:r>
-      <w:r>
-        <w:t xml:space="preserve"> </w:t>
-      </w:r>
-      <w:r>
-        <w:t xml:space="preserve">list. This is done using the</w:t>
-      </w:r>
-      <w:r>
-        <w:t xml:space="preserve"> </w:t>
-      </w:r>
-      <w:r>
-        <w:rPr>
-          <w:rStyle w:val="VerbatimChar"/>
-        </w:rPr>
-        <w:t xml:space="preserve">list()</w:t>
-      </w:r>
-      <w:r>
-        <w:t xml:space="preserve"> </w:t>
-      </w:r>
-      <w:r>
-        <w:t xml:space="preserve">constructor, which ensures that the original list passed to the function is not modified.</w:t>
-      </w:r>
-      <w:r>
-        <w:t xml:space="preserve"> </w:t>
-      </w:r>
-      <w:r>
-        <w:t xml:space="preserve">2. The</w:t>
-      </w:r>
-      <w:r>
-        <w:t xml:space="preserve"> </w:t>
-      </w:r>
-      <w:r>
-        <w:rPr>
-          <w:rStyle w:val="VerbatimChar"/>
-        </w:rPr>
-        <w:t xml:space="preserve">random.shuffle()</w:t>
-      </w:r>
-      <w:r>
-        <w:t xml:space="preserve"> </w:t>
-      </w:r>
-      <w:r>
-        <w:t xml:space="preserve">function is then called on this</w:t>
-      </w:r>
-      <w:r>
-        <w:t xml:space="preserve"> </w:t>
-      </w:r>
-      <w:r>
-        <w:rPr>
-          <w:rStyle w:val="VerbatimChar"/>
-        </w:rPr>
-        <w:t xml:space="preserve">copy</w:t>
-      </w:r>
-      <w:r>
-        <w:t xml:space="preserve">. This function shuffles the elements of the</w:t>
-      </w:r>
-      <w:r>
-        <w:t xml:space="preserve"> </w:t>
-      </w:r>
-      <w:r>
-        <w:rPr>
-          <w:rStyle w:val="VerbatimChar"/>
-        </w:rPr>
-        <w:t xml:space="preserve">copy</w:t>
-      </w:r>
-      <w:r>
-        <w:t xml:space="preserve"> </w:t>
-      </w:r>
-      <w:r>
-        <w:t xml:space="preserve">list in-place, rearranging them into a pseudo-random order.</w:t>
-      </w:r>
-      <w:r>
-        <w:t xml:space="preserve"> </w:t>
-      </w:r>
-      <w:r>
-        <w:t xml:space="preserve">3. Finally, the function returns the</w:t>
-      </w:r>
-      <w:r>
-        <w:t xml:space="preserve"> </w:t>
-      </w:r>
-      <w:r>
-        <w:rPr>
-          <w:rStyle w:val="VerbatimChar"/>
-        </w:rPr>
-        <w:t xml:space="preserve">copy</w:t>
-      </w:r>
-      <w:r>
-        <w:t xml:space="preserve"> </w:t>
-      </w:r>
-      <w:r>
-        <w:t xml:space="preserve">list, which now contains the same elements as the original</w:t>
-      </w:r>
-      <w:r>
-        <w:t xml:space="preserve"> </w:t>
-      </w:r>
-      <w:r>
-        <w:rPr>
-          <w:rStyle w:val="VerbatimChar"/>
-        </w:rPr>
-        <w:t xml:space="preserve">items</w:t>
-      </w:r>
-      <w:r>
-        <w:t xml:space="preserve"> </w:t>
-      </w:r>
-      <w:r>
-        <w:t xml:space="preserve">list but in a randomized sequence.</w:t>
-      </w:r>
-    </w:p>
-    <w:p>
-      <w:pPr>
-        <w:pStyle w:val="BodyText"/>
-      </w:pPr>
-      <w:r>
-        <w:t xml:space="preserve">Important Notes:</w:t>
-      </w:r>
-      <w:r>
-        <w:t xml:space="preserve"> </w:t>
-      </w:r>
-      <w:r>
-        <w:t xml:space="preserve">• This function requires the</w:t>
-      </w:r>
-      <w:r>
-        <w:t xml:space="preserve"> </w:t>
-      </w:r>
-      <w:r>
-        <w:rPr>
-          <w:rStyle w:val="VerbatimChar"/>
-        </w:rPr>
-        <w:t xml:space="preserve">random</w:t>
-      </w:r>
-      <w:r>
-        <w:t xml:space="preserve"> </w:t>
-      </w:r>
-      <w:r>
-        <w:t xml:space="preserve">module to be imported to use the</w:t>
-      </w:r>
-      <w:r>
-        <w:t xml:space="preserve"> </w:t>
-      </w:r>
-      <w:r>
-        <w:rPr>
-          <w:rStyle w:val="VerbatimChar"/>
-        </w:rPr>
-        <w:t xml:space="preserve">random.shuffle()</w:t>
-      </w:r>
-      <w:r>
-        <w:t xml:space="preserve"> </w:t>
-      </w:r>
-      <w:r>
-        <w:t xml:space="preserve">method.</w:t>
-      </w:r>
-      <w:r>
-        <w:t xml:space="preserve"> </w:t>
-      </w:r>
-      <w:r>
-        <w:t xml:space="preserve">• A primary feature of this function is that it is non-mutating. The original list provided as the</w:t>
-      </w:r>
-      <w:r>
-        <w:t xml:space="preserve"> </w:t>
-      </w:r>
-      <w:r>
-        <w:rPr>
-          <w:rStyle w:val="VerbatimChar"/>
-        </w:rPr>
-        <w:t xml:space="preserve">items</w:t>
-      </w:r>
-      <w:r>
-        <w:t xml:space="preserve"> </w:t>
-      </w:r>
-      <w:r>
-        <w:t xml:space="preserve">argument will remain unchanged after the function call.</w:t>
-      </w:r>
-      <w:r>
-        <w:t xml:space="preserve"> </w:t>
-      </w:r>
-      <w:r>
-        <w:t xml:space="preserve">• Although the type hint specifies</w:t>
-      </w:r>
-      <w:r>
-        <w:t xml:space="preserve"> </w:t>
-      </w:r>
-      <w:r>
-        <w:rPr>
-          <w:rStyle w:val="VerbatimChar"/>
-        </w:rPr>
-        <w:t xml:space="preserve">List[int]</w:t>
-      </w:r>
-      <w:r>
-        <w:t xml:space="preserve">, the function will work correctly with a list containing any type of element (e.g., strings, floats, or objects) because</w:t>
-      </w:r>
-      <w:r>
-        <w:t xml:space="preserve"> </w:t>
-      </w:r>
-      <w:r>
-        <w:rPr>
-          <w:rStyle w:val="VerbatimChar"/>
-        </w:rPr>
-        <w:t xml:space="preserve">random.shuffle</w:t>
-      </w:r>
-      <w:r>
-        <w:t xml:space="preserve"> </w:t>
-      </w:r>
-      <w:r>
-        <w:t xml:space="preserve">operates on any mutable sequence.</w:t>
-      </w:r>
-    </w:p>
-    <w:p>
-      <w:pPr>
-        <w:pStyle w:val="BodyText"/>
-      </w:pPr>
-      <w:r>
         <w:rPr>
           <w:b/>
           <w:bCs/>
@@ -2828,7 +1125,7 @@
         <w:t xml:space="preserve"> </w:t>
       </w:r>
       <w:r>
-        <w:t xml:space="preserve">If the input</w:t>
+        <w:t xml:space="preserve">If you call</w:t>
       </w:r>
       <w:r>
         <w:t xml:space="preserve"> </w:t>
@@ -2837,13 +1134,10 @@
         <w:rPr>
           <w:rStyle w:val="VerbatimChar"/>
         </w:rPr>
-        <w:t xml:space="preserve">items</w:t>
-      </w:r>
-      <w:r>
-        <w:t xml:space="preserve"> </w:t>
-      </w:r>
-      <w:r>
-        <w:t xml:space="preserve">list is</w:t>
+        <w:t xml:space="preserve">shuffle_copy([1, 2, 3, 4, 5])</w:t>
+      </w:r>
+      <w:r>
+        <w:t xml:space="preserve">, a possible return value could be</w:t>
       </w:r>
       <w:r>
         <w:t xml:space="preserve"> </w:t>
@@ -2852,421 +1146,13 @@
         <w:rPr>
           <w:rStyle w:val="VerbatimChar"/>
         </w:rPr>
-        <w:t xml:space="preserve">[1, 8, 3, 5, 2]</w:t>
-      </w:r>
-      <w:r>
-        <w:t xml:space="preserve">, a possible return value would be:</w:t>
+        <w:t xml:space="preserve">[3, 1, 5, 2, 4]</w:t>
+      </w:r>
+      <w:r>
+        <w:t xml:space="preserve">. The exact order will be different each time the function is called.</w:t>
       </w:r>
     </w:p>
-    <w:p>
-      <w:pPr>
-        <w:pStyle w:val="SourceCode"/>
-      </w:pPr>
-      <w:r>
-        <w:rPr>
-          <w:rStyle w:val="VerbatimChar"/>
-        </w:rPr>
-        <w:t xml:space="preserve">[5, 1, 8, 3, 2]</w:t>
-      </w:r>
-    </w:p>
-    <w:p>
-      <w:pPr>
-        <w:pStyle w:val="FirstParagraph"/>
-      </w:pPr>
-      <w:r>
-        <w:rPr>
-          <w:i/>
-          <w:iCs/>
-        </w:rPr>
-        <w:t xml:space="preserve">(Note: The actual order of elements in the returned list will be random upon each execution.)</w:t>
-      </w:r>
-    </w:p>
-    <w:p>
-      <w:pPr>
-        <w:pStyle w:val="BodyText"/>
-      </w:pPr>
-      <w:r>
-        <w:t xml:space="preserve">Usage Example:</w:t>
-      </w:r>
-    </w:p>
-    <w:p>
-      <w:pPr>
-        <w:pStyle w:val="SourceCode"/>
-      </w:pPr>
-      <w:r>
-        <w:rPr>
-          <w:rStyle w:val="ImportTok"/>
-        </w:rPr>
-        <w:t xml:space="preserve">import</w:t>
-      </w:r>
-      <w:r>
-        <w:rPr>
-          <w:rStyle w:val="NormalTok"/>
-        </w:rPr>
-        <w:t xml:space="preserve"> random</w:t>
-      </w:r>
-      <w:r>
-        <w:br/>
-      </w:r>
-      <w:r>
-        <w:rPr>
-          <w:rStyle w:val="ImportTok"/>
-        </w:rPr>
-        <w:t xml:space="preserve">from</w:t>
-      </w:r>
-      <w:r>
-        <w:rPr>
-          <w:rStyle w:val="NormalTok"/>
-        </w:rPr>
-        <w:t xml:space="preserve"> typing </w:t>
-      </w:r>
-      <w:r>
-        <w:rPr>
-          <w:rStyle w:val="ImportTok"/>
-        </w:rPr>
-        <w:t xml:space="preserve">import</w:t>
-      </w:r>
-      <w:r>
-        <w:rPr>
-          <w:rStyle w:val="NormalTok"/>
-        </w:rPr>
-        <w:t xml:space="preserve"> List</w:t>
-      </w:r>
-      <w:r>
-        <w:br/>
-      </w:r>
-      <w:r>
-        <w:br/>
-      </w:r>
-      <w:r>
-        <w:rPr>
-          <w:rStyle w:val="CommentTok"/>
-        </w:rPr>
-        <w:t xml:space="preserve"># Assume the shuffle_copy function is defined and available.</w:t>
-      </w:r>
-      <w:r>
-        <w:br/>
-      </w:r>
-      <w:r>
-        <w:br/>
-      </w:r>
-      <w:r>
-        <w:rPr>
-          <w:rStyle w:val="CommentTok"/>
-        </w:rPr>
-        <w:t xml:space="preserve"># --- Example Usage ---</w:t>
-      </w:r>
-      <w:r>
-        <w:br/>
-      </w:r>
-      <w:r>
-        <w:rPr>
-          <w:rStyle w:val="NormalTok"/>
-        </w:rPr>
-        <w:t xml:space="preserve">original_numbers </w:t>
-      </w:r>
-      <w:r>
-        <w:rPr>
-          <w:rStyle w:val="OperatorTok"/>
-        </w:rPr>
-        <w:t xml:space="preserve">=</w:t>
-      </w:r>
-      <w:r>
-        <w:rPr>
-          <w:rStyle w:val="NormalTok"/>
-        </w:rPr>
-        <w:t xml:space="preserve"> [</w:t>
-      </w:r>
-      <w:r>
-        <w:rPr>
-          <w:rStyle w:val="DecValTok"/>
-        </w:rPr>
-        <w:t xml:space="preserve">10</w:t>
-      </w:r>
-      <w:r>
-        <w:rPr>
-          <w:rStyle w:val="NormalTok"/>
-        </w:rPr>
-        <w:t xml:space="preserve">, </w:t>
-      </w:r>
-      <w:r>
-        <w:rPr>
-          <w:rStyle w:val="DecValTok"/>
-        </w:rPr>
-        <w:t xml:space="preserve">20</w:t>
-      </w:r>
-      <w:r>
-        <w:rPr>
-          <w:rStyle w:val="NormalTok"/>
-        </w:rPr>
-        <w:t xml:space="preserve">, </w:t>
-      </w:r>
-      <w:r>
-        <w:rPr>
-          <w:rStyle w:val="DecValTok"/>
-        </w:rPr>
-        <w:t xml:space="preserve">30</w:t>
-      </w:r>
-      <w:r>
-        <w:rPr>
-          <w:rStyle w:val="NormalTok"/>
-        </w:rPr>
-        <w:t xml:space="preserve">, </w:t>
-      </w:r>
-      <w:r>
-        <w:rPr>
-          <w:rStyle w:val="DecValTok"/>
-        </w:rPr>
-        <w:t xml:space="preserve">40</w:t>
-      </w:r>
-      <w:r>
-        <w:rPr>
-          <w:rStyle w:val="NormalTok"/>
-        </w:rPr>
-        <w:t xml:space="preserve">, </w:t>
-      </w:r>
-      <w:r>
-        <w:rPr>
-          <w:rStyle w:val="DecValTok"/>
-        </w:rPr>
-        <w:t xml:space="preserve">50</w:t>
-      </w:r>
-      <w:r>
-        <w:rPr>
-          <w:rStyle w:val="NormalTok"/>
-        </w:rPr>
-        <w:t xml:space="preserve">]</w:t>
-      </w:r>
-      <w:r>
-        <w:br/>
-      </w:r>
-      <w:r>
-        <w:rPr>
-          <w:rStyle w:val="BuiltInTok"/>
-        </w:rPr>
-        <w:t xml:space="preserve">print</w:t>
-      </w:r>
-      <w:r>
-        <w:rPr>
-          <w:rStyle w:val="NormalTok"/>
-        </w:rPr>
-        <w:t xml:space="preserve">(</w:t>
-      </w:r>
-      <w:r>
-        <w:rPr>
-          <w:rStyle w:val="SpecialStringTok"/>
-        </w:rPr>
-        <w:t xml:space="preserve">f"Original list before call: </w:t>
-      </w:r>
-      <w:r>
-        <w:rPr>
-          <w:rStyle w:val="SpecialCharTok"/>
-        </w:rPr>
-        <w:t xml:space="preserve">{</w:t>
-      </w:r>
-      <w:r>
-        <w:rPr>
-          <w:rStyle w:val="NormalTok"/>
-        </w:rPr>
-        <w:t xml:space="preserve">original_numbers</w:t>
-      </w:r>
-      <w:r>
-        <w:rPr>
-          <w:rStyle w:val="SpecialCharTok"/>
-        </w:rPr>
-        <w:t xml:space="preserve">}</w:t>
-      </w:r>
-      <w:r>
-        <w:rPr>
-          <w:rStyle w:val="SpecialStringTok"/>
-        </w:rPr>
-        <w:t xml:space="preserve">"</w:t>
-      </w:r>
-      <w:r>
-        <w:rPr>
-          <w:rStyle w:val="NormalTok"/>
-        </w:rPr>
-        <w:t xml:space="preserve">)</w:t>
-      </w:r>
-      <w:r>
-        <w:br/>
-      </w:r>
-      <w:r>
-        <w:br/>
-      </w:r>
-      <w:r>
-        <w:rPr>
-          <w:rStyle w:val="CommentTok"/>
-        </w:rPr>
-        <w:t xml:space="preserve"># Create a shuffled copy of the list</w:t>
-      </w:r>
-      <w:r>
-        <w:br/>
-      </w:r>
-      <w:r>
-        <w:rPr>
-          <w:rStyle w:val="NormalTok"/>
-        </w:rPr>
-        <w:t xml:space="preserve">shuffled_numbers </w:t>
-      </w:r>
-      <w:r>
-        <w:rPr>
-          <w:rStyle w:val="OperatorTok"/>
-        </w:rPr>
-        <w:t xml:space="preserve">=</w:t>
-      </w:r>
-      <w:r>
-        <w:rPr>
-          <w:rStyle w:val="NormalTok"/>
-        </w:rPr>
-        <w:t xml:space="preserve"> shuffle_copy(original_numbers)</w:t>
-      </w:r>
-      <w:r>
-        <w:br/>
-      </w:r>
-      <w:r>
-        <w:br/>
-      </w:r>
-      <w:r>
-        <w:rPr>
-          <w:rStyle w:val="BuiltInTok"/>
-        </w:rPr>
-        <w:t xml:space="preserve">print</w:t>
-      </w:r>
-      <w:r>
-        <w:rPr>
-          <w:rStyle w:val="NormalTok"/>
-        </w:rPr>
-        <w:t xml:space="preserve">(</w:t>
-      </w:r>
-      <w:r>
-        <w:rPr>
-          <w:rStyle w:val="SpecialStringTok"/>
-        </w:rPr>
-        <w:t xml:space="preserve">f"Returned shuffled list: </w:t>
-      </w:r>
-      <w:r>
-        <w:rPr>
-          <w:rStyle w:val="SpecialCharTok"/>
-        </w:rPr>
-        <w:t xml:space="preserve">{</w:t>
-      </w:r>
-      <w:r>
-        <w:rPr>
-          <w:rStyle w:val="NormalTok"/>
-        </w:rPr>
-        <w:t xml:space="preserve">shuffled_numbers</w:t>
-      </w:r>
-      <w:r>
-        <w:rPr>
-          <w:rStyle w:val="SpecialCharTok"/>
-        </w:rPr>
-        <w:t xml:space="preserve">}</w:t>
-      </w:r>
-      <w:r>
-        <w:rPr>
-          <w:rStyle w:val="SpecialStringTok"/>
-        </w:rPr>
-        <w:t xml:space="preserve">"</w:t>
-      </w:r>
-      <w:r>
-        <w:rPr>
-          <w:rStyle w:val="NormalTok"/>
-        </w:rPr>
-        <w:t xml:space="preserve">)</w:t>
-      </w:r>
-      <w:r>
-        <w:br/>
-      </w:r>
-      <w:r>
-        <w:rPr>
-          <w:rStyle w:val="BuiltInTok"/>
-        </w:rPr>
-        <w:t xml:space="preserve">print</w:t>
-      </w:r>
-      <w:r>
-        <w:rPr>
-          <w:rStyle w:val="NormalTok"/>
-        </w:rPr>
-        <w:t xml:space="preserve">(</w:t>
-      </w:r>
-      <w:r>
-        <w:rPr>
-          <w:rStyle w:val="SpecialStringTok"/>
-        </w:rPr>
-        <w:t xml:space="preserve">f"Original list after call: </w:t>
-      </w:r>
-      <w:r>
-        <w:rPr>
-          <w:rStyle w:val="SpecialCharTok"/>
-        </w:rPr>
-        <w:t xml:space="preserve">{</w:t>
-      </w:r>
-      <w:r>
-        <w:rPr>
-          <w:rStyle w:val="NormalTok"/>
-        </w:rPr>
-        <w:t xml:space="preserve">original_numbers</w:t>
-      </w:r>
-      <w:r>
-        <w:rPr>
-          <w:rStyle w:val="SpecialCharTok"/>
-        </w:rPr>
-        <w:t xml:space="preserve">}</w:t>
-      </w:r>
-      <w:r>
-        <w:rPr>
-          <w:rStyle w:val="SpecialStringTok"/>
-        </w:rPr>
-        <w:t xml:space="preserve">"</w:t>
-      </w:r>
-      <w:r>
-        <w:rPr>
-          <w:rStyle w:val="NormalTok"/>
-        </w:rPr>
-        <w:t xml:space="preserve">)</w:t>
-      </w:r>
-      <w:r>
-        <w:br/>
-      </w:r>
-      <w:r>
-        <w:br/>
-      </w:r>
-      <w:r>
-        <w:rPr>
-          <w:rStyle w:val="CommentTok"/>
-        </w:rPr>
-        <w:t xml:space="preserve"># --- Expected Output ---</w:t>
-      </w:r>
-      <w:r>
-        <w:br/>
-      </w:r>
-      <w:r>
-        <w:rPr>
-          <w:rStyle w:val="CommentTok"/>
-        </w:rPr>
-        <w:t xml:space="preserve"># Original list before call: [10, 20, 30, 40, 50]</w:t>
-      </w:r>
-      <w:r>
-        <w:br/>
-      </w:r>
-      <w:r>
-        <w:rPr>
-          <w:rStyle w:val="CommentTok"/>
-        </w:rPr>
-        <w:t xml:space="preserve"># Returned shuffled list: [40, 10, 50, 20, 30]  (Note: The order will be random)</w:t>
-      </w:r>
-      <w:r>
-        <w:br/>
-      </w:r>
-      <w:r>
-        <w:rPr>
-          <w:rStyle w:val="CommentTok"/>
-        </w:rPr>
-        <w:t xml:space="preserve"># Original list after call: [10, 20, 30, 40, 50]</w:t>
-      </w:r>
-    </w:p>
-    <w:bookmarkEnd w:id="12"/>
+    <w:bookmarkEnd w:id="10"/>
     <w:sectPr>
       <w:pgSz w:h="15840" w:w="12240"/>
       <w:pgMar w:bottom="1440" w:footer="720" w:gutter="0" w:header="720" w:left="1800" w:right="1800" w:top="1440"/>

--- a/random_module_one.docx
+++ b/random_module_one.docx
@@ -51,12 +51,6 @@
         <w:pStyle w:val="FirstParagraph"/>
       </w:pPr>
       <w:r>
-        <w:t xml:space="preserve">The function of</w:t>
-      </w:r>
-      <w:r>
-        <w:t xml:space="preserve"> </w:t>
-      </w:r>
-      <w:r>
         <w:rPr>
           <w:b/>
           <w:bCs/>
@@ -64,16 +58,11 @@
         <w:t xml:space="preserve">num</w:t>
       </w:r>
       <w:r>
+        <w:t xml:space="preserve">: This function calculates and returns the sum of two input values.</w:t>
+      </w:r>
+      <w:r>
         <w:t xml:space="preserve"> </w:t>
       </w:r>
-      <w:r>
-        <w:t xml:space="preserve">is to calculate and return the sum of two input values.</w:t>
-      </w:r>
-    </w:p>
-    <w:p>
-      <w:pPr>
-        <w:pStyle w:val="BodyText"/>
-      </w:pPr>
       <w:r>
         <w:rPr>
           <w:b/>
@@ -88,19 +77,62 @@
         <w:t xml:space="preserve"> </w:t>
       </w:r>
       <w:r>
-        <w:t xml:space="preserve">· a: The first value to be used in the addition.</w:t>
+        <w:t xml:space="preserve">· a: The first operand for the addition operation. It can be a number (integer, float) or another data type that supports the</w:t>
       </w:r>
       <w:r>
         <w:t xml:space="preserve"> </w:t>
       </w:r>
       <w:r>
-        <w:t xml:space="preserve">· b: The second value to be used in the addition.</w:t>
-      </w:r>
-    </w:p>
-    <w:p>
-      <w:pPr>
-        <w:pStyle w:val="BodyText"/>
-      </w:pPr>
+        <w:rPr>
+          <w:rStyle w:val="VerbatimChar"/>
+        </w:rPr>
+        <w:t xml:space="preserve">+</w:t>
+      </w:r>
+      <w:r>
+        <w:t xml:space="preserve"> </w:t>
+      </w:r>
+      <w:r>
+        <w:t xml:space="preserve">operator, such as a string or a list.</w:t>
+      </w:r>
+      <w:r>
+        <w:t xml:space="preserve"> </w:t>
+      </w:r>
+      <w:r>
+        <w:t xml:space="preserve">· b: The second operand for the addition operation. It must be of a type that is compatible with the type of parameter</w:t>
+      </w:r>
+      <w:r>
+        <w:t xml:space="preserve"> </w:t>
+      </w:r>
+      <w:r>
+        <w:rPr>
+          <w:rStyle w:val="VerbatimChar"/>
+        </w:rPr>
+        <w:t xml:space="preserve">a</w:t>
+      </w:r>
+      <w:r>
+        <w:t xml:space="preserve"> </w:t>
+      </w:r>
+      <w:r>
+        <w:t xml:space="preserve">for the</w:t>
+      </w:r>
+      <w:r>
+        <w:t xml:space="preserve"> </w:t>
+      </w:r>
+      <w:r>
+        <w:rPr>
+          <w:rStyle w:val="VerbatimChar"/>
+        </w:rPr>
+        <w:t xml:space="preserve">+</w:t>
+      </w:r>
+      <w:r>
+        <w:t xml:space="preserve"> </w:t>
+      </w:r>
+      <w:r>
+        <w:t xml:space="preserve">operator.</w:t>
+      </w:r>
+      <w:r>
+        <w:t xml:space="preserve"> </w:t>
+      </w:r>
       <w:r>
         <w:rPr>
           <w:b/>
@@ -109,13 +141,7 @@
         <w:t xml:space="preserve">Code Description</w:t>
       </w:r>
       <w:r>
-        <w:t xml:space="preserve">:</w:t>
-      </w:r>
-      <w:r>
-        <w:t xml:space="preserve"> </w:t>
-      </w:r>
-      <w:r>
-        <w:t xml:space="preserve">The function</w:t>
+        <w:t xml:space="preserve">: The function</w:t>
       </w:r>
       <w:r>
         <w:t xml:space="preserve"> </w:t>
@@ -130,7 +156,7 @@
         <w:t xml:space="preserve"> </w:t>
       </w:r>
       <w:r>
-        <w:t xml:space="preserve">is defined to accept two parameters,</w:t>
+        <w:t xml:space="preserve">takes two arguments,</w:t>
       </w:r>
       <w:r>
         <w:t xml:space="preserve"> </w:t>
@@ -157,7 +183,7 @@
         <w:t xml:space="preserve">b</w:t>
       </w:r>
       <w:r>
-        <w:t xml:space="preserve">. It then calculates the sum of</w:t>
+        <w:t xml:space="preserve">. It computes the result of</w:t>
       </w:r>
       <w:r>
         <w:t xml:space="preserve"> </w:t>
@@ -166,28 +192,13 @@
         <w:rPr>
           <w:rStyle w:val="VerbatimChar"/>
         </w:rPr>
-        <w:t xml:space="preserve">a</w:t>
+        <w:t xml:space="preserve">a + b</w:t>
       </w:r>
       <w:r>
         <w:t xml:space="preserve"> </w:t>
       </w:r>
       <w:r>
-        <w:t xml:space="preserve">and</w:t>
-      </w:r>
-      <w:r>
-        <w:t xml:space="preserve"> </w:t>
-      </w:r>
-      <w:r>
-        <w:rPr>
-          <w:rStyle w:val="VerbatimChar"/>
-        </w:rPr>
-        <w:t xml:space="preserve">b</w:t>
-      </w:r>
-      <w:r>
-        <w:t xml:space="preserve"> </w:t>
-      </w:r>
-      <w:r>
-        <w:t xml:space="preserve">using the</w:t>
+        <w:t xml:space="preserve">and returns this result. The behavior of the</w:t>
       </w:r>
       <w:r>
         <w:t xml:space="preserve"> </w:t>
@@ -202,13 +213,11 @@
         <w:t xml:space="preserve"> </w:t>
       </w:r>
       <w:r>
-        <w:t xml:space="preserve">operator and returns the resulting value.</w:t>
-      </w:r>
-    </w:p>
-    <w:p>
-      <w:pPr>
-        <w:pStyle w:val="BodyText"/>
-      </w:pPr>
+        <w:t xml:space="preserve">operator is dependent on the data types of the input arguments. If both arguments are numbers, it performs arithmetic addition. If they are strings, it performs string concatenation.</w:t>
+      </w:r>
+      <w:r>
+        <w:t xml:space="preserve"> </w:t>
+      </w:r>
       <w:r>
         <w:rPr>
           <w:b/>
@@ -217,13 +226,7 @@
         <w:t xml:space="preserve">Note</w:t>
       </w:r>
       <w:r>
-        <w:t xml:space="preserve">:</w:t>
-      </w:r>
-      <w:r>
-        <w:t xml:space="preserve"> </w:t>
-      </w:r>
-      <w:r>
-        <w:t xml:space="preserve">This function will work with any data types that support the addition (</w:t>
+        <w:t xml:space="preserve">: Ensure that both arguments passed to the function are of types that can be used with the addition (</w:t>
       </w:r>
       <w:r>
         <w:rPr>
@@ -232,7 +235,7 @@
         <w:t xml:space="preserve">+</w:t>
       </w:r>
       <w:r>
-        <w:t xml:space="preserve">) operator, such as integers, floats, or strings (for concatenation). If incompatible types are provided, a</w:t>
+        <w:t xml:space="preserve">) operator. Attempting to add incompatible types, such as an integer and a string, will raise a</w:t>
       </w:r>
       <w:r>
         <w:t xml:space="preserve"> </w:t>
@@ -244,16 +247,11 @@
         <w:t xml:space="preserve">TypeError</w:t>
       </w:r>
       <w:r>
+        <w:t xml:space="preserve">.</w:t>
+      </w:r>
+      <w:r>
         <w:t xml:space="preserve"> </w:t>
       </w:r>
-      <w:r>
-        <w:t xml:space="preserve">will be raised.</w:t>
-      </w:r>
-    </w:p>
-    <w:p>
-      <w:pPr>
-        <w:pStyle w:val="BodyText"/>
-      </w:pPr>
       <w:r>
         <w:rPr>
           <w:b/>
@@ -271,9 +269,9 @@
       </w:pPr>
       <w:r>
         <w:rPr>
-          <w:rStyle w:val="DecValTok"/>
+          <w:rStyle w:val="VerbatimChar"/>
         </w:rPr>
-        <w:t xml:space="preserve">5</w:t>
+        <w:t xml:space="preserve">15</w:t>
       </w:r>
     </w:p>
     <w:bookmarkEnd w:id="9"/>
@@ -300,12 +298,6 @@
         <w:pStyle w:val="FirstParagraph"/>
       </w:pPr>
       <w:r>
-        <w:t xml:space="preserve">The function of</w:t>
-      </w:r>
-      <w:r>
-        <w:t xml:space="preserve"> </w:t>
-      </w:r>
-      <w:r>
         <w:rPr>
           <w:b/>
           <w:bCs/>
@@ -313,10 +305,7 @@
         <w:t xml:space="preserve">generate_random_integers</w:t>
       </w:r>
       <w:r>
-        <w:t xml:space="preserve"> </w:t>
-      </w:r>
-      <w:r>
-        <w:t xml:space="preserve">is to return a list of a specified number of pseudo-random integers within a given inclusive range.</w:t>
+        <w:t xml:space="preserve">: The function of generate_random_integers is to return a list of a specified number of pseudo-random integers within a given range.</w:t>
       </w:r>
     </w:p>
     <w:p>
@@ -331,61 +320,25 @@
         <w:t xml:space="preserve">parameters</w:t>
       </w:r>
       <w:r>
-        <w:t xml:space="preserve">: The parameters of this Function.</w:t>
+        <w:t xml:space="preserve">:</w:t>
       </w:r>
       <w:r>
         <w:t xml:space="preserve"> </w:t>
       </w:r>
       <w:r>
-        <w:t xml:space="preserve">·</w:t>
+        <w:t xml:space="preserve">· count: An integer specifying the number of random integers to generate.</w:t>
       </w:r>
       <w:r>
         <w:t xml:space="preserve"> </w:t>
       </w:r>
       <w:r>
-        <w:rPr>
-          <w:rStyle w:val="VerbatimChar"/>
-        </w:rPr>
-        <w:t xml:space="preserve">count</w:t>
-      </w:r>
-      <w:r>
-        <w:t xml:space="preserve">: An integer specifying the number of random integers to generate.</w:t>
+        <w:t xml:space="preserve">· start: An optional integer representing the inclusive lower bound of the random number range. The default value is 0.</w:t>
       </w:r>
       <w:r>
         <w:t xml:space="preserve"> </w:t>
       </w:r>
       <w:r>
-        <w:t xml:space="preserve">·</w:t>
-      </w:r>
-      <w:r>
-        <w:t xml:space="preserve"> </w:t>
-      </w:r>
-      <w:r>
-        <w:rPr>
-          <w:rStyle w:val="VerbatimChar"/>
-        </w:rPr>
-        <w:t xml:space="preserve">start</w:t>
-      </w:r>
-      <w:r>
-        <w:t xml:space="preserve">: An optional integer representing the inclusive lower bound for the generated values, with a default of 0.</w:t>
-      </w:r>
-      <w:r>
-        <w:t xml:space="preserve"> </w:t>
-      </w:r>
-      <w:r>
-        <w:t xml:space="preserve">·</w:t>
-      </w:r>
-      <w:r>
-        <w:t xml:space="preserve"> </w:t>
-      </w:r>
-      <w:r>
-        <w:rPr>
-          <w:rStyle w:val="VerbatimChar"/>
-        </w:rPr>
-        <w:t xml:space="preserve">end</w:t>
-      </w:r>
-      <w:r>
-        <w:t xml:space="preserve">: An optional integer representing the inclusive upper bound for the generated values, with a default of 100.</w:t>
+        <w:t xml:space="preserve">· end: An optional integer representing the inclusive upper bound of the random number range. The default value is 100.</w:t>
       </w:r>
     </w:p>
     <w:p>
@@ -406,7 +359,22 @@
         <w:t xml:space="preserve"> </w:t>
       </w:r>
       <w:r>
-        <w:t xml:space="preserve">The function first validates the</w:t>
+        <w:t xml:space="preserve">The function</w:t>
+      </w:r>
+      <w:r>
+        <w:t xml:space="preserve"> </w:t>
+      </w:r>
+      <w:r>
+        <w:rPr>
+          <w:rStyle w:val="VerbatimChar"/>
+        </w:rPr>
+        <w:t xml:space="preserve">generate_random_integers</w:t>
+      </w:r>
+      <w:r>
+        <w:t xml:space="preserve"> </w:t>
+      </w:r>
+      <w:r>
+        <w:t xml:space="preserve">is defined to accept three parameters:</w:t>
       </w:r>
       <w:r>
         <w:t xml:space="preserve"> </w:t>
@@ -418,10 +386,31 @@
         <w:t xml:space="preserve">count</w:t>
       </w:r>
       <w:r>
+        <w:t xml:space="preserve">,</w:t>
+      </w:r>
+      <w:r>
         <w:t xml:space="preserve"> </w:t>
       </w:r>
       <w:r>
-        <w:t xml:space="preserve">parameter. If</w:t>
+        <w:rPr>
+          <w:rStyle w:val="VerbatimChar"/>
+        </w:rPr>
+        <w:t xml:space="preserve">start</w:t>
+      </w:r>
+      <w:r>
+        <w:t xml:space="preserve">, and</w:t>
+      </w:r>
+      <w:r>
+        <w:t xml:space="preserve"> </w:t>
+      </w:r>
+      <w:r>
+        <w:rPr>
+          <w:rStyle w:val="VerbatimChar"/>
+        </w:rPr>
+        <w:t xml:space="preserve">end</w:t>
+      </w:r>
+      <w:r>
+        <w:t xml:space="preserve">, and it is type-hinted to return a list of integers. Initially, the function validates the</w:t>
       </w:r>
       <w:r>
         <w:t xml:space="preserve"> </w:t>
@@ -436,6 +425,21 @@
         <w:t xml:space="preserve"> </w:t>
       </w:r>
       <w:r>
+        <w:t xml:space="preserve">parameter. If</w:t>
+      </w:r>
+      <w:r>
+        <w:t xml:space="preserve"> </w:t>
+      </w:r>
+      <w:r>
+        <w:rPr>
+          <w:rStyle w:val="VerbatimChar"/>
+        </w:rPr>
+        <w:t xml:space="preserve">count</w:t>
+      </w:r>
+      <w:r>
+        <w:t xml:space="preserve"> </w:t>
+      </w:r>
+      <w:r>
         <w:t xml:space="preserve">is a negative number, it raises a</w:t>
       </w:r>
       <w:r>
@@ -448,7 +452,19 @@
         <w:t xml:space="preserve">ValueError</w:t>
       </w:r>
       <w:r>
-        <w:t xml:space="preserve">. Next, it checks if the</w:t>
+        <w:t xml:space="preserve"> </w:t>
+      </w:r>
+      <w:r>
+        <w:t xml:space="preserve">with the message</w:t>
+      </w:r>
+      <w:r>
+        <w:t xml:space="preserve"> </w:t>
+      </w:r>
+      <w:r>
+        <w:t xml:space="preserve">“count must be non-negative”</w:t>
+      </w:r>
+      <w:r>
+        <w:t xml:space="preserve">, as it is impossible to generate a negative quantity of numbers. Next, it checks if the</w:t>
       </w:r>
       <w:r>
         <w:t xml:space="preserve"> </w:t>
@@ -478,7 +494,64 @@
         <w:t xml:space="preserve"> </w:t>
       </w:r>
       <w:r>
-        <w:t xml:space="preserve">value. If it is, the function swaps the two values to ensure the range is valid. Finally, it uses a list comprehension to generate a list of integers. This comprehension iterates</w:t>
+        <w:t xml:space="preserve">value. If this condition is true, it swaps the two values to ensure that</w:t>
+      </w:r>
+      <w:r>
+        <w:t xml:space="preserve"> </w:t>
+      </w:r>
+      <w:r>
+        <w:rPr>
+          <w:rStyle w:val="VerbatimChar"/>
+        </w:rPr>
+        <w:t xml:space="preserve">start</w:t>
+      </w:r>
+      <w:r>
+        <w:t xml:space="preserve"> </w:t>
+      </w:r>
+      <w:r>
+        <w:t xml:space="preserve">is always the lower bound and</w:t>
+      </w:r>
+      <w:r>
+        <w:t xml:space="preserve"> </w:t>
+      </w:r>
+      <w:r>
+        <w:rPr>
+          <w:rStyle w:val="VerbatimChar"/>
+        </w:rPr>
+        <w:t xml:space="preserve">end</w:t>
+      </w:r>
+      <w:r>
+        <w:t xml:space="preserve"> </w:t>
+      </w:r>
+      <w:r>
+        <w:t xml:space="preserve">is the upper bound of the range. This makes the function more flexible, as the user does not need to ensure the order of</w:t>
+      </w:r>
+      <w:r>
+        <w:t xml:space="preserve"> </w:t>
+      </w:r>
+      <w:r>
+        <w:rPr>
+          <w:rStyle w:val="VerbatimChar"/>
+        </w:rPr>
+        <w:t xml:space="preserve">start</w:t>
+      </w:r>
+      <w:r>
+        <w:t xml:space="preserve"> </w:t>
+      </w:r>
+      <w:r>
+        <w:t xml:space="preserve">and</w:t>
+      </w:r>
+      <w:r>
+        <w:t xml:space="preserve"> </w:t>
+      </w:r>
+      <w:r>
+        <w:rPr>
+          <w:rStyle w:val="VerbatimChar"/>
+        </w:rPr>
+        <w:t xml:space="preserve">end</w:t>
+      </w:r>
+      <w:r>
+        <w:t xml:space="preserve">. The core of the function is a list comprehension that iterates</w:t>
       </w:r>
       <w:r>
         <w:t xml:space="preserve"> </w:t>
@@ -493,7 +566,7 @@
         <w:t xml:space="preserve"> </w:t>
       </w:r>
       <w:r>
-        <w:t xml:space="preserve">times, and in each iteration, it calls</w:t>
+        <w:t xml:space="preserve">times. In each iteration, it calls</w:t>
       </w:r>
       <w:r>
         <w:t xml:space="preserve"> </w:t>
@@ -508,7 +581,7 @@
         <w:t xml:space="preserve"> </w:t>
       </w:r>
       <w:r>
-        <w:t xml:space="preserve">to produce a single random integer within the inclusive range of</w:t>
+        <w:t xml:space="preserve">to generate a single pseudo-random integer that is greater than or equal to</w:t>
       </w:r>
       <w:r>
         <w:t xml:space="preserve"> </w:t>
@@ -523,7 +596,7 @@
         <w:t xml:space="preserve"> </w:t>
       </w:r>
       <w:r>
-        <w:t xml:space="preserve">and</w:t>
+        <w:t xml:space="preserve">and less than or equal to</w:t>
       </w:r>
       <w:r>
         <w:t xml:space="preserve"> </w:t>
@@ -535,7 +608,7 @@
         <w:t xml:space="preserve">end</w:t>
       </w:r>
       <w:r>
-        <w:t xml:space="preserve">. The resulting list of random integers is then returned.</w:t>
+        <w:t xml:space="preserve">. These generated integers are collected into a list, which is the final return value of the function.</w:t>
       </w:r>
     </w:p>
     <w:p>
@@ -556,7 +629,7 @@
         <w:t xml:space="preserve"> </w:t>
       </w:r>
       <w:r>
-        <w:t xml:space="preserve">This function depends on the</w:t>
+        <w:t xml:space="preserve">This function requires the</w:t>
       </w:r>
       <w:r>
         <w:t xml:space="preserve"> </w:t>
@@ -571,7 +644,7 @@
         <w:t xml:space="preserve"> </w:t>
       </w:r>
       <w:r>
-        <w:t xml:space="preserve">module, which must be imported for it to work. If the</w:t>
+        <w:t xml:space="preserve">module to be imported. The function handles cases where the</w:t>
       </w:r>
       <w:r>
         <w:t xml:space="preserve"> </w:t>
@@ -586,7 +659,7 @@
         <w:t xml:space="preserve"> </w:t>
       </w:r>
       <w:r>
-        <w:t xml:space="preserve">value is provided as greater than the</w:t>
+        <w:t xml:space="preserve">parameter is greater than the</w:t>
       </w:r>
       <w:r>
         <w:t xml:space="preserve"> </w:t>
@@ -601,7 +674,94 @@
         <w:t xml:space="preserve"> </w:t>
       </w:r>
       <w:r>
-        <w:t xml:space="preserve">value, the function automatically corrects the range by swapping them instead of raising an error.</w:t>
+        <w:t xml:space="preserve">parameter by automatically swapping them. Providing a negative value for the</w:t>
+      </w:r>
+      <w:r>
+        <w:t xml:space="preserve"> </w:t>
+      </w:r>
+      <w:r>
+        <w:rPr>
+          <w:rStyle w:val="VerbatimChar"/>
+        </w:rPr>
+        <w:t xml:space="preserve">count</w:t>
+      </w:r>
+      <w:r>
+        <w:t xml:space="preserve"> </w:t>
+      </w:r>
+      <w:r>
+        <w:t xml:space="preserve">parameter will result in a</w:t>
+      </w:r>
+      <w:r>
+        <w:t xml:space="preserve"> </w:t>
+      </w:r>
+      <w:r>
+        <w:rPr>
+          <w:rStyle w:val="VerbatimChar"/>
+        </w:rPr>
+        <w:t xml:space="preserve">ValueError</w:t>
+      </w:r>
+      <w:r>
+        <w:t xml:space="preserve">. The range defined by</w:t>
+      </w:r>
+      <w:r>
+        <w:t xml:space="preserve"> </w:t>
+      </w:r>
+      <w:r>
+        <w:rPr>
+          <w:rStyle w:val="VerbatimChar"/>
+        </w:rPr>
+        <w:t xml:space="preserve">start</w:t>
+      </w:r>
+      <w:r>
+        <w:t xml:space="preserve"> </w:t>
+      </w:r>
+      <w:r>
+        <w:t xml:space="preserve">and</w:t>
+      </w:r>
+      <w:r>
+        <w:t xml:space="preserve"> </w:t>
+      </w:r>
+      <w:r>
+        <w:rPr>
+          <w:rStyle w:val="VerbatimChar"/>
+        </w:rPr>
+        <w:t xml:space="preserve">end</w:t>
+      </w:r>
+      <w:r>
+        <w:t xml:space="preserve"> </w:t>
+      </w:r>
+      <w:r>
+        <w:t xml:space="preserve">is inclusive, meaning both</w:t>
+      </w:r>
+      <w:r>
+        <w:t xml:space="preserve"> </w:t>
+      </w:r>
+      <w:r>
+        <w:rPr>
+          <w:rStyle w:val="VerbatimChar"/>
+        </w:rPr>
+        <w:t xml:space="preserve">start</w:t>
+      </w:r>
+      <w:r>
+        <w:t xml:space="preserve"> </w:t>
+      </w:r>
+      <w:r>
+        <w:t xml:space="preserve">and</w:t>
+      </w:r>
+      <w:r>
+        <w:t xml:space="preserve"> </w:t>
+      </w:r>
+      <w:r>
+        <w:rPr>
+          <w:rStyle w:val="VerbatimChar"/>
+        </w:rPr>
+        <w:t xml:space="preserve">end</w:t>
+      </w:r>
+      <w:r>
+        <w:t xml:space="preserve"> </w:t>
+      </w:r>
+      <w:r>
+        <w:t xml:space="preserve">values can be present in the output list.</w:t>
       </w:r>
     </w:p>
     <w:p>
@@ -622,7 +782,7 @@
         <w:t xml:space="preserve"> </w:t>
       </w:r>
       <w:r>
-        <w:t xml:space="preserve">Calling</w:t>
+        <w:t xml:space="preserve">A call to</w:t>
       </w:r>
       <w:r>
         <w:t xml:space="preserve"> </w:t>
@@ -631,41 +791,49 @@
         <w:rPr>
           <w:rStyle w:val="VerbatimChar"/>
         </w:rPr>
-        <w:t xml:space="preserve">generate_random_integers(5, 1, 10)</w:t>
+        <w:t xml:space="preserve">generate_random_integers(5, 10, 20)</w:t>
       </w:r>
       <w:r>
         <w:t xml:space="preserve"> </w:t>
       </w:r>
       <w:r>
-        <w:t xml:space="preserve">might return a list similar to</w:t>
-      </w:r>
-      <w:r>
-        <w:t xml:space="preserve"> </w:t>
-      </w:r>
+        <w:t xml:space="preserve">could produce the following list:</w:t>
+      </w:r>
+    </w:p>
+    <w:p>
+      <w:pPr>
+        <w:pStyle w:val="SourceCode"/>
+      </w:pPr>
       <w:r>
         <w:rPr>
           <w:rStyle w:val="VerbatimChar"/>
         </w:rPr>
-        <w:t xml:space="preserve">[3, 10, 1, 7, 5]</w:t>
-      </w:r>
-      <w:r>
-        <w:t xml:space="preserve">.</w:t>
-      </w:r>
-      <w:r>
-        <w:t xml:space="preserve"> </w:t>
-      </w:r>
-      <w:r>
-        <w:t xml:space="preserve">## FunctionDef choose_random_item(items)</w:t>
-      </w:r>
-      <w:r>
-        <w:t xml:space="preserve"> </w:t>
-      </w:r>
-      <w:r>
-        <w:t xml:space="preserve">The function of</w:t>
-      </w:r>
-      <w:r>
-        <w:t xml:space="preserve"> </w:t>
-      </w:r>
+        <w:t xml:space="preserve">[12, 18, 10, 20, 15]</w:t>
+      </w:r>
+    </w:p>
+    <w:bookmarkEnd w:id="10"/>
+    <w:bookmarkStart w:id="11" w:name="functiondef-choose_random_itemitems"/>
+    <w:p>
+      <w:pPr>
+        <w:pStyle w:val="Heading2"/>
+      </w:pPr>
+      <w:r>
+        <w:rPr>
+          <w:rStyle w:val="SectionNumber"/>
+        </w:rPr>
+        <w:t xml:space="preserve">3</w:t>
+      </w:r>
+      <w:r>
+        <w:tab/>
+      </w:r>
+      <w:r>
+        <w:t xml:space="preserve">FunctionDef choose_random_item(items)</w:t>
+      </w:r>
+    </w:p>
+    <w:p>
+      <w:pPr>
+        <w:pStyle w:val="FirstParagraph"/>
+      </w:pPr>
       <w:r>
         <w:rPr>
           <w:b/>
@@ -674,16 +842,11 @@
         <w:t xml:space="preserve">choose_random_item</w:t>
       </w:r>
       <w:r>
+        <w:t xml:space="preserve">: The function of choose_random_item is to select and return a single random item from a given list of strings.</w:t>
+      </w:r>
+      <w:r>
         <w:t xml:space="preserve"> </w:t>
       </w:r>
-      <w:r>
-        <w:t xml:space="preserve">is to select and return a single random string from a provided list of strings.</w:t>
-      </w:r>
-    </w:p>
-    <w:p>
-      <w:pPr>
-        <w:pStyle w:val="BodyText"/>
-      </w:pPr>
       <w:r>
         <w:rPr>
           <w:b/>
@@ -692,19 +855,17 @@
         <w:t xml:space="preserve">parameters</w:t>
       </w:r>
       <w:r>
-        <w:t xml:space="preserve">: The parameters of this Function.</w:t>
+        <w:t xml:space="preserve">:</w:t>
       </w:r>
       <w:r>
         <w:t xml:space="preserve"> </w:t>
       </w:r>
       <w:r>
-        <w:t xml:space="preserve">· items: A list of strings from which a random item will be chosen.</w:t>
-      </w:r>
-    </w:p>
-    <w:p>
-      <w:pPr>
-        <w:pStyle w:val="BodyText"/>
-      </w:pPr>
+        <w:t xml:space="preserve">· items: A non-empty list of strings from which to choose an item.</w:t>
+      </w:r>
+      <w:r>
+        <w:t xml:space="preserve"> </w:t>
+      </w:r>
       <w:r>
         <w:rPr>
           <w:b/>
@@ -713,13 +874,7 @@
         <w:t xml:space="preserve">Code Description</w:t>
       </w:r>
       <w:r>
-        <w:t xml:space="preserve">:</w:t>
-      </w:r>
-      <w:r>
-        <w:t xml:space="preserve"> </w:t>
-      </w:r>
-      <w:r>
-        <w:t xml:space="preserve">The function first evaluates if the input list</w:t>
+        <w:t xml:space="preserve">: This function is designed to randomly pick one string from a list of strings. It accepts a single parameter,</w:t>
       </w:r>
       <w:r>
         <w:t xml:space="preserve"> </w:t>
@@ -731,10 +886,22 @@
         <w:t xml:space="preserve">items</w:t>
       </w:r>
       <w:r>
+        <w:t xml:space="preserve">, which must be a list of strings. The function first performs a validation check to ensure the provided list is not empty. If the</w:t>
+      </w:r>
+      <w:r>
         <w:t xml:space="preserve"> </w:t>
       </w:r>
       <w:r>
-        <w:t xml:space="preserve">is empty. If the list has no elements, it raises a</w:t>
+        <w:rPr>
+          <w:rStyle w:val="VerbatimChar"/>
+        </w:rPr>
+        <w:t xml:space="preserve">items</w:t>
+      </w:r>
+      <w:r>
+        <w:t xml:space="preserve"> </w:t>
+      </w:r>
+      <w:r>
+        <w:t xml:space="preserve">list is empty, it raises a</w:t>
       </w:r>
       <w:r>
         <w:t xml:space="preserve"> </w:t>
@@ -761,7 +928,7 @@
         <w:t xml:space="preserve"> </w:t>
       </w:r>
       <w:r>
-        <w:t xml:space="preserve">to prevent errors in the subsequent step. If the list is not empty, the function proceeds to use the</w:t>
+        <w:t xml:space="preserve">to prevent errors in the subsequent logic. If the list is valid and contains one or more elements, the function then utilizes the</w:t>
       </w:r>
       <w:r>
         <w:t xml:space="preserve"> </w:t>
@@ -776,28 +943,11 @@
         <w:t xml:space="preserve"> </w:t>
       </w:r>
       <w:r>
-        <w:t xml:space="preserve">method to select a single item uniformly at random from the</w:t>
+        <w:t xml:space="preserve">method to select a single item from the list. The selection is made with uniform probability, meaning every item in the list has an equal chance of being chosen. The chosen string is then returned as the output of the function.</w:t>
       </w:r>
       <w:r>
         <w:t xml:space="preserve"> </w:t>
       </w:r>
-      <w:r>
-        <w:rPr>
-          <w:rStyle w:val="VerbatimChar"/>
-        </w:rPr>
-        <w:t xml:space="preserve">items</w:t>
-      </w:r>
-      <w:r>
-        <w:t xml:space="preserve"> </w:t>
-      </w:r>
-      <w:r>
-        <w:t xml:space="preserve">list and returns that chosen string.</w:t>
-      </w:r>
-    </w:p>
-    <w:p>
-      <w:pPr>
-        <w:pStyle w:val="BodyText"/>
-      </w:pPr>
       <w:r>
         <w:rPr>
           <w:b/>
@@ -806,13 +956,7 @@
         <w:t xml:space="preserve">Note</w:t>
       </w:r>
       <w:r>
-        <w:t xml:space="preserve">:</w:t>
-      </w:r>
-      <w:r>
-        <w:t xml:space="preserve"> </w:t>
-      </w:r>
-      <w:r>
-        <w:t xml:space="preserve">This function requires the</w:t>
+        <w:t xml:space="preserve">: This function requires the standard Python</w:t>
       </w:r>
       <w:r>
         <w:t xml:space="preserve"> </w:t>
@@ -827,7 +971,22 @@
         <w:t xml:space="preserve"> </w:t>
       </w:r>
       <w:r>
-        <w:t xml:space="preserve">module to be imported. It will raise a</w:t>
+        <w:t xml:space="preserve">module to be imported. The input list</w:t>
+      </w:r>
+      <w:r>
+        <w:t xml:space="preserve"> </w:t>
+      </w:r>
+      <w:r>
+        <w:rPr>
+          <w:rStyle w:val="VerbatimChar"/>
+        </w:rPr>
+        <w:t xml:space="preserve">items</w:t>
+      </w:r>
+      <w:r>
+        <w:t xml:space="preserve"> </w:t>
+      </w:r>
+      <w:r>
+        <w:t xml:space="preserve">must not be empty; providing an empty list will result in a</w:t>
       </w:r>
       <w:r>
         <w:t xml:space="preserve"> </w:t>
@@ -839,16 +998,11 @@
         <w:t xml:space="preserve">ValueError</w:t>
       </w:r>
       <w:r>
+        <w:t xml:space="preserve">.</w:t>
+      </w:r>
+      <w:r>
         <w:t xml:space="preserve"> </w:t>
       </w:r>
-      <w:r>
-        <w:t xml:space="preserve">if an empty list is provided as an argument.</w:t>
-      </w:r>
-    </w:p>
-    <w:p>
-      <w:pPr>
-        <w:pStyle w:val="BodyText"/>
-      </w:pPr>
       <w:r>
         <w:rPr>
           <w:b/>
@@ -863,58 +1017,13 @@
         <w:t xml:space="preserve"> </w:t>
       </w:r>
       <w:r>
-        <w:t xml:space="preserve">If</w:t>
+        <w:t xml:space="preserve">‘banana’</w:t>
       </w:r>
       <w:r>
         <w:t xml:space="preserve"> </w:t>
       </w:r>
       <w:r>
-        <w:rPr>
-          <w:rStyle w:val="VerbatimChar"/>
-        </w:rPr>
-        <w:t xml:space="preserve">items</w:t>
-      </w:r>
-      <w:r>
-        <w:t xml:space="preserve"> </w:t>
-      </w:r>
-      <w:r>
-        <w:t xml:space="preserve">is</w:t>
-      </w:r>
-      <w:r>
-        <w:t xml:space="preserve"> </w:t>
-      </w:r>
-      <w:r>
-        <w:rPr>
-          <w:rStyle w:val="VerbatimChar"/>
-        </w:rPr>
-        <w:t xml:space="preserve">['apple', 'banana', 'cherry']</w:t>
-      </w:r>
-      <w:r>
-        <w:t xml:space="preserve">, a possible return value is</w:t>
-      </w:r>
-      <w:r>
-        <w:t xml:space="preserve"> </w:t>
-      </w:r>
-      <w:r>
-        <w:rPr>
-          <w:rStyle w:val="VerbatimChar"/>
-        </w:rPr>
-        <w:t xml:space="preserve">'banana'</w:t>
-      </w:r>
-      <w:r>
-        <w:t xml:space="preserve">.</w:t>
-      </w:r>
-      <w:r>
-        <w:t xml:space="preserve"> </w:t>
-      </w:r>
-      <w:r>
         <w:t xml:space="preserve">## FunctionDef shuffle_copy(items)</w:t>
-      </w:r>
-      <w:r>
-        <w:t xml:space="preserve"> </w:t>
-      </w:r>
-      <w:r>
-        <w:t xml:space="preserve">The function of</w:t>
       </w:r>
       <w:r>
         <w:t xml:space="preserve"> </w:t>
@@ -927,16 +1036,11 @@
         <w:t xml:space="preserve">shuffle_copy</w:t>
       </w:r>
       <w:r>
+        <w:t xml:space="preserve">: The function of shuffle_copy is to return a shuffled copy of a given list of integers without modifying the original list.</w:t>
+      </w:r>
+      <w:r>
         <w:t xml:space="preserve"> </w:t>
       </w:r>
-      <w:r>
-        <w:t xml:space="preserve">is to return a new, randomly shuffled copy of a given list of integers without modifying the original list.</w:t>
-      </w:r>
-    </w:p>
-    <w:p>
-      <w:pPr>
-        <w:pStyle w:val="BodyText"/>
-      </w:pPr>
       <w:r>
         <w:rPr>
           <w:b/>
@@ -945,19 +1049,26 @@
         <w:t xml:space="preserve">parameters</w:t>
       </w:r>
       <w:r>
-        <w:t xml:space="preserve">: The parameters of this Function.</w:t>
+        <w:t xml:space="preserve">:</w:t>
       </w:r>
       <w:r>
         <w:t xml:space="preserve"> </w:t>
       </w:r>
       <w:r>
-        <w:t xml:space="preserve">· items: A list of integers that will be copied and shuffled.</w:t>
-      </w:r>
-    </w:p>
-    <w:p>
-      <w:pPr>
-        <w:pStyle w:val="BodyText"/>
-      </w:pPr>
+        <w:t xml:space="preserve">· items: A list of integers (</w:t>
+      </w:r>
+      <w:r>
+        <w:rPr>
+          <w:rStyle w:val="VerbatimChar"/>
+        </w:rPr>
+        <w:t xml:space="preserve">List[int]</w:t>
+      </w:r>
+      <w:r>
+        <w:t xml:space="preserve">) that will be copied and shuffled.</w:t>
+      </w:r>
+      <w:r>
+        <w:t xml:space="preserve"> </w:t>
+      </w:r>
       <w:r>
         <w:rPr>
           <w:b/>
@@ -966,13 +1077,7 @@
         <w:t xml:space="preserve">Code Description</w:t>
       </w:r>
       <w:r>
-        <w:t xml:space="preserve">:</w:t>
-      </w:r>
-      <w:r>
-        <w:t xml:space="preserve"> </w:t>
-      </w:r>
-      <w:r>
-        <w:t xml:space="preserve">The function first creates a shallow copy of the input list</w:t>
+        <w:t xml:space="preserve">: The function begins by creating a shallow copy of the input list</w:t>
       </w:r>
       <w:r>
         <w:t xml:space="preserve"> </w:t>
@@ -987,7 +1092,22 @@
         <w:t xml:space="preserve"> </w:t>
       </w:r>
       <w:r>
-        <w:t xml:space="preserve">and assigns it to a new variable named</w:t>
+        <w:t xml:space="preserve">using the</w:t>
+      </w:r>
+      <w:r>
+        <w:t xml:space="preserve"> </w:t>
+      </w:r>
+      <w:r>
+        <w:rPr>
+          <w:rStyle w:val="VerbatimChar"/>
+        </w:rPr>
+        <w:t xml:space="preserve">list()</w:t>
+      </w:r>
+      <w:r>
+        <w:t xml:space="preserve"> </w:t>
+      </w:r>
+      <w:r>
+        <w:t xml:space="preserve">constructor and assigning it to a new variable named</w:t>
       </w:r>
       <w:r>
         <w:t xml:space="preserve"> </w:t>
@@ -999,7 +1119,7 @@
         <w:t xml:space="preserve">copy</w:t>
       </w:r>
       <w:r>
-        <w:t xml:space="preserve">. It then uses the</w:t>
+        <w:t xml:space="preserve">. This operation ensures that the original list passed to the function is not altered. Next, it utilizes the</w:t>
       </w:r>
       <w:r>
         <w:t xml:space="preserve"> </w:t>
@@ -1029,7 +1149,22 @@
         <w:t xml:space="preserve"> </w:t>
       </w:r>
       <w:r>
-        <w:t xml:space="preserve">list into a random order. This shuffling operation is performed in-place on the</w:t>
+        <w:t xml:space="preserve">list into a random order. The</w:t>
+      </w:r>
+      <w:r>
+        <w:t xml:space="preserve"> </w:t>
+      </w:r>
+      <w:r>
+        <w:rPr>
+          <w:rStyle w:val="VerbatimChar"/>
+        </w:rPr>
+        <w:t xml:space="preserve">random.shuffle()</w:t>
+      </w:r>
+      <w:r>
+        <w:t xml:space="preserve"> </w:t>
+      </w:r>
+      <w:r>
+        <w:t xml:space="preserve">function modifies the list in-place. Finally, the function returns the</w:t>
       </w:r>
       <w:r>
         <w:t xml:space="preserve"> </w:t>
@@ -1041,7 +1176,10 @@
         <w:t xml:space="preserve">copy</w:t>
       </w:r>
       <w:r>
-        <w:t xml:space="preserve">, leaving the original</w:t>
+        <w:t xml:space="preserve"> </w:t>
+      </w:r>
+      <w:r>
+        <w:t xml:space="preserve">list, which now contains the same elements as the original</w:t>
       </w:r>
       <w:r>
         <w:t xml:space="preserve"> </w:t>
@@ -1056,25 +1194,11 @@
         <w:t xml:space="preserve"> </w:t>
       </w:r>
       <w:r>
-        <w:t xml:space="preserve">list unchanged. Finally, the function returns the shuffled</w:t>
+        <w:t xml:space="preserve">list but in a new, randomized sequence.</w:t>
       </w:r>
       <w:r>
         <w:t xml:space="preserve"> </w:t>
       </w:r>
-      <w:r>
-        <w:rPr>
-          <w:rStyle w:val="VerbatimChar"/>
-        </w:rPr>
-        <w:t xml:space="preserve">copy</w:t>
-      </w:r>
-      <w:r>
-        <w:t xml:space="preserve">.</w:t>
-      </w:r>
-    </w:p>
-    <w:p>
-      <w:pPr>
-        <w:pStyle w:val="BodyText"/>
-      </w:pPr>
       <w:r>
         <w:rPr>
           <w:b/>
@@ -1083,13 +1207,7 @@
         <w:t xml:space="preserve">Note</w:t>
       </w:r>
       <w:r>
-        <w:t xml:space="preserve">:</w:t>
-      </w:r>
-      <w:r>
-        <w:t xml:space="preserve"> </w:t>
-      </w:r>
-      <w:r>
-        <w:t xml:space="preserve">This function requires the</w:t>
+        <w:t xml:space="preserve">: This function is non-mutating, meaning it does not alter the original list provided as an argument. It is a safe way to get a shuffled version of a list while preserving the original data. This behavior is distinct from</w:t>
       </w:r>
       <w:r>
         <w:t xml:space="preserve"> </w:t>
@@ -1098,19 +1216,26 @@
         <w:rPr>
           <w:rStyle w:val="VerbatimChar"/>
         </w:rPr>
-        <w:t xml:space="preserve">random</w:t>
+        <w:t xml:space="preserve">random.shuffle()</w:t>
+      </w:r>
+      <w:r>
+        <w:t xml:space="preserve">, which shuffles a list in-place and returns</w:t>
       </w:r>
       <w:r>
         <w:t xml:space="preserve"> </w:t>
       </w:r>
       <w:r>
-        <w:t xml:space="preserve">module to be imported to work correctly. It is designed to be non-mutating, meaning the list passed as an argument will not be altered.</w:t>
-      </w:r>
-    </w:p>
-    <w:p>
-      <w:pPr>
-        <w:pStyle w:val="BodyText"/>
-      </w:pPr>
+        <w:rPr>
+          <w:rStyle w:val="VerbatimChar"/>
+        </w:rPr>
+        <w:t xml:space="preserve">None</w:t>
+      </w:r>
+      <w:r>
+        <w:t xml:space="preserve">.</w:t>
+      </w:r>
+      <w:r>
+        <w:t xml:space="preserve"> </w:t>
+      </w:r>
       <w:r>
         <w:rPr>
           <w:b/>
@@ -1125,7 +1250,7 @@
         <w:t xml:space="preserve"> </w:t>
       </w:r>
       <w:r>
-        <w:t xml:space="preserve">If you call</w:t>
+        <w:t xml:space="preserve">Given the input</w:t>
       </w:r>
       <w:r>
         <w:t xml:space="preserve"> </w:t>
@@ -1134,25 +1259,92 @@
         <w:rPr>
           <w:rStyle w:val="VerbatimChar"/>
         </w:rPr>
-        <w:t xml:space="preserve">shuffle_copy([1, 2, 3, 4, 5])</w:t>
-      </w:r>
-      <w:r>
-        <w:t xml:space="preserve">, a possible return value could be</w:t>
-      </w:r>
-      <w:r>
-        <w:t xml:space="preserve"> </w:t>
-      </w:r>
+        <w:t xml:space="preserve">items = [1, 2, 3, 4, 5]</w:t>
+      </w:r>
+      <w:r>
+        <w:t xml:space="preserve">, a possible return value would be:</w:t>
+      </w:r>
+    </w:p>
+    <w:p>
+      <w:pPr>
+        <w:pStyle w:val="SourceCode"/>
+      </w:pPr>
       <w:r>
         <w:rPr>
-          <w:rStyle w:val="VerbatimChar"/>
+          <w:rStyle w:val="NormalTok"/>
         </w:rPr>
-        <w:t xml:space="preserve">[3, 1, 5, 2, 4]</w:t>
-      </w:r>
-      <w:r>
-        <w:t xml:space="preserve">. The exact order will be different each time the function is called.</w:t>
+        <w:t xml:space="preserve">[</w:t>
+      </w:r>
+      <w:r>
+        <w:rPr>
+          <w:rStyle w:val="DecValTok"/>
+        </w:rPr>
+        <w:t xml:space="preserve">4</w:t>
+      </w:r>
+      <w:r>
+        <w:rPr>
+          <w:rStyle w:val="NormalTok"/>
+        </w:rPr>
+        <w:t xml:space="preserve">, </w:t>
+      </w:r>
+      <w:r>
+        <w:rPr>
+          <w:rStyle w:val="DecValTok"/>
+        </w:rPr>
+        <w:t xml:space="preserve">1</w:t>
+      </w:r>
+      <w:r>
+        <w:rPr>
+          <w:rStyle w:val="NormalTok"/>
+        </w:rPr>
+        <w:t xml:space="preserve">, </w:t>
+      </w:r>
+      <w:r>
+        <w:rPr>
+          <w:rStyle w:val="DecValTok"/>
+        </w:rPr>
+        <w:t xml:space="preserve">5</w:t>
+      </w:r>
+      <w:r>
+        <w:rPr>
+          <w:rStyle w:val="NormalTok"/>
+        </w:rPr>
+        <w:t xml:space="preserve">, </w:t>
+      </w:r>
+      <w:r>
+        <w:rPr>
+          <w:rStyle w:val="DecValTok"/>
+        </w:rPr>
+        <w:t xml:space="preserve">3</w:t>
+      </w:r>
+      <w:r>
+        <w:rPr>
+          <w:rStyle w:val="NormalTok"/>
+        </w:rPr>
+        <w:t xml:space="preserve">, </w:t>
+      </w:r>
+      <w:r>
+        <w:rPr>
+          <w:rStyle w:val="DecValTok"/>
+        </w:rPr>
+        <w:t xml:space="preserve">2</w:t>
+      </w:r>
+      <w:r>
+        <w:rPr>
+          <w:rStyle w:val="NormalTok"/>
+        </w:rPr>
+        <w:t xml:space="preserve">]</w:t>
       </w:r>
     </w:p>
-    <w:bookmarkEnd w:id="10"/>
+    <w:p>
+      <w:pPr>
+        <w:pStyle w:val="FirstParagraph"/>
+      </w:pPr>
+      <w:r>
+        <w:t xml:space="preserve">The exact order of elements in the returned list will vary with each call to the function due to the random nature of the shuffling process.</w:t>
+      </w:r>
+    </w:p>
+    <w:bookmarkEnd w:id="11"/>
     <w:sectPr>
       <w:pgSz w:h="15840" w:w="12240"/>
       <w:pgMar w:bottom="1440" w:footer="720" w:gutter="0" w:header="720" w:left="1800" w:right="1800" w:top="1440"/>

--- a/random_module_one.docx
+++ b/random_module_one.docx
@@ -28,7 +28,7 @@
         </w:p>
       </w:sdtContent>
     </w:sdt>
-    <w:bookmarkStart w:id="15" w:name="functiondef-numa-b"/>
+    <w:bookmarkStart w:id="9" w:name="functiondef-numa-b"/>
     <w:p>
       <w:pPr>
         <w:pStyle w:val="Heading2"/>
@@ -46,16 +46,35 @@
         <w:t xml:space="preserve">FunctionDef num(a, b)</w:t>
       </w:r>
     </w:p>
-    <w:bookmarkStart w:id="9" w:name="overview"/>
+    <w:bookmarkEnd w:id="9"/>
+    <w:bookmarkStart w:id="16" w:name="function-num"/>
     <w:p>
       <w:pPr>
-        <w:pStyle w:val="Heading3"/>
+        <w:pStyle w:val="Heading1"/>
       </w:pPr>
       <w:r>
         <w:rPr>
           <w:rStyle w:val="SectionNumber"/>
         </w:rPr>
-        <w:t xml:space="preserve">0.1.1</w:t>
+        <w:t xml:space="preserve">1</w:t>
+      </w:r>
+      <w:r>
+        <w:tab/>
+      </w:r>
+      <w:r>
+        <w:t xml:space="preserve">Function: num</w:t>
+      </w:r>
+    </w:p>
+    <w:bookmarkStart w:id="10" w:name="overview"/>
+    <w:p>
+      <w:pPr>
+        <w:pStyle w:val="Heading2"/>
+      </w:pPr>
+      <w:r>
+        <w:rPr>
+          <w:rStyle w:val="SectionNumber"/>
+        </w:rPr>
+        <w:t xml:space="preserve">1.1</w:t>
       </w:r>
       <w:r>
         <w:tab/>
@@ -84,33 +103,26 @@
         <w:t xml:space="preserve"> </w:t>
       </w:r>
       <w:r>
-        <w:t xml:space="preserve">function calculates and returns the sum of two input values.</w:t>
+        <w:t xml:space="preserve">function calculates and returns the sum of two input numbers.</w:t>
       </w:r>
     </w:p>
+    <w:bookmarkEnd w:id="10"/>
+    <w:bookmarkStart w:id="11" w:name="parameters"/>
     <w:p>
-      <w:r>
-        <w:pict>
-          <v:rect style="width:0;height:1.5pt" o:hralign="center" o:hrstd="t" o:hr="t"/>
-        </w:pict>
-      </w:r>
-    </w:p>
-    <w:bookmarkEnd w:id="9"/>
-    <w:bookmarkStart w:id="10" w:name="parameters"/>
-    <w:p>
-      <w:pPr>
-        <w:pStyle w:val="Heading3"/>
+      <w:pPr>
+        <w:pStyle w:val="Heading2"/>
       </w:pPr>
       <w:r>
         <w:rPr>
           <w:rStyle w:val="SectionNumber"/>
         </w:rPr>
-        <w:t xml:space="preserve">0.1.2</w:t>
+        <w:t xml:space="preserve">1.2</w:t>
       </w:r>
       <w:r>
         <w:tab/>
       </w:r>
       <w:r>
-        <w:t xml:space="preserve">Parameters</w:t>
+        <w:t xml:space="preserve">parameters</w:t>
       </w:r>
     </w:p>
     <w:tbl>
@@ -184,7 +196,7 @@
               <w:pStyle w:val="Compact"/>
             </w:pPr>
             <w:r>
-              <w:t xml:space="preserve">int, float</w:t>
+              <w:t xml:space="preserve">int / float</w:t>
             </w:r>
           </w:p>
         </w:tc>
@@ -222,7 +234,7 @@
               <w:pStyle w:val="Compact"/>
             </w:pPr>
             <w:r>
-              <w:t xml:space="preserve">int, float</w:t>
+              <w:t xml:space="preserve">int / float</w:t>
             </w:r>
           </w:p>
         </w:tc>
@@ -239,24 +251,17 @@
         </w:tc>
       </w:tr>
     </w:tbl>
+    <w:bookmarkEnd w:id="11"/>
+    <w:bookmarkStart w:id="12" w:name="description"/>
     <w:p>
-      <w:r>
-        <w:pict>
-          <v:rect style="width:0;height:1.5pt" o:hralign="center" o:hrstd="t" o:hr="t"/>
-        </w:pict>
-      </w:r>
-    </w:p>
-    <w:bookmarkEnd w:id="10"/>
-    <w:bookmarkStart w:id="11" w:name="description"/>
-    <w:p>
-      <w:pPr>
-        <w:pStyle w:val="Heading3"/>
+      <w:pPr>
+        <w:pStyle w:val="Heading2"/>
       </w:pPr>
       <w:r>
         <w:rPr>
           <w:rStyle w:val="SectionNumber"/>
         </w:rPr>
-        <w:t xml:space="preserve">0.1.3</w:t>
+        <w:t xml:space="preserve">1.3</w:t>
       </w:r>
       <w:r>
         <w:tab/>
@@ -270,7 +275,7 @@
         <w:pStyle w:val="FirstParagraph"/>
       </w:pPr>
       <w:r>
-        <w:t xml:space="preserve">The</w:t>
+        <w:t xml:space="preserve">This function provides a straightforward implementation of addition. It accepts two arguments,</w:t>
       </w:r>
       <w:r>
         <w:t xml:space="preserve"> </w:t>
@@ -279,13 +284,13 @@
         <w:rPr>
           <w:rStyle w:val="VerbatimChar"/>
         </w:rPr>
-        <w:t xml:space="preserve">num</w:t>
+        <w:t xml:space="preserve">a</w:t>
       </w:r>
       <w:r>
         <w:t xml:space="preserve"> </w:t>
       </w:r>
       <w:r>
-        <w:t xml:space="preserve">function provides a straightforward way to perform addition. It accepts two arguments,</w:t>
+        <w:t xml:space="preserve">and</w:t>
       </w:r>
       <w:r>
         <w:t xml:space="preserve"> </w:t>
@@ -294,196 +299,76 @@
         <w:rPr>
           <w:rStyle w:val="VerbatimChar"/>
         </w:rPr>
-        <w:t xml:space="preserve">a</w:t>
+        <w:t xml:space="preserve">b</w:t>
+      </w:r>
+      <w:r>
+        <w:t xml:space="preserve">, and computes their sum using the</w:t>
       </w:r>
       <w:r>
         <w:t xml:space="preserve"> </w:t>
       </w:r>
       <w:r>
-        <w:t xml:space="preserve">and</w:t>
+        <w:rPr>
+          <w:rStyle w:val="VerbatimChar"/>
+        </w:rPr>
+        <w:t xml:space="preserve">+</w:t>
       </w:r>
       <w:r>
         <w:t xml:space="preserve"> </w:t>
       </w:r>
       <w:r>
-        <w:rPr>
-          <w:rStyle w:val="VerbatimChar"/>
-        </w:rPr>
-        <w:t xml:space="preserve">b</w:t>
-      </w:r>
-      <w:r>
-        <w:t xml:space="preserve">, which are expected to be numerical types such as integers or floating-point numbers. The core logic of the function is to use the addition operator (</w:t>
-      </w:r>
-      <w:r>
-        <w:rPr>
-          <w:rStyle w:val="VerbatimChar"/>
-        </w:rPr>
-        <w:t xml:space="preserve">+</w:t>
-      </w:r>
-      <w:r>
-        <w:t xml:space="preserve">) to compute the sum of these two arguments. The resulting sum is then returned by the function.</w:t>
+        <w:t xml:space="preserve">operator. The resulting value is then returned by the function. The primary purpose of this function is to perform a basic arithmetic sum operation.</w:t>
       </w:r>
     </w:p>
     <w:p>
       <w:pPr>
-        <w:pStyle w:val="BodyText"/>
-      </w:pPr>
-      <w:r>
-        <w:t xml:space="preserve">For example, if</w:t>
-      </w:r>
-      <w:r>
-        <w:t xml:space="preserve"> </w:t>
-      </w:r>
-      <w:r>
-        <w:rPr>
-          <w:rStyle w:val="VerbatimChar"/>
-        </w:rPr>
-        <w:t xml:space="preserve">a</w:t>
-      </w:r>
-      <w:r>
-        <w:t xml:space="preserve"> </w:t>
-      </w:r>
-      <w:r>
-        <w:t xml:space="preserve">is</w:t>
-      </w:r>
-      <w:r>
-        <w:t xml:space="preserve"> </w:t>
-      </w:r>
-      <w:r>
-        <w:rPr>
-          <w:rStyle w:val="VerbatimChar"/>
-        </w:rPr>
-        <w:t xml:space="preserve">5</w:t>
-      </w:r>
-      <w:r>
-        <w:t xml:space="preserve"> </w:t>
-      </w:r>
-      <w:r>
-        <w:t xml:space="preserve">and</w:t>
-      </w:r>
-      <w:r>
-        <w:t xml:space="preserve"> </w:t>
-      </w:r>
-      <w:r>
-        <w:rPr>
-          <w:rStyle w:val="VerbatimChar"/>
-        </w:rPr>
-        <w:t xml:space="preserve">b</w:t>
-      </w:r>
-      <w:r>
-        <w:t xml:space="preserve"> </w:t>
-      </w:r>
-      <w:r>
-        <w:t xml:space="preserve">is</w:t>
-      </w:r>
-      <w:r>
-        <w:t xml:space="preserve"> </w:t>
-      </w:r>
-      <w:r>
-        <w:rPr>
-          <w:rStyle w:val="VerbatimChar"/>
-        </w:rPr>
-        <w:t xml:space="preserve">10</w:t>
-      </w:r>
-      <w:r>
-        <w:t xml:space="preserve">, the function will compute</w:t>
-      </w:r>
-      <w:r>
-        <w:t xml:space="preserve"> </w:t>
-      </w:r>
-      <w:r>
-        <w:rPr>
-          <w:rStyle w:val="VerbatimChar"/>
-        </w:rPr>
-        <w:t xml:space="preserve">5 + 10</w:t>
-      </w:r>
-      <w:r>
-        <w:t xml:space="preserve"> </w:t>
-      </w:r>
-      <w:r>
-        <w:t xml:space="preserve">and return</w:t>
-      </w:r>
-      <w:r>
-        <w:t xml:space="preserve"> </w:t>
-      </w:r>
-      <w:r>
-        <w:rPr>
-          <w:rStyle w:val="VerbatimChar"/>
-        </w:rPr>
-        <w:t xml:space="preserve">15</w:t>
-      </w:r>
-      <w:r>
-        <w:t xml:space="preserve">.</w:t>
+        <w:pStyle w:val="SourceCode"/>
+      </w:pPr>
+      <w:r>
+        <w:rPr>
+          <w:rStyle w:val="CommentTok"/>
+        </w:rPr>
+        <w:t xml:space="preserve"># The function adds the two parameters a and b</w:t>
+      </w:r>
+      <w:r>
+        <w:br/>
+      </w:r>
+      <w:r>
+        <w:rPr>
+          <w:rStyle w:val="ControlFlowTok"/>
+        </w:rPr>
+        <w:t xml:space="preserve">return</w:t>
+      </w:r>
+      <w:r>
+        <w:rPr>
+          <w:rStyle w:val="NormalTok"/>
+        </w:rPr>
+        <w:t xml:space="preserve"> a </w:t>
+      </w:r>
+      <w:r>
+        <w:rPr>
+          <w:rStyle w:val="OperatorTok"/>
+        </w:rPr>
+        <w:t xml:space="preserve">+</w:t>
+      </w:r>
+      <w:r>
+        <w:rPr>
+          <w:rStyle w:val="NormalTok"/>
+        </w:rPr>
+        <w:t xml:space="preserve"> b</w:t>
       </w:r>
     </w:p>
+    <w:bookmarkEnd w:id="12"/>
+    <w:bookmarkStart w:id="13" w:name="usage-notes"/>
     <w:p>
       <w:pPr>
-        <w:pStyle w:val="SourceCode"/>
-      </w:pPr>
-      <w:r>
-        <w:rPr>
-          <w:rStyle w:val="KeywordTok"/>
-        </w:rPr>
-        <w:t xml:space="preserve">def</w:t>
-      </w:r>
-      <w:r>
-        <w:rPr>
-          <w:rStyle w:val="NormalTok"/>
-        </w:rPr>
-        <w:t xml:space="preserve"> num(a,b):</w:t>
-      </w:r>
-      <w:r>
-        <w:br/>
-      </w:r>
-      <w:r>
-        <w:rPr>
-          <w:rStyle w:val="NormalTok"/>
-        </w:rPr>
-        <w:t xml:space="preserve">    </w:t>
-      </w:r>
-      <w:r>
-        <w:rPr>
-          <w:rStyle w:val="ControlFlowTok"/>
-        </w:rPr>
-        <w:t xml:space="preserve">return</w:t>
-      </w:r>
-      <w:r>
-        <w:rPr>
-          <w:rStyle w:val="NormalTok"/>
-        </w:rPr>
-        <w:t xml:space="preserve"> a</w:t>
-      </w:r>
-      <w:r>
-        <w:rPr>
-          <w:rStyle w:val="OperatorTok"/>
-        </w:rPr>
-        <w:t xml:space="preserve">+</w:t>
-      </w:r>
-      <w:r>
-        <w:rPr>
-          <w:rStyle w:val="NormalTok"/>
-        </w:rPr>
-        <w:t xml:space="preserve">b</w:t>
-      </w:r>
-    </w:p>
-    <w:p>
-      <w:r>
-        <w:pict>
-          <v:rect style="width:0;height:1.5pt" o:hralign="center" o:hrstd="t" o:hr="t"/>
-        </w:pict>
-      </w:r>
-    </w:p>
-    <w:bookmarkEnd w:id="11"/>
-    <w:bookmarkStart w:id="12" w:name="usage-notes"/>
-    <w:p>
-      <w:pPr>
-        <w:pStyle w:val="Heading3"/>
+        <w:pStyle w:val="Heading2"/>
       </w:pPr>
       <w:r>
         <w:rPr>
           <w:rStyle w:val="SectionNumber"/>
         </w:rPr>
-        <w:t xml:space="preserve">0.1.4</w:t>
+        <w:t xml:space="preserve">1.4</w:t>
       </w:r>
       <w:r>
         <w:tab/>
@@ -501,7 +386,7 @@
         </w:numPr>
       </w:pPr>
       <w:r>
-        <w:t xml:space="preserve">This function is designed for numeric types (</w:t>
+        <w:t xml:space="preserve">The function is designed to work with numeric types such as integers (</w:t>
       </w:r>
       <w:r>
         <w:rPr>
@@ -510,10 +395,7 @@
         <w:t xml:space="preserve">int</w:t>
       </w:r>
       <w:r>
-        <w:t xml:space="preserve">,</w:t>
-      </w:r>
-      <w:r>
-        <w:t xml:space="preserve"> </w:t>
+        <w:t xml:space="preserve">) and floating-point numbers (</w:t>
       </w:r>
       <w:r>
         <w:rPr>
@@ -522,22 +404,7 @@
         <w:t xml:space="preserve">float</w:t>
       </w:r>
       <w:r>
-        <w:t xml:space="preserve">). While it may work with other types that support the</w:t>
-      </w:r>
-      <w:r>
-        <w:t xml:space="preserve"> </w:t>
-      </w:r>
-      <w:r>
-        <w:rPr>
-          <w:rStyle w:val="VerbatimChar"/>
-        </w:rPr>
-        <w:t xml:space="preserve">+</w:t>
-      </w:r>
-      <w:r>
-        <w:t xml:space="preserve"> </w:t>
-      </w:r>
-      <w:r>
-        <w:t xml:space="preserve">operator (like string concatenation), its primary purpose is arithmetic addition.</w:t>
+        <w:t xml:space="preserve">).</w:t>
       </w:r>
     </w:p>
     <w:p>
@@ -549,7 +416,7 @@
         </w:numPr>
       </w:pPr>
       <w:r>
-        <w:t xml:space="preserve">The data type of the returned value depends on the input types. For instance, adding an</w:t>
+        <w:t xml:space="preserve">If non-numeric types that support the</w:t>
       </w:r>
       <w:r>
         <w:t xml:space="preserve"> </w:t>
@@ -558,40 +425,13 @@
         <w:rPr>
           <w:rStyle w:val="VerbatimChar"/>
         </w:rPr>
-        <w:t xml:space="preserve">int</w:t>
+        <w:t xml:space="preserve">+</w:t>
       </w:r>
       <w:r>
         <w:t xml:space="preserve"> </w:t>
       </w:r>
       <w:r>
-        <w:t xml:space="preserve">and a</w:t>
-      </w:r>
-      <w:r>
-        <w:t xml:space="preserve"> </w:t>
-      </w:r>
-      <w:r>
-        <w:rPr>
-          <w:rStyle w:val="VerbatimChar"/>
-        </w:rPr>
-        <w:t xml:space="preserve">float</w:t>
-      </w:r>
-      <w:r>
-        <w:t xml:space="preserve"> </w:t>
-      </w:r>
-      <w:r>
-        <w:t xml:space="preserve">will result in a</w:t>
-      </w:r>
-      <w:r>
-        <w:t xml:space="preserve"> </w:t>
-      </w:r>
-      <w:r>
-        <w:rPr>
-          <w:rStyle w:val="VerbatimChar"/>
-        </w:rPr>
-        <w:t xml:space="preserve">float</w:t>
-      </w:r>
-      <w:r>
-        <w:t xml:space="preserve">.</w:t>
+        <w:t xml:space="preserve">operator (like strings) are passed, the function will perform the operation defined for that type (e.g., concatenation for strings) which may lead to unexpected results.</w:t>
       </w:r>
     </w:p>
     <w:p>
@@ -608,6 +448,34 @@
       <w:r>
         <w:t xml:space="preserve">: A numeric value representing the sum.</w:t>
       </w:r>
+      <w:r>
+        <w:t xml:space="preserve"> </w:t>
+      </w:r>
+      <w:r>
+        <w:rPr>
+          <w:rStyle w:val="VerbatimChar"/>
+        </w:rPr>
+        <w:t xml:space="preserve">15</w:t>
+      </w:r>
+    </w:p>
+    <w:bookmarkEnd w:id="13"/>
+    <w:bookmarkStart w:id="14" w:name="example"/>
+    <w:p>
+      <w:pPr>
+        <w:pStyle w:val="Heading2"/>
+      </w:pPr>
+      <w:r>
+        <w:rPr>
+          <w:rStyle w:val="SectionNumber"/>
+        </w:rPr>
+        <w:t xml:space="preserve">1.5</w:t>
+      </w:r>
+      <w:r>
+        <w:tab/>
+      </w:r>
+      <w:r>
+        <w:t xml:space="preserve">Example</w:t>
+      </w:r>
     </w:p>
     <w:p>
       <w:pPr>
@@ -615,9 +483,173 @@
       </w:pPr>
       <w:r>
         <w:rPr>
+          <w:rStyle w:val="CommentTok"/>
+        </w:rPr>
+        <w:t xml:space="preserve"># Example usage with two integers</w:t>
+      </w:r>
+      <w:r>
+        <w:br/>
+      </w:r>
+      <w:r>
+        <w:rPr>
+          <w:rStyle w:val="NormalTok"/>
+        </w:rPr>
+        <w:t xml:space="preserve">result </w:t>
+      </w:r>
+      <w:r>
+        <w:rPr>
+          <w:rStyle w:val="OperatorTok"/>
+        </w:rPr>
+        <w:t xml:space="preserve">=</w:t>
+      </w:r>
+      <w:r>
+        <w:rPr>
+          <w:rStyle w:val="NormalTok"/>
+        </w:rPr>
+        <w:t xml:space="preserve"> num(</w:t>
+      </w:r>
+      <w:r>
+        <w:rPr>
+          <w:rStyle w:val="DecValTok"/>
+        </w:rPr>
+        <w:t xml:space="preserve">5</w:t>
+      </w:r>
+      <w:r>
+        <w:rPr>
+          <w:rStyle w:val="NormalTok"/>
+        </w:rPr>
+        <w:t xml:space="preserve">, </w:t>
+      </w:r>
+      <w:r>
+        <w:rPr>
+          <w:rStyle w:val="DecValTok"/>
+        </w:rPr>
+        <w:t xml:space="preserve">10</w:t>
+      </w:r>
+      <w:r>
+        <w:rPr>
+          <w:rStyle w:val="NormalTok"/>
+        </w:rPr>
+        <w:t xml:space="preserve">)</w:t>
+      </w:r>
+      <w:r>
+        <w:br/>
+      </w:r>
+      <w:r>
+        <w:rPr>
+          <w:rStyle w:val="BuiltInTok"/>
+        </w:rPr>
+        <w:t xml:space="preserve">print</w:t>
+      </w:r>
+      <w:r>
+        <w:rPr>
+          <w:rStyle w:val="NormalTok"/>
+        </w:rPr>
+        <w:t xml:space="preserve">(result)</w:t>
+      </w:r>
+      <w:r>
+        <w:br/>
+      </w:r>
+      <w:r>
+        <w:br/>
+      </w:r>
+      <w:r>
+        <w:rPr>
+          <w:rStyle w:val="CommentTok"/>
+        </w:rPr>
+        <w:t xml:space="preserve"># Example usage with a float and an integer</w:t>
+      </w:r>
+      <w:r>
+        <w:br/>
+      </w:r>
+      <w:r>
+        <w:rPr>
+          <w:rStyle w:val="NormalTok"/>
+        </w:rPr>
+        <w:t xml:space="preserve">result_float </w:t>
+      </w:r>
+      <w:r>
+        <w:rPr>
+          <w:rStyle w:val="OperatorTok"/>
+        </w:rPr>
+        <w:t xml:space="preserve">=</w:t>
+      </w:r>
+      <w:r>
+        <w:rPr>
+          <w:rStyle w:val="NormalTok"/>
+        </w:rPr>
+        <w:t xml:space="preserve"> num(</w:t>
+      </w:r>
+      <w:r>
+        <w:rPr>
+          <w:rStyle w:val="FloatTok"/>
+        </w:rPr>
+        <w:t xml:space="preserve">7.5</w:t>
+      </w:r>
+      <w:r>
+        <w:rPr>
+          <w:rStyle w:val="NormalTok"/>
+        </w:rPr>
+        <w:t xml:space="preserve">, </w:t>
+      </w:r>
+      <w:r>
+        <w:rPr>
+          <w:rStyle w:val="DecValTok"/>
+        </w:rPr>
+        <w:t xml:space="preserve">3</w:t>
+      </w:r>
+      <w:r>
+        <w:rPr>
+          <w:rStyle w:val="NormalTok"/>
+        </w:rPr>
+        <w:t xml:space="preserve">)</w:t>
+      </w:r>
+      <w:r>
+        <w:br/>
+      </w:r>
+      <w:r>
+        <w:rPr>
+          <w:rStyle w:val="BuiltInTok"/>
+        </w:rPr>
+        <w:t xml:space="preserve">print</w:t>
+      </w:r>
+      <w:r>
+        <w:rPr>
+          <w:rStyle w:val="NormalTok"/>
+        </w:rPr>
+        <w:t xml:space="preserve">(result_float)</w:t>
+      </w:r>
+    </w:p>
+    <w:p>
+      <w:pPr>
+        <w:pStyle w:val="FirstParagraph"/>
+      </w:pPr>
+      <w:r>
+        <w:rPr>
+          <w:b/>
+          <w:bCs/>
+        </w:rPr>
+        <w:t xml:space="preserve">Output:</w:t>
+      </w:r>
+    </w:p>
+    <w:p>
+      <w:pPr>
+        <w:pStyle w:val="SourceCode"/>
+      </w:pPr>
+      <w:r>
+        <w:rPr>
           <w:rStyle w:val="VerbatimChar"/>
         </w:rPr>
         <w:t xml:space="preserve">15</w:t>
+      </w:r>
+      <w:r>
+        <w:br/>
+      </w:r>
+      <w:r>
+        <w:rPr>
+          <w:rStyle w:val="VerbatimChar"/>
+        </w:rPr>
+        <w:t xml:space="preserve">10.5</w:t>
       </w:r>
     </w:p>
     <w:p>
@@ -627,256 +659,55 @@
         </w:pict>
       </w:r>
     </w:p>
-    <w:bookmarkEnd w:id="12"/>
-    <w:bookmarkStart w:id="14" w:name="example"/>
+    <w:bookmarkEnd w:id="14"/>
+    <w:bookmarkStart w:id="15" w:name="Xce3f2a217a6402473c0e9058130964f6aa7923f"/>
     <w:p>
       <w:pPr>
-        <w:pStyle w:val="Heading3"/>
+        <w:pStyle w:val="Heading2"/>
       </w:pPr>
       <w:r>
         <w:rPr>
           <w:rStyle w:val="SectionNumber"/>
         </w:rPr>
-        <w:t xml:space="preserve">0.1.5</w:t>
+        <w:t xml:space="preserve">1.6</w:t>
       </w:r>
       <w:r>
         <w:tab/>
       </w:r>
       <w:r>
-        <w:t xml:space="preserve">Example</w:t>
+        <w:t xml:space="preserve">FunctionDef generate_random_integers(count, start, end)</w:t>
       </w:r>
     </w:p>
+    <w:bookmarkEnd w:id="15"/>
+    <w:bookmarkEnd w:id="16"/>
+    <w:bookmarkStart w:id="23" w:name="function-generate_random_integers"/>
     <w:p>
       <w:pPr>
-        <w:pStyle w:val="SourceCode"/>
-      </w:pPr>
-      <w:r>
-        <w:rPr>
-          <w:rStyle w:val="CommentTok"/>
-        </w:rPr>
-        <w:t xml:space="preserve"># Example usage with two integers</w:t>
-      </w:r>
-      <w:r>
-        <w:br/>
-      </w:r>
-      <w:r>
-        <w:rPr>
-          <w:rStyle w:val="NormalTok"/>
-        </w:rPr>
-        <w:t xml:space="preserve">result_int </w:t>
-      </w:r>
-      <w:r>
-        <w:rPr>
-          <w:rStyle w:val="OperatorTok"/>
-        </w:rPr>
-        <w:t xml:space="preserve">=</w:t>
-      </w:r>
-      <w:r>
-        <w:rPr>
-          <w:rStyle w:val="NormalTok"/>
-        </w:rPr>
-        <w:t xml:space="preserve"> num(</w:t>
-      </w:r>
-      <w:r>
-        <w:rPr>
-          <w:rStyle w:val="DecValTok"/>
-        </w:rPr>
-        <w:t xml:space="preserve">5</w:t>
-      </w:r>
-      <w:r>
-        <w:rPr>
-          <w:rStyle w:val="NormalTok"/>
-        </w:rPr>
-        <w:t xml:space="preserve">, </w:t>
-      </w:r>
-      <w:r>
-        <w:rPr>
-          <w:rStyle w:val="DecValTok"/>
-        </w:rPr>
-        <w:t xml:space="preserve">10</w:t>
-      </w:r>
-      <w:r>
-        <w:rPr>
-          <w:rStyle w:val="NormalTok"/>
-        </w:rPr>
-        <w:t xml:space="preserve">)</w:t>
-      </w:r>
-      <w:r>
-        <w:br/>
-      </w:r>
-      <w:r>
-        <w:rPr>
-          <w:rStyle w:val="BuiltInTok"/>
-        </w:rPr>
-        <w:t xml:space="preserve">print</w:t>
-      </w:r>
-      <w:r>
-        <w:rPr>
-          <w:rStyle w:val="NormalTok"/>
-        </w:rPr>
-        <w:t xml:space="preserve">(result_int)</w:t>
-      </w:r>
-      <w:r>
-        <w:br/>
-      </w:r>
-      <w:r>
-        <w:br/>
-      </w:r>
-      <w:r>
-        <w:rPr>
-          <w:rStyle w:val="CommentTok"/>
-        </w:rPr>
-        <w:t xml:space="preserve"># Example usage with a float and an integer</w:t>
-      </w:r>
-      <w:r>
-        <w:br/>
-      </w:r>
-      <w:r>
-        <w:rPr>
-          <w:rStyle w:val="NormalTok"/>
-        </w:rPr>
-        <w:t xml:space="preserve">result_float </w:t>
-      </w:r>
-      <w:r>
-        <w:rPr>
-          <w:rStyle w:val="OperatorTok"/>
-        </w:rPr>
-        <w:t xml:space="preserve">=</w:t>
-      </w:r>
-      <w:r>
-        <w:rPr>
-          <w:rStyle w:val="NormalTok"/>
-        </w:rPr>
-        <w:t xml:space="preserve"> num(</w:t>
-      </w:r>
-      <w:r>
-        <w:rPr>
-          <w:rStyle w:val="FloatTok"/>
-        </w:rPr>
-        <w:t xml:space="preserve">7.5</w:t>
-      </w:r>
-      <w:r>
-        <w:rPr>
-          <w:rStyle w:val="NormalTok"/>
-        </w:rPr>
-        <w:t xml:space="preserve">, </w:t>
-      </w:r>
-      <w:r>
-        <w:rPr>
-          <w:rStyle w:val="DecValTok"/>
-        </w:rPr>
-        <w:t xml:space="preserve">3</w:t>
-      </w:r>
-      <w:r>
-        <w:rPr>
-          <w:rStyle w:val="NormalTok"/>
-        </w:rPr>
-        <w:t xml:space="preserve">)</w:t>
-      </w:r>
-      <w:r>
-        <w:br/>
-      </w:r>
-      <w:r>
-        <w:rPr>
-          <w:rStyle w:val="BuiltInTok"/>
-        </w:rPr>
-        <w:t xml:space="preserve">print</w:t>
-      </w:r>
-      <w:r>
-        <w:rPr>
-          <w:rStyle w:val="NormalTok"/>
-        </w:rPr>
-        <w:t xml:space="preserve">(result_float)</w:t>
-      </w:r>
-    </w:p>
-    <w:bookmarkStart w:id="13" w:name="output"/>
-    <w:p>
-      <w:pPr>
-        <w:pStyle w:val="Heading4"/>
+        <w:pStyle w:val="Heading1"/>
       </w:pPr>
       <w:r>
         <w:rPr>
           <w:rStyle w:val="SectionNumber"/>
         </w:rPr>
-        <w:t xml:space="preserve">0.1.5.1</w:t>
+        <w:t xml:space="preserve">2</w:t>
       </w:r>
       <w:r>
         <w:tab/>
       </w:r>
       <w:r>
-        <w:t xml:space="preserve">Output</w:t>
-      </w:r>
-    </w:p>
-    <w:p>
-      <w:pPr>
-        <w:pStyle w:val="SourceCode"/>
-      </w:pPr>
-      <w:r>
-        <w:rPr>
-          <w:rStyle w:val="VerbatimChar"/>
-        </w:rPr>
-        <w:t xml:space="preserve">15</w:t>
-      </w:r>
-      <w:r>
-        <w:br/>
-      </w:r>
-      <w:r>
-        <w:rPr>
-          <w:rStyle w:val="VerbatimChar"/>
-        </w:rPr>
-        <w:t xml:space="preserve">10.5</w:t>
-      </w:r>
-    </w:p>
-    <w:bookmarkEnd w:id="13"/>
-    <w:bookmarkEnd w:id="14"/>
-    <w:bookmarkEnd w:id="15"/>
-    <w:bookmarkStart w:id="16" w:name="Xce3f2a217a6402473c0e9058130964f6aa7923f"/>
-    <w:p>
-      <w:pPr>
-        <w:pStyle w:val="Heading2"/>
-      </w:pPr>
-      <w:r>
-        <w:rPr>
-          <w:rStyle w:val="SectionNumber"/>
-        </w:rPr>
-        <w:t xml:space="preserve">0.2</w:t>
-      </w:r>
-      <w:r>
-        <w:tab/>
-      </w:r>
-      <w:r>
-        <w:t xml:space="preserve">FunctionDef generate_random_integers(count, start, end)</w:t>
-      </w:r>
-    </w:p>
-    <w:bookmarkEnd w:id="16"/>
-    <w:bookmarkStart w:id="24" w:name="generate_random_integers"/>
-    <w:p>
-      <w:pPr>
-        <w:pStyle w:val="Heading1"/>
-      </w:pPr>
-      <w:r>
-        <w:rPr>
-          <w:rStyle w:val="SectionNumber"/>
-        </w:rPr>
-        <w:t xml:space="preserve">1</w:t>
-      </w:r>
-      <w:r>
-        <w:tab/>
-      </w:r>
-      <w:r>
-        <w:t xml:space="preserve">generate_random_integers</w:t>
+        <w:t xml:space="preserve">Function: generate_random_integers</w:t>
       </w:r>
     </w:p>
     <w:bookmarkStart w:id="17" w:name="overview-1"/>
     <w:p>
       <w:pPr>
-        <w:pStyle w:val="Heading3"/>
+        <w:pStyle w:val="Heading2"/>
       </w:pPr>
       <w:r>
         <w:rPr>
           <w:rStyle w:val="SectionNumber"/>
         </w:rPr>
-        <w:t xml:space="preserve">1.0.1</w:t>
+        <w:t xml:space="preserve">2.1</w:t>
       </w:r>
       <w:r>
         <w:tab/>
@@ -905,27 +736,20 @@
         <w:t xml:space="preserve"> </w:t>
       </w:r>
       <w:r>
-        <w:t xml:space="preserve">function returns a list of a specified number of pseudo-random integers within a given inclusive range.</w:t>
-      </w:r>
-    </w:p>
-    <w:p>
-      <w:r>
-        <w:pict>
-          <v:rect style="width:0;height:1.5pt" o:hralign="center" o:hrstd="t" o:hr="t"/>
-        </w:pict>
+        <w:t xml:space="preserve">function creates and returns a list of a specified number of pseudo-random integers within a given inclusive range.</w:t>
       </w:r>
     </w:p>
     <w:bookmarkEnd w:id="17"/>
     <w:bookmarkStart w:id="18" w:name="parameters-1"/>
     <w:p>
       <w:pPr>
-        <w:pStyle w:val="Heading3"/>
+        <w:pStyle w:val="Heading2"/>
       </w:pPr>
       <w:r>
         <w:rPr>
           <w:rStyle w:val="SectionNumber"/>
         </w:rPr>
-        <w:t xml:space="preserve">1.0.2</w:t>
+        <w:t xml:space="preserve">2.2</w:t>
       </w:r>
       <w:r>
         <w:tab/>
@@ -1020,7 +844,7 @@
               <w:pStyle w:val="Compact"/>
             </w:pPr>
             <w:r>
-              <w:t xml:space="preserve">The total number of integers to generate in the list.</w:t>
+              <w:t xml:space="preserve">The total number of random integers to generate in the list.</w:t>
             </w:r>
           </w:p>
         </w:tc>
@@ -1061,7 +885,7 @@
               <w:pStyle w:val="Compact"/>
             </w:pPr>
             <w:r>
-              <w:t xml:space="preserve">The inclusive lower bound for the random values. Defaults to</w:t>
+              <w:t xml:space="preserve">The inclusive lower bound for the random number generation. Defaults to</w:t>
             </w:r>
             <w:r>
               <w:t xml:space="preserve"> </w:t>
@@ -1114,7 +938,7 @@
               <w:pStyle w:val="Compact"/>
             </w:pPr>
             <w:r>
-              <w:t xml:space="preserve">The inclusive upper bound for the random values. Defaults to</w:t>
+              <w:t xml:space="preserve">The inclusive upper bound for the random number generation. Defaults to</w:t>
             </w:r>
             <w:r>
               <w:t xml:space="preserve"> </w:t>
@@ -1132,24 +956,17 @@
         </w:tc>
       </w:tr>
     </w:tbl>
-    <w:p>
-      <w:r>
-        <w:pict>
-          <v:rect style="width:0;height:1.5pt" o:hralign="center" o:hrstd="t" o:hr="t"/>
-        </w:pict>
-      </w:r>
-    </w:p>
     <w:bookmarkEnd w:id="18"/>
     <w:bookmarkStart w:id="19" w:name="description-1"/>
     <w:p>
       <w:pPr>
-        <w:pStyle w:val="Heading3"/>
+        <w:pStyle w:val="Heading2"/>
       </w:pPr>
       <w:r>
         <w:rPr>
           <w:rStyle w:val="SectionNumber"/>
         </w:rPr>
-        <w:t xml:space="preserve">1.0.3</w:t>
+        <w:t xml:space="preserve">2.3</w:t>
       </w:r>
       <w:r>
         <w:tab/>
@@ -1163,7 +980,7 @@
         <w:pStyle w:val="FirstParagraph"/>
       </w:pPr>
       <w:r>
-        <w:t xml:space="preserve">This function provides a straightforward way to generate a list of random integers. It relies on Python’s built-in</w:t>
+        <w:t xml:space="preserve">This function provides a straightforward way to generate a list of pseudo-random integers. It operates based on three parameters:</w:t>
       </w:r>
       <w:r>
         <w:t xml:space="preserve"> </w:t>
@@ -1172,13 +989,34 @@
         <w:rPr>
           <w:rStyle w:val="VerbatimChar"/>
         </w:rPr>
-        <w:t xml:space="preserve">random</w:t>
+        <w:t xml:space="preserve">count</w:t>
+      </w:r>
+      <w:r>
+        <w:t xml:space="preserve">,</w:t>
       </w:r>
       <w:r>
         <w:t xml:space="preserve"> </w:t>
       </w:r>
       <w:r>
-        <w:t xml:space="preserve">module.</w:t>
+        <w:rPr>
+          <w:rStyle w:val="VerbatimChar"/>
+        </w:rPr>
+        <w:t xml:space="preserve">start</w:t>
+      </w:r>
+      <w:r>
+        <w:t xml:space="preserve">, and</w:t>
+      </w:r>
+      <w:r>
+        <w:t xml:space="preserve"> </w:t>
+      </w:r>
+      <w:r>
+        <w:rPr>
+          <w:rStyle w:val="VerbatimChar"/>
+        </w:rPr>
+        <w:t xml:space="preserve">end</w:t>
+      </w:r>
+      <w:r>
+        <w:t xml:space="preserve">.</w:t>
       </w:r>
     </w:p>
     <w:p>
@@ -1186,12 +1024,18 @@
         <w:pStyle w:val="BodyText"/>
       </w:pPr>
       <w:r>
-        <w:t xml:space="preserve">The function first performs input validation. It checks if the</w:t>
+        <w:t xml:space="preserve">The function first performs two validation checks:</w:t>
       </w:r>
       <w:r>
         <w:t xml:space="preserve"> </w:t>
       </w:r>
       <w:r>
+        <w:t xml:space="preserve">1. It ensures that the</w:t>
+      </w:r>
+      <w:r>
+        <w:t xml:space="preserve"> </w:t>
+      </w:r>
+      <w:r>
         <w:rPr>
           <w:rStyle w:val="VerbatimChar"/>
         </w:rPr>
@@ -1201,7 +1045,7 @@
         <w:t xml:space="preserve"> </w:t>
       </w:r>
       <w:r>
-        <w:t xml:space="preserve">parameter is a non-negative number. If</w:t>
+        <w:t xml:space="preserve">parameter is not a negative number. If</w:t>
       </w:r>
       <w:r>
         <w:t xml:space="preserve"> </w:t>
@@ -1232,6 +1076,42 @@
       </w:r>
       <w:r>
         <w:t xml:space="preserve">to prevent invalid list creation.</w:t>
+      </w:r>
+      <w:r>
+        <w:t xml:space="preserve"> </w:t>
+      </w:r>
+      <w:r>
+        <w:t xml:space="preserve">2. It checks if the</w:t>
+      </w:r>
+      <w:r>
+        <w:t xml:space="preserve"> </w:t>
+      </w:r>
+      <w:r>
+        <w:rPr>
+          <w:rStyle w:val="VerbatimChar"/>
+        </w:rPr>
+        <w:t xml:space="preserve">start</w:t>
+      </w:r>
+      <w:r>
+        <w:t xml:space="preserve"> </w:t>
+      </w:r>
+      <w:r>
+        <w:t xml:space="preserve">value is greater than the</w:t>
+      </w:r>
+      <w:r>
+        <w:t xml:space="preserve"> </w:t>
+      </w:r>
+      <w:r>
+        <w:rPr>
+          <w:rStyle w:val="VerbatimChar"/>
+        </w:rPr>
+        <w:t xml:space="preserve">end</w:t>
+      </w:r>
+      <w:r>
+        <w:t xml:space="preserve"> </w:t>
+      </w:r>
+      <w:r>
+        <w:t xml:space="preserve">value. If this is the case, it automatically swaps the two values. This ensures that the range is always valid, regardless of the order in which the bounds are provided.</w:t>
       </w:r>
     </w:p>
     <w:p>
@@ -1239,7 +1119,7 @@
         <w:pStyle w:val="BodyText"/>
       </w:pPr>
       <w:r>
-        <w:t xml:space="preserve">Next, it ensures the range defined by</w:t>
+        <w:t xml:space="preserve">After validation, the function uses a list comprehension to generate the random numbers. It iterates</w:t>
       </w:r>
       <w:r>
         <w:t xml:space="preserve"> </w:t>
@@ -1248,13 +1128,13 @@
         <w:rPr>
           <w:rStyle w:val="VerbatimChar"/>
         </w:rPr>
-        <w:t xml:space="preserve">start</w:t>
+        <w:t xml:space="preserve">count</w:t>
       </w:r>
       <w:r>
         <w:t xml:space="preserve"> </w:t>
       </w:r>
       <w:r>
-        <w:t xml:space="preserve">and</w:t>
+        <w:t xml:space="preserve">times, and in each iteration, it calls</w:t>
       </w:r>
       <w:r>
         <w:t xml:space="preserve"> </w:t>
@@ -1263,247 +1143,65 @@
         <w:rPr>
           <w:rStyle w:val="VerbatimChar"/>
         </w:rPr>
-        <w:t xml:space="preserve">end</w:t>
+        <w:t xml:space="preserve">random.randint(start, end)</w:t>
+      </w:r>
+      <w:r>
+        <w:t xml:space="preserve">. The</w:t>
       </w:r>
       <w:r>
         <w:t xml:space="preserve"> </w:t>
       </w:r>
       <w:r>
-        <w:t xml:space="preserve">is valid. If the provided</w:t>
+        <w:rPr>
+          <w:rStyle w:val="VerbatimChar"/>
+        </w:rPr>
+        <w:t xml:space="preserve">random.randint</w:t>
       </w:r>
       <w:r>
         <w:t xml:space="preserve"> </w:t>
       </w:r>
       <w:r>
+        <w:t xml:space="preserve">method returns a single integer that is uniformly sampled from the inclusive range</w:t>
+      </w:r>
+      <w:r>
+        <w:t xml:space="preserve"> </w:t>
+      </w:r>
+      <w:r>
         <w:rPr>
           <w:rStyle w:val="VerbatimChar"/>
         </w:rPr>
-        <w:t xml:space="preserve">start</w:t>
+        <w:t xml:space="preserve">[start, end]</w:t>
+      </w:r>
+      <w:r>
+        <w:t xml:space="preserve">. The final result is a list containing</w:t>
       </w:r>
       <w:r>
         <w:t xml:space="preserve"> </w:t>
       </w:r>
       <w:r>
-        <w:t xml:space="preserve">value is greater than the</w:t>
+        <w:rPr>
+          <w:rStyle w:val="VerbatimChar"/>
+        </w:rPr>
+        <w:t xml:space="preserve">count</w:t>
       </w:r>
       <w:r>
         <w:t xml:space="preserve"> </w:t>
       </w:r>
       <w:r>
-        <w:rPr>
-          <w:rStyle w:val="VerbatimChar"/>
-        </w:rPr>
-        <w:t xml:space="preserve">end</w:t>
-      </w:r>
-      <w:r>
-        <w:t xml:space="preserve"> </w:t>
-      </w:r>
-      <w:r>
-        <w:t xml:space="preserve">value, the function automatically swaps them. This allows users to specify the range boundaries without concern for their order.</w:t>
-      </w:r>
-    </w:p>
-    <w:p>
-      <w:pPr>
-        <w:pStyle w:val="BodyText"/>
-      </w:pPr>
-      <w:r>
-        <w:t xml:space="preserve">Finally, it uses a list comprehension to generate the list of random integers. For each number from</w:t>
-      </w:r>
-      <w:r>
-        <w:t xml:space="preserve"> </w:t>
-      </w:r>
-      <w:r>
-        <w:rPr>
-          <w:rStyle w:val="VerbatimChar"/>
-        </w:rPr>
-        <w:t xml:space="preserve">0</w:t>
-      </w:r>
-      <w:r>
-        <w:t xml:space="preserve"> </w:t>
-      </w:r>
-      <w:r>
-        <w:t xml:space="preserve">to</w:t>
-      </w:r>
-      <w:r>
-        <w:t xml:space="preserve"> </w:t>
-      </w:r>
-      <w:r>
-        <w:rPr>
-          <w:rStyle w:val="VerbatimChar"/>
-        </w:rPr>
-        <w:t xml:space="preserve">count - 1</w:t>
-      </w:r>
-      <w:r>
-        <w:t xml:space="preserve">, it calls</w:t>
-      </w:r>
-      <w:r>
-        <w:t xml:space="preserve"> </w:t>
-      </w:r>
-      <w:r>
-        <w:rPr>
-          <w:rStyle w:val="VerbatimChar"/>
-        </w:rPr>
-        <w:t xml:space="preserve">random.randint(start, end)</w:t>
-      </w:r>
-      <w:r>
-        <w:t xml:space="preserve"> </w:t>
-      </w:r>
-      <w:r>
-        <w:t xml:space="preserve">to produce an integer that is uniformly sampled from the inclusive range</w:t>
-      </w:r>
-      <w:r>
-        <w:t xml:space="preserve"> </w:t>
-      </w:r>
-      <w:r>
-        <w:rPr>
-          <w:rStyle w:val="VerbatimChar"/>
-        </w:rPr>
-        <w:t xml:space="preserve">[start, end]</w:t>
-      </w:r>
-      <w:r>
-        <w:t xml:space="preserve">. The resulting integers are collected into a list and returned.</w:t>
-      </w:r>
-    </w:p>
-    <w:p>
-      <w:pPr>
-        <w:pStyle w:val="SourceCode"/>
-      </w:pPr>
-      <w:r>
-        <w:rPr>
-          <w:rStyle w:val="CommentTok"/>
-        </w:rPr>
-        <w:t xml:space="preserve"># Internal logic for swapping bounds</w:t>
-      </w:r>
-      <w:r>
-        <w:br/>
-      </w:r>
-      <w:r>
-        <w:rPr>
-          <w:rStyle w:val="ControlFlowTok"/>
-        </w:rPr>
-        <w:t xml:space="preserve">if</w:t>
-      </w:r>
-      <w:r>
-        <w:rPr>
-          <w:rStyle w:val="NormalTok"/>
-        </w:rPr>
-        <w:t xml:space="preserve"> start </w:t>
-      </w:r>
-      <w:r>
-        <w:rPr>
-          <w:rStyle w:val="OperatorTok"/>
-        </w:rPr>
-        <w:t xml:space="preserve">&gt;</w:t>
-      </w:r>
-      <w:r>
-        <w:rPr>
-          <w:rStyle w:val="NormalTok"/>
-        </w:rPr>
-        <w:t xml:space="preserve"> end:</w:t>
-      </w:r>
-      <w:r>
-        <w:br/>
-      </w:r>
-      <w:r>
-        <w:rPr>
-          <w:rStyle w:val="NormalTok"/>
-        </w:rPr>
-        <w:t xml:space="preserve">    start, end </w:t>
-      </w:r>
-      <w:r>
-        <w:rPr>
-          <w:rStyle w:val="OperatorTok"/>
-        </w:rPr>
-        <w:t xml:space="preserve">=</w:t>
-      </w:r>
-      <w:r>
-        <w:rPr>
-          <w:rStyle w:val="NormalTok"/>
-        </w:rPr>
-        <w:t xml:space="preserve"> end, start</w:t>
-      </w:r>
-      <w:r>
-        <w:br/>
-      </w:r>
-      <w:r>
-        <w:br/>
-      </w:r>
-      <w:r>
-        <w:rPr>
-          <w:rStyle w:val="CommentTok"/>
-        </w:rPr>
-        <w:t xml:space="preserve"># List comprehension to generate numbers</w:t>
-      </w:r>
-      <w:r>
-        <w:br/>
-      </w:r>
-      <w:r>
-        <w:rPr>
-          <w:rStyle w:val="ControlFlowTok"/>
-        </w:rPr>
-        <w:t xml:space="preserve">return</w:t>
-      </w:r>
-      <w:r>
-        <w:rPr>
-          <w:rStyle w:val="NormalTok"/>
-        </w:rPr>
-        <w:t xml:space="preserve"> [random.randint(start, end) </w:t>
-      </w:r>
-      <w:r>
-        <w:rPr>
-          <w:rStyle w:val="ControlFlowTok"/>
-        </w:rPr>
-        <w:t xml:space="preserve">for</w:t>
-      </w:r>
-      <w:r>
-        <w:rPr>
-          <w:rStyle w:val="NormalTok"/>
-        </w:rPr>
-        <w:t xml:space="preserve"> _ </w:t>
-      </w:r>
-      <w:r>
-        <w:rPr>
-          <w:rStyle w:val="KeywordTok"/>
-        </w:rPr>
-        <w:t xml:space="preserve">in</w:t>
-      </w:r>
-      <w:r>
-        <w:rPr>
-          <w:rStyle w:val="NormalTok"/>
-        </w:rPr>
-        <w:t xml:space="preserve"> </w:t>
-      </w:r>
-      <w:r>
-        <w:rPr>
-          <w:rStyle w:val="BuiltInTok"/>
-        </w:rPr>
-        <w:t xml:space="preserve">range</w:t>
-      </w:r>
-      <w:r>
-        <w:rPr>
-          <w:rStyle w:val="NormalTok"/>
-        </w:rPr>
-        <w:t xml:space="preserve">(count)]</w:t>
-      </w:r>
-    </w:p>
-    <w:p>
-      <w:r>
-        <w:pict>
-          <v:rect style="width:0;height:1.5pt" o:hralign="center" o:hrstd="t" o:hr="t"/>
-        </w:pict>
+        <w:t xml:space="preserve">of these random integers.</w:t>
       </w:r>
     </w:p>
     <w:bookmarkEnd w:id="19"/>
     <w:bookmarkStart w:id="20" w:name="usage-notes-1"/>
     <w:p>
       <w:pPr>
-        <w:pStyle w:val="Heading3"/>
+        <w:pStyle w:val="Heading2"/>
       </w:pPr>
       <w:r>
         <w:rPr>
           <w:rStyle w:val="SectionNumber"/>
         </w:rPr>
-        <w:t xml:space="preserve">1.0.4</w:t>
+        <w:t xml:space="preserve">2.4</w:t>
       </w:r>
       <w:r>
         <w:tab/>
@@ -1536,7 +1234,7 @@
         <w:t xml:space="preserve"> </w:t>
       </w:r>
       <w:r>
-        <w:t xml:space="preserve">module to be imported to work correctly.</w:t>
+        <w:t xml:space="preserve">module to be imported.</w:t>
       </w:r>
     </w:p>
     <w:p>
@@ -1590,7 +1288,7 @@
         </w:numPr>
       </w:pPr>
       <w:r>
-        <w:t xml:space="preserve">The range specified by</w:t>
+        <w:t xml:space="preserve">The function is robust to the order of</w:t>
       </w:r>
       <w:r>
         <w:t xml:space="preserve"> </w:t>
@@ -1620,7 +1318,7 @@
         <w:t xml:space="preserve"> </w:t>
       </w:r>
       <w:r>
-        <w:t xml:space="preserve">is inclusive, meaning both</w:t>
+        <w:t xml:space="preserve">parameters; it will automatically correct the range if</w:t>
       </w:r>
       <w:r>
         <w:t xml:space="preserve"> </w:t>
@@ -1629,28 +1327,10 @@
         <w:rPr>
           <w:rStyle w:val="VerbatimChar"/>
         </w:rPr>
-        <w:t xml:space="preserve">start</w:t>
-      </w:r>
-      <w:r>
-        <w:t xml:space="preserve"> </w:t>
-      </w:r>
-      <w:r>
-        <w:t xml:space="preserve">and</w:t>
-      </w:r>
-      <w:r>
-        <w:t xml:space="preserve"> </w:t>
-      </w:r>
-      <w:r>
-        <w:rPr>
-          <w:rStyle w:val="VerbatimChar"/>
-        </w:rPr>
-        <w:t xml:space="preserve">end</w:t>
-      </w:r>
-      <w:r>
-        <w:t xml:space="preserve"> </w:t>
-      </w:r>
-      <w:r>
-        <w:t xml:space="preserve">can appear in the output list.</w:t>
+        <w:t xml:space="preserve">start &gt; end</w:t>
+      </w:r>
+      <w:r>
+        <w:t xml:space="preserve">.</w:t>
       </w:r>
     </w:p>
     <w:p>
@@ -1662,7 +1342,7 @@
         </w:numPr>
       </w:pPr>
       <w:r>
-        <w:t xml:space="preserve">If</w:t>
+        <w:t xml:space="preserve">The range defined by</w:t>
       </w:r>
       <w:r>
         <w:t xml:space="preserve"> </w:t>
@@ -1677,7 +1357,7 @@
         <w:t xml:space="preserve"> </w:t>
       </w:r>
       <w:r>
-        <w:t xml:space="preserve">is greater than</w:t>
+        <w:t xml:space="preserve">and</w:t>
       </w:r>
       <w:r>
         <w:t xml:space="preserve"> </w:t>
@@ -1689,22 +1369,25 @@
         <w:t xml:space="preserve">end</w:t>
       </w:r>
       <w:r>
-        <w:t xml:space="preserve">, their values are swapped internally, so</w:t>
-      </w:r>
-      <w:r>
         <w:t xml:space="preserve"> </w:t>
       </w:r>
       <w:r>
+        <w:t xml:space="preserve">is inclusive, meaning both</w:t>
+      </w:r>
+      <w:r>
+        <w:t xml:space="preserve"> </w:t>
+      </w:r>
+      <w:r>
         <w:rPr>
           <w:rStyle w:val="VerbatimChar"/>
         </w:rPr>
-        <w:t xml:space="preserve">generate_random_integers(5, 10, 1)</w:t>
+        <w:t xml:space="preserve">start</w:t>
       </w:r>
       <w:r>
         <w:t xml:space="preserve"> </w:t>
       </w:r>
       <w:r>
-        <w:t xml:space="preserve">is equivalent to</w:t>
+        <w:t xml:space="preserve">and</w:t>
       </w:r>
       <w:r>
         <w:t xml:space="preserve"> </w:t>
@@ -1713,10 +1396,13 @@
         <w:rPr>
           <w:rStyle w:val="VerbatimChar"/>
         </w:rPr>
-        <w:t xml:space="preserve">generate_random_integers(5, 1, 10)</w:t>
-      </w:r>
-      <w:r>
-        <w:t xml:space="preserve">.</w:t>
+        <w:t xml:space="preserve">end</w:t>
+      </w:r>
+      <w:r>
+        <w:t xml:space="preserve"> </w:t>
+      </w:r>
+      <w:r>
+        <w:t xml:space="preserve">values can appear in the output list.</w:t>
       </w:r>
     </w:p>
     <w:p>
@@ -1731,13 +1417,46 @@
         <w:t xml:space="preserve">Output Example</w:t>
       </w:r>
       <w:r>
-        <w:t xml:space="preserve">:</w:t>
+        <w:t xml:space="preserve">: A call with</w:t>
       </w:r>
       <w:r>
         <w:t xml:space="preserve"> </w:t>
       </w:r>
       <w:r>
-        <w:t xml:space="preserve">The function returns a list of integers.</w:t>
+        <w:rPr>
+          <w:rStyle w:val="VerbatimChar"/>
+        </w:rPr>
+        <w:t xml:space="preserve">count=5</w:t>
+      </w:r>
+      <w:r>
+        <w:t xml:space="preserve">,</w:t>
+      </w:r>
+      <w:r>
+        <w:t xml:space="preserve"> </w:t>
+      </w:r>
+      <w:r>
+        <w:rPr>
+          <w:rStyle w:val="VerbatimChar"/>
+        </w:rPr>
+        <w:t xml:space="preserve">start=1</w:t>
+      </w:r>
+      <w:r>
+        <w:t xml:space="preserve">, and</w:t>
+      </w:r>
+      <w:r>
+        <w:t xml:space="preserve"> </w:t>
+      </w:r>
+      <w:r>
+        <w:rPr>
+          <w:rStyle w:val="VerbatimChar"/>
+        </w:rPr>
+        <w:t xml:space="preserve">end=10</w:t>
+      </w:r>
+      <w:r>
+        <w:t xml:space="preserve"> </w:t>
+      </w:r>
+      <w:r>
+        <w:t xml:space="preserve">might produce a list similar to this:</w:t>
       </w:r>
     </w:p>
     <w:p>
@@ -1748,7 +1467,489 @@
         <w:rPr>
           <w:rStyle w:val="VerbatimChar"/>
         </w:rPr>
-        <w:t xml:space="preserve">[12, 5, 88, 42, 99]</w:t>
+        <w:t xml:space="preserve">[8, 2, 10, 5, 3]</w:t>
+      </w:r>
+    </w:p>
+    <w:bookmarkEnd w:id="20"/>
+    <w:bookmarkStart w:id="21" w:name="example-1"/>
+    <w:p>
+      <w:pPr>
+        <w:pStyle w:val="Heading2"/>
+      </w:pPr>
+      <w:r>
+        <w:rPr>
+          <w:rStyle w:val="SectionNumber"/>
+        </w:rPr>
+        <w:t xml:space="preserve">2.5</w:t>
+      </w:r>
+      <w:r>
+        <w:tab/>
+      </w:r>
+      <w:r>
+        <w:t xml:space="preserve">Example</w:t>
+      </w:r>
+    </w:p>
+    <w:p>
+      <w:pPr>
+        <w:pStyle w:val="SourceCode"/>
+      </w:pPr>
+      <w:r>
+        <w:rPr>
+          <w:rStyle w:val="CommentTok"/>
+        </w:rPr>
+        <w:t xml:space="preserve"># Note: The 'random' module must be imported for this function to work.</w:t>
+      </w:r>
+      <w:r>
+        <w:br/>
+      </w:r>
+      <w:r>
+        <w:rPr>
+          <w:rStyle w:val="ImportTok"/>
+        </w:rPr>
+        <w:t xml:space="preserve">import</w:t>
+      </w:r>
+      <w:r>
+        <w:rPr>
+          <w:rStyle w:val="NormalTok"/>
+        </w:rPr>
+        <w:t xml:space="preserve"> random</w:t>
+      </w:r>
+      <w:r>
+        <w:br/>
+      </w:r>
+      <w:r>
+        <w:br/>
+      </w:r>
+      <w:r>
+        <w:rPr>
+          <w:rStyle w:val="CommentTok"/>
+        </w:rPr>
+        <w:t xml:space="preserve"># Example 1: Generate 5 random integers between 1 and 50.</w:t>
+      </w:r>
+      <w:r>
+        <w:br/>
+      </w:r>
+      <w:r>
+        <w:rPr>
+          <w:rStyle w:val="NormalTok"/>
+        </w:rPr>
+        <w:t xml:space="preserve">random_list </w:t>
+      </w:r>
+      <w:r>
+        <w:rPr>
+          <w:rStyle w:val="OperatorTok"/>
+        </w:rPr>
+        <w:t xml:space="preserve">=</w:t>
+      </w:r>
+      <w:r>
+        <w:rPr>
+          <w:rStyle w:val="NormalTok"/>
+        </w:rPr>
+        <w:t xml:space="preserve"> generate_random_integers(count</w:t>
+      </w:r>
+      <w:r>
+        <w:rPr>
+          <w:rStyle w:val="OperatorTok"/>
+        </w:rPr>
+        <w:t xml:space="preserve">=</w:t>
+      </w:r>
+      <w:r>
+        <w:rPr>
+          <w:rStyle w:val="DecValTok"/>
+        </w:rPr>
+        <w:t xml:space="preserve">5</w:t>
+      </w:r>
+      <w:r>
+        <w:rPr>
+          <w:rStyle w:val="NormalTok"/>
+        </w:rPr>
+        <w:t xml:space="preserve">, start</w:t>
+      </w:r>
+      <w:r>
+        <w:rPr>
+          <w:rStyle w:val="OperatorTok"/>
+        </w:rPr>
+        <w:t xml:space="preserve">=</w:t>
+      </w:r>
+      <w:r>
+        <w:rPr>
+          <w:rStyle w:val="DecValTok"/>
+        </w:rPr>
+        <w:t xml:space="preserve">1</w:t>
+      </w:r>
+      <w:r>
+        <w:rPr>
+          <w:rStyle w:val="NormalTok"/>
+        </w:rPr>
+        <w:t xml:space="preserve">, end</w:t>
+      </w:r>
+      <w:r>
+        <w:rPr>
+          <w:rStyle w:val="OperatorTok"/>
+        </w:rPr>
+        <w:t xml:space="preserve">=</w:t>
+      </w:r>
+      <w:r>
+        <w:rPr>
+          <w:rStyle w:val="DecValTok"/>
+        </w:rPr>
+        <w:t xml:space="preserve">50</w:t>
+      </w:r>
+      <w:r>
+        <w:rPr>
+          <w:rStyle w:val="NormalTok"/>
+        </w:rPr>
+        <w:t xml:space="preserve">)</w:t>
+      </w:r>
+      <w:r>
+        <w:br/>
+      </w:r>
+      <w:r>
+        <w:rPr>
+          <w:rStyle w:val="BuiltInTok"/>
+        </w:rPr>
+        <w:t xml:space="preserve">print</w:t>
+      </w:r>
+      <w:r>
+        <w:rPr>
+          <w:rStyle w:val="NormalTok"/>
+        </w:rPr>
+        <w:t xml:space="preserve">(</w:t>
+      </w:r>
+      <w:r>
+        <w:rPr>
+          <w:rStyle w:val="SpecialStringTok"/>
+        </w:rPr>
+        <w:t xml:space="preserve">f"Generated list: </w:t>
+      </w:r>
+      <w:r>
+        <w:rPr>
+          <w:rStyle w:val="SpecialCharTok"/>
+        </w:rPr>
+        <w:t xml:space="preserve">{</w:t>
+      </w:r>
+      <w:r>
+        <w:rPr>
+          <w:rStyle w:val="NormalTok"/>
+        </w:rPr>
+        <w:t xml:space="preserve">random_list</w:t>
+      </w:r>
+      <w:r>
+        <w:rPr>
+          <w:rStyle w:val="SpecialCharTok"/>
+        </w:rPr>
+        <w:t xml:space="preserve">}</w:t>
+      </w:r>
+      <w:r>
+        <w:rPr>
+          <w:rStyle w:val="SpecialStringTok"/>
+        </w:rPr>
+        <w:t xml:space="preserve">"</w:t>
+      </w:r>
+      <w:r>
+        <w:rPr>
+          <w:rStyle w:val="NormalTok"/>
+        </w:rPr>
+        <w:t xml:space="preserve">)</w:t>
+      </w:r>
+      <w:r>
+        <w:br/>
+      </w:r>
+      <w:r>
+        <w:br/>
+      </w:r>
+      <w:r>
+        <w:rPr>
+          <w:rStyle w:val="CommentTok"/>
+        </w:rPr>
+        <w:t xml:space="preserve"># Example 2: Using default start (0) and end (100) values.</w:t>
+      </w:r>
+      <w:r>
+        <w:br/>
+      </w:r>
+      <w:r>
+        <w:rPr>
+          <w:rStyle w:val="NormalTok"/>
+        </w:rPr>
+        <w:t xml:space="preserve">default_list </w:t>
+      </w:r>
+      <w:r>
+        <w:rPr>
+          <w:rStyle w:val="OperatorTok"/>
+        </w:rPr>
+        <w:t xml:space="preserve">=</w:t>
+      </w:r>
+      <w:r>
+        <w:rPr>
+          <w:rStyle w:val="NormalTok"/>
+        </w:rPr>
+        <w:t xml:space="preserve"> generate_random_integers(count</w:t>
+      </w:r>
+      <w:r>
+        <w:rPr>
+          <w:rStyle w:val="OperatorTok"/>
+        </w:rPr>
+        <w:t xml:space="preserve">=</w:t>
+      </w:r>
+      <w:r>
+        <w:rPr>
+          <w:rStyle w:val="DecValTok"/>
+        </w:rPr>
+        <w:t xml:space="preserve">3</w:t>
+      </w:r>
+      <w:r>
+        <w:rPr>
+          <w:rStyle w:val="NormalTok"/>
+        </w:rPr>
+        <w:t xml:space="preserve">)</w:t>
+      </w:r>
+      <w:r>
+        <w:br/>
+      </w:r>
+      <w:r>
+        <w:rPr>
+          <w:rStyle w:val="BuiltInTok"/>
+        </w:rPr>
+        <w:t xml:space="preserve">print</w:t>
+      </w:r>
+      <w:r>
+        <w:rPr>
+          <w:rStyle w:val="NormalTok"/>
+        </w:rPr>
+        <w:t xml:space="preserve">(</w:t>
+      </w:r>
+      <w:r>
+        <w:rPr>
+          <w:rStyle w:val="SpecialStringTok"/>
+        </w:rPr>
+        <w:t xml:space="preserve">f"Generated list with defaults: </w:t>
+      </w:r>
+      <w:r>
+        <w:rPr>
+          <w:rStyle w:val="SpecialCharTok"/>
+        </w:rPr>
+        <w:t xml:space="preserve">{</w:t>
+      </w:r>
+      <w:r>
+        <w:rPr>
+          <w:rStyle w:val="NormalTok"/>
+        </w:rPr>
+        <w:t xml:space="preserve">default_list</w:t>
+      </w:r>
+      <w:r>
+        <w:rPr>
+          <w:rStyle w:val="SpecialCharTok"/>
+        </w:rPr>
+        <w:t xml:space="preserve">}</w:t>
+      </w:r>
+      <w:r>
+        <w:rPr>
+          <w:rStyle w:val="SpecialStringTok"/>
+        </w:rPr>
+        <w:t xml:space="preserve">"</w:t>
+      </w:r>
+      <w:r>
+        <w:rPr>
+          <w:rStyle w:val="NormalTok"/>
+        </w:rPr>
+        <w:t xml:space="preserve">)</w:t>
+      </w:r>
+      <w:r>
+        <w:br/>
+      </w:r>
+      <w:r>
+        <w:br/>
+      </w:r>
+      <w:r>
+        <w:rPr>
+          <w:rStyle w:val="CommentTok"/>
+        </w:rPr>
+        <w:t xml:space="preserve"># Example 3: Providing start and end in reverse order.</w:t>
+      </w:r>
+      <w:r>
+        <w:br/>
+      </w:r>
+      <w:r>
+        <w:rPr>
+          <w:rStyle w:val="CommentTok"/>
+        </w:rPr>
+        <w:t xml:space="preserve"># The function will automatically swap them to generate from 10 to 20.</w:t>
+      </w:r>
+      <w:r>
+        <w:br/>
+      </w:r>
+      <w:r>
+        <w:rPr>
+          <w:rStyle w:val="NormalTok"/>
+        </w:rPr>
+        <w:t xml:space="preserve">reversed_order_list </w:t>
+      </w:r>
+      <w:r>
+        <w:rPr>
+          <w:rStyle w:val="OperatorTok"/>
+        </w:rPr>
+        <w:t xml:space="preserve">=</w:t>
+      </w:r>
+      <w:r>
+        <w:rPr>
+          <w:rStyle w:val="NormalTok"/>
+        </w:rPr>
+        <w:t xml:space="preserve"> generate_random_integers(count</w:t>
+      </w:r>
+      <w:r>
+        <w:rPr>
+          <w:rStyle w:val="OperatorTok"/>
+        </w:rPr>
+        <w:t xml:space="preserve">=</w:t>
+      </w:r>
+      <w:r>
+        <w:rPr>
+          <w:rStyle w:val="DecValTok"/>
+        </w:rPr>
+        <w:t xml:space="preserve">4</w:t>
+      </w:r>
+      <w:r>
+        <w:rPr>
+          <w:rStyle w:val="NormalTok"/>
+        </w:rPr>
+        <w:t xml:space="preserve">, start</w:t>
+      </w:r>
+      <w:r>
+        <w:rPr>
+          <w:rStyle w:val="OperatorTok"/>
+        </w:rPr>
+        <w:t xml:space="preserve">=</w:t>
+      </w:r>
+      <w:r>
+        <w:rPr>
+          <w:rStyle w:val="DecValTok"/>
+        </w:rPr>
+        <w:t xml:space="preserve">20</w:t>
+      </w:r>
+      <w:r>
+        <w:rPr>
+          <w:rStyle w:val="NormalTok"/>
+        </w:rPr>
+        <w:t xml:space="preserve">, end</w:t>
+      </w:r>
+      <w:r>
+        <w:rPr>
+          <w:rStyle w:val="OperatorTok"/>
+        </w:rPr>
+        <w:t xml:space="preserve">=</w:t>
+      </w:r>
+      <w:r>
+        <w:rPr>
+          <w:rStyle w:val="DecValTok"/>
+        </w:rPr>
+        <w:t xml:space="preserve">10</w:t>
+      </w:r>
+      <w:r>
+        <w:rPr>
+          <w:rStyle w:val="NormalTok"/>
+        </w:rPr>
+        <w:t xml:space="preserve">)</w:t>
+      </w:r>
+      <w:r>
+        <w:br/>
+      </w:r>
+      <w:r>
+        <w:rPr>
+          <w:rStyle w:val="BuiltInTok"/>
+        </w:rPr>
+        <w:t xml:space="preserve">print</w:t>
+      </w:r>
+      <w:r>
+        <w:rPr>
+          <w:rStyle w:val="NormalTok"/>
+        </w:rPr>
+        <w:t xml:space="preserve">(</w:t>
+      </w:r>
+      <w:r>
+        <w:rPr>
+          <w:rStyle w:val="SpecialStringTok"/>
+        </w:rPr>
+        <w:t xml:space="preserve">f"Generated list with reversed bounds: </w:t>
+      </w:r>
+      <w:r>
+        <w:rPr>
+          <w:rStyle w:val="SpecialCharTok"/>
+        </w:rPr>
+        <w:t xml:space="preserve">{</w:t>
+      </w:r>
+      <w:r>
+        <w:rPr>
+          <w:rStyle w:val="NormalTok"/>
+        </w:rPr>
+        <w:t xml:space="preserve">reversed_order_list</w:t>
+      </w:r>
+      <w:r>
+        <w:rPr>
+          <w:rStyle w:val="SpecialCharTok"/>
+        </w:rPr>
+        <w:t xml:space="preserve">}</w:t>
+      </w:r>
+      <w:r>
+        <w:rPr>
+          <w:rStyle w:val="SpecialStringTok"/>
+        </w:rPr>
+        <w:t xml:space="preserve">"</w:t>
+      </w:r>
+      <w:r>
+        <w:rPr>
+          <w:rStyle w:val="NormalTok"/>
+        </w:rPr>
+        <w:t xml:space="preserve">)</w:t>
+      </w:r>
+    </w:p>
+    <w:p>
+      <w:pPr>
+        <w:pStyle w:val="FirstParagraph"/>
+      </w:pPr>
+      <w:r>
+        <w:rPr>
+          <w:b/>
+          <w:bCs/>
+        </w:rPr>
+        <w:t xml:space="preserve">Output:</w:t>
+      </w:r>
+    </w:p>
+    <w:p>
+      <w:pPr>
+        <w:pStyle w:val="SourceCode"/>
+      </w:pPr>
+      <w:r>
+        <w:rPr>
+          <w:rStyle w:val="VerbatimChar"/>
+        </w:rPr>
+        <w:t xml:space="preserve"># Note: The actual output will vary with each execution due to randomness.</w:t>
+      </w:r>
+      <w:r>
+        <w:br/>
+      </w:r>
+      <w:r>
+        <w:rPr>
+          <w:rStyle w:val="VerbatimChar"/>
+        </w:rPr>
+        <w:t xml:space="preserve">Generated list: [42, 15, 33, 9, 27]</w:t>
+      </w:r>
+      <w:r>
+        <w:br/>
+      </w:r>
+      <w:r>
+        <w:rPr>
+          <w:rStyle w:val="VerbatimChar"/>
+        </w:rPr>
+        <w:t xml:space="preserve">Generated list with defaults: [81, 12, 95]</w:t>
+      </w:r>
+      <w:r>
+        <w:br/>
+      </w:r>
+      <w:r>
+        <w:rPr>
+          <w:rStyle w:val="VerbatimChar"/>
+        </w:rPr>
+        <w:t xml:space="preserve">Generated list with reversed bounds: [11, 19, 14, 16]</w:t>
       </w:r>
     </w:p>
     <w:p>
@@ -1758,1022 +1959,103 @@
         </w:pict>
       </w:r>
     </w:p>
-    <w:bookmarkEnd w:id="20"/>
-    <w:bookmarkStart w:id="22" w:name="example-1"/>
+    <w:bookmarkEnd w:id="21"/>
+    <w:bookmarkStart w:id="22" w:name="functiondef-choose_random_itemitems"/>
     <w:p>
       <w:pPr>
-        <w:pStyle w:val="Heading3"/>
+        <w:pStyle w:val="Heading2"/>
       </w:pPr>
       <w:r>
         <w:rPr>
           <w:rStyle w:val="SectionNumber"/>
         </w:rPr>
-        <w:t xml:space="preserve">1.0.5</w:t>
+        <w:t xml:space="preserve">2.6</w:t>
       </w:r>
       <w:r>
         <w:tab/>
       </w:r>
       <w:r>
-        <w:t xml:space="preserve">Example</w:t>
+        <w:t xml:space="preserve">FunctionDef choose_random_item(items)</w:t>
+      </w:r>
+    </w:p>
+    <w:bookmarkEnd w:id="22"/>
+    <w:bookmarkEnd w:id="23"/>
+    <w:bookmarkStart w:id="30" w:name="function-choose_random_item"/>
+    <w:p>
+      <w:pPr>
+        <w:pStyle w:val="Heading1"/>
+      </w:pPr>
+      <w:r>
+        <w:rPr>
+          <w:rStyle w:val="SectionNumber"/>
+        </w:rPr>
+        <w:t xml:space="preserve">3</w:t>
+      </w:r>
+      <w:r>
+        <w:tab/>
+      </w:r>
+      <w:r>
+        <w:t xml:space="preserve">Function: choose_random_item</w:t>
+      </w:r>
+    </w:p>
+    <w:bookmarkStart w:id="24" w:name="overview-2"/>
+    <w:p>
+      <w:pPr>
+        <w:pStyle w:val="Heading2"/>
+      </w:pPr>
+      <w:r>
+        <w:rPr>
+          <w:rStyle w:val="SectionNumber"/>
+        </w:rPr>
+        <w:t xml:space="preserve">3.1</w:t>
+      </w:r>
+      <w:r>
+        <w:tab/>
+      </w:r>
+      <w:r>
+        <w:t xml:space="preserve">Overview</w:t>
       </w:r>
     </w:p>
     <w:p>
       <w:pPr>
-        <w:pStyle w:val="SourceCode"/>
-      </w:pPr>
-      <w:r>
-        <w:rPr>
-          <w:rStyle w:val="ImportTok"/>
-        </w:rPr>
-        <w:t xml:space="preserve">import</w:t>
-      </w:r>
-      <w:r>
-        <w:rPr>
-          <w:rStyle w:val="NormalTok"/>
-        </w:rPr>
-        <w:t xml:space="preserve"> random</w:t>
-      </w:r>
-      <w:r>
-        <w:br/>
-      </w:r>
-      <w:r>
-        <w:rPr>
-          <w:rStyle w:val="ImportTok"/>
-        </w:rPr>
-        <w:t xml:space="preserve">from</w:t>
-      </w:r>
-      <w:r>
-        <w:rPr>
-          <w:rStyle w:val="NormalTok"/>
-        </w:rPr>
-        <w:t xml:space="preserve"> typing </w:t>
-      </w:r>
-      <w:r>
-        <w:rPr>
-          <w:rStyle w:val="ImportTok"/>
-        </w:rPr>
-        <w:t xml:space="preserve">import</w:t>
-      </w:r>
-      <w:r>
-        <w:rPr>
-          <w:rStyle w:val="NormalTok"/>
-        </w:rPr>
-        <w:t xml:space="preserve"> List</w:t>
-      </w:r>
-      <w:r>
-        <w:br/>
-      </w:r>
-      <w:r>
-        <w:br/>
-      </w:r>
-      <w:r>
-        <w:rPr>
-          <w:rStyle w:val="KeywordTok"/>
-        </w:rPr>
-        <w:t xml:space="preserve">def</w:t>
-      </w:r>
-      <w:r>
-        <w:rPr>
-          <w:rStyle w:val="NormalTok"/>
-        </w:rPr>
-        <w:t xml:space="preserve"> generate_random_integers(count: </w:t>
-      </w:r>
-      <w:r>
-        <w:rPr>
-          <w:rStyle w:val="BuiltInTok"/>
-        </w:rPr>
-        <w:t xml:space="preserve">int</w:t>
-      </w:r>
-      <w:r>
-        <w:rPr>
-          <w:rStyle w:val="NormalTok"/>
-        </w:rPr>
-        <w:t xml:space="preserve">, start: </w:t>
-      </w:r>
-      <w:r>
-        <w:rPr>
-          <w:rStyle w:val="BuiltInTok"/>
-        </w:rPr>
-        <w:t xml:space="preserve">int</w:t>
-      </w:r>
-      <w:r>
-        <w:rPr>
-          <w:rStyle w:val="NormalTok"/>
-        </w:rPr>
+        <w:pStyle w:val="FirstParagraph"/>
+      </w:pPr>
+      <w:r>
+        <w:t xml:space="preserve">The</w:t>
+      </w:r>
+      <w:r>
         <w:t xml:space="preserve"> </w:t>
       </w:r>
       <w:r>
         <w:rPr>
-          <w:rStyle w:val="OperatorTok"/>
-        </w:rPr>
-        <w:t xml:space="preserve">=</w:t>
-      </w:r>
-      <w:r>
-        <w:rPr>
-          <w:rStyle w:val="NormalTok"/>
-        </w:rPr>
+          <w:rStyle w:val="VerbatimChar"/>
+        </w:rPr>
+        <w:t xml:space="preserve">choose_random_item</w:t>
+      </w:r>
+      <w:r>
         <w:t xml:space="preserve"> </w:t>
       </w:r>
       <w:r>
-        <w:rPr>
-          <w:rStyle w:val="DecValTok"/>
-        </w:rPr>
-        <w:t xml:space="preserve">0</w:t>
-      </w:r>
-      <w:r>
-        <w:rPr>
-          <w:rStyle w:val="NormalTok"/>
-        </w:rPr>
-        <w:t xml:space="preserve">, end: </w:t>
-      </w:r>
-      <w:r>
-        <w:rPr>
-          <w:rStyle w:val="BuiltInTok"/>
-        </w:rPr>
-        <w:t xml:space="preserve">int</w:t>
-      </w:r>
-      <w:r>
-        <w:rPr>
-          <w:rStyle w:val="NormalTok"/>
-        </w:rPr>
-        <w:t xml:space="preserve"> </w:t>
-      </w:r>
-      <w:r>
-        <w:rPr>
-          <w:rStyle w:val="OperatorTok"/>
-        </w:rPr>
-        <w:t xml:space="preserve">=</w:t>
-      </w:r>
-      <w:r>
-        <w:rPr>
-          <w:rStyle w:val="NormalTok"/>
-        </w:rPr>
-        <w:t xml:space="preserve"> </w:t>
-      </w:r>
-      <w:r>
-        <w:rPr>
-          <w:rStyle w:val="DecValTok"/>
-        </w:rPr>
-        <w:t xml:space="preserve">100</w:t>
-      </w:r>
-      <w:r>
-        <w:rPr>
-          <w:rStyle w:val="NormalTok"/>
-        </w:rPr>
-        <w:t xml:space="preserve">) </w:t>
-      </w:r>
-      <w:r>
-        <w:rPr>
-          <w:rStyle w:val="OperatorTok"/>
-        </w:rPr>
-        <w:t xml:space="preserve">-&gt;</w:t>
-      </w:r>
-      <w:r>
-        <w:rPr>
-          <w:rStyle w:val="NormalTok"/>
-        </w:rPr>
-        <w:t xml:space="preserve"> List[</w:t>
-      </w:r>
-      <w:r>
-        <w:rPr>
-          <w:rStyle w:val="BuiltInTok"/>
-        </w:rPr>
-        <w:t xml:space="preserve">int</w:t>
-      </w:r>
-      <w:r>
-        <w:rPr>
-          <w:rStyle w:val="NormalTok"/>
-        </w:rPr>
-        <w:t xml:space="preserve">]:</w:t>
-      </w:r>
-      <w:r>
-        <w:br/>
-      </w:r>
-      <w:r>
-        <w:rPr>
-          <w:rStyle w:val="NormalTok"/>
-        </w:rPr>
-        <w:t xml:space="preserve">    </w:t>
-      </w:r>
-      <w:r>
-        <w:rPr>
-          <w:rStyle w:val="CommentTok"/>
-        </w:rPr>
-        <w:t xml:space="preserve">"""Return a list of pseudo-random integers.</w:t>
-      </w:r>
-      <w:r>
-        <w:br/>
-      </w:r>
-      <w:r>
-        <w:br/>
-      </w:r>
-      <w:r>
-        <w:rPr>
-          <w:rStyle w:val="CommentTok"/>
-        </w:rPr>
-        <w:t xml:space="preserve">    Parameters:</w:t>
-      </w:r>
-      <w:r>
-        <w:br/>
-      </w:r>
-      <w:r>
-        <w:rPr>
-          <w:rStyle w:val="CommentTok"/>
-        </w:rPr>
-        <w:t xml:space="preserve">        count: Number of integers to generate.</w:t>
-      </w:r>
-      <w:r>
-        <w:br/>
-      </w:r>
-      <w:r>
-        <w:rPr>
-          <w:rStyle w:val="CommentTok"/>
-        </w:rPr>
-        <w:t xml:space="preserve">        start: Inclusive lower bound for values.</w:t>
-      </w:r>
-      <w:r>
-        <w:br/>
-      </w:r>
-      <w:r>
-        <w:rPr>
-          <w:rStyle w:val="CommentTok"/>
-        </w:rPr>
-        <w:t xml:space="preserve">        end: Inclusive upper bound for values.</w:t>
-      </w:r>
-      <w:r>
-        <w:br/>
-      </w:r>
-      <w:r>
-        <w:br/>
-      </w:r>
-      <w:r>
-        <w:rPr>
-          <w:rStyle w:val="CommentTok"/>
-        </w:rPr>
-        <w:t xml:space="preserve">    Returns:</w:t>
-      </w:r>
-      <w:r>
-        <w:br/>
-      </w:r>
-      <w:r>
-        <w:rPr>
-          <w:rStyle w:val="CommentTok"/>
-        </w:rPr>
-        <w:t xml:space="preserve">        A list containing `count` integers sampled uniformly in [start, end].</w:t>
-      </w:r>
-      <w:r>
-        <w:br/>
-      </w:r>
-      <w:r>
-        <w:rPr>
-          <w:rStyle w:val="CommentTok"/>
-        </w:rPr>
-        <w:t xml:space="preserve">    """</w:t>
-      </w:r>
-      <w:r>
-        <w:br/>
-      </w:r>
-      <w:r>
-        <w:rPr>
-          <w:rStyle w:val="NormalTok"/>
-        </w:rPr>
-        <w:t xml:space="preserve">    </w:t>
-      </w:r>
-      <w:r>
-        <w:rPr>
-          <w:rStyle w:val="ControlFlowTok"/>
-        </w:rPr>
-        <w:t xml:space="preserve">if</w:t>
-      </w:r>
-      <w:r>
-        <w:rPr>
-          <w:rStyle w:val="NormalTok"/>
-        </w:rPr>
-        <w:t xml:space="preserve"> count </w:t>
-      </w:r>
-      <w:r>
-        <w:rPr>
-          <w:rStyle w:val="OperatorTok"/>
-        </w:rPr>
-        <w:t xml:space="preserve">&lt;</w:t>
-      </w:r>
-      <w:r>
-        <w:rPr>
-          <w:rStyle w:val="NormalTok"/>
-        </w:rPr>
-        <w:t xml:space="preserve"> </w:t>
-      </w:r>
-      <w:r>
-        <w:rPr>
-          <w:rStyle w:val="DecValTok"/>
-        </w:rPr>
-        <w:t xml:space="preserve">0</w:t>
-      </w:r>
-      <w:r>
-        <w:rPr>
-          <w:rStyle w:val="NormalTok"/>
-        </w:rPr>
-        <w:t xml:space="preserve">:</w:t>
-      </w:r>
-      <w:r>
-        <w:br/>
-      </w:r>
-      <w:r>
-        <w:rPr>
-          <w:rStyle w:val="NormalTok"/>
-        </w:rPr>
-        <w:t xml:space="preserve">        </w:t>
-      </w:r>
-      <w:r>
-        <w:rPr>
-          <w:rStyle w:val="ControlFlowTok"/>
-        </w:rPr>
-        <w:t xml:space="preserve">raise</w:t>
-      </w:r>
-      <w:r>
-        <w:rPr>
-          <w:rStyle w:val="NormalTok"/>
-        </w:rPr>
-        <w:t xml:space="preserve"> </w:t>
-      </w:r>
-      <w:r>
-        <w:rPr>
-          <w:rStyle w:val="PreprocessorTok"/>
-        </w:rPr>
-        <w:t xml:space="preserve">ValueError</w:t>
-      </w:r>
-      <w:r>
-        <w:rPr>
-          <w:rStyle w:val="NormalTok"/>
-        </w:rPr>
-        <w:t xml:space="preserve">(</w:t>
-      </w:r>
-      <w:r>
-        <w:rPr>
-          <w:rStyle w:val="StringTok"/>
-        </w:rPr>
-        <w:t xml:space="preserve">"count must be non-negative"</w:t>
-      </w:r>
-      <w:r>
-        <w:rPr>
-          <w:rStyle w:val="NormalTok"/>
-        </w:rPr>
-        <w:t xml:space="preserve">)</w:t>
-      </w:r>
-      <w:r>
-        <w:br/>
-      </w:r>
-      <w:r>
-        <w:rPr>
-          <w:rStyle w:val="NormalTok"/>
-        </w:rPr>
-        <w:t xml:space="preserve">    </w:t>
-      </w:r>
-      <w:r>
-        <w:rPr>
-          <w:rStyle w:val="ControlFlowTok"/>
-        </w:rPr>
-        <w:t xml:space="preserve">if</w:t>
-      </w:r>
-      <w:r>
-        <w:rPr>
-          <w:rStyle w:val="NormalTok"/>
-        </w:rPr>
-        <w:t xml:space="preserve"> start </w:t>
-      </w:r>
-      <w:r>
-        <w:rPr>
-          <w:rStyle w:val="OperatorTok"/>
-        </w:rPr>
-        <w:t xml:space="preserve">&gt;</w:t>
-      </w:r>
-      <w:r>
-        <w:rPr>
-          <w:rStyle w:val="NormalTok"/>
-        </w:rPr>
-        <w:t xml:space="preserve"> end:</w:t>
-      </w:r>
-      <w:r>
-        <w:br/>
-      </w:r>
-      <w:r>
-        <w:rPr>
-          <w:rStyle w:val="NormalTok"/>
-        </w:rPr>
-        <w:t xml:space="preserve">        start, end </w:t>
-      </w:r>
-      <w:r>
-        <w:rPr>
-          <w:rStyle w:val="OperatorTok"/>
-        </w:rPr>
-        <w:t xml:space="preserve">=</w:t>
-      </w:r>
-      <w:r>
-        <w:rPr>
-          <w:rStyle w:val="NormalTok"/>
-        </w:rPr>
-        <w:t xml:space="preserve"> end, start</w:t>
-      </w:r>
-      <w:r>
-        <w:br/>
-      </w:r>
-      <w:r>
-        <w:rPr>
-          <w:rStyle w:val="NormalTok"/>
-        </w:rPr>
-        <w:t xml:space="preserve">    </w:t>
-      </w:r>
-      <w:r>
-        <w:rPr>
-          <w:rStyle w:val="ControlFlowTok"/>
-        </w:rPr>
-        <w:t xml:space="preserve">return</w:t>
-      </w:r>
-      <w:r>
-        <w:rPr>
-          <w:rStyle w:val="NormalTok"/>
-        </w:rPr>
-        <w:t xml:space="preserve"> [random.randint(start, end) </w:t>
-      </w:r>
-      <w:r>
-        <w:rPr>
-          <w:rStyle w:val="ControlFlowTok"/>
-        </w:rPr>
-        <w:t xml:space="preserve">for</w:t>
-      </w:r>
-      <w:r>
-        <w:rPr>
-          <w:rStyle w:val="NormalTok"/>
-        </w:rPr>
-        <w:t xml:space="preserve"> _ </w:t>
-      </w:r>
-      <w:r>
-        <w:rPr>
-          <w:rStyle w:val="KeywordTok"/>
-        </w:rPr>
-        <w:t xml:space="preserve">in</w:t>
-      </w:r>
-      <w:r>
-        <w:rPr>
-          <w:rStyle w:val="NormalTok"/>
-        </w:rPr>
-        <w:t xml:space="preserve"> </w:t>
-      </w:r>
-      <w:r>
-        <w:rPr>
-          <w:rStyle w:val="BuiltInTok"/>
-        </w:rPr>
-        <w:t xml:space="preserve">range</w:t>
-      </w:r>
-      <w:r>
-        <w:rPr>
-          <w:rStyle w:val="NormalTok"/>
-        </w:rPr>
-        <w:t xml:space="preserve">(count)]</w:t>
-      </w:r>
-      <w:r>
-        <w:br/>
-      </w:r>
-      <w:r>
-        <w:br/>
-      </w:r>
-      <w:r>
-        <w:rPr>
-          <w:rStyle w:val="CommentTok"/>
-        </w:rPr>
-        <w:t xml:space="preserve"># Example usage: Generate 5 random integers between 1 and 50.</w:t>
-      </w:r>
-      <w:r>
-        <w:br/>
-      </w:r>
-      <w:r>
-        <w:rPr>
-          <w:rStyle w:val="NormalTok"/>
-        </w:rPr>
-        <w:t xml:space="preserve">random_numbers </w:t>
-      </w:r>
-      <w:r>
-        <w:rPr>
-          <w:rStyle w:val="OperatorTok"/>
-        </w:rPr>
-        <w:t xml:space="preserve">=</w:t>
-      </w:r>
-      <w:r>
-        <w:rPr>
-          <w:rStyle w:val="NormalTok"/>
-        </w:rPr>
-        <w:t xml:space="preserve"> generate_random_integers(</w:t>
-      </w:r>
-      <w:r>
-        <w:rPr>
-          <w:rStyle w:val="DecValTok"/>
-        </w:rPr>
-        <w:t xml:space="preserve">5</w:t>
-      </w:r>
-      <w:r>
-        <w:rPr>
-          <w:rStyle w:val="NormalTok"/>
-        </w:rPr>
-        <w:t xml:space="preserve">, </w:t>
-      </w:r>
-      <w:r>
-        <w:rPr>
-          <w:rStyle w:val="DecValTok"/>
-        </w:rPr>
-        <w:t xml:space="preserve">1</w:t>
-      </w:r>
-      <w:r>
-        <w:rPr>
-          <w:rStyle w:val="NormalTok"/>
-        </w:rPr>
-        <w:t xml:space="preserve">, </w:t>
-      </w:r>
-      <w:r>
-        <w:rPr>
-          <w:rStyle w:val="DecValTok"/>
-        </w:rPr>
-        <w:t xml:space="preserve">50</w:t>
-      </w:r>
-      <w:r>
-        <w:rPr>
-          <w:rStyle w:val="NormalTok"/>
-        </w:rPr>
-        <w:t xml:space="preserve">)</w:t>
-      </w:r>
-      <w:r>
-        <w:br/>
-      </w:r>
-      <w:r>
-        <w:rPr>
-          <w:rStyle w:val="BuiltInTok"/>
-        </w:rPr>
-        <w:t xml:space="preserve">print</w:t>
-      </w:r>
-      <w:r>
-        <w:rPr>
-          <w:rStyle w:val="NormalTok"/>
-        </w:rPr>
-        <w:t xml:space="preserve">(random_numbers)</w:t>
-      </w:r>
-      <w:r>
-        <w:br/>
-      </w:r>
-      <w:r>
-        <w:br/>
-      </w:r>
-      <w:r>
-        <w:rPr>
-          <w:rStyle w:val="CommentTok"/>
-        </w:rPr>
-        <w:t xml:space="preserve"># Example with default parameters: Generate 3 random integers between 0 and 100.</w:t>
-      </w:r>
-      <w:r>
-        <w:br/>
-      </w:r>
-      <w:r>
-        <w:rPr>
-          <w:rStyle w:val="NormalTok"/>
-        </w:rPr>
-        <w:t xml:space="preserve">default_random_numbers </w:t>
-      </w:r>
-      <w:r>
-        <w:rPr>
-          <w:rStyle w:val="OperatorTok"/>
-        </w:rPr>
-        <w:t xml:space="preserve">=</w:t>
-      </w:r>
-      <w:r>
-        <w:rPr>
-          <w:rStyle w:val="NormalTok"/>
-        </w:rPr>
-        <w:t xml:space="preserve"> generate_random_integers(</w:t>
-      </w:r>
-      <w:r>
-        <w:rPr>
-          <w:rStyle w:val="DecValTok"/>
-        </w:rPr>
-        <w:t xml:space="preserve">3</w:t>
-      </w:r>
-      <w:r>
-        <w:rPr>
-          <w:rStyle w:val="NormalTok"/>
-        </w:rPr>
-        <w:t xml:space="preserve">)</w:t>
-      </w:r>
-      <w:r>
-        <w:br/>
-      </w:r>
-      <w:r>
-        <w:rPr>
-          <w:rStyle w:val="BuiltInTok"/>
-        </w:rPr>
-        <w:t xml:space="preserve">print</w:t>
-      </w:r>
-      <w:r>
-        <w:rPr>
-          <w:rStyle w:val="NormalTok"/>
-        </w:rPr>
-        <w:t xml:space="preserve">(default_random_numbers)</w:t>
+        <w:t xml:space="preserve">function selects and returns a single string at random from a given list of strings.</w:t>
       </w:r>
     </w:p>
-    <w:bookmarkStart w:id="21" w:name="output-1"/>
+    <w:bookmarkEnd w:id="24"/>
+    <w:bookmarkStart w:id="25" w:name="parameters-2"/>
     <w:p>
       <w:pPr>
-        <w:pStyle w:val="Heading4"/>
+        <w:pStyle w:val="Heading2"/>
       </w:pPr>
       <w:r>
         <w:rPr>
           <w:rStyle w:val="SectionNumber"/>
         </w:rPr>
-        <w:t xml:space="preserve">1.0.5.1</w:t>
+        <w:t xml:space="preserve">3.2</w:t>
       </w:r>
       <w:r>
         <w:tab/>
       </w:r>
       <w:r>
-        <w:t xml:space="preserve">Output</w:t>
-      </w:r>
-    </w:p>
-    <w:p>
-      <w:pPr>
-        <w:pStyle w:val="SourceCode"/>
-      </w:pPr>
-      <w:r>
-        <w:rPr>
-          <w:rStyle w:val="VerbatimChar"/>
-        </w:rPr>
-        <w:t xml:space="preserve"># The actual output will vary with each execution due to randomness.</w:t>
-      </w:r>
-      <w:r>
-        <w:br/>
-      </w:r>
-      <w:r>
-        <w:rPr>
-          <w:rStyle w:val="VerbatimChar"/>
-        </w:rPr>
-        <w:t xml:space="preserve">[23, 4, 48, 11, 35]</w:t>
-      </w:r>
-      <w:r>
-        <w:br/>
-      </w:r>
-      <w:r>
-        <w:rPr>
-          <w:rStyle w:val="VerbatimChar"/>
-        </w:rPr>
-        <w:t xml:space="preserve">[76, 19, 82]</w:t>
-      </w:r>
-    </w:p>
-    <w:bookmarkEnd w:id="21"/>
-    <w:bookmarkEnd w:id="22"/>
-    <w:bookmarkStart w:id="23" w:name="functiondef-choose_random_itemitems"/>
-    <w:p>
-      <w:pPr>
-        <w:pStyle w:val="Heading2"/>
-      </w:pPr>
-      <w:r>
-        <w:rPr>
-          <w:rStyle w:val="SectionNumber"/>
-        </w:rPr>
-        <w:t xml:space="preserve">1.1</w:t>
-      </w:r>
-      <w:r>
-        <w:tab/>
-      </w:r>
-      <w:r>
-        <w:t xml:space="preserve">FunctionDef choose_random_item(items)</w:t>
-      </w:r>
-    </w:p>
-    <w:bookmarkEnd w:id="23"/>
-    <w:bookmarkEnd w:id="24"/>
-    <w:bookmarkStart w:id="37" w:name="choose_random_item"/>
-    <w:p>
-      <w:pPr>
-        <w:pStyle w:val="Heading1"/>
-      </w:pPr>
-      <w:r>
-        <w:rPr>
-          <w:rStyle w:val="SectionNumber"/>
-        </w:rPr>
-        <w:t xml:space="preserve">2</w:t>
-      </w:r>
-      <w:r>
-        <w:tab/>
-      </w:r>
-      <w:r>
-        <w:t xml:space="preserve">choose_random_item</w:t>
-      </w:r>
-    </w:p>
-    <w:bookmarkStart w:id="25" w:name="overview-2"/>
-    <w:p>
-      <w:pPr>
-        <w:pStyle w:val="Heading3"/>
-      </w:pPr>
-      <w:r>
-        <w:rPr>
-          <w:rStyle w:val="SectionNumber"/>
-        </w:rPr>
-        <w:t xml:space="preserve">2.0.1</w:t>
-      </w:r>
-      <w:r>
-        <w:tab/>
-      </w:r>
-      <w:r>
-        <w:t xml:space="preserve">Overview</w:t>
-      </w:r>
-    </w:p>
-    <w:p>
-      <w:pPr>
-        <w:pStyle w:val="FirstParagraph"/>
-      </w:pPr>
-      <w:r>
-        <w:t xml:space="preserve">The</w:t>
-      </w:r>
-      <w:r>
-        <w:t xml:space="preserve"> </w:t>
-      </w:r>
-      <w:r>
-        <w:rPr>
-          <w:rStyle w:val="VerbatimChar"/>
-        </w:rPr>
-        <w:t xml:space="preserve">choose_random_item</w:t>
-      </w:r>
-      <w:r>
-        <w:t xml:space="preserve"> </w:t>
-      </w:r>
-      <w:r>
-        <w:t xml:space="preserve">function chooses a single random item from a non-empty sequence of strings.</w:t>
-      </w:r>
-    </w:p>
-    <w:p>
-      <w:r>
-        <w:pict>
-          <v:rect style="width:0;height:1.5pt" o:hralign="center" o:hrstd="t" o:hr="t"/>
-        </w:pict>
-      </w:r>
-    </w:p>
-    <w:bookmarkEnd w:id="25"/>
-    <w:bookmarkStart w:id="26" w:name="parameters-2"/>
-    <w:p>
-      <w:pPr>
-        <w:pStyle w:val="Heading3"/>
-      </w:pPr>
-      <w:r>
-        <w:rPr>
-          <w:rStyle w:val="SectionNumber"/>
-        </w:rPr>
-        <w:t xml:space="preserve">2.0.2</w:t>
-      </w:r>
-      <w:r>
-        <w:tab/>
-      </w:r>
-      <w:r>
-        <w:t xml:space="preserve">Parameters</w:t>
-      </w:r>
-    </w:p>
-    <w:tbl>
-      <w:tblPr>
-        <w:tblStyle w:val="Table"/>
-        <w:tblW w:type="pct" w:w="5000"/>
-        <w:tblLayout w:type="fixed"/>
-        <w:tblLook w:firstRow="1" w:lastRow="0" w:firstColumn="0" w:lastColumn="0" w:noHBand="0" w:noVBand="0" w:val="0020"/>
-      </w:tblPr>
-      <w:tblGrid>
-        <w:gridCol w:w="2904"/>
-        <w:gridCol w:w="1584"/>
-        <w:gridCol w:w="3432"/>
-      </w:tblGrid>
-      <w:tr>
-        <w:trPr>
-          <w:tblHeader w:val="on"/>
-        </w:trPr>
-        <w:tc>
-          <w:tcPr/>
-          <w:p>
-            <w:pPr>
-              <w:pStyle w:val="Compact"/>
-            </w:pPr>
-            <w:r>
-              <w:t xml:space="preserve">Parameter</w:t>
-            </w:r>
-          </w:p>
-        </w:tc>
-        <w:tc>
-          <w:tcPr/>
-          <w:p>
-            <w:pPr>
-              <w:pStyle w:val="Compact"/>
-            </w:pPr>
-            <w:r>
-              <w:t xml:space="preserve">Type</w:t>
-            </w:r>
-          </w:p>
-        </w:tc>
-        <w:tc>
-          <w:tcPr/>
-          <w:p>
-            <w:pPr>
-              <w:pStyle w:val="Compact"/>
-            </w:pPr>
-            <w:r>
-              <w:t xml:space="preserve">Description</w:t>
-            </w:r>
-          </w:p>
-        </w:tc>
-      </w:tr>
-      <w:tr>
-        <w:tc>
-          <w:tcPr/>
-          <w:p>
-            <w:pPr>
-              <w:pStyle w:val="Compact"/>
-            </w:pPr>
-            <w:r>
-              <w:rPr>
-                <w:rStyle w:val="VerbatimChar"/>
-              </w:rPr>
-              <w:t xml:space="preserve">items</w:t>
-            </w:r>
-          </w:p>
-        </w:tc>
-        <w:tc>
-          <w:tcPr/>
-          <w:p>
-            <w:pPr>
-              <w:pStyle w:val="Compact"/>
-            </w:pPr>
-            <w:r>
-              <w:rPr>
-                <w:rStyle w:val="VerbatimChar"/>
-              </w:rPr>
-              <w:t xml:space="preserve">List[str]</w:t>
-            </w:r>
-          </w:p>
-        </w:tc>
-        <w:tc>
-          <w:tcPr/>
-          <w:p>
-            <w:pPr>
-              <w:pStyle w:val="Compact"/>
-            </w:pPr>
-            <w:r>
-              <w:t xml:space="preserve">A list of strings to choose from. This list must not be empty.</w:t>
-            </w:r>
-          </w:p>
-        </w:tc>
-      </w:tr>
-    </w:tbl>
-    <w:p>
-      <w:r>
-        <w:pict>
-          <v:rect style="width:0;height:1.5pt" o:hralign="center" o:hrstd="t" o:hr="t"/>
-        </w:pict>
-      </w:r>
-    </w:p>
-    <w:bookmarkEnd w:id="26"/>
-    <w:bookmarkStart w:id="27" w:name="description-2"/>
-    <w:p>
-      <w:pPr>
-        <w:pStyle w:val="Heading3"/>
-      </w:pPr>
-      <w:r>
-        <w:rPr>
-          <w:rStyle w:val="SectionNumber"/>
-        </w:rPr>
-        <w:t xml:space="preserve">2.0.3</w:t>
-      </w:r>
-      <w:r>
-        <w:tab/>
-      </w:r>
-      <w:r>
-        <w:t xml:space="preserve">Description</w:t>
-      </w:r>
-    </w:p>
-    <w:p>
-      <w:pPr>
-        <w:pStyle w:val="FirstParagraph"/>
-      </w:pPr>
-      <w:r>
-        <w:t xml:space="preserve">This function provides a simple and safe way to select one item at random from a given list of strings.</w:t>
-      </w:r>
-    </w:p>
-    <w:p>
-      <w:pPr>
-        <w:pStyle w:val="BodyText"/>
-      </w:pPr>
-      <w:r>
-        <w:t xml:space="preserve">The function’s logic begins with a validation check. It first evaluates if the input</w:t>
-      </w:r>
-      <w:r>
-        <w:t xml:space="preserve"> </w:t>
-      </w:r>
-      <w:r>
-        <w:rPr>
-          <w:rStyle w:val="VerbatimChar"/>
-        </w:rPr>
-        <w:t xml:space="preserve">items</w:t>
-      </w:r>
-      <w:r>
-        <w:t xml:space="preserve"> </w:t>
-      </w:r>
-      <w:r>
-        <w:t xml:space="preserve">list is empty. If the list has no elements, the function raises a</w:t>
-      </w:r>
-      <w:r>
-        <w:t xml:space="preserve"> </w:t>
-      </w:r>
-      <w:r>
-        <w:rPr>
-          <w:rStyle w:val="VerbatimChar"/>
-        </w:rPr>
-        <w:t xml:space="preserve">ValueError</w:t>
-      </w:r>
-      <w:r>
-        <w:t xml:space="preserve"> </w:t>
-      </w:r>
-      <w:r>
-        <w:t xml:space="preserve">with the message</w:t>
-      </w:r>
-      <w:r>
-        <w:t xml:space="preserve"> </w:t>
-      </w:r>
-      <w:r>
-        <w:t xml:space="preserve">“items must not be empty”</w:t>
-      </w:r>
-      <w:r>
-        <w:t xml:space="preserve">. This preventative measure ensures that the underlying</w:t>
-      </w:r>
-      <w:r>
-        <w:t xml:space="preserve"> </w:t>
-      </w:r>
-      <w:r>
-        <w:rPr>
-          <w:rStyle w:val="VerbatimChar"/>
-        </w:rPr>
-        <w:t xml:space="preserve">random.choice</w:t>
-      </w:r>
-      <w:r>
-        <w:t xml:space="preserve"> </w:t>
-      </w:r>
-      <w:r>
-        <w:t xml:space="preserve">function, which cannot operate on an empty sequence, is not called with invalid input, thus avoiding a potential</w:t>
-      </w:r>
-      <w:r>
-        <w:t xml:space="preserve"> </w:t>
-      </w:r>
-      <w:r>
-        <w:rPr>
-          <w:rStyle w:val="VerbatimChar"/>
-        </w:rPr>
-        <w:t xml:space="preserve">IndexError</w:t>
-      </w:r>
-      <w:r>
-        <w:t xml:space="preserve">.</w:t>
-      </w:r>
-    </w:p>
-    <w:p>
-      <w:pPr>
-        <w:pStyle w:val="BodyText"/>
-      </w:pPr>
-      <w:r>
-        <w:t xml:space="preserve">If the list is not empty, the function proceeds to call</w:t>
-      </w:r>
-      <w:r>
-        <w:t xml:space="preserve"> </w:t>
-      </w:r>
-      <w:r>
-        <w:rPr>
-          <w:rStyle w:val="VerbatimChar"/>
-        </w:rPr>
-        <w:t xml:space="preserve">random.choice(items)</w:t>
-      </w:r>
-      <w:r>
-        <w:t xml:space="preserve">. This standard library function selects a single item from the sequence with a uniform probability distribution, meaning every item in the list has an equal chance of being chosen. The selected string is then returned as the result.</w:t>
-      </w:r>
-    </w:p>
-    <w:p>
-      <w:r>
-        <w:pict>
-          <v:rect style="width:0;height:1.5pt" o:hralign="center" o:hrstd="t" o:hr="t"/>
-        </w:pict>
-      </w:r>
-    </w:p>
-    <w:bookmarkEnd w:id="27"/>
-    <w:bookmarkStart w:id="28" w:name="usage-notes-2"/>
-    <w:p>
-      <w:pPr>
-        <w:pStyle w:val="Heading3"/>
-      </w:pPr>
-      <w:r>
-        <w:rPr>
-          <w:rStyle w:val="SectionNumber"/>
-        </w:rPr>
-        <w:t xml:space="preserve">2.0.4</w:t>
-      </w:r>
-      <w:r>
-        <w:tab/>
-      </w:r>
-      <w:r>
-        <w:t xml:space="preserve">Usage Notes</w:t>
+        <w:t xml:space="preserve">parameters</w:t>
       </w:r>
     </w:p>
     <w:p>
@@ -2785,29 +2067,61 @@
         </w:numPr>
       </w:pPr>
       <w:r>
-        <w:t xml:space="preserve">The input list</w:t>
+        <w:rPr>
+          <w:rStyle w:val="VerbatimChar"/>
+        </w:rPr>
+        <w:t xml:space="preserve">items</w:t>
       </w:r>
       <w:r>
         <w:t xml:space="preserve"> </w:t>
       </w:r>
       <w:r>
-        <w:rPr>
-          <w:rStyle w:val="VerbatimChar"/>
-        </w:rPr>
-        <w:t xml:space="preserve">items</w:t>
-      </w:r>
-      <w:r>
-        <w:t xml:space="preserve"> </w:t>
-      </w:r>
+        <w:t xml:space="preserve">(List[str]): A non-empty list of strings from which a random item will be selected.</w:t>
+      </w:r>
+    </w:p>
+    <w:bookmarkEnd w:id="25"/>
+    <w:bookmarkStart w:id="26" w:name="description-2"/>
+    <w:p>
+      <w:pPr>
+        <w:pStyle w:val="Heading2"/>
+      </w:pPr>
+      <w:r>
+        <w:rPr>
+          <w:rStyle w:val="SectionNumber"/>
+        </w:rPr>
+        <w:t xml:space="preserve">3.3</w:t>
+      </w:r>
+      <w:r>
+        <w:tab/>
+      </w:r>
+      <w:r>
+        <w:t xml:space="preserve">Description</w:t>
+      </w:r>
+    </w:p>
+    <w:p>
+      <w:pPr>
+        <w:pStyle w:val="FirstParagraph"/>
+      </w:pPr>
+      <w:r>
+        <w:t xml:space="preserve">This function provides a simple and safe way to retrieve a random element from a list of strings. The function’s logic proceeds in two main steps:</w:t>
+      </w:r>
+    </w:p>
+    <w:p>
+      <w:pPr>
+        <w:numPr>
+          <w:ilvl w:val="0"/>
+          <w:numId w:val="1004"/>
+        </w:numPr>
+      </w:pPr>
       <w:r>
         <w:rPr>
           <w:b/>
           <w:bCs/>
         </w:rPr>
-        <w:t xml:space="preserve">must not be empty</w:t>
-      </w:r>
-      <w:r>
-        <w:t xml:space="preserve">. Providing an empty list will result in a</w:t>
+        <w:t xml:space="preserve">Validation</w:t>
+      </w:r>
+      <w:r>
+        <w:t xml:space="preserve">: It first checks if the provided</w:t>
       </w:r>
       <w:r>
         <w:t xml:space="preserve"> </w:t>
@@ -2816,10 +2130,253 @@
         <w:rPr>
           <w:rStyle w:val="VerbatimChar"/>
         </w:rPr>
+        <w:t xml:space="preserve">items</w:t>
+      </w:r>
+      <w:r>
+        <w:t xml:space="preserve"> </w:t>
+      </w:r>
+      <w:r>
+        <w:t xml:space="preserve">list is empty using the condition</w:t>
+      </w:r>
+      <w:r>
+        <w:t xml:space="preserve"> </w:t>
+      </w:r>
+      <w:r>
+        <w:rPr>
+          <w:rStyle w:val="VerbatimChar"/>
+        </w:rPr>
+        <w:t xml:space="preserve">if not items:</w:t>
+      </w:r>
+      <w:r>
+        <w:t xml:space="preserve">. This is a crucial safeguard to prevent runtime errors that would occur when trying to select an item from an empty collection. If the list is empty, the function raises a</w:t>
+      </w:r>
+      <w:r>
+        <w:t xml:space="preserve"> </w:t>
+      </w:r>
+      <w:r>
+        <w:rPr>
+          <w:rStyle w:val="VerbatimChar"/>
+        </w:rPr>
         <w:t xml:space="preserve">ValueError</w:t>
       </w:r>
       <w:r>
+        <w:t xml:space="preserve"> </w:t>
+      </w:r>
+      <w:r>
+        <w:t xml:space="preserve">with the message</w:t>
+      </w:r>
+      <w:r>
+        <w:t xml:space="preserve"> </w:t>
+      </w:r>
+      <w:r>
+        <w:t xml:space="preserve">“items must not be empty”</w:t>
+      </w:r>
+      <w:r>
         <w:t xml:space="preserve">.</w:t>
+      </w:r>
+    </w:p>
+    <w:p>
+      <w:pPr>
+        <w:numPr>
+          <w:ilvl w:val="0"/>
+          <w:numId w:val="1004"/>
+        </w:numPr>
+      </w:pPr>
+      <w:r>
+        <w:rPr>
+          <w:b/>
+          <w:bCs/>
+        </w:rPr>
+        <w:t xml:space="preserve">Selection</w:t>
+      </w:r>
+      <w:r>
+        <w:t xml:space="preserve">: If the list is not empty, the function proceeds to the selection step. It utilizes the</w:t>
+      </w:r>
+      <w:r>
+        <w:t xml:space="preserve"> </w:t>
+      </w:r>
+      <w:r>
+        <w:rPr>
+          <w:rStyle w:val="VerbatimChar"/>
+        </w:rPr>
+        <w:t xml:space="preserve">random.choice(items)</w:t>
+      </w:r>
+      <w:r>
+        <w:t xml:space="preserve"> </w:t>
+      </w:r>
+      <w:r>
+        <w:t xml:space="preserve">method from Python’s built-in</w:t>
+      </w:r>
+      <w:r>
+        <w:t xml:space="preserve"> </w:t>
+      </w:r>
+      <w:r>
+        <w:rPr>
+          <w:rStyle w:val="VerbatimChar"/>
+        </w:rPr>
+        <w:t xml:space="preserve">random</w:t>
+      </w:r>
+      <w:r>
+        <w:t xml:space="preserve"> </w:t>
+      </w:r>
+      <w:r>
+        <w:t xml:space="preserve">module. This method efficiently and uniformly selects a single item from the</w:t>
+      </w:r>
+      <w:r>
+        <w:t xml:space="preserve"> </w:t>
+      </w:r>
+      <w:r>
+        <w:rPr>
+          <w:rStyle w:val="VerbatimChar"/>
+        </w:rPr>
+        <w:t xml:space="preserve">items</w:t>
+      </w:r>
+      <w:r>
+        <w:t xml:space="preserve"> </w:t>
+      </w:r>
+      <w:r>
+        <w:t xml:space="preserve">list, ensuring that every item has an equal probability of being chosen. The selected string is then returned as the output.</w:t>
+      </w:r>
+    </w:p>
+    <w:p>
+      <w:pPr>
+        <w:pStyle w:val="SourceCode"/>
+      </w:pPr>
+      <w:r>
+        <w:rPr>
+          <w:rStyle w:val="CommentTok"/>
+        </w:rPr>
+        <w:t xml:space="preserve"># The function first checks if the list is empty.</w:t>
+      </w:r>
+      <w:r>
+        <w:br/>
+      </w:r>
+      <w:r>
+        <w:rPr>
+          <w:rStyle w:val="ControlFlowTok"/>
+        </w:rPr>
+        <w:t xml:space="preserve">if</w:t>
+      </w:r>
+      <w:r>
+        <w:rPr>
+          <w:rStyle w:val="NormalTok"/>
+        </w:rPr>
+        <w:t xml:space="preserve"> </w:t>
+      </w:r>
+      <w:r>
+        <w:rPr>
+          <w:rStyle w:val="KeywordTok"/>
+        </w:rPr>
+        <w:t xml:space="preserve">not</w:t>
+      </w:r>
+      <w:r>
+        <w:rPr>
+          <w:rStyle w:val="NormalTok"/>
+        </w:rPr>
+        <w:t xml:space="preserve"> items:</w:t>
+      </w:r>
+      <w:r>
+        <w:br/>
+      </w:r>
+      <w:r>
+        <w:rPr>
+          <w:rStyle w:val="NormalTok"/>
+        </w:rPr>
+        <w:t xml:space="preserve">    </w:t>
+      </w:r>
+      <w:r>
+        <w:rPr>
+          <w:rStyle w:val="CommentTok"/>
+        </w:rPr>
+        <w:t xml:space="preserve"># If so, it raises an error.</w:t>
+      </w:r>
+      <w:r>
+        <w:br/>
+      </w:r>
+      <w:r>
+        <w:rPr>
+          <w:rStyle w:val="NormalTok"/>
+        </w:rPr>
+        <w:t xml:space="preserve">    </w:t>
+      </w:r>
+      <w:r>
+        <w:rPr>
+          <w:rStyle w:val="ControlFlowTok"/>
+        </w:rPr>
+        <w:t xml:space="preserve">raise</w:t>
+      </w:r>
+      <w:r>
+        <w:rPr>
+          <w:rStyle w:val="NormalTok"/>
+        </w:rPr>
+        <w:t xml:space="preserve"> </w:t>
+      </w:r>
+      <w:r>
+        <w:rPr>
+          <w:rStyle w:val="PreprocessorTok"/>
+        </w:rPr>
+        <w:t xml:space="preserve">ValueError</w:t>
+      </w:r>
+      <w:r>
+        <w:rPr>
+          <w:rStyle w:val="NormalTok"/>
+        </w:rPr>
+        <w:t xml:space="preserve">(</w:t>
+      </w:r>
+      <w:r>
+        <w:rPr>
+          <w:rStyle w:val="StringTok"/>
+        </w:rPr>
+        <w:t xml:space="preserve">"items must not be empty"</w:t>
+      </w:r>
+      <w:r>
+        <w:rPr>
+          <w:rStyle w:val="NormalTok"/>
+        </w:rPr>
+        <w:t xml:space="preserve">)</w:t>
+      </w:r>
+      <w:r>
+        <w:br/>
+      </w:r>
+      <w:r>
+        <w:rPr>
+          <w:rStyle w:val="CommentTok"/>
+        </w:rPr>
+        <w:t xml:space="preserve"># Otherwise, it returns a random choice from the list.</w:t>
+      </w:r>
+      <w:r>
+        <w:br/>
+      </w:r>
+      <w:r>
+        <w:rPr>
+          <w:rStyle w:val="ControlFlowTok"/>
+        </w:rPr>
+        <w:t xml:space="preserve">return</w:t>
+      </w:r>
+      <w:r>
+        <w:rPr>
+          <w:rStyle w:val="NormalTok"/>
+        </w:rPr>
+        <w:t xml:space="preserve"> random.choice(items)</w:t>
+      </w:r>
+    </w:p>
+    <w:bookmarkEnd w:id="26"/>
+    <w:bookmarkStart w:id="27" w:name="usage-notes-2"/>
+    <w:p>
+      <w:pPr>
+        <w:pStyle w:val="Heading2"/>
+      </w:pPr>
+      <w:r>
+        <w:rPr>
+          <w:rStyle w:val="SectionNumber"/>
+        </w:rPr>
+        <w:t xml:space="preserve">3.4</w:t>
+      </w:r>
+      <w:r>
+        <w:tab/>
+      </w:r>
+      <w:r>
+        <w:t xml:space="preserve">Usage Notes</w:t>
       </w:r>
     </w:p>
     <w:p>
@@ -2827,11 +2384,11 @@
         <w:pStyle w:val="Compact"/>
         <w:numPr>
           <w:ilvl w:val="0"/>
-          <w:numId w:val="1003"/>
+          <w:numId w:val="1005"/>
         </w:numPr>
       </w:pPr>
       <w:r>
-        <w:t xml:space="preserve">The function relies on Python’s built-in</w:t>
+        <w:t xml:space="preserve">The input list</w:t>
       </w:r>
       <w:r>
         <w:t xml:space="preserve"> </w:t>
@@ -2840,13 +2397,25 @@
         <w:rPr>
           <w:rStyle w:val="VerbatimChar"/>
         </w:rPr>
-        <w:t xml:space="preserve">random</w:t>
+        <w:t xml:space="preserve">items</w:t>
       </w:r>
       <w:r>
         <w:t xml:space="preserve"> </w:t>
       </w:r>
       <w:r>
-        <w:t xml:space="preserve">module. Ensure this module is available in the execution environment.</w:t>
+        <w:t xml:space="preserve">must not be empty. Providing an empty list will result in a</w:t>
+      </w:r>
+      <w:r>
+        <w:t xml:space="preserve"> </w:t>
+      </w:r>
+      <w:r>
+        <w:rPr>
+          <w:rStyle w:val="VerbatimChar"/>
+        </w:rPr>
+        <w:t xml:space="preserve">ValueError</w:t>
+      </w:r>
+      <w:r>
+        <w:t xml:space="preserve">.</w:t>
       </w:r>
     </w:p>
     <w:p>
@@ -2854,15 +2423,57 @@
         <w:pStyle w:val="Compact"/>
         <w:numPr>
           <w:ilvl w:val="0"/>
-          <w:numId w:val="1003"/>
+          <w:numId w:val="1005"/>
         </w:numPr>
       </w:pPr>
       <w:r>
-        <w:t xml:space="preserve">The selection is uniformly random, meaning each item in the list has an equal probability of being chosen on any given call.</w:t>
+        <w:t xml:space="preserve">This function relies on Python’s</w:t>
+      </w:r>
+      <w:r>
+        <w:t xml:space="preserve"> </w:t>
+      </w:r>
+      <w:r>
+        <w:rPr>
+          <w:rStyle w:val="VerbatimChar"/>
+        </w:rPr>
+        <w:t xml:space="preserve">random</w:t>
+      </w:r>
+      <w:r>
+        <w:t xml:space="preserve"> </w:t>
+      </w:r>
+      <w:r>
+        <w:t xml:space="preserve">module. Ensure it is imported and available in the environment where the function is called.</w:t>
       </w:r>
     </w:p>
     <w:p>
       <w:pPr>
+        <w:pStyle w:val="Compact"/>
+        <w:numPr>
+          <w:ilvl w:val="0"/>
+          <w:numId w:val="1005"/>
+        </w:numPr>
+      </w:pPr>
+      <w:r>
+        <w:t xml:space="preserve">The selection is uniformly random, meaning each string in the</w:t>
+      </w:r>
+      <w:r>
+        <w:t xml:space="preserve"> </w:t>
+      </w:r>
+      <w:r>
+        <w:rPr>
+          <w:rStyle w:val="VerbatimChar"/>
+        </w:rPr>
+        <w:t xml:space="preserve">items</w:t>
+      </w:r>
+      <w:r>
+        <w:t xml:space="preserve"> </w:t>
+      </w:r>
+      <w:r>
+        <w:t xml:space="preserve">list has an equal chance of being returned on any given call.</w:t>
+      </w:r>
+    </w:p>
+    <w:p>
+      <w:pPr>
         <w:pStyle w:val="FirstParagraph"/>
       </w:pPr>
       <w:r>
@@ -2873,7 +2484,7 @@
         <w:t xml:space="preserve">Output Example</w:t>
       </w:r>
       <w:r>
-        <w:t xml:space="preserve">: The function returns a single string that was present in the input</w:t>
+        <w:t xml:space="preserve">: A single string chosen from the input</w:t>
       </w:r>
       <w:r>
         <w:t xml:space="preserve"> </w:t>
@@ -2897,22 +2508,628 @@
         <w:rPr>
           <w:rStyle w:val="VerbatimChar"/>
         </w:rPr>
-        <w:t xml:space="preserve">['red', 'green', 'blue']</w:t>
-      </w:r>
-      <w:r>
-        <w:t xml:space="preserve">, a possible return value is</w:t>
-      </w:r>
-      <w:r>
+        <w:t xml:space="preserve">["apple", "banana", "cherry"]</w:t>
+      </w:r>
+      <w:r>
+        <w:t xml:space="preserve">, a possible output would be:</w:t>
+      </w:r>
+    </w:p>
+    <w:p>
+      <w:pPr>
+        <w:pStyle w:val="SourceCode"/>
+      </w:pPr>
+      <w:r>
+        <w:rPr>
+          <w:rStyle w:val="VerbatimChar"/>
+        </w:rPr>
+        <w:t xml:space="preserve">"banana"</w:t>
+      </w:r>
+    </w:p>
+    <w:bookmarkEnd w:id="27"/>
+    <w:bookmarkStart w:id="28" w:name="example-2"/>
+    <w:p>
+      <w:pPr>
+        <w:pStyle w:val="Heading2"/>
+      </w:pPr>
+      <w:r>
+        <w:rPr>
+          <w:rStyle w:val="SectionNumber"/>
+        </w:rPr>
+        <w:t xml:space="preserve">3.5</w:t>
+      </w:r>
+      <w:r>
+        <w:tab/>
+      </w:r>
+      <w:r>
+        <w:t xml:space="preserve">Example</w:t>
+      </w:r>
+    </w:p>
+    <w:p>
+      <w:pPr>
+        <w:pStyle w:val="SourceCode"/>
+      </w:pPr>
+      <w:r>
+        <w:rPr>
+          <w:rStyle w:val="ImportTok"/>
+        </w:rPr>
+        <w:t xml:space="preserve">import</w:t>
+      </w:r>
+      <w:r>
+        <w:rPr>
+          <w:rStyle w:val="NormalTok"/>
+        </w:rPr>
+        <w:t xml:space="preserve"> random</w:t>
+      </w:r>
+      <w:r>
+        <w:br/>
+      </w:r>
+      <w:r>
+        <w:rPr>
+          <w:rStyle w:val="ImportTok"/>
+        </w:rPr>
+        <w:t xml:space="preserve">from</w:t>
+      </w:r>
+      <w:r>
+        <w:rPr>
+          <w:rStyle w:val="NormalTok"/>
+        </w:rPr>
+        <w:t xml:space="preserve"> typing </w:t>
+      </w:r>
+      <w:r>
+        <w:rPr>
+          <w:rStyle w:val="ImportTok"/>
+        </w:rPr>
+        <w:t xml:space="preserve">import</w:t>
+      </w:r>
+      <w:r>
+        <w:rPr>
+          <w:rStyle w:val="NormalTok"/>
+        </w:rPr>
+        <w:t xml:space="preserve"> List</w:t>
+      </w:r>
+      <w:r>
+        <w:br/>
+      </w:r>
+      <w:r>
+        <w:br/>
+      </w:r>
+      <w:r>
+        <w:rPr>
+          <w:rStyle w:val="KeywordTok"/>
+        </w:rPr>
+        <w:t xml:space="preserve">def</w:t>
+      </w:r>
+      <w:r>
+        <w:rPr>
+          <w:rStyle w:val="NormalTok"/>
+        </w:rPr>
+        <w:t xml:space="preserve"> choose_random_item(items: List[</w:t>
+      </w:r>
+      <w:r>
+        <w:rPr>
+          <w:rStyle w:val="BuiltInTok"/>
+        </w:rPr>
+        <w:t xml:space="preserve">str</w:t>
+      </w:r>
+      <w:r>
+        <w:rPr>
+          <w:rStyle w:val="NormalTok"/>
+        </w:rPr>
+        <w:t xml:space="preserve">]) </w:t>
+      </w:r>
+      <w:r>
+        <w:rPr>
+          <w:rStyle w:val="OperatorTok"/>
+        </w:rPr>
+        <w:t xml:space="preserve">-&gt;</w:t>
+      </w:r>
+      <w:r>
+        <w:rPr>
+          <w:rStyle w:val="NormalTok"/>
+        </w:rPr>
         <w:t xml:space="preserve"> </w:t>
       </w:r>
       <w:r>
         <w:rPr>
+          <w:rStyle w:val="BuiltInTok"/>
+        </w:rPr>
+        <w:t xml:space="preserve">str</w:t>
+      </w:r>
+      <w:r>
+        <w:rPr>
+          <w:rStyle w:val="NormalTok"/>
+        </w:rPr>
+        <w:t xml:space="preserve">:</w:t>
+      </w:r>
+      <w:r>
+        <w:br/>
+      </w:r>
+      <w:r>
+        <w:rPr>
+          <w:rStyle w:val="NormalTok"/>
+        </w:rPr>
+        <w:t xml:space="preserve">    </w:t>
+      </w:r>
+      <w:r>
+        <w:rPr>
+          <w:rStyle w:val="CommentTok"/>
+        </w:rPr>
+        <w:t xml:space="preserve">"""Choose a single random item from a non-empty sequence.</w:t>
+      </w:r>
+      <w:r>
+        <w:br/>
+      </w:r>
+      <w:r>
+        <w:br/>
+      </w:r>
+      <w:r>
+        <w:rPr>
+          <w:rStyle w:val="CommentTok"/>
+        </w:rPr>
+        <w:t xml:space="preserve">    Parameters:</w:t>
+      </w:r>
+      <w:r>
+        <w:br/>
+      </w:r>
+      <w:r>
+        <w:rPr>
+          <w:rStyle w:val="CommentTok"/>
+        </w:rPr>
+        <w:t xml:space="preserve">        items: A list of strings to choose from.</w:t>
+      </w:r>
+      <w:r>
+        <w:br/>
+      </w:r>
+      <w:r>
+        <w:br/>
+      </w:r>
+      <w:r>
+        <w:rPr>
+          <w:rStyle w:val="CommentTok"/>
+        </w:rPr>
+        <w:t xml:space="preserve">    Returns:</w:t>
+      </w:r>
+      <w:r>
+        <w:br/>
+      </w:r>
+      <w:r>
+        <w:rPr>
+          <w:rStyle w:val="CommentTok"/>
+        </w:rPr>
+        <w:t xml:space="preserve">        A single string chosen uniformly at random.</w:t>
+      </w:r>
+      <w:r>
+        <w:br/>
+      </w:r>
+      <w:r>
+        <w:rPr>
+          <w:rStyle w:val="CommentTok"/>
+        </w:rPr>
+        <w:t xml:space="preserve">    """</w:t>
+      </w:r>
+      <w:r>
+        <w:br/>
+      </w:r>
+      <w:r>
+        <w:rPr>
+          <w:rStyle w:val="NormalTok"/>
+        </w:rPr>
+        <w:t xml:space="preserve">    </w:t>
+      </w:r>
+      <w:r>
+        <w:rPr>
+          <w:rStyle w:val="ControlFlowTok"/>
+        </w:rPr>
+        <w:t xml:space="preserve">if</w:t>
+      </w:r>
+      <w:r>
+        <w:rPr>
+          <w:rStyle w:val="NormalTok"/>
+        </w:rPr>
+        <w:t xml:space="preserve"> </w:t>
+      </w:r>
+      <w:r>
+        <w:rPr>
+          <w:rStyle w:val="KeywordTok"/>
+        </w:rPr>
+        <w:t xml:space="preserve">not</w:t>
+      </w:r>
+      <w:r>
+        <w:rPr>
+          <w:rStyle w:val="NormalTok"/>
+        </w:rPr>
+        <w:t xml:space="preserve"> items:</w:t>
+      </w:r>
+      <w:r>
+        <w:br/>
+      </w:r>
+      <w:r>
+        <w:rPr>
+          <w:rStyle w:val="NormalTok"/>
+        </w:rPr>
+        <w:t xml:space="preserve">        </w:t>
+      </w:r>
+      <w:r>
+        <w:rPr>
+          <w:rStyle w:val="ControlFlowTok"/>
+        </w:rPr>
+        <w:t xml:space="preserve">raise</w:t>
+      </w:r>
+      <w:r>
+        <w:rPr>
+          <w:rStyle w:val="NormalTok"/>
+        </w:rPr>
+        <w:t xml:space="preserve"> </w:t>
+      </w:r>
+      <w:r>
+        <w:rPr>
+          <w:rStyle w:val="PreprocessorTok"/>
+        </w:rPr>
+        <w:t xml:space="preserve">ValueError</w:t>
+      </w:r>
+      <w:r>
+        <w:rPr>
+          <w:rStyle w:val="NormalTok"/>
+        </w:rPr>
+        <w:t xml:space="preserve">(</w:t>
+      </w:r>
+      <w:r>
+        <w:rPr>
+          <w:rStyle w:val="StringTok"/>
+        </w:rPr>
+        <w:t xml:space="preserve">"items must not be empty"</w:t>
+      </w:r>
+      <w:r>
+        <w:rPr>
+          <w:rStyle w:val="NormalTok"/>
+        </w:rPr>
+        <w:t xml:space="preserve">)</w:t>
+      </w:r>
+      <w:r>
+        <w:br/>
+      </w:r>
+      <w:r>
+        <w:rPr>
+          <w:rStyle w:val="NormalTok"/>
+        </w:rPr>
+        <w:t xml:space="preserve">    </w:t>
+      </w:r>
+      <w:r>
+        <w:rPr>
+          <w:rStyle w:val="ControlFlowTok"/>
+        </w:rPr>
+        <w:t xml:space="preserve">return</w:t>
+      </w:r>
+      <w:r>
+        <w:rPr>
+          <w:rStyle w:val="NormalTok"/>
+        </w:rPr>
+        <w:t xml:space="preserve"> random.choice(items)</w:t>
+      </w:r>
+      <w:r>
+        <w:br/>
+      </w:r>
+      <w:r>
+        <w:br/>
+      </w:r>
+      <w:r>
+        <w:rPr>
+          <w:rStyle w:val="CommentTok"/>
+        </w:rPr>
+        <w:t xml:space="preserve"># Example usage:</w:t>
+      </w:r>
+      <w:r>
+        <w:br/>
+      </w:r>
+      <w:r>
+        <w:rPr>
+          <w:rStyle w:val="NormalTok"/>
+        </w:rPr>
+        <w:t xml:space="preserve">fruit_options </w:t>
+      </w:r>
+      <w:r>
+        <w:rPr>
+          <w:rStyle w:val="OperatorTok"/>
+        </w:rPr>
+        <w:t xml:space="preserve">=</w:t>
+      </w:r>
+      <w:r>
+        <w:rPr>
+          <w:rStyle w:val="NormalTok"/>
+        </w:rPr>
+        <w:t xml:space="preserve"> [</w:t>
+      </w:r>
+      <w:r>
+        <w:rPr>
+          <w:rStyle w:val="StringTok"/>
+        </w:rPr>
+        <w:t xml:space="preserve">"apple"</w:t>
+      </w:r>
+      <w:r>
+        <w:rPr>
+          <w:rStyle w:val="NormalTok"/>
+        </w:rPr>
+        <w:t xml:space="preserve">, </w:t>
+      </w:r>
+      <w:r>
+        <w:rPr>
+          <w:rStyle w:val="StringTok"/>
+        </w:rPr>
+        <w:t xml:space="preserve">"banana"</w:t>
+      </w:r>
+      <w:r>
+        <w:rPr>
+          <w:rStyle w:val="NormalTok"/>
+        </w:rPr>
+        <w:t xml:space="preserve">, </w:t>
+      </w:r>
+      <w:r>
+        <w:rPr>
+          <w:rStyle w:val="StringTok"/>
+        </w:rPr>
+        <w:t xml:space="preserve">"cherry"</w:t>
+      </w:r>
+      <w:r>
+        <w:rPr>
+          <w:rStyle w:val="NormalTok"/>
+        </w:rPr>
+        <w:t xml:space="preserve">, </w:t>
+      </w:r>
+      <w:r>
+        <w:rPr>
+          <w:rStyle w:val="StringTok"/>
+        </w:rPr>
+        <w:t xml:space="preserve">"date"</w:t>
+      </w:r>
+      <w:r>
+        <w:rPr>
+          <w:rStyle w:val="NormalTok"/>
+        </w:rPr>
+        <w:t xml:space="preserve">]</w:t>
+      </w:r>
+      <w:r>
+        <w:br/>
+      </w:r>
+      <w:r>
+        <w:rPr>
+          <w:rStyle w:val="NormalTok"/>
+        </w:rPr>
+        <w:t xml:space="preserve">random_fruit </w:t>
+      </w:r>
+      <w:r>
+        <w:rPr>
+          <w:rStyle w:val="OperatorTok"/>
+        </w:rPr>
+        <w:t xml:space="preserve">=</w:t>
+      </w:r>
+      <w:r>
+        <w:rPr>
+          <w:rStyle w:val="NormalTok"/>
+        </w:rPr>
+        <w:t xml:space="preserve"> choose_random_item(fruit_options)</w:t>
+      </w:r>
+      <w:r>
+        <w:br/>
+      </w:r>
+      <w:r>
+        <w:rPr>
+          <w:rStyle w:val="BuiltInTok"/>
+        </w:rPr>
+        <w:t xml:space="preserve">print</w:t>
+      </w:r>
+      <w:r>
+        <w:rPr>
+          <w:rStyle w:val="NormalTok"/>
+        </w:rPr>
+        <w:t xml:space="preserve">(</w:t>
+      </w:r>
+      <w:r>
+        <w:rPr>
+          <w:rStyle w:val="SpecialStringTok"/>
+        </w:rPr>
+        <w:t xml:space="preserve">f"A random fruit was chosen: </w:t>
+      </w:r>
+      <w:r>
+        <w:rPr>
+          <w:rStyle w:val="SpecialCharTok"/>
+        </w:rPr>
+        <w:t xml:space="preserve">{</w:t>
+      </w:r>
+      <w:r>
+        <w:rPr>
+          <w:rStyle w:val="NormalTok"/>
+        </w:rPr>
+        <w:t xml:space="preserve">random_fruit</w:t>
+      </w:r>
+      <w:r>
+        <w:rPr>
+          <w:rStyle w:val="SpecialCharTok"/>
+        </w:rPr>
+        <w:t xml:space="preserve">}</w:t>
+      </w:r>
+      <w:r>
+        <w:rPr>
+          <w:rStyle w:val="SpecialStringTok"/>
+        </w:rPr>
+        <w:t xml:space="preserve">"</w:t>
+      </w:r>
+      <w:r>
+        <w:rPr>
+          <w:rStyle w:val="NormalTok"/>
+        </w:rPr>
+        <w:t xml:space="preserve">)</w:t>
+      </w:r>
+      <w:r>
+        <w:br/>
+      </w:r>
+      <w:r>
+        <w:br/>
+      </w:r>
+      <w:r>
+        <w:rPr>
+          <w:rStyle w:val="CommentTok"/>
+        </w:rPr>
+        <w:t xml:space="preserve"># Example of error handling with an empty list:</w:t>
+      </w:r>
+      <w:r>
+        <w:br/>
+      </w:r>
+      <w:r>
+        <w:rPr>
+          <w:rStyle w:val="ControlFlowTok"/>
+        </w:rPr>
+        <w:t xml:space="preserve">try</w:t>
+      </w:r>
+      <w:r>
+        <w:rPr>
+          <w:rStyle w:val="NormalTok"/>
+        </w:rPr>
+        <w:t xml:space="preserve">:</w:t>
+      </w:r>
+      <w:r>
+        <w:br/>
+      </w:r>
+      <w:r>
+        <w:rPr>
+          <w:rStyle w:val="NormalTok"/>
+        </w:rPr>
+        <w:t xml:space="preserve">    choose_random_item([])</w:t>
+      </w:r>
+      <w:r>
+        <w:br/>
+      </w:r>
+      <w:r>
+        <w:rPr>
+          <w:rStyle w:val="ControlFlowTok"/>
+        </w:rPr>
+        <w:t xml:space="preserve">except</w:t>
+      </w:r>
+      <w:r>
+        <w:rPr>
+          <w:rStyle w:val="NormalTok"/>
+        </w:rPr>
+        <w:t xml:space="preserve"> </w:t>
+      </w:r>
+      <w:r>
+        <w:rPr>
+          <w:rStyle w:val="PreprocessorTok"/>
+        </w:rPr>
+        <w:t xml:space="preserve">ValueError</w:t>
+      </w:r>
+      <w:r>
+        <w:rPr>
+          <w:rStyle w:val="NormalTok"/>
+        </w:rPr>
+        <w:t xml:space="preserve"> </w:t>
+      </w:r>
+      <w:r>
+        <w:rPr>
+          <w:rStyle w:val="ImportTok"/>
+        </w:rPr>
+        <w:t xml:space="preserve">as</w:t>
+      </w:r>
+      <w:r>
+        <w:rPr>
+          <w:rStyle w:val="NormalTok"/>
+        </w:rPr>
+        <w:t xml:space="preserve"> e:</w:t>
+      </w:r>
+      <w:r>
+        <w:br/>
+      </w:r>
+      <w:r>
+        <w:rPr>
+          <w:rStyle w:val="NormalTok"/>
+        </w:rPr>
+        <w:t xml:space="preserve">    </w:t>
+      </w:r>
+      <w:r>
+        <w:rPr>
+          <w:rStyle w:val="BuiltInTok"/>
+        </w:rPr>
+        <w:t xml:space="preserve">print</w:t>
+      </w:r>
+      <w:r>
+        <w:rPr>
+          <w:rStyle w:val="NormalTok"/>
+        </w:rPr>
+        <w:t xml:space="preserve">(</w:t>
+      </w:r>
+      <w:r>
+        <w:rPr>
+          <w:rStyle w:val="SpecialStringTok"/>
+        </w:rPr>
+        <w:t xml:space="preserve">f"Error when choosing from an empty list: </w:t>
+      </w:r>
+      <w:r>
+        <w:rPr>
+          <w:rStyle w:val="SpecialCharTok"/>
+        </w:rPr>
+        <w:t xml:space="preserve">{</w:t>
+      </w:r>
+      <w:r>
+        <w:rPr>
+          <w:rStyle w:val="NormalTok"/>
+        </w:rPr>
+        <w:t xml:space="preserve">e</w:t>
+      </w:r>
+      <w:r>
+        <w:rPr>
+          <w:rStyle w:val="SpecialCharTok"/>
+        </w:rPr>
+        <w:t xml:space="preserve">}</w:t>
+      </w:r>
+      <w:r>
+        <w:rPr>
+          <w:rStyle w:val="SpecialStringTok"/>
+        </w:rPr>
+        <w:t xml:space="preserve">"</w:t>
+      </w:r>
+      <w:r>
+        <w:rPr>
+          <w:rStyle w:val="NormalTok"/>
+        </w:rPr>
+        <w:t xml:space="preserve">)</w:t>
+      </w:r>
+    </w:p>
+    <w:p>
+      <w:pPr>
+        <w:pStyle w:val="FirstParagraph"/>
+      </w:pPr>
+      <w:r>
+        <w:rPr>
+          <w:b/>
+          <w:bCs/>
+        </w:rPr>
+        <w:t xml:space="preserve">Output:</w:t>
+      </w:r>
+    </w:p>
+    <w:p>
+      <w:pPr>
+        <w:pStyle w:val="SourceCode"/>
+      </w:pPr>
+      <w:r>
+        <w:rPr>
           <w:rStyle w:val="VerbatimChar"/>
         </w:rPr>
-        <w:t xml:space="preserve">'green'</w:t>
-      </w:r>
-      <w:r>
-        <w:t xml:space="preserve">.</w:t>
+        <w:t xml:space="preserve">A random fruit was chosen: cherry</w:t>
+      </w:r>
+      <w:r>
+        <w:br/>
+      </w:r>
+      <w:r>
+        <w:rPr>
+          <w:rStyle w:val="VerbatimChar"/>
+        </w:rPr>
+        <w:t xml:space="preserve">Error when choosing from an empty list: items must not be empty</w:t>
+      </w:r>
+    </w:p>
+    <w:p>
+      <w:pPr>
+        <w:pStyle w:val="FirstParagraph"/>
+      </w:pPr>
+      <w:r>
+        <w:t xml:space="preserve">(Note: The actual fruit chosen will vary with each execution.)</w:t>
       </w:r>
     </w:p>
     <w:p>
@@ -2923,655 +3140,54 @@
       </w:r>
     </w:p>
     <w:bookmarkEnd w:id="28"/>
-    <w:bookmarkStart w:id="30" w:name="example-2"/>
+    <w:bookmarkStart w:id="29" w:name="functiondef-shuffle_copyitems"/>
     <w:p>
       <w:pPr>
-        <w:pStyle w:val="Heading3"/>
+        <w:pStyle w:val="Heading2"/>
       </w:pPr>
       <w:r>
         <w:rPr>
           <w:rStyle w:val="SectionNumber"/>
         </w:rPr>
-        <w:t xml:space="preserve">2.0.5</w:t>
+        <w:t xml:space="preserve">3.6</w:t>
       </w:r>
       <w:r>
         <w:tab/>
       </w:r>
       <w:r>
-        <w:t xml:space="preserve">Example</w:t>
-      </w:r>
-    </w:p>
-    <w:p>
-      <w:pPr>
-        <w:pStyle w:val="SourceCode"/>
-      </w:pPr>
-      <w:r>
-        <w:rPr>
-          <w:rStyle w:val="ImportTok"/>
-        </w:rPr>
-        <w:t xml:space="preserve">import</w:t>
-      </w:r>
-      <w:r>
-        <w:rPr>
-          <w:rStyle w:val="NormalTok"/>
-        </w:rPr>
-        <w:t xml:space="preserve"> random</w:t>
-      </w:r>
-      <w:r>
-        <w:br/>
-      </w:r>
-      <w:r>
-        <w:rPr>
-          <w:rStyle w:val="ImportTok"/>
-        </w:rPr>
-        <w:t xml:space="preserve">from</w:t>
-      </w:r>
-      <w:r>
-        <w:rPr>
-          <w:rStyle w:val="NormalTok"/>
-        </w:rPr>
-        <w:t xml:space="preserve"> typing </w:t>
-      </w:r>
-      <w:r>
-        <w:rPr>
-          <w:rStyle w:val="ImportTok"/>
-        </w:rPr>
-        <w:t xml:space="preserve">import</w:t>
-      </w:r>
-      <w:r>
-        <w:rPr>
-          <w:rStyle w:val="NormalTok"/>
-        </w:rPr>
-        <w:t xml:space="preserve"> List</w:t>
-      </w:r>
-      <w:r>
-        <w:br/>
-      </w:r>
-      <w:r>
-        <w:br/>
-      </w:r>
-      <w:r>
-        <w:rPr>
-          <w:rStyle w:val="CommentTok"/>
-        </w:rPr>
-        <w:t xml:space="preserve"># Definition of the function</w:t>
-      </w:r>
-      <w:r>
-        <w:br/>
-      </w:r>
-      <w:r>
-        <w:rPr>
-          <w:rStyle w:val="KeywordTok"/>
-        </w:rPr>
-        <w:t xml:space="preserve">def</w:t>
-      </w:r>
-      <w:r>
-        <w:rPr>
-          <w:rStyle w:val="NormalTok"/>
-        </w:rPr>
-        <w:t xml:space="preserve"> choose_random_item(items: List[</w:t>
-      </w:r>
-      <w:r>
-        <w:rPr>
-          <w:rStyle w:val="BuiltInTok"/>
-        </w:rPr>
-        <w:t xml:space="preserve">str</w:t>
-      </w:r>
-      <w:r>
-        <w:rPr>
-          <w:rStyle w:val="NormalTok"/>
-        </w:rPr>
-        <w:t xml:space="preserve">]) </w:t>
-      </w:r>
-      <w:r>
-        <w:rPr>
-          <w:rStyle w:val="OperatorTok"/>
-        </w:rPr>
-        <w:t xml:space="preserve">-&gt;</w:t>
-      </w:r>
-      <w:r>
-        <w:rPr>
-          <w:rStyle w:val="NormalTok"/>
-        </w:rPr>
-        <w:t xml:space="preserve"> </w:t>
-      </w:r>
-      <w:r>
-        <w:rPr>
-          <w:rStyle w:val="BuiltInTok"/>
-        </w:rPr>
-        <w:t xml:space="preserve">str</w:t>
-      </w:r>
-      <w:r>
-        <w:rPr>
-          <w:rStyle w:val="NormalTok"/>
-        </w:rPr>
-        <w:t xml:space="preserve">:</w:t>
-      </w:r>
-      <w:r>
-        <w:br/>
-      </w:r>
-      <w:r>
-        <w:rPr>
-          <w:rStyle w:val="NormalTok"/>
-        </w:rPr>
-        <w:t xml:space="preserve">    </w:t>
-      </w:r>
-      <w:r>
-        <w:rPr>
-          <w:rStyle w:val="CommentTok"/>
-        </w:rPr>
-        <w:t xml:space="preserve">"""Choose a single random item from a non-empty sequence.</w:t>
-      </w:r>
-      <w:r>
-        <w:br/>
-      </w:r>
-      <w:r>
-        <w:br/>
-      </w:r>
-      <w:r>
-        <w:rPr>
-          <w:rStyle w:val="CommentTok"/>
-        </w:rPr>
-        <w:t xml:space="preserve">    Parameters:</w:t>
-      </w:r>
-      <w:r>
-        <w:br/>
-      </w:r>
-      <w:r>
-        <w:rPr>
-          <w:rStyle w:val="CommentTok"/>
-        </w:rPr>
-        <w:t xml:space="preserve">        items: A list of strings to choose from.</w:t>
-      </w:r>
-      <w:r>
-        <w:br/>
-      </w:r>
-      <w:r>
-        <w:br/>
-      </w:r>
-      <w:r>
-        <w:rPr>
-          <w:rStyle w:val="CommentTok"/>
-        </w:rPr>
-        <w:t xml:space="preserve">    Returns:</w:t>
-      </w:r>
-      <w:r>
-        <w:br/>
-      </w:r>
-      <w:r>
-        <w:rPr>
-          <w:rStyle w:val="CommentTok"/>
-        </w:rPr>
-        <w:t xml:space="preserve">        A single string chosen uniformly at random.</w:t>
-      </w:r>
-      <w:r>
-        <w:br/>
-      </w:r>
-      <w:r>
-        <w:rPr>
-          <w:rStyle w:val="CommentTok"/>
-        </w:rPr>
-        <w:t xml:space="preserve">    """</w:t>
-      </w:r>
-      <w:r>
-        <w:br/>
-      </w:r>
-      <w:r>
-        <w:rPr>
-          <w:rStyle w:val="NormalTok"/>
-        </w:rPr>
-        <w:t xml:space="preserve">    </w:t>
-      </w:r>
-      <w:r>
-        <w:rPr>
-          <w:rStyle w:val="ControlFlowTok"/>
-        </w:rPr>
-        <w:t xml:space="preserve">if</w:t>
-      </w:r>
-      <w:r>
-        <w:rPr>
-          <w:rStyle w:val="NormalTok"/>
-        </w:rPr>
-        <w:t xml:space="preserve"> </w:t>
-      </w:r>
-      <w:r>
-        <w:rPr>
-          <w:rStyle w:val="KeywordTok"/>
-        </w:rPr>
-        <w:t xml:space="preserve">not</w:t>
-      </w:r>
-      <w:r>
-        <w:rPr>
-          <w:rStyle w:val="NormalTok"/>
-        </w:rPr>
-        <w:t xml:space="preserve"> items:</w:t>
-      </w:r>
-      <w:r>
-        <w:br/>
-      </w:r>
-      <w:r>
-        <w:rPr>
-          <w:rStyle w:val="NormalTok"/>
-        </w:rPr>
-        <w:t xml:space="preserve">        </w:t>
-      </w:r>
-      <w:r>
-        <w:rPr>
-          <w:rStyle w:val="ControlFlowTok"/>
-        </w:rPr>
-        <w:t xml:space="preserve">raise</w:t>
-      </w:r>
-      <w:r>
-        <w:rPr>
-          <w:rStyle w:val="NormalTok"/>
-        </w:rPr>
-        <w:t xml:space="preserve"> </w:t>
-      </w:r>
-      <w:r>
-        <w:rPr>
-          <w:rStyle w:val="PreprocessorTok"/>
-        </w:rPr>
-        <w:t xml:space="preserve">ValueError</w:t>
-      </w:r>
-      <w:r>
-        <w:rPr>
-          <w:rStyle w:val="NormalTok"/>
-        </w:rPr>
-        <w:t xml:space="preserve">(</w:t>
-      </w:r>
-      <w:r>
-        <w:rPr>
-          <w:rStyle w:val="StringTok"/>
-        </w:rPr>
-        <w:t xml:space="preserve">"items must not be empty"</w:t>
-      </w:r>
-      <w:r>
-        <w:rPr>
-          <w:rStyle w:val="NormalTok"/>
-        </w:rPr>
-        <w:t xml:space="preserve">)</w:t>
-      </w:r>
-      <w:r>
-        <w:br/>
-      </w:r>
-      <w:r>
-        <w:rPr>
-          <w:rStyle w:val="NormalTok"/>
-        </w:rPr>
-        <w:t xml:space="preserve">    </w:t>
-      </w:r>
-      <w:r>
-        <w:rPr>
-          <w:rStyle w:val="ControlFlowTok"/>
-        </w:rPr>
-        <w:t xml:space="preserve">return</w:t>
-      </w:r>
-      <w:r>
-        <w:rPr>
-          <w:rStyle w:val="NormalTok"/>
-        </w:rPr>
-        <w:t xml:space="preserve"> random.choice(items)</w:t>
-      </w:r>
-      <w:r>
-        <w:br/>
-      </w:r>
-      <w:r>
-        <w:br/>
-      </w:r>
-      <w:r>
-        <w:rPr>
-          <w:rStyle w:val="CommentTok"/>
-        </w:rPr>
-        <w:t xml:space="preserve"># Example usage</w:t>
-      </w:r>
-      <w:r>
-        <w:br/>
-      </w:r>
-      <w:r>
-        <w:rPr>
-          <w:rStyle w:val="NormalTok"/>
-        </w:rPr>
-        <w:t xml:space="preserve">options </w:t>
-      </w:r>
-      <w:r>
-        <w:rPr>
-          <w:rStyle w:val="OperatorTok"/>
-        </w:rPr>
-        <w:t xml:space="preserve">=</w:t>
-      </w:r>
-      <w:r>
-        <w:rPr>
-          <w:rStyle w:val="NormalTok"/>
-        </w:rPr>
-        <w:t xml:space="preserve"> [</w:t>
-      </w:r>
-      <w:r>
-        <w:rPr>
-          <w:rStyle w:val="StringTok"/>
-        </w:rPr>
-        <w:t xml:space="preserve">"lion"</w:t>
-      </w:r>
-      <w:r>
-        <w:rPr>
-          <w:rStyle w:val="NormalTok"/>
-        </w:rPr>
-        <w:t xml:space="preserve">, </w:t>
-      </w:r>
-      <w:r>
-        <w:rPr>
-          <w:rStyle w:val="StringTok"/>
-        </w:rPr>
-        <w:t xml:space="preserve">"tiger"</w:t>
-      </w:r>
-      <w:r>
-        <w:rPr>
-          <w:rStyle w:val="NormalTok"/>
-        </w:rPr>
-        <w:t xml:space="preserve">, </w:t>
-      </w:r>
-      <w:r>
-        <w:rPr>
-          <w:rStyle w:val="StringTok"/>
-        </w:rPr>
-        <w:t xml:space="preserve">"bear"</w:t>
-      </w:r>
-      <w:r>
-        <w:rPr>
-          <w:rStyle w:val="NormalTok"/>
-        </w:rPr>
-        <w:t xml:space="preserve">, </w:t>
-      </w:r>
-      <w:r>
-        <w:rPr>
-          <w:rStyle w:val="StringTok"/>
-        </w:rPr>
-        <w:t xml:space="preserve">"wolf"</w:t>
-      </w:r>
-      <w:r>
-        <w:rPr>
-          <w:rStyle w:val="NormalTok"/>
-        </w:rPr>
-        <w:t xml:space="preserve">]</w:t>
-      </w:r>
-      <w:r>
-        <w:br/>
-      </w:r>
-      <w:r>
-        <w:rPr>
-          <w:rStyle w:val="NormalTok"/>
-        </w:rPr>
-        <w:t xml:space="preserve">selected_animal </w:t>
-      </w:r>
-      <w:r>
-        <w:rPr>
-          <w:rStyle w:val="OperatorTok"/>
-        </w:rPr>
-        <w:t xml:space="preserve">=</w:t>
-      </w:r>
-      <w:r>
-        <w:rPr>
-          <w:rStyle w:val="NormalTok"/>
-        </w:rPr>
-        <w:t xml:space="preserve"> choose_random_item(options)</w:t>
-      </w:r>
-      <w:r>
-        <w:br/>
-      </w:r>
-      <w:r>
-        <w:rPr>
-          <w:rStyle w:val="BuiltInTok"/>
-        </w:rPr>
-        <w:t xml:space="preserve">print</w:t>
-      </w:r>
-      <w:r>
-        <w:rPr>
-          <w:rStyle w:val="NormalTok"/>
-        </w:rPr>
-        <w:t xml:space="preserve">(</w:t>
-      </w:r>
-      <w:r>
-        <w:rPr>
-          <w:rStyle w:val="SpecialStringTok"/>
-        </w:rPr>
-        <w:t xml:space="preserve">f"Selected animal: </w:t>
-      </w:r>
-      <w:r>
-        <w:rPr>
-          <w:rStyle w:val="SpecialCharTok"/>
-        </w:rPr>
-        <w:t xml:space="preserve">{</w:t>
-      </w:r>
-      <w:r>
-        <w:rPr>
-          <w:rStyle w:val="NormalTok"/>
-        </w:rPr>
-        <w:t xml:space="preserve">selected_animal</w:t>
-      </w:r>
-      <w:r>
-        <w:rPr>
-          <w:rStyle w:val="SpecialCharTok"/>
-        </w:rPr>
-        <w:t xml:space="preserve">}</w:t>
-      </w:r>
-      <w:r>
-        <w:rPr>
-          <w:rStyle w:val="SpecialStringTok"/>
-        </w:rPr>
-        <w:t xml:space="preserve">"</w:t>
-      </w:r>
-      <w:r>
-        <w:rPr>
-          <w:rStyle w:val="NormalTok"/>
-        </w:rPr>
-        <w:t xml:space="preserve">)</w:t>
-      </w:r>
-      <w:r>
-        <w:br/>
-      </w:r>
-      <w:r>
-        <w:br/>
-      </w:r>
-      <w:r>
-        <w:rPr>
-          <w:rStyle w:val="CommentTok"/>
-        </w:rPr>
-        <w:t xml:space="preserve"># Example of error handling</w:t>
-      </w:r>
-      <w:r>
-        <w:br/>
-      </w:r>
-      <w:r>
-        <w:rPr>
-          <w:rStyle w:val="ControlFlowTok"/>
-        </w:rPr>
-        <w:t xml:space="preserve">try</w:t>
-      </w:r>
-      <w:r>
-        <w:rPr>
-          <w:rStyle w:val="NormalTok"/>
-        </w:rPr>
-        <w:t xml:space="preserve">:</w:t>
-      </w:r>
-      <w:r>
-        <w:br/>
-      </w:r>
-      <w:r>
-        <w:rPr>
-          <w:rStyle w:val="NormalTok"/>
-        </w:rPr>
-        <w:t xml:space="preserve">    choose_random_item([])</w:t>
-      </w:r>
-      <w:r>
-        <w:br/>
-      </w:r>
-      <w:r>
-        <w:rPr>
-          <w:rStyle w:val="ControlFlowTok"/>
-        </w:rPr>
-        <w:t xml:space="preserve">except</w:t>
-      </w:r>
-      <w:r>
-        <w:rPr>
-          <w:rStyle w:val="NormalTok"/>
-        </w:rPr>
-        <w:t xml:space="preserve"> </w:t>
-      </w:r>
-      <w:r>
-        <w:rPr>
-          <w:rStyle w:val="PreprocessorTok"/>
-        </w:rPr>
-        <w:t xml:space="preserve">ValueError</w:t>
-      </w:r>
-      <w:r>
-        <w:rPr>
-          <w:rStyle w:val="NormalTok"/>
-        </w:rPr>
-        <w:t xml:space="preserve"> </w:t>
-      </w:r>
-      <w:r>
-        <w:rPr>
-          <w:rStyle w:val="ImportTok"/>
-        </w:rPr>
-        <w:t xml:space="preserve">as</w:t>
-      </w:r>
-      <w:r>
-        <w:rPr>
-          <w:rStyle w:val="NormalTok"/>
-        </w:rPr>
-        <w:t xml:space="preserve"> e:</w:t>
-      </w:r>
-      <w:r>
-        <w:br/>
-      </w:r>
-      <w:r>
-        <w:rPr>
-          <w:rStyle w:val="NormalTok"/>
-        </w:rPr>
-        <w:t xml:space="preserve">    </w:t>
-      </w:r>
-      <w:r>
-        <w:rPr>
-          <w:rStyle w:val="BuiltInTok"/>
-        </w:rPr>
-        <w:t xml:space="preserve">print</w:t>
-      </w:r>
-      <w:r>
-        <w:rPr>
-          <w:rStyle w:val="NormalTok"/>
-        </w:rPr>
-        <w:t xml:space="preserve">(</w:t>
-      </w:r>
-      <w:r>
-        <w:rPr>
-          <w:rStyle w:val="SpecialStringTok"/>
-        </w:rPr>
-        <w:t xml:space="preserve">f"Error: </w:t>
-      </w:r>
-      <w:r>
-        <w:rPr>
-          <w:rStyle w:val="SpecialCharTok"/>
-        </w:rPr>
-        <w:t xml:space="preserve">{</w:t>
-      </w:r>
-      <w:r>
-        <w:rPr>
-          <w:rStyle w:val="NormalTok"/>
-        </w:rPr>
-        <w:t xml:space="preserve">e</w:t>
-      </w:r>
-      <w:r>
-        <w:rPr>
-          <w:rStyle w:val="SpecialCharTok"/>
-        </w:rPr>
-        <w:t xml:space="preserve">}</w:t>
-      </w:r>
-      <w:r>
-        <w:rPr>
-          <w:rStyle w:val="SpecialStringTok"/>
-        </w:rPr>
-        <w:t xml:space="preserve">"</w:t>
-      </w:r>
-      <w:r>
-        <w:rPr>
-          <w:rStyle w:val="NormalTok"/>
-        </w:rPr>
-        <w:t xml:space="preserve">)</w:t>
-      </w:r>
-    </w:p>
-    <w:bookmarkStart w:id="29" w:name="output-2"/>
-    <w:p>
-      <w:pPr>
-        <w:pStyle w:val="Heading4"/>
-      </w:pPr>
-      <w:r>
-        <w:rPr>
-          <w:rStyle w:val="SectionNumber"/>
-        </w:rPr>
-        <w:t xml:space="preserve">2.0.5.1</w:t>
-      </w:r>
-      <w:r>
-        <w:tab/>
-      </w:r>
-      <w:r>
-        <w:t xml:space="preserve">Output</w:t>
-      </w:r>
-    </w:p>
-    <w:p>
-      <w:pPr>
-        <w:pStyle w:val="SourceCode"/>
-      </w:pPr>
-      <w:r>
-        <w:rPr>
-          <w:rStyle w:val="VerbatimChar"/>
-        </w:rPr>
-        <w:t xml:space="preserve">Selected animal: tiger</w:t>
-      </w:r>
-      <w:r>
-        <w:br/>
-      </w:r>
-      <w:r>
-        <w:rPr>
-          <w:rStyle w:val="VerbatimChar"/>
-        </w:rPr>
-        <w:t xml:space="preserve">Error: items must not be empty</w:t>
-      </w:r>
-    </w:p>
-    <w:p>
-      <w:pPr>
-        <w:pStyle w:val="FirstParagraph"/>
-      </w:pPr>
-      <w:r>
-        <w:rPr>
-          <w:i/>
-          <w:iCs/>
-        </w:rPr>
-        <w:t xml:space="preserve">(Note: The selected animal will vary with each execution as it is chosen randomly.)</w:t>
-      </w:r>
-      <w:r>
-        <w:t xml:space="preserve"> </w:t>
-      </w:r>
-      <w:r>
-        <w:t xml:space="preserve">## FunctionDef shuffle_copy(items)</w:t>
-      </w:r>
-      <w:r>
-        <w:t xml:space="preserve"> </w:t>
-      </w:r>
-      <w:r>
-        <w:t xml:space="preserve"># shuffle_copy:</w:t>
+        <w:t xml:space="preserve">FunctionDef shuffle_copy(items)</w:t>
       </w:r>
     </w:p>
     <w:bookmarkEnd w:id="29"/>
     <w:bookmarkEnd w:id="30"/>
+    <w:bookmarkStart w:id="36" w:name="function-shuffle_copy"/>
+    <w:p>
+      <w:pPr>
+        <w:pStyle w:val="Heading1"/>
+      </w:pPr>
+      <w:r>
+        <w:rPr>
+          <w:rStyle w:val="SectionNumber"/>
+        </w:rPr>
+        <w:t xml:space="preserve">4</w:t>
+      </w:r>
+      <w:r>
+        <w:tab/>
+      </w:r>
+      <w:r>
+        <w:t xml:space="preserve">Function: shuffle_copy</w:t>
+      </w:r>
+    </w:p>
     <w:bookmarkStart w:id="31" w:name="overview-3"/>
     <w:p>
       <w:pPr>
-        <w:pStyle w:val="Heading3"/>
+        <w:pStyle w:val="Heading2"/>
       </w:pPr>
       <w:r>
         <w:rPr>
           <w:rStyle w:val="SectionNumber"/>
         </w:rPr>
-        <w:t xml:space="preserve">2.0.6</w:t>
+        <w:t xml:space="preserve">4.1</w:t>
       </w:r>
       <w:r>
         <w:tab/>
@@ -3600,20 +3216,20 @@
         <w:t xml:space="preserve"> </w:t>
       </w:r>
       <w:r>
-        <w:t xml:space="preserve">Function returns a shuffled copy of the given list without mutating the input.</w:t>
+        <w:t xml:space="preserve">function returns a shuffled copy of a given list of integers without modifying the original list.</w:t>
       </w:r>
     </w:p>
     <w:bookmarkEnd w:id="31"/>
     <w:bookmarkStart w:id="32" w:name="parameters-3"/>
     <w:p>
       <w:pPr>
-        <w:pStyle w:val="Heading3"/>
+        <w:pStyle w:val="Heading2"/>
       </w:pPr>
       <w:r>
         <w:rPr>
           <w:rStyle w:val="SectionNumber"/>
         </w:rPr>
-        <w:t xml:space="preserve">2.0.7</w:t>
+        <w:t xml:space="preserve">4.2</w:t>
       </w:r>
       <w:r>
         <w:tab/>
@@ -3622,108 +3238,47 @@
         <w:t xml:space="preserve">parameters</w:t>
       </w:r>
     </w:p>
-    <w:tbl>
-      <w:tblPr>
-        <w:tblStyle w:val="Table"/>
-        <w:tblW w:type="auto" w:w="0"/>
-        <w:tblLook w:firstRow="1" w:lastRow="0" w:firstColumn="0" w:lastColumn="0" w:noHBand="0" w:noVBand="0" w:val="0020"/>
-      </w:tblPr>
-      <w:tblGrid>
-        <w:gridCol w:w="2640"/>
-        <w:gridCol w:w="2640"/>
-        <w:gridCol w:w="2640"/>
-      </w:tblGrid>
-      <w:tr>
-        <w:trPr>
-          <w:tblHeader w:val="on"/>
-        </w:trPr>
-        <w:tc>
-          <w:tcPr/>
-          <w:p>
-            <w:pPr>
-              <w:pStyle w:val="Compact"/>
-            </w:pPr>
-            <w:r>
-              <w:t xml:space="preserve">Parameter</w:t>
-            </w:r>
-          </w:p>
-        </w:tc>
-        <w:tc>
-          <w:tcPr/>
-          <w:p>
-            <w:pPr>
-              <w:pStyle w:val="Compact"/>
-            </w:pPr>
-            <w:r>
-              <w:t xml:space="preserve">Type</w:t>
-            </w:r>
-          </w:p>
-        </w:tc>
-        <w:tc>
-          <w:tcPr/>
-          <w:p>
-            <w:pPr>
-              <w:pStyle w:val="Compact"/>
-            </w:pPr>
-            <w:r>
-              <w:t xml:space="preserve">Description</w:t>
-            </w:r>
-          </w:p>
-        </w:tc>
-      </w:tr>
-      <w:tr>
-        <w:tc>
-          <w:tcPr/>
-          <w:p>
-            <w:pPr>
-              <w:pStyle w:val="Compact"/>
-            </w:pPr>
-            <w:r>
-              <w:rPr>
-                <w:rStyle w:val="VerbatimChar"/>
-              </w:rPr>
-              <w:t xml:space="preserve">items</w:t>
-            </w:r>
-          </w:p>
-        </w:tc>
-        <w:tc>
-          <w:tcPr/>
-          <w:p>
-            <w:pPr>
-              <w:pStyle w:val="Compact"/>
-            </w:pPr>
-            <w:r>
-              <w:rPr>
-                <w:rStyle w:val="VerbatimChar"/>
-              </w:rPr>
-              <w:t xml:space="preserve">List[int]</w:t>
-            </w:r>
-          </w:p>
-        </w:tc>
-        <w:tc>
-          <w:tcPr/>
-          <w:p>
-            <w:pPr>
-              <w:pStyle w:val="Compact"/>
-            </w:pPr>
-            <w:r>
-              <w:t xml:space="preserve">A list of integers to be shuffled.</w:t>
-            </w:r>
-          </w:p>
-        </w:tc>
-      </w:tr>
-    </w:tbl>
+    <w:p>
+      <w:pPr>
+        <w:pStyle w:val="Compact"/>
+        <w:numPr>
+          <w:ilvl w:val="0"/>
+          <w:numId w:val="1006"/>
+        </w:numPr>
+      </w:pPr>
+      <w:r>
+        <w:rPr>
+          <w:rStyle w:val="VerbatimChar"/>
+        </w:rPr>
+        <w:t xml:space="preserve">items</w:t>
+      </w:r>
+      <w:r>
+        <w:t xml:space="preserve"> </w:t>
+      </w:r>
+      <w:r>
+        <w:t xml:space="preserve">(</w:t>
+      </w:r>
+      <w:r>
+        <w:rPr>
+          <w:rStyle w:val="VerbatimChar"/>
+        </w:rPr>
+        <w:t xml:space="preserve">List[int]</w:t>
+      </w:r>
+      <w:r>
+        <w:t xml:space="preserve">): A list of integers to be shuffled. The original list provided as input will not be altered.</w:t>
+      </w:r>
+    </w:p>
     <w:bookmarkEnd w:id="32"/>
     <w:bookmarkStart w:id="33" w:name="description-3"/>
     <w:p>
       <w:pPr>
-        <w:pStyle w:val="Heading3"/>
+        <w:pStyle w:val="Heading2"/>
       </w:pPr>
       <w:r>
         <w:rPr>
           <w:rStyle w:val="SectionNumber"/>
         </w:rPr>
-        <w:t xml:space="preserve">2.0.8</w:t>
+        <w:t xml:space="preserve">4.3</w:t>
       </w:r>
       <w:r>
         <w:tab/>
@@ -3752,7 +3307,7 @@
         <w:t xml:space="preserve"> </w:t>
       </w:r>
       <w:r>
-        <w:t xml:space="preserve">function is designed to create a randomized version of a list while ensuring the original list remains unchanged. This is achieved through a non-destructive shuffling process.</w:t>
+        <w:t xml:space="preserve">function provides a safe, non-mutating way to get a randomized version of a list while preserving the original data.</w:t>
       </w:r>
     </w:p>
     <w:p>
@@ -3760,12 +3315,18 @@
         <w:pStyle w:val="BodyText"/>
       </w:pPr>
       <w:r>
-        <w:t xml:space="preserve">The function begins by creating a shallow copy of the input</w:t>
+        <w:t xml:space="preserve">The function operates in three main steps:</w:t>
       </w:r>
       <w:r>
         <w:t xml:space="preserve"> </w:t>
       </w:r>
       <w:r>
+        <w:t xml:space="preserve">1. It first creates a shallow copy of the input</w:t>
+      </w:r>
+      <w:r>
+        <w:t xml:space="preserve"> </w:t>
+      </w:r>
+      <w:r>
         <w:rPr>
           <w:rStyle w:val="VerbatimChar"/>
         </w:rPr>
@@ -3775,7 +3336,7 @@
         <w:t xml:space="preserve"> </w:t>
       </w:r>
       <w:r>
-        <w:t xml:space="preserve">list using the</w:t>
+        <w:t xml:space="preserve">list by calling</w:t>
       </w:r>
       <w:r>
         <w:t xml:space="preserve"> </w:t>
@@ -3784,161 +3345,180 @@
         <w:rPr>
           <w:rStyle w:val="VerbatimChar"/>
         </w:rPr>
-        <w:t xml:space="preserve">list()</w:t>
+        <w:t xml:space="preserve">copy = list(items)</w:t>
+      </w:r>
+      <w:r>
+        <w:t xml:space="preserve">. This is a critical step that ensures any subsequent modifications do not affect the original list that was passed to the function.</w:t>
       </w:r>
       <w:r>
         <w:t xml:space="preserve"> </w:t>
       </w:r>
       <w:r>
-        <w:t xml:space="preserve">constructor. This step is crucial as it creates a new list in memory, independent of the original.</w:t>
+        <w:t xml:space="preserve">2. It then uses the</w:t>
+      </w:r>
+      <w:r>
+        <w:t xml:space="preserve"> </w:t>
+      </w:r>
+      <w:r>
+        <w:rPr>
+          <w:rStyle w:val="VerbatimChar"/>
+        </w:rPr>
+        <w:t xml:space="preserve">random.shuffle()</w:t>
+      </w:r>
+      <w:r>
+        <w:t xml:space="preserve"> </w:t>
+      </w:r>
+      <w:r>
+        <w:t xml:space="preserve">method on the newly created</w:t>
+      </w:r>
+      <w:r>
+        <w:t xml:space="preserve"> </w:t>
+      </w:r>
+      <w:r>
+        <w:rPr>
+          <w:rStyle w:val="VerbatimChar"/>
+        </w:rPr>
+        <w:t xml:space="preserve">copy</w:t>
+      </w:r>
+      <w:r>
+        <w:t xml:space="preserve">. The</w:t>
+      </w:r>
+      <w:r>
+        <w:t xml:space="preserve"> </w:t>
+      </w:r>
+      <w:r>
+        <w:rPr>
+          <w:rStyle w:val="VerbatimChar"/>
+        </w:rPr>
+        <w:t xml:space="preserve">random.shuffle()</w:t>
+      </w:r>
+      <w:r>
+        <w:t xml:space="preserve"> </w:t>
+      </w:r>
+      <w:r>
+        <w:t xml:space="preserve">function shuffles the elements of a sequence in-place, meaning it directly modifies the</w:t>
+      </w:r>
+      <w:r>
+        <w:t xml:space="preserve"> </w:t>
+      </w:r>
+      <w:r>
+        <w:rPr>
+          <w:rStyle w:val="VerbatimChar"/>
+        </w:rPr>
+        <w:t xml:space="preserve">copy</w:t>
+      </w:r>
+      <w:r>
+        <w:t xml:space="preserve"> </w:t>
+      </w:r>
+      <w:r>
+        <w:t xml:space="preserve">list to randomize the order of its elements.</w:t>
+      </w:r>
+      <w:r>
+        <w:t xml:space="preserve"> </w:t>
+      </w:r>
+      <w:r>
+        <w:t xml:space="preserve">3. Finally, the function returns this shuffled</w:t>
+      </w:r>
+      <w:r>
+        <w:t xml:space="preserve"> </w:t>
+      </w:r>
+      <w:r>
+        <w:rPr>
+          <w:rStyle w:val="VerbatimChar"/>
+        </w:rPr>
+        <w:t xml:space="preserve">copy</w:t>
+      </w:r>
+      <w:r>
+        <w:t xml:space="preserve">.</w:t>
       </w:r>
     </w:p>
     <w:p>
       <w:pPr>
-        <w:pStyle w:val="SourceCode"/>
-      </w:pPr>
-      <w:r>
-        <w:rPr>
-          <w:rStyle w:val="NormalTok"/>
-        </w:rPr>
-        <w:t xml:space="preserve">copy </w:t>
-      </w:r>
-      <w:r>
-        <w:rPr>
-          <w:rStyle w:val="OperatorTok"/>
-        </w:rPr>
-        <w:t xml:space="preserve">=</w:t>
-      </w:r>
-      <w:r>
-        <w:rPr>
-          <w:rStyle w:val="NormalTok"/>
-        </w:rPr>
-        <w:t xml:space="preserve"> </w:t>
-      </w:r>
-      <w:r>
-        <w:rPr>
-          <w:rStyle w:val="BuiltInTok"/>
-        </w:rPr>
-        <w:t xml:space="preserve">list</w:t>
-      </w:r>
-      <w:r>
-        <w:rPr>
-          <w:rStyle w:val="NormalTok"/>
-        </w:rPr>
-        <w:t xml:space="preserve">(items)</w:t>
+        <w:pStyle w:val="BodyText"/>
+      </w:pPr>
+      <w:r>
+        <w:t xml:space="preserve">This process guarantees that the caller receives a new list with the same elements as the input but in a random order, while the original input list remains unchanged.</w:t>
       </w:r>
     </w:p>
     <w:p>
       <w:pPr>
-        <w:pStyle w:val="FirstParagraph"/>
-      </w:pPr>
-      <w:r>
-        <w:t xml:space="preserve">Next, it utilizes the</w:t>
-      </w:r>
-      <w:r>
+        <w:pStyle w:val="SourceCode"/>
+      </w:pPr>
+      <w:r>
+        <w:rPr>
+          <w:rStyle w:val="CommentTok"/>
+        </w:rPr>
+        <w:t xml:space="preserve"># Internal logic of the function</w:t>
+      </w:r>
+      <w:r>
+        <w:br/>
+      </w:r>
+      <w:r>
+        <w:rPr>
+          <w:rStyle w:val="NormalTok"/>
+        </w:rPr>
+        <w:t xml:space="preserve">copy </w:t>
+      </w:r>
+      <w:r>
+        <w:rPr>
+          <w:rStyle w:val="OperatorTok"/>
+        </w:rPr>
+        <w:t xml:space="preserve">=</w:t>
+      </w:r>
+      <w:r>
+        <w:rPr>
+          <w:rStyle w:val="NormalTok"/>
+        </w:rPr>
         <w:t xml:space="preserve"> </w:t>
       </w:r>
       <w:r>
         <w:rPr>
-          <w:rStyle w:val="VerbatimChar"/>
-        </w:rPr>
-        <w:t xml:space="preserve">random.shuffle()</w:t>
-      </w:r>
-      <w:r>
-        <w:t xml:space="preserve"> </w:t>
-      </w:r>
-      <w:r>
-        <w:t xml:space="preserve">method to shuffle the elements of the newly created</w:t>
-      </w:r>
-      <w:r>
-        <w:t xml:space="preserve"> </w:t>
-      </w:r>
-      <w:r>
-        <w:rPr>
-          <w:rStyle w:val="VerbatimChar"/>
-        </w:rPr>
-        <w:t xml:space="preserve">copy</w:t>
-      </w:r>
-      <w:r>
-        <w:t xml:space="preserve"> </w:t>
-      </w:r>
-      <w:r>
-        <w:t xml:space="preserve">list. The</w:t>
-      </w:r>
-      <w:r>
-        <w:t xml:space="preserve"> </w:t>
-      </w:r>
-      <w:r>
-        <w:rPr>
-          <w:rStyle w:val="VerbatimChar"/>
-        </w:rPr>
-        <w:t xml:space="preserve">random.shuffle()</w:t>
-      </w:r>
-      <w:r>
-        <w:t xml:space="preserve"> </w:t>
-      </w:r>
-      <w:r>
-        <w:t xml:space="preserve">function performs the shuffle operation in-place, meaning it directly modifies the sequence it is given. Since it operates on the</w:t>
-      </w:r>
-      <w:r>
-        <w:t xml:space="preserve"> </w:t>
-      </w:r>
-      <w:r>
-        <w:rPr>
-          <w:rStyle w:val="VerbatimChar"/>
-        </w:rPr>
-        <w:t xml:space="preserve">copy</w:t>
-      </w:r>
-      <w:r>
-        <w:t xml:space="preserve">, the original</w:t>
-      </w:r>
-      <w:r>
-        <w:t xml:space="preserve"> </w:t>
-      </w:r>
-      <w:r>
-        <w:rPr>
-          <w:rStyle w:val="VerbatimChar"/>
-        </w:rPr>
-        <w:t xml:space="preserve">items</w:t>
-      </w:r>
-      <w:r>
-        <w:t xml:space="preserve"> </w:t>
-      </w:r>
-      <w:r>
-        <w:t xml:space="preserve">list is unaffected.</w:t>
-      </w:r>
-    </w:p>
-    <w:p>
-      <w:pPr>
-        <w:pStyle w:val="BodyText"/>
-      </w:pPr>
-      <w:r>
-        <w:t xml:space="preserve">Finally, the function returns the shuffled</w:t>
-      </w:r>
-      <w:r>
-        <w:t xml:space="preserve"> </w:t>
-      </w:r>
-      <w:r>
-        <w:rPr>
-          <w:rStyle w:val="VerbatimChar"/>
-        </w:rPr>
-        <w:t xml:space="preserve">copy</w:t>
-      </w:r>
-      <w:r>
-        <w:t xml:space="preserve">.</w:t>
+          <w:rStyle w:val="BuiltInTok"/>
+        </w:rPr>
+        <w:t xml:space="preserve">list</w:t>
+      </w:r>
+      <w:r>
+        <w:rPr>
+          <w:rStyle w:val="NormalTok"/>
+        </w:rPr>
+        <w:t xml:space="preserve">(items)</w:t>
+      </w:r>
+      <w:r>
+        <w:br/>
+      </w:r>
+      <w:r>
+        <w:rPr>
+          <w:rStyle w:val="NormalTok"/>
+        </w:rPr>
+        <w:t xml:space="preserve">random.shuffle(copy)</w:t>
+      </w:r>
+      <w:r>
+        <w:br/>
+      </w:r>
+      <w:r>
+        <w:rPr>
+          <w:rStyle w:val="ControlFlowTok"/>
+        </w:rPr>
+        <w:t xml:space="preserve">return</w:t>
+      </w:r>
+      <w:r>
+        <w:rPr>
+          <w:rStyle w:val="NormalTok"/>
+        </w:rPr>
+        <w:t xml:space="preserve"> copy</w:t>
       </w:r>
     </w:p>
     <w:bookmarkEnd w:id="33"/>
     <w:bookmarkStart w:id="34" w:name="usage-notes-3"/>
     <w:p>
       <w:pPr>
-        <w:pStyle w:val="Heading3"/>
+        <w:pStyle w:val="Heading2"/>
       </w:pPr>
       <w:r>
         <w:rPr>
           <w:rStyle w:val="SectionNumber"/>
         </w:rPr>
-        <w:t xml:space="preserve">2.0.9</w:t>
+        <w:t xml:space="preserve">4.4</w:t>
       </w:r>
       <w:r>
         <w:tab/>
@@ -3952,11 +3532,11 @@
         <w:pStyle w:val="Compact"/>
         <w:numPr>
           <w:ilvl w:val="0"/>
-          <w:numId w:val="1004"/>
+          <w:numId w:val="1007"/>
         </w:numPr>
       </w:pPr>
       <w:r>
-        <w:t xml:space="preserve">This function guarantees that the original list passed as the</w:t>
+        <w:t xml:space="preserve">The primary feature of this function is that it is non-mutating. The original list passed as the</w:t>
       </w:r>
       <w:r>
         <w:t xml:space="preserve"> </w:t>
@@ -3971,7 +3551,7 @@
         <w:t xml:space="preserve"> </w:t>
       </w:r>
       <w:r>
-        <w:t xml:space="preserve">parameter will not be altered.</w:t>
+        <w:t xml:space="preserve">parameter will not be changed.</w:t>
       </w:r>
     </w:p>
     <w:p>
@@ -3979,11 +3559,11 @@
         <w:pStyle w:val="Compact"/>
         <w:numPr>
           <w:ilvl w:val="0"/>
-          <w:numId w:val="1004"/>
+          <w:numId w:val="1007"/>
         </w:numPr>
       </w:pPr>
       <w:r>
-        <w:t xml:space="preserve">The function depends on Python’s built-in</w:t>
+        <w:t xml:space="preserve">This function depends on Python’s built-in</w:t>
       </w:r>
       <w:r>
         <w:t xml:space="preserve"> </w:t>
@@ -3998,19 +3578,7 @@
         <w:t xml:space="preserve"> </w:t>
       </w:r>
       <w:r>
-        <w:t xml:space="preserve">module. Ensure this module is imported in your project before calling</w:t>
-      </w:r>
-      <w:r>
-        <w:t xml:space="preserve"> </w:t>
-      </w:r>
-      <w:r>
-        <w:rPr>
-          <w:rStyle w:val="VerbatimChar"/>
-        </w:rPr>
-        <w:t xml:space="preserve">shuffle_copy</w:t>
-      </w:r>
-      <w:r>
-        <w:t xml:space="preserve">.</w:t>
+        <w:t xml:space="preserve">module. Ensure it is available in the execution environment for the function to work correctly.</w:t>
       </w:r>
     </w:p>
     <w:p>
@@ -4018,23 +3586,11 @@
         <w:pStyle w:val="Compact"/>
         <w:numPr>
           <w:ilvl w:val="0"/>
-          <w:numId w:val="1004"/>
+          <w:numId w:val="1007"/>
         </w:numPr>
       </w:pPr>
       <w:r>
-        <w:t xml:space="preserve">While the type hint specifies</w:t>
-      </w:r>
-      <w:r>
-        <w:t xml:space="preserve"> </w:t>
-      </w:r>
-      <w:r>
-        <w:rPr>
-          <w:rStyle w:val="VerbatimChar"/>
-        </w:rPr>
-        <w:t xml:space="preserve">List[int]</w:t>
-      </w:r>
-      <w:r>
-        <w:t xml:space="preserve">, the function’s logic will work correctly with lists containing elements of any type (e.g., strings, floats, or mixed types).</w:t>
+        <w:t xml:space="preserve">The returned list will contain the exact same elements as the input list, only in a different, random order. The length and contents of the list remain the same.</w:t>
       </w:r>
     </w:p>
     <w:p>
@@ -4049,7 +3605,22 @@
         <w:t xml:space="preserve">Output Example</w:t>
       </w:r>
       <w:r>
-        <w:t xml:space="preserve">: The function returns a new list with the same elements as the input list but in a random order. The exact order will differ on each execution.</w:t>
+        <w:t xml:space="preserve">: A possible return value for an input of</w:t>
+      </w:r>
+      <w:r>
+        <w:t xml:space="preserve"> </w:t>
+      </w:r>
+      <w:r>
+        <w:rPr>
+          <w:rStyle w:val="VerbatimChar"/>
+        </w:rPr>
+        <w:t xml:space="preserve">[1, 2, 3]</w:t>
+      </w:r>
+      <w:r>
+        <w:t xml:space="preserve"> </w:t>
+      </w:r>
+      <w:r>
+        <w:t xml:space="preserve">could be:</w:t>
       </w:r>
     </w:p>
     <w:p>
@@ -4060,20 +3631,20 @@
         <w:rPr>
           <w:rStyle w:val="VerbatimChar"/>
         </w:rPr>
-        <w:t xml:space="preserve">[4, 1, 5, 2, 3]</w:t>
+        <w:t xml:space="preserve">[2, 3, 1]</w:t>
       </w:r>
     </w:p>
     <w:bookmarkEnd w:id="34"/>
-    <w:bookmarkStart w:id="36" w:name="example-3"/>
+    <w:bookmarkStart w:id="35" w:name="example-3"/>
     <w:p>
       <w:pPr>
-        <w:pStyle w:val="Heading3"/>
+        <w:pStyle w:val="Heading2"/>
       </w:pPr>
       <w:r>
         <w:rPr>
           <w:rStyle w:val="SectionNumber"/>
         </w:rPr>
-        <w:t xml:space="preserve">2.0.10</w:t>
+        <w:t xml:space="preserve">4.5</w:t>
       </w:r>
       <w:r>
         <w:tab/>
@@ -4084,418 +3655,25 @@
     </w:p>
     <w:p>
       <w:pPr>
-        <w:pStyle w:val="SourceCode"/>
-      </w:pPr>
-      <w:r>
-        <w:rPr>
-          <w:rStyle w:val="ImportTok"/>
-        </w:rPr>
-        <w:t xml:space="preserve">import</w:t>
-      </w:r>
-      <w:r>
-        <w:rPr>
-          <w:rStyle w:val="NormalTok"/>
-        </w:rPr>
-        <w:t xml:space="preserve"> random</w:t>
-      </w:r>
-      <w:r>
-        <w:br/>
-      </w:r>
-      <w:r>
-        <w:rPr>
-          <w:rStyle w:val="ImportTok"/>
-        </w:rPr>
-        <w:t xml:space="preserve">from</w:t>
-      </w:r>
-      <w:r>
-        <w:rPr>
-          <w:rStyle w:val="NormalTok"/>
-        </w:rPr>
-        <w:t xml:space="preserve"> typing </w:t>
-      </w:r>
-      <w:r>
-        <w:rPr>
-          <w:rStyle w:val="ImportTok"/>
-        </w:rPr>
-        <w:t xml:space="preserve">import</w:t>
-      </w:r>
-      <w:r>
-        <w:rPr>
-          <w:rStyle w:val="NormalTok"/>
-        </w:rPr>
-        <w:t xml:space="preserve"> List</w:t>
-      </w:r>
-      <w:r>
-        <w:br/>
-      </w:r>
-      <w:r>
-        <w:br/>
-      </w:r>
-      <w:r>
-        <w:rPr>
-          <w:rStyle w:val="CommentTok"/>
-        </w:rPr>
-        <w:t xml:space="preserve"># Definition of the function</w:t>
-      </w:r>
-      <w:r>
-        <w:br/>
-      </w:r>
-      <w:r>
-        <w:rPr>
-          <w:rStyle w:val="KeywordTok"/>
-        </w:rPr>
-        <w:t xml:space="preserve">def</w:t>
-      </w:r>
-      <w:r>
-        <w:rPr>
-          <w:rStyle w:val="NormalTok"/>
-        </w:rPr>
-        <w:t xml:space="preserve"> shuffle_copy(items: List[</w:t>
-      </w:r>
-      <w:r>
-        <w:rPr>
-          <w:rStyle w:val="BuiltInTok"/>
-        </w:rPr>
-        <w:t xml:space="preserve">int</w:t>
-      </w:r>
-      <w:r>
-        <w:rPr>
-          <w:rStyle w:val="NormalTok"/>
-        </w:rPr>
-        <w:t xml:space="preserve">]) </w:t>
-      </w:r>
-      <w:r>
-        <w:rPr>
-          <w:rStyle w:val="OperatorTok"/>
-        </w:rPr>
-        <w:t xml:space="preserve">-&gt;</w:t>
-      </w:r>
-      <w:r>
-        <w:rPr>
-          <w:rStyle w:val="NormalTok"/>
-        </w:rPr>
-        <w:t xml:space="preserve"> List[</w:t>
-      </w:r>
-      <w:r>
-        <w:rPr>
-          <w:rStyle w:val="BuiltInTok"/>
-        </w:rPr>
-        <w:t xml:space="preserve">int</w:t>
-      </w:r>
-      <w:r>
-        <w:rPr>
-          <w:rStyle w:val="NormalTok"/>
-        </w:rPr>
-        <w:t xml:space="preserve">]:</w:t>
-      </w:r>
-      <w:r>
-        <w:br/>
-      </w:r>
-      <w:r>
-        <w:rPr>
-          <w:rStyle w:val="NormalTok"/>
-        </w:rPr>
-        <w:t xml:space="preserve">    </w:t>
-      </w:r>
-      <w:r>
-        <w:rPr>
-          <w:rStyle w:val="CommentTok"/>
-        </w:rPr>
-        <w:t xml:space="preserve">"""Return a shuffled copy of the given list without mutating the input."""</w:t>
-      </w:r>
-      <w:r>
-        <w:br/>
-      </w:r>
-      <w:r>
-        <w:rPr>
-          <w:rStyle w:val="NormalTok"/>
-        </w:rPr>
-        <w:t xml:space="preserve">    copy </w:t>
-      </w:r>
-      <w:r>
-        <w:rPr>
-          <w:rStyle w:val="OperatorTok"/>
-        </w:rPr>
-        <w:t xml:space="preserve">=</w:t>
-      </w:r>
-      <w:r>
-        <w:rPr>
-          <w:rStyle w:val="NormalTok"/>
-        </w:rPr>
+        <w:pStyle w:val="FirstParagraph"/>
+      </w:pPr>
+      <w:r>
+        <w:t xml:space="preserve">The following example demonstrates how to use</w:t>
+      </w:r>
+      <w:r>
         <w:t xml:space="preserve"> </w:t>
       </w:r>
       <w:r>
         <w:rPr>
-          <w:rStyle w:val="BuiltInTok"/>
-        </w:rPr>
-        <w:t xml:space="preserve">list</w:t>
-      </w:r>
-      <w:r>
-        <w:rPr>
-          <w:rStyle w:val="NormalTok"/>
-        </w:rPr>
-        <w:t xml:space="preserve">(items)</w:t>
-      </w:r>
-      <w:r>
-        <w:br/>
-      </w:r>
-      <w:r>
-        <w:rPr>
-          <w:rStyle w:val="NormalTok"/>
-        </w:rPr>
-        <w:t xml:space="preserve">    random.shuffle(copy)</w:t>
-      </w:r>
-      <w:r>
-        <w:br/>
-      </w:r>
-      <w:r>
-        <w:rPr>
-          <w:rStyle w:val="NormalTok"/>
-        </w:rPr>
-        <w:t xml:space="preserve">    </w:t>
-      </w:r>
-      <w:r>
-        <w:rPr>
-          <w:rStyle w:val="ControlFlowTok"/>
-        </w:rPr>
-        <w:t xml:space="preserve">return</w:t>
-      </w:r>
-      <w:r>
-        <w:rPr>
-          <w:rStyle w:val="NormalTok"/>
-        </w:rPr>
-        <w:t xml:space="preserve"> copy</w:t>
-      </w:r>
-      <w:r>
-        <w:br/>
-      </w:r>
-      <w:r>
-        <w:br/>
-      </w:r>
-      <w:r>
-        <w:rPr>
-          <w:rStyle w:val="CommentTok"/>
-        </w:rPr>
-        <w:t xml:space="preserve"># Example usage</w:t>
-      </w:r>
-      <w:r>
-        <w:br/>
-      </w:r>
-      <w:r>
-        <w:rPr>
-          <w:rStyle w:val="NormalTok"/>
-        </w:rPr>
-        <w:t xml:space="preserve">original_list </w:t>
-      </w:r>
-      <w:r>
-        <w:rPr>
-          <w:rStyle w:val="OperatorTok"/>
-        </w:rPr>
-        <w:t xml:space="preserve">=</w:t>
-      </w:r>
-      <w:r>
-        <w:rPr>
-          <w:rStyle w:val="NormalTok"/>
-        </w:rPr>
-        <w:t xml:space="preserve"> [</w:t>
-      </w:r>
-      <w:r>
-        <w:rPr>
-          <w:rStyle w:val="DecValTok"/>
-        </w:rPr>
-        <w:t xml:space="preserve">1</w:t>
-      </w:r>
-      <w:r>
-        <w:rPr>
-          <w:rStyle w:val="NormalTok"/>
-        </w:rPr>
-        <w:t xml:space="preserve">, </w:t>
-      </w:r>
-      <w:r>
-        <w:rPr>
-          <w:rStyle w:val="DecValTok"/>
-        </w:rPr>
-        <w:t xml:space="preserve">2</w:t>
-      </w:r>
-      <w:r>
-        <w:rPr>
-          <w:rStyle w:val="NormalTok"/>
-        </w:rPr>
-        <w:t xml:space="preserve">, </w:t>
-      </w:r>
-      <w:r>
-        <w:rPr>
-          <w:rStyle w:val="DecValTok"/>
-        </w:rPr>
-        <w:t xml:space="preserve">3</w:t>
-      </w:r>
-      <w:r>
-        <w:rPr>
-          <w:rStyle w:val="NormalTok"/>
-        </w:rPr>
-        <w:t xml:space="preserve">, </w:t>
-      </w:r>
-      <w:r>
-        <w:rPr>
-          <w:rStyle w:val="DecValTok"/>
-        </w:rPr>
-        <w:t xml:space="preserve">4</w:t>
-      </w:r>
-      <w:r>
-        <w:rPr>
-          <w:rStyle w:val="NormalTok"/>
-        </w:rPr>
-        <w:t xml:space="preserve">, </w:t>
-      </w:r>
-      <w:r>
-        <w:rPr>
-          <w:rStyle w:val="DecValTok"/>
-        </w:rPr>
-        <w:t xml:space="preserve">5</w:t>
-      </w:r>
-      <w:r>
-        <w:rPr>
-          <w:rStyle w:val="NormalTok"/>
-        </w:rPr>
-        <w:t xml:space="preserve">]</w:t>
-      </w:r>
-      <w:r>
-        <w:br/>
-      </w:r>
-      <w:r>
-        <w:rPr>
-          <w:rStyle w:val="NormalTok"/>
-        </w:rPr>
-        <w:t xml:space="preserve">shuffled_list </w:t>
-      </w:r>
-      <w:r>
-        <w:rPr>
-          <w:rStyle w:val="OperatorTok"/>
-        </w:rPr>
-        <w:t xml:space="preserve">=</w:t>
-      </w:r>
-      <w:r>
-        <w:rPr>
-          <w:rStyle w:val="NormalTok"/>
-        </w:rPr>
-        <w:t xml:space="preserve"> shuffle_copy(original_list)</w:t>
-      </w:r>
-      <w:r>
-        <w:br/>
-      </w:r>
-      <w:r>
-        <w:br/>
-      </w:r>
-      <w:r>
-        <w:rPr>
-          <w:rStyle w:val="BuiltInTok"/>
-        </w:rPr>
-        <w:t xml:space="preserve">print</w:t>
-      </w:r>
-      <w:r>
-        <w:rPr>
-          <w:rStyle w:val="NormalTok"/>
-        </w:rPr>
-        <w:t xml:space="preserve">(</w:t>
-      </w:r>
-      <w:r>
-        <w:rPr>
-          <w:rStyle w:val="StringTok"/>
-        </w:rPr>
-        <w:t xml:space="preserve">"Original List (unchanged):"</w:t>
-      </w:r>
-      <w:r>
-        <w:rPr>
-          <w:rStyle w:val="NormalTok"/>
-        </w:rPr>
-        <w:t xml:space="preserve">)</w:t>
-      </w:r>
-      <w:r>
-        <w:br/>
-      </w:r>
-      <w:r>
-        <w:rPr>
-          <w:rStyle w:val="BuiltInTok"/>
-        </w:rPr>
-        <w:t xml:space="preserve">print</w:t>
-      </w:r>
-      <w:r>
-        <w:rPr>
-          <w:rStyle w:val="NormalTok"/>
-        </w:rPr>
-        <w:t xml:space="preserve">(original_list)</w:t>
-      </w:r>
-      <w:r>
-        <w:br/>
-      </w:r>
-      <w:r>
-        <w:rPr>
-          <w:rStyle w:val="BuiltInTok"/>
-        </w:rPr>
-        <w:t xml:space="preserve">print</w:t>
-      </w:r>
-      <w:r>
-        <w:rPr>
-          <w:rStyle w:val="NormalTok"/>
-        </w:rPr>
-        <w:t xml:space="preserve">(</w:t>
-      </w:r>
-      <w:r>
-        <w:rPr>
-          <w:rStyle w:val="StringTok"/>
-        </w:rPr>
-        <w:t xml:space="preserve">"</w:t>
-      </w:r>
-      <w:r>
-        <w:rPr>
-          <w:rStyle w:val="CharTok"/>
-        </w:rPr>
-        <w:t xml:space="preserve">\n</w:t>
-      </w:r>
-      <w:r>
-        <w:rPr>
-          <w:rStyle w:val="StringTok"/>
-        </w:rPr>
-        <w:t xml:space="preserve">Shuffled Copy:"</w:t>
-      </w:r>
-      <w:r>
-        <w:rPr>
-          <w:rStyle w:val="NormalTok"/>
-        </w:rPr>
-        <w:t xml:space="preserve">)</w:t>
-      </w:r>
-      <w:r>
-        <w:br/>
-      </w:r>
-      <w:r>
-        <w:rPr>
-          <w:rStyle w:val="BuiltInTok"/>
-        </w:rPr>
-        <w:t xml:space="preserve">print</w:t>
-      </w:r>
-      <w:r>
-        <w:rPr>
-          <w:rStyle w:val="NormalTok"/>
-        </w:rPr>
-        <w:t xml:space="preserve">(shuffled_list)</w:t>
-      </w:r>
-    </w:p>
-    <w:bookmarkStart w:id="35" w:name="output-3"/>
-    <w:p>
-      <w:pPr>
-        <w:pStyle w:val="Heading4"/>
-      </w:pPr>
-      <w:r>
-        <w:rPr>
-          <w:rStyle w:val="SectionNumber"/>
-        </w:rPr>
-        <w:t xml:space="preserve">2.0.10.1</w:t>
-      </w:r>
-      <w:r>
-        <w:tab/>
-      </w:r>
-      <w:r>
-        <w:t xml:space="preserve">Output</w:t>
+          <w:rStyle w:val="VerbatimChar"/>
+        </w:rPr>
+        <w:t xml:space="preserve">shuffle_copy</w:t>
+      </w:r>
+      <w:r>
+        <w:t xml:space="preserve"> </w:t>
+      </w:r>
+      <w:r>
+        <w:t xml:space="preserve">and confirms that the original list is not modified.</w:t>
       </w:r>
     </w:p>
     <w:p>
@@ -4504,9 +3682,248 @@
       </w:pPr>
       <w:r>
         <w:rPr>
+          <w:rStyle w:val="CommentTok"/>
+        </w:rPr>
+        <w:t xml:space="preserve"># Example usage</w:t>
+      </w:r>
+      <w:r>
+        <w:br/>
+      </w:r>
+      <w:r>
+        <w:rPr>
+          <w:rStyle w:val="CommentTok"/>
+        </w:rPr>
+        <w:t xml:space="preserve"># Assume the function shuffle_copy and the random module are imported</w:t>
+      </w:r>
+      <w:r>
+        <w:br/>
+      </w:r>
+      <w:r>
+        <w:rPr>
+          <w:rStyle w:val="NormalTok"/>
+        </w:rPr>
+        <w:t xml:space="preserve">original_numbers </w:t>
+      </w:r>
+      <w:r>
+        <w:rPr>
+          <w:rStyle w:val="OperatorTok"/>
+        </w:rPr>
+        <w:t xml:space="preserve">=</w:t>
+      </w:r>
+      <w:r>
+        <w:rPr>
+          <w:rStyle w:val="NormalTok"/>
+        </w:rPr>
+        <w:t xml:space="preserve"> [</w:t>
+      </w:r>
+      <w:r>
+        <w:rPr>
+          <w:rStyle w:val="DecValTok"/>
+        </w:rPr>
+        <w:t xml:space="preserve">10</w:t>
+      </w:r>
+      <w:r>
+        <w:rPr>
+          <w:rStyle w:val="NormalTok"/>
+        </w:rPr>
+        <w:t xml:space="preserve">, </w:t>
+      </w:r>
+      <w:r>
+        <w:rPr>
+          <w:rStyle w:val="DecValTok"/>
+        </w:rPr>
+        <w:t xml:space="preserve">20</w:t>
+      </w:r>
+      <w:r>
+        <w:rPr>
+          <w:rStyle w:val="NormalTok"/>
+        </w:rPr>
+        <w:t xml:space="preserve">, </w:t>
+      </w:r>
+      <w:r>
+        <w:rPr>
+          <w:rStyle w:val="DecValTok"/>
+        </w:rPr>
+        <w:t xml:space="preserve">30</w:t>
+      </w:r>
+      <w:r>
+        <w:rPr>
+          <w:rStyle w:val="NormalTok"/>
+        </w:rPr>
+        <w:t xml:space="preserve">, </w:t>
+      </w:r>
+      <w:r>
+        <w:rPr>
+          <w:rStyle w:val="DecValTok"/>
+        </w:rPr>
+        <w:t xml:space="preserve">40</w:t>
+      </w:r>
+      <w:r>
+        <w:rPr>
+          <w:rStyle w:val="NormalTok"/>
+        </w:rPr>
+        <w:t xml:space="preserve">, </w:t>
+      </w:r>
+      <w:r>
+        <w:rPr>
+          <w:rStyle w:val="DecValTok"/>
+        </w:rPr>
+        <w:t xml:space="preserve">50</w:t>
+      </w:r>
+      <w:r>
+        <w:rPr>
+          <w:rStyle w:val="NormalTok"/>
+        </w:rPr>
+        <w:t xml:space="preserve">]</w:t>
+      </w:r>
+      <w:r>
+        <w:br/>
+      </w:r>
+      <w:r>
+        <w:rPr>
+          <w:rStyle w:val="NormalTok"/>
+        </w:rPr>
+        <w:t xml:space="preserve">shuffled_numbers </w:t>
+      </w:r>
+      <w:r>
+        <w:rPr>
+          <w:rStyle w:val="OperatorTok"/>
+        </w:rPr>
+        <w:t xml:space="preserve">=</w:t>
+      </w:r>
+      <w:r>
+        <w:rPr>
+          <w:rStyle w:val="NormalTok"/>
+        </w:rPr>
+        <w:t xml:space="preserve"> shuffle_copy(original_numbers)</w:t>
+      </w:r>
+      <w:r>
+        <w:br/>
+      </w:r>
+      <w:r>
+        <w:br/>
+      </w:r>
+      <w:r>
+        <w:rPr>
+          <w:rStyle w:val="BuiltInTok"/>
+        </w:rPr>
+        <w:t xml:space="preserve">print</w:t>
+      </w:r>
+      <w:r>
+        <w:rPr>
+          <w:rStyle w:val="NormalTok"/>
+        </w:rPr>
+        <w:t xml:space="preserve">(</w:t>
+      </w:r>
+      <w:r>
+        <w:rPr>
+          <w:rStyle w:val="SpecialStringTok"/>
+        </w:rPr>
+        <w:t xml:space="preserve">f"Original list: </w:t>
+      </w:r>
+      <w:r>
+        <w:rPr>
+          <w:rStyle w:val="SpecialCharTok"/>
+        </w:rPr>
+        <w:t xml:space="preserve">{</w:t>
+      </w:r>
+      <w:r>
+        <w:rPr>
+          <w:rStyle w:val="NormalTok"/>
+        </w:rPr>
+        <w:t xml:space="preserve">original_numbers</w:t>
+      </w:r>
+      <w:r>
+        <w:rPr>
+          <w:rStyle w:val="SpecialCharTok"/>
+        </w:rPr>
+        <w:t xml:space="preserve">}</w:t>
+      </w:r>
+      <w:r>
+        <w:rPr>
+          <w:rStyle w:val="SpecialStringTok"/>
+        </w:rPr>
+        <w:t xml:space="preserve">"</w:t>
+      </w:r>
+      <w:r>
+        <w:rPr>
+          <w:rStyle w:val="NormalTok"/>
+        </w:rPr>
+        <w:t xml:space="preserve">)</w:t>
+      </w:r>
+      <w:r>
+        <w:br/>
+      </w:r>
+      <w:r>
+        <w:rPr>
+          <w:rStyle w:val="BuiltInTok"/>
+        </w:rPr>
+        <w:t xml:space="preserve">print</w:t>
+      </w:r>
+      <w:r>
+        <w:rPr>
+          <w:rStyle w:val="NormalTok"/>
+        </w:rPr>
+        <w:t xml:space="preserve">(</w:t>
+      </w:r>
+      <w:r>
+        <w:rPr>
+          <w:rStyle w:val="SpecialStringTok"/>
+        </w:rPr>
+        <w:t xml:space="preserve">f"Shuffled copy: </w:t>
+      </w:r>
+      <w:r>
+        <w:rPr>
+          <w:rStyle w:val="SpecialCharTok"/>
+        </w:rPr>
+        <w:t xml:space="preserve">{</w:t>
+      </w:r>
+      <w:r>
+        <w:rPr>
+          <w:rStyle w:val="NormalTok"/>
+        </w:rPr>
+        <w:t xml:space="preserve">shuffled_numbers</w:t>
+      </w:r>
+      <w:r>
+        <w:rPr>
+          <w:rStyle w:val="SpecialCharTok"/>
+        </w:rPr>
+        <w:t xml:space="preserve">}</w:t>
+      </w:r>
+      <w:r>
+        <w:rPr>
+          <w:rStyle w:val="SpecialStringTok"/>
+        </w:rPr>
+        <w:t xml:space="preserve">"</w:t>
+      </w:r>
+      <w:r>
+        <w:rPr>
+          <w:rStyle w:val="NormalTok"/>
+        </w:rPr>
+        <w:t xml:space="preserve">)</w:t>
+      </w:r>
+    </w:p>
+    <w:p>
+      <w:pPr>
+        <w:pStyle w:val="FirstParagraph"/>
+      </w:pPr>
+      <w:r>
+        <w:rPr>
+          <w:b/>
+          <w:bCs/>
+        </w:rPr>
+        <w:t xml:space="preserve">Output:</w:t>
+      </w:r>
+    </w:p>
+    <w:p>
+      <w:pPr>
+        <w:pStyle w:val="SourceCode"/>
+      </w:pPr>
+      <w:r>
+        <w:rPr>
           <w:rStyle w:val="VerbatimChar"/>
         </w:rPr>
-        <w:t xml:space="preserve">Original List (unchanged):</w:t>
+        <w:t xml:space="preserve">Original list: [10, 20, 30, 40, 50]</w:t>
       </w:r>
       <w:r>
         <w:br/>
@@ -4515,33 +3932,58 @@
         <w:rPr>
           <w:rStyle w:val="VerbatimChar"/>
         </w:rPr>
-        <w:t xml:space="preserve">[1, 2, 3, 4, 5]</w:t>
-      </w:r>
-      <w:r>
-        <w:br/>
-      </w:r>
-      <w:r>
-        <w:br/>
-      </w:r>
-      <w:r>
-        <w:rPr>
-          <w:rStyle w:val="VerbatimChar"/>
-        </w:rPr>
-        <w:t xml:space="preserve">Shuffled Copy:</w:t>
-      </w:r>
-      <w:r>
-        <w:br/>
-      </w:r>
-      <w:r>
-        <w:rPr>
-          <w:rStyle w:val="VerbatimChar"/>
-        </w:rPr>
-        <w:t xml:space="preserve">[3, 5, 1, 4, 2]</w:t>
+        <w:t xml:space="preserve">Shuffled copy: [30, 50, 10, 20, 40]</w:t>
+      </w:r>
+    </w:p>
+    <w:p>
+      <w:pPr>
+        <w:pStyle w:val="FirstParagraph"/>
+      </w:pPr>
+      <w:r>
+        <w:rPr>
+          <w:i/>
+          <w:iCs/>
+        </w:rPr>
+        <w:t xml:space="preserve">(Note: The order of elements in the</w:t>
+      </w:r>
+      <w:r>
+        <w:rPr>
+          <w:i/>
+          <w:iCs/>
+        </w:rPr>
+        <w:t xml:space="preserve"> </w:t>
+      </w:r>
+      <w:r>
+        <w:rPr>
+          <w:i/>
+          <w:iCs/>
+        </w:rPr>
+        <w:t xml:space="preserve">“Shuffled copy”</w:t>
+      </w:r>
+      <w:r>
+        <w:rPr>
+          <w:i/>
+          <w:iCs/>
+        </w:rPr>
+        <w:t xml:space="preserve"> </w:t>
+      </w:r>
+      <w:r>
+        <w:rPr>
+          <w:i/>
+          <w:iCs/>
+        </w:rPr>
+        <w:t xml:space="preserve">will vary with each execution due to its random nature.)</w:t>
+      </w:r>
+    </w:p>
+    <w:p>
+      <w:r>
+        <w:pict>
+          <v:rect style="width:0;height:1.5pt" o:hralign="center" o:hrstd="t" o:hr="t"/>
+        </w:pict>
       </w:r>
     </w:p>
     <w:bookmarkEnd w:id="35"/>
     <w:bookmarkEnd w:id="36"/>
-    <w:bookmarkEnd w:id="37"/>
     <w:sectPr>
       <w:pgSz w:h="15840" w:w="12240"/>
       <w:pgMar w:bottom="1440" w:footer="720" w:gutter="0" w:header="720" w:left="1800" w:right="1800" w:top="1440"/>
@@ -4925,6 +4367,91 @@
       <w:rPr>
         <w:rFonts w:ascii="Wingdings" w:hAnsi="Wingdings" w:cs="Wingdings" w:hint="default"/>
       </w:rPr>
+    </w:lvl>
+  </w:abstractNum>
+  <w:abstractNum w:abstractNumId="99411">
+    <w:nsid w:val="00A99411"/>
+    <w:multiLevelType w:val="multilevel"/>
+    <w:lvl w:ilvl="0">
+      <w:start w:val="1"/>
+      <w:numFmt w:val="decimal"/>
+      <w:lvlText w:val="%1."/>
+      <w:lvlJc w:val="left"/>
+      <w:pPr>
+        <w:ind w:left="720" w:hanging="360"/>
+      </w:pPr>
+    </w:lvl>
+    <w:lvl w:ilvl="1">
+      <w:start w:val="1"/>
+      <w:numFmt w:val="decimal"/>
+      <w:lvlText w:val="%2."/>
+      <w:lvlJc w:val="left"/>
+      <w:pPr>
+        <w:ind w:left="1440" w:hanging="360"/>
+      </w:pPr>
+    </w:lvl>
+    <w:lvl w:ilvl="2">
+      <w:start w:val="1"/>
+      <w:numFmt w:val="decimal"/>
+      <w:lvlText w:val="%3."/>
+      <w:lvlJc w:val="left"/>
+      <w:pPr>
+        <w:ind w:left="2160" w:hanging="360"/>
+      </w:pPr>
+    </w:lvl>
+    <w:lvl w:ilvl="3">
+      <w:start w:val="1"/>
+      <w:numFmt w:val="decimal"/>
+      <w:lvlText w:val="%4."/>
+      <w:lvlJc w:val="left"/>
+      <w:pPr>
+        <w:ind w:left="2880" w:hanging="360"/>
+      </w:pPr>
+    </w:lvl>
+    <w:lvl w:ilvl="4">
+      <w:start w:val="1"/>
+      <w:numFmt w:val="decimal"/>
+      <w:lvlText w:val="%5."/>
+      <w:lvlJc w:val="left"/>
+      <w:pPr>
+        <w:ind w:left="3600" w:hanging="360"/>
+      </w:pPr>
+    </w:lvl>
+    <w:lvl w:ilvl="5">
+      <w:start w:val="1"/>
+      <w:numFmt w:val="decimal"/>
+      <w:lvlText w:val="%6."/>
+      <w:lvlJc w:val="left"/>
+      <w:pPr>
+        <w:ind w:left="4320" w:hanging="360"/>
+      </w:pPr>
+    </w:lvl>
+    <w:lvl w:ilvl="6">
+      <w:start w:val="1"/>
+      <w:numFmt w:val="decimal"/>
+      <w:lvlText w:val="%7."/>
+      <w:lvlJc w:val="left"/>
+      <w:pPr>
+        <w:ind w:left="5040" w:hanging="360"/>
+      </w:pPr>
+    </w:lvl>
+    <w:lvl w:ilvl="7">
+      <w:start w:val="1"/>
+      <w:numFmt w:val="decimal"/>
+      <w:lvlText w:val="%8."/>
+      <w:lvlJc w:val="left"/>
+      <w:pPr>
+        <w:ind w:left="5760" w:hanging="360"/>
+      </w:pPr>
+    </w:lvl>
+    <w:lvl w:ilvl="8">
+      <w:start w:val="1"/>
+      <w:numFmt w:val="decimal"/>
+      <w:lvlText w:val="%9."/>
+      <w:lvlJc w:val="left"/>
+      <w:pPr>
+        <w:ind w:left="6480" w:hanging="360"/>
+      </w:pPr>
     </w:lvl>
   </w:abstractNum>
   <w:num w16cid:durableId="106237985" w:numId="1">
@@ -4967,6 +4494,42 @@
     <w:abstractNumId w:val="991"/>
   </w:num>
   <w:num w:numId="1004">
+    <w:abstractNumId w:val="99411"/>
+    <w:lvlOverride w:ilvl="0">
+      <w:startOverride w:val="1"/>
+    </w:lvlOverride>
+    <w:lvlOverride w:ilvl="1">
+      <w:startOverride w:val="1"/>
+    </w:lvlOverride>
+    <w:lvlOverride w:ilvl="2">
+      <w:startOverride w:val="1"/>
+    </w:lvlOverride>
+    <w:lvlOverride w:ilvl="3">
+      <w:startOverride w:val="1"/>
+    </w:lvlOverride>
+    <w:lvlOverride w:ilvl="4">
+      <w:startOverride w:val="1"/>
+    </w:lvlOverride>
+    <w:lvlOverride w:ilvl="5">
+      <w:startOverride w:val="1"/>
+    </w:lvlOverride>
+    <w:lvlOverride w:ilvl="6">
+      <w:startOverride w:val="1"/>
+    </w:lvlOverride>
+    <w:lvlOverride w:ilvl="7">
+      <w:startOverride w:val="1"/>
+    </w:lvlOverride>
+    <w:lvlOverride w:ilvl="8">
+      <w:startOverride w:val="1"/>
+    </w:lvlOverride>
+  </w:num>
+  <w:num w:numId="1005">
+    <w:abstractNumId w:val="991"/>
+  </w:num>
+  <w:num w:numId="1006">
+    <w:abstractNumId w:val="991"/>
+  </w:num>
+  <w:num w:numId="1007">
     <w:abstractNumId w:val="991"/>
   </w:num>
 </w:numbering>

--- a/random_module_one.docx
+++ b/random_module_one.docx
@@ -103,7 +103,7 @@
         <w:t xml:space="preserve"> </w:t>
       </w:r>
       <w:r>
-        <w:t xml:space="preserve">function calculates and returns the sum of two input numbers.</w:t>
+        <w:t xml:space="preserve">function calculates and returns the sum of two input values.</w:t>
       </w:r>
     </w:p>
     <w:bookmarkEnd w:id="10"/>
@@ -196,7 +196,7 @@
               <w:pStyle w:val="Compact"/>
             </w:pPr>
             <w:r>
-              <w:t xml:space="preserve">int / float</w:t>
+              <w:t xml:space="preserve">int/float</w:t>
             </w:r>
           </w:p>
         </w:tc>
@@ -234,7 +234,7 @@
               <w:pStyle w:val="Compact"/>
             </w:pPr>
             <w:r>
-              <w:t xml:space="preserve">int / float</w:t>
+              <w:t xml:space="preserve">int/float</w:t>
             </w:r>
           </w:p>
         </w:tc>
@@ -275,7 +275,7 @@
         <w:pStyle w:val="FirstParagraph"/>
       </w:pPr>
       <w:r>
-        <w:t xml:space="preserve">This function provides a straightforward implementation of addition. It accepts two arguments,</w:t>
+        <w:t xml:space="preserve">This function provides a straightforward way to perform addition. It accepts two parameters,</w:t>
       </w:r>
       <w:r>
         <w:t xml:space="preserve"> </w:t>
@@ -317,7 +317,7 @@
         <w:t xml:space="preserve"> </w:t>
       </w:r>
       <w:r>
-        <w:t xml:space="preserve">operator. The resulting value is then returned by the function. The primary purpose of this function is to perform a basic arithmetic sum operation.</w:t>
+        <w:t xml:space="preserve">operator. The result of this operation is then returned by the function. The primary use case is for numeric addition, but it will also work with any data types that support the addition operator, such as string concatenation.</w:t>
       </w:r>
     </w:p>
     <w:p>
@@ -328,7 +328,7 @@
         <w:rPr>
           <w:rStyle w:val="CommentTok"/>
         </w:rPr>
-        <w:t xml:space="preserve"># The function adds the two parameters a and b</w:t>
+        <w:t xml:space="preserve"># The function adds 'a' and 'b' and returns the result.</w:t>
       </w:r>
       <w:r>
         <w:br/>
@@ -386,7 +386,7 @@
         </w:numPr>
       </w:pPr>
       <w:r>
-        <w:t xml:space="preserve">The function is designed to work with numeric types such as integers (</w:t>
+        <w:t xml:space="preserve">This function is designed for numeric types like integers (</w:t>
       </w:r>
       <w:r>
         <w:rPr>
@@ -416,7 +416,7 @@
         </w:numPr>
       </w:pPr>
       <w:r>
-        <w:t xml:space="preserve">If non-numeric types that support the</w:t>
+        <w:t xml:space="preserve">If strings are passed as arguments, the function will perform string concatenation instead of mathematical addition. For example,</w:t>
       </w:r>
       <w:r>
         <w:t xml:space="preserve"> </w:t>
@@ -425,13 +425,49 @@
         <w:rPr>
           <w:rStyle w:val="VerbatimChar"/>
         </w:rPr>
-        <w:t xml:space="preserve">+</w:t>
+        <w:t xml:space="preserve">num("hello", " world")</w:t>
       </w:r>
       <w:r>
         <w:t xml:space="preserve"> </w:t>
       </w:r>
       <w:r>
-        <w:t xml:space="preserve">operator (like strings) are passed, the function will perform the operation defined for that type (e.g., concatenation for strings) which may lead to unexpected results.</w:t>
+        <w:t xml:space="preserve">would return</w:t>
+      </w:r>
+      <w:r>
+        <w:t xml:space="preserve"> </w:t>
+      </w:r>
+      <w:r>
+        <w:rPr>
+          <w:rStyle w:val="VerbatimChar"/>
+        </w:rPr>
+        <w:t xml:space="preserve">"hello world"</w:t>
+      </w:r>
+      <w:r>
+        <w:t xml:space="preserve">.</w:t>
+      </w:r>
+    </w:p>
+    <w:p>
+      <w:pPr>
+        <w:pStyle w:val="Compact"/>
+        <w:numPr>
+          <w:ilvl w:val="0"/>
+          <w:numId w:val="1001"/>
+        </w:numPr>
+      </w:pPr>
+      <w:r>
+        <w:t xml:space="preserve">Passing incompatible types (e.g., an integer and a string) will result in a</w:t>
+      </w:r>
+      <w:r>
+        <w:t xml:space="preserve"> </w:t>
+      </w:r>
+      <w:r>
+        <w:rPr>
+          <w:rStyle w:val="VerbatimChar"/>
+        </w:rPr>
+        <w:t xml:space="preserve">TypeError</w:t>
+      </w:r>
+      <w:r>
+        <w:t xml:space="preserve">.</w:t>
       </w:r>
     </w:p>
     <w:p>
@@ -485,7 +521,7 @@
         <w:rPr>
           <w:rStyle w:val="CommentTok"/>
         </w:rPr>
-        <w:t xml:space="preserve"># Example usage with two integers</w:t>
+        <w:t xml:space="preserve"># Example usage with integers</w:t>
       </w:r>
       <w:r>
         <w:br/>
@@ -557,7 +593,7 @@
         <w:rPr>
           <w:rStyle w:val="CommentTok"/>
         </w:rPr>
-        <w:t xml:space="preserve"># Example usage with a float and an integer</w:t>
+        <w:t xml:space="preserve"># Example usage with floating-point numbers</w:t>
       </w:r>
       <w:r>
         <w:br/>
@@ -566,7 +602,7 @@
         <w:rPr>
           <w:rStyle w:val="NormalTok"/>
         </w:rPr>
-        <w:t xml:space="preserve">result_float </w:t>
+        <w:t xml:space="preserve">float_result </w:t>
       </w:r>
       <w:r>
         <w:rPr>
@@ -594,9 +630,9 @@
       </w:r>
       <w:r>
         <w:rPr>
-          <w:rStyle w:val="DecValTok"/>
-        </w:rPr>
-        <w:t xml:space="preserve">3</w:t>
+          <w:rStyle w:val="FloatTok"/>
+        </w:rPr>
+        <w:t xml:space="preserve">2.2</w:t>
       </w:r>
       <w:r>
         <w:rPr>
@@ -617,7 +653,7 @@
         <w:rPr>
           <w:rStyle w:val="NormalTok"/>
         </w:rPr>
-        <w:t xml:space="preserve">(result_float)</w:t>
+        <w:t xml:space="preserve">(float_result)</w:t>
       </w:r>
     </w:p>
     <w:p>
@@ -649,7 +685,7 @@
         <w:rPr>
           <w:rStyle w:val="VerbatimChar"/>
         </w:rPr>
-        <w:t xml:space="preserve">10.5</w:t>
+        <w:t xml:space="preserve">9.7</w:t>
       </w:r>
     </w:p>
     <w:p>
@@ -736,7 +772,7 @@
         <w:t xml:space="preserve"> </w:t>
       </w:r>
       <w:r>
-        <w:t xml:space="preserve">function creates and returns a list of a specified number of pseudo-random integers within a given inclusive range.</w:t>
+        <w:t xml:space="preserve">function creates and returns a list of a specified number of pseudo-random integers within a defined inclusive range.</w:t>
       </w:r>
     </w:p>
     <w:bookmarkEnd w:id="17"/>
@@ -830,9 +866,6 @@
               <w:pStyle w:val="Compact"/>
             </w:pPr>
             <w:r>
-              <w:rPr>
-                <w:rStyle w:val="VerbatimChar"/>
-              </w:rPr>
               <w:t xml:space="preserve">int</w:t>
             </w:r>
           </w:p>
@@ -844,7 +877,7 @@
               <w:pStyle w:val="Compact"/>
             </w:pPr>
             <w:r>
-              <w:t xml:space="preserve">The total number of random integers to generate in the list.</w:t>
+              <w:t xml:space="preserve">The number of random integers to generate. This value must be non-negative.</w:t>
             </w:r>
           </w:p>
         </w:tc>
@@ -871,9 +904,6 @@
               <w:pStyle w:val="Compact"/>
             </w:pPr>
             <w:r>
-              <w:rPr>
-                <w:rStyle w:val="VerbatimChar"/>
-              </w:rPr>
               <w:t xml:space="preserve">int</w:t>
             </w:r>
           </w:p>
@@ -924,9 +954,6 @@
               <w:pStyle w:val="Compact"/>
             </w:pPr>
             <w:r>
-              <w:rPr>
-                <w:rStyle w:val="VerbatimChar"/>
-              </w:rPr>
               <w:t xml:space="preserve">int</w:t>
             </w:r>
           </w:p>
@@ -980,7 +1007,7 @@
         <w:pStyle w:val="FirstParagraph"/>
       </w:pPr>
       <w:r>
-        <w:t xml:space="preserve">This function provides a straightforward way to generate a list of pseudo-random integers. It operates based on three parameters:</w:t>
+        <w:t xml:space="preserve">This function provides a convenient way to generate a list of pseudo-random integers. It takes three parameters:</w:t>
       </w:r>
       <w:r>
         <w:t xml:space="preserve"> </w:t>
@@ -1024,18 +1051,27 @@
         <w:pStyle w:val="BodyText"/>
       </w:pPr>
       <w:r>
-        <w:t xml:space="preserve">The function first performs two validation checks:</w:t>
+        <w:t xml:space="preserve">The function first validates the</w:t>
       </w:r>
       <w:r>
         <w:t xml:space="preserve"> </w:t>
       </w:r>
       <w:r>
-        <w:t xml:space="preserve">1. It ensures that the</w:t>
+        <w:rPr>
+          <w:rStyle w:val="VerbatimChar"/>
+        </w:rPr>
+        <w:t xml:space="preserve">count</w:t>
       </w:r>
       <w:r>
         <w:t xml:space="preserve"> </w:t>
       </w:r>
       <w:r>
+        <w:t xml:space="preserve">parameter. If</w:t>
+      </w:r>
+      <w:r>
+        <w:t xml:space="preserve"> </w:t>
+      </w:r>
+      <w:r>
         <w:rPr>
           <w:rStyle w:val="VerbatimChar"/>
         </w:rPr>
@@ -1045,7 +1081,7 @@
         <w:t xml:space="preserve"> </w:t>
       </w:r>
       <w:r>
-        <w:t xml:space="preserve">parameter is not a negative number. If</w:t>
+        <w:t xml:space="preserve">is a negative number, it raises a</w:t>
       </w:r>
       <w:r>
         <w:t xml:space="preserve"> </w:t>
@@ -1054,64 +1090,13 @@
         <w:rPr>
           <w:rStyle w:val="VerbatimChar"/>
         </w:rPr>
-        <w:t xml:space="preserve">count</w:t>
+        <w:t xml:space="preserve">ValueError</w:t>
       </w:r>
       <w:r>
         <w:t xml:space="preserve"> </w:t>
       </w:r>
       <w:r>
-        <w:t xml:space="preserve">is less than zero, it raises a</w:t>
-      </w:r>
-      <w:r>
-        <w:t xml:space="preserve"> </w:t>
-      </w:r>
-      <w:r>
-        <w:rPr>
-          <w:rStyle w:val="VerbatimChar"/>
-        </w:rPr>
-        <w:t xml:space="preserve">ValueError</w:t>
-      </w:r>
-      <w:r>
-        <w:t xml:space="preserve"> </w:t>
-      </w:r>
-      <w:r>
-        <w:t xml:space="preserve">to prevent invalid list creation.</w:t>
-      </w:r>
-      <w:r>
-        <w:t xml:space="preserve"> </w:t>
-      </w:r>
-      <w:r>
-        <w:t xml:space="preserve">2. It checks if the</w:t>
-      </w:r>
-      <w:r>
-        <w:t xml:space="preserve"> </w:t>
-      </w:r>
-      <w:r>
-        <w:rPr>
-          <w:rStyle w:val="VerbatimChar"/>
-        </w:rPr>
-        <w:t xml:space="preserve">start</w:t>
-      </w:r>
-      <w:r>
-        <w:t xml:space="preserve"> </w:t>
-      </w:r>
-      <w:r>
-        <w:t xml:space="preserve">value is greater than the</w:t>
-      </w:r>
-      <w:r>
-        <w:t xml:space="preserve"> </w:t>
-      </w:r>
-      <w:r>
-        <w:rPr>
-          <w:rStyle w:val="VerbatimChar"/>
-        </w:rPr>
-        <w:t xml:space="preserve">end</w:t>
-      </w:r>
-      <w:r>
-        <w:t xml:space="preserve"> </w:t>
-      </w:r>
-      <w:r>
-        <w:t xml:space="preserve">value. If this is the case, it automatically swaps the two values. This ensures that the range is always valid, regardless of the order in which the bounds are provided.</w:t>
+        <w:t xml:space="preserve">because it’s not possible to generate a negative quantity of integers.</w:t>
       </w:r>
     </w:p>
     <w:p>
@@ -1119,7 +1104,7 @@
         <w:pStyle w:val="BodyText"/>
       </w:pPr>
       <w:r>
-        <w:t xml:space="preserve">After validation, the function uses a list comprehension to generate the random numbers. It iterates</w:t>
+        <w:t xml:space="preserve">Next, it ensures the range is valid by comparing</w:t>
       </w:r>
       <w:r>
         <w:t xml:space="preserve"> </w:t>
@@ -1128,13 +1113,93 @@
         <w:rPr>
           <w:rStyle w:val="VerbatimChar"/>
         </w:rPr>
+        <w:t xml:space="preserve">start</w:t>
+      </w:r>
+      <w:r>
+        <w:t xml:space="preserve"> </w:t>
+      </w:r>
+      <w:r>
+        <w:t xml:space="preserve">and</w:t>
+      </w:r>
+      <w:r>
+        <w:t xml:space="preserve"> </w:t>
+      </w:r>
+      <w:r>
+        <w:rPr>
+          <w:rStyle w:val="VerbatimChar"/>
+        </w:rPr>
+        <w:t xml:space="preserve">end</w:t>
+      </w:r>
+      <w:r>
+        <w:t xml:space="preserve">. If the provided</w:t>
+      </w:r>
+      <w:r>
+        <w:t xml:space="preserve"> </w:t>
+      </w:r>
+      <w:r>
+        <w:rPr>
+          <w:rStyle w:val="VerbatimChar"/>
+        </w:rPr>
+        <w:t xml:space="preserve">start</w:t>
+      </w:r>
+      <w:r>
+        <w:t xml:space="preserve"> </w:t>
+      </w:r>
+      <w:r>
+        <w:t xml:space="preserve">value is greater than the</w:t>
+      </w:r>
+      <w:r>
+        <w:t xml:space="preserve"> </w:t>
+      </w:r>
+      <w:r>
+        <w:rPr>
+          <w:rStyle w:val="VerbatimChar"/>
+        </w:rPr>
+        <w:t xml:space="preserve">end</w:t>
+      </w:r>
+      <w:r>
+        <w:t xml:space="preserve"> </w:t>
+      </w:r>
+      <w:r>
+        <w:t xml:space="preserve">value, the function automatically swaps them. This allows the user to specify the range boundaries without concern for their order.</w:t>
+      </w:r>
+    </w:p>
+    <w:p>
+      <w:pPr>
+        <w:pStyle w:val="BodyText"/>
+      </w:pPr>
+      <w:r>
+        <w:t xml:space="preserve">Finally, it uses a list comprehension to call the</w:t>
+      </w:r>
+      <w:r>
+        <w:t xml:space="preserve"> </w:t>
+      </w:r>
+      <w:r>
+        <w:rPr>
+          <w:rStyle w:val="VerbatimChar"/>
+        </w:rPr>
+        <w:t xml:space="preserve">random.randint(start, end)</w:t>
+      </w:r>
+      <w:r>
+        <w:t xml:space="preserve"> </w:t>
+      </w:r>
+      <w:r>
+        <w:t xml:space="preserve">function</w:t>
+      </w:r>
+      <w:r>
+        <w:t xml:space="preserve"> </w:t>
+      </w:r>
+      <w:r>
+        <w:rPr>
+          <w:rStyle w:val="VerbatimChar"/>
+        </w:rPr>
         <w:t xml:space="preserve">count</w:t>
       </w:r>
       <w:r>
         <w:t xml:space="preserve"> </w:t>
       </w:r>
       <w:r>
-        <w:t xml:space="preserve">times, and in each iteration, it calls</w:t>
+        <w:t xml:space="preserve">times. Each call generates a single integer uniformly sampled from the inclusive range</w:t>
       </w:r>
       <w:r>
         <w:t xml:space="preserve"> </w:t>
@@ -1143,52 +1208,72 @@
         <w:rPr>
           <w:rStyle w:val="VerbatimChar"/>
         </w:rPr>
-        <w:t xml:space="preserve">random.randint(start, end)</w:t>
-      </w:r>
-      <w:r>
-        <w:t xml:space="preserve">. The</w:t>
-      </w:r>
-      <w:r>
+        <w:t xml:space="preserve">[start, end]</w:t>
+      </w:r>
+      <w:r>
+        <w:t xml:space="preserve">. These integers are collected into a list, which is then returned.</w:t>
+      </w:r>
+    </w:p>
+    <w:p>
+      <w:pPr>
+        <w:pStyle w:val="SourceCode"/>
+      </w:pPr>
+      <w:r>
+        <w:rPr>
+          <w:rStyle w:val="CommentTok"/>
+        </w:rPr>
+        <w:t xml:space="preserve"># Internal logic for generating the list</w:t>
+      </w:r>
+      <w:r>
+        <w:br/>
+      </w:r>
+      <w:r>
+        <w:rPr>
+          <w:rStyle w:val="ControlFlowTok"/>
+        </w:rPr>
+        <w:t xml:space="preserve">return</w:t>
+      </w:r>
+      <w:r>
+        <w:rPr>
+          <w:rStyle w:val="NormalTok"/>
+        </w:rPr>
+        <w:t xml:space="preserve"> [random.randint(start, end) </w:t>
+      </w:r>
+      <w:r>
+        <w:rPr>
+          <w:rStyle w:val="ControlFlowTok"/>
+        </w:rPr>
+        <w:t xml:space="preserve">for</w:t>
+      </w:r>
+      <w:r>
+        <w:rPr>
+          <w:rStyle w:val="NormalTok"/>
+        </w:rPr>
+        <w:t xml:space="preserve"> _ </w:t>
+      </w:r>
+      <w:r>
+        <w:rPr>
+          <w:rStyle w:val="KeywordTok"/>
+        </w:rPr>
+        <w:t xml:space="preserve">in</w:t>
+      </w:r>
+      <w:r>
+        <w:rPr>
+          <w:rStyle w:val="NormalTok"/>
+        </w:rPr>
         <w:t xml:space="preserve"> </w:t>
       </w:r>
       <w:r>
         <w:rPr>
-          <w:rStyle w:val="VerbatimChar"/>
-        </w:rPr>
-        <w:t xml:space="preserve">random.randint</w:t>
-      </w:r>
-      <w:r>
-        <w:t xml:space="preserve"> </w:t>
-      </w:r>
-      <w:r>
-        <w:t xml:space="preserve">method returns a single integer that is uniformly sampled from the inclusive range</w:t>
-      </w:r>
-      <w:r>
-        <w:t xml:space="preserve"> </w:t>
-      </w:r>
-      <w:r>
-        <w:rPr>
-          <w:rStyle w:val="VerbatimChar"/>
-        </w:rPr>
-        <w:t xml:space="preserve">[start, end]</w:t>
-      </w:r>
-      <w:r>
-        <w:t xml:space="preserve">. The final result is a list containing</w:t>
-      </w:r>
-      <w:r>
-        <w:t xml:space="preserve"> </w:t>
-      </w:r>
-      <w:r>
-        <w:rPr>
-          <w:rStyle w:val="VerbatimChar"/>
-        </w:rPr>
-        <w:t xml:space="preserve">count</w:t>
-      </w:r>
-      <w:r>
-        <w:t xml:space="preserve"> </w:t>
-      </w:r>
-      <w:r>
-        <w:t xml:space="preserve">of these random integers.</w:t>
+          <w:rStyle w:val="BuiltInTok"/>
+        </w:rPr>
+        <w:t xml:space="preserve">range</w:t>
+      </w:r>
+      <w:r>
+        <w:rPr>
+          <w:rStyle w:val="NormalTok"/>
+        </w:rPr>
+        <w:t xml:space="preserve">(count)]</w:t>
       </w:r>
     </w:p>
     <w:bookmarkEnd w:id="19"/>
@@ -1219,7 +1304,7 @@
         </w:numPr>
       </w:pPr>
       <w:r>
-        <w:t xml:space="preserve">The function requires the</w:t>
+        <w:t xml:space="preserve">The function will raise a</w:t>
       </w:r>
       <w:r>
         <w:t xml:space="preserve"> </w:t>
@@ -1228,13 +1313,28 @@
         <w:rPr>
           <w:rStyle w:val="VerbatimChar"/>
         </w:rPr>
-        <w:t xml:space="preserve">random</w:t>
+        <w:t xml:space="preserve">ValueError</w:t>
       </w:r>
       <w:r>
         <w:t xml:space="preserve"> </w:t>
       </w:r>
       <w:r>
-        <w:t xml:space="preserve">module to be imported.</w:t>
+        <w:t xml:space="preserve">if the</w:t>
+      </w:r>
+      <w:r>
+        <w:t xml:space="preserve"> </w:t>
+      </w:r>
+      <w:r>
+        <w:rPr>
+          <w:rStyle w:val="VerbatimChar"/>
+        </w:rPr>
+        <w:t xml:space="preserve">count</w:t>
+      </w:r>
+      <w:r>
+        <w:t xml:space="preserve"> </w:t>
+      </w:r>
+      <w:r>
+        <w:t xml:space="preserve">argument is less than 0.</w:t>
       </w:r>
     </w:p>
     <w:p>
@@ -1246,7 +1346,7 @@
         </w:numPr>
       </w:pPr>
       <w:r>
-        <w:t xml:space="preserve">A</w:t>
+        <w:t xml:space="preserve">If the</w:t>
       </w:r>
       <w:r>
         <w:t xml:space="preserve"> </w:t>
@@ -1255,13 +1355,13 @@
         <w:rPr>
           <w:rStyle w:val="VerbatimChar"/>
         </w:rPr>
-        <w:t xml:space="preserve">ValueError</w:t>
+        <w:t xml:space="preserve">start</w:t>
       </w:r>
       <w:r>
         <w:t xml:space="preserve"> </w:t>
       </w:r>
       <w:r>
-        <w:t xml:space="preserve">will be raised if the</w:t>
+        <w:t xml:space="preserve">value is greater than the</w:t>
       </w:r>
       <w:r>
         <w:t xml:space="preserve"> </w:t>
@@ -1270,13 +1370,13 @@
         <w:rPr>
           <w:rStyle w:val="VerbatimChar"/>
         </w:rPr>
-        <w:t xml:space="preserve">count</w:t>
+        <w:t xml:space="preserve">end</w:t>
       </w:r>
       <w:r>
         <w:t xml:space="preserve"> </w:t>
       </w:r>
       <w:r>
-        <w:t xml:space="preserve">argument is a negative integer.</w:t>
+        <w:t xml:space="preserve">value, the function will automatically swap them to form a valid range.</w:t>
       </w:r>
     </w:p>
     <w:p>
@@ -1288,7 +1388,7 @@
         </w:numPr>
       </w:pPr>
       <w:r>
-        <w:t xml:space="preserve">The function is robust to the order of</w:t>
+        <w:t xml:space="preserve">The generated integers are within an inclusive range, meaning both the</w:t>
       </w:r>
       <w:r>
         <w:t xml:space="preserve"> </w:t>
@@ -1318,19 +1418,7 @@
         <w:t xml:space="preserve"> </w:t>
       </w:r>
       <w:r>
-        <w:t xml:space="preserve">parameters; it will automatically correct the range if</w:t>
-      </w:r>
-      <w:r>
-        <w:t xml:space="preserve"> </w:t>
-      </w:r>
-      <w:r>
-        <w:rPr>
-          <w:rStyle w:val="VerbatimChar"/>
-        </w:rPr>
-        <w:t xml:space="preserve">start &gt; end</w:t>
-      </w:r>
-      <w:r>
-        <w:t xml:space="preserve">.</w:t>
+        <w:t xml:space="preserve">values can be present in the output list.</w:t>
       </w:r>
     </w:p>
     <w:p>
@@ -1342,7 +1430,7 @@
         </w:numPr>
       </w:pPr>
       <w:r>
-        <w:t xml:space="preserve">The range defined by</w:t>
+        <w:t xml:space="preserve">This function relies on Python’s built-in</w:t>
       </w:r>
       <w:r>
         <w:t xml:space="preserve"> </w:t>
@@ -1351,58 +1439,13 @@
         <w:rPr>
           <w:rStyle w:val="VerbatimChar"/>
         </w:rPr>
-        <w:t xml:space="preserve">start</w:t>
+        <w:t xml:space="preserve">random</w:t>
       </w:r>
       <w:r>
         <w:t xml:space="preserve"> </w:t>
       </w:r>
       <w:r>
-        <w:t xml:space="preserve">and</w:t>
-      </w:r>
-      <w:r>
-        <w:t xml:space="preserve"> </w:t>
-      </w:r>
-      <w:r>
-        <w:rPr>
-          <w:rStyle w:val="VerbatimChar"/>
-        </w:rPr>
-        <w:t xml:space="preserve">end</w:t>
-      </w:r>
-      <w:r>
-        <w:t xml:space="preserve"> </w:t>
-      </w:r>
-      <w:r>
-        <w:t xml:space="preserve">is inclusive, meaning both</w:t>
-      </w:r>
-      <w:r>
-        <w:t xml:space="preserve"> </w:t>
-      </w:r>
-      <w:r>
-        <w:rPr>
-          <w:rStyle w:val="VerbatimChar"/>
-        </w:rPr>
-        <w:t xml:space="preserve">start</w:t>
-      </w:r>
-      <w:r>
-        <w:t xml:space="preserve"> </w:t>
-      </w:r>
-      <w:r>
-        <w:t xml:space="preserve">and</w:t>
-      </w:r>
-      <w:r>
-        <w:t xml:space="preserve"> </w:t>
-      </w:r>
-      <w:r>
-        <w:rPr>
-          <w:rStyle w:val="VerbatimChar"/>
-        </w:rPr>
-        <w:t xml:space="preserve">end</w:t>
-      </w:r>
-      <w:r>
-        <w:t xml:space="preserve"> </w:t>
-      </w:r>
-      <w:r>
-        <w:t xml:space="preserve">values can appear in the output list.</w:t>
+        <w:t xml:space="preserve">module.</w:t>
       </w:r>
     </w:p>
     <w:p>
@@ -1417,46 +1460,7 @@
         <w:t xml:space="preserve">Output Example</w:t>
       </w:r>
       <w:r>
-        <w:t xml:space="preserve">: A call with</w:t>
-      </w:r>
-      <w:r>
-        <w:t xml:space="preserve"> </w:t>
-      </w:r>
-      <w:r>
-        <w:rPr>
-          <w:rStyle w:val="VerbatimChar"/>
-        </w:rPr>
-        <w:t xml:space="preserve">count=5</w:t>
-      </w:r>
-      <w:r>
-        <w:t xml:space="preserve">,</w:t>
-      </w:r>
-      <w:r>
-        <w:t xml:space="preserve"> </w:t>
-      </w:r>
-      <w:r>
-        <w:rPr>
-          <w:rStyle w:val="VerbatimChar"/>
-        </w:rPr>
-        <w:t xml:space="preserve">start=1</w:t>
-      </w:r>
-      <w:r>
-        <w:t xml:space="preserve">, and</w:t>
-      </w:r>
-      <w:r>
-        <w:t xml:space="preserve"> </w:t>
-      </w:r>
-      <w:r>
-        <w:rPr>
-          <w:rStyle w:val="VerbatimChar"/>
-        </w:rPr>
-        <w:t xml:space="preserve">end=10</w:t>
-      </w:r>
-      <w:r>
-        <w:t xml:space="preserve"> </w:t>
-      </w:r>
-      <w:r>
-        <w:t xml:space="preserve">might produce a list similar to this:</w:t>
+        <w:t xml:space="preserve">: A list of integers.</w:t>
       </w:r>
     </w:p>
     <w:p>
@@ -1467,7 +1471,7 @@
         <w:rPr>
           <w:rStyle w:val="VerbatimChar"/>
         </w:rPr>
-        <w:t xml:space="preserve">[8, 2, 10, 5, 3]</w:t>
+        <w:t xml:space="preserve">[45, 8, 92, 33, 67]</w:t>
       </w:r>
     </w:p>
     <w:bookmarkEnd w:id="20"/>
@@ -1497,34 +1501,91 @@
         <w:rPr>
           <w:rStyle w:val="CommentTok"/>
         </w:rPr>
-        <w:t xml:space="preserve"># Note: The 'random' module must be imported for this function to work.</w:t>
+        <w:t xml:space="preserve"># Example: Generate 5 random integers between 10 and 20 (inclusive).</w:t>
       </w:r>
       <w:r>
         <w:br/>
       </w:r>
       <w:r>
         <w:rPr>
-          <w:rStyle w:val="ImportTok"/>
-        </w:rPr>
-        <w:t xml:space="preserve">import</w:t>
-      </w:r>
-      <w:r>
-        <w:rPr>
           <w:rStyle w:val="NormalTok"/>
         </w:rPr>
-        <w:t xml:space="preserve"> random</w:t>
+        <w:t xml:space="preserve">random_numbers </w:t>
+      </w:r>
+      <w:r>
+        <w:rPr>
+          <w:rStyle w:val="OperatorTok"/>
+        </w:rPr>
+        <w:t xml:space="preserve">=</w:t>
+      </w:r>
+      <w:r>
+        <w:rPr>
+          <w:rStyle w:val="NormalTok"/>
+        </w:rPr>
+        <w:t xml:space="preserve"> generate_random_integers(</w:t>
+      </w:r>
+      <w:r>
+        <w:rPr>
+          <w:rStyle w:val="DecValTok"/>
+        </w:rPr>
+        <w:t xml:space="preserve">5</w:t>
+      </w:r>
+      <w:r>
+        <w:rPr>
+          <w:rStyle w:val="NormalTok"/>
+        </w:rPr>
+        <w:t xml:space="preserve">, </w:t>
+      </w:r>
+      <w:r>
+        <w:rPr>
+          <w:rStyle w:val="DecValTok"/>
+        </w:rPr>
+        <w:t xml:space="preserve">10</w:t>
+      </w:r>
+      <w:r>
+        <w:rPr>
+          <w:rStyle w:val="NormalTok"/>
+        </w:rPr>
+        <w:t xml:space="preserve">, </w:t>
+      </w:r>
+      <w:r>
+        <w:rPr>
+          <w:rStyle w:val="DecValTok"/>
+        </w:rPr>
+        <w:t xml:space="preserve">20</w:t>
+      </w:r>
+      <w:r>
+        <w:rPr>
+          <w:rStyle w:val="NormalTok"/>
+        </w:rPr>
+        <w:t xml:space="preserve">)</w:t>
       </w:r>
       <w:r>
         <w:br/>
       </w:r>
       <w:r>
+        <w:rPr>
+          <w:rStyle w:val="BuiltInTok"/>
+        </w:rPr>
+        <w:t xml:space="preserve">print</w:t>
+      </w:r>
+      <w:r>
+        <w:rPr>
+          <w:rStyle w:val="NormalTok"/>
+        </w:rPr>
+        <w:t xml:space="preserve">(random_numbers)</w:t>
+      </w:r>
+      <w:r>
         <w:br/>
       </w:r>
       <w:r>
+        <w:br/>
+      </w:r>
+      <w:r>
         <w:rPr>
           <w:rStyle w:val="CommentTok"/>
         </w:rPr>
-        <w:t xml:space="preserve"># Example 1: Generate 5 random integers between 1 and 50.</w:t>
+        <w:t xml:space="preserve"># Example: Generate 3 random integers with default range (0 to 100).</w:t>
       </w:r>
       <w:r>
         <w:br/>
@@ -1533,7 +1594,7 @@
         <w:rPr>
           <w:rStyle w:val="NormalTok"/>
         </w:rPr>
-        <w:t xml:space="preserve">random_list </w:t>
+        <w:t xml:space="preserve">random_numbers_default </w:t>
       </w:r>
       <w:r>
         <w:rPr>
@@ -1545,7 +1606,64 @@
         <w:rPr>
           <w:rStyle w:val="NormalTok"/>
         </w:rPr>
-        <w:t xml:space="preserve"> generate_random_integers(count</w:t>
+        <w:t xml:space="preserve"> generate_random_integers(</w:t>
+      </w:r>
+      <w:r>
+        <w:rPr>
+          <w:rStyle w:val="DecValTok"/>
+        </w:rPr>
+        <w:t xml:space="preserve">3</w:t>
+      </w:r>
+      <w:r>
+        <w:rPr>
+          <w:rStyle w:val="NormalTok"/>
+        </w:rPr>
+        <w:t xml:space="preserve">)</w:t>
+      </w:r>
+      <w:r>
+        <w:br/>
+      </w:r>
+      <w:r>
+        <w:rPr>
+          <w:rStyle w:val="BuiltInTok"/>
+        </w:rPr>
+        <w:t xml:space="preserve">print</w:t>
+      </w:r>
+      <w:r>
+        <w:rPr>
+          <w:rStyle w:val="NormalTok"/>
+        </w:rPr>
+        <w:t xml:space="preserve">(random_numbers_default)</w:t>
+      </w:r>
+      <w:r>
+        <w:br/>
+      </w:r>
+      <w:r>
+        <w:br/>
+      </w:r>
+      <w:r>
+        <w:rPr>
+          <w:rStyle w:val="CommentTok"/>
+        </w:rPr>
+        <w:t xml:space="preserve"># Example: The function automatically corrects the range if start &gt; end.</w:t>
+      </w:r>
+      <w:r>
+        <w:br/>
+      </w:r>
+      <w:r>
+        <w:rPr>
+          <w:rStyle w:val="CommentTok"/>
+        </w:rPr>
+        <w:t xml:space="preserve"># This is equivalent to generate_random_integers(4, 50, 60).</w:t>
+      </w:r>
+      <w:r>
+        <w:br/>
+      </w:r>
+      <w:r>
+        <w:rPr>
+          <w:rStyle w:val="NormalTok"/>
+        </w:rPr>
+        <w:t xml:space="preserve">random_numbers_swapped </w:t>
       </w:r>
       <w:r>
         <w:rPr>
@@ -1555,39 +1673,33 @@
       </w:r>
       <w:r>
         <w:rPr>
+          <w:rStyle w:val="NormalTok"/>
+        </w:rPr>
+        <w:t xml:space="preserve"> generate_random_integers(</w:t>
+      </w:r>
+      <w:r>
+        <w:rPr>
           <w:rStyle w:val="DecValTok"/>
         </w:rPr>
-        <w:t xml:space="preserve">5</w:t>
+        <w:t xml:space="preserve">4</w:t>
       </w:r>
       <w:r>
         <w:rPr>
           <w:rStyle w:val="NormalTok"/>
         </w:rPr>
-        <w:t xml:space="preserve">, start</w:t>
-      </w:r>
-      <w:r>
-        <w:rPr>
-          <w:rStyle w:val="OperatorTok"/>
-        </w:rPr>
-        <w:t xml:space="preserve">=</w:t>
+        <w:t xml:space="preserve">, </w:t>
       </w:r>
       <w:r>
         <w:rPr>
           <w:rStyle w:val="DecValTok"/>
         </w:rPr>
-        <w:t xml:space="preserve">1</w:t>
+        <w:t xml:space="preserve">60</w:t>
       </w:r>
       <w:r>
         <w:rPr>
           <w:rStyle w:val="NormalTok"/>
         </w:rPr>
-        <w:t xml:space="preserve">, end</w:t>
-      </w:r>
-      <w:r>
-        <w:rPr>
-          <w:rStyle w:val="OperatorTok"/>
-        </w:rPr>
-        <w:t xml:space="preserve">=</w:t>
+        <w:t xml:space="preserve">, </w:t>
       </w:r>
       <w:r>
         <w:rPr>
@@ -1614,292 +1726,7 @@
         <w:rPr>
           <w:rStyle w:val="NormalTok"/>
         </w:rPr>
-        <w:t xml:space="preserve">(</w:t>
-      </w:r>
-      <w:r>
-        <w:rPr>
-          <w:rStyle w:val="SpecialStringTok"/>
-        </w:rPr>
-        <w:t xml:space="preserve">f"Generated list: </w:t>
-      </w:r>
-      <w:r>
-        <w:rPr>
-          <w:rStyle w:val="SpecialCharTok"/>
-        </w:rPr>
-        <w:t xml:space="preserve">{</w:t>
-      </w:r>
-      <w:r>
-        <w:rPr>
-          <w:rStyle w:val="NormalTok"/>
-        </w:rPr>
-        <w:t xml:space="preserve">random_list</w:t>
-      </w:r>
-      <w:r>
-        <w:rPr>
-          <w:rStyle w:val="SpecialCharTok"/>
-        </w:rPr>
-        <w:t xml:space="preserve">}</w:t>
-      </w:r>
-      <w:r>
-        <w:rPr>
-          <w:rStyle w:val="SpecialStringTok"/>
-        </w:rPr>
-        <w:t xml:space="preserve">"</w:t>
-      </w:r>
-      <w:r>
-        <w:rPr>
-          <w:rStyle w:val="NormalTok"/>
-        </w:rPr>
-        <w:t xml:space="preserve">)</w:t>
-      </w:r>
-      <w:r>
-        <w:br/>
-      </w:r>
-      <w:r>
-        <w:br/>
-      </w:r>
-      <w:r>
-        <w:rPr>
-          <w:rStyle w:val="CommentTok"/>
-        </w:rPr>
-        <w:t xml:space="preserve"># Example 2: Using default start (0) and end (100) values.</w:t>
-      </w:r>
-      <w:r>
-        <w:br/>
-      </w:r>
-      <w:r>
-        <w:rPr>
-          <w:rStyle w:val="NormalTok"/>
-        </w:rPr>
-        <w:t xml:space="preserve">default_list </w:t>
-      </w:r>
-      <w:r>
-        <w:rPr>
-          <w:rStyle w:val="OperatorTok"/>
-        </w:rPr>
-        <w:t xml:space="preserve">=</w:t>
-      </w:r>
-      <w:r>
-        <w:rPr>
-          <w:rStyle w:val="NormalTok"/>
-        </w:rPr>
-        <w:t xml:space="preserve"> generate_random_integers(count</w:t>
-      </w:r>
-      <w:r>
-        <w:rPr>
-          <w:rStyle w:val="OperatorTok"/>
-        </w:rPr>
-        <w:t xml:space="preserve">=</w:t>
-      </w:r>
-      <w:r>
-        <w:rPr>
-          <w:rStyle w:val="DecValTok"/>
-        </w:rPr>
-        <w:t xml:space="preserve">3</w:t>
-      </w:r>
-      <w:r>
-        <w:rPr>
-          <w:rStyle w:val="NormalTok"/>
-        </w:rPr>
-        <w:t xml:space="preserve">)</w:t>
-      </w:r>
-      <w:r>
-        <w:br/>
-      </w:r>
-      <w:r>
-        <w:rPr>
-          <w:rStyle w:val="BuiltInTok"/>
-        </w:rPr>
-        <w:t xml:space="preserve">print</w:t>
-      </w:r>
-      <w:r>
-        <w:rPr>
-          <w:rStyle w:val="NormalTok"/>
-        </w:rPr>
-        <w:t xml:space="preserve">(</w:t>
-      </w:r>
-      <w:r>
-        <w:rPr>
-          <w:rStyle w:val="SpecialStringTok"/>
-        </w:rPr>
-        <w:t xml:space="preserve">f"Generated list with defaults: </w:t>
-      </w:r>
-      <w:r>
-        <w:rPr>
-          <w:rStyle w:val="SpecialCharTok"/>
-        </w:rPr>
-        <w:t xml:space="preserve">{</w:t>
-      </w:r>
-      <w:r>
-        <w:rPr>
-          <w:rStyle w:val="NormalTok"/>
-        </w:rPr>
-        <w:t xml:space="preserve">default_list</w:t>
-      </w:r>
-      <w:r>
-        <w:rPr>
-          <w:rStyle w:val="SpecialCharTok"/>
-        </w:rPr>
-        <w:t xml:space="preserve">}</w:t>
-      </w:r>
-      <w:r>
-        <w:rPr>
-          <w:rStyle w:val="SpecialStringTok"/>
-        </w:rPr>
-        <w:t xml:space="preserve">"</w:t>
-      </w:r>
-      <w:r>
-        <w:rPr>
-          <w:rStyle w:val="NormalTok"/>
-        </w:rPr>
-        <w:t xml:space="preserve">)</w:t>
-      </w:r>
-      <w:r>
-        <w:br/>
-      </w:r>
-      <w:r>
-        <w:br/>
-      </w:r>
-      <w:r>
-        <w:rPr>
-          <w:rStyle w:val="CommentTok"/>
-        </w:rPr>
-        <w:t xml:space="preserve"># Example 3: Providing start and end in reverse order.</w:t>
-      </w:r>
-      <w:r>
-        <w:br/>
-      </w:r>
-      <w:r>
-        <w:rPr>
-          <w:rStyle w:val="CommentTok"/>
-        </w:rPr>
-        <w:t xml:space="preserve"># The function will automatically swap them to generate from 10 to 20.</w:t>
-      </w:r>
-      <w:r>
-        <w:br/>
-      </w:r>
-      <w:r>
-        <w:rPr>
-          <w:rStyle w:val="NormalTok"/>
-        </w:rPr>
-        <w:t xml:space="preserve">reversed_order_list </w:t>
-      </w:r>
-      <w:r>
-        <w:rPr>
-          <w:rStyle w:val="OperatorTok"/>
-        </w:rPr>
-        <w:t xml:space="preserve">=</w:t>
-      </w:r>
-      <w:r>
-        <w:rPr>
-          <w:rStyle w:val="NormalTok"/>
-        </w:rPr>
-        <w:t xml:space="preserve"> generate_random_integers(count</w:t>
-      </w:r>
-      <w:r>
-        <w:rPr>
-          <w:rStyle w:val="OperatorTok"/>
-        </w:rPr>
-        <w:t xml:space="preserve">=</w:t>
-      </w:r>
-      <w:r>
-        <w:rPr>
-          <w:rStyle w:val="DecValTok"/>
-        </w:rPr>
-        <w:t xml:space="preserve">4</w:t>
-      </w:r>
-      <w:r>
-        <w:rPr>
-          <w:rStyle w:val="NormalTok"/>
-        </w:rPr>
-        <w:t xml:space="preserve">, start</w:t>
-      </w:r>
-      <w:r>
-        <w:rPr>
-          <w:rStyle w:val="OperatorTok"/>
-        </w:rPr>
-        <w:t xml:space="preserve">=</w:t>
-      </w:r>
-      <w:r>
-        <w:rPr>
-          <w:rStyle w:val="DecValTok"/>
-        </w:rPr>
-        <w:t xml:space="preserve">20</w:t>
-      </w:r>
-      <w:r>
-        <w:rPr>
-          <w:rStyle w:val="NormalTok"/>
-        </w:rPr>
-        <w:t xml:space="preserve">, end</w:t>
-      </w:r>
-      <w:r>
-        <w:rPr>
-          <w:rStyle w:val="OperatorTok"/>
-        </w:rPr>
-        <w:t xml:space="preserve">=</w:t>
-      </w:r>
-      <w:r>
-        <w:rPr>
-          <w:rStyle w:val="DecValTok"/>
-        </w:rPr>
-        <w:t xml:space="preserve">10</w:t>
-      </w:r>
-      <w:r>
-        <w:rPr>
-          <w:rStyle w:val="NormalTok"/>
-        </w:rPr>
-        <w:t xml:space="preserve">)</w:t>
-      </w:r>
-      <w:r>
-        <w:br/>
-      </w:r>
-      <w:r>
-        <w:rPr>
-          <w:rStyle w:val="BuiltInTok"/>
-        </w:rPr>
-        <w:t xml:space="preserve">print</w:t>
-      </w:r>
-      <w:r>
-        <w:rPr>
-          <w:rStyle w:val="NormalTok"/>
-        </w:rPr>
-        <w:t xml:space="preserve">(</w:t>
-      </w:r>
-      <w:r>
-        <w:rPr>
-          <w:rStyle w:val="SpecialStringTok"/>
-        </w:rPr>
-        <w:t xml:space="preserve">f"Generated list with reversed bounds: </w:t>
-      </w:r>
-      <w:r>
-        <w:rPr>
-          <w:rStyle w:val="SpecialCharTok"/>
-        </w:rPr>
-        <w:t xml:space="preserve">{</w:t>
-      </w:r>
-      <w:r>
-        <w:rPr>
-          <w:rStyle w:val="NormalTok"/>
-        </w:rPr>
-        <w:t xml:space="preserve">reversed_order_list</w:t>
-      </w:r>
-      <w:r>
-        <w:rPr>
-          <w:rStyle w:val="SpecialCharTok"/>
-        </w:rPr>
-        <w:t xml:space="preserve">}</w:t>
-      </w:r>
-      <w:r>
-        <w:rPr>
-          <w:rStyle w:val="SpecialStringTok"/>
-        </w:rPr>
-        <w:t xml:space="preserve">"</w:t>
-      </w:r>
-      <w:r>
-        <w:rPr>
-          <w:rStyle w:val="NormalTok"/>
-        </w:rPr>
-        <w:t xml:space="preserve">)</w:t>
+        <w:t xml:space="preserve">(random_numbers_swapped)</w:t>
       </w:r>
     </w:p>
     <w:p>
@@ -1922,7 +1749,7 @@
         <w:rPr>
           <w:rStyle w:val="VerbatimChar"/>
         </w:rPr>
-        <w:t xml:space="preserve"># Note: The actual output will vary with each execution due to randomness.</w:t>
+        <w:t xml:space="preserve"># The output will be random, but will look similar to this:</w:t>
       </w:r>
       <w:r>
         <w:br/>
@@ -1931,7 +1758,7 @@
         <w:rPr>
           <w:rStyle w:val="VerbatimChar"/>
         </w:rPr>
-        <w:t xml:space="preserve">Generated list: [42, 15, 33, 9, 27]</w:t>
+        <w:t xml:space="preserve">[18, 11, 20, 15, 10]</w:t>
       </w:r>
       <w:r>
         <w:br/>
@@ -1940,7 +1767,7 @@
         <w:rPr>
           <w:rStyle w:val="VerbatimChar"/>
         </w:rPr>
-        <w:t xml:space="preserve">Generated list with defaults: [81, 12, 95]</w:t>
+        <w:t xml:space="preserve">[76, 2, 81]</w:t>
       </w:r>
       <w:r>
         <w:br/>
@@ -1949,7 +1776,7 @@
         <w:rPr>
           <w:rStyle w:val="VerbatimChar"/>
         </w:rPr>
-        <w:t xml:space="preserve">Generated list with reversed bounds: [11, 19, 14, 16]</w:t>
+        <w:t xml:space="preserve">[55, 59, 51, 58]</w:t>
       </w:r>
     </w:p>
     <w:p>
@@ -2036,7 +1863,7 @@
         <w:t xml:space="preserve"> </w:t>
       </w:r>
       <w:r>
-        <w:t xml:space="preserve">function selects and returns a single string at random from a given list of strings.</w:t>
+        <w:t xml:space="preserve">function selects and returns a single random item from a given list of strings.</w:t>
       </w:r>
     </w:p>
     <w:bookmarkEnd w:id="24"/>
@@ -2073,10 +1900,22 @@
         <w:t xml:space="preserve">items</w:t>
       </w:r>
       <w:r>
+        <w:t xml:space="preserve">:</w:t>
+      </w:r>
+      <w:r>
         <w:t xml:space="preserve"> </w:t>
       </w:r>
       <w:r>
-        <w:t xml:space="preserve">(List[str]): A non-empty list of strings from which a random item will be selected.</w:t>
+        <w:rPr>
+          <w:rStyle w:val="VerbatimChar"/>
+        </w:rPr>
+        <w:t xml:space="preserve">List[str]</w:t>
+      </w:r>
+      <w:r>
+        <w:t xml:space="preserve"> </w:t>
+      </w:r>
+      <w:r>
+        <w:t xml:space="preserve">- A non-empty list of strings from which to choose a random item.</w:t>
       </w:r>
     </w:p>
     <w:bookmarkEnd w:id="25"/>
@@ -2103,25 +1942,233 @@
         <w:pStyle w:val="FirstParagraph"/>
       </w:pPr>
       <w:r>
-        <w:t xml:space="preserve">This function provides a simple and safe way to retrieve a random element from a list of strings. The function’s logic proceeds in two main steps:</w:t>
+        <w:t xml:space="preserve">This function provides a simple way to get a random element from a list of strings. The core logic relies on Python’s built-in</w:t>
+      </w:r>
+      <w:r>
+        <w:t xml:space="preserve"> </w:t>
+      </w:r>
+      <w:r>
+        <w:rPr>
+          <w:rStyle w:val="VerbatimChar"/>
+        </w:rPr>
+        <w:t xml:space="preserve">random</w:t>
+      </w:r>
+      <w:r>
+        <w:t xml:space="preserve"> </w:t>
+      </w:r>
+      <w:r>
+        <w:t xml:space="preserve">module.</w:t>
       </w:r>
     </w:p>
     <w:p>
       <w:pPr>
+        <w:pStyle w:val="BodyText"/>
+      </w:pPr>
+      <w:r>
+        <w:t xml:space="preserve">First, the function performs a crucial validation check to ensure the input list</w:t>
+      </w:r>
+      <w:r>
+        <w:t xml:space="preserve"> </w:t>
+      </w:r>
+      <w:r>
+        <w:rPr>
+          <w:rStyle w:val="VerbatimChar"/>
+        </w:rPr>
+        <w:t xml:space="preserve">items</w:t>
+      </w:r>
+      <w:r>
+        <w:t xml:space="preserve"> </w:t>
+      </w:r>
+      <w:r>
+        <w:t xml:space="preserve">is not empty. If an empty list is passed (</w:t>
+      </w:r>
+      <w:r>
+        <w:rPr>
+          <w:rStyle w:val="VerbatimChar"/>
+        </w:rPr>
+        <w:t xml:space="preserve">if not items</w:t>
+      </w:r>
+      <w:r>
+        <w:t xml:space="preserve">), the function immediately raises a</w:t>
+      </w:r>
+      <w:r>
+        <w:t xml:space="preserve"> </w:t>
+      </w:r>
+      <w:r>
+        <w:rPr>
+          <w:rStyle w:val="VerbatimChar"/>
+        </w:rPr>
+        <w:t xml:space="preserve">ValueError</w:t>
+      </w:r>
+      <w:r>
+        <w:t xml:space="preserve"> </w:t>
+      </w:r>
+      <w:r>
+        <w:t xml:space="preserve">to prevent runtime errors and inform the developer of the invalid input.</w:t>
+      </w:r>
+    </w:p>
+    <w:p>
+      <w:pPr>
+        <w:pStyle w:val="BodyText"/>
+      </w:pPr>
+      <w:r>
+        <w:t xml:space="preserve">If the list is valid (i.e., contains at least one element), the function then calls</w:t>
+      </w:r>
+      <w:r>
+        <w:t xml:space="preserve"> </w:t>
+      </w:r>
+      <w:r>
+        <w:rPr>
+          <w:rStyle w:val="VerbatimChar"/>
+        </w:rPr>
+        <w:t xml:space="preserve">random.choice(items)</w:t>
+      </w:r>
+      <w:r>
+        <w:t xml:space="preserve">. This standard library method selects a single item from the sequence with uniform probability, meaning every item has an equal chance of being chosen. The selected string is then returned as the result.</w:t>
+      </w:r>
+    </w:p>
+    <w:p>
+      <w:pPr>
+        <w:pStyle w:val="SourceCode"/>
+      </w:pPr>
+      <w:r>
+        <w:rPr>
+          <w:rStyle w:val="CommentTok"/>
+        </w:rPr>
+        <w:t xml:space="preserve"># Internal logic for selecting an item</w:t>
+      </w:r>
+      <w:r>
+        <w:br/>
+      </w:r>
+      <w:r>
+        <w:rPr>
+          <w:rStyle w:val="ImportTok"/>
+        </w:rPr>
+        <w:t xml:space="preserve">import</w:t>
+      </w:r>
+      <w:r>
+        <w:rPr>
+          <w:rStyle w:val="NormalTok"/>
+        </w:rPr>
+        <w:t xml:space="preserve"> random</w:t>
+      </w:r>
+      <w:r>
+        <w:br/>
+      </w:r>
+      <w:r>
+        <w:rPr>
+          <w:rStyle w:val="NormalTok"/>
+        </w:rPr>
+        <w:t xml:space="preserve">items_list </w:t>
+      </w:r>
+      <w:r>
+        <w:rPr>
+          <w:rStyle w:val="OperatorTok"/>
+        </w:rPr>
+        <w:t xml:space="preserve">=</w:t>
+      </w:r>
+      <w:r>
+        <w:rPr>
+          <w:rStyle w:val="NormalTok"/>
+        </w:rPr>
+        <w:t xml:space="preserve"> [</w:t>
+      </w:r>
+      <w:r>
+        <w:rPr>
+          <w:rStyle w:val="StringTok"/>
+        </w:rPr>
+        <w:t xml:space="preserve">"apple"</w:t>
+      </w:r>
+      <w:r>
+        <w:rPr>
+          <w:rStyle w:val="NormalTok"/>
+        </w:rPr>
+        <w:t xml:space="preserve">, </w:t>
+      </w:r>
+      <w:r>
+        <w:rPr>
+          <w:rStyle w:val="StringTok"/>
+        </w:rPr>
+        <w:t xml:space="preserve">"banana"</w:t>
+      </w:r>
+      <w:r>
+        <w:rPr>
+          <w:rStyle w:val="NormalTok"/>
+        </w:rPr>
+        <w:t xml:space="preserve">, </w:t>
+      </w:r>
+      <w:r>
+        <w:rPr>
+          <w:rStyle w:val="StringTok"/>
+        </w:rPr>
+        <w:t xml:space="preserve">"cherry"</w:t>
+      </w:r>
+      <w:r>
+        <w:rPr>
+          <w:rStyle w:val="NormalTok"/>
+        </w:rPr>
+        <w:t xml:space="preserve">]</w:t>
+      </w:r>
+      <w:r>
+        <w:br/>
+      </w:r>
+      <w:r>
+        <w:rPr>
+          <w:rStyle w:val="CommentTok"/>
+        </w:rPr>
+        <w:t xml:space="preserve"># The function effectively does this:</w:t>
+      </w:r>
+      <w:r>
+        <w:br/>
+      </w:r>
+      <w:r>
+        <w:rPr>
+          <w:rStyle w:val="NormalTok"/>
+        </w:rPr>
+        <w:t xml:space="preserve">selected_item </w:t>
+      </w:r>
+      <w:r>
+        <w:rPr>
+          <w:rStyle w:val="OperatorTok"/>
+        </w:rPr>
+        <w:t xml:space="preserve">=</w:t>
+      </w:r>
+      <w:r>
+        <w:rPr>
+          <w:rStyle w:val="NormalTok"/>
+        </w:rPr>
+        <w:t xml:space="preserve"> random.choice(items_list)</w:t>
+      </w:r>
+    </w:p>
+    <w:bookmarkEnd w:id="26"/>
+    <w:bookmarkStart w:id="27" w:name="usage-notes-2"/>
+    <w:p>
+      <w:pPr>
+        <w:pStyle w:val="Heading2"/>
+      </w:pPr>
+      <w:r>
+        <w:rPr>
+          <w:rStyle w:val="SectionNumber"/>
+        </w:rPr>
+        <w:t xml:space="preserve">3.4</w:t>
+      </w:r>
+      <w:r>
+        <w:tab/>
+      </w:r>
+      <w:r>
+        <w:t xml:space="preserve">Usage Notes</w:t>
+      </w:r>
+    </w:p>
+    <w:p>
+      <w:pPr>
+        <w:pStyle w:val="Compact"/>
         <w:numPr>
           <w:ilvl w:val="0"/>
           <w:numId w:val="1004"/>
         </w:numPr>
       </w:pPr>
       <w:r>
-        <w:rPr>
-          <w:b/>
-          <w:bCs/>
-        </w:rPr>
-        <w:t xml:space="preserve">Validation</w:t>
-      </w:r>
-      <w:r>
-        <w:t xml:space="preserve">: It first checks if the provided</w:t>
+        <w:t xml:space="preserve">The input list</w:t>
       </w:r>
       <w:r>
         <w:t xml:space="preserve"> </w:t>
@@ -2136,7 +2183,7 @@
         <w:t xml:space="preserve"> </w:t>
       </w:r>
       <w:r>
-        <w:t xml:space="preserve">list is empty using the condition</w:t>
+        <w:t xml:space="preserve">must not be empty. Providing an empty list will result in a</w:t>
       </w:r>
       <w:r>
         <w:t xml:space="preserve"> </w:t>
@@ -2145,31 +2192,7 @@
         <w:rPr>
           <w:rStyle w:val="VerbatimChar"/>
         </w:rPr>
-        <w:t xml:space="preserve">if not items:</w:t>
-      </w:r>
-      <w:r>
-        <w:t xml:space="preserve">. This is a crucial safeguard to prevent runtime errors that would occur when trying to select an item from an empty collection. If the list is empty, the function raises a</w:t>
-      </w:r>
-      <w:r>
-        <w:t xml:space="preserve"> </w:t>
-      </w:r>
-      <w:r>
-        <w:rPr>
-          <w:rStyle w:val="VerbatimChar"/>
-        </w:rPr>
         <w:t xml:space="preserve">ValueError</w:t>
-      </w:r>
-      <w:r>
-        <w:t xml:space="preserve"> </w:t>
-      </w:r>
-      <w:r>
-        <w:t xml:space="preserve">with the message</w:t>
-      </w:r>
-      <w:r>
-        <w:t xml:space="preserve"> </w:t>
-      </w:r>
-      <w:r>
-        <w:t xml:space="preserve">“items must not be empty”</w:t>
       </w:r>
       <w:r>
         <w:t xml:space="preserve">.</w:t>
@@ -2177,65 +2200,56 @@
     </w:p>
     <w:p>
       <w:pPr>
+        <w:pStyle w:val="Compact"/>
         <w:numPr>
           <w:ilvl w:val="0"/>
           <w:numId w:val="1004"/>
         </w:numPr>
       </w:pPr>
       <w:r>
+        <w:t xml:space="preserve">The function depends on Python’s</w:t>
+      </w:r>
+      <w:r>
+        <w:t xml:space="preserve"> </w:t>
+      </w:r>
+      <w:r>
+        <w:rPr>
+          <w:rStyle w:val="VerbatimChar"/>
+        </w:rPr>
+        <w:t xml:space="preserve">random</w:t>
+      </w:r>
+      <w:r>
+        <w:t xml:space="preserve"> </w:t>
+      </w:r>
+      <w:r>
+        <w:t xml:space="preserve">module. Ensure it is available in the execution environment.</w:t>
+      </w:r>
+    </w:p>
+    <w:p>
+      <w:pPr>
+        <w:pStyle w:val="Compact"/>
+        <w:numPr>
+          <w:ilvl w:val="0"/>
+          <w:numId w:val="1004"/>
+        </w:numPr>
+      </w:pPr>
+      <w:r>
+        <w:t xml:space="preserve">The selection is uniformly random. Each item in the list has an equal probability of being returned.</w:t>
+      </w:r>
+    </w:p>
+    <w:p>
+      <w:pPr>
+        <w:pStyle w:val="FirstParagraph"/>
+      </w:pPr>
+      <w:r>
         <w:rPr>
           <w:b/>
           <w:bCs/>
         </w:rPr>
-        <w:t xml:space="preserve">Selection</w:t>
-      </w:r>
-      <w:r>
-        <w:t xml:space="preserve">: If the list is not empty, the function proceeds to the selection step. It utilizes the</w:t>
-      </w:r>
-      <w:r>
-        <w:t xml:space="preserve"> </w:t>
-      </w:r>
-      <w:r>
-        <w:rPr>
-          <w:rStyle w:val="VerbatimChar"/>
-        </w:rPr>
-        <w:t xml:space="preserve">random.choice(items)</w:t>
-      </w:r>
-      <w:r>
-        <w:t xml:space="preserve"> </w:t>
-      </w:r>
-      <w:r>
-        <w:t xml:space="preserve">method from Python’s built-in</w:t>
-      </w:r>
-      <w:r>
-        <w:t xml:space="preserve"> </w:t>
-      </w:r>
-      <w:r>
-        <w:rPr>
-          <w:rStyle w:val="VerbatimChar"/>
-        </w:rPr>
-        <w:t xml:space="preserve">random</w:t>
-      </w:r>
-      <w:r>
-        <w:t xml:space="preserve"> </w:t>
-      </w:r>
-      <w:r>
-        <w:t xml:space="preserve">module. This method efficiently and uniformly selects a single item from the</w:t>
-      </w:r>
-      <w:r>
-        <w:t xml:space="preserve"> </w:t>
-      </w:r>
-      <w:r>
-        <w:rPr>
-          <w:rStyle w:val="VerbatimChar"/>
-        </w:rPr>
-        <w:t xml:space="preserve">items</w:t>
-      </w:r>
-      <w:r>
-        <w:t xml:space="preserve"> </w:t>
-      </w:r>
-      <w:r>
-        <w:t xml:space="preserve">list, ensuring that every item has an equal probability of being chosen. The selected string is then returned as the output.</w:t>
+        <w:t xml:space="preserve">Output Example</w:t>
+      </w:r>
+      <w:r>
+        <w:t xml:space="preserve">: A single string from the input list.</w:t>
       </w:r>
     </w:p>
     <w:p>
@@ -2244,124 +2258,351 @@
       </w:pPr>
       <w:r>
         <w:rPr>
+          <w:rStyle w:val="VerbatimChar"/>
+        </w:rPr>
+        <w:t xml:space="preserve">'banana'</w:t>
+      </w:r>
+    </w:p>
+    <w:bookmarkEnd w:id="27"/>
+    <w:bookmarkStart w:id="28" w:name="example-2"/>
+    <w:p>
+      <w:pPr>
+        <w:pStyle w:val="Heading2"/>
+      </w:pPr>
+      <w:r>
+        <w:rPr>
+          <w:rStyle w:val="SectionNumber"/>
+        </w:rPr>
+        <w:t xml:space="preserve">3.5</w:t>
+      </w:r>
+      <w:r>
+        <w:tab/>
+      </w:r>
+      <w:r>
+        <w:t xml:space="preserve">Example</w:t>
+      </w:r>
+    </w:p>
+    <w:p>
+      <w:pPr>
+        <w:pStyle w:val="SourceCode"/>
+      </w:pPr>
+      <w:r>
+        <w:rPr>
           <w:rStyle w:val="CommentTok"/>
         </w:rPr>
-        <w:t xml:space="preserve"># The function first checks if the list is empty.</w:t>
+        <w:t xml:space="preserve"># Example usage</w:t>
       </w:r>
       <w:r>
         <w:br/>
       </w:r>
       <w:r>
         <w:rPr>
-          <w:rStyle w:val="ControlFlowTok"/>
-        </w:rPr>
-        <w:t xml:space="preserve">if</w:t>
+          <w:rStyle w:val="ImportTok"/>
+        </w:rPr>
+        <w:t xml:space="preserve">import</w:t>
       </w:r>
       <w:r>
         <w:rPr>
           <w:rStyle w:val="NormalTok"/>
         </w:rPr>
+        <w:t xml:space="preserve"> random </w:t>
+      </w:r>
+      <w:r>
+        <w:rPr>
+          <w:rStyle w:val="CommentTok"/>
+        </w:rPr>
+        <w:t xml:space="preserve"># Required for the function to work</w:t>
+      </w:r>
+      <w:r>
+        <w:br/>
+      </w:r>
+      <w:r>
+        <w:br/>
+      </w:r>
+      <w:r>
+        <w:rPr>
+          <w:rStyle w:val="CommentTok"/>
+        </w:rPr>
+        <w:t xml:space="preserve"># Define a list of items</w:t>
+      </w:r>
+      <w:r>
+        <w:br/>
+      </w:r>
+      <w:r>
+        <w:rPr>
+          <w:rStyle w:val="NormalTok"/>
+        </w:rPr>
+        <w:t xml:space="preserve">fruit_options </w:t>
+      </w:r>
+      <w:r>
+        <w:rPr>
+          <w:rStyle w:val="OperatorTok"/>
+        </w:rPr>
+        <w:t xml:space="preserve">=</w:t>
+      </w:r>
+      <w:r>
+        <w:rPr>
+          <w:rStyle w:val="NormalTok"/>
+        </w:rPr>
+        <w:t xml:space="preserve"> [</w:t>
+      </w:r>
+      <w:r>
+        <w:rPr>
+          <w:rStyle w:val="StringTok"/>
+        </w:rPr>
+        <w:t xml:space="preserve">"apple"</w:t>
+      </w:r>
+      <w:r>
+        <w:rPr>
+          <w:rStyle w:val="NormalTok"/>
+        </w:rPr>
+        <w:t xml:space="preserve">, </w:t>
+      </w:r>
+      <w:r>
+        <w:rPr>
+          <w:rStyle w:val="StringTok"/>
+        </w:rPr>
+        <w:t xml:space="preserve">"banana"</w:t>
+      </w:r>
+      <w:r>
+        <w:rPr>
+          <w:rStyle w:val="NormalTok"/>
+        </w:rPr>
+        <w:t xml:space="preserve">, </w:t>
+      </w:r>
+      <w:r>
+        <w:rPr>
+          <w:rStyle w:val="StringTok"/>
+        </w:rPr>
+        <w:t xml:space="preserve">"cherry"</w:t>
+      </w:r>
+      <w:r>
+        <w:rPr>
+          <w:rStyle w:val="NormalTok"/>
+        </w:rPr>
+        <w:t xml:space="preserve">, </w:t>
+      </w:r>
+      <w:r>
+        <w:rPr>
+          <w:rStyle w:val="StringTok"/>
+        </w:rPr>
+        <w:t xml:space="preserve">"date"</w:t>
+      </w:r>
+      <w:r>
+        <w:rPr>
+          <w:rStyle w:val="NormalTok"/>
+        </w:rPr>
+        <w:t xml:space="preserve">]</w:t>
+      </w:r>
+      <w:r>
+        <w:br/>
+      </w:r>
+      <w:r>
+        <w:br/>
+      </w:r>
+      <w:r>
+        <w:rPr>
+          <w:rStyle w:val="CommentTok"/>
+        </w:rPr>
+        <w:t xml:space="preserve"># Call the function to get a random fruit</w:t>
+      </w:r>
+      <w:r>
+        <w:br/>
+      </w:r>
+      <w:r>
+        <w:rPr>
+          <w:rStyle w:val="NormalTok"/>
+        </w:rPr>
+        <w:t xml:space="preserve">random_fruit </w:t>
+      </w:r>
+      <w:r>
+        <w:rPr>
+          <w:rStyle w:val="OperatorTok"/>
+        </w:rPr>
+        <w:t xml:space="preserve">=</w:t>
+      </w:r>
+      <w:r>
+        <w:rPr>
+          <w:rStyle w:val="NormalTok"/>
+        </w:rPr>
+        <w:t xml:space="preserve"> choose_random_item(fruit_options)</w:t>
+      </w:r>
+      <w:r>
+        <w:br/>
+      </w:r>
+      <w:r>
+        <w:br/>
+      </w:r>
+      <w:r>
+        <w:rPr>
+          <w:rStyle w:val="BuiltInTok"/>
+        </w:rPr>
+        <w:t xml:space="preserve">print</w:t>
+      </w:r>
+      <w:r>
+        <w:rPr>
+          <w:rStyle w:val="NormalTok"/>
+        </w:rPr>
+        <w:t xml:space="preserve">(</w:t>
+      </w:r>
+      <w:r>
+        <w:rPr>
+          <w:rStyle w:val="SpecialStringTok"/>
+        </w:rPr>
+        <w:t xml:space="preserve">f"The randomly chosen fruit is: </w:t>
+      </w:r>
+      <w:r>
+        <w:rPr>
+          <w:rStyle w:val="SpecialCharTok"/>
+        </w:rPr>
+        <w:t xml:space="preserve">{</w:t>
+      </w:r>
+      <w:r>
+        <w:rPr>
+          <w:rStyle w:val="NormalTok"/>
+        </w:rPr>
+        <w:t xml:space="preserve">random_fruit</w:t>
+      </w:r>
+      <w:r>
+        <w:rPr>
+          <w:rStyle w:val="SpecialCharTok"/>
+        </w:rPr>
+        <w:t xml:space="preserve">}</w:t>
+      </w:r>
+      <w:r>
+        <w:rPr>
+          <w:rStyle w:val="SpecialStringTok"/>
+        </w:rPr>
+        <w:t xml:space="preserve">"</w:t>
+      </w:r>
+      <w:r>
+        <w:rPr>
+          <w:rStyle w:val="NormalTok"/>
+        </w:rPr>
+        <w:t xml:space="preserve">)</w:t>
+      </w:r>
+    </w:p>
+    <w:p>
+      <w:pPr>
+        <w:pStyle w:val="FirstParagraph"/>
+      </w:pPr>
+      <w:r>
+        <w:rPr>
+          <w:b/>
+          <w:bCs/>
+        </w:rPr>
+        <w:t xml:space="preserve">Output:</w:t>
+      </w:r>
+    </w:p>
+    <w:p>
+      <w:pPr>
+        <w:pStyle w:val="SourceCode"/>
+      </w:pPr>
+      <w:r>
+        <w:rPr>
+          <w:rStyle w:val="VerbatimChar"/>
+        </w:rPr>
+        <w:t xml:space="preserve"># The output will vary with each execution. A possible output is:</w:t>
+      </w:r>
+      <w:r>
+        <w:br/>
+      </w:r>
+      <w:r>
+        <w:rPr>
+          <w:rStyle w:val="VerbatimChar"/>
+        </w:rPr>
+        <w:t xml:space="preserve">The randomly chosen fruit is: cherry</w:t>
+      </w:r>
+    </w:p>
+    <w:p>
+      <w:r>
+        <w:pict>
+          <v:rect style="width:0;height:1.5pt" o:hralign="center" o:hrstd="t" o:hr="t"/>
+        </w:pict>
+      </w:r>
+    </w:p>
+    <w:bookmarkEnd w:id="28"/>
+    <w:bookmarkStart w:id="29" w:name="functiondef-shuffle_copyitems"/>
+    <w:p>
+      <w:pPr>
+        <w:pStyle w:val="Heading2"/>
+      </w:pPr>
+      <w:r>
+        <w:rPr>
+          <w:rStyle w:val="SectionNumber"/>
+        </w:rPr>
+        <w:t xml:space="preserve">3.6</w:t>
+      </w:r>
+      <w:r>
+        <w:tab/>
+      </w:r>
+      <w:r>
+        <w:t xml:space="preserve">FunctionDef shuffle_copy(items)</w:t>
+      </w:r>
+    </w:p>
+    <w:bookmarkEnd w:id="29"/>
+    <w:bookmarkEnd w:id="30"/>
+    <w:bookmarkStart w:id="36" w:name="function-shuffle_copy"/>
+    <w:p>
+      <w:pPr>
+        <w:pStyle w:val="Heading1"/>
+      </w:pPr>
+      <w:r>
+        <w:rPr>
+          <w:rStyle w:val="SectionNumber"/>
+        </w:rPr>
+        <w:t xml:space="preserve">4</w:t>
+      </w:r>
+      <w:r>
+        <w:tab/>
+      </w:r>
+      <w:r>
+        <w:t xml:space="preserve">Function: shuffle_copy</w:t>
+      </w:r>
+    </w:p>
+    <w:bookmarkStart w:id="31" w:name="overview-3"/>
+    <w:p>
+      <w:pPr>
+        <w:pStyle w:val="Heading2"/>
+      </w:pPr>
+      <w:r>
+        <w:rPr>
+          <w:rStyle w:val="SectionNumber"/>
+        </w:rPr>
+        <w:t xml:space="preserve">4.1</w:t>
+      </w:r>
+      <w:r>
+        <w:tab/>
+      </w:r>
+      <w:r>
+        <w:t xml:space="preserve">Overview</w:t>
+      </w:r>
+    </w:p>
+    <w:p>
+      <w:pPr>
+        <w:pStyle w:val="FirstParagraph"/>
+      </w:pPr>
+      <w:r>
+        <w:t xml:space="preserve">The</w:t>
+      </w:r>
+      <w:r>
         <w:t xml:space="preserve"> </w:t>
       </w:r>
       <w:r>
         <w:rPr>
-          <w:rStyle w:val="KeywordTok"/>
-        </w:rPr>
-        <w:t xml:space="preserve">not</w:t>
-      </w:r>
-      <w:r>
-        <w:rPr>
-          <w:rStyle w:val="NormalTok"/>
-        </w:rPr>
-        <w:t xml:space="preserve"> items:</w:t>
-      </w:r>
-      <w:r>
-        <w:br/>
-      </w:r>
-      <w:r>
-        <w:rPr>
-          <w:rStyle w:val="NormalTok"/>
-        </w:rPr>
-        <w:t xml:space="preserve">    </w:t>
-      </w:r>
-      <w:r>
-        <w:rPr>
-          <w:rStyle w:val="CommentTok"/>
-        </w:rPr>
-        <w:t xml:space="preserve"># If so, it raises an error.</w:t>
-      </w:r>
-      <w:r>
-        <w:br/>
-      </w:r>
-      <w:r>
-        <w:rPr>
-          <w:rStyle w:val="NormalTok"/>
-        </w:rPr>
-        <w:t xml:space="preserve">    </w:t>
-      </w:r>
-      <w:r>
-        <w:rPr>
-          <w:rStyle w:val="ControlFlowTok"/>
-        </w:rPr>
-        <w:t xml:space="preserve">raise</w:t>
-      </w:r>
-      <w:r>
-        <w:rPr>
-          <w:rStyle w:val="NormalTok"/>
-        </w:rPr>
+          <w:rStyle w:val="VerbatimChar"/>
+        </w:rPr>
+        <w:t xml:space="preserve">shuffle_copy</w:t>
+      </w:r>
+      <w:r>
         <w:t xml:space="preserve"> </w:t>
       </w:r>
       <w:r>
-        <w:rPr>
-          <w:rStyle w:val="PreprocessorTok"/>
-        </w:rPr>
-        <w:t xml:space="preserve">ValueError</w:t>
-      </w:r>
-      <w:r>
-        <w:rPr>
-          <w:rStyle w:val="NormalTok"/>
-        </w:rPr>
-        <w:t xml:space="preserve">(</w:t>
-      </w:r>
-      <w:r>
-        <w:rPr>
-          <w:rStyle w:val="StringTok"/>
-        </w:rPr>
-        <w:t xml:space="preserve">"items must not be empty"</w:t>
-      </w:r>
-      <w:r>
-        <w:rPr>
-          <w:rStyle w:val="NormalTok"/>
-        </w:rPr>
-        <w:t xml:space="preserve">)</w:t>
-      </w:r>
-      <w:r>
-        <w:br/>
-      </w:r>
-      <w:r>
-        <w:rPr>
-          <w:rStyle w:val="CommentTok"/>
-        </w:rPr>
-        <w:t xml:space="preserve"># Otherwise, it returns a random choice from the list.</w:t>
-      </w:r>
-      <w:r>
-        <w:br/>
-      </w:r>
-      <w:r>
-        <w:rPr>
-          <w:rStyle w:val="ControlFlowTok"/>
-        </w:rPr>
-        <w:t xml:space="preserve">return</w:t>
-      </w:r>
-      <w:r>
-        <w:rPr>
-          <w:rStyle w:val="NormalTok"/>
-        </w:rPr>
-        <w:t xml:space="preserve"> random.choice(items)</w:t>
+        <w:t xml:space="preserve">Function returns a new, randomly shuffled copy of a given list, ensuring the original list remains unchanged.</w:t>
       </w:r>
     </w:p>
-    <w:bookmarkEnd w:id="26"/>
-    <w:bookmarkStart w:id="27" w:name="usage-notes-2"/>
+    <w:bookmarkEnd w:id="31"/>
+    <w:bookmarkStart w:id="32" w:name="parameters-3"/>
     <w:p>
       <w:pPr>
         <w:pStyle w:val="Heading2"/>
@@ -2370,13 +2611,13 @@
         <w:rPr>
           <w:rStyle w:val="SectionNumber"/>
         </w:rPr>
-        <w:t xml:space="preserve">3.4</w:t>
+        <w:t xml:space="preserve">4.2</w:t>
       </w:r>
       <w:r>
         <w:tab/>
       </w:r>
       <w:r>
-        <w:t xml:space="preserve">Usage Notes</w:t>
+        <w:t xml:space="preserve">parameters</w:t>
       </w:r>
     </w:p>
     <w:p>
@@ -2388,865 +2629,69 @@
         </w:numPr>
       </w:pPr>
       <w:r>
-        <w:t xml:space="preserve">The input list</w:t>
+        <w:rPr>
+          <w:b/>
+          <w:bCs/>
+        </w:rPr>
+        <w:t xml:space="preserve">items</w:t>
       </w:r>
       <w:r>
         <w:t xml:space="preserve"> </w:t>
       </w:r>
       <w:r>
+        <w:t xml:space="preserve">(</w:t>
+      </w:r>
+      <w:r>
         <w:rPr>
           <w:rStyle w:val="VerbatimChar"/>
         </w:rPr>
-        <w:t xml:space="preserve">items</w:t>
-      </w:r>
-      <w:r>
-        <w:t xml:space="preserve"> </w:t>
-      </w:r>
-      <w:r>
-        <w:t xml:space="preserve">must not be empty. Providing an empty list will result in a</w:t>
-      </w:r>
-      <w:r>
-        <w:t xml:space="preserve"> </w:t>
-      </w:r>
-      <w:r>
-        <w:rPr>
-          <w:rStyle w:val="VerbatimChar"/>
-        </w:rPr>
-        <w:t xml:space="preserve">ValueError</w:t>
-      </w:r>
-      <w:r>
-        <w:t xml:space="preserve">.</w:t>
+        <w:t xml:space="preserve">List[int]</w:t>
+      </w:r>
+      <w:r>
+        <w:t xml:space="preserve">): A list of integers that will be copied and shuffled.</w:t>
+      </w:r>
+    </w:p>
+    <w:bookmarkEnd w:id="32"/>
+    <w:bookmarkStart w:id="33" w:name="description-3"/>
+    <w:p>
+      <w:pPr>
+        <w:pStyle w:val="Heading2"/>
+      </w:pPr>
+      <w:r>
+        <w:rPr>
+          <w:rStyle w:val="SectionNumber"/>
+        </w:rPr>
+        <w:t xml:space="preserve">4.3</w:t>
+      </w:r>
+      <w:r>
+        <w:tab/>
+      </w:r>
+      <w:r>
+        <w:t xml:space="preserve">Description</w:t>
       </w:r>
     </w:p>
     <w:p>
       <w:pPr>
-        <w:pStyle w:val="Compact"/>
-        <w:numPr>
-          <w:ilvl w:val="0"/>
-          <w:numId w:val="1005"/>
-        </w:numPr>
-      </w:pPr>
-      <w:r>
-        <w:t xml:space="preserve">This function relies on Python’s</w:t>
-      </w:r>
-      <w:r>
-        <w:t xml:space="preserve"> </w:t>
-      </w:r>
-      <w:r>
-        <w:rPr>
-          <w:rStyle w:val="VerbatimChar"/>
-        </w:rPr>
-        <w:t xml:space="preserve">random</w:t>
-      </w:r>
-      <w:r>
-        <w:t xml:space="preserve"> </w:t>
-      </w:r>
-      <w:r>
-        <w:t xml:space="preserve">module. Ensure it is imported and available in the environment where the function is called.</w:t>
+        <w:pStyle w:val="FirstParagraph"/>
+      </w:pPr>
+      <w:r>
+        <w:t xml:space="preserve">This function provides a safe way to shuffle a list without altering the original data structure. The process involves three main steps:</w:t>
       </w:r>
     </w:p>
     <w:p>
       <w:pPr>
-        <w:pStyle w:val="Compact"/>
-        <w:numPr>
-          <w:ilvl w:val="0"/>
-          <w:numId w:val="1005"/>
-        </w:numPr>
-      </w:pPr>
-      <w:r>
-        <w:t xml:space="preserve">The selection is uniformly random, meaning each string in the</w:t>
-      </w:r>
-      <w:r>
-        <w:t xml:space="preserve"> </w:t>
-      </w:r>
-      <w:r>
-        <w:rPr>
-          <w:rStyle w:val="VerbatimChar"/>
-        </w:rPr>
-        <w:t xml:space="preserve">items</w:t>
-      </w:r>
-      <w:r>
-        <w:t xml:space="preserve"> </w:t>
-      </w:r>
-      <w:r>
-        <w:t xml:space="preserve">list has an equal chance of being returned on any given call.</w:t>
-      </w:r>
-    </w:p>
-    <w:p>
-      <w:pPr>
-        <w:pStyle w:val="FirstParagraph"/>
-      </w:pPr>
-      <w:r>
-        <w:rPr>
-          <w:b/>
-          <w:bCs/>
-        </w:rPr>
-        <w:t xml:space="preserve">Output Example</w:t>
-      </w:r>
-      <w:r>
-        <w:t xml:space="preserve">: A single string chosen from the input</w:t>
-      </w:r>
-      <w:r>
-        <w:t xml:space="preserve"> </w:t>
-      </w:r>
-      <w:r>
-        <w:rPr>
-          <w:rStyle w:val="VerbatimChar"/>
-        </w:rPr>
-        <w:t xml:space="preserve">items</w:t>
-      </w:r>
-      <w:r>
-        <w:t xml:space="preserve"> </w:t>
-      </w:r>
-      <w:r>
-        <w:t xml:space="preserve">list. For an input of</w:t>
-      </w:r>
-      <w:r>
-        <w:t xml:space="preserve"> </w:t>
-      </w:r>
-      <w:r>
-        <w:rPr>
-          <w:rStyle w:val="VerbatimChar"/>
-        </w:rPr>
-        <w:t xml:space="preserve">["apple", "banana", "cherry"]</w:t>
-      </w:r>
-      <w:r>
-        <w:t xml:space="preserve">, a possible output would be:</w:t>
-      </w:r>
-    </w:p>
-    <w:p>
-      <w:pPr>
-        <w:pStyle w:val="SourceCode"/>
-      </w:pPr>
-      <w:r>
-        <w:rPr>
-          <w:rStyle w:val="VerbatimChar"/>
-        </w:rPr>
-        <w:t xml:space="preserve">"banana"</w:t>
-      </w:r>
-    </w:p>
-    <w:bookmarkEnd w:id="27"/>
-    <w:bookmarkStart w:id="28" w:name="example-2"/>
-    <w:p>
-      <w:pPr>
-        <w:pStyle w:val="Heading2"/>
-      </w:pPr>
-      <w:r>
-        <w:rPr>
-          <w:rStyle w:val="SectionNumber"/>
-        </w:rPr>
-        <w:t xml:space="preserve">3.5</w:t>
-      </w:r>
-      <w:r>
-        <w:tab/>
-      </w:r>
-      <w:r>
-        <w:t xml:space="preserve">Example</w:t>
-      </w:r>
-    </w:p>
-    <w:p>
-      <w:pPr>
-        <w:pStyle w:val="SourceCode"/>
-      </w:pPr>
-      <w:r>
-        <w:rPr>
-          <w:rStyle w:val="ImportTok"/>
-        </w:rPr>
-        <w:t xml:space="preserve">import</w:t>
-      </w:r>
-      <w:r>
-        <w:rPr>
-          <w:rStyle w:val="NormalTok"/>
-        </w:rPr>
-        <w:t xml:space="preserve"> random</w:t>
-      </w:r>
-      <w:r>
-        <w:br/>
-      </w:r>
-      <w:r>
-        <w:rPr>
-          <w:rStyle w:val="ImportTok"/>
-        </w:rPr>
-        <w:t xml:space="preserve">from</w:t>
-      </w:r>
-      <w:r>
-        <w:rPr>
-          <w:rStyle w:val="NormalTok"/>
-        </w:rPr>
-        <w:t xml:space="preserve"> typing </w:t>
-      </w:r>
-      <w:r>
-        <w:rPr>
-          <w:rStyle w:val="ImportTok"/>
-        </w:rPr>
-        <w:t xml:space="preserve">import</w:t>
-      </w:r>
-      <w:r>
-        <w:rPr>
-          <w:rStyle w:val="NormalTok"/>
-        </w:rPr>
-        <w:t xml:space="preserve"> List</w:t>
-      </w:r>
-      <w:r>
-        <w:br/>
-      </w:r>
-      <w:r>
-        <w:br/>
-      </w:r>
-      <w:r>
-        <w:rPr>
-          <w:rStyle w:val="KeywordTok"/>
-        </w:rPr>
-        <w:t xml:space="preserve">def</w:t>
-      </w:r>
-      <w:r>
-        <w:rPr>
-          <w:rStyle w:val="NormalTok"/>
-        </w:rPr>
-        <w:t xml:space="preserve"> choose_random_item(items: List[</w:t>
-      </w:r>
-      <w:r>
-        <w:rPr>
-          <w:rStyle w:val="BuiltInTok"/>
-        </w:rPr>
-        <w:t xml:space="preserve">str</w:t>
-      </w:r>
-      <w:r>
-        <w:rPr>
-          <w:rStyle w:val="NormalTok"/>
-        </w:rPr>
-        <w:t xml:space="preserve">]) </w:t>
-      </w:r>
-      <w:r>
-        <w:rPr>
-          <w:rStyle w:val="OperatorTok"/>
-        </w:rPr>
-        <w:t xml:space="preserve">-&gt;</w:t>
-      </w:r>
-      <w:r>
-        <w:rPr>
-          <w:rStyle w:val="NormalTok"/>
-        </w:rPr>
-        <w:t xml:space="preserve"> </w:t>
-      </w:r>
-      <w:r>
-        <w:rPr>
-          <w:rStyle w:val="BuiltInTok"/>
-        </w:rPr>
-        <w:t xml:space="preserve">str</w:t>
-      </w:r>
-      <w:r>
-        <w:rPr>
-          <w:rStyle w:val="NormalTok"/>
-        </w:rPr>
-        <w:t xml:space="preserve">:</w:t>
-      </w:r>
-      <w:r>
-        <w:br/>
-      </w:r>
-      <w:r>
-        <w:rPr>
-          <w:rStyle w:val="NormalTok"/>
-        </w:rPr>
-        <w:t xml:space="preserve">    </w:t>
-      </w:r>
-      <w:r>
-        <w:rPr>
-          <w:rStyle w:val="CommentTok"/>
-        </w:rPr>
-        <w:t xml:space="preserve">"""Choose a single random item from a non-empty sequence.</w:t>
-      </w:r>
-      <w:r>
-        <w:br/>
-      </w:r>
-      <w:r>
-        <w:br/>
-      </w:r>
-      <w:r>
-        <w:rPr>
-          <w:rStyle w:val="CommentTok"/>
-        </w:rPr>
-        <w:t xml:space="preserve">    Parameters:</w:t>
-      </w:r>
-      <w:r>
-        <w:br/>
-      </w:r>
-      <w:r>
-        <w:rPr>
-          <w:rStyle w:val="CommentTok"/>
-        </w:rPr>
-        <w:t xml:space="preserve">        items: A list of strings to choose from.</w:t>
-      </w:r>
-      <w:r>
-        <w:br/>
-      </w:r>
-      <w:r>
-        <w:br/>
-      </w:r>
-      <w:r>
-        <w:rPr>
-          <w:rStyle w:val="CommentTok"/>
-        </w:rPr>
-        <w:t xml:space="preserve">    Returns:</w:t>
-      </w:r>
-      <w:r>
-        <w:br/>
-      </w:r>
-      <w:r>
-        <w:rPr>
-          <w:rStyle w:val="CommentTok"/>
-        </w:rPr>
-        <w:t xml:space="preserve">        A single string chosen uniformly at random.</w:t>
-      </w:r>
-      <w:r>
-        <w:br/>
-      </w:r>
-      <w:r>
-        <w:rPr>
-          <w:rStyle w:val="CommentTok"/>
-        </w:rPr>
-        <w:t xml:space="preserve">    """</w:t>
-      </w:r>
-      <w:r>
-        <w:br/>
-      </w:r>
-      <w:r>
-        <w:rPr>
-          <w:rStyle w:val="NormalTok"/>
-        </w:rPr>
-        <w:t xml:space="preserve">    </w:t>
-      </w:r>
-      <w:r>
-        <w:rPr>
-          <w:rStyle w:val="ControlFlowTok"/>
-        </w:rPr>
-        <w:t xml:space="preserve">if</w:t>
-      </w:r>
-      <w:r>
-        <w:rPr>
-          <w:rStyle w:val="NormalTok"/>
-        </w:rPr>
-        <w:t xml:space="preserve"> </w:t>
-      </w:r>
-      <w:r>
-        <w:rPr>
-          <w:rStyle w:val="KeywordTok"/>
-        </w:rPr>
-        <w:t xml:space="preserve">not</w:t>
-      </w:r>
-      <w:r>
-        <w:rPr>
-          <w:rStyle w:val="NormalTok"/>
-        </w:rPr>
-        <w:t xml:space="preserve"> items:</w:t>
-      </w:r>
-      <w:r>
-        <w:br/>
-      </w:r>
-      <w:r>
-        <w:rPr>
-          <w:rStyle w:val="NormalTok"/>
-        </w:rPr>
-        <w:t xml:space="preserve">        </w:t>
-      </w:r>
-      <w:r>
-        <w:rPr>
-          <w:rStyle w:val="ControlFlowTok"/>
-        </w:rPr>
-        <w:t xml:space="preserve">raise</w:t>
-      </w:r>
-      <w:r>
-        <w:rPr>
-          <w:rStyle w:val="NormalTok"/>
-        </w:rPr>
-        <w:t xml:space="preserve"> </w:t>
-      </w:r>
-      <w:r>
-        <w:rPr>
-          <w:rStyle w:val="PreprocessorTok"/>
-        </w:rPr>
-        <w:t xml:space="preserve">ValueError</w:t>
-      </w:r>
-      <w:r>
-        <w:rPr>
-          <w:rStyle w:val="NormalTok"/>
-        </w:rPr>
-        <w:t xml:space="preserve">(</w:t>
-      </w:r>
-      <w:r>
-        <w:rPr>
-          <w:rStyle w:val="StringTok"/>
-        </w:rPr>
-        <w:t xml:space="preserve">"items must not be empty"</w:t>
-      </w:r>
-      <w:r>
-        <w:rPr>
-          <w:rStyle w:val="NormalTok"/>
-        </w:rPr>
-        <w:t xml:space="preserve">)</w:t>
-      </w:r>
-      <w:r>
-        <w:br/>
-      </w:r>
-      <w:r>
-        <w:rPr>
-          <w:rStyle w:val="NormalTok"/>
-        </w:rPr>
-        <w:t xml:space="preserve">    </w:t>
-      </w:r>
-      <w:r>
-        <w:rPr>
-          <w:rStyle w:val="ControlFlowTok"/>
-        </w:rPr>
-        <w:t xml:space="preserve">return</w:t>
-      </w:r>
-      <w:r>
-        <w:rPr>
-          <w:rStyle w:val="NormalTok"/>
-        </w:rPr>
-        <w:t xml:space="preserve"> random.choice(items)</w:t>
-      </w:r>
-      <w:r>
-        <w:br/>
-      </w:r>
-      <w:r>
-        <w:br/>
-      </w:r>
-      <w:r>
-        <w:rPr>
-          <w:rStyle w:val="CommentTok"/>
-        </w:rPr>
-        <w:t xml:space="preserve"># Example usage:</w:t>
-      </w:r>
-      <w:r>
-        <w:br/>
-      </w:r>
-      <w:r>
-        <w:rPr>
-          <w:rStyle w:val="NormalTok"/>
-        </w:rPr>
-        <w:t xml:space="preserve">fruit_options </w:t>
-      </w:r>
-      <w:r>
-        <w:rPr>
-          <w:rStyle w:val="OperatorTok"/>
-        </w:rPr>
-        <w:t xml:space="preserve">=</w:t>
-      </w:r>
-      <w:r>
-        <w:rPr>
-          <w:rStyle w:val="NormalTok"/>
-        </w:rPr>
-        <w:t xml:space="preserve"> [</w:t>
-      </w:r>
-      <w:r>
-        <w:rPr>
-          <w:rStyle w:val="StringTok"/>
-        </w:rPr>
-        <w:t xml:space="preserve">"apple"</w:t>
-      </w:r>
-      <w:r>
-        <w:rPr>
-          <w:rStyle w:val="NormalTok"/>
-        </w:rPr>
-        <w:t xml:space="preserve">, </w:t>
-      </w:r>
-      <w:r>
-        <w:rPr>
-          <w:rStyle w:val="StringTok"/>
-        </w:rPr>
-        <w:t xml:space="preserve">"banana"</w:t>
-      </w:r>
-      <w:r>
-        <w:rPr>
-          <w:rStyle w:val="NormalTok"/>
-        </w:rPr>
-        <w:t xml:space="preserve">, </w:t>
-      </w:r>
-      <w:r>
-        <w:rPr>
-          <w:rStyle w:val="StringTok"/>
-        </w:rPr>
-        <w:t xml:space="preserve">"cherry"</w:t>
-      </w:r>
-      <w:r>
-        <w:rPr>
-          <w:rStyle w:val="NormalTok"/>
-        </w:rPr>
-        <w:t xml:space="preserve">, </w:t>
-      </w:r>
-      <w:r>
-        <w:rPr>
-          <w:rStyle w:val="StringTok"/>
-        </w:rPr>
-        <w:t xml:space="preserve">"date"</w:t>
-      </w:r>
-      <w:r>
-        <w:rPr>
-          <w:rStyle w:val="NormalTok"/>
-        </w:rPr>
-        <w:t xml:space="preserve">]</w:t>
-      </w:r>
-      <w:r>
-        <w:br/>
-      </w:r>
-      <w:r>
-        <w:rPr>
-          <w:rStyle w:val="NormalTok"/>
-        </w:rPr>
-        <w:t xml:space="preserve">random_fruit </w:t>
-      </w:r>
-      <w:r>
-        <w:rPr>
-          <w:rStyle w:val="OperatorTok"/>
-        </w:rPr>
-        <w:t xml:space="preserve">=</w:t>
-      </w:r>
-      <w:r>
-        <w:rPr>
-          <w:rStyle w:val="NormalTok"/>
-        </w:rPr>
-        <w:t xml:space="preserve"> choose_random_item(fruit_options)</w:t>
-      </w:r>
-      <w:r>
-        <w:br/>
-      </w:r>
-      <w:r>
-        <w:rPr>
-          <w:rStyle w:val="BuiltInTok"/>
-        </w:rPr>
-        <w:t xml:space="preserve">print</w:t>
-      </w:r>
-      <w:r>
-        <w:rPr>
-          <w:rStyle w:val="NormalTok"/>
-        </w:rPr>
-        <w:t xml:space="preserve">(</w:t>
-      </w:r>
-      <w:r>
-        <w:rPr>
-          <w:rStyle w:val="SpecialStringTok"/>
-        </w:rPr>
-        <w:t xml:space="preserve">f"A random fruit was chosen: </w:t>
-      </w:r>
-      <w:r>
-        <w:rPr>
-          <w:rStyle w:val="SpecialCharTok"/>
-        </w:rPr>
-        <w:t xml:space="preserve">{</w:t>
-      </w:r>
-      <w:r>
-        <w:rPr>
-          <w:rStyle w:val="NormalTok"/>
-        </w:rPr>
-        <w:t xml:space="preserve">random_fruit</w:t>
-      </w:r>
-      <w:r>
-        <w:rPr>
-          <w:rStyle w:val="SpecialCharTok"/>
-        </w:rPr>
-        <w:t xml:space="preserve">}</w:t>
-      </w:r>
-      <w:r>
-        <w:rPr>
-          <w:rStyle w:val="SpecialStringTok"/>
-        </w:rPr>
-        <w:t xml:space="preserve">"</w:t>
-      </w:r>
-      <w:r>
-        <w:rPr>
-          <w:rStyle w:val="NormalTok"/>
-        </w:rPr>
-        <w:t xml:space="preserve">)</w:t>
-      </w:r>
-      <w:r>
-        <w:br/>
-      </w:r>
-      <w:r>
-        <w:br/>
-      </w:r>
-      <w:r>
-        <w:rPr>
-          <w:rStyle w:val="CommentTok"/>
-        </w:rPr>
-        <w:t xml:space="preserve"># Example of error handling with an empty list:</w:t>
-      </w:r>
-      <w:r>
-        <w:br/>
-      </w:r>
-      <w:r>
-        <w:rPr>
-          <w:rStyle w:val="ControlFlowTok"/>
-        </w:rPr>
-        <w:t xml:space="preserve">try</w:t>
-      </w:r>
-      <w:r>
-        <w:rPr>
-          <w:rStyle w:val="NormalTok"/>
-        </w:rPr>
-        <w:t xml:space="preserve">:</w:t>
-      </w:r>
-      <w:r>
-        <w:br/>
-      </w:r>
-      <w:r>
-        <w:rPr>
-          <w:rStyle w:val="NormalTok"/>
-        </w:rPr>
-        <w:t xml:space="preserve">    choose_random_item([])</w:t>
-      </w:r>
-      <w:r>
-        <w:br/>
-      </w:r>
-      <w:r>
-        <w:rPr>
-          <w:rStyle w:val="ControlFlowTok"/>
-        </w:rPr>
-        <w:t xml:space="preserve">except</w:t>
-      </w:r>
-      <w:r>
-        <w:rPr>
-          <w:rStyle w:val="NormalTok"/>
-        </w:rPr>
-        <w:t xml:space="preserve"> </w:t>
-      </w:r>
-      <w:r>
-        <w:rPr>
-          <w:rStyle w:val="PreprocessorTok"/>
-        </w:rPr>
-        <w:t xml:space="preserve">ValueError</w:t>
-      </w:r>
-      <w:r>
-        <w:rPr>
-          <w:rStyle w:val="NormalTok"/>
-        </w:rPr>
-        <w:t xml:space="preserve"> </w:t>
-      </w:r>
-      <w:r>
-        <w:rPr>
-          <w:rStyle w:val="ImportTok"/>
-        </w:rPr>
-        <w:t xml:space="preserve">as</w:t>
-      </w:r>
-      <w:r>
-        <w:rPr>
-          <w:rStyle w:val="NormalTok"/>
-        </w:rPr>
-        <w:t xml:space="preserve"> e:</w:t>
-      </w:r>
-      <w:r>
-        <w:br/>
-      </w:r>
-      <w:r>
-        <w:rPr>
-          <w:rStyle w:val="NormalTok"/>
-        </w:rPr>
-        <w:t xml:space="preserve">    </w:t>
-      </w:r>
-      <w:r>
-        <w:rPr>
-          <w:rStyle w:val="BuiltInTok"/>
-        </w:rPr>
-        <w:t xml:space="preserve">print</w:t>
-      </w:r>
-      <w:r>
-        <w:rPr>
-          <w:rStyle w:val="NormalTok"/>
-        </w:rPr>
-        <w:t xml:space="preserve">(</w:t>
-      </w:r>
-      <w:r>
-        <w:rPr>
-          <w:rStyle w:val="SpecialStringTok"/>
-        </w:rPr>
-        <w:t xml:space="preserve">f"Error when choosing from an empty list: </w:t>
-      </w:r>
-      <w:r>
-        <w:rPr>
-          <w:rStyle w:val="SpecialCharTok"/>
-        </w:rPr>
-        <w:t xml:space="preserve">{</w:t>
-      </w:r>
-      <w:r>
-        <w:rPr>
-          <w:rStyle w:val="NormalTok"/>
-        </w:rPr>
-        <w:t xml:space="preserve">e</w:t>
-      </w:r>
-      <w:r>
-        <w:rPr>
-          <w:rStyle w:val="SpecialCharTok"/>
-        </w:rPr>
-        <w:t xml:space="preserve">}</w:t>
-      </w:r>
-      <w:r>
-        <w:rPr>
-          <w:rStyle w:val="SpecialStringTok"/>
-        </w:rPr>
-        <w:t xml:space="preserve">"</w:t>
-      </w:r>
-      <w:r>
-        <w:rPr>
-          <w:rStyle w:val="NormalTok"/>
-        </w:rPr>
-        <w:t xml:space="preserve">)</w:t>
-      </w:r>
-    </w:p>
-    <w:p>
-      <w:pPr>
-        <w:pStyle w:val="FirstParagraph"/>
-      </w:pPr>
-      <w:r>
-        <w:rPr>
-          <w:b/>
-          <w:bCs/>
-        </w:rPr>
-        <w:t xml:space="preserve">Output:</w:t>
-      </w:r>
-    </w:p>
-    <w:p>
-      <w:pPr>
-        <w:pStyle w:val="SourceCode"/>
-      </w:pPr>
-      <w:r>
-        <w:rPr>
-          <w:rStyle w:val="VerbatimChar"/>
-        </w:rPr>
-        <w:t xml:space="preserve">A random fruit was chosen: cherry</w:t>
-      </w:r>
-      <w:r>
-        <w:br/>
-      </w:r>
-      <w:r>
-        <w:rPr>
-          <w:rStyle w:val="VerbatimChar"/>
-        </w:rPr>
-        <w:t xml:space="preserve">Error when choosing from an empty list: items must not be empty</w:t>
-      </w:r>
-    </w:p>
-    <w:p>
-      <w:pPr>
-        <w:pStyle w:val="FirstParagraph"/>
-      </w:pPr>
-      <w:r>
-        <w:t xml:space="preserve">(Note: The actual fruit chosen will vary with each execution.)</w:t>
-      </w:r>
-    </w:p>
-    <w:p>
-      <w:r>
-        <w:pict>
-          <v:rect style="width:0;height:1.5pt" o:hralign="center" o:hrstd="t" o:hr="t"/>
-        </w:pict>
-      </w:r>
-    </w:p>
-    <w:bookmarkEnd w:id="28"/>
-    <w:bookmarkStart w:id="29" w:name="functiondef-shuffle_copyitems"/>
-    <w:p>
-      <w:pPr>
-        <w:pStyle w:val="Heading2"/>
-      </w:pPr>
-      <w:r>
-        <w:rPr>
-          <w:rStyle w:val="SectionNumber"/>
-        </w:rPr>
-        <w:t xml:space="preserve">3.6</w:t>
-      </w:r>
-      <w:r>
-        <w:tab/>
-      </w:r>
-      <w:r>
-        <w:t xml:space="preserve">FunctionDef shuffle_copy(items)</w:t>
-      </w:r>
-    </w:p>
-    <w:bookmarkEnd w:id="29"/>
-    <w:bookmarkEnd w:id="30"/>
-    <w:bookmarkStart w:id="36" w:name="function-shuffle_copy"/>
-    <w:p>
-      <w:pPr>
-        <w:pStyle w:val="Heading1"/>
-      </w:pPr>
-      <w:r>
-        <w:rPr>
-          <w:rStyle w:val="SectionNumber"/>
-        </w:rPr>
-        <w:t xml:space="preserve">4</w:t>
-      </w:r>
-      <w:r>
-        <w:tab/>
-      </w:r>
-      <w:r>
-        <w:t xml:space="preserve">Function: shuffle_copy</w:t>
-      </w:r>
-    </w:p>
-    <w:bookmarkStart w:id="31" w:name="overview-3"/>
-    <w:p>
-      <w:pPr>
-        <w:pStyle w:val="Heading2"/>
-      </w:pPr>
-      <w:r>
-        <w:rPr>
-          <w:rStyle w:val="SectionNumber"/>
-        </w:rPr>
-        <w:t xml:space="preserve">4.1</w:t>
-      </w:r>
-      <w:r>
-        <w:tab/>
-      </w:r>
-      <w:r>
-        <w:t xml:space="preserve">Overview</w:t>
-      </w:r>
-    </w:p>
-    <w:p>
-      <w:pPr>
-        <w:pStyle w:val="FirstParagraph"/>
-      </w:pPr>
-      <w:r>
-        <w:t xml:space="preserve">The</w:t>
-      </w:r>
-      <w:r>
-        <w:t xml:space="preserve"> </w:t>
-      </w:r>
-      <w:r>
-        <w:rPr>
-          <w:rStyle w:val="VerbatimChar"/>
-        </w:rPr>
-        <w:t xml:space="preserve">shuffle_copy</w:t>
-      </w:r>
-      <w:r>
-        <w:t xml:space="preserve"> </w:t>
-      </w:r>
-      <w:r>
-        <w:t xml:space="preserve">function returns a shuffled copy of a given list of integers without modifying the original list.</w:t>
-      </w:r>
-    </w:p>
-    <w:bookmarkEnd w:id="31"/>
-    <w:bookmarkStart w:id="32" w:name="parameters-3"/>
-    <w:p>
-      <w:pPr>
-        <w:pStyle w:val="Heading2"/>
-      </w:pPr>
-      <w:r>
-        <w:rPr>
-          <w:rStyle w:val="SectionNumber"/>
-        </w:rPr>
-        <w:t xml:space="preserve">4.2</w:t>
-      </w:r>
-      <w:r>
-        <w:tab/>
-      </w:r>
-      <w:r>
-        <w:t xml:space="preserve">parameters</w:t>
-      </w:r>
-    </w:p>
-    <w:p>
-      <w:pPr>
-        <w:pStyle w:val="Compact"/>
         <w:numPr>
           <w:ilvl w:val="0"/>
           <w:numId w:val="1006"/>
         </w:numPr>
       </w:pPr>
       <w:r>
+        <w:t xml:space="preserve">A shallow copy of the input</w:t>
+      </w:r>
+      <w:r>
+        <w:t xml:space="preserve"> </w:t>
+      </w:r>
+      <w:r>
         <w:rPr>
           <w:rStyle w:val="VerbatimChar"/>
         </w:rPr>
@@ -3256,40 +2701,45 @@
         <w:t xml:space="preserve"> </w:t>
       </w:r>
       <w:r>
-        <w:t xml:space="preserve">(</w:t>
+        <w:t xml:space="preserve">list is created using the</w:t>
+      </w:r>
+      <w:r>
+        <w:t xml:space="preserve"> </w:t>
       </w:r>
       <w:r>
         <w:rPr>
           <w:rStyle w:val="VerbatimChar"/>
         </w:rPr>
-        <w:t xml:space="preserve">List[int]</w:t>
-      </w:r>
-      <w:r>
-        <w:t xml:space="preserve">): A list of integers to be shuffled. The original list provided as input will not be altered.</w:t>
-      </w:r>
-    </w:p>
-    <w:bookmarkEnd w:id="32"/>
-    <w:bookmarkStart w:id="33" w:name="description-3"/>
-    <w:p>
-      <w:pPr>
-        <w:pStyle w:val="Heading2"/>
-      </w:pPr>
-      <w:r>
-        <w:rPr>
-          <w:rStyle w:val="SectionNumber"/>
-        </w:rPr>
-        <w:t xml:space="preserve">4.3</w:t>
-      </w:r>
-      <w:r>
-        <w:tab/>
-      </w:r>
-      <w:r>
-        <w:t xml:space="preserve">Description</w:t>
+        <w:t xml:space="preserve">list()</w:t>
+      </w:r>
+      <w:r>
+        <w:t xml:space="preserve"> </w:t>
+      </w:r>
+      <w:r>
+        <w:t xml:space="preserve">constructor. This new list is assigned to the</w:t>
+      </w:r>
+      <w:r>
+        <w:t xml:space="preserve"> </w:t>
+      </w:r>
+      <w:r>
+        <w:rPr>
+          <w:rStyle w:val="VerbatimChar"/>
+        </w:rPr>
+        <w:t xml:space="preserve">copy</w:t>
+      </w:r>
+      <w:r>
+        <w:t xml:space="preserve"> </w:t>
+      </w:r>
+      <w:r>
+        <w:t xml:space="preserve">variable. This step is critical to ensure that any subsequent modifications do not affect the original list passed to the function.</w:t>
       </w:r>
     </w:p>
     <w:p>
       <w:pPr>
-        <w:pStyle w:val="FirstParagraph"/>
+        <w:numPr>
+          <w:ilvl w:val="0"/>
+          <w:numId w:val="1006"/>
+        </w:numPr>
       </w:pPr>
       <w:r>
         <w:t xml:space="preserve">The</w:t>
@@ -3301,162 +2751,179 @@
         <w:rPr>
           <w:rStyle w:val="VerbatimChar"/>
         </w:rPr>
-        <w:t xml:space="preserve">shuffle_copy</w:t>
+        <w:t xml:space="preserve">random.shuffle()</w:t>
       </w:r>
       <w:r>
         <w:t xml:space="preserve"> </w:t>
       </w:r>
       <w:r>
-        <w:t xml:space="preserve">function provides a safe, non-mutating way to get a randomized version of a list while preserving the original data.</w:t>
+        <w:t xml:space="preserve">function is then called on the</w:t>
+      </w:r>
+      <w:r>
+        <w:t xml:space="preserve"> </w:t>
+      </w:r>
+      <w:r>
+        <w:rPr>
+          <w:rStyle w:val="VerbatimChar"/>
+        </w:rPr>
+        <w:t xml:space="preserve">copy</w:t>
+      </w:r>
+      <w:r>
+        <w:t xml:space="preserve">. This function shuffles the elements of the list</w:t>
+      </w:r>
+      <w:r>
+        <w:t xml:space="preserve"> </w:t>
+      </w:r>
+      <w:r>
+        <w:rPr>
+          <w:i/>
+          <w:iCs/>
+        </w:rPr>
+        <w:t xml:space="preserve">in-place</w:t>
+      </w:r>
+      <w:r>
+        <w:t xml:space="preserve">, rearranging them into a random order.</w:t>
       </w:r>
     </w:p>
     <w:p>
       <w:pPr>
-        <w:pStyle w:val="BodyText"/>
-      </w:pPr>
-      <w:r>
-        <w:t xml:space="preserve">The function operates in three main steps:</w:t>
+        <w:numPr>
+          <w:ilvl w:val="0"/>
+          <w:numId w:val="1006"/>
+        </w:numPr>
+      </w:pPr>
+      <w:r>
+        <w:t xml:space="preserve">Finally, the function returns the modified</w:t>
       </w:r>
       <w:r>
         <w:t xml:space="preserve"> </w:t>
       </w:r>
       <w:r>
-        <w:t xml:space="preserve">1. It first creates a shallow copy of the input</w:t>
-      </w:r>
-      <w:r>
-        <w:t xml:space="preserve"> </w:t>
-      </w:r>
-      <w:r>
         <w:rPr>
           <w:rStyle w:val="VerbatimChar"/>
         </w:rPr>
-        <w:t xml:space="preserve">items</w:t>
-      </w:r>
-      <w:r>
-        <w:t xml:space="preserve"> </w:t>
-      </w:r>
-      <w:r>
-        <w:t xml:space="preserve">list by calling</w:t>
-      </w:r>
-      <w:r>
-        <w:t xml:space="preserve"> </w:t>
-      </w:r>
-      <w:r>
-        <w:rPr>
-          <w:rStyle w:val="VerbatimChar"/>
-        </w:rPr>
-        <w:t xml:space="preserve">copy = list(items)</w:t>
-      </w:r>
-      <w:r>
-        <w:t xml:space="preserve">. This is a critical step that ensures any subsequent modifications do not affect the original list that was passed to the function.</w:t>
-      </w:r>
-      <w:r>
-        <w:t xml:space="preserve"> </w:t>
-      </w:r>
-      <w:r>
-        <w:t xml:space="preserve">2. It then uses the</w:t>
-      </w:r>
-      <w:r>
-        <w:t xml:space="preserve"> </w:t>
-      </w:r>
-      <w:r>
-        <w:rPr>
-          <w:rStyle w:val="VerbatimChar"/>
-        </w:rPr>
-        <w:t xml:space="preserve">random.shuffle()</w:t>
-      </w:r>
-      <w:r>
-        <w:t xml:space="preserve"> </w:t>
-      </w:r>
-      <w:r>
-        <w:t xml:space="preserve">method on the newly created</w:t>
-      </w:r>
-      <w:r>
-        <w:t xml:space="preserve"> </w:t>
-      </w:r>
-      <w:r>
-        <w:rPr>
-          <w:rStyle w:val="VerbatimChar"/>
-        </w:rPr>
         <w:t xml:space="preserve">copy</w:t>
       </w:r>
       <w:r>
-        <w:t xml:space="preserve">. The</w:t>
-      </w:r>
-      <w:r>
-        <w:t xml:space="preserve"> </w:t>
-      </w:r>
-      <w:r>
-        <w:rPr>
-          <w:rStyle w:val="VerbatimChar"/>
-        </w:rPr>
-        <w:t xml:space="preserve">random.shuffle()</w:t>
-      </w:r>
-      <w:r>
-        <w:t xml:space="preserve"> </w:t>
-      </w:r>
-      <w:r>
-        <w:t xml:space="preserve">function shuffles the elements of a sequence in-place, meaning it directly modifies the</w:t>
-      </w:r>
-      <w:r>
-        <w:t xml:space="preserve"> </w:t>
-      </w:r>
-      <w:r>
-        <w:rPr>
-          <w:rStyle w:val="VerbatimChar"/>
-        </w:rPr>
-        <w:t xml:space="preserve">copy</w:t>
-      </w:r>
-      <w:r>
-        <w:t xml:space="preserve"> </w:t>
-      </w:r>
-      <w:r>
-        <w:t xml:space="preserve">list to randomize the order of its elements.</w:t>
-      </w:r>
-      <w:r>
-        <w:t xml:space="preserve"> </w:t>
-      </w:r>
-      <w:r>
-        <w:t xml:space="preserve">3. Finally, the function returns this shuffled</w:t>
-      </w:r>
-      <w:r>
-        <w:t xml:space="preserve"> </w:t>
-      </w:r>
-      <w:r>
-        <w:rPr>
-          <w:rStyle w:val="VerbatimChar"/>
-        </w:rPr>
-        <w:t xml:space="preserve">copy</w:t>
-      </w:r>
-      <w:r>
-        <w:t xml:space="preserve">.</w:t>
+        <w:t xml:space="preserve">, which now contains the same elements as the original list but in a new, randomized sequence.</w:t>
       </w:r>
     </w:p>
     <w:p>
       <w:pPr>
-        <w:pStyle w:val="BodyText"/>
-      </w:pPr>
-      <w:r>
-        <w:t xml:space="preserve">This process guarantees that the caller receives a new list with the same elements as the input but in a random order, while the original input list remains unchanged.</w:t>
-      </w:r>
-    </w:p>
-    <w:p>
-      <w:pPr>
         <w:pStyle w:val="SourceCode"/>
       </w:pPr>
       <w:r>
         <w:rPr>
           <w:rStyle w:val="CommentTok"/>
         </w:rPr>
-        <w:t xml:space="preserve"># Internal logic of the function</w:t>
+        <w:t xml:space="preserve"># Internal logic demonstration</w:t>
       </w:r>
       <w:r>
         <w:br/>
       </w:r>
       <w:r>
         <w:rPr>
+          <w:rStyle w:val="ImportTok"/>
+        </w:rPr>
+        <w:t xml:space="preserve">import</w:t>
+      </w:r>
+      <w:r>
+        <w:rPr>
           <w:rStyle w:val="NormalTok"/>
         </w:rPr>
+        <w:t xml:space="preserve"> random</w:t>
+      </w:r>
+      <w:r>
+        <w:br/>
+      </w:r>
+      <w:r>
+        <w:br/>
+      </w:r>
+      <w:r>
+        <w:rPr>
+          <w:rStyle w:val="NormalTok"/>
+        </w:rPr>
+        <w:t xml:space="preserve">original_items </w:t>
+      </w:r>
+      <w:r>
+        <w:rPr>
+          <w:rStyle w:val="OperatorTok"/>
+        </w:rPr>
+        <w:t xml:space="preserve">=</w:t>
+      </w:r>
+      <w:r>
+        <w:rPr>
+          <w:rStyle w:val="NormalTok"/>
+        </w:rPr>
+        <w:t xml:space="preserve"> [</w:t>
+      </w:r>
+      <w:r>
+        <w:rPr>
+          <w:rStyle w:val="DecValTok"/>
+        </w:rPr>
+        <w:t xml:space="preserve">10</w:t>
+      </w:r>
+      <w:r>
+        <w:rPr>
+          <w:rStyle w:val="NormalTok"/>
+        </w:rPr>
+        <w:t xml:space="preserve">, </w:t>
+      </w:r>
+      <w:r>
+        <w:rPr>
+          <w:rStyle w:val="DecValTok"/>
+        </w:rPr>
+        <w:t xml:space="preserve">20</w:t>
+      </w:r>
+      <w:r>
+        <w:rPr>
+          <w:rStyle w:val="NormalTok"/>
+        </w:rPr>
+        <w:t xml:space="preserve">, </w:t>
+      </w:r>
+      <w:r>
+        <w:rPr>
+          <w:rStyle w:val="DecValTok"/>
+        </w:rPr>
+        <w:t xml:space="preserve">30</w:t>
+      </w:r>
+      <w:r>
+        <w:rPr>
+          <w:rStyle w:val="NormalTok"/>
+        </w:rPr>
+        <w:t xml:space="preserve">, </w:t>
+      </w:r>
+      <w:r>
+        <w:rPr>
+          <w:rStyle w:val="DecValTok"/>
+        </w:rPr>
+        <w:t xml:space="preserve">40</w:t>
+      </w:r>
+      <w:r>
+        <w:rPr>
+          <w:rStyle w:val="NormalTok"/>
+        </w:rPr>
+        <w:t xml:space="preserve">]</w:t>
+      </w:r>
+      <w:r>
+        <w:br/>
+      </w:r>
+      <w:r>
+        <w:br/>
+      </w:r>
+      <w:r>
+        <w:rPr>
+          <w:rStyle w:val="CommentTok"/>
+        </w:rPr>
+        <w:t xml:space="preserve"># 1. Create a copy</w:t>
+      </w:r>
+      <w:r>
+        <w:br/>
+      </w:r>
+      <w:r>
+        <w:rPr>
+          <w:rStyle w:val="NormalTok"/>
+        </w:rPr>
         <w:t xml:space="preserve">copy </w:t>
       </w:r>
       <w:r>
@@ -3481,13 +2948,34 @@
         <w:rPr>
           <w:rStyle w:val="NormalTok"/>
         </w:rPr>
-        <w:t xml:space="preserve">(items)</w:t>
+        <w:t xml:space="preserve">(original_items)</w:t>
       </w:r>
       <w:r>
         <w:br/>
       </w:r>
       <w:r>
         <w:rPr>
+          <w:rStyle w:val="CommentTok"/>
+        </w:rPr>
+        <w:t xml:space="preserve"># copy is now [10, 20, 30, 40], but is a different object in memory</w:t>
+      </w:r>
+      <w:r>
+        <w:br/>
+      </w:r>
+      <w:r>
+        <w:br/>
+      </w:r>
+      <w:r>
+        <w:rPr>
+          <w:rStyle w:val="CommentTok"/>
+        </w:rPr>
+        <w:t xml:space="preserve"># 2. Shuffle the copy in-place</w:t>
+      </w:r>
+      <w:r>
+        <w:br/>
+      </w:r>
+      <w:r>
+        <w:rPr>
           <w:rStyle w:val="NormalTok"/>
         </w:rPr>
         <w:t xml:space="preserve">random.shuffle(copy)</w:t>
@@ -3497,15 +2985,39 @@
       </w:r>
       <w:r>
         <w:rPr>
-          <w:rStyle w:val="ControlFlowTok"/>
-        </w:rPr>
-        <w:t xml:space="preserve">return</w:t>
-      </w:r>
-      <w:r>
-        <w:rPr>
-          <w:rStyle w:val="NormalTok"/>
-        </w:rPr>
-        <w:t xml:space="preserve"> copy</w:t>
+          <w:rStyle w:val="CommentTok"/>
+        </w:rPr>
+        <w:t xml:space="preserve"># copy might now be [30, 10, 40, 20]</w:t>
+      </w:r>
+      <w:r>
+        <w:br/>
+      </w:r>
+      <w:r>
+        <w:br/>
+      </w:r>
+      <w:r>
+        <w:rPr>
+          <w:rStyle w:val="CommentTok"/>
+        </w:rPr>
+        <w:t xml:space="preserve"># 3. Return the shuffled copy</w:t>
+      </w:r>
+      <w:r>
+        <w:br/>
+      </w:r>
+      <w:r>
+        <w:rPr>
+          <w:rStyle w:val="CommentTok"/>
+        </w:rPr>
+        <w:t xml:space="preserve"># The function returns [30, 10, 40, 20]</w:t>
+      </w:r>
+      <w:r>
+        <w:br/>
+      </w:r>
+      <w:r>
+        <w:rPr>
+          <w:rStyle w:val="CommentTok"/>
+        </w:rPr>
+        <w:t xml:space="preserve"># The original_items list remains [10, 20, 30, 40]</w:t>
       </w:r>
     </w:p>
     <w:bookmarkEnd w:id="33"/>
@@ -3536,22 +3048,7 @@
         </w:numPr>
       </w:pPr>
       <w:r>
-        <w:t xml:space="preserve">The primary feature of this function is that it is non-mutating. The original list passed as the</w:t>
-      </w:r>
-      <w:r>
-        <w:t xml:space="preserve"> </w:t>
-      </w:r>
-      <w:r>
-        <w:rPr>
-          <w:rStyle w:val="VerbatimChar"/>
-        </w:rPr>
-        <w:t xml:space="preserve">items</w:t>
-      </w:r>
-      <w:r>
-        <w:t xml:space="preserve"> </w:t>
-      </w:r>
-      <w:r>
-        <w:t xml:space="preserve">parameter will not be changed.</w:t>
+        <w:t xml:space="preserve">The primary benefit of this function is that it is non-mutating. The original list you pass as an argument will not be changed.</w:t>
       </w:r>
     </w:p>
     <w:p>
@@ -3578,7 +3075,7 @@
         <w:t xml:space="preserve"> </w:t>
       </w:r>
       <w:r>
-        <w:t xml:space="preserve">module. Ensure it is available in the execution environment for the function to work correctly.</w:t>
+        <w:t xml:space="preserve">module. Ensure it is available in the environment.</w:t>
       </w:r>
     </w:p>
     <w:p>
@@ -3590,11 +3087,23 @@
         </w:numPr>
       </w:pPr>
       <w:r>
-        <w:t xml:space="preserve">The returned list will contain the exact same elements as the input list, only in a different, random order. The length and contents of the list remain the same.</w:t>
+        <w:t xml:space="preserve">The returned list is a new list instance, separate from the input list.</w:t>
       </w:r>
     </w:p>
     <w:p>
       <w:pPr>
+        <w:pStyle w:val="Compact"/>
+        <w:numPr>
+          <w:ilvl w:val="0"/>
+          <w:numId w:val="1007"/>
+        </w:numPr>
+      </w:pPr>
+      <w:r>
+        <w:t xml:space="preserve">The shuffling is pseudo-random, meaning the sequence is generated by a deterministic algorithm but is practically unpredictable.</w:t>
+      </w:r>
+    </w:p>
+    <w:p>
+      <w:pPr>
         <w:pStyle w:val="FirstParagraph"/>
       </w:pPr>
       <w:r>
@@ -3605,7 +3114,7 @@
         <w:t xml:space="preserve">Output Example</w:t>
       </w:r>
       <w:r>
-        <w:t xml:space="preserve">: A possible return value for an input of</w:t>
+        <w:t xml:space="preserve">: A new list containing the same elements as the input</w:t>
       </w:r>
       <w:r>
         <w:t xml:space="preserve"> </w:t>
@@ -3614,24 +3123,37 @@
         <w:rPr>
           <w:rStyle w:val="VerbatimChar"/>
         </w:rPr>
+        <w:t xml:space="preserve">items</w:t>
+      </w:r>
+      <w:r>
+        <w:t xml:space="preserve"> </w:t>
+      </w:r>
+      <w:r>
+        <w:t xml:space="preserve">list, but in a random order. For an input of</w:t>
+      </w:r>
+      <w:r>
+        <w:t xml:space="preserve"> </w:t>
+      </w:r>
+      <w:r>
+        <w:rPr>
+          <w:rStyle w:val="VerbatimChar"/>
+        </w:rPr>
         <w:t xml:space="preserve">[1, 2, 3]</w:t>
       </w:r>
       <w:r>
+        <w:t xml:space="preserve">, a possible output could be</w:t>
+      </w:r>
+      <w:r>
         <w:t xml:space="preserve"> </w:t>
       </w:r>
       <w:r>
-        <w:t xml:space="preserve">could be:</w:t>
-      </w:r>
-    </w:p>
-    <w:p>
-      <w:pPr>
-        <w:pStyle w:val="SourceCode"/>
-      </w:pPr>
-      <w:r>
         <w:rPr>
           <w:rStyle w:val="VerbatimChar"/>
         </w:rPr>
         <w:t xml:space="preserve">[2, 3, 1]</w:t>
+      </w:r>
+      <w:r>
+        <w:t xml:space="preserve">.</w:t>
       </w:r>
     </w:p>
     <w:bookmarkEnd w:id="34"/>
@@ -3655,288 +3177,640 @@
     </w:p>
     <w:p>
       <w:pPr>
-        <w:pStyle w:val="FirstParagraph"/>
-      </w:pPr>
-      <w:r>
-        <w:t xml:space="preserve">The following example demonstrates how to use</w:t>
-      </w:r>
-      <w:r>
+        <w:pStyle w:val="SourceCode"/>
+      </w:pPr>
+      <w:r>
+        <w:rPr>
+          <w:rStyle w:val="ImportTok"/>
+        </w:rPr>
+        <w:t xml:space="preserve">import</w:t>
+      </w:r>
+      <w:r>
+        <w:rPr>
+          <w:rStyle w:val="NormalTok"/>
+        </w:rPr>
+        <w:t xml:space="preserve"> random</w:t>
+      </w:r>
+      <w:r>
+        <w:br/>
+      </w:r>
+      <w:r>
+        <w:br/>
+      </w:r>
+      <w:r>
+        <w:rPr>
+          <w:rStyle w:val="CommentTok"/>
+        </w:rPr>
+        <w:t xml:space="preserve"># Assume shuffle_copy is defined as in the provided code</w:t>
+      </w:r>
+      <w:r>
+        <w:br/>
+      </w:r>
+      <w:r>
+        <w:rPr>
+          <w:rStyle w:val="KeywordTok"/>
+        </w:rPr>
+        <w:t xml:space="preserve">def</w:t>
+      </w:r>
+      <w:r>
+        <w:rPr>
+          <w:rStyle w:val="NormalTok"/>
+        </w:rPr>
+        <w:t xml:space="preserve"> shuffle_copy(items: </w:t>
+      </w:r>
+      <w:r>
+        <w:rPr>
+          <w:rStyle w:val="BuiltInTok"/>
+        </w:rPr>
+        <w:t xml:space="preserve">list</w:t>
+      </w:r>
+      <w:r>
+        <w:rPr>
+          <w:rStyle w:val="NormalTok"/>
+        </w:rPr>
+        <w:t xml:space="preserve">) </w:t>
+      </w:r>
+      <w:r>
+        <w:rPr>
+          <w:rStyle w:val="OperatorTok"/>
+        </w:rPr>
+        <w:t xml:space="preserve">-&gt;</w:t>
+      </w:r>
+      <w:r>
+        <w:rPr>
+          <w:rStyle w:val="NormalTok"/>
+        </w:rPr>
         <w:t xml:space="preserve"> </w:t>
       </w:r>
       <w:r>
         <w:rPr>
-          <w:rStyle w:val="VerbatimChar"/>
-        </w:rPr>
-        <w:t xml:space="preserve">shuffle_copy</w:t>
-      </w:r>
-      <w:r>
+          <w:rStyle w:val="BuiltInTok"/>
+        </w:rPr>
+        <w:t xml:space="preserve">list</w:t>
+      </w:r>
+      <w:r>
+        <w:rPr>
+          <w:rStyle w:val="NormalTok"/>
+        </w:rPr>
+        <w:t xml:space="preserve">:</w:t>
+      </w:r>
+      <w:r>
+        <w:br/>
+      </w:r>
+      <w:r>
+        <w:rPr>
+          <w:rStyle w:val="NormalTok"/>
+        </w:rPr>
+        <w:t xml:space="preserve">    copy </w:t>
+      </w:r>
+      <w:r>
+        <w:rPr>
+          <w:rStyle w:val="OperatorTok"/>
+        </w:rPr>
+        <w:t xml:space="preserve">=</w:t>
+      </w:r>
+      <w:r>
+        <w:rPr>
+          <w:rStyle w:val="NormalTok"/>
+        </w:rPr>
         <w:t xml:space="preserve"> </w:t>
       </w:r>
       <w:r>
-        <w:t xml:space="preserve">and confirms that the original list is not modified.</w:t>
+        <w:rPr>
+          <w:rStyle w:val="BuiltInTok"/>
+        </w:rPr>
+        <w:t xml:space="preserve">list</w:t>
+      </w:r>
+      <w:r>
+        <w:rPr>
+          <w:rStyle w:val="NormalTok"/>
+        </w:rPr>
+        <w:t xml:space="preserve">(items)</w:t>
+      </w:r>
+      <w:r>
+        <w:br/>
+      </w:r>
+      <w:r>
+        <w:rPr>
+          <w:rStyle w:val="NormalTok"/>
+        </w:rPr>
+        <w:t xml:space="preserve">    random.shuffle(copy)</w:t>
+      </w:r>
+      <w:r>
+        <w:br/>
+      </w:r>
+      <w:r>
+        <w:rPr>
+          <w:rStyle w:val="NormalTok"/>
+        </w:rPr>
+        <w:t xml:space="preserve">    </w:t>
+      </w:r>
+      <w:r>
+        <w:rPr>
+          <w:rStyle w:val="ControlFlowTok"/>
+        </w:rPr>
+        <w:t xml:space="preserve">return</w:t>
+      </w:r>
+      <w:r>
+        <w:rPr>
+          <w:rStyle w:val="NormalTok"/>
+        </w:rPr>
+        <w:t xml:space="preserve"> copy</w:t>
+      </w:r>
+      <w:r>
+        <w:br/>
+      </w:r>
+      <w:r>
+        <w:br/>
+      </w:r>
+      <w:r>
+        <w:rPr>
+          <w:rStyle w:val="CommentTok"/>
+        </w:rPr>
+        <w:t xml:space="preserve"># Example usage</w:t>
+      </w:r>
+      <w:r>
+        <w:br/>
+      </w:r>
+      <w:r>
+        <w:rPr>
+          <w:rStyle w:val="NormalTok"/>
+        </w:rPr>
+        <w:t xml:space="preserve">my_numbers </w:t>
+      </w:r>
+      <w:r>
+        <w:rPr>
+          <w:rStyle w:val="OperatorTok"/>
+        </w:rPr>
+        <w:t xml:space="preserve">=</w:t>
+      </w:r>
+      <w:r>
+        <w:rPr>
+          <w:rStyle w:val="NormalTok"/>
+        </w:rPr>
+        <w:t xml:space="preserve"> [</w:t>
+      </w:r>
+      <w:r>
+        <w:rPr>
+          <w:rStyle w:val="DecValTok"/>
+        </w:rPr>
+        <w:t xml:space="preserve">1</w:t>
+      </w:r>
+      <w:r>
+        <w:rPr>
+          <w:rStyle w:val="NormalTok"/>
+        </w:rPr>
+        <w:t xml:space="preserve">, </w:t>
+      </w:r>
+      <w:r>
+        <w:rPr>
+          <w:rStyle w:val="DecValTok"/>
+        </w:rPr>
+        <w:t xml:space="preserve">2</w:t>
+      </w:r>
+      <w:r>
+        <w:rPr>
+          <w:rStyle w:val="NormalTok"/>
+        </w:rPr>
+        <w:t xml:space="preserve">, </w:t>
+      </w:r>
+      <w:r>
+        <w:rPr>
+          <w:rStyle w:val="DecValTok"/>
+        </w:rPr>
+        <w:t xml:space="preserve">3</w:t>
+      </w:r>
+      <w:r>
+        <w:rPr>
+          <w:rStyle w:val="NormalTok"/>
+        </w:rPr>
+        <w:t xml:space="preserve">, </w:t>
+      </w:r>
+      <w:r>
+        <w:rPr>
+          <w:rStyle w:val="DecValTok"/>
+        </w:rPr>
+        <w:t xml:space="preserve">4</w:t>
+      </w:r>
+      <w:r>
+        <w:rPr>
+          <w:rStyle w:val="NormalTok"/>
+        </w:rPr>
+        <w:t xml:space="preserve">, </w:t>
+      </w:r>
+      <w:r>
+        <w:rPr>
+          <w:rStyle w:val="DecValTok"/>
+        </w:rPr>
+        <w:t xml:space="preserve">5</w:t>
+      </w:r>
+      <w:r>
+        <w:rPr>
+          <w:rStyle w:val="NormalTok"/>
+        </w:rPr>
+        <w:t xml:space="preserve">, </w:t>
+      </w:r>
+      <w:r>
+        <w:rPr>
+          <w:rStyle w:val="DecValTok"/>
+        </w:rPr>
+        <w:t xml:space="preserve">6</w:t>
+      </w:r>
+      <w:r>
+        <w:rPr>
+          <w:rStyle w:val="NormalTok"/>
+        </w:rPr>
+        <w:t xml:space="preserve">]</w:t>
+      </w:r>
+      <w:r>
+        <w:br/>
+      </w:r>
+      <w:r>
+        <w:rPr>
+          <w:rStyle w:val="NormalTok"/>
+        </w:rPr>
+        <w:t xml:space="preserve">shuffled_numbers </w:t>
+      </w:r>
+      <w:r>
+        <w:rPr>
+          <w:rStyle w:val="OperatorTok"/>
+        </w:rPr>
+        <w:t xml:space="preserve">=</w:t>
+      </w:r>
+      <w:r>
+        <w:rPr>
+          <w:rStyle w:val="NormalTok"/>
+        </w:rPr>
+        <w:t xml:space="preserve"> shuffle_copy(my_numbers)</w:t>
+      </w:r>
+      <w:r>
+        <w:br/>
+      </w:r>
+      <w:r>
+        <w:br/>
+      </w:r>
+      <w:r>
+        <w:rPr>
+          <w:rStyle w:val="BuiltInTok"/>
+        </w:rPr>
+        <w:t xml:space="preserve">print</w:t>
+      </w:r>
+      <w:r>
+        <w:rPr>
+          <w:rStyle w:val="NormalTok"/>
+        </w:rPr>
+        <w:t xml:space="preserve">(</w:t>
+      </w:r>
+      <w:r>
+        <w:rPr>
+          <w:rStyle w:val="SpecialStringTok"/>
+        </w:rPr>
+        <w:t xml:space="preserve">f"Original List: </w:t>
+      </w:r>
+      <w:r>
+        <w:rPr>
+          <w:rStyle w:val="SpecialCharTok"/>
+        </w:rPr>
+        <w:t xml:space="preserve">{</w:t>
+      </w:r>
+      <w:r>
+        <w:rPr>
+          <w:rStyle w:val="NormalTok"/>
+        </w:rPr>
+        <w:t xml:space="preserve">my_numbers</w:t>
+      </w:r>
+      <w:r>
+        <w:rPr>
+          <w:rStyle w:val="SpecialCharTok"/>
+        </w:rPr>
+        <w:t xml:space="preserve">}</w:t>
+      </w:r>
+      <w:r>
+        <w:rPr>
+          <w:rStyle w:val="SpecialStringTok"/>
+        </w:rPr>
+        <w:t xml:space="preserve">"</w:t>
+      </w:r>
+      <w:r>
+        <w:rPr>
+          <w:rStyle w:val="NormalTok"/>
+        </w:rPr>
+        <w:t xml:space="preserve">)</w:t>
+      </w:r>
+      <w:r>
+        <w:br/>
+      </w:r>
+      <w:r>
+        <w:rPr>
+          <w:rStyle w:val="BuiltInTok"/>
+        </w:rPr>
+        <w:t xml:space="preserve">print</w:t>
+      </w:r>
+      <w:r>
+        <w:rPr>
+          <w:rStyle w:val="NormalTok"/>
+        </w:rPr>
+        <w:t xml:space="preserve">(</w:t>
+      </w:r>
+      <w:r>
+        <w:rPr>
+          <w:rStyle w:val="SpecialStringTok"/>
+        </w:rPr>
+        <w:t xml:space="preserve">f"Shuffled Copy: </w:t>
+      </w:r>
+      <w:r>
+        <w:rPr>
+          <w:rStyle w:val="SpecialCharTok"/>
+        </w:rPr>
+        <w:t xml:space="preserve">{</w:t>
+      </w:r>
+      <w:r>
+        <w:rPr>
+          <w:rStyle w:val="NormalTok"/>
+        </w:rPr>
+        <w:t xml:space="preserve">shuffled_numbers</w:t>
+      </w:r>
+      <w:r>
+        <w:rPr>
+          <w:rStyle w:val="SpecialCharTok"/>
+        </w:rPr>
+        <w:t xml:space="preserve">}</w:t>
+      </w:r>
+      <w:r>
+        <w:rPr>
+          <w:rStyle w:val="SpecialStringTok"/>
+        </w:rPr>
+        <w:t xml:space="preserve">"</w:t>
+      </w:r>
+      <w:r>
+        <w:rPr>
+          <w:rStyle w:val="NormalTok"/>
+        </w:rPr>
+        <w:t xml:space="preserve">)</w:t>
+      </w:r>
+      <w:r>
+        <w:br/>
+      </w:r>
+      <w:r>
+        <w:br/>
+      </w:r>
+      <w:r>
+        <w:rPr>
+          <w:rStyle w:val="CommentTok"/>
+        </w:rPr>
+        <w:t xml:space="preserve"># Another example</w:t>
+      </w:r>
+      <w:r>
+        <w:br/>
+      </w:r>
+      <w:r>
+        <w:rPr>
+          <w:rStyle w:val="NormalTok"/>
+        </w:rPr>
+        <w:t xml:space="preserve">source_data </w:t>
+      </w:r>
+      <w:r>
+        <w:rPr>
+          <w:rStyle w:val="OperatorTok"/>
+        </w:rPr>
+        <w:t xml:space="preserve">=</w:t>
+      </w:r>
+      <w:r>
+        <w:rPr>
+          <w:rStyle w:val="NormalTok"/>
+        </w:rPr>
+        <w:t xml:space="preserve"> [</w:t>
+      </w:r>
+      <w:r>
+        <w:rPr>
+          <w:rStyle w:val="DecValTok"/>
+        </w:rPr>
+        <w:t xml:space="preserve">100</w:t>
+      </w:r>
+      <w:r>
+        <w:rPr>
+          <w:rStyle w:val="NormalTok"/>
+        </w:rPr>
+        <w:t xml:space="preserve">, </w:t>
+      </w:r>
+      <w:r>
+        <w:rPr>
+          <w:rStyle w:val="DecValTok"/>
+        </w:rPr>
+        <w:t xml:space="preserve">200</w:t>
+      </w:r>
+      <w:r>
+        <w:rPr>
+          <w:rStyle w:val="NormalTok"/>
+        </w:rPr>
+        <w:t xml:space="preserve">, </w:t>
+      </w:r>
+      <w:r>
+        <w:rPr>
+          <w:rStyle w:val="DecValTok"/>
+        </w:rPr>
+        <w:t xml:space="preserve">300</w:t>
+      </w:r>
+      <w:r>
+        <w:rPr>
+          <w:rStyle w:val="NormalTok"/>
+        </w:rPr>
+        <w:t xml:space="preserve">]</w:t>
+      </w:r>
+      <w:r>
+        <w:br/>
+      </w:r>
+      <w:r>
+        <w:rPr>
+          <w:rStyle w:val="NormalTok"/>
+        </w:rPr>
+        <w:t xml:space="preserve">randomized_data </w:t>
+      </w:r>
+      <w:r>
+        <w:rPr>
+          <w:rStyle w:val="OperatorTok"/>
+        </w:rPr>
+        <w:t xml:space="preserve">=</w:t>
+      </w:r>
+      <w:r>
+        <w:rPr>
+          <w:rStyle w:val="NormalTok"/>
+        </w:rPr>
+        <w:t xml:space="preserve"> shuffle_copy(source_data)</w:t>
+      </w:r>
+      <w:r>
+        <w:br/>
+      </w:r>
+      <w:r>
+        <w:br/>
+      </w:r>
+      <w:r>
+        <w:rPr>
+          <w:rStyle w:val="BuiltInTok"/>
+        </w:rPr>
+        <w:t xml:space="preserve">print</w:t>
+      </w:r>
+      <w:r>
+        <w:rPr>
+          <w:rStyle w:val="NormalTok"/>
+        </w:rPr>
+        <w:t xml:space="preserve">(</w:t>
+      </w:r>
+      <w:r>
+        <w:rPr>
+          <w:rStyle w:val="SpecialStringTok"/>
+        </w:rPr>
+        <w:t xml:space="preserve">f"</w:t>
+      </w:r>
+      <w:r>
+        <w:rPr>
+          <w:rStyle w:val="CharTok"/>
+        </w:rPr>
+        <w:t xml:space="preserve">\n</w:t>
+      </w:r>
+      <w:r>
+        <w:rPr>
+          <w:rStyle w:val="SpecialStringTok"/>
+        </w:rPr>
+        <w:t xml:space="preserve">Original Data: </w:t>
+      </w:r>
+      <w:r>
+        <w:rPr>
+          <w:rStyle w:val="SpecialCharTok"/>
+        </w:rPr>
+        <w:t xml:space="preserve">{</w:t>
+      </w:r>
+      <w:r>
+        <w:rPr>
+          <w:rStyle w:val="NormalTok"/>
+        </w:rPr>
+        <w:t xml:space="preserve">source_data</w:t>
+      </w:r>
+      <w:r>
+        <w:rPr>
+          <w:rStyle w:val="SpecialCharTok"/>
+        </w:rPr>
+        <w:t xml:space="preserve">}</w:t>
+      </w:r>
+      <w:r>
+        <w:rPr>
+          <w:rStyle w:val="SpecialStringTok"/>
+        </w:rPr>
+        <w:t xml:space="preserve">"</w:t>
+      </w:r>
+      <w:r>
+        <w:rPr>
+          <w:rStyle w:val="NormalTok"/>
+        </w:rPr>
+        <w:t xml:space="preserve">)</w:t>
+      </w:r>
+      <w:r>
+        <w:br/>
+      </w:r>
+      <w:r>
+        <w:rPr>
+          <w:rStyle w:val="BuiltInTok"/>
+        </w:rPr>
+        <w:t xml:space="preserve">print</w:t>
+      </w:r>
+      <w:r>
+        <w:rPr>
+          <w:rStyle w:val="NormalTok"/>
+        </w:rPr>
+        <w:t xml:space="preserve">(</w:t>
+      </w:r>
+      <w:r>
+        <w:rPr>
+          <w:rStyle w:val="SpecialStringTok"/>
+        </w:rPr>
+        <w:t xml:space="preserve">f"Randomized Data: </w:t>
+      </w:r>
+      <w:r>
+        <w:rPr>
+          <w:rStyle w:val="SpecialCharTok"/>
+        </w:rPr>
+        <w:t xml:space="preserve">{</w:t>
+      </w:r>
+      <w:r>
+        <w:rPr>
+          <w:rStyle w:val="NormalTok"/>
+        </w:rPr>
+        <w:t xml:space="preserve">randomized_data</w:t>
+      </w:r>
+      <w:r>
+        <w:rPr>
+          <w:rStyle w:val="SpecialCharTok"/>
+        </w:rPr>
+        <w:t xml:space="preserve">}</w:t>
+      </w:r>
+      <w:r>
+        <w:rPr>
+          <w:rStyle w:val="SpecialStringTok"/>
+        </w:rPr>
+        <w:t xml:space="preserve">"</w:t>
+      </w:r>
+      <w:r>
+        <w:rPr>
+          <w:rStyle w:val="NormalTok"/>
+        </w:rPr>
+        <w:t xml:space="preserve">)</w:t>
       </w:r>
     </w:p>
     <w:p>
       <w:pPr>
-        <w:pStyle w:val="SourceCode"/>
-      </w:pPr>
-      <w:r>
-        <w:rPr>
-          <w:rStyle w:val="CommentTok"/>
-        </w:rPr>
-        <w:t xml:space="preserve"># Example usage</w:t>
-      </w:r>
-      <w:r>
-        <w:br/>
-      </w:r>
-      <w:r>
-        <w:rPr>
-          <w:rStyle w:val="CommentTok"/>
-        </w:rPr>
-        <w:t xml:space="preserve"># Assume the function shuffle_copy and the random module are imported</w:t>
-      </w:r>
-      <w:r>
-        <w:br/>
-      </w:r>
-      <w:r>
-        <w:rPr>
-          <w:rStyle w:val="NormalTok"/>
-        </w:rPr>
-        <w:t xml:space="preserve">original_numbers </w:t>
-      </w:r>
-      <w:r>
-        <w:rPr>
-          <w:rStyle w:val="OperatorTok"/>
-        </w:rPr>
-        <w:t xml:space="preserve">=</w:t>
-      </w:r>
-      <w:r>
-        <w:rPr>
-          <w:rStyle w:val="NormalTok"/>
-        </w:rPr>
-        <w:t xml:space="preserve"> [</w:t>
-      </w:r>
-      <w:r>
-        <w:rPr>
-          <w:rStyle w:val="DecValTok"/>
-        </w:rPr>
-        <w:t xml:space="preserve">10</w:t>
-      </w:r>
-      <w:r>
-        <w:rPr>
-          <w:rStyle w:val="NormalTok"/>
-        </w:rPr>
-        <w:t xml:space="preserve">, </w:t>
-      </w:r>
-      <w:r>
-        <w:rPr>
-          <w:rStyle w:val="DecValTok"/>
-        </w:rPr>
-        <w:t xml:space="preserve">20</w:t>
-      </w:r>
-      <w:r>
-        <w:rPr>
-          <w:rStyle w:val="NormalTok"/>
-        </w:rPr>
-        <w:t xml:space="preserve">, </w:t>
-      </w:r>
-      <w:r>
-        <w:rPr>
-          <w:rStyle w:val="DecValTok"/>
-        </w:rPr>
-        <w:t xml:space="preserve">30</w:t>
-      </w:r>
-      <w:r>
-        <w:rPr>
-          <w:rStyle w:val="NormalTok"/>
-        </w:rPr>
-        <w:t xml:space="preserve">, </w:t>
-      </w:r>
-      <w:r>
-        <w:rPr>
-          <w:rStyle w:val="DecValTok"/>
-        </w:rPr>
-        <w:t xml:space="preserve">40</w:t>
-      </w:r>
-      <w:r>
-        <w:rPr>
-          <w:rStyle w:val="NormalTok"/>
-        </w:rPr>
-        <w:t xml:space="preserve">, </w:t>
-      </w:r>
-      <w:r>
-        <w:rPr>
-          <w:rStyle w:val="DecValTok"/>
-        </w:rPr>
-        <w:t xml:space="preserve">50</w:t>
-      </w:r>
-      <w:r>
-        <w:rPr>
-          <w:rStyle w:val="NormalTok"/>
-        </w:rPr>
-        <w:t xml:space="preserve">]</w:t>
-      </w:r>
-      <w:r>
-        <w:br/>
-      </w:r>
-      <w:r>
-        <w:rPr>
-          <w:rStyle w:val="NormalTok"/>
-        </w:rPr>
-        <w:t xml:space="preserve">shuffled_numbers </w:t>
-      </w:r>
-      <w:r>
-        <w:rPr>
-          <w:rStyle w:val="OperatorTok"/>
-        </w:rPr>
-        <w:t xml:space="preserve">=</w:t>
-      </w:r>
-      <w:r>
-        <w:rPr>
-          <w:rStyle w:val="NormalTok"/>
-        </w:rPr>
-        <w:t xml:space="preserve"> shuffle_copy(original_numbers)</w:t>
-      </w:r>
-      <w:r>
-        <w:br/>
-      </w:r>
-      <w:r>
-        <w:br/>
-      </w:r>
-      <w:r>
-        <w:rPr>
-          <w:rStyle w:val="BuiltInTok"/>
-        </w:rPr>
-        <w:t xml:space="preserve">print</w:t>
-      </w:r>
-      <w:r>
-        <w:rPr>
-          <w:rStyle w:val="NormalTok"/>
-        </w:rPr>
-        <w:t xml:space="preserve">(</w:t>
-      </w:r>
-      <w:r>
-        <w:rPr>
-          <w:rStyle w:val="SpecialStringTok"/>
-        </w:rPr>
-        <w:t xml:space="preserve">f"Original list: </w:t>
-      </w:r>
-      <w:r>
-        <w:rPr>
-          <w:rStyle w:val="SpecialCharTok"/>
-        </w:rPr>
-        <w:t xml:space="preserve">{</w:t>
-      </w:r>
-      <w:r>
-        <w:rPr>
-          <w:rStyle w:val="NormalTok"/>
-        </w:rPr>
-        <w:t xml:space="preserve">original_numbers</w:t>
-      </w:r>
-      <w:r>
-        <w:rPr>
-          <w:rStyle w:val="SpecialCharTok"/>
-        </w:rPr>
-        <w:t xml:space="preserve">}</w:t>
-      </w:r>
-      <w:r>
-        <w:rPr>
-          <w:rStyle w:val="SpecialStringTok"/>
-        </w:rPr>
-        <w:t xml:space="preserve">"</w:t>
-      </w:r>
-      <w:r>
-        <w:rPr>
-          <w:rStyle w:val="NormalTok"/>
-        </w:rPr>
-        <w:t xml:space="preserve">)</w:t>
-      </w:r>
-      <w:r>
-        <w:br/>
-      </w:r>
-      <w:r>
-        <w:rPr>
-          <w:rStyle w:val="BuiltInTok"/>
-        </w:rPr>
-        <w:t xml:space="preserve">print</w:t>
-      </w:r>
-      <w:r>
-        <w:rPr>
-          <w:rStyle w:val="NormalTok"/>
-        </w:rPr>
-        <w:t xml:space="preserve">(</w:t>
-      </w:r>
-      <w:r>
-        <w:rPr>
-          <w:rStyle w:val="SpecialStringTok"/>
-        </w:rPr>
-        <w:t xml:space="preserve">f"Shuffled copy: </w:t>
-      </w:r>
-      <w:r>
-        <w:rPr>
-          <w:rStyle w:val="SpecialCharTok"/>
-        </w:rPr>
-        <w:t xml:space="preserve">{</w:t>
-      </w:r>
-      <w:r>
-        <w:rPr>
-          <w:rStyle w:val="NormalTok"/>
-        </w:rPr>
-        <w:t xml:space="preserve">shuffled_numbers</w:t>
-      </w:r>
-      <w:r>
-        <w:rPr>
-          <w:rStyle w:val="SpecialCharTok"/>
-        </w:rPr>
-        <w:t xml:space="preserve">}</w:t>
-      </w:r>
-      <w:r>
-        <w:rPr>
-          <w:rStyle w:val="SpecialStringTok"/>
-        </w:rPr>
-        <w:t xml:space="preserve">"</w:t>
-      </w:r>
-      <w:r>
-        <w:rPr>
-          <w:rStyle w:val="NormalTok"/>
-        </w:rPr>
-        <w:t xml:space="preserve">)</w:t>
+        <w:pStyle w:val="FirstParagraph"/>
+      </w:pPr>
+      <w:r>
+        <w:rPr>
+          <w:b/>
+          <w:bCs/>
+        </w:rPr>
+        <w:t xml:space="preserve">Output:</w:t>
       </w:r>
     </w:p>
     <w:p>
       <w:pPr>
-        <w:pStyle w:val="FirstParagraph"/>
-      </w:pPr>
-      <w:r>
-        <w:rPr>
-          <w:b/>
-          <w:bCs/>
-        </w:rPr>
-        <w:t xml:space="preserve">Output:</w:t>
+        <w:pStyle w:val="SourceCode"/>
+      </w:pPr>
+      <w:r>
+        <w:rPr>
+          <w:rStyle w:val="VerbatimChar"/>
+        </w:rPr>
+        <w:t xml:space="preserve">Original List: [1, 2, 3, 4, 5, 6]</w:t>
+      </w:r>
+      <w:r>
+        <w:br/>
+      </w:r>
+      <w:r>
+        <w:rPr>
+          <w:rStyle w:val="VerbatimChar"/>
+        </w:rPr>
+        <w:t xml:space="preserve">Shuffled Copy: [4, 1, 6, 3, 5, 2]</w:t>
+      </w:r>
+      <w:r>
+        <w:br/>
+      </w:r>
+      <w:r>
+        <w:br/>
+      </w:r>
+      <w:r>
+        <w:rPr>
+          <w:rStyle w:val="VerbatimChar"/>
+        </w:rPr>
+        <w:t xml:space="preserve">Original Data: [100, 200, 300]</w:t>
+      </w:r>
+      <w:r>
+        <w:br/>
+      </w:r>
+      <w:r>
+        <w:rPr>
+          <w:rStyle w:val="VerbatimChar"/>
+        </w:rPr>
+        <w:t xml:space="preserve">Randomized Data: [200, 300, 100]</w:t>
       </w:r>
     </w:p>
     <w:p>
       <w:pPr>
-        <w:pStyle w:val="SourceCode"/>
-      </w:pPr>
-      <w:r>
-        <w:rPr>
-          <w:rStyle w:val="VerbatimChar"/>
-        </w:rPr>
-        <w:t xml:space="preserve">Original list: [10, 20, 30, 40, 50]</w:t>
-      </w:r>
-      <w:r>
-        <w:br/>
-      </w:r>
-      <w:r>
-        <w:rPr>
-          <w:rStyle w:val="VerbatimChar"/>
-        </w:rPr>
-        <w:t xml:space="preserve">Shuffled copy: [30, 50, 10, 20, 40]</w:t>
-      </w:r>
-    </w:p>
-    <w:p>
-      <w:pPr>
         <w:pStyle w:val="FirstParagraph"/>
       </w:pPr>
       <w:r>
@@ -3944,35 +3818,7 @@
           <w:i/>
           <w:iCs/>
         </w:rPr>
-        <w:t xml:space="preserve">(Note: The order of elements in the</w:t>
-      </w:r>
-      <w:r>
-        <w:rPr>
-          <w:i/>
-          <w:iCs/>
-        </w:rPr>
-        <w:t xml:space="preserve"> </w:t>
-      </w:r>
-      <w:r>
-        <w:rPr>
-          <w:i/>
-          <w:iCs/>
-        </w:rPr>
-        <w:t xml:space="preserve">“Shuffled copy”</w:t>
-      </w:r>
-      <w:r>
-        <w:rPr>
-          <w:i/>
-          <w:iCs/>
-        </w:rPr>
-        <w:t xml:space="preserve"> </w:t>
-      </w:r>
-      <w:r>
-        <w:rPr>
-          <w:i/>
-          <w:iCs/>
-        </w:rPr>
-        <w:t xml:space="preserve">will vary with each execution due to its random nature.)</w:t>
+        <w:t xml:space="preserve">(Note: The actual output of the shuffled lists will vary with each execution due to the nature of random shuffling.)</w:t>
       </w:r>
     </w:p>
     <w:p>
@@ -4494,6 +4340,12 @@
     <w:abstractNumId w:val="991"/>
   </w:num>
   <w:num w:numId="1004">
+    <w:abstractNumId w:val="991"/>
+  </w:num>
+  <w:num w:numId="1005">
+    <w:abstractNumId w:val="991"/>
+  </w:num>
+  <w:num w:numId="1006">
     <w:abstractNumId w:val="99411"/>
     <w:lvlOverride w:ilvl="0">
       <w:startOverride w:val="1"/>
@@ -4522,12 +4374,6 @@
     <w:lvlOverride w:ilvl="8">
       <w:startOverride w:val="1"/>
     </w:lvlOverride>
-  </w:num>
-  <w:num w:numId="1005">
-    <w:abstractNumId w:val="991"/>
-  </w:num>
-  <w:num w:numId="1006">
-    <w:abstractNumId w:val="991"/>
   </w:num>
   <w:num w:numId="1007">
     <w:abstractNumId w:val="991"/>

--- a/random_module_one.docx
+++ b/random_module_one.docx
@@ -47,7 +47,7 @@
       </w:r>
     </w:p>
     <w:bookmarkEnd w:id="9"/>
-    <w:bookmarkStart w:id="16" w:name="function-num"/>
+    <w:bookmarkStart w:id="16" w:name="function-def-numa-b"/>
     <w:p>
       <w:pPr>
         <w:pStyle w:val="Heading1"/>
@@ -62,7 +62,7 @@
         <w:tab/>
       </w:r>
       <w:r>
-        <w:t xml:space="preserve">Function: num</w:t>
+        <w:t xml:space="preserve">Function: def num(a, b)</w:t>
       </w:r>
     </w:p>
     <w:bookmarkStart w:id="10" w:name="overview"/>
@@ -103,7 +103,7 @@
         <w:t xml:space="preserve"> </w:t>
       </w:r>
       <w:r>
-        <w:t xml:space="preserve">function calculates and returns the sum of two input values.</w:t>
+        <w:t xml:space="preserve">function calculates the sum of two provided arguments.</w:t>
       </w:r>
     </w:p>
     <w:bookmarkEnd w:id="10"/>
@@ -196,7 +196,7 @@
               <w:pStyle w:val="Compact"/>
             </w:pPr>
             <w:r>
-              <w:t xml:space="preserve">int/float</w:t>
+              <w:t xml:space="preserve">int / float</w:t>
             </w:r>
           </w:p>
         </w:tc>
@@ -234,7 +234,7 @@
               <w:pStyle w:val="Compact"/>
             </w:pPr>
             <w:r>
-              <w:t xml:space="preserve">int/float</w:t>
+              <w:t xml:space="preserve">int / float</w:t>
             </w:r>
           </w:p>
         </w:tc>
@@ -302,7 +302,7 @@
         <w:t xml:space="preserve">b</w:t>
       </w:r>
       <w:r>
-        <w:t xml:space="preserve">, and computes their sum using the</w:t>
+        <w:t xml:space="preserve">. Internally, it uses the</w:t>
       </w:r>
       <w:r>
         <w:t xml:space="preserve"> </w:t>
@@ -317,7 +317,7 @@
         <w:t xml:space="preserve"> </w:t>
       </w:r>
       <w:r>
-        <w:t xml:space="preserve">operator. The result of this operation is then returned by the function. The primary use case is for numeric addition, but it will also work with any data types that support the addition operator, such as string concatenation.</w:t>
+        <w:t xml:space="preserve">operator to compute the sum of these two values. The resulting sum is then returned by the function. While designed for numeric types like integers and floats, it will also work with any data types that support the addition operator, such as strings for concatenation.</w:t>
       </w:r>
     </w:p>
     <w:p>
@@ -328,7 +328,7 @@
         <w:rPr>
           <w:rStyle w:val="CommentTok"/>
         </w:rPr>
-        <w:t xml:space="preserve"># The function adds 'a' and 'b' and returns the result.</w:t>
+        <w:t xml:space="preserve"># The function returns the result of a + b</w:t>
       </w:r>
       <w:r>
         <w:br/>
@@ -386,25 +386,7 @@
         </w:numPr>
       </w:pPr>
       <w:r>
-        <w:t xml:space="preserve">This function is designed for numeric types like integers (</w:t>
-      </w:r>
-      <w:r>
-        <w:rPr>
-          <w:rStyle w:val="VerbatimChar"/>
-        </w:rPr>
-        <w:t xml:space="preserve">int</w:t>
-      </w:r>
-      <w:r>
-        <w:t xml:space="preserve">) and floating-point numbers (</w:t>
-      </w:r>
-      <w:r>
-        <w:rPr>
-          <w:rStyle w:val="VerbatimChar"/>
-        </w:rPr>
-        <w:t xml:space="preserve">float</w:t>
-      </w:r>
-      <w:r>
-        <w:t xml:space="preserve">).</w:t>
+        <w:t xml:space="preserve">This function is compatible with both integers and floating-point numbers.</w:t>
       </w:r>
     </w:p>
     <w:p>
@@ -416,34 +398,7 @@
         </w:numPr>
       </w:pPr>
       <w:r>
-        <w:t xml:space="preserve">If strings are passed as arguments, the function will perform string concatenation instead of mathematical addition. For example,</w:t>
-      </w:r>
-      <w:r>
-        <w:t xml:space="preserve"> </w:t>
-      </w:r>
-      <w:r>
-        <w:rPr>
-          <w:rStyle w:val="VerbatimChar"/>
-        </w:rPr>
-        <w:t xml:space="preserve">num("hello", " world")</w:t>
-      </w:r>
-      <w:r>
-        <w:t xml:space="preserve"> </w:t>
-      </w:r>
-      <w:r>
-        <w:t xml:space="preserve">would return</w:t>
-      </w:r>
-      <w:r>
-        <w:t xml:space="preserve"> </w:t>
-      </w:r>
-      <w:r>
-        <w:rPr>
-          <w:rStyle w:val="VerbatimChar"/>
-        </w:rPr>
-        <w:t xml:space="preserve">"hello world"</w:t>
-      </w:r>
-      <w:r>
-        <w:t xml:space="preserve">.</w:t>
+        <w:t xml:space="preserve">If strings are passed as arguments, the function will perform string concatenation instead of mathematical addition.</w:t>
       </w:r>
     </w:p>
     <w:p>
@@ -455,7 +410,22 @@
         </w:numPr>
       </w:pPr>
       <w:r>
-        <w:t xml:space="preserve">Passing incompatible types (e.g., an integer and a string) will result in a</w:t>
+        <w:t xml:space="preserve">Ensure that both arguments are of compatible types for the</w:t>
+      </w:r>
+      <w:r>
+        <w:t xml:space="preserve"> </w:t>
+      </w:r>
+      <w:r>
+        <w:rPr>
+          <w:rStyle w:val="VerbatimChar"/>
+        </w:rPr>
+        <w:t xml:space="preserve">+</w:t>
+      </w:r>
+      <w:r>
+        <w:t xml:space="preserve"> </w:t>
+      </w:r>
+      <w:r>
+        <w:t xml:space="preserve">operator to avoid a</w:t>
       </w:r>
       <w:r>
         <w:t xml:space="preserve"> </w:t>
@@ -483,15 +453,6 @@
       </w:r>
       <w:r>
         <w:t xml:space="preserve">: A numeric value representing the sum.</w:t>
-      </w:r>
-      <w:r>
-        <w:t xml:space="preserve"> </w:t>
-      </w:r>
-      <w:r>
-        <w:rPr>
-          <w:rStyle w:val="VerbatimChar"/>
-        </w:rPr>
-        <w:t xml:space="preserve">15</w:t>
       </w:r>
     </w:p>
     <w:bookmarkEnd w:id="13"/>
@@ -593,7 +554,7 @@
         <w:rPr>
           <w:rStyle w:val="CommentTok"/>
         </w:rPr>
-        <w:t xml:space="preserve"># Example usage with floating-point numbers</w:t>
+        <w:t xml:space="preserve"># Example usage with floats</w:t>
       </w:r>
       <w:r>
         <w:br/>
@@ -602,7 +563,7 @@
         <w:rPr>
           <w:rStyle w:val="NormalTok"/>
         </w:rPr>
-        <w:t xml:space="preserve">float_result </w:t>
+        <w:t xml:space="preserve">result_float </w:t>
       </w:r>
       <w:r>
         <w:rPr>
@@ -620,7 +581,7 @@
         <w:rPr>
           <w:rStyle w:val="FloatTok"/>
         </w:rPr>
-        <w:t xml:space="preserve">7.5</w:t>
+        <w:t xml:space="preserve">3.14</w:t>
       </w:r>
       <w:r>
         <w:rPr>
@@ -632,7 +593,7 @@
         <w:rPr>
           <w:rStyle w:val="FloatTok"/>
         </w:rPr>
-        <w:t xml:space="preserve">2.2</w:t>
+        <w:t xml:space="preserve">2.71</w:t>
       </w:r>
       <w:r>
         <w:rPr>
@@ -653,7 +614,7 @@
         <w:rPr>
           <w:rStyle w:val="NormalTok"/>
         </w:rPr>
-        <w:t xml:space="preserve">(float_result)</w:t>
+        <w:t xml:space="preserve">(result_float)</w:t>
       </w:r>
     </w:p>
     <w:p>
@@ -685,7 +646,7 @@
         <w:rPr>
           <w:rStyle w:val="VerbatimChar"/>
         </w:rPr>
-        <w:t xml:space="preserve">9.7</w:t>
+        <w:t xml:space="preserve">5.85</w:t>
       </w:r>
     </w:p>
     <w:p>
@@ -716,7 +677,7 @@
     </w:p>
     <w:bookmarkEnd w:id="15"/>
     <w:bookmarkEnd w:id="16"/>
-    <w:bookmarkStart w:id="23" w:name="function-generate_random_integers"/>
+    <w:bookmarkStart w:id="23" w:name="X895b6378ab8624fa4be7d7d513e4a26fd4416b8"/>
     <w:p>
       <w:pPr>
         <w:pStyle w:val="Heading1"/>
@@ -731,7 +692,7 @@
         <w:tab/>
       </w:r>
       <w:r>
-        <w:t xml:space="preserve">Function: generate_random_integers</w:t>
+        <w:t xml:space="preserve">Function: generate_random_integers(count: int, start: int = 0, end: int = 100)</w:t>
       </w:r>
     </w:p>
     <w:bookmarkStart w:id="17" w:name="overview-1"/>
@@ -866,6 +827,9 @@
               <w:pStyle w:val="Compact"/>
             </w:pPr>
             <w:r>
+              <w:rPr>
+                <w:rStyle w:val="VerbatimChar"/>
+              </w:rPr>
               <w:t xml:space="preserve">int</w:t>
             </w:r>
           </w:p>
@@ -877,7 +841,7 @@
               <w:pStyle w:val="Compact"/>
             </w:pPr>
             <w:r>
-              <w:t xml:space="preserve">The number of random integers to generate. This value must be non-negative.</w:t>
+              <w:t xml:space="preserve">The number of integers to generate. This value must be non-negative.</w:t>
             </w:r>
           </w:p>
         </w:tc>
@@ -904,6 +868,9 @@
               <w:pStyle w:val="Compact"/>
             </w:pPr>
             <w:r>
+              <w:rPr>
+                <w:rStyle w:val="VerbatimChar"/>
+              </w:rPr>
               <w:t xml:space="preserve">int</w:t>
             </w:r>
           </w:p>
@@ -915,7 +882,7 @@
               <w:pStyle w:val="Compact"/>
             </w:pPr>
             <w:r>
-              <w:t xml:space="preserve">The inclusive lower bound for the random number generation. Defaults to</w:t>
+              <w:t xml:space="preserve">The inclusive lower bound for the random values. Defaults to</w:t>
             </w:r>
             <w:r>
               <w:t xml:space="preserve"> </w:t>
@@ -954,6 +921,9 @@
               <w:pStyle w:val="Compact"/>
             </w:pPr>
             <w:r>
+              <w:rPr>
+                <w:rStyle w:val="VerbatimChar"/>
+              </w:rPr>
               <w:t xml:space="preserve">int</w:t>
             </w:r>
           </w:p>
@@ -965,7 +935,7 @@
               <w:pStyle w:val="Compact"/>
             </w:pPr>
             <w:r>
-              <w:t xml:space="preserve">The inclusive upper bound for the random number generation. Defaults to</w:t>
+              <w:t xml:space="preserve">The inclusive upper bound for the random values. Defaults to</w:t>
             </w:r>
             <w:r>
               <w:t xml:space="preserve"> </w:t>
@@ -1007,292 +977,7 @@
         <w:pStyle w:val="FirstParagraph"/>
       </w:pPr>
       <w:r>
-        <w:t xml:space="preserve">This function provides a convenient way to generate a list of pseudo-random integers. It takes three parameters:</w:t>
-      </w:r>
-      <w:r>
-        <w:t xml:space="preserve"> </w:t>
-      </w:r>
-      <w:r>
-        <w:rPr>
-          <w:rStyle w:val="VerbatimChar"/>
-        </w:rPr>
-        <w:t xml:space="preserve">count</w:t>
-      </w:r>
-      <w:r>
-        <w:t xml:space="preserve">,</w:t>
-      </w:r>
-      <w:r>
-        <w:t xml:space="preserve"> </w:t>
-      </w:r>
-      <w:r>
-        <w:rPr>
-          <w:rStyle w:val="VerbatimChar"/>
-        </w:rPr>
-        <w:t xml:space="preserve">start</w:t>
-      </w:r>
-      <w:r>
-        <w:t xml:space="preserve">, and</w:t>
-      </w:r>
-      <w:r>
-        <w:t xml:space="preserve"> </w:t>
-      </w:r>
-      <w:r>
-        <w:rPr>
-          <w:rStyle w:val="VerbatimChar"/>
-        </w:rPr>
-        <w:t xml:space="preserve">end</w:t>
-      </w:r>
-      <w:r>
-        <w:t xml:space="preserve">.</w:t>
-      </w:r>
-    </w:p>
-    <w:p>
-      <w:pPr>
-        <w:pStyle w:val="BodyText"/>
-      </w:pPr>
-      <w:r>
-        <w:t xml:space="preserve">The function first validates the</w:t>
-      </w:r>
-      <w:r>
-        <w:t xml:space="preserve"> </w:t>
-      </w:r>
-      <w:r>
-        <w:rPr>
-          <w:rStyle w:val="VerbatimChar"/>
-        </w:rPr>
-        <w:t xml:space="preserve">count</w:t>
-      </w:r>
-      <w:r>
-        <w:t xml:space="preserve"> </w:t>
-      </w:r>
-      <w:r>
-        <w:t xml:space="preserve">parameter. If</w:t>
-      </w:r>
-      <w:r>
-        <w:t xml:space="preserve"> </w:t>
-      </w:r>
-      <w:r>
-        <w:rPr>
-          <w:rStyle w:val="VerbatimChar"/>
-        </w:rPr>
-        <w:t xml:space="preserve">count</w:t>
-      </w:r>
-      <w:r>
-        <w:t xml:space="preserve"> </w:t>
-      </w:r>
-      <w:r>
-        <w:t xml:space="preserve">is a negative number, it raises a</w:t>
-      </w:r>
-      <w:r>
-        <w:t xml:space="preserve"> </w:t>
-      </w:r>
-      <w:r>
-        <w:rPr>
-          <w:rStyle w:val="VerbatimChar"/>
-        </w:rPr>
-        <w:t xml:space="preserve">ValueError</w:t>
-      </w:r>
-      <w:r>
-        <w:t xml:space="preserve"> </w:t>
-      </w:r>
-      <w:r>
-        <w:t xml:space="preserve">because it’s not possible to generate a negative quantity of integers.</w:t>
-      </w:r>
-    </w:p>
-    <w:p>
-      <w:pPr>
-        <w:pStyle w:val="BodyText"/>
-      </w:pPr>
-      <w:r>
-        <w:t xml:space="preserve">Next, it ensures the range is valid by comparing</w:t>
-      </w:r>
-      <w:r>
-        <w:t xml:space="preserve"> </w:t>
-      </w:r>
-      <w:r>
-        <w:rPr>
-          <w:rStyle w:val="VerbatimChar"/>
-        </w:rPr>
-        <w:t xml:space="preserve">start</w:t>
-      </w:r>
-      <w:r>
-        <w:t xml:space="preserve"> </w:t>
-      </w:r>
-      <w:r>
-        <w:t xml:space="preserve">and</w:t>
-      </w:r>
-      <w:r>
-        <w:t xml:space="preserve"> </w:t>
-      </w:r>
-      <w:r>
-        <w:rPr>
-          <w:rStyle w:val="VerbatimChar"/>
-        </w:rPr>
-        <w:t xml:space="preserve">end</w:t>
-      </w:r>
-      <w:r>
-        <w:t xml:space="preserve">. If the provided</w:t>
-      </w:r>
-      <w:r>
-        <w:t xml:space="preserve"> </w:t>
-      </w:r>
-      <w:r>
-        <w:rPr>
-          <w:rStyle w:val="VerbatimChar"/>
-        </w:rPr>
-        <w:t xml:space="preserve">start</w:t>
-      </w:r>
-      <w:r>
-        <w:t xml:space="preserve"> </w:t>
-      </w:r>
-      <w:r>
-        <w:t xml:space="preserve">value is greater than the</w:t>
-      </w:r>
-      <w:r>
-        <w:t xml:space="preserve"> </w:t>
-      </w:r>
-      <w:r>
-        <w:rPr>
-          <w:rStyle w:val="VerbatimChar"/>
-        </w:rPr>
-        <w:t xml:space="preserve">end</w:t>
-      </w:r>
-      <w:r>
-        <w:t xml:space="preserve"> </w:t>
-      </w:r>
-      <w:r>
-        <w:t xml:space="preserve">value, the function automatically swaps them. This allows the user to specify the range boundaries without concern for their order.</w:t>
-      </w:r>
-    </w:p>
-    <w:p>
-      <w:pPr>
-        <w:pStyle w:val="BodyText"/>
-      </w:pPr>
-      <w:r>
-        <w:t xml:space="preserve">Finally, it uses a list comprehension to call the</w:t>
-      </w:r>
-      <w:r>
-        <w:t xml:space="preserve"> </w:t>
-      </w:r>
-      <w:r>
-        <w:rPr>
-          <w:rStyle w:val="VerbatimChar"/>
-        </w:rPr>
-        <w:t xml:space="preserve">random.randint(start, end)</w:t>
-      </w:r>
-      <w:r>
-        <w:t xml:space="preserve"> </w:t>
-      </w:r>
-      <w:r>
-        <w:t xml:space="preserve">function</w:t>
-      </w:r>
-      <w:r>
-        <w:t xml:space="preserve"> </w:t>
-      </w:r>
-      <w:r>
-        <w:rPr>
-          <w:rStyle w:val="VerbatimChar"/>
-        </w:rPr>
-        <w:t xml:space="preserve">count</w:t>
-      </w:r>
-      <w:r>
-        <w:t xml:space="preserve"> </w:t>
-      </w:r>
-      <w:r>
-        <w:t xml:space="preserve">times. Each call generates a single integer uniformly sampled from the inclusive range</w:t>
-      </w:r>
-      <w:r>
-        <w:t xml:space="preserve"> </w:t>
-      </w:r>
-      <w:r>
-        <w:rPr>
-          <w:rStyle w:val="VerbatimChar"/>
-        </w:rPr>
-        <w:t xml:space="preserve">[start, end]</w:t>
-      </w:r>
-      <w:r>
-        <w:t xml:space="preserve">. These integers are collected into a list, which is then returned.</w:t>
-      </w:r>
-    </w:p>
-    <w:p>
-      <w:pPr>
-        <w:pStyle w:val="SourceCode"/>
-      </w:pPr>
-      <w:r>
-        <w:rPr>
-          <w:rStyle w:val="CommentTok"/>
-        </w:rPr>
-        <w:t xml:space="preserve"># Internal logic for generating the list</w:t>
-      </w:r>
-      <w:r>
-        <w:br/>
-      </w:r>
-      <w:r>
-        <w:rPr>
-          <w:rStyle w:val="ControlFlowTok"/>
-        </w:rPr>
-        <w:t xml:space="preserve">return</w:t>
-      </w:r>
-      <w:r>
-        <w:rPr>
-          <w:rStyle w:val="NormalTok"/>
-        </w:rPr>
-        <w:t xml:space="preserve"> [random.randint(start, end) </w:t>
-      </w:r>
-      <w:r>
-        <w:rPr>
-          <w:rStyle w:val="ControlFlowTok"/>
-        </w:rPr>
-        <w:t xml:space="preserve">for</w:t>
-      </w:r>
-      <w:r>
-        <w:rPr>
-          <w:rStyle w:val="NormalTok"/>
-        </w:rPr>
-        <w:t xml:space="preserve"> _ </w:t>
-      </w:r>
-      <w:r>
-        <w:rPr>
-          <w:rStyle w:val="KeywordTok"/>
-        </w:rPr>
-        <w:t xml:space="preserve">in</w:t>
-      </w:r>
-      <w:r>
-        <w:rPr>
-          <w:rStyle w:val="NormalTok"/>
-        </w:rPr>
-        <w:t xml:space="preserve"> </w:t>
-      </w:r>
-      <w:r>
-        <w:rPr>
-          <w:rStyle w:val="BuiltInTok"/>
-        </w:rPr>
-        <w:t xml:space="preserve">range</w:t>
-      </w:r>
-      <w:r>
-        <w:rPr>
-          <w:rStyle w:val="NormalTok"/>
-        </w:rPr>
-        <w:t xml:space="preserve">(count)]</w:t>
-      </w:r>
-    </w:p>
-    <w:bookmarkEnd w:id="19"/>
-    <w:bookmarkStart w:id="20" w:name="usage-notes-1"/>
-    <w:p>
-      <w:pPr>
-        <w:pStyle w:val="Heading2"/>
-      </w:pPr>
-      <w:r>
-        <w:rPr>
-          <w:rStyle w:val="SectionNumber"/>
-        </w:rPr>
-        <w:t xml:space="preserve">2.4</w:t>
-      </w:r>
-      <w:r>
-        <w:tab/>
-      </w:r>
-      <w:r>
-        <w:t xml:space="preserve">Usage Notes</w:t>
+        <w:t xml:space="preserve">This function provides a robust way to generate a list of random integers. The logic proceeds as follows:</w:t>
       </w:r>
     </w:p>
     <w:p>
@@ -1304,7 +989,7 @@
         </w:numPr>
       </w:pPr>
       <w:r>
-        <w:t xml:space="preserve">The function will raise a</w:t>
+        <w:t xml:space="preserve">It first validates the</w:t>
       </w:r>
       <w:r>
         <w:t xml:space="preserve"> </w:t>
@@ -1313,28 +998,43 @@
         <w:rPr>
           <w:rStyle w:val="VerbatimChar"/>
         </w:rPr>
+        <w:t xml:space="preserve">count</w:t>
+      </w:r>
+      <w:r>
+        <w:t xml:space="preserve"> </w:t>
+      </w:r>
+      <w:r>
+        <w:t xml:space="preserve">parameter. If</w:t>
+      </w:r>
+      <w:r>
+        <w:t xml:space="preserve"> </w:t>
+      </w:r>
+      <w:r>
+        <w:rPr>
+          <w:rStyle w:val="VerbatimChar"/>
+        </w:rPr>
+        <w:t xml:space="preserve">count</w:t>
+      </w:r>
+      <w:r>
+        <w:t xml:space="preserve"> </w:t>
+      </w:r>
+      <w:r>
+        <w:t xml:space="preserve">is a negative number, the function raises a</w:t>
+      </w:r>
+      <w:r>
+        <w:t xml:space="preserve"> </w:t>
+      </w:r>
+      <w:r>
+        <w:rPr>
+          <w:rStyle w:val="VerbatimChar"/>
+        </w:rPr>
         <w:t xml:space="preserve">ValueError</w:t>
       </w:r>
       <w:r>
         <w:t xml:space="preserve"> </w:t>
       </w:r>
       <w:r>
-        <w:t xml:space="preserve">if the</w:t>
-      </w:r>
-      <w:r>
-        <w:t xml:space="preserve"> </w:t>
-      </w:r>
-      <w:r>
-        <w:rPr>
-          <w:rStyle w:val="VerbatimChar"/>
-        </w:rPr>
-        <w:t xml:space="preserve">count</w:t>
-      </w:r>
-      <w:r>
-        <w:t xml:space="preserve"> </w:t>
-      </w:r>
-      <w:r>
-        <w:t xml:space="preserve">argument is less than 0.</w:t>
+        <w:t xml:space="preserve">because it’s not possible to generate a negative number of items.</w:t>
       </w:r>
     </w:p>
     <w:p>
@@ -1346,7 +1046,7 @@
         </w:numPr>
       </w:pPr>
       <w:r>
-        <w:t xml:space="preserve">If the</w:t>
+        <w:t xml:space="preserve">Next, it ensures the range is valid. It checks if the</w:t>
       </w:r>
       <w:r>
         <w:t xml:space="preserve"> </w:t>
@@ -1376,7 +1076,37 @@
         <w:t xml:space="preserve"> </w:t>
       </w:r>
       <w:r>
-        <w:t xml:space="preserve">value, the function will automatically swap them to form a valid range.</w:t>
+        <w:t xml:space="preserve">value. If it is, the function automatically swaps them. This convenience feature ensures that</w:t>
+      </w:r>
+      <w:r>
+        <w:t xml:space="preserve"> </w:t>
+      </w:r>
+      <w:r>
+        <w:rPr>
+          <w:rStyle w:val="VerbatimChar"/>
+        </w:rPr>
+        <w:t xml:space="preserve">random.randint</w:t>
+      </w:r>
+      <w:r>
+        <w:t xml:space="preserve"> </w:t>
+      </w:r>
+      <w:r>
+        <w:t xml:space="preserve">receives a valid range</w:t>
+      </w:r>
+      <w:r>
+        <w:t xml:space="preserve"> </w:t>
+      </w:r>
+      <w:r>
+        <w:rPr>
+          <w:rStyle w:val="VerbatimChar"/>
+        </w:rPr>
+        <w:t xml:space="preserve">(start &lt;= end)</w:t>
+      </w:r>
+      <w:r>
+        <w:t xml:space="preserve"> </w:t>
+      </w:r>
+      <w:r>
+        <w:t xml:space="preserve">without requiring the user to order the parameters correctly.</w:t>
       </w:r>
     </w:p>
     <w:p>
@@ -1388,7 +1118,7 @@
         </w:numPr>
       </w:pPr>
       <w:r>
-        <w:t xml:space="preserve">The generated integers are within an inclusive range, meaning both the</w:t>
+        <w:t xml:space="preserve">Finally, it uses a list comprehension to generate the random numbers. It iterates</w:t>
       </w:r>
       <w:r>
         <w:t xml:space="preserve"> </w:t>
@@ -1397,13 +1127,13 @@
         <w:rPr>
           <w:rStyle w:val="VerbatimChar"/>
         </w:rPr>
-        <w:t xml:space="preserve">start</w:t>
+        <w:t xml:space="preserve">count</w:t>
       </w:r>
       <w:r>
         <w:t xml:space="preserve"> </w:t>
       </w:r>
       <w:r>
-        <w:t xml:space="preserve">and</w:t>
+        <w:t xml:space="preserve">times, and in each iteration, it calls</w:t>
       </w:r>
       <w:r>
         <w:t xml:space="preserve"> </w:t>
@@ -1412,25 +1142,33 @@
         <w:rPr>
           <w:rStyle w:val="VerbatimChar"/>
         </w:rPr>
-        <w:t xml:space="preserve">end</w:t>
+        <w:t xml:space="preserve">random.randint(start, end)</w:t>
       </w:r>
       <w:r>
         <w:t xml:space="preserve"> </w:t>
       </w:r>
       <w:r>
-        <w:t xml:space="preserve">values can be present in the output list.</w:t>
+        <w:t xml:space="preserve">to produce a single integer that is uniformly sampled from the inclusive range</w:t>
+      </w:r>
+      <w:r>
+        <w:t xml:space="preserve"> </w:t>
+      </w:r>
+      <w:r>
+        <w:rPr>
+          <w:rStyle w:val="VerbatimChar"/>
+        </w:rPr>
+        <w:t xml:space="preserve">[start, end]</w:t>
+      </w:r>
+      <w:r>
+        <w:t xml:space="preserve">. These integers are collected into a list.</w:t>
       </w:r>
     </w:p>
     <w:p>
       <w:pPr>
-        <w:pStyle w:val="Compact"/>
-        <w:numPr>
-          <w:ilvl w:val="0"/>
-          <w:numId w:val="1002"/>
-        </w:numPr>
-      </w:pPr>
-      <w:r>
-        <w:t xml:space="preserve">This function relies on Python’s built-in</w:t>
+        <w:pStyle w:val="FirstParagraph"/>
+      </w:pPr>
+      <w:r>
+        <w:t xml:space="preserve">The resulting list, containing exactly</w:t>
       </w:r>
       <w:r>
         <w:t xml:space="preserve"> </w:t>
@@ -1439,450 +1177,151 @@
         <w:rPr>
           <w:rStyle w:val="VerbatimChar"/>
         </w:rPr>
-        <w:t xml:space="preserve">random</w:t>
+        <w:t xml:space="preserve">count</w:t>
       </w:r>
       <w:r>
         <w:t xml:space="preserve"> </w:t>
       </w:r>
       <w:r>
-        <w:t xml:space="preserve">module.</w:t>
+        <w:t xml:space="preserve">random integers, is then returned.</w:t>
       </w:r>
     </w:p>
     <w:p>
       <w:pPr>
-        <w:pStyle w:val="FirstParagraph"/>
-      </w:pPr>
-      <w:r>
-        <w:rPr>
-          <w:b/>
-          <w:bCs/>
-        </w:rPr>
-        <w:t xml:space="preserve">Output Example</w:t>
-      </w:r>
-      <w:r>
-        <w:t xml:space="preserve">: A list of integers.</w:t>
+        <w:pStyle w:val="SourceCode"/>
+      </w:pPr>
+      <w:r>
+        <w:rPr>
+          <w:rStyle w:val="CommentTok"/>
+        </w:rPr>
+        <w:t xml:space="preserve"># Internal logic for swapping start and end</w:t>
+      </w:r>
+      <w:r>
+        <w:br/>
+      </w:r>
+      <w:r>
+        <w:rPr>
+          <w:rStyle w:val="ControlFlowTok"/>
+        </w:rPr>
+        <w:t xml:space="preserve">if</w:t>
+      </w:r>
+      <w:r>
+        <w:rPr>
+          <w:rStyle w:val="NormalTok"/>
+        </w:rPr>
+        <w:t xml:space="preserve"> start </w:t>
+      </w:r>
+      <w:r>
+        <w:rPr>
+          <w:rStyle w:val="OperatorTok"/>
+        </w:rPr>
+        <w:t xml:space="preserve">&gt;</w:t>
+      </w:r>
+      <w:r>
+        <w:rPr>
+          <w:rStyle w:val="NormalTok"/>
+        </w:rPr>
+        <w:t xml:space="preserve"> end:</w:t>
+      </w:r>
+      <w:r>
+        <w:br/>
+      </w:r>
+      <w:r>
+        <w:rPr>
+          <w:rStyle w:val="NormalTok"/>
+        </w:rPr>
+        <w:t xml:space="preserve">    start, end </w:t>
+      </w:r>
+      <w:r>
+        <w:rPr>
+          <w:rStyle w:val="OperatorTok"/>
+        </w:rPr>
+        <w:t xml:space="preserve">=</w:t>
+      </w:r>
+      <w:r>
+        <w:rPr>
+          <w:rStyle w:val="NormalTok"/>
+        </w:rPr>
+        <w:t xml:space="preserve"> end, start</w:t>
+      </w:r>
+      <w:r>
+        <w:br/>
+      </w:r>
+      <w:r>
+        <w:rPr>
+          <w:rStyle w:val="CommentTok"/>
+        </w:rPr>
+        <w:t xml:space="preserve"># Internal logic for generation</w:t>
+      </w:r>
+      <w:r>
+        <w:br/>
+      </w:r>
+      <w:r>
+        <w:rPr>
+          <w:rStyle w:val="ControlFlowTok"/>
+        </w:rPr>
+        <w:t xml:space="preserve">return</w:t>
+      </w:r>
+      <w:r>
+        <w:rPr>
+          <w:rStyle w:val="NormalTok"/>
+        </w:rPr>
+        <w:t xml:space="preserve"> [random.randint(start, end) </w:t>
+      </w:r>
+      <w:r>
+        <w:rPr>
+          <w:rStyle w:val="ControlFlowTok"/>
+        </w:rPr>
+        <w:t xml:space="preserve">for</w:t>
+      </w:r>
+      <w:r>
+        <w:rPr>
+          <w:rStyle w:val="NormalTok"/>
+        </w:rPr>
+        <w:t xml:space="preserve"> _ </w:t>
+      </w:r>
+      <w:r>
+        <w:rPr>
+          <w:rStyle w:val="KeywordTok"/>
+        </w:rPr>
+        <w:t xml:space="preserve">in</w:t>
+      </w:r>
+      <w:r>
+        <w:rPr>
+          <w:rStyle w:val="NormalTok"/>
+        </w:rPr>
+        <w:t xml:space="preserve"> </w:t>
+      </w:r>
+      <w:r>
+        <w:rPr>
+          <w:rStyle w:val="BuiltInTok"/>
+        </w:rPr>
+        <w:t xml:space="preserve">range</w:t>
+      </w:r>
+      <w:r>
+        <w:rPr>
+          <w:rStyle w:val="NormalTok"/>
+        </w:rPr>
+        <w:t xml:space="preserve">(count)]</w:t>
       </w:r>
     </w:p>
+    <w:bookmarkEnd w:id="19"/>
+    <w:bookmarkStart w:id="20" w:name="usage-notes-1"/>
     <w:p>
       <w:pPr>
-        <w:pStyle w:val="SourceCode"/>
-      </w:pPr>
-      <w:r>
-        <w:rPr>
-          <w:rStyle w:val="VerbatimChar"/>
-        </w:rPr>
-        <w:t xml:space="preserve">[45, 8, 92, 33, 67]</w:t>
-      </w:r>
-    </w:p>
-    <w:bookmarkEnd w:id="20"/>
-    <w:bookmarkStart w:id="21" w:name="example-1"/>
-    <w:p>
-      <w:pPr>
         <w:pStyle w:val="Heading2"/>
       </w:pPr>
       <w:r>
         <w:rPr>
           <w:rStyle w:val="SectionNumber"/>
         </w:rPr>
-        <w:t xml:space="preserve">2.5</w:t>
+        <w:t xml:space="preserve">2.4</w:t>
       </w:r>
       <w:r>
         <w:tab/>
       </w:r>
       <w:r>
-        <w:t xml:space="preserve">Example</w:t>
-      </w:r>
-    </w:p>
-    <w:p>
-      <w:pPr>
-        <w:pStyle w:val="SourceCode"/>
-      </w:pPr>
-      <w:r>
-        <w:rPr>
-          <w:rStyle w:val="CommentTok"/>
-        </w:rPr>
-        <w:t xml:space="preserve"># Example: Generate 5 random integers between 10 and 20 (inclusive).</w:t>
-      </w:r>
-      <w:r>
-        <w:br/>
-      </w:r>
-      <w:r>
-        <w:rPr>
-          <w:rStyle w:val="NormalTok"/>
-        </w:rPr>
-        <w:t xml:space="preserve">random_numbers </w:t>
-      </w:r>
-      <w:r>
-        <w:rPr>
-          <w:rStyle w:val="OperatorTok"/>
-        </w:rPr>
-        <w:t xml:space="preserve">=</w:t>
-      </w:r>
-      <w:r>
-        <w:rPr>
-          <w:rStyle w:val="NormalTok"/>
-        </w:rPr>
-        <w:t xml:space="preserve"> generate_random_integers(</w:t>
-      </w:r>
-      <w:r>
-        <w:rPr>
-          <w:rStyle w:val="DecValTok"/>
-        </w:rPr>
-        <w:t xml:space="preserve">5</w:t>
-      </w:r>
-      <w:r>
-        <w:rPr>
-          <w:rStyle w:val="NormalTok"/>
-        </w:rPr>
-        <w:t xml:space="preserve">, </w:t>
-      </w:r>
-      <w:r>
-        <w:rPr>
-          <w:rStyle w:val="DecValTok"/>
-        </w:rPr>
-        <w:t xml:space="preserve">10</w:t>
-      </w:r>
-      <w:r>
-        <w:rPr>
-          <w:rStyle w:val="NormalTok"/>
-        </w:rPr>
-        <w:t xml:space="preserve">, </w:t>
-      </w:r>
-      <w:r>
-        <w:rPr>
-          <w:rStyle w:val="DecValTok"/>
-        </w:rPr>
-        <w:t xml:space="preserve">20</w:t>
-      </w:r>
-      <w:r>
-        <w:rPr>
-          <w:rStyle w:val="NormalTok"/>
-        </w:rPr>
-        <w:t xml:space="preserve">)</w:t>
-      </w:r>
-      <w:r>
-        <w:br/>
-      </w:r>
-      <w:r>
-        <w:rPr>
-          <w:rStyle w:val="BuiltInTok"/>
-        </w:rPr>
-        <w:t xml:space="preserve">print</w:t>
-      </w:r>
-      <w:r>
-        <w:rPr>
-          <w:rStyle w:val="NormalTok"/>
-        </w:rPr>
-        <w:t xml:space="preserve">(random_numbers)</w:t>
-      </w:r>
-      <w:r>
-        <w:br/>
-      </w:r>
-      <w:r>
-        <w:br/>
-      </w:r>
-      <w:r>
-        <w:rPr>
-          <w:rStyle w:val="CommentTok"/>
-        </w:rPr>
-        <w:t xml:space="preserve"># Example: Generate 3 random integers with default range (0 to 100).</w:t>
-      </w:r>
-      <w:r>
-        <w:br/>
-      </w:r>
-      <w:r>
-        <w:rPr>
-          <w:rStyle w:val="NormalTok"/>
-        </w:rPr>
-        <w:t xml:space="preserve">random_numbers_default </w:t>
-      </w:r>
-      <w:r>
-        <w:rPr>
-          <w:rStyle w:val="OperatorTok"/>
-        </w:rPr>
-        <w:t xml:space="preserve">=</w:t>
-      </w:r>
-      <w:r>
-        <w:rPr>
-          <w:rStyle w:val="NormalTok"/>
-        </w:rPr>
-        <w:t xml:space="preserve"> generate_random_integers(</w:t>
-      </w:r>
-      <w:r>
-        <w:rPr>
-          <w:rStyle w:val="DecValTok"/>
-        </w:rPr>
-        <w:t xml:space="preserve">3</w:t>
-      </w:r>
-      <w:r>
-        <w:rPr>
-          <w:rStyle w:val="NormalTok"/>
-        </w:rPr>
-        <w:t xml:space="preserve">)</w:t>
-      </w:r>
-      <w:r>
-        <w:br/>
-      </w:r>
-      <w:r>
-        <w:rPr>
-          <w:rStyle w:val="BuiltInTok"/>
-        </w:rPr>
-        <w:t xml:space="preserve">print</w:t>
-      </w:r>
-      <w:r>
-        <w:rPr>
-          <w:rStyle w:val="NormalTok"/>
-        </w:rPr>
-        <w:t xml:space="preserve">(random_numbers_default)</w:t>
-      </w:r>
-      <w:r>
-        <w:br/>
-      </w:r>
-      <w:r>
-        <w:br/>
-      </w:r>
-      <w:r>
-        <w:rPr>
-          <w:rStyle w:val="CommentTok"/>
-        </w:rPr>
-        <w:t xml:space="preserve"># Example: The function automatically corrects the range if start &gt; end.</w:t>
-      </w:r>
-      <w:r>
-        <w:br/>
-      </w:r>
-      <w:r>
-        <w:rPr>
-          <w:rStyle w:val="CommentTok"/>
-        </w:rPr>
-        <w:t xml:space="preserve"># This is equivalent to generate_random_integers(4, 50, 60).</w:t>
-      </w:r>
-      <w:r>
-        <w:br/>
-      </w:r>
-      <w:r>
-        <w:rPr>
-          <w:rStyle w:val="NormalTok"/>
-        </w:rPr>
-        <w:t xml:space="preserve">random_numbers_swapped </w:t>
-      </w:r>
-      <w:r>
-        <w:rPr>
-          <w:rStyle w:val="OperatorTok"/>
-        </w:rPr>
-        <w:t xml:space="preserve">=</w:t>
-      </w:r>
-      <w:r>
-        <w:rPr>
-          <w:rStyle w:val="NormalTok"/>
-        </w:rPr>
-        <w:t xml:space="preserve"> generate_random_integers(</w:t>
-      </w:r>
-      <w:r>
-        <w:rPr>
-          <w:rStyle w:val="DecValTok"/>
-        </w:rPr>
-        <w:t xml:space="preserve">4</w:t>
-      </w:r>
-      <w:r>
-        <w:rPr>
-          <w:rStyle w:val="NormalTok"/>
-        </w:rPr>
-        <w:t xml:space="preserve">, </w:t>
-      </w:r>
-      <w:r>
-        <w:rPr>
-          <w:rStyle w:val="DecValTok"/>
-        </w:rPr>
-        <w:t xml:space="preserve">60</w:t>
-      </w:r>
-      <w:r>
-        <w:rPr>
-          <w:rStyle w:val="NormalTok"/>
-        </w:rPr>
-        <w:t xml:space="preserve">, </w:t>
-      </w:r>
-      <w:r>
-        <w:rPr>
-          <w:rStyle w:val="DecValTok"/>
-        </w:rPr>
-        <w:t xml:space="preserve">50</w:t>
-      </w:r>
-      <w:r>
-        <w:rPr>
-          <w:rStyle w:val="NormalTok"/>
-        </w:rPr>
-        <w:t xml:space="preserve">)</w:t>
-      </w:r>
-      <w:r>
-        <w:br/>
-      </w:r>
-      <w:r>
-        <w:rPr>
-          <w:rStyle w:val="BuiltInTok"/>
-        </w:rPr>
-        <w:t xml:space="preserve">print</w:t>
-      </w:r>
-      <w:r>
-        <w:rPr>
-          <w:rStyle w:val="NormalTok"/>
-        </w:rPr>
-        <w:t xml:space="preserve">(random_numbers_swapped)</w:t>
-      </w:r>
-    </w:p>
-    <w:p>
-      <w:pPr>
-        <w:pStyle w:val="FirstParagraph"/>
-      </w:pPr>
-      <w:r>
-        <w:rPr>
-          <w:b/>
-          <w:bCs/>
-        </w:rPr>
-        <w:t xml:space="preserve">Output:</w:t>
-      </w:r>
-    </w:p>
-    <w:p>
-      <w:pPr>
-        <w:pStyle w:val="SourceCode"/>
-      </w:pPr>
-      <w:r>
-        <w:rPr>
-          <w:rStyle w:val="VerbatimChar"/>
-        </w:rPr>
-        <w:t xml:space="preserve"># The output will be random, but will look similar to this:</w:t>
-      </w:r>
-      <w:r>
-        <w:br/>
-      </w:r>
-      <w:r>
-        <w:rPr>
-          <w:rStyle w:val="VerbatimChar"/>
-        </w:rPr>
-        <w:t xml:space="preserve">[18, 11, 20, 15, 10]</w:t>
-      </w:r>
-      <w:r>
-        <w:br/>
-      </w:r>
-      <w:r>
-        <w:rPr>
-          <w:rStyle w:val="VerbatimChar"/>
-        </w:rPr>
-        <w:t xml:space="preserve">[76, 2, 81]</w:t>
-      </w:r>
-      <w:r>
-        <w:br/>
-      </w:r>
-      <w:r>
-        <w:rPr>
-          <w:rStyle w:val="VerbatimChar"/>
-        </w:rPr>
-        <w:t xml:space="preserve">[55, 59, 51, 58]</w:t>
-      </w:r>
-    </w:p>
-    <w:p>
-      <w:r>
-        <w:pict>
-          <v:rect style="width:0;height:1.5pt" o:hralign="center" o:hrstd="t" o:hr="t"/>
-        </w:pict>
-      </w:r>
-    </w:p>
-    <w:bookmarkEnd w:id="21"/>
-    <w:bookmarkStart w:id="22" w:name="functiondef-choose_random_itemitems"/>
-    <w:p>
-      <w:pPr>
-        <w:pStyle w:val="Heading2"/>
-      </w:pPr>
-      <w:r>
-        <w:rPr>
-          <w:rStyle w:val="SectionNumber"/>
-        </w:rPr>
-        <w:t xml:space="preserve">2.6</w:t>
-      </w:r>
-      <w:r>
-        <w:tab/>
-      </w:r>
-      <w:r>
-        <w:t xml:space="preserve">FunctionDef choose_random_item(items)</w:t>
-      </w:r>
-    </w:p>
-    <w:bookmarkEnd w:id="22"/>
-    <w:bookmarkEnd w:id="23"/>
-    <w:bookmarkStart w:id="30" w:name="function-choose_random_item"/>
-    <w:p>
-      <w:pPr>
-        <w:pStyle w:val="Heading1"/>
-      </w:pPr>
-      <w:r>
-        <w:rPr>
-          <w:rStyle w:val="SectionNumber"/>
-        </w:rPr>
-        <w:t xml:space="preserve">3</w:t>
-      </w:r>
-      <w:r>
-        <w:tab/>
-      </w:r>
-      <w:r>
-        <w:t xml:space="preserve">Function: choose_random_item</w:t>
-      </w:r>
-    </w:p>
-    <w:bookmarkStart w:id="24" w:name="overview-2"/>
-    <w:p>
-      <w:pPr>
-        <w:pStyle w:val="Heading2"/>
-      </w:pPr>
-      <w:r>
-        <w:rPr>
-          <w:rStyle w:val="SectionNumber"/>
-        </w:rPr>
-        <w:t xml:space="preserve">3.1</w:t>
-      </w:r>
-      <w:r>
-        <w:tab/>
-      </w:r>
-      <w:r>
-        <w:t xml:space="preserve">Overview</w:t>
-      </w:r>
-    </w:p>
-    <w:p>
-      <w:pPr>
-        <w:pStyle w:val="FirstParagraph"/>
-      </w:pPr>
-      <w:r>
-        <w:t xml:space="preserve">The</w:t>
-      </w:r>
-      <w:r>
-        <w:t xml:space="preserve"> </w:t>
-      </w:r>
-      <w:r>
-        <w:rPr>
-          <w:rStyle w:val="VerbatimChar"/>
-        </w:rPr>
-        <w:t xml:space="preserve">choose_random_item</w:t>
-      </w:r>
-      <w:r>
-        <w:t xml:space="preserve"> </w:t>
-      </w:r>
-      <w:r>
-        <w:t xml:space="preserve">function selects and returns a single random item from a given list of strings.</w:t>
-      </w:r>
-    </w:p>
-    <w:bookmarkEnd w:id="24"/>
-    <w:bookmarkStart w:id="25" w:name="parameters-2"/>
-    <w:p>
-      <w:pPr>
-        <w:pStyle w:val="Heading2"/>
-      </w:pPr>
-      <w:r>
-        <w:rPr>
-          <w:rStyle w:val="SectionNumber"/>
-        </w:rPr>
-        <w:t xml:space="preserve">3.2</w:t>
-      </w:r>
-      <w:r>
-        <w:tab/>
-      </w:r>
-      <w:r>
-        <w:t xml:space="preserve">parameters</w:t>
+        <w:t xml:space="preserve">Usage Notes</w:t>
       </w:r>
     </w:p>
     <w:p>
@@ -1894,55 +1333,49 @@
         </w:numPr>
       </w:pPr>
       <w:r>
+        <w:t xml:space="preserve">The function will raise a</w:t>
+      </w:r>
+      <w:r>
+        <w:t xml:space="preserve"> </w:t>
+      </w:r>
+      <w:r>
         <w:rPr>
           <w:rStyle w:val="VerbatimChar"/>
         </w:rPr>
-        <w:t xml:space="preserve">items</w:t>
-      </w:r>
-      <w:r>
-        <w:t xml:space="preserve">:</w:t>
+        <w:t xml:space="preserve">ValueError</w:t>
       </w:r>
       <w:r>
         <w:t xml:space="preserve"> </w:t>
       </w:r>
       <w:r>
+        <w:t xml:space="preserve">if the</w:t>
+      </w:r>
+      <w:r>
+        <w:t xml:space="preserve"> </w:t>
+      </w:r>
+      <w:r>
         <w:rPr>
           <w:rStyle w:val="VerbatimChar"/>
         </w:rPr>
-        <w:t xml:space="preserve">List[str]</w:t>
+        <w:t xml:space="preserve">count</w:t>
       </w:r>
       <w:r>
         <w:t xml:space="preserve"> </w:t>
       </w:r>
       <w:r>
-        <w:t xml:space="preserve">- A non-empty list of strings from which to choose a random item.</w:t>
-      </w:r>
-    </w:p>
-    <w:bookmarkEnd w:id="25"/>
-    <w:bookmarkStart w:id="26" w:name="description-2"/>
-    <w:p>
-      <w:pPr>
-        <w:pStyle w:val="Heading2"/>
-      </w:pPr>
-      <w:r>
-        <w:rPr>
-          <w:rStyle w:val="SectionNumber"/>
-        </w:rPr>
-        <w:t xml:space="preserve">3.3</w:t>
-      </w:r>
-      <w:r>
-        <w:tab/>
-      </w:r>
-      <w:r>
-        <w:t xml:space="preserve">Description</w:t>
+        <w:t xml:space="preserve">argument is less than zero.</w:t>
       </w:r>
     </w:p>
     <w:p>
       <w:pPr>
-        <w:pStyle w:val="FirstParagraph"/>
-      </w:pPr>
-      <w:r>
-        <w:t xml:space="preserve">This function provides a simple way to get a random element from a list of strings. The core logic relies on Python’s built-in</w:t>
+        <w:pStyle w:val="Compact"/>
+        <w:numPr>
+          <w:ilvl w:val="0"/>
+          <w:numId w:val="1003"/>
+        </w:numPr>
+      </w:pPr>
+      <w:r>
+        <w:t xml:space="preserve">If the provided</w:t>
       </w:r>
       <w:r>
         <w:t xml:space="preserve"> </w:t>
@@ -1951,21 +1384,40 @@
         <w:rPr>
           <w:rStyle w:val="VerbatimChar"/>
         </w:rPr>
-        <w:t xml:space="preserve">random</w:t>
+        <w:t xml:space="preserve">start</w:t>
       </w:r>
       <w:r>
         <w:t xml:space="preserve"> </w:t>
       </w:r>
       <w:r>
-        <w:t xml:space="preserve">module.</w:t>
+        <w:t xml:space="preserve">value is greater than the</w:t>
+      </w:r>
+      <w:r>
+        <w:t xml:space="preserve"> </w:t>
+      </w:r>
+      <w:r>
+        <w:rPr>
+          <w:rStyle w:val="VerbatimChar"/>
+        </w:rPr>
+        <w:t xml:space="preserve">end</w:t>
+      </w:r>
+      <w:r>
+        <w:t xml:space="preserve"> </w:t>
+      </w:r>
+      <w:r>
+        <w:t xml:space="preserve">value, the function will automatically swap them to form a valid range.</w:t>
       </w:r>
     </w:p>
     <w:p>
       <w:pPr>
-        <w:pStyle w:val="BodyText"/>
-      </w:pPr>
-      <w:r>
-        <w:t xml:space="preserve">First, the function performs a crucial validation check to ensure the input list</w:t>
+        <w:pStyle w:val="Compact"/>
+        <w:numPr>
+          <w:ilvl w:val="0"/>
+          <w:numId w:val="1003"/>
+        </w:numPr>
+      </w:pPr>
+      <w:r>
+        <w:t xml:space="preserve">The range defined by</w:t>
       </w:r>
       <w:r>
         <w:t xml:space="preserve"> </w:t>
@@ -1974,45 +1426,70 @@
         <w:rPr>
           <w:rStyle w:val="VerbatimChar"/>
         </w:rPr>
-        <w:t xml:space="preserve">items</w:t>
+        <w:t xml:space="preserve">start</w:t>
       </w:r>
       <w:r>
         <w:t xml:space="preserve"> </w:t>
       </w:r>
       <w:r>
-        <w:t xml:space="preserve">is not empty. If an empty list is passed (</w:t>
+        <w:t xml:space="preserve">and</w:t>
+      </w:r>
+      <w:r>
+        <w:t xml:space="preserve"> </w:t>
       </w:r>
       <w:r>
         <w:rPr>
           <w:rStyle w:val="VerbatimChar"/>
         </w:rPr>
-        <w:t xml:space="preserve">if not items</w:t>
-      </w:r>
-      <w:r>
-        <w:t xml:space="preserve">), the function immediately raises a</w:t>
+        <w:t xml:space="preserve">end</w:t>
       </w:r>
       <w:r>
         <w:t xml:space="preserve"> </w:t>
       </w:r>
       <w:r>
+        <w:t xml:space="preserve">is inclusive, meaning both</w:t>
+      </w:r>
+      <w:r>
+        <w:t xml:space="preserve"> </w:t>
+      </w:r>
+      <w:r>
         <w:rPr>
           <w:rStyle w:val="VerbatimChar"/>
         </w:rPr>
-        <w:t xml:space="preserve">ValueError</w:t>
+        <w:t xml:space="preserve">start</w:t>
       </w:r>
       <w:r>
         <w:t xml:space="preserve"> </w:t>
       </w:r>
       <w:r>
-        <w:t xml:space="preserve">to prevent runtime errors and inform the developer of the invalid input.</w:t>
+        <w:t xml:space="preserve">and</w:t>
+      </w:r>
+      <w:r>
+        <w:t xml:space="preserve"> </w:t>
+      </w:r>
+      <w:r>
+        <w:rPr>
+          <w:rStyle w:val="VerbatimChar"/>
+        </w:rPr>
+        <w:t xml:space="preserve">end</w:t>
+      </w:r>
+      <w:r>
+        <w:t xml:space="preserve"> </w:t>
+      </w:r>
+      <w:r>
+        <w:t xml:space="preserve">are possible values in the output.</w:t>
       </w:r>
     </w:p>
     <w:p>
       <w:pPr>
-        <w:pStyle w:val="BodyText"/>
-      </w:pPr>
-      <w:r>
-        <w:t xml:space="preserve">If the list is valid (i.e., contains at least one element), the function then calls</w:t>
+        <w:pStyle w:val="Compact"/>
+        <w:numPr>
+          <w:ilvl w:val="0"/>
+          <w:numId w:val="1003"/>
+        </w:numPr>
+      </w:pPr>
+      <w:r>
+        <w:t xml:space="preserve">This function requires the</w:t>
       </w:r>
       <w:r>
         <w:t xml:space="preserve"> </w:t>
@@ -2021,27 +1498,84 @@
         <w:rPr>
           <w:rStyle w:val="VerbatimChar"/>
         </w:rPr>
-        <w:t xml:space="preserve">random.choice(items)</w:t>
-      </w:r>
-      <w:r>
-        <w:t xml:space="preserve">. This standard library method selects a single item from the sequence with uniform probability, meaning every item has an equal chance of being chosen. The selected string is then returned as the result.</w:t>
+        <w:t xml:space="preserve">random</w:t>
+      </w:r>
+      <w:r>
+        <w:t xml:space="preserve"> </w:t>
+      </w:r>
+      <w:r>
+        <w:t xml:space="preserve">module to be imported in the file.</w:t>
       </w:r>
     </w:p>
     <w:p>
       <w:pPr>
+        <w:pStyle w:val="FirstParagraph"/>
+      </w:pPr>
+      <w:r>
+        <w:rPr>
+          <w:b/>
+          <w:bCs/>
+        </w:rPr>
+        <w:t xml:space="preserve">Output Example</w:t>
+      </w:r>
+      <w:r>
+        <w:t xml:space="preserve">: The function returns a list of integers. The contents will be random and will differ on each execution.</w:t>
+      </w:r>
+    </w:p>
+    <w:p>
+      <w:pPr>
         <w:pStyle w:val="SourceCode"/>
       </w:pPr>
       <w:r>
         <w:rPr>
+          <w:rStyle w:val="VerbatimChar"/>
+        </w:rPr>
+        <w:t xml:space="preserve">[15, 8, 92, 43, 77]</w:t>
+      </w:r>
+    </w:p>
+    <w:bookmarkEnd w:id="20"/>
+    <w:bookmarkStart w:id="21" w:name="example-1"/>
+    <w:p>
+      <w:pPr>
+        <w:pStyle w:val="Heading2"/>
+      </w:pPr>
+      <w:r>
+        <w:rPr>
+          <w:rStyle w:val="SectionNumber"/>
+        </w:rPr>
+        <w:t xml:space="preserve">2.5</w:t>
+      </w:r>
+      <w:r>
+        <w:tab/>
+      </w:r>
+      <w:r>
+        <w:t xml:space="preserve">Example</w:t>
+      </w:r>
+    </w:p>
+    <w:p>
+      <w:pPr>
+        <w:pStyle w:val="SourceCode"/>
+      </w:pPr>
+      <w:r>
+        <w:rPr>
           <w:rStyle w:val="CommentTok"/>
         </w:rPr>
-        <w:t xml:space="preserve"># Internal logic for selecting an item</w:t>
+        <w:t xml:space="preserve"># Example: Generate 5 random integers between 10 and 20 (inclusive).</w:t>
       </w:r>
       <w:r>
         <w:br/>
       </w:r>
       <w:r>
         <w:rPr>
+          <w:rStyle w:val="CommentTok"/>
+        </w:rPr>
+        <w:t xml:space="preserve"># Note: The 'random' module must be imported for this function to work.</w:t>
+      </w:r>
+      <w:r>
+        <w:br/>
+      </w:r>
+      <w:r>
+        <w:rPr>
           <w:rStyle w:val="ImportTok"/>
         </w:rPr>
         <w:t xml:space="preserve">import</w:t>
@@ -2056,10 +1590,13 @@
         <w:br/>
       </w:r>
       <w:r>
+        <w:br/>
+      </w:r>
+      <w:r>
         <w:rPr>
           <w:rStyle w:val="NormalTok"/>
         </w:rPr>
-        <w:t xml:space="preserve">items_list </w:t>
+        <w:t xml:space="preserve">result </w:t>
       </w:r>
       <w:r>
         <w:rPr>
@@ -2071,78 +1608,120 @@
         <w:rPr>
           <w:rStyle w:val="NormalTok"/>
         </w:rPr>
-        <w:t xml:space="preserve"> [</w:t>
-      </w:r>
-      <w:r>
-        <w:rPr>
-          <w:rStyle w:val="StringTok"/>
-        </w:rPr>
-        <w:t xml:space="preserve">"apple"</w:t>
+        <w:t xml:space="preserve"> generate_random_integers(count</w:t>
+      </w:r>
+      <w:r>
+        <w:rPr>
+          <w:rStyle w:val="OperatorTok"/>
+        </w:rPr>
+        <w:t xml:space="preserve">=</w:t>
+      </w:r>
+      <w:r>
+        <w:rPr>
+          <w:rStyle w:val="DecValTok"/>
+        </w:rPr>
+        <w:t xml:space="preserve">5</w:t>
       </w:r>
       <w:r>
         <w:rPr>
           <w:rStyle w:val="NormalTok"/>
         </w:rPr>
-        <w:t xml:space="preserve">, </w:t>
-      </w:r>
-      <w:r>
-        <w:rPr>
-          <w:rStyle w:val="StringTok"/>
-        </w:rPr>
-        <w:t xml:space="preserve">"banana"</w:t>
+        <w:t xml:space="preserve">, start</w:t>
+      </w:r>
+      <w:r>
+        <w:rPr>
+          <w:rStyle w:val="OperatorTok"/>
+        </w:rPr>
+        <w:t xml:space="preserve">=</w:t>
+      </w:r>
+      <w:r>
+        <w:rPr>
+          <w:rStyle w:val="DecValTok"/>
+        </w:rPr>
+        <w:t xml:space="preserve">10</w:t>
       </w:r>
       <w:r>
         <w:rPr>
           <w:rStyle w:val="NormalTok"/>
         </w:rPr>
-        <w:t xml:space="preserve">, </w:t>
-      </w:r>
-      <w:r>
-        <w:rPr>
-          <w:rStyle w:val="StringTok"/>
-        </w:rPr>
-        <w:t xml:space="preserve">"cherry"</w:t>
+        <w:t xml:space="preserve">, end</w:t>
+      </w:r>
+      <w:r>
+        <w:rPr>
+          <w:rStyle w:val="OperatorTok"/>
+        </w:rPr>
+        <w:t xml:space="preserve">=</w:t>
+      </w:r>
+      <w:r>
+        <w:rPr>
+          <w:rStyle w:val="DecValTok"/>
+        </w:rPr>
+        <w:t xml:space="preserve">20</w:t>
       </w:r>
       <w:r>
         <w:rPr>
           <w:rStyle w:val="NormalTok"/>
         </w:rPr>
-        <w:t xml:space="preserve">]</w:t>
+        <w:t xml:space="preserve">)</w:t>
       </w:r>
       <w:r>
         <w:br/>
       </w:r>
       <w:r>
         <w:rPr>
-          <w:rStyle w:val="CommentTok"/>
-        </w:rPr>
-        <w:t xml:space="preserve"># The function effectively does this:</w:t>
+          <w:rStyle w:val="BuiltInTok"/>
+        </w:rPr>
+        <w:t xml:space="preserve">print</w:t>
+      </w:r>
+      <w:r>
+        <w:rPr>
+          <w:rStyle w:val="NormalTok"/>
+        </w:rPr>
+        <w:t xml:space="preserve">(result)</w:t>
+      </w:r>
+    </w:p>
+    <w:p>
+      <w:pPr>
+        <w:pStyle w:val="FirstParagraph"/>
+      </w:pPr>
+      <w:r>
+        <w:rPr>
+          <w:b/>
+          <w:bCs/>
+        </w:rPr>
+        <w:t xml:space="preserve">Output:</w:t>
+      </w:r>
+    </w:p>
+    <w:p>
+      <w:pPr>
+        <w:pStyle w:val="SourceCode"/>
+      </w:pPr>
+      <w:r>
+        <w:rPr>
+          <w:rStyle w:val="VerbatimChar"/>
+        </w:rPr>
+        <w:t xml:space="preserve"># The actual output will vary with each run.</w:t>
       </w:r>
       <w:r>
         <w:br/>
       </w:r>
       <w:r>
         <w:rPr>
-          <w:rStyle w:val="NormalTok"/>
-        </w:rPr>
-        <w:t xml:space="preserve">selected_item </w:t>
-      </w:r>
-      <w:r>
-        <w:rPr>
-          <w:rStyle w:val="OperatorTok"/>
-        </w:rPr>
-        <w:t xml:space="preserve">=</w:t>
-      </w:r>
-      <w:r>
-        <w:rPr>
-          <w:rStyle w:val="NormalTok"/>
-        </w:rPr>
-        <w:t xml:space="preserve"> random.choice(items_list)</w:t>
+          <w:rStyle w:val="VerbatimChar"/>
+        </w:rPr>
+        <w:t xml:space="preserve">[12, 19, 10, 15, 17]</w:t>
       </w:r>
     </w:p>
-    <w:bookmarkEnd w:id="26"/>
-    <w:bookmarkStart w:id="27" w:name="usage-notes-2"/>
     <w:p>
+      <w:r>
+        <w:pict>
+          <v:rect style="width:0;height:1.5pt" o:hralign="center" o:hrstd="t" o:hr="t"/>
+        </w:pict>
+      </w:r>
+    </w:p>
+    <w:bookmarkEnd w:id="21"/>
+    <w:bookmarkStart w:id="22" w:name="functiondef-choose_random_itemitems"/>
+    <w:p>
       <w:pPr>
         <w:pStyle w:val="Heading2"/>
       </w:pPr>
@@ -2150,13 +1729,93 @@
         <w:rPr>
           <w:rStyle w:val="SectionNumber"/>
         </w:rPr>
-        <w:t xml:space="preserve">3.4</w:t>
+        <w:t xml:space="preserve">2.6</w:t>
       </w:r>
       <w:r>
         <w:tab/>
       </w:r>
       <w:r>
-        <w:t xml:space="preserve">Usage Notes</w:t>
+        <w:t xml:space="preserve">FunctionDef choose_random_item(items)</w:t>
+      </w:r>
+    </w:p>
+    <w:bookmarkEnd w:id="22"/>
+    <w:bookmarkEnd w:id="23"/>
+    <w:bookmarkStart w:id="30" w:name="function-choose_random_itemitems-liststr"/>
+    <w:p>
+      <w:pPr>
+        <w:pStyle w:val="Heading1"/>
+      </w:pPr>
+      <w:r>
+        <w:rPr>
+          <w:rStyle w:val="SectionNumber"/>
+        </w:rPr>
+        <w:t xml:space="preserve">3</w:t>
+      </w:r>
+      <w:r>
+        <w:tab/>
+      </w:r>
+      <w:r>
+        <w:t xml:space="preserve">Function: choose_random_item(items: List[str])</w:t>
+      </w:r>
+    </w:p>
+    <w:bookmarkStart w:id="24" w:name="overview-2"/>
+    <w:p>
+      <w:pPr>
+        <w:pStyle w:val="Heading2"/>
+      </w:pPr>
+      <w:r>
+        <w:rPr>
+          <w:rStyle w:val="SectionNumber"/>
+        </w:rPr>
+        <w:t xml:space="preserve">3.1</w:t>
+      </w:r>
+      <w:r>
+        <w:tab/>
+      </w:r>
+      <w:r>
+        <w:t xml:space="preserve">Overview</w:t>
+      </w:r>
+    </w:p>
+    <w:p>
+      <w:pPr>
+        <w:pStyle w:val="FirstParagraph"/>
+      </w:pPr>
+      <w:r>
+        <w:t xml:space="preserve">The</w:t>
+      </w:r>
+      <w:r>
+        <w:t xml:space="preserve"> </w:t>
+      </w:r>
+      <w:r>
+        <w:rPr>
+          <w:rStyle w:val="VerbatimChar"/>
+        </w:rPr>
+        <w:t xml:space="preserve">choose_random_item</w:t>
+      </w:r>
+      <w:r>
+        <w:t xml:space="preserve"> </w:t>
+      </w:r>
+      <w:r>
+        <w:t xml:space="preserve">function selects and returns a single, uniformly random item from a given list of strings.</w:t>
+      </w:r>
+    </w:p>
+    <w:bookmarkEnd w:id="24"/>
+    <w:bookmarkStart w:id="25" w:name="parameters-2"/>
+    <w:p>
+      <w:pPr>
+        <w:pStyle w:val="Heading2"/>
+      </w:pPr>
+      <w:r>
+        <w:rPr>
+          <w:rStyle w:val="SectionNumber"/>
+        </w:rPr>
+        <w:t xml:space="preserve">3.2</w:t>
+      </w:r>
+      <w:r>
+        <w:tab/>
+      </w:r>
+      <w:r>
+        <w:t xml:space="preserve">parameters</w:t>
       </w:r>
     </w:p>
     <w:p>
@@ -2168,46 +1827,43 @@
         </w:numPr>
       </w:pPr>
       <w:r>
-        <w:t xml:space="preserve">The input list</w:t>
+        <w:rPr>
+          <w:rStyle w:val="VerbatimChar"/>
+        </w:rPr>
+        <w:t xml:space="preserve">items</w:t>
       </w:r>
       <w:r>
         <w:t xml:space="preserve"> </w:t>
       </w:r>
       <w:r>
-        <w:rPr>
-          <w:rStyle w:val="VerbatimChar"/>
-        </w:rPr>
-        <w:t xml:space="preserve">items</w:t>
-      </w:r>
-      <w:r>
-        <w:t xml:space="preserve"> </w:t>
-      </w:r>
-      <w:r>
-        <w:t xml:space="preserve">must not be empty. Providing an empty list will result in a</w:t>
-      </w:r>
-      <w:r>
-        <w:t xml:space="preserve"> </w:t>
-      </w:r>
-      <w:r>
-        <w:rPr>
-          <w:rStyle w:val="VerbatimChar"/>
-        </w:rPr>
-        <w:t xml:space="preserve">ValueError</w:t>
-      </w:r>
-      <w:r>
-        <w:t xml:space="preserve">.</w:t>
+        <w:t xml:space="preserve">(List[str]): A list of strings from which to choose a random item. This list must not be empty.</w:t>
+      </w:r>
+    </w:p>
+    <w:bookmarkEnd w:id="25"/>
+    <w:bookmarkStart w:id="26" w:name="description-2"/>
+    <w:p>
+      <w:pPr>
+        <w:pStyle w:val="Heading2"/>
+      </w:pPr>
+      <w:r>
+        <w:rPr>
+          <w:rStyle w:val="SectionNumber"/>
+        </w:rPr>
+        <w:t xml:space="preserve">3.3</w:t>
+      </w:r>
+      <w:r>
+        <w:tab/>
+      </w:r>
+      <w:r>
+        <w:t xml:space="preserve">Description</w:t>
       </w:r>
     </w:p>
     <w:p>
       <w:pPr>
-        <w:pStyle w:val="Compact"/>
-        <w:numPr>
-          <w:ilvl w:val="0"/>
-          <w:numId w:val="1004"/>
-        </w:numPr>
-      </w:pPr>
-      <w:r>
-        <w:t xml:space="preserve">The function depends on Python’s</w:t>
+        <w:pStyle w:val="FirstParagraph"/>
+      </w:pPr>
+      <w:r>
+        <w:t xml:space="preserve">This function provides a safe way to select a random element from a list. It begins by validating the input</w:t>
       </w:r>
       <w:r>
         <w:t xml:space="preserve"> </w:t>
@@ -2216,40 +1872,110 @@
         <w:rPr>
           <w:rStyle w:val="VerbatimChar"/>
         </w:rPr>
-        <w:t xml:space="preserve">random</w:t>
+        <w:t xml:space="preserve">items</w:t>
       </w:r>
       <w:r>
         <w:t xml:space="preserve"> </w:t>
       </w:r>
       <w:r>
-        <w:t xml:space="preserve">module. Ensure it is available in the execution environment.</w:t>
+        <w:t xml:space="preserve">list.</w:t>
       </w:r>
     </w:p>
     <w:p>
       <w:pPr>
-        <w:pStyle w:val="Compact"/>
-        <w:numPr>
-          <w:ilvl w:val="0"/>
-          <w:numId w:val="1004"/>
-        </w:numPr>
-      </w:pPr>
-      <w:r>
-        <w:t xml:space="preserve">The selection is uniformly random. Each item in the list has an equal probability of being returned.</w:t>
+        <w:pStyle w:val="BodyText"/>
+      </w:pPr>
+      <w:r>
+        <w:t xml:space="preserve">The function first checks if the</w:t>
+      </w:r>
+      <w:r>
+        <w:t xml:space="preserve"> </w:t>
+      </w:r>
+      <w:r>
+        <w:rPr>
+          <w:rStyle w:val="VerbatimChar"/>
+        </w:rPr>
+        <w:t xml:space="preserve">items</w:t>
+      </w:r>
+      <w:r>
+        <w:t xml:space="preserve"> </w:t>
+      </w:r>
+      <w:r>
+        <w:t xml:space="preserve">list is empty using the condition</w:t>
+      </w:r>
+      <w:r>
+        <w:t xml:space="preserve"> </w:t>
+      </w:r>
+      <w:r>
+        <w:rPr>
+          <w:rStyle w:val="VerbatimChar"/>
+        </w:rPr>
+        <w:t xml:space="preserve">if not items:</w:t>
+      </w:r>
+      <w:r>
+        <w:t xml:space="preserve">. If the list is found to be empty, it raises a</w:t>
+      </w:r>
+      <w:r>
+        <w:t xml:space="preserve"> </w:t>
+      </w:r>
+      <w:r>
+        <w:rPr>
+          <w:rStyle w:val="VerbatimChar"/>
+        </w:rPr>
+        <w:t xml:space="preserve">ValueError</w:t>
+      </w:r>
+      <w:r>
+        <w:t xml:space="preserve"> </w:t>
+      </w:r>
+      <w:r>
+        <w:t xml:space="preserve">with the message</w:t>
+      </w:r>
+      <w:r>
+        <w:t xml:space="preserve"> </w:t>
+      </w:r>
+      <w:r>
+        <w:t xml:space="preserve">“items must not be empty”</w:t>
+      </w:r>
+      <w:r>
+        <w:t xml:space="preserve"> </w:t>
+      </w:r>
+      <w:r>
+        <w:t xml:space="preserve">to prevent runtime errors and enforce the requirement of a non-empty sequence.</w:t>
       </w:r>
     </w:p>
     <w:p>
       <w:pPr>
-        <w:pStyle w:val="FirstParagraph"/>
-      </w:pPr>
-      <w:r>
-        <w:rPr>
-          <w:b/>
-          <w:bCs/>
-        </w:rPr>
-        <w:t xml:space="preserve">Output Example</w:t>
-      </w:r>
-      <w:r>
-        <w:t xml:space="preserve">: A single string from the input list.</w:t>
+        <w:pStyle w:val="BodyText"/>
+      </w:pPr>
+      <w:r>
+        <w:t xml:space="preserve">If the list is not empty, the function proceeds to use</w:t>
+      </w:r>
+      <w:r>
+        <w:t xml:space="preserve"> </w:t>
+      </w:r>
+      <w:r>
+        <w:rPr>
+          <w:rStyle w:val="VerbatimChar"/>
+        </w:rPr>
+        <w:t xml:space="preserve">random.choice(items)</w:t>
+      </w:r>
+      <w:r>
+        <w:t xml:space="preserve">. This standard library function takes a sequence as input and returns a single item chosen uniformly at random. The chosen string is then returned as the result of the</w:t>
+      </w:r>
+      <w:r>
+        <w:t xml:space="preserve"> </w:t>
+      </w:r>
+      <w:r>
+        <w:rPr>
+          <w:rStyle w:val="VerbatimChar"/>
+        </w:rPr>
+        <w:t xml:space="preserve">choose_random_item</w:t>
+      </w:r>
+      <w:r>
+        <w:t xml:space="preserve"> </w:t>
+      </w:r>
+      <w:r>
+        <w:t xml:space="preserve">function.</w:t>
       </w:r>
     </w:p>
     <w:p>
@@ -2258,13 +1984,115 @@
       </w:pPr>
       <w:r>
         <w:rPr>
-          <w:rStyle w:val="VerbatimChar"/>
-        </w:rPr>
-        <w:t xml:space="preserve">'banana'</w:t>
+          <w:rStyle w:val="CommentTok"/>
+        </w:rPr>
+        <w:t xml:space="preserve"># Internal logic for choosing an item</w:t>
+      </w:r>
+      <w:r>
+        <w:br/>
+      </w:r>
+      <w:r>
+        <w:rPr>
+          <w:rStyle w:val="ImportTok"/>
+        </w:rPr>
+        <w:t xml:space="preserve">import</w:t>
+      </w:r>
+      <w:r>
+        <w:rPr>
+          <w:rStyle w:val="NormalTok"/>
+        </w:rPr>
+        <w:t xml:space="preserve"> random</w:t>
+      </w:r>
+      <w:r>
+        <w:br/>
+      </w:r>
+      <w:r>
+        <w:rPr>
+          <w:rStyle w:val="NormalTok"/>
+        </w:rPr>
+        <w:t xml:space="preserve">items </w:t>
+      </w:r>
+      <w:r>
+        <w:rPr>
+          <w:rStyle w:val="OperatorTok"/>
+        </w:rPr>
+        <w:t xml:space="preserve">=</w:t>
+      </w:r>
+      <w:r>
+        <w:rPr>
+          <w:rStyle w:val="NormalTok"/>
+        </w:rPr>
+        <w:t xml:space="preserve"> [</w:t>
+      </w:r>
+      <w:r>
+        <w:rPr>
+          <w:rStyle w:val="StringTok"/>
+        </w:rPr>
+        <w:t xml:space="preserve">"apple"</w:t>
+      </w:r>
+      <w:r>
+        <w:rPr>
+          <w:rStyle w:val="NormalTok"/>
+        </w:rPr>
+        <w:t xml:space="preserve">, </w:t>
+      </w:r>
+      <w:r>
+        <w:rPr>
+          <w:rStyle w:val="StringTok"/>
+        </w:rPr>
+        <w:t xml:space="preserve">"banana"</w:t>
+      </w:r>
+      <w:r>
+        <w:rPr>
+          <w:rStyle w:val="NormalTok"/>
+        </w:rPr>
+        <w:t xml:space="preserve">, </w:t>
+      </w:r>
+      <w:r>
+        <w:rPr>
+          <w:rStyle w:val="StringTok"/>
+        </w:rPr>
+        <w:t xml:space="preserve">"cherry"</w:t>
+      </w:r>
+      <w:r>
+        <w:rPr>
+          <w:rStyle w:val="NormalTok"/>
+        </w:rPr>
+        <w:t xml:space="preserve">]</w:t>
+      </w:r>
+      <w:r>
+        <w:br/>
+      </w:r>
+      <w:r>
+        <w:rPr>
+          <w:rStyle w:val="CommentTok"/>
+        </w:rPr>
+        <w:t xml:space="preserve"># The function will execute this line if the list is not empty</w:t>
+      </w:r>
+      <w:r>
+        <w:br/>
+      </w:r>
+      <w:r>
+        <w:rPr>
+          <w:rStyle w:val="NormalTok"/>
+        </w:rPr>
+        <w:t xml:space="preserve">selected_item </w:t>
+      </w:r>
+      <w:r>
+        <w:rPr>
+          <w:rStyle w:val="OperatorTok"/>
+        </w:rPr>
+        <w:t xml:space="preserve">=</w:t>
+      </w:r>
+      <w:r>
+        <w:rPr>
+          <w:rStyle w:val="NormalTok"/>
+        </w:rPr>
+        <w:t xml:space="preserve"> random.choice(items)</w:t>
       </w:r>
     </w:p>
-    <w:bookmarkEnd w:id="27"/>
-    <w:bookmarkStart w:id="28" w:name="example-2"/>
+    <w:bookmarkEnd w:id="26"/>
+    <w:bookmarkStart w:id="27" w:name="usage-notes-2"/>
     <w:p>
       <w:pPr>
         <w:pStyle w:val="Heading2"/>
@@ -2273,351 +2101,13 @@
         <w:rPr>
           <w:rStyle w:val="SectionNumber"/>
         </w:rPr>
-        <w:t xml:space="preserve">3.5</w:t>
+        <w:t xml:space="preserve">3.4</w:t>
       </w:r>
       <w:r>
         <w:tab/>
       </w:r>
       <w:r>
-        <w:t xml:space="preserve">Example</w:t>
-      </w:r>
-    </w:p>
-    <w:p>
-      <w:pPr>
-        <w:pStyle w:val="SourceCode"/>
-      </w:pPr>
-      <w:r>
-        <w:rPr>
-          <w:rStyle w:val="CommentTok"/>
-        </w:rPr>
-        <w:t xml:space="preserve"># Example usage</w:t>
-      </w:r>
-      <w:r>
-        <w:br/>
-      </w:r>
-      <w:r>
-        <w:rPr>
-          <w:rStyle w:val="ImportTok"/>
-        </w:rPr>
-        <w:t xml:space="preserve">import</w:t>
-      </w:r>
-      <w:r>
-        <w:rPr>
-          <w:rStyle w:val="NormalTok"/>
-        </w:rPr>
-        <w:t xml:space="preserve"> random </w:t>
-      </w:r>
-      <w:r>
-        <w:rPr>
-          <w:rStyle w:val="CommentTok"/>
-        </w:rPr>
-        <w:t xml:space="preserve"># Required for the function to work</w:t>
-      </w:r>
-      <w:r>
-        <w:br/>
-      </w:r>
-      <w:r>
-        <w:br/>
-      </w:r>
-      <w:r>
-        <w:rPr>
-          <w:rStyle w:val="CommentTok"/>
-        </w:rPr>
-        <w:t xml:space="preserve"># Define a list of items</w:t>
-      </w:r>
-      <w:r>
-        <w:br/>
-      </w:r>
-      <w:r>
-        <w:rPr>
-          <w:rStyle w:val="NormalTok"/>
-        </w:rPr>
-        <w:t xml:space="preserve">fruit_options </w:t>
-      </w:r>
-      <w:r>
-        <w:rPr>
-          <w:rStyle w:val="OperatorTok"/>
-        </w:rPr>
-        <w:t xml:space="preserve">=</w:t>
-      </w:r>
-      <w:r>
-        <w:rPr>
-          <w:rStyle w:val="NormalTok"/>
-        </w:rPr>
-        <w:t xml:space="preserve"> [</w:t>
-      </w:r>
-      <w:r>
-        <w:rPr>
-          <w:rStyle w:val="StringTok"/>
-        </w:rPr>
-        <w:t xml:space="preserve">"apple"</w:t>
-      </w:r>
-      <w:r>
-        <w:rPr>
-          <w:rStyle w:val="NormalTok"/>
-        </w:rPr>
-        <w:t xml:space="preserve">, </w:t>
-      </w:r>
-      <w:r>
-        <w:rPr>
-          <w:rStyle w:val="StringTok"/>
-        </w:rPr>
-        <w:t xml:space="preserve">"banana"</w:t>
-      </w:r>
-      <w:r>
-        <w:rPr>
-          <w:rStyle w:val="NormalTok"/>
-        </w:rPr>
-        <w:t xml:space="preserve">, </w:t>
-      </w:r>
-      <w:r>
-        <w:rPr>
-          <w:rStyle w:val="StringTok"/>
-        </w:rPr>
-        <w:t xml:space="preserve">"cherry"</w:t>
-      </w:r>
-      <w:r>
-        <w:rPr>
-          <w:rStyle w:val="NormalTok"/>
-        </w:rPr>
-        <w:t xml:space="preserve">, </w:t>
-      </w:r>
-      <w:r>
-        <w:rPr>
-          <w:rStyle w:val="StringTok"/>
-        </w:rPr>
-        <w:t xml:space="preserve">"date"</w:t>
-      </w:r>
-      <w:r>
-        <w:rPr>
-          <w:rStyle w:val="NormalTok"/>
-        </w:rPr>
-        <w:t xml:space="preserve">]</w:t>
-      </w:r>
-      <w:r>
-        <w:br/>
-      </w:r>
-      <w:r>
-        <w:br/>
-      </w:r>
-      <w:r>
-        <w:rPr>
-          <w:rStyle w:val="CommentTok"/>
-        </w:rPr>
-        <w:t xml:space="preserve"># Call the function to get a random fruit</w:t>
-      </w:r>
-      <w:r>
-        <w:br/>
-      </w:r>
-      <w:r>
-        <w:rPr>
-          <w:rStyle w:val="NormalTok"/>
-        </w:rPr>
-        <w:t xml:space="preserve">random_fruit </w:t>
-      </w:r>
-      <w:r>
-        <w:rPr>
-          <w:rStyle w:val="OperatorTok"/>
-        </w:rPr>
-        <w:t xml:space="preserve">=</w:t>
-      </w:r>
-      <w:r>
-        <w:rPr>
-          <w:rStyle w:val="NormalTok"/>
-        </w:rPr>
-        <w:t xml:space="preserve"> choose_random_item(fruit_options)</w:t>
-      </w:r>
-      <w:r>
-        <w:br/>
-      </w:r>
-      <w:r>
-        <w:br/>
-      </w:r>
-      <w:r>
-        <w:rPr>
-          <w:rStyle w:val="BuiltInTok"/>
-        </w:rPr>
-        <w:t xml:space="preserve">print</w:t>
-      </w:r>
-      <w:r>
-        <w:rPr>
-          <w:rStyle w:val="NormalTok"/>
-        </w:rPr>
-        <w:t xml:space="preserve">(</w:t>
-      </w:r>
-      <w:r>
-        <w:rPr>
-          <w:rStyle w:val="SpecialStringTok"/>
-        </w:rPr>
-        <w:t xml:space="preserve">f"The randomly chosen fruit is: </w:t>
-      </w:r>
-      <w:r>
-        <w:rPr>
-          <w:rStyle w:val="SpecialCharTok"/>
-        </w:rPr>
-        <w:t xml:space="preserve">{</w:t>
-      </w:r>
-      <w:r>
-        <w:rPr>
-          <w:rStyle w:val="NormalTok"/>
-        </w:rPr>
-        <w:t xml:space="preserve">random_fruit</w:t>
-      </w:r>
-      <w:r>
-        <w:rPr>
-          <w:rStyle w:val="SpecialCharTok"/>
-        </w:rPr>
-        <w:t xml:space="preserve">}</w:t>
-      </w:r>
-      <w:r>
-        <w:rPr>
-          <w:rStyle w:val="SpecialStringTok"/>
-        </w:rPr>
-        <w:t xml:space="preserve">"</w:t>
-      </w:r>
-      <w:r>
-        <w:rPr>
-          <w:rStyle w:val="NormalTok"/>
-        </w:rPr>
-        <w:t xml:space="preserve">)</w:t>
-      </w:r>
-    </w:p>
-    <w:p>
-      <w:pPr>
-        <w:pStyle w:val="FirstParagraph"/>
-      </w:pPr>
-      <w:r>
-        <w:rPr>
-          <w:b/>
-          <w:bCs/>
-        </w:rPr>
-        <w:t xml:space="preserve">Output:</w:t>
-      </w:r>
-    </w:p>
-    <w:p>
-      <w:pPr>
-        <w:pStyle w:val="SourceCode"/>
-      </w:pPr>
-      <w:r>
-        <w:rPr>
-          <w:rStyle w:val="VerbatimChar"/>
-        </w:rPr>
-        <w:t xml:space="preserve"># The output will vary with each execution. A possible output is:</w:t>
-      </w:r>
-      <w:r>
-        <w:br/>
-      </w:r>
-      <w:r>
-        <w:rPr>
-          <w:rStyle w:val="VerbatimChar"/>
-        </w:rPr>
-        <w:t xml:space="preserve">The randomly chosen fruit is: cherry</w:t>
-      </w:r>
-    </w:p>
-    <w:p>
-      <w:r>
-        <w:pict>
-          <v:rect style="width:0;height:1.5pt" o:hralign="center" o:hrstd="t" o:hr="t"/>
-        </w:pict>
-      </w:r>
-    </w:p>
-    <w:bookmarkEnd w:id="28"/>
-    <w:bookmarkStart w:id="29" w:name="functiondef-shuffle_copyitems"/>
-    <w:p>
-      <w:pPr>
-        <w:pStyle w:val="Heading2"/>
-      </w:pPr>
-      <w:r>
-        <w:rPr>
-          <w:rStyle w:val="SectionNumber"/>
-        </w:rPr>
-        <w:t xml:space="preserve">3.6</w:t>
-      </w:r>
-      <w:r>
-        <w:tab/>
-      </w:r>
-      <w:r>
-        <w:t xml:space="preserve">FunctionDef shuffle_copy(items)</w:t>
-      </w:r>
-    </w:p>
-    <w:bookmarkEnd w:id="29"/>
-    <w:bookmarkEnd w:id="30"/>
-    <w:bookmarkStart w:id="36" w:name="function-shuffle_copy"/>
-    <w:p>
-      <w:pPr>
-        <w:pStyle w:val="Heading1"/>
-      </w:pPr>
-      <w:r>
-        <w:rPr>
-          <w:rStyle w:val="SectionNumber"/>
-        </w:rPr>
-        <w:t xml:space="preserve">4</w:t>
-      </w:r>
-      <w:r>
-        <w:tab/>
-      </w:r>
-      <w:r>
-        <w:t xml:space="preserve">Function: shuffle_copy</w:t>
-      </w:r>
-    </w:p>
-    <w:bookmarkStart w:id="31" w:name="overview-3"/>
-    <w:p>
-      <w:pPr>
-        <w:pStyle w:val="Heading2"/>
-      </w:pPr>
-      <w:r>
-        <w:rPr>
-          <w:rStyle w:val="SectionNumber"/>
-        </w:rPr>
-        <w:t xml:space="preserve">4.1</w:t>
-      </w:r>
-      <w:r>
-        <w:tab/>
-      </w:r>
-      <w:r>
-        <w:t xml:space="preserve">Overview</w:t>
-      </w:r>
-    </w:p>
-    <w:p>
-      <w:pPr>
-        <w:pStyle w:val="FirstParagraph"/>
-      </w:pPr>
-      <w:r>
-        <w:t xml:space="preserve">The</w:t>
-      </w:r>
-      <w:r>
-        <w:t xml:space="preserve"> </w:t>
-      </w:r>
-      <w:r>
-        <w:rPr>
-          <w:rStyle w:val="VerbatimChar"/>
-        </w:rPr>
-        <w:t xml:space="preserve">shuffle_copy</w:t>
-      </w:r>
-      <w:r>
-        <w:t xml:space="preserve"> </w:t>
-      </w:r>
-      <w:r>
-        <w:t xml:space="preserve">Function returns a new, randomly shuffled copy of a given list, ensuring the original list remains unchanged.</w:t>
-      </w:r>
-    </w:p>
-    <w:bookmarkEnd w:id="31"/>
-    <w:bookmarkStart w:id="32" w:name="parameters-3"/>
-    <w:p>
-      <w:pPr>
-        <w:pStyle w:val="Heading2"/>
-      </w:pPr>
-      <w:r>
-        <w:rPr>
-          <w:rStyle w:val="SectionNumber"/>
-        </w:rPr>
-        <w:t xml:space="preserve">4.2</w:t>
-      </w:r>
-      <w:r>
-        <w:tab/>
-      </w:r>
-      <w:r>
-        <w:t xml:space="preserve">parameters</w:t>
+        <w:t xml:space="preserve">Usage Notes</w:t>
       </w:r>
     </w:p>
     <w:p>
@@ -2629,26 +2119,804 @@
         </w:numPr>
       </w:pPr>
       <w:r>
+        <w:t xml:space="preserve">The input list</w:t>
+      </w:r>
+      <w:r>
+        <w:t xml:space="preserve"> </w:t>
+      </w:r>
+      <w:r>
+        <w:rPr>
+          <w:rStyle w:val="VerbatimChar"/>
+        </w:rPr>
+        <w:t xml:space="preserve">items</w:t>
+      </w:r>
+      <w:r>
+        <w:t xml:space="preserve"> </w:t>
+      </w:r>
+      <w:r>
+        <w:t xml:space="preserve">must not be empty. Providing an empty list will result in a</w:t>
+      </w:r>
+      <w:r>
+        <w:t xml:space="preserve"> </w:t>
+      </w:r>
+      <w:r>
+        <w:rPr>
+          <w:rStyle w:val="VerbatimChar"/>
+        </w:rPr>
+        <w:t xml:space="preserve">ValueError</w:t>
+      </w:r>
+      <w:r>
+        <w:t xml:space="preserve">.</w:t>
+      </w:r>
+    </w:p>
+    <w:p>
+      <w:pPr>
+        <w:pStyle w:val="Compact"/>
+        <w:numPr>
+          <w:ilvl w:val="0"/>
+          <w:numId w:val="1005"/>
+        </w:numPr>
+      </w:pPr>
+      <w:r>
+        <w:t xml:space="preserve">This function depends on Python’s built-in</w:t>
+      </w:r>
+      <w:r>
+        <w:t xml:space="preserve"> </w:t>
+      </w:r>
+      <w:r>
+        <w:rPr>
+          <w:rStyle w:val="VerbatimChar"/>
+        </w:rPr>
+        <w:t xml:space="preserve">random</w:t>
+      </w:r>
+      <w:r>
+        <w:t xml:space="preserve"> </w:t>
+      </w:r>
+      <w:r>
+        <w:t xml:space="preserve">module. Ensure it is imported in the file where the function is defined.</w:t>
+      </w:r>
+    </w:p>
+    <w:p>
+      <w:pPr>
+        <w:pStyle w:val="Compact"/>
+        <w:numPr>
+          <w:ilvl w:val="0"/>
+          <w:numId w:val="1005"/>
+        </w:numPr>
+      </w:pPr>
+      <w:r>
+        <w:t xml:space="preserve">The selection is uniformly random, meaning every item in the list has an equal probability of being chosen on any given call.</w:t>
+      </w:r>
+    </w:p>
+    <w:p>
+      <w:pPr>
+        <w:pStyle w:val="FirstParagraph"/>
+      </w:pPr>
+      <w:r>
         <w:rPr>
           <w:b/>
           <w:bCs/>
         </w:rPr>
+        <w:t xml:space="preserve">Output Example</w:t>
+      </w:r>
+      <w:r>
+        <w:t xml:space="preserve">: A single string from the input list. As the selection is random, the output will vary between calls. For an input of</w:t>
+      </w:r>
+      <w:r>
+        <w:t xml:space="preserve"> </w:t>
+      </w:r>
+      <w:r>
+        <w:rPr>
+          <w:rStyle w:val="VerbatimChar"/>
+        </w:rPr>
+        <w:t xml:space="preserve">['red', 'green', 'blue']</w:t>
+      </w:r>
+      <w:r>
+        <w:t xml:space="preserve">, a possible output is</w:t>
+      </w:r>
+      <w:r>
+        <w:t xml:space="preserve"> </w:t>
+      </w:r>
+      <w:r>
+        <w:rPr>
+          <w:rStyle w:val="VerbatimChar"/>
+        </w:rPr>
+        <w:t xml:space="preserve">'green'</w:t>
+      </w:r>
+      <w:r>
+        <w:t xml:space="preserve">.</w:t>
+      </w:r>
+    </w:p>
+    <w:bookmarkEnd w:id="27"/>
+    <w:bookmarkStart w:id="28" w:name="example-2"/>
+    <w:p>
+      <w:pPr>
+        <w:pStyle w:val="Heading2"/>
+      </w:pPr>
+      <w:r>
+        <w:rPr>
+          <w:rStyle w:val="SectionNumber"/>
+        </w:rPr>
+        <w:t xml:space="preserve">3.5</w:t>
+      </w:r>
+      <w:r>
+        <w:tab/>
+      </w:r>
+      <w:r>
+        <w:t xml:space="preserve">Example</w:t>
+      </w:r>
+    </w:p>
+    <w:p>
+      <w:pPr>
+        <w:pStyle w:val="SourceCode"/>
+      </w:pPr>
+      <w:r>
+        <w:rPr>
+          <w:rStyle w:val="ImportTok"/>
+        </w:rPr>
+        <w:t xml:space="preserve">import</w:t>
+      </w:r>
+      <w:r>
+        <w:rPr>
+          <w:rStyle w:val="NormalTok"/>
+        </w:rPr>
+        <w:t xml:space="preserve"> random</w:t>
+      </w:r>
+      <w:r>
+        <w:br/>
+      </w:r>
+      <w:r>
+        <w:rPr>
+          <w:rStyle w:val="ImportTok"/>
+        </w:rPr>
+        <w:t xml:space="preserve">from</w:t>
+      </w:r>
+      <w:r>
+        <w:rPr>
+          <w:rStyle w:val="NormalTok"/>
+        </w:rPr>
+        <w:t xml:space="preserve"> typing </w:t>
+      </w:r>
+      <w:r>
+        <w:rPr>
+          <w:rStyle w:val="ImportTok"/>
+        </w:rPr>
+        <w:t xml:space="preserve">import</w:t>
+      </w:r>
+      <w:r>
+        <w:rPr>
+          <w:rStyle w:val="NormalTok"/>
+        </w:rPr>
+        <w:t xml:space="preserve"> List</w:t>
+      </w:r>
+      <w:r>
+        <w:br/>
+      </w:r>
+      <w:r>
+        <w:br/>
+      </w:r>
+      <w:r>
+        <w:rPr>
+          <w:rStyle w:val="CommentTok"/>
+        </w:rPr>
+        <w:t xml:space="preserve"># Definition of the function</w:t>
+      </w:r>
+      <w:r>
+        <w:br/>
+      </w:r>
+      <w:r>
+        <w:rPr>
+          <w:rStyle w:val="KeywordTok"/>
+        </w:rPr>
+        <w:t xml:space="preserve">def</w:t>
+      </w:r>
+      <w:r>
+        <w:rPr>
+          <w:rStyle w:val="NormalTok"/>
+        </w:rPr>
+        <w:t xml:space="preserve"> choose_random_item(items: List[</w:t>
+      </w:r>
+      <w:r>
+        <w:rPr>
+          <w:rStyle w:val="BuiltInTok"/>
+        </w:rPr>
+        <w:t xml:space="preserve">str</w:t>
+      </w:r>
+      <w:r>
+        <w:rPr>
+          <w:rStyle w:val="NormalTok"/>
+        </w:rPr>
+        <w:t xml:space="preserve">]) </w:t>
+      </w:r>
+      <w:r>
+        <w:rPr>
+          <w:rStyle w:val="OperatorTok"/>
+        </w:rPr>
+        <w:t xml:space="preserve">-&gt;</w:t>
+      </w:r>
+      <w:r>
+        <w:rPr>
+          <w:rStyle w:val="NormalTok"/>
+        </w:rPr>
+        <w:t xml:space="preserve"> </w:t>
+      </w:r>
+      <w:r>
+        <w:rPr>
+          <w:rStyle w:val="BuiltInTok"/>
+        </w:rPr>
+        <w:t xml:space="preserve">str</w:t>
+      </w:r>
+      <w:r>
+        <w:rPr>
+          <w:rStyle w:val="NormalTok"/>
+        </w:rPr>
+        <w:t xml:space="preserve">:</w:t>
+      </w:r>
+      <w:r>
+        <w:br/>
+      </w:r>
+      <w:r>
+        <w:rPr>
+          <w:rStyle w:val="NormalTok"/>
+        </w:rPr>
+        <w:t xml:space="preserve">    </w:t>
+      </w:r>
+      <w:r>
+        <w:rPr>
+          <w:rStyle w:val="CommentTok"/>
+        </w:rPr>
+        <w:t xml:space="preserve">"""Choose a single random item from a non-empty sequence."""</w:t>
+      </w:r>
+      <w:r>
+        <w:br/>
+      </w:r>
+      <w:r>
+        <w:rPr>
+          <w:rStyle w:val="NormalTok"/>
+        </w:rPr>
+        <w:t xml:space="preserve">    </w:t>
+      </w:r>
+      <w:r>
+        <w:rPr>
+          <w:rStyle w:val="ControlFlowTok"/>
+        </w:rPr>
+        <w:t xml:space="preserve">if</w:t>
+      </w:r>
+      <w:r>
+        <w:rPr>
+          <w:rStyle w:val="NormalTok"/>
+        </w:rPr>
+        <w:t xml:space="preserve"> </w:t>
+      </w:r>
+      <w:r>
+        <w:rPr>
+          <w:rStyle w:val="KeywordTok"/>
+        </w:rPr>
+        <w:t xml:space="preserve">not</w:t>
+      </w:r>
+      <w:r>
+        <w:rPr>
+          <w:rStyle w:val="NormalTok"/>
+        </w:rPr>
+        <w:t xml:space="preserve"> items:</w:t>
+      </w:r>
+      <w:r>
+        <w:br/>
+      </w:r>
+      <w:r>
+        <w:rPr>
+          <w:rStyle w:val="NormalTok"/>
+        </w:rPr>
+        <w:t xml:space="preserve">        </w:t>
+      </w:r>
+      <w:r>
+        <w:rPr>
+          <w:rStyle w:val="ControlFlowTok"/>
+        </w:rPr>
+        <w:t xml:space="preserve">raise</w:t>
+      </w:r>
+      <w:r>
+        <w:rPr>
+          <w:rStyle w:val="NormalTok"/>
+        </w:rPr>
+        <w:t xml:space="preserve"> </w:t>
+      </w:r>
+      <w:r>
+        <w:rPr>
+          <w:rStyle w:val="PreprocessorTok"/>
+        </w:rPr>
+        <w:t xml:space="preserve">ValueError</w:t>
+      </w:r>
+      <w:r>
+        <w:rPr>
+          <w:rStyle w:val="NormalTok"/>
+        </w:rPr>
+        <w:t xml:space="preserve">(</w:t>
+      </w:r>
+      <w:r>
+        <w:rPr>
+          <w:rStyle w:val="StringTok"/>
+        </w:rPr>
+        <w:t xml:space="preserve">"items must not be empty"</w:t>
+      </w:r>
+      <w:r>
+        <w:rPr>
+          <w:rStyle w:val="NormalTok"/>
+        </w:rPr>
+        <w:t xml:space="preserve">)</w:t>
+      </w:r>
+      <w:r>
+        <w:br/>
+      </w:r>
+      <w:r>
+        <w:rPr>
+          <w:rStyle w:val="NormalTok"/>
+        </w:rPr>
+        <w:t xml:space="preserve">    </w:t>
+      </w:r>
+      <w:r>
+        <w:rPr>
+          <w:rStyle w:val="ControlFlowTok"/>
+        </w:rPr>
+        <w:t xml:space="preserve">return</w:t>
+      </w:r>
+      <w:r>
+        <w:rPr>
+          <w:rStyle w:val="NormalTok"/>
+        </w:rPr>
+        <w:t xml:space="preserve"> random.choice(items)</w:t>
+      </w:r>
+      <w:r>
+        <w:br/>
+      </w:r>
+      <w:r>
+        <w:br/>
+      </w:r>
+      <w:r>
+        <w:rPr>
+          <w:rStyle w:val="CommentTok"/>
+        </w:rPr>
+        <w:t xml:space="preserve"># Example usage</w:t>
+      </w:r>
+      <w:r>
+        <w:br/>
+      </w:r>
+      <w:r>
+        <w:rPr>
+          <w:rStyle w:val="NormalTok"/>
+        </w:rPr>
+        <w:t xml:space="preserve">fruits </w:t>
+      </w:r>
+      <w:r>
+        <w:rPr>
+          <w:rStyle w:val="OperatorTok"/>
+        </w:rPr>
+        <w:t xml:space="preserve">=</w:t>
+      </w:r>
+      <w:r>
+        <w:rPr>
+          <w:rStyle w:val="NormalTok"/>
+        </w:rPr>
+        <w:t xml:space="preserve"> [</w:t>
+      </w:r>
+      <w:r>
+        <w:rPr>
+          <w:rStyle w:val="StringTok"/>
+        </w:rPr>
+        <w:t xml:space="preserve">"apple"</w:t>
+      </w:r>
+      <w:r>
+        <w:rPr>
+          <w:rStyle w:val="NormalTok"/>
+        </w:rPr>
+        <w:t xml:space="preserve">, </w:t>
+      </w:r>
+      <w:r>
+        <w:rPr>
+          <w:rStyle w:val="StringTok"/>
+        </w:rPr>
+        <w:t xml:space="preserve">"banana"</w:t>
+      </w:r>
+      <w:r>
+        <w:rPr>
+          <w:rStyle w:val="NormalTok"/>
+        </w:rPr>
+        <w:t xml:space="preserve">, </w:t>
+      </w:r>
+      <w:r>
+        <w:rPr>
+          <w:rStyle w:val="StringTok"/>
+        </w:rPr>
+        <w:t xml:space="preserve">"cherry"</w:t>
+      </w:r>
+      <w:r>
+        <w:rPr>
+          <w:rStyle w:val="NormalTok"/>
+        </w:rPr>
+        <w:t xml:space="preserve">, </w:t>
+      </w:r>
+      <w:r>
+        <w:rPr>
+          <w:rStyle w:val="StringTok"/>
+        </w:rPr>
+        <w:t xml:space="preserve">"date"</w:t>
+      </w:r>
+      <w:r>
+        <w:rPr>
+          <w:rStyle w:val="NormalTok"/>
+        </w:rPr>
+        <w:t xml:space="preserve">]</w:t>
+      </w:r>
+      <w:r>
+        <w:br/>
+      </w:r>
+      <w:r>
+        <w:rPr>
+          <w:rStyle w:val="NormalTok"/>
+        </w:rPr>
+        <w:t xml:space="preserve">random_fruit </w:t>
+      </w:r>
+      <w:r>
+        <w:rPr>
+          <w:rStyle w:val="OperatorTok"/>
+        </w:rPr>
+        <w:t xml:space="preserve">=</w:t>
+      </w:r>
+      <w:r>
+        <w:rPr>
+          <w:rStyle w:val="NormalTok"/>
+        </w:rPr>
+        <w:t xml:space="preserve"> choose_random_item(fruits)</w:t>
+      </w:r>
+      <w:r>
+        <w:br/>
+      </w:r>
+      <w:r>
+        <w:rPr>
+          <w:rStyle w:val="BuiltInTok"/>
+        </w:rPr>
+        <w:t xml:space="preserve">print</w:t>
+      </w:r>
+      <w:r>
+        <w:rPr>
+          <w:rStyle w:val="NormalTok"/>
+        </w:rPr>
+        <w:t xml:space="preserve">(</w:t>
+      </w:r>
+      <w:r>
+        <w:rPr>
+          <w:rStyle w:val="SpecialStringTok"/>
+        </w:rPr>
+        <w:t xml:space="preserve">f"The randomly chosen fruit is: </w:t>
+      </w:r>
+      <w:r>
+        <w:rPr>
+          <w:rStyle w:val="SpecialCharTok"/>
+        </w:rPr>
+        <w:t xml:space="preserve">{</w:t>
+      </w:r>
+      <w:r>
+        <w:rPr>
+          <w:rStyle w:val="NormalTok"/>
+        </w:rPr>
+        <w:t xml:space="preserve">random_fruit</w:t>
+      </w:r>
+      <w:r>
+        <w:rPr>
+          <w:rStyle w:val="SpecialCharTok"/>
+        </w:rPr>
+        <w:t xml:space="preserve">}</w:t>
+      </w:r>
+      <w:r>
+        <w:rPr>
+          <w:rStyle w:val="SpecialStringTok"/>
+        </w:rPr>
+        <w:t xml:space="preserve">"</w:t>
+      </w:r>
+      <w:r>
+        <w:rPr>
+          <w:rStyle w:val="NormalTok"/>
+        </w:rPr>
+        <w:t xml:space="preserve">)</w:t>
+      </w:r>
+      <w:r>
+        <w:br/>
+      </w:r>
+      <w:r>
+        <w:br/>
+      </w:r>
+      <w:r>
+        <w:rPr>
+          <w:rStyle w:val="CommentTok"/>
+        </w:rPr>
+        <w:t xml:space="preserve"># Example of what happens with an empty list</w:t>
+      </w:r>
+      <w:r>
+        <w:br/>
+      </w:r>
+      <w:r>
+        <w:rPr>
+          <w:rStyle w:val="ControlFlowTok"/>
+        </w:rPr>
+        <w:t xml:space="preserve">try</w:t>
+      </w:r>
+      <w:r>
+        <w:rPr>
+          <w:rStyle w:val="NormalTok"/>
+        </w:rPr>
+        <w:t xml:space="preserve">:</w:t>
+      </w:r>
+      <w:r>
+        <w:br/>
+      </w:r>
+      <w:r>
+        <w:rPr>
+          <w:rStyle w:val="NormalTok"/>
+        </w:rPr>
+        <w:t xml:space="preserve">    choose_random_item([])</w:t>
+      </w:r>
+      <w:r>
+        <w:br/>
+      </w:r>
+      <w:r>
+        <w:rPr>
+          <w:rStyle w:val="ControlFlowTok"/>
+        </w:rPr>
+        <w:t xml:space="preserve">except</w:t>
+      </w:r>
+      <w:r>
+        <w:rPr>
+          <w:rStyle w:val="NormalTok"/>
+        </w:rPr>
+        <w:t xml:space="preserve"> </w:t>
+      </w:r>
+      <w:r>
+        <w:rPr>
+          <w:rStyle w:val="PreprocessorTok"/>
+        </w:rPr>
+        <w:t xml:space="preserve">ValueError</w:t>
+      </w:r>
+      <w:r>
+        <w:rPr>
+          <w:rStyle w:val="NormalTok"/>
+        </w:rPr>
+        <w:t xml:space="preserve"> </w:t>
+      </w:r>
+      <w:r>
+        <w:rPr>
+          <w:rStyle w:val="ImportTok"/>
+        </w:rPr>
+        <w:t xml:space="preserve">as</w:t>
+      </w:r>
+      <w:r>
+        <w:rPr>
+          <w:rStyle w:val="NormalTok"/>
+        </w:rPr>
+        <w:t xml:space="preserve"> e:</w:t>
+      </w:r>
+      <w:r>
+        <w:br/>
+      </w:r>
+      <w:r>
+        <w:rPr>
+          <w:rStyle w:val="NormalTok"/>
+        </w:rPr>
+        <w:t xml:space="preserve">    </w:t>
+      </w:r>
+      <w:r>
+        <w:rPr>
+          <w:rStyle w:val="BuiltInTok"/>
+        </w:rPr>
+        <w:t xml:space="preserve">print</w:t>
+      </w:r>
+      <w:r>
+        <w:rPr>
+          <w:rStyle w:val="NormalTok"/>
+        </w:rPr>
+        <w:t xml:space="preserve">(</w:t>
+      </w:r>
+      <w:r>
+        <w:rPr>
+          <w:rStyle w:val="SpecialStringTok"/>
+        </w:rPr>
+        <w:t xml:space="preserve">f"Error: </w:t>
+      </w:r>
+      <w:r>
+        <w:rPr>
+          <w:rStyle w:val="SpecialCharTok"/>
+        </w:rPr>
+        <w:t xml:space="preserve">{</w:t>
+      </w:r>
+      <w:r>
+        <w:rPr>
+          <w:rStyle w:val="NormalTok"/>
+        </w:rPr>
+        <w:t xml:space="preserve">e</w:t>
+      </w:r>
+      <w:r>
+        <w:rPr>
+          <w:rStyle w:val="SpecialCharTok"/>
+        </w:rPr>
+        <w:t xml:space="preserve">}</w:t>
+      </w:r>
+      <w:r>
+        <w:rPr>
+          <w:rStyle w:val="SpecialStringTok"/>
+        </w:rPr>
+        <w:t xml:space="preserve">"</w:t>
+      </w:r>
+      <w:r>
+        <w:rPr>
+          <w:rStyle w:val="NormalTok"/>
+        </w:rPr>
+        <w:t xml:space="preserve">)</w:t>
+      </w:r>
+    </w:p>
+    <w:p>
+      <w:pPr>
+        <w:pStyle w:val="FirstParagraph"/>
+      </w:pPr>
+      <w:r>
+        <w:rPr>
+          <w:b/>
+          <w:bCs/>
+        </w:rPr>
+        <w:t xml:space="preserve">Output:</w:t>
+      </w:r>
+    </w:p>
+    <w:p>
+      <w:pPr>
+        <w:pStyle w:val="SourceCode"/>
+      </w:pPr>
+      <w:r>
+        <w:rPr>
+          <w:rStyle w:val="VerbatimChar"/>
+        </w:rPr>
+        <w:t xml:space="preserve">The randomly chosen fruit is: banana</w:t>
+      </w:r>
+      <w:r>
+        <w:br/>
+      </w:r>
+      <w:r>
+        <w:rPr>
+          <w:rStyle w:val="VerbatimChar"/>
+        </w:rPr>
+        <w:t xml:space="preserve">Error: items must not be empty</w:t>
+      </w:r>
+    </w:p>
+    <w:p>
+      <w:pPr>
+        <w:pStyle w:val="FirstParagraph"/>
+      </w:pPr>
+      <w:r>
+        <w:t xml:space="preserve">(Note: The actual fruit chosen in the first line of the output will vary with each execution.)</w:t>
+      </w:r>
+    </w:p>
+    <w:p>
+      <w:r>
+        <w:pict>
+          <v:rect style="width:0;height:1.5pt" o:hralign="center" o:hrstd="t" o:hr="t"/>
+        </w:pict>
+      </w:r>
+    </w:p>
+    <w:bookmarkEnd w:id="28"/>
+    <w:bookmarkStart w:id="29" w:name="functiondef-shuffle_copyitems"/>
+    <w:p>
+      <w:pPr>
+        <w:pStyle w:val="Heading2"/>
+      </w:pPr>
+      <w:r>
+        <w:rPr>
+          <w:rStyle w:val="SectionNumber"/>
+        </w:rPr>
+        <w:t xml:space="preserve">3.6</w:t>
+      </w:r>
+      <w:r>
+        <w:tab/>
+      </w:r>
+      <w:r>
+        <w:t xml:space="preserve">FunctionDef shuffle_copy(items)</w:t>
+      </w:r>
+    </w:p>
+    <w:bookmarkEnd w:id="29"/>
+    <w:bookmarkEnd w:id="30"/>
+    <w:bookmarkStart w:id="36" w:name="function-shuffle_copyitems-listint"/>
+    <w:p>
+      <w:pPr>
+        <w:pStyle w:val="Heading1"/>
+      </w:pPr>
+      <w:r>
+        <w:rPr>
+          <w:rStyle w:val="SectionNumber"/>
+        </w:rPr>
+        <w:t xml:space="preserve">4</w:t>
+      </w:r>
+      <w:r>
+        <w:tab/>
+      </w:r>
+      <w:r>
+        <w:t xml:space="preserve">Function: shuffle_copy(items: List[int])</w:t>
+      </w:r>
+    </w:p>
+    <w:bookmarkStart w:id="31" w:name="overview-3"/>
+    <w:p>
+      <w:pPr>
+        <w:pStyle w:val="Heading2"/>
+      </w:pPr>
+      <w:r>
+        <w:rPr>
+          <w:rStyle w:val="SectionNumber"/>
+        </w:rPr>
+        <w:t xml:space="preserve">4.1</w:t>
+      </w:r>
+      <w:r>
+        <w:tab/>
+      </w:r>
+      <w:r>
+        <w:t xml:space="preserve">Overview</w:t>
+      </w:r>
+    </w:p>
+    <w:p>
+      <w:pPr>
+        <w:pStyle w:val="FirstParagraph"/>
+      </w:pPr>
+      <w:r>
+        <w:t xml:space="preserve">The</w:t>
+      </w:r>
+      <w:r>
+        <w:t xml:space="preserve"> </w:t>
+      </w:r>
+      <w:r>
+        <w:rPr>
+          <w:rStyle w:val="VerbatimChar"/>
+        </w:rPr>
+        <w:t xml:space="preserve">shuffle_copy</w:t>
+      </w:r>
+      <w:r>
+        <w:t xml:space="preserve"> </w:t>
+      </w:r>
+      <w:r>
+        <w:t xml:space="preserve">function creates and returns a randomly shuffled copy of a list of integers, leaving the original list unchanged.</w:t>
+      </w:r>
+    </w:p>
+    <w:bookmarkEnd w:id="31"/>
+    <w:bookmarkStart w:id="32" w:name="parameters-3"/>
+    <w:p>
+      <w:pPr>
+        <w:pStyle w:val="Heading2"/>
+      </w:pPr>
+      <w:r>
+        <w:rPr>
+          <w:rStyle w:val="SectionNumber"/>
+        </w:rPr>
+        <w:t xml:space="preserve">4.2</w:t>
+      </w:r>
+      <w:r>
+        <w:tab/>
+      </w:r>
+      <w:r>
+        <w:t xml:space="preserve">parameters</w:t>
+      </w:r>
+    </w:p>
+    <w:p>
+      <w:pPr>
+        <w:pStyle w:val="Compact"/>
+        <w:numPr>
+          <w:ilvl w:val="0"/>
+          <w:numId w:val="1006"/>
+        </w:numPr>
+      </w:pPr>
+      <w:r>
+        <w:rPr>
+          <w:rStyle w:val="VerbatimChar"/>
+        </w:rPr>
         <w:t xml:space="preserve">items</w:t>
       </w:r>
       <w:r>
         <w:t xml:space="preserve"> </w:t>
       </w:r>
       <w:r>
-        <w:t xml:space="preserve">(</w:t>
-      </w:r>
-      <w:r>
-        <w:rPr>
-          <w:rStyle w:val="VerbatimChar"/>
-        </w:rPr>
-        <w:t xml:space="preserve">List[int]</w:t>
-      </w:r>
-      <w:r>
-        <w:t xml:space="preserve">): A list of integers that will be copied and shuffled.</w:t>
+        <w:t xml:space="preserve">(List[int]): A list of integers to be copied and shuffled.</w:t>
       </w:r>
     </w:p>
     <w:bookmarkEnd w:id="32"/>
@@ -2675,368 +2943,7 @@
         <w:pStyle w:val="FirstParagraph"/>
       </w:pPr>
       <w:r>
-        <w:t xml:space="preserve">This function provides a safe way to shuffle a list without altering the original data structure. The process involves three main steps:</w:t>
-      </w:r>
-    </w:p>
-    <w:p>
-      <w:pPr>
-        <w:numPr>
-          <w:ilvl w:val="0"/>
-          <w:numId w:val="1006"/>
-        </w:numPr>
-      </w:pPr>
-      <w:r>
-        <w:t xml:space="preserve">A shallow copy of the input</w:t>
-      </w:r>
-      <w:r>
-        <w:t xml:space="preserve"> </w:t>
-      </w:r>
-      <w:r>
-        <w:rPr>
-          <w:rStyle w:val="VerbatimChar"/>
-        </w:rPr>
-        <w:t xml:space="preserve">items</w:t>
-      </w:r>
-      <w:r>
-        <w:t xml:space="preserve"> </w:t>
-      </w:r>
-      <w:r>
-        <w:t xml:space="preserve">list is created using the</w:t>
-      </w:r>
-      <w:r>
-        <w:t xml:space="preserve"> </w:t>
-      </w:r>
-      <w:r>
-        <w:rPr>
-          <w:rStyle w:val="VerbatimChar"/>
-        </w:rPr>
-        <w:t xml:space="preserve">list()</w:t>
-      </w:r>
-      <w:r>
-        <w:t xml:space="preserve"> </w:t>
-      </w:r>
-      <w:r>
-        <w:t xml:space="preserve">constructor. This new list is assigned to the</w:t>
-      </w:r>
-      <w:r>
-        <w:t xml:space="preserve"> </w:t>
-      </w:r>
-      <w:r>
-        <w:rPr>
-          <w:rStyle w:val="VerbatimChar"/>
-        </w:rPr>
-        <w:t xml:space="preserve">copy</w:t>
-      </w:r>
-      <w:r>
-        <w:t xml:space="preserve"> </w:t>
-      </w:r>
-      <w:r>
-        <w:t xml:space="preserve">variable. This step is critical to ensure that any subsequent modifications do not affect the original list passed to the function.</w:t>
-      </w:r>
-    </w:p>
-    <w:p>
-      <w:pPr>
-        <w:numPr>
-          <w:ilvl w:val="0"/>
-          <w:numId w:val="1006"/>
-        </w:numPr>
-      </w:pPr>
-      <w:r>
-        <w:t xml:space="preserve">The</w:t>
-      </w:r>
-      <w:r>
-        <w:t xml:space="preserve"> </w:t>
-      </w:r>
-      <w:r>
-        <w:rPr>
-          <w:rStyle w:val="VerbatimChar"/>
-        </w:rPr>
-        <w:t xml:space="preserve">random.shuffle()</w:t>
-      </w:r>
-      <w:r>
-        <w:t xml:space="preserve"> </w:t>
-      </w:r>
-      <w:r>
-        <w:t xml:space="preserve">function is then called on the</w:t>
-      </w:r>
-      <w:r>
-        <w:t xml:space="preserve"> </w:t>
-      </w:r>
-      <w:r>
-        <w:rPr>
-          <w:rStyle w:val="VerbatimChar"/>
-        </w:rPr>
-        <w:t xml:space="preserve">copy</w:t>
-      </w:r>
-      <w:r>
-        <w:t xml:space="preserve">. This function shuffles the elements of the list</w:t>
-      </w:r>
-      <w:r>
-        <w:t xml:space="preserve"> </w:t>
-      </w:r>
-      <w:r>
-        <w:rPr>
-          <w:i/>
-          <w:iCs/>
-        </w:rPr>
-        <w:t xml:space="preserve">in-place</w:t>
-      </w:r>
-      <w:r>
-        <w:t xml:space="preserve">, rearranging them into a random order.</w:t>
-      </w:r>
-    </w:p>
-    <w:p>
-      <w:pPr>
-        <w:numPr>
-          <w:ilvl w:val="0"/>
-          <w:numId w:val="1006"/>
-        </w:numPr>
-      </w:pPr>
-      <w:r>
-        <w:t xml:space="preserve">Finally, the function returns the modified</w:t>
-      </w:r>
-      <w:r>
-        <w:t xml:space="preserve"> </w:t>
-      </w:r>
-      <w:r>
-        <w:rPr>
-          <w:rStyle w:val="VerbatimChar"/>
-        </w:rPr>
-        <w:t xml:space="preserve">copy</w:t>
-      </w:r>
-      <w:r>
-        <w:t xml:space="preserve">, which now contains the same elements as the original list but in a new, randomized sequence.</w:t>
-      </w:r>
-    </w:p>
-    <w:p>
-      <w:pPr>
-        <w:pStyle w:val="SourceCode"/>
-      </w:pPr>
-      <w:r>
-        <w:rPr>
-          <w:rStyle w:val="CommentTok"/>
-        </w:rPr>
-        <w:t xml:space="preserve"># Internal logic demonstration</w:t>
-      </w:r>
-      <w:r>
-        <w:br/>
-      </w:r>
-      <w:r>
-        <w:rPr>
-          <w:rStyle w:val="ImportTok"/>
-        </w:rPr>
-        <w:t xml:space="preserve">import</w:t>
-      </w:r>
-      <w:r>
-        <w:rPr>
-          <w:rStyle w:val="NormalTok"/>
-        </w:rPr>
-        <w:t xml:space="preserve"> random</w:t>
-      </w:r>
-      <w:r>
-        <w:br/>
-      </w:r>
-      <w:r>
-        <w:br/>
-      </w:r>
-      <w:r>
-        <w:rPr>
-          <w:rStyle w:val="NormalTok"/>
-        </w:rPr>
-        <w:t xml:space="preserve">original_items </w:t>
-      </w:r>
-      <w:r>
-        <w:rPr>
-          <w:rStyle w:val="OperatorTok"/>
-        </w:rPr>
-        <w:t xml:space="preserve">=</w:t>
-      </w:r>
-      <w:r>
-        <w:rPr>
-          <w:rStyle w:val="NormalTok"/>
-        </w:rPr>
-        <w:t xml:space="preserve"> [</w:t>
-      </w:r>
-      <w:r>
-        <w:rPr>
-          <w:rStyle w:val="DecValTok"/>
-        </w:rPr>
-        <w:t xml:space="preserve">10</w:t>
-      </w:r>
-      <w:r>
-        <w:rPr>
-          <w:rStyle w:val="NormalTok"/>
-        </w:rPr>
-        <w:t xml:space="preserve">, </w:t>
-      </w:r>
-      <w:r>
-        <w:rPr>
-          <w:rStyle w:val="DecValTok"/>
-        </w:rPr>
-        <w:t xml:space="preserve">20</w:t>
-      </w:r>
-      <w:r>
-        <w:rPr>
-          <w:rStyle w:val="NormalTok"/>
-        </w:rPr>
-        <w:t xml:space="preserve">, </w:t>
-      </w:r>
-      <w:r>
-        <w:rPr>
-          <w:rStyle w:val="DecValTok"/>
-        </w:rPr>
-        <w:t xml:space="preserve">30</w:t>
-      </w:r>
-      <w:r>
-        <w:rPr>
-          <w:rStyle w:val="NormalTok"/>
-        </w:rPr>
-        <w:t xml:space="preserve">, </w:t>
-      </w:r>
-      <w:r>
-        <w:rPr>
-          <w:rStyle w:val="DecValTok"/>
-        </w:rPr>
-        <w:t xml:space="preserve">40</w:t>
-      </w:r>
-      <w:r>
-        <w:rPr>
-          <w:rStyle w:val="NormalTok"/>
-        </w:rPr>
-        <w:t xml:space="preserve">]</w:t>
-      </w:r>
-      <w:r>
-        <w:br/>
-      </w:r>
-      <w:r>
-        <w:br/>
-      </w:r>
-      <w:r>
-        <w:rPr>
-          <w:rStyle w:val="CommentTok"/>
-        </w:rPr>
-        <w:t xml:space="preserve"># 1. Create a copy</w:t>
-      </w:r>
-      <w:r>
-        <w:br/>
-      </w:r>
-      <w:r>
-        <w:rPr>
-          <w:rStyle w:val="NormalTok"/>
-        </w:rPr>
-        <w:t xml:space="preserve">copy </w:t>
-      </w:r>
-      <w:r>
-        <w:rPr>
-          <w:rStyle w:val="OperatorTok"/>
-        </w:rPr>
-        <w:t xml:space="preserve">=</w:t>
-      </w:r>
-      <w:r>
-        <w:rPr>
-          <w:rStyle w:val="NormalTok"/>
-        </w:rPr>
-        <w:t xml:space="preserve"> </w:t>
-      </w:r>
-      <w:r>
-        <w:rPr>
-          <w:rStyle w:val="BuiltInTok"/>
-        </w:rPr>
-        <w:t xml:space="preserve">list</w:t>
-      </w:r>
-      <w:r>
-        <w:rPr>
-          <w:rStyle w:val="NormalTok"/>
-        </w:rPr>
-        <w:t xml:space="preserve">(original_items)</w:t>
-      </w:r>
-      <w:r>
-        <w:br/>
-      </w:r>
-      <w:r>
-        <w:rPr>
-          <w:rStyle w:val="CommentTok"/>
-        </w:rPr>
-        <w:t xml:space="preserve"># copy is now [10, 20, 30, 40], but is a different object in memory</w:t>
-      </w:r>
-      <w:r>
-        <w:br/>
-      </w:r>
-      <w:r>
-        <w:br/>
-      </w:r>
-      <w:r>
-        <w:rPr>
-          <w:rStyle w:val="CommentTok"/>
-        </w:rPr>
-        <w:t xml:space="preserve"># 2. Shuffle the copy in-place</w:t>
-      </w:r>
-      <w:r>
-        <w:br/>
-      </w:r>
-      <w:r>
-        <w:rPr>
-          <w:rStyle w:val="NormalTok"/>
-        </w:rPr>
-        <w:t xml:space="preserve">random.shuffle(copy)</w:t>
-      </w:r>
-      <w:r>
-        <w:br/>
-      </w:r>
-      <w:r>
-        <w:rPr>
-          <w:rStyle w:val="CommentTok"/>
-        </w:rPr>
-        <w:t xml:space="preserve"># copy might now be [30, 10, 40, 20]</w:t>
-      </w:r>
-      <w:r>
-        <w:br/>
-      </w:r>
-      <w:r>
-        <w:br/>
-      </w:r>
-      <w:r>
-        <w:rPr>
-          <w:rStyle w:val="CommentTok"/>
-        </w:rPr>
-        <w:t xml:space="preserve"># 3. Return the shuffled copy</w:t>
-      </w:r>
-      <w:r>
-        <w:br/>
-      </w:r>
-      <w:r>
-        <w:rPr>
-          <w:rStyle w:val="CommentTok"/>
-        </w:rPr>
-        <w:t xml:space="preserve"># The function returns [30, 10, 40, 20]</w:t>
-      </w:r>
-      <w:r>
-        <w:br/>
-      </w:r>
-      <w:r>
-        <w:rPr>
-          <w:rStyle w:val="CommentTok"/>
-        </w:rPr>
-        <w:t xml:space="preserve"># The original_items list remains [10, 20, 30, 40]</w:t>
-      </w:r>
-    </w:p>
-    <w:bookmarkEnd w:id="33"/>
-    <w:bookmarkStart w:id="34" w:name="usage-notes-3"/>
-    <w:p>
-      <w:pPr>
-        <w:pStyle w:val="Heading2"/>
-      </w:pPr>
-      <w:r>
-        <w:rPr>
-          <w:rStyle w:val="SectionNumber"/>
-        </w:rPr>
-        <w:t xml:space="preserve">4.4</w:t>
-      </w:r>
-      <w:r>
-        <w:tab/>
-      </w:r>
-      <w:r>
-        <w:t xml:space="preserve">Usage Notes</w:t>
+        <w:t xml:space="preserve">This function provides a safe way to shuffle a list without altering the original data structure. The process is as follows:</w:t>
       </w:r>
     </w:p>
     <w:p>
@@ -3048,7 +2955,64 @@
         </w:numPr>
       </w:pPr>
       <w:r>
-        <w:t xml:space="preserve">The primary benefit of this function is that it is non-mutating. The original list you pass as an argument will not be changed.</w:t>
+        <w:t xml:space="preserve">A shallow copy of the input</w:t>
+      </w:r>
+      <w:r>
+        <w:t xml:space="preserve"> </w:t>
+      </w:r>
+      <w:r>
+        <w:rPr>
+          <w:rStyle w:val="VerbatimChar"/>
+        </w:rPr>
+        <w:t xml:space="preserve">items</w:t>
+      </w:r>
+      <w:r>
+        <w:t xml:space="preserve"> </w:t>
+      </w:r>
+      <w:r>
+        <w:t xml:space="preserve">list is created using the</w:t>
+      </w:r>
+      <w:r>
+        <w:t xml:space="preserve"> </w:t>
+      </w:r>
+      <w:r>
+        <w:rPr>
+          <w:rStyle w:val="VerbatimChar"/>
+        </w:rPr>
+        <w:t xml:space="preserve">list()</w:t>
+      </w:r>
+      <w:r>
+        <w:t xml:space="preserve"> </w:t>
+      </w:r>
+      <w:r>
+        <w:t xml:space="preserve">constructor. This new list is stored in a variable named</w:t>
+      </w:r>
+      <w:r>
+        <w:t xml:space="preserve"> </w:t>
+      </w:r>
+      <w:r>
+        <w:rPr>
+          <w:rStyle w:val="VerbatimChar"/>
+        </w:rPr>
+        <w:t xml:space="preserve">copy</w:t>
+      </w:r>
+      <w:r>
+        <w:t xml:space="preserve">. This step is crucial for ensuring that the original</w:t>
+      </w:r>
+      <w:r>
+        <w:t xml:space="preserve"> </w:t>
+      </w:r>
+      <w:r>
+        <w:rPr>
+          <w:rStyle w:val="VerbatimChar"/>
+        </w:rPr>
+        <w:t xml:space="preserve">items</w:t>
+      </w:r>
+      <w:r>
+        <w:t xml:space="preserve"> </w:t>
+      </w:r>
+      <w:r>
+        <w:t xml:space="preserve">list remains unmodified.</w:t>
       </w:r>
     </w:p>
     <w:p>
@@ -3060,7 +3024,7 @@
         </w:numPr>
       </w:pPr>
       <w:r>
-        <w:t xml:space="preserve">This function depends on Python’s built-in</w:t>
+        <w:t xml:space="preserve">The</w:t>
       </w:r>
       <w:r>
         <w:t xml:space="preserve"> </w:t>
@@ -3069,13 +3033,40 @@
         <w:rPr>
           <w:rStyle w:val="VerbatimChar"/>
         </w:rPr>
-        <w:t xml:space="preserve">random</w:t>
+        <w:t xml:space="preserve">random.shuffle()</w:t>
       </w:r>
       <w:r>
         <w:t xml:space="preserve"> </w:t>
       </w:r>
       <w:r>
-        <w:t xml:space="preserve">module. Ensure it is available in the environment.</w:t>
+        <w:t xml:space="preserve">function is then called on the</w:t>
+      </w:r>
+      <w:r>
+        <w:t xml:space="preserve"> </w:t>
+      </w:r>
+      <w:r>
+        <w:rPr>
+          <w:rStyle w:val="VerbatimChar"/>
+        </w:rPr>
+        <w:t xml:space="preserve">copy</w:t>
+      </w:r>
+      <w:r>
+        <w:t xml:space="preserve">. This function shuffles the elements of the</w:t>
+      </w:r>
+      <w:r>
+        <w:t xml:space="preserve"> </w:t>
+      </w:r>
+      <w:r>
+        <w:rPr>
+          <w:rStyle w:val="VerbatimChar"/>
+        </w:rPr>
+        <w:t xml:space="preserve">copy</w:t>
+      </w:r>
+      <w:r>
+        <w:t xml:space="preserve"> </w:t>
+      </w:r>
+      <w:r>
+        <w:t xml:space="preserve">list in-place, rearranging them into a random order.</w:t>
       </w:r>
     </w:p>
     <w:p>
@@ -3087,7 +3078,106 @@
         </w:numPr>
       </w:pPr>
       <w:r>
-        <w:t xml:space="preserve">The returned list is a new list instance, separate from the input list.</w:t>
+        <w:t xml:space="preserve">Finally, the function returns the modified</w:t>
+      </w:r>
+      <w:r>
+        <w:t xml:space="preserve"> </w:t>
+      </w:r>
+      <w:r>
+        <w:rPr>
+          <w:rStyle w:val="VerbatimChar"/>
+        </w:rPr>
+        <w:t xml:space="preserve">copy</w:t>
+      </w:r>
+      <w:r>
+        <w:t xml:space="preserve">, which now contains the same elements as the original list but in a new, random sequence.</w:t>
+      </w:r>
+    </w:p>
+    <w:p>
+      <w:pPr>
+        <w:pStyle w:val="SourceCode"/>
+      </w:pPr>
+      <w:r>
+        <w:rPr>
+          <w:rStyle w:val="CommentTok"/>
+        </w:rPr>
+        <w:t xml:space="preserve"># Internal logic</w:t>
+      </w:r>
+      <w:r>
+        <w:br/>
+      </w:r>
+      <w:r>
+        <w:rPr>
+          <w:rStyle w:val="NormalTok"/>
+        </w:rPr>
+        <w:t xml:space="preserve">copy </w:t>
+      </w:r>
+      <w:r>
+        <w:rPr>
+          <w:rStyle w:val="OperatorTok"/>
+        </w:rPr>
+        <w:t xml:space="preserve">=</w:t>
+      </w:r>
+      <w:r>
+        <w:rPr>
+          <w:rStyle w:val="NormalTok"/>
+        </w:rPr>
+        <w:t xml:space="preserve"> </w:t>
+      </w:r>
+      <w:r>
+        <w:rPr>
+          <w:rStyle w:val="BuiltInTok"/>
+        </w:rPr>
+        <w:t xml:space="preserve">list</w:t>
+      </w:r>
+      <w:r>
+        <w:rPr>
+          <w:rStyle w:val="NormalTok"/>
+        </w:rPr>
+        <w:t xml:space="preserve">(items)</w:t>
+      </w:r>
+      <w:r>
+        <w:br/>
+      </w:r>
+      <w:r>
+        <w:rPr>
+          <w:rStyle w:val="NormalTok"/>
+        </w:rPr>
+        <w:t xml:space="preserve">random.shuffle(copy)</w:t>
+      </w:r>
+      <w:r>
+        <w:br/>
+      </w:r>
+      <w:r>
+        <w:rPr>
+          <w:rStyle w:val="ControlFlowTok"/>
+        </w:rPr>
+        <w:t xml:space="preserve">return</w:t>
+      </w:r>
+      <w:r>
+        <w:rPr>
+          <w:rStyle w:val="NormalTok"/>
+        </w:rPr>
+        <w:t xml:space="preserve"> copy</w:t>
+      </w:r>
+    </w:p>
+    <w:bookmarkEnd w:id="33"/>
+    <w:bookmarkStart w:id="34" w:name="usage-notes-3"/>
+    <w:p>
+      <w:pPr>
+        <w:pStyle w:val="Heading2"/>
+      </w:pPr>
+      <w:r>
+        <w:rPr>
+          <w:rStyle w:val="SectionNumber"/>
+        </w:rPr>
+        <w:t xml:space="preserve">4.4</w:t>
+      </w:r>
+      <w:r>
+        <w:tab/>
+      </w:r>
+      <w:r>
+        <w:t xml:space="preserve">Usage Notes</w:t>
       </w:r>
     </w:p>
     <w:p>
@@ -3095,15 +3185,96 @@
         <w:pStyle w:val="Compact"/>
         <w:numPr>
           <w:ilvl w:val="0"/>
-          <w:numId w:val="1007"/>
+          <w:numId w:val="1008"/>
         </w:numPr>
       </w:pPr>
       <w:r>
-        <w:t xml:space="preserve">The shuffling is pseudo-random, meaning the sequence is generated by a deterministic algorithm but is practically unpredictable.</w:t>
+        <w:t xml:space="preserve">This function is non-mutating, meaning it will not change the original list provided as the</w:t>
+      </w:r>
+      <w:r>
+        <w:t xml:space="preserve"> </w:t>
+      </w:r>
+      <w:r>
+        <w:rPr>
+          <w:rStyle w:val="VerbatimChar"/>
+        </w:rPr>
+        <w:t xml:space="preserve">items</w:t>
+      </w:r>
+      <w:r>
+        <w:t xml:space="preserve"> </w:t>
+      </w:r>
+      <w:r>
+        <w:t xml:space="preserve">parameter.</w:t>
       </w:r>
     </w:p>
     <w:p>
       <w:pPr>
+        <w:pStyle w:val="Compact"/>
+        <w:numPr>
+          <w:ilvl w:val="0"/>
+          <w:numId w:val="1008"/>
+        </w:numPr>
+      </w:pPr>
+      <w:r>
+        <w:t xml:space="preserve">The function relies on Python’s built-in</w:t>
+      </w:r>
+      <w:r>
+        <w:t xml:space="preserve"> </w:t>
+      </w:r>
+      <w:r>
+        <w:rPr>
+          <w:rStyle w:val="VerbatimChar"/>
+        </w:rPr>
+        <w:t xml:space="preserve">random</w:t>
+      </w:r>
+      <w:r>
+        <w:t xml:space="preserve"> </w:t>
+      </w:r>
+      <w:r>
+        <w:t xml:space="preserve">module. Ensure that</w:t>
+      </w:r>
+      <w:r>
+        <w:t xml:space="preserve"> </w:t>
+      </w:r>
+      <w:r>
+        <w:rPr>
+          <w:rStyle w:val="VerbatimChar"/>
+        </w:rPr>
+        <w:t xml:space="preserve">import random</w:t>
+      </w:r>
+      <w:r>
+        <w:t xml:space="preserve"> </w:t>
+      </w:r>
+      <w:r>
+        <w:t xml:space="preserve">is present at the top of the file where this function is used.</w:t>
+      </w:r>
+    </w:p>
+    <w:p>
+      <w:pPr>
+        <w:pStyle w:val="Compact"/>
+        <w:numPr>
+          <w:ilvl w:val="0"/>
+          <w:numId w:val="1008"/>
+        </w:numPr>
+      </w:pPr>
+      <w:r>
+        <w:t xml:space="preserve">While the type hint specifies</w:t>
+      </w:r>
+      <w:r>
+        <w:t xml:space="preserve"> </w:t>
+      </w:r>
+      <w:r>
+        <w:rPr>
+          <w:rStyle w:val="VerbatimChar"/>
+        </w:rPr>
+        <w:t xml:space="preserve">List[int]</w:t>
+      </w:r>
+      <w:r>
+        <w:t xml:space="preserve">, the function’s logic will work correctly with lists containing other data types (e.g., strings, floats, or mixed types).</w:t>
+      </w:r>
+    </w:p>
+    <w:p>
+      <w:pPr>
         <w:pStyle w:val="FirstParagraph"/>
       </w:pPr>
       <w:r>
@@ -3114,7 +3285,7 @@
         <w:t xml:space="preserve">Output Example</w:t>
       </w:r>
       <w:r>
-        <w:t xml:space="preserve">: A new list containing the same elements as the input</w:t>
+        <w:t xml:space="preserve">: The function returns a new list. For an input of</w:t>
       </w:r>
       <w:r>
         <w:t xml:space="preserve"> </w:t>
@@ -3123,37 +3294,21 @@
         <w:rPr>
           <w:rStyle w:val="VerbatimChar"/>
         </w:rPr>
-        <w:t xml:space="preserve">items</w:t>
-      </w:r>
-      <w:r>
-        <w:t xml:space="preserve"> </w:t>
-      </w:r>
-      <w:r>
-        <w:t xml:space="preserve">list, but in a random order. For an input of</w:t>
-      </w:r>
-      <w:r>
-        <w:t xml:space="preserve"> </w:t>
-      </w:r>
+        <w:t xml:space="preserve">[1, 2, 3, 4, 5]</w:t>
+      </w:r>
+      <w:r>
+        <w:t xml:space="preserve">, a possible return value could be:</w:t>
+      </w:r>
+    </w:p>
+    <w:p>
+      <w:pPr>
+        <w:pStyle w:val="SourceCode"/>
+      </w:pPr>
       <w:r>
         <w:rPr>
           <w:rStyle w:val="VerbatimChar"/>
         </w:rPr>
-        <w:t xml:space="preserve">[1, 2, 3]</w:t>
-      </w:r>
-      <w:r>
-        <w:t xml:space="preserve">, a possible output could be</w:t>
-      </w:r>
-      <w:r>
-        <w:t xml:space="preserve"> </w:t>
-      </w:r>
-      <w:r>
-        <w:rPr>
-          <w:rStyle w:val="VerbatimChar"/>
-        </w:rPr>
-        <w:t xml:space="preserve">[2, 3, 1]</w:t>
-      </w:r>
-      <w:r>
-        <w:t xml:space="preserve">.</w:t>
+        <w:t xml:space="preserve">[4, 1, 5, 3, 2]</w:t>
       </w:r>
     </w:p>
     <w:bookmarkEnd w:id="34"/>
@@ -3195,28 +3350,118 @@
         <w:br/>
       </w:r>
       <w:r>
+        <w:rPr>
+          <w:rStyle w:val="ImportTok"/>
+        </w:rPr>
+        <w:t xml:space="preserve">from</w:t>
+      </w:r>
+      <w:r>
+        <w:rPr>
+          <w:rStyle w:val="NormalTok"/>
+        </w:rPr>
+        <w:t xml:space="preserve"> typing </w:t>
+      </w:r>
+      <w:r>
+        <w:rPr>
+          <w:rStyle w:val="ImportTok"/>
+        </w:rPr>
+        <w:t xml:space="preserve">import</w:t>
+      </w:r>
+      <w:r>
+        <w:rPr>
+          <w:rStyle w:val="NormalTok"/>
+        </w:rPr>
+        <w:t xml:space="preserve"> List</w:t>
+      </w:r>
+      <w:r>
         <w:br/>
       </w:r>
       <w:r>
+        <w:br/>
+      </w:r>
+      <w:r>
+        <w:rPr>
+          <w:rStyle w:val="KeywordTok"/>
+        </w:rPr>
+        <w:t xml:space="preserve">def</w:t>
+      </w:r>
+      <w:r>
+        <w:rPr>
+          <w:rStyle w:val="NormalTok"/>
+        </w:rPr>
+        <w:t xml:space="preserve"> shuffle_copy(items: List[</w:t>
+      </w:r>
+      <w:r>
+        <w:rPr>
+          <w:rStyle w:val="BuiltInTok"/>
+        </w:rPr>
+        <w:t xml:space="preserve">int</w:t>
+      </w:r>
+      <w:r>
+        <w:rPr>
+          <w:rStyle w:val="NormalTok"/>
+        </w:rPr>
+        <w:t xml:space="preserve">]) </w:t>
+      </w:r>
+      <w:r>
+        <w:rPr>
+          <w:rStyle w:val="OperatorTok"/>
+        </w:rPr>
+        <w:t xml:space="preserve">-&gt;</w:t>
+      </w:r>
+      <w:r>
+        <w:rPr>
+          <w:rStyle w:val="NormalTok"/>
+        </w:rPr>
+        <w:t xml:space="preserve"> List[</w:t>
+      </w:r>
+      <w:r>
+        <w:rPr>
+          <w:rStyle w:val="BuiltInTok"/>
+        </w:rPr>
+        <w:t xml:space="preserve">int</w:t>
+      </w:r>
+      <w:r>
+        <w:rPr>
+          <w:rStyle w:val="NormalTok"/>
+        </w:rPr>
+        <w:t xml:space="preserve">]:</w:t>
+      </w:r>
+      <w:r>
+        <w:br/>
+      </w:r>
+      <w:r>
+        <w:rPr>
+          <w:rStyle w:val="NormalTok"/>
+        </w:rPr>
+        <w:t xml:space="preserve">    </w:t>
+      </w:r>
+      <w:r>
         <w:rPr>
           <w:rStyle w:val="CommentTok"/>
         </w:rPr>
-        <w:t xml:space="preserve"># Assume shuffle_copy is defined as in the provided code</w:t>
+        <w:t xml:space="preserve">"""Return a shuffled copy of the given list without mutating the input."""</w:t>
       </w:r>
       <w:r>
         <w:br/>
       </w:r>
       <w:r>
         <w:rPr>
-          <w:rStyle w:val="KeywordTok"/>
-        </w:rPr>
-        <w:t xml:space="preserve">def</w:t>
-      </w:r>
-      <w:r>
-        <w:rPr>
           <w:rStyle w:val="NormalTok"/>
         </w:rPr>
-        <w:t xml:space="preserve"> shuffle_copy(items: </w:t>
+        <w:t xml:space="preserve">    copy </w:t>
+      </w:r>
+      <w:r>
+        <w:rPr>
+          <w:rStyle w:val="OperatorTok"/>
+        </w:rPr>
+        <w:t xml:space="preserve">=</w:t>
+      </w:r>
+      <w:r>
+        <w:rPr>
+          <w:rStyle w:val="NormalTok"/>
+        </w:rPr>
+        <w:t xml:space="preserve"> </w:t>
       </w:r>
       <w:r>
         <w:rPr>
@@ -3228,40 +3473,193 @@
         <w:rPr>
           <w:rStyle w:val="NormalTok"/>
         </w:rPr>
-        <w:t xml:space="preserve">) </w:t>
+        <w:t xml:space="preserve">(items)</w:t>
+      </w:r>
+      <w:r>
+        <w:br/>
+      </w:r>
+      <w:r>
+        <w:rPr>
+          <w:rStyle w:val="NormalTok"/>
+        </w:rPr>
+        <w:t xml:space="preserve">    random.shuffle(copy)</w:t>
+      </w:r>
+      <w:r>
+        <w:br/>
+      </w:r>
+      <w:r>
+        <w:rPr>
+          <w:rStyle w:val="NormalTok"/>
+        </w:rPr>
+        <w:t xml:space="preserve">    </w:t>
+      </w:r>
+      <w:r>
+        <w:rPr>
+          <w:rStyle w:val="ControlFlowTok"/>
+        </w:rPr>
+        <w:t xml:space="preserve">return</w:t>
+      </w:r>
+      <w:r>
+        <w:rPr>
+          <w:rStyle w:val="NormalTok"/>
+        </w:rPr>
+        <w:t xml:space="preserve"> copy</w:t>
+      </w:r>
+      <w:r>
+        <w:br/>
+      </w:r>
+      <w:r>
+        <w:br/>
+      </w:r>
+      <w:r>
+        <w:rPr>
+          <w:rStyle w:val="CommentTok"/>
+        </w:rPr>
+        <w:t xml:space="preserve"># Example usage</w:t>
+      </w:r>
+      <w:r>
+        <w:br/>
+      </w:r>
+      <w:r>
+        <w:rPr>
+          <w:rStyle w:val="NormalTok"/>
+        </w:rPr>
+        <w:t xml:space="preserve">original_list </w:t>
       </w:r>
       <w:r>
         <w:rPr>
           <w:rStyle w:val="OperatorTok"/>
         </w:rPr>
-        <w:t xml:space="preserve">-&gt;</w:t>
+        <w:t xml:space="preserve">=</w:t>
       </w:r>
       <w:r>
         <w:rPr>
           <w:rStyle w:val="NormalTok"/>
         </w:rPr>
-        <w:t xml:space="preserve"> </w:t>
+        <w:t xml:space="preserve"> [</w:t>
+      </w:r>
+      <w:r>
+        <w:rPr>
+          <w:rStyle w:val="DecValTok"/>
+        </w:rPr>
+        <w:t xml:space="preserve">10</w:t>
+      </w:r>
+      <w:r>
+        <w:rPr>
+          <w:rStyle w:val="NormalTok"/>
+        </w:rPr>
+        <w:t xml:space="preserve">, </w:t>
+      </w:r>
+      <w:r>
+        <w:rPr>
+          <w:rStyle w:val="DecValTok"/>
+        </w:rPr>
+        <w:t xml:space="preserve">20</w:t>
+      </w:r>
+      <w:r>
+        <w:rPr>
+          <w:rStyle w:val="NormalTok"/>
+        </w:rPr>
+        <w:t xml:space="preserve">, </w:t>
+      </w:r>
+      <w:r>
+        <w:rPr>
+          <w:rStyle w:val="DecValTok"/>
+        </w:rPr>
+        <w:t xml:space="preserve">30</w:t>
+      </w:r>
+      <w:r>
+        <w:rPr>
+          <w:rStyle w:val="NormalTok"/>
+        </w:rPr>
+        <w:t xml:space="preserve">, </w:t>
+      </w:r>
+      <w:r>
+        <w:rPr>
+          <w:rStyle w:val="DecValTok"/>
+        </w:rPr>
+        <w:t xml:space="preserve">40</w:t>
+      </w:r>
+      <w:r>
+        <w:rPr>
+          <w:rStyle w:val="NormalTok"/>
+        </w:rPr>
+        <w:t xml:space="preserve">, </w:t>
+      </w:r>
+      <w:r>
+        <w:rPr>
+          <w:rStyle w:val="DecValTok"/>
+        </w:rPr>
+        <w:t xml:space="preserve">50</w:t>
+      </w:r>
+      <w:r>
+        <w:rPr>
+          <w:rStyle w:val="NormalTok"/>
+        </w:rPr>
+        <w:t xml:space="preserve">]</w:t>
+      </w:r>
+      <w:r>
+        <w:br/>
       </w:r>
       <w:r>
         <w:rPr>
           <w:rStyle w:val="BuiltInTok"/>
         </w:rPr>
-        <w:t xml:space="preserve">list</w:t>
+        <w:t xml:space="preserve">print</w:t>
       </w:r>
       <w:r>
         <w:rPr>
           <w:rStyle w:val="NormalTok"/>
         </w:rPr>
-        <w:t xml:space="preserve">:</w:t>
+        <w:t xml:space="preserve">(</w:t>
+      </w:r>
+      <w:r>
+        <w:rPr>
+          <w:rStyle w:val="SpecialStringTok"/>
+        </w:rPr>
+        <w:t xml:space="preserve">f"Original list (before): </w:t>
+      </w:r>
+      <w:r>
+        <w:rPr>
+          <w:rStyle w:val="SpecialCharTok"/>
+        </w:rPr>
+        <w:t xml:space="preserve">{</w:t>
+      </w:r>
+      <w:r>
+        <w:rPr>
+          <w:rStyle w:val="NormalTok"/>
+        </w:rPr>
+        <w:t xml:space="preserve">original_list</w:t>
+      </w:r>
+      <w:r>
+        <w:rPr>
+          <w:rStyle w:val="SpecialCharTok"/>
+        </w:rPr>
+        <w:t xml:space="preserve">}</w:t>
+      </w:r>
+      <w:r>
+        <w:rPr>
+          <w:rStyle w:val="SpecialStringTok"/>
+        </w:rPr>
+        <w:t xml:space="preserve">"</w:t>
+      </w:r>
+      <w:r>
+        <w:rPr>
+          <w:rStyle w:val="NormalTok"/>
+        </w:rPr>
+        <w:t xml:space="preserve">)</w:t>
       </w:r>
       <w:r>
         <w:br/>
       </w:r>
       <w:r>
+        <w:br/>
+      </w:r>
+      <w:r>
         <w:rPr>
           <w:rStyle w:val="NormalTok"/>
         </w:rPr>
-        <w:t xml:space="preserve">    copy </w:t>
+        <w:t xml:space="preserve">shuffled_list </w:t>
       </w:r>
       <w:r>
         <w:rPr>
@@ -3273,469 +3671,94 @@
         <w:rPr>
           <w:rStyle w:val="NormalTok"/>
         </w:rPr>
-        <w:t xml:space="preserve"> </w:t>
+        <w:t xml:space="preserve"> shuffle_copy(original_list)</w:t>
+      </w:r>
+      <w:r>
+        <w:br/>
+      </w:r>
+      <w:r>
+        <w:br/>
       </w:r>
       <w:r>
         <w:rPr>
           <w:rStyle w:val="BuiltInTok"/>
         </w:rPr>
-        <w:t xml:space="preserve">list</w:t>
+        <w:t xml:space="preserve">print</w:t>
       </w:r>
       <w:r>
         <w:rPr>
           <w:rStyle w:val="NormalTok"/>
         </w:rPr>
-        <w:t xml:space="preserve">(items)</w:t>
+        <w:t xml:space="preserve">(</w:t>
+      </w:r>
+      <w:r>
+        <w:rPr>
+          <w:rStyle w:val="SpecialStringTok"/>
+        </w:rPr>
+        <w:t xml:space="preserve">f"Original list (after): </w:t>
+      </w:r>
+      <w:r>
+        <w:rPr>
+          <w:rStyle w:val="SpecialCharTok"/>
+        </w:rPr>
+        <w:t xml:space="preserve">{</w:t>
+      </w:r>
+      <w:r>
+        <w:rPr>
+          <w:rStyle w:val="NormalTok"/>
+        </w:rPr>
+        <w:t xml:space="preserve">original_list</w:t>
+      </w:r>
+      <w:r>
+        <w:rPr>
+          <w:rStyle w:val="SpecialCharTok"/>
+        </w:rPr>
+        <w:t xml:space="preserve">}</w:t>
+      </w:r>
+      <w:r>
+        <w:rPr>
+          <w:rStyle w:val="SpecialStringTok"/>
+        </w:rPr>
+        <w:t xml:space="preserve">"</w:t>
+      </w:r>
+      <w:r>
+        <w:rPr>
+          <w:rStyle w:val="NormalTok"/>
+        </w:rPr>
+        <w:t xml:space="preserve">)</w:t>
       </w:r>
       <w:r>
         <w:br/>
       </w:r>
       <w:r>
         <w:rPr>
+          <w:rStyle w:val="BuiltInTok"/>
+        </w:rPr>
+        <w:t xml:space="preserve">print</w:t>
+      </w:r>
+      <w:r>
+        <w:rPr>
           <w:rStyle w:val="NormalTok"/>
         </w:rPr>
-        <w:t xml:space="preserve">    random.shuffle(copy)</w:t>
-      </w:r>
-      <w:r>
-        <w:br/>
+        <w:t xml:space="preserve">(</w:t>
+      </w:r>
+      <w:r>
+        <w:rPr>
+          <w:rStyle w:val="SpecialStringTok"/>
+        </w:rPr>
+        <w:t xml:space="preserve">f"Returned shuffled list: </w:t>
+      </w:r>
+      <w:r>
+        <w:rPr>
+          <w:rStyle w:val="SpecialCharTok"/>
+        </w:rPr>
+        <w:t xml:space="preserve">{</w:t>
       </w:r>
       <w:r>
         <w:rPr>
           <w:rStyle w:val="NormalTok"/>
         </w:rPr>
-        <w:t xml:space="preserve">    </w:t>
-      </w:r>
-      <w:r>
-        <w:rPr>
-          <w:rStyle w:val="ControlFlowTok"/>
-        </w:rPr>
-        <w:t xml:space="preserve">return</w:t>
-      </w:r>
-      <w:r>
-        <w:rPr>
-          <w:rStyle w:val="NormalTok"/>
-        </w:rPr>
-        <w:t xml:space="preserve"> copy</w:t>
-      </w:r>
-      <w:r>
-        <w:br/>
-      </w:r>
-      <w:r>
-        <w:br/>
-      </w:r>
-      <w:r>
-        <w:rPr>
-          <w:rStyle w:val="CommentTok"/>
-        </w:rPr>
-        <w:t xml:space="preserve"># Example usage</w:t>
-      </w:r>
-      <w:r>
-        <w:br/>
-      </w:r>
-      <w:r>
-        <w:rPr>
-          <w:rStyle w:val="NormalTok"/>
-        </w:rPr>
-        <w:t xml:space="preserve">my_numbers </w:t>
-      </w:r>
-      <w:r>
-        <w:rPr>
-          <w:rStyle w:val="OperatorTok"/>
-        </w:rPr>
-        <w:t xml:space="preserve">=</w:t>
-      </w:r>
-      <w:r>
-        <w:rPr>
-          <w:rStyle w:val="NormalTok"/>
-        </w:rPr>
-        <w:t xml:space="preserve"> [</w:t>
-      </w:r>
-      <w:r>
-        <w:rPr>
-          <w:rStyle w:val="DecValTok"/>
-        </w:rPr>
-        <w:t xml:space="preserve">1</w:t>
-      </w:r>
-      <w:r>
-        <w:rPr>
-          <w:rStyle w:val="NormalTok"/>
-        </w:rPr>
-        <w:t xml:space="preserve">, </w:t>
-      </w:r>
-      <w:r>
-        <w:rPr>
-          <w:rStyle w:val="DecValTok"/>
-        </w:rPr>
-        <w:t xml:space="preserve">2</w:t>
-      </w:r>
-      <w:r>
-        <w:rPr>
-          <w:rStyle w:val="NormalTok"/>
-        </w:rPr>
-        <w:t xml:space="preserve">, </w:t>
-      </w:r>
-      <w:r>
-        <w:rPr>
-          <w:rStyle w:val="DecValTok"/>
-        </w:rPr>
-        <w:t xml:space="preserve">3</w:t>
-      </w:r>
-      <w:r>
-        <w:rPr>
-          <w:rStyle w:val="NormalTok"/>
-        </w:rPr>
-        <w:t xml:space="preserve">, </w:t>
-      </w:r>
-      <w:r>
-        <w:rPr>
-          <w:rStyle w:val="DecValTok"/>
-        </w:rPr>
-        <w:t xml:space="preserve">4</w:t>
-      </w:r>
-      <w:r>
-        <w:rPr>
-          <w:rStyle w:val="NormalTok"/>
-        </w:rPr>
-        <w:t xml:space="preserve">, </w:t>
-      </w:r>
-      <w:r>
-        <w:rPr>
-          <w:rStyle w:val="DecValTok"/>
-        </w:rPr>
-        <w:t xml:space="preserve">5</w:t>
-      </w:r>
-      <w:r>
-        <w:rPr>
-          <w:rStyle w:val="NormalTok"/>
-        </w:rPr>
-        <w:t xml:space="preserve">, </w:t>
-      </w:r>
-      <w:r>
-        <w:rPr>
-          <w:rStyle w:val="DecValTok"/>
-        </w:rPr>
-        <w:t xml:space="preserve">6</w:t>
-      </w:r>
-      <w:r>
-        <w:rPr>
-          <w:rStyle w:val="NormalTok"/>
-        </w:rPr>
-        <w:t xml:space="preserve">]</w:t>
-      </w:r>
-      <w:r>
-        <w:br/>
-      </w:r>
-      <w:r>
-        <w:rPr>
-          <w:rStyle w:val="NormalTok"/>
-        </w:rPr>
-        <w:t xml:space="preserve">shuffled_numbers </w:t>
-      </w:r>
-      <w:r>
-        <w:rPr>
-          <w:rStyle w:val="OperatorTok"/>
-        </w:rPr>
-        <w:t xml:space="preserve">=</w:t>
-      </w:r>
-      <w:r>
-        <w:rPr>
-          <w:rStyle w:val="NormalTok"/>
-        </w:rPr>
-        <w:t xml:space="preserve"> shuffle_copy(my_numbers)</w:t>
-      </w:r>
-      <w:r>
-        <w:br/>
-      </w:r>
-      <w:r>
-        <w:br/>
-      </w:r>
-      <w:r>
-        <w:rPr>
-          <w:rStyle w:val="BuiltInTok"/>
-        </w:rPr>
-        <w:t xml:space="preserve">print</w:t>
-      </w:r>
-      <w:r>
-        <w:rPr>
-          <w:rStyle w:val="NormalTok"/>
-        </w:rPr>
-        <w:t xml:space="preserve">(</w:t>
-      </w:r>
-      <w:r>
-        <w:rPr>
-          <w:rStyle w:val="SpecialStringTok"/>
-        </w:rPr>
-        <w:t xml:space="preserve">f"Original List: </w:t>
-      </w:r>
-      <w:r>
-        <w:rPr>
-          <w:rStyle w:val="SpecialCharTok"/>
-        </w:rPr>
-        <w:t xml:space="preserve">{</w:t>
-      </w:r>
-      <w:r>
-        <w:rPr>
-          <w:rStyle w:val="NormalTok"/>
-        </w:rPr>
-        <w:t xml:space="preserve">my_numbers</w:t>
-      </w:r>
-      <w:r>
-        <w:rPr>
-          <w:rStyle w:val="SpecialCharTok"/>
-        </w:rPr>
-        <w:t xml:space="preserve">}</w:t>
-      </w:r>
-      <w:r>
-        <w:rPr>
-          <w:rStyle w:val="SpecialStringTok"/>
-        </w:rPr>
-        <w:t xml:space="preserve">"</w:t>
-      </w:r>
-      <w:r>
-        <w:rPr>
-          <w:rStyle w:val="NormalTok"/>
-        </w:rPr>
-        <w:t xml:space="preserve">)</w:t>
-      </w:r>
-      <w:r>
-        <w:br/>
-      </w:r>
-      <w:r>
-        <w:rPr>
-          <w:rStyle w:val="BuiltInTok"/>
-        </w:rPr>
-        <w:t xml:space="preserve">print</w:t>
-      </w:r>
-      <w:r>
-        <w:rPr>
-          <w:rStyle w:val="NormalTok"/>
-        </w:rPr>
-        <w:t xml:space="preserve">(</w:t>
-      </w:r>
-      <w:r>
-        <w:rPr>
-          <w:rStyle w:val="SpecialStringTok"/>
-        </w:rPr>
-        <w:t xml:space="preserve">f"Shuffled Copy: </w:t>
-      </w:r>
-      <w:r>
-        <w:rPr>
-          <w:rStyle w:val="SpecialCharTok"/>
-        </w:rPr>
-        <w:t xml:space="preserve">{</w:t>
-      </w:r>
-      <w:r>
-        <w:rPr>
-          <w:rStyle w:val="NormalTok"/>
-        </w:rPr>
-        <w:t xml:space="preserve">shuffled_numbers</w:t>
-      </w:r>
-      <w:r>
-        <w:rPr>
-          <w:rStyle w:val="SpecialCharTok"/>
-        </w:rPr>
-        <w:t xml:space="preserve">}</w:t>
-      </w:r>
-      <w:r>
-        <w:rPr>
-          <w:rStyle w:val="SpecialStringTok"/>
-        </w:rPr>
-        <w:t xml:space="preserve">"</w:t>
-      </w:r>
-      <w:r>
-        <w:rPr>
-          <w:rStyle w:val="NormalTok"/>
-        </w:rPr>
-        <w:t xml:space="preserve">)</w:t>
-      </w:r>
-      <w:r>
-        <w:br/>
-      </w:r>
-      <w:r>
-        <w:br/>
-      </w:r>
-      <w:r>
-        <w:rPr>
-          <w:rStyle w:val="CommentTok"/>
-        </w:rPr>
-        <w:t xml:space="preserve"># Another example</w:t>
-      </w:r>
-      <w:r>
-        <w:br/>
-      </w:r>
-      <w:r>
-        <w:rPr>
-          <w:rStyle w:val="NormalTok"/>
-        </w:rPr>
-        <w:t xml:space="preserve">source_data </w:t>
-      </w:r>
-      <w:r>
-        <w:rPr>
-          <w:rStyle w:val="OperatorTok"/>
-        </w:rPr>
-        <w:t xml:space="preserve">=</w:t>
-      </w:r>
-      <w:r>
-        <w:rPr>
-          <w:rStyle w:val="NormalTok"/>
-        </w:rPr>
-        <w:t xml:space="preserve"> [</w:t>
-      </w:r>
-      <w:r>
-        <w:rPr>
-          <w:rStyle w:val="DecValTok"/>
-        </w:rPr>
-        <w:t xml:space="preserve">100</w:t>
-      </w:r>
-      <w:r>
-        <w:rPr>
-          <w:rStyle w:val="NormalTok"/>
-        </w:rPr>
-        <w:t xml:space="preserve">, </w:t>
-      </w:r>
-      <w:r>
-        <w:rPr>
-          <w:rStyle w:val="DecValTok"/>
-        </w:rPr>
-        <w:t xml:space="preserve">200</w:t>
-      </w:r>
-      <w:r>
-        <w:rPr>
-          <w:rStyle w:val="NormalTok"/>
-        </w:rPr>
-        <w:t xml:space="preserve">, </w:t>
-      </w:r>
-      <w:r>
-        <w:rPr>
-          <w:rStyle w:val="DecValTok"/>
-        </w:rPr>
-        <w:t xml:space="preserve">300</w:t>
-      </w:r>
-      <w:r>
-        <w:rPr>
-          <w:rStyle w:val="NormalTok"/>
-        </w:rPr>
-        <w:t xml:space="preserve">]</w:t>
-      </w:r>
-      <w:r>
-        <w:br/>
-      </w:r>
-      <w:r>
-        <w:rPr>
-          <w:rStyle w:val="NormalTok"/>
-        </w:rPr>
-        <w:t xml:space="preserve">randomized_data </w:t>
-      </w:r>
-      <w:r>
-        <w:rPr>
-          <w:rStyle w:val="OperatorTok"/>
-        </w:rPr>
-        <w:t xml:space="preserve">=</w:t>
-      </w:r>
-      <w:r>
-        <w:rPr>
-          <w:rStyle w:val="NormalTok"/>
-        </w:rPr>
-        <w:t xml:space="preserve"> shuffle_copy(source_data)</w:t>
-      </w:r>
-      <w:r>
-        <w:br/>
-      </w:r>
-      <w:r>
-        <w:br/>
-      </w:r>
-      <w:r>
-        <w:rPr>
-          <w:rStyle w:val="BuiltInTok"/>
-        </w:rPr>
-        <w:t xml:space="preserve">print</w:t>
-      </w:r>
-      <w:r>
-        <w:rPr>
-          <w:rStyle w:val="NormalTok"/>
-        </w:rPr>
-        <w:t xml:space="preserve">(</w:t>
-      </w:r>
-      <w:r>
-        <w:rPr>
-          <w:rStyle w:val="SpecialStringTok"/>
-        </w:rPr>
-        <w:t xml:space="preserve">f"</w:t>
-      </w:r>
-      <w:r>
-        <w:rPr>
-          <w:rStyle w:val="CharTok"/>
-        </w:rPr>
-        <w:t xml:space="preserve">\n</w:t>
-      </w:r>
-      <w:r>
-        <w:rPr>
-          <w:rStyle w:val="SpecialStringTok"/>
-        </w:rPr>
-        <w:t xml:space="preserve">Original Data: </w:t>
-      </w:r>
-      <w:r>
-        <w:rPr>
-          <w:rStyle w:val="SpecialCharTok"/>
-        </w:rPr>
-        <w:t xml:space="preserve">{</w:t>
-      </w:r>
-      <w:r>
-        <w:rPr>
-          <w:rStyle w:val="NormalTok"/>
-        </w:rPr>
-        <w:t xml:space="preserve">source_data</w:t>
-      </w:r>
-      <w:r>
-        <w:rPr>
-          <w:rStyle w:val="SpecialCharTok"/>
-        </w:rPr>
-        <w:t xml:space="preserve">}</w:t>
-      </w:r>
-      <w:r>
-        <w:rPr>
-          <w:rStyle w:val="SpecialStringTok"/>
-        </w:rPr>
-        <w:t xml:space="preserve">"</w:t>
-      </w:r>
-      <w:r>
-        <w:rPr>
-          <w:rStyle w:val="NormalTok"/>
-        </w:rPr>
-        <w:t xml:space="preserve">)</w:t>
-      </w:r>
-      <w:r>
-        <w:br/>
-      </w:r>
-      <w:r>
-        <w:rPr>
-          <w:rStyle w:val="BuiltInTok"/>
-        </w:rPr>
-        <w:t xml:space="preserve">print</w:t>
-      </w:r>
-      <w:r>
-        <w:rPr>
-          <w:rStyle w:val="NormalTok"/>
-        </w:rPr>
-        <w:t xml:space="preserve">(</w:t>
-      </w:r>
-      <w:r>
-        <w:rPr>
-          <w:rStyle w:val="SpecialStringTok"/>
-        </w:rPr>
-        <w:t xml:space="preserve">f"Randomized Data: </w:t>
-      </w:r>
-      <w:r>
-        <w:rPr>
-          <w:rStyle w:val="SpecialCharTok"/>
-        </w:rPr>
-        <w:t xml:space="preserve">{</w:t>
-      </w:r>
-      <w:r>
-        <w:rPr>
-          <w:rStyle w:val="NormalTok"/>
-        </w:rPr>
-        <w:t xml:space="preserve">randomized_data</w:t>
+        <w:t xml:space="preserve">shuffled_list</w:t>
       </w:r>
       <w:r>
         <w:rPr>
@@ -3776,7 +3799,7 @@
         <w:rPr>
           <w:rStyle w:val="VerbatimChar"/>
         </w:rPr>
-        <w:t xml:space="preserve">Original List: [1, 2, 3, 4, 5, 6]</w:t>
+        <w:t xml:space="preserve">Original list (before): [10, 20, 30, 40, 50]</w:t>
       </w:r>
       <w:r>
         <w:br/>
@@ -3785,28 +3808,16 @@
         <w:rPr>
           <w:rStyle w:val="VerbatimChar"/>
         </w:rPr>
-        <w:t xml:space="preserve">Shuffled Copy: [4, 1, 6, 3, 5, 2]</w:t>
+        <w:t xml:space="preserve">Original list (after): [10, 20, 30, 40, 50]</w:t>
       </w:r>
       <w:r>
         <w:br/>
       </w:r>
       <w:r>
-        <w:br/>
-      </w:r>
-      <w:r>
         <w:rPr>
           <w:rStyle w:val="VerbatimChar"/>
         </w:rPr>
-        <w:t xml:space="preserve">Original Data: [100, 200, 300]</w:t>
-      </w:r>
-      <w:r>
-        <w:br/>
-      </w:r>
-      <w:r>
-        <w:rPr>
-          <w:rStyle w:val="VerbatimChar"/>
-        </w:rPr>
-        <w:t xml:space="preserve">Randomized Data: [200, 300, 100]</w:t>
+        <w:t xml:space="preserve">Returned shuffled list: [40, 10, 50, 20, 30]</w:t>
       </w:r>
     </w:p>
     <w:p>
@@ -3818,7 +3829,35 @@
           <w:i/>
           <w:iCs/>
         </w:rPr>
-        <w:t xml:space="preserve">(Note: The actual output of the shuffled lists will vary with each execution due to the nature of random shuffling.)</w:t>
+        <w:t xml:space="preserve">(Note: The order of elements in the</w:t>
+      </w:r>
+      <w:r>
+        <w:rPr>
+          <w:i/>
+          <w:iCs/>
+        </w:rPr>
+        <w:t xml:space="preserve"> </w:t>
+      </w:r>
+      <w:r>
+        <w:rPr>
+          <w:i/>
+          <w:iCs/>
+        </w:rPr>
+        <w:t xml:space="preserve">“Returned shuffled list”</w:t>
+      </w:r>
+      <w:r>
+        <w:rPr>
+          <w:i/>
+          <w:iCs/>
+        </w:rPr>
+        <w:t xml:space="preserve"> </w:t>
+      </w:r>
+      <w:r>
+        <w:rPr>
+          <w:i/>
+          <w:iCs/>
+        </w:rPr>
+        <w:t xml:space="preserve">will vary with each execution due to its random nature.)</w:t>
       </w:r>
     </w:p>
     <w:p>
@@ -4334,18 +4373,6 @@
     <w:abstractNumId w:val="991"/>
   </w:num>
   <w:num w:numId="1002">
-    <w:abstractNumId w:val="991"/>
-  </w:num>
-  <w:num w:numId="1003">
-    <w:abstractNumId w:val="991"/>
-  </w:num>
-  <w:num w:numId="1004">
-    <w:abstractNumId w:val="991"/>
-  </w:num>
-  <w:num w:numId="1005">
-    <w:abstractNumId w:val="991"/>
-  </w:num>
-  <w:num w:numId="1006">
     <w:abstractNumId w:val="99411"/>
     <w:lvlOverride w:ilvl="0">
       <w:startOverride w:val="1"/>
@@ -4375,7 +4402,49 @@
       <w:startOverride w:val="1"/>
     </w:lvlOverride>
   </w:num>
+  <w:num w:numId="1003">
+    <w:abstractNumId w:val="991"/>
+  </w:num>
+  <w:num w:numId="1004">
+    <w:abstractNumId w:val="991"/>
+  </w:num>
+  <w:num w:numId="1005">
+    <w:abstractNumId w:val="991"/>
+  </w:num>
+  <w:num w:numId="1006">
+    <w:abstractNumId w:val="991"/>
+  </w:num>
   <w:num w:numId="1007">
+    <w:abstractNumId w:val="99411"/>
+    <w:lvlOverride w:ilvl="0">
+      <w:startOverride w:val="1"/>
+    </w:lvlOverride>
+    <w:lvlOverride w:ilvl="1">
+      <w:startOverride w:val="1"/>
+    </w:lvlOverride>
+    <w:lvlOverride w:ilvl="2">
+      <w:startOverride w:val="1"/>
+    </w:lvlOverride>
+    <w:lvlOverride w:ilvl="3">
+      <w:startOverride w:val="1"/>
+    </w:lvlOverride>
+    <w:lvlOverride w:ilvl="4">
+      <w:startOverride w:val="1"/>
+    </w:lvlOverride>
+    <w:lvlOverride w:ilvl="5">
+      <w:startOverride w:val="1"/>
+    </w:lvlOverride>
+    <w:lvlOverride w:ilvl="6">
+      <w:startOverride w:val="1"/>
+    </w:lvlOverride>
+    <w:lvlOverride w:ilvl="7">
+      <w:startOverride w:val="1"/>
+    </w:lvlOverride>
+    <w:lvlOverride w:ilvl="8">
+      <w:startOverride w:val="1"/>
+    </w:lvlOverride>
+  </w:num>
+  <w:num w:numId="1008">
     <w:abstractNumId w:val="991"/>
   </w:num>
 </w:numbering>

--- a/random_module_one.docx
+++ b/random_module_one.docx
@@ -275,7 +275,7 @@
         <w:pStyle w:val="FirstParagraph"/>
       </w:pPr>
       <w:r>
-        <w:t xml:space="preserve">This function provides a basic arithmetic operation. It takes two parameters,</w:t>
+        <w:t xml:space="preserve">This function provides a straightforward way to perform addition. It accepts two parameters,</w:t>
       </w:r>
       <w:r>
         <w:t xml:space="preserve"> </w:t>
@@ -302,7 +302,7 @@
         <w:t xml:space="preserve">b</w:t>
       </w:r>
       <w:r>
-        <w:t xml:space="preserve">, and computes their sum using the standard addition operator (</w:t>
+        <w:t xml:space="preserve">, which are expected to be numeric types. The function then uses the standard addition operator (</w:t>
       </w:r>
       <w:r>
         <w:rPr>
@@ -311,137 +311,68 @@
         <w:t xml:space="preserve">+</w:t>
       </w:r>
       <w:r>
-        <w:t xml:space="preserve">). The resulting value is then returned by the function. The primary purpose is to encapsulate the addition of two numbers.</w:t>
+        <w:t xml:space="preserve">) to compute their sum. The resulting value from the expression</w:t>
+      </w:r>
+      <w:r>
+        <w:t xml:space="preserve"> </w:t>
+      </w:r>
+      <w:r>
+        <w:rPr>
+          <w:rStyle w:val="VerbatimChar"/>
+        </w:rPr>
+        <w:t xml:space="preserve">a + b</w:t>
+      </w:r>
+      <w:r>
+        <w:t xml:space="preserve"> </w:t>
+      </w:r>
+      <w:r>
+        <w:t xml:space="preserve">is immediately returned to the caller.</w:t>
       </w:r>
     </w:p>
     <w:p>
       <w:pPr>
-        <w:pStyle w:val="BodyText"/>
-      </w:pPr>
-      <w:r>
-        <w:t xml:space="preserve">For example, if</w:t>
-      </w:r>
-      <w:r>
-        <w:t xml:space="preserve"> </w:t>
-      </w:r>
-      <w:r>
-        <w:rPr>
-          <w:rStyle w:val="VerbatimChar"/>
-        </w:rPr>
-        <w:t xml:space="preserve">a</w:t>
-      </w:r>
-      <w:r>
-        <w:t xml:space="preserve"> </w:t>
-      </w:r>
-      <w:r>
-        <w:t xml:space="preserve">is</w:t>
-      </w:r>
-      <w:r>
-        <w:t xml:space="preserve"> </w:t>
-      </w:r>
-      <w:r>
-        <w:rPr>
-          <w:rStyle w:val="VerbatimChar"/>
-        </w:rPr>
-        <w:t xml:space="preserve">10</w:t>
-      </w:r>
-      <w:r>
-        <w:t xml:space="preserve"> </w:t>
-      </w:r>
-      <w:r>
-        <w:t xml:space="preserve">and</w:t>
-      </w:r>
-      <w:r>
-        <w:t xml:space="preserve"> </w:t>
-      </w:r>
-      <w:r>
-        <w:rPr>
-          <w:rStyle w:val="VerbatimChar"/>
+        <w:pStyle w:val="SourceCode"/>
+      </w:pPr>
+      <w:r>
+        <w:rPr>
+          <w:rStyle w:val="CommentTok"/>
+        </w:rPr>
+        <w:t xml:space="preserve"># The function's logic is a single addition operation</w:t>
+      </w:r>
+      <w:r>
+        <w:br/>
+      </w:r>
+      <w:r>
+        <w:rPr>
+          <w:rStyle w:val="ControlFlowTok"/>
+        </w:rPr>
+        <w:t xml:space="preserve">return</w:t>
+      </w:r>
+      <w:r>
+        <w:rPr>
+          <w:rStyle w:val="NormalTok"/>
+        </w:rPr>
+        <w:t xml:space="preserve"> a</w:t>
+      </w:r>
+      <w:r>
+        <w:rPr>
+          <w:rStyle w:val="OperatorTok"/>
+        </w:rPr>
+        <w:t xml:space="preserve">+</w:t>
+      </w:r>
+      <w:r>
+        <w:rPr>
+          <w:rStyle w:val="NormalTok"/>
         </w:rPr>
         <w:t xml:space="preserve">b</w:t>
-      </w:r>
-      <w:r>
-        <w:t xml:space="preserve"> </w:t>
-      </w:r>
-      <w:r>
-        <w:t xml:space="preserve">is</w:t>
-      </w:r>
-      <w:r>
-        <w:t xml:space="preserve"> </w:t>
-      </w:r>
-      <w:r>
-        <w:rPr>
-          <w:rStyle w:val="VerbatimChar"/>
-        </w:rPr>
-        <w:t xml:space="preserve">5</w:t>
-      </w:r>
-      <w:r>
-        <w:t xml:space="preserve">, the function will compute</w:t>
-      </w:r>
-      <w:r>
-        <w:t xml:space="preserve"> </w:t>
-      </w:r>
-      <w:r>
-        <w:rPr>
-          <w:rStyle w:val="VerbatimChar"/>
-        </w:rPr>
-        <w:t xml:space="preserve">10 + 5</w:t>
-      </w:r>
-      <w:r>
-        <w:t xml:space="preserve"> </w:t>
-      </w:r>
-      <w:r>
-        <w:t xml:space="preserve">and return the integer</w:t>
-      </w:r>
-      <w:r>
-        <w:t xml:space="preserve"> </w:t>
-      </w:r>
-      <w:r>
-        <w:rPr>
-          <w:rStyle w:val="VerbatimChar"/>
-        </w:rPr>
-        <w:t xml:space="preserve">15</w:t>
-      </w:r>
-      <w:r>
-        <w:t xml:space="preserve">.</w:t>
       </w:r>
     </w:p>
     <w:p>
       <w:pPr>
-        <w:pStyle w:val="SourceCode"/>
-      </w:pPr>
-      <w:r>
-        <w:rPr>
-          <w:rStyle w:val="CommentTok"/>
-        </w:rPr>
-        <w:t xml:space="preserve"># The function simply returns the result of a + b</w:t>
-      </w:r>
-      <w:r>
-        <w:br/>
-      </w:r>
-      <w:r>
-        <w:rPr>
-          <w:rStyle w:val="ControlFlowTok"/>
-        </w:rPr>
-        <w:t xml:space="preserve">return</w:t>
-      </w:r>
-      <w:r>
-        <w:rPr>
-          <w:rStyle w:val="NormalTok"/>
-        </w:rPr>
-        <w:t xml:space="preserve"> a </w:t>
-      </w:r>
-      <w:r>
-        <w:rPr>
-          <w:rStyle w:val="OperatorTok"/>
-        </w:rPr>
-        <w:t xml:space="preserve">+</w:t>
-      </w:r>
-      <w:r>
-        <w:rPr>
-          <w:rStyle w:val="NormalTok"/>
-        </w:rPr>
-        <w:t xml:space="preserve"> b</w:t>
+        <w:pStyle w:val="FirstParagraph"/>
+      </w:pPr>
+      <w:r>
+        <w:t xml:space="preserve">The primary purpose of this function is to encapsulate the addition of two numbers.</w:t>
       </w:r>
     </w:p>
     <w:bookmarkEnd w:id="12"/>
@@ -472,7 +403,7 @@
         </w:numPr>
       </w:pPr>
       <w:r>
-        <w:t xml:space="preserve">This function is intended for use with numeric types such as integers (</w:t>
+        <w:t xml:space="preserve">The function is designed to work with numeric types such as integers (</w:t>
       </w:r>
       <w:r>
         <w:rPr>
@@ -502,50 +433,38 @@
         </w:numPr>
       </w:pPr>
       <w:r>
-        <w:t xml:space="preserve">If string types are provided, the function will perform string concatenation rather than mathematical addition.</w:t>
+        <w:t xml:space="preserve">If string types are passed as arguments, the function will perform string concatenation instead of arithmetic addition. For example,</w:t>
+      </w:r>
+      <w:r>
+        <w:t xml:space="preserve"> </w:t>
+      </w:r>
+      <w:r>
+        <w:rPr>
+          <w:rStyle w:val="VerbatimChar"/>
+        </w:rPr>
+        <w:t xml:space="preserve">num("hello", "world")</w:t>
+      </w:r>
+      <w:r>
+        <w:t xml:space="preserve"> </w:t>
+      </w:r>
+      <w:r>
+        <w:t xml:space="preserve">would return</w:t>
+      </w:r>
+      <w:r>
+        <w:t xml:space="preserve"> </w:t>
+      </w:r>
+      <w:r>
+        <w:rPr>
+          <w:rStyle w:val="VerbatimChar"/>
+        </w:rPr>
+        <w:t xml:space="preserve">"helloworld"</w:t>
+      </w:r>
+      <w:r>
+        <w:t xml:space="preserve">.</w:t>
       </w:r>
     </w:p>
     <w:p>
       <w:pPr>
-        <w:pStyle w:val="Compact"/>
-        <w:numPr>
-          <w:ilvl w:val="0"/>
-          <w:numId w:val="1001"/>
-        </w:numPr>
-      </w:pPr>
-      <w:r>
-        <w:t xml:space="preserve">Providing incompatible types (e.g., an integer and a</w:t>
-      </w:r>
-      <w:r>
-        <w:t xml:space="preserve"> </w:t>
-      </w:r>
-      <w:r>
-        <w:rPr>
-          <w:rStyle w:val="VerbatimChar"/>
-        </w:rPr>
-        <w:t xml:space="preserve">None</w:t>
-      </w:r>
-      <w:r>
-        <w:t xml:space="preserve"> </w:t>
-      </w:r>
-      <w:r>
-        <w:t xml:space="preserve">type) will result in a</w:t>
-      </w:r>
-      <w:r>
-        <w:t xml:space="preserve"> </w:t>
-      </w:r>
-      <w:r>
-        <w:rPr>
-          <w:rStyle w:val="VerbatimChar"/>
-        </w:rPr>
-        <w:t xml:space="preserve">TypeError</w:t>
-      </w:r>
-      <w:r>
-        <w:t xml:space="preserve">.</w:t>
-      </w:r>
-    </w:p>
-    <w:p>
-      <w:pPr>
         <w:pStyle w:val="FirstParagraph"/>
       </w:pPr>
       <w:r>
@@ -556,7 +475,7 @@
         <w:t xml:space="preserve">Output Example</w:t>
       </w:r>
       <w:r>
-        <w:t xml:space="preserve">: A numeric value representing the sum, such as</w:t>
+        <w:t xml:space="preserve">: A numeric value representing the sum of the inputs. For example:</w:t>
       </w:r>
       <w:r>
         <w:t xml:space="preserve"> </w:t>
@@ -566,24 +485,6 @@
           <w:rStyle w:val="VerbatimChar"/>
         </w:rPr>
         <w:t xml:space="preserve">15</w:t>
-      </w:r>
-      <w:r>
-        <w:t xml:space="preserve"> </w:t>
-      </w:r>
-      <w:r>
-        <w:t xml:space="preserve">or</w:t>
-      </w:r>
-      <w:r>
-        <w:t xml:space="preserve"> </w:t>
-      </w:r>
-      <w:r>
-        <w:rPr>
-          <w:rStyle w:val="VerbatimChar"/>
-        </w:rPr>
-        <w:t xml:space="preserve">12.5</w:t>
-      </w:r>
-      <w:r>
-        <w:t xml:space="preserve">.</w:t>
       </w:r>
     </w:p>
     <w:bookmarkEnd w:id="13"/>
@@ -613,7 +514,7 @@
         <w:rPr>
           <w:rStyle w:val="CommentTok"/>
         </w:rPr>
-        <w:t xml:space="preserve"># Example usage with two integers</w:t>
+        <w:t xml:space="preserve"># Example usage with integers</w:t>
       </w:r>
       <w:r>
         <w:br/>
@@ -622,7 +523,7 @@
         <w:rPr>
           <w:rStyle w:val="NormalTok"/>
         </w:rPr>
-        <w:t xml:space="preserve">result </w:t>
+        <w:t xml:space="preserve">result_int </w:t>
       </w:r>
       <w:r>
         <w:rPr>
@@ -640,19 +541,127 @@
         <w:rPr>
           <w:rStyle w:val="DecValTok"/>
         </w:rPr>
+        <w:t xml:space="preserve">10</w:t>
+      </w:r>
+      <w:r>
+        <w:rPr>
+          <w:rStyle w:val="NormalTok"/>
+        </w:rPr>
+        <w:t xml:space="preserve">, </w:t>
+      </w:r>
+      <w:r>
+        <w:rPr>
+          <w:rStyle w:val="DecValTok"/>
+        </w:rPr>
         <w:t xml:space="preserve">5</w:t>
       </w:r>
       <w:r>
         <w:rPr>
           <w:rStyle w:val="NormalTok"/>
         </w:rPr>
+        <w:t xml:space="preserve">)</w:t>
+      </w:r>
+      <w:r>
+        <w:br/>
+      </w:r>
+      <w:r>
+        <w:rPr>
+          <w:rStyle w:val="BuiltInTok"/>
+        </w:rPr>
+        <w:t xml:space="preserve">print</w:t>
+      </w:r>
+      <w:r>
+        <w:rPr>
+          <w:rStyle w:val="NormalTok"/>
+        </w:rPr>
+        <w:t xml:space="preserve">(</w:t>
+      </w:r>
+      <w:r>
+        <w:rPr>
+          <w:rStyle w:val="SpecialStringTok"/>
+        </w:rPr>
+        <w:t xml:space="preserve">f"The sum of integers is: </w:t>
+      </w:r>
+      <w:r>
+        <w:rPr>
+          <w:rStyle w:val="SpecialCharTok"/>
+        </w:rPr>
+        <w:t xml:space="preserve">{</w:t>
+      </w:r>
+      <w:r>
+        <w:rPr>
+          <w:rStyle w:val="NormalTok"/>
+        </w:rPr>
+        <w:t xml:space="preserve">result_int</w:t>
+      </w:r>
+      <w:r>
+        <w:rPr>
+          <w:rStyle w:val="SpecialCharTok"/>
+        </w:rPr>
+        <w:t xml:space="preserve">}</w:t>
+      </w:r>
+      <w:r>
+        <w:rPr>
+          <w:rStyle w:val="SpecialStringTok"/>
+        </w:rPr>
+        <w:t xml:space="preserve">"</w:t>
+      </w:r>
+      <w:r>
+        <w:rPr>
+          <w:rStyle w:val="NormalTok"/>
+        </w:rPr>
+        <w:t xml:space="preserve">)</w:t>
+      </w:r>
+      <w:r>
+        <w:br/>
+      </w:r>
+      <w:r>
+        <w:br/>
+      </w:r>
+      <w:r>
+        <w:rPr>
+          <w:rStyle w:val="CommentTok"/>
+        </w:rPr>
+        <w:t xml:space="preserve"># Example usage with floats</w:t>
+      </w:r>
+      <w:r>
+        <w:br/>
+      </w:r>
+      <w:r>
+        <w:rPr>
+          <w:rStyle w:val="NormalTok"/>
+        </w:rPr>
+        <w:t xml:space="preserve">result_float </w:t>
+      </w:r>
+      <w:r>
+        <w:rPr>
+          <w:rStyle w:val="OperatorTok"/>
+        </w:rPr>
+        <w:t xml:space="preserve">=</w:t>
+      </w:r>
+      <w:r>
+        <w:rPr>
+          <w:rStyle w:val="NormalTok"/>
+        </w:rPr>
+        <w:t xml:space="preserve"> num(</w:t>
+      </w:r>
+      <w:r>
+        <w:rPr>
+          <w:rStyle w:val="FloatTok"/>
+        </w:rPr>
+        <w:t xml:space="preserve">7.5</w:t>
+      </w:r>
+      <w:r>
+        <w:rPr>
+          <w:rStyle w:val="NormalTok"/>
+        </w:rPr>
         <w:t xml:space="preserve">, </w:t>
       </w:r>
       <w:r>
         <w:rPr>
-          <w:rStyle w:val="DecValTok"/>
-        </w:rPr>
-        <w:t xml:space="preserve">10</w:t>
+          <w:rStyle w:val="FloatTok"/>
+        </w:rPr>
+        <w:t xml:space="preserve">2.2</w:t>
       </w:r>
       <w:r>
         <w:rPr>
@@ -673,79 +682,43 @@
         <w:rPr>
           <w:rStyle w:val="NormalTok"/>
         </w:rPr>
-        <w:t xml:space="preserve">(result)</w:t>
-      </w:r>
-      <w:r>
-        <w:br/>
-      </w:r>
-      <w:r>
-        <w:br/>
-      </w:r>
-      <w:r>
-        <w:rPr>
-          <w:rStyle w:val="CommentTok"/>
-        </w:rPr>
-        <w:t xml:space="preserve"># Example usage with a float and an integer</w:t>
-      </w:r>
-      <w:r>
-        <w:br/>
+        <w:t xml:space="preserve">(</w:t>
+      </w:r>
+      <w:r>
+        <w:rPr>
+          <w:rStyle w:val="SpecialStringTok"/>
+        </w:rPr>
+        <w:t xml:space="preserve">f"The sum of floats is: </w:t>
+      </w:r>
+      <w:r>
+        <w:rPr>
+          <w:rStyle w:val="SpecialCharTok"/>
+        </w:rPr>
+        <w:t xml:space="preserve">{</w:t>
       </w:r>
       <w:r>
         <w:rPr>
           <w:rStyle w:val="NormalTok"/>
         </w:rPr>
-        <w:t xml:space="preserve">float_result </w:t>
-      </w:r>
-      <w:r>
-        <w:rPr>
-          <w:rStyle w:val="OperatorTok"/>
-        </w:rPr>
-        <w:t xml:space="preserve">=</w:t>
+        <w:t xml:space="preserve">result_float</w:t>
+      </w:r>
+      <w:r>
+        <w:rPr>
+          <w:rStyle w:val="SpecialCharTok"/>
+        </w:rPr>
+        <w:t xml:space="preserve">}</w:t>
+      </w:r>
+      <w:r>
+        <w:rPr>
+          <w:rStyle w:val="SpecialStringTok"/>
+        </w:rPr>
+        <w:t xml:space="preserve">"</w:t>
       </w:r>
       <w:r>
         <w:rPr>
           <w:rStyle w:val="NormalTok"/>
         </w:rPr>
-        <w:t xml:space="preserve"> num(</w:t>
-      </w:r>
-      <w:r>
-        <w:rPr>
-          <w:rStyle w:val="FloatTok"/>
-        </w:rPr>
-        <w:t xml:space="preserve">7.5</w:t>
-      </w:r>
-      <w:r>
-        <w:rPr>
-          <w:rStyle w:val="NormalTok"/>
-        </w:rPr>
-        <w:t xml:space="preserve">, </w:t>
-      </w:r>
-      <w:r>
-        <w:rPr>
-          <w:rStyle w:val="DecValTok"/>
-        </w:rPr>
-        <w:t xml:space="preserve">5</w:t>
-      </w:r>
-      <w:r>
-        <w:rPr>
-          <w:rStyle w:val="NormalTok"/>
-        </w:rPr>
         <w:t xml:space="preserve">)</w:t>
-      </w:r>
-      <w:r>
-        <w:br/>
-      </w:r>
-      <w:r>
-        <w:rPr>
-          <w:rStyle w:val="BuiltInTok"/>
-        </w:rPr>
-        <w:t xml:space="preserve">print</w:t>
-      </w:r>
-      <w:r>
-        <w:rPr>
-          <w:rStyle w:val="NormalTok"/>
-        </w:rPr>
-        <w:t xml:space="preserve">(float_result)</w:t>
       </w:r>
     </w:p>
     <w:p>
@@ -768,7 +741,7 @@
         <w:rPr>
           <w:rStyle w:val="VerbatimChar"/>
         </w:rPr>
-        <w:t xml:space="preserve">15</w:t>
+        <w:t xml:space="preserve">The sum of integers is: 15</w:t>
       </w:r>
       <w:r>
         <w:br/>
@@ -777,7 +750,7 @@
         <w:rPr>
           <w:rStyle w:val="VerbatimChar"/>
         </w:rPr>
-        <w:t xml:space="preserve">12.5</w:t>
+        <w:t xml:space="preserve">The sum of floats is: 9.7</w:t>
       </w:r>
     </w:p>
     <w:p>
@@ -808,7 +781,7 @@
     </w:p>
     <w:bookmarkEnd w:id="15"/>
     <w:bookmarkEnd w:id="16"/>
-    <w:bookmarkStart w:id="23" w:name="Xd810e588a5ceac3138dc172d9c5d002d78cadee"/>
+    <w:bookmarkStart w:id="23" w:name="X895b6378ab8624fa4be7d7d513e4a26fd4416b8"/>
     <w:p>
       <w:pPr>
         <w:pStyle w:val="Heading1"/>
@@ -823,7 +796,7 @@
         <w:tab/>
       </w:r>
       <w:r>
-        <w:t xml:space="preserve">Function: generate_random_integers(count: int, start: int = 0, end: int = 100) -&gt; List[int]</w:t>
+        <w:t xml:space="preserve">Function: generate_random_integers(count: int, start: int = 0, end: int = 100)</w:t>
       </w:r>
     </w:p>
     <w:bookmarkStart w:id="17" w:name="overview-1"/>
@@ -864,7 +837,7 @@
         <w:t xml:space="preserve"> </w:t>
       </w:r>
       <w:r>
-        <w:t xml:space="preserve">function returns a list of a specified number of pseudo-random integers within a given inclusive range.</w:t>
+        <w:t xml:space="preserve">function returns a list of a specified number of pseudo-random integers within a defined inclusive range.</w:t>
       </w:r>
     </w:p>
     <w:bookmarkEnd w:id="17"/>
@@ -969,7 +942,7 @@
               <w:pStyle w:val="Compact"/>
             </w:pPr>
             <w:r>
-              <w:t xml:space="preserve">The total number of integers to generate in the list.</w:t>
+              <w:t xml:space="preserve">The number of random integers to generate. This value must be non-negative.</w:t>
             </w:r>
           </w:p>
         </w:tc>
@@ -1007,7 +980,7 @@
               <w:pStyle w:val="Compact"/>
             </w:pPr>
             <w:r>
-              <w:t xml:space="preserve">The inclusive lower bound for the random values. Defaults to</w:t>
+              <w:t xml:space="preserve">The inclusive lower bound for the generated values. Defaults to</w:t>
             </w:r>
             <w:r>
               <w:t xml:space="preserve"> </w:t>
@@ -1057,7 +1030,7 @@
               <w:pStyle w:val="Compact"/>
             </w:pPr>
             <w:r>
-              <w:t xml:space="preserve">The inclusive upper bound for the random values. Defaults to</w:t>
+              <w:t xml:space="preserve">The inclusive upper bound for the generated values. Defaults to</w:t>
             </w:r>
             <w:r>
               <w:t xml:space="preserve"> </w:t>
@@ -1099,11 +1072,12 @@
         <w:pStyle w:val="FirstParagraph"/>
       </w:pPr>
       <w:r>
-        <w:t xml:space="preserve">This function provides a convenient way to generate a list of random integers. It operates in three main steps:</w:t>
+        <w:t xml:space="preserve">This function provides a convenient way to generate a list of random integers. It operates in a few distinct steps:</w:t>
       </w:r>
     </w:p>
     <w:p>
       <w:pPr>
+        <w:pStyle w:val="Compact"/>
         <w:numPr>
           <w:ilvl w:val="0"/>
           <w:numId w:val="1002"/>
@@ -1132,7 +1106,7 @@
         <w:t xml:space="preserve"> </w:t>
       </w:r>
       <w:r>
-        <w:t xml:space="preserve">parameter is a negative number. If it is, a</w:t>
+        <w:t xml:space="preserve">parameter is less than zero. If it is, a</w:t>
       </w:r>
       <w:r>
         <w:t xml:space="preserve"> </w:t>
@@ -1152,6 +1126,7 @@
     </w:p>
     <w:p>
       <w:pPr>
+        <w:pStyle w:val="Compact"/>
         <w:numPr>
           <w:ilvl w:val="0"/>
           <w:numId w:val="1002"/>
@@ -1222,50 +1197,12 @@
         <w:t xml:space="preserve">end</w:t>
       </w:r>
       <w:r>
-        <w:t xml:space="preserve">, it automatically swaps their values. This ensures that</w:t>
-      </w:r>
-      <w:r>
-        <w:t xml:space="preserve"> </w:t>
-      </w:r>
-      <w:r>
-        <w:rPr>
-          <w:rStyle w:val="VerbatimChar"/>
-        </w:rPr>
-        <w:t xml:space="preserve">random.randint</w:t>
-      </w:r>
-      <w:r>
-        <w:t xml:space="preserve"> </w:t>
-      </w:r>
-      <w:r>
-        <w:t xml:space="preserve">receives a valid range (</w:t>
-      </w:r>
-      <w:r>
-        <w:rPr>
-          <w:rStyle w:val="VerbatimChar"/>
-        </w:rPr>
-        <w:t xml:space="preserve">start</w:t>
-      </w:r>
-      <w:r>
-        <w:t xml:space="preserve"> </w:t>
-      </w:r>
-      <w:r>
-        <w:t xml:space="preserve">&lt;=</w:t>
-      </w:r>
-      <w:r>
-        <w:t xml:space="preserve"> </w:t>
-      </w:r>
-      <w:r>
-        <w:rPr>
-          <w:rStyle w:val="VerbatimChar"/>
-        </w:rPr>
-        <w:t xml:space="preserve">end</w:t>
-      </w:r>
-      <w:r>
-        <w:t xml:space="preserve">) and makes the function more robust to user input errors.</w:t>
+        <w:t xml:space="preserve">, it automatically swaps their values. This ensures that the range is always valid for the random number generation logic, making the function more robust against user error.</w:t>
       </w:r>
     </w:p>
     <w:p>
       <w:pPr>
+        <w:pStyle w:val="Compact"/>
         <w:numPr>
           <w:ilvl w:val="0"/>
           <w:numId w:val="1002"/>
@@ -1276,10 +1213,10 @@
           <w:b/>
           <w:bCs/>
         </w:rPr>
-        <w:t xml:space="preserve">Random Number Generation</w:t>
-      </w:r>
-      <w:r>
-        <w:t xml:space="preserve">: Finally, it uses a list comprehension to generate the list of integers. It iterates</w:t>
+        <w:t xml:space="preserve">Generation</w:t>
+      </w:r>
+      <w:r>
+        <w:t xml:space="preserve">: Finally, it uses a list comprehension to generate the list of integers. It calls</w:t>
       </w:r>
       <w:r>
         <w:t xml:space="preserve"> </w:t>
@@ -1288,13 +1225,28 @@
         <w:rPr>
           <w:rStyle w:val="VerbatimChar"/>
         </w:rPr>
+        <w:t xml:space="preserve">random.randint(start, end)</w:t>
+      </w:r>
+      <w:r>
+        <w:t xml:space="preserve"> </w:t>
+      </w:r>
+      <w:r>
+        <w:t xml:space="preserve">for a total of</w:t>
+      </w:r>
+      <w:r>
+        <w:t xml:space="preserve"> </w:t>
+      </w:r>
+      <w:r>
+        <w:rPr>
+          <w:rStyle w:val="VerbatimChar"/>
+        </w:rPr>
         <w:t xml:space="preserve">count</w:t>
       </w:r>
       <w:r>
         <w:t xml:space="preserve"> </w:t>
       </w:r>
       <w:r>
-        <w:t xml:space="preserve">times, and in each iteration, it calls</w:t>
+        <w:t xml:space="preserve">times, collecting each result into a list which is then returned. The use of</w:t>
       </w:r>
       <w:r>
         <w:t xml:space="preserve"> </w:t>
@@ -1303,13 +1255,13 @@
         <w:rPr>
           <w:rStyle w:val="VerbatimChar"/>
         </w:rPr>
-        <w:t xml:space="preserve">random.randint(start, end)</w:t>
+        <w:t xml:space="preserve">random.randint</w:t>
       </w:r>
       <w:r>
         <w:t xml:space="preserve"> </w:t>
       </w:r>
       <w:r>
-        <w:t xml:space="preserve">to produce a single integer that is uniformly sampled from the inclusive range</w:t>
+        <w:t xml:space="preserve">means the range</w:t>
       </w:r>
       <w:r>
         <w:t xml:space="preserve"> </w:t>
@@ -1321,7 +1273,40 @@
         <w:t xml:space="preserve">[start, end]</w:t>
       </w:r>
       <w:r>
-        <w:t xml:space="preserve">. These integers are collected into a list which is then returned.</w:t>
+        <w:t xml:space="preserve"> </w:t>
+      </w:r>
+      <w:r>
+        <w:t xml:space="preserve">is inclusive, so both the</w:t>
+      </w:r>
+      <w:r>
+        <w:t xml:space="preserve"> </w:t>
+      </w:r>
+      <w:r>
+        <w:rPr>
+          <w:rStyle w:val="VerbatimChar"/>
+        </w:rPr>
+        <w:t xml:space="preserve">start</w:t>
+      </w:r>
+      <w:r>
+        <w:t xml:space="preserve"> </w:t>
+      </w:r>
+      <w:r>
+        <w:t xml:space="preserve">and</w:t>
+      </w:r>
+      <w:r>
+        <w:t xml:space="preserve"> </w:t>
+      </w:r>
+      <w:r>
+        <w:rPr>
+          <w:rStyle w:val="VerbatimChar"/>
+        </w:rPr>
+        <w:t xml:space="preserve">end</w:t>
+      </w:r>
+      <w:r>
+        <w:t xml:space="preserve"> </w:t>
+      </w:r>
+      <w:r>
+        <w:t xml:space="preserve">values can be part of the output.</w:t>
       </w:r>
     </w:p>
     <w:p>
@@ -1332,79 +1317,16 @@
         <w:rPr>
           <w:rStyle w:val="CommentTok"/>
         </w:rPr>
-        <w:t xml:space="preserve"># Internal logic for swapping the range</w:t>
+        <w:t xml:space="preserve"># Internal logic for generation</w:t>
       </w:r>
       <w:r>
         <w:br/>
       </w:r>
       <w:r>
         <w:rPr>
-          <w:rStyle w:val="ControlFlowTok"/>
-        </w:rPr>
-        <w:t xml:space="preserve">if</w:t>
-      </w:r>
-      <w:r>
-        <w:rPr>
           <w:rStyle w:val="NormalTok"/>
         </w:rPr>
-        <w:t xml:space="preserve"> start </w:t>
-      </w:r>
-      <w:r>
-        <w:rPr>
-          <w:rStyle w:val="OperatorTok"/>
-        </w:rPr>
-        <w:t xml:space="preserve">&gt;</w:t>
-      </w:r>
-      <w:r>
-        <w:rPr>
-          <w:rStyle w:val="NormalTok"/>
-        </w:rPr>
-        <w:t xml:space="preserve"> end:</w:t>
-      </w:r>
-      <w:r>
-        <w:br/>
-      </w:r>
-      <w:r>
-        <w:rPr>
-          <w:rStyle w:val="NormalTok"/>
-        </w:rPr>
-        <w:t xml:space="preserve">    start, end </w:t>
-      </w:r>
-      <w:r>
-        <w:rPr>
-          <w:rStyle w:val="OperatorTok"/>
-        </w:rPr>
-        <w:t xml:space="preserve">=</w:t>
-      </w:r>
-      <w:r>
-        <w:rPr>
-          <w:rStyle w:val="NormalTok"/>
-        </w:rPr>
-        <w:t xml:space="preserve"> end, start</w:t>
-      </w:r>
-      <w:r>
-        <w:br/>
-      </w:r>
-      <w:r>
-        <w:rPr>
-          <w:rStyle w:val="CommentTok"/>
-        </w:rPr>
-        <w:t xml:space="preserve"># Internal logic for list generation</w:t>
-      </w:r>
-      <w:r>
-        <w:br/>
-      </w:r>
-      <w:r>
-        <w:rPr>
-          <w:rStyle w:val="ControlFlowTok"/>
-        </w:rPr>
-        <w:t xml:space="preserve">return</w:t>
-      </w:r>
-      <w:r>
-        <w:rPr>
-          <w:rStyle w:val="NormalTok"/>
-        </w:rPr>
-        <w:t xml:space="preserve"> [random.randint(start, end) </w:t>
+        <w:t xml:space="preserve">[random.randint(start, end) </w:t>
       </w:r>
       <w:r>
         <w:rPr>
@@ -1498,7 +1420,7 @@
         </w:numPr>
       </w:pPr>
       <w:r>
-        <w:t xml:space="preserve">The</w:t>
+        <w:t xml:space="preserve">A</w:t>
       </w:r>
       <w:r>
         <w:t xml:space="preserve"> </w:t>
@@ -1507,25 +1429,28 @@
         <w:rPr>
           <w:rStyle w:val="VerbatimChar"/>
         </w:rPr>
+        <w:t xml:space="preserve">ValueError</w:t>
+      </w:r>
+      <w:r>
+        <w:t xml:space="preserve"> </w:t>
+      </w:r>
+      <w:r>
+        <w:t xml:space="preserve">will be raised if</w:t>
+      </w:r>
+      <w:r>
+        <w:t xml:space="preserve"> </w:t>
+      </w:r>
+      <w:r>
+        <w:rPr>
+          <w:rStyle w:val="VerbatimChar"/>
+        </w:rPr>
         <w:t xml:space="preserve">count</w:t>
       </w:r>
       <w:r>
         <w:t xml:space="preserve"> </w:t>
       </w:r>
       <w:r>
-        <w:t xml:space="preserve">argument must be a non-negative integer. Providing a negative value will result in a</w:t>
-      </w:r>
-      <w:r>
-        <w:t xml:space="preserve"> </w:t>
-      </w:r>
-      <w:r>
-        <w:rPr>
-          <w:rStyle w:val="VerbatimChar"/>
-        </w:rPr>
-        <w:t xml:space="preserve">ValueError</w:t>
-      </w:r>
-      <w:r>
-        <w:t xml:space="preserve">.</w:t>
+        <w:t xml:space="preserve">is a negative number.</w:t>
       </w:r>
     </w:p>
     <w:p>
@@ -1537,7 +1462,7 @@
         </w:numPr>
       </w:pPr>
       <w:r>
-        <w:t xml:space="preserve">The range defined by</w:t>
+        <w:t xml:space="preserve">The function gracefully handles cases where</w:t>
       </w:r>
       <w:r>
         <w:t xml:space="preserve"> </w:t>
@@ -1546,58 +1471,13 @@
         <w:rPr>
           <w:rStyle w:val="VerbatimChar"/>
         </w:rPr>
-        <w:t xml:space="preserve">start</w:t>
+        <w:t xml:space="preserve">start &gt; end</w:t>
       </w:r>
       <w:r>
         <w:t xml:space="preserve"> </w:t>
       </w:r>
       <w:r>
-        <w:t xml:space="preserve">and</w:t>
-      </w:r>
-      <w:r>
-        <w:t xml:space="preserve"> </w:t>
-      </w:r>
-      <w:r>
-        <w:rPr>
-          <w:rStyle w:val="VerbatimChar"/>
-        </w:rPr>
-        <w:t xml:space="preserve">end</w:t>
-      </w:r>
-      <w:r>
-        <w:t xml:space="preserve"> </w:t>
-      </w:r>
-      <w:r>
-        <w:t xml:space="preserve">is inclusive, meaning both</w:t>
-      </w:r>
-      <w:r>
-        <w:t xml:space="preserve"> </w:t>
-      </w:r>
-      <w:r>
-        <w:rPr>
-          <w:rStyle w:val="VerbatimChar"/>
-        </w:rPr>
-        <w:t xml:space="preserve">start</w:t>
-      </w:r>
-      <w:r>
-        <w:t xml:space="preserve"> </w:t>
-      </w:r>
-      <w:r>
-        <w:t xml:space="preserve">and</w:t>
-      </w:r>
-      <w:r>
-        <w:t xml:space="preserve"> </w:t>
-      </w:r>
-      <w:r>
-        <w:rPr>
-          <w:rStyle w:val="VerbatimChar"/>
-        </w:rPr>
-        <w:t xml:space="preserve">end</w:t>
-      </w:r>
-      <w:r>
-        <w:t xml:space="preserve"> </w:t>
-      </w:r>
-      <w:r>
-        <w:t xml:space="preserve">can appear in the output list.</w:t>
+        <w:t xml:space="preserve">by swapping the values internally.</w:t>
       </w:r>
     </w:p>
     <w:p>
@@ -1609,7 +1489,7 @@
         </w:numPr>
       </w:pPr>
       <w:r>
-        <w:t xml:space="preserve">If you provide a</w:t>
+        <w:t xml:space="preserve">The generated integers are sampled uniformly from the inclusive range</w:t>
       </w:r>
       <w:r>
         <w:t xml:space="preserve"> </w:t>
@@ -1618,28 +1498,10 @@
         <w:rPr>
           <w:rStyle w:val="VerbatimChar"/>
         </w:rPr>
-        <w:t xml:space="preserve">start</w:t>
-      </w:r>
-      <w:r>
-        <w:t xml:space="preserve"> </w:t>
-      </w:r>
-      <w:r>
-        <w:t xml:space="preserve">value that is greater than the</w:t>
-      </w:r>
-      <w:r>
-        <w:t xml:space="preserve"> </w:t>
-      </w:r>
-      <w:r>
-        <w:rPr>
-          <w:rStyle w:val="VerbatimChar"/>
-        </w:rPr>
-        <w:t xml:space="preserve">end</w:t>
-      </w:r>
-      <w:r>
-        <w:t xml:space="preserve"> </w:t>
-      </w:r>
-      <w:r>
-        <w:t xml:space="preserve">value, the function will automatically swap them and proceed without error.</w:t>
+        <w:t xml:space="preserve">[start, end]</w:t>
+      </w:r>
+      <w:r>
+        <w:t xml:space="preserve">.</w:t>
       </w:r>
     </w:p>
     <w:p>
@@ -1666,7 +1528,7 @@
         <w:t xml:space="preserve">generate_random_integers(5, 1, 10)</w:t>
       </w:r>
       <w:r>
-        <w:t xml:space="preserve">:</w:t>
+        <w:t xml:space="preserve">. The actual numbers will vary with each execution.</w:t>
       </w:r>
     </w:p>
     <w:p>
@@ -1677,7 +1539,7 @@
         <w:rPr>
           <w:rStyle w:val="VerbatimChar"/>
         </w:rPr>
-        <w:t xml:space="preserve">[3, 8, 1, 10, 5]</w:t>
+        <w:t xml:space="preserve">[8, 2, 10, 5, 3]</w:t>
       </w:r>
     </w:p>
     <w:bookmarkEnd w:id="20"/>
@@ -2163,7 +2025,7 @@
         <w:rPr>
           <w:rStyle w:val="CommentTok"/>
         </w:rPr>
-        <w:t xml:space="preserve"># Example usage: Generate 5 random integers between 10 and 20.</w:t>
+        <w:t xml:space="preserve"># Example usage: Generate 7 random integers between 50 and 60.</w:t>
       </w:r>
       <w:r>
         <w:br/>
@@ -2172,7 +2034,7 @@
         <w:rPr>
           <w:rStyle w:val="NormalTok"/>
         </w:rPr>
-        <w:t xml:space="preserve">random_numbers </w:t>
+        <w:t xml:space="preserve">random_list </w:t>
       </w:r>
       <w:r>
         <w:rPr>
@@ -2184,7 +2046,88 @@
         <w:rPr>
           <w:rStyle w:val="NormalTok"/>
         </w:rPr>
-        <w:t xml:space="preserve"> generate_random_integers(count</w:t>
+        <w:t xml:space="preserve"> generate_random_integers(</w:t>
+      </w:r>
+      <w:r>
+        <w:rPr>
+          <w:rStyle w:val="DecValTok"/>
+        </w:rPr>
+        <w:t xml:space="preserve">7</w:t>
+      </w:r>
+      <w:r>
+        <w:rPr>
+          <w:rStyle w:val="NormalTok"/>
+        </w:rPr>
+        <w:t xml:space="preserve">, </w:t>
+      </w:r>
+      <w:r>
+        <w:rPr>
+          <w:rStyle w:val="DecValTok"/>
+        </w:rPr>
+        <w:t xml:space="preserve">50</w:t>
+      </w:r>
+      <w:r>
+        <w:rPr>
+          <w:rStyle w:val="NormalTok"/>
+        </w:rPr>
+        <w:t xml:space="preserve">, </w:t>
+      </w:r>
+      <w:r>
+        <w:rPr>
+          <w:rStyle w:val="DecValTok"/>
+        </w:rPr>
+        <w:t xml:space="preserve">60</w:t>
+      </w:r>
+      <w:r>
+        <w:rPr>
+          <w:rStyle w:val="NormalTok"/>
+        </w:rPr>
+        <w:t xml:space="preserve">)</w:t>
+      </w:r>
+      <w:r>
+        <w:br/>
+      </w:r>
+      <w:r>
+        <w:rPr>
+          <w:rStyle w:val="BuiltInTok"/>
+        </w:rPr>
+        <w:t xml:space="preserve">print</w:t>
+      </w:r>
+      <w:r>
+        <w:rPr>
+          <w:rStyle w:val="NormalTok"/>
+        </w:rPr>
+        <w:t xml:space="preserve">(random_list)</w:t>
+      </w:r>
+      <w:r>
+        <w:br/>
+      </w:r>
+      <w:r>
+        <w:br/>
+      </w:r>
+      <w:r>
+        <w:rPr>
+          <w:rStyle w:val="CommentTok"/>
+        </w:rPr>
+        <w:t xml:space="preserve"># Example with swapped start and end values</w:t>
+      </w:r>
+      <w:r>
+        <w:br/>
+      </w:r>
+      <w:r>
+        <w:rPr>
+          <w:rStyle w:val="CommentTok"/>
+        </w:rPr>
+        <w:t xml:space="preserve"># The function will internally treat this as start=1, end=10</w:t>
+      </w:r>
+      <w:r>
+        <w:br/>
+      </w:r>
+      <w:r>
+        <w:rPr>
+          <w:rStyle w:val="NormalTok"/>
+        </w:rPr>
+        <w:t xml:space="preserve">swapped_list </w:t>
       </w:r>
       <w:r>
         <w:rPr>
@@ -2194,6 +2137,12 @@
       </w:r>
       <w:r>
         <w:rPr>
+          <w:rStyle w:val="NormalTok"/>
+        </w:rPr>
+        <w:t xml:space="preserve"> generate_random_integers(</w:t>
+      </w:r>
+      <w:r>
+        <w:rPr>
           <w:rStyle w:val="DecValTok"/>
         </w:rPr>
         <w:t xml:space="preserve">5</w:t>
@@ -2202,13 +2151,7 @@
         <w:rPr>
           <w:rStyle w:val="NormalTok"/>
         </w:rPr>
-        <w:t xml:space="preserve">, start</w:t>
-      </w:r>
-      <w:r>
-        <w:rPr>
-          <w:rStyle w:val="OperatorTok"/>
-        </w:rPr>
-        <w:t xml:space="preserve">=</w:t>
+        <w:t xml:space="preserve">, </w:t>
       </w:r>
       <w:r>
         <w:rPr>
@@ -2220,19 +2163,13 @@
         <w:rPr>
           <w:rStyle w:val="NormalTok"/>
         </w:rPr>
-        <w:t xml:space="preserve">, end</w:t>
-      </w:r>
-      <w:r>
-        <w:rPr>
-          <w:rStyle w:val="OperatorTok"/>
-        </w:rPr>
-        <w:t xml:space="preserve">=</w:t>
+        <w:t xml:space="preserve">, </w:t>
       </w:r>
       <w:r>
         <w:rPr>
           <w:rStyle w:val="DecValTok"/>
         </w:rPr>
-        <w:t xml:space="preserve">20</w:t>
+        <w:t xml:space="preserve">1</w:t>
       </w:r>
       <w:r>
         <w:rPr>
@@ -2253,7 +2190,7 @@
         <w:rPr>
           <w:rStyle w:val="NormalTok"/>
         </w:rPr>
-        <w:t xml:space="preserve">(random_numbers)</w:t>
+        <w:t xml:space="preserve">(swapped_list)</w:t>
       </w:r>
     </w:p>
     <w:p>
@@ -2276,7 +2213,16 @@
         <w:rPr>
           <w:rStyle w:val="VerbatimChar"/>
         </w:rPr>
-        <w:t xml:space="preserve">[15, 11, 20, 18, 10]</w:t>
+        <w:t xml:space="preserve">[58, 51, 55, 60, 53, 50, 52]</w:t>
+      </w:r>
+      <w:r>
+        <w:br/>
+      </w:r>
+      <w:r>
+        <w:rPr>
+          <w:rStyle w:val="VerbatimChar"/>
+        </w:rPr>
+        <w:t xml:space="preserve">[5, 9, 2, 10, 3]</w:t>
       </w:r>
     </w:p>
     <w:p>
@@ -2288,7 +2234,7 @@
           <w:i/>
           <w:iCs/>
         </w:rPr>
-        <w:t xml:space="preserve">(Note: The actual output will vary with each execution due to the random nature of the function.)</w:t>
+        <w:t xml:space="preserve">(Note: The actual output will vary as the numbers are generated randomly.)</w:t>
       </w:r>
     </w:p>
     <w:p>
@@ -2433,7 +2379,7 @@
         </w:numPr>
       </w:pPr>
       <w:r>
-        <w:t xml:space="preserve">The 0-indexed position in the Fibonacci sequence for which to find the value.</w:t>
+        <w:t xml:space="preserve">The 0-indexed position in the Fibonacci sequence for which to find the value. This must be a non-negative integer.</w:t>
       </w:r>
     </w:p>
     <w:bookmarkEnd w:id="25"/>
@@ -2472,15 +2418,25 @@
         <w:t xml:space="preserve">n</w:t>
       </w:r>
       <w:r>
-        <w:t xml:space="preserve">. The Fibonacci sequence is a series of numbers where each number is the sum of the two preceding ones, starting from 0 and 1.</w:t>
+        <w:t xml:space="preserve">. The logic proceeds as follows:</w:t>
       </w:r>
     </w:p>
     <w:p>
       <w:pPr>
-        <w:pStyle w:val="BodyText"/>
-      </w:pPr>
-      <w:r>
-        <w:t xml:space="preserve">The function first validates the input</w:t>
+        <w:numPr>
+          <w:ilvl w:val="0"/>
+          <w:numId w:val="1006"/>
+        </w:numPr>
+      </w:pPr>
+      <w:r>
+        <w:rPr>
+          <w:b/>
+          <w:bCs/>
+        </w:rPr>
+        <w:t xml:space="preserve">Input Validation</w:t>
+      </w:r>
+      <w:r>
+        <w:t xml:space="preserve">: The function first checks if the input</w:t>
       </w:r>
       <w:r>
         <w:t xml:space="preserve"> </w:t>
@@ -2492,45 +2448,43 @@
         <w:t xml:space="preserve">n</w:t>
       </w:r>
       <w:r>
-        <w:t xml:space="preserve">. If</w:t>
-      </w:r>
-      <w:r>
         <w:t xml:space="preserve"> </w:t>
       </w:r>
       <w:r>
+        <w:t xml:space="preserve">is negative. If it is, a</w:t>
+      </w:r>
+      <w:r>
+        <w:t xml:space="preserve"> </w:t>
+      </w:r>
+      <w:r>
         <w:rPr>
           <w:rStyle w:val="VerbatimChar"/>
         </w:rPr>
-        <w:t xml:space="preserve">n</w:t>
+        <w:t xml:space="preserve">ValueError</w:t>
       </w:r>
       <w:r>
         <w:t xml:space="preserve"> </w:t>
       </w:r>
       <w:r>
-        <w:t xml:space="preserve">is a negative number, it raises a</w:t>
-      </w:r>
-      <w:r>
-        <w:t xml:space="preserve"> </w:t>
-      </w:r>
-      <w:r>
-        <w:rPr>
-          <w:rStyle w:val="VerbatimChar"/>
-        </w:rPr>
-        <w:t xml:space="preserve">ValueError</w:t>
-      </w:r>
-      <w:r>
-        <w:t xml:space="preserve"> </w:t>
-      </w:r>
-      <w:r>
-        <w:t xml:space="preserve">because the Fibonacci sequence is not defined for negative indices.</w:t>
+        <w:t xml:space="preserve">is raised, as the Fibonacci sequence is not defined for negative indices.</w:t>
       </w:r>
     </w:p>
     <w:p>
       <w:pPr>
-        <w:pStyle w:val="BodyText"/>
-      </w:pPr>
-      <w:r>
-        <w:t xml:space="preserve">It initializes two variables,</w:t>
+        <w:numPr>
+          <w:ilvl w:val="0"/>
+          <w:numId w:val="1006"/>
+        </w:numPr>
+      </w:pPr>
+      <w:r>
+        <w:rPr>
+          <w:b/>
+          <w:bCs/>
+        </w:rPr>
+        <w:t xml:space="preserve">Initialization</w:t>
+      </w:r>
+      <w:r>
+        <w:t xml:space="preserve">: Two variables,</w:t>
       </w:r>
       <w:r>
         <w:t xml:space="preserve"> </w:t>
@@ -2557,7 +2511,7 @@
         <w:t xml:space="preserve">b</w:t>
       </w:r>
       <w:r>
-        <w:t xml:space="preserve">, to</w:t>
+        <w:t xml:space="preserve">, are initialized to</w:t>
       </w:r>
       <w:r>
         <w:t xml:space="preserve"> </w:t>
@@ -2587,15 +2541,25 @@
         <w:t xml:space="preserve"> </w:t>
       </w:r>
       <w:r>
-        <w:t xml:space="preserve">respectively. These represent the first two numbers in the sequence, F(0) and F(1).</w:t>
+        <w:t xml:space="preserve">respectively. These represent the first two numbers in the Fibonacci sequence, F(0) and F(1).</w:t>
       </w:r>
     </w:p>
     <w:p>
       <w:pPr>
-        <w:pStyle w:val="BodyText"/>
-      </w:pPr>
-      <w:r>
-        <w:t xml:space="preserve">The function then enters a</w:t>
+        <w:numPr>
+          <w:ilvl w:val="0"/>
+          <w:numId w:val="1006"/>
+        </w:numPr>
+      </w:pPr>
+      <w:r>
+        <w:rPr>
+          <w:b/>
+          <w:bCs/>
+        </w:rPr>
+        <w:t xml:space="preserve">Iteration</w:t>
+      </w:r>
+      <w:r>
+        <w:t xml:space="preserve">: The function then enters a</w:t>
       </w:r>
       <w:r>
         <w:t xml:space="preserve"> </w:t>
@@ -2625,7 +2589,7 @@
         <w:t xml:space="preserve"> </w:t>
       </w:r>
       <w:r>
-        <w:t xml:space="preserve">times. In each iteration, it performs a simultaneous assignment:</w:t>
+        <w:t xml:space="preserve">times. In each iteration, the values of</w:t>
       </w:r>
       <w:r>
         <w:t xml:space="preserve"> </w:t>
@@ -2634,93 +2598,46 @@
         <w:rPr>
           <w:rStyle w:val="VerbatimChar"/>
         </w:rPr>
-        <w:t xml:space="preserve">a, b = b, a + b</w:t>
-      </w:r>
-      <w:r>
-        <w:t xml:space="preserve">. This updates</w:t>
+        <w:t xml:space="preserve">a</w:t>
       </w:r>
       <w:r>
         <w:t xml:space="preserve"> </w:t>
       </w:r>
       <w:r>
+        <w:t xml:space="preserve">and</w:t>
+      </w:r>
+      <w:r>
+        <w:t xml:space="preserve"> </w:t>
+      </w:r>
+      <w:r>
         <w:rPr>
           <w:rStyle w:val="VerbatimChar"/>
         </w:rPr>
-        <w:t xml:space="preserve">a</w:t>
+        <w:t xml:space="preserve">b</w:t>
       </w:r>
       <w:r>
         <w:t xml:space="preserve"> </w:t>
       </w:r>
       <w:r>
-        <w:t xml:space="preserve">to the value of</w:t>
-      </w:r>
-      <w:r>
-        <w:t xml:space="preserve"> </w:t>
-      </w:r>
-      <w:r>
-        <w:rPr>
-          <w:rStyle w:val="VerbatimChar"/>
-        </w:rPr>
-        <w:t xml:space="preserve">b</w:t>
-      </w:r>
-      <w:r>
-        <w:t xml:space="preserve"> </w:t>
-      </w:r>
-      <w:r>
-        <w:t xml:space="preserve">(the next number in the sequence) and</w:t>
-      </w:r>
-      <w:r>
-        <w:t xml:space="preserve"> </w:t>
-      </w:r>
-      <w:r>
-        <w:rPr>
-          <w:rStyle w:val="VerbatimChar"/>
-        </w:rPr>
-        <w:t xml:space="preserve">b</w:t>
-      </w:r>
-      <w:r>
-        <w:t xml:space="preserve"> </w:t>
-      </w:r>
-      <w:r>
-        <w:t xml:space="preserve">to the sum of the previous</w:t>
-      </w:r>
-      <w:r>
-        <w:t xml:space="preserve"> </w:t>
-      </w:r>
-      <w:r>
-        <w:rPr>
-          <w:rStyle w:val="VerbatimChar"/>
-        </w:rPr>
-        <w:t xml:space="preserve">a</w:t>
-      </w:r>
-      <w:r>
-        <w:t xml:space="preserve"> </w:t>
-      </w:r>
-      <w:r>
-        <w:t xml:space="preserve">and</w:t>
-      </w:r>
-      <w:r>
-        <w:t xml:space="preserve"> </w:t>
-      </w:r>
-      <w:r>
-        <w:rPr>
-          <w:rStyle w:val="VerbatimChar"/>
-        </w:rPr>
-        <w:t xml:space="preserve">b</w:t>
-      </w:r>
-      <w:r>
-        <w:t xml:space="preserve"> </w:t>
-      </w:r>
-      <w:r>
-        <w:t xml:space="preserve">(the subsequent number).</w:t>
+        <w:t xml:space="preserve">are updated to advance the sequence.</w:t>
       </w:r>
     </w:p>
     <w:p>
       <w:pPr>
-        <w:pStyle w:val="BodyText"/>
-      </w:pPr>
-      <w:r>
-        <w:t xml:space="preserve">After the loop completes, the variable</w:t>
+        <w:numPr>
+          <w:ilvl w:val="0"/>
+          <w:numId w:val="1006"/>
+        </w:numPr>
+      </w:pPr>
+      <w:r>
+        <w:rPr>
+          <w:b/>
+          <w:bCs/>
+        </w:rPr>
+        <w:t xml:space="preserve">Calculation</w:t>
+      </w:r>
+      <w:r>
+        <w:t xml:space="preserve">: The core of the logic is the tuple assignment</w:t>
       </w:r>
       <w:r>
         <w:t xml:space="preserve"> </w:t>
@@ -2729,78 +2646,253 @@
         <w:rPr>
           <w:rStyle w:val="VerbatimChar"/>
         </w:rPr>
-        <w:t xml:space="preserve">a</w:t>
-      </w:r>
-      <w:r>
-        <w:t xml:space="preserve"> </w:t>
-      </w:r>
-      <w:r>
-        <w:t xml:space="preserve">holds the nth Fibonacci number, which is then returned.</w:t>
+        <w:t xml:space="preserve">a, b = b, a + b</w:t>
+      </w:r>
+      <w:r>
+        <w:t xml:space="preserve">. In each step:</w:t>
       </w:r>
     </w:p>
     <w:p>
       <w:pPr>
-        <w:pStyle w:val="SourceCode"/>
-      </w:pPr>
-      <w:r>
-        <w:rPr>
-          <w:rStyle w:val="CommentTok"/>
-        </w:rPr>
-        <w:t xml:space="preserve"># For n = 4, the loop runs 4 times:</w:t>
-      </w:r>
-      <w:r>
-        <w:br/>
-      </w:r>
-      <w:r>
-        <w:rPr>
-          <w:rStyle w:val="CommentTok"/>
-        </w:rPr>
-        <w:t xml:space="preserve"># Initial: a = 0, b = 1</w:t>
-      </w:r>
-      <w:r>
-        <w:br/>
-      </w:r>
-      <w:r>
-        <w:rPr>
-          <w:rStyle w:val="CommentTok"/>
-        </w:rPr>
-        <w:t xml:space="preserve"># 1. a = 1, b = 0 + 1 = 1</w:t>
-      </w:r>
-      <w:r>
-        <w:br/>
-      </w:r>
-      <w:r>
-        <w:rPr>
-          <w:rStyle w:val="CommentTok"/>
-        </w:rPr>
-        <w:t xml:space="preserve"># 2. a = 1, b = 1 + 1 = 2</w:t>
-      </w:r>
-      <w:r>
-        <w:br/>
-      </w:r>
-      <w:r>
-        <w:rPr>
-          <w:rStyle w:val="CommentTok"/>
-        </w:rPr>
-        <w:t xml:space="preserve"># 3. a = 2, b = 1 + 2 = 3</w:t>
-      </w:r>
-      <w:r>
-        <w:br/>
-      </w:r>
-      <w:r>
-        <w:rPr>
-          <w:rStyle w:val="CommentTok"/>
-        </w:rPr>
-        <w:t xml:space="preserve"># 4. a = 3, b = 2 + 3 = 5</w:t>
-      </w:r>
-      <w:r>
-        <w:br/>
-      </w:r>
-      <w:r>
-        <w:rPr>
-          <w:rStyle w:val="CommentTok"/>
-        </w:rPr>
-        <w:t xml:space="preserve"># The loop finishes. The function returns a, which is 3.</w:t>
+        <w:pStyle w:val="Compact"/>
+        <w:numPr>
+          <w:ilvl w:val="1"/>
+          <w:numId w:val="1007"/>
+        </w:numPr>
+      </w:pPr>
+      <w:r>
+        <w:t xml:space="preserve">The current value of</w:t>
+      </w:r>
+      <w:r>
+        <w:t xml:space="preserve"> </w:t>
+      </w:r>
+      <w:r>
+        <w:rPr>
+          <w:rStyle w:val="VerbatimChar"/>
+        </w:rPr>
+        <w:t xml:space="preserve">b</w:t>
+      </w:r>
+      <w:r>
+        <w:t xml:space="preserve"> </w:t>
+      </w:r>
+      <w:r>
+        <w:t xml:space="preserve">is assigned to</w:t>
+      </w:r>
+      <w:r>
+        <w:t xml:space="preserve"> </w:t>
+      </w:r>
+      <w:r>
+        <w:rPr>
+          <w:rStyle w:val="VerbatimChar"/>
+        </w:rPr>
+        <w:t xml:space="preserve">a</w:t>
+      </w:r>
+      <w:r>
+        <w:t xml:space="preserve">.</w:t>
+      </w:r>
+    </w:p>
+    <w:p>
+      <w:pPr>
+        <w:pStyle w:val="Compact"/>
+        <w:numPr>
+          <w:ilvl w:val="1"/>
+          <w:numId w:val="1007"/>
+        </w:numPr>
+      </w:pPr>
+      <w:r>
+        <w:t xml:space="preserve">The sum of the previous</w:t>
+      </w:r>
+      <w:r>
+        <w:t xml:space="preserve"> </w:t>
+      </w:r>
+      <w:r>
+        <w:rPr>
+          <w:rStyle w:val="VerbatimChar"/>
+        </w:rPr>
+        <w:t xml:space="preserve">a</w:t>
+      </w:r>
+      <w:r>
+        <w:t xml:space="preserve"> </w:t>
+      </w:r>
+      <w:r>
+        <w:t xml:space="preserve">and</w:t>
+      </w:r>
+      <w:r>
+        <w:t xml:space="preserve"> </w:t>
+      </w:r>
+      <w:r>
+        <w:rPr>
+          <w:rStyle w:val="VerbatimChar"/>
+        </w:rPr>
+        <w:t xml:space="preserve">b</w:t>
+      </w:r>
+      <w:r>
+        <w:t xml:space="preserve"> </w:t>
+      </w:r>
+      <w:r>
+        <w:t xml:space="preserve">is assigned to</w:t>
+      </w:r>
+      <w:r>
+        <w:t xml:space="preserve"> </w:t>
+      </w:r>
+      <w:r>
+        <w:rPr>
+          <w:rStyle w:val="VerbatimChar"/>
+        </w:rPr>
+        <w:t xml:space="preserve">b</w:t>
+      </w:r>
+      <w:r>
+        <w:t xml:space="preserve">.</w:t>
+      </w:r>
+      <w:r>
+        <w:t xml:space="preserve"> </w:t>
+      </w:r>
+      <w:r>
+        <w:t xml:space="preserve">This effectively shifts the sequence forward one position, with</w:t>
+      </w:r>
+      <w:r>
+        <w:t xml:space="preserve"> </w:t>
+      </w:r>
+      <w:r>
+        <w:rPr>
+          <w:rStyle w:val="VerbatimChar"/>
+        </w:rPr>
+        <w:t xml:space="preserve">a</w:t>
+      </w:r>
+      <w:r>
+        <w:t xml:space="preserve"> </w:t>
+      </w:r>
+      <w:r>
+        <w:t xml:space="preserve">holding the value of F(i) and</w:t>
+      </w:r>
+      <w:r>
+        <w:t xml:space="preserve"> </w:t>
+      </w:r>
+      <w:r>
+        <w:rPr>
+          <w:rStyle w:val="VerbatimChar"/>
+        </w:rPr>
+        <w:t xml:space="preserve">b</w:t>
+      </w:r>
+      <w:r>
+        <w:t xml:space="preserve"> </w:t>
+      </w:r>
+      <w:r>
+        <w:t xml:space="preserve">holding F(i+1) at the end of each iteration</w:t>
+      </w:r>
+      <w:r>
+        <w:t xml:space="preserve"> </w:t>
+      </w:r>
+      <w:r>
+        <w:rPr>
+          <w:rStyle w:val="VerbatimChar"/>
+        </w:rPr>
+        <w:t xml:space="preserve">i</w:t>
+      </w:r>
+      <w:r>
+        <w:t xml:space="preserve">.</w:t>
+      </w:r>
+    </w:p>
+    <w:p>
+      <w:pPr>
+        <w:numPr>
+          <w:ilvl w:val="0"/>
+          <w:numId w:val="1006"/>
+        </w:numPr>
+      </w:pPr>
+      <w:r>
+        <w:rPr>
+          <w:b/>
+          <w:bCs/>
+        </w:rPr>
+        <w:t xml:space="preserve">Return Value</w:t>
+      </w:r>
+      <w:r>
+        <w:t xml:space="preserve">: After the loop completes</w:t>
+      </w:r>
+      <w:r>
+        <w:t xml:space="preserve"> </w:t>
+      </w:r>
+      <w:r>
+        <w:rPr>
+          <w:rStyle w:val="VerbatimChar"/>
+        </w:rPr>
+        <w:t xml:space="preserve">n</w:t>
+      </w:r>
+      <w:r>
+        <w:t xml:space="preserve"> </w:t>
+      </w:r>
+      <w:r>
+        <w:t xml:space="preserve">iterations, the variable</w:t>
+      </w:r>
+      <w:r>
+        <w:t xml:space="preserve"> </w:t>
+      </w:r>
+      <w:r>
+        <w:rPr>
+          <w:rStyle w:val="VerbatimChar"/>
+        </w:rPr>
+        <w:t xml:space="preserve">a</w:t>
+      </w:r>
+      <w:r>
+        <w:t xml:space="preserve"> </w:t>
+      </w:r>
+      <w:r>
+        <w:t xml:space="preserve">holds the nth Fibonacci number. For</w:t>
+      </w:r>
+      <w:r>
+        <w:t xml:space="preserve"> </w:t>
+      </w:r>
+      <w:r>
+        <w:rPr>
+          <w:rStyle w:val="VerbatimChar"/>
+        </w:rPr>
+        <w:t xml:space="preserve">n=0</w:t>
+      </w:r>
+      <w:r>
+        <w:t xml:space="preserve">, the loop does not run, and the initial value of</w:t>
+      </w:r>
+      <w:r>
+        <w:t xml:space="preserve"> </w:t>
+      </w:r>
+      <w:r>
+        <w:rPr>
+          <w:rStyle w:val="VerbatimChar"/>
+        </w:rPr>
+        <w:t xml:space="preserve">a</w:t>
+      </w:r>
+      <w:r>
+        <w:t xml:space="preserve"> </w:t>
+      </w:r>
+      <w:r>
+        <w:t xml:space="preserve">(0) is returned. For</w:t>
+      </w:r>
+      <w:r>
+        <w:t xml:space="preserve"> </w:t>
+      </w:r>
+      <w:r>
+        <w:rPr>
+          <w:rStyle w:val="VerbatimChar"/>
+        </w:rPr>
+        <w:t xml:space="preserve">n=1</w:t>
+      </w:r>
+      <w:r>
+        <w:t xml:space="preserve">, the loop runs once, setting</w:t>
+      </w:r>
+      <w:r>
+        <w:t xml:space="preserve"> </w:t>
+      </w:r>
+      <w:r>
+        <w:rPr>
+          <w:rStyle w:val="VerbatimChar"/>
+        </w:rPr>
+        <w:t xml:space="preserve">a</w:t>
+      </w:r>
+      <w:r>
+        <w:t xml:space="preserve"> </w:t>
+      </w:r>
+      <w:r>
+        <w:t xml:space="preserve">to 1, which is then returned.</w:t>
       </w:r>
     </w:p>
     <w:bookmarkEnd w:id="26"/>
@@ -2814,1070 +2906,6 @@
           <w:rStyle w:val="SectionNumber"/>
         </w:rPr>
         <w:t xml:space="preserve">3.4</w:t>
-      </w:r>
-      <w:r>
-        <w:tab/>
-      </w:r>
-      <w:r>
-        <w:t xml:space="preserve">Usage Notes</w:t>
-      </w:r>
-    </w:p>
-    <w:p>
-      <w:pPr>
-        <w:pStyle w:val="Compact"/>
-        <w:numPr>
-          <w:ilvl w:val="0"/>
-          <w:numId w:val="1006"/>
-        </w:numPr>
-      </w:pPr>
-      <w:r>
-        <w:t xml:space="preserve">The index</w:t>
-      </w:r>
-      <w:r>
-        <w:t xml:space="preserve"> </w:t>
-      </w:r>
-      <w:r>
-        <w:rPr>
-          <w:rStyle w:val="VerbatimChar"/>
-        </w:rPr>
-        <w:t xml:space="preserve">n</w:t>
-      </w:r>
-      <w:r>
-        <w:t xml:space="preserve"> </w:t>
-      </w:r>
-      <w:r>
-        <w:t xml:space="preserve">is 0-based. For example,</w:t>
-      </w:r>
-      <w:r>
-        <w:t xml:space="preserve"> </w:t>
-      </w:r>
-      <w:r>
-        <w:rPr>
-          <w:rStyle w:val="VerbatimChar"/>
-        </w:rPr>
-        <w:t xml:space="preserve">fibonacci(0)</w:t>
-      </w:r>
-      <w:r>
-        <w:t xml:space="preserve"> </w:t>
-      </w:r>
-      <w:r>
-        <w:t xml:space="preserve">returns</w:t>
-      </w:r>
-      <w:r>
-        <w:t xml:space="preserve"> </w:t>
-      </w:r>
-      <w:r>
-        <w:rPr>
-          <w:rStyle w:val="VerbatimChar"/>
-        </w:rPr>
-        <w:t xml:space="preserve">0</w:t>
-      </w:r>
-      <w:r>
-        <w:t xml:space="preserve">, and</w:t>
-      </w:r>
-      <w:r>
-        <w:t xml:space="preserve"> </w:t>
-      </w:r>
-      <w:r>
-        <w:rPr>
-          <w:rStyle w:val="VerbatimChar"/>
-        </w:rPr>
-        <w:t xml:space="preserve">fibonacci(1)</w:t>
-      </w:r>
-      <w:r>
-        <w:t xml:space="preserve"> </w:t>
-      </w:r>
-      <w:r>
-        <w:t xml:space="preserve">returns</w:t>
-      </w:r>
-      <w:r>
-        <w:t xml:space="preserve"> </w:t>
-      </w:r>
-      <w:r>
-        <w:rPr>
-          <w:rStyle w:val="VerbatimChar"/>
-        </w:rPr>
-        <w:t xml:space="preserve">1</w:t>
-      </w:r>
-      <w:r>
-        <w:t xml:space="preserve">.</w:t>
-      </w:r>
-    </w:p>
-    <w:p>
-      <w:pPr>
-        <w:pStyle w:val="Compact"/>
-        <w:numPr>
-          <w:ilvl w:val="0"/>
-          <w:numId w:val="1006"/>
-        </w:numPr>
-      </w:pPr>
-      <w:r>
-        <w:t xml:space="preserve">The function will raise a</w:t>
-      </w:r>
-      <w:r>
-        <w:t xml:space="preserve"> </w:t>
-      </w:r>
-      <w:r>
-        <w:rPr>
-          <w:rStyle w:val="VerbatimChar"/>
-        </w:rPr>
-        <w:t xml:space="preserve">ValueError</w:t>
-      </w:r>
-      <w:r>
-        <w:t xml:space="preserve"> </w:t>
-      </w:r>
-      <w:r>
-        <w:t xml:space="preserve">if a negative integer is provided for the</w:t>
-      </w:r>
-      <w:r>
-        <w:t xml:space="preserve"> </w:t>
-      </w:r>
-      <w:r>
-        <w:rPr>
-          <w:rStyle w:val="VerbatimChar"/>
-        </w:rPr>
-        <w:t xml:space="preserve">n</w:t>
-      </w:r>
-      <w:r>
-        <w:t xml:space="preserve"> </w:t>
-      </w:r>
-      <w:r>
-        <w:t xml:space="preserve">parameter.</w:t>
-      </w:r>
-    </w:p>
-    <w:p>
-      <w:pPr>
-        <w:pStyle w:val="Compact"/>
-        <w:numPr>
-          <w:ilvl w:val="0"/>
-          <w:numId w:val="1006"/>
-        </w:numPr>
-      </w:pPr>
-      <w:r>
-        <w:t xml:space="preserve">This iterative implementation is efficient in terms of memory and performance compared to a naive recursive solution, as it avoids redundant calculations and deep recursion stacks.</w:t>
-      </w:r>
-    </w:p>
-    <w:p>
-      <w:pPr>
-        <w:pStyle w:val="FirstParagraph"/>
-      </w:pPr>
-      <w:r>
-        <w:rPr>
-          <w:b/>
-          <w:bCs/>
-        </w:rPr>
-        <w:t xml:space="preserve">Output Example</w:t>
-      </w:r>
-      <w:r>
-        <w:t xml:space="preserve">: The function returns a single integer value.</w:t>
-      </w:r>
-    </w:p>
-    <w:p>
-      <w:pPr>
-        <w:pStyle w:val="SourceCode"/>
-      </w:pPr>
-      <w:r>
-        <w:rPr>
-          <w:rStyle w:val="VerbatimChar"/>
-        </w:rPr>
-        <w:t xml:space="preserve">55</w:t>
-      </w:r>
-    </w:p>
-    <w:bookmarkEnd w:id="27"/>
-    <w:bookmarkStart w:id="28" w:name="example-2"/>
-    <w:p>
-      <w:pPr>
-        <w:pStyle w:val="Heading2"/>
-      </w:pPr>
-      <w:r>
-        <w:rPr>
-          <w:rStyle w:val="SectionNumber"/>
-        </w:rPr>
-        <w:t xml:space="preserve">3.5</w:t>
-      </w:r>
-      <w:r>
-        <w:tab/>
-      </w:r>
-      <w:r>
-        <w:t xml:space="preserve">Example</w:t>
-      </w:r>
-    </w:p>
-    <w:p>
-      <w:pPr>
-        <w:pStyle w:val="SourceCode"/>
-      </w:pPr>
-      <w:r>
-        <w:rPr>
-          <w:rStyle w:val="CommentTok"/>
-        </w:rPr>
-        <w:t xml:space="preserve"># Example usage to find the 10th Fibonacci number</w:t>
-      </w:r>
-      <w:r>
-        <w:br/>
-      </w:r>
-      <w:r>
-        <w:rPr>
-          <w:rStyle w:val="ControlFlowTok"/>
-        </w:rPr>
-        <w:t xml:space="preserve">try</w:t>
-      </w:r>
-      <w:r>
-        <w:rPr>
-          <w:rStyle w:val="NormalTok"/>
-        </w:rPr>
-        <w:t xml:space="preserve">:</w:t>
-      </w:r>
-      <w:r>
-        <w:br/>
-      </w:r>
-      <w:r>
-        <w:rPr>
-          <w:rStyle w:val="NormalTok"/>
-        </w:rPr>
-        <w:t xml:space="preserve">    result </w:t>
-      </w:r>
-      <w:r>
-        <w:rPr>
-          <w:rStyle w:val="OperatorTok"/>
-        </w:rPr>
-        <w:t xml:space="preserve">=</w:t>
-      </w:r>
-      <w:r>
-        <w:rPr>
-          <w:rStyle w:val="NormalTok"/>
-        </w:rPr>
-        <w:t xml:space="preserve"> fibonacci(</w:t>
-      </w:r>
-      <w:r>
-        <w:rPr>
-          <w:rStyle w:val="DecValTok"/>
-        </w:rPr>
-        <w:t xml:space="preserve">10</w:t>
-      </w:r>
-      <w:r>
-        <w:rPr>
-          <w:rStyle w:val="NormalTok"/>
-        </w:rPr>
-        <w:t xml:space="preserve">)</w:t>
-      </w:r>
-      <w:r>
-        <w:br/>
-      </w:r>
-      <w:r>
-        <w:rPr>
-          <w:rStyle w:val="NormalTok"/>
-        </w:rPr>
-        <w:t xml:space="preserve">    </w:t>
-      </w:r>
-      <w:r>
-        <w:rPr>
-          <w:rStyle w:val="BuiltInTok"/>
-        </w:rPr>
-        <w:t xml:space="preserve">print</w:t>
-      </w:r>
-      <w:r>
-        <w:rPr>
-          <w:rStyle w:val="NormalTok"/>
-        </w:rPr>
-        <w:t xml:space="preserve">(</w:t>
-      </w:r>
-      <w:r>
-        <w:rPr>
-          <w:rStyle w:val="SpecialStringTok"/>
-        </w:rPr>
-        <w:t xml:space="preserve">f"The 10th Fibonacci number is: </w:t>
-      </w:r>
-      <w:r>
-        <w:rPr>
-          <w:rStyle w:val="SpecialCharTok"/>
-        </w:rPr>
-        <w:t xml:space="preserve">{</w:t>
-      </w:r>
-      <w:r>
-        <w:rPr>
-          <w:rStyle w:val="NormalTok"/>
-        </w:rPr>
-        <w:t xml:space="preserve">result</w:t>
-      </w:r>
-      <w:r>
-        <w:rPr>
-          <w:rStyle w:val="SpecialCharTok"/>
-        </w:rPr>
-        <w:t xml:space="preserve">}</w:t>
-      </w:r>
-      <w:r>
-        <w:rPr>
-          <w:rStyle w:val="SpecialStringTok"/>
-        </w:rPr>
-        <w:t xml:space="preserve">"</w:t>
-      </w:r>
-      <w:r>
-        <w:rPr>
-          <w:rStyle w:val="NormalTok"/>
-        </w:rPr>
-        <w:t xml:space="preserve">)</w:t>
-      </w:r>
-      <w:r>
-        <w:br/>
-      </w:r>
-      <w:r>
-        <w:br/>
-      </w:r>
-      <w:r>
-        <w:rPr>
-          <w:rStyle w:val="NormalTok"/>
-        </w:rPr>
-        <w:t xml:space="preserve">    </w:t>
-      </w:r>
-      <w:r>
-        <w:rPr>
-          <w:rStyle w:val="CommentTok"/>
-        </w:rPr>
-        <w:t xml:space="preserve"># Example with index 0</w:t>
-      </w:r>
-      <w:r>
-        <w:br/>
-      </w:r>
-      <w:r>
-        <w:rPr>
-          <w:rStyle w:val="NormalTok"/>
-        </w:rPr>
-        <w:t xml:space="preserve">    result_zero </w:t>
-      </w:r>
-      <w:r>
-        <w:rPr>
-          <w:rStyle w:val="OperatorTok"/>
-        </w:rPr>
-        <w:t xml:space="preserve">=</w:t>
-      </w:r>
-      <w:r>
-        <w:rPr>
-          <w:rStyle w:val="NormalTok"/>
-        </w:rPr>
-        <w:t xml:space="preserve"> fibonacci(</w:t>
-      </w:r>
-      <w:r>
-        <w:rPr>
-          <w:rStyle w:val="DecValTok"/>
-        </w:rPr>
-        <w:t xml:space="preserve">0</w:t>
-      </w:r>
-      <w:r>
-        <w:rPr>
-          <w:rStyle w:val="NormalTok"/>
-        </w:rPr>
-        <w:t xml:space="preserve">)</w:t>
-      </w:r>
-      <w:r>
-        <w:br/>
-      </w:r>
-      <w:r>
-        <w:rPr>
-          <w:rStyle w:val="NormalTok"/>
-        </w:rPr>
-        <w:t xml:space="preserve">    </w:t>
-      </w:r>
-      <w:r>
-        <w:rPr>
-          <w:rStyle w:val="BuiltInTok"/>
-        </w:rPr>
-        <w:t xml:space="preserve">print</w:t>
-      </w:r>
-      <w:r>
-        <w:rPr>
-          <w:rStyle w:val="NormalTok"/>
-        </w:rPr>
-        <w:t xml:space="preserve">(</w:t>
-      </w:r>
-      <w:r>
-        <w:rPr>
-          <w:rStyle w:val="SpecialStringTok"/>
-        </w:rPr>
-        <w:t xml:space="preserve">f"The 0th Fibonacci number is: </w:t>
-      </w:r>
-      <w:r>
-        <w:rPr>
-          <w:rStyle w:val="SpecialCharTok"/>
-        </w:rPr>
-        <w:t xml:space="preserve">{</w:t>
-      </w:r>
-      <w:r>
-        <w:rPr>
-          <w:rStyle w:val="NormalTok"/>
-        </w:rPr>
-        <w:t xml:space="preserve">result_zero</w:t>
-      </w:r>
-      <w:r>
-        <w:rPr>
-          <w:rStyle w:val="SpecialCharTok"/>
-        </w:rPr>
-        <w:t xml:space="preserve">}</w:t>
-      </w:r>
-      <w:r>
-        <w:rPr>
-          <w:rStyle w:val="SpecialStringTok"/>
-        </w:rPr>
-        <w:t xml:space="preserve">"</w:t>
-      </w:r>
-      <w:r>
-        <w:rPr>
-          <w:rStyle w:val="NormalTok"/>
-        </w:rPr>
-        <w:t xml:space="preserve">)</w:t>
-      </w:r>
-      <w:r>
-        <w:br/>
-      </w:r>
-      <w:r>
-        <w:br/>
-      </w:r>
-      <w:r>
-        <w:rPr>
-          <w:rStyle w:val="NormalTok"/>
-        </w:rPr>
-        <w:t xml:space="preserve">    </w:t>
-      </w:r>
-      <w:r>
-        <w:rPr>
-          <w:rStyle w:val="CommentTok"/>
-        </w:rPr>
-        <w:t xml:space="preserve"># Example that would raise an error</w:t>
-      </w:r>
-      <w:r>
-        <w:br/>
-      </w:r>
-      <w:r>
-        <w:rPr>
-          <w:rStyle w:val="NormalTok"/>
-        </w:rPr>
-        <w:t xml:space="preserve">    </w:t>
-      </w:r>
-      <w:r>
-        <w:rPr>
-          <w:rStyle w:val="CommentTok"/>
-        </w:rPr>
-        <w:t xml:space="preserve"># fibonacci(-5)</w:t>
-      </w:r>
-      <w:r>
-        <w:br/>
-      </w:r>
-      <w:r>
-        <w:br/>
-      </w:r>
-      <w:r>
-        <w:rPr>
-          <w:rStyle w:val="ControlFlowTok"/>
-        </w:rPr>
-        <w:t xml:space="preserve">except</w:t>
-      </w:r>
-      <w:r>
-        <w:rPr>
-          <w:rStyle w:val="NormalTok"/>
-        </w:rPr>
-        <w:t xml:space="preserve"> </w:t>
-      </w:r>
-      <w:r>
-        <w:rPr>
-          <w:rStyle w:val="PreprocessorTok"/>
-        </w:rPr>
-        <w:t xml:space="preserve">ValueError</w:t>
-      </w:r>
-      <w:r>
-        <w:rPr>
-          <w:rStyle w:val="NormalTok"/>
-        </w:rPr>
-        <w:t xml:space="preserve"> </w:t>
-      </w:r>
-      <w:r>
-        <w:rPr>
-          <w:rStyle w:val="ImportTok"/>
-        </w:rPr>
-        <w:t xml:space="preserve">as</w:t>
-      </w:r>
-      <w:r>
-        <w:rPr>
-          <w:rStyle w:val="NormalTok"/>
-        </w:rPr>
-        <w:t xml:space="preserve"> e:</w:t>
-      </w:r>
-      <w:r>
-        <w:br/>
-      </w:r>
-      <w:r>
-        <w:rPr>
-          <w:rStyle w:val="NormalTok"/>
-        </w:rPr>
-        <w:t xml:space="preserve">    </w:t>
-      </w:r>
-      <w:r>
-        <w:rPr>
-          <w:rStyle w:val="BuiltInTok"/>
-        </w:rPr>
-        <w:t xml:space="preserve">print</w:t>
-      </w:r>
-      <w:r>
-        <w:rPr>
-          <w:rStyle w:val="NormalTok"/>
-        </w:rPr>
-        <w:t xml:space="preserve">(</w:t>
-      </w:r>
-      <w:r>
-        <w:rPr>
-          <w:rStyle w:val="SpecialStringTok"/>
-        </w:rPr>
-        <w:t xml:space="preserve">f"Error: </w:t>
-      </w:r>
-      <w:r>
-        <w:rPr>
-          <w:rStyle w:val="SpecialCharTok"/>
-        </w:rPr>
-        <w:t xml:space="preserve">{</w:t>
-      </w:r>
-      <w:r>
-        <w:rPr>
-          <w:rStyle w:val="NormalTok"/>
-        </w:rPr>
-        <w:t xml:space="preserve">e</w:t>
-      </w:r>
-      <w:r>
-        <w:rPr>
-          <w:rStyle w:val="SpecialCharTok"/>
-        </w:rPr>
-        <w:t xml:space="preserve">}</w:t>
-      </w:r>
-      <w:r>
-        <w:rPr>
-          <w:rStyle w:val="SpecialStringTok"/>
-        </w:rPr>
-        <w:t xml:space="preserve">"</w:t>
-      </w:r>
-      <w:r>
-        <w:rPr>
-          <w:rStyle w:val="NormalTok"/>
-        </w:rPr>
-        <w:t xml:space="preserve">)</w:t>
-      </w:r>
-    </w:p>
-    <w:p>
-      <w:pPr>
-        <w:pStyle w:val="FirstParagraph"/>
-      </w:pPr>
-      <w:r>
-        <w:rPr>
-          <w:b/>
-          <w:bCs/>
-        </w:rPr>
-        <w:t xml:space="preserve">Output:</w:t>
-      </w:r>
-    </w:p>
-    <w:p>
-      <w:pPr>
-        <w:pStyle w:val="SourceCode"/>
-      </w:pPr>
-      <w:r>
-        <w:rPr>
-          <w:rStyle w:val="VerbatimChar"/>
-        </w:rPr>
-        <w:t xml:space="preserve">The 10th Fibonacci number is: 55</w:t>
-      </w:r>
-      <w:r>
-        <w:br/>
-      </w:r>
-      <w:r>
-        <w:rPr>
-          <w:rStyle w:val="VerbatimChar"/>
-        </w:rPr>
-        <w:t xml:space="preserve">The 0th Fibonacci number is: 0</w:t>
-      </w:r>
-    </w:p>
-    <w:p>
-      <w:r>
-        <w:pict>
-          <v:rect style="width:0;height:1.5pt" o:hralign="center" o:hrstd="t" o:hr="t"/>
-        </w:pict>
-      </w:r>
-    </w:p>
-    <w:bookmarkEnd w:id="28"/>
-    <w:bookmarkStart w:id="29" w:name="functiondef-choose_random_itemitems"/>
-    <w:p>
-      <w:pPr>
-        <w:pStyle w:val="Heading2"/>
-      </w:pPr>
-      <w:r>
-        <w:rPr>
-          <w:rStyle w:val="SectionNumber"/>
-        </w:rPr>
-        <w:t xml:space="preserve">3.6</w:t>
-      </w:r>
-      <w:r>
-        <w:tab/>
-      </w:r>
-      <w:r>
-        <w:t xml:space="preserve">FunctionDef choose_random_item(items)</w:t>
-      </w:r>
-    </w:p>
-    <w:bookmarkEnd w:id="29"/>
-    <w:bookmarkEnd w:id="30"/>
-    <w:bookmarkStart w:id="37" w:name="X53e71d88908f784130cb3998f0ce078d9acc5f7"/>
-    <w:p>
-      <w:pPr>
-        <w:pStyle w:val="Heading1"/>
-      </w:pPr>
-      <w:r>
-        <w:rPr>
-          <w:rStyle w:val="SectionNumber"/>
-        </w:rPr>
-        <w:t xml:space="preserve">4</w:t>
-      </w:r>
-      <w:r>
-        <w:tab/>
-      </w:r>
-      <w:r>
-        <w:t xml:space="preserve">Function: choose_random_item(items: List[str]) -&gt; str</w:t>
-      </w:r>
-    </w:p>
-    <w:bookmarkStart w:id="31" w:name="overview-3"/>
-    <w:p>
-      <w:pPr>
-        <w:pStyle w:val="Heading2"/>
-      </w:pPr>
-      <w:r>
-        <w:rPr>
-          <w:rStyle w:val="SectionNumber"/>
-        </w:rPr>
-        <w:t xml:space="preserve">4.1</w:t>
-      </w:r>
-      <w:r>
-        <w:tab/>
-      </w:r>
-      <w:r>
-        <w:t xml:space="preserve">Overview</w:t>
-      </w:r>
-    </w:p>
-    <w:p>
-      <w:pPr>
-        <w:pStyle w:val="FirstParagraph"/>
-      </w:pPr>
-      <w:r>
-        <w:t xml:space="preserve">The</w:t>
-      </w:r>
-      <w:r>
-        <w:t xml:space="preserve"> </w:t>
-      </w:r>
-      <w:r>
-        <w:rPr>
-          <w:rStyle w:val="VerbatimChar"/>
-        </w:rPr>
-        <w:t xml:space="preserve">choose_random_item</w:t>
-      </w:r>
-      <w:r>
-        <w:t xml:space="preserve"> </w:t>
-      </w:r>
-      <w:r>
-        <w:t xml:space="preserve">function selects and returns a single, uniformly random item from a given list of strings.</w:t>
-      </w:r>
-    </w:p>
-    <w:bookmarkEnd w:id="31"/>
-    <w:bookmarkStart w:id="32" w:name="parameters-3"/>
-    <w:p>
-      <w:pPr>
-        <w:pStyle w:val="Heading2"/>
-      </w:pPr>
-      <w:r>
-        <w:rPr>
-          <w:rStyle w:val="SectionNumber"/>
-        </w:rPr>
-        <w:t xml:space="preserve">4.2</w:t>
-      </w:r>
-      <w:r>
-        <w:tab/>
-      </w:r>
-      <w:r>
-        <w:t xml:space="preserve">parameters</w:t>
-      </w:r>
-    </w:p>
-    <w:p>
-      <w:pPr>
-        <w:pStyle w:val="Compact"/>
-        <w:numPr>
-          <w:ilvl w:val="0"/>
-          <w:numId w:val="1007"/>
-        </w:numPr>
-      </w:pPr>
-      <w:r>
-        <w:rPr>
-          <w:rStyle w:val="VerbatimChar"/>
-          <w:b/>
-          <w:bCs/>
-        </w:rPr>
-        <w:t xml:space="preserve">items</w:t>
-      </w:r>
-      <w:r>
-        <w:t xml:space="preserve"> </w:t>
-      </w:r>
-      <w:r>
-        <w:t xml:space="preserve">(</w:t>
-      </w:r>
-      <w:r>
-        <w:rPr>
-          <w:rStyle w:val="VerbatimChar"/>
-        </w:rPr>
-        <w:t xml:space="preserve">List[str]</w:t>
-      </w:r>
-      <w:r>
-        <w:t xml:space="preserve">): A list of strings from which to choose a random item. This list must not be empty.</w:t>
-      </w:r>
-    </w:p>
-    <w:bookmarkEnd w:id="32"/>
-    <w:bookmarkStart w:id="33" w:name="description-3"/>
-    <w:p>
-      <w:pPr>
-        <w:pStyle w:val="Heading2"/>
-      </w:pPr>
-      <w:r>
-        <w:rPr>
-          <w:rStyle w:val="SectionNumber"/>
-        </w:rPr>
-        <w:t xml:space="preserve">4.3</w:t>
-      </w:r>
-      <w:r>
-        <w:tab/>
-      </w:r>
-      <w:r>
-        <w:t xml:space="preserve">Description</w:t>
-      </w:r>
-    </w:p>
-    <w:p>
-      <w:pPr>
-        <w:pStyle w:val="FirstParagraph"/>
-      </w:pPr>
-      <w:r>
-        <w:t xml:space="preserve">This function provides a simple way to randomly select one element from a list of strings.</w:t>
-      </w:r>
-    </w:p>
-    <w:p>
-      <w:pPr>
-        <w:pStyle w:val="BodyText"/>
-      </w:pPr>
-      <w:r>
-        <w:t xml:space="preserve">The function first performs a validation check to ensure the input list</w:t>
-      </w:r>
-      <w:r>
-        <w:t xml:space="preserve"> </w:t>
-      </w:r>
-      <w:r>
-        <w:rPr>
-          <w:rStyle w:val="VerbatimChar"/>
-        </w:rPr>
-        <w:t xml:space="preserve">items</w:t>
-      </w:r>
-      <w:r>
-        <w:t xml:space="preserve"> </w:t>
-      </w:r>
-      <w:r>
-        <w:t xml:space="preserve">is not empty. If the list is empty, it raises a</w:t>
-      </w:r>
-      <w:r>
-        <w:t xml:space="preserve"> </w:t>
-      </w:r>
-      <w:r>
-        <w:rPr>
-          <w:rStyle w:val="VerbatimChar"/>
-        </w:rPr>
-        <w:t xml:space="preserve">ValueError</w:t>
-      </w:r>
-      <w:r>
-        <w:t xml:space="preserve"> </w:t>
-      </w:r>
-      <w:r>
-        <w:t xml:space="preserve">to prevent the underlying</w:t>
-      </w:r>
-      <w:r>
-        <w:t xml:space="preserve"> </w:t>
-      </w:r>
-      <w:r>
-        <w:rPr>
-          <w:rStyle w:val="VerbatimChar"/>
-        </w:rPr>
-        <w:t xml:space="preserve">random.choice()</w:t>
-      </w:r>
-      <w:r>
-        <w:t xml:space="preserve"> </w:t>
-      </w:r>
-      <w:r>
-        <w:t xml:space="preserve">function from failing, as</w:t>
-      </w:r>
-      <w:r>
-        <w:t xml:space="preserve"> </w:t>
-      </w:r>
-      <w:r>
-        <w:rPr>
-          <w:rStyle w:val="VerbatimChar"/>
-        </w:rPr>
-        <w:t xml:space="preserve">random.choice()</w:t>
-      </w:r>
-      <w:r>
-        <w:t xml:space="preserve"> </w:t>
-      </w:r>
-      <w:r>
-        <w:t xml:space="preserve">cannot operate on an empty sequence.</w:t>
-      </w:r>
-    </w:p>
-    <w:p>
-      <w:pPr>
-        <w:pStyle w:val="BodyText"/>
-      </w:pPr>
-      <w:r>
-        <w:t xml:space="preserve">If the list contains one or more items, the function utilizes</w:t>
-      </w:r>
-      <w:r>
-        <w:t xml:space="preserve"> </w:t>
-      </w:r>
-      <w:r>
-        <w:rPr>
-          <w:rStyle w:val="VerbatimChar"/>
-        </w:rPr>
-        <w:t xml:space="preserve">random.choice(items)</w:t>
-      </w:r>
-      <w:r>
-        <w:t xml:space="preserve">. This standard library function takes the list as input and returns one of its elements. The selection is uniformly random, meaning every item in the list has an equal probability of being chosen. The selected string is then returned as the result.</w:t>
-      </w:r>
-    </w:p>
-    <w:p>
-      <w:pPr>
-        <w:pStyle w:val="SourceCode"/>
-      </w:pPr>
-      <w:r>
-        <w:rPr>
-          <w:rStyle w:val="CommentTok"/>
-        </w:rPr>
-        <w:t xml:space="preserve"># Internally, the function works like this:</w:t>
-      </w:r>
-      <w:r>
-        <w:br/>
-      </w:r>
-      <w:r>
-        <w:rPr>
-          <w:rStyle w:val="ImportTok"/>
-        </w:rPr>
-        <w:t xml:space="preserve">import</w:t>
-      </w:r>
-      <w:r>
-        <w:rPr>
-          <w:rStyle w:val="NormalTok"/>
-        </w:rPr>
-        <w:t xml:space="preserve"> random</w:t>
-      </w:r>
-      <w:r>
-        <w:br/>
-      </w:r>
-      <w:r>
-        <w:br/>
-      </w:r>
-      <w:r>
-        <w:rPr>
-          <w:rStyle w:val="KeywordTok"/>
-        </w:rPr>
-        <w:t xml:space="preserve">def</w:t>
-      </w:r>
-      <w:r>
-        <w:rPr>
-          <w:rStyle w:val="NormalTok"/>
-        </w:rPr>
-        <w:t xml:space="preserve"> choose_random_item(items: List[</w:t>
-      </w:r>
-      <w:r>
-        <w:rPr>
-          <w:rStyle w:val="BuiltInTok"/>
-        </w:rPr>
-        <w:t xml:space="preserve">str</w:t>
-      </w:r>
-      <w:r>
-        <w:rPr>
-          <w:rStyle w:val="NormalTok"/>
-        </w:rPr>
-        <w:t xml:space="preserve">]) </w:t>
-      </w:r>
-      <w:r>
-        <w:rPr>
-          <w:rStyle w:val="OperatorTok"/>
-        </w:rPr>
-        <w:t xml:space="preserve">-&gt;</w:t>
-      </w:r>
-      <w:r>
-        <w:rPr>
-          <w:rStyle w:val="NormalTok"/>
-        </w:rPr>
-        <w:t xml:space="preserve"> </w:t>
-      </w:r>
-      <w:r>
-        <w:rPr>
-          <w:rStyle w:val="BuiltInTok"/>
-        </w:rPr>
-        <w:t xml:space="preserve">str</w:t>
-      </w:r>
-      <w:r>
-        <w:rPr>
-          <w:rStyle w:val="NormalTok"/>
-        </w:rPr>
-        <w:t xml:space="preserve">:</w:t>
-      </w:r>
-      <w:r>
-        <w:br/>
-      </w:r>
-      <w:r>
-        <w:rPr>
-          <w:rStyle w:val="NormalTok"/>
-        </w:rPr>
-        <w:t xml:space="preserve">    </w:t>
-      </w:r>
-      <w:r>
-        <w:rPr>
-          <w:rStyle w:val="CommentTok"/>
-        </w:rPr>
-        <w:t xml:space="preserve"># 1. Check if the list is empty</w:t>
-      </w:r>
-      <w:r>
-        <w:br/>
-      </w:r>
-      <w:r>
-        <w:rPr>
-          <w:rStyle w:val="NormalTok"/>
-        </w:rPr>
-        <w:t xml:space="preserve">    </w:t>
-      </w:r>
-      <w:r>
-        <w:rPr>
-          <w:rStyle w:val="ControlFlowTok"/>
-        </w:rPr>
-        <w:t xml:space="preserve">if</w:t>
-      </w:r>
-      <w:r>
-        <w:rPr>
-          <w:rStyle w:val="NormalTok"/>
-        </w:rPr>
-        <w:t xml:space="preserve"> </w:t>
-      </w:r>
-      <w:r>
-        <w:rPr>
-          <w:rStyle w:val="KeywordTok"/>
-        </w:rPr>
-        <w:t xml:space="preserve">not</w:t>
-      </w:r>
-      <w:r>
-        <w:rPr>
-          <w:rStyle w:val="NormalTok"/>
-        </w:rPr>
-        <w:t xml:space="preserve"> items:</w:t>
-      </w:r>
-      <w:r>
-        <w:br/>
-      </w:r>
-      <w:r>
-        <w:rPr>
-          <w:rStyle w:val="NormalTok"/>
-        </w:rPr>
-        <w:t xml:space="preserve">        </w:t>
-      </w:r>
-      <w:r>
-        <w:rPr>
-          <w:rStyle w:val="CommentTok"/>
-        </w:rPr>
-        <w:t xml:space="preserve"># 2. Raise an error if it is</w:t>
-      </w:r>
-      <w:r>
-        <w:br/>
-      </w:r>
-      <w:r>
-        <w:rPr>
-          <w:rStyle w:val="NormalTok"/>
-        </w:rPr>
-        <w:t xml:space="preserve">        </w:t>
-      </w:r>
-      <w:r>
-        <w:rPr>
-          <w:rStyle w:val="ControlFlowTok"/>
-        </w:rPr>
-        <w:t xml:space="preserve">raise</w:t>
-      </w:r>
-      <w:r>
-        <w:rPr>
-          <w:rStyle w:val="NormalTok"/>
-        </w:rPr>
-        <w:t xml:space="preserve"> </w:t>
-      </w:r>
-      <w:r>
-        <w:rPr>
-          <w:rStyle w:val="PreprocessorTok"/>
-        </w:rPr>
-        <w:t xml:space="preserve">ValueError</w:t>
-      </w:r>
-      <w:r>
-        <w:rPr>
-          <w:rStyle w:val="NormalTok"/>
-        </w:rPr>
-        <w:t xml:space="preserve">(</w:t>
-      </w:r>
-      <w:r>
-        <w:rPr>
-          <w:rStyle w:val="StringTok"/>
-        </w:rPr>
-        <w:t xml:space="preserve">"items must not be empty"</w:t>
-      </w:r>
-      <w:r>
-        <w:rPr>
-          <w:rStyle w:val="NormalTok"/>
-        </w:rPr>
-        <w:t xml:space="preserve">)</w:t>
-      </w:r>
-      <w:r>
-        <w:br/>
-      </w:r>
-      <w:r>
-        <w:rPr>
-          <w:rStyle w:val="NormalTok"/>
-        </w:rPr>
-        <w:t xml:space="preserve">    </w:t>
-      </w:r>
-      <w:r>
-        <w:rPr>
-          <w:rStyle w:val="CommentTok"/>
-        </w:rPr>
-        <w:t xml:space="preserve"># 3. If not empty, use random.choice to pick and return an item</w:t>
-      </w:r>
-      <w:r>
-        <w:br/>
-      </w:r>
-      <w:r>
-        <w:rPr>
-          <w:rStyle w:val="NormalTok"/>
-        </w:rPr>
-        <w:t xml:space="preserve">    </w:t>
-      </w:r>
-      <w:r>
-        <w:rPr>
-          <w:rStyle w:val="ControlFlowTok"/>
-        </w:rPr>
-        <w:t xml:space="preserve">return</w:t>
-      </w:r>
-      <w:r>
-        <w:rPr>
-          <w:rStyle w:val="NormalTok"/>
-        </w:rPr>
-        <w:t xml:space="preserve"> random.choice(items)</w:t>
-      </w:r>
-    </w:p>
-    <w:bookmarkEnd w:id="33"/>
-    <w:bookmarkStart w:id="34" w:name="usage-notes-3"/>
-    <w:p>
-      <w:pPr>
-        <w:pStyle w:val="Heading2"/>
-      </w:pPr>
-      <w:r>
-        <w:rPr>
-          <w:rStyle w:val="SectionNumber"/>
-        </w:rPr>
-        <w:t xml:space="preserve">4.4</w:t>
       </w:r>
       <w:r>
         <w:tab/>
@@ -3895,7 +2923,7 @@
         </w:numPr>
       </w:pPr>
       <w:r>
-        <w:t xml:space="preserve">The input list</w:t>
+        <w:t xml:space="preserve">The input</w:t>
       </w:r>
       <w:r>
         <w:t xml:space="preserve"> </w:t>
@@ -3904,13 +2932,13 @@
         <w:rPr>
           <w:rStyle w:val="VerbatimChar"/>
         </w:rPr>
-        <w:t xml:space="preserve">items</w:t>
+        <w:t xml:space="preserve">n</w:t>
       </w:r>
       <w:r>
         <w:t xml:space="preserve"> </w:t>
       </w:r>
       <w:r>
-        <w:t xml:space="preserve">must not be empty. Providing an empty list will result in a</w:t>
+        <w:t xml:space="preserve">must be a non-negative integer. Providing a negative number will result in a</w:t>
       </w:r>
       <w:r>
         <w:t xml:space="preserve"> </w:t>
@@ -3934,7 +2962,34 @@
         </w:numPr>
       </w:pPr>
       <w:r>
-        <w:t xml:space="preserve">The selection is uniformly random. Each string in the list has an equal chance of being returned.</w:t>
+        <w:t xml:space="preserve">The function is 0-indexed, meaning</w:t>
+      </w:r>
+      <w:r>
+        <w:t xml:space="preserve"> </w:t>
+      </w:r>
+      <w:r>
+        <w:rPr>
+          <w:rStyle w:val="VerbatimChar"/>
+        </w:rPr>
+        <w:t xml:space="preserve">fibonacci(0)</w:t>
+      </w:r>
+      <w:r>
+        <w:t xml:space="preserve"> </w:t>
+      </w:r>
+      <w:r>
+        <w:t xml:space="preserve">returns the first number in the sequence, which is</w:t>
+      </w:r>
+      <w:r>
+        <w:t xml:space="preserve"> </w:t>
+      </w:r>
+      <w:r>
+        <w:rPr>
+          <w:rStyle w:val="VerbatimChar"/>
+        </w:rPr>
+        <w:t xml:space="preserve">0</w:t>
+      </w:r>
+      <w:r>
+        <w:t xml:space="preserve">.</w:t>
       </w:r>
     </w:p>
     <w:p>
@@ -3946,25 +3001,19 @@
         </w:numPr>
       </w:pPr>
       <w:r>
-        <w:t xml:space="preserve">The function is type-hinted to accept a list of strings (</w:t>
+        <w:t xml:space="preserve">This iterative implementation is efficient and avoids the performance issues and potential stack overflow errors associated with naive recursive solutions, especially for large values of</w:t>
+      </w:r>
+      <w:r>
+        <w:t xml:space="preserve"> </w:t>
       </w:r>
       <w:r>
         <w:rPr>
           <w:rStyle w:val="VerbatimChar"/>
         </w:rPr>
-        <w:t xml:space="preserve">List[str]</w:t>
-      </w:r>
-      <w:r>
-        <w:t xml:space="preserve">) and return a single string (</w:t>
-      </w:r>
-      <w:r>
-        <w:rPr>
-          <w:rStyle w:val="VerbatimChar"/>
-        </w:rPr>
-        <w:t xml:space="preserve">str</w:t>
-      </w:r>
-      <w:r>
-        <w:t xml:space="preserve">).</w:t>
+        <w:t xml:space="preserve">n</w:t>
+      </w:r>
+      <w:r>
+        <w:t xml:space="preserve">.</w:t>
       </w:r>
     </w:p>
     <w:p>
@@ -3979,19 +3028,266 @@
         <w:t xml:space="preserve">Output Example</w:t>
       </w:r>
       <w:r>
-        <w:t xml:space="preserve">: A single string from the input list. For an input of</w:t>
-      </w:r>
-      <w:r>
+        <w:t xml:space="preserve">:</w:t>
+      </w:r>
+    </w:p>
+    <w:p>
+      <w:pPr>
+        <w:pStyle w:val="SourceCode"/>
+      </w:pPr>
+      <w:r>
+        <w:rPr>
+          <w:rStyle w:val="VerbatimChar"/>
+        </w:rPr>
+        <w:t xml:space="preserve">55</w:t>
+      </w:r>
+    </w:p>
+    <w:bookmarkEnd w:id="27"/>
+    <w:bookmarkStart w:id="28" w:name="example-2"/>
+    <w:p>
+      <w:pPr>
+        <w:pStyle w:val="Heading2"/>
+      </w:pPr>
+      <w:r>
+        <w:rPr>
+          <w:rStyle w:val="SectionNumber"/>
+        </w:rPr>
+        <w:t xml:space="preserve">3.5</w:t>
+      </w:r>
+      <w:r>
+        <w:tab/>
+      </w:r>
+      <w:r>
+        <w:t xml:space="preserve">Example</w:t>
+      </w:r>
+    </w:p>
+    <w:p>
+      <w:pPr>
+        <w:pStyle w:val="SourceCode"/>
+      </w:pPr>
+      <w:r>
+        <w:rPr>
+          <w:rStyle w:val="CommentTok"/>
+        </w:rPr>
+        <w:t xml:space="preserve"># Example usage to find the 10th Fibonacci number</w:t>
+      </w:r>
+      <w:r>
+        <w:br/>
+      </w:r>
+      <w:r>
+        <w:rPr>
+          <w:rStyle w:val="NormalTok"/>
+        </w:rPr>
+        <w:t xml:space="preserve">n_index </w:t>
+      </w:r>
+      <w:r>
+        <w:rPr>
+          <w:rStyle w:val="OperatorTok"/>
+        </w:rPr>
+        <w:t xml:space="preserve">=</w:t>
+      </w:r>
+      <w:r>
+        <w:rPr>
+          <w:rStyle w:val="NormalTok"/>
+        </w:rPr>
         <w:t xml:space="preserve"> </w:t>
       </w:r>
       <w:r>
         <w:rPr>
+          <w:rStyle w:val="DecValTok"/>
+        </w:rPr>
+        <w:t xml:space="preserve">10</w:t>
+      </w:r>
+      <w:r>
+        <w:br/>
+      </w:r>
+      <w:r>
+        <w:rPr>
+          <w:rStyle w:val="NormalTok"/>
+        </w:rPr>
+        <w:t xml:space="preserve">result </w:t>
+      </w:r>
+      <w:r>
+        <w:rPr>
+          <w:rStyle w:val="OperatorTok"/>
+        </w:rPr>
+        <w:t xml:space="preserve">=</w:t>
+      </w:r>
+      <w:r>
+        <w:rPr>
+          <w:rStyle w:val="NormalTok"/>
+        </w:rPr>
+        <w:t xml:space="preserve"> fibonacci(n_index)</w:t>
+      </w:r>
+      <w:r>
+        <w:br/>
+      </w:r>
+      <w:r>
+        <w:rPr>
+          <w:rStyle w:val="BuiltInTok"/>
+        </w:rPr>
+        <w:t xml:space="preserve">print</w:t>
+      </w:r>
+      <w:r>
+        <w:rPr>
+          <w:rStyle w:val="NormalTok"/>
+        </w:rPr>
+        <w:t xml:space="preserve">(</w:t>
+      </w:r>
+      <w:r>
+        <w:rPr>
+          <w:rStyle w:val="SpecialStringTok"/>
+        </w:rPr>
+        <w:t xml:space="preserve">f"The Fibonacci number at index </w:t>
+      </w:r>
+      <w:r>
+        <w:rPr>
+          <w:rStyle w:val="SpecialCharTok"/>
+        </w:rPr>
+        <w:t xml:space="preserve">{</w:t>
+      </w:r>
+      <w:r>
+        <w:rPr>
+          <w:rStyle w:val="NormalTok"/>
+        </w:rPr>
+        <w:t xml:space="preserve">n_index</w:t>
+      </w:r>
+      <w:r>
+        <w:rPr>
+          <w:rStyle w:val="SpecialCharTok"/>
+        </w:rPr>
+        <w:t xml:space="preserve">}</w:t>
+      </w:r>
+      <w:r>
+        <w:rPr>
+          <w:rStyle w:val="SpecialStringTok"/>
+        </w:rPr>
+        <w:t xml:space="preserve"> is: </w:t>
+      </w:r>
+      <w:r>
+        <w:rPr>
+          <w:rStyle w:val="SpecialCharTok"/>
+        </w:rPr>
+        <w:t xml:space="preserve">{</w:t>
+      </w:r>
+      <w:r>
+        <w:rPr>
+          <w:rStyle w:val="NormalTok"/>
+        </w:rPr>
+        <w:t xml:space="preserve">result</w:t>
+      </w:r>
+      <w:r>
+        <w:rPr>
+          <w:rStyle w:val="SpecialCharTok"/>
+        </w:rPr>
+        <w:t xml:space="preserve">}</w:t>
+      </w:r>
+      <w:r>
+        <w:rPr>
+          <w:rStyle w:val="SpecialStringTok"/>
+        </w:rPr>
+        <w:t xml:space="preserve">"</w:t>
+      </w:r>
+      <w:r>
+        <w:rPr>
+          <w:rStyle w:val="NormalTok"/>
+        </w:rPr>
+        <w:t xml:space="preserve">)</w:t>
+      </w:r>
+    </w:p>
+    <w:p>
+      <w:pPr>
+        <w:pStyle w:val="FirstParagraph"/>
+      </w:pPr>
+      <w:r>
+        <w:rPr>
+          <w:b/>
+          <w:bCs/>
+        </w:rPr>
+        <w:t xml:space="preserve">Output:</w:t>
+      </w:r>
+    </w:p>
+    <w:p>
+      <w:pPr>
+        <w:pStyle w:val="SourceCode"/>
+      </w:pPr>
+      <w:r>
+        <w:rPr>
           <w:rStyle w:val="VerbatimChar"/>
         </w:rPr>
-        <w:t xml:space="preserve">["red", "green", "blue"]</w:t>
-      </w:r>
-      <w:r>
-        <w:t xml:space="preserve">, a possible output is</w:t>
+        <w:t xml:space="preserve">The Fibonacci number at index 10 is: 55</w:t>
+      </w:r>
+    </w:p>
+    <w:p>
+      <w:r>
+        <w:pict>
+          <v:rect style="width:0;height:1.5pt" o:hralign="center" o:hrstd="t" o:hr="t"/>
+        </w:pict>
+      </w:r>
+    </w:p>
+    <w:bookmarkEnd w:id="28"/>
+    <w:bookmarkStart w:id="29" w:name="functiondef-choose_random_itemitems"/>
+    <w:p>
+      <w:pPr>
+        <w:pStyle w:val="Heading2"/>
+      </w:pPr>
+      <w:r>
+        <w:rPr>
+          <w:rStyle w:val="SectionNumber"/>
+        </w:rPr>
+        <w:t xml:space="preserve">3.6</w:t>
+      </w:r>
+      <w:r>
+        <w:tab/>
+      </w:r>
+      <w:r>
+        <w:t xml:space="preserve">FunctionDef choose_random_item(items)</w:t>
+      </w:r>
+    </w:p>
+    <w:bookmarkEnd w:id="29"/>
+    <w:bookmarkEnd w:id="30"/>
+    <w:bookmarkStart w:id="37" w:name="function-choose_random_itemitems-liststr"/>
+    <w:p>
+      <w:pPr>
+        <w:pStyle w:val="Heading1"/>
+      </w:pPr>
+      <w:r>
+        <w:rPr>
+          <w:rStyle w:val="SectionNumber"/>
+        </w:rPr>
+        <w:t xml:space="preserve">4</w:t>
+      </w:r>
+      <w:r>
+        <w:tab/>
+      </w:r>
+      <w:r>
+        <w:t xml:space="preserve">Function: choose_random_item(items: List[str])</w:t>
+      </w:r>
+    </w:p>
+    <w:bookmarkStart w:id="31" w:name="overview-3"/>
+    <w:p>
+      <w:pPr>
+        <w:pStyle w:val="Heading2"/>
+      </w:pPr>
+      <w:r>
+        <w:rPr>
+          <w:rStyle w:val="SectionNumber"/>
+        </w:rPr>
+        <w:t xml:space="preserve">4.1</w:t>
+      </w:r>
+      <w:r>
+        <w:tab/>
+      </w:r>
+      <w:r>
+        <w:t xml:space="preserve">Overview</w:t>
+      </w:r>
+    </w:p>
+    <w:p>
+      <w:pPr>
+        <w:pStyle w:val="FirstParagraph"/>
+      </w:pPr>
+      <w:r>
+        <w:t xml:space="preserve">The</w:t>
       </w:r>
       <w:r>
         <w:t xml:space="preserve"> </w:t>
@@ -4000,10 +3296,293 @@
         <w:rPr>
           <w:rStyle w:val="VerbatimChar"/>
         </w:rPr>
-        <w:t xml:space="preserve">"green"</w:t>
+        <w:t xml:space="preserve">choose_random_item</w:t>
+      </w:r>
+      <w:r>
+        <w:t xml:space="preserve"> </w:t>
+      </w:r>
+      <w:r>
+        <w:t xml:space="preserve">function selects and returns a single random string from a provided list of strings.</w:t>
+      </w:r>
+    </w:p>
+    <w:bookmarkEnd w:id="31"/>
+    <w:bookmarkStart w:id="32" w:name="parameters-3"/>
+    <w:p>
+      <w:pPr>
+        <w:pStyle w:val="Heading2"/>
+      </w:pPr>
+      <w:r>
+        <w:rPr>
+          <w:rStyle w:val="SectionNumber"/>
+        </w:rPr>
+        <w:t xml:space="preserve">4.2</w:t>
+      </w:r>
+      <w:r>
+        <w:tab/>
+      </w:r>
+      <w:r>
+        <w:t xml:space="preserve">parameters</w:t>
+      </w:r>
+    </w:p>
+    <w:p>
+      <w:pPr>
+        <w:pStyle w:val="Compact"/>
+        <w:numPr>
+          <w:ilvl w:val="0"/>
+          <w:numId w:val="1009"/>
+        </w:numPr>
+      </w:pPr>
+      <w:r>
+        <w:rPr>
+          <w:rStyle w:val="VerbatimChar"/>
+          <w:b/>
+          <w:bCs/>
+        </w:rPr>
+        <w:t xml:space="preserve">items</w:t>
+      </w:r>
+      <w:r>
+        <w:t xml:space="preserve"> </w:t>
+      </w:r>
+      <w:r>
+        <w:t xml:space="preserve">(List[str]): A list of strings from which to choose a random item. This list must not be empty.</w:t>
+      </w:r>
+    </w:p>
+    <w:bookmarkEnd w:id="32"/>
+    <w:bookmarkStart w:id="33" w:name="description-3"/>
+    <w:p>
+      <w:pPr>
+        <w:pStyle w:val="Heading2"/>
+      </w:pPr>
+      <w:r>
+        <w:rPr>
+          <w:rStyle w:val="SectionNumber"/>
+        </w:rPr>
+        <w:t xml:space="preserve">4.3</w:t>
+      </w:r>
+      <w:r>
+        <w:tab/>
+      </w:r>
+      <w:r>
+        <w:t xml:space="preserve">Description</w:t>
+      </w:r>
+    </w:p>
+    <w:p>
+      <w:pPr>
+        <w:pStyle w:val="FirstParagraph"/>
+      </w:pPr>
+      <w:r>
+        <w:t xml:space="preserve">This function provides a safe way to select a random element from a list.</w:t>
+      </w:r>
+    </w:p>
+    <w:p>
+      <w:pPr>
+        <w:pStyle w:val="BodyText"/>
+      </w:pPr>
+      <w:r>
+        <w:t xml:space="preserve">The function first performs a validation check to ensure the input list</w:t>
+      </w:r>
+      <w:r>
+        <w:t xml:space="preserve"> </w:t>
+      </w:r>
+      <w:r>
+        <w:rPr>
+          <w:rStyle w:val="VerbatimChar"/>
+        </w:rPr>
+        <w:t xml:space="preserve">items</w:t>
+      </w:r>
+      <w:r>
+        <w:t xml:space="preserve"> </w:t>
+      </w:r>
+      <w:r>
+        <w:t xml:space="preserve">is not empty. If the list is empty, it raises a</w:t>
+      </w:r>
+      <w:r>
+        <w:t xml:space="preserve"> </w:t>
+      </w:r>
+      <w:r>
+        <w:rPr>
+          <w:rStyle w:val="VerbatimChar"/>
+        </w:rPr>
+        <w:t xml:space="preserve">ValueError</w:t>
+      </w:r>
+      <w:r>
+        <w:t xml:space="preserve"> </w:t>
+      </w:r>
+      <w:r>
+        <w:t xml:space="preserve">with the message</w:t>
+      </w:r>
+      <w:r>
+        <w:t xml:space="preserve"> </w:t>
+      </w:r>
+      <w:r>
+        <w:t xml:space="preserve">“items must not be empty”</w:t>
+      </w:r>
+      <w:r>
+        <w:t xml:space="preserve"> </w:t>
+      </w:r>
+      <w:r>
+        <w:t xml:space="preserve">to prevent runtime errors from the underlying random selection logic.</w:t>
+      </w:r>
+    </w:p>
+    <w:p>
+      <w:pPr>
+        <w:pStyle w:val="BodyText"/>
+      </w:pPr>
+      <w:r>
+        <w:t xml:space="preserve">If the list contains one or more items, the function then utilizes</w:t>
+      </w:r>
+      <w:r>
+        <w:t xml:space="preserve"> </w:t>
+      </w:r>
+      <w:r>
+        <w:rPr>
+          <w:rStyle w:val="VerbatimChar"/>
+        </w:rPr>
+        <w:t xml:space="preserve">random.choice(items)</w:t>
+      </w:r>
+      <w:r>
+        <w:t xml:space="preserve"> </w:t>
+      </w:r>
+      <w:r>
+        <w:t xml:space="preserve">to perform the selection. The</w:t>
+      </w:r>
+      <w:r>
+        <w:t xml:space="preserve"> </w:t>
+      </w:r>
+      <w:r>
+        <w:rPr>
+          <w:rStyle w:val="VerbatimChar"/>
+        </w:rPr>
+        <w:t xml:space="preserve">random.choice()</w:t>
+      </w:r>
+      <w:r>
+        <w:t xml:space="preserve"> </w:t>
+      </w:r>
+      <w:r>
+        <w:t xml:space="preserve">method selects one item uniformly at random from the sequence, meaning each item has an equal probability of being chosen. The selected string is then returned as the result.</w:t>
+      </w:r>
+    </w:p>
+    <w:bookmarkEnd w:id="33"/>
+    <w:bookmarkStart w:id="34" w:name="usage-notes-3"/>
+    <w:p>
+      <w:pPr>
+        <w:pStyle w:val="Heading2"/>
+      </w:pPr>
+      <w:r>
+        <w:rPr>
+          <w:rStyle w:val="SectionNumber"/>
+        </w:rPr>
+        <w:t xml:space="preserve">4.4</w:t>
+      </w:r>
+      <w:r>
+        <w:tab/>
+      </w:r>
+      <w:r>
+        <w:t xml:space="preserve">Usage Notes</w:t>
+      </w:r>
+    </w:p>
+    <w:p>
+      <w:pPr>
+        <w:pStyle w:val="Compact"/>
+        <w:numPr>
+          <w:ilvl w:val="0"/>
+          <w:numId w:val="1010"/>
+        </w:numPr>
+      </w:pPr>
+      <w:r>
+        <w:t xml:space="preserve">The input list</w:t>
+      </w:r>
+      <w:r>
+        <w:t xml:space="preserve"> </w:t>
+      </w:r>
+      <w:r>
+        <w:rPr>
+          <w:rStyle w:val="VerbatimChar"/>
+        </w:rPr>
+        <w:t xml:space="preserve">items</w:t>
+      </w:r>
+      <w:r>
+        <w:t xml:space="preserve"> </w:t>
+      </w:r>
+      <w:r>
+        <w:t xml:space="preserve">must contain at least one element. Passing an empty list will result in a</w:t>
+      </w:r>
+      <w:r>
+        <w:t xml:space="preserve"> </w:t>
+      </w:r>
+      <w:r>
+        <w:rPr>
+          <w:rStyle w:val="VerbatimChar"/>
+        </w:rPr>
+        <w:t xml:space="preserve">ValueError</w:t>
       </w:r>
       <w:r>
         <w:t xml:space="preserve">.</w:t>
+      </w:r>
+    </w:p>
+    <w:p>
+      <w:pPr>
+        <w:pStyle w:val="Compact"/>
+        <w:numPr>
+          <w:ilvl w:val="0"/>
+          <w:numId w:val="1010"/>
+        </w:numPr>
+      </w:pPr>
+      <w:r>
+        <w:t xml:space="preserve">This function depends on Python’s built-in</w:t>
+      </w:r>
+      <w:r>
+        <w:t xml:space="preserve"> </w:t>
+      </w:r>
+      <w:r>
+        <w:rPr>
+          <w:rStyle w:val="VerbatimChar"/>
+        </w:rPr>
+        <w:t xml:space="preserve">random</w:t>
+      </w:r>
+      <w:r>
+        <w:t xml:space="preserve"> </w:t>
+      </w:r>
+      <w:r>
+        <w:t xml:space="preserve">module. Ensure it is imported in the scope where the function is used.</w:t>
+      </w:r>
+    </w:p>
+    <w:p>
+      <w:pPr>
+        <w:pStyle w:val="Compact"/>
+        <w:numPr>
+          <w:ilvl w:val="0"/>
+          <w:numId w:val="1010"/>
+        </w:numPr>
+      </w:pPr>
+      <w:r>
+        <w:t xml:space="preserve">The selection is uniformly random, giving every item in the list an equal chance of being picked.</w:t>
+      </w:r>
+    </w:p>
+    <w:p>
+      <w:pPr>
+        <w:pStyle w:val="FirstParagraph"/>
+      </w:pPr>
+      <w:r>
+        <w:rPr>
+          <w:b/>
+          <w:bCs/>
+        </w:rPr>
+        <w:t xml:space="preserve">Output Example</w:t>
+      </w:r>
+      <w:r>
+        <w:t xml:space="preserve">: A single string from the input list.</w:t>
+      </w:r>
+    </w:p>
+    <w:p>
+      <w:pPr>
+        <w:pStyle w:val="SourceCode"/>
+      </w:pPr>
+      <w:r>
+        <w:rPr>
+          <w:rStyle w:val="VerbatimChar"/>
+        </w:rPr>
+        <w:t xml:space="preserve">"example_string"</w:t>
       </w:r>
     </w:p>
     <w:bookmarkEnd w:id="34"/>
@@ -4031,381 +3610,345 @@
       </w:pPr>
       <w:r>
         <w:rPr>
+          <w:rStyle w:val="ImportTok"/>
+        </w:rPr>
+        <w:t xml:space="preserve">import</w:t>
+      </w:r>
+      <w:r>
+        <w:rPr>
+          <w:rStyle w:val="NormalTok"/>
+        </w:rPr>
+        <w:t xml:space="preserve"> random </w:t>
+      </w:r>
+      <w:r>
+        <w:rPr>
           <w:rStyle w:val="CommentTok"/>
         </w:rPr>
-        <w:t xml:space="preserve"># Assumes the 'random' module is imported in the file where choose_random_item is defined.</w:t>
+        <w:t xml:space="preserve"># This import is necessary for the function to work</w:t>
       </w:r>
       <w:r>
         <w:br/>
       </w:r>
       <w:r>
+        <w:br/>
+      </w:r>
+      <w:r>
         <w:rPr>
           <w:rStyle w:val="CommentTok"/>
         </w:rPr>
-        <w:t xml:space="preserve"># Example usage:</w:t>
+        <w:t xml:space="preserve"># Definition of the function</w:t>
       </w:r>
       <w:r>
         <w:br/>
       </w:r>
       <w:r>
         <w:rPr>
-          <w:rStyle w:val="ImportTok"/>
-        </w:rPr>
-        <w:t xml:space="preserve">import</w:t>
+          <w:rStyle w:val="KeywordTok"/>
+        </w:rPr>
+        <w:t xml:space="preserve">def</w:t>
       </w:r>
       <w:r>
         <w:rPr>
           <w:rStyle w:val="NormalTok"/>
         </w:rPr>
-        <w:t xml:space="preserve"> random</w:t>
+        <w:t xml:space="preserve"> choose_random_item(items: </w:t>
+      </w:r>
+      <w:r>
+        <w:rPr>
+          <w:rStyle w:val="BuiltInTok"/>
+        </w:rPr>
+        <w:t xml:space="preserve">list</w:t>
+      </w:r>
+      <w:r>
+        <w:rPr>
+          <w:rStyle w:val="NormalTok"/>
+        </w:rPr>
+        <w:t xml:space="preserve">[</w:t>
+      </w:r>
+      <w:r>
+        <w:rPr>
+          <w:rStyle w:val="BuiltInTok"/>
+        </w:rPr>
+        <w:t xml:space="preserve">str</w:t>
+      </w:r>
+      <w:r>
+        <w:rPr>
+          <w:rStyle w:val="NormalTok"/>
+        </w:rPr>
+        <w:t xml:space="preserve">]) </w:t>
+      </w:r>
+      <w:r>
+        <w:rPr>
+          <w:rStyle w:val="OperatorTok"/>
+        </w:rPr>
+        <w:t xml:space="preserve">-&gt;</w:t>
+      </w:r>
+      <w:r>
+        <w:rPr>
+          <w:rStyle w:val="NormalTok"/>
+        </w:rPr>
+        <w:t xml:space="preserve"> </w:t>
+      </w:r>
+      <w:r>
+        <w:rPr>
+          <w:rStyle w:val="BuiltInTok"/>
+        </w:rPr>
+        <w:t xml:space="preserve">str</w:t>
+      </w:r>
+      <w:r>
+        <w:rPr>
+          <w:rStyle w:val="NormalTok"/>
+        </w:rPr>
+        <w:t xml:space="preserve">:</w:t>
       </w:r>
       <w:r>
         <w:br/>
       </w:r>
       <w:r>
         <w:rPr>
-          <w:rStyle w:val="ImportTok"/>
-        </w:rPr>
-        <w:t xml:space="preserve">from</w:t>
-      </w:r>
-      <w:r>
-        <w:rPr>
           <w:rStyle w:val="NormalTok"/>
         </w:rPr>
-        <w:t xml:space="preserve"> typing </w:t>
-      </w:r>
-      <w:r>
-        <w:rPr>
-          <w:rStyle w:val="ImportTok"/>
-        </w:rPr>
-        <w:t xml:space="preserve">import</w:t>
+        <w:t xml:space="preserve">    </w:t>
+      </w:r>
+      <w:r>
+        <w:rPr>
+          <w:rStyle w:val="CommentTok"/>
+        </w:rPr>
+        <w:t xml:space="preserve">"""Choose a single random item from a non-empty sequence."""</w:t>
+      </w:r>
+      <w:r>
+        <w:br/>
       </w:r>
       <w:r>
         <w:rPr>
           <w:rStyle w:val="NormalTok"/>
         </w:rPr>
-        <w:t xml:space="preserve"> List</w:t>
+        <w:t xml:space="preserve">    </w:t>
+      </w:r>
+      <w:r>
+        <w:rPr>
+          <w:rStyle w:val="ControlFlowTok"/>
+        </w:rPr>
+        <w:t xml:space="preserve">if</w:t>
+      </w:r>
+      <w:r>
+        <w:rPr>
+          <w:rStyle w:val="NormalTok"/>
+        </w:rPr>
+        <w:t xml:space="preserve"> </w:t>
+      </w:r>
+      <w:r>
+        <w:rPr>
+          <w:rStyle w:val="KeywordTok"/>
+        </w:rPr>
+        <w:t xml:space="preserve">not</w:t>
+      </w:r>
+      <w:r>
+        <w:rPr>
+          <w:rStyle w:val="NormalTok"/>
+        </w:rPr>
+        <w:t xml:space="preserve"> items:</w:t>
       </w:r>
       <w:r>
         <w:br/>
       </w:r>
       <w:r>
+        <w:rPr>
+          <w:rStyle w:val="NormalTok"/>
+        </w:rPr>
+        <w:t xml:space="preserve">        </w:t>
+      </w:r>
+      <w:r>
+        <w:rPr>
+          <w:rStyle w:val="ControlFlowTok"/>
+        </w:rPr>
+        <w:t xml:space="preserve">raise</w:t>
+      </w:r>
+      <w:r>
+        <w:rPr>
+          <w:rStyle w:val="NormalTok"/>
+        </w:rPr>
+        <w:t xml:space="preserve"> </w:t>
+      </w:r>
+      <w:r>
+        <w:rPr>
+          <w:rStyle w:val="PreprocessorTok"/>
+        </w:rPr>
+        <w:t xml:space="preserve">ValueError</w:t>
+      </w:r>
+      <w:r>
+        <w:rPr>
+          <w:rStyle w:val="NormalTok"/>
+        </w:rPr>
+        <w:t xml:space="preserve">(</w:t>
+      </w:r>
+      <w:r>
+        <w:rPr>
+          <w:rStyle w:val="StringTok"/>
+        </w:rPr>
+        <w:t xml:space="preserve">"items must not be empty"</w:t>
+      </w:r>
+      <w:r>
+        <w:rPr>
+          <w:rStyle w:val="NormalTok"/>
+        </w:rPr>
+        <w:t xml:space="preserve">)</w:t>
+      </w:r>
+      <w:r>
         <w:br/>
       </w:r>
       <w:r>
         <w:rPr>
+          <w:rStyle w:val="NormalTok"/>
+        </w:rPr>
+        <w:t xml:space="preserve">    </w:t>
+      </w:r>
+      <w:r>
+        <w:rPr>
+          <w:rStyle w:val="ControlFlowTok"/>
+        </w:rPr>
+        <w:t xml:space="preserve">return</w:t>
+      </w:r>
+      <w:r>
+        <w:rPr>
+          <w:rStyle w:val="NormalTok"/>
+        </w:rPr>
+        <w:t xml:space="preserve"> random.choice(items)</w:t>
+      </w:r>
+      <w:r>
+        <w:br/>
+      </w:r>
+      <w:r>
+        <w:br/>
+      </w:r>
+      <w:r>
+        <w:rPr>
           <w:rStyle w:val="CommentTok"/>
         </w:rPr>
-        <w:t xml:space="preserve"># Definition of the function</w:t>
+        <w:t xml:space="preserve"># Example usage</w:t>
       </w:r>
       <w:r>
         <w:br/>
       </w:r>
       <w:r>
         <w:rPr>
-          <w:rStyle w:val="KeywordTok"/>
-        </w:rPr>
-        <w:t xml:space="preserve">def</w:t>
-      </w:r>
-      <w:r>
-        <w:rPr>
           <w:rStyle w:val="NormalTok"/>
         </w:rPr>
-        <w:t xml:space="preserve"> choose_random_item(items: List[</w:t>
+        <w:t xml:space="preserve">options </w:t>
+      </w:r>
+      <w:r>
+        <w:rPr>
+          <w:rStyle w:val="OperatorTok"/>
+        </w:rPr>
+        <w:t xml:space="preserve">=</w:t>
+      </w:r>
+      <w:r>
+        <w:rPr>
+          <w:rStyle w:val="NormalTok"/>
+        </w:rPr>
+        <w:t xml:space="preserve"> [</w:t>
+      </w:r>
+      <w:r>
+        <w:rPr>
+          <w:rStyle w:val="StringTok"/>
+        </w:rPr>
+        <w:t xml:space="preserve">"red"</w:t>
+      </w:r>
+      <w:r>
+        <w:rPr>
+          <w:rStyle w:val="NormalTok"/>
+        </w:rPr>
+        <w:t xml:space="preserve">, </w:t>
+      </w:r>
+      <w:r>
+        <w:rPr>
+          <w:rStyle w:val="StringTok"/>
+        </w:rPr>
+        <w:t xml:space="preserve">"green"</w:t>
+      </w:r>
+      <w:r>
+        <w:rPr>
+          <w:rStyle w:val="NormalTok"/>
+        </w:rPr>
+        <w:t xml:space="preserve">, </w:t>
+      </w:r>
+      <w:r>
+        <w:rPr>
+          <w:rStyle w:val="StringTok"/>
+        </w:rPr>
+        <w:t xml:space="preserve">"blue"</w:t>
+      </w:r>
+      <w:r>
+        <w:rPr>
+          <w:rStyle w:val="NormalTok"/>
+        </w:rPr>
+        <w:t xml:space="preserve">, </w:t>
+      </w:r>
+      <w:r>
+        <w:rPr>
+          <w:rStyle w:val="StringTok"/>
+        </w:rPr>
+        <w:t xml:space="preserve">"yellow"</w:t>
+      </w:r>
+      <w:r>
+        <w:rPr>
+          <w:rStyle w:val="NormalTok"/>
+        </w:rPr>
+        <w:t xml:space="preserve">]</w:t>
+      </w:r>
+      <w:r>
+        <w:br/>
+      </w:r>
+      <w:r>
+        <w:rPr>
+          <w:rStyle w:val="NormalTok"/>
+        </w:rPr>
+        <w:t xml:space="preserve">selected_color </w:t>
+      </w:r>
+      <w:r>
+        <w:rPr>
+          <w:rStyle w:val="OperatorTok"/>
+        </w:rPr>
+        <w:t xml:space="preserve">=</w:t>
+      </w:r>
+      <w:r>
+        <w:rPr>
+          <w:rStyle w:val="NormalTok"/>
+        </w:rPr>
+        <w:t xml:space="preserve"> choose_random_item(options)</w:t>
+      </w:r>
+      <w:r>
+        <w:br/>
       </w:r>
       <w:r>
         <w:rPr>
           <w:rStyle w:val="BuiltInTok"/>
         </w:rPr>
-        <w:t xml:space="preserve">str</w:t>
+        <w:t xml:space="preserve">print</w:t>
       </w:r>
       <w:r>
         <w:rPr>
           <w:rStyle w:val="NormalTok"/>
         </w:rPr>
-        <w:t xml:space="preserve">]) </w:t>
-      </w:r>
-      <w:r>
-        <w:rPr>
-          <w:rStyle w:val="OperatorTok"/>
-        </w:rPr>
-        <w:t xml:space="preserve">-&gt;</w:t>
+        <w:t xml:space="preserve">(</w:t>
+      </w:r>
+      <w:r>
+        <w:rPr>
+          <w:rStyle w:val="SpecialStringTok"/>
+        </w:rPr>
+        <w:t xml:space="preserve">f"The randomly selected color is: </w:t>
+      </w:r>
+      <w:r>
+        <w:rPr>
+          <w:rStyle w:val="SpecialCharTok"/>
+        </w:rPr>
+        <w:t xml:space="preserve">{</w:t>
       </w:r>
       <w:r>
         <w:rPr>
           <w:rStyle w:val="NormalTok"/>
         </w:rPr>
-        <w:t xml:space="preserve"> </w:t>
-      </w:r>
-      <w:r>
-        <w:rPr>
-          <w:rStyle w:val="BuiltInTok"/>
-        </w:rPr>
-        <w:t xml:space="preserve">str</w:t>
-      </w:r>
-      <w:r>
-        <w:rPr>
-          <w:rStyle w:val="NormalTok"/>
-        </w:rPr>
-        <w:t xml:space="preserve">:</w:t>
-      </w:r>
-      <w:r>
-        <w:br/>
-      </w:r>
-      <w:r>
-        <w:rPr>
-          <w:rStyle w:val="NormalTok"/>
-        </w:rPr>
-        <w:t xml:space="preserve">    </w:t>
-      </w:r>
-      <w:r>
-        <w:rPr>
-          <w:rStyle w:val="ControlFlowTok"/>
-        </w:rPr>
-        <w:t xml:space="preserve">if</w:t>
-      </w:r>
-      <w:r>
-        <w:rPr>
-          <w:rStyle w:val="NormalTok"/>
-        </w:rPr>
-        <w:t xml:space="preserve"> </w:t>
-      </w:r>
-      <w:r>
-        <w:rPr>
-          <w:rStyle w:val="KeywordTok"/>
-        </w:rPr>
-        <w:t xml:space="preserve">not</w:t>
-      </w:r>
-      <w:r>
-        <w:rPr>
-          <w:rStyle w:val="NormalTok"/>
-        </w:rPr>
-        <w:t xml:space="preserve"> items:</w:t>
-      </w:r>
-      <w:r>
-        <w:br/>
-      </w:r>
-      <w:r>
-        <w:rPr>
-          <w:rStyle w:val="NormalTok"/>
-        </w:rPr>
-        <w:t xml:space="preserve">        </w:t>
-      </w:r>
-      <w:r>
-        <w:rPr>
-          <w:rStyle w:val="ControlFlowTok"/>
-        </w:rPr>
-        <w:t xml:space="preserve">raise</w:t>
-      </w:r>
-      <w:r>
-        <w:rPr>
-          <w:rStyle w:val="NormalTok"/>
-        </w:rPr>
-        <w:t xml:space="preserve"> </w:t>
-      </w:r>
-      <w:r>
-        <w:rPr>
-          <w:rStyle w:val="PreprocessorTok"/>
-        </w:rPr>
-        <w:t xml:space="preserve">ValueError</w:t>
-      </w:r>
-      <w:r>
-        <w:rPr>
-          <w:rStyle w:val="NormalTok"/>
-        </w:rPr>
-        <w:t xml:space="preserve">(</w:t>
-      </w:r>
-      <w:r>
-        <w:rPr>
-          <w:rStyle w:val="StringTok"/>
-        </w:rPr>
-        <w:t xml:space="preserve">"items must not be empty"</w:t>
-      </w:r>
-      <w:r>
-        <w:rPr>
-          <w:rStyle w:val="NormalTok"/>
-        </w:rPr>
-        <w:t xml:space="preserve">)</w:t>
-      </w:r>
-      <w:r>
-        <w:br/>
-      </w:r>
-      <w:r>
-        <w:rPr>
-          <w:rStyle w:val="NormalTok"/>
-        </w:rPr>
-        <w:t xml:space="preserve">    </w:t>
-      </w:r>
-      <w:r>
-        <w:rPr>
-          <w:rStyle w:val="ControlFlowTok"/>
-        </w:rPr>
-        <w:t xml:space="preserve">return</w:t>
-      </w:r>
-      <w:r>
-        <w:rPr>
-          <w:rStyle w:val="NormalTok"/>
-        </w:rPr>
-        <w:t xml:space="preserve"> random.choice(items)</w:t>
-      </w:r>
-      <w:r>
-        <w:br/>
-      </w:r>
-      <w:r>
-        <w:br/>
-      </w:r>
-      <w:r>
-        <w:rPr>
-          <w:rStyle w:val="CommentTok"/>
-        </w:rPr>
-        <w:t xml:space="preserve"># A list of options</w:t>
-      </w:r>
-      <w:r>
-        <w:br/>
-      </w:r>
-      <w:r>
-        <w:rPr>
-          <w:rStyle w:val="NormalTok"/>
-        </w:rPr>
-        <w:t xml:space="preserve">options </w:t>
-      </w:r>
-      <w:r>
-        <w:rPr>
-          <w:rStyle w:val="OperatorTok"/>
-        </w:rPr>
-        <w:t xml:space="preserve">=</w:t>
-      </w:r>
-      <w:r>
-        <w:rPr>
-          <w:rStyle w:val="NormalTok"/>
-        </w:rPr>
-        <w:t xml:space="preserve"> [</w:t>
-      </w:r>
-      <w:r>
-        <w:rPr>
-          <w:rStyle w:val="StringTok"/>
-        </w:rPr>
-        <w:t xml:space="preserve">"apple"</w:t>
-      </w:r>
-      <w:r>
-        <w:rPr>
-          <w:rStyle w:val="NormalTok"/>
-        </w:rPr>
-        <w:t xml:space="preserve">, </w:t>
-      </w:r>
-      <w:r>
-        <w:rPr>
-          <w:rStyle w:val="StringTok"/>
-        </w:rPr>
-        <w:t xml:space="preserve">"banana"</w:t>
-      </w:r>
-      <w:r>
-        <w:rPr>
-          <w:rStyle w:val="NormalTok"/>
-        </w:rPr>
-        <w:t xml:space="preserve">, </w:t>
-      </w:r>
-      <w:r>
-        <w:rPr>
-          <w:rStyle w:val="StringTok"/>
-        </w:rPr>
-        <w:t xml:space="preserve">"cherry"</w:t>
-      </w:r>
-      <w:r>
-        <w:rPr>
-          <w:rStyle w:val="NormalTok"/>
-        </w:rPr>
-        <w:t xml:space="preserve">, </w:t>
-      </w:r>
-      <w:r>
-        <w:rPr>
-          <w:rStyle w:val="StringTok"/>
-        </w:rPr>
-        <w:t xml:space="preserve">"date"</w:t>
-      </w:r>
-      <w:r>
-        <w:rPr>
-          <w:rStyle w:val="NormalTok"/>
-        </w:rPr>
-        <w:t xml:space="preserve">]</w:t>
-      </w:r>
-      <w:r>
-        <w:br/>
-      </w:r>
-      <w:r>
-        <w:br/>
-      </w:r>
-      <w:r>
-        <w:rPr>
-          <w:rStyle w:val="CommentTok"/>
-        </w:rPr>
-        <w:t xml:space="preserve"># Call the function with the list</w:t>
-      </w:r>
-      <w:r>
-        <w:br/>
-      </w:r>
-      <w:r>
-        <w:rPr>
-          <w:rStyle w:val="NormalTok"/>
-        </w:rPr>
-        <w:t xml:space="preserve">selected_fruit </w:t>
-      </w:r>
-      <w:r>
-        <w:rPr>
-          <w:rStyle w:val="OperatorTok"/>
-        </w:rPr>
-        <w:t xml:space="preserve">=</w:t>
-      </w:r>
-      <w:r>
-        <w:rPr>
-          <w:rStyle w:val="NormalTok"/>
-        </w:rPr>
-        <w:t xml:space="preserve"> choose_random_item(options)</w:t>
-      </w:r>
-      <w:r>
-        <w:br/>
-      </w:r>
-      <w:r>
-        <w:br/>
-      </w:r>
-      <w:r>
-        <w:rPr>
-          <w:rStyle w:val="CommentTok"/>
-        </w:rPr>
-        <w:t xml:space="preserve"># Print the result</w:t>
-      </w:r>
-      <w:r>
-        <w:br/>
-      </w:r>
-      <w:r>
-        <w:rPr>
-          <w:rStyle w:val="BuiltInTok"/>
-        </w:rPr>
-        <w:t xml:space="preserve">print</w:t>
-      </w:r>
-      <w:r>
-        <w:rPr>
-          <w:rStyle w:val="NormalTok"/>
-        </w:rPr>
-        <w:t xml:space="preserve">(</w:t>
-      </w:r>
-      <w:r>
-        <w:rPr>
-          <w:rStyle w:val="SpecialStringTok"/>
-        </w:rPr>
-        <w:t xml:space="preserve">f"The randomly selected fruit is: </w:t>
-      </w:r>
-      <w:r>
-        <w:rPr>
-          <w:rStyle w:val="SpecialCharTok"/>
-        </w:rPr>
-        <w:t xml:space="preserve">{</w:t>
-      </w:r>
-      <w:r>
-        <w:rPr>
-          <w:rStyle w:val="NormalTok"/>
-        </w:rPr>
-        <w:t xml:space="preserve">selected_fruit</w:t>
+        <w:t xml:space="preserve">selected_color</w:t>
       </w:r>
       <w:r>
         <w:rPr>
@@ -4578,7 +4121,7 @@
         <w:rPr>
           <w:rStyle w:val="VerbatimChar"/>
         </w:rPr>
-        <w:t xml:space="preserve">The randomly selected fruit is: banana</w:t>
+        <w:t xml:space="preserve">The randomly selected color is: blue</w:t>
       </w:r>
       <w:r>
         <w:br/>
@@ -4599,7 +4142,7 @@
           <w:i/>
           <w:iCs/>
         </w:rPr>
-        <w:t xml:space="preserve">(Note: The selected fruit will vary with each execution as it is chosen randomly.)</w:t>
+        <w:t xml:space="preserve">(Note: The selected color will vary with each execution as it is chosen randomly.)</w:t>
       </w:r>
     </w:p>
     <w:p>
@@ -4686,7 +4229,7 @@
         <w:t xml:space="preserve"> </w:t>
       </w:r>
       <w:r>
-        <w:t xml:space="preserve">function returns a new, randomly shuffled copy of a given list, ensuring the original list remains unchanged.</w:t>
+        <w:t xml:space="preserve">function returns a new, randomly shuffled copy of a given list of integers, leaving the original list unmodified.</w:t>
       </w:r>
     </w:p>
     <w:bookmarkEnd w:id="38"/>
@@ -4706,375 +4249,6 @@
       </w:r>
       <w:r>
         <w:t xml:space="preserve">parameters</w:t>
-      </w:r>
-    </w:p>
-    <w:p>
-      <w:pPr>
-        <w:pStyle w:val="Compact"/>
-        <w:numPr>
-          <w:ilvl w:val="0"/>
-          <w:numId w:val="1009"/>
-        </w:numPr>
-      </w:pPr>
-      <w:r>
-        <w:rPr>
-          <w:rStyle w:val="VerbatimChar"/>
-        </w:rPr>
-        <w:t xml:space="preserve">items</w:t>
-      </w:r>
-      <w:r>
-        <w:t xml:space="preserve"> </w:t>
-      </w:r>
-      <w:r>
-        <w:t xml:space="preserve">(</w:t>
-      </w:r>
-      <w:r>
-        <w:rPr>
-          <w:rStyle w:val="VerbatimChar"/>
-        </w:rPr>
-        <w:t xml:space="preserve">List[int]</w:t>
-      </w:r>
-      <w:r>
-        <w:t xml:space="preserve">): A list of integers that will be copied and then shuffled.</w:t>
-      </w:r>
-    </w:p>
-    <w:bookmarkEnd w:id="39"/>
-    <w:bookmarkStart w:id="40" w:name="description-4"/>
-    <w:p>
-      <w:pPr>
-        <w:pStyle w:val="Heading2"/>
-      </w:pPr>
-      <w:r>
-        <w:rPr>
-          <w:rStyle w:val="SectionNumber"/>
-        </w:rPr>
-        <w:t xml:space="preserve">5.3</w:t>
-      </w:r>
-      <w:r>
-        <w:tab/>
-      </w:r>
-      <w:r>
-        <w:t xml:space="preserve">Description</w:t>
-      </w:r>
-    </w:p>
-    <w:p>
-      <w:pPr>
-        <w:pStyle w:val="FirstParagraph"/>
-      </w:pPr>
-      <w:r>
-        <w:t xml:space="preserve">This function provides a safe way to shuffle a list without altering the original data structure. The process is executed in three main steps:</w:t>
-      </w:r>
-    </w:p>
-    <w:p>
-      <w:pPr>
-        <w:pStyle w:val="Compact"/>
-        <w:numPr>
-          <w:ilvl w:val="0"/>
-          <w:numId w:val="1010"/>
-        </w:numPr>
-      </w:pPr>
-      <w:r>
-        <w:t xml:space="preserve">A shallow copy of the input</w:t>
-      </w:r>
-      <w:r>
-        <w:t xml:space="preserve"> </w:t>
-      </w:r>
-      <w:r>
-        <w:rPr>
-          <w:rStyle w:val="VerbatimChar"/>
-        </w:rPr>
-        <w:t xml:space="preserve">items</w:t>
-      </w:r>
-      <w:r>
-        <w:t xml:space="preserve"> </w:t>
-      </w:r>
-      <w:r>
-        <w:t xml:space="preserve">list is created using the</w:t>
-      </w:r>
-      <w:r>
-        <w:t xml:space="preserve"> </w:t>
-      </w:r>
-      <w:r>
-        <w:rPr>
-          <w:rStyle w:val="VerbatimChar"/>
-        </w:rPr>
-        <w:t xml:space="preserve">list()</w:t>
-      </w:r>
-      <w:r>
-        <w:t xml:space="preserve"> </w:t>
-      </w:r>
-      <w:r>
-        <w:t xml:space="preserve">constructor. This step is crucial for preserving the original list, as any subsequent modifications will only affect the new copy.</w:t>
-      </w:r>
-    </w:p>
-    <w:p>
-      <w:pPr>
-        <w:pStyle w:val="Compact"/>
-        <w:numPr>
-          <w:ilvl w:val="0"/>
-          <w:numId w:val="1010"/>
-        </w:numPr>
-      </w:pPr>
-      <w:r>
-        <w:t xml:space="preserve">The</w:t>
-      </w:r>
-      <w:r>
-        <w:t xml:space="preserve"> </w:t>
-      </w:r>
-      <w:r>
-        <w:rPr>
-          <w:rStyle w:val="VerbatimChar"/>
-        </w:rPr>
-        <w:t xml:space="preserve">random.shuffle()</w:t>
-      </w:r>
-      <w:r>
-        <w:t xml:space="preserve"> </w:t>
-      </w:r>
-      <w:r>
-        <w:t xml:space="preserve">method is then called on this</w:t>
-      </w:r>
-      <w:r>
-        <w:t xml:space="preserve"> </w:t>
-      </w:r>
-      <w:r>
-        <w:rPr>
-          <w:rStyle w:val="VerbatimChar"/>
-        </w:rPr>
-        <w:t xml:space="preserve">copy</w:t>
-      </w:r>
-      <w:r>
-        <w:t xml:space="preserve">. This function shuffles the elements of the list in-place, rearranging them into a random order.</w:t>
-      </w:r>
-    </w:p>
-    <w:p>
-      <w:pPr>
-        <w:pStyle w:val="Compact"/>
-        <w:numPr>
-          <w:ilvl w:val="0"/>
-          <w:numId w:val="1010"/>
-        </w:numPr>
-      </w:pPr>
-      <w:r>
-        <w:t xml:space="preserve">Finally, the function returns the modified</w:t>
-      </w:r>
-      <w:r>
-        <w:t xml:space="preserve"> </w:t>
-      </w:r>
-      <w:r>
-        <w:rPr>
-          <w:rStyle w:val="VerbatimChar"/>
-        </w:rPr>
-        <w:t xml:space="preserve">copy</w:t>
-      </w:r>
-      <w:r>
-        <w:t xml:space="preserve">, which now holds the same elements as the original list but in a new, randomized sequence.</w:t>
-      </w:r>
-    </w:p>
-    <w:p>
-      <w:pPr>
-        <w:pStyle w:val="SourceCode"/>
-      </w:pPr>
-      <w:r>
-        <w:rPr>
-          <w:rStyle w:val="CommentTok"/>
-        </w:rPr>
-        <w:t xml:space="preserve"># Internal logic of the function</w:t>
-      </w:r>
-      <w:r>
-        <w:br/>
-      </w:r>
-      <w:r>
-        <w:rPr>
-          <w:rStyle w:val="ImportTok"/>
-        </w:rPr>
-        <w:t xml:space="preserve">import</w:t>
-      </w:r>
-      <w:r>
-        <w:rPr>
-          <w:rStyle w:val="NormalTok"/>
-        </w:rPr>
-        <w:t xml:space="preserve"> random</w:t>
-      </w:r>
-      <w:r>
-        <w:br/>
-      </w:r>
-      <w:r>
-        <w:br/>
-      </w:r>
-      <w:r>
-        <w:rPr>
-          <w:rStyle w:val="KeywordTok"/>
-        </w:rPr>
-        <w:t xml:space="preserve">def</w:t>
-      </w:r>
-      <w:r>
-        <w:rPr>
-          <w:rStyle w:val="NormalTok"/>
-        </w:rPr>
-        <w:t xml:space="preserve"> shuffle_copy(items: List[</w:t>
-      </w:r>
-      <w:r>
-        <w:rPr>
-          <w:rStyle w:val="BuiltInTok"/>
-        </w:rPr>
-        <w:t xml:space="preserve">int</w:t>
-      </w:r>
-      <w:r>
-        <w:rPr>
-          <w:rStyle w:val="NormalTok"/>
-        </w:rPr>
-        <w:t xml:space="preserve">]) </w:t>
-      </w:r>
-      <w:r>
-        <w:rPr>
-          <w:rStyle w:val="OperatorTok"/>
-        </w:rPr>
-        <w:t xml:space="preserve">-&gt;</w:t>
-      </w:r>
-      <w:r>
-        <w:rPr>
-          <w:rStyle w:val="NormalTok"/>
-        </w:rPr>
-        <w:t xml:space="preserve"> List[</w:t>
-      </w:r>
-      <w:r>
-        <w:rPr>
-          <w:rStyle w:val="BuiltInTok"/>
-        </w:rPr>
-        <w:t xml:space="preserve">int</w:t>
-      </w:r>
-      <w:r>
-        <w:rPr>
-          <w:rStyle w:val="NormalTok"/>
-        </w:rPr>
-        <w:t xml:space="preserve">]:</w:t>
-      </w:r>
-      <w:r>
-        <w:br/>
-      </w:r>
-      <w:r>
-        <w:rPr>
-          <w:rStyle w:val="NormalTok"/>
-        </w:rPr>
-        <w:t xml:space="preserve">    </w:t>
-      </w:r>
-      <w:r>
-        <w:rPr>
-          <w:rStyle w:val="CommentTok"/>
-        </w:rPr>
-        <w:t xml:space="preserve"># 1. Create a shallow copy</w:t>
-      </w:r>
-      <w:r>
-        <w:br/>
-      </w:r>
-      <w:r>
-        <w:rPr>
-          <w:rStyle w:val="NormalTok"/>
-        </w:rPr>
-        <w:t xml:space="preserve">    copy </w:t>
-      </w:r>
-      <w:r>
-        <w:rPr>
-          <w:rStyle w:val="OperatorTok"/>
-        </w:rPr>
-        <w:t xml:space="preserve">=</w:t>
-      </w:r>
-      <w:r>
-        <w:rPr>
-          <w:rStyle w:val="NormalTok"/>
-        </w:rPr>
-        <w:t xml:space="preserve"> </w:t>
-      </w:r>
-      <w:r>
-        <w:rPr>
-          <w:rStyle w:val="BuiltInTok"/>
-        </w:rPr>
-        <w:t xml:space="preserve">list</w:t>
-      </w:r>
-      <w:r>
-        <w:rPr>
-          <w:rStyle w:val="NormalTok"/>
-        </w:rPr>
-        <w:t xml:space="preserve">(items)</w:t>
-      </w:r>
-      <w:r>
-        <w:br/>
-      </w:r>
-      <w:r>
-        <w:rPr>
-          <w:rStyle w:val="NormalTok"/>
-        </w:rPr>
-        <w:t xml:space="preserve">    </w:t>
-      </w:r>
-      <w:r>
-        <w:rPr>
-          <w:rStyle w:val="CommentTok"/>
-        </w:rPr>
-        <w:t xml:space="preserve"># 2. Shuffle the copy in-place</w:t>
-      </w:r>
-      <w:r>
-        <w:br/>
-      </w:r>
-      <w:r>
-        <w:rPr>
-          <w:rStyle w:val="NormalTok"/>
-        </w:rPr>
-        <w:t xml:space="preserve">    random.shuffle(copy)</w:t>
-      </w:r>
-      <w:r>
-        <w:br/>
-      </w:r>
-      <w:r>
-        <w:rPr>
-          <w:rStyle w:val="NormalTok"/>
-        </w:rPr>
-        <w:t xml:space="preserve">    </w:t>
-      </w:r>
-      <w:r>
-        <w:rPr>
-          <w:rStyle w:val="CommentTok"/>
-        </w:rPr>
-        <w:t xml:space="preserve"># 3. Return the shuffled copy</w:t>
-      </w:r>
-      <w:r>
-        <w:br/>
-      </w:r>
-      <w:r>
-        <w:rPr>
-          <w:rStyle w:val="NormalTok"/>
-        </w:rPr>
-        <w:t xml:space="preserve">    </w:t>
-      </w:r>
-      <w:r>
-        <w:rPr>
-          <w:rStyle w:val="ControlFlowTok"/>
-        </w:rPr>
-        <w:t xml:space="preserve">return</w:t>
-      </w:r>
-      <w:r>
-        <w:rPr>
-          <w:rStyle w:val="NormalTok"/>
-        </w:rPr>
-        <w:t xml:space="preserve"> copy</w:t>
-      </w:r>
-    </w:p>
-    <w:bookmarkEnd w:id="40"/>
-    <w:bookmarkStart w:id="41" w:name="usage-notes-4"/>
-    <w:p>
-      <w:pPr>
-        <w:pStyle w:val="Heading2"/>
-      </w:pPr>
-      <w:r>
-        <w:rPr>
-          <w:rStyle w:val="SectionNumber"/>
-        </w:rPr>
-        <w:t xml:space="preserve">5.4</w:t>
-      </w:r>
-      <w:r>
-        <w:tab/>
-      </w:r>
-      <w:r>
-        <w:t xml:space="preserve">Usage Notes</w:t>
       </w:r>
     </w:p>
     <w:p>
@@ -5086,22 +4260,228 @@
         </w:numPr>
       </w:pPr>
       <w:r>
-        <w:t xml:space="preserve">This function is designed to be non-mutating. The input list</w:t>
+        <w:rPr>
+          <w:rStyle w:val="VerbatimChar"/>
+        </w:rPr>
+        <w:t xml:space="preserve">items</w:t>
       </w:r>
       <w:r>
         <w:t xml:space="preserve"> </w:t>
       </w:r>
       <w:r>
+        <w:t xml:space="preserve">(</w:t>
+      </w:r>
+      <w:r>
         <w:rPr>
           <w:rStyle w:val="VerbatimChar"/>
         </w:rPr>
+        <w:t xml:space="preserve">List[int]</w:t>
+      </w:r>
+      <w:r>
+        <w:t xml:space="preserve">): The list of integers to be copied and shuffled.</w:t>
+      </w:r>
+    </w:p>
+    <w:bookmarkEnd w:id="39"/>
+    <w:bookmarkStart w:id="40" w:name="description-4"/>
+    <w:p>
+      <w:pPr>
+        <w:pStyle w:val="Heading2"/>
+      </w:pPr>
+      <w:r>
+        <w:rPr>
+          <w:rStyle w:val="SectionNumber"/>
+        </w:rPr>
+        <w:t xml:space="preserve">5.3</w:t>
+      </w:r>
+      <w:r>
+        <w:tab/>
+      </w:r>
+      <w:r>
+        <w:t xml:space="preserve">Description</w:t>
+      </w:r>
+    </w:p>
+    <w:p>
+      <w:pPr>
+        <w:pStyle w:val="FirstParagraph"/>
+      </w:pPr>
+      <w:r>
+        <w:t xml:space="preserve">This function provides a safe method for shuffling a list by ensuring the original data structure remains intact. The logic proceeds in the following steps:</w:t>
+      </w:r>
+    </w:p>
+    <w:p>
+      <w:pPr>
+        <w:numPr>
+          <w:ilvl w:val="0"/>
+          <w:numId w:val="1012"/>
+        </w:numPr>
+      </w:pPr>
+      <w:r>
+        <w:t xml:space="preserve">A shallow copy of the input</w:t>
+      </w:r>
+      <w:r>
+        <w:t xml:space="preserve"> </w:t>
+      </w:r>
+      <w:r>
+        <w:rPr>
+          <w:rStyle w:val="VerbatimChar"/>
+        </w:rPr>
         <w:t xml:space="preserve">items</w:t>
       </w:r>
       <w:r>
         <w:t xml:space="preserve"> </w:t>
       </w:r>
       <w:r>
-        <w:t xml:space="preserve">will not be altered by the function call.</w:t>
+        <w:t xml:space="preserve">list is created using the expression</w:t>
+      </w:r>
+      <w:r>
+        <w:t xml:space="preserve"> </w:t>
+      </w:r>
+      <w:r>
+        <w:rPr>
+          <w:rStyle w:val="VerbatimChar"/>
+        </w:rPr>
+        <w:t xml:space="preserve">copy = list(items)</w:t>
+      </w:r>
+      <w:r>
+        <w:t xml:space="preserve">. This is a critical step that allocates a new list in memory, preventing any changes to the original list that was passed as an argument.</w:t>
+      </w:r>
+    </w:p>
+    <w:p>
+      <w:pPr>
+        <w:numPr>
+          <w:ilvl w:val="0"/>
+          <w:numId w:val="1012"/>
+        </w:numPr>
+      </w:pPr>
+      <w:r>
+        <w:t xml:space="preserve">The</w:t>
+      </w:r>
+      <w:r>
+        <w:t xml:space="preserve"> </w:t>
+      </w:r>
+      <w:r>
+        <w:rPr>
+          <w:rStyle w:val="VerbatimChar"/>
+        </w:rPr>
+        <w:t xml:space="preserve">random.shuffle()</w:t>
+      </w:r>
+      <w:r>
+        <w:t xml:space="preserve"> </w:t>
+      </w:r>
+      <w:r>
+        <w:t xml:space="preserve">method is then called on the newly created</w:t>
+      </w:r>
+      <w:r>
+        <w:t xml:space="preserve"> </w:t>
+      </w:r>
+      <w:r>
+        <w:rPr>
+          <w:rStyle w:val="VerbatimChar"/>
+        </w:rPr>
+        <w:t xml:space="preserve">copy</w:t>
+      </w:r>
+      <w:r>
+        <w:t xml:space="preserve">. This function, from Python’s standard</w:t>
+      </w:r>
+      <w:r>
+        <w:t xml:space="preserve"> </w:t>
+      </w:r>
+      <w:r>
+        <w:rPr>
+          <w:rStyle w:val="VerbatimChar"/>
+        </w:rPr>
+        <w:t xml:space="preserve">random</w:t>
+      </w:r>
+      <w:r>
+        <w:t xml:space="preserve"> </w:t>
+      </w:r>
+      <w:r>
+        <w:t xml:space="preserve">module, shuffles the elements of the</w:t>
+      </w:r>
+      <w:r>
+        <w:t xml:space="preserve"> </w:t>
+      </w:r>
+      <w:r>
+        <w:rPr>
+          <w:rStyle w:val="VerbatimChar"/>
+        </w:rPr>
+        <w:t xml:space="preserve">copy</w:t>
+      </w:r>
+      <w:r>
+        <w:t xml:space="preserve"> </w:t>
+      </w:r>
+      <w:r>
+        <w:t xml:space="preserve">list</w:t>
+      </w:r>
+      <w:r>
+        <w:t xml:space="preserve"> </w:t>
+      </w:r>
+      <w:r>
+        <w:rPr>
+          <w:i/>
+          <w:iCs/>
+        </w:rPr>
+        <w:t xml:space="preserve">in-place</w:t>
+      </w:r>
+      <w:r>
+        <w:t xml:space="preserve">, rearranging them into a random permutation.</w:t>
+      </w:r>
+    </w:p>
+    <w:p>
+      <w:pPr>
+        <w:numPr>
+          <w:ilvl w:val="0"/>
+          <w:numId w:val="1012"/>
+        </w:numPr>
+      </w:pPr>
+      <w:r>
+        <w:t xml:space="preserve">Finally, the function returns the</w:t>
+      </w:r>
+      <w:r>
+        <w:t xml:space="preserve"> </w:t>
+      </w:r>
+      <w:r>
+        <w:rPr>
+          <w:rStyle w:val="VerbatimChar"/>
+        </w:rPr>
+        <w:t xml:space="preserve">copy</w:t>
+      </w:r>
+      <w:r>
+        <w:t xml:space="preserve">, which now contains the same elements as the original</w:t>
+      </w:r>
+      <w:r>
+        <w:t xml:space="preserve"> </w:t>
+      </w:r>
+      <w:r>
+        <w:rPr>
+          <w:rStyle w:val="VerbatimChar"/>
+        </w:rPr>
+        <w:t xml:space="preserve">items</w:t>
+      </w:r>
+      <w:r>
+        <w:t xml:space="preserve"> </w:t>
+      </w:r>
+      <w:r>
+        <w:t xml:space="preserve">list but in a new, randomized order.</w:t>
+      </w:r>
+    </w:p>
+    <w:bookmarkEnd w:id="40"/>
+    <w:bookmarkStart w:id="41" w:name="usage-notes-4"/>
+    <w:p>
+      <w:pPr>
+        <w:pStyle w:val="Heading2"/>
+      </w:pPr>
+      <w:r>
+        <w:rPr>
+          <w:rStyle w:val="SectionNumber"/>
+        </w:rPr>
+        <w:t xml:space="preserve">5.4</w:t>
+      </w:r>
+      <w:r>
+        <w:tab/>
+      </w:r>
+      <w:r>
+        <w:t xml:space="preserve">Usage Notes</w:t>
       </w:r>
     </w:p>
     <w:p>
@@ -5109,11 +4489,11 @@
         <w:pStyle w:val="Compact"/>
         <w:numPr>
           <w:ilvl w:val="0"/>
-          <w:numId w:val="1011"/>
+          <w:numId w:val="1013"/>
         </w:numPr>
       </w:pPr>
       <w:r>
-        <w:t xml:space="preserve">The function depends on Python’s built-in</w:t>
+        <w:t xml:space="preserve">The primary feature of this function is that it is non-mutating. The original list passed as the</w:t>
       </w:r>
       <w:r>
         <w:t xml:space="preserve"> </w:t>
@@ -5122,13 +4502,13 @@
         <w:rPr>
           <w:rStyle w:val="VerbatimChar"/>
         </w:rPr>
-        <w:t xml:space="preserve">random</w:t>
+        <w:t xml:space="preserve">items</w:t>
       </w:r>
       <w:r>
         <w:t xml:space="preserve"> </w:t>
       </w:r>
       <w:r>
-        <w:t xml:space="preserve">module. Ensure it is imported in your project before calling this function.</w:t>
+        <w:t xml:space="preserve">parameter will not be changed.</w:t>
       </w:r>
     </w:p>
     <w:p>
@@ -5136,15 +4516,69 @@
         <w:pStyle w:val="Compact"/>
         <w:numPr>
           <w:ilvl w:val="0"/>
-          <w:numId w:val="1011"/>
+          <w:numId w:val="1013"/>
         </w:numPr>
       </w:pPr>
       <w:r>
-        <w:t xml:space="preserve">The function creates a shallow copy. For a list of integers, this is sufficient. If the list were to contain mutable objects (like other lists or dictionaries), the inner objects themselves would not be duplicated.</w:t>
+        <w:t xml:space="preserve">This function requires Python’s built-in</w:t>
+      </w:r>
+      <w:r>
+        <w:t xml:space="preserve"> </w:t>
+      </w:r>
+      <w:r>
+        <w:rPr>
+          <w:rStyle w:val="VerbatimChar"/>
+        </w:rPr>
+        <w:t xml:space="preserve">random</w:t>
+      </w:r>
+      <w:r>
+        <w:t xml:space="preserve"> </w:t>
+      </w:r>
+      <w:r>
+        <w:t xml:space="preserve">module. Ensure</w:t>
+      </w:r>
+      <w:r>
+        <w:t xml:space="preserve"> </w:t>
+      </w:r>
+      <w:r>
+        <w:rPr>
+          <w:rStyle w:val="VerbatimChar"/>
+        </w:rPr>
+        <w:t xml:space="preserve">import random</w:t>
+      </w:r>
+      <w:r>
+        <w:t xml:space="preserve"> </w:t>
+      </w:r>
+      <w:r>
+        <w:t xml:space="preserve">is included in your script before using this function.</w:t>
       </w:r>
     </w:p>
     <w:p>
       <w:pPr>
+        <w:pStyle w:val="Compact"/>
+        <w:numPr>
+          <w:ilvl w:val="0"/>
+          <w:numId w:val="1013"/>
+        </w:numPr>
+      </w:pPr>
+      <w:r>
+        <w:t xml:space="preserve">Although the type hint specifies</w:t>
+      </w:r>
+      <w:r>
+        <w:t xml:space="preserve"> </w:t>
+      </w:r>
+      <w:r>
+        <w:rPr>
+          <w:rStyle w:val="VerbatimChar"/>
+        </w:rPr>
+        <w:t xml:space="preserve">List[int]</w:t>
+      </w:r>
+      <w:r>
+        <w:t xml:space="preserve">, the function’s logic will work correctly with lists containing elements of any data type (e.g., strings, floats, or objects).</w:t>
+      </w:r>
+    </w:p>
+    <w:p>
+      <w:pPr>
         <w:pStyle w:val="FirstParagraph"/>
       </w:pPr>
       <w:r>
@@ -5155,7 +4589,7 @@
         <w:t xml:space="preserve">Output Example</w:t>
       </w:r>
       <w:r>
-        <w:t xml:space="preserve">: The function returns a</w:t>
+        <w:t xml:space="preserve">: A possible return value for an input of</w:t>
       </w:r>
       <w:r>
         <w:t xml:space="preserve"> </w:t>
@@ -5164,25 +4598,13 @@
         <w:rPr>
           <w:rStyle w:val="VerbatimChar"/>
         </w:rPr>
-        <w:t xml:space="preserve">list</w:t>
+        <w:t xml:space="preserve">[1, 2, 3, 4, 5]</w:t>
       </w:r>
       <w:r>
         <w:t xml:space="preserve"> </w:t>
       </w:r>
       <w:r>
-        <w:t xml:space="preserve">of integers. The order of elements is random and will likely differ with each execution. For an input of</w:t>
-      </w:r>
-      <w:r>
-        <w:t xml:space="preserve"> </w:t>
-      </w:r>
-      <w:r>
-        <w:rPr>
-          <w:rStyle w:val="VerbatimChar"/>
-        </w:rPr>
-        <w:t xml:space="preserve">[1, 2, 3, 4, 5]</w:t>
-      </w:r>
-      <w:r>
-        <w:t xml:space="preserve">, a possible output could be:</w:t>
+        <w:t xml:space="preserve">could be:</w:t>
       </w:r>
     </w:p>
     <w:p>
@@ -5193,7 +4615,7 @@
         <w:rPr>
           <w:rStyle w:val="VerbatimChar"/>
         </w:rPr>
-        <w:t xml:space="preserve">[4, 1, 5, 3, 2]</w:t>
+        <w:t xml:space="preserve">[4, 1, 5, 2, 3]</w:t>
       </w:r>
     </w:p>
     <w:bookmarkEnd w:id="41"/>
@@ -5268,7 +4690,7 @@
         <w:rPr>
           <w:rStyle w:val="CommentTok"/>
         </w:rPr>
-        <w:t xml:space="preserve"># Definition of the function</w:t>
+        <w:t xml:space="preserve"># The function relies on the 'random' module.</w:t>
       </w:r>
       <w:r>
         <w:br/>
@@ -5409,7 +4831,7 @@
         <w:rPr>
           <w:rStyle w:val="CommentTok"/>
         </w:rPr>
-        <w:t xml:space="preserve"># Example usage</w:t>
+        <w:t xml:space="preserve"># Example usage:</w:t>
       </w:r>
       <w:r>
         <w:br/>
@@ -5418,7 +4840,7 @@
         <w:rPr>
           <w:rStyle w:val="NormalTok"/>
         </w:rPr>
-        <w:t xml:space="preserve">original_list </w:t>
+        <w:t xml:space="preserve">original_numbers </w:t>
       </w:r>
       <w:r>
         <w:rPr>
@@ -5499,7 +4921,7 @@
         <w:rPr>
           <w:rStyle w:val="NormalTok"/>
         </w:rPr>
-        <w:t xml:space="preserve">shuffled_list </w:t>
+        <w:t xml:space="preserve">shuffled_numbers </w:t>
       </w:r>
       <w:r>
         <w:rPr>
@@ -5511,7 +4933,7 @@
         <w:rPr>
           <w:rStyle w:val="NormalTok"/>
         </w:rPr>
-        <w:t xml:space="preserve"> shuffle_copy(original_list)</w:t>
+        <w:t xml:space="preserve"> shuffle_copy(original_numbers)</w:t>
       </w:r>
       <w:r>
         <w:br/>
@@ -5533,14 +4955,242 @@
       </w:r>
       <w:r>
         <w:rPr>
+          <w:rStyle w:val="SpecialStringTok"/>
+        </w:rPr>
+        <w:t xml:space="preserve">f"Original List (unchanged): </w:t>
+      </w:r>
+      <w:r>
+        <w:rPr>
+          <w:rStyle w:val="SpecialCharTok"/>
+        </w:rPr>
+        <w:t xml:space="preserve">{</w:t>
+      </w:r>
+      <w:r>
+        <w:rPr>
+          <w:rStyle w:val="NormalTok"/>
+        </w:rPr>
+        <w:t xml:space="preserve">original_numbers</w:t>
+      </w:r>
+      <w:r>
+        <w:rPr>
+          <w:rStyle w:val="SpecialCharTok"/>
+        </w:rPr>
+        <w:t xml:space="preserve">}</w:t>
+      </w:r>
+      <w:r>
+        <w:rPr>
+          <w:rStyle w:val="SpecialStringTok"/>
+        </w:rPr>
+        <w:t xml:space="preserve">"</w:t>
+      </w:r>
+      <w:r>
+        <w:rPr>
+          <w:rStyle w:val="NormalTok"/>
+        </w:rPr>
+        <w:t xml:space="preserve">)</w:t>
+      </w:r>
+      <w:r>
+        <w:br/>
+      </w:r>
+      <w:r>
+        <w:rPr>
+          <w:rStyle w:val="BuiltInTok"/>
+        </w:rPr>
+        <w:t xml:space="preserve">print</w:t>
+      </w:r>
+      <w:r>
+        <w:rPr>
+          <w:rStyle w:val="NormalTok"/>
+        </w:rPr>
+        <w:t xml:space="preserve">(</w:t>
+      </w:r>
+      <w:r>
+        <w:rPr>
+          <w:rStyle w:val="SpecialStringTok"/>
+        </w:rPr>
+        <w:t xml:space="preserve">f"Shuffled Copy: </w:t>
+      </w:r>
+      <w:r>
+        <w:rPr>
+          <w:rStyle w:val="SpecialCharTok"/>
+        </w:rPr>
+        <w:t xml:space="preserve">{</w:t>
+      </w:r>
+      <w:r>
+        <w:rPr>
+          <w:rStyle w:val="NormalTok"/>
+        </w:rPr>
+        <w:t xml:space="preserve">shuffled_numbers</w:t>
+      </w:r>
+      <w:r>
+        <w:rPr>
+          <w:rStyle w:val="SpecialCharTok"/>
+        </w:rPr>
+        <w:t xml:space="preserve">}</w:t>
+      </w:r>
+      <w:r>
+        <w:rPr>
+          <w:rStyle w:val="SpecialStringTok"/>
+        </w:rPr>
+        <w:t xml:space="preserve">"</w:t>
+      </w:r>
+      <w:r>
+        <w:rPr>
+          <w:rStyle w:val="NormalTok"/>
+        </w:rPr>
+        <w:t xml:space="preserve">)</w:t>
+      </w:r>
+      <w:r>
+        <w:br/>
+      </w:r>
+      <w:r>
+        <w:br/>
+      </w:r>
+      <w:r>
+        <w:rPr>
+          <w:rStyle w:val="CommentTok"/>
+        </w:rPr>
+        <w:t xml:space="preserve"># Another example with different data types</w:t>
+      </w:r>
+      <w:r>
+        <w:br/>
+      </w:r>
+      <w:r>
+        <w:rPr>
+          <w:rStyle w:val="NormalTok"/>
+        </w:rPr>
+        <w:t xml:space="preserve">original_items </w:t>
+      </w:r>
+      <w:r>
+        <w:rPr>
+          <w:rStyle w:val="OperatorTok"/>
+        </w:rPr>
+        <w:t xml:space="preserve">=</w:t>
+      </w:r>
+      <w:r>
+        <w:rPr>
+          <w:rStyle w:val="NormalTok"/>
+        </w:rPr>
+        <w:t xml:space="preserve"> [</w:t>
+      </w:r>
+      <w:r>
+        <w:rPr>
           <w:rStyle w:val="StringTok"/>
         </w:rPr>
-        <w:t xml:space="preserve">"Original List (unchanged):"</w:t>
+        <w:t xml:space="preserve">'apple'</w:t>
       </w:r>
       <w:r>
         <w:rPr>
           <w:rStyle w:val="NormalTok"/>
         </w:rPr>
+        <w:t xml:space="preserve">, </w:t>
+      </w:r>
+      <w:r>
+        <w:rPr>
+          <w:rStyle w:val="StringTok"/>
+        </w:rPr>
+        <w:t xml:space="preserve">'banana'</w:t>
+      </w:r>
+      <w:r>
+        <w:rPr>
+          <w:rStyle w:val="NormalTok"/>
+        </w:rPr>
+        <w:t xml:space="preserve">, </w:t>
+      </w:r>
+      <w:r>
+        <w:rPr>
+          <w:rStyle w:val="StringTok"/>
+        </w:rPr>
+        <w:t xml:space="preserve">'cherry'</w:t>
+      </w:r>
+      <w:r>
+        <w:rPr>
+          <w:rStyle w:val="NormalTok"/>
+        </w:rPr>
+        <w:t xml:space="preserve">]</w:t>
+      </w:r>
+      <w:r>
+        <w:br/>
+      </w:r>
+      <w:r>
+        <w:rPr>
+          <w:rStyle w:val="NormalTok"/>
+        </w:rPr>
+        <w:t xml:space="preserve">shuffled_items </w:t>
+      </w:r>
+      <w:r>
+        <w:rPr>
+          <w:rStyle w:val="OperatorTok"/>
+        </w:rPr>
+        <w:t xml:space="preserve">=</w:t>
+      </w:r>
+      <w:r>
+        <w:rPr>
+          <w:rStyle w:val="NormalTok"/>
+        </w:rPr>
+        <w:t xml:space="preserve"> shuffle_copy(original_items)</w:t>
+      </w:r>
+      <w:r>
+        <w:br/>
+      </w:r>
+      <w:r>
+        <w:rPr>
+          <w:rStyle w:val="BuiltInTok"/>
+        </w:rPr>
+        <w:t xml:space="preserve">print</w:t>
+      </w:r>
+      <w:r>
+        <w:rPr>
+          <w:rStyle w:val="NormalTok"/>
+        </w:rPr>
+        <w:t xml:space="preserve">(</w:t>
+      </w:r>
+      <w:r>
+        <w:rPr>
+          <w:rStyle w:val="SpecialStringTok"/>
+        </w:rPr>
+        <w:t xml:space="preserve">f"</w:t>
+      </w:r>
+      <w:r>
+        <w:rPr>
+          <w:rStyle w:val="CharTok"/>
+        </w:rPr>
+        <w:t xml:space="preserve">\n</w:t>
+      </w:r>
+      <w:r>
+        <w:rPr>
+          <w:rStyle w:val="SpecialStringTok"/>
+        </w:rPr>
+        <w:t xml:space="preserve">Original Items (unchanged): </w:t>
+      </w:r>
+      <w:r>
+        <w:rPr>
+          <w:rStyle w:val="SpecialCharTok"/>
+        </w:rPr>
+        <w:t xml:space="preserve">{</w:t>
+      </w:r>
+      <w:r>
+        <w:rPr>
+          <w:rStyle w:val="NormalTok"/>
+        </w:rPr>
+        <w:t xml:space="preserve">original_items</w:t>
+      </w:r>
+      <w:r>
+        <w:rPr>
+          <w:rStyle w:val="SpecialCharTok"/>
+        </w:rPr>
+        <w:t xml:space="preserve">}</w:t>
+      </w:r>
+      <w:r>
+        <w:rPr>
+          <w:rStyle w:val="SpecialStringTok"/>
+        </w:rPr>
+        <w:t xml:space="preserve">"</w:t>
+      </w:r>
+      <w:r>
+        <w:rPr>
+          <w:rStyle w:val="NormalTok"/>
+        </w:rPr>
         <w:t xml:space="preserve">)</w:t>
       </w:r>
       <w:r>
@@ -5556,61 +5206,43 @@
         <w:rPr>
           <w:rStyle w:val="NormalTok"/>
         </w:rPr>
-        <w:t xml:space="preserve">(original_list)</w:t>
-      </w:r>
-      <w:r>
-        <w:br/>
-      </w:r>
-      <w:r>
-        <w:rPr>
-          <w:rStyle w:val="BuiltInTok"/>
-        </w:rPr>
-        <w:t xml:space="preserve">print</w:t>
+        <w:t xml:space="preserve">(</w:t>
+      </w:r>
+      <w:r>
+        <w:rPr>
+          <w:rStyle w:val="SpecialStringTok"/>
+        </w:rPr>
+        <w:t xml:space="preserve">f"Shuffled Items: </w:t>
+      </w:r>
+      <w:r>
+        <w:rPr>
+          <w:rStyle w:val="SpecialCharTok"/>
+        </w:rPr>
+        <w:t xml:space="preserve">{</w:t>
       </w:r>
       <w:r>
         <w:rPr>
           <w:rStyle w:val="NormalTok"/>
         </w:rPr>
-        <w:t xml:space="preserve">(</w:t>
-      </w:r>
-      <w:r>
-        <w:rPr>
-          <w:rStyle w:val="StringTok"/>
+        <w:t xml:space="preserve">shuffled_items</w:t>
+      </w:r>
+      <w:r>
+        <w:rPr>
+          <w:rStyle w:val="SpecialCharTok"/>
+        </w:rPr>
+        <w:t xml:space="preserve">}</w:t>
+      </w:r>
+      <w:r>
+        <w:rPr>
+          <w:rStyle w:val="SpecialStringTok"/>
         </w:rPr>
         <w:t xml:space="preserve">"</w:t>
       </w:r>
       <w:r>
         <w:rPr>
-          <w:rStyle w:val="CharTok"/>
-        </w:rPr>
-        <w:t xml:space="preserve">\n</w:t>
-      </w:r>
-      <w:r>
-        <w:rPr>
-          <w:rStyle w:val="StringTok"/>
-        </w:rPr>
-        <w:t xml:space="preserve">Shuffled Copy:"</w:t>
-      </w:r>
-      <w:r>
-        <w:rPr>
           <w:rStyle w:val="NormalTok"/>
         </w:rPr>
         <w:t xml:space="preserve">)</w:t>
-      </w:r>
-      <w:r>
-        <w:br/>
-      </w:r>
-      <w:r>
-        <w:rPr>
-          <w:rStyle w:val="BuiltInTok"/>
-        </w:rPr>
-        <w:t xml:space="preserve">print</w:t>
-      </w:r>
-      <w:r>
-        <w:rPr>
-          <w:rStyle w:val="NormalTok"/>
-        </w:rPr>
-        <w:t xml:space="preserve">(shuffled_list)</w:t>
       </w:r>
     </w:p>
     <w:p>
@@ -5633,7 +5265,7 @@
         <w:rPr>
           <w:rStyle w:val="VerbatimChar"/>
         </w:rPr>
-        <w:t xml:space="preserve">Original List (unchanged):</w:t>
+        <w:t xml:space="preserve">Original List (unchanged): [10, 20, 30, 40, 50]</w:t>
       </w:r>
       <w:r>
         <w:br/>
@@ -5642,7 +5274,7 @@
         <w:rPr>
           <w:rStyle w:val="VerbatimChar"/>
         </w:rPr>
-        <w:t xml:space="preserve">[10, 20, 30, 40, 50]</w:t>
+        <w:t xml:space="preserve">Shuffled Copy: [40, 10, 50, 20, 30]</w:t>
       </w:r>
       <w:r>
         <w:br/>
@@ -5654,7 +5286,7 @@
         <w:rPr>
           <w:rStyle w:val="VerbatimChar"/>
         </w:rPr>
-        <w:t xml:space="preserve">Shuffled Copy:</w:t>
+        <w:t xml:space="preserve">Original Items (unchanged): ['apple', 'banana', 'cherry']</w:t>
       </w:r>
       <w:r>
         <w:br/>
@@ -5663,7 +5295,19 @@
         <w:rPr>
           <w:rStyle w:val="VerbatimChar"/>
         </w:rPr>
-        <w:t xml:space="preserve">[30, 50, 10, 20, 40]</w:t>
+        <w:t xml:space="preserve">Shuffled Items: ['banana', 'cherry', 'apple']</w:t>
+      </w:r>
+    </w:p>
+    <w:p>
+      <w:pPr>
+        <w:pStyle w:val="FirstParagraph"/>
+      </w:pPr>
+      <w:r>
+        <w:rPr>
+          <w:i/>
+          <w:iCs/>
+        </w:rPr>
+        <w:t xml:space="preserve">(Note: The actual order of the elements in the shuffled lists will vary with each execution.)</w:t>
       </w:r>
     </w:p>
     <w:p>
@@ -6218,18 +5862,6 @@
     <w:abstractNumId w:val="991"/>
   </w:num>
   <w:num w:numId="1006">
-    <w:abstractNumId w:val="991"/>
-  </w:num>
-  <w:num w:numId="1007">
-    <w:abstractNumId w:val="991"/>
-  </w:num>
-  <w:num w:numId="1008">
-    <w:abstractNumId w:val="991"/>
-  </w:num>
-  <w:num w:numId="1009">
-    <w:abstractNumId w:val="991"/>
-  </w:num>
-  <w:num w:numId="1010">
     <w:abstractNumId w:val="99411"/>
     <w:lvlOverride w:ilvl="0">
       <w:startOverride w:val="1"/>
@@ -6259,7 +5891,52 @@
       <w:startOverride w:val="1"/>
     </w:lvlOverride>
   </w:num>
+  <w:num w:numId="1007">
+    <w:abstractNumId w:val="991"/>
+  </w:num>
+  <w:num w:numId="1008">
+    <w:abstractNumId w:val="991"/>
+  </w:num>
+  <w:num w:numId="1009">
+    <w:abstractNumId w:val="991"/>
+  </w:num>
+  <w:num w:numId="1010">
+    <w:abstractNumId w:val="991"/>
+  </w:num>
   <w:num w:numId="1011">
+    <w:abstractNumId w:val="991"/>
+  </w:num>
+  <w:num w:numId="1012">
+    <w:abstractNumId w:val="99411"/>
+    <w:lvlOverride w:ilvl="0">
+      <w:startOverride w:val="1"/>
+    </w:lvlOverride>
+    <w:lvlOverride w:ilvl="1">
+      <w:startOverride w:val="1"/>
+    </w:lvlOverride>
+    <w:lvlOverride w:ilvl="2">
+      <w:startOverride w:val="1"/>
+    </w:lvlOverride>
+    <w:lvlOverride w:ilvl="3">
+      <w:startOverride w:val="1"/>
+    </w:lvlOverride>
+    <w:lvlOverride w:ilvl="4">
+      <w:startOverride w:val="1"/>
+    </w:lvlOverride>
+    <w:lvlOverride w:ilvl="5">
+      <w:startOverride w:val="1"/>
+    </w:lvlOverride>
+    <w:lvlOverride w:ilvl="6">
+      <w:startOverride w:val="1"/>
+    </w:lvlOverride>
+    <w:lvlOverride w:ilvl="7">
+      <w:startOverride w:val="1"/>
+    </w:lvlOverride>
+    <w:lvlOverride w:ilvl="8">
+      <w:startOverride w:val="1"/>
+    </w:lvlOverride>
+  </w:num>
+  <w:num w:numId="1013">
     <w:abstractNumId w:val="991"/>
   </w:num>
 </w:numbering>

--- a/random_module_one.docx
+++ b/random_module_one.docx
@@ -103,7 +103,7 @@
         <w:t xml:space="preserve"> </w:t>
       </w:r>
       <w:r>
-        <w:t xml:space="preserve">function calculates and returns the sum of two input arguments.</w:t>
+        <w:t xml:space="preserve">function calculates and returns the sum of two provided numbers.</w:t>
       </w:r>
     </w:p>
     <w:bookmarkEnd w:id="10"/>
@@ -196,7 +196,7 @@
               <w:pStyle w:val="Compact"/>
             </w:pPr>
             <w:r>
-              <w:t xml:space="preserve">int/float</w:t>
+              <w:t xml:space="preserve">int / float</w:t>
             </w:r>
           </w:p>
         </w:tc>
@@ -234,7 +234,7 @@
               <w:pStyle w:val="Compact"/>
             </w:pPr>
             <w:r>
-              <w:t xml:space="preserve">int/float</w:t>
+              <w:t xml:space="preserve">int / float</w:t>
             </w:r>
           </w:p>
         </w:tc>
@@ -275,7 +275,7 @@
         <w:pStyle w:val="FirstParagraph"/>
       </w:pPr>
       <w:r>
-        <w:t xml:space="preserve">This function provides a straightforward way to perform addition. It accepts two parameters,</w:t>
+        <w:t xml:space="preserve">This function provides a straightforward way to perform addition. It accepts two arguments,</w:t>
       </w:r>
       <w:r>
         <w:t xml:space="preserve"> </w:t>
@@ -302,7 +302,7 @@
         <w:t xml:space="preserve">b</w:t>
       </w:r>
       <w:r>
-        <w:t xml:space="preserve">, which are expected to be numeric types. The function then uses the standard addition operator (</w:t>
+        <w:t xml:space="preserve">, which are expected to be numeric types such as integers or floating-point numbers. The function computes their sum using the standard addition operator (</w:t>
       </w:r>
       <w:r>
         <w:rPr>
@@ -311,68 +311,122 @@
         <w:t xml:space="preserve">+</w:t>
       </w:r>
       <w:r>
-        <w:t xml:space="preserve">) to compute their sum. The resulting value from the expression</w:t>
-      </w:r>
-      <w:r>
-        <w:t xml:space="preserve"> </w:t>
-      </w:r>
-      <w:r>
-        <w:rPr>
-          <w:rStyle w:val="VerbatimChar"/>
-        </w:rPr>
-        <w:t xml:space="preserve">a + b</w:t>
-      </w:r>
-      <w:r>
-        <w:t xml:space="preserve"> </w:t>
-      </w:r>
-      <w:r>
-        <w:t xml:space="preserve">is immediately returned to the caller.</w:t>
+        <w:t xml:space="preserve">) and returns the resulting value.</w:t>
       </w:r>
     </w:p>
     <w:p>
       <w:pPr>
-        <w:pStyle w:val="SourceCode"/>
-      </w:pPr>
-      <w:r>
-        <w:rPr>
-          <w:rStyle w:val="CommentTok"/>
-        </w:rPr>
-        <w:t xml:space="preserve"># The function's logic is a single addition operation</w:t>
-      </w:r>
-      <w:r>
-        <w:br/>
-      </w:r>
-      <w:r>
-        <w:rPr>
-          <w:rStyle w:val="ControlFlowTok"/>
-        </w:rPr>
-        <w:t xml:space="preserve">return</w:t>
-      </w:r>
-      <w:r>
-        <w:rPr>
-          <w:rStyle w:val="NormalTok"/>
-        </w:rPr>
-        <w:t xml:space="preserve"> a</w:t>
-      </w:r>
-      <w:r>
-        <w:rPr>
-          <w:rStyle w:val="OperatorTok"/>
-        </w:rPr>
-        <w:t xml:space="preserve">+</w:t>
-      </w:r>
-      <w:r>
-        <w:rPr>
-          <w:rStyle w:val="NormalTok"/>
+        <w:pStyle w:val="BodyText"/>
+      </w:pPr>
+      <w:r>
+        <w:t xml:space="preserve">For example, if</w:t>
+      </w:r>
+      <w:r>
+        <w:t xml:space="preserve"> </w:t>
+      </w:r>
+      <w:r>
+        <w:rPr>
+          <w:rStyle w:val="VerbatimChar"/>
+        </w:rPr>
+        <w:t xml:space="preserve">a</w:t>
+      </w:r>
+      <w:r>
+        <w:t xml:space="preserve"> </w:t>
+      </w:r>
+      <w:r>
+        <w:t xml:space="preserve">is</w:t>
+      </w:r>
+      <w:r>
+        <w:t xml:space="preserve"> </w:t>
+      </w:r>
+      <w:r>
+        <w:rPr>
+          <w:rStyle w:val="VerbatimChar"/>
+        </w:rPr>
+        <w:t xml:space="preserve">5</w:t>
+      </w:r>
+      <w:r>
+        <w:t xml:space="preserve"> </w:t>
+      </w:r>
+      <w:r>
+        <w:t xml:space="preserve">and</w:t>
+      </w:r>
+      <w:r>
+        <w:t xml:space="preserve"> </w:t>
+      </w:r>
+      <w:r>
+        <w:rPr>
+          <w:rStyle w:val="VerbatimChar"/>
         </w:rPr>
         <w:t xml:space="preserve">b</w:t>
+      </w:r>
+      <w:r>
+        <w:t xml:space="preserve"> </w:t>
+      </w:r>
+      <w:r>
+        <w:t xml:space="preserve">is</w:t>
+      </w:r>
+      <w:r>
+        <w:t xml:space="preserve"> </w:t>
+      </w:r>
+      <w:r>
+        <w:rPr>
+          <w:rStyle w:val="VerbatimChar"/>
+        </w:rPr>
+        <w:t xml:space="preserve">10</w:t>
+      </w:r>
+      <w:r>
+        <w:t xml:space="preserve">, the function will return</w:t>
+      </w:r>
+      <w:r>
+        <w:t xml:space="preserve"> </w:t>
+      </w:r>
+      <w:r>
+        <w:rPr>
+          <w:rStyle w:val="VerbatimChar"/>
+        </w:rPr>
+        <w:t xml:space="preserve">15</w:t>
+      </w:r>
+      <w:r>
+        <w:t xml:space="preserve">.</w:t>
       </w:r>
     </w:p>
     <w:p>
       <w:pPr>
-        <w:pStyle w:val="FirstParagraph"/>
-      </w:pPr>
-      <w:r>
-        <w:t xml:space="preserve">The primary purpose of this function is to encapsulate the addition of two numbers.</w:t>
+        <w:pStyle w:val="SourceCode"/>
+      </w:pPr>
+      <w:r>
+        <w:rPr>
+          <w:rStyle w:val="CommentTok"/>
+        </w:rPr>
+        <w:t xml:space="preserve"># The function simply returns the result of a + b</w:t>
+      </w:r>
+      <w:r>
+        <w:br/>
+      </w:r>
+      <w:r>
+        <w:rPr>
+          <w:rStyle w:val="ControlFlowTok"/>
+        </w:rPr>
+        <w:t xml:space="preserve">return</w:t>
+      </w:r>
+      <w:r>
+        <w:rPr>
+          <w:rStyle w:val="NormalTok"/>
+        </w:rPr>
+        <w:t xml:space="preserve"> a </w:t>
+      </w:r>
+      <w:r>
+        <w:rPr>
+          <w:rStyle w:val="OperatorTok"/>
+        </w:rPr>
+        <w:t xml:space="preserve">+</w:t>
+      </w:r>
+      <w:r>
+        <w:rPr>
+          <w:rStyle w:val="NormalTok"/>
+        </w:rPr>
+        <w:t xml:space="preserve"> b</w:t>
       </w:r>
     </w:p>
     <w:bookmarkEnd w:id="12"/>
@@ -403,22 +457,31 @@
         </w:numPr>
       </w:pPr>
       <w:r>
-        <w:t xml:space="preserve">The function is designed to work with numeric types such as integers (</w:t>
+        <w:t xml:space="preserve">The function is designed for numeric types. If strings are passed as arguments, it will perform string concatenation instead of mathematical addition (e.g.,</w:t>
+      </w:r>
+      <w:r>
+        <w:t xml:space="preserve"> </w:t>
       </w:r>
       <w:r>
         <w:rPr>
           <w:rStyle w:val="VerbatimChar"/>
         </w:rPr>
-        <w:t xml:space="preserve">int</w:t>
-      </w:r>
-      <w:r>
-        <w:t xml:space="preserve">) and floating-point numbers (</w:t>
+        <w:t xml:space="preserve">num("hello", "world")</w:t>
+      </w:r>
+      <w:r>
+        <w:t xml:space="preserve"> </w:t>
+      </w:r>
+      <w:r>
+        <w:t xml:space="preserve">returns</w:t>
+      </w:r>
+      <w:r>
+        <w:t xml:space="preserve"> </w:t>
       </w:r>
       <w:r>
         <w:rPr>
           <w:rStyle w:val="VerbatimChar"/>
         </w:rPr>
-        <w:t xml:space="preserve">float</w:t>
+        <w:t xml:space="preserve">"helloworld"</w:t>
       </w:r>
       <w:r>
         <w:t xml:space="preserve">).</w:t>
@@ -433,7 +496,7 @@
         </w:numPr>
       </w:pPr>
       <w:r>
-        <w:t xml:space="preserve">If string types are passed as arguments, the function will perform string concatenation instead of arithmetic addition. For example,</w:t>
+        <w:t xml:space="preserve">Passing incompatible types (e.g., an integer and a</w:t>
       </w:r>
       <w:r>
         <w:t xml:space="preserve"> </w:t>
@@ -442,13 +505,13 @@
         <w:rPr>
           <w:rStyle w:val="VerbatimChar"/>
         </w:rPr>
-        <w:t xml:space="preserve">num("hello", "world")</w:t>
-      </w:r>
-      <w:r>
-        <w:t xml:space="preserve"> </w:t>
-      </w:r>
-      <w:r>
-        <w:t xml:space="preserve">would return</w:t>
+        <w:t xml:space="preserve">None</w:t>
+      </w:r>
+      <w:r>
+        <w:t xml:space="preserve"> </w:t>
+      </w:r>
+      <w:r>
+        <w:t xml:space="preserve">type) will result in a</w:t>
       </w:r>
       <w:r>
         <w:t xml:space="preserve"> </w:t>
@@ -457,7 +520,7 @@
         <w:rPr>
           <w:rStyle w:val="VerbatimChar"/>
         </w:rPr>
-        <w:t xml:space="preserve">"helloworld"</w:t>
+        <w:t xml:space="preserve">TypeError</w:t>
       </w:r>
       <w:r>
         <w:t xml:space="preserve">.</w:t>
@@ -475,11 +538,13 @@
         <w:t xml:space="preserve">Output Example</w:t>
       </w:r>
       <w:r>
-        <w:t xml:space="preserve">: A numeric value representing the sum of the inputs. For example:</w:t>
-      </w:r>
-      <w:r>
-        <w:t xml:space="preserve"> </w:t>
-      </w:r>
+        <w:t xml:space="preserve">: A numeric value representing the sum.</w:t>
+      </w:r>
+    </w:p>
+    <w:p>
+      <w:pPr>
+        <w:pStyle w:val="SourceCode"/>
+      </w:pPr>
       <w:r>
         <w:rPr>
           <w:rStyle w:val="VerbatimChar"/>
@@ -514,7 +579,7 @@
         <w:rPr>
           <w:rStyle w:val="CommentTok"/>
         </w:rPr>
-        <w:t xml:space="preserve"># Example usage with integers</w:t>
+        <w:t xml:space="preserve"># Example usage with two integers</w:t>
       </w:r>
       <w:r>
         <w:br/>
@@ -523,7 +588,7 @@
         <w:rPr>
           <w:rStyle w:val="NormalTok"/>
         </w:rPr>
-        <w:t xml:space="preserve">result_int </w:t>
+        <w:t xml:space="preserve">result </w:t>
       </w:r>
       <w:r>
         <w:rPr>
@@ -541,19 +606,91 @@
         <w:rPr>
           <w:rStyle w:val="DecValTok"/>
         </w:rPr>
+        <w:t xml:space="preserve">5</w:t>
+      </w:r>
+      <w:r>
+        <w:rPr>
+          <w:rStyle w:val="NormalTok"/>
+        </w:rPr>
+        <w:t xml:space="preserve">, </w:t>
+      </w:r>
+      <w:r>
+        <w:rPr>
+          <w:rStyle w:val="DecValTok"/>
+        </w:rPr>
         <w:t xml:space="preserve">10</w:t>
       </w:r>
       <w:r>
         <w:rPr>
           <w:rStyle w:val="NormalTok"/>
         </w:rPr>
+        <w:t xml:space="preserve">)</w:t>
+      </w:r>
+      <w:r>
+        <w:br/>
+      </w:r>
+      <w:r>
+        <w:rPr>
+          <w:rStyle w:val="BuiltInTok"/>
+        </w:rPr>
+        <w:t xml:space="preserve">print</w:t>
+      </w:r>
+      <w:r>
+        <w:rPr>
+          <w:rStyle w:val="NormalTok"/>
+        </w:rPr>
+        <w:t xml:space="preserve">(result)</w:t>
+      </w:r>
+      <w:r>
+        <w:br/>
+      </w:r>
+      <w:r>
+        <w:br/>
+      </w:r>
+      <w:r>
+        <w:rPr>
+          <w:rStyle w:val="CommentTok"/>
+        </w:rPr>
+        <w:t xml:space="preserve"># Example usage with a float and an integer</w:t>
+      </w:r>
+      <w:r>
+        <w:br/>
+      </w:r>
+      <w:r>
+        <w:rPr>
+          <w:rStyle w:val="NormalTok"/>
+        </w:rPr>
+        <w:t xml:space="preserve">result_float </w:t>
+      </w:r>
+      <w:r>
+        <w:rPr>
+          <w:rStyle w:val="OperatorTok"/>
+        </w:rPr>
+        <w:t xml:space="preserve">=</w:t>
+      </w:r>
+      <w:r>
+        <w:rPr>
+          <w:rStyle w:val="NormalTok"/>
+        </w:rPr>
+        <w:t xml:space="preserve"> num(</w:t>
+      </w:r>
+      <w:r>
+        <w:rPr>
+          <w:rStyle w:val="FloatTok"/>
+        </w:rPr>
+        <w:t xml:space="preserve">7.5</w:t>
+      </w:r>
+      <w:r>
+        <w:rPr>
+          <w:rStyle w:val="NormalTok"/>
+        </w:rPr>
         <w:t xml:space="preserve">, </w:t>
       </w:r>
       <w:r>
         <w:rPr>
           <w:rStyle w:val="DecValTok"/>
         </w:rPr>
-        <w:t xml:space="preserve">5</w:t>
+        <w:t xml:space="preserve">3</w:t>
       </w:r>
       <w:r>
         <w:rPr>
@@ -574,151 +711,7 @@
         <w:rPr>
           <w:rStyle w:val="NormalTok"/>
         </w:rPr>
-        <w:t xml:space="preserve">(</w:t>
-      </w:r>
-      <w:r>
-        <w:rPr>
-          <w:rStyle w:val="SpecialStringTok"/>
-        </w:rPr>
-        <w:t xml:space="preserve">f"The sum of integers is: </w:t>
-      </w:r>
-      <w:r>
-        <w:rPr>
-          <w:rStyle w:val="SpecialCharTok"/>
-        </w:rPr>
-        <w:t xml:space="preserve">{</w:t>
-      </w:r>
-      <w:r>
-        <w:rPr>
-          <w:rStyle w:val="NormalTok"/>
-        </w:rPr>
-        <w:t xml:space="preserve">result_int</w:t>
-      </w:r>
-      <w:r>
-        <w:rPr>
-          <w:rStyle w:val="SpecialCharTok"/>
-        </w:rPr>
-        <w:t xml:space="preserve">}</w:t>
-      </w:r>
-      <w:r>
-        <w:rPr>
-          <w:rStyle w:val="SpecialStringTok"/>
-        </w:rPr>
-        <w:t xml:space="preserve">"</w:t>
-      </w:r>
-      <w:r>
-        <w:rPr>
-          <w:rStyle w:val="NormalTok"/>
-        </w:rPr>
-        <w:t xml:space="preserve">)</w:t>
-      </w:r>
-      <w:r>
-        <w:br/>
-      </w:r>
-      <w:r>
-        <w:br/>
-      </w:r>
-      <w:r>
-        <w:rPr>
-          <w:rStyle w:val="CommentTok"/>
-        </w:rPr>
-        <w:t xml:space="preserve"># Example usage with floats</w:t>
-      </w:r>
-      <w:r>
-        <w:br/>
-      </w:r>
-      <w:r>
-        <w:rPr>
-          <w:rStyle w:val="NormalTok"/>
-        </w:rPr>
-        <w:t xml:space="preserve">result_float </w:t>
-      </w:r>
-      <w:r>
-        <w:rPr>
-          <w:rStyle w:val="OperatorTok"/>
-        </w:rPr>
-        <w:t xml:space="preserve">=</w:t>
-      </w:r>
-      <w:r>
-        <w:rPr>
-          <w:rStyle w:val="NormalTok"/>
-        </w:rPr>
-        <w:t xml:space="preserve"> num(</w:t>
-      </w:r>
-      <w:r>
-        <w:rPr>
-          <w:rStyle w:val="FloatTok"/>
-        </w:rPr>
-        <w:t xml:space="preserve">7.5</w:t>
-      </w:r>
-      <w:r>
-        <w:rPr>
-          <w:rStyle w:val="NormalTok"/>
-        </w:rPr>
-        <w:t xml:space="preserve">, </w:t>
-      </w:r>
-      <w:r>
-        <w:rPr>
-          <w:rStyle w:val="FloatTok"/>
-        </w:rPr>
-        <w:t xml:space="preserve">2.2</w:t>
-      </w:r>
-      <w:r>
-        <w:rPr>
-          <w:rStyle w:val="NormalTok"/>
-        </w:rPr>
-        <w:t xml:space="preserve">)</w:t>
-      </w:r>
-      <w:r>
-        <w:br/>
-      </w:r>
-      <w:r>
-        <w:rPr>
-          <w:rStyle w:val="BuiltInTok"/>
-        </w:rPr>
-        <w:t xml:space="preserve">print</w:t>
-      </w:r>
-      <w:r>
-        <w:rPr>
-          <w:rStyle w:val="NormalTok"/>
-        </w:rPr>
-        <w:t xml:space="preserve">(</w:t>
-      </w:r>
-      <w:r>
-        <w:rPr>
-          <w:rStyle w:val="SpecialStringTok"/>
-        </w:rPr>
-        <w:t xml:space="preserve">f"The sum of floats is: </w:t>
-      </w:r>
-      <w:r>
-        <w:rPr>
-          <w:rStyle w:val="SpecialCharTok"/>
-        </w:rPr>
-        <w:t xml:space="preserve">{</w:t>
-      </w:r>
-      <w:r>
-        <w:rPr>
-          <w:rStyle w:val="NormalTok"/>
-        </w:rPr>
-        <w:t xml:space="preserve">result_float</w:t>
-      </w:r>
-      <w:r>
-        <w:rPr>
-          <w:rStyle w:val="SpecialCharTok"/>
-        </w:rPr>
-        <w:t xml:space="preserve">}</w:t>
-      </w:r>
-      <w:r>
-        <w:rPr>
-          <w:rStyle w:val="SpecialStringTok"/>
-        </w:rPr>
-        <w:t xml:space="preserve">"</w:t>
-      </w:r>
-      <w:r>
-        <w:rPr>
-          <w:rStyle w:val="NormalTok"/>
-        </w:rPr>
-        <w:t xml:space="preserve">)</w:t>
+        <w:t xml:space="preserve">(result_float)</w:t>
       </w:r>
     </w:p>
     <w:p>
@@ -741,7 +734,7 @@
         <w:rPr>
           <w:rStyle w:val="VerbatimChar"/>
         </w:rPr>
-        <w:t xml:space="preserve">The sum of integers is: 15</w:t>
+        <w:t xml:space="preserve">15</w:t>
       </w:r>
       <w:r>
         <w:br/>
@@ -750,7 +743,7 @@
         <w:rPr>
           <w:rStyle w:val="VerbatimChar"/>
         </w:rPr>
-        <w:t xml:space="preserve">The sum of floats is: 9.7</w:t>
+        <w:t xml:space="preserve">10.5</w:t>
       </w:r>
     </w:p>
     <w:p>
@@ -837,7 +830,7 @@
         <w:t xml:space="preserve"> </w:t>
       </w:r>
       <w:r>
-        <w:t xml:space="preserve">function returns a list of a specified number of pseudo-random integers within a defined inclusive range.</w:t>
+        <w:t xml:space="preserve">function returns a list of a specified number of pseudo-random integers within a given inclusive range.</w:t>
       </w:r>
     </w:p>
     <w:bookmarkEnd w:id="17"/>
@@ -931,6 +924,9 @@
               <w:pStyle w:val="Compact"/>
             </w:pPr>
             <w:r>
+              <w:rPr>
+                <w:rStyle w:val="VerbatimChar"/>
+              </w:rPr>
               <w:t xml:space="preserve">int</w:t>
             </w:r>
           </w:p>
@@ -969,6 +965,9 @@
               <w:pStyle w:val="Compact"/>
             </w:pPr>
             <w:r>
+              <w:rPr>
+                <w:rStyle w:val="VerbatimChar"/>
+              </w:rPr>
               <w:t xml:space="preserve">int</w:t>
             </w:r>
           </w:p>
@@ -980,7 +979,7 @@
               <w:pStyle w:val="Compact"/>
             </w:pPr>
             <w:r>
-              <w:t xml:space="preserve">The inclusive lower bound for the generated values. Defaults to</w:t>
+              <w:t xml:space="preserve">The inclusive lower bound for the random values. Defaults to</w:t>
             </w:r>
             <w:r>
               <w:t xml:space="preserve"> </w:t>
@@ -1019,6 +1018,9 @@
               <w:pStyle w:val="Compact"/>
             </w:pPr>
             <w:r>
+              <w:rPr>
+                <w:rStyle w:val="VerbatimChar"/>
+              </w:rPr>
               <w:t xml:space="preserve">int</w:t>
             </w:r>
           </w:p>
@@ -1030,7 +1032,7 @@
               <w:pStyle w:val="Compact"/>
             </w:pPr>
             <w:r>
-              <w:t xml:space="preserve">The inclusive upper bound for the generated values. Defaults to</w:t>
+              <w:t xml:space="preserve">The inclusive upper bound for the random values. Defaults to</w:t>
             </w:r>
             <w:r>
               <w:t xml:space="preserve"> </w:t>
@@ -1072,7 +1074,7 @@
         <w:pStyle w:val="FirstParagraph"/>
       </w:pPr>
       <w:r>
-        <w:t xml:space="preserve">This function provides a convenient way to generate a list of random integers. It operates in a few distinct steps:</w:t>
+        <w:t xml:space="preserve">This function provides a convenient way to generate a list of pseudo-random integers. It operates in a few distinct steps:</w:t>
       </w:r>
     </w:p>
     <w:p>
@@ -1091,7 +1093,7 @@
         <w:t xml:space="preserve">Input Validation</w:t>
       </w:r>
       <w:r>
-        <w:t xml:space="preserve">: It first checks if the</w:t>
+        <w:t xml:space="preserve">: The function first validates the</w:t>
       </w:r>
       <w:r>
         <w:t xml:space="preserve"> </w:t>
@@ -1106,7 +1108,7 @@
         <w:t xml:space="preserve"> </w:t>
       </w:r>
       <w:r>
-        <w:t xml:space="preserve">parameter is less than zero. If it is, a</w:t>
+        <w:t xml:space="preserve">parameter. If</w:t>
       </w:r>
       <w:r>
         <w:t xml:space="preserve"> </w:t>
@@ -1115,13 +1117,28 @@
         <w:rPr>
           <w:rStyle w:val="VerbatimChar"/>
         </w:rPr>
+        <w:t xml:space="preserve">count</w:t>
+      </w:r>
+      <w:r>
+        <w:t xml:space="preserve"> </w:t>
+      </w:r>
+      <w:r>
+        <w:t xml:space="preserve">is a negative number, it raises a</w:t>
+      </w:r>
+      <w:r>
+        <w:t xml:space="preserve"> </w:t>
+      </w:r>
+      <w:r>
+        <w:rPr>
+          <w:rStyle w:val="VerbatimChar"/>
+        </w:rPr>
         <w:t xml:space="preserve">ValueError</w:t>
       </w:r>
       <w:r>
         <w:t xml:space="preserve"> </w:t>
       </w:r>
       <w:r>
-        <w:t xml:space="preserve">is raised, as it’s impossible to generate a negative number of integers.</w:t>
+        <w:t xml:space="preserve">because it’s not possible to generate a negative number of items.</w:t>
       </w:r>
     </w:p>
     <w:p>
@@ -1140,7 +1157,7 @@
         <w:t xml:space="preserve">Range Correction</w:t>
       </w:r>
       <w:r>
-        <w:t xml:space="preserve">: The function then compares the</w:t>
+        <w:t xml:space="preserve">: It checks if the</w:t>
       </w:r>
       <w:r>
         <w:t xml:space="preserve"> </w:t>
@@ -1155,6 +1172,36 @@
         <w:t xml:space="preserve"> </w:t>
       </w:r>
       <w:r>
+        <w:t xml:space="preserve">value is greater than the</w:t>
+      </w:r>
+      <w:r>
+        <w:t xml:space="preserve"> </w:t>
+      </w:r>
+      <w:r>
+        <w:rPr>
+          <w:rStyle w:val="VerbatimChar"/>
+        </w:rPr>
+        <w:t xml:space="preserve">end</w:t>
+      </w:r>
+      <w:r>
+        <w:t xml:space="preserve"> </w:t>
+      </w:r>
+      <w:r>
+        <w:t xml:space="preserve">value. If it is, the function automatically swaps them to ensure a valid range. This makes the function more robust and user-friendly, as the user does not need to worry about the order of the</w:t>
+      </w:r>
+      <w:r>
+        <w:t xml:space="preserve"> </w:t>
+      </w:r>
+      <w:r>
+        <w:rPr>
+          <w:rStyle w:val="VerbatimChar"/>
+        </w:rPr>
+        <w:t xml:space="preserve">start</w:t>
+      </w:r>
+      <w:r>
+        <w:t xml:space="preserve"> </w:t>
+      </w:r>
+      <w:r>
         <w:t xml:space="preserve">and</w:t>
       </w:r>
       <w:r>
@@ -1170,34 +1217,7 @@
         <w:t xml:space="preserve"> </w:t>
       </w:r>
       <w:r>
-        <w:t xml:space="preserve">parameters. If</w:t>
-      </w:r>
-      <w:r>
-        <w:t xml:space="preserve"> </w:t>
-      </w:r>
-      <w:r>
-        <w:rPr>
-          <w:rStyle w:val="VerbatimChar"/>
-        </w:rPr>
-        <w:t xml:space="preserve">start</w:t>
-      </w:r>
-      <w:r>
-        <w:t xml:space="preserve"> </w:t>
-      </w:r>
-      <w:r>
-        <w:t xml:space="preserve">is found to be greater than</w:t>
-      </w:r>
-      <w:r>
-        <w:t xml:space="preserve"> </w:t>
-      </w:r>
-      <w:r>
-        <w:rPr>
-          <w:rStyle w:val="VerbatimChar"/>
-        </w:rPr>
-        <w:t xml:space="preserve">end</w:t>
-      </w:r>
-      <w:r>
-        <w:t xml:space="preserve">, it automatically swaps their values. This ensures that the range is always valid for the random number generation logic, making the function more robust against user error.</w:t>
+        <w:t xml:space="preserve">parameters.</w:t>
       </w:r>
     </w:p>
     <w:p>
@@ -1213,10 +1233,10 @@
           <w:b/>
           <w:bCs/>
         </w:rPr>
-        <w:t xml:space="preserve">Generation</w:t>
-      </w:r>
-      <w:r>
-        <w:t xml:space="preserve">: Finally, it uses a list comprehension to generate the list of integers. It calls</w:t>
+        <w:t xml:space="preserve">Integer Generation</w:t>
+      </w:r>
+      <w:r>
+        <w:t xml:space="preserve">: Using a list comprehension, the function calls</w:t>
       </w:r>
       <w:r>
         <w:t xml:space="preserve"> </w:t>
@@ -1246,7 +1266,7 @@
         <w:t xml:space="preserve"> </w:t>
       </w:r>
       <w:r>
-        <w:t xml:space="preserve">times, collecting each result into a list which is then returned. The use of</w:t>
+        <w:t xml:space="preserve">times. The</w:t>
       </w:r>
       <w:r>
         <w:t xml:space="preserve"> </w:t>
@@ -1255,13 +1275,13 @@
         <w:rPr>
           <w:rStyle w:val="VerbatimChar"/>
         </w:rPr>
-        <w:t xml:space="preserve">random.randint</w:t>
-      </w:r>
-      <w:r>
-        <w:t xml:space="preserve"> </w:t>
-      </w:r>
-      <w:r>
-        <w:t xml:space="preserve">means the range</w:t>
+        <w:t xml:space="preserve">random.randint()</w:t>
+      </w:r>
+      <w:r>
+        <w:t xml:space="preserve"> </w:t>
+      </w:r>
+      <w:r>
+        <w:t xml:space="preserve">method generates an integer from a uniform distribution within the inclusive range</w:t>
       </w:r>
       <w:r>
         <w:t xml:space="preserve"> </w:t>
@@ -1273,10 +1293,7 @@
         <w:t xml:space="preserve">[start, end]</w:t>
       </w:r>
       <w:r>
-        <w:t xml:space="preserve"> </w:t>
-      </w:r>
-      <w:r>
-        <w:t xml:space="preserve">is inclusive, so both the</w:t>
+        <w:t xml:space="preserve">, meaning both</w:t>
       </w:r>
       <w:r>
         <w:t xml:space="preserve"> </w:t>
@@ -1306,7 +1323,7 @@
         <w:t xml:space="preserve"> </w:t>
       </w:r>
       <w:r>
-        <w:t xml:space="preserve">values can be part of the output.</w:t>
+        <w:t xml:space="preserve">are possible values. The generated integers are collected into a list which is then returned.</w:t>
       </w:r>
     </w:p>
     <w:p>
@@ -1317,52 +1334,139 @@
         <w:rPr>
           <w:rStyle w:val="CommentTok"/>
         </w:rPr>
-        <w:t xml:space="preserve"># Internal logic for generation</w:t>
+        <w:t xml:space="preserve"># Assumes the 'random' module is imported</w:t>
       </w:r>
       <w:r>
         <w:br/>
       </w:r>
       <w:r>
         <w:rPr>
-          <w:rStyle w:val="NormalTok"/>
-        </w:rPr>
-        <w:t xml:space="preserve">[random.randint(start, end) </w:t>
+          <w:rStyle w:val="ImportTok"/>
+        </w:rPr>
+        <w:t xml:space="preserve">import</w:t>
+      </w:r>
+      <w:r>
+        <w:rPr>
+          <w:rStyle w:val="NormalTok"/>
+        </w:rPr>
+        <w:t xml:space="preserve"> random</w:t>
+      </w:r>
+      <w:r>
+        <w:br/>
+      </w:r>
+      <w:r>
+        <w:br/>
+      </w:r>
+      <w:r>
+        <w:rPr>
+          <w:rStyle w:val="CommentTok"/>
+        </w:rPr>
+        <w:t xml:space="preserve"># Example of internal logic</w:t>
+      </w:r>
+      <w:r>
+        <w:br/>
+      </w:r>
+      <w:r>
+        <w:rPr>
+          <w:rStyle w:val="CommentTok"/>
+        </w:rPr>
+        <w:t xml:space="preserve"># If start=50 and end=10, they are swapped to start=10, end=50</w:t>
+      </w:r>
+      <w:r>
+        <w:br/>
+      </w:r>
+      <w:r>
+        <w:rPr>
+          <w:rStyle w:val="NormalTok"/>
+        </w:rPr>
+        <w:t xml:space="preserve">start, end </w:t>
+      </w:r>
+      <w:r>
+        <w:rPr>
+          <w:rStyle w:val="OperatorTok"/>
+        </w:rPr>
+        <w:t xml:space="preserve">=</w:t>
+      </w:r>
+      <w:r>
+        <w:rPr>
+          <w:rStyle w:val="NormalTok"/>
+        </w:rPr>
+        <w:t xml:space="preserve"> </w:t>
+      </w:r>
+      <w:r>
+        <w:rPr>
+          <w:rStyle w:val="DecValTok"/>
+        </w:rPr>
+        <w:t xml:space="preserve">50</w:t>
+      </w:r>
+      <w:r>
+        <w:rPr>
+          <w:rStyle w:val="NormalTok"/>
+        </w:rPr>
+        <w:t xml:space="preserve">, </w:t>
+      </w:r>
+      <w:r>
+        <w:rPr>
+          <w:rStyle w:val="DecValTok"/>
+        </w:rPr>
+        <w:t xml:space="preserve">10</w:t>
+      </w:r>
+      <w:r>
+        <w:br/>
       </w:r>
       <w:r>
         <w:rPr>
           <w:rStyle w:val="ControlFlowTok"/>
         </w:rPr>
-        <w:t xml:space="preserve">for</w:t>
-      </w:r>
-      <w:r>
-        <w:rPr>
-          <w:rStyle w:val="NormalTok"/>
-        </w:rPr>
-        <w:t xml:space="preserve"> _ </w:t>
-      </w:r>
-      <w:r>
-        <w:rPr>
-          <w:rStyle w:val="KeywordTok"/>
-        </w:rPr>
-        <w:t xml:space="preserve">in</w:t>
-      </w:r>
-      <w:r>
-        <w:rPr>
-          <w:rStyle w:val="NormalTok"/>
-        </w:rPr>
-        <w:t xml:space="preserve"> </w:t>
-      </w:r>
-      <w:r>
-        <w:rPr>
-          <w:rStyle w:val="BuiltInTok"/>
-        </w:rPr>
-        <w:t xml:space="preserve">range</w:t>
-      </w:r>
-      <w:r>
-        <w:rPr>
-          <w:rStyle w:val="NormalTok"/>
-        </w:rPr>
-        <w:t xml:space="preserve">(count)]</w:t>
+        <w:t xml:space="preserve">if</w:t>
+      </w:r>
+      <w:r>
+        <w:rPr>
+          <w:rStyle w:val="NormalTok"/>
+        </w:rPr>
+        <w:t xml:space="preserve"> start </w:t>
+      </w:r>
+      <w:r>
+        <w:rPr>
+          <w:rStyle w:val="OperatorTok"/>
+        </w:rPr>
+        <w:t xml:space="preserve">&gt;</w:t>
+      </w:r>
+      <w:r>
+        <w:rPr>
+          <w:rStyle w:val="NormalTok"/>
+        </w:rPr>
+        <w:t xml:space="preserve"> end:</w:t>
+      </w:r>
+      <w:r>
+        <w:br/>
+      </w:r>
+      <w:r>
+        <w:rPr>
+          <w:rStyle w:val="NormalTok"/>
+        </w:rPr>
+        <w:t xml:space="preserve">    start, end </w:t>
+      </w:r>
+      <w:r>
+        <w:rPr>
+          <w:rStyle w:val="OperatorTok"/>
+        </w:rPr>
+        <w:t xml:space="preserve">=</w:t>
+      </w:r>
+      <w:r>
+        <w:rPr>
+          <w:rStyle w:val="NormalTok"/>
+        </w:rPr>
+        <w:t xml:space="preserve"> end, start</w:t>
+      </w:r>
+      <w:r>
+        <w:br/>
+      </w:r>
+      <w:r>
+        <w:rPr>
+          <w:rStyle w:val="CommentTok"/>
+        </w:rPr>
+        <w:t xml:space="preserve"># The generation will now correctly use random.randint(10, 50)</w:t>
       </w:r>
     </w:p>
     <w:bookmarkEnd w:id="19"/>
@@ -1393,7 +1497,7 @@
         </w:numPr>
       </w:pPr>
       <w:r>
-        <w:t xml:space="preserve">This function requires the</w:t>
+        <w:t xml:space="preserve">This function depends on Python’s built-in</w:t>
       </w:r>
       <w:r>
         <w:t xml:space="preserve"> </w:t>
@@ -1408,7 +1512,7 @@
         <w:t xml:space="preserve"> </w:t>
       </w:r>
       <w:r>
-        <w:t xml:space="preserve">module to be imported.</w:t>
+        <w:t xml:space="preserve">module, which must be imported before use.</w:t>
       </w:r>
     </w:p>
     <w:p>
@@ -1420,7 +1524,7 @@
         </w:numPr>
       </w:pPr>
       <w:r>
-        <w:t xml:space="preserve">A</w:t>
+        <w:t xml:space="preserve">An error will be raised if a negative value is provided for the</w:t>
       </w:r>
       <w:r>
         <w:t xml:space="preserve"> </w:t>
@@ -1429,28 +1533,13 @@
         <w:rPr>
           <w:rStyle w:val="VerbatimChar"/>
         </w:rPr>
-        <w:t xml:space="preserve">ValueError</w:t>
-      </w:r>
-      <w:r>
-        <w:t xml:space="preserve"> </w:t>
-      </w:r>
-      <w:r>
-        <w:t xml:space="preserve">will be raised if</w:t>
-      </w:r>
-      <w:r>
-        <w:t xml:space="preserve"> </w:t>
-      </w:r>
-      <w:r>
-        <w:rPr>
-          <w:rStyle w:val="VerbatimChar"/>
-        </w:rPr>
         <w:t xml:space="preserve">count</w:t>
       </w:r>
       <w:r>
         <w:t xml:space="preserve"> </w:t>
       </w:r>
       <w:r>
-        <w:t xml:space="preserve">is a negative number.</w:t>
+        <w:t xml:space="preserve">parameter.</w:t>
       </w:r>
     </w:p>
     <w:p>
@@ -1489,7 +1578,7 @@
         </w:numPr>
       </w:pPr>
       <w:r>
-        <w:t xml:space="preserve">The generated integers are sampled uniformly from the inclusive range</w:t>
+        <w:t xml:space="preserve">The range defined by</w:t>
       </w:r>
       <w:r>
         <w:t xml:space="preserve"> </w:t>
@@ -1498,10 +1587,28 @@
         <w:rPr>
           <w:rStyle w:val="VerbatimChar"/>
         </w:rPr>
-        <w:t xml:space="preserve">[start, end]</w:t>
-      </w:r>
-      <w:r>
-        <w:t xml:space="preserve">.</w:t>
+        <w:t xml:space="preserve">start</w:t>
+      </w:r>
+      <w:r>
+        <w:t xml:space="preserve"> </w:t>
+      </w:r>
+      <w:r>
+        <w:t xml:space="preserve">and</w:t>
+      </w:r>
+      <w:r>
+        <w:t xml:space="preserve"> </w:t>
+      </w:r>
+      <w:r>
+        <w:rPr>
+          <w:rStyle w:val="VerbatimChar"/>
+        </w:rPr>
+        <w:t xml:space="preserve">end</w:t>
+      </w:r>
+      <w:r>
+        <w:t xml:space="preserve"> </w:t>
+      </w:r>
+      <w:r>
+        <w:t xml:space="preserve">is inclusive, meaning both endpoints can be included in the output.</w:t>
       </w:r>
     </w:p>
     <w:p>
@@ -1516,7 +1623,7 @@
         <w:t xml:space="preserve">Output Example</w:t>
       </w:r>
       <w:r>
-        <w:t xml:space="preserve">: A possible return value for</w:t>
+        <w:t xml:space="preserve">: A list of integers. The actual values will be random and vary with each execution.</w:t>
       </w:r>
       <w:r>
         <w:t xml:space="preserve"> </w:t>
@@ -1525,21 +1632,7 @@
         <w:rPr>
           <w:rStyle w:val="VerbatimChar"/>
         </w:rPr>
-        <w:t xml:space="preserve">generate_random_integers(5, 1, 10)</w:t>
-      </w:r>
-      <w:r>
-        <w:t xml:space="preserve">. The actual numbers will vary with each execution.</w:t>
-      </w:r>
-    </w:p>
-    <w:p>
-      <w:pPr>
-        <w:pStyle w:val="SourceCode"/>
-      </w:pPr>
-      <w:r>
-        <w:rPr>
-          <w:rStyle w:val="VerbatimChar"/>
-        </w:rPr>
-        <w:t xml:space="preserve">[8, 2, 10, 5, 3]</w:t>
+        <w:t xml:space="preserve">[42, 8, 99, 23, 76]</w:t>
       </w:r>
     </w:p>
     <w:bookmarkEnd w:id="20"/>
@@ -1581,33 +1674,15 @@
         <w:br/>
       </w:r>
       <w:r>
-        <w:rPr>
-          <w:rStyle w:val="ImportTok"/>
-        </w:rPr>
-        <w:t xml:space="preserve">from</w:t>
-      </w:r>
-      <w:r>
-        <w:rPr>
-          <w:rStyle w:val="NormalTok"/>
-        </w:rPr>
-        <w:t xml:space="preserve"> typing </w:t>
-      </w:r>
-      <w:r>
-        <w:rPr>
-          <w:rStyle w:val="ImportTok"/>
-        </w:rPr>
-        <w:t xml:space="preserve">import</w:t>
-      </w:r>
-      <w:r>
-        <w:rPr>
-          <w:rStyle w:val="NormalTok"/>
-        </w:rPr>
-        <w:t xml:space="preserve"> List</w:t>
-      </w:r>
-      <w:r>
         <w:br/>
       </w:r>
       <w:r>
+        <w:rPr>
+          <w:rStyle w:val="CommentTok"/>
+        </w:rPr>
+        <w:t xml:space="preserve"># The function definition from the problem description</w:t>
+      </w:r>
+      <w:r>
         <w:br/>
       </w:r>
       <w:r>
@@ -1704,187 +1779,538 @@
         <w:rPr>
           <w:rStyle w:val="NormalTok"/>
         </w:rPr>
-        <w:t xml:space="preserve">) </w:t>
+        <w:t xml:space="preserve">):</w:t>
+      </w:r>
+      <w:r>
+        <w:br/>
+      </w:r>
+      <w:r>
+        <w:rPr>
+          <w:rStyle w:val="NormalTok"/>
+        </w:rPr>
+        <w:t xml:space="preserve">    </w:t>
+      </w:r>
+      <w:r>
+        <w:rPr>
+          <w:rStyle w:val="ControlFlowTok"/>
+        </w:rPr>
+        <w:t xml:space="preserve">if</w:t>
+      </w:r>
+      <w:r>
+        <w:rPr>
+          <w:rStyle w:val="NormalTok"/>
+        </w:rPr>
+        <w:t xml:space="preserve"> count </w:t>
       </w:r>
       <w:r>
         <w:rPr>
           <w:rStyle w:val="OperatorTok"/>
         </w:rPr>
-        <w:t xml:space="preserve">-&gt;</w:t>
-      </w:r>
-      <w:r>
-        <w:rPr>
-          <w:rStyle w:val="NormalTok"/>
-        </w:rPr>
-        <w:t xml:space="preserve"> List[</w:t>
+        <w:t xml:space="preserve">&lt;</w:t>
+      </w:r>
+      <w:r>
+        <w:rPr>
+          <w:rStyle w:val="NormalTok"/>
+        </w:rPr>
+        <w:t xml:space="preserve"> </w:t>
+      </w:r>
+      <w:r>
+        <w:rPr>
+          <w:rStyle w:val="DecValTok"/>
+        </w:rPr>
+        <w:t xml:space="preserve">0</w:t>
+      </w:r>
+      <w:r>
+        <w:rPr>
+          <w:rStyle w:val="NormalTok"/>
+        </w:rPr>
+        <w:t xml:space="preserve">:</w:t>
+      </w:r>
+      <w:r>
+        <w:br/>
+      </w:r>
+      <w:r>
+        <w:rPr>
+          <w:rStyle w:val="NormalTok"/>
+        </w:rPr>
+        <w:t xml:space="preserve">        </w:t>
+      </w:r>
+      <w:r>
+        <w:rPr>
+          <w:rStyle w:val="ControlFlowTok"/>
+        </w:rPr>
+        <w:t xml:space="preserve">raise</w:t>
+      </w:r>
+      <w:r>
+        <w:rPr>
+          <w:rStyle w:val="NormalTok"/>
+        </w:rPr>
+        <w:t xml:space="preserve"> </w:t>
+      </w:r>
+      <w:r>
+        <w:rPr>
+          <w:rStyle w:val="PreprocessorTok"/>
+        </w:rPr>
+        <w:t xml:space="preserve">ValueError</w:t>
+      </w:r>
+      <w:r>
+        <w:rPr>
+          <w:rStyle w:val="NormalTok"/>
+        </w:rPr>
+        <w:t xml:space="preserve">(</w:t>
+      </w:r>
+      <w:r>
+        <w:rPr>
+          <w:rStyle w:val="StringTok"/>
+        </w:rPr>
+        <w:t xml:space="preserve">"count must be non-negative"</w:t>
+      </w:r>
+      <w:r>
+        <w:rPr>
+          <w:rStyle w:val="NormalTok"/>
+        </w:rPr>
+        <w:t xml:space="preserve">)</w:t>
+      </w:r>
+      <w:r>
+        <w:br/>
+      </w:r>
+      <w:r>
+        <w:rPr>
+          <w:rStyle w:val="NormalTok"/>
+        </w:rPr>
+        <w:t xml:space="preserve">    </w:t>
+      </w:r>
+      <w:r>
+        <w:rPr>
+          <w:rStyle w:val="ControlFlowTok"/>
+        </w:rPr>
+        <w:t xml:space="preserve">if</w:t>
+      </w:r>
+      <w:r>
+        <w:rPr>
+          <w:rStyle w:val="NormalTok"/>
+        </w:rPr>
+        <w:t xml:space="preserve"> start </w:t>
+      </w:r>
+      <w:r>
+        <w:rPr>
+          <w:rStyle w:val="OperatorTok"/>
+        </w:rPr>
+        <w:t xml:space="preserve">&gt;</w:t>
+      </w:r>
+      <w:r>
+        <w:rPr>
+          <w:rStyle w:val="NormalTok"/>
+        </w:rPr>
+        <w:t xml:space="preserve"> end:</w:t>
+      </w:r>
+      <w:r>
+        <w:br/>
+      </w:r>
+      <w:r>
+        <w:rPr>
+          <w:rStyle w:val="NormalTok"/>
+        </w:rPr>
+        <w:t xml:space="preserve">        start, end </w:t>
+      </w:r>
+      <w:r>
+        <w:rPr>
+          <w:rStyle w:val="OperatorTok"/>
+        </w:rPr>
+        <w:t xml:space="preserve">=</w:t>
+      </w:r>
+      <w:r>
+        <w:rPr>
+          <w:rStyle w:val="NormalTok"/>
+        </w:rPr>
+        <w:t xml:space="preserve"> end, start</w:t>
+      </w:r>
+      <w:r>
+        <w:br/>
+      </w:r>
+      <w:r>
+        <w:rPr>
+          <w:rStyle w:val="NormalTok"/>
+        </w:rPr>
+        <w:t xml:space="preserve">    </w:t>
+      </w:r>
+      <w:r>
+        <w:rPr>
+          <w:rStyle w:val="ControlFlowTok"/>
+        </w:rPr>
+        <w:t xml:space="preserve">return</w:t>
+      </w:r>
+      <w:r>
+        <w:rPr>
+          <w:rStyle w:val="NormalTok"/>
+        </w:rPr>
+        <w:t xml:space="preserve"> [random.randint(start, end) </w:t>
+      </w:r>
+      <w:r>
+        <w:rPr>
+          <w:rStyle w:val="ControlFlowTok"/>
+        </w:rPr>
+        <w:t xml:space="preserve">for</w:t>
+      </w:r>
+      <w:r>
+        <w:rPr>
+          <w:rStyle w:val="NormalTok"/>
+        </w:rPr>
+        <w:t xml:space="preserve"> _ </w:t>
+      </w:r>
+      <w:r>
+        <w:rPr>
+          <w:rStyle w:val="KeywordTok"/>
+        </w:rPr>
+        <w:t xml:space="preserve">in</w:t>
+      </w:r>
+      <w:r>
+        <w:rPr>
+          <w:rStyle w:val="NormalTok"/>
+        </w:rPr>
+        <w:t xml:space="preserve"> </w:t>
       </w:r>
       <w:r>
         <w:rPr>
           <w:rStyle w:val="BuiltInTok"/>
         </w:rPr>
-        <w:t xml:space="preserve">int</w:t>
-      </w:r>
-      <w:r>
-        <w:rPr>
-          <w:rStyle w:val="NormalTok"/>
-        </w:rPr>
-        <w:t xml:space="preserve">]:</w:t>
+        <w:t xml:space="preserve">range</w:t>
+      </w:r>
+      <w:r>
+        <w:rPr>
+          <w:rStyle w:val="NormalTok"/>
+        </w:rPr>
+        <w:t xml:space="preserve">(count)]</w:t>
       </w:r>
       <w:r>
         <w:br/>
       </w:r>
       <w:r>
-        <w:rPr>
-          <w:rStyle w:val="NormalTok"/>
-        </w:rPr>
-        <w:t xml:space="preserve">    </w:t>
+        <w:br/>
       </w:r>
       <w:r>
         <w:rPr>
           <w:rStyle w:val="CommentTok"/>
         </w:rPr>
-        <w:t xml:space="preserve">"""Return a list of pseudo-random integers.</w:t>
+        <w:t xml:space="preserve"># Example 1: Generate 5 random integers in the default range [0, 100]</w:t>
       </w:r>
       <w:r>
         <w:br/>
       </w:r>
       <w:r>
+        <w:rPr>
+          <w:rStyle w:val="NormalTok"/>
+        </w:rPr>
+        <w:t xml:space="preserve">result1 </w:t>
+      </w:r>
+      <w:r>
+        <w:rPr>
+          <w:rStyle w:val="OperatorTok"/>
+        </w:rPr>
+        <w:t xml:space="preserve">=</w:t>
+      </w:r>
+      <w:r>
+        <w:rPr>
+          <w:rStyle w:val="NormalTok"/>
+        </w:rPr>
+        <w:t xml:space="preserve"> generate_random_integers(</w:t>
+      </w:r>
+      <w:r>
+        <w:rPr>
+          <w:rStyle w:val="DecValTok"/>
+        </w:rPr>
+        <w:t xml:space="preserve">5</w:t>
+      </w:r>
+      <w:r>
+        <w:rPr>
+          <w:rStyle w:val="NormalTok"/>
+        </w:rPr>
+        <w:t xml:space="preserve">)</w:t>
+      </w:r>
+      <w:r>
         <w:br/>
       </w:r>
       <w:r>
         <w:rPr>
+          <w:rStyle w:val="BuiltInTok"/>
+        </w:rPr>
+        <w:t xml:space="preserve">print</w:t>
+      </w:r>
+      <w:r>
+        <w:rPr>
+          <w:rStyle w:val="NormalTok"/>
+        </w:rPr>
+        <w:t xml:space="preserve">(</w:t>
+      </w:r>
+      <w:r>
+        <w:rPr>
+          <w:rStyle w:val="SpecialStringTok"/>
+        </w:rPr>
+        <w:t xml:space="preserve">f"Generated integers (default range): </w:t>
+      </w:r>
+      <w:r>
+        <w:rPr>
+          <w:rStyle w:val="SpecialCharTok"/>
+        </w:rPr>
+        <w:t xml:space="preserve">{</w:t>
+      </w:r>
+      <w:r>
+        <w:rPr>
+          <w:rStyle w:val="NormalTok"/>
+        </w:rPr>
+        <w:t xml:space="preserve">result1</w:t>
+      </w:r>
+      <w:r>
+        <w:rPr>
+          <w:rStyle w:val="SpecialCharTok"/>
+        </w:rPr>
+        <w:t xml:space="preserve">}</w:t>
+      </w:r>
+      <w:r>
+        <w:rPr>
+          <w:rStyle w:val="SpecialStringTok"/>
+        </w:rPr>
+        <w:t xml:space="preserve">"</w:t>
+      </w:r>
+      <w:r>
+        <w:rPr>
+          <w:rStyle w:val="NormalTok"/>
+        </w:rPr>
+        <w:t xml:space="preserve">)</w:t>
+      </w:r>
+      <w:r>
+        <w:br/>
+      </w:r>
+      <w:r>
+        <w:br/>
+      </w:r>
+      <w:r>
+        <w:rPr>
           <w:rStyle w:val="CommentTok"/>
         </w:rPr>
-        <w:t xml:space="preserve">    Parameters:</w:t>
+        <w:t xml:space="preserve"># Example 2: Generate 7 random integers in a custom range [10, 20]</w:t>
       </w:r>
       <w:r>
         <w:br/>
       </w:r>
       <w:r>
         <w:rPr>
+          <w:rStyle w:val="NormalTok"/>
+        </w:rPr>
+        <w:t xml:space="preserve">result2 </w:t>
+      </w:r>
+      <w:r>
+        <w:rPr>
+          <w:rStyle w:val="OperatorTok"/>
+        </w:rPr>
+        <w:t xml:space="preserve">=</w:t>
+      </w:r>
+      <w:r>
+        <w:rPr>
+          <w:rStyle w:val="NormalTok"/>
+        </w:rPr>
+        <w:t xml:space="preserve"> generate_random_integers(count</w:t>
+      </w:r>
+      <w:r>
+        <w:rPr>
+          <w:rStyle w:val="OperatorTok"/>
+        </w:rPr>
+        <w:t xml:space="preserve">=</w:t>
+      </w:r>
+      <w:r>
+        <w:rPr>
+          <w:rStyle w:val="DecValTok"/>
+        </w:rPr>
+        <w:t xml:space="preserve">7</w:t>
+      </w:r>
+      <w:r>
+        <w:rPr>
+          <w:rStyle w:val="NormalTok"/>
+        </w:rPr>
+        <w:t xml:space="preserve">, start</w:t>
+      </w:r>
+      <w:r>
+        <w:rPr>
+          <w:rStyle w:val="OperatorTok"/>
+        </w:rPr>
+        <w:t xml:space="preserve">=</w:t>
+      </w:r>
+      <w:r>
+        <w:rPr>
+          <w:rStyle w:val="DecValTok"/>
+        </w:rPr>
+        <w:t xml:space="preserve">10</w:t>
+      </w:r>
+      <w:r>
+        <w:rPr>
+          <w:rStyle w:val="NormalTok"/>
+        </w:rPr>
+        <w:t xml:space="preserve">, end</w:t>
+      </w:r>
+      <w:r>
+        <w:rPr>
+          <w:rStyle w:val="OperatorTok"/>
+        </w:rPr>
+        <w:t xml:space="preserve">=</w:t>
+      </w:r>
+      <w:r>
+        <w:rPr>
+          <w:rStyle w:val="DecValTok"/>
+        </w:rPr>
+        <w:t xml:space="preserve">20</w:t>
+      </w:r>
+      <w:r>
+        <w:rPr>
+          <w:rStyle w:val="NormalTok"/>
+        </w:rPr>
+        <w:t xml:space="preserve">)</w:t>
+      </w:r>
+      <w:r>
+        <w:br/>
+      </w:r>
+      <w:r>
+        <w:rPr>
+          <w:rStyle w:val="BuiltInTok"/>
+        </w:rPr>
+        <w:t xml:space="preserve">print</w:t>
+      </w:r>
+      <w:r>
+        <w:rPr>
+          <w:rStyle w:val="NormalTok"/>
+        </w:rPr>
+        <w:t xml:space="preserve">(</w:t>
+      </w:r>
+      <w:r>
+        <w:rPr>
+          <w:rStyle w:val="SpecialStringTok"/>
+        </w:rPr>
+        <w:t xml:space="preserve">f"Generated integers (custom range): </w:t>
+      </w:r>
+      <w:r>
+        <w:rPr>
+          <w:rStyle w:val="SpecialCharTok"/>
+        </w:rPr>
+        <w:t xml:space="preserve">{</w:t>
+      </w:r>
+      <w:r>
+        <w:rPr>
+          <w:rStyle w:val="NormalTok"/>
+        </w:rPr>
+        <w:t xml:space="preserve">result2</w:t>
+      </w:r>
+      <w:r>
+        <w:rPr>
+          <w:rStyle w:val="SpecialCharTok"/>
+        </w:rPr>
+        <w:t xml:space="preserve">}</w:t>
+      </w:r>
+      <w:r>
+        <w:rPr>
+          <w:rStyle w:val="SpecialStringTok"/>
+        </w:rPr>
+        <w:t xml:space="preserve">"</w:t>
+      </w:r>
+      <w:r>
+        <w:rPr>
+          <w:rStyle w:val="NormalTok"/>
+        </w:rPr>
+        <w:t xml:space="preserve">)</w:t>
+      </w:r>
+      <w:r>
+        <w:br/>
+      </w:r>
+      <w:r>
+        <w:br/>
+      </w:r>
+      <w:r>
+        <w:rPr>
           <w:rStyle w:val="CommentTok"/>
         </w:rPr>
-        <w:t xml:space="preserve">        count: Number of integers to generate.</w:t>
+        <w:t xml:space="preserve"># Example 3: Demonstrate the swapping of start and end</w:t>
       </w:r>
       <w:r>
         <w:br/>
       </w:r>
       <w:r>
         <w:rPr>
-          <w:rStyle w:val="CommentTok"/>
-        </w:rPr>
-        <w:t xml:space="preserve">        start: Inclusive lower bound for values.</w:t>
+          <w:rStyle w:val="NormalTok"/>
+        </w:rPr>
+        <w:t xml:space="preserve">result3 </w:t>
+      </w:r>
+      <w:r>
+        <w:rPr>
+          <w:rStyle w:val="OperatorTok"/>
+        </w:rPr>
+        <w:t xml:space="preserve">=</w:t>
+      </w:r>
+      <w:r>
+        <w:rPr>
+          <w:rStyle w:val="NormalTok"/>
+        </w:rPr>
+        <w:t xml:space="preserve"> generate_random_integers(count</w:t>
+      </w:r>
+      <w:r>
+        <w:rPr>
+          <w:rStyle w:val="OperatorTok"/>
+        </w:rPr>
+        <w:t xml:space="preserve">=</w:t>
+      </w:r>
+      <w:r>
+        <w:rPr>
+          <w:rStyle w:val="DecValTok"/>
+        </w:rPr>
+        <w:t xml:space="preserve">4</w:t>
+      </w:r>
+      <w:r>
+        <w:rPr>
+          <w:rStyle w:val="NormalTok"/>
+        </w:rPr>
+        <w:t xml:space="preserve">, start</w:t>
+      </w:r>
+      <w:r>
+        <w:rPr>
+          <w:rStyle w:val="OperatorTok"/>
+        </w:rPr>
+        <w:t xml:space="preserve">=</w:t>
+      </w:r>
+      <w:r>
+        <w:rPr>
+          <w:rStyle w:val="DecValTok"/>
+        </w:rPr>
+        <w:t xml:space="preserve">50</w:t>
+      </w:r>
+      <w:r>
+        <w:rPr>
+          <w:rStyle w:val="NormalTok"/>
+        </w:rPr>
+        <w:t xml:space="preserve">, end</w:t>
+      </w:r>
+      <w:r>
+        <w:rPr>
+          <w:rStyle w:val="OperatorTok"/>
+        </w:rPr>
+        <w:t xml:space="preserve">=</w:t>
+      </w:r>
+      <w:r>
+        <w:rPr>
+          <w:rStyle w:val="DecValTok"/>
+        </w:rPr>
+        <w:t xml:space="preserve">40</w:t>
+      </w:r>
+      <w:r>
+        <w:rPr>
+          <w:rStyle w:val="NormalTok"/>
+        </w:rPr>
+        <w:t xml:space="preserve">)</w:t>
       </w:r>
       <w:r>
         <w:br/>
       </w:r>
       <w:r>
         <w:rPr>
-          <w:rStyle w:val="CommentTok"/>
-        </w:rPr>
-        <w:t xml:space="preserve">        end: Inclusive upper bound for values.</w:t>
-      </w:r>
-      <w:r>
-        <w:br/>
-      </w:r>
-      <w:r>
-        <w:br/>
-      </w:r>
-      <w:r>
-        <w:rPr>
-          <w:rStyle w:val="CommentTok"/>
-        </w:rPr>
-        <w:t xml:space="preserve">    Returns:</w:t>
-      </w:r>
-      <w:r>
-        <w:br/>
-      </w:r>
-      <w:r>
-        <w:rPr>
-          <w:rStyle w:val="CommentTok"/>
-        </w:rPr>
-        <w:t xml:space="preserve">        A list containing `count` integers sampled uniformly in [start, end].</w:t>
-      </w:r>
-      <w:r>
-        <w:br/>
-      </w:r>
-      <w:r>
-        <w:rPr>
-          <w:rStyle w:val="CommentTok"/>
-        </w:rPr>
-        <w:t xml:space="preserve">    """</w:t>
-      </w:r>
-      <w:r>
-        <w:br/>
-      </w:r>
-      <w:r>
-        <w:rPr>
-          <w:rStyle w:val="NormalTok"/>
-        </w:rPr>
-        <w:t xml:space="preserve">    </w:t>
-      </w:r>
-      <w:r>
-        <w:rPr>
-          <w:rStyle w:val="ControlFlowTok"/>
-        </w:rPr>
-        <w:t xml:space="preserve">if</w:t>
-      </w:r>
-      <w:r>
-        <w:rPr>
-          <w:rStyle w:val="NormalTok"/>
-        </w:rPr>
-        <w:t xml:space="preserve"> count </w:t>
-      </w:r>
-      <w:r>
-        <w:rPr>
-          <w:rStyle w:val="OperatorTok"/>
-        </w:rPr>
-        <w:t xml:space="preserve">&lt;</w:t>
-      </w:r>
-      <w:r>
-        <w:rPr>
-          <w:rStyle w:val="NormalTok"/>
-        </w:rPr>
-        <w:t xml:space="preserve"> </w:t>
-      </w:r>
-      <w:r>
-        <w:rPr>
-          <w:rStyle w:val="DecValTok"/>
-        </w:rPr>
-        <w:t xml:space="preserve">0</w:t>
-      </w:r>
-      <w:r>
-        <w:rPr>
-          <w:rStyle w:val="NormalTok"/>
-        </w:rPr>
-        <w:t xml:space="preserve">:</w:t>
-      </w:r>
-      <w:r>
-        <w:br/>
-      </w:r>
-      <w:r>
-        <w:rPr>
-          <w:rStyle w:val="NormalTok"/>
-        </w:rPr>
-        <w:t xml:space="preserve">        </w:t>
-      </w:r>
-      <w:r>
-        <w:rPr>
-          <w:rStyle w:val="ControlFlowTok"/>
-        </w:rPr>
-        <w:t xml:space="preserve">raise</w:t>
-      </w:r>
-      <w:r>
-        <w:rPr>
-          <w:rStyle w:val="NormalTok"/>
-        </w:rPr>
-        <w:t xml:space="preserve"> </w:t>
-      </w:r>
-      <w:r>
-        <w:rPr>
-          <w:rStyle w:val="PreprocessorTok"/>
-        </w:rPr>
-        <w:t xml:space="preserve">ValueError</w:t>
+          <w:rStyle w:val="BuiltInTok"/>
+        </w:rPr>
+        <w:t xml:space="preserve">print</w:t>
       </w:r>
       <w:r>
         <w:rPr>
@@ -1894,303 +2320,39 @@
       </w:r>
       <w:r>
         <w:rPr>
-          <w:rStyle w:val="StringTok"/>
-        </w:rPr>
-        <w:t xml:space="preserve">"count must be non-negative"</w:t>
+          <w:rStyle w:val="SpecialStringTok"/>
+        </w:rPr>
+        <w:t xml:space="preserve">f"Generated integers (swapped range): </w:t>
+      </w:r>
+      <w:r>
+        <w:rPr>
+          <w:rStyle w:val="SpecialCharTok"/>
+        </w:rPr>
+        <w:t xml:space="preserve">{</w:t>
+      </w:r>
+      <w:r>
+        <w:rPr>
+          <w:rStyle w:val="NormalTok"/>
+        </w:rPr>
+        <w:t xml:space="preserve">result3</w:t>
+      </w:r>
+      <w:r>
+        <w:rPr>
+          <w:rStyle w:val="SpecialCharTok"/>
+        </w:rPr>
+        <w:t xml:space="preserve">}</w:t>
+      </w:r>
+      <w:r>
+        <w:rPr>
+          <w:rStyle w:val="SpecialStringTok"/>
+        </w:rPr>
+        <w:t xml:space="preserve">"</w:t>
       </w:r>
       <w:r>
         <w:rPr>
           <w:rStyle w:val="NormalTok"/>
         </w:rPr>
         <w:t xml:space="preserve">)</w:t>
-      </w:r>
-      <w:r>
-        <w:br/>
-      </w:r>
-      <w:r>
-        <w:rPr>
-          <w:rStyle w:val="NormalTok"/>
-        </w:rPr>
-        <w:t xml:space="preserve">    </w:t>
-      </w:r>
-      <w:r>
-        <w:rPr>
-          <w:rStyle w:val="ControlFlowTok"/>
-        </w:rPr>
-        <w:t xml:space="preserve">if</w:t>
-      </w:r>
-      <w:r>
-        <w:rPr>
-          <w:rStyle w:val="NormalTok"/>
-        </w:rPr>
-        <w:t xml:space="preserve"> start </w:t>
-      </w:r>
-      <w:r>
-        <w:rPr>
-          <w:rStyle w:val="OperatorTok"/>
-        </w:rPr>
-        <w:t xml:space="preserve">&gt;</w:t>
-      </w:r>
-      <w:r>
-        <w:rPr>
-          <w:rStyle w:val="NormalTok"/>
-        </w:rPr>
-        <w:t xml:space="preserve"> end:</w:t>
-      </w:r>
-      <w:r>
-        <w:br/>
-      </w:r>
-      <w:r>
-        <w:rPr>
-          <w:rStyle w:val="NormalTok"/>
-        </w:rPr>
-        <w:t xml:space="preserve">        start, end </w:t>
-      </w:r>
-      <w:r>
-        <w:rPr>
-          <w:rStyle w:val="OperatorTok"/>
-        </w:rPr>
-        <w:t xml:space="preserve">=</w:t>
-      </w:r>
-      <w:r>
-        <w:rPr>
-          <w:rStyle w:val="NormalTok"/>
-        </w:rPr>
-        <w:t xml:space="preserve"> end, start</w:t>
-      </w:r>
-      <w:r>
-        <w:br/>
-      </w:r>
-      <w:r>
-        <w:rPr>
-          <w:rStyle w:val="NormalTok"/>
-        </w:rPr>
-        <w:t xml:space="preserve">    </w:t>
-      </w:r>
-      <w:r>
-        <w:rPr>
-          <w:rStyle w:val="ControlFlowTok"/>
-        </w:rPr>
-        <w:t xml:space="preserve">return</w:t>
-      </w:r>
-      <w:r>
-        <w:rPr>
-          <w:rStyle w:val="NormalTok"/>
-        </w:rPr>
-        <w:t xml:space="preserve"> [random.randint(start, end) </w:t>
-      </w:r>
-      <w:r>
-        <w:rPr>
-          <w:rStyle w:val="ControlFlowTok"/>
-        </w:rPr>
-        <w:t xml:space="preserve">for</w:t>
-      </w:r>
-      <w:r>
-        <w:rPr>
-          <w:rStyle w:val="NormalTok"/>
-        </w:rPr>
-        <w:t xml:space="preserve"> _ </w:t>
-      </w:r>
-      <w:r>
-        <w:rPr>
-          <w:rStyle w:val="KeywordTok"/>
-        </w:rPr>
-        <w:t xml:space="preserve">in</w:t>
-      </w:r>
-      <w:r>
-        <w:rPr>
-          <w:rStyle w:val="NormalTok"/>
-        </w:rPr>
-        <w:t xml:space="preserve"> </w:t>
-      </w:r>
-      <w:r>
-        <w:rPr>
-          <w:rStyle w:val="BuiltInTok"/>
-        </w:rPr>
-        <w:t xml:space="preserve">range</w:t>
-      </w:r>
-      <w:r>
-        <w:rPr>
-          <w:rStyle w:val="NormalTok"/>
-        </w:rPr>
-        <w:t xml:space="preserve">(count)]</w:t>
-      </w:r>
-      <w:r>
-        <w:br/>
-      </w:r>
-      <w:r>
-        <w:br/>
-      </w:r>
-      <w:r>
-        <w:rPr>
-          <w:rStyle w:val="CommentTok"/>
-        </w:rPr>
-        <w:t xml:space="preserve"># Example usage: Generate 7 random integers between 50 and 60.</w:t>
-      </w:r>
-      <w:r>
-        <w:br/>
-      </w:r>
-      <w:r>
-        <w:rPr>
-          <w:rStyle w:val="NormalTok"/>
-        </w:rPr>
-        <w:t xml:space="preserve">random_list </w:t>
-      </w:r>
-      <w:r>
-        <w:rPr>
-          <w:rStyle w:val="OperatorTok"/>
-        </w:rPr>
-        <w:t xml:space="preserve">=</w:t>
-      </w:r>
-      <w:r>
-        <w:rPr>
-          <w:rStyle w:val="NormalTok"/>
-        </w:rPr>
-        <w:t xml:space="preserve"> generate_random_integers(</w:t>
-      </w:r>
-      <w:r>
-        <w:rPr>
-          <w:rStyle w:val="DecValTok"/>
-        </w:rPr>
-        <w:t xml:space="preserve">7</w:t>
-      </w:r>
-      <w:r>
-        <w:rPr>
-          <w:rStyle w:val="NormalTok"/>
-        </w:rPr>
-        <w:t xml:space="preserve">, </w:t>
-      </w:r>
-      <w:r>
-        <w:rPr>
-          <w:rStyle w:val="DecValTok"/>
-        </w:rPr>
-        <w:t xml:space="preserve">50</w:t>
-      </w:r>
-      <w:r>
-        <w:rPr>
-          <w:rStyle w:val="NormalTok"/>
-        </w:rPr>
-        <w:t xml:space="preserve">, </w:t>
-      </w:r>
-      <w:r>
-        <w:rPr>
-          <w:rStyle w:val="DecValTok"/>
-        </w:rPr>
-        <w:t xml:space="preserve">60</w:t>
-      </w:r>
-      <w:r>
-        <w:rPr>
-          <w:rStyle w:val="NormalTok"/>
-        </w:rPr>
-        <w:t xml:space="preserve">)</w:t>
-      </w:r>
-      <w:r>
-        <w:br/>
-      </w:r>
-      <w:r>
-        <w:rPr>
-          <w:rStyle w:val="BuiltInTok"/>
-        </w:rPr>
-        <w:t xml:space="preserve">print</w:t>
-      </w:r>
-      <w:r>
-        <w:rPr>
-          <w:rStyle w:val="NormalTok"/>
-        </w:rPr>
-        <w:t xml:space="preserve">(random_list)</w:t>
-      </w:r>
-      <w:r>
-        <w:br/>
-      </w:r>
-      <w:r>
-        <w:br/>
-      </w:r>
-      <w:r>
-        <w:rPr>
-          <w:rStyle w:val="CommentTok"/>
-        </w:rPr>
-        <w:t xml:space="preserve"># Example with swapped start and end values</w:t>
-      </w:r>
-      <w:r>
-        <w:br/>
-      </w:r>
-      <w:r>
-        <w:rPr>
-          <w:rStyle w:val="CommentTok"/>
-        </w:rPr>
-        <w:t xml:space="preserve"># The function will internally treat this as start=1, end=10</w:t>
-      </w:r>
-      <w:r>
-        <w:br/>
-      </w:r>
-      <w:r>
-        <w:rPr>
-          <w:rStyle w:val="NormalTok"/>
-        </w:rPr>
-        <w:t xml:space="preserve">swapped_list </w:t>
-      </w:r>
-      <w:r>
-        <w:rPr>
-          <w:rStyle w:val="OperatorTok"/>
-        </w:rPr>
-        <w:t xml:space="preserve">=</w:t>
-      </w:r>
-      <w:r>
-        <w:rPr>
-          <w:rStyle w:val="NormalTok"/>
-        </w:rPr>
-        <w:t xml:space="preserve"> generate_random_integers(</w:t>
-      </w:r>
-      <w:r>
-        <w:rPr>
-          <w:rStyle w:val="DecValTok"/>
-        </w:rPr>
-        <w:t xml:space="preserve">5</w:t>
-      </w:r>
-      <w:r>
-        <w:rPr>
-          <w:rStyle w:val="NormalTok"/>
-        </w:rPr>
-        <w:t xml:space="preserve">, </w:t>
-      </w:r>
-      <w:r>
-        <w:rPr>
-          <w:rStyle w:val="DecValTok"/>
-        </w:rPr>
-        <w:t xml:space="preserve">10</w:t>
-      </w:r>
-      <w:r>
-        <w:rPr>
-          <w:rStyle w:val="NormalTok"/>
-        </w:rPr>
-        <w:t xml:space="preserve">, </w:t>
-      </w:r>
-      <w:r>
-        <w:rPr>
-          <w:rStyle w:val="DecValTok"/>
-        </w:rPr>
-        <w:t xml:space="preserve">1</w:t>
-      </w:r>
-      <w:r>
-        <w:rPr>
-          <w:rStyle w:val="NormalTok"/>
-        </w:rPr>
-        <w:t xml:space="preserve">)</w:t>
-      </w:r>
-      <w:r>
-        <w:br/>
-      </w:r>
-      <w:r>
-        <w:rPr>
-          <w:rStyle w:val="BuiltInTok"/>
-        </w:rPr>
-        <w:t xml:space="preserve">print</w:t>
-      </w:r>
-      <w:r>
-        <w:rPr>
-          <w:rStyle w:val="NormalTok"/>
-        </w:rPr>
-        <w:t xml:space="preserve">(swapped_list)</w:t>
       </w:r>
     </w:p>
     <w:p>
@@ -2213,7 +2375,7 @@
         <w:rPr>
           <w:rStyle w:val="VerbatimChar"/>
         </w:rPr>
-        <w:t xml:space="preserve">[58, 51, 55, 60, 53, 50, 52]</w:t>
+        <w:t xml:space="preserve"># The output is random and will differ on each run.</w:t>
       </w:r>
       <w:r>
         <w:br/>
@@ -2222,19 +2384,25 @@
         <w:rPr>
           <w:rStyle w:val="VerbatimChar"/>
         </w:rPr>
-        <w:t xml:space="preserve">[5, 9, 2, 10, 3]</w:t>
-      </w:r>
-    </w:p>
-    <w:p>
-      <w:pPr>
-        <w:pStyle w:val="FirstParagraph"/>
-      </w:pPr>
-      <w:r>
-        <w:rPr>
-          <w:i/>
-          <w:iCs/>
-        </w:rPr>
-        <w:t xml:space="preserve">(Note: The actual output will vary as the numbers are generated randomly.)</w:t>
+        <w:t xml:space="preserve">Generated integers (default range): [81, 9, 64, 3, 78]</w:t>
+      </w:r>
+      <w:r>
+        <w:br/>
+      </w:r>
+      <w:r>
+        <w:rPr>
+          <w:rStyle w:val="VerbatimChar"/>
+        </w:rPr>
+        <w:t xml:space="preserve">Generated integers (custom range): [15, 11, 20, 18, 10, 13, 19]</w:t>
+      </w:r>
+      <w:r>
+        <w:br/>
+      </w:r>
+      <w:r>
+        <w:rPr>
+          <w:rStyle w:val="VerbatimChar"/>
+        </w:rPr>
+        <w:t xml:space="preserve">Generated integers (swapped range): [42, 49, 45, 41]</w:t>
       </w:r>
     </w:p>
     <w:p>
@@ -2358,28 +2526,7 @@
         <w:t xml:space="preserve">n</w:t>
       </w:r>
       <w:r>
-        <w:t xml:space="preserve">:</w:t>
-      </w:r>
-      <w:r>
-        <w:t xml:space="preserve"> </w:t>
-      </w:r>
-      <w:r>
-        <w:rPr>
-          <w:rStyle w:val="VerbatimChar"/>
-        </w:rPr>
-        <w:t xml:space="preserve">int</w:t>
-      </w:r>
-    </w:p>
-    <w:p>
-      <w:pPr>
-        <w:pStyle w:val="Compact"/>
-        <w:numPr>
-          <w:ilvl w:val="1"/>
-          <w:numId w:val="1005"/>
-        </w:numPr>
-      </w:pPr>
-      <w:r>
-        <w:t xml:space="preserve">The 0-indexed position in the Fibonacci sequence for which to find the value. This must be a non-negative integer.</w:t>
+        <w:t xml:space="preserve">: An integer representing the 0-indexed position in the Fibonacci sequence for which to find the value.</w:t>
       </w:r>
     </w:p>
     <w:bookmarkEnd w:id="25"/>
@@ -2418,11 +2565,1267 @@
         <w:t xml:space="preserve">n</w:t>
       </w:r>
       <w:r>
-        <w:t xml:space="preserve">. The logic proceeds as follows:</w:t>
+        <w:t xml:space="preserve">. The Fibonacci sequence is a series of numbers where each number is the sum of the two preceding ones, starting from 0 and 1.</w:t>
       </w:r>
     </w:p>
     <w:p>
       <w:pPr>
+        <w:pStyle w:val="BodyText"/>
+      </w:pPr>
+      <w:r>
+        <w:t xml:space="preserve">The function begins by validating the input</w:t>
+      </w:r>
+      <w:r>
+        <w:t xml:space="preserve"> </w:t>
+      </w:r>
+      <w:r>
+        <w:rPr>
+          <w:rStyle w:val="VerbatimChar"/>
+        </w:rPr>
+        <w:t xml:space="preserve">n</w:t>
+      </w:r>
+      <w:r>
+        <w:t xml:space="preserve">. If</w:t>
+      </w:r>
+      <w:r>
+        <w:t xml:space="preserve"> </w:t>
+      </w:r>
+      <w:r>
+        <w:rPr>
+          <w:rStyle w:val="VerbatimChar"/>
+        </w:rPr>
+        <w:t xml:space="preserve">n</w:t>
+      </w:r>
+      <w:r>
+        <w:t xml:space="preserve"> </w:t>
+      </w:r>
+      <w:r>
+        <w:t xml:space="preserve">is a negative number, it raises a</w:t>
+      </w:r>
+      <w:r>
+        <w:t xml:space="preserve"> </w:t>
+      </w:r>
+      <w:r>
+        <w:rPr>
+          <w:rStyle w:val="VerbatimChar"/>
+        </w:rPr>
+        <w:t xml:space="preserve">ValueError</w:t>
+      </w:r>
+      <w:r>
+        <w:t xml:space="preserve"> </w:t>
+      </w:r>
+      <w:r>
+        <w:t xml:space="preserve">because the Fibonacci sequence is not defined for negative indices.</w:t>
+      </w:r>
+    </w:p>
+    <w:p>
+      <w:pPr>
+        <w:pStyle w:val="BodyText"/>
+      </w:pPr>
+      <w:r>
+        <w:t xml:space="preserve">It initializes two variables,</w:t>
+      </w:r>
+      <w:r>
+        <w:t xml:space="preserve"> </w:t>
+      </w:r>
+      <w:r>
+        <w:rPr>
+          <w:rStyle w:val="VerbatimChar"/>
+        </w:rPr>
+        <w:t xml:space="preserve">a</w:t>
+      </w:r>
+      <w:r>
+        <w:t xml:space="preserve"> </w:t>
+      </w:r>
+      <w:r>
+        <w:t xml:space="preserve">and</w:t>
+      </w:r>
+      <w:r>
+        <w:t xml:space="preserve"> </w:t>
+      </w:r>
+      <w:r>
+        <w:rPr>
+          <w:rStyle w:val="VerbatimChar"/>
+        </w:rPr>
+        <w:t xml:space="preserve">b</w:t>
+      </w:r>
+      <w:r>
+        <w:t xml:space="preserve">, to</w:t>
+      </w:r>
+      <w:r>
+        <w:t xml:space="preserve"> </w:t>
+      </w:r>
+      <w:r>
+        <w:rPr>
+          <w:rStyle w:val="VerbatimChar"/>
+        </w:rPr>
+        <w:t xml:space="preserve">0</w:t>
+      </w:r>
+      <w:r>
+        <w:t xml:space="preserve"> </w:t>
+      </w:r>
+      <w:r>
+        <w:t xml:space="preserve">and</w:t>
+      </w:r>
+      <w:r>
+        <w:t xml:space="preserve"> </w:t>
+      </w:r>
+      <w:r>
+        <w:rPr>
+          <w:rStyle w:val="VerbatimChar"/>
+        </w:rPr>
+        <w:t xml:space="preserve">1</w:t>
+      </w:r>
+      <w:r>
+        <w:t xml:space="preserve"> </w:t>
+      </w:r>
+      <w:r>
+        <w:t xml:space="preserve">respectively. These represent the first two numbers in the sequence, F(0) and F(1).</w:t>
+      </w:r>
+    </w:p>
+    <w:p>
+      <w:pPr>
+        <w:pStyle w:val="BodyText"/>
+      </w:pPr>
+      <w:r>
+        <w:t xml:space="preserve">The function then enters a</w:t>
+      </w:r>
+      <w:r>
+        <w:t xml:space="preserve"> </w:t>
+      </w:r>
+      <w:r>
+        <w:rPr>
+          <w:rStyle w:val="VerbatimChar"/>
+        </w:rPr>
+        <w:t xml:space="preserve">for</w:t>
+      </w:r>
+      <w:r>
+        <w:t xml:space="preserve"> </w:t>
+      </w:r>
+      <w:r>
+        <w:t xml:space="preserve">loop that iterates</w:t>
+      </w:r>
+      <w:r>
+        <w:t xml:space="preserve"> </w:t>
+      </w:r>
+      <w:r>
+        <w:rPr>
+          <w:rStyle w:val="VerbatimChar"/>
+        </w:rPr>
+        <w:t xml:space="preserve">n</w:t>
+      </w:r>
+      <w:r>
+        <w:t xml:space="preserve"> </w:t>
+      </w:r>
+      <w:r>
+        <w:t xml:space="preserve">times. In each iteration, the values of</w:t>
+      </w:r>
+      <w:r>
+        <w:t xml:space="preserve"> </w:t>
+      </w:r>
+      <w:r>
+        <w:rPr>
+          <w:rStyle w:val="VerbatimChar"/>
+        </w:rPr>
+        <w:t xml:space="preserve">a</w:t>
+      </w:r>
+      <w:r>
+        <w:t xml:space="preserve"> </w:t>
+      </w:r>
+      <w:r>
+        <w:t xml:space="preserve">and</w:t>
+      </w:r>
+      <w:r>
+        <w:t xml:space="preserve"> </w:t>
+      </w:r>
+      <w:r>
+        <w:rPr>
+          <w:rStyle w:val="VerbatimChar"/>
+        </w:rPr>
+        <w:t xml:space="preserve">b</w:t>
+      </w:r>
+      <w:r>
+        <w:t xml:space="preserve"> </w:t>
+      </w:r>
+      <w:r>
+        <w:t xml:space="preserve">are updated. The current value of</w:t>
+      </w:r>
+      <w:r>
+        <w:t xml:space="preserve"> </w:t>
+      </w:r>
+      <w:r>
+        <w:rPr>
+          <w:rStyle w:val="VerbatimChar"/>
+        </w:rPr>
+        <w:t xml:space="preserve">b</w:t>
+      </w:r>
+      <w:r>
+        <w:t xml:space="preserve"> </w:t>
+      </w:r>
+      <w:r>
+        <w:t xml:space="preserve">is assigned to</w:t>
+      </w:r>
+      <w:r>
+        <w:t xml:space="preserve"> </w:t>
+      </w:r>
+      <w:r>
+        <w:rPr>
+          <w:rStyle w:val="VerbatimChar"/>
+        </w:rPr>
+        <w:t xml:space="preserve">a</w:t>
+      </w:r>
+      <w:r>
+        <w:t xml:space="preserve">, and the sum of the old</w:t>
+      </w:r>
+      <w:r>
+        <w:t xml:space="preserve"> </w:t>
+      </w:r>
+      <w:r>
+        <w:rPr>
+          <w:rStyle w:val="VerbatimChar"/>
+        </w:rPr>
+        <w:t xml:space="preserve">a</w:t>
+      </w:r>
+      <w:r>
+        <w:t xml:space="preserve"> </w:t>
+      </w:r>
+      <w:r>
+        <w:t xml:space="preserve">and</w:t>
+      </w:r>
+      <w:r>
+        <w:t xml:space="preserve"> </w:t>
+      </w:r>
+      <w:r>
+        <w:rPr>
+          <w:rStyle w:val="VerbatimChar"/>
+        </w:rPr>
+        <w:t xml:space="preserve">b</w:t>
+      </w:r>
+      <w:r>
+        <w:t xml:space="preserve"> </w:t>
+      </w:r>
+      <w:r>
+        <w:t xml:space="preserve">is assigned to</w:t>
+      </w:r>
+      <w:r>
+        <w:t xml:space="preserve"> </w:t>
+      </w:r>
+      <w:r>
+        <w:rPr>
+          <w:rStyle w:val="VerbatimChar"/>
+        </w:rPr>
+        <w:t xml:space="preserve">b</w:t>
+      </w:r>
+      <w:r>
+        <w:t xml:space="preserve">. This process effectively moves one step forward in the sequence.</w:t>
+      </w:r>
+    </w:p>
+    <w:p>
+      <w:pPr>
+        <w:pStyle w:val="BodyText"/>
+      </w:pPr>
+      <w:r>
+        <w:t xml:space="preserve">For example:</w:t>
+      </w:r>
+      <w:r>
+        <w:t xml:space="preserve"> </w:t>
+      </w:r>
+      <w:r>
+        <w:t xml:space="preserve">- Initial:</w:t>
+      </w:r>
+      <w:r>
+        <w:t xml:space="preserve"> </w:t>
+      </w:r>
+      <w:r>
+        <w:rPr>
+          <w:rStyle w:val="VerbatimChar"/>
+        </w:rPr>
+        <w:t xml:space="preserve">a = 0</w:t>
+      </w:r>
+      <w:r>
+        <w:t xml:space="preserve">,</w:t>
+      </w:r>
+      <w:r>
+        <w:t xml:space="preserve"> </w:t>
+      </w:r>
+      <w:r>
+        <w:rPr>
+          <w:rStyle w:val="VerbatimChar"/>
+        </w:rPr>
+        <w:t xml:space="preserve">b = 1</w:t>
+      </w:r>
+      <w:r>
+        <w:t xml:space="preserve"> </w:t>
+      </w:r>
+      <w:r>
+        <w:t xml:space="preserve">- After 1st iteration:</w:t>
+      </w:r>
+      <w:r>
+        <w:t xml:space="preserve"> </w:t>
+      </w:r>
+      <w:r>
+        <w:rPr>
+          <w:rStyle w:val="VerbatimChar"/>
+        </w:rPr>
+        <w:t xml:space="preserve">a = 1</w:t>
+      </w:r>
+      <w:r>
+        <w:t xml:space="preserve">,</w:t>
+      </w:r>
+      <w:r>
+        <w:t xml:space="preserve"> </w:t>
+      </w:r>
+      <w:r>
+        <w:rPr>
+          <w:rStyle w:val="VerbatimChar"/>
+        </w:rPr>
+        <w:t xml:space="preserve">b = 1</w:t>
+      </w:r>
+      <w:r>
+        <w:t xml:space="preserve"> </w:t>
+      </w:r>
+      <w:r>
+        <w:t xml:space="preserve">(0 + 1)</w:t>
+      </w:r>
+      <w:r>
+        <w:t xml:space="preserve"> </w:t>
+      </w:r>
+      <w:r>
+        <w:t xml:space="preserve">- After 2nd iteration:</w:t>
+      </w:r>
+      <w:r>
+        <w:t xml:space="preserve"> </w:t>
+      </w:r>
+      <w:r>
+        <w:rPr>
+          <w:rStyle w:val="VerbatimChar"/>
+        </w:rPr>
+        <w:t xml:space="preserve">a = 1</w:t>
+      </w:r>
+      <w:r>
+        <w:t xml:space="preserve">,</w:t>
+      </w:r>
+      <w:r>
+        <w:t xml:space="preserve"> </w:t>
+      </w:r>
+      <w:r>
+        <w:rPr>
+          <w:rStyle w:val="VerbatimChar"/>
+        </w:rPr>
+        <w:t xml:space="preserve">b = 2</w:t>
+      </w:r>
+      <w:r>
+        <w:t xml:space="preserve"> </w:t>
+      </w:r>
+      <w:r>
+        <w:t xml:space="preserve">(1 + 1)</w:t>
+      </w:r>
+      <w:r>
+        <w:t xml:space="preserve"> </w:t>
+      </w:r>
+      <w:r>
+        <w:t xml:space="preserve">- After 3rd iteration:</w:t>
+      </w:r>
+      <w:r>
+        <w:t xml:space="preserve"> </w:t>
+      </w:r>
+      <w:r>
+        <w:rPr>
+          <w:rStyle w:val="VerbatimChar"/>
+        </w:rPr>
+        <w:t xml:space="preserve">a = 2</w:t>
+      </w:r>
+      <w:r>
+        <w:t xml:space="preserve">,</w:t>
+      </w:r>
+      <w:r>
+        <w:t xml:space="preserve"> </w:t>
+      </w:r>
+      <w:r>
+        <w:rPr>
+          <w:rStyle w:val="VerbatimChar"/>
+        </w:rPr>
+        <w:t xml:space="preserve">b = 3</w:t>
+      </w:r>
+      <w:r>
+        <w:t xml:space="preserve"> </w:t>
+      </w:r>
+      <w:r>
+        <w:t xml:space="preserve">(1 + 2)</w:t>
+      </w:r>
+    </w:p>
+    <w:p>
+      <w:pPr>
+        <w:pStyle w:val="BodyText"/>
+      </w:pPr>
+      <w:r>
+        <w:t xml:space="preserve">After the loop completes, the variable</w:t>
+      </w:r>
+      <w:r>
+        <w:t xml:space="preserve"> </w:t>
+      </w:r>
+      <w:r>
+        <w:rPr>
+          <w:rStyle w:val="VerbatimChar"/>
+        </w:rPr>
+        <w:t xml:space="preserve">a</w:t>
+      </w:r>
+      <w:r>
+        <w:t xml:space="preserve"> </w:t>
+      </w:r>
+      <w:r>
+        <w:t xml:space="preserve">holds the nth Fibonacci number, which is then returned. If</w:t>
+      </w:r>
+      <w:r>
+        <w:t xml:space="preserve"> </w:t>
+      </w:r>
+      <w:r>
+        <w:rPr>
+          <w:rStyle w:val="VerbatimChar"/>
+        </w:rPr>
+        <w:t xml:space="preserve">n</w:t>
+      </w:r>
+      <w:r>
+        <w:t xml:space="preserve"> </w:t>
+      </w:r>
+      <w:r>
+        <w:t xml:space="preserve">is</w:t>
+      </w:r>
+      <w:r>
+        <w:t xml:space="preserve"> </w:t>
+      </w:r>
+      <w:r>
+        <w:rPr>
+          <w:rStyle w:val="VerbatimChar"/>
+        </w:rPr>
+        <w:t xml:space="preserve">0</w:t>
+      </w:r>
+      <w:r>
+        <w:t xml:space="preserve">, the loop does not run, and the initial value of</w:t>
+      </w:r>
+      <w:r>
+        <w:t xml:space="preserve"> </w:t>
+      </w:r>
+      <w:r>
+        <w:rPr>
+          <w:rStyle w:val="VerbatimChar"/>
+        </w:rPr>
+        <w:t xml:space="preserve">a</w:t>
+      </w:r>
+      <w:r>
+        <w:t xml:space="preserve"> </w:t>
+      </w:r>
+      <w:r>
+        <w:t xml:space="preserve">(</w:t>
+      </w:r>
+      <w:r>
+        <w:rPr>
+          <w:rStyle w:val="VerbatimChar"/>
+        </w:rPr>
+        <w:t xml:space="preserve">0</w:t>
+      </w:r>
+      <w:r>
+        <w:t xml:space="preserve">) is returned correctly.</w:t>
+      </w:r>
+    </w:p>
+    <w:p>
+      <w:pPr>
+        <w:pStyle w:val="SourceCode"/>
+      </w:pPr>
+      <w:r>
+        <w:rPr>
+          <w:rStyle w:val="CommentTok"/>
+        </w:rPr>
+        <w:t xml:space="preserve"># Inside the function</w:t>
+      </w:r>
+      <w:r>
+        <w:br/>
+      </w:r>
+      <w:r>
+        <w:rPr>
+          <w:rStyle w:val="ControlFlowTok"/>
+        </w:rPr>
+        <w:t xml:space="preserve">if</w:t>
+      </w:r>
+      <w:r>
+        <w:rPr>
+          <w:rStyle w:val="NormalTok"/>
+        </w:rPr>
+        <w:t xml:space="preserve"> n </w:t>
+      </w:r>
+      <w:r>
+        <w:rPr>
+          <w:rStyle w:val="OperatorTok"/>
+        </w:rPr>
+        <w:t xml:space="preserve">&lt;</w:t>
+      </w:r>
+      <w:r>
+        <w:rPr>
+          <w:rStyle w:val="NormalTok"/>
+        </w:rPr>
+        <w:t xml:space="preserve"> </w:t>
+      </w:r>
+      <w:r>
+        <w:rPr>
+          <w:rStyle w:val="DecValTok"/>
+        </w:rPr>
+        <w:t xml:space="preserve">0</w:t>
+      </w:r>
+      <w:r>
+        <w:rPr>
+          <w:rStyle w:val="NormalTok"/>
+        </w:rPr>
+        <w:t xml:space="preserve">:</w:t>
+      </w:r>
+      <w:r>
+        <w:br/>
+      </w:r>
+      <w:r>
+        <w:rPr>
+          <w:rStyle w:val="NormalTok"/>
+        </w:rPr>
+        <w:t xml:space="preserve">    </w:t>
+      </w:r>
+      <w:r>
+        <w:rPr>
+          <w:rStyle w:val="ControlFlowTok"/>
+        </w:rPr>
+        <w:t xml:space="preserve">raise</w:t>
+      </w:r>
+      <w:r>
+        <w:rPr>
+          <w:rStyle w:val="NormalTok"/>
+        </w:rPr>
+        <w:t xml:space="preserve"> </w:t>
+      </w:r>
+      <w:r>
+        <w:rPr>
+          <w:rStyle w:val="PreprocessorTok"/>
+        </w:rPr>
+        <w:t xml:space="preserve">ValueError</w:t>
+      </w:r>
+      <w:r>
+        <w:rPr>
+          <w:rStyle w:val="NormalTok"/>
+        </w:rPr>
+        <w:t xml:space="preserve">(</w:t>
+      </w:r>
+      <w:r>
+        <w:rPr>
+          <w:rStyle w:val="StringTok"/>
+        </w:rPr>
+        <w:t xml:space="preserve">"n must be non-negative"</w:t>
+      </w:r>
+      <w:r>
+        <w:rPr>
+          <w:rStyle w:val="NormalTok"/>
+        </w:rPr>
+        <w:t xml:space="preserve">)</w:t>
+      </w:r>
+      <w:r>
+        <w:br/>
+      </w:r>
+      <w:r>
+        <w:rPr>
+          <w:rStyle w:val="NormalTok"/>
+        </w:rPr>
+        <w:t xml:space="preserve">a, b </w:t>
+      </w:r>
+      <w:r>
+        <w:rPr>
+          <w:rStyle w:val="OperatorTok"/>
+        </w:rPr>
+        <w:t xml:space="preserve">=</w:t>
+      </w:r>
+      <w:r>
+        <w:rPr>
+          <w:rStyle w:val="NormalTok"/>
+        </w:rPr>
+        <w:t xml:space="preserve"> </w:t>
+      </w:r>
+      <w:r>
+        <w:rPr>
+          <w:rStyle w:val="DecValTok"/>
+        </w:rPr>
+        <w:t xml:space="preserve">0</w:t>
+      </w:r>
+      <w:r>
+        <w:rPr>
+          <w:rStyle w:val="NormalTok"/>
+        </w:rPr>
+        <w:t xml:space="preserve">, </w:t>
+      </w:r>
+      <w:r>
+        <w:rPr>
+          <w:rStyle w:val="DecValTok"/>
+        </w:rPr>
+        <w:t xml:space="preserve">1</w:t>
+      </w:r>
+      <w:r>
+        <w:br/>
+      </w:r>
+      <w:r>
+        <w:rPr>
+          <w:rStyle w:val="ControlFlowTok"/>
+        </w:rPr>
+        <w:t xml:space="preserve">for</w:t>
+      </w:r>
+      <w:r>
+        <w:rPr>
+          <w:rStyle w:val="NormalTok"/>
+        </w:rPr>
+        <w:t xml:space="preserve"> _ </w:t>
+      </w:r>
+      <w:r>
+        <w:rPr>
+          <w:rStyle w:val="KeywordTok"/>
+        </w:rPr>
+        <w:t xml:space="preserve">in</w:t>
+      </w:r>
+      <w:r>
+        <w:rPr>
+          <w:rStyle w:val="NormalTok"/>
+        </w:rPr>
+        <w:t xml:space="preserve"> </w:t>
+      </w:r>
+      <w:r>
+        <w:rPr>
+          <w:rStyle w:val="BuiltInTok"/>
+        </w:rPr>
+        <w:t xml:space="preserve">range</w:t>
+      </w:r>
+      <w:r>
+        <w:rPr>
+          <w:rStyle w:val="NormalTok"/>
+        </w:rPr>
+        <w:t xml:space="preserve">(n):</w:t>
+      </w:r>
+      <w:r>
+        <w:br/>
+      </w:r>
+      <w:r>
+        <w:rPr>
+          <w:rStyle w:val="NormalTok"/>
+        </w:rPr>
+        <w:t xml:space="preserve">    a, b </w:t>
+      </w:r>
+      <w:r>
+        <w:rPr>
+          <w:rStyle w:val="OperatorTok"/>
+        </w:rPr>
+        <w:t xml:space="preserve">=</w:t>
+      </w:r>
+      <w:r>
+        <w:rPr>
+          <w:rStyle w:val="NormalTok"/>
+        </w:rPr>
+        <w:t xml:space="preserve"> b, a </w:t>
+      </w:r>
+      <w:r>
+        <w:rPr>
+          <w:rStyle w:val="OperatorTok"/>
+        </w:rPr>
+        <w:t xml:space="preserve">+</w:t>
+      </w:r>
+      <w:r>
+        <w:rPr>
+          <w:rStyle w:val="NormalTok"/>
+        </w:rPr>
+        <w:t xml:space="preserve"> b</w:t>
+      </w:r>
+      <w:r>
+        <w:br/>
+      </w:r>
+      <w:r>
+        <w:rPr>
+          <w:rStyle w:val="ControlFlowTok"/>
+        </w:rPr>
+        <w:t xml:space="preserve">return</w:t>
+      </w:r>
+      <w:r>
+        <w:rPr>
+          <w:rStyle w:val="NormalTok"/>
+        </w:rPr>
+        <w:t xml:space="preserve"> a</w:t>
+      </w:r>
+    </w:p>
+    <w:bookmarkEnd w:id="26"/>
+    <w:bookmarkStart w:id="27" w:name="usage-notes-2"/>
+    <w:p>
+      <w:pPr>
+        <w:pStyle w:val="Heading2"/>
+      </w:pPr>
+      <w:r>
+        <w:rPr>
+          <w:rStyle w:val="SectionNumber"/>
+        </w:rPr>
+        <w:t xml:space="preserve">3.4</w:t>
+      </w:r>
+      <w:r>
+        <w:tab/>
+      </w:r>
+      <w:r>
+        <w:t xml:space="preserve">Usage Notes</w:t>
+      </w:r>
+    </w:p>
+    <w:p>
+      <w:pPr>
+        <w:pStyle w:val="Compact"/>
+        <w:numPr>
+          <w:ilvl w:val="0"/>
+          <w:numId w:val="1005"/>
+        </w:numPr>
+      </w:pPr>
+      <w:r>
+        <w:t xml:space="preserve">The input</w:t>
+      </w:r>
+      <w:r>
+        <w:t xml:space="preserve"> </w:t>
+      </w:r>
+      <w:r>
+        <w:rPr>
+          <w:rStyle w:val="VerbatimChar"/>
+        </w:rPr>
+        <w:t xml:space="preserve">n</w:t>
+      </w:r>
+      <w:r>
+        <w:t xml:space="preserve"> </w:t>
+      </w:r>
+      <w:r>
+        <w:t xml:space="preserve">must be a non-negative integer. The function will raise a</w:t>
+      </w:r>
+      <w:r>
+        <w:t xml:space="preserve"> </w:t>
+      </w:r>
+      <w:r>
+        <w:rPr>
+          <w:rStyle w:val="VerbatimChar"/>
+        </w:rPr>
+        <w:t xml:space="preserve">ValueError</w:t>
+      </w:r>
+      <w:r>
+        <w:t xml:space="preserve"> </w:t>
+      </w:r>
+      <w:r>
+        <w:t xml:space="preserve">if a negative integer is provided.</w:t>
+      </w:r>
+    </w:p>
+    <w:p>
+      <w:pPr>
+        <w:pStyle w:val="Compact"/>
+        <w:numPr>
+          <w:ilvl w:val="0"/>
+          <w:numId w:val="1005"/>
+        </w:numPr>
+      </w:pPr>
+      <w:r>
+        <w:t xml:space="preserve">The sequence is 0-indexed, meaning</w:t>
+      </w:r>
+      <w:r>
+        <w:t xml:space="preserve"> </w:t>
+      </w:r>
+      <w:r>
+        <w:rPr>
+          <w:rStyle w:val="VerbatimChar"/>
+        </w:rPr>
+        <w:t xml:space="preserve">fibonacci(0)</w:t>
+      </w:r>
+      <w:r>
+        <w:t xml:space="preserve"> </w:t>
+      </w:r>
+      <w:r>
+        <w:t xml:space="preserve">returns the first element</w:t>
+      </w:r>
+      <w:r>
+        <w:t xml:space="preserve"> </w:t>
+      </w:r>
+      <w:r>
+        <w:rPr>
+          <w:rStyle w:val="VerbatimChar"/>
+        </w:rPr>
+        <w:t xml:space="preserve">0</w:t>
+      </w:r>
+      <w:r>
+        <w:t xml:space="preserve">,</w:t>
+      </w:r>
+      <w:r>
+        <w:t xml:space="preserve"> </w:t>
+      </w:r>
+      <w:r>
+        <w:rPr>
+          <w:rStyle w:val="VerbatimChar"/>
+        </w:rPr>
+        <w:t xml:space="preserve">fibonacci(1)</w:t>
+      </w:r>
+      <w:r>
+        <w:t xml:space="preserve"> </w:t>
+      </w:r>
+      <w:r>
+        <w:t xml:space="preserve">returns the second element</w:t>
+      </w:r>
+      <w:r>
+        <w:t xml:space="preserve"> </w:t>
+      </w:r>
+      <w:r>
+        <w:rPr>
+          <w:rStyle w:val="VerbatimChar"/>
+        </w:rPr>
+        <w:t xml:space="preserve">1</w:t>
+      </w:r>
+      <w:r>
+        <w:t xml:space="preserve">, and so on.</w:t>
+      </w:r>
+    </w:p>
+    <w:p>
+      <w:pPr>
+        <w:pStyle w:val="Compact"/>
+        <w:numPr>
+          <w:ilvl w:val="0"/>
+          <w:numId w:val="1005"/>
+        </w:numPr>
+      </w:pPr>
+      <w:r>
+        <w:t xml:space="preserve">This iterative implementation is efficient in terms of memory and performance for large values of</w:t>
+      </w:r>
+      <w:r>
+        <w:t xml:space="preserve"> </w:t>
+      </w:r>
+      <w:r>
+        <w:rPr>
+          <w:rStyle w:val="VerbatimChar"/>
+        </w:rPr>
+        <w:t xml:space="preserve">n</w:t>
+      </w:r>
+      <w:r>
+        <w:t xml:space="preserve"> </w:t>
+      </w:r>
+      <w:r>
+        <w:t xml:space="preserve">compared to a simple recursive solution, as it avoids redundant calculations and deep recursion stacks.</w:t>
+      </w:r>
+    </w:p>
+    <w:p>
+      <w:pPr>
+        <w:pStyle w:val="FirstParagraph"/>
+      </w:pPr>
+      <w:r>
+        <w:rPr>
+          <w:b/>
+          <w:bCs/>
+        </w:rPr>
+        <w:t xml:space="preserve">Output Example</w:t>
+      </w:r>
+      <w:r>
+        <w:t xml:space="preserve">: The function returns a single integer value.</w:t>
+      </w:r>
+      <w:r>
+        <w:t xml:space="preserve"> </w:t>
+      </w:r>
+      <w:r>
+        <w:rPr>
+          <w:rStyle w:val="VerbatimChar"/>
+        </w:rPr>
+        <w:t xml:space="preserve">34</w:t>
+      </w:r>
+    </w:p>
+    <w:bookmarkEnd w:id="27"/>
+    <w:bookmarkStart w:id="28" w:name="example-2"/>
+    <w:p>
+      <w:pPr>
+        <w:pStyle w:val="Heading2"/>
+      </w:pPr>
+      <w:r>
+        <w:rPr>
+          <w:rStyle w:val="SectionNumber"/>
+        </w:rPr>
+        <w:t xml:space="preserve">3.5</w:t>
+      </w:r>
+      <w:r>
+        <w:tab/>
+      </w:r>
+      <w:r>
+        <w:t xml:space="preserve">Example</w:t>
+      </w:r>
+    </w:p>
+    <w:p>
+      <w:pPr>
+        <w:pStyle w:val="SourceCode"/>
+      </w:pPr>
+      <w:r>
+        <w:rPr>
+          <w:rStyle w:val="CommentTok"/>
+        </w:rPr>
+        <w:t xml:space="preserve"># Example usage</w:t>
+      </w:r>
+      <w:r>
+        <w:br/>
+      </w:r>
+      <w:r>
+        <w:rPr>
+          <w:rStyle w:val="CommentTok"/>
+        </w:rPr>
+        <w:t xml:space="preserve"># Calculate the 9th Fibonacci number (0-indexed)</w:t>
+      </w:r>
+      <w:r>
+        <w:br/>
+      </w:r>
+      <w:r>
+        <w:rPr>
+          <w:rStyle w:val="NormalTok"/>
+        </w:rPr>
+        <w:t xml:space="preserve">index </w:t>
+      </w:r>
+      <w:r>
+        <w:rPr>
+          <w:rStyle w:val="OperatorTok"/>
+        </w:rPr>
+        <w:t xml:space="preserve">=</w:t>
+      </w:r>
+      <w:r>
+        <w:rPr>
+          <w:rStyle w:val="NormalTok"/>
+        </w:rPr>
+        <w:t xml:space="preserve"> </w:t>
+      </w:r>
+      <w:r>
+        <w:rPr>
+          <w:rStyle w:val="DecValTok"/>
+        </w:rPr>
+        <w:t xml:space="preserve">9</w:t>
+      </w:r>
+      <w:r>
+        <w:br/>
+      </w:r>
+      <w:r>
+        <w:rPr>
+          <w:rStyle w:val="NormalTok"/>
+        </w:rPr>
+        <w:t xml:space="preserve">result </w:t>
+      </w:r>
+      <w:r>
+        <w:rPr>
+          <w:rStyle w:val="OperatorTok"/>
+        </w:rPr>
+        <w:t xml:space="preserve">=</w:t>
+      </w:r>
+      <w:r>
+        <w:rPr>
+          <w:rStyle w:val="NormalTok"/>
+        </w:rPr>
+        <w:t xml:space="preserve"> fibonacci(index)</w:t>
+      </w:r>
+      <w:r>
+        <w:br/>
+      </w:r>
+      <w:r>
+        <w:rPr>
+          <w:rStyle w:val="BuiltInTok"/>
+        </w:rPr>
+        <w:t xml:space="preserve">print</w:t>
+      </w:r>
+      <w:r>
+        <w:rPr>
+          <w:rStyle w:val="NormalTok"/>
+        </w:rPr>
+        <w:t xml:space="preserve">(</w:t>
+      </w:r>
+      <w:r>
+        <w:rPr>
+          <w:rStyle w:val="SpecialStringTok"/>
+        </w:rPr>
+        <w:t xml:space="preserve">f"The Fibonacci number at index </w:t>
+      </w:r>
+      <w:r>
+        <w:rPr>
+          <w:rStyle w:val="SpecialCharTok"/>
+        </w:rPr>
+        <w:t xml:space="preserve">{</w:t>
+      </w:r>
+      <w:r>
+        <w:rPr>
+          <w:rStyle w:val="NormalTok"/>
+        </w:rPr>
+        <w:t xml:space="preserve">index</w:t>
+      </w:r>
+      <w:r>
+        <w:rPr>
+          <w:rStyle w:val="SpecialCharTok"/>
+        </w:rPr>
+        <w:t xml:space="preserve">}</w:t>
+      </w:r>
+      <w:r>
+        <w:rPr>
+          <w:rStyle w:val="SpecialStringTok"/>
+        </w:rPr>
+        <w:t xml:space="preserve"> is: </w:t>
+      </w:r>
+      <w:r>
+        <w:rPr>
+          <w:rStyle w:val="SpecialCharTok"/>
+        </w:rPr>
+        <w:t xml:space="preserve">{</w:t>
+      </w:r>
+      <w:r>
+        <w:rPr>
+          <w:rStyle w:val="NormalTok"/>
+        </w:rPr>
+        <w:t xml:space="preserve">result</w:t>
+      </w:r>
+      <w:r>
+        <w:rPr>
+          <w:rStyle w:val="SpecialCharTok"/>
+        </w:rPr>
+        <w:t xml:space="preserve">}</w:t>
+      </w:r>
+      <w:r>
+        <w:rPr>
+          <w:rStyle w:val="SpecialStringTok"/>
+        </w:rPr>
+        <w:t xml:space="preserve">"</w:t>
+      </w:r>
+      <w:r>
+        <w:rPr>
+          <w:rStyle w:val="NormalTok"/>
+        </w:rPr>
+        <w:t xml:space="preserve">)</w:t>
+      </w:r>
+      <w:r>
+        <w:br/>
+      </w:r>
+      <w:r>
+        <w:br/>
+      </w:r>
+      <w:r>
+        <w:rPr>
+          <w:rStyle w:val="CommentTok"/>
+        </w:rPr>
+        <w:t xml:space="preserve"># Example with index 0</w:t>
+      </w:r>
+      <w:r>
+        <w:br/>
+      </w:r>
+      <w:r>
+        <w:rPr>
+          <w:rStyle w:val="NormalTok"/>
+        </w:rPr>
+        <w:t xml:space="preserve">result_zero </w:t>
+      </w:r>
+      <w:r>
+        <w:rPr>
+          <w:rStyle w:val="OperatorTok"/>
+        </w:rPr>
+        <w:t xml:space="preserve">=</w:t>
+      </w:r>
+      <w:r>
+        <w:rPr>
+          <w:rStyle w:val="NormalTok"/>
+        </w:rPr>
+        <w:t xml:space="preserve"> fibonacci(</w:t>
+      </w:r>
+      <w:r>
+        <w:rPr>
+          <w:rStyle w:val="DecValTok"/>
+        </w:rPr>
+        <w:t xml:space="preserve">0</w:t>
+      </w:r>
+      <w:r>
+        <w:rPr>
+          <w:rStyle w:val="NormalTok"/>
+        </w:rPr>
+        <w:t xml:space="preserve">)</w:t>
+      </w:r>
+      <w:r>
+        <w:br/>
+      </w:r>
+      <w:r>
+        <w:rPr>
+          <w:rStyle w:val="BuiltInTok"/>
+        </w:rPr>
+        <w:t xml:space="preserve">print</w:t>
+      </w:r>
+      <w:r>
+        <w:rPr>
+          <w:rStyle w:val="NormalTok"/>
+        </w:rPr>
+        <w:t xml:space="preserve">(</w:t>
+      </w:r>
+      <w:r>
+        <w:rPr>
+          <w:rStyle w:val="SpecialStringTok"/>
+        </w:rPr>
+        <w:t xml:space="preserve">f"The Fibonacci number at index 0 is: </w:t>
+      </w:r>
+      <w:r>
+        <w:rPr>
+          <w:rStyle w:val="SpecialCharTok"/>
+        </w:rPr>
+        <w:t xml:space="preserve">{</w:t>
+      </w:r>
+      <w:r>
+        <w:rPr>
+          <w:rStyle w:val="NormalTok"/>
+        </w:rPr>
+        <w:t xml:space="preserve">result_zero</w:t>
+      </w:r>
+      <w:r>
+        <w:rPr>
+          <w:rStyle w:val="SpecialCharTok"/>
+        </w:rPr>
+        <w:t xml:space="preserve">}</w:t>
+      </w:r>
+      <w:r>
+        <w:rPr>
+          <w:rStyle w:val="SpecialStringTok"/>
+        </w:rPr>
+        <w:t xml:space="preserve">"</w:t>
+      </w:r>
+      <w:r>
+        <w:rPr>
+          <w:rStyle w:val="NormalTok"/>
+        </w:rPr>
+        <w:t xml:space="preserve">)</w:t>
+      </w:r>
+    </w:p>
+    <w:p>
+      <w:pPr>
+        <w:pStyle w:val="FirstParagraph"/>
+      </w:pPr>
+      <w:r>
+        <w:rPr>
+          <w:b/>
+          <w:bCs/>
+        </w:rPr>
+        <w:t xml:space="preserve">Output:</w:t>
+      </w:r>
+    </w:p>
+    <w:p>
+      <w:pPr>
+        <w:pStyle w:val="SourceCode"/>
+      </w:pPr>
+      <w:r>
+        <w:rPr>
+          <w:rStyle w:val="VerbatimChar"/>
+        </w:rPr>
+        <w:t xml:space="preserve">The Fibonacci number at index 9 is: 34</w:t>
+      </w:r>
+      <w:r>
+        <w:br/>
+      </w:r>
+      <w:r>
+        <w:rPr>
+          <w:rStyle w:val="VerbatimChar"/>
+        </w:rPr>
+        <w:t xml:space="preserve">The Fibonacci number at index 0 is: 0</w:t>
+      </w:r>
+    </w:p>
+    <w:p>
+      <w:r>
+        <w:pict>
+          <v:rect style="width:0;height:1.5pt" o:hralign="center" o:hrstd="t" o:hr="t"/>
+        </w:pict>
+      </w:r>
+    </w:p>
+    <w:bookmarkEnd w:id="28"/>
+    <w:bookmarkStart w:id="29" w:name="functiondef-choose_random_itemitems"/>
+    <w:p>
+      <w:pPr>
+        <w:pStyle w:val="Heading2"/>
+      </w:pPr>
+      <w:r>
+        <w:rPr>
+          <w:rStyle w:val="SectionNumber"/>
+        </w:rPr>
+        <w:t xml:space="preserve">3.6</w:t>
+      </w:r>
+      <w:r>
+        <w:tab/>
+      </w:r>
+      <w:r>
+        <w:t xml:space="preserve">FunctionDef choose_random_item(items)</w:t>
+      </w:r>
+    </w:p>
+    <w:bookmarkEnd w:id="29"/>
+    <w:bookmarkEnd w:id="30"/>
+    <w:bookmarkStart w:id="37" w:name="X53e71d88908f784130cb3998f0ce078d9acc5f7"/>
+    <w:p>
+      <w:pPr>
+        <w:pStyle w:val="Heading1"/>
+      </w:pPr>
+      <w:r>
+        <w:rPr>
+          <w:rStyle w:val="SectionNumber"/>
+        </w:rPr>
+        <w:t xml:space="preserve">4</w:t>
+      </w:r>
+      <w:r>
+        <w:tab/>
+      </w:r>
+      <w:r>
+        <w:t xml:space="preserve">Function: choose_random_item(items: List[str]) -&gt; str</w:t>
+      </w:r>
+    </w:p>
+    <w:bookmarkStart w:id="31" w:name="overview-3"/>
+    <w:p>
+      <w:pPr>
+        <w:pStyle w:val="Heading2"/>
+      </w:pPr>
+      <w:r>
+        <w:rPr>
+          <w:rStyle w:val="SectionNumber"/>
+        </w:rPr>
+        <w:t xml:space="preserve">4.1</w:t>
+      </w:r>
+      <w:r>
+        <w:tab/>
+      </w:r>
+      <w:r>
+        <w:t xml:space="preserve">Overview</w:t>
+      </w:r>
+    </w:p>
+    <w:p>
+      <w:pPr>
+        <w:pStyle w:val="FirstParagraph"/>
+      </w:pPr>
+      <w:r>
+        <w:t xml:space="preserve">The</w:t>
+      </w:r>
+      <w:r>
+        <w:t xml:space="preserve"> </w:t>
+      </w:r>
+      <w:r>
+        <w:rPr>
+          <w:rStyle w:val="VerbatimChar"/>
+        </w:rPr>
+        <w:t xml:space="preserve">choose_random_item</w:t>
+      </w:r>
+      <w:r>
+        <w:t xml:space="preserve"> </w:t>
+      </w:r>
+      <w:r>
+        <w:t xml:space="preserve">function selects and returns a single random item from a given list of strings.</w:t>
+      </w:r>
+    </w:p>
+    <w:bookmarkEnd w:id="31"/>
+    <w:bookmarkStart w:id="32" w:name="parameters-3"/>
+    <w:p>
+      <w:pPr>
+        <w:pStyle w:val="Heading2"/>
+      </w:pPr>
+      <w:r>
+        <w:rPr>
+          <w:rStyle w:val="SectionNumber"/>
+        </w:rPr>
+        <w:t xml:space="preserve">4.2</w:t>
+      </w:r>
+      <w:r>
+        <w:tab/>
+      </w:r>
+      <w:r>
+        <w:t xml:space="preserve">parameters</w:t>
+      </w:r>
+    </w:p>
+    <w:p>
+      <w:pPr>
+        <w:pStyle w:val="Compact"/>
         <w:numPr>
           <w:ilvl w:val="0"/>
           <w:numId w:val="1006"/>
@@ -2430,13 +3833,73 @@
       </w:pPr>
       <w:r>
         <w:rPr>
+          <w:rStyle w:val="VerbatimChar"/>
+        </w:rPr>
+        <w:t xml:space="preserve">items</w:t>
+      </w:r>
+      <w:r>
+        <w:t xml:space="preserve">:</w:t>
+      </w:r>
+      <w:r>
+        <w:t xml:space="preserve"> </w:t>
+      </w:r>
+      <w:r>
+        <w:rPr>
+          <w:rStyle w:val="VerbatimChar"/>
+        </w:rPr>
+        <w:t xml:space="preserve">List[str]</w:t>
+      </w:r>
+      <w:r>
+        <w:t xml:space="preserve"> </w:t>
+      </w:r>
+      <w:r>
+        <w:t xml:space="preserve">- A non-empty list of strings from which to choose a random item.</w:t>
+      </w:r>
+    </w:p>
+    <w:bookmarkEnd w:id="32"/>
+    <w:bookmarkStart w:id="33" w:name="description-3"/>
+    <w:p>
+      <w:pPr>
+        <w:pStyle w:val="Heading2"/>
+      </w:pPr>
+      <w:r>
+        <w:rPr>
+          <w:rStyle w:val="SectionNumber"/>
+        </w:rPr>
+        <w:t xml:space="preserve">4.3</w:t>
+      </w:r>
+      <w:r>
+        <w:tab/>
+      </w:r>
+      <w:r>
+        <w:t xml:space="preserve">Description</w:t>
+      </w:r>
+    </w:p>
+    <w:p>
+      <w:pPr>
+        <w:pStyle w:val="FirstParagraph"/>
+      </w:pPr>
+      <w:r>
+        <w:t xml:space="preserve">This function provides a safe way to select a random element from a list. The logic proceeds as follows:</w:t>
+      </w:r>
+    </w:p>
+    <w:p>
+      <w:pPr>
+        <w:pStyle w:val="Compact"/>
+        <w:numPr>
+          <w:ilvl w:val="0"/>
+          <w:numId w:val="1007"/>
+        </w:numPr>
+      </w:pPr>
+      <w:r>
+        <w:rPr>
           <w:b/>
           <w:bCs/>
         </w:rPr>
         <w:t xml:space="preserve">Input Validation</w:t>
       </w:r>
       <w:r>
-        <w:t xml:space="preserve">: The function first checks if the input</w:t>
+        <w:t xml:space="preserve">: The function first checks if the provided</w:t>
       </w:r>
       <w:r>
         <w:t xml:space="preserve"> </w:t>
@@ -2445,35 +3908,21 @@
         <w:rPr>
           <w:rStyle w:val="VerbatimChar"/>
         </w:rPr>
-        <w:t xml:space="preserve">n</w:t>
-      </w:r>
-      <w:r>
-        <w:t xml:space="preserve"> </w:t>
-      </w:r>
-      <w:r>
-        <w:t xml:space="preserve">is negative. If it is, a</w:t>
-      </w:r>
-      <w:r>
-        <w:t xml:space="preserve"> </w:t>
-      </w:r>
-      <w:r>
-        <w:rPr>
-          <w:rStyle w:val="VerbatimChar"/>
-        </w:rPr>
-        <w:t xml:space="preserve">ValueError</w:t>
-      </w:r>
-      <w:r>
-        <w:t xml:space="preserve"> </w:t>
-      </w:r>
-      <w:r>
-        <w:t xml:space="preserve">is raised, as the Fibonacci sequence is not defined for negative indices.</w:t>
+        <w:t xml:space="preserve">items</w:t>
+      </w:r>
+      <w:r>
+        <w:t xml:space="preserve"> </w:t>
+      </w:r>
+      <w:r>
+        <w:t xml:space="preserve">list is empty.</w:t>
       </w:r>
     </w:p>
     <w:p>
       <w:pPr>
+        <w:pStyle w:val="Compact"/>
         <w:numPr>
           <w:ilvl w:val="0"/>
-          <w:numId w:val="1006"/>
+          <w:numId w:val="1007"/>
         </w:numPr>
       </w:pPr>
       <w:r>
@@ -2481,25 +3930,19 @@
           <w:b/>
           <w:bCs/>
         </w:rPr>
-        <w:t xml:space="preserve">Initialization</w:t>
-      </w:r>
-      <w:r>
-        <w:t xml:space="preserve">: Two variables,</w:t>
-      </w:r>
-      <w:r>
-        <w:t xml:space="preserve"> </w:t>
+        <w:t xml:space="preserve">Error Handling</w:t>
+      </w:r>
+      <w:r>
+        <w:t xml:space="preserve">: If the list is empty (</w:t>
       </w:r>
       <w:r>
         <w:rPr>
           <w:rStyle w:val="VerbatimChar"/>
         </w:rPr>
-        <w:t xml:space="preserve">a</w:t>
-      </w:r>
-      <w:r>
-        <w:t xml:space="preserve"> </w:t>
-      </w:r>
-      <w:r>
-        <w:t xml:space="preserve">and</w:t>
+        <w:t xml:space="preserve">if not items</w:t>
+      </w:r>
+      <w:r>
+        <w:t xml:space="preserve">), it raises a</w:t>
       </w:r>
       <w:r>
         <w:t xml:space="preserve"> </w:t>
@@ -2508,47 +3951,30 @@
         <w:rPr>
           <w:rStyle w:val="VerbatimChar"/>
         </w:rPr>
-        <w:t xml:space="preserve">b</w:t>
-      </w:r>
-      <w:r>
-        <w:t xml:space="preserve">, are initialized to</w:t>
-      </w:r>
-      <w:r>
-        <w:t xml:space="preserve"> </w:t>
-      </w:r>
-      <w:r>
-        <w:rPr>
-          <w:rStyle w:val="VerbatimChar"/>
-        </w:rPr>
-        <w:t xml:space="preserve">0</w:t>
-      </w:r>
-      <w:r>
-        <w:t xml:space="preserve"> </w:t>
-      </w:r>
-      <w:r>
-        <w:t xml:space="preserve">and</w:t>
-      </w:r>
-      <w:r>
-        <w:t xml:space="preserve"> </w:t>
-      </w:r>
-      <w:r>
-        <w:rPr>
-          <w:rStyle w:val="VerbatimChar"/>
-        </w:rPr>
-        <w:t xml:space="preserve">1</w:t>
-      </w:r>
-      <w:r>
-        <w:t xml:space="preserve"> </w:t>
-      </w:r>
-      <w:r>
-        <w:t xml:space="preserve">respectively. These represent the first two numbers in the Fibonacci sequence, F(0) and F(1).</w:t>
+        <w:t xml:space="preserve">ValueError</w:t>
+      </w:r>
+      <w:r>
+        <w:t xml:space="preserve"> </w:t>
+      </w:r>
+      <w:r>
+        <w:t xml:space="preserve">with the message</w:t>
+      </w:r>
+      <w:r>
+        <w:t xml:space="preserve"> </w:t>
+      </w:r>
+      <w:r>
+        <w:t xml:space="preserve">“items must not be empty”</w:t>
+      </w:r>
+      <w:r>
+        <w:t xml:space="preserve">. This prevents runtime errors that would occur if an empty list were passed to the underlying selection mechanism.</w:t>
       </w:r>
     </w:p>
     <w:p>
       <w:pPr>
+        <w:pStyle w:val="Compact"/>
         <w:numPr>
           <w:ilvl w:val="0"/>
-          <w:numId w:val="1006"/>
+          <w:numId w:val="1007"/>
         </w:numPr>
       </w:pPr>
       <w:r>
@@ -2556,10 +3982,10 @@
           <w:b/>
           <w:bCs/>
         </w:rPr>
-        <w:t xml:space="preserve">Iteration</w:t>
-      </w:r>
-      <w:r>
-        <w:t xml:space="preserve">: The function then enters a</w:t>
+        <w:t xml:space="preserve">Random Selection</w:t>
+      </w:r>
+      <w:r>
+        <w:t xml:space="preserve">: If the list is not empty, the function utilizes the</w:t>
       </w:r>
       <w:r>
         <w:t xml:space="preserve"> </w:t>
@@ -2568,13 +3994,13 @@
         <w:rPr>
           <w:rStyle w:val="VerbatimChar"/>
         </w:rPr>
-        <w:t xml:space="preserve">for</w:t>
-      </w:r>
-      <w:r>
-        <w:t xml:space="preserve"> </w:t>
-      </w:r>
-      <w:r>
-        <w:t xml:space="preserve">loop that iterates</w:t>
+        <w:t xml:space="preserve">random.choice()</w:t>
+      </w:r>
+      <w:r>
+        <w:t xml:space="preserve"> </w:t>
+      </w:r>
+      <w:r>
+        <w:t xml:space="preserve">method. This method takes the</w:t>
       </w:r>
       <w:r>
         <w:t xml:space="preserve"> </w:t>
@@ -2583,50 +4009,21 @@
         <w:rPr>
           <w:rStyle w:val="VerbatimChar"/>
         </w:rPr>
-        <w:t xml:space="preserve">n</w:t>
-      </w:r>
-      <w:r>
-        <w:t xml:space="preserve"> </w:t>
-      </w:r>
-      <w:r>
-        <w:t xml:space="preserve">times. In each iteration, the values of</w:t>
-      </w:r>
-      <w:r>
-        <w:t xml:space="preserve"> </w:t>
-      </w:r>
-      <w:r>
-        <w:rPr>
-          <w:rStyle w:val="VerbatimChar"/>
-        </w:rPr>
-        <w:t xml:space="preserve">a</w:t>
-      </w:r>
-      <w:r>
-        <w:t xml:space="preserve"> </w:t>
-      </w:r>
-      <w:r>
-        <w:t xml:space="preserve">and</w:t>
-      </w:r>
-      <w:r>
-        <w:t xml:space="preserve"> </w:t>
-      </w:r>
-      <w:r>
-        <w:rPr>
-          <w:rStyle w:val="VerbatimChar"/>
-        </w:rPr>
-        <w:t xml:space="preserve">b</w:t>
-      </w:r>
-      <w:r>
-        <w:t xml:space="preserve"> </w:t>
-      </w:r>
-      <w:r>
-        <w:t xml:space="preserve">are updated to advance the sequence.</w:t>
+        <w:t xml:space="preserve">items</w:t>
+      </w:r>
+      <w:r>
+        <w:t xml:space="preserve"> </w:t>
+      </w:r>
+      <w:r>
+        <w:t xml:space="preserve">list as an argument and returns one of its elements, chosen uniformly at random.</w:t>
       </w:r>
     </w:p>
     <w:p>
       <w:pPr>
+        <w:pStyle w:val="Compact"/>
         <w:numPr>
           <w:ilvl w:val="0"/>
-          <w:numId w:val="1006"/>
+          <w:numId w:val="1007"/>
         </w:numPr>
       </w:pPr>
       <w:r>
@@ -2634,278 +4031,214 @@
           <w:b/>
           <w:bCs/>
         </w:rPr>
-        <w:t xml:space="preserve">Calculation</w:t>
-      </w:r>
-      <w:r>
-        <w:t xml:space="preserve">: The core of the logic is the tuple assignment</w:t>
-      </w:r>
-      <w:r>
-        <w:t xml:space="preserve"> </w:t>
-      </w:r>
-      <w:r>
-        <w:rPr>
-          <w:rStyle w:val="VerbatimChar"/>
-        </w:rPr>
-        <w:t xml:space="preserve">a, b = b, a + b</w:t>
-      </w:r>
-      <w:r>
-        <w:t xml:space="preserve">. In each step:</w:t>
+        <w:t xml:space="preserve">Return Value</w:t>
+      </w:r>
+      <w:r>
+        <w:t xml:space="preserve">: The randomly selected string is returned as the result of the function.</w:t>
       </w:r>
     </w:p>
     <w:p>
       <w:pPr>
-        <w:pStyle w:val="Compact"/>
-        <w:numPr>
-          <w:ilvl w:val="1"/>
-          <w:numId w:val="1007"/>
-        </w:numPr>
-      </w:pPr>
-      <w:r>
-        <w:t xml:space="preserve">The current value of</w:t>
-      </w:r>
-      <w:r>
-        <w:t xml:space="preserve"> </w:t>
-      </w:r>
-      <w:r>
-        <w:rPr>
-          <w:rStyle w:val="VerbatimChar"/>
-        </w:rPr>
-        <w:t xml:space="preserve">b</w:t>
-      </w:r>
-      <w:r>
-        <w:t xml:space="preserve"> </w:t>
-      </w:r>
-      <w:r>
-        <w:t xml:space="preserve">is assigned to</w:t>
-      </w:r>
-      <w:r>
-        <w:t xml:space="preserve"> </w:t>
-      </w:r>
-      <w:r>
-        <w:rPr>
-          <w:rStyle w:val="VerbatimChar"/>
-        </w:rPr>
-        <w:t xml:space="preserve">a</w:t>
-      </w:r>
-      <w:r>
-        <w:t xml:space="preserve">.</w:t>
+        <w:pStyle w:val="SourceCode"/>
+      </w:pPr>
+      <w:r>
+        <w:rPr>
+          <w:rStyle w:val="CommentTok"/>
+        </w:rPr>
+        <w:t xml:space="preserve"># Internal logic example</w:t>
+      </w:r>
+      <w:r>
+        <w:br/>
+      </w:r>
+      <w:r>
+        <w:rPr>
+          <w:rStyle w:val="ImportTok"/>
+        </w:rPr>
+        <w:t xml:space="preserve">import</w:t>
+      </w:r>
+      <w:r>
+        <w:rPr>
+          <w:rStyle w:val="NormalTok"/>
+        </w:rPr>
+        <w:t xml:space="preserve"> random</w:t>
+      </w:r>
+      <w:r>
+        <w:br/>
+      </w:r>
+      <w:r>
+        <w:br/>
+      </w:r>
+      <w:r>
+        <w:rPr>
+          <w:rStyle w:val="KeywordTok"/>
+        </w:rPr>
+        <w:t xml:space="preserve">def</w:t>
+      </w:r>
+      <w:r>
+        <w:rPr>
+          <w:rStyle w:val="NormalTok"/>
+        </w:rPr>
+        <w:t xml:space="preserve"> choose_random_item(items: </w:t>
+      </w:r>
+      <w:r>
+        <w:rPr>
+          <w:rStyle w:val="BuiltInTok"/>
+        </w:rPr>
+        <w:t xml:space="preserve">list</w:t>
+      </w:r>
+      <w:r>
+        <w:rPr>
+          <w:rStyle w:val="NormalTok"/>
+        </w:rPr>
+        <w:t xml:space="preserve">[</w:t>
+      </w:r>
+      <w:r>
+        <w:rPr>
+          <w:rStyle w:val="BuiltInTok"/>
+        </w:rPr>
+        <w:t xml:space="preserve">str</w:t>
+      </w:r>
+      <w:r>
+        <w:rPr>
+          <w:rStyle w:val="NormalTok"/>
+        </w:rPr>
+        <w:t xml:space="preserve">]) </w:t>
+      </w:r>
+      <w:r>
+        <w:rPr>
+          <w:rStyle w:val="OperatorTok"/>
+        </w:rPr>
+        <w:t xml:space="preserve">-&gt;</w:t>
+      </w:r>
+      <w:r>
+        <w:rPr>
+          <w:rStyle w:val="NormalTok"/>
+        </w:rPr>
+        <w:t xml:space="preserve"> </w:t>
+      </w:r>
+      <w:r>
+        <w:rPr>
+          <w:rStyle w:val="BuiltInTok"/>
+        </w:rPr>
+        <w:t xml:space="preserve">str</w:t>
+      </w:r>
+      <w:r>
+        <w:rPr>
+          <w:rStyle w:val="NormalTok"/>
+        </w:rPr>
+        <w:t xml:space="preserve">:</w:t>
+      </w:r>
+      <w:r>
+        <w:br/>
+      </w:r>
+      <w:r>
+        <w:rPr>
+          <w:rStyle w:val="NormalTok"/>
+        </w:rPr>
+        <w:t xml:space="preserve">    </w:t>
+      </w:r>
+      <w:r>
+        <w:rPr>
+          <w:rStyle w:val="ControlFlowTok"/>
+        </w:rPr>
+        <w:t xml:space="preserve">if</w:t>
+      </w:r>
+      <w:r>
+        <w:rPr>
+          <w:rStyle w:val="NormalTok"/>
+        </w:rPr>
+        <w:t xml:space="preserve"> </w:t>
+      </w:r>
+      <w:r>
+        <w:rPr>
+          <w:rStyle w:val="KeywordTok"/>
+        </w:rPr>
+        <w:t xml:space="preserve">not</w:t>
+      </w:r>
+      <w:r>
+        <w:rPr>
+          <w:rStyle w:val="NormalTok"/>
+        </w:rPr>
+        <w:t xml:space="preserve"> items:</w:t>
+      </w:r>
+      <w:r>
+        <w:br/>
+      </w:r>
+      <w:r>
+        <w:rPr>
+          <w:rStyle w:val="NormalTok"/>
+        </w:rPr>
+        <w:t xml:space="preserve">        </w:t>
+      </w:r>
+      <w:r>
+        <w:rPr>
+          <w:rStyle w:val="ControlFlowTok"/>
+        </w:rPr>
+        <w:t xml:space="preserve">raise</w:t>
+      </w:r>
+      <w:r>
+        <w:rPr>
+          <w:rStyle w:val="NormalTok"/>
+        </w:rPr>
+        <w:t xml:space="preserve"> </w:t>
+      </w:r>
+      <w:r>
+        <w:rPr>
+          <w:rStyle w:val="PreprocessorTok"/>
+        </w:rPr>
+        <w:t xml:space="preserve">ValueError</w:t>
+      </w:r>
+      <w:r>
+        <w:rPr>
+          <w:rStyle w:val="NormalTok"/>
+        </w:rPr>
+        <w:t xml:space="preserve">(</w:t>
+      </w:r>
+      <w:r>
+        <w:rPr>
+          <w:rStyle w:val="StringTok"/>
+        </w:rPr>
+        <w:t xml:space="preserve">"items must not be empty"</w:t>
+      </w:r>
+      <w:r>
+        <w:rPr>
+          <w:rStyle w:val="NormalTok"/>
+        </w:rPr>
+        <w:t xml:space="preserve">)</w:t>
+      </w:r>
+      <w:r>
+        <w:br/>
+      </w:r>
+      <w:r>
+        <w:rPr>
+          <w:rStyle w:val="NormalTok"/>
+        </w:rPr>
+        <w:t xml:space="preserve">    </w:t>
+      </w:r>
+      <w:r>
+        <w:rPr>
+          <w:rStyle w:val="ControlFlowTok"/>
+        </w:rPr>
+        <w:t xml:space="preserve">return</w:t>
+      </w:r>
+      <w:r>
+        <w:rPr>
+          <w:rStyle w:val="NormalTok"/>
+        </w:rPr>
+        <w:t xml:space="preserve"> random.choice(items)</w:t>
       </w:r>
     </w:p>
+    <w:bookmarkEnd w:id="33"/>
+    <w:bookmarkStart w:id="34" w:name="usage-notes-3"/>
     <w:p>
       <w:pPr>
-        <w:pStyle w:val="Compact"/>
-        <w:numPr>
-          <w:ilvl w:val="1"/>
-          <w:numId w:val="1007"/>
-        </w:numPr>
-      </w:pPr>
-      <w:r>
-        <w:t xml:space="preserve">The sum of the previous</w:t>
-      </w:r>
-      <w:r>
-        <w:t xml:space="preserve"> </w:t>
-      </w:r>
-      <w:r>
-        <w:rPr>
-          <w:rStyle w:val="VerbatimChar"/>
-        </w:rPr>
-        <w:t xml:space="preserve">a</w:t>
-      </w:r>
-      <w:r>
-        <w:t xml:space="preserve"> </w:t>
-      </w:r>
-      <w:r>
-        <w:t xml:space="preserve">and</w:t>
-      </w:r>
-      <w:r>
-        <w:t xml:space="preserve"> </w:t>
-      </w:r>
-      <w:r>
-        <w:rPr>
-          <w:rStyle w:val="VerbatimChar"/>
-        </w:rPr>
-        <w:t xml:space="preserve">b</w:t>
-      </w:r>
-      <w:r>
-        <w:t xml:space="preserve"> </w:t>
-      </w:r>
-      <w:r>
-        <w:t xml:space="preserve">is assigned to</w:t>
-      </w:r>
-      <w:r>
-        <w:t xml:space="preserve"> </w:t>
-      </w:r>
-      <w:r>
-        <w:rPr>
-          <w:rStyle w:val="VerbatimChar"/>
-        </w:rPr>
-        <w:t xml:space="preserve">b</w:t>
-      </w:r>
-      <w:r>
-        <w:t xml:space="preserve">.</w:t>
-      </w:r>
-      <w:r>
-        <w:t xml:space="preserve"> </w:t>
-      </w:r>
-      <w:r>
-        <w:t xml:space="preserve">This effectively shifts the sequence forward one position, with</w:t>
-      </w:r>
-      <w:r>
-        <w:t xml:space="preserve"> </w:t>
-      </w:r>
-      <w:r>
-        <w:rPr>
-          <w:rStyle w:val="VerbatimChar"/>
-        </w:rPr>
-        <w:t xml:space="preserve">a</w:t>
-      </w:r>
-      <w:r>
-        <w:t xml:space="preserve"> </w:t>
-      </w:r>
-      <w:r>
-        <w:t xml:space="preserve">holding the value of F(i) and</w:t>
-      </w:r>
-      <w:r>
-        <w:t xml:space="preserve"> </w:t>
-      </w:r>
-      <w:r>
-        <w:rPr>
-          <w:rStyle w:val="VerbatimChar"/>
-        </w:rPr>
-        <w:t xml:space="preserve">b</w:t>
-      </w:r>
-      <w:r>
-        <w:t xml:space="preserve"> </w:t>
-      </w:r>
-      <w:r>
-        <w:t xml:space="preserve">holding F(i+1) at the end of each iteration</w:t>
-      </w:r>
-      <w:r>
-        <w:t xml:space="preserve"> </w:t>
-      </w:r>
-      <w:r>
-        <w:rPr>
-          <w:rStyle w:val="VerbatimChar"/>
-        </w:rPr>
-        <w:t xml:space="preserve">i</w:t>
-      </w:r>
-      <w:r>
-        <w:t xml:space="preserve">.</w:t>
-      </w:r>
-    </w:p>
-    <w:p>
-      <w:pPr>
-        <w:numPr>
-          <w:ilvl w:val="0"/>
-          <w:numId w:val="1006"/>
-        </w:numPr>
-      </w:pPr>
-      <w:r>
-        <w:rPr>
-          <w:b/>
-          <w:bCs/>
-        </w:rPr>
-        <w:t xml:space="preserve">Return Value</w:t>
-      </w:r>
-      <w:r>
-        <w:t xml:space="preserve">: After the loop completes</w:t>
-      </w:r>
-      <w:r>
-        <w:t xml:space="preserve"> </w:t>
-      </w:r>
-      <w:r>
-        <w:rPr>
-          <w:rStyle w:val="VerbatimChar"/>
-        </w:rPr>
-        <w:t xml:space="preserve">n</w:t>
-      </w:r>
-      <w:r>
-        <w:t xml:space="preserve"> </w:t>
-      </w:r>
-      <w:r>
-        <w:t xml:space="preserve">iterations, the variable</w:t>
-      </w:r>
-      <w:r>
-        <w:t xml:space="preserve"> </w:t>
-      </w:r>
-      <w:r>
-        <w:rPr>
-          <w:rStyle w:val="VerbatimChar"/>
-        </w:rPr>
-        <w:t xml:space="preserve">a</w:t>
-      </w:r>
-      <w:r>
-        <w:t xml:space="preserve"> </w:t>
-      </w:r>
-      <w:r>
-        <w:t xml:space="preserve">holds the nth Fibonacci number. For</w:t>
-      </w:r>
-      <w:r>
-        <w:t xml:space="preserve"> </w:t>
-      </w:r>
-      <w:r>
-        <w:rPr>
-          <w:rStyle w:val="VerbatimChar"/>
-        </w:rPr>
-        <w:t xml:space="preserve">n=0</w:t>
-      </w:r>
-      <w:r>
-        <w:t xml:space="preserve">, the loop does not run, and the initial value of</w:t>
-      </w:r>
-      <w:r>
-        <w:t xml:space="preserve"> </w:t>
-      </w:r>
-      <w:r>
-        <w:rPr>
-          <w:rStyle w:val="VerbatimChar"/>
-        </w:rPr>
-        <w:t xml:space="preserve">a</w:t>
-      </w:r>
-      <w:r>
-        <w:t xml:space="preserve"> </w:t>
-      </w:r>
-      <w:r>
-        <w:t xml:space="preserve">(0) is returned. For</w:t>
-      </w:r>
-      <w:r>
-        <w:t xml:space="preserve"> </w:t>
-      </w:r>
-      <w:r>
-        <w:rPr>
-          <w:rStyle w:val="VerbatimChar"/>
-        </w:rPr>
-        <w:t xml:space="preserve">n=1</w:t>
-      </w:r>
-      <w:r>
-        <w:t xml:space="preserve">, the loop runs once, setting</w:t>
-      </w:r>
-      <w:r>
-        <w:t xml:space="preserve"> </w:t>
-      </w:r>
-      <w:r>
-        <w:rPr>
-          <w:rStyle w:val="VerbatimChar"/>
-        </w:rPr>
-        <w:t xml:space="preserve">a</w:t>
-      </w:r>
-      <w:r>
-        <w:t xml:space="preserve"> </w:t>
-      </w:r>
-      <w:r>
-        <w:t xml:space="preserve">to 1, which is then returned.</w:t>
-      </w:r>
-    </w:p>
-    <w:bookmarkEnd w:id="26"/>
-    <w:bookmarkStart w:id="27" w:name="usage-notes-2"/>
-    <w:p>
-      <w:pPr>
         <w:pStyle w:val="Heading2"/>
       </w:pPr>
       <w:r>
         <w:rPr>
           <w:rStyle w:val="SectionNumber"/>
         </w:rPr>
-        <w:t xml:space="preserve">3.4</w:t>
+        <w:t xml:space="preserve">4.4</w:t>
       </w:r>
       <w:r>
         <w:tab/>
@@ -2923,7 +4256,7 @@
         </w:numPr>
       </w:pPr>
       <w:r>
-        <w:t xml:space="preserve">The input</w:t>
+        <w:t xml:space="preserve">The input list</w:t>
       </w:r>
       <w:r>
         <w:t xml:space="preserve"> </w:t>
@@ -2932,13 +4265,13 @@
         <w:rPr>
           <w:rStyle w:val="VerbatimChar"/>
         </w:rPr>
-        <w:t xml:space="preserve">n</w:t>
-      </w:r>
-      <w:r>
-        <w:t xml:space="preserve"> </w:t>
-      </w:r>
-      <w:r>
-        <w:t xml:space="preserve">must be a non-negative integer. Providing a negative number will result in a</w:t>
+        <w:t xml:space="preserve">items</w:t>
+      </w:r>
+      <w:r>
+        <w:t xml:space="preserve"> </w:t>
+      </w:r>
+      <w:r>
+        <w:t xml:space="preserve">must contain at least one element. Providing an empty list will result in a</w:t>
       </w:r>
       <w:r>
         <w:t xml:space="preserve"> </w:t>
@@ -2962,7 +4295,7 @@
         </w:numPr>
       </w:pPr>
       <w:r>
-        <w:t xml:space="preserve">The function is 0-indexed, meaning</w:t>
+        <w:t xml:space="preserve">This function depends on Python’s built-in</w:t>
       </w:r>
       <w:r>
         <w:t xml:space="preserve"> </w:t>
@@ -2971,25 +4304,13 @@
         <w:rPr>
           <w:rStyle w:val="VerbatimChar"/>
         </w:rPr>
-        <w:t xml:space="preserve">fibonacci(0)</w:t>
-      </w:r>
-      <w:r>
-        <w:t xml:space="preserve"> </w:t>
-      </w:r>
-      <w:r>
-        <w:t xml:space="preserve">returns the first number in the sequence, which is</w:t>
-      </w:r>
-      <w:r>
-        <w:t xml:space="preserve"> </w:t>
-      </w:r>
-      <w:r>
-        <w:rPr>
-          <w:rStyle w:val="VerbatimChar"/>
-        </w:rPr>
-        <w:t xml:space="preserve">0</w:t>
-      </w:r>
-      <w:r>
-        <w:t xml:space="preserve">.</w:t>
+        <w:t xml:space="preserve">random</w:t>
+      </w:r>
+      <w:r>
+        <w:t xml:space="preserve"> </w:t>
+      </w:r>
+      <w:r>
+        <w:t xml:space="preserve">module. Ensure it is available in the execution environment.</w:t>
       </w:r>
     </w:p>
     <w:p>
@@ -3001,19 +4322,7 @@
         </w:numPr>
       </w:pPr>
       <w:r>
-        <w:t xml:space="preserve">This iterative implementation is efficient and avoids the performance issues and potential stack overflow errors associated with naive recursive solutions, especially for large values of</w:t>
-      </w:r>
-      <w:r>
-        <w:t xml:space="preserve"> </w:t>
-      </w:r>
-      <w:r>
-        <w:rPr>
-          <w:rStyle w:val="VerbatimChar"/>
-        </w:rPr>
-        <w:t xml:space="preserve">n</w:t>
-      </w:r>
-      <w:r>
-        <w:t xml:space="preserve">.</w:t>
+        <w:t xml:space="preserve">The selection is uniformly random, meaning each item in the list has an equal probability of being chosen.</w:t>
       </w:r>
     </w:p>
     <w:p>
@@ -3028,7 +4337,19 @@
         <w:t xml:space="preserve">Output Example</w:t>
       </w:r>
       <w:r>
-        <w:t xml:space="preserve">:</w:t>
+        <w:t xml:space="preserve">: A single string from the input list. For an input of</w:t>
+      </w:r>
+      <w:r>
+        <w:t xml:space="preserve"> </w:t>
+      </w:r>
+      <w:r>
+        <w:rPr>
+          <w:rStyle w:val="VerbatimChar"/>
+        </w:rPr>
+        <w:t xml:space="preserve">['apple', 'banana', 'cherry']</w:t>
+      </w:r>
+      <w:r>
+        <w:t xml:space="preserve">, a possible output is:</w:t>
       </w:r>
     </w:p>
     <w:p>
@@ -3039,11 +4360,11 @@
         <w:rPr>
           <w:rStyle w:val="VerbatimChar"/>
         </w:rPr>
-        <w:t xml:space="preserve">55</w:t>
+        <w:t xml:space="preserve">"banana"</w:t>
       </w:r>
     </w:p>
-    <w:bookmarkEnd w:id="27"/>
-    <w:bookmarkStart w:id="28" w:name="example-2"/>
+    <w:bookmarkEnd w:id="34"/>
+    <w:bookmarkStart w:id="35" w:name="example-3"/>
     <w:p>
       <w:pPr>
         <w:pStyle w:val="Heading2"/>
@@ -3052,7 +4373,7 @@
         <w:rPr>
           <w:rStyle w:val="SectionNumber"/>
         </w:rPr>
-        <w:t xml:space="preserve">3.5</w:t>
+        <w:t xml:space="preserve">4.5</w:t>
       </w:r>
       <w:r>
         <w:tab/>
@@ -3069,16 +4390,37 @@
         <w:rPr>
           <w:rStyle w:val="CommentTok"/>
         </w:rPr>
-        <w:t xml:space="preserve"># Example usage to find the 10th Fibonacci number</w:t>
+        <w:t xml:space="preserve"># Assumes the 'random' module is imported within the file where choose_random_item is defined.</w:t>
       </w:r>
       <w:r>
         <w:br/>
       </w:r>
       <w:r>
         <w:rPr>
-          <w:rStyle w:val="NormalTok"/>
-        </w:rPr>
-        <w:t xml:space="preserve">n_index </w:t>
+          <w:rStyle w:val="CommentTok"/>
+        </w:rPr>
+        <w:t xml:space="preserve"># from random_module_one import choose_random_item</w:t>
+      </w:r>
+      <w:r>
+        <w:br/>
+      </w:r>
+      <w:r>
+        <w:br/>
+      </w:r>
+      <w:r>
+        <w:rPr>
+          <w:rStyle w:val="CommentTok"/>
+        </w:rPr>
+        <w:t xml:space="preserve"># Example usage</w:t>
+      </w:r>
+      <w:r>
+        <w:br/>
+      </w:r>
+      <w:r>
+        <w:rPr>
+          <w:rStyle w:val="NormalTok"/>
+        </w:rPr>
+        <w:t xml:space="preserve">options </w:t>
       </w:r>
       <w:r>
         <w:rPr>
@@ -3090,22 +4432,79 @@
         <w:rPr>
           <w:rStyle w:val="NormalTok"/>
         </w:rPr>
-        <w:t xml:space="preserve"> </w:t>
-      </w:r>
-      <w:r>
-        <w:rPr>
-          <w:rStyle w:val="DecValTok"/>
-        </w:rPr>
-        <w:t xml:space="preserve">10</w:t>
+        <w:t xml:space="preserve"> [</w:t>
+      </w:r>
+      <w:r>
+        <w:rPr>
+          <w:rStyle w:val="StringTok"/>
+        </w:rPr>
+        <w:t xml:space="preserve">"red"</w:t>
+      </w:r>
+      <w:r>
+        <w:rPr>
+          <w:rStyle w:val="NormalTok"/>
+        </w:rPr>
+        <w:t xml:space="preserve">, </w:t>
+      </w:r>
+      <w:r>
+        <w:rPr>
+          <w:rStyle w:val="StringTok"/>
+        </w:rPr>
+        <w:t xml:space="preserve">"green"</w:t>
+      </w:r>
+      <w:r>
+        <w:rPr>
+          <w:rStyle w:val="NormalTok"/>
+        </w:rPr>
+        <w:t xml:space="preserve">, </w:t>
+      </w:r>
+      <w:r>
+        <w:rPr>
+          <w:rStyle w:val="StringTok"/>
+        </w:rPr>
+        <w:t xml:space="preserve">"blue"</w:t>
+      </w:r>
+      <w:r>
+        <w:rPr>
+          <w:rStyle w:val="NormalTok"/>
+        </w:rPr>
+        <w:t xml:space="preserve">, </w:t>
+      </w:r>
+      <w:r>
+        <w:rPr>
+          <w:rStyle w:val="StringTok"/>
+        </w:rPr>
+        <w:t xml:space="preserve">"yellow"</w:t>
+      </w:r>
+      <w:r>
+        <w:rPr>
+          <w:rStyle w:val="NormalTok"/>
+        </w:rPr>
+        <w:t xml:space="preserve">]</w:t>
       </w:r>
       <w:r>
         <w:br/>
       </w:r>
       <w:r>
         <w:rPr>
-          <w:rStyle w:val="NormalTok"/>
-        </w:rPr>
-        <w:t xml:space="preserve">result </w:t>
+          <w:rStyle w:val="ControlFlowTok"/>
+        </w:rPr>
+        <w:t xml:space="preserve">try</w:t>
+      </w:r>
+      <w:r>
+        <w:rPr>
+          <w:rStyle w:val="NormalTok"/>
+        </w:rPr>
+        <w:t xml:space="preserve">:</w:t>
+      </w:r>
+      <w:r>
+        <w:br/>
+      </w:r>
+      <w:r>
+        <w:rPr>
+          <w:rStyle w:val="NormalTok"/>
+        </w:rPr>
+        <w:t xml:space="preserve">    selected_color </w:t>
       </w:r>
       <w:r>
         <w:rPr>
@@ -3117,13 +4516,19 @@
         <w:rPr>
           <w:rStyle w:val="NormalTok"/>
         </w:rPr>
-        <w:t xml:space="preserve"> fibonacci(n_index)</w:t>
+        <w:t xml:space="preserve"> choose_random_item(options)</w:t>
       </w:r>
       <w:r>
         <w:br/>
       </w:r>
       <w:r>
         <w:rPr>
+          <w:rStyle w:val="NormalTok"/>
+        </w:rPr>
+        <w:t xml:space="preserve">    </w:t>
+      </w:r>
+      <w:r>
+        <w:rPr>
           <w:rStyle w:val="BuiltInTok"/>
         </w:rPr>
         <w:t xml:space="preserve">print</w:t>
@@ -3138,7 +4543,7 @@
         <w:rPr>
           <w:rStyle w:val="SpecialStringTok"/>
         </w:rPr>
-        <w:t xml:space="preserve">f"The Fibonacci number at index </w:t>
+        <w:t xml:space="preserve">f"The chosen color is: </w:t>
       </w:r>
       <w:r>
         <w:rPr>
@@ -3150,7 +4555,7 @@
         <w:rPr>
           <w:rStyle w:val="NormalTok"/>
         </w:rPr>
-        <w:t xml:space="preserve">n_index</w:t>
+        <w:t xml:space="preserve">selected_color</w:t>
       </w:r>
       <w:r>
         <w:rPr>
@@ -3162,7 +4567,229 @@
         <w:rPr>
           <w:rStyle w:val="SpecialStringTok"/>
         </w:rPr>
-        <w:t xml:space="preserve"> is: </w:t>
+        <w:t xml:space="preserve">"</w:t>
+      </w:r>
+      <w:r>
+        <w:rPr>
+          <w:rStyle w:val="NormalTok"/>
+        </w:rPr>
+        <w:t xml:space="preserve">)</w:t>
+      </w:r>
+      <w:r>
+        <w:br/>
+      </w:r>
+      <w:r>
+        <w:rPr>
+          <w:rStyle w:val="ControlFlowTok"/>
+        </w:rPr>
+        <w:t xml:space="preserve">except</w:t>
+      </w:r>
+      <w:r>
+        <w:rPr>
+          <w:rStyle w:val="NormalTok"/>
+        </w:rPr>
+        <w:t xml:space="preserve"> </w:t>
+      </w:r>
+      <w:r>
+        <w:rPr>
+          <w:rStyle w:val="PreprocessorTok"/>
+        </w:rPr>
+        <w:t xml:space="preserve">ValueError</w:t>
+      </w:r>
+      <w:r>
+        <w:rPr>
+          <w:rStyle w:val="NormalTok"/>
+        </w:rPr>
+        <w:t xml:space="preserve"> </w:t>
+      </w:r>
+      <w:r>
+        <w:rPr>
+          <w:rStyle w:val="ImportTok"/>
+        </w:rPr>
+        <w:t xml:space="preserve">as</w:t>
+      </w:r>
+      <w:r>
+        <w:rPr>
+          <w:rStyle w:val="NormalTok"/>
+        </w:rPr>
+        <w:t xml:space="preserve"> e:</w:t>
+      </w:r>
+      <w:r>
+        <w:br/>
+      </w:r>
+      <w:r>
+        <w:rPr>
+          <w:rStyle w:val="NormalTok"/>
+        </w:rPr>
+        <w:t xml:space="preserve">    </w:t>
+      </w:r>
+      <w:r>
+        <w:rPr>
+          <w:rStyle w:val="BuiltInTok"/>
+        </w:rPr>
+        <w:t xml:space="preserve">print</w:t>
+      </w:r>
+      <w:r>
+        <w:rPr>
+          <w:rStyle w:val="NormalTok"/>
+        </w:rPr>
+        <w:t xml:space="preserve">(e)</w:t>
+      </w:r>
+      <w:r>
+        <w:br/>
+      </w:r>
+      <w:r>
+        <w:br/>
+      </w:r>
+      <w:r>
+        <w:rPr>
+          <w:rStyle w:val="CommentTok"/>
+        </w:rPr>
+        <w:t xml:space="preserve"># Example with an empty list</w:t>
+      </w:r>
+      <w:r>
+        <w:br/>
+      </w:r>
+      <w:r>
+        <w:rPr>
+          <w:rStyle w:val="NormalTok"/>
+        </w:rPr>
+        <w:t xml:space="preserve">empty_options </w:t>
+      </w:r>
+      <w:r>
+        <w:rPr>
+          <w:rStyle w:val="OperatorTok"/>
+        </w:rPr>
+        <w:t xml:space="preserve">=</w:t>
+      </w:r>
+      <w:r>
+        <w:rPr>
+          <w:rStyle w:val="NormalTok"/>
+        </w:rPr>
+        <w:t xml:space="preserve"> []</w:t>
+      </w:r>
+      <w:r>
+        <w:br/>
+      </w:r>
+      <w:r>
+        <w:rPr>
+          <w:rStyle w:val="ControlFlowTok"/>
+        </w:rPr>
+        <w:t xml:space="preserve">try</w:t>
+      </w:r>
+      <w:r>
+        <w:rPr>
+          <w:rStyle w:val="NormalTok"/>
+        </w:rPr>
+        <w:t xml:space="preserve">:</w:t>
+      </w:r>
+      <w:r>
+        <w:br/>
+      </w:r>
+      <w:r>
+        <w:rPr>
+          <w:rStyle w:val="NormalTok"/>
+        </w:rPr>
+        <w:t xml:space="preserve">    selected_item </w:t>
+      </w:r>
+      <w:r>
+        <w:rPr>
+          <w:rStyle w:val="OperatorTok"/>
+        </w:rPr>
+        <w:t xml:space="preserve">=</w:t>
+      </w:r>
+      <w:r>
+        <w:rPr>
+          <w:rStyle w:val="NormalTok"/>
+        </w:rPr>
+        <w:t xml:space="preserve"> choose_random_item(empty_options)</w:t>
+      </w:r>
+      <w:r>
+        <w:br/>
+      </w:r>
+      <w:r>
+        <w:rPr>
+          <w:rStyle w:val="NormalTok"/>
+        </w:rPr>
+        <w:t xml:space="preserve">    </w:t>
+      </w:r>
+      <w:r>
+        <w:rPr>
+          <w:rStyle w:val="BuiltInTok"/>
+        </w:rPr>
+        <w:t xml:space="preserve">print</w:t>
+      </w:r>
+      <w:r>
+        <w:rPr>
+          <w:rStyle w:val="NormalTok"/>
+        </w:rPr>
+        <w:t xml:space="preserve">(selected_item)</w:t>
+      </w:r>
+      <w:r>
+        <w:br/>
+      </w:r>
+      <w:r>
+        <w:rPr>
+          <w:rStyle w:val="ControlFlowTok"/>
+        </w:rPr>
+        <w:t xml:space="preserve">except</w:t>
+      </w:r>
+      <w:r>
+        <w:rPr>
+          <w:rStyle w:val="NormalTok"/>
+        </w:rPr>
+        <w:t xml:space="preserve"> </w:t>
+      </w:r>
+      <w:r>
+        <w:rPr>
+          <w:rStyle w:val="PreprocessorTok"/>
+        </w:rPr>
+        <w:t xml:space="preserve">ValueError</w:t>
+      </w:r>
+      <w:r>
+        <w:rPr>
+          <w:rStyle w:val="NormalTok"/>
+        </w:rPr>
+        <w:t xml:space="preserve"> </w:t>
+      </w:r>
+      <w:r>
+        <w:rPr>
+          <w:rStyle w:val="ImportTok"/>
+        </w:rPr>
+        <w:t xml:space="preserve">as</w:t>
+      </w:r>
+      <w:r>
+        <w:rPr>
+          <w:rStyle w:val="NormalTok"/>
+        </w:rPr>
+        <w:t xml:space="preserve"> e:</w:t>
+      </w:r>
+      <w:r>
+        <w:br/>
+      </w:r>
+      <w:r>
+        <w:rPr>
+          <w:rStyle w:val="NormalTok"/>
+        </w:rPr>
+        <w:t xml:space="preserve">    </w:t>
+      </w:r>
+      <w:r>
+        <w:rPr>
+          <w:rStyle w:val="BuiltInTok"/>
+        </w:rPr>
+        <w:t xml:space="preserve">print</w:t>
+      </w:r>
+      <w:r>
+        <w:rPr>
+          <w:rStyle w:val="NormalTok"/>
+        </w:rPr>
+        <w:t xml:space="preserve">(</w:t>
+      </w:r>
+      <w:r>
+        <w:rPr>
+          <w:rStyle w:val="SpecialStringTok"/>
+        </w:rPr>
+        <w:t xml:space="preserve">f"Error: </w:t>
       </w:r>
       <w:r>
         <w:rPr>
@@ -3174,7 +4801,7 @@
         <w:rPr>
           <w:rStyle w:val="NormalTok"/>
         </w:rPr>
-        <w:t xml:space="preserve">result</w:t>
+        <w:t xml:space="preserve">e</w:t>
       </w:r>
       <w:r>
         <w:rPr>
@@ -3215,7 +4842,39 @@
         <w:rPr>
           <w:rStyle w:val="VerbatimChar"/>
         </w:rPr>
-        <w:t xml:space="preserve">The Fibonacci number at index 10 is: 55</w:t>
+        <w:t xml:space="preserve">The chosen color is: blue</w:t>
+      </w:r>
+      <w:r>
+        <w:br/>
+      </w:r>
+      <w:r>
+        <w:rPr>
+          <w:rStyle w:val="VerbatimChar"/>
+        </w:rPr>
+        <w:t xml:space="preserve">Error: items must not be empty</w:t>
+      </w:r>
+    </w:p>
+    <w:p>
+      <w:pPr>
+        <w:pStyle w:val="FirstParagraph"/>
+      </w:pPr>
+      <w:r>
+        <w:t xml:space="preserve">(Note: The first line of the output is random and will be one of the items from the</w:t>
+      </w:r>
+      <w:r>
+        <w:t xml:space="preserve"> </w:t>
+      </w:r>
+      <w:r>
+        <w:rPr>
+          <w:rStyle w:val="VerbatimChar"/>
+        </w:rPr>
+        <w:t xml:space="preserve">options</w:t>
+      </w:r>
+      <w:r>
+        <w:t xml:space="preserve"> </w:t>
+      </w:r>
+      <w:r>
+        <w:t xml:space="preserve">list in each run.)</w:t>
       </w:r>
     </w:p>
     <w:p>
@@ -3225,8 +4884,8 @@
         </w:pict>
       </w:r>
     </w:p>
-    <w:bookmarkEnd w:id="28"/>
-    <w:bookmarkStart w:id="29" w:name="functiondef-choose_random_itemitems"/>
+    <w:bookmarkEnd w:id="35"/>
+    <w:bookmarkStart w:id="36" w:name="functiondef-shuffle_copyitems"/>
     <w:p>
       <w:pPr>
         <w:pStyle w:val="Heading2"/>
@@ -3235,18 +4894,18 @@
         <w:rPr>
           <w:rStyle w:val="SectionNumber"/>
         </w:rPr>
-        <w:t xml:space="preserve">3.6</w:t>
+        <w:t xml:space="preserve">4.6</w:t>
       </w:r>
       <w:r>
         <w:tab/>
       </w:r>
       <w:r>
-        <w:t xml:space="preserve">FunctionDef choose_random_item(items)</w:t>
+        <w:t xml:space="preserve">FunctionDef shuffle_copy(items)</w:t>
       </w:r>
     </w:p>
-    <w:bookmarkEnd w:id="29"/>
-    <w:bookmarkEnd w:id="30"/>
-    <w:bookmarkStart w:id="37" w:name="function-choose_random_itemitems-liststr"/>
+    <w:bookmarkEnd w:id="36"/>
+    <w:bookmarkEnd w:id="37"/>
+    <w:bookmarkStart w:id="43" w:name="function-shuffle_copyitems-listint"/>
     <w:p>
       <w:pPr>
         <w:pStyle w:val="Heading1"/>
@@ -3255,16 +4914,16 @@
         <w:rPr>
           <w:rStyle w:val="SectionNumber"/>
         </w:rPr>
-        <w:t xml:space="preserve">4</w:t>
+        <w:t xml:space="preserve">5</w:t>
       </w:r>
       <w:r>
         <w:tab/>
       </w:r>
       <w:r>
-        <w:t xml:space="preserve">Function: choose_random_item(items: List[str])</w:t>
+        <w:t xml:space="preserve">Function: shuffle_copy(items: List[int])</w:t>
       </w:r>
     </w:p>
-    <w:bookmarkStart w:id="31" w:name="overview-3"/>
+    <w:bookmarkStart w:id="38" w:name="overview-4"/>
     <w:p>
       <w:pPr>
         <w:pStyle w:val="Heading2"/>
@@ -3273,7 +4932,7 @@
         <w:rPr>
           <w:rStyle w:val="SectionNumber"/>
         </w:rPr>
-        <w:t xml:space="preserve">4.1</w:t>
+        <w:t xml:space="preserve">5.1</w:t>
       </w:r>
       <w:r>
         <w:tab/>
@@ -3296,17 +4955,17 @@
         <w:rPr>
           <w:rStyle w:val="VerbatimChar"/>
         </w:rPr>
-        <w:t xml:space="preserve">choose_random_item</w:t>
-      </w:r>
-      <w:r>
-        <w:t xml:space="preserve"> </w:t>
-      </w:r>
-      <w:r>
-        <w:t xml:space="preserve">function selects and returns a single random string from a provided list of strings.</w:t>
+        <w:t xml:space="preserve">shuffle_copy</w:t>
+      </w:r>
+      <w:r>
+        <w:t xml:space="preserve"> </w:t>
+      </w:r>
+      <w:r>
+        <w:t xml:space="preserve">function returns a new list containing the same elements as the input list but in a randomized order, without altering the original list.</w:t>
       </w:r>
     </w:p>
-    <w:bookmarkEnd w:id="31"/>
-    <w:bookmarkStart w:id="32" w:name="parameters-3"/>
+    <w:bookmarkEnd w:id="38"/>
+    <w:bookmarkStart w:id="39" w:name="parameters-4"/>
     <w:p>
       <w:pPr>
         <w:pStyle w:val="Heading2"/>
@@ -3315,7 +4974,7 @@
         <w:rPr>
           <w:rStyle w:val="SectionNumber"/>
         </w:rPr>
-        <w:t xml:space="preserve">4.2</w:t>
+        <w:t xml:space="preserve">5.2</w:t>
       </w:r>
       <w:r>
         <w:tab/>
@@ -3335,8 +4994,6 @@
       <w:r>
         <w:rPr>
           <w:rStyle w:val="VerbatimChar"/>
-          <w:b/>
-          <w:bCs/>
         </w:rPr>
         <w:t xml:space="preserve">items</w:t>
       </w:r>
@@ -3344,11 +5001,11 @@
         <w:t xml:space="preserve"> </w:t>
       </w:r>
       <w:r>
-        <w:t xml:space="preserve">(List[str]): A list of strings from which to choose a random item. This list must not be empty.</w:t>
+        <w:t xml:space="preserve">(List[int]): A list of integers that you want to shuffle.</w:t>
       </w:r>
     </w:p>
-    <w:bookmarkEnd w:id="32"/>
-    <w:bookmarkStart w:id="33" w:name="description-3"/>
+    <w:bookmarkEnd w:id="39"/>
+    <w:bookmarkStart w:id="40" w:name="description-4"/>
     <w:p>
       <w:pPr>
         <w:pStyle w:val="Heading2"/>
@@ -3357,7 +5014,7 @@
         <w:rPr>
           <w:rStyle w:val="SectionNumber"/>
         </w:rPr>
-        <w:t xml:space="preserve">4.3</w:t>
+        <w:t xml:space="preserve">5.3</w:t>
       </w:r>
       <w:r>
         <w:tab/>
@@ -3371,126 +5028,18 @@
         <w:pStyle w:val="FirstParagraph"/>
       </w:pPr>
       <w:r>
-        <w:t xml:space="preserve">This function provides a safe way to select a random element from a list.</w:t>
+        <w:t xml:space="preserve">This function provides a safe way to shuffle a list by operating on a copy rather than the original. The process is executed in three main steps:</w:t>
       </w:r>
     </w:p>
     <w:p>
       <w:pPr>
-        <w:pStyle w:val="BodyText"/>
-      </w:pPr>
-      <w:r>
-        <w:t xml:space="preserve">The function first performs a validation check to ensure the input list</w:t>
-      </w:r>
-      <w:r>
-        <w:t xml:space="preserve"> </w:t>
-      </w:r>
-      <w:r>
-        <w:rPr>
-          <w:rStyle w:val="VerbatimChar"/>
-        </w:rPr>
-        <w:t xml:space="preserve">items</w:t>
-      </w:r>
-      <w:r>
-        <w:t xml:space="preserve"> </w:t>
-      </w:r>
-      <w:r>
-        <w:t xml:space="preserve">is not empty. If the list is empty, it raises a</w:t>
-      </w:r>
-      <w:r>
-        <w:t xml:space="preserve"> </w:t>
-      </w:r>
-      <w:r>
-        <w:rPr>
-          <w:rStyle w:val="VerbatimChar"/>
-        </w:rPr>
-        <w:t xml:space="preserve">ValueError</w:t>
-      </w:r>
-      <w:r>
-        <w:t xml:space="preserve"> </w:t>
-      </w:r>
-      <w:r>
-        <w:t xml:space="preserve">with the message</w:t>
-      </w:r>
-      <w:r>
-        <w:t xml:space="preserve"> </w:t>
-      </w:r>
-      <w:r>
-        <w:t xml:space="preserve">“items must not be empty”</w:t>
-      </w:r>
-      <w:r>
-        <w:t xml:space="preserve"> </w:t>
-      </w:r>
-      <w:r>
-        <w:t xml:space="preserve">to prevent runtime errors from the underlying random selection logic.</w:t>
-      </w:r>
-    </w:p>
-    <w:p>
-      <w:pPr>
-        <w:pStyle w:val="BodyText"/>
-      </w:pPr>
-      <w:r>
-        <w:t xml:space="preserve">If the list contains one or more items, the function then utilizes</w:t>
-      </w:r>
-      <w:r>
-        <w:t xml:space="preserve"> </w:t>
-      </w:r>
-      <w:r>
-        <w:rPr>
-          <w:rStyle w:val="VerbatimChar"/>
-        </w:rPr>
-        <w:t xml:space="preserve">random.choice(items)</w:t>
-      </w:r>
-      <w:r>
-        <w:t xml:space="preserve"> </w:t>
-      </w:r>
-      <w:r>
-        <w:t xml:space="preserve">to perform the selection. The</w:t>
-      </w:r>
-      <w:r>
-        <w:t xml:space="preserve"> </w:t>
-      </w:r>
-      <w:r>
-        <w:rPr>
-          <w:rStyle w:val="VerbatimChar"/>
-        </w:rPr>
-        <w:t xml:space="preserve">random.choice()</w:t>
-      </w:r>
-      <w:r>
-        <w:t xml:space="preserve"> </w:t>
-      </w:r>
-      <w:r>
-        <w:t xml:space="preserve">method selects one item uniformly at random from the sequence, meaning each item has an equal probability of being chosen. The selected string is then returned as the result.</w:t>
-      </w:r>
-    </w:p>
-    <w:bookmarkEnd w:id="33"/>
-    <w:bookmarkStart w:id="34" w:name="usage-notes-3"/>
-    <w:p>
-      <w:pPr>
-        <w:pStyle w:val="Heading2"/>
-      </w:pPr>
-      <w:r>
-        <w:rPr>
-          <w:rStyle w:val="SectionNumber"/>
-        </w:rPr>
-        <w:t xml:space="preserve">4.4</w:t>
-      </w:r>
-      <w:r>
-        <w:tab/>
-      </w:r>
-      <w:r>
-        <w:t xml:space="preserve">Usage Notes</w:t>
-      </w:r>
-    </w:p>
-    <w:p>
-      <w:pPr>
-        <w:pStyle w:val="Compact"/>
         <w:numPr>
           <w:ilvl w:val="0"/>
           <w:numId w:val="1010"/>
         </w:numPr>
       </w:pPr>
       <w:r>
-        <w:t xml:space="preserve">The input list</w:t>
+        <w:t xml:space="preserve">A shallow copy of the input</w:t>
       </w:r>
       <w:r>
         <w:t xml:space="preserve"> </w:t>
@@ -3505,7 +5054,7 @@
         <w:t xml:space="preserve"> </w:t>
       </w:r>
       <w:r>
-        <w:t xml:space="preserve">must contain at least one element. Passing an empty list will result in a</w:t>
+        <w:t xml:space="preserve">list is created using</w:t>
       </w:r>
       <w:r>
         <w:t xml:space="preserve"> </w:t>
@@ -3514,22 +5063,21 @@
         <w:rPr>
           <w:rStyle w:val="VerbatimChar"/>
         </w:rPr>
-        <w:t xml:space="preserve">ValueError</w:t>
-      </w:r>
-      <w:r>
-        <w:t xml:space="preserve">.</w:t>
+        <w:t xml:space="preserve">copy = list(items)</w:t>
+      </w:r>
+      <w:r>
+        <w:t xml:space="preserve">. This step is crucial as it ensures that any subsequent modifications do not affect the original list provided by the user.</w:t>
       </w:r>
     </w:p>
     <w:p>
       <w:pPr>
-        <w:pStyle w:val="Compact"/>
         <w:numPr>
           <w:ilvl w:val="0"/>
           <w:numId w:val="1010"/>
         </w:numPr>
       </w:pPr>
       <w:r>
-        <w:t xml:space="preserve">This function depends on Python’s built-in</w:t>
+        <w:t xml:space="preserve">The</w:t>
       </w:r>
       <w:r>
         <w:t xml:space="preserve"> </w:t>
@@ -3538,717 +5086,258 @@
         <w:rPr>
           <w:rStyle w:val="VerbatimChar"/>
         </w:rPr>
+        <w:t xml:space="preserve">random.shuffle(copy)</w:t>
+      </w:r>
+      <w:r>
+        <w:t xml:space="preserve"> </w:t>
+      </w:r>
+      <w:r>
+        <w:t xml:space="preserve">function is called. This function, from Python’s built-in</w:t>
+      </w:r>
+      <w:r>
+        <w:t xml:space="preserve"> </w:t>
+      </w:r>
+      <w:r>
+        <w:rPr>
+          <w:rStyle w:val="VerbatimChar"/>
+        </w:rPr>
         <w:t xml:space="preserve">random</w:t>
       </w:r>
       <w:r>
         <w:t xml:space="preserve"> </w:t>
       </w:r>
       <w:r>
-        <w:t xml:space="preserve">module. Ensure it is imported in the scope where the function is used.</w:t>
+        <w:t xml:space="preserve">module, shuffles the elements of the</w:t>
+      </w:r>
+      <w:r>
+        <w:t xml:space="preserve"> </w:t>
+      </w:r>
+      <w:r>
+        <w:rPr>
+          <w:rStyle w:val="VerbatimChar"/>
+        </w:rPr>
+        <w:t xml:space="preserve">copy</w:t>
+      </w:r>
+      <w:r>
+        <w:t xml:space="preserve"> </w:t>
+      </w:r>
+      <w:r>
+        <w:t xml:space="preserve">list in-place. It rearranges the items within the list into a random sequence.</w:t>
       </w:r>
     </w:p>
     <w:p>
       <w:pPr>
-        <w:pStyle w:val="Compact"/>
         <w:numPr>
           <w:ilvl w:val="0"/>
           <w:numId w:val="1010"/>
         </w:numPr>
       </w:pPr>
       <w:r>
-        <w:t xml:space="preserve">The selection is uniformly random, giving every item in the list an equal chance of being picked.</w:t>
+        <w:t xml:space="preserve">Finally, the function returns the</w:t>
+      </w:r>
+      <w:r>
+        <w:t xml:space="preserve"> </w:t>
+      </w:r>
+      <w:r>
+        <w:rPr>
+          <w:rStyle w:val="VerbatimChar"/>
+        </w:rPr>
+        <w:t xml:space="preserve">copy</w:t>
+      </w:r>
+      <w:r>
+        <w:t xml:space="preserve"> </w:t>
+      </w:r>
+      <w:r>
+        <w:t xml:space="preserve">list, which now contains the original elements in a new, randomized order.</w:t>
       </w:r>
     </w:p>
     <w:p>
       <w:pPr>
-        <w:pStyle w:val="FirstParagraph"/>
-      </w:pPr>
-      <w:r>
-        <w:rPr>
-          <w:b/>
-          <w:bCs/>
-        </w:rPr>
-        <w:t xml:space="preserve">Output Example</w:t>
-      </w:r>
-      <w:r>
-        <w:t xml:space="preserve">: A single string from the input list.</w:t>
+        <w:pStyle w:val="SourceCode"/>
+      </w:pPr>
+      <w:r>
+        <w:rPr>
+          <w:rStyle w:val="CommentTok"/>
+        </w:rPr>
+        <w:t xml:space="preserve"># Internal logic breakdown</w:t>
+      </w:r>
+      <w:r>
+        <w:br/>
+      </w:r>
+      <w:r>
+        <w:rPr>
+          <w:rStyle w:val="KeywordTok"/>
+        </w:rPr>
+        <w:t xml:space="preserve">def</w:t>
+      </w:r>
+      <w:r>
+        <w:rPr>
+          <w:rStyle w:val="NormalTok"/>
+        </w:rPr>
+        <w:t xml:space="preserve"> shuffle_copy(items: List[</w:t>
+      </w:r>
+      <w:r>
+        <w:rPr>
+          <w:rStyle w:val="BuiltInTok"/>
+        </w:rPr>
+        <w:t xml:space="preserve">int</w:t>
+      </w:r>
+      <w:r>
+        <w:rPr>
+          <w:rStyle w:val="NormalTok"/>
+        </w:rPr>
+        <w:t xml:space="preserve">]) </w:t>
+      </w:r>
+      <w:r>
+        <w:rPr>
+          <w:rStyle w:val="OperatorTok"/>
+        </w:rPr>
+        <w:t xml:space="preserve">-&gt;</w:t>
+      </w:r>
+      <w:r>
+        <w:rPr>
+          <w:rStyle w:val="NormalTok"/>
+        </w:rPr>
+        <w:t xml:space="preserve"> List[</w:t>
+      </w:r>
+      <w:r>
+        <w:rPr>
+          <w:rStyle w:val="BuiltInTok"/>
+        </w:rPr>
+        <w:t xml:space="preserve">int</w:t>
+      </w:r>
+      <w:r>
+        <w:rPr>
+          <w:rStyle w:val="NormalTok"/>
+        </w:rPr>
+        <w:t xml:space="preserve">]:</w:t>
+      </w:r>
+      <w:r>
+        <w:br/>
+      </w:r>
+      <w:r>
+        <w:rPr>
+          <w:rStyle w:val="NormalTok"/>
+        </w:rPr>
+        <w:t xml:space="preserve">    </w:t>
+      </w:r>
+      <w:r>
+        <w:rPr>
+          <w:rStyle w:val="CommentTok"/>
+        </w:rPr>
+        <w:t xml:space="preserve"># 1. Create a new list object with the same elements</w:t>
+      </w:r>
+      <w:r>
+        <w:br/>
+      </w:r>
+      <w:r>
+        <w:rPr>
+          <w:rStyle w:val="NormalTok"/>
+        </w:rPr>
+        <w:t xml:space="preserve">    copy </w:t>
+      </w:r>
+      <w:r>
+        <w:rPr>
+          <w:rStyle w:val="OperatorTok"/>
+        </w:rPr>
+        <w:t xml:space="preserve">=</w:t>
+      </w:r>
+      <w:r>
+        <w:rPr>
+          <w:rStyle w:val="NormalTok"/>
+        </w:rPr>
+        <w:t xml:space="preserve"> </w:t>
+      </w:r>
+      <w:r>
+        <w:rPr>
+          <w:rStyle w:val="BuiltInTok"/>
+        </w:rPr>
+        <w:t xml:space="preserve">list</w:t>
+      </w:r>
+      <w:r>
+        <w:rPr>
+          <w:rStyle w:val="NormalTok"/>
+        </w:rPr>
+        <w:t xml:space="preserve">(items)</w:t>
+      </w:r>
+      <w:r>
+        <w:br/>
+      </w:r>
+      <w:r>
+        <w:rPr>
+          <w:rStyle w:val="NormalTok"/>
+        </w:rPr>
+        <w:t xml:space="preserve">    </w:t>
+      </w:r>
+      <w:r>
+        <w:rPr>
+          <w:rStyle w:val="CommentTok"/>
+        </w:rPr>
+        <w:t xml:space="preserve"># 2. Shuffle the new list in-place</w:t>
+      </w:r>
+      <w:r>
+        <w:br/>
+      </w:r>
+      <w:r>
+        <w:rPr>
+          <w:rStyle w:val="NormalTok"/>
+        </w:rPr>
+        <w:t xml:space="preserve">    random.shuffle(copy)</w:t>
+      </w:r>
+      <w:r>
+        <w:br/>
+      </w:r>
+      <w:r>
+        <w:rPr>
+          <w:rStyle w:val="NormalTok"/>
+        </w:rPr>
+        <w:t xml:space="preserve">    </w:t>
+      </w:r>
+      <w:r>
+        <w:rPr>
+          <w:rStyle w:val="CommentTok"/>
+        </w:rPr>
+        <w:t xml:space="preserve"># 3. Return the shuffled copy</w:t>
+      </w:r>
+      <w:r>
+        <w:br/>
+      </w:r>
+      <w:r>
+        <w:rPr>
+          <w:rStyle w:val="NormalTok"/>
+        </w:rPr>
+        <w:t xml:space="preserve">    </w:t>
+      </w:r>
+      <w:r>
+        <w:rPr>
+          <w:rStyle w:val="ControlFlowTok"/>
+        </w:rPr>
+        <w:t xml:space="preserve">return</w:t>
+      </w:r>
+      <w:r>
+        <w:rPr>
+          <w:rStyle w:val="NormalTok"/>
+        </w:rPr>
+        <w:t xml:space="preserve"> copy</w:t>
       </w:r>
     </w:p>
+    <w:bookmarkEnd w:id="40"/>
+    <w:bookmarkStart w:id="41" w:name="usage-notes-4"/>
     <w:p>
       <w:pPr>
-        <w:pStyle w:val="SourceCode"/>
-      </w:pPr>
-      <w:r>
-        <w:rPr>
-          <w:rStyle w:val="VerbatimChar"/>
-        </w:rPr>
-        <w:t xml:space="preserve">"example_string"</w:t>
-      </w:r>
-    </w:p>
-    <w:bookmarkEnd w:id="34"/>
-    <w:bookmarkStart w:id="35" w:name="example-3"/>
-    <w:p>
-      <w:pPr>
         <w:pStyle w:val="Heading2"/>
       </w:pPr>
       <w:r>
         <w:rPr>
           <w:rStyle w:val="SectionNumber"/>
         </w:rPr>
-        <w:t xml:space="preserve">4.5</w:t>
+        <w:t xml:space="preserve">5.4</w:t>
       </w:r>
       <w:r>
         <w:tab/>
       </w:r>
       <w:r>
-        <w:t xml:space="preserve">Example</w:t>
-      </w:r>
-    </w:p>
-    <w:p>
-      <w:pPr>
-        <w:pStyle w:val="SourceCode"/>
-      </w:pPr>
-      <w:r>
-        <w:rPr>
-          <w:rStyle w:val="ImportTok"/>
-        </w:rPr>
-        <w:t xml:space="preserve">import</w:t>
-      </w:r>
-      <w:r>
-        <w:rPr>
-          <w:rStyle w:val="NormalTok"/>
-        </w:rPr>
-        <w:t xml:space="preserve"> random </w:t>
-      </w:r>
-      <w:r>
-        <w:rPr>
-          <w:rStyle w:val="CommentTok"/>
-        </w:rPr>
-        <w:t xml:space="preserve"># This import is necessary for the function to work</w:t>
-      </w:r>
-      <w:r>
-        <w:br/>
-      </w:r>
-      <w:r>
-        <w:br/>
-      </w:r>
-      <w:r>
-        <w:rPr>
-          <w:rStyle w:val="CommentTok"/>
-        </w:rPr>
-        <w:t xml:space="preserve"># Definition of the function</w:t>
-      </w:r>
-      <w:r>
-        <w:br/>
-      </w:r>
-      <w:r>
-        <w:rPr>
-          <w:rStyle w:val="KeywordTok"/>
-        </w:rPr>
-        <w:t xml:space="preserve">def</w:t>
-      </w:r>
-      <w:r>
-        <w:rPr>
-          <w:rStyle w:val="NormalTok"/>
-        </w:rPr>
-        <w:t xml:space="preserve"> choose_random_item(items: </w:t>
-      </w:r>
-      <w:r>
-        <w:rPr>
-          <w:rStyle w:val="BuiltInTok"/>
-        </w:rPr>
-        <w:t xml:space="preserve">list</w:t>
-      </w:r>
-      <w:r>
-        <w:rPr>
-          <w:rStyle w:val="NormalTok"/>
-        </w:rPr>
-        <w:t xml:space="preserve">[</w:t>
-      </w:r>
-      <w:r>
-        <w:rPr>
-          <w:rStyle w:val="BuiltInTok"/>
-        </w:rPr>
-        <w:t xml:space="preserve">str</w:t>
-      </w:r>
-      <w:r>
-        <w:rPr>
-          <w:rStyle w:val="NormalTok"/>
-        </w:rPr>
-        <w:t xml:space="preserve">]) </w:t>
-      </w:r>
-      <w:r>
-        <w:rPr>
-          <w:rStyle w:val="OperatorTok"/>
-        </w:rPr>
-        <w:t xml:space="preserve">-&gt;</w:t>
-      </w:r>
-      <w:r>
-        <w:rPr>
-          <w:rStyle w:val="NormalTok"/>
-        </w:rPr>
-        <w:t xml:space="preserve"> </w:t>
-      </w:r>
-      <w:r>
-        <w:rPr>
-          <w:rStyle w:val="BuiltInTok"/>
-        </w:rPr>
-        <w:t xml:space="preserve">str</w:t>
-      </w:r>
-      <w:r>
-        <w:rPr>
-          <w:rStyle w:val="NormalTok"/>
-        </w:rPr>
-        <w:t xml:space="preserve">:</w:t>
-      </w:r>
-      <w:r>
-        <w:br/>
-      </w:r>
-      <w:r>
-        <w:rPr>
-          <w:rStyle w:val="NormalTok"/>
-        </w:rPr>
-        <w:t xml:space="preserve">    </w:t>
-      </w:r>
-      <w:r>
-        <w:rPr>
-          <w:rStyle w:val="CommentTok"/>
-        </w:rPr>
-        <w:t xml:space="preserve">"""Choose a single random item from a non-empty sequence."""</w:t>
-      </w:r>
-      <w:r>
-        <w:br/>
-      </w:r>
-      <w:r>
-        <w:rPr>
-          <w:rStyle w:val="NormalTok"/>
-        </w:rPr>
-        <w:t xml:space="preserve">    </w:t>
-      </w:r>
-      <w:r>
-        <w:rPr>
-          <w:rStyle w:val="ControlFlowTok"/>
-        </w:rPr>
-        <w:t xml:space="preserve">if</w:t>
-      </w:r>
-      <w:r>
-        <w:rPr>
-          <w:rStyle w:val="NormalTok"/>
-        </w:rPr>
-        <w:t xml:space="preserve"> </w:t>
-      </w:r>
-      <w:r>
-        <w:rPr>
-          <w:rStyle w:val="KeywordTok"/>
-        </w:rPr>
-        <w:t xml:space="preserve">not</w:t>
-      </w:r>
-      <w:r>
-        <w:rPr>
-          <w:rStyle w:val="NormalTok"/>
-        </w:rPr>
-        <w:t xml:space="preserve"> items:</w:t>
-      </w:r>
-      <w:r>
-        <w:br/>
-      </w:r>
-      <w:r>
-        <w:rPr>
-          <w:rStyle w:val="NormalTok"/>
-        </w:rPr>
-        <w:t xml:space="preserve">        </w:t>
-      </w:r>
-      <w:r>
-        <w:rPr>
-          <w:rStyle w:val="ControlFlowTok"/>
-        </w:rPr>
-        <w:t xml:space="preserve">raise</w:t>
-      </w:r>
-      <w:r>
-        <w:rPr>
-          <w:rStyle w:val="NormalTok"/>
-        </w:rPr>
-        <w:t xml:space="preserve"> </w:t>
-      </w:r>
-      <w:r>
-        <w:rPr>
-          <w:rStyle w:val="PreprocessorTok"/>
-        </w:rPr>
-        <w:t xml:space="preserve">ValueError</w:t>
-      </w:r>
-      <w:r>
-        <w:rPr>
-          <w:rStyle w:val="NormalTok"/>
-        </w:rPr>
-        <w:t xml:space="preserve">(</w:t>
-      </w:r>
-      <w:r>
-        <w:rPr>
-          <w:rStyle w:val="StringTok"/>
-        </w:rPr>
-        <w:t xml:space="preserve">"items must not be empty"</w:t>
-      </w:r>
-      <w:r>
-        <w:rPr>
-          <w:rStyle w:val="NormalTok"/>
-        </w:rPr>
-        <w:t xml:space="preserve">)</w:t>
-      </w:r>
-      <w:r>
-        <w:br/>
-      </w:r>
-      <w:r>
-        <w:rPr>
-          <w:rStyle w:val="NormalTok"/>
-        </w:rPr>
-        <w:t xml:space="preserve">    </w:t>
-      </w:r>
-      <w:r>
-        <w:rPr>
-          <w:rStyle w:val="ControlFlowTok"/>
-        </w:rPr>
-        <w:t xml:space="preserve">return</w:t>
-      </w:r>
-      <w:r>
-        <w:rPr>
-          <w:rStyle w:val="NormalTok"/>
-        </w:rPr>
-        <w:t xml:space="preserve"> random.choice(items)</w:t>
-      </w:r>
-      <w:r>
-        <w:br/>
-      </w:r>
-      <w:r>
-        <w:br/>
-      </w:r>
-      <w:r>
-        <w:rPr>
-          <w:rStyle w:val="CommentTok"/>
-        </w:rPr>
-        <w:t xml:space="preserve"># Example usage</w:t>
-      </w:r>
-      <w:r>
-        <w:br/>
-      </w:r>
-      <w:r>
-        <w:rPr>
-          <w:rStyle w:val="NormalTok"/>
-        </w:rPr>
-        <w:t xml:space="preserve">options </w:t>
-      </w:r>
-      <w:r>
-        <w:rPr>
-          <w:rStyle w:val="OperatorTok"/>
-        </w:rPr>
-        <w:t xml:space="preserve">=</w:t>
-      </w:r>
-      <w:r>
-        <w:rPr>
-          <w:rStyle w:val="NormalTok"/>
-        </w:rPr>
-        <w:t xml:space="preserve"> [</w:t>
-      </w:r>
-      <w:r>
-        <w:rPr>
-          <w:rStyle w:val="StringTok"/>
-        </w:rPr>
-        <w:t xml:space="preserve">"red"</w:t>
-      </w:r>
-      <w:r>
-        <w:rPr>
-          <w:rStyle w:val="NormalTok"/>
-        </w:rPr>
-        <w:t xml:space="preserve">, </w:t>
-      </w:r>
-      <w:r>
-        <w:rPr>
-          <w:rStyle w:val="StringTok"/>
-        </w:rPr>
-        <w:t xml:space="preserve">"green"</w:t>
-      </w:r>
-      <w:r>
-        <w:rPr>
-          <w:rStyle w:val="NormalTok"/>
-        </w:rPr>
-        <w:t xml:space="preserve">, </w:t>
-      </w:r>
-      <w:r>
-        <w:rPr>
-          <w:rStyle w:val="StringTok"/>
-        </w:rPr>
-        <w:t xml:space="preserve">"blue"</w:t>
-      </w:r>
-      <w:r>
-        <w:rPr>
-          <w:rStyle w:val="NormalTok"/>
-        </w:rPr>
-        <w:t xml:space="preserve">, </w:t>
-      </w:r>
-      <w:r>
-        <w:rPr>
-          <w:rStyle w:val="StringTok"/>
-        </w:rPr>
-        <w:t xml:space="preserve">"yellow"</w:t>
-      </w:r>
-      <w:r>
-        <w:rPr>
-          <w:rStyle w:val="NormalTok"/>
-        </w:rPr>
-        <w:t xml:space="preserve">]</w:t>
-      </w:r>
-      <w:r>
-        <w:br/>
-      </w:r>
-      <w:r>
-        <w:rPr>
-          <w:rStyle w:val="NormalTok"/>
-        </w:rPr>
-        <w:t xml:space="preserve">selected_color </w:t>
-      </w:r>
-      <w:r>
-        <w:rPr>
-          <w:rStyle w:val="OperatorTok"/>
-        </w:rPr>
-        <w:t xml:space="preserve">=</w:t>
-      </w:r>
-      <w:r>
-        <w:rPr>
-          <w:rStyle w:val="NormalTok"/>
-        </w:rPr>
-        <w:t xml:space="preserve"> choose_random_item(options)</w:t>
-      </w:r>
-      <w:r>
-        <w:br/>
-      </w:r>
-      <w:r>
-        <w:rPr>
-          <w:rStyle w:val="BuiltInTok"/>
-        </w:rPr>
-        <w:t xml:space="preserve">print</w:t>
-      </w:r>
-      <w:r>
-        <w:rPr>
-          <w:rStyle w:val="NormalTok"/>
-        </w:rPr>
-        <w:t xml:space="preserve">(</w:t>
-      </w:r>
-      <w:r>
-        <w:rPr>
-          <w:rStyle w:val="SpecialStringTok"/>
-        </w:rPr>
-        <w:t xml:space="preserve">f"The randomly selected color is: </w:t>
-      </w:r>
-      <w:r>
-        <w:rPr>
-          <w:rStyle w:val="SpecialCharTok"/>
-        </w:rPr>
-        <w:t xml:space="preserve">{</w:t>
-      </w:r>
-      <w:r>
-        <w:rPr>
-          <w:rStyle w:val="NormalTok"/>
-        </w:rPr>
-        <w:t xml:space="preserve">selected_color</w:t>
-      </w:r>
-      <w:r>
-        <w:rPr>
-          <w:rStyle w:val="SpecialCharTok"/>
-        </w:rPr>
-        <w:t xml:space="preserve">}</w:t>
-      </w:r>
-      <w:r>
-        <w:rPr>
-          <w:rStyle w:val="SpecialStringTok"/>
-        </w:rPr>
-        <w:t xml:space="preserve">"</w:t>
-      </w:r>
-      <w:r>
-        <w:rPr>
-          <w:rStyle w:val="NormalTok"/>
-        </w:rPr>
-        <w:t xml:space="preserve">)</w:t>
-      </w:r>
-      <w:r>
-        <w:br/>
-      </w:r>
-      <w:r>
-        <w:br/>
-      </w:r>
-      <w:r>
-        <w:rPr>
-          <w:rStyle w:val="CommentTok"/>
-        </w:rPr>
-        <w:t xml:space="preserve"># Example of what happens with an empty list</w:t>
-      </w:r>
-      <w:r>
-        <w:br/>
-      </w:r>
-      <w:r>
-        <w:rPr>
-          <w:rStyle w:val="ControlFlowTok"/>
-        </w:rPr>
-        <w:t xml:space="preserve">try</w:t>
-      </w:r>
-      <w:r>
-        <w:rPr>
-          <w:rStyle w:val="NormalTok"/>
-        </w:rPr>
-        <w:t xml:space="preserve">:</w:t>
-      </w:r>
-      <w:r>
-        <w:br/>
-      </w:r>
-      <w:r>
-        <w:rPr>
-          <w:rStyle w:val="NormalTok"/>
-        </w:rPr>
-        <w:t xml:space="preserve">    choose_random_item([])</w:t>
-      </w:r>
-      <w:r>
-        <w:br/>
-      </w:r>
-      <w:r>
-        <w:rPr>
-          <w:rStyle w:val="ControlFlowTok"/>
-        </w:rPr>
-        <w:t xml:space="preserve">except</w:t>
-      </w:r>
-      <w:r>
-        <w:rPr>
-          <w:rStyle w:val="NormalTok"/>
-        </w:rPr>
-        <w:t xml:space="preserve"> </w:t>
-      </w:r>
-      <w:r>
-        <w:rPr>
-          <w:rStyle w:val="PreprocessorTok"/>
-        </w:rPr>
-        <w:t xml:space="preserve">ValueError</w:t>
-      </w:r>
-      <w:r>
-        <w:rPr>
-          <w:rStyle w:val="NormalTok"/>
-        </w:rPr>
-        <w:t xml:space="preserve"> </w:t>
-      </w:r>
-      <w:r>
-        <w:rPr>
-          <w:rStyle w:val="ImportTok"/>
-        </w:rPr>
-        <w:t xml:space="preserve">as</w:t>
-      </w:r>
-      <w:r>
-        <w:rPr>
-          <w:rStyle w:val="NormalTok"/>
-        </w:rPr>
-        <w:t xml:space="preserve"> e:</w:t>
-      </w:r>
-      <w:r>
-        <w:br/>
-      </w:r>
-      <w:r>
-        <w:rPr>
-          <w:rStyle w:val="NormalTok"/>
-        </w:rPr>
-        <w:t xml:space="preserve">    </w:t>
-      </w:r>
-      <w:r>
-        <w:rPr>
-          <w:rStyle w:val="BuiltInTok"/>
-        </w:rPr>
-        <w:t xml:space="preserve">print</w:t>
-      </w:r>
-      <w:r>
-        <w:rPr>
-          <w:rStyle w:val="NormalTok"/>
-        </w:rPr>
-        <w:t xml:space="preserve">(</w:t>
-      </w:r>
-      <w:r>
-        <w:rPr>
-          <w:rStyle w:val="SpecialStringTok"/>
-        </w:rPr>
-        <w:t xml:space="preserve">f"Error: </w:t>
-      </w:r>
-      <w:r>
-        <w:rPr>
-          <w:rStyle w:val="SpecialCharTok"/>
-        </w:rPr>
-        <w:t xml:space="preserve">{</w:t>
-      </w:r>
-      <w:r>
-        <w:rPr>
-          <w:rStyle w:val="NormalTok"/>
-        </w:rPr>
-        <w:t xml:space="preserve">e</w:t>
-      </w:r>
-      <w:r>
-        <w:rPr>
-          <w:rStyle w:val="SpecialCharTok"/>
-        </w:rPr>
-        <w:t xml:space="preserve">}</w:t>
-      </w:r>
-      <w:r>
-        <w:rPr>
-          <w:rStyle w:val="SpecialStringTok"/>
-        </w:rPr>
-        <w:t xml:space="preserve">"</w:t>
-      </w:r>
-      <w:r>
-        <w:rPr>
-          <w:rStyle w:val="NormalTok"/>
-        </w:rPr>
-        <w:t xml:space="preserve">)</w:t>
-      </w:r>
-    </w:p>
-    <w:p>
-      <w:pPr>
-        <w:pStyle w:val="FirstParagraph"/>
-      </w:pPr>
-      <w:r>
-        <w:rPr>
-          <w:b/>
-          <w:bCs/>
-        </w:rPr>
-        <w:t xml:space="preserve">Output:</w:t>
-      </w:r>
-    </w:p>
-    <w:p>
-      <w:pPr>
-        <w:pStyle w:val="SourceCode"/>
-      </w:pPr>
-      <w:r>
-        <w:rPr>
-          <w:rStyle w:val="VerbatimChar"/>
-        </w:rPr>
-        <w:t xml:space="preserve">The randomly selected color is: blue</w:t>
-      </w:r>
-      <w:r>
-        <w:br/>
-      </w:r>
-      <w:r>
-        <w:rPr>
-          <w:rStyle w:val="VerbatimChar"/>
-        </w:rPr>
-        <w:t xml:space="preserve">Error: items must not be empty</w:t>
-      </w:r>
-    </w:p>
-    <w:p>
-      <w:pPr>
-        <w:pStyle w:val="FirstParagraph"/>
-      </w:pPr>
-      <w:r>
-        <w:rPr>
-          <w:i/>
-          <w:iCs/>
-        </w:rPr>
-        <w:t xml:space="preserve">(Note: The selected color will vary with each execution as it is chosen randomly.)</w:t>
-      </w:r>
-    </w:p>
-    <w:p>
-      <w:r>
-        <w:pict>
-          <v:rect style="width:0;height:1.5pt" o:hralign="center" o:hrstd="t" o:hr="t"/>
-        </w:pict>
-      </w:r>
-    </w:p>
-    <w:bookmarkEnd w:id="35"/>
-    <w:bookmarkStart w:id="36" w:name="functiondef-shuffle_copyitems"/>
-    <w:p>
-      <w:pPr>
-        <w:pStyle w:val="Heading2"/>
-      </w:pPr>
-      <w:r>
-        <w:rPr>
-          <w:rStyle w:val="SectionNumber"/>
-        </w:rPr>
-        <w:t xml:space="preserve">4.6</w:t>
-      </w:r>
-      <w:r>
-        <w:tab/>
-      </w:r>
-      <w:r>
-        <w:t xml:space="preserve">FunctionDef shuffle_copy(items)</w:t>
-      </w:r>
-    </w:p>
-    <w:bookmarkEnd w:id="36"/>
-    <w:bookmarkEnd w:id="37"/>
-    <w:bookmarkStart w:id="43" w:name="function-shuffle_copyitems-listint"/>
-    <w:p>
-      <w:pPr>
-        <w:pStyle w:val="Heading1"/>
-      </w:pPr>
-      <w:r>
-        <w:rPr>
-          <w:rStyle w:val="SectionNumber"/>
-        </w:rPr>
-        <w:t xml:space="preserve">5</w:t>
-      </w:r>
-      <w:r>
-        <w:tab/>
-      </w:r>
-      <w:r>
-        <w:t xml:space="preserve">Function: shuffle_copy(items: List[int])</w:t>
-      </w:r>
-    </w:p>
-    <w:bookmarkStart w:id="38" w:name="overview-4"/>
-    <w:p>
-      <w:pPr>
-        <w:pStyle w:val="Heading2"/>
-      </w:pPr>
-      <w:r>
-        <w:rPr>
-          <w:rStyle w:val="SectionNumber"/>
-        </w:rPr>
-        <w:t xml:space="preserve">5.1</w:t>
-      </w:r>
-      <w:r>
-        <w:tab/>
-      </w:r>
-      <w:r>
-        <w:t xml:space="preserve">Overview</w:t>
-      </w:r>
-    </w:p>
-    <w:p>
-      <w:pPr>
-        <w:pStyle w:val="FirstParagraph"/>
-      </w:pPr>
-      <w:r>
-        <w:t xml:space="preserve">The</w:t>
-      </w:r>
-      <w:r>
-        <w:t xml:space="preserve"> </w:t>
-      </w:r>
-      <w:r>
-        <w:rPr>
-          <w:rStyle w:val="VerbatimChar"/>
-        </w:rPr>
-        <w:t xml:space="preserve">shuffle_copy</w:t>
-      </w:r>
-      <w:r>
-        <w:t xml:space="preserve"> </w:t>
-      </w:r>
-      <w:r>
-        <w:t xml:space="preserve">function returns a new, randomly shuffled copy of a given list of integers, leaving the original list unmodified.</w:t>
-      </w:r>
-    </w:p>
-    <w:bookmarkEnd w:id="38"/>
-    <w:bookmarkStart w:id="39" w:name="parameters-4"/>
-    <w:p>
-      <w:pPr>
-        <w:pStyle w:val="Heading2"/>
-      </w:pPr>
-      <w:r>
-        <w:rPr>
-          <w:rStyle w:val="SectionNumber"/>
-        </w:rPr>
-        <w:t xml:space="preserve">5.2</w:t>
-      </w:r>
-      <w:r>
-        <w:tab/>
-      </w:r>
-      <w:r>
-        <w:t xml:space="preserve">parameters</w:t>
+        <w:t xml:space="preserve">Usage Notes</w:t>
       </w:r>
     </w:p>
     <w:p>
@@ -4260,6 +5349,12 @@
         </w:numPr>
       </w:pPr>
       <w:r>
+        <w:t xml:space="preserve">This function is non-mutating, meaning it will not change the original</w:t>
+      </w:r>
+      <w:r>
+        <w:t xml:space="preserve"> </w:t>
+      </w:r>
+      <w:r>
         <w:rPr>
           <w:rStyle w:val="VerbatimChar"/>
         </w:rPr>
@@ -4269,219 +5364,7 @@
         <w:t xml:space="preserve"> </w:t>
       </w:r>
       <w:r>
-        <w:t xml:space="preserve">(</w:t>
-      </w:r>
-      <w:r>
-        <w:rPr>
-          <w:rStyle w:val="VerbatimChar"/>
-        </w:rPr>
-        <w:t xml:space="preserve">List[int]</w:t>
-      </w:r>
-      <w:r>
-        <w:t xml:space="preserve">): The list of integers to be copied and shuffled.</w:t>
-      </w:r>
-    </w:p>
-    <w:bookmarkEnd w:id="39"/>
-    <w:bookmarkStart w:id="40" w:name="description-4"/>
-    <w:p>
-      <w:pPr>
-        <w:pStyle w:val="Heading2"/>
-      </w:pPr>
-      <w:r>
-        <w:rPr>
-          <w:rStyle w:val="SectionNumber"/>
-        </w:rPr>
-        <w:t xml:space="preserve">5.3</w:t>
-      </w:r>
-      <w:r>
-        <w:tab/>
-      </w:r>
-      <w:r>
-        <w:t xml:space="preserve">Description</w:t>
-      </w:r>
-    </w:p>
-    <w:p>
-      <w:pPr>
-        <w:pStyle w:val="FirstParagraph"/>
-      </w:pPr>
-      <w:r>
-        <w:t xml:space="preserve">This function provides a safe method for shuffling a list by ensuring the original data structure remains intact. The logic proceeds in the following steps:</w:t>
-      </w:r>
-    </w:p>
-    <w:p>
-      <w:pPr>
-        <w:numPr>
-          <w:ilvl w:val="0"/>
-          <w:numId w:val="1012"/>
-        </w:numPr>
-      </w:pPr>
-      <w:r>
-        <w:t xml:space="preserve">A shallow copy of the input</w:t>
-      </w:r>
-      <w:r>
-        <w:t xml:space="preserve"> </w:t>
-      </w:r>
-      <w:r>
-        <w:rPr>
-          <w:rStyle w:val="VerbatimChar"/>
-        </w:rPr>
-        <w:t xml:space="preserve">items</w:t>
-      </w:r>
-      <w:r>
-        <w:t xml:space="preserve"> </w:t>
-      </w:r>
-      <w:r>
-        <w:t xml:space="preserve">list is created using the expression</w:t>
-      </w:r>
-      <w:r>
-        <w:t xml:space="preserve"> </w:t>
-      </w:r>
-      <w:r>
-        <w:rPr>
-          <w:rStyle w:val="VerbatimChar"/>
-        </w:rPr>
-        <w:t xml:space="preserve">copy = list(items)</w:t>
-      </w:r>
-      <w:r>
-        <w:t xml:space="preserve">. This is a critical step that allocates a new list in memory, preventing any changes to the original list that was passed as an argument.</w:t>
-      </w:r>
-    </w:p>
-    <w:p>
-      <w:pPr>
-        <w:numPr>
-          <w:ilvl w:val="0"/>
-          <w:numId w:val="1012"/>
-        </w:numPr>
-      </w:pPr>
-      <w:r>
-        <w:t xml:space="preserve">The</w:t>
-      </w:r>
-      <w:r>
-        <w:t xml:space="preserve"> </w:t>
-      </w:r>
-      <w:r>
-        <w:rPr>
-          <w:rStyle w:val="VerbatimChar"/>
-        </w:rPr>
-        <w:t xml:space="preserve">random.shuffle()</w:t>
-      </w:r>
-      <w:r>
-        <w:t xml:space="preserve"> </w:t>
-      </w:r>
-      <w:r>
-        <w:t xml:space="preserve">method is then called on the newly created</w:t>
-      </w:r>
-      <w:r>
-        <w:t xml:space="preserve"> </w:t>
-      </w:r>
-      <w:r>
-        <w:rPr>
-          <w:rStyle w:val="VerbatimChar"/>
-        </w:rPr>
-        <w:t xml:space="preserve">copy</w:t>
-      </w:r>
-      <w:r>
-        <w:t xml:space="preserve">. This function, from Python’s standard</w:t>
-      </w:r>
-      <w:r>
-        <w:t xml:space="preserve"> </w:t>
-      </w:r>
-      <w:r>
-        <w:rPr>
-          <w:rStyle w:val="VerbatimChar"/>
-        </w:rPr>
-        <w:t xml:space="preserve">random</w:t>
-      </w:r>
-      <w:r>
-        <w:t xml:space="preserve"> </w:t>
-      </w:r>
-      <w:r>
-        <w:t xml:space="preserve">module, shuffles the elements of the</w:t>
-      </w:r>
-      <w:r>
-        <w:t xml:space="preserve"> </w:t>
-      </w:r>
-      <w:r>
-        <w:rPr>
-          <w:rStyle w:val="VerbatimChar"/>
-        </w:rPr>
-        <w:t xml:space="preserve">copy</w:t>
-      </w:r>
-      <w:r>
-        <w:t xml:space="preserve"> </w:t>
-      </w:r>
-      <w:r>
-        <w:t xml:space="preserve">list</w:t>
-      </w:r>
-      <w:r>
-        <w:t xml:space="preserve"> </w:t>
-      </w:r>
-      <w:r>
-        <w:rPr>
-          <w:i/>
-          <w:iCs/>
-        </w:rPr>
-        <w:t xml:space="preserve">in-place</w:t>
-      </w:r>
-      <w:r>
-        <w:t xml:space="preserve">, rearranging them into a random permutation.</w:t>
-      </w:r>
-    </w:p>
-    <w:p>
-      <w:pPr>
-        <w:numPr>
-          <w:ilvl w:val="0"/>
-          <w:numId w:val="1012"/>
-        </w:numPr>
-      </w:pPr>
-      <w:r>
-        <w:t xml:space="preserve">Finally, the function returns the</w:t>
-      </w:r>
-      <w:r>
-        <w:t xml:space="preserve"> </w:t>
-      </w:r>
-      <w:r>
-        <w:rPr>
-          <w:rStyle w:val="VerbatimChar"/>
-        </w:rPr>
-        <w:t xml:space="preserve">copy</w:t>
-      </w:r>
-      <w:r>
-        <w:t xml:space="preserve">, which now contains the same elements as the original</w:t>
-      </w:r>
-      <w:r>
-        <w:t xml:space="preserve"> </w:t>
-      </w:r>
-      <w:r>
-        <w:rPr>
-          <w:rStyle w:val="VerbatimChar"/>
-        </w:rPr>
-        <w:t xml:space="preserve">items</w:t>
-      </w:r>
-      <w:r>
-        <w:t xml:space="preserve"> </w:t>
-      </w:r>
-      <w:r>
-        <w:t xml:space="preserve">list but in a new, randomized order.</w:t>
-      </w:r>
-    </w:p>
-    <w:bookmarkEnd w:id="40"/>
-    <w:bookmarkStart w:id="41" w:name="usage-notes-4"/>
-    <w:p>
-      <w:pPr>
-        <w:pStyle w:val="Heading2"/>
-      </w:pPr>
-      <w:r>
-        <w:rPr>
-          <w:rStyle w:val="SectionNumber"/>
-        </w:rPr>
-        <w:t xml:space="preserve">5.4</w:t>
-      </w:r>
-      <w:r>
-        <w:tab/>
-      </w:r>
-      <w:r>
-        <w:t xml:space="preserve">Usage Notes</w:t>
+        <w:t xml:space="preserve">list passed to it. It is designed specifically to return a new, shuffled list.</w:t>
       </w:r>
     </w:p>
     <w:p>
@@ -4489,11 +5372,11 @@
         <w:pStyle w:val="Compact"/>
         <w:numPr>
           <w:ilvl w:val="0"/>
-          <w:numId w:val="1013"/>
+          <w:numId w:val="1011"/>
         </w:numPr>
       </w:pPr>
       <w:r>
-        <w:t xml:space="preserve">The primary feature of this function is that it is non-mutating. The original list passed as the</w:t>
+        <w:t xml:space="preserve">The function relies on Python’s</w:t>
       </w:r>
       <w:r>
         <w:t xml:space="preserve"> </w:t>
@@ -4502,13 +5385,28 @@
         <w:rPr>
           <w:rStyle w:val="VerbatimChar"/>
         </w:rPr>
-        <w:t xml:space="preserve">items</w:t>
-      </w:r>
-      <w:r>
-        <w:t xml:space="preserve"> </w:t>
-      </w:r>
-      <w:r>
-        <w:t xml:space="preserve">parameter will not be changed.</w:t>
+        <w:t xml:space="preserve">random</w:t>
+      </w:r>
+      <w:r>
+        <w:t xml:space="preserve"> </w:t>
+      </w:r>
+      <w:r>
+        <w:t xml:space="preserve">module. Ensure that</w:t>
+      </w:r>
+      <w:r>
+        <w:t xml:space="preserve"> </w:t>
+      </w:r>
+      <w:r>
+        <w:rPr>
+          <w:rStyle w:val="VerbatimChar"/>
+        </w:rPr>
+        <w:t xml:space="preserve">import random</w:t>
+      </w:r>
+      <w:r>
+        <w:t xml:space="preserve"> </w:t>
+      </w:r>
+      <w:r>
+        <w:t xml:space="preserve">is present at the beginning of the script where this function is used.</w:t>
       </w:r>
     </w:p>
     <w:p>
@@ -4516,11 +5414,11 @@
         <w:pStyle w:val="Compact"/>
         <w:numPr>
           <w:ilvl w:val="0"/>
-          <w:numId w:val="1013"/>
+          <w:numId w:val="1011"/>
         </w:numPr>
       </w:pPr>
       <w:r>
-        <w:t xml:space="preserve">This function requires Python’s built-in</w:t>
+        <w:t xml:space="preserve">Although the type hint specifies</w:t>
       </w:r>
       <w:r>
         <w:t xml:space="preserve"> </w:t>
@@ -4529,40 +5427,25 @@
         <w:rPr>
           <w:rStyle w:val="VerbatimChar"/>
         </w:rPr>
-        <w:t xml:space="preserve">random</w:t>
-      </w:r>
-      <w:r>
-        <w:t xml:space="preserve"> </w:t>
-      </w:r>
-      <w:r>
-        <w:t xml:space="preserve">module. Ensure</w:t>
-      </w:r>
-      <w:r>
-        <w:t xml:space="preserve"> </w:t>
-      </w:r>
-      <w:r>
-        <w:rPr>
-          <w:rStyle w:val="VerbatimChar"/>
-        </w:rPr>
-        <w:t xml:space="preserve">import random</w:t>
-      </w:r>
-      <w:r>
-        <w:t xml:space="preserve"> </w:t>
-      </w:r>
-      <w:r>
-        <w:t xml:space="preserve">is included in your script before using this function.</w:t>
+        <w:t xml:space="preserve">List[int]</w:t>
+      </w:r>
+      <w:r>
+        <w:t xml:space="preserve">, the function will work correctly with lists containing other data types (e.g., strings, floats, or mixed types).</w:t>
       </w:r>
     </w:p>
     <w:p>
       <w:pPr>
-        <w:pStyle w:val="Compact"/>
-        <w:numPr>
-          <w:ilvl w:val="0"/>
-          <w:numId w:val="1013"/>
-        </w:numPr>
-      </w:pPr>
-      <w:r>
-        <w:t xml:space="preserve">Although the type hint specifies</w:t>
+        <w:pStyle w:val="FirstParagraph"/>
+      </w:pPr>
+      <w:r>
+        <w:rPr>
+          <w:b/>
+          <w:bCs/>
+        </w:rPr>
+        <w:t xml:space="preserve">Output Example</w:t>
+      </w:r>
+      <w:r>
+        <w:t xml:space="preserve">: The function returns a</w:t>
       </w:r>
       <w:r>
         <w:t xml:space="preserve"> </w:t>
@@ -4571,51 +5454,36 @@
         <w:rPr>
           <w:rStyle w:val="VerbatimChar"/>
         </w:rPr>
-        <w:t xml:space="preserve">List[int]</w:t>
-      </w:r>
-      <w:r>
-        <w:t xml:space="preserve">, the function’s logic will work correctly with lists containing elements of any data type (e.g., strings, floats, or objects).</w:t>
+        <w:t xml:space="preserve">list</w:t>
+      </w:r>
+      <w:r>
+        <w:t xml:space="preserve"> </w:t>
+      </w:r>
+      <w:r>
+        <w:t xml:space="preserve">where the elements from the input are in a random order. For an input of</w:t>
+      </w:r>
+      <w:r>
+        <w:t xml:space="preserve"> </w:t>
+      </w:r>
+      <w:r>
+        <w:rPr>
+          <w:rStyle w:val="VerbatimChar"/>
+        </w:rPr>
+        <w:t xml:space="preserve">[1, 2, 3, 4, 5]</w:t>
+      </w:r>
+      <w:r>
+        <w:t xml:space="preserve">, a possible output could be:</w:t>
       </w:r>
     </w:p>
     <w:p>
       <w:pPr>
-        <w:pStyle w:val="FirstParagraph"/>
-      </w:pPr>
-      <w:r>
-        <w:rPr>
-          <w:b/>
-          <w:bCs/>
-        </w:rPr>
-        <w:t xml:space="preserve">Output Example</w:t>
-      </w:r>
-      <w:r>
-        <w:t xml:space="preserve">: A possible return value for an input of</w:t>
-      </w:r>
-      <w:r>
-        <w:t xml:space="preserve"> </w:t>
-      </w:r>
+        <w:pStyle w:val="SourceCode"/>
+      </w:pPr>
       <w:r>
         <w:rPr>
           <w:rStyle w:val="VerbatimChar"/>
         </w:rPr>
-        <w:t xml:space="preserve">[1, 2, 3, 4, 5]</w:t>
-      </w:r>
-      <w:r>
-        <w:t xml:space="preserve"> </w:t>
-      </w:r>
-      <w:r>
-        <w:t xml:space="preserve">could be:</w:t>
-      </w:r>
-    </w:p>
-    <w:p>
-      <w:pPr>
-        <w:pStyle w:val="SourceCode"/>
-      </w:pPr>
-      <w:r>
-        <w:rPr>
-          <w:rStyle w:val="VerbatimChar"/>
-        </w:rPr>
-        <w:t xml:space="preserve">[4, 1, 5, 2, 3]</w:t>
+        <w:t xml:space="preserve">[4, 1, 5, 3, 2]</w:t>
       </w:r>
     </w:p>
     <w:bookmarkEnd w:id="41"/>
@@ -4690,7 +5558,7 @@
         <w:rPr>
           <w:rStyle w:val="CommentTok"/>
         </w:rPr>
-        <w:t xml:space="preserve"># The function relies on the 'random' module.</w:t>
+        <w:t xml:space="preserve"># Definition of the function</w:t>
       </w:r>
       <w:r>
         <w:br/>
@@ -4831,7 +5699,7 @@
         <w:rPr>
           <w:rStyle w:val="CommentTok"/>
         </w:rPr>
-        <w:t xml:space="preserve"># Example usage:</w:t>
+        <w:t xml:space="preserve"># Example usage</w:t>
       </w:r>
       <w:r>
         <w:br/>
@@ -4840,7 +5708,7 @@
         <w:rPr>
           <w:rStyle w:val="NormalTok"/>
         </w:rPr>
-        <w:t xml:space="preserve">original_numbers </w:t>
+        <w:t xml:space="preserve">original_list </w:t>
       </w:r>
       <w:r>
         <w:rPr>
@@ -4919,9 +5787,63 @@
       </w:r>
       <w:r>
         <w:rPr>
-          <w:rStyle w:val="NormalTok"/>
-        </w:rPr>
-        <w:t xml:space="preserve">shuffled_numbers </w:t>
+          <w:rStyle w:val="BuiltInTok"/>
+        </w:rPr>
+        <w:t xml:space="preserve">print</w:t>
+      </w:r>
+      <w:r>
+        <w:rPr>
+          <w:rStyle w:val="NormalTok"/>
+        </w:rPr>
+        <w:t xml:space="preserve">(</w:t>
+      </w:r>
+      <w:r>
+        <w:rPr>
+          <w:rStyle w:val="SpecialStringTok"/>
+        </w:rPr>
+        <w:t xml:space="preserve">f"Original list before shuffling: </w:t>
+      </w:r>
+      <w:r>
+        <w:rPr>
+          <w:rStyle w:val="SpecialCharTok"/>
+        </w:rPr>
+        <w:t xml:space="preserve">{</w:t>
+      </w:r>
+      <w:r>
+        <w:rPr>
+          <w:rStyle w:val="NormalTok"/>
+        </w:rPr>
+        <w:t xml:space="preserve">original_list</w:t>
+      </w:r>
+      <w:r>
+        <w:rPr>
+          <w:rStyle w:val="SpecialCharTok"/>
+        </w:rPr>
+        <w:t xml:space="preserve">}</w:t>
+      </w:r>
+      <w:r>
+        <w:rPr>
+          <w:rStyle w:val="SpecialStringTok"/>
+        </w:rPr>
+        <w:t xml:space="preserve">"</w:t>
+      </w:r>
+      <w:r>
+        <w:rPr>
+          <w:rStyle w:val="NormalTok"/>
+        </w:rPr>
+        <w:t xml:space="preserve">)</w:t>
+      </w:r>
+      <w:r>
+        <w:br/>
+      </w:r>
+      <w:r>
+        <w:br/>
+      </w:r>
+      <w:r>
+        <w:rPr>
+          <w:rStyle w:val="NormalTok"/>
+        </w:rPr>
+        <w:t xml:space="preserve">shuffled_list </w:t>
       </w:r>
       <w:r>
         <w:rPr>
@@ -4933,12 +5855,60 @@
         <w:rPr>
           <w:rStyle w:val="NormalTok"/>
         </w:rPr>
-        <w:t xml:space="preserve"> shuffle_copy(original_numbers)</w:t>
+        <w:t xml:space="preserve"> shuffle_copy(original_list)</w:t>
       </w:r>
       <w:r>
         <w:br/>
       </w:r>
       <w:r>
+        <w:rPr>
+          <w:rStyle w:val="BuiltInTok"/>
+        </w:rPr>
+        <w:t xml:space="preserve">print</w:t>
+      </w:r>
+      <w:r>
+        <w:rPr>
+          <w:rStyle w:val="NormalTok"/>
+        </w:rPr>
+        <w:t xml:space="preserve">(</w:t>
+      </w:r>
+      <w:r>
+        <w:rPr>
+          <w:rStyle w:val="SpecialStringTok"/>
+        </w:rPr>
+        <w:t xml:space="preserve">f"Shuffled list (new): </w:t>
+      </w:r>
+      <w:r>
+        <w:rPr>
+          <w:rStyle w:val="SpecialCharTok"/>
+        </w:rPr>
+        <w:t xml:space="preserve">{</w:t>
+      </w:r>
+      <w:r>
+        <w:rPr>
+          <w:rStyle w:val="NormalTok"/>
+        </w:rPr>
+        <w:t xml:space="preserve">shuffled_list</w:t>
+      </w:r>
+      <w:r>
+        <w:rPr>
+          <w:rStyle w:val="SpecialCharTok"/>
+        </w:rPr>
+        <w:t xml:space="preserve">}</w:t>
+      </w:r>
+      <w:r>
+        <w:rPr>
+          <w:rStyle w:val="SpecialStringTok"/>
+        </w:rPr>
+        <w:t xml:space="preserve">"</w:t>
+      </w:r>
+      <w:r>
+        <w:rPr>
+          <w:rStyle w:val="NormalTok"/>
+        </w:rPr>
+        <w:t xml:space="preserve">)</w:t>
+      </w:r>
+      <w:r>
         <w:br/>
       </w:r>
       <w:r>
@@ -4957,7 +5927,7 @@
         <w:rPr>
           <w:rStyle w:val="SpecialStringTok"/>
         </w:rPr>
-        <w:t xml:space="preserve">f"Original List (unchanged): </w:t>
+        <w:t xml:space="preserve">f"Original list after shuffling: </w:t>
       </w:r>
       <w:r>
         <w:rPr>
@@ -4969,262 +5939,7 @@
         <w:rPr>
           <w:rStyle w:val="NormalTok"/>
         </w:rPr>
-        <w:t xml:space="preserve">original_numbers</w:t>
-      </w:r>
-      <w:r>
-        <w:rPr>
-          <w:rStyle w:val="SpecialCharTok"/>
-        </w:rPr>
-        <w:t xml:space="preserve">}</w:t>
-      </w:r>
-      <w:r>
-        <w:rPr>
-          <w:rStyle w:val="SpecialStringTok"/>
-        </w:rPr>
-        <w:t xml:space="preserve">"</w:t>
-      </w:r>
-      <w:r>
-        <w:rPr>
-          <w:rStyle w:val="NormalTok"/>
-        </w:rPr>
-        <w:t xml:space="preserve">)</w:t>
-      </w:r>
-      <w:r>
-        <w:br/>
-      </w:r>
-      <w:r>
-        <w:rPr>
-          <w:rStyle w:val="BuiltInTok"/>
-        </w:rPr>
-        <w:t xml:space="preserve">print</w:t>
-      </w:r>
-      <w:r>
-        <w:rPr>
-          <w:rStyle w:val="NormalTok"/>
-        </w:rPr>
-        <w:t xml:space="preserve">(</w:t>
-      </w:r>
-      <w:r>
-        <w:rPr>
-          <w:rStyle w:val="SpecialStringTok"/>
-        </w:rPr>
-        <w:t xml:space="preserve">f"Shuffled Copy: </w:t>
-      </w:r>
-      <w:r>
-        <w:rPr>
-          <w:rStyle w:val="SpecialCharTok"/>
-        </w:rPr>
-        <w:t xml:space="preserve">{</w:t>
-      </w:r>
-      <w:r>
-        <w:rPr>
-          <w:rStyle w:val="NormalTok"/>
-        </w:rPr>
-        <w:t xml:space="preserve">shuffled_numbers</w:t>
-      </w:r>
-      <w:r>
-        <w:rPr>
-          <w:rStyle w:val="SpecialCharTok"/>
-        </w:rPr>
-        <w:t xml:space="preserve">}</w:t>
-      </w:r>
-      <w:r>
-        <w:rPr>
-          <w:rStyle w:val="SpecialStringTok"/>
-        </w:rPr>
-        <w:t xml:space="preserve">"</w:t>
-      </w:r>
-      <w:r>
-        <w:rPr>
-          <w:rStyle w:val="NormalTok"/>
-        </w:rPr>
-        <w:t xml:space="preserve">)</w:t>
-      </w:r>
-      <w:r>
-        <w:br/>
-      </w:r>
-      <w:r>
-        <w:br/>
-      </w:r>
-      <w:r>
-        <w:rPr>
-          <w:rStyle w:val="CommentTok"/>
-        </w:rPr>
-        <w:t xml:space="preserve"># Another example with different data types</w:t>
-      </w:r>
-      <w:r>
-        <w:br/>
-      </w:r>
-      <w:r>
-        <w:rPr>
-          <w:rStyle w:val="NormalTok"/>
-        </w:rPr>
-        <w:t xml:space="preserve">original_items </w:t>
-      </w:r>
-      <w:r>
-        <w:rPr>
-          <w:rStyle w:val="OperatorTok"/>
-        </w:rPr>
-        <w:t xml:space="preserve">=</w:t>
-      </w:r>
-      <w:r>
-        <w:rPr>
-          <w:rStyle w:val="NormalTok"/>
-        </w:rPr>
-        <w:t xml:space="preserve"> [</w:t>
-      </w:r>
-      <w:r>
-        <w:rPr>
-          <w:rStyle w:val="StringTok"/>
-        </w:rPr>
-        <w:t xml:space="preserve">'apple'</w:t>
-      </w:r>
-      <w:r>
-        <w:rPr>
-          <w:rStyle w:val="NormalTok"/>
-        </w:rPr>
-        <w:t xml:space="preserve">, </w:t>
-      </w:r>
-      <w:r>
-        <w:rPr>
-          <w:rStyle w:val="StringTok"/>
-        </w:rPr>
-        <w:t xml:space="preserve">'banana'</w:t>
-      </w:r>
-      <w:r>
-        <w:rPr>
-          <w:rStyle w:val="NormalTok"/>
-        </w:rPr>
-        <w:t xml:space="preserve">, </w:t>
-      </w:r>
-      <w:r>
-        <w:rPr>
-          <w:rStyle w:val="StringTok"/>
-        </w:rPr>
-        <w:t xml:space="preserve">'cherry'</w:t>
-      </w:r>
-      <w:r>
-        <w:rPr>
-          <w:rStyle w:val="NormalTok"/>
-        </w:rPr>
-        <w:t xml:space="preserve">]</w:t>
-      </w:r>
-      <w:r>
-        <w:br/>
-      </w:r>
-      <w:r>
-        <w:rPr>
-          <w:rStyle w:val="NormalTok"/>
-        </w:rPr>
-        <w:t xml:space="preserve">shuffled_items </w:t>
-      </w:r>
-      <w:r>
-        <w:rPr>
-          <w:rStyle w:val="OperatorTok"/>
-        </w:rPr>
-        <w:t xml:space="preserve">=</w:t>
-      </w:r>
-      <w:r>
-        <w:rPr>
-          <w:rStyle w:val="NormalTok"/>
-        </w:rPr>
-        <w:t xml:space="preserve"> shuffle_copy(original_items)</w:t>
-      </w:r>
-      <w:r>
-        <w:br/>
-      </w:r>
-      <w:r>
-        <w:rPr>
-          <w:rStyle w:val="BuiltInTok"/>
-        </w:rPr>
-        <w:t xml:space="preserve">print</w:t>
-      </w:r>
-      <w:r>
-        <w:rPr>
-          <w:rStyle w:val="NormalTok"/>
-        </w:rPr>
-        <w:t xml:space="preserve">(</w:t>
-      </w:r>
-      <w:r>
-        <w:rPr>
-          <w:rStyle w:val="SpecialStringTok"/>
-        </w:rPr>
-        <w:t xml:space="preserve">f"</w:t>
-      </w:r>
-      <w:r>
-        <w:rPr>
-          <w:rStyle w:val="CharTok"/>
-        </w:rPr>
-        <w:t xml:space="preserve">\n</w:t>
-      </w:r>
-      <w:r>
-        <w:rPr>
-          <w:rStyle w:val="SpecialStringTok"/>
-        </w:rPr>
-        <w:t xml:space="preserve">Original Items (unchanged): </w:t>
-      </w:r>
-      <w:r>
-        <w:rPr>
-          <w:rStyle w:val="SpecialCharTok"/>
-        </w:rPr>
-        <w:t xml:space="preserve">{</w:t>
-      </w:r>
-      <w:r>
-        <w:rPr>
-          <w:rStyle w:val="NormalTok"/>
-        </w:rPr>
-        <w:t xml:space="preserve">original_items</w:t>
-      </w:r>
-      <w:r>
-        <w:rPr>
-          <w:rStyle w:val="SpecialCharTok"/>
-        </w:rPr>
-        <w:t xml:space="preserve">}</w:t>
-      </w:r>
-      <w:r>
-        <w:rPr>
-          <w:rStyle w:val="SpecialStringTok"/>
-        </w:rPr>
-        <w:t xml:space="preserve">"</w:t>
-      </w:r>
-      <w:r>
-        <w:rPr>
-          <w:rStyle w:val="NormalTok"/>
-        </w:rPr>
-        <w:t xml:space="preserve">)</w:t>
-      </w:r>
-      <w:r>
-        <w:br/>
-      </w:r>
-      <w:r>
-        <w:rPr>
-          <w:rStyle w:val="BuiltInTok"/>
-        </w:rPr>
-        <w:t xml:space="preserve">print</w:t>
-      </w:r>
-      <w:r>
-        <w:rPr>
-          <w:rStyle w:val="NormalTok"/>
-        </w:rPr>
-        <w:t xml:space="preserve">(</w:t>
-      </w:r>
-      <w:r>
-        <w:rPr>
-          <w:rStyle w:val="SpecialStringTok"/>
-        </w:rPr>
-        <w:t xml:space="preserve">f"Shuffled Items: </w:t>
-      </w:r>
-      <w:r>
-        <w:rPr>
-          <w:rStyle w:val="SpecialCharTok"/>
-        </w:rPr>
-        <w:t xml:space="preserve">{</w:t>
-      </w:r>
-      <w:r>
-        <w:rPr>
-          <w:rStyle w:val="NormalTok"/>
-        </w:rPr>
-        <w:t xml:space="preserve">shuffled_items</w:t>
+        <w:t xml:space="preserve">original_list</w:t>
       </w:r>
       <w:r>
         <w:rPr>
@@ -5265,7 +5980,7 @@
         <w:rPr>
           <w:rStyle w:val="VerbatimChar"/>
         </w:rPr>
-        <w:t xml:space="preserve">Original List (unchanged): [10, 20, 30, 40, 50]</w:t>
+        <w:t xml:space="preserve">Original list before shuffling: [10, 20, 30, 40, 50]</w:t>
       </w:r>
       <w:r>
         <w:br/>
@@ -5274,40 +5989,16 @@
         <w:rPr>
           <w:rStyle w:val="VerbatimChar"/>
         </w:rPr>
-        <w:t xml:space="preserve">Shuffled Copy: [40, 10, 50, 20, 30]</w:t>
+        <w:t xml:space="preserve">Shuffled list (new): [30, 50, 10, 20, 40]</w:t>
       </w:r>
       <w:r>
         <w:br/>
       </w:r>
       <w:r>
-        <w:br/>
-      </w:r>
-      <w:r>
         <w:rPr>
           <w:rStyle w:val="VerbatimChar"/>
         </w:rPr>
-        <w:t xml:space="preserve">Original Items (unchanged): ['apple', 'banana', 'cherry']</w:t>
-      </w:r>
-      <w:r>
-        <w:br/>
-      </w:r>
-      <w:r>
-        <w:rPr>
-          <w:rStyle w:val="VerbatimChar"/>
-        </w:rPr>
-        <w:t xml:space="preserve">Shuffled Items: ['banana', 'cherry', 'apple']</w:t>
-      </w:r>
-    </w:p>
-    <w:p>
-      <w:pPr>
-        <w:pStyle w:val="FirstParagraph"/>
-      </w:pPr>
-      <w:r>
-        <w:rPr>
-          <w:i/>
-          <w:iCs/>
-        </w:rPr>
-        <w:t xml:space="preserve">(Note: The actual order of the elements in the shuffled lists will vary with each execution.)</w:t>
+        <w:t xml:space="preserve">Original list after shuffling: [10, 20, 30, 40, 50]</w:t>
       </w:r>
     </w:p>
     <w:p>
@@ -5862,6 +6553,9 @@
     <w:abstractNumId w:val="991"/>
   </w:num>
   <w:num w:numId="1006">
+    <w:abstractNumId w:val="991"/>
+  </w:num>
+  <w:num w:numId="1007">
     <w:abstractNumId w:val="99411"/>
     <w:lvlOverride w:ilvl="0">
       <w:startOverride w:val="1"/>
@@ -5891,9 +6585,6 @@
       <w:startOverride w:val="1"/>
     </w:lvlOverride>
   </w:num>
-  <w:num w:numId="1007">
-    <w:abstractNumId w:val="991"/>
-  </w:num>
   <w:num w:numId="1008">
     <w:abstractNumId w:val="991"/>
   </w:num>
@@ -5901,12 +6592,6 @@
     <w:abstractNumId w:val="991"/>
   </w:num>
   <w:num w:numId="1010">
-    <w:abstractNumId w:val="991"/>
-  </w:num>
-  <w:num w:numId="1011">
-    <w:abstractNumId w:val="991"/>
-  </w:num>
-  <w:num w:numId="1012">
     <w:abstractNumId w:val="99411"/>
     <w:lvlOverride w:ilvl="0">
       <w:startOverride w:val="1"/>
@@ -5936,7 +6621,7 @@
       <w:startOverride w:val="1"/>
     </w:lvlOverride>
   </w:num>
-  <w:num w:numId="1013">
+  <w:num w:numId="1011">
     <w:abstractNumId w:val="991"/>
   </w:num>
 </w:numbering>

--- a/random_module_one.docx
+++ b/random_module_one.docx
@@ -103,7 +103,7 @@
         <w:t xml:space="preserve"> </w:t>
       </w:r>
       <w:r>
-        <w:t xml:space="preserve">function calculates and returns the sum of two provided numbers.</w:t>
+        <w:t xml:space="preserve">function calculates the sum of two arguments or concatenates them.</w:t>
       </w:r>
     </w:p>
     <w:bookmarkEnd w:id="10"/>
@@ -128,13 +128,14 @@
     <w:tbl>
       <w:tblPr>
         <w:tblStyle w:val="Table"/>
-        <w:tblW w:type="auto" w:w="0"/>
+        <w:tblW w:type="pct" w:w="5000"/>
+        <w:tblLayout w:type="fixed"/>
         <w:tblLook w:firstRow="1" w:lastRow="0" w:firstColumn="0" w:lastColumn="0" w:noHBand="0" w:noVBand="0" w:val="0020"/>
       </w:tblPr>
       <w:tblGrid>
-        <w:gridCol w:w="2640"/>
-        <w:gridCol w:w="2640"/>
-        <w:gridCol w:w="2640"/>
+        <w:gridCol w:w="2904"/>
+        <w:gridCol w:w="1584"/>
+        <w:gridCol w:w="3432"/>
       </w:tblGrid>
       <w:tr>
         <w:trPr>
@@ -196,7 +197,7 @@
               <w:pStyle w:val="Compact"/>
             </w:pPr>
             <w:r>
-              <w:t xml:space="preserve">int / float</w:t>
+              <w:t xml:space="preserve">int, float, str</w:t>
             </w:r>
           </w:p>
         </w:tc>
@@ -207,7 +208,7 @@
               <w:pStyle w:val="Compact"/>
             </w:pPr>
             <w:r>
-              <w:t xml:space="preserve">The first number to be added.</w:t>
+              <w:t xml:space="preserve">The first operand for the addition or concatenation operation.</w:t>
             </w:r>
           </w:p>
         </w:tc>
@@ -234,7 +235,7 @@
               <w:pStyle w:val="Compact"/>
             </w:pPr>
             <w:r>
-              <w:t xml:space="preserve">int / float</w:t>
+              <w:t xml:space="preserve">int, float, str</w:t>
             </w:r>
           </w:p>
         </w:tc>
@@ -245,7 +246,19 @@
               <w:pStyle w:val="Compact"/>
             </w:pPr>
             <w:r>
-              <w:t xml:space="preserve">The second number to be added.</w:t>
+              <w:t xml:space="preserve">The second operand, which must be of a type compatible with</w:t>
+            </w:r>
+            <w:r>
+              <w:t xml:space="preserve"> </w:t>
+            </w:r>
+            <w:r>
+              <w:rPr>
+                <w:rStyle w:val="VerbatimChar"/>
+              </w:rPr>
+              <w:t xml:space="preserve">a</w:t>
+            </w:r>
+            <w:r>
+              <w:t xml:space="preserve">.</w:t>
             </w:r>
           </w:p>
         </w:tc>
@@ -275,7 +288,7 @@
         <w:pStyle w:val="FirstParagraph"/>
       </w:pPr>
       <w:r>
-        <w:t xml:space="preserve">This function provides a straightforward way to perform addition. It accepts two arguments,</w:t>
+        <w:t xml:space="preserve">The</w:t>
       </w:r>
       <w:r>
         <w:t xml:space="preserve"> </w:t>
@@ -284,6 +297,30 @@
         <w:rPr>
           <w:rStyle w:val="VerbatimChar"/>
         </w:rPr>
+        <w:t xml:space="preserve">num</w:t>
+      </w:r>
+      <w:r>
+        <w:t xml:space="preserve"> </w:t>
+      </w:r>
+      <w:r>
+        <w:t xml:space="preserve">function provides a straightforward implementation of the addition operator (</w:t>
+      </w:r>
+      <w:r>
+        <w:rPr>
+          <w:rStyle w:val="VerbatimChar"/>
+        </w:rPr>
+        <w:t xml:space="preserve">+</w:t>
+      </w:r>
+      <w:r>
+        <w:t xml:space="preserve">). It takes two parameters,</w:t>
+      </w:r>
+      <w:r>
+        <w:t xml:space="preserve"> </w:t>
+      </w:r>
+      <w:r>
+        <w:rPr>
+          <w:rStyle w:val="VerbatimChar"/>
+        </w:rPr>
         <w:t xml:space="preserve">a</w:t>
       </w:r>
       <w:r>
@@ -302,16 +339,19 @@
         <w:t xml:space="preserve">b</w:t>
       </w:r>
       <w:r>
-        <w:t xml:space="preserve">, which are expected to be numeric types such as integers or floating-point numbers. The function computes their sum using the standard addition operator (</w:t>
+        <w:t xml:space="preserve">, and returns the result of</w:t>
+      </w:r>
+      <w:r>
+        <w:t xml:space="preserve"> </w:t>
       </w:r>
       <w:r>
         <w:rPr>
           <w:rStyle w:val="VerbatimChar"/>
         </w:rPr>
-        <w:t xml:space="preserve">+</w:t>
-      </w:r>
-      <w:r>
-        <w:t xml:space="preserve">) and returns the resulting value.</w:t>
+        <w:t xml:space="preserve">a + b</w:t>
+      </w:r>
+      <w:r>
+        <w:t xml:space="preserve">.</w:t>
       </w:r>
     </w:p>
     <w:p>
@@ -319,7 +359,13 @@
         <w:pStyle w:val="BodyText"/>
       </w:pPr>
       <w:r>
-        <w:t xml:space="preserve">For example, if</w:t>
+        <w:t xml:space="preserve">The behavior of the function is dependent on the data types of the input arguments:</w:t>
+      </w:r>
+      <w:r>
+        <w:t xml:space="preserve"> </w:t>
+      </w:r>
+      <w:r>
+        <w:t xml:space="preserve">- If</w:t>
       </w:r>
       <w:r>
         <w:t xml:space="preserve"> </w:t>
@@ -334,7 +380,7 @@
         <w:t xml:space="preserve"> </w:t>
       </w:r>
       <w:r>
-        <w:t xml:space="preserve">is</w:t>
+        <w:t xml:space="preserve">and</w:t>
       </w:r>
       <w:r>
         <w:t xml:space="preserve"> </w:t>
@@ -343,7 +389,55 @@
         <w:rPr>
           <w:rStyle w:val="VerbatimChar"/>
         </w:rPr>
-        <w:t xml:space="preserve">5</w:t>
+        <w:t xml:space="preserve">b</w:t>
+      </w:r>
+      <w:r>
+        <w:t xml:space="preserve"> </w:t>
+      </w:r>
+      <w:r>
+        <w:t xml:space="preserve">are numeric types (such as</w:t>
+      </w:r>
+      <w:r>
+        <w:t xml:space="preserve"> </w:t>
+      </w:r>
+      <w:r>
+        <w:rPr>
+          <w:rStyle w:val="VerbatimChar"/>
+        </w:rPr>
+        <w:t xml:space="preserve">int</w:t>
+      </w:r>
+      <w:r>
+        <w:t xml:space="preserve"> </w:t>
+      </w:r>
+      <w:r>
+        <w:t xml:space="preserve">or</w:t>
+      </w:r>
+      <w:r>
+        <w:t xml:space="preserve"> </w:t>
+      </w:r>
+      <w:r>
+        <w:rPr>
+          <w:rStyle w:val="VerbatimChar"/>
+        </w:rPr>
+        <w:t xml:space="preserve">float</w:t>
+      </w:r>
+      <w:r>
+        <w:t xml:space="preserve">), the function performs arithmetic addition and returns their sum.</w:t>
+      </w:r>
+      <w:r>
+        <w:t xml:space="preserve"> </w:t>
+      </w:r>
+      <w:r>
+        <w:t xml:space="preserve">- If</w:t>
+      </w:r>
+      <w:r>
+        <w:t xml:space="preserve"> </w:t>
+      </w:r>
+      <w:r>
+        <w:rPr>
+          <w:rStyle w:val="VerbatimChar"/>
+        </w:rPr>
+        <w:t xml:space="preserve">a</w:t>
       </w:r>
       <w:r>
         <w:t xml:space="preserve"> </w:t>
@@ -364,7 +458,7 @@
         <w:t xml:space="preserve"> </w:t>
       </w:r>
       <w:r>
-        <w:t xml:space="preserve">is</w:t>
+        <w:t xml:space="preserve">are sequence types (such as</w:t>
       </w:r>
       <w:r>
         <w:t xml:space="preserve"> </w:t>
@@ -373,10 +467,13 @@
         <w:rPr>
           <w:rStyle w:val="VerbatimChar"/>
         </w:rPr>
-        <w:t xml:space="preserve">10</w:t>
-      </w:r>
-      <w:r>
-        <w:t xml:space="preserve">, the function will return</w:t>
+        <w:t xml:space="preserve">str</w:t>
+      </w:r>
+      <w:r>
+        <w:t xml:space="preserve"> </w:t>
+      </w:r>
+      <w:r>
+        <w:t xml:space="preserve">or</w:t>
       </w:r>
       <w:r>
         <w:t xml:space="preserve"> </w:t>
@@ -385,25 +482,24 @@
         <w:rPr>
           <w:rStyle w:val="VerbatimChar"/>
         </w:rPr>
-        <w:t xml:space="preserve">15</w:t>
-      </w:r>
-      <w:r>
-        <w:t xml:space="preserve">.</w:t>
+        <w:t xml:space="preserve">list</w:t>
+      </w:r>
+      <w:r>
+        <w:t xml:space="preserve">), the function performs concatenation, joining the two sequences together.</w:t>
       </w:r>
     </w:p>
     <w:p>
       <w:pPr>
+        <w:pStyle w:val="BodyText"/>
+      </w:pPr>
+      <w:r>
+        <w:t xml:space="preserve">The core logic is simply to return the output of the expression:</w:t>
+      </w:r>
+    </w:p>
+    <w:p>
+      <w:pPr>
         <w:pStyle w:val="SourceCode"/>
       </w:pPr>
-      <w:r>
-        <w:rPr>
-          <w:rStyle w:val="CommentTok"/>
-        </w:rPr>
-        <w:t xml:space="preserve"># The function simply returns the result of a + b</w:t>
-      </w:r>
-      <w:r>
-        <w:br/>
-      </w:r>
       <w:r>
         <w:rPr>
           <w:rStyle w:val="ControlFlowTok"/>
@@ -457,7 +553,7 @@
         </w:numPr>
       </w:pPr>
       <w:r>
-        <w:t xml:space="preserve">The function is designed for numeric types. If strings are passed as arguments, it will perform string concatenation instead of mathematical addition (e.g.,</w:t>
+        <w:t xml:space="preserve">Ensure that the data types of</w:t>
       </w:r>
       <w:r>
         <w:t xml:space="preserve"> </w:t>
@@ -466,13 +562,13 @@
         <w:rPr>
           <w:rStyle w:val="VerbatimChar"/>
         </w:rPr>
-        <w:t xml:space="preserve">num("hello", "world")</w:t>
-      </w:r>
-      <w:r>
-        <w:t xml:space="preserve"> </w:t>
-      </w:r>
-      <w:r>
-        <w:t xml:space="preserve">returns</w:t>
+        <w:t xml:space="preserve">a</w:t>
+      </w:r>
+      <w:r>
+        <w:t xml:space="preserve"> </w:t>
+      </w:r>
+      <w:r>
+        <w:t xml:space="preserve">and</w:t>
       </w:r>
       <w:r>
         <w:t xml:space="preserve"> </w:t>
@@ -481,10 +577,70 @@
         <w:rPr>
           <w:rStyle w:val="VerbatimChar"/>
         </w:rPr>
-        <w:t xml:space="preserve">"helloworld"</w:t>
-      </w:r>
-      <w:r>
-        <w:t xml:space="preserve">).</w:t>
+        <w:t xml:space="preserve">b</w:t>
+      </w:r>
+      <w:r>
+        <w:t xml:space="preserve"> </w:t>
+      </w:r>
+      <w:r>
+        <w:t xml:space="preserve">are compatible for the</w:t>
+      </w:r>
+      <w:r>
+        <w:t xml:space="preserve"> </w:t>
+      </w:r>
+      <w:r>
+        <w:rPr>
+          <w:rStyle w:val="VerbatimChar"/>
+        </w:rPr>
+        <w:t xml:space="preserve">+</w:t>
+      </w:r>
+      <w:r>
+        <w:t xml:space="preserve"> </w:t>
+      </w:r>
+      <w:r>
+        <w:t xml:space="preserve">operator. For instance, attempting to add an</w:t>
+      </w:r>
+      <w:r>
+        <w:t xml:space="preserve"> </w:t>
+      </w:r>
+      <w:r>
+        <w:rPr>
+          <w:rStyle w:val="VerbatimChar"/>
+        </w:rPr>
+        <w:t xml:space="preserve">int</w:t>
+      </w:r>
+      <w:r>
+        <w:t xml:space="preserve"> </w:t>
+      </w:r>
+      <w:r>
+        <w:t xml:space="preserve">to a</w:t>
+      </w:r>
+      <w:r>
+        <w:t xml:space="preserve"> </w:t>
+      </w:r>
+      <w:r>
+        <w:rPr>
+          <w:rStyle w:val="VerbatimChar"/>
+        </w:rPr>
+        <w:t xml:space="preserve">str</w:t>
+      </w:r>
+      <w:r>
+        <w:t xml:space="preserve"> </w:t>
+      </w:r>
+      <w:r>
+        <w:t xml:space="preserve">will result in a</w:t>
+      </w:r>
+      <w:r>
+        <w:t xml:space="preserve"> </w:t>
+      </w:r>
+      <w:r>
+        <w:rPr>
+          <w:rStyle w:val="VerbatimChar"/>
+        </w:rPr>
+        <w:t xml:space="preserve">TypeError</w:t>
+      </w:r>
+      <w:r>
+        <w:t xml:space="preserve">.</w:t>
       </w:r>
     </w:p>
     <w:p>
@@ -496,7 +652,7 @@
         </w:numPr>
       </w:pPr>
       <w:r>
-        <w:t xml:space="preserve">Passing incompatible types (e.g., an integer and a</w:t>
+        <w:t xml:space="preserve">The function can be used with any Python objects that have defined the</w:t>
       </w:r>
       <w:r>
         <w:t xml:space="preserve"> </w:t>
@@ -505,25 +661,13 @@
         <w:rPr>
           <w:rStyle w:val="VerbatimChar"/>
         </w:rPr>
-        <w:t xml:space="preserve">None</w:t>
-      </w:r>
-      <w:r>
-        <w:t xml:space="preserve"> </w:t>
-      </w:r>
-      <w:r>
-        <w:t xml:space="preserve">type) will result in a</w:t>
-      </w:r>
-      <w:r>
-        <w:t xml:space="preserve"> </w:t>
-      </w:r>
-      <w:r>
-        <w:rPr>
-          <w:rStyle w:val="VerbatimChar"/>
-        </w:rPr>
-        <w:t xml:space="preserve">TypeError</w:t>
-      </w:r>
-      <w:r>
-        <w:t xml:space="preserve">.</w:t>
+        <w:t xml:space="preserve">__add__</w:t>
+      </w:r>
+      <w:r>
+        <w:t xml:space="preserve"> </w:t>
+      </w:r>
+      <w:r>
+        <w:t xml:space="preserve">method.</w:t>
       </w:r>
     </w:p>
     <w:p>
@@ -538,13 +682,23 @@
         <w:t xml:space="preserve">Output Example</w:t>
       </w:r>
       <w:r>
-        <w:t xml:space="preserve">: A numeric value representing the sum.</w:t>
-      </w:r>
-    </w:p>
-    <w:p>
-      <w:pPr>
-        <w:pStyle w:val="SourceCode"/>
-      </w:pPr>
+        <w:t xml:space="preserve">: A numeric sum or a concatenated sequence. For</w:t>
+      </w:r>
+      <w:r>
+        <w:t xml:space="preserve"> </w:t>
+      </w:r>
+      <w:r>
+        <w:rPr>
+          <w:rStyle w:val="VerbatimChar"/>
+        </w:rPr>
+        <w:t xml:space="preserve">num(5, 10)</w:t>
+      </w:r>
+      <w:r>
+        <w:t xml:space="preserve">, the output would be:</w:t>
+      </w:r>
+      <w:r>
+        <w:t xml:space="preserve"> </w:t>
+      </w:r>
       <w:r>
         <w:rPr>
           <w:rStyle w:val="VerbatimChar"/>
@@ -579,7 +733,7 @@
         <w:rPr>
           <w:rStyle w:val="CommentTok"/>
         </w:rPr>
-        <w:t xml:space="preserve"># Example usage with two integers</w:t>
+        <w:t xml:space="preserve"># Example 1: Adding two integers</w:t>
       </w:r>
       <w:r>
         <w:br/>
@@ -588,7 +742,7 @@
         <w:rPr>
           <w:rStyle w:val="NormalTok"/>
         </w:rPr>
-        <w:t xml:space="preserve">result </w:t>
+        <w:t xml:space="preserve">sum_result </w:t>
       </w:r>
       <w:r>
         <w:rPr>
@@ -639,7 +793,43 @@
         <w:rPr>
           <w:rStyle w:val="NormalTok"/>
         </w:rPr>
-        <w:t xml:space="preserve">(result)</w:t>
+        <w:t xml:space="preserve">(</w:t>
+      </w:r>
+      <w:r>
+        <w:rPr>
+          <w:rStyle w:val="SpecialStringTok"/>
+        </w:rPr>
+        <w:t xml:space="preserve">f"The sum is: </w:t>
+      </w:r>
+      <w:r>
+        <w:rPr>
+          <w:rStyle w:val="SpecialCharTok"/>
+        </w:rPr>
+        <w:t xml:space="preserve">{</w:t>
+      </w:r>
+      <w:r>
+        <w:rPr>
+          <w:rStyle w:val="NormalTok"/>
+        </w:rPr>
+        <w:t xml:space="preserve">sum_result</w:t>
+      </w:r>
+      <w:r>
+        <w:rPr>
+          <w:rStyle w:val="SpecialCharTok"/>
+        </w:rPr>
+        <w:t xml:space="preserve">}</w:t>
+      </w:r>
+      <w:r>
+        <w:rPr>
+          <w:rStyle w:val="SpecialStringTok"/>
+        </w:rPr>
+        <w:t xml:space="preserve">"</w:t>
+      </w:r>
+      <w:r>
+        <w:rPr>
+          <w:rStyle w:val="NormalTok"/>
+        </w:rPr>
+        <w:t xml:space="preserve">)</w:t>
       </w:r>
       <w:r>
         <w:br/>
@@ -651,7 +841,7 @@
         <w:rPr>
           <w:rStyle w:val="CommentTok"/>
         </w:rPr>
-        <w:t xml:space="preserve"># Example usage with a float and an integer</w:t>
+        <w:t xml:space="preserve"># Example 2: Concatenating two strings</w:t>
       </w:r>
       <w:r>
         <w:br/>
@@ -660,7 +850,7 @@
         <w:rPr>
           <w:rStyle w:val="NormalTok"/>
         </w:rPr>
-        <w:t xml:space="preserve">result_float </w:t>
+        <w:t xml:space="preserve">string_result </w:t>
       </w:r>
       <w:r>
         <w:rPr>
@@ -676,9 +866,9 @@
       </w:r>
       <w:r>
         <w:rPr>
-          <w:rStyle w:val="FloatTok"/>
-        </w:rPr>
-        <w:t xml:space="preserve">7.5</w:t>
+          <w:rStyle w:val="StringTok"/>
+        </w:rPr>
+        <w:t xml:space="preserve">"Hello, "</w:t>
       </w:r>
       <w:r>
         <w:rPr>
@@ -688,9 +878,9 @@
       </w:r>
       <w:r>
         <w:rPr>
-          <w:rStyle w:val="DecValTok"/>
-        </w:rPr>
-        <w:t xml:space="preserve">3</w:t>
+          <w:rStyle w:val="StringTok"/>
+        </w:rPr>
+        <w:t xml:space="preserve">"World!"</w:t>
       </w:r>
       <w:r>
         <w:rPr>
@@ -711,7 +901,43 @@
         <w:rPr>
           <w:rStyle w:val="NormalTok"/>
         </w:rPr>
-        <w:t xml:space="preserve">(result_float)</w:t>
+        <w:t xml:space="preserve">(</w:t>
+      </w:r>
+      <w:r>
+        <w:rPr>
+          <w:rStyle w:val="SpecialStringTok"/>
+        </w:rPr>
+        <w:t xml:space="preserve">f"The concatenated string is: '</w:t>
+      </w:r>
+      <w:r>
+        <w:rPr>
+          <w:rStyle w:val="SpecialCharTok"/>
+        </w:rPr>
+        <w:t xml:space="preserve">{</w:t>
+      </w:r>
+      <w:r>
+        <w:rPr>
+          <w:rStyle w:val="NormalTok"/>
+        </w:rPr>
+        <w:t xml:space="preserve">string_result</w:t>
+      </w:r>
+      <w:r>
+        <w:rPr>
+          <w:rStyle w:val="SpecialCharTok"/>
+        </w:rPr>
+        <w:t xml:space="preserve">}</w:t>
+      </w:r>
+      <w:r>
+        <w:rPr>
+          <w:rStyle w:val="SpecialStringTok"/>
+        </w:rPr>
+        <w:t xml:space="preserve">'"</w:t>
+      </w:r>
+      <w:r>
+        <w:rPr>
+          <w:rStyle w:val="NormalTok"/>
+        </w:rPr>
+        <w:t xml:space="preserve">)</w:t>
       </w:r>
     </w:p>
     <w:p>
@@ -734,7 +960,7 @@
         <w:rPr>
           <w:rStyle w:val="VerbatimChar"/>
         </w:rPr>
-        <w:t xml:space="preserve">15</w:t>
+        <w:t xml:space="preserve">The sum is: 15</w:t>
       </w:r>
       <w:r>
         <w:br/>
@@ -743,7 +969,7 @@
         <w:rPr>
           <w:rStyle w:val="VerbatimChar"/>
         </w:rPr>
-        <w:t xml:space="preserve">10.5</w:t>
+        <w:t xml:space="preserve">The concatenated string is: 'Hello, World!'</w:t>
       </w:r>
     </w:p>
     <w:p>
@@ -754,7 +980,7 @@
       </w:r>
     </w:p>
     <w:bookmarkEnd w:id="14"/>
-    <w:bookmarkStart w:id="15" w:name="Xce3f2a217a6402473c0e9058130964f6aa7923f"/>
+    <w:bookmarkStart w:id="15" w:name="X509875b062aa2ffe1611166095359d89c9e3b03"/>
     <w:p>
       <w:pPr>
         <w:pStyle w:val="Heading2"/>
@@ -769,12 +995,12 @@
         <w:tab/>
       </w:r>
       <w:r>
-        <w:t xml:space="preserve">FunctionDef generate_random_integers(count, start, end)</w:t>
+        <w:t xml:space="preserve">FunctionDef generate_random_integers(count)</w:t>
       </w:r>
     </w:p>
     <w:bookmarkEnd w:id="15"/>
     <w:bookmarkEnd w:id="16"/>
-    <w:bookmarkStart w:id="23" w:name="X895b6378ab8624fa4be7d7d513e4a26fd4416b8"/>
+    <w:bookmarkStart w:id="23" w:name="Xd810e588a5ceac3138dc172d9c5d002d78cadee"/>
     <w:p>
       <w:pPr>
         <w:pStyle w:val="Heading1"/>
@@ -789,7 +1015,7 @@
         <w:tab/>
       </w:r>
       <w:r>
-        <w:t xml:space="preserve">Function: generate_random_integers(count: int, start: int = 0, end: int = 100)</w:t>
+        <w:t xml:space="preserve">Function: generate_random_integers(count: int, start: int = 0, end: int = 100) -&gt; List[int]</w:t>
       </w:r>
     </w:p>
     <w:bookmarkStart w:id="17" w:name="overview-1"/>
@@ -830,7 +1056,7 @@
         <w:t xml:space="preserve"> </w:t>
       </w:r>
       <w:r>
-        <w:t xml:space="preserve">function returns a list of a specified number of pseudo-random integers within a given inclusive range.</w:t>
+        <w:t xml:space="preserve">function creates and returns a list of a specified number of pseudo-random integers within a given inclusive range.</w:t>
       </w:r>
     </w:p>
     <w:bookmarkEnd w:id="17"/>
@@ -924,9 +1150,6 @@
               <w:pStyle w:val="Compact"/>
             </w:pPr>
             <w:r>
-              <w:rPr>
-                <w:rStyle w:val="VerbatimChar"/>
-              </w:rPr>
               <w:t xml:space="preserve">int</w:t>
             </w:r>
           </w:p>
@@ -938,7 +1161,7 @@
               <w:pStyle w:val="Compact"/>
             </w:pPr>
             <w:r>
-              <w:t xml:space="preserve">The number of random integers to generate. This value must be non-negative.</w:t>
+              <w:t xml:space="preserve">The total number of integers to generate in the list.</w:t>
             </w:r>
           </w:p>
         </w:tc>
@@ -965,9 +1188,6 @@
               <w:pStyle w:val="Compact"/>
             </w:pPr>
             <w:r>
-              <w:rPr>
-                <w:rStyle w:val="VerbatimChar"/>
-              </w:rPr>
               <w:t xml:space="preserve">int</w:t>
             </w:r>
           </w:p>
@@ -1018,9 +1238,6 @@
               <w:pStyle w:val="Compact"/>
             </w:pPr>
             <w:r>
-              <w:rPr>
-                <w:rStyle w:val="VerbatimChar"/>
-              </w:rPr>
               <w:t xml:space="preserve">int</w:t>
             </w:r>
           </w:p>
@@ -1074,12 +1291,11 @@
         <w:pStyle w:val="FirstParagraph"/>
       </w:pPr>
       <w:r>
-        <w:t xml:space="preserve">This function provides a convenient way to generate a list of pseudo-random integers. It operates in a few distinct steps:</w:t>
+        <w:t xml:space="preserve">This function provides a convenient way to generate multiple random integers. The logic proceeds as follows:</w:t>
       </w:r>
     </w:p>
     <w:p>
       <w:pPr>
-        <w:pStyle w:val="Compact"/>
         <w:numPr>
           <w:ilvl w:val="0"/>
           <w:numId w:val="1002"/>
@@ -1138,12 +1354,11 @@
         <w:t xml:space="preserve"> </w:t>
       </w:r>
       <w:r>
-        <w:t xml:space="preserve">because it’s not possible to generate a negative number of items.</w:t>
+        <w:t xml:space="preserve">because it’s impossible to generate a negative number of items.</w:t>
       </w:r>
     </w:p>
     <w:p>
       <w:pPr>
-        <w:pStyle w:val="Compact"/>
         <w:numPr>
           <w:ilvl w:val="0"/>
           <w:numId w:val="1002"/>
@@ -1187,7 +1402,7 @@
         <w:t xml:space="preserve"> </w:t>
       </w:r>
       <w:r>
-        <w:t xml:space="preserve">value. If it is, the function automatically swaps them to ensure a valid range. This makes the function more robust and user-friendly, as the user does not need to worry about the order of the</w:t>
+        <w:t xml:space="preserve">value. If it is, the function automatically swaps them. This ensures that</w:t>
       </w:r>
       <w:r>
         <w:t xml:space="preserve"> </w:t>
@@ -1202,7 +1417,7 @@
         <w:t xml:space="preserve"> </w:t>
       </w:r>
       <w:r>
-        <w:t xml:space="preserve">and</w:t>
+        <w:t xml:space="preserve">is always the lower bound and</w:t>
       </w:r>
       <w:r>
         <w:t xml:space="preserve"> </w:t>
@@ -1217,12 +1432,11 @@
         <w:t xml:space="preserve"> </w:t>
       </w:r>
       <w:r>
-        <w:t xml:space="preserve">parameters.</w:t>
+        <w:t xml:space="preserve">is the upper bound, making the function robust against incorrect range ordering.</w:t>
       </w:r>
     </w:p>
     <w:p>
       <w:pPr>
-        <w:pStyle w:val="Compact"/>
         <w:numPr>
           <w:ilvl w:val="0"/>
           <w:numId w:val="1002"/>
@@ -1233,10 +1447,10 @@
           <w:b/>
           <w:bCs/>
         </w:rPr>
-        <w:t xml:space="preserve">Integer Generation</w:t>
-      </w:r>
-      <w:r>
-        <w:t xml:space="preserve">: Using a list comprehension, the function calls</w:t>
+        <w:t xml:space="preserve">Generation</w:t>
+      </w:r>
+      <w:r>
+        <w:t xml:space="preserve">: Using a list comprehension, the function iterates</w:t>
       </w:r>
       <w:r>
         <w:t xml:space="preserve"> </w:t>
@@ -1245,13 +1459,28 @@
         <w:rPr>
           <w:rStyle w:val="VerbatimChar"/>
         </w:rPr>
+        <w:t xml:space="preserve">count</w:t>
+      </w:r>
+      <w:r>
+        <w:t xml:space="preserve"> </w:t>
+      </w:r>
+      <w:r>
+        <w:t xml:space="preserve">times. In each iteration, it calls</w:t>
+      </w:r>
+      <w:r>
+        <w:t xml:space="preserve"> </w:t>
+      </w:r>
+      <w:r>
+        <w:rPr>
+          <w:rStyle w:val="VerbatimChar"/>
+        </w:rPr>
         <w:t xml:space="preserve">random.randint(start, end)</w:t>
       </w:r>
       <w:r>
         <w:t xml:space="preserve"> </w:t>
       </w:r>
       <w:r>
-        <w:t xml:space="preserve">for a total of</w:t>
+        <w:t xml:space="preserve">to produce a single pseudo-random integer that is uniformly distributed within the inclusive range</w:t>
       </w:r>
       <w:r>
         <w:t xml:space="preserve"> </w:t>
@@ -1260,132 +1489,87 @@
         <w:rPr>
           <w:rStyle w:val="VerbatimChar"/>
         </w:rPr>
-        <w:t xml:space="preserve">count</w:t>
-      </w:r>
-      <w:r>
-        <w:t xml:space="preserve"> </w:t>
-      </w:r>
-      <w:r>
-        <w:t xml:space="preserve">times. The</w:t>
-      </w:r>
-      <w:r>
-        <w:t xml:space="preserve"> </w:t>
-      </w:r>
-      <w:r>
-        <w:rPr>
-          <w:rStyle w:val="VerbatimChar"/>
-        </w:rPr>
-        <w:t xml:space="preserve">random.randint()</w:t>
-      </w:r>
-      <w:r>
-        <w:t xml:space="preserve"> </w:t>
-      </w:r>
-      <w:r>
-        <w:t xml:space="preserve">method generates an integer from a uniform distribution within the inclusive range</w:t>
-      </w:r>
-      <w:r>
-        <w:t xml:space="preserve"> </w:t>
-      </w:r>
-      <w:r>
-        <w:rPr>
-          <w:rStyle w:val="VerbatimChar"/>
-        </w:rPr>
         <w:t xml:space="preserve">[start, end]</w:t>
       </w:r>
       <w:r>
-        <w:t xml:space="preserve">, meaning both</w:t>
-      </w:r>
-      <w:r>
-        <w:t xml:space="preserve"> </w:t>
-      </w:r>
-      <w:r>
-        <w:rPr>
-          <w:rStyle w:val="VerbatimChar"/>
-        </w:rPr>
-        <w:t xml:space="preserve">start</w:t>
-      </w:r>
-      <w:r>
-        <w:t xml:space="preserve"> </w:t>
-      </w:r>
-      <w:r>
-        <w:t xml:space="preserve">and</w:t>
-      </w:r>
-      <w:r>
-        <w:t xml:space="preserve"> </w:t>
-      </w:r>
-      <w:r>
-        <w:rPr>
-          <w:rStyle w:val="VerbatimChar"/>
-        </w:rPr>
-        <w:t xml:space="preserve">end</w:t>
-      </w:r>
-      <w:r>
-        <w:t xml:space="preserve"> </w:t>
-      </w:r>
-      <w:r>
-        <w:t xml:space="preserve">are possible values. The generated integers are collected into a list which is then returned.</w:t>
+        <w:t xml:space="preserve">. These integers are collected into a list.</w:t>
       </w:r>
     </w:p>
     <w:p>
       <w:pPr>
+        <w:numPr>
+          <w:ilvl w:val="0"/>
+          <w:numId w:val="1002"/>
+        </w:numPr>
+      </w:pPr>
+      <w:r>
+        <w:rPr>
+          <w:b/>
+          <w:bCs/>
+        </w:rPr>
+        <w:t xml:space="preserve">Return Value</w:t>
+      </w:r>
+      <w:r>
+        <w:t xml:space="preserve">: The function returns the newly created list containing</w:t>
+      </w:r>
+      <w:r>
+        <w:t xml:space="preserve"> </w:t>
+      </w:r>
+      <w:r>
+        <w:rPr>
+          <w:rStyle w:val="VerbatimChar"/>
+        </w:rPr>
+        <w:t xml:space="preserve">count</w:t>
+      </w:r>
+      <w:r>
+        <w:t xml:space="preserve"> </w:t>
+      </w:r>
+      <w:r>
+        <w:t xml:space="preserve">random integers.</w:t>
+      </w:r>
+    </w:p>
+    <w:p>
+      <w:pPr>
         <w:pStyle w:val="SourceCode"/>
       </w:pPr>
       <w:r>
         <w:rPr>
           <w:rStyle w:val="CommentTok"/>
         </w:rPr>
-        <w:t xml:space="preserve"># Assumes the 'random' module is imported</w:t>
+        <w:t xml:space="preserve"># The core generation logic</w:t>
       </w:r>
       <w:r>
         <w:br/>
       </w:r>
       <w:r>
         <w:rPr>
-          <w:rStyle w:val="ImportTok"/>
-        </w:rPr>
-        <w:t xml:space="preserve">import</w:t>
+          <w:rStyle w:val="ControlFlowTok"/>
+        </w:rPr>
+        <w:t xml:space="preserve">return</w:t>
       </w:r>
       <w:r>
         <w:rPr>
           <w:rStyle w:val="NormalTok"/>
         </w:rPr>
-        <w:t xml:space="preserve"> random</w:t>
-      </w:r>
-      <w:r>
-        <w:br/>
-      </w:r>
-      <w:r>
-        <w:br/>
-      </w:r>
-      <w:r>
-        <w:rPr>
-          <w:rStyle w:val="CommentTok"/>
-        </w:rPr>
-        <w:t xml:space="preserve"># Example of internal logic</w:t>
-      </w:r>
-      <w:r>
-        <w:br/>
-      </w:r>
-      <w:r>
-        <w:rPr>
-          <w:rStyle w:val="CommentTok"/>
-        </w:rPr>
-        <w:t xml:space="preserve"># If start=50 and end=10, they are swapped to start=10, end=50</w:t>
-      </w:r>
-      <w:r>
-        <w:br/>
+        <w:t xml:space="preserve"> [random.randint(start, end) </w:t>
+      </w:r>
+      <w:r>
+        <w:rPr>
+          <w:rStyle w:val="ControlFlowTok"/>
+        </w:rPr>
+        <w:t xml:space="preserve">for</w:t>
       </w:r>
       <w:r>
         <w:rPr>
           <w:rStyle w:val="NormalTok"/>
         </w:rPr>
-        <w:t xml:space="preserve">start, end </w:t>
-      </w:r>
-      <w:r>
-        <w:rPr>
-          <w:rStyle w:val="OperatorTok"/>
-        </w:rPr>
-        <w:t xml:space="preserve">=</w:t>
+        <w:t xml:space="preserve"> _ </w:t>
+      </w:r>
+      <w:r>
+        <w:rPr>
+          <w:rStyle w:val="KeywordTok"/>
+        </w:rPr>
+        <w:t xml:space="preserve">in</w:t>
       </w:r>
       <w:r>
         <w:rPr>
@@ -1395,78 +1579,15 @@
       </w:r>
       <w:r>
         <w:rPr>
-          <w:rStyle w:val="DecValTok"/>
-        </w:rPr>
-        <w:t xml:space="preserve">50</w:t>
+          <w:rStyle w:val="BuiltInTok"/>
+        </w:rPr>
+        <w:t xml:space="preserve">range</w:t>
       </w:r>
       <w:r>
         <w:rPr>
           <w:rStyle w:val="NormalTok"/>
         </w:rPr>
-        <w:t xml:space="preserve">, </w:t>
-      </w:r>
-      <w:r>
-        <w:rPr>
-          <w:rStyle w:val="DecValTok"/>
-        </w:rPr>
-        <w:t xml:space="preserve">10</w:t>
-      </w:r>
-      <w:r>
-        <w:br/>
-      </w:r>
-      <w:r>
-        <w:rPr>
-          <w:rStyle w:val="ControlFlowTok"/>
-        </w:rPr>
-        <w:t xml:space="preserve">if</w:t>
-      </w:r>
-      <w:r>
-        <w:rPr>
-          <w:rStyle w:val="NormalTok"/>
-        </w:rPr>
-        <w:t xml:space="preserve"> start </w:t>
-      </w:r>
-      <w:r>
-        <w:rPr>
-          <w:rStyle w:val="OperatorTok"/>
-        </w:rPr>
-        <w:t xml:space="preserve">&gt;</w:t>
-      </w:r>
-      <w:r>
-        <w:rPr>
-          <w:rStyle w:val="NormalTok"/>
-        </w:rPr>
-        <w:t xml:space="preserve"> end:</w:t>
-      </w:r>
-      <w:r>
-        <w:br/>
-      </w:r>
-      <w:r>
-        <w:rPr>
-          <w:rStyle w:val="NormalTok"/>
-        </w:rPr>
-        <w:t xml:space="preserve">    start, end </w:t>
-      </w:r>
-      <w:r>
-        <w:rPr>
-          <w:rStyle w:val="OperatorTok"/>
-        </w:rPr>
-        <w:t xml:space="preserve">=</w:t>
-      </w:r>
-      <w:r>
-        <w:rPr>
-          <w:rStyle w:val="NormalTok"/>
-        </w:rPr>
-        <w:t xml:space="preserve"> end, start</w:t>
-      </w:r>
-      <w:r>
-        <w:br/>
-      </w:r>
-      <w:r>
-        <w:rPr>
-          <w:rStyle w:val="CommentTok"/>
-        </w:rPr>
-        <w:t xml:space="preserve"># The generation will now correctly use random.randint(10, 50)</w:t>
+        <w:t xml:space="preserve">(count)]</w:t>
       </w:r>
     </w:p>
     <w:bookmarkEnd w:id="19"/>
@@ -1497,7 +1618,7 @@
         </w:numPr>
       </w:pPr>
       <w:r>
-        <w:t xml:space="preserve">This function depends on Python’s built-in</w:t>
+        <w:t xml:space="preserve">This function requires the</w:t>
       </w:r>
       <w:r>
         <w:t xml:space="preserve"> </w:t>
@@ -1512,7 +1633,7 @@
         <w:t xml:space="preserve"> </w:t>
       </w:r>
       <w:r>
-        <w:t xml:space="preserve">module, which must be imported before use.</w:t>
+        <w:t xml:space="preserve">module to be imported in your script.</w:t>
       </w:r>
     </w:p>
     <w:p>
@@ -1524,7 +1645,7 @@
         </w:numPr>
       </w:pPr>
       <w:r>
-        <w:t xml:space="preserve">An error will be raised if a negative value is provided for the</w:t>
+        <w:t xml:space="preserve">The</w:t>
       </w:r>
       <w:r>
         <w:t xml:space="preserve"> </w:t>
@@ -1539,7 +1660,28 @@
         <w:t xml:space="preserve"> </w:t>
       </w:r>
       <w:r>
-        <w:t xml:space="preserve">parameter.</w:t>
+        <w:t xml:space="preserve">parameter must be a non-negative integer (</w:t>
+      </w:r>
+      <w:r>
+        <w:rPr>
+          <w:rStyle w:val="VerbatimChar"/>
+        </w:rPr>
+        <w:t xml:space="preserve">&gt;= 0</w:t>
+      </w:r>
+      <w:r>
+        <w:t xml:space="preserve">). Providing a negative value will result in a</w:t>
+      </w:r>
+      <w:r>
+        <w:t xml:space="preserve"> </w:t>
+      </w:r>
+      <w:r>
+        <w:rPr>
+          <w:rStyle w:val="VerbatimChar"/>
+        </w:rPr>
+        <w:t xml:space="preserve">ValueError</w:t>
+      </w:r>
+      <w:r>
+        <w:t xml:space="preserve">.</w:t>
       </w:r>
     </w:p>
     <w:p>
@@ -1551,7 +1693,7 @@
         </w:numPr>
       </w:pPr>
       <w:r>
-        <w:t xml:space="preserve">The function gracefully handles cases where</w:t>
+        <w:t xml:space="preserve">The range defined by</w:t>
       </w:r>
       <w:r>
         <w:t xml:space="preserve"> </w:t>
@@ -1560,13 +1702,58 @@
         <w:rPr>
           <w:rStyle w:val="VerbatimChar"/>
         </w:rPr>
-        <w:t xml:space="preserve">start &gt; end</w:t>
-      </w:r>
-      <w:r>
-        <w:t xml:space="preserve"> </w:t>
-      </w:r>
-      <w:r>
-        <w:t xml:space="preserve">by swapping the values internally.</w:t>
+        <w:t xml:space="preserve">start</w:t>
+      </w:r>
+      <w:r>
+        <w:t xml:space="preserve"> </w:t>
+      </w:r>
+      <w:r>
+        <w:t xml:space="preserve">and</w:t>
+      </w:r>
+      <w:r>
+        <w:t xml:space="preserve"> </w:t>
+      </w:r>
+      <w:r>
+        <w:rPr>
+          <w:rStyle w:val="VerbatimChar"/>
+        </w:rPr>
+        <w:t xml:space="preserve">end</w:t>
+      </w:r>
+      <w:r>
+        <w:t xml:space="preserve"> </w:t>
+      </w:r>
+      <w:r>
+        <w:t xml:space="preserve">is inclusive, meaning both</w:t>
+      </w:r>
+      <w:r>
+        <w:t xml:space="preserve"> </w:t>
+      </w:r>
+      <w:r>
+        <w:rPr>
+          <w:rStyle w:val="VerbatimChar"/>
+        </w:rPr>
+        <w:t xml:space="preserve">start</w:t>
+      </w:r>
+      <w:r>
+        <w:t xml:space="preserve"> </w:t>
+      </w:r>
+      <w:r>
+        <w:t xml:space="preserve">and</w:t>
+      </w:r>
+      <w:r>
+        <w:t xml:space="preserve"> </w:t>
+      </w:r>
+      <w:r>
+        <w:rPr>
+          <w:rStyle w:val="VerbatimChar"/>
+        </w:rPr>
+        <w:t xml:space="preserve">end</w:t>
+      </w:r>
+      <w:r>
+        <w:t xml:space="preserve"> </w:t>
+      </w:r>
+      <w:r>
+        <w:t xml:space="preserve">can appear in the output list.</w:t>
       </w:r>
     </w:p>
     <w:p>
@@ -1578,7 +1765,7 @@
         </w:numPr>
       </w:pPr>
       <w:r>
-        <w:t xml:space="preserve">The range defined by</w:t>
+        <w:t xml:space="preserve">If</w:t>
       </w:r>
       <w:r>
         <w:t xml:space="preserve"> </w:t>
@@ -1593,7 +1780,7 @@
         <w:t xml:space="preserve"> </w:t>
       </w:r>
       <w:r>
-        <w:t xml:space="preserve">and</w:t>
+        <w:t xml:space="preserve">is provided with a value greater than</w:t>
       </w:r>
       <w:r>
         <w:t xml:space="preserve"> </w:t>
@@ -1605,10 +1792,7 @@
         <w:t xml:space="preserve">end</w:t>
       </w:r>
       <w:r>
-        <w:t xml:space="preserve"> </w:t>
-      </w:r>
-      <w:r>
-        <w:t xml:space="preserve">is inclusive, meaning both endpoints can be included in the output.</w:t>
+        <w:t xml:space="preserve">, the function will automatically swap them to form a valid range.</w:t>
       </w:r>
     </w:p>
     <w:p>
@@ -1623,16 +1807,18 @@
         <w:t xml:space="preserve">Output Example</w:t>
       </w:r>
       <w:r>
-        <w:t xml:space="preserve">: A list of integers. The actual values will be random and vary with each execution.</w:t>
-      </w:r>
-      <w:r>
-        <w:t xml:space="preserve"> </w:t>
-      </w:r>
+        <w:t xml:space="preserve">: A list of integers.</w:t>
+      </w:r>
+    </w:p>
+    <w:p>
+      <w:pPr>
+        <w:pStyle w:val="SourceCode"/>
+      </w:pPr>
       <w:r>
         <w:rPr>
           <w:rStyle w:val="VerbatimChar"/>
         </w:rPr>
-        <w:t xml:space="preserve">[42, 8, 99, 23, 76]</w:t>
+        <w:t xml:space="preserve">[45, 8, 99, 23, 67]</w:t>
       </w:r>
     </w:p>
     <w:bookmarkEnd w:id="20"/>
@@ -1674,685 +1860,523 @@
         <w:br/>
       </w:r>
       <w:r>
+        <w:rPr>
+          <w:rStyle w:val="ImportTok"/>
+        </w:rPr>
+        <w:t xml:space="preserve">from</w:t>
+      </w:r>
+      <w:r>
+        <w:rPr>
+          <w:rStyle w:val="NormalTok"/>
+        </w:rPr>
+        <w:t xml:space="preserve"> typing </w:t>
+      </w:r>
+      <w:r>
+        <w:rPr>
+          <w:rStyle w:val="ImportTok"/>
+        </w:rPr>
+        <w:t xml:space="preserve">import</w:t>
+      </w:r>
+      <w:r>
+        <w:rPr>
+          <w:rStyle w:val="NormalTok"/>
+        </w:rPr>
+        <w:t xml:space="preserve"> List</w:t>
+      </w:r>
+      <w:r>
         <w:br/>
       </w:r>
       <w:r>
+        <w:br/>
+      </w:r>
+      <w:r>
+        <w:rPr>
+          <w:rStyle w:val="KeywordTok"/>
+        </w:rPr>
+        <w:t xml:space="preserve">def</w:t>
+      </w:r>
+      <w:r>
+        <w:rPr>
+          <w:rStyle w:val="NormalTok"/>
+        </w:rPr>
+        <w:t xml:space="preserve"> generate_random_integers(count: </w:t>
+      </w:r>
+      <w:r>
+        <w:rPr>
+          <w:rStyle w:val="BuiltInTok"/>
+        </w:rPr>
+        <w:t xml:space="preserve">int</w:t>
+      </w:r>
+      <w:r>
+        <w:rPr>
+          <w:rStyle w:val="NormalTok"/>
+        </w:rPr>
+        <w:t xml:space="preserve">, start: </w:t>
+      </w:r>
+      <w:r>
+        <w:rPr>
+          <w:rStyle w:val="BuiltInTok"/>
+        </w:rPr>
+        <w:t xml:space="preserve">int</w:t>
+      </w:r>
+      <w:r>
+        <w:rPr>
+          <w:rStyle w:val="NormalTok"/>
+        </w:rPr>
+        <w:t xml:space="preserve"> </w:t>
+      </w:r>
+      <w:r>
+        <w:rPr>
+          <w:rStyle w:val="OperatorTok"/>
+        </w:rPr>
+        <w:t xml:space="preserve">=</w:t>
+      </w:r>
+      <w:r>
+        <w:rPr>
+          <w:rStyle w:val="NormalTok"/>
+        </w:rPr>
+        <w:t xml:space="preserve"> </w:t>
+      </w:r>
+      <w:r>
+        <w:rPr>
+          <w:rStyle w:val="DecValTok"/>
+        </w:rPr>
+        <w:t xml:space="preserve">0</w:t>
+      </w:r>
+      <w:r>
+        <w:rPr>
+          <w:rStyle w:val="NormalTok"/>
+        </w:rPr>
+        <w:t xml:space="preserve">, end: </w:t>
+      </w:r>
+      <w:r>
+        <w:rPr>
+          <w:rStyle w:val="BuiltInTok"/>
+        </w:rPr>
+        <w:t xml:space="preserve">int</w:t>
+      </w:r>
+      <w:r>
+        <w:rPr>
+          <w:rStyle w:val="NormalTok"/>
+        </w:rPr>
+        <w:t xml:space="preserve"> </w:t>
+      </w:r>
+      <w:r>
+        <w:rPr>
+          <w:rStyle w:val="OperatorTok"/>
+        </w:rPr>
+        <w:t xml:space="preserve">=</w:t>
+      </w:r>
+      <w:r>
+        <w:rPr>
+          <w:rStyle w:val="NormalTok"/>
+        </w:rPr>
+        <w:t xml:space="preserve"> </w:t>
+      </w:r>
+      <w:r>
+        <w:rPr>
+          <w:rStyle w:val="DecValTok"/>
+        </w:rPr>
+        <w:t xml:space="preserve">100</w:t>
+      </w:r>
+      <w:r>
+        <w:rPr>
+          <w:rStyle w:val="NormalTok"/>
+        </w:rPr>
+        <w:t xml:space="preserve">) </w:t>
+      </w:r>
+      <w:r>
+        <w:rPr>
+          <w:rStyle w:val="OperatorTok"/>
+        </w:rPr>
+        <w:t xml:space="preserve">-&gt;</w:t>
+      </w:r>
+      <w:r>
+        <w:rPr>
+          <w:rStyle w:val="NormalTok"/>
+        </w:rPr>
+        <w:t xml:space="preserve"> List[</w:t>
+      </w:r>
+      <w:r>
+        <w:rPr>
+          <w:rStyle w:val="BuiltInTok"/>
+        </w:rPr>
+        <w:t xml:space="preserve">int</w:t>
+      </w:r>
+      <w:r>
+        <w:rPr>
+          <w:rStyle w:val="NormalTok"/>
+        </w:rPr>
+        <w:t xml:space="preserve">]:</w:t>
+      </w:r>
+      <w:r>
+        <w:br/>
+      </w:r>
+      <w:r>
+        <w:rPr>
+          <w:rStyle w:val="NormalTok"/>
+        </w:rPr>
+        <w:t xml:space="preserve">    </w:t>
+      </w:r>
+      <w:r>
         <w:rPr>
           <w:rStyle w:val="CommentTok"/>
         </w:rPr>
-        <w:t xml:space="preserve"># The function definition from the problem description</w:t>
+        <w:t xml:space="preserve">"""Return a list of pseudo-random integers.</w:t>
       </w:r>
       <w:r>
         <w:br/>
       </w:r>
       <w:r>
+        <w:br/>
+      </w:r>
+      <w:r>
+        <w:rPr>
+          <w:rStyle w:val="CommentTok"/>
+        </w:rPr>
+        <w:t xml:space="preserve">    Parameters:</w:t>
+      </w:r>
+      <w:r>
+        <w:br/>
+      </w:r>
+      <w:r>
+        <w:rPr>
+          <w:rStyle w:val="CommentTok"/>
+        </w:rPr>
+        <w:t xml:space="preserve">        count: Number of integers to generate.</w:t>
+      </w:r>
+      <w:r>
+        <w:br/>
+      </w:r>
+      <w:r>
+        <w:rPr>
+          <w:rStyle w:val="CommentTok"/>
+        </w:rPr>
+        <w:t xml:space="preserve">        start: Inclusive lower bound for values.</w:t>
+      </w:r>
+      <w:r>
+        <w:br/>
+      </w:r>
+      <w:r>
+        <w:rPr>
+          <w:rStyle w:val="CommentTok"/>
+        </w:rPr>
+        <w:t xml:space="preserve">        end: Inclusive upper bound for values.</w:t>
+      </w:r>
+      <w:r>
+        <w:br/>
+      </w:r>
+      <w:r>
+        <w:br/>
+      </w:r>
+      <w:r>
+        <w:rPr>
+          <w:rStyle w:val="CommentTok"/>
+        </w:rPr>
+        <w:t xml:space="preserve">    Returns:</w:t>
+      </w:r>
+      <w:r>
+        <w:br/>
+      </w:r>
+      <w:r>
+        <w:rPr>
+          <w:rStyle w:val="CommentTok"/>
+        </w:rPr>
+        <w:t xml:space="preserve">        A list containing `count` integers sampled uniformly in [start, end].</w:t>
+      </w:r>
+      <w:r>
+        <w:br/>
+      </w:r>
+      <w:r>
+        <w:rPr>
+          <w:rStyle w:val="CommentTok"/>
+        </w:rPr>
+        <w:t xml:space="preserve">    """</w:t>
+      </w:r>
+      <w:r>
+        <w:br/>
+      </w:r>
+      <w:r>
+        <w:rPr>
+          <w:rStyle w:val="NormalTok"/>
+        </w:rPr>
+        <w:t xml:space="preserve">    </w:t>
+      </w:r>
+      <w:r>
+        <w:rPr>
+          <w:rStyle w:val="ControlFlowTok"/>
+        </w:rPr>
+        <w:t xml:space="preserve">if</w:t>
+      </w:r>
+      <w:r>
+        <w:rPr>
+          <w:rStyle w:val="NormalTok"/>
+        </w:rPr>
+        <w:t xml:space="preserve"> count </w:t>
+      </w:r>
+      <w:r>
+        <w:rPr>
+          <w:rStyle w:val="OperatorTok"/>
+        </w:rPr>
+        <w:t xml:space="preserve">&lt;</w:t>
+      </w:r>
+      <w:r>
+        <w:rPr>
+          <w:rStyle w:val="NormalTok"/>
+        </w:rPr>
+        <w:t xml:space="preserve"> </w:t>
+      </w:r>
+      <w:r>
+        <w:rPr>
+          <w:rStyle w:val="DecValTok"/>
+        </w:rPr>
+        <w:t xml:space="preserve">0</w:t>
+      </w:r>
+      <w:r>
+        <w:rPr>
+          <w:rStyle w:val="NormalTok"/>
+        </w:rPr>
+        <w:t xml:space="preserve">:</w:t>
+      </w:r>
+      <w:r>
+        <w:br/>
+      </w:r>
+      <w:r>
+        <w:rPr>
+          <w:rStyle w:val="NormalTok"/>
+        </w:rPr>
+        <w:t xml:space="preserve">        </w:t>
+      </w:r>
+      <w:r>
+        <w:rPr>
+          <w:rStyle w:val="ControlFlowTok"/>
+        </w:rPr>
+        <w:t xml:space="preserve">raise</w:t>
+      </w:r>
+      <w:r>
+        <w:rPr>
+          <w:rStyle w:val="NormalTok"/>
+        </w:rPr>
+        <w:t xml:space="preserve"> </w:t>
+      </w:r>
+      <w:r>
+        <w:rPr>
+          <w:rStyle w:val="PreprocessorTok"/>
+        </w:rPr>
+        <w:t xml:space="preserve">ValueError</w:t>
+      </w:r>
+      <w:r>
+        <w:rPr>
+          <w:rStyle w:val="NormalTok"/>
+        </w:rPr>
+        <w:t xml:space="preserve">(</w:t>
+      </w:r>
+      <w:r>
+        <w:rPr>
+          <w:rStyle w:val="StringTok"/>
+        </w:rPr>
+        <w:t xml:space="preserve">"count must be non-negative"</w:t>
+      </w:r>
+      <w:r>
+        <w:rPr>
+          <w:rStyle w:val="NormalTok"/>
+        </w:rPr>
+        <w:t xml:space="preserve">)</w:t>
+      </w:r>
+      <w:r>
+        <w:br/>
+      </w:r>
+      <w:r>
+        <w:rPr>
+          <w:rStyle w:val="NormalTok"/>
+        </w:rPr>
+        <w:t xml:space="preserve">    </w:t>
+      </w:r>
+      <w:r>
+        <w:rPr>
+          <w:rStyle w:val="ControlFlowTok"/>
+        </w:rPr>
+        <w:t xml:space="preserve">if</w:t>
+      </w:r>
+      <w:r>
+        <w:rPr>
+          <w:rStyle w:val="NormalTok"/>
+        </w:rPr>
+        <w:t xml:space="preserve"> start </w:t>
+      </w:r>
+      <w:r>
+        <w:rPr>
+          <w:rStyle w:val="OperatorTok"/>
+        </w:rPr>
+        <w:t xml:space="preserve">&gt;</w:t>
+      </w:r>
+      <w:r>
+        <w:rPr>
+          <w:rStyle w:val="NormalTok"/>
+        </w:rPr>
+        <w:t xml:space="preserve"> end:</w:t>
+      </w:r>
+      <w:r>
+        <w:br/>
+      </w:r>
+      <w:r>
+        <w:rPr>
+          <w:rStyle w:val="NormalTok"/>
+        </w:rPr>
+        <w:t xml:space="preserve">        start, end </w:t>
+      </w:r>
+      <w:r>
+        <w:rPr>
+          <w:rStyle w:val="OperatorTok"/>
+        </w:rPr>
+        <w:t xml:space="preserve">=</w:t>
+      </w:r>
+      <w:r>
+        <w:rPr>
+          <w:rStyle w:val="NormalTok"/>
+        </w:rPr>
+        <w:t xml:space="preserve"> end, start</w:t>
+      </w:r>
+      <w:r>
+        <w:br/>
+      </w:r>
+      <w:r>
+        <w:rPr>
+          <w:rStyle w:val="NormalTok"/>
+        </w:rPr>
+        <w:t xml:space="preserve">    </w:t>
+      </w:r>
+      <w:r>
+        <w:rPr>
+          <w:rStyle w:val="ControlFlowTok"/>
+        </w:rPr>
+        <w:t xml:space="preserve">return</w:t>
+      </w:r>
+      <w:r>
+        <w:rPr>
+          <w:rStyle w:val="NormalTok"/>
+        </w:rPr>
+        <w:t xml:space="preserve"> [random.randint(start, end) </w:t>
+      </w:r>
+      <w:r>
+        <w:rPr>
+          <w:rStyle w:val="ControlFlowTok"/>
+        </w:rPr>
+        <w:t xml:space="preserve">for</w:t>
+      </w:r>
+      <w:r>
+        <w:rPr>
+          <w:rStyle w:val="NormalTok"/>
+        </w:rPr>
+        <w:t xml:space="preserve"> _ </w:t>
+      </w:r>
+      <w:r>
         <w:rPr>
           <w:rStyle w:val="KeywordTok"/>
         </w:rPr>
-        <w:t xml:space="preserve">def</w:t>
+        <w:t xml:space="preserve">in</w:t>
       </w:r>
       <w:r>
         <w:rPr>
           <w:rStyle w:val="NormalTok"/>
         </w:rPr>
-        <w:t xml:space="preserve"> generate_random_integers(count: </w:t>
+        <w:t xml:space="preserve"> </w:t>
       </w:r>
       <w:r>
         <w:rPr>
           <w:rStyle w:val="BuiltInTok"/>
         </w:rPr>
-        <w:t xml:space="preserve">int</w:t>
+        <w:t xml:space="preserve">range</w:t>
       </w:r>
       <w:r>
         <w:rPr>
           <w:rStyle w:val="NormalTok"/>
         </w:rPr>
-        <w:t xml:space="preserve">, start: </w:t>
+        <w:t xml:space="preserve">(count)]</w:t>
+      </w:r>
+      <w:r>
+        <w:br/>
+      </w:r>
+      <w:r>
+        <w:br/>
+      </w:r>
+      <w:r>
+        <w:rPr>
+          <w:rStyle w:val="CommentTok"/>
+        </w:rPr>
+        <w:t xml:space="preserve"># Example usage: Generate 5 random integers between 10 and 20.</w:t>
+      </w:r>
+      <w:r>
+        <w:br/>
+      </w:r>
+      <w:r>
+        <w:rPr>
+          <w:rStyle w:val="NormalTok"/>
+        </w:rPr>
+        <w:t xml:space="preserve">result </w:t>
+      </w:r>
+      <w:r>
+        <w:rPr>
+          <w:rStyle w:val="OperatorTok"/>
+        </w:rPr>
+        <w:t xml:space="preserve">=</w:t>
+      </w:r>
+      <w:r>
+        <w:rPr>
+          <w:rStyle w:val="NormalTok"/>
+        </w:rPr>
+        <w:t xml:space="preserve"> generate_random_integers(</w:t>
+      </w:r>
+      <w:r>
+        <w:rPr>
+          <w:rStyle w:val="DecValTok"/>
+        </w:rPr>
+        <w:t xml:space="preserve">5</w:t>
+      </w:r>
+      <w:r>
+        <w:rPr>
+          <w:rStyle w:val="NormalTok"/>
+        </w:rPr>
+        <w:t xml:space="preserve">, </w:t>
+      </w:r>
+      <w:r>
+        <w:rPr>
+          <w:rStyle w:val="DecValTok"/>
+        </w:rPr>
+        <w:t xml:space="preserve">10</w:t>
+      </w:r>
+      <w:r>
+        <w:rPr>
+          <w:rStyle w:val="NormalTok"/>
+        </w:rPr>
+        <w:t xml:space="preserve">, </w:t>
+      </w:r>
+      <w:r>
+        <w:rPr>
+          <w:rStyle w:val="DecValTok"/>
+        </w:rPr>
+        <w:t xml:space="preserve">20</w:t>
+      </w:r>
+      <w:r>
+        <w:rPr>
+          <w:rStyle w:val="NormalTok"/>
+        </w:rPr>
+        <w:t xml:space="preserve">)</w:t>
+      </w:r>
+      <w:r>
+        <w:br/>
       </w:r>
       <w:r>
         <w:rPr>
           <w:rStyle w:val="BuiltInTok"/>
         </w:rPr>
-        <w:t xml:space="preserve">int</w:t>
+        <w:t xml:space="preserve">print</w:t>
       </w:r>
       <w:r>
         <w:rPr>
           <w:rStyle w:val="NormalTok"/>
         </w:rPr>
-        <w:t xml:space="preserve"> </w:t>
-      </w:r>
-      <w:r>
-        <w:rPr>
-          <w:rStyle w:val="OperatorTok"/>
-        </w:rPr>
-        <w:t xml:space="preserve">=</w:t>
-      </w:r>
-      <w:r>
-        <w:rPr>
-          <w:rStyle w:val="NormalTok"/>
-        </w:rPr>
-        <w:t xml:space="preserve"> </w:t>
-      </w:r>
-      <w:r>
-        <w:rPr>
-          <w:rStyle w:val="DecValTok"/>
-        </w:rPr>
-        <w:t xml:space="preserve">0</w:t>
-      </w:r>
-      <w:r>
-        <w:rPr>
-          <w:rStyle w:val="NormalTok"/>
-        </w:rPr>
-        <w:t xml:space="preserve">, end: </w:t>
-      </w:r>
-      <w:r>
-        <w:rPr>
-          <w:rStyle w:val="BuiltInTok"/>
-        </w:rPr>
-        <w:t xml:space="preserve">int</w:t>
-      </w:r>
-      <w:r>
-        <w:rPr>
-          <w:rStyle w:val="NormalTok"/>
-        </w:rPr>
-        <w:t xml:space="preserve"> </w:t>
-      </w:r>
-      <w:r>
-        <w:rPr>
-          <w:rStyle w:val="OperatorTok"/>
-        </w:rPr>
-        <w:t xml:space="preserve">=</w:t>
-      </w:r>
-      <w:r>
-        <w:rPr>
-          <w:rStyle w:val="NormalTok"/>
-        </w:rPr>
-        <w:t xml:space="preserve"> </w:t>
-      </w:r>
-      <w:r>
-        <w:rPr>
-          <w:rStyle w:val="DecValTok"/>
-        </w:rPr>
-        <w:t xml:space="preserve">100</w:t>
-      </w:r>
-      <w:r>
-        <w:rPr>
-          <w:rStyle w:val="NormalTok"/>
-        </w:rPr>
-        <w:t xml:space="preserve">):</w:t>
-      </w:r>
-      <w:r>
-        <w:br/>
-      </w:r>
-      <w:r>
-        <w:rPr>
-          <w:rStyle w:val="NormalTok"/>
-        </w:rPr>
-        <w:t xml:space="preserve">    </w:t>
-      </w:r>
-      <w:r>
-        <w:rPr>
-          <w:rStyle w:val="ControlFlowTok"/>
-        </w:rPr>
-        <w:t xml:space="preserve">if</w:t>
-      </w:r>
-      <w:r>
-        <w:rPr>
-          <w:rStyle w:val="NormalTok"/>
-        </w:rPr>
-        <w:t xml:space="preserve"> count </w:t>
-      </w:r>
-      <w:r>
-        <w:rPr>
-          <w:rStyle w:val="OperatorTok"/>
-        </w:rPr>
-        <w:t xml:space="preserve">&lt;</w:t>
-      </w:r>
-      <w:r>
-        <w:rPr>
-          <w:rStyle w:val="NormalTok"/>
-        </w:rPr>
-        <w:t xml:space="preserve"> </w:t>
-      </w:r>
-      <w:r>
-        <w:rPr>
-          <w:rStyle w:val="DecValTok"/>
-        </w:rPr>
-        <w:t xml:space="preserve">0</w:t>
-      </w:r>
-      <w:r>
-        <w:rPr>
-          <w:rStyle w:val="NormalTok"/>
-        </w:rPr>
-        <w:t xml:space="preserve">:</w:t>
-      </w:r>
-      <w:r>
-        <w:br/>
-      </w:r>
-      <w:r>
-        <w:rPr>
-          <w:rStyle w:val="NormalTok"/>
-        </w:rPr>
-        <w:t xml:space="preserve">        </w:t>
-      </w:r>
-      <w:r>
-        <w:rPr>
-          <w:rStyle w:val="ControlFlowTok"/>
-        </w:rPr>
-        <w:t xml:space="preserve">raise</w:t>
-      </w:r>
-      <w:r>
-        <w:rPr>
-          <w:rStyle w:val="NormalTok"/>
-        </w:rPr>
-        <w:t xml:space="preserve"> </w:t>
-      </w:r>
-      <w:r>
-        <w:rPr>
-          <w:rStyle w:val="PreprocessorTok"/>
-        </w:rPr>
-        <w:t xml:space="preserve">ValueError</w:t>
-      </w:r>
-      <w:r>
-        <w:rPr>
-          <w:rStyle w:val="NormalTok"/>
-        </w:rPr>
-        <w:t xml:space="preserve">(</w:t>
-      </w:r>
-      <w:r>
-        <w:rPr>
-          <w:rStyle w:val="StringTok"/>
-        </w:rPr>
-        <w:t xml:space="preserve">"count must be non-negative"</w:t>
-      </w:r>
-      <w:r>
-        <w:rPr>
-          <w:rStyle w:val="NormalTok"/>
-        </w:rPr>
-        <w:t xml:space="preserve">)</w:t>
-      </w:r>
-      <w:r>
-        <w:br/>
-      </w:r>
-      <w:r>
-        <w:rPr>
-          <w:rStyle w:val="NormalTok"/>
-        </w:rPr>
-        <w:t xml:space="preserve">    </w:t>
-      </w:r>
-      <w:r>
-        <w:rPr>
-          <w:rStyle w:val="ControlFlowTok"/>
-        </w:rPr>
-        <w:t xml:space="preserve">if</w:t>
-      </w:r>
-      <w:r>
-        <w:rPr>
-          <w:rStyle w:val="NormalTok"/>
-        </w:rPr>
-        <w:t xml:space="preserve"> start </w:t>
-      </w:r>
-      <w:r>
-        <w:rPr>
-          <w:rStyle w:val="OperatorTok"/>
-        </w:rPr>
-        <w:t xml:space="preserve">&gt;</w:t>
-      </w:r>
-      <w:r>
-        <w:rPr>
-          <w:rStyle w:val="NormalTok"/>
-        </w:rPr>
-        <w:t xml:space="preserve"> end:</w:t>
-      </w:r>
-      <w:r>
-        <w:br/>
-      </w:r>
-      <w:r>
-        <w:rPr>
-          <w:rStyle w:val="NormalTok"/>
-        </w:rPr>
-        <w:t xml:space="preserve">        start, end </w:t>
-      </w:r>
-      <w:r>
-        <w:rPr>
-          <w:rStyle w:val="OperatorTok"/>
-        </w:rPr>
-        <w:t xml:space="preserve">=</w:t>
-      </w:r>
-      <w:r>
-        <w:rPr>
-          <w:rStyle w:val="NormalTok"/>
-        </w:rPr>
-        <w:t xml:space="preserve"> end, start</w:t>
-      </w:r>
-      <w:r>
-        <w:br/>
-      </w:r>
-      <w:r>
-        <w:rPr>
-          <w:rStyle w:val="NormalTok"/>
-        </w:rPr>
-        <w:t xml:space="preserve">    </w:t>
-      </w:r>
-      <w:r>
-        <w:rPr>
-          <w:rStyle w:val="ControlFlowTok"/>
-        </w:rPr>
-        <w:t xml:space="preserve">return</w:t>
-      </w:r>
-      <w:r>
-        <w:rPr>
-          <w:rStyle w:val="NormalTok"/>
-        </w:rPr>
-        <w:t xml:space="preserve"> [random.randint(start, end) </w:t>
-      </w:r>
-      <w:r>
-        <w:rPr>
-          <w:rStyle w:val="ControlFlowTok"/>
-        </w:rPr>
-        <w:t xml:space="preserve">for</w:t>
-      </w:r>
-      <w:r>
-        <w:rPr>
-          <w:rStyle w:val="NormalTok"/>
-        </w:rPr>
-        <w:t xml:space="preserve"> _ </w:t>
-      </w:r>
-      <w:r>
-        <w:rPr>
-          <w:rStyle w:val="KeywordTok"/>
-        </w:rPr>
-        <w:t xml:space="preserve">in</w:t>
-      </w:r>
-      <w:r>
-        <w:rPr>
-          <w:rStyle w:val="NormalTok"/>
-        </w:rPr>
-        <w:t xml:space="preserve"> </w:t>
-      </w:r>
-      <w:r>
-        <w:rPr>
-          <w:rStyle w:val="BuiltInTok"/>
-        </w:rPr>
-        <w:t xml:space="preserve">range</w:t>
-      </w:r>
-      <w:r>
-        <w:rPr>
-          <w:rStyle w:val="NormalTok"/>
-        </w:rPr>
-        <w:t xml:space="preserve">(count)]</w:t>
-      </w:r>
-      <w:r>
-        <w:br/>
-      </w:r>
-      <w:r>
-        <w:br/>
-      </w:r>
-      <w:r>
-        <w:rPr>
-          <w:rStyle w:val="CommentTok"/>
-        </w:rPr>
-        <w:t xml:space="preserve"># Example 1: Generate 5 random integers in the default range [0, 100]</w:t>
-      </w:r>
-      <w:r>
-        <w:br/>
-      </w:r>
-      <w:r>
-        <w:rPr>
-          <w:rStyle w:val="NormalTok"/>
-        </w:rPr>
-        <w:t xml:space="preserve">result1 </w:t>
-      </w:r>
-      <w:r>
-        <w:rPr>
-          <w:rStyle w:val="OperatorTok"/>
-        </w:rPr>
-        <w:t xml:space="preserve">=</w:t>
-      </w:r>
-      <w:r>
-        <w:rPr>
-          <w:rStyle w:val="NormalTok"/>
-        </w:rPr>
-        <w:t xml:space="preserve"> generate_random_integers(</w:t>
-      </w:r>
-      <w:r>
-        <w:rPr>
-          <w:rStyle w:val="DecValTok"/>
-        </w:rPr>
-        <w:t xml:space="preserve">5</w:t>
-      </w:r>
-      <w:r>
-        <w:rPr>
-          <w:rStyle w:val="NormalTok"/>
-        </w:rPr>
-        <w:t xml:space="preserve">)</w:t>
-      </w:r>
-      <w:r>
-        <w:br/>
-      </w:r>
-      <w:r>
-        <w:rPr>
-          <w:rStyle w:val="BuiltInTok"/>
-        </w:rPr>
-        <w:t xml:space="preserve">print</w:t>
-      </w:r>
-      <w:r>
-        <w:rPr>
-          <w:rStyle w:val="NormalTok"/>
-        </w:rPr>
-        <w:t xml:space="preserve">(</w:t>
-      </w:r>
-      <w:r>
-        <w:rPr>
-          <w:rStyle w:val="SpecialStringTok"/>
-        </w:rPr>
-        <w:t xml:space="preserve">f"Generated integers (default range): </w:t>
-      </w:r>
-      <w:r>
-        <w:rPr>
-          <w:rStyle w:val="SpecialCharTok"/>
-        </w:rPr>
-        <w:t xml:space="preserve">{</w:t>
-      </w:r>
-      <w:r>
-        <w:rPr>
-          <w:rStyle w:val="NormalTok"/>
-        </w:rPr>
-        <w:t xml:space="preserve">result1</w:t>
-      </w:r>
-      <w:r>
-        <w:rPr>
-          <w:rStyle w:val="SpecialCharTok"/>
-        </w:rPr>
-        <w:t xml:space="preserve">}</w:t>
-      </w:r>
-      <w:r>
-        <w:rPr>
-          <w:rStyle w:val="SpecialStringTok"/>
-        </w:rPr>
-        <w:t xml:space="preserve">"</w:t>
-      </w:r>
-      <w:r>
-        <w:rPr>
-          <w:rStyle w:val="NormalTok"/>
-        </w:rPr>
-        <w:t xml:space="preserve">)</w:t>
-      </w:r>
-      <w:r>
-        <w:br/>
-      </w:r>
-      <w:r>
-        <w:br/>
-      </w:r>
-      <w:r>
-        <w:rPr>
-          <w:rStyle w:val="CommentTok"/>
-        </w:rPr>
-        <w:t xml:space="preserve"># Example 2: Generate 7 random integers in a custom range [10, 20]</w:t>
-      </w:r>
-      <w:r>
-        <w:br/>
-      </w:r>
-      <w:r>
-        <w:rPr>
-          <w:rStyle w:val="NormalTok"/>
-        </w:rPr>
-        <w:t xml:space="preserve">result2 </w:t>
-      </w:r>
-      <w:r>
-        <w:rPr>
-          <w:rStyle w:val="OperatorTok"/>
-        </w:rPr>
-        <w:t xml:space="preserve">=</w:t>
-      </w:r>
-      <w:r>
-        <w:rPr>
-          <w:rStyle w:val="NormalTok"/>
-        </w:rPr>
-        <w:t xml:space="preserve"> generate_random_integers(count</w:t>
-      </w:r>
-      <w:r>
-        <w:rPr>
-          <w:rStyle w:val="OperatorTok"/>
-        </w:rPr>
-        <w:t xml:space="preserve">=</w:t>
-      </w:r>
-      <w:r>
-        <w:rPr>
-          <w:rStyle w:val="DecValTok"/>
-        </w:rPr>
-        <w:t xml:space="preserve">7</w:t>
-      </w:r>
-      <w:r>
-        <w:rPr>
-          <w:rStyle w:val="NormalTok"/>
-        </w:rPr>
-        <w:t xml:space="preserve">, start</w:t>
-      </w:r>
-      <w:r>
-        <w:rPr>
-          <w:rStyle w:val="OperatorTok"/>
-        </w:rPr>
-        <w:t xml:space="preserve">=</w:t>
-      </w:r>
-      <w:r>
-        <w:rPr>
-          <w:rStyle w:val="DecValTok"/>
-        </w:rPr>
-        <w:t xml:space="preserve">10</w:t>
-      </w:r>
-      <w:r>
-        <w:rPr>
-          <w:rStyle w:val="NormalTok"/>
-        </w:rPr>
-        <w:t xml:space="preserve">, end</w:t>
-      </w:r>
-      <w:r>
-        <w:rPr>
-          <w:rStyle w:val="OperatorTok"/>
-        </w:rPr>
-        <w:t xml:space="preserve">=</w:t>
-      </w:r>
-      <w:r>
-        <w:rPr>
-          <w:rStyle w:val="DecValTok"/>
-        </w:rPr>
-        <w:t xml:space="preserve">20</w:t>
-      </w:r>
-      <w:r>
-        <w:rPr>
-          <w:rStyle w:val="NormalTok"/>
-        </w:rPr>
-        <w:t xml:space="preserve">)</w:t>
-      </w:r>
-      <w:r>
-        <w:br/>
-      </w:r>
-      <w:r>
-        <w:rPr>
-          <w:rStyle w:val="BuiltInTok"/>
-        </w:rPr>
-        <w:t xml:space="preserve">print</w:t>
-      </w:r>
-      <w:r>
-        <w:rPr>
-          <w:rStyle w:val="NormalTok"/>
-        </w:rPr>
-        <w:t xml:space="preserve">(</w:t>
-      </w:r>
-      <w:r>
-        <w:rPr>
-          <w:rStyle w:val="SpecialStringTok"/>
-        </w:rPr>
-        <w:t xml:space="preserve">f"Generated integers (custom range): </w:t>
-      </w:r>
-      <w:r>
-        <w:rPr>
-          <w:rStyle w:val="SpecialCharTok"/>
-        </w:rPr>
-        <w:t xml:space="preserve">{</w:t>
-      </w:r>
-      <w:r>
-        <w:rPr>
-          <w:rStyle w:val="NormalTok"/>
-        </w:rPr>
-        <w:t xml:space="preserve">result2</w:t>
-      </w:r>
-      <w:r>
-        <w:rPr>
-          <w:rStyle w:val="SpecialCharTok"/>
-        </w:rPr>
-        <w:t xml:space="preserve">}</w:t>
-      </w:r>
-      <w:r>
-        <w:rPr>
-          <w:rStyle w:val="SpecialStringTok"/>
-        </w:rPr>
-        <w:t xml:space="preserve">"</w:t>
-      </w:r>
-      <w:r>
-        <w:rPr>
-          <w:rStyle w:val="NormalTok"/>
-        </w:rPr>
-        <w:t xml:space="preserve">)</w:t>
-      </w:r>
-      <w:r>
-        <w:br/>
-      </w:r>
-      <w:r>
-        <w:br/>
-      </w:r>
-      <w:r>
-        <w:rPr>
-          <w:rStyle w:val="CommentTok"/>
-        </w:rPr>
-        <w:t xml:space="preserve"># Example 3: Demonstrate the swapping of start and end</w:t>
-      </w:r>
-      <w:r>
-        <w:br/>
-      </w:r>
-      <w:r>
-        <w:rPr>
-          <w:rStyle w:val="NormalTok"/>
-        </w:rPr>
-        <w:t xml:space="preserve">result3 </w:t>
-      </w:r>
-      <w:r>
-        <w:rPr>
-          <w:rStyle w:val="OperatorTok"/>
-        </w:rPr>
-        <w:t xml:space="preserve">=</w:t>
-      </w:r>
-      <w:r>
-        <w:rPr>
-          <w:rStyle w:val="NormalTok"/>
-        </w:rPr>
-        <w:t xml:space="preserve"> generate_random_integers(count</w:t>
-      </w:r>
-      <w:r>
-        <w:rPr>
-          <w:rStyle w:val="OperatorTok"/>
-        </w:rPr>
-        <w:t xml:space="preserve">=</w:t>
-      </w:r>
-      <w:r>
-        <w:rPr>
-          <w:rStyle w:val="DecValTok"/>
-        </w:rPr>
-        <w:t xml:space="preserve">4</w:t>
-      </w:r>
-      <w:r>
-        <w:rPr>
-          <w:rStyle w:val="NormalTok"/>
-        </w:rPr>
-        <w:t xml:space="preserve">, start</w:t>
-      </w:r>
-      <w:r>
-        <w:rPr>
-          <w:rStyle w:val="OperatorTok"/>
-        </w:rPr>
-        <w:t xml:space="preserve">=</w:t>
-      </w:r>
-      <w:r>
-        <w:rPr>
-          <w:rStyle w:val="DecValTok"/>
-        </w:rPr>
-        <w:t xml:space="preserve">50</w:t>
-      </w:r>
-      <w:r>
-        <w:rPr>
-          <w:rStyle w:val="NormalTok"/>
-        </w:rPr>
-        <w:t xml:space="preserve">, end</w:t>
-      </w:r>
-      <w:r>
-        <w:rPr>
-          <w:rStyle w:val="OperatorTok"/>
-        </w:rPr>
-        <w:t xml:space="preserve">=</w:t>
-      </w:r>
-      <w:r>
-        <w:rPr>
-          <w:rStyle w:val="DecValTok"/>
-        </w:rPr>
-        <w:t xml:space="preserve">40</w:t>
-      </w:r>
-      <w:r>
-        <w:rPr>
-          <w:rStyle w:val="NormalTok"/>
-        </w:rPr>
-        <w:t xml:space="preserve">)</w:t>
-      </w:r>
-      <w:r>
-        <w:br/>
-      </w:r>
-      <w:r>
-        <w:rPr>
-          <w:rStyle w:val="BuiltInTok"/>
-        </w:rPr>
-        <w:t xml:space="preserve">print</w:t>
-      </w:r>
-      <w:r>
-        <w:rPr>
-          <w:rStyle w:val="NormalTok"/>
-        </w:rPr>
-        <w:t xml:space="preserve">(</w:t>
-      </w:r>
-      <w:r>
-        <w:rPr>
-          <w:rStyle w:val="SpecialStringTok"/>
-        </w:rPr>
-        <w:t xml:space="preserve">f"Generated integers (swapped range): </w:t>
-      </w:r>
-      <w:r>
-        <w:rPr>
-          <w:rStyle w:val="SpecialCharTok"/>
-        </w:rPr>
-        <w:t xml:space="preserve">{</w:t>
-      </w:r>
-      <w:r>
-        <w:rPr>
-          <w:rStyle w:val="NormalTok"/>
-        </w:rPr>
-        <w:t xml:space="preserve">result3</w:t>
-      </w:r>
-      <w:r>
-        <w:rPr>
-          <w:rStyle w:val="SpecialCharTok"/>
-        </w:rPr>
-        <w:t xml:space="preserve">}</w:t>
-      </w:r>
-      <w:r>
-        <w:rPr>
-          <w:rStyle w:val="SpecialStringTok"/>
-        </w:rPr>
-        <w:t xml:space="preserve">"</w:t>
-      </w:r>
-      <w:r>
-        <w:rPr>
-          <w:rStyle w:val="NormalTok"/>
-        </w:rPr>
-        <w:t xml:space="preserve">)</w:t>
+        <w:t xml:space="preserve">(result)</w:t>
       </w:r>
     </w:p>
     <w:p>
@@ -2369,40 +2393,21 @@
     </w:p>
     <w:p>
       <w:pPr>
+        <w:pStyle w:val="BodyText"/>
+      </w:pPr>
+      <w:r>
+        <w:t xml:space="preserve">(Note: The output is random and will vary with each execution)</w:t>
+      </w:r>
+    </w:p>
+    <w:p>
+      <w:pPr>
         <w:pStyle w:val="SourceCode"/>
       </w:pPr>
       <w:r>
         <w:rPr>
           <w:rStyle w:val="VerbatimChar"/>
         </w:rPr>
-        <w:t xml:space="preserve"># The output is random and will differ on each run.</w:t>
-      </w:r>
-      <w:r>
-        <w:br/>
-      </w:r>
-      <w:r>
-        <w:rPr>
-          <w:rStyle w:val="VerbatimChar"/>
-        </w:rPr>
-        <w:t xml:space="preserve">Generated integers (default range): [81, 9, 64, 3, 78]</w:t>
-      </w:r>
-      <w:r>
-        <w:br/>
-      </w:r>
-      <w:r>
-        <w:rPr>
-          <w:rStyle w:val="VerbatimChar"/>
-        </w:rPr>
-        <w:t xml:space="preserve">Generated integers (custom range): [15, 11, 20, 18, 10, 13, 19]</w:t>
-      </w:r>
-      <w:r>
-        <w:br/>
-      </w:r>
-      <w:r>
-        <w:rPr>
-          <w:rStyle w:val="VerbatimChar"/>
-        </w:rPr>
-        <w:t xml:space="preserve">Generated integers (swapped range): [42, 49, 45, 41]</w:t>
+        <w:t xml:space="preserve">[15, 11, 20, 18, 12]</w:t>
       </w:r>
     </w:p>
     <w:p>
@@ -2433,7 +2438,7 @@
     </w:p>
     <w:bookmarkEnd w:id="22"/>
     <w:bookmarkEnd w:id="23"/>
-    <w:bookmarkStart w:id="30" w:name="function-fibonaccin-int"/>
+    <w:bookmarkStart w:id="30" w:name="function-fibonaccin-int---int"/>
     <w:p>
       <w:pPr>
         <w:pStyle w:val="Heading1"/>
@@ -2448,7 +2453,7 @@
         <w:tab/>
       </w:r>
       <w:r>
-        <w:t xml:space="preserve">Function: fibonacci(n: int)</w:t>
+        <w:t xml:space="preserve">Function: fibonacci(n: int) -&gt; int</w:t>
       </w:r>
     </w:p>
     <w:bookmarkStart w:id="24" w:name="overview-2"/>
@@ -2489,7 +2494,7 @@
         <w:t xml:space="preserve"> </w:t>
       </w:r>
       <w:r>
-        <w:t xml:space="preserve">function computes the nth number in the Fibonacci sequence using an iterative approach.</w:t>
+        <w:t xml:space="preserve">function computes the nth number in the Fibonacci sequence using an efficient iterative approach.</w:t>
       </w:r>
     </w:p>
     <w:bookmarkEnd w:id="24"/>
@@ -2526,7 +2531,10 @@
         <w:t xml:space="preserve">n</w:t>
       </w:r>
       <w:r>
-        <w:t xml:space="preserve">: An integer representing the 0-indexed position in the Fibonacci sequence for which to find the value.</w:t>
+        <w:t xml:space="preserve"> </w:t>
+      </w:r>
+      <w:r>
+        <w:t xml:space="preserve">(int): The 0-indexed position in the Fibonacci sequence for which to find the value.</w:t>
       </w:r>
     </w:p>
     <w:bookmarkEnd w:id="25"/>
@@ -2565,707 +2573,7 @@
         <w:t xml:space="preserve">n</w:t>
       </w:r>
       <w:r>
-        <w:t xml:space="preserve">. The Fibonacci sequence is a series of numbers where each number is the sum of the two preceding ones, starting from 0 and 1.</w:t>
-      </w:r>
-    </w:p>
-    <w:p>
-      <w:pPr>
-        <w:pStyle w:val="BodyText"/>
-      </w:pPr>
-      <w:r>
-        <w:t xml:space="preserve">The function begins by validating the input</w:t>
-      </w:r>
-      <w:r>
-        <w:t xml:space="preserve"> </w:t>
-      </w:r>
-      <w:r>
-        <w:rPr>
-          <w:rStyle w:val="VerbatimChar"/>
-        </w:rPr>
-        <w:t xml:space="preserve">n</w:t>
-      </w:r>
-      <w:r>
-        <w:t xml:space="preserve">. If</w:t>
-      </w:r>
-      <w:r>
-        <w:t xml:space="preserve"> </w:t>
-      </w:r>
-      <w:r>
-        <w:rPr>
-          <w:rStyle w:val="VerbatimChar"/>
-        </w:rPr>
-        <w:t xml:space="preserve">n</w:t>
-      </w:r>
-      <w:r>
-        <w:t xml:space="preserve"> </w:t>
-      </w:r>
-      <w:r>
-        <w:t xml:space="preserve">is a negative number, it raises a</w:t>
-      </w:r>
-      <w:r>
-        <w:t xml:space="preserve"> </w:t>
-      </w:r>
-      <w:r>
-        <w:rPr>
-          <w:rStyle w:val="VerbatimChar"/>
-        </w:rPr>
-        <w:t xml:space="preserve">ValueError</w:t>
-      </w:r>
-      <w:r>
-        <w:t xml:space="preserve"> </w:t>
-      </w:r>
-      <w:r>
-        <w:t xml:space="preserve">because the Fibonacci sequence is not defined for negative indices.</w:t>
-      </w:r>
-    </w:p>
-    <w:p>
-      <w:pPr>
-        <w:pStyle w:val="BodyText"/>
-      </w:pPr>
-      <w:r>
-        <w:t xml:space="preserve">It initializes two variables,</w:t>
-      </w:r>
-      <w:r>
-        <w:t xml:space="preserve"> </w:t>
-      </w:r>
-      <w:r>
-        <w:rPr>
-          <w:rStyle w:val="VerbatimChar"/>
-        </w:rPr>
-        <w:t xml:space="preserve">a</w:t>
-      </w:r>
-      <w:r>
-        <w:t xml:space="preserve"> </w:t>
-      </w:r>
-      <w:r>
-        <w:t xml:space="preserve">and</w:t>
-      </w:r>
-      <w:r>
-        <w:t xml:space="preserve"> </w:t>
-      </w:r>
-      <w:r>
-        <w:rPr>
-          <w:rStyle w:val="VerbatimChar"/>
-        </w:rPr>
-        <w:t xml:space="preserve">b</w:t>
-      </w:r>
-      <w:r>
-        <w:t xml:space="preserve">, to</w:t>
-      </w:r>
-      <w:r>
-        <w:t xml:space="preserve"> </w:t>
-      </w:r>
-      <w:r>
-        <w:rPr>
-          <w:rStyle w:val="VerbatimChar"/>
-        </w:rPr>
-        <w:t xml:space="preserve">0</w:t>
-      </w:r>
-      <w:r>
-        <w:t xml:space="preserve"> </w:t>
-      </w:r>
-      <w:r>
-        <w:t xml:space="preserve">and</w:t>
-      </w:r>
-      <w:r>
-        <w:t xml:space="preserve"> </w:t>
-      </w:r>
-      <w:r>
-        <w:rPr>
-          <w:rStyle w:val="VerbatimChar"/>
-        </w:rPr>
-        <w:t xml:space="preserve">1</w:t>
-      </w:r>
-      <w:r>
-        <w:t xml:space="preserve"> </w:t>
-      </w:r>
-      <w:r>
-        <w:t xml:space="preserve">respectively. These represent the first two numbers in the sequence, F(0) and F(1).</w:t>
-      </w:r>
-    </w:p>
-    <w:p>
-      <w:pPr>
-        <w:pStyle w:val="BodyText"/>
-      </w:pPr>
-      <w:r>
-        <w:t xml:space="preserve">The function then enters a</w:t>
-      </w:r>
-      <w:r>
-        <w:t xml:space="preserve"> </w:t>
-      </w:r>
-      <w:r>
-        <w:rPr>
-          <w:rStyle w:val="VerbatimChar"/>
-        </w:rPr>
-        <w:t xml:space="preserve">for</w:t>
-      </w:r>
-      <w:r>
-        <w:t xml:space="preserve"> </w:t>
-      </w:r>
-      <w:r>
-        <w:t xml:space="preserve">loop that iterates</w:t>
-      </w:r>
-      <w:r>
-        <w:t xml:space="preserve"> </w:t>
-      </w:r>
-      <w:r>
-        <w:rPr>
-          <w:rStyle w:val="VerbatimChar"/>
-        </w:rPr>
-        <w:t xml:space="preserve">n</w:t>
-      </w:r>
-      <w:r>
-        <w:t xml:space="preserve"> </w:t>
-      </w:r>
-      <w:r>
-        <w:t xml:space="preserve">times. In each iteration, the values of</w:t>
-      </w:r>
-      <w:r>
-        <w:t xml:space="preserve"> </w:t>
-      </w:r>
-      <w:r>
-        <w:rPr>
-          <w:rStyle w:val="VerbatimChar"/>
-        </w:rPr>
-        <w:t xml:space="preserve">a</w:t>
-      </w:r>
-      <w:r>
-        <w:t xml:space="preserve"> </w:t>
-      </w:r>
-      <w:r>
-        <w:t xml:space="preserve">and</w:t>
-      </w:r>
-      <w:r>
-        <w:t xml:space="preserve"> </w:t>
-      </w:r>
-      <w:r>
-        <w:rPr>
-          <w:rStyle w:val="VerbatimChar"/>
-        </w:rPr>
-        <w:t xml:space="preserve">b</w:t>
-      </w:r>
-      <w:r>
-        <w:t xml:space="preserve"> </w:t>
-      </w:r>
-      <w:r>
-        <w:t xml:space="preserve">are updated. The current value of</w:t>
-      </w:r>
-      <w:r>
-        <w:t xml:space="preserve"> </w:t>
-      </w:r>
-      <w:r>
-        <w:rPr>
-          <w:rStyle w:val="VerbatimChar"/>
-        </w:rPr>
-        <w:t xml:space="preserve">b</w:t>
-      </w:r>
-      <w:r>
-        <w:t xml:space="preserve"> </w:t>
-      </w:r>
-      <w:r>
-        <w:t xml:space="preserve">is assigned to</w:t>
-      </w:r>
-      <w:r>
-        <w:t xml:space="preserve"> </w:t>
-      </w:r>
-      <w:r>
-        <w:rPr>
-          <w:rStyle w:val="VerbatimChar"/>
-        </w:rPr>
-        <w:t xml:space="preserve">a</w:t>
-      </w:r>
-      <w:r>
-        <w:t xml:space="preserve">, and the sum of the old</w:t>
-      </w:r>
-      <w:r>
-        <w:t xml:space="preserve"> </w:t>
-      </w:r>
-      <w:r>
-        <w:rPr>
-          <w:rStyle w:val="VerbatimChar"/>
-        </w:rPr>
-        <w:t xml:space="preserve">a</w:t>
-      </w:r>
-      <w:r>
-        <w:t xml:space="preserve"> </w:t>
-      </w:r>
-      <w:r>
-        <w:t xml:space="preserve">and</w:t>
-      </w:r>
-      <w:r>
-        <w:t xml:space="preserve"> </w:t>
-      </w:r>
-      <w:r>
-        <w:rPr>
-          <w:rStyle w:val="VerbatimChar"/>
-        </w:rPr>
-        <w:t xml:space="preserve">b</w:t>
-      </w:r>
-      <w:r>
-        <w:t xml:space="preserve"> </w:t>
-      </w:r>
-      <w:r>
-        <w:t xml:space="preserve">is assigned to</w:t>
-      </w:r>
-      <w:r>
-        <w:t xml:space="preserve"> </w:t>
-      </w:r>
-      <w:r>
-        <w:rPr>
-          <w:rStyle w:val="VerbatimChar"/>
-        </w:rPr>
-        <w:t xml:space="preserve">b</w:t>
-      </w:r>
-      <w:r>
-        <w:t xml:space="preserve">. This process effectively moves one step forward in the sequence.</w:t>
-      </w:r>
-    </w:p>
-    <w:p>
-      <w:pPr>
-        <w:pStyle w:val="BodyText"/>
-      </w:pPr>
-      <w:r>
-        <w:t xml:space="preserve">For example:</w:t>
-      </w:r>
-      <w:r>
-        <w:t xml:space="preserve"> </w:t>
-      </w:r>
-      <w:r>
-        <w:t xml:space="preserve">- Initial:</w:t>
-      </w:r>
-      <w:r>
-        <w:t xml:space="preserve"> </w:t>
-      </w:r>
-      <w:r>
-        <w:rPr>
-          <w:rStyle w:val="VerbatimChar"/>
-        </w:rPr>
-        <w:t xml:space="preserve">a = 0</w:t>
-      </w:r>
-      <w:r>
-        <w:t xml:space="preserve">,</w:t>
-      </w:r>
-      <w:r>
-        <w:t xml:space="preserve"> </w:t>
-      </w:r>
-      <w:r>
-        <w:rPr>
-          <w:rStyle w:val="VerbatimChar"/>
-        </w:rPr>
-        <w:t xml:space="preserve">b = 1</w:t>
-      </w:r>
-      <w:r>
-        <w:t xml:space="preserve"> </w:t>
-      </w:r>
-      <w:r>
-        <w:t xml:space="preserve">- After 1st iteration:</w:t>
-      </w:r>
-      <w:r>
-        <w:t xml:space="preserve"> </w:t>
-      </w:r>
-      <w:r>
-        <w:rPr>
-          <w:rStyle w:val="VerbatimChar"/>
-        </w:rPr>
-        <w:t xml:space="preserve">a = 1</w:t>
-      </w:r>
-      <w:r>
-        <w:t xml:space="preserve">,</w:t>
-      </w:r>
-      <w:r>
-        <w:t xml:space="preserve"> </w:t>
-      </w:r>
-      <w:r>
-        <w:rPr>
-          <w:rStyle w:val="VerbatimChar"/>
-        </w:rPr>
-        <w:t xml:space="preserve">b = 1</w:t>
-      </w:r>
-      <w:r>
-        <w:t xml:space="preserve"> </w:t>
-      </w:r>
-      <w:r>
-        <w:t xml:space="preserve">(0 + 1)</w:t>
-      </w:r>
-      <w:r>
-        <w:t xml:space="preserve"> </w:t>
-      </w:r>
-      <w:r>
-        <w:t xml:space="preserve">- After 2nd iteration:</w:t>
-      </w:r>
-      <w:r>
-        <w:t xml:space="preserve"> </w:t>
-      </w:r>
-      <w:r>
-        <w:rPr>
-          <w:rStyle w:val="VerbatimChar"/>
-        </w:rPr>
-        <w:t xml:space="preserve">a = 1</w:t>
-      </w:r>
-      <w:r>
-        <w:t xml:space="preserve">,</w:t>
-      </w:r>
-      <w:r>
-        <w:t xml:space="preserve"> </w:t>
-      </w:r>
-      <w:r>
-        <w:rPr>
-          <w:rStyle w:val="VerbatimChar"/>
-        </w:rPr>
-        <w:t xml:space="preserve">b = 2</w:t>
-      </w:r>
-      <w:r>
-        <w:t xml:space="preserve"> </w:t>
-      </w:r>
-      <w:r>
-        <w:t xml:space="preserve">(1 + 1)</w:t>
-      </w:r>
-      <w:r>
-        <w:t xml:space="preserve"> </w:t>
-      </w:r>
-      <w:r>
-        <w:t xml:space="preserve">- After 3rd iteration:</w:t>
-      </w:r>
-      <w:r>
-        <w:t xml:space="preserve"> </w:t>
-      </w:r>
-      <w:r>
-        <w:rPr>
-          <w:rStyle w:val="VerbatimChar"/>
-        </w:rPr>
-        <w:t xml:space="preserve">a = 2</w:t>
-      </w:r>
-      <w:r>
-        <w:t xml:space="preserve">,</w:t>
-      </w:r>
-      <w:r>
-        <w:t xml:space="preserve"> </w:t>
-      </w:r>
-      <w:r>
-        <w:rPr>
-          <w:rStyle w:val="VerbatimChar"/>
-        </w:rPr>
-        <w:t xml:space="preserve">b = 3</w:t>
-      </w:r>
-      <w:r>
-        <w:t xml:space="preserve"> </w:t>
-      </w:r>
-      <w:r>
-        <w:t xml:space="preserve">(1 + 2)</w:t>
-      </w:r>
-    </w:p>
-    <w:p>
-      <w:pPr>
-        <w:pStyle w:val="BodyText"/>
-      </w:pPr>
-      <w:r>
-        <w:t xml:space="preserve">After the loop completes, the variable</w:t>
-      </w:r>
-      <w:r>
-        <w:t xml:space="preserve"> </w:t>
-      </w:r>
-      <w:r>
-        <w:rPr>
-          <w:rStyle w:val="VerbatimChar"/>
-        </w:rPr>
-        <w:t xml:space="preserve">a</w:t>
-      </w:r>
-      <w:r>
-        <w:t xml:space="preserve"> </w:t>
-      </w:r>
-      <w:r>
-        <w:t xml:space="preserve">holds the nth Fibonacci number, which is then returned. If</w:t>
-      </w:r>
-      <w:r>
-        <w:t xml:space="preserve"> </w:t>
-      </w:r>
-      <w:r>
-        <w:rPr>
-          <w:rStyle w:val="VerbatimChar"/>
-        </w:rPr>
-        <w:t xml:space="preserve">n</w:t>
-      </w:r>
-      <w:r>
-        <w:t xml:space="preserve"> </w:t>
-      </w:r>
-      <w:r>
-        <w:t xml:space="preserve">is</w:t>
-      </w:r>
-      <w:r>
-        <w:t xml:space="preserve"> </w:t>
-      </w:r>
-      <w:r>
-        <w:rPr>
-          <w:rStyle w:val="VerbatimChar"/>
-        </w:rPr>
-        <w:t xml:space="preserve">0</w:t>
-      </w:r>
-      <w:r>
-        <w:t xml:space="preserve">, the loop does not run, and the initial value of</w:t>
-      </w:r>
-      <w:r>
-        <w:t xml:space="preserve"> </w:t>
-      </w:r>
-      <w:r>
-        <w:rPr>
-          <w:rStyle w:val="VerbatimChar"/>
-        </w:rPr>
-        <w:t xml:space="preserve">a</w:t>
-      </w:r>
-      <w:r>
-        <w:t xml:space="preserve"> </w:t>
-      </w:r>
-      <w:r>
-        <w:t xml:space="preserve">(</w:t>
-      </w:r>
-      <w:r>
-        <w:rPr>
-          <w:rStyle w:val="VerbatimChar"/>
-        </w:rPr>
-        <w:t xml:space="preserve">0</w:t>
-      </w:r>
-      <w:r>
-        <w:t xml:space="preserve">) is returned correctly.</w:t>
-      </w:r>
-    </w:p>
-    <w:p>
-      <w:pPr>
-        <w:pStyle w:val="SourceCode"/>
-      </w:pPr>
-      <w:r>
-        <w:rPr>
-          <w:rStyle w:val="CommentTok"/>
-        </w:rPr>
-        <w:t xml:space="preserve"># Inside the function</w:t>
-      </w:r>
-      <w:r>
-        <w:br/>
-      </w:r>
-      <w:r>
-        <w:rPr>
-          <w:rStyle w:val="ControlFlowTok"/>
-        </w:rPr>
-        <w:t xml:space="preserve">if</w:t>
-      </w:r>
-      <w:r>
-        <w:rPr>
-          <w:rStyle w:val="NormalTok"/>
-        </w:rPr>
-        <w:t xml:space="preserve"> n </w:t>
-      </w:r>
-      <w:r>
-        <w:rPr>
-          <w:rStyle w:val="OperatorTok"/>
-        </w:rPr>
-        <w:t xml:space="preserve">&lt;</w:t>
-      </w:r>
-      <w:r>
-        <w:rPr>
-          <w:rStyle w:val="NormalTok"/>
-        </w:rPr>
-        <w:t xml:space="preserve"> </w:t>
-      </w:r>
-      <w:r>
-        <w:rPr>
-          <w:rStyle w:val="DecValTok"/>
-        </w:rPr>
-        <w:t xml:space="preserve">0</w:t>
-      </w:r>
-      <w:r>
-        <w:rPr>
-          <w:rStyle w:val="NormalTok"/>
-        </w:rPr>
-        <w:t xml:space="preserve">:</w:t>
-      </w:r>
-      <w:r>
-        <w:br/>
-      </w:r>
-      <w:r>
-        <w:rPr>
-          <w:rStyle w:val="NormalTok"/>
-        </w:rPr>
-        <w:t xml:space="preserve">    </w:t>
-      </w:r>
-      <w:r>
-        <w:rPr>
-          <w:rStyle w:val="ControlFlowTok"/>
-        </w:rPr>
-        <w:t xml:space="preserve">raise</w:t>
-      </w:r>
-      <w:r>
-        <w:rPr>
-          <w:rStyle w:val="NormalTok"/>
-        </w:rPr>
-        <w:t xml:space="preserve"> </w:t>
-      </w:r>
-      <w:r>
-        <w:rPr>
-          <w:rStyle w:val="PreprocessorTok"/>
-        </w:rPr>
-        <w:t xml:space="preserve">ValueError</w:t>
-      </w:r>
-      <w:r>
-        <w:rPr>
-          <w:rStyle w:val="NormalTok"/>
-        </w:rPr>
-        <w:t xml:space="preserve">(</w:t>
-      </w:r>
-      <w:r>
-        <w:rPr>
-          <w:rStyle w:val="StringTok"/>
-        </w:rPr>
-        <w:t xml:space="preserve">"n must be non-negative"</w:t>
-      </w:r>
-      <w:r>
-        <w:rPr>
-          <w:rStyle w:val="NormalTok"/>
-        </w:rPr>
-        <w:t xml:space="preserve">)</w:t>
-      </w:r>
-      <w:r>
-        <w:br/>
-      </w:r>
-      <w:r>
-        <w:rPr>
-          <w:rStyle w:val="NormalTok"/>
-        </w:rPr>
-        <w:t xml:space="preserve">a, b </w:t>
-      </w:r>
-      <w:r>
-        <w:rPr>
-          <w:rStyle w:val="OperatorTok"/>
-        </w:rPr>
-        <w:t xml:space="preserve">=</w:t>
-      </w:r>
-      <w:r>
-        <w:rPr>
-          <w:rStyle w:val="NormalTok"/>
-        </w:rPr>
-        <w:t xml:space="preserve"> </w:t>
-      </w:r>
-      <w:r>
-        <w:rPr>
-          <w:rStyle w:val="DecValTok"/>
-        </w:rPr>
-        <w:t xml:space="preserve">0</w:t>
-      </w:r>
-      <w:r>
-        <w:rPr>
-          <w:rStyle w:val="NormalTok"/>
-        </w:rPr>
-        <w:t xml:space="preserve">, </w:t>
-      </w:r>
-      <w:r>
-        <w:rPr>
-          <w:rStyle w:val="DecValTok"/>
-        </w:rPr>
-        <w:t xml:space="preserve">1</w:t>
-      </w:r>
-      <w:r>
-        <w:br/>
-      </w:r>
-      <w:r>
-        <w:rPr>
-          <w:rStyle w:val="ControlFlowTok"/>
-        </w:rPr>
-        <w:t xml:space="preserve">for</w:t>
-      </w:r>
-      <w:r>
-        <w:rPr>
-          <w:rStyle w:val="NormalTok"/>
-        </w:rPr>
-        <w:t xml:space="preserve"> _ </w:t>
-      </w:r>
-      <w:r>
-        <w:rPr>
-          <w:rStyle w:val="KeywordTok"/>
-        </w:rPr>
-        <w:t xml:space="preserve">in</w:t>
-      </w:r>
-      <w:r>
-        <w:rPr>
-          <w:rStyle w:val="NormalTok"/>
-        </w:rPr>
-        <w:t xml:space="preserve"> </w:t>
-      </w:r>
-      <w:r>
-        <w:rPr>
-          <w:rStyle w:val="BuiltInTok"/>
-        </w:rPr>
-        <w:t xml:space="preserve">range</w:t>
-      </w:r>
-      <w:r>
-        <w:rPr>
-          <w:rStyle w:val="NormalTok"/>
-        </w:rPr>
-        <w:t xml:space="preserve">(n):</w:t>
-      </w:r>
-      <w:r>
-        <w:br/>
-      </w:r>
-      <w:r>
-        <w:rPr>
-          <w:rStyle w:val="NormalTok"/>
-        </w:rPr>
-        <w:t xml:space="preserve">    a, b </w:t>
-      </w:r>
-      <w:r>
-        <w:rPr>
-          <w:rStyle w:val="OperatorTok"/>
-        </w:rPr>
-        <w:t xml:space="preserve">=</w:t>
-      </w:r>
-      <w:r>
-        <w:rPr>
-          <w:rStyle w:val="NormalTok"/>
-        </w:rPr>
-        <w:t xml:space="preserve"> b, a </w:t>
-      </w:r>
-      <w:r>
-        <w:rPr>
-          <w:rStyle w:val="OperatorTok"/>
-        </w:rPr>
-        <w:t xml:space="preserve">+</w:t>
-      </w:r>
-      <w:r>
-        <w:rPr>
-          <w:rStyle w:val="NormalTok"/>
-        </w:rPr>
-        <w:t xml:space="preserve"> b</w:t>
-      </w:r>
-      <w:r>
-        <w:br/>
-      </w:r>
-      <w:r>
-        <w:rPr>
-          <w:rStyle w:val="ControlFlowTok"/>
-        </w:rPr>
-        <w:t xml:space="preserve">return</w:t>
-      </w:r>
-      <w:r>
-        <w:rPr>
-          <w:rStyle w:val="NormalTok"/>
-        </w:rPr>
-        <w:t xml:space="preserve"> a</w:t>
-      </w:r>
-    </w:p>
-    <w:bookmarkEnd w:id="26"/>
-    <w:bookmarkStart w:id="27" w:name="usage-notes-2"/>
-    <w:p>
-      <w:pPr>
-        <w:pStyle w:val="Heading2"/>
-      </w:pPr>
-      <w:r>
-        <w:rPr>
-          <w:rStyle w:val="SectionNumber"/>
-        </w:rPr>
-        <w:t xml:space="preserve">3.4</w:t>
-      </w:r>
-      <w:r>
-        <w:tab/>
-      </w:r>
-      <w:r>
-        <w:t xml:space="preserve">Usage Notes</w:t>
+        <w:t xml:space="preserve">. The logic proceeds as follows:</w:t>
       </w:r>
     </w:p>
     <w:p>
@@ -3277,7 +2585,14 @@
         </w:numPr>
       </w:pPr>
       <w:r>
-        <w:t xml:space="preserve">The input</w:t>
+        <w:rPr>
+          <w:b/>
+          <w:bCs/>
+        </w:rPr>
+        <w:t xml:space="preserve">Input Validation</w:t>
+      </w:r>
+      <w:r>
+        <w:t xml:space="preserve">: The function first checks if the input</w:t>
       </w:r>
       <w:r>
         <w:t xml:space="preserve"> </w:t>
@@ -3292,7 +2607,7 @@
         <w:t xml:space="preserve"> </w:t>
       </w:r>
       <w:r>
-        <w:t xml:space="preserve">must be a non-negative integer. The function will raise a</w:t>
+        <w:t xml:space="preserve">is a negative number. Since the Fibonacci sequence is not defined for negative indices, it raises a</w:t>
       </w:r>
       <w:r>
         <w:t xml:space="preserve"> </w:t>
@@ -3307,7 +2622,7 @@
         <w:t xml:space="preserve"> </w:t>
       </w:r>
       <w:r>
-        <w:t xml:space="preserve">if a negative integer is provided.</w:t>
+        <w:t xml:space="preserve">if this condition is met.</w:t>
       </w:r>
     </w:p>
     <w:p>
@@ -3319,7 +2634,14 @@
         </w:numPr>
       </w:pPr>
       <w:r>
-        <w:t xml:space="preserve">The sequence is 0-indexed, meaning</w:t>
+        <w:rPr>
+          <w:b/>
+          <w:bCs/>
+        </w:rPr>
+        <w:t xml:space="preserve">Initialization</w:t>
+      </w:r>
+      <w:r>
+        <w:t xml:space="preserve">: Two variables,</w:t>
       </w:r>
       <w:r>
         <w:t xml:space="preserve"> </w:t>
@@ -3328,13 +2650,13 @@
         <w:rPr>
           <w:rStyle w:val="VerbatimChar"/>
         </w:rPr>
-        <w:t xml:space="preserve">fibonacci(0)</w:t>
-      </w:r>
-      <w:r>
-        <w:t xml:space="preserve"> </w:t>
-      </w:r>
-      <w:r>
-        <w:t xml:space="preserve">returns the first element</w:t>
+        <w:t xml:space="preserve">a</w:t>
+      </w:r>
+      <w:r>
+        <w:t xml:space="preserve"> </w:t>
+      </w:r>
+      <w:r>
+        <w:t xml:space="preserve">and</w:t>
       </w:r>
       <w:r>
         <w:t xml:space="preserve"> </w:t>
@@ -3343,10 +2665,25 @@
         <w:rPr>
           <w:rStyle w:val="VerbatimChar"/>
         </w:rPr>
+        <w:t xml:space="preserve">b</w:t>
+      </w:r>
+      <w:r>
+        <w:t xml:space="preserve">, are initialized to</w:t>
+      </w:r>
+      <w:r>
+        <w:t xml:space="preserve"> </w:t>
+      </w:r>
+      <w:r>
+        <w:rPr>
+          <w:rStyle w:val="VerbatimChar"/>
+        </w:rPr>
         <w:t xml:space="preserve">0</w:t>
       </w:r>
       <w:r>
-        <w:t xml:space="preserve">,</w:t>
+        <w:t xml:space="preserve"> </w:t>
+      </w:r>
+      <w:r>
+        <w:t xml:space="preserve">and</w:t>
       </w:r>
       <w:r>
         <w:t xml:space="preserve"> </w:t>
@@ -3355,25 +2692,13 @@
         <w:rPr>
           <w:rStyle w:val="VerbatimChar"/>
         </w:rPr>
-        <w:t xml:space="preserve">fibonacci(1)</w:t>
-      </w:r>
-      <w:r>
-        <w:t xml:space="preserve"> </w:t>
-      </w:r>
-      <w:r>
-        <w:t xml:space="preserve">returns the second element</w:t>
-      </w:r>
-      <w:r>
-        <w:t xml:space="preserve"> </w:t>
-      </w:r>
-      <w:r>
-        <w:rPr>
-          <w:rStyle w:val="VerbatimChar"/>
-        </w:rPr>
         <w:t xml:space="preserve">1</w:t>
       </w:r>
       <w:r>
-        <w:t xml:space="preserve">, and so on.</w:t>
+        <w:t xml:space="preserve"> </w:t>
+      </w:r>
+      <w:r>
+        <w:t xml:space="preserve">respectively. These represent the first two numbers in the 0-indexed Fibonacci sequence (F₀ = 0, F₁ = 1).</w:t>
       </w:r>
     </w:p>
     <w:p>
@@ -3385,37 +2710,14 @@
         </w:numPr>
       </w:pPr>
       <w:r>
-        <w:t xml:space="preserve">This iterative implementation is efficient in terms of memory and performance for large values of</w:t>
-      </w:r>
-      <w:r>
-        <w:t xml:space="preserve"> </w:t>
-      </w:r>
-      <w:r>
-        <w:rPr>
-          <w:rStyle w:val="VerbatimChar"/>
-        </w:rPr>
-        <w:t xml:space="preserve">n</w:t>
-      </w:r>
-      <w:r>
-        <w:t xml:space="preserve"> </w:t>
-      </w:r>
-      <w:r>
-        <w:t xml:space="preserve">compared to a simple recursive solution, as it avoids redundant calculations and deep recursion stacks.</w:t>
-      </w:r>
-    </w:p>
-    <w:p>
-      <w:pPr>
-        <w:pStyle w:val="FirstParagraph"/>
-      </w:pPr>
-      <w:r>
         <w:rPr>
           <w:b/>
           <w:bCs/>
         </w:rPr>
-        <w:t xml:space="preserve">Output Example</w:t>
-      </w:r>
-      <w:r>
-        <w:t xml:space="preserve">: The function returns a single integer value.</w:t>
+        <w:t xml:space="preserve">Iteration</w:t>
+      </w:r>
+      <w:r>
+        <w:t xml:space="preserve">: The function then enters a</w:t>
       </w:r>
       <w:r>
         <w:t xml:space="preserve"> </w:t>
@@ -3424,403 +2726,55 @@
         <w:rPr>
           <w:rStyle w:val="VerbatimChar"/>
         </w:rPr>
-        <w:t xml:space="preserve">34</w:t>
-      </w:r>
-    </w:p>
-    <w:bookmarkEnd w:id="27"/>
-    <w:bookmarkStart w:id="28" w:name="example-2"/>
-    <w:p>
-      <w:pPr>
-        <w:pStyle w:val="Heading2"/>
-      </w:pPr>
-      <w:r>
-        <w:rPr>
-          <w:rStyle w:val="SectionNumber"/>
-        </w:rPr>
-        <w:t xml:space="preserve">3.5</w:t>
-      </w:r>
-      <w:r>
-        <w:tab/>
-      </w:r>
-      <w:r>
-        <w:t xml:space="preserve">Example</w:t>
-      </w:r>
-    </w:p>
-    <w:p>
-      <w:pPr>
-        <w:pStyle w:val="SourceCode"/>
-      </w:pPr>
-      <w:r>
-        <w:rPr>
-          <w:rStyle w:val="CommentTok"/>
-        </w:rPr>
-        <w:t xml:space="preserve"># Example usage</w:t>
-      </w:r>
-      <w:r>
-        <w:br/>
-      </w:r>
-      <w:r>
-        <w:rPr>
-          <w:rStyle w:val="CommentTok"/>
-        </w:rPr>
-        <w:t xml:space="preserve"># Calculate the 9th Fibonacci number (0-indexed)</w:t>
-      </w:r>
-      <w:r>
-        <w:br/>
-      </w:r>
-      <w:r>
-        <w:rPr>
-          <w:rStyle w:val="NormalTok"/>
-        </w:rPr>
-        <w:t xml:space="preserve">index </w:t>
-      </w:r>
-      <w:r>
-        <w:rPr>
-          <w:rStyle w:val="OperatorTok"/>
-        </w:rPr>
-        <w:t xml:space="preserve">=</w:t>
-      </w:r>
-      <w:r>
-        <w:rPr>
-          <w:rStyle w:val="NormalTok"/>
-        </w:rPr>
-        <w:t xml:space="preserve"> </w:t>
-      </w:r>
-      <w:r>
-        <w:rPr>
-          <w:rStyle w:val="DecValTok"/>
-        </w:rPr>
-        <w:t xml:space="preserve">9</w:t>
-      </w:r>
-      <w:r>
-        <w:br/>
-      </w:r>
-      <w:r>
-        <w:rPr>
-          <w:rStyle w:val="NormalTok"/>
-        </w:rPr>
-        <w:t xml:space="preserve">result </w:t>
-      </w:r>
-      <w:r>
-        <w:rPr>
-          <w:rStyle w:val="OperatorTok"/>
-        </w:rPr>
-        <w:t xml:space="preserve">=</w:t>
-      </w:r>
-      <w:r>
-        <w:rPr>
-          <w:rStyle w:val="NormalTok"/>
-        </w:rPr>
-        <w:t xml:space="preserve"> fibonacci(index)</w:t>
-      </w:r>
-      <w:r>
-        <w:br/>
-      </w:r>
-      <w:r>
-        <w:rPr>
-          <w:rStyle w:val="BuiltInTok"/>
-        </w:rPr>
-        <w:t xml:space="preserve">print</w:t>
-      </w:r>
-      <w:r>
-        <w:rPr>
-          <w:rStyle w:val="NormalTok"/>
-        </w:rPr>
-        <w:t xml:space="preserve">(</w:t>
-      </w:r>
-      <w:r>
-        <w:rPr>
-          <w:rStyle w:val="SpecialStringTok"/>
-        </w:rPr>
-        <w:t xml:space="preserve">f"The Fibonacci number at index </w:t>
-      </w:r>
-      <w:r>
-        <w:rPr>
-          <w:rStyle w:val="SpecialCharTok"/>
-        </w:rPr>
-        <w:t xml:space="preserve">{</w:t>
-      </w:r>
-      <w:r>
-        <w:rPr>
-          <w:rStyle w:val="NormalTok"/>
-        </w:rPr>
-        <w:t xml:space="preserve">index</w:t>
-      </w:r>
-      <w:r>
-        <w:rPr>
-          <w:rStyle w:val="SpecialCharTok"/>
-        </w:rPr>
-        <w:t xml:space="preserve">}</w:t>
-      </w:r>
-      <w:r>
-        <w:rPr>
-          <w:rStyle w:val="SpecialStringTok"/>
-        </w:rPr>
-        <w:t xml:space="preserve"> is: </w:t>
-      </w:r>
-      <w:r>
-        <w:rPr>
-          <w:rStyle w:val="SpecialCharTok"/>
-        </w:rPr>
-        <w:t xml:space="preserve">{</w:t>
-      </w:r>
-      <w:r>
-        <w:rPr>
-          <w:rStyle w:val="NormalTok"/>
-        </w:rPr>
-        <w:t xml:space="preserve">result</w:t>
-      </w:r>
-      <w:r>
-        <w:rPr>
-          <w:rStyle w:val="SpecialCharTok"/>
-        </w:rPr>
-        <w:t xml:space="preserve">}</w:t>
-      </w:r>
-      <w:r>
-        <w:rPr>
-          <w:rStyle w:val="SpecialStringTok"/>
-        </w:rPr>
-        <w:t xml:space="preserve">"</w:t>
-      </w:r>
-      <w:r>
-        <w:rPr>
-          <w:rStyle w:val="NormalTok"/>
-        </w:rPr>
-        <w:t xml:space="preserve">)</w:t>
-      </w:r>
-      <w:r>
-        <w:br/>
-      </w:r>
-      <w:r>
-        <w:br/>
-      </w:r>
-      <w:r>
-        <w:rPr>
-          <w:rStyle w:val="CommentTok"/>
-        </w:rPr>
-        <w:t xml:space="preserve"># Example with index 0</w:t>
-      </w:r>
-      <w:r>
-        <w:br/>
-      </w:r>
-      <w:r>
-        <w:rPr>
-          <w:rStyle w:val="NormalTok"/>
-        </w:rPr>
-        <w:t xml:space="preserve">result_zero </w:t>
-      </w:r>
-      <w:r>
-        <w:rPr>
-          <w:rStyle w:val="OperatorTok"/>
-        </w:rPr>
-        <w:t xml:space="preserve">=</w:t>
-      </w:r>
-      <w:r>
-        <w:rPr>
-          <w:rStyle w:val="NormalTok"/>
-        </w:rPr>
-        <w:t xml:space="preserve"> fibonacci(</w:t>
-      </w:r>
-      <w:r>
-        <w:rPr>
-          <w:rStyle w:val="DecValTok"/>
+        <w:t xml:space="preserve">for</w:t>
+      </w:r>
+      <w:r>
+        <w:t xml:space="preserve"> </w:t>
+      </w:r>
+      <w:r>
+        <w:t xml:space="preserve">loop that iterates</w:t>
+      </w:r>
+      <w:r>
+        <w:t xml:space="preserve"> </w:t>
+      </w:r>
+      <w:r>
+        <w:rPr>
+          <w:rStyle w:val="VerbatimChar"/>
+        </w:rPr>
+        <w:t xml:space="preserve">n</w:t>
+      </w:r>
+      <w:r>
+        <w:t xml:space="preserve"> </w:t>
+      </w:r>
+      <w:r>
+        <w:t xml:space="preserve">times. If</w:t>
+      </w:r>
+      <w:r>
+        <w:t xml:space="preserve"> </w:t>
+      </w:r>
+      <w:r>
+        <w:rPr>
+          <w:rStyle w:val="VerbatimChar"/>
+        </w:rPr>
+        <w:t xml:space="preserve">n</w:t>
+      </w:r>
+      <w:r>
+        <w:t xml:space="preserve"> </w:t>
+      </w:r>
+      <w:r>
+        <w:t xml:space="preserve">is</w:t>
+      </w:r>
+      <w:r>
+        <w:t xml:space="preserve"> </w:t>
+      </w:r>
+      <w:r>
+        <w:rPr>
+          <w:rStyle w:val="VerbatimChar"/>
         </w:rPr>
         <w:t xml:space="preserve">0</w:t>
       </w:r>
       <w:r>
-        <w:rPr>
-          <w:rStyle w:val="NormalTok"/>
-        </w:rPr>
-        <w:t xml:space="preserve">)</w:t>
-      </w:r>
-      <w:r>
-        <w:br/>
-      </w:r>
-      <w:r>
-        <w:rPr>
-          <w:rStyle w:val="BuiltInTok"/>
-        </w:rPr>
-        <w:t xml:space="preserve">print</w:t>
-      </w:r>
-      <w:r>
-        <w:rPr>
-          <w:rStyle w:val="NormalTok"/>
-        </w:rPr>
-        <w:t xml:space="preserve">(</w:t>
-      </w:r>
-      <w:r>
-        <w:rPr>
-          <w:rStyle w:val="SpecialStringTok"/>
-        </w:rPr>
-        <w:t xml:space="preserve">f"The Fibonacci number at index 0 is: </w:t>
-      </w:r>
-      <w:r>
-        <w:rPr>
-          <w:rStyle w:val="SpecialCharTok"/>
-        </w:rPr>
-        <w:t xml:space="preserve">{</w:t>
-      </w:r>
-      <w:r>
-        <w:rPr>
-          <w:rStyle w:val="NormalTok"/>
-        </w:rPr>
-        <w:t xml:space="preserve">result_zero</w:t>
-      </w:r>
-      <w:r>
-        <w:rPr>
-          <w:rStyle w:val="SpecialCharTok"/>
-        </w:rPr>
-        <w:t xml:space="preserve">}</w:t>
-      </w:r>
-      <w:r>
-        <w:rPr>
-          <w:rStyle w:val="SpecialStringTok"/>
-        </w:rPr>
-        <w:t xml:space="preserve">"</w:t>
-      </w:r>
-      <w:r>
-        <w:rPr>
-          <w:rStyle w:val="NormalTok"/>
-        </w:rPr>
-        <w:t xml:space="preserve">)</w:t>
-      </w:r>
-    </w:p>
-    <w:p>
-      <w:pPr>
-        <w:pStyle w:val="FirstParagraph"/>
-      </w:pPr>
-      <w:r>
-        <w:rPr>
-          <w:b/>
-          <w:bCs/>
-        </w:rPr>
-        <w:t xml:space="preserve">Output:</w:t>
-      </w:r>
-    </w:p>
-    <w:p>
-      <w:pPr>
-        <w:pStyle w:val="SourceCode"/>
-      </w:pPr>
-      <w:r>
-        <w:rPr>
-          <w:rStyle w:val="VerbatimChar"/>
-        </w:rPr>
-        <w:t xml:space="preserve">The Fibonacci number at index 9 is: 34</w:t>
-      </w:r>
-      <w:r>
-        <w:br/>
-      </w:r>
-      <w:r>
-        <w:rPr>
-          <w:rStyle w:val="VerbatimChar"/>
-        </w:rPr>
-        <w:t xml:space="preserve">The Fibonacci number at index 0 is: 0</w:t>
-      </w:r>
-    </w:p>
-    <w:p>
-      <w:r>
-        <w:pict>
-          <v:rect style="width:0;height:1.5pt" o:hralign="center" o:hrstd="t" o:hr="t"/>
-        </w:pict>
-      </w:r>
-    </w:p>
-    <w:bookmarkEnd w:id="28"/>
-    <w:bookmarkStart w:id="29" w:name="functiondef-choose_random_itemitems"/>
-    <w:p>
-      <w:pPr>
-        <w:pStyle w:val="Heading2"/>
-      </w:pPr>
-      <w:r>
-        <w:rPr>
-          <w:rStyle w:val="SectionNumber"/>
-        </w:rPr>
-        <w:t xml:space="preserve">3.6</w:t>
-      </w:r>
-      <w:r>
-        <w:tab/>
-      </w:r>
-      <w:r>
-        <w:t xml:space="preserve">FunctionDef choose_random_item(items)</w:t>
-      </w:r>
-    </w:p>
-    <w:bookmarkEnd w:id="29"/>
-    <w:bookmarkEnd w:id="30"/>
-    <w:bookmarkStart w:id="37" w:name="X53e71d88908f784130cb3998f0ce078d9acc5f7"/>
-    <w:p>
-      <w:pPr>
-        <w:pStyle w:val="Heading1"/>
-      </w:pPr>
-      <w:r>
-        <w:rPr>
-          <w:rStyle w:val="SectionNumber"/>
-        </w:rPr>
-        <w:t xml:space="preserve">4</w:t>
-      </w:r>
-      <w:r>
-        <w:tab/>
-      </w:r>
-      <w:r>
-        <w:t xml:space="preserve">Function: choose_random_item(items: List[str]) -&gt; str</w:t>
-      </w:r>
-    </w:p>
-    <w:bookmarkStart w:id="31" w:name="overview-3"/>
-    <w:p>
-      <w:pPr>
-        <w:pStyle w:val="Heading2"/>
-      </w:pPr>
-      <w:r>
-        <w:rPr>
-          <w:rStyle w:val="SectionNumber"/>
-        </w:rPr>
-        <w:t xml:space="preserve">4.1</w:t>
-      </w:r>
-      <w:r>
-        <w:tab/>
-      </w:r>
-      <w:r>
-        <w:t xml:space="preserve">Overview</w:t>
-      </w:r>
-    </w:p>
-    <w:p>
-      <w:pPr>
-        <w:pStyle w:val="FirstParagraph"/>
-      </w:pPr>
-      <w:r>
-        <w:t xml:space="preserve">The</w:t>
-      </w:r>
-      <w:r>
-        <w:t xml:space="preserve"> </w:t>
-      </w:r>
-      <w:r>
-        <w:rPr>
-          <w:rStyle w:val="VerbatimChar"/>
-        </w:rPr>
-        <w:t xml:space="preserve">choose_random_item</w:t>
-      </w:r>
-      <w:r>
-        <w:t xml:space="preserve"> </w:t>
-      </w:r>
-      <w:r>
-        <w:t xml:space="preserve">function selects and returns a single random item from a given list of strings.</w:t>
-      </w:r>
-    </w:p>
-    <w:bookmarkEnd w:id="31"/>
-    <w:bookmarkStart w:id="32" w:name="parameters-3"/>
-    <w:p>
-      <w:pPr>
-        <w:pStyle w:val="Heading2"/>
-      </w:pPr>
-      <w:r>
-        <w:rPr>
-          <w:rStyle w:val="SectionNumber"/>
-        </w:rPr>
-        <w:t xml:space="preserve">4.2</w:t>
-      </w:r>
-      <w:r>
-        <w:tab/>
-      </w:r>
-      <w:r>
-        <w:t xml:space="preserve">parameters</w:t>
+        <w:t xml:space="preserve">, the loop is skipped entirely.</w:t>
       </w:r>
     </w:p>
     <w:p>
@@ -3828,6 +2782,40 @@
         <w:pStyle w:val="Compact"/>
         <w:numPr>
           <w:ilvl w:val="0"/>
+          <w:numId w:val="1005"/>
+        </w:numPr>
+      </w:pPr>
+      <w:r>
+        <w:rPr>
+          <w:b/>
+          <w:bCs/>
+        </w:rPr>
+        <w:t xml:space="preserve">Calculation</w:t>
+      </w:r>
+      <w:r>
+        <w:t xml:space="preserve">: Inside the loop, the core logic</w:t>
+      </w:r>
+      <w:r>
+        <w:t xml:space="preserve"> </w:t>
+      </w:r>
+      <w:r>
+        <w:rPr>
+          <w:rStyle w:val="VerbatimChar"/>
+        </w:rPr>
+        <w:t xml:space="preserve">a, b = b, a + b</w:t>
+      </w:r>
+      <w:r>
+        <w:t xml:space="preserve"> </w:t>
+      </w:r>
+      <w:r>
+        <w:t xml:space="preserve">is executed. This is a tuple assignment that simultaneously updates the values:</w:t>
+      </w:r>
+    </w:p>
+    <w:p>
+      <w:pPr>
+        <w:pStyle w:val="Compact"/>
+        <w:numPr>
+          <w:ilvl w:val="1"/>
           <w:numId w:val="1006"/>
         </w:numPr>
       </w:pPr>
@@ -3835,10 +2823,13 @@
         <w:rPr>
           <w:rStyle w:val="VerbatimChar"/>
         </w:rPr>
-        <w:t xml:space="preserve">items</w:t>
-      </w:r>
-      <w:r>
-        <w:t xml:space="preserve">:</w:t>
+        <w:t xml:space="preserve">a</w:t>
+      </w:r>
+      <w:r>
+        <w:t xml:space="preserve"> </w:t>
+      </w:r>
+      <w:r>
+        <w:t xml:space="preserve">is updated to the current value of</w:t>
       </w:r>
       <w:r>
         <w:t xml:space="preserve"> </w:t>
@@ -3847,40 +2838,320 @@
         <w:rPr>
           <w:rStyle w:val="VerbatimChar"/>
         </w:rPr>
-        <w:t xml:space="preserve">List[str]</w:t>
-      </w:r>
-      <w:r>
-        <w:t xml:space="preserve"> </w:t>
-      </w:r>
-      <w:r>
-        <w:t xml:space="preserve">- A non-empty list of strings from which to choose a random item.</w:t>
-      </w:r>
-    </w:p>
-    <w:bookmarkEnd w:id="32"/>
-    <w:bookmarkStart w:id="33" w:name="description-3"/>
-    <w:p>
-      <w:pPr>
-        <w:pStyle w:val="Heading2"/>
-      </w:pPr>
-      <w:r>
-        <w:rPr>
-          <w:rStyle w:val="SectionNumber"/>
-        </w:rPr>
-        <w:t xml:space="preserve">4.3</w:t>
-      </w:r>
-      <w:r>
-        <w:tab/>
-      </w:r>
-      <w:r>
-        <w:t xml:space="preserve">Description</w:t>
+        <w:t xml:space="preserve">b</w:t>
+      </w:r>
+      <w:r>
+        <w:t xml:space="preserve">.</w:t>
       </w:r>
     </w:p>
     <w:p>
       <w:pPr>
-        <w:pStyle w:val="FirstParagraph"/>
-      </w:pPr>
-      <w:r>
-        <w:t xml:space="preserve">This function provides a safe way to select a random element from a list. The logic proceeds as follows:</w:t>
+        <w:pStyle w:val="Compact"/>
+        <w:numPr>
+          <w:ilvl w:val="1"/>
+          <w:numId w:val="1006"/>
+        </w:numPr>
+      </w:pPr>
+      <w:r>
+        <w:rPr>
+          <w:rStyle w:val="VerbatimChar"/>
+        </w:rPr>
+        <w:t xml:space="preserve">b</w:t>
+      </w:r>
+      <w:r>
+        <w:t xml:space="preserve"> </w:t>
+      </w:r>
+      <w:r>
+        <w:t xml:space="preserve">is updated to the sum of the old values of</w:t>
+      </w:r>
+      <w:r>
+        <w:t xml:space="preserve"> </w:t>
+      </w:r>
+      <w:r>
+        <w:rPr>
+          <w:rStyle w:val="VerbatimChar"/>
+        </w:rPr>
+        <w:t xml:space="preserve">a</w:t>
+      </w:r>
+      <w:r>
+        <w:t xml:space="preserve"> </w:t>
+      </w:r>
+      <w:r>
+        <w:t xml:space="preserve">and</w:t>
+      </w:r>
+      <w:r>
+        <w:t xml:space="preserve"> </w:t>
+      </w:r>
+      <w:r>
+        <w:rPr>
+          <w:rStyle w:val="VerbatimChar"/>
+        </w:rPr>
+        <w:t xml:space="preserve">b</w:t>
+      </w:r>
+      <w:r>
+        <w:t xml:space="preserve">.</w:t>
+      </w:r>
+      <w:r>
+        <w:t xml:space="preserve"> </w:t>
+      </w:r>
+      <w:r>
+        <w:t xml:space="preserve">This process effectively walks through the sequence, with</w:t>
+      </w:r>
+      <w:r>
+        <w:t xml:space="preserve"> </w:t>
+      </w:r>
+      <w:r>
+        <w:rPr>
+          <w:rStyle w:val="VerbatimChar"/>
+        </w:rPr>
+        <w:t xml:space="preserve">a</w:t>
+      </w:r>
+      <w:r>
+        <w:t xml:space="preserve"> </w:t>
+      </w:r>
+      <w:r>
+        <w:t xml:space="preserve">and</w:t>
+      </w:r>
+      <w:r>
+        <w:t xml:space="preserve"> </w:t>
+      </w:r>
+      <w:r>
+        <w:rPr>
+          <w:rStyle w:val="VerbatimChar"/>
+        </w:rPr>
+        <w:t xml:space="preserve">b</w:t>
+      </w:r>
+      <w:r>
+        <w:t xml:space="preserve"> </w:t>
+      </w:r>
+      <w:r>
+        <w:t xml:space="preserve">always holding two consecutive Fibonacci numbers.</w:t>
+      </w:r>
+    </w:p>
+    <w:p>
+      <w:pPr>
+        <w:pStyle w:val="Compact"/>
+        <w:numPr>
+          <w:ilvl w:val="0"/>
+          <w:numId w:val="1005"/>
+        </w:numPr>
+      </w:pPr>
+      <w:r>
+        <w:rPr>
+          <w:b/>
+          <w:bCs/>
+        </w:rPr>
+        <w:t xml:space="preserve">Return Value</w:t>
+      </w:r>
+      <w:r>
+        <w:t xml:space="preserve">: After the loop completes,</w:t>
+      </w:r>
+      <w:r>
+        <w:t xml:space="preserve"> </w:t>
+      </w:r>
+      <w:r>
+        <w:rPr>
+          <w:rStyle w:val="VerbatimChar"/>
+        </w:rPr>
+        <w:t xml:space="preserve">a</w:t>
+      </w:r>
+      <w:r>
+        <w:t xml:space="preserve"> </w:t>
+      </w:r>
+      <w:r>
+        <w:t xml:space="preserve">holds the nth Fibonacci number. For</w:t>
+      </w:r>
+      <w:r>
+        <w:t xml:space="preserve"> </w:t>
+      </w:r>
+      <w:r>
+        <w:rPr>
+          <w:rStyle w:val="VerbatimChar"/>
+        </w:rPr>
+        <w:t xml:space="preserve">n=0</w:t>
+      </w:r>
+      <w:r>
+        <w:t xml:space="preserve">, the loop doesn’t run and the initial value of</w:t>
+      </w:r>
+      <w:r>
+        <w:t xml:space="preserve"> </w:t>
+      </w:r>
+      <w:r>
+        <w:rPr>
+          <w:rStyle w:val="VerbatimChar"/>
+        </w:rPr>
+        <w:t xml:space="preserve">a</w:t>
+      </w:r>
+      <w:r>
+        <w:t xml:space="preserve"> </w:t>
+      </w:r>
+      <w:r>
+        <w:t xml:space="preserve">(</w:t>
+      </w:r>
+      <w:r>
+        <w:rPr>
+          <w:rStyle w:val="VerbatimChar"/>
+        </w:rPr>
+        <w:t xml:space="preserve">0</w:t>
+      </w:r>
+      <w:r>
+        <w:t xml:space="preserve">) is returned. For</w:t>
+      </w:r>
+      <w:r>
+        <w:t xml:space="preserve"> </w:t>
+      </w:r>
+      <w:r>
+        <w:rPr>
+          <w:rStyle w:val="VerbatimChar"/>
+        </w:rPr>
+        <w:t xml:space="preserve">n &gt; 0</w:t>
+      </w:r>
+      <w:r>
+        <w:t xml:space="preserve">, the loop runs</w:t>
+      </w:r>
+      <w:r>
+        <w:t xml:space="preserve"> </w:t>
+      </w:r>
+      <w:r>
+        <w:rPr>
+          <w:rStyle w:val="VerbatimChar"/>
+        </w:rPr>
+        <w:t xml:space="preserve">n</w:t>
+      </w:r>
+      <w:r>
+        <w:t xml:space="preserve"> </w:t>
+      </w:r>
+      <w:r>
+        <w:t xml:space="preserve">times, and the final value of</w:t>
+      </w:r>
+      <w:r>
+        <w:t xml:space="preserve"> </w:t>
+      </w:r>
+      <w:r>
+        <w:rPr>
+          <w:rStyle w:val="VerbatimChar"/>
+        </w:rPr>
+        <w:t xml:space="preserve">a</w:t>
+      </w:r>
+      <w:r>
+        <w:t xml:space="preserve"> </w:t>
+      </w:r>
+      <w:r>
+        <w:t xml:space="preserve">is the correct result.</w:t>
+      </w:r>
+    </w:p>
+    <w:p>
+      <w:pPr>
+        <w:pStyle w:val="SourceCode"/>
+      </w:pPr>
+      <w:r>
+        <w:rPr>
+          <w:rStyle w:val="CommentTok"/>
+        </w:rPr>
+        <w:t xml:space="preserve"># For n = 5:</w:t>
+      </w:r>
+      <w:r>
+        <w:br/>
+      </w:r>
+      <w:r>
+        <w:rPr>
+          <w:rStyle w:val="CommentTok"/>
+        </w:rPr>
+        <w:t xml:space="preserve"># Initial: a = 0, b = 1</w:t>
+      </w:r>
+      <w:r>
+        <w:br/>
+      </w:r>
+      <w:r>
+        <w:rPr>
+          <w:rStyle w:val="CommentTok"/>
+        </w:rPr>
+        <w:t xml:space="preserve"># Loop 1: a = 1, b = 1 (0 + 1)</w:t>
+      </w:r>
+      <w:r>
+        <w:br/>
+      </w:r>
+      <w:r>
+        <w:rPr>
+          <w:rStyle w:val="CommentTok"/>
+        </w:rPr>
+        <w:t xml:space="preserve"># Loop 2: a = 1, b = 2 (1 + 1)</w:t>
+      </w:r>
+      <w:r>
+        <w:br/>
+      </w:r>
+      <w:r>
+        <w:rPr>
+          <w:rStyle w:val="CommentTok"/>
+        </w:rPr>
+        <w:t xml:space="preserve"># Loop 3: a = 2, b = 3 (1 + 2)</w:t>
+      </w:r>
+      <w:r>
+        <w:br/>
+      </w:r>
+      <w:r>
+        <w:rPr>
+          <w:rStyle w:val="CommentTok"/>
+        </w:rPr>
+        <w:t xml:space="preserve"># Loop 4: a = 3, b = 5 (2 + 3)</w:t>
+      </w:r>
+      <w:r>
+        <w:br/>
+      </w:r>
+      <w:r>
+        <w:rPr>
+          <w:rStyle w:val="CommentTok"/>
+        </w:rPr>
+        <w:t xml:space="preserve"># Loop 5: a = 5, b = 8 (3 + 5)</w:t>
+      </w:r>
+      <w:r>
+        <w:br/>
+      </w:r>
+      <w:r>
+        <w:rPr>
+          <w:rStyle w:val="CommentTok"/>
+        </w:rPr>
+        <w:t xml:space="preserve"># Loop finishes, returns a</w:t>
+      </w:r>
+      <w:r>
+        <w:br/>
+      </w:r>
+      <w:r>
+        <w:rPr>
+          <w:rStyle w:val="ControlFlowTok"/>
+        </w:rPr>
+        <w:t xml:space="preserve">return</w:t>
+      </w:r>
+      <w:r>
+        <w:rPr>
+          <w:rStyle w:val="NormalTok"/>
+        </w:rPr>
+        <w:t xml:space="preserve"> </w:t>
+      </w:r>
+      <w:r>
+        <w:rPr>
+          <w:rStyle w:val="DecValTok"/>
+        </w:rPr>
+        <w:t xml:space="preserve">5</w:t>
+      </w:r>
+    </w:p>
+    <w:bookmarkEnd w:id="26"/>
+    <w:bookmarkStart w:id="27" w:name="usage-notes-2"/>
+    <w:p>
+      <w:pPr>
+        <w:pStyle w:val="Heading2"/>
+      </w:pPr>
+      <w:r>
+        <w:rPr>
+          <w:rStyle w:val="SectionNumber"/>
+        </w:rPr>
+        <w:t xml:space="preserve">3.4</w:t>
+      </w:r>
+      <w:r>
+        <w:tab/>
+      </w:r>
+      <w:r>
+        <w:t xml:space="preserve">Usage Notes</w:t>
       </w:r>
     </w:p>
     <w:p>
@@ -3892,14 +3163,7 @@
         </w:numPr>
       </w:pPr>
       <w:r>
-        <w:rPr>
-          <w:b/>
-          <w:bCs/>
-        </w:rPr>
-        <w:t xml:space="preserve">Input Validation</w:t>
-      </w:r>
-      <w:r>
-        <w:t xml:space="preserve">: The function first checks if the provided</w:t>
+        <w:t xml:space="preserve">The function only accepts non-negative integers. Providing a negative number will result in a</w:t>
       </w:r>
       <w:r>
         <w:t xml:space="preserve"> </w:t>
@@ -3908,13 +3172,10 @@
         <w:rPr>
           <w:rStyle w:val="VerbatimChar"/>
         </w:rPr>
-        <w:t xml:space="preserve">items</w:t>
-      </w:r>
-      <w:r>
-        <w:t xml:space="preserve"> </w:t>
-      </w:r>
-      <w:r>
-        <w:t xml:space="preserve">list is empty.</w:t>
+        <w:t xml:space="preserve">ValueError</w:t>
+      </w:r>
+      <w:r>
+        <w:t xml:space="preserve">.</w:t>
       </w:r>
     </w:p>
     <w:p>
@@ -3926,23 +3187,22 @@
         </w:numPr>
       </w:pPr>
       <w:r>
-        <w:rPr>
-          <w:b/>
-          <w:bCs/>
-        </w:rPr>
-        <w:t xml:space="preserve">Error Handling</w:t>
-      </w:r>
-      <w:r>
-        <w:t xml:space="preserve">: If the list is empty (</w:t>
+        <w:t xml:space="preserve">The sequence is 0-indexed, meaning</w:t>
+      </w:r>
+      <w:r>
+        <w:t xml:space="preserve"> </w:t>
       </w:r>
       <w:r>
         <w:rPr>
           <w:rStyle w:val="VerbatimChar"/>
         </w:rPr>
-        <w:t xml:space="preserve">if not items</w:t>
-      </w:r>
-      <w:r>
-        <w:t xml:space="preserve">), it raises a</w:t>
+        <w:t xml:space="preserve">fibonacci(0)</w:t>
+      </w:r>
+      <w:r>
+        <w:t xml:space="preserve"> </w:t>
+      </w:r>
+      <w:r>
+        <w:t xml:space="preserve">returns the first number of the sequence, which is</w:t>
       </w:r>
       <w:r>
         <w:t xml:space="preserve"> </w:t>
@@ -3951,22 +3211,10 @@
         <w:rPr>
           <w:rStyle w:val="VerbatimChar"/>
         </w:rPr>
-        <w:t xml:space="preserve">ValueError</w:t>
-      </w:r>
-      <w:r>
-        <w:t xml:space="preserve"> </w:t>
-      </w:r>
-      <w:r>
-        <w:t xml:space="preserve">with the message</w:t>
-      </w:r>
-      <w:r>
-        <w:t xml:space="preserve"> </w:t>
-      </w:r>
-      <w:r>
-        <w:t xml:space="preserve">“items must not be empty”</w:t>
-      </w:r>
-      <w:r>
-        <w:t xml:space="preserve">. This prevents runtime errors that would occur if an empty list were passed to the underlying selection mechanism.</w:t>
+        <w:t xml:space="preserve">0</w:t>
+      </w:r>
+      <w:r>
+        <w:t xml:space="preserve">.</w:t>
       </w:r>
     </w:p>
     <w:p>
@@ -3978,14 +3226,37 @@
         </w:numPr>
       </w:pPr>
       <w:r>
+        <w:t xml:space="preserve">This iterative implementation is highly efficient and is preferred over simple recursion for larger values of</w:t>
+      </w:r>
+      <w:r>
+        <w:t xml:space="preserve"> </w:t>
+      </w:r>
+      <w:r>
+        <w:rPr>
+          <w:rStyle w:val="VerbatimChar"/>
+        </w:rPr>
+        <w:t xml:space="preserve">n</w:t>
+      </w:r>
+      <w:r>
+        <w:t xml:space="preserve"> </w:t>
+      </w:r>
+      <w:r>
+        <w:t xml:space="preserve">as it avoids excessive function calls and potential stack overflow errors.</w:t>
+      </w:r>
+    </w:p>
+    <w:p>
+      <w:pPr>
+        <w:pStyle w:val="FirstParagraph"/>
+      </w:pPr>
+      <w:r>
         <w:rPr>
           <w:b/>
           <w:bCs/>
         </w:rPr>
-        <w:t xml:space="preserve">Random Selection</w:t>
-      </w:r>
-      <w:r>
-        <w:t xml:space="preserve">: If the list is not empty, the function utilizes the</w:t>
+        <w:t xml:space="preserve">Output Example</w:t>
+      </w:r>
+      <w:r>
+        <w:t xml:space="preserve">: The function returns a single integer value.</w:t>
       </w:r>
       <w:r>
         <w:t xml:space="preserve"> </w:t>
@@ -3994,47 +3265,466 @@
         <w:rPr>
           <w:rStyle w:val="VerbatimChar"/>
         </w:rPr>
-        <w:t xml:space="preserve">random.choice()</w:t>
-      </w:r>
-      <w:r>
-        <w:t xml:space="preserve"> </w:t>
-      </w:r>
-      <w:r>
-        <w:t xml:space="preserve">method. This method takes the</w:t>
-      </w:r>
-      <w:r>
-        <w:t xml:space="preserve"> </w:t>
-      </w:r>
-      <w:r>
-        <w:rPr>
-          <w:rStyle w:val="VerbatimChar"/>
-        </w:rPr>
-        <w:t xml:space="preserve">items</w:t>
-      </w:r>
-      <w:r>
-        <w:t xml:space="preserve"> </w:t>
-      </w:r>
-      <w:r>
-        <w:t xml:space="preserve">list as an argument and returns one of its elements, chosen uniformly at random.</w:t>
+        <w:t xml:space="preserve">55</w:t>
+      </w:r>
+    </w:p>
+    <w:bookmarkEnd w:id="27"/>
+    <w:bookmarkStart w:id="28" w:name="example-2"/>
+    <w:p>
+      <w:pPr>
+        <w:pStyle w:val="Heading2"/>
+      </w:pPr>
+      <w:r>
+        <w:rPr>
+          <w:rStyle w:val="SectionNumber"/>
+        </w:rPr>
+        <w:t xml:space="preserve">3.5</w:t>
+      </w:r>
+      <w:r>
+        <w:tab/>
+      </w:r>
+      <w:r>
+        <w:t xml:space="preserve">Example</w:t>
       </w:r>
     </w:p>
     <w:p>
       <w:pPr>
-        <w:pStyle w:val="Compact"/>
-        <w:numPr>
-          <w:ilvl w:val="0"/>
-          <w:numId w:val="1007"/>
-        </w:numPr>
+        <w:pStyle w:val="SourceCode"/>
+      </w:pPr>
+      <w:r>
+        <w:rPr>
+          <w:rStyle w:val="CommentTok"/>
+        </w:rPr>
+        <w:t xml:space="preserve"># Example usage</w:t>
+      </w:r>
+      <w:r>
+        <w:br/>
+      </w:r>
+      <w:r>
+        <w:rPr>
+          <w:rStyle w:val="CommentTok"/>
+        </w:rPr>
+        <w:t xml:space="preserve"># Find the 10th Fibonacci number (0-indexed)</w:t>
+      </w:r>
+      <w:r>
+        <w:br/>
+      </w:r>
+      <w:r>
+        <w:rPr>
+          <w:rStyle w:val="NormalTok"/>
+        </w:rPr>
+        <w:t xml:space="preserve">index </w:t>
+      </w:r>
+      <w:r>
+        <w:rPr>
+          <w:rStyle w:val="OperatorTok"/>
+        </w:rPr>
+        <w:t xml:space="preserve">=</w:t>
+      </w:r>
+      <w:r>
+        <w:rPr>
+          <w:rStyle w:val="NormalTok"/>
+        </w:rPr>
+        <w:t xml:space="preserve"> </w:t>
+      </w:r>
+      <w:r>
+        <w:rPr>
+          <w:rStyle w:val="DecValTok"/>
+        </w:rPr>
+        <w:t xml:space="preserve">10</w:t>
+      </w:r>
+      <w:r>
+        <w:br/>
+      </w:r>
+      <w:r>
+        <w:rPr>
+          <w:rStyle w:val="NormalTok"/>
+        </w:rPr>
+        <w:t xml:space="preserve">result </w:t>
+      </w:r>
+      <w:r>
+        <w:rPr>
+          <w:rStyle w:val="OperatorTok"/>
+        </w:rPr>
+        <w:t xml:space="preserve">=</w:t>
+      </w:r>
+      <w:r>
+        <w:rPr>
+          <w:rStyle w:val="NormalTok"/>
+        </w:rPr>
+        <w:t xml:space="preserve"> fibonacci(index)</w:t>
+      </w:r>
+      <w:r>
+        <w:br/>
+      </w:r>
+      <w:r>
+        <w:rPr>
+          <w:rStyle w:val="BuiltInTok"/>
+        </w:rPr>
+        <w:t xml:space="preserve">print</w:t>
+      </w:r>
+      <w:r>
+        <w:rPr>
+          <w:rStyle w:val="NormalTok"/>
+        </w:rPr>
+        <w:t xml:space="preserve">(</w:t>
+      </w:r>
+      <w:r>
+        <w:rPr>
+          <w:rStyle w:val="SpecialStringTok"/>
+        </w:rPr>
+        <w:t xml:space="preserve">f"The Fibonacci number at index </w:t>
+      </w:r>
+      <w:r>
+        <w:rPr>
+          <w:rStyle w:val="SpecialCharTok"/>
+        </w:rPr>
+        <w:t xml:space="preserve">{</w:t>
+      </w:r>
+      <w:r>
+        <w:rPr>
+          <w:rStyle w:val="NormalTok"/>
+        </w:rPr>
+        <w:t xml:space="preserve">index</w:t>
+      </w:r>
+      <w:r>
+        <w:rPr>
+          <w:rStyle w:val="SpecialCharTok"/>
+        </w:rPr>
+        <w:t xml:space="preserve">}</w:t>
+      </w:r>
+      <w:r>
+        <w:rPr>
+          <w:rStyle w:val="SpecialStringTok"/>
+        </w:rPr>
+        <w:t xml:space="preserve"> is: </w:t>
+      </w:r>
+      <w:r>
+        <w:rPr>
+          <w:rStyle w:val="SpecialCharTok"/>
+        </w:rPr>
+        <w:t xml:space="preserve">{</w:t>
+      </w:r>
+      <w:r>
+        <w:rPr>
+          <w:rStyle w:val="NormalTok"/>
+        </w:rPr>
+        <w:t xml:space="preserve">result</w:t>
+      </w:r>
+      <w:r>
+        <w:rPr>
+          <w:rStyle w:val="SpecialCharTok"/>
+        </w:rPr>
+        <w:t xml:space="preserve">}</w:t>
+      </w:r>
+      <w:r>
+        <w:rPr>
+          <w:rStyle w:val="SpecialStringTok"/>
+        </w:rPr>
+        <w:t xml:space="preserve">"</w:t>
+      </w:r>
+      <w:r>
+        <w:rPr>
+          <w:rStyle w:val="NormalTok"/>
+        </w:rPr>
+        <w:t xml:space="preserve">)</w:t>
+      </w:r>
+      <w:r>
+        <w:br/>
+      </w:r>
+      <w:r>
+        <w:br/>
+      </w:r>
+      <w:r>
+        <w:rPr>
+          <w:rStyle w:val="CommentTok"/>
+        </w:rPr>
+        <w:t xml:space="preserve"># Example with an edge case</w:t>
+      </w:r>
+      <w:r>
+        <w:br/>
+      </w:r>
+      <w:r>
+        <w:rPr>
+          <w:rStyle w:val="NormalTok"/>
+        </w:rPr>
+        <w:t xml:space="preserve">index_zero </w:t>
+      </w:r>
+      <w:r>
+        <w:rPr>
+          <w:rStyle w:val="OperatorTok"/>
+        </w:rPr>
+        <w:t xml:space="preserve">=</w:t>
+      </w:r>
+      <w:r>
+        <w:rPr>
+          <w:rStyle w:val="NormalTok"/>
+        </w:rPr>
+        <w:t xml:space="preserve"> </w:t>
+      </w:r>
+      <w:r>
+        <w:rPr>
+          <w:rStyle w:val="DecValTok"/>
+        </w:rPr>
+        <w:t xml:space="preserve">0</w:t>
+      </w:r>
+      <w:r>
+        <w:br/>
+      </w:r>
+      <w:r>
+        <w:rPr>
+          <w:rStyle w:val="NormalTok"/>
+        </w:rPr>
+        <w:t xml:space="preserve">result_zero </w:t>
+      </w:r>
+      <w:r>
+        <w:rPr>
+          <w:rStyle w:val="OperatorTok"/>
+        </w:rPr>
+        <w:t xml:space="preserve">=</w:t>
+      </w:r>
+      <w:r>
+        <w:rPr>
+          <w:rStyle w:val="NormalTok"/>
+        </w:rPr>
+        <w:t xml:space="preserve"> fibonacci(index_zero)</w:t>
+      </w:r>
+      <w:r>
+        <w:br/>
+      </w:r>
+      <w:r>
+        <w:rPr>
+          <w:rStyle w:val="BuiltInTok"/>
+        </w:rPr>
+        <w:t xml:space="preserve">print</w:t>
+      </w:r>
+      <w:r>
+        <w:rPr>
+          <w:rStyle w:val="NormalTok"/>
+        </w:rPr>
+        <w:t xml:space="preserve">(</w:t>
+      </w:r>
+      <w:r>
+        <w:rPr>
+          <w:rStyle w:val="SpecialStringTok"/>
+        </w:rPr>
+        <w:t xml:space="preserve">f"The Fibonacci number at index </w:t>
+      </w:r>
+      <w:r>
+        <w:rPr>
+          <w:rStyle w:val="SpecialCharTok"/>
+        </w:rPr>
+        <w:t xml:space="preserve">{</w:t>
+      </w:r>
+      <w:r>
+        <w:rPr>
+          <w:rStyle w:val="NormalTok"/>
+        </w:rPr>
+        <w:t xml:space="preserve">index_zero</w:t>
+      </w:r>
+      <w:r>
+        <w:rPr>
+          <w:rStyle w:val="SpecialCharTok"/>
+        </w:rPr>
+        <w:t xml:space="preserve">}</w:t>
+      </w:r>
+      <w:r>
+        <w:rPr>
+          <w:rStyle w:val="SpecialStringTok"/>
+        </w:rPr>
+        <w:t xml:space="preserve"> is: </w:t>
+      </w:r>
+      <w:r>
+        <w:rPr>
+          <w:rStyle w:val="SpecialCharTok"/>
+        </w:rPr>
+        <w:t xml:space="preserve">{</w:t>
+      </w:r>
+      <w:r>
+        <w:rPr>
+          <w:rStyle w:val="NormalTok"/>
+        </w:rPr>
+        <w:t xml:space="preserve">result_zero</w:t>
+      </w:r>
+      <w:r>
+        <w:rPr>
+          <w:rStyle w:val="SpecialCharTok"/>
+        </w:rPr>
+        <w:t xml:space="preserve">}</w:t>
+      </w:r>
+      <w:r>
+        <w:rPr>
+          <w:rStyle w:val="SpecialStringTok"/>
+        </w:rPr>
+        <w:t xml:space="preserve">"</w:t>
+      </w:r>
+      <w:r>
+        <w:rPr>
+          <w:rStyle w:val="NormalTok"/>
+        </w:rPr>
+        <w:t xml:space="preserve">)</w:t>
+      </w:r>
+      <w:r>
+        <w:br/>
+      </w:r>
+      <w:r>
+        <w:br/>
+      </w:r>
+      <w:r>
+        <w:rPr>
+          <w:rStyle w:val="CommentTok"/>
+        </w:rPr>
+        <w:t xml:space="preserve"># Example that would raise an error</w:t>
+      </w:r>
+      <w:r>
+        <w:br/>
+      </w:r>
+      <w:r>
+        <w:rPr>
+          <w:rStyle w:val="ControlFlowTok"/>
+        </w:rPr>
+        <w:t xml:space="preserve">try</w:t>
+      </w:r>
+      <w:r>
+        <w:rPr>
+          <w:rStyle w:val="NormalTok"/>
+        </w:rPr>
+        <w:t xml:space="preserve">:</w:t>
+      </w:r>
+      <w:r>
+        <w:br/>
+      </w:r>
+      <w:r>
+        <w:rPr>
+          <w:rStyle w:val="NormalTok"/>
+        </w:rPr>
+        <w:t xml:space="preserve">    fibonacci(</w:t>
+      </w:r>
+      <w:r>
+        <w:rPr>
+          <w:rStyle w:val="OperatorTok"/>
+        </w:rPr>
+        <w:t xml:space="preserve">-</w:t>
+      </w:r>
+      <w:r>
+        <w:rPr>
+          <w:rStyle w:val="DecValTok"/>
+        </w:rPr>
+        <w:t xml:space="preserve">1</w:t>
+      </w:r>
+      <w:r>
+        <w:rPr>
+          <w:rStyle w:val="NormalTok"/>
+        </w:rPr>
+        <w:t xml:space="preserve">)</w:t>
+      </w:r>
+      <w:r>
+        <w:br/>
+      </w:r>
+      <w:r>
+        <w:rPr>
+          <w:rStyle w:val="ControlFlowTok"/>
+        </w:rPr>
+        <w:t xml:space="preserve">except</w:t>
+      </w:r>
+      <w:r>
+        <w:rPr>
+          <w:rStyle w:val="NormalTok"/>
+        </w:rPr>
+        <w:t xml:space="preserve"> </w:t>
+      </w:r>
+      <w:r>
+        <w:rPr>
+          <w:rStyle w:val="PreprocessorTok"/>
+        </w:rPr>
+        <w:t xml:space="preserve">ValueError</w:t>
+      </w:r>
+      <w:r>
+        <w:rPr>
+          <w:rStyle w:val="NormalTok"/>
+        </w:rPr>
+        <w:t xml:space="preserve"> </w:t>
+      </w:r>
+      <w:r>
+        <w:rPr>
+          <w:rStyle w:val="ImportTok"/>
+        </w:rPr>
+        <w:t xml:space="preserve">as</w:t>
+      </w:r>
+      <w:r>
+        <w:rPr>
+          <w:rStyle w:val="NormalTok"/>
+        </w:rPr>
+        <w:t xml:space="preserve"> e:</w:t>
+      </w:r>
+      <w:r>
+        <w:br/>
+      </w:r>
+      <w:r>
+        <w:rPr>
+          <w:rStyle w:val="NormalTok"/>
+        </w:rPr>
+        <w:t xml:space="preserve">    </w:t>
+      </w:r>
+      <w:r>
+        <w:rPr>
+          <w:rStyle w:val="BuiltInTok"/>
+        </w:rPr>
+        <w:t xml:space="preserve">print</w:t>
+      </w:r>
+      <w:r>
+        <w:rPr>
+          <w:rStyle w:val="NormalTok"/>
+        </w:rPr>
+        <w:t xml:space="preserve">(</w:t>
+      </w:r>
+      <w:r>
+        <w:rPr>
+          <w:rStyle w:val="SpecialStringTok"/>
+        </w:rPr>
+        <w:t xml:space="preserve">f"Error caught as expected: </w:t>
+      </w:r>
+      <w:r>
+        <w:rPr>
+          <w:rStyle w:val="SpecialCharTok"/>
+        </w:rPr>
+        <w:t xml:space="preserve">{</w:t>
+      </w:r>
+      <w:r>
+        <w:rPr>
+          <w:rStyle w:val="NormalTok"/>
+        </w:rPr>
+        <w:t xml:space="preserve">e</w:t>
+      </w:r>
+      <w:r>
+        <w:rPr>
+          <w:rStyle w:val="SpecialCharTok"/>
+        </w:rPr>
+        <w:t xml:space="preserve">}</w:t>
+      </w:r>
+      <w:r>
+        <w:rPr>
+          <w:rStyle w:val="SpecialStringTok"/>
+        </w:rPr>
+        <w:t xml:space="preserve">"</w:t>
+      </w:r>
+      <w:r>
+        <w:rPr>
+          <w:rStyle w:val="NormalTok"/>
+        </w:rPr>
+        <w:t xml:space="preserve">)</w:t>
+      </w:r>
+    </w:p>
+    <w:p>
+      <w:pPr>
+        <w:pStyle w:val="FirstParagraph"/>
       </w:pPr>
       <w:r>
         <w:rPr>
           <w:b/>
           <w:bCs/>
         </w:rPr>
-        <w:t xml:space="preserve">Return Value</w:t>
-      </w:r>
-      <w:r>
-        <w:t xml:space="preserve">: The randomly selected string is returned as the result of the function.</w:t>
+        <w:t xml:space="preserve">Output:</w:t>
       </w:r>
     </w:p>
     <w:p>
@@ -4043,194 +3733,39 @@
       </w:pPr>
       <w:r>
         <w:rPr>
-          <w:rStyle w:val="CommentTok"/>
-        </w:rPr>
-        <w:t xml:space="preserve"># Internal logic example</w:t>
+          <w:rStyle w:val="VerbatimChar"/>
+        </w:rPr>
+        <w:t xml:space="preserve">The Fibonacci number at index 10 is: 55</w:t>
       </w:r>
       <w:r>
         <w:br/>
       </w:r>
       <w:r>
         <w:rPr>
-          <w:rStyle w:val="ImportTok"/>
-        </w:rPr>
-        <w:t xml:space="preserve">import</w:t>
-      </w:r>
-      <w:r>
-        <w:rPr>
-          <w:rStyle w:val="NormalTok"/>
-        </w:rPr>
-        <w:t xml:space="preserve"> random</w:t>
+          <w:rStyle w:val="VerbatimChar"/>
+        </w:rPr>
+        <w:t xml:space="preserve">The Fibonacci number at index 0 is: 0</w:t>
       </w:r>
       <w:r>
         <w:br/>
       </w:r>
       <w:r>
-        <w:br/>
-      </w:r>
-      <w:r>
-        <w:rPr>
-          <w:rStyle w:val="KeywordTok"/>
-        </w:rPr>
-        <w:t xml:space="preserve">def</w:t>
-      </w:r>
-      <w:r>
-        <w:rPr>
-          <w:rStyle w:val="NormalTok"/>
-        </w:rPr>
-        <w:t xml:space="preserve"> choose_random_item(items: </w:t>
-      </w:r>
-      <w:r>
-        <w:rPr>
-          <w:rStyle w:val="BuiltInTok"/>
-        </w:rPr>
-        <w:t xml:space="preserve">list</w:t>
-      </w:r>
-      <w:r>
-        <w:rPr>
-          <w:rStyle w:val="NormalTok"/>
-        </w:rPr>
-        <w:t xml:space="preserve">[</w:t>
-      </w:r>
-      <w:r>
-        <w:rPr>
-          <w:rStyle w:val="BuiltInTok"/>
-        </w:rPr>
-        <w:t xml:space="preserve">str</w:t>
-      </w:r>
-      <w:r>
-        <w:rPr>
-          <w:rStyle w:val="NormalTok"/>
-        </w:rPr>
-        <w:t xml:space="preserve">]) </w:t>
-      </w:r>
-      <w:r>
-        <w:rPr>
-          <w:rStyle w:val="OperatorTok"/>
-        </w:rPr>
-        <w:t xml:space="preserve">-&gt;</w:t>
-      </w:r>
-      <w:r>
-        <w:rPr>
-          <w:rStyle w:val="NormalTok"/>
-        </w:rPr>
-        <w:t xml:space="preserve"> </w:t>
-      </w:r>
-      <w:r>
-        <w:rPr>
-          <w:rStyle w:val="BuiltInTok"/>
-        </w:rPr>
-        <w:t xml:space="preserve">str</w:t>
-      </w:r>
-      <w:r>
-        <w:rPr>
-          <w:rStyle w:val="NormalTok"/>
-        </w:rPr>
-        <w:t xml:space="preserve">:</w:t>
-      </w:r>
-      <w:r>
-        <w:br/>
-      </w:r>
-      <w:r>
-        <w:rPr>
-          <w:rStyle w:val="NormalTok"/>
-        </w:rPr>
-        <w:t xml:space="preserve">    </w:t>
-      </w:r>
-      <w:r>
-        <w:rPr>
-          <w:rStyle w:val="ControlFlowTok"/>
-        </w:rPr>
-        <w:t xml:space="preserve">if</w:t>
-      </w:r>
-      <w:r>
-        <w:rPr>
-          <w:rStyle w:val="NormalTok"/>
-        </w:rPr>
-        <w:t xml:space="preserve"> </w:t>
-      </w:r>
-      <w:r>
-        <w:rPr>
-          <w:rStyle w:val="KeywordTok"/>
-        </w:rPr>
-        <w:t xml:space="preserve">not</w:t>
-      </w:r>
-      <w:r>
-        <w:rPr>
-          <w:rStyle w:val="NormalTok"/>
-        </w:rPr>
-        <w:t xml:space="preserve"> items:</w:t>
-      </w:r>
-      <w:r>
-        <w:br/>
-      </w:r>
-      <w:r>
-        <w:rPr>
-          <w:rStyle w:val="NormalTok"/>
-        </w:rPr>
-        <w:t xml:space="preserve">        </w:t>
-      </w:r>
-      <w:r>
-        <w:rPr>
-          <w:rStyle w:val="ControlFlowTok"/>
-        </w:rPr>
-        <w:t xml:space="preserve">raise</w:t>
-      </w:r>
-      <w:r>
-        <w:rPr>
-          <w:rStyle w:val="NormalTok"/>
-        </w:rPr>
-        <w:t xml:space="preserve"> </w:t>
-      </w:r>
-      <w:r>
-        <w:rPr>
-          <w:rStyle w:val="PreprocessorTok"/>
-        </w:rPr>
-        <w:t xml:space="preserve">ValueError</w:t>
-      </w:r>
-      <w:r>
-        <w:rPr>
-          <w:rStyle w:val="NormalTok"/>
-        </w:rPr>
-        <w:t xml:space="preserve">(</w:t>
-      </w:r>
-      <w:r>
-        <w:rPr>
-          <w:rStyle w:val="StringTok"/>
-        </w:rPr>
-        <w:t xml:space="preserve">"items must not be empty"</w:t>
-      </w:r>
-      <w:r>
-        <w:rPr>
-          <w:rStyle w:val="NormalTok"/>
-        </w:rPr>
-        <w:t xml:space="preserve">)</w:t>
-      </w:r>
-      <w:r>
-        <w:br/>
-      </w:r>
-      <w:r>
-        <w:rPr>
-          <w:rStyle w:val="NormalTok"/>
-        </w:rPr>
-        <w:t xml:space="preserve">    </w:t>
-      </w:r>
-      <w:r>
-        <w:rPr>
-          <w:rStyle w:val="ControlFlowTok"/>
-        </w:rPr>
-        <w:t xml:space="preserve">return</w:t>
-      </w:r>
-      <w:r>
-        <w:rPr>
-          <w:rStyle w:val="NormalTok"/>
-        </w:rPr>
-        <w:t xml:space="preserve"> random.choice(items)</w:t>
+        <w:rPr>
+          <w:rStyle w:val="VerbatimChar"/>
+        </w:rPr>
+        <w:t xml:space="preserve">Error caught as expected: n must be non-negative</w:t>
       </w:r>
     </w:p>
-    <w:bookmarkEnd w:id="33"/>
-    <w:bookmarkStart w:id="34" w:name="usage-notes-3"/>
     <w:p>
+      <w:r>
+        <w:pict>
+          <v:rect style="width:0;height:1.5pt" o:hralign="center" o:hrstd="t" o:hr="t"/>
+        </w:pict>
+      </w:r>
+    </w:p>
+    <w:bookmarkEnd w:id="28"/>
+    <w:bookmarkStart w:id="29" w:name="functiondef-choose_random_itemitems"/>
+    <w:p>
       <w:pPr>
         <w:pStyle w:val="Heading2"/>
       </w:pPr>
@@ -4238,13 +3773,93 @@
         <w:rPr>
           <w:rStyle w:val="SectionNumber"/>
         </w:rPr>
-        <w:t xml:space="preserve">4.4</w:t>
+        <w:t xml:space="preserve">3.6</w:t>
       </w:r>
       <w:r>
         <w:tab/>
       </w:r>
       <w:r>
-        <w:t xml:space="preserve">Usage Notes</w:t>
+        <w:t xml:space="preserve">FunctionDef choose_random_item(items)</w:t>
+      </w:r>
+    </w:p>
+    <w:bookmarkEnd w:id="29"/>
+    <w:bookmarkEnd w:id="30"/>
+    <w:bookmarkStart w:id="37" w:name="function-choose_random_itemitems-liststr"/>
+    <w:p>
+      <w:pPr>
+        <w:pStyle w:val="Heading1"/>
+      </w:pPr>
+      <w:r>
+        <w:rPr>
+          <w:rStyle w:val="SectionNumber"/>
+        </w:rPr>
+        <w:t xml:space="preserve">4</w:t>
+      </w:r>
+      <w:r>
+        <w:tab/>
+      </w:r>
+      <w:r>
+        <w:t xml:space="preserve">Function: choose_random_item(items: List[str])</w:t>
+      </w:r>
+    </w:p>
+    <w:bookmarkStart w:id="31" w:name="overview-3"/>
+    <w:p>
+      <w:pPr>
+        <w:pStyle w:val="Heading2"/>
+      </w:pPr>
+      <w:r>
+        <w:rPr>
+          <w:rStyle w:val="SectionNumber"/>
+        </w:rPr>
+        <w:t xml:space="preserve">4.1</w:t>
+      </w:r>
+      <w:r>
+        <w:tab/>
+      </w:r>
+      <w:r>
+        <w:t xml:space="preserve">Overview</w:t>
+      </w:r>
+    </w:p>
+    <w:p>
+      <w:pPr>
+        <w:pStyle w:val="FirstParagraph"/>
+      </w:pPr>
+      <w:r>
+        <w:t xml:space="preserve">The</w:t>
+      </w:r>
+      <w:r>
+        <w:t xml:space="preserve"> </w:t>
+      </w:r>
+      <w:r>
+        <w:rPr>
+          <w:rStyle w:val="VerbatimChar"/>
+        </w:rPr>
+        <w:t xml:space="preserve">choose_random_item</w:t>
+      </w:r>
+      <w:r>
+        <w:t xml:space="preserve"> </w:t>
+      </w:r>
+      <w:r>
+        <w:t xml:space="preserve">function selects and returns a single, uniformly random item from a given list of strings.</w:t>
+      </w:r>
+    </w:p>
+    <w:bookmarkEnd w:id="31"/>
+    <w:bookmarkStart w:id="32" w:name="parameters-3"/>
+    <w:p>
+      <w:pPr>
+        <w:pStyle w:val="Heading2"/>
+      </w:pPr>
+      <w:r>
+        <w:rPr>
+          <w:rStyle w:val="SectionNumber"/>
+        </w:rPr>
+        <w:t xml:space="preserve">4.2</w:t>
+      </w:r>
+      <w:r>
+        <w:tab/>
+      </w:r>
+      <w:r>
+        <w:t xml:space="preserve">parameters</w:t>
       </w:r>
     </w:p>
     <w:p>
@@ -4256,12 +3871,6 @@
         </w:numPr>
       </w:pPr>
       <w:r>
-        <w:t xml:space="preserve">The input list</w:t>
-      </w:r>
-      <w:r>
-        <w:t xml:space="preserve"> </w:t>
-      </w:r>
-      <w:r>
         <w:rPr>
           <w:rStyle w:val="VerbatimChar"/>
         </w:rPr>
@@ -4271,7 +3880,52 @@
         <w:t xml:space="preserve"> </w:t>
       </w:r>
       <w:r>
-        <w:t xml:space="preserve">must contain at least one element. Providing an empty list will result in a</w:t>
+        <w:t xml:space="preserve">(List[str]): A non-empty list of strings from which to choose a random item.</w:t>
+      </w:r>
+    </w:p>
+    <w:bookmarkEnd w:id="32"/>
+    <w:bookmarkStart w:id="33" w:name="description-3"/>
+    <w:p>
+      <w:pPr>
+        <w:pStyle w:val="Heading2"/>
+      </w:pPr>
+      <w:r>
+        <w:rPr>
+          <w:rStyle w:val="SectionNumber"/>
+        </w:rPr>
+        <w:t xml:space="preserve">4.3</w:t>
+      </w:r>
+      <w:r>
+        <w:tab/>
+      </w:r>
+      <w:r>
+        <w:t xml:space="preserve">Description</w:t>
+      </w:r>
+    </w:p>
+    <w:p>
+      <w:pPr>
+        <w:pStyle w:val="FirstParagraph"/>
+      </w:pPr>
+      <w:r>
+        <w:t xml:space="preserve">This function provides a safe way to select a random element from a list. The core logic is implemented in two main steps:</w:t>
+      </w:r>
+    </w:p>
+    <w:p>
+      <w:pPr>
+        <w:numPr>
+          <w:ilvl w:val="0"/>
+          <w:numId w:val="1009"/>
+        </w:numPr>
+      </w:pPr>
+      <w:r>
+        <w:rPr>
+          <w:b/>
+          <w:bCs/>
+        </w:rPr>
+        <w:t xml:space="preserve">Validation</w:t>
+      </w:r>
+      <w:r>
+        <w:t xml:space="preserve">: The function first checks if the provided</w:t>
       </w:r>
       <w:r>
         <w:t xml:space="preserve"> </w:t>
@@ -4280,10 +3934,175 @@
         <w:rPr>
           <w:rStyle w:val="VerbatimChar"/>
         </w:rPr>
+        <w:t xml:space="preserve">items</w:t>
+      </w:r>
+      <w:r>
+        <w:t xml:space="preserve"> </w:t>
+      </w:r>
+      <w:r>
+        <w:t xml:space="preserve">list is empty using the</w:t>
+      </w:r>
+      <w:r>
+        <w:t xml:space="preserve"> </w:t>
+      </w:r>
+      <w:r>
+        <w:rPr>
+          <w:rStyle w:val="VerbatimChar"/>
+        </w:rPr>
+        <w:t xml:space="preserve">if not items:</w:t>
+      </w:r>
+      <w:r>
+        <w:t xml:space="preserve"> </w:t>
+      </w:r>
+      <w:r>
+        <w:t xml:space="preserve">condition. If the list is empty, it raises a</w:t>
+      </w:r>
+      <w:r>
+        <w:t xml:space="preserve"> </w:t>
+      </w:r>
+      <w:r>
+        <w:rPr>
+          <w:rStyle w:val="VerbatimChar"/>
+        </w:rPr>
         <w:t xml:space="preserve">ValueError</w:t>
       </w:r>
       <w:r>
-        <w:t xml:space="preserve">.</w:t>
+        <w:t xml:space="preserve"> </w:t>
+      </w:r>
+      <w:r>
+        <w:t xml:space="preserve">with the message</w:t>
+      </w:r>
+      <w:r>
+        <w:t xml:space="preserve"> </w:t>
+      </w:r>
+      <w:r>
+        <w:t xml:space="preserve">“items must not be empty”</w:t>
+      </w:r>
+      <w:r>
+        <w:t xml:space="preserve">. This prevents runtime errors that would occur if</w:t>
+      </w:r>
+      <w:r>
+        <w:t xml:space="preserve"> </w:t>
+      </w:r>
+      <w:r>
+        <w:rPr>
+          <w:rStyle w:val="VerbatimChar"/>
+        </w:rPr>
+        <w:t xml:space="preserve">random.choice</w:t>
+      </w:r>
+      <w:r>
+        <w:t xml:space="preserve"> </w:t>
+      </w:r>
+      <w:r>
+        <w:t xml:space="preserve">were called on an empty sequence.</w:t>
+      </w:r>
+    </w:p>
+    <w:p>
+      <w:pPr>
+        <w:numPr>
+          <w:ilvl w:val="0"/>
+          <w:numId w:val="1009"/>
+        </w:numPr>
+      </w:pPr>
+      <w:r>
+        <w:rPr>
+          <w:b/>
+          <w:bCs/>
+        </w:rPr>
+        <w:t xml:space="preserve">Random Selection</w:t>
+      </w:r>
+      <w:r>
+        <w:t xml:space="preserve">: If the list is not empty, the function proceeds to use the</w:t>
+      </w:r>
+      <w:r>
+        <w:t xml:space="preserve"> </w:t>
+      </w:r>
+      <w:r>
+        <w:rPr>
+          <w:rStyle w:val="VerbatimChar"/>
+        </w:rPr>
+        <w:t xml:space="preserve">random.choice(items)</w:t>
+      </w:r>
+      <w:r>
+        <w:t xml:space="preserve"> </w:t>
+      </w:r>
+      <w:r>
+        <w:t xml:space="preserve">method. This method, part of Python’s standard</w:t>
+      </w:r>
+      <w:r>
+        <w:t xml:space="preserve"> </w:t>
+      </w:r>
+      <w:r>
+        <w:rPr>
+          <w:rStyle w:val="VerbatimChar"/>
+        </w:rPr>
+        <w:t xml:space="preserve">random</w:t>
+      </w:r>
+      <w:r>
+        <w:t xml:space="preserve"> </w:t>
+      </w:r>
+      <w:r>
+        <w:t xml:space="preserve">library, selects a single item from the</w:t>
+      </w:r>
+      <w:r>
+        <w:t xml:space="preserve"> </w:t>
+      </w:r>
+      <w:r>
+        <w:rPr>
+          <w:rStyle w:val="VerbatimChar"/>
+        </w:rPr>
+        <w:t xml:space="preserve">items</w:t>
+      </w:r>
+      <w:r>
+        <w:t xml:space="preserve"> </w:t>
+      </w:r>
+      <w:r>
+        <w:t xml:space="preserve">list. Each item in the list has an equal probability of being chosen. The selected string is then returned as the result.</w:t>
+      </w:r>
+    </w:p>
+    <w:p>
+      <w:pPr>
+        <w:pStyle w:val="SourceCode"/>
+      </w:pPr>
+      <w:r>
+        <w:rPr>
+          <w:rStyle w:val="CommentTok"/>
+        </w:rPr>
+        <w:t xml:space="preserve"># Internal logic for selecting an item</w:t>
+      </w:r>
+      <w:r>
+        <w:br/>
+      </w:r>
+      <w:r>
+        <w:rPr>
+          <w:rStyle w:val="ControlFlowTok"/>
+        </w:rPr>
+        <w:t xml:space="preserve">return</w:t>
+      </w:r>
+      <w:r>
+        <w:rPr>
+          <w:rStyle w:val="NormalTok"/>
+        </w:rPr>
+        <w:t xml:space="preserve"> random.choice(items)</w:t>
+      </w:r>
+    </w:p>
+    <w:bookmarkEnd w:id="33"/>
+    <w:bookmarkStart w:id="34" w:name="usage-notes-3"/>
+    <w:p>
+      <w:pPr>
+        <w:pStyle w:val="Heading2"/>
+      </w:pPr>
+      <w:r>
+        <w:rPr>
+          <w:rStyle w:val="SectionNumber"/>
+        </w:rPr>
+        <w:t xml:space="preserve">4.4</w:t>
+      </w:r>
+      <w:r>
+        <w:tab/>
+      </w:r>
+      <w:r>
+        <w:t xml:space="preserve">Usage Notes</w:t>
       </w:r>
     </w:p>
     <w:p>
@@ -4291,11 +4110,11 @@
         <w:pStyle w:val="Compact"/>
         <w:numPr>
           <w:ilvl w:val="0"/>
-          <w:numId w:val="1008"/>
+          <w:numId w:val="1010"/>
         </w:numPr>
       </w:pPr>
       <w:r>
-        <w:t xml:space="preserve">This function depends on Python’s built-in</w:t>
+        <w:t xml:space="preserve">The input list</w:t>
       </w:r>
       <w:r>
         <w:t xml:space="preserve"> </w:t>
@@ -4304,13 +4123,25 @@
         <w:rPr>
           <w:rStyle w:val="VerbatimChar"/>
         </w:rPr>
-        <w:t xml:space="preserve">random</w:t>
-      </w:r>
-      <w:r>
-        <w:t xml:space="preserve"> </w:t>
-      </w:r>
-      <w:r>
-        <w:t xml:space="preserve">module. Ensure it is available in the execution environment.</w:t>
+        <w:t xml:space="preserve">items</w:t>
+      </w:r>
+      <w:r>
+        <w:t xml:space="preserve"> </w:t>
+      </w:r>
+      <w:r>
+        <w:t xml:space="preserve">must not be empty. Providing an empty list will result in a</w:t>
+      </w:r>
+      <w:r>
+        <w:t xml:space="preserve"> </w:t>
+      </w:r>
+      <w:r>
+        <w:rPr>
+          <w:rStyle w:val="VerbatimChar"/>
+        </w:rPr>
+        <w:t xml:space="preserve">ValueError</w:t>
+      </w:r>
+      <w:r>
+        <w:t xml:space="preserve">.</w:t>
       </w:r>
     </w:p>
     <w:p>
@@ -4318,15 +4149,42 @@
         <w:pStyle w:val="Compact"/>
         <w:numPr>
           <w:ilvl w:val="0"/>
-          <w:numId w:val="1008"/>
+          <w:numId w:val="1010"/>
         </w:numPr>
       </w:pPr>
       <w:r>
-        <w:t xml:space="preserve">The selection is uniformly random, meaning each item in the list has an equal probability of being chosen.</w:t>
+        <w:t xml:space="preserve">This function relies on Python’s</w:t>
+      </w:r>
+      <w:r>
+        <w:t xml:space="preserve"> </w:t>
+      </w:r>
+      <w:r>
+        <w:rPr>
+          <w:rStyle w:val="VerbatimChar"/>
+        </w:rPr>
+        <w:t xml:space="preserve">random</w:t>
+      </w:r>
+      <w:r>
+        <w:t xml:space="preserve"> </w:t>
+      </w:r>
+      <w:r>
+        <w:t xml:space="preserve">module. Ensure it is imported in the environment where the function is called.</w:t>
       </w:r>
     </w:p>
     <w:p>
       <w:pPr>
+        <w:pStyle w:val="Compact"/>
+        <w:numPr>
+          <w:ilvl w:val="0"/>
+          <w:numId w:val="1010"/>
+        </w:numPr>
+      </w:pPr>
+      <w:r>
+        <w:t xml:space="preserve">The selection is uniformly random, meaning every item in the list has an equal chance of being returned.</w:t>
+      </w:r>
+    </w:p>
+    <w:p>
+      <w:pPr>
         <w:pStyle w:val="FirstParagraph"/>
       </w:pPr>
       <w:r>
@@ -4346,10 +4204,10 @@
         <w:rPr>
           <w:rStyle w:val="VerbatimChar"/>
         </w:rPr>
-        <w:t xml:space="preserve">['apple', 'banana', 'cherry']</w:t>
-      </w:r>
-      <w:r>
-        <w:t xml:space="preserve">, a possible output is:</w:t>
+        <w:t xml:space="preserve">["apple", "banana", "cherry"]</w:t>
+      </w:r>
+      <w:r>
+        <w:t xml:space="preserve">, a possible return value is:</w:t>
       </w:r>
     </w:p>
     <w:p>
@@ -4388,27 +4246,228 @@
       </w:pPr>
       <w:r>
         <w:rPr>
+          <w:rStyle w:val="ImportTok"/>
+        </w:rPr>
+        <w:t xml:space="preserve">import</w:t>
+      </w:r>
+      <w:r>
+        <w:rPr>
+          <w:rStyle w:val="NormalTok"/>
+        </w:rPr>
+        <w:t xml:space="preserve"> random</w:t>
+      </w:r>
+      <w:r>
+        <w:br/>
+      </w:r>
+      <w:r>
+        <w:rPr>
+          <w:rStyle w:val="ImportTok"/>
+        </w:rPr>
+        <w:t xml:space="preserve">from</w:t>
+      </w:r>
+      <w:r>
+        <w:rPr>
+          <w:rStyle w:val="NormalTok"/>
+        </w:rPr>
+        <w:t xml:space="preserve"> typing </w:t>
+      </w:r>
+      <w:r>
+        <w:rPr>
+          <w:rStyle w:val="ImportTok"/>
+        </w:rPr>
+        <w:t xml:space="preserve">import</w:t>
+      </w:r>
+      <w:r>
+        <w:rPr>
+          <w:rStyle w:val="NormalTok"/>
+        </w:rPr>
+        <w:t xml:space="preserve"> List</w:t>
+      </w:r>
+      <w:r>
+        <w:br/>
+      </w:r>
+      <w:r>
+        <w:br/>
+      </w:r>
+      <w:r>
+        <w:rPr>
           <w:rStyle w:val="CommentTok"/>
         </w:rPr>
-        <w:t xml:space="preserve"># Assumes the 'random' module is imported within the file where choose_random_item is defined.</w:t>
+        <w:t xml:space="preserve"># Definition of the function</w:t>
       </w:r>
       <w:r>
         <w:br/>
       </w:r>
       <w:r>
         <w:rPr>
+          <w:rStyle w:val="KeywordTok"/>
+        </w:rPr>
+        <w:t xml:space="preserve">def</w:t>
+      </w:r>
+      <w:r>
+        <w:rPr>
+          <w:rStyle w:val="NormalTok"/>
+        </w:rPr>
+        <w:t xml:space="preserve"> choose_random_item(items: List[</w:t>
+      </w:r>
+      <w:r>
+        <w:rPr>
+          <w:rStyle w:val="BuiltInTok"/>
+        </w:rPr>
+        <w:t xml:space="preserve">str</w:t>
+      </w:r>
+      <w:r>
+        <w:rPr>
+          <w:rStyle w:val="NormalTok"/>
+        </w:rPr>
+        <w:t xml:space="preserve">]) </w:t>
+      </w:r>
+      <w:r>
+        <w:rPr>
+          <w:rStyle w:val="OperatorTok"/>
+        </w:rPr>
+        <w:t xml:space="preserve">-&gt;</w:t>
+      </w:r>
+      <w:r>
+        <w:rPr>
+          <w:rStyle w:val="NormalTok"/>
+        </w:rPr>
+        <w:t xml:space="preserve"> </w:t>
+      </w:r>
+      <w:r>
+        <w:rPr>
+          <w:rStyle w:val="BuiltInTok"/>
+        </w:rPr>
+        <w:t xml:space="preserve">str</w:t>
+      </w:r>
+      <w:r>
+        <w:rPr>
+          <w:rStyle w:val="NormalTok"/>
+        </w:rPr>
+        <w:t xml:space="preserve">:</w:t>
+      </w:r>
+      <w:r>
+        <w:br/>
+      </w:r>
+      <w:r>
+        <w:rPr>
+          <w:rStyle w:val="NormalTok"/>
+        </w:rPr>
+        <w:t xml:space="preserve">    </w:t>
+      </w:r>
+      <w:r>
+        <w:rPr>
           <w:rStyle w:val="CommentTok"/>
         </w:rPr>
-        <w:t xml:space="preserve"># from random_module_one import choose_random_item</w:t>
+        <w:t xml:space="preserve">"""Choose a single random item from a non-empty sequence."""</w:t>
       </w:r>
       <w:r>
         <w:br/>
       </w:r>
       <w:r>
+        <w:rPr>
+          <w:rStyle w:val="NormalTok"/>
+        </w:rPr>
+        <w:t xml:space="preserve">    </w:t>
+      </w:r>
+      <w:r>
+        <w:rPr>
+          <w:rStyle w:val="ControlFlowTok"/>
+        </w:rPr>
+        <w:t xml:space="preserve">if</w:t>
+      </w:r>
+      <w:r>
+        <w:rPr>
+          <w:rStyle w:val="NormalTok"/>
+        </w:rPr>
+        <w:t xml:space="preserve"> </w:t>
+      </w:r>
+      <w:r>
+        <w:rPr>
+          <w:rStyle w:val="KeywordTok"/>
+        </w:rPr>
+        <w:t xml:space="preserve">not</w:t>
+      </w:r>
+      <w:r>
+        <w:rPr>
+          <w:rStyle w:val="NormalTok"/>
+        </w:rPr>
+        <w:t xml:space="preserve"> items:</w:t>
+      </w:r>
+      <w:r>
         <w:br/>
       </w:r>
       <w:r>
         <w:rPr>
+          <w:rStyle w:val="NormalTok"/>
+        </w:rPr>
+        <w:t xml:space="preserve">        </w:t>
+      </w:r>
+      <w:r>
+        <w:rPr>
+          <w:rStyle w:val="ControlFlowTok"/>
+        </w:rPr>
+        <w:t xml:space="preserve">raise</w:t>
+      </w:r>
+      <w:r>
+        <w:rPr>
+          <w:rStyle w:val="NormalTok"/>
+        </w:rPr>
+        <w:t xml:space="preserve"> </w:t>
+      </w:r>
+      <w:r>
+        <w:rPr>
+          <w:rStyle w:val="PreprocessorTok"/>
+        </w:rPr>
+        <w:t xml:space="preserve">ValueError</w:t>
+      </w:r>
+      <w:r>
+        <w:rPr>
+          <w:rStyle w:val="NormalTok"/>
+        </w:rPr>
+        <w:t xml:space="preserve">(</w:t>
+      </w:r>
+      <w:r>
+        <w:rPr>
+          <w:rStyle w:val="StringTok"/>
+        </w:rPr>
+        <w:t xml:space="preserve">"items must not be empty"</w:t>
+      </w:r>
+      <w:r>
+        <w:rPr>
+          <w:rStyle w:val="NormalTok"/>
+        </w:rPr>
+        <w:t xml:space="preserve">)</w:t>
+      </w:r>
+      <w:r>
+        <w:br/>
+      </w:r>
+      <w:r>
+        <w:rPr>
+          <w:rStyle w:val="NormalTok"/>
+        </w:rPr>
+        <w:t xml:space="preserve">    </w:t>
+      </w:r>
+      <w:r>
+        <w:rPr>
+          <w:rStyle w:val="ControlFlowTok"/>
+        </w:rPr>
+        <w:t xml:space="preserve">return</w:t>
+      </w:r>
+      <w:r>
+        <w:rPr>
+          <w:rStyle w:val="NormalTok"/>
+        </w:rPr>
+        <w:t xml:space="preserve"> random.choice(items)</w:t>
+      </w:r>
+      <w:r>
+        <w:br/>
+      </w:r>
+      <w:r>
+        <w:br/>
+      </w:r>
+      <w:r>
+        <w:rPr>
           <w:rStyle w:val="CommentTok"/>
         </w:rPr>
         <w:t xml:space="preserve"># Example usage</w:t>
@@ -4487,6 +4546,90 @@
       </w:r>
       <w:r>
         <w:rPr>
+          <w:rStyle w:val="NormalTok"/>
+        </w:rPr>
+        <w:t xml:space="preserve">chosen_color </w:t>
+      </w:r>
+      <w:r>
+        <w:rPr>
+          <w:rStyle w:val="OperatorTok"/>
+        </w:rPr>
+        <w:t xml:space="preserve">=</w:t>
+      </w:r>
+      <w:r>
+        <w:rPr>
+          <w:rStyle w:val="NormalTok"/>
+        </w:rPr>
+        <w:t xml:space="preserve"> choose_random_item(options)</w:t>
+      </w:r>
+      <w:r>
+        <w:br/>
+      </w:r>
+      <w:r>
+        <w:rPr>
+          <w:rStyle w:val="BuiltInTok"/>
+        </w:rPr>
+        <w:t xml:space="preserve">print</w:t>
+      </w:r>
+      <w:r>
+        <w:rPr>
+          <w:rStyle w:val="NormalTok"/>
+        </w:rPr>
+        <w:t xml:space="preserve">(</w:t>
+      </w:r>
+      <w:r>
+        <w:rPr>
+          <w:rStyle w:val="SpecialStringTok"/>
+        </w:rPr>
+        <w:t xml:space="preserve">f"The chosen color is: </w:t>
+      </w:r>
+      <w:r>
+        <w:rPr>
+          <w:rStyle w:val="SpecialCharTok"/>
+        </w:rPr>
+        <w:t xml:space="preserve">{</w:t>
+      </w:r>
+      <w:r>
+        <w:rPr>
+          <w:rStyle w:val="NormalTok"/>
+        </w:rPr>
+        <w:t xml:space="preserve">chosen_color</w:t>
+      </w:r>
+      <w:r>
+        <w:rPr>
+          <w:rStyle w:val="SpecialCharTok"/>
+        </w:rPr>
+        <w:t xml:space="preserve">}</w:t>
+      </w:r>
+      <w:r>
+        <w:rPr>
+          <w:rStyle w:val="SpecialStringTok"/>
+        </w:rPr>
+        <w:t xml:space="preserve">"</w:t>
+      </w:r>
+      <w:r>
+        <w:rPr>
+          <w:rStyle w:val="NormalTok"/>
+        </w:rPr>
+        <w:t xml:space="preserve">)</w:t>
+      </w:r>
+      <w:r>
+        <w:br/>
+      </w:r>
+      <w:r>
+        <w:br/>
+      </w:r>
+      <w:r>
+        <w:rPr>
+          <w:rStyle w:val="CommentTok"/>
+        </w:rPr>
+        <w:t xml:space="preserve"># Example of what happens with an empty list</w:t>
+      </w:r>
+      <w:r>
+        <w:br/>
+      </w:r>
+      <w:r>
+        <w:rPr>
           <w:rStyle w:val="ControlFlowTok"/>
         </w:rPr>
         <w:t xml:space="preserve">try</w:t>
@@ -4504,226 +4647,7 @@
         <w:rPr>
           <w:rStyle w:val="NormalTok"/>
         </w:rPr>
-        <w:t xml:space="preserve">    selected_color </w:t>
-      </w:r>
-      <w:r>
-        <w:rPr>
-          <w:rStyle w:val="OperatorTok"/>
-        </w:rPr>
-        <w:t xml:space="preserve">=</w:t>
-      </w:r>
-      <w:r>
-        <w:rPr>
-          <w:rStyle w:val="NormalTok"/>
-        </w:rPr>
-        <w:t xml:space="preserve"> choose_random_item(options)</w:t>
-      </w:r>
-      <w:r>
-        <w:br/>
-      </w:r>
-      <w:r>
-        <w:rPr>
-          <w:rStyle w:val="NormalTok"/>
-        </w:rPr>
-        <w:t xml:space="preserve">    </w:t>
-      </w:r>
-      <w:r>
-        <w:rPr>
-          <w:rStyle w:val="BuiltInTok"/>
-        </w:rPr>
-        <w:t xml:space="preserve">print</w:t>
-      </w:r>
-      <w:r>
-        <w:rPr>
-          <w:rStyle w:val="NormalTok"/>
-        </w:rPr>
-        <w:t xml:space="preserve">(</w:t>
-      </w:r>
-      <w:r>
-        <w:rPr>
-          <w:rStyle w:val="SpecialStringTok"/>
-        </w:rPr>
-        <w:t xml:space="preserve">f"The chosen color is: </w:t>
-      </w:r>
-      <w:r>
-        <w:rPr>
-          <w:rStyle w:val="SpecialCharTok"/>
-        </w:rPr>
-        <w:t xml:space="preserve">{</w:t>
-      </w:r>
-      <w:r>
-        <w:rPr>
-          <w:rStyle w:val="NormalTok"/>
-        </w:rPr>
-        <w:t xml:space="preserve">selected_color</w:t>
-      </w:r>
-      <w:r>
-        <w:rPr>
-          <w:rStyle w:val="SpecialCharTok"/>
-        </w:rPr>
-        <w:t xml:space="preserve">}</w:t>
-      </w:r>
-      <w:r>
-        <w:rPr>
-          <w:rStyle w:val="SpecialStringTok"/>
-        </w:rPr>
-        <w:t xml:space="preserve">"</w:t>
-      </w:r>
-      <w:r>
-        <w:rPr>
-          <w:rStyle w:val="NormalTok"/>
-        </w:rPr>
-        <w:t xml:space="preserve">)</w:t>
-      </w:r>
-      <w:r>
-        <w:br/>
-      </w:r>
-      <w:r>
-        <w:rPr>
-          <w:rStyle w:val="ControlFlowTok"/>
-        </w:rPr>
-        <w:t xml:space="preserve">except</w:t>
-      </w:r>
-      <w:r>
-        <w:rPr>
-          <w:rStyle w:val="NormalTok"/>
-        </w:rPr>
-        <w:t xml:space="preserve"> </w:t>
-      </w:r>
-      <w:r>
-        <w:rPr>
-          <w:rStyle w:val="PreprocessorTok"/>
-        </w:rPr>
-        <w:t xml:space="preserve">ValueError</w:t>
-      </w:r>
-      <w:r>
-        <w:rPr>
-          <w:rStyle w:val="NormalTok"/>
-        </w:rPr>
-        <w:t xml:space="preserve"> </w:t>
-      </w:r>
-      <w:r>
-        <w:rPr>
-          <w:rStyle w:val="ImportTok"/>
-        </w:rPr>
-        <w:t xml:space="preserve">as</w:t>
-      </w:r>
-      <w:r>
-        <w:rPr>
-          <w:rStyle w:val="NormalTok"/>
-        </w:rPr>
-        <w:t xml:space="preserve"> e:</w:t>
-      </w:r>
-      <w:r>
-        <w:br/>
-      </w:r>
-      <w:r>
-        <w:rPr>
-          <w:rStyle w:val="NormalTok"/>
-        </w:rPr>
-        <w:t xml:space="preserve">    </w:t>
-      </w:r>
-      <w:r>
-        <w:rPr>
-          <w:rStyle w:val="BuiltInTok"/>
-        </w:rPr>
-        <w:t xml:space="preserve">print</w:t>
-      </w:r>
-      <w:r>
-        <w:rPr>
-          <w:rStyle w:val="NormalTok"/>
-        </w:rPr>
-        <w:t xml:space="preserve">(e)</w:t>
-      </w:r>
-      <w:r>
-        <w:br/>
-      </w:r>
-      <w:r>
-        <w:br/>
-      </w:r>
-      <w:r>
-        <w:rPr>
-          <w:rStyle w:val="CommentTok"/>
-        </w:rPr>
-        <w:t xml:space="preserve"># Example with an empty list</w:t>
-      </w:r>
-      <w:r>
-        <w:br/>
-      </w:r>
-      <w:r>
-        <w:rPr>
-          <w:rStyle w:val="NormalTok"/>
-        </w:rPr>
-        <w:t xml:space="preserve">empty_options </w:t>
-      </w:r>
-      <w:r>
-        <w:rPr>
-          <w:rStyle w:val="OperatorTok"/>
-        </w:rPr>
-        <w:t xml:space="preserve">=</w:t>
-      </w:r>
-      <w:r>
-        <w:rPr>
-          <w:rStyle w:val="NormalTok"/>
-        </w:rPr>
-        <w:t xml:space="preserve"> []</w:t>
-      </w:r>
-      <w:r>
-        <w:br/>
-      </w:r>
-      <w:r>
-        <w:rPr>
-          <w:rStyle w:val="ControlFlowTok"/>
-        </w:rPr>
-        <w:t xml:space="preserve">try</w:t>
-      </w:r>
-      <w:r>
-        <w:rPr>
-          <w:rStyle w:val="NormalTok"/>
-        </w:rPr>
-        <w:t xml:space="preserve">:</w:t>
-      </w:r>
-      <w:r>
-        <w:br/>
-      </w:r>
-      <w:r>
-        <w:rPr>
-          <w:rStyle w:val="NormalTok"/>
-        </w:rPr>
-        <w:t xml:space="preserve">    selected_item </w:t>
-      </w:r>
-      <w:r>
-        <w:rPr>
-          <w:rStyle w:val="OperatorTok"/>
-        </w:rPr>
-        <w:t xml:space="preserve">=</w:t>
-      </w:r>
-      <w:r>
-        <w:rPr>
-          <w:rStyle w:val="NormalTok"/>
-        </w:rPr>
-        <w:t xml:space="preserve"> choose_random_item(empty_options)</w:t>
-      </w:r>
-      <w:r>
-        <w:br/>
-      </w:r>
-      <w:r>
-        <w:rPr>
-          <w:rStyle w:val="NormalTok"/>
-        </w:rPr>
-        <w:t xml:space="preserve">    </w:t>
-      </w:r>
-      <w:r>
-        <w:rPr>
-          <w:rStyle w:val="BuiltInTok"/>
-        </w:rPr>
-        <w:t xml:space="preserve">print</w:t>
-      </w:r>
-      <w:r>
-        <w:rPr>
-          <w:rStyle w:val="NormalTok"/>
-        </w:rPr>
-        <w:t xml:space="preserve">(selected_item)</w:t>
+        <w:t xml:space="preserve">    choose_random_item([])</w:t>
       </w:r>
       <w:r>
         <w:br/>
@@ -4859,22 +4783,11 @@
         <w:pStyle w:val="FirstParagraph"/>
       </w:pPr>
       <w:r>
-        <w:t xml:space="preserve">(Note: The first line of the output is random and will be one of the items from the</w:t>
-      </w:r>
-      <w:r>
-        <w:t xml:space="preserve"> </w:t>
-      </w:r>
-      <w:r>
-        <w:rPr>
-          <w:rStyle w:val="VerbatimChar"/>
-        </w:rPr>
-        <w:t xml:space="preserve">options</w:t>
-      </w:r>
-      <w:r>
-        <w:t xml:space="preserve"> </w:t>
-      </w:r>
-      <w:r>
-        <w:t xml:space="preserve">list in each run.)</w:t>
+        <w:rPr>
+          <w:i/>
+          <w:iCs/>
+        </w:rPr>
+        <w:t xml:space="preserve">(Note: The actual color output will vary as it is chosen randomly from the list.)</w:t>
       </w:r>
     </w:p>
     <w:p>
@@ -4961,7 +4874,7 @@
         <w:t xml:space="preserve"> </w:t>
       </w:r>
       <w:r>
-        <w:t xml:space="preserve">function returns a new list containing the same elements as the input list but in a randomized order, without altering the original list.</w:t>
+        <w:t xml:space="preserve">function creates and returns a new list containing the elements of the input list in a randomized order, without modifying the original list.</w:t>
       </w:r>
     </w:p>
     <w:bookmarkEnd w:id="38"/>
@@ -4981,363 +4894,6 @@
       </w:r>
       <w:r>
         <w:t xml:space="preserve">parameters</w:t>
-      </w:r>
-    </w:p>
-    <w:p>
-      <w:pPr>
-        <w:pStyle w:val="Compact"/>
-        <w:numPr>
-          <w:ilvl w:val="0"/>
-          <w:numId w:val="1009"/>
-        </w:numPr>
-      </w:pPr>
-      <w:r>
-        <w:rPr>
-          <w:rStyle w:val="VerbatimChar"/>
-        </w:rPr>
-        <w:t xml:space="preserve">items</w:t>
-      </w:r>
-      <w:r>
-        <w:t xml:space="preserve"> </w:t>
-      </w:r>
-      <w:r>
-        <w:t xml:space="preserve">(List[int]): A list of integers that you want to shuffle.</w:t>
-      </w:r>
-    </w:p>
-    <w:bookmarkEnd w:id="39"/>
-    <w:bookmarkStart w:id="40" w:name="description-4"/>
-    <w:p>
-      <w:pPr>
-        <w:pStyle w:val="Heading2"/>
-      </w:pPr>
-      <w:r>
-        <w:rPr>
-          <w:rStyle w:val="SectionNumber"/>
-        </w:rPr>
-        <w:t xml:space="preserve">5.3</w:t>
-      </w:r>
-      <w:r>
-        <w:tab/>
-      </w:r>
-      <w:r>
-        <w:t xml:space="preserve">Description</w:t>
-      </w:r>
-    </w:p>
-    <w:p>
-      <w:pPr>
-        <w:pStyle w:val="FirstParagraph"/>
-      </w:pPr>
-      <w:r>
-        <w:t xml:space="preserve">This function provides a safe way to shuffle a list by operating on a copy rather than the original. The process is executed in three main steps:</w:t>
-      </w:r>
-    </w:p>
-    <w:p>
-      <w:pPr>
-        <w:numPr>
-          <w:ilvl w:val="0"/>
-          <w:numId w:val="1010"/>
-        </w:numPr>
-      </w:pPr>
-      <w:r>
-        <w:t xml:space="preserve">A shallow copy of the input</w:t>
-      </w:r>
-      <w:r>
-        <w:t xml:space="preserve"> </w:t>
-      </w:r>
-      <w:r>
-        <w:rPr>
-          <w:rStyle w:val="VerbatimChar"/>
-        </w:rPr>
-        <w:t xml:space="preserve">items</w:t>
-      </w:r>
-      <w:r>
-        <w:t xml:space="preserve"> </w:t>
-      </w:r>
-      <w:r>
-        <w:t xml:space="preserve">list is created using</w:t>
-      </w:r>
-      <w:r>
-        <w:t xml:space="preserve"> </w:t>
-      </w:r>
-      <w:r>
-        <w:rPr>
-          <w:rStyle w:val="VerbatimChar"/>
-        </w:rPr>
-        <w:t xml:space="preserve">copy = list(items)</w:t>
-      </w:r>
-      <w:r>
-        <w:t xml:space="preserve">. This step is crucial as it ensures that any subsequent modifications do not affect the original list provided by the user.</w:t>
-      </w:r>
-    </w:p>
-    <w:p>
-      <w:pPr>
-        <w:numPr>
-          <w:ilvl w:val="0"/>
-          <w:numId w:val="1010"/>
-        </w:numPr>
-      </w:pPr>
-      <w:r>
-        <w:t xml:space="preserve">The</w:t>
-      </w:r>
-      <w:r>
-        <w:t xml:space="preserve"> </w:t>
-      </w:r>
-      <w:r>
-        <w:rPr>
-          <w:rStyle w:val="VerbatimChar"/>
-        </w:rPr>
-        <w:t xml:space="preserve">random.shuffle(copy)</w:t>
-      </w:r>
-      <w:r>
-        <w:t xml:space="preserve"> </w:t>
-      </w:r>
-      <w:r>
-        <w:t xml:space="preserve">function is called. This function, from Python’s built-in</w:t>
-      </w:r>
-      <w:r>
-        <w:t xml:space="preserve"> </w:t>
-      </w:r>
-      <w:r>
-        <w:rPr>
-          <w:rStyle w:val="VerbatimChar"/>
-        </w:rPr>
-        <w:t xml:space="preserve">random</w:t>
-      </w:r>
-      <w:r>
-        <w:t xml:space="preserve"> </w:t>
-      </w:r>
-      <w:r>
-        <w:t xml:space="preserve">module, shuffles the elements of the</w:t>
-      </w:r>
-      <w:r>
-        <w:t xml:space="preserve"> </w:t>
-      </w:r>
-      <w:r>
-        <w:rPr>
-          <w:rStyle w:val="VerbatimChar"/>
-        </w:rPr>
-        <w:t xml:space="preserve">copy</w:t>
-      </w:r>
-      <w:r>
-        <w:t xml:space="preserve"> </w:t>
-      </w:r>
-      <w:r>
-        <w:t xml:space="preserve">list in-place. It rearranges the items within the list into a random sequence.</w:t>
-      </w:r>
-    </w:p>
-    <w:p>
-      <w:pPr>
-        <w:numPr>
-          <w:ilvl w:val="0"/>
-          <w:numId w:val="1010"/>
-        </w:numPr>
-      </w:pPr>
-      <w:r>
-        <w:t xml:space="preserve">Finally, the function returns the</w:t>
-      </w:r>
-      <w:r>
-        <w:t xml:space="preserve"> </w:t>
-      </w:r>
-      <w:r>
-        <w:rPr>
-          <w:rStyle w:val="VerbatimChar"/>
-        </w:rPr>
-        <w:t xml:space="preserve">copy</w:t>
-      </w:r>
-      <w:r>
-        <w:t xml:space="preserve"> </w:t>
-      </w:r>
-      <w:r>
-        <w:t xml:space="preserve">list, which now contains the original elements in a new, randomized order.</w:t>
-      </w:r>
-    </w:p>
-    <w:p>
-      <w:pPr>
-        <w:pStyle w:val="SourceCode"/>
-      </w:pPr>
-      <w:r>
-        <w:rPr>
-          <w:rStyle w:val="CommentTok"/>
-        </w:rPr>
-        <w:t xml:space="preserve"># Internal logic breakdown</w:t>
-      </w:r>
-      <w:r>
-        <w:br/>
-      </w:r>
-      <w:r>
-        <w:rPr>
-          <w:rStyle w:val="KeywordTok"/>
-        </w:rPr>
-        <w:t xml:space="preserve">def</w:t>
-      </w:r>
-      <w:r>
-        <w:rPr>
-          <w:rStyle w:val="NormalTok"/>
-        </w:rPr>
-        <w:t xml:space="preserve"> shuffle_copy(items: List[</w:t>
-      </w:r>
-      <w:r>
-        <w:rPr>
-          <w:rStyle w:val="BuiltInTok"/>
-        </w:rPr>
-        <w:t xml:space="preserve">int</w:t>
-      </w:r>
-      <w:r>
-        <w:rPr>
-          <w:rStyle w:val="NormalTok"/>
-        </w:rPr>
-        <w:t xml:space="preserve">]) </w:t>
-      </w:r>
-      <w:r>
-        <w:rPr>
-          <w:rStyle w:val="OperatorTok"/>
-        </w:rPr>
-        <w:t xml:space="preserve">-&gt;</w:t>
-      </w:r>
-      <w:r>
-        <w:rPr>
-          <w:rStyle w:val="NormalTok"/>
-        </w:rPr>
-        <w:t xml:space="preserve"> List[</w:t>
-      </w:r>
-      <w:r>
-        <w:rPr>
-          <w:rStyle w:val="BuiltInTok"/>
-        </w:rPr>
-        <w:t xml:space="preserve">int</w:t>
-      </w:r>
-      <w:r>
-        <w:rPr>
-          <w:rStyle w:val="NormalTok"/>
-        </w:rPr>
-        <w:t xml:space="preserve">]:</w:t>
-      </w:r>
-      <w:r>
-        <w:br/>
-      </w:r>
-      <w:r>
-        <w:rPr>
-          <w:rStyle w:val="NormalTok"/>
-        </w:rPr>
-        <w:t xml:space="preserve">    </w:t>
-      </w:r>
-      <w:r>
-        <w:rPr>
-          <w:rStyle w:val="CommentTok"/>
-        </w:rPr>
-        <w:t xml:space="preserve"># 1. Create a new list object with the same elements</w:t>
-      </w:r>
-      <w:r>
-        <w:br/>
-      </w:r>
-      <w:r>
-        <w:rPr>
-          <w:rStyle w:val="NormalTok"/>
-        </w:rPr>
-        <w:t xml:space="preserve">    copy </w:t>
-      </w:r>
-      <w:r>
-        <w:rPr>
-          <w:rStyle w:val="OperatorTok"/>
-        </w:rPr>
-        <w:t xml:space="preserve">=</w:t>
-      </w:r>
-      <w:r>
-        <w:rPr>
-          <w:rStyle w:val="NormalTok"/>
-        </w:rPr>
-        <w:t xml:space="preserve"> </w:t>
-      </w:r>
-      <w:r>
-        <w:rPr>
-          <w:rStyle w:val="BuiltInTok"/>
-        </w:rPr>
-        <w:t xml:space="preserve">list</w:t>
-      </w:r>
-      <w:r>
-        <w:rPr>
-          <w:rStyle w:val="NormalTok"/>
-        </w:rPr>
-        <w:t xml:space="preserve">(items)</w:t>
-      </w:r>
-      <w:r>
-        <w:br/>
-      </w:r>
-      <w:r>
-        <w:rPr>
-          <w:rStyle w:val="NormalTok"/>
-        </w:rPr>
-        <w:t xml:space="preserve">    </w:t>
-      </w:r>
-      <w:r>
-        <w:rPr>
-          <w:rStyle w:val="CommentTok"/>
-        </w:rPr>
-        <w:t xml:space="preserve"># 2. Shuffle the new list in-place</w:t>
-      </w:r>
-      <w:r>
-        <w:br/>
-      </w:r>
-      <w:r>
-        <w:rPr>
-          <w:rStyle w:val="NormalTok"/>
-        </w:rPr>
-        <w:t xml:space="preserve">    random.shuffle(copy)</w:t>
-      </w:r>
-      <w:r>
-        <w:br/>
-      </w:r>
-      <w:r>
-        <w:rPr>
-          <w:rStyle w:val="NormalTok"/>
-        </w:rPr>
-        <w:t xml:space="preserve">    </w:t>
-      </w:r>
-      <w:r>
-        <w:rPr>
-          <w:rStyle w:val="CommentTok"/>
-        </w:rPr>
-        <w:t xml:space="preserve"># 3. Return the shuffled copy</w:t>
-      </w:r>
-      <w:r>
-        <w:br/>
-      </w:r>
-      <w:r>
-        <w:rPr>
-          <w:rStyle w:val="NormalTok"/>
-        </w:rPr>
-        <w:t xml:space="preserve">    </w:t>
-      </w:r>
-      <w:r>
-        <w:rPr>
-          <w:rStyle w:val="ControlFlowTok"/>
-        </w:rPr>
-        <w:t xml:space="preserve">return</w:t>
-      </w:r>
-      <w:r>
-        <w:rPr>
-          <w:rStyle w:val="NormalTok"/>
-        </w:rPr>
-        <w:t xml:space="preserve"> copy</w:t>
-      </w:r>
-    </w:p>
-    <w:bookmarkEnd w:id="40"/>
-    <w:bookmarkStart w:id="41" w:name="usage-notes-4"/>
-    <w:p>
-      <w:pPr>
-        <w:pStyle w:val="Heading2"/>
-      </w:pPr>
-      <w:r>
-        <w:rPr>
-          <w:rStyle w:val="SectionNumber"/>
-        </w:rPr>
-        <w:t xml:space="preserve">5.4</w:t>
-      </w:r>
-      <w:r>
-        <w:tab/>
-      </w:r>
-      <w:r>
-        <w:t xml:space="preserve">Usage Notes</w:t>
       </w:r>
     </w:p>
     <w:p>
@@ -5349,14 +4905,10 @@
         </w:numPr>
       </w:pPr>
       <w:r>
-        <w:t xml:space="preserve">This function is non-mutating, meaning it will not change the original</w:t>
-      </w:r>
-      <w:r>
-        <w:t xml:space="preserve"> </w:t>
-      </w:r>
-      <w:r>
         <w:rPr>
           <w:rStyle w:val="VerbatimChar"/>
+          <w:b/>
+          <w:bCs/>
         </w:rPr>
         <w:t xml:space="preserve">items</w:t>
       </w:r>
@@ -5364,7 +4916,34 @@
         <w:t xml:space="preserve"> </w:t>
       </w:r>
       <w:r>
-        <w:t xml:space="preserve">list passed to it. It is designed specifically to return a new, shuffled list.</w:t>
+        <w:t xml:space="preserve">(List[int]): A list of integers to be shuffled.</w:t>
+      </w:r>
+    </w:p>
+    <w:bookmarkEnd w:id="39"/>
+    <w:bookmarkStart w:id="40" w:name="description-4"/>
+    <w:p>
+      <w:pPr>
+        <w:pStyle w:val="Heading2"/>
+      </w:pPr>
+      <w:r>
+        <w:rPr>
+          <w:rStyle w:val="SectionNumber"/>
+        </w:rPr>
+        <w:t xml:space="preserve">5.3</w:t>
+      </w:r>
+      <w:r>
+        <w:tab/>
+      </w:r>
+      <w:r>
+        <w:t xml:space="preserve">Description</w:t>
+      </w:r>
+    </w:p>
+    <w:p>
+      <w:pPr>
+        <w:pStyle w:val="FirstParagraph"/>
+      </w:pPr>
+      <w:r>
+        <w:t xml:space="preserve">This function provides a safe way to shuffle a list by operating on a copy rather than the original data. The process is as follows:</w:t>
       </w:r>
     </w:p>
     <w:p>
@@ -5372,11 +4951,11 @@
         <w:pStyle w:val="Compact"/>
         <w:numPr>
           <w:ilvl w:val="0"/>
-          <w:numId w:val="1011"/>
+          <w:numId w:val="1012"/>
         </w:numPr>
       </w:pPr>
       <w:r>
-        <w:t xml:space="preserve">The function relies on Python’s</w:t>
+        <w:t xml:space="preserve">A shallow copy of the input</w:t>
       </w:r>
       <w:r>
         <w:t xml:space="preserve"> </w:t>
@@ -5385,13 +4964,13 @@
         <w:rPr>
           <w:rStyle w:val="VerbatimChar"/>
         </w:rPr>
-        <w:t xml:space="preserve">random</w:t>
-      </w:r>
-      <w:r>
-        <w:t xml:space="preserve"> </w:t>
-      </w:r>
-      <w:r>
-        <w:t xml:space="preserve">module. Ensure that</w:t>
+        <w:t xml:space="preserve">items</w:t>
+      </w:r>
+      <w:r>
+        <w:t xml:space="preserve"> </w:t>
+      </w:r>
+      <w:r>
+        <w:t xml:space="preserve">list is created using</w:t>
       </w:r>
       <w:r>
         <w:t xml:space="preserve"> </w:t>
@@ -5400,13 +4979,10 @@
         <w:rPr>
           <w:rStyle w:val="VerbatimChar"/>
         </w:rPr>
-        <w:t xml:space="preserve">import random</w:t>
-      </w:r>
-      <w:r>
-        <w:t xml:space="preserve"> </w:t>
-      </w:r>
-      <w:r>
-        <w:t xml:space="preserve">is present at the beginning of the script where this function is used.</w:t>
+        <w:t xml:space="preserve">copy = list(items)</w:t>
+      </w:r>
+      <w:r>
+        <w:t xml:space="preserve">. This is a critical step to ensure that the original list passed to the function is not mutated.</w:t>
       </w:r>
     </w:p>
     <w:p>
@@ -5414,11 +4990,11 @@
         <w:pStyle w:val="Compact"/>
         <w:numPr>
           <w:ilvl w:val="0"/>
-          <w:numId w:val="1011"/>
+          <w:numId w:val="1012"/>
         </w:numPr>
       </w:pPr>
       <w:r>
-        <w:t xml:space="preserve">Although the type hint specifies</w:t>
+        <w:t xml:space="preserve">The</w:t>
       </w:r>
       <w:r>
         <w:t xml:space="preserve"> </w:t>
@@ -5427,14 +5003,299 @@
         <w:rPr>
           <w:rStyle w:val="VerbatimChar"/>
         </w:rPr>
-        <w:t xml:space="preserve">List[int]</w:t>
-      </w:r>
-      <w:r>
-        <w:t xml:space="preserve">, the function will work correctly with lists containing other data types (e.g., strings, floats, or mixed types).</w:t>
+        <w:t xml:space="preserve">random.shuffle()</w:t>
+      </w:r>
+      <w:r>
+        <w:t xml:space="preserve"> </w:t>
+      </w:r>
+      <w:r>
+        <w:t xml:space="preserve">function is then called on this newly created</w:t>
+      </w:r>
+      <w:r>
+        <w:t xml:space="preserve"> </w:t>
+      </w:r>
+      <w:r>
+        <w:rPr>
+          <w:rStyle w:val="VerbatimChar"/>
+        </w:rPr>
+        <w:t xml:space="preserve">copy</w:t>
+      </w:r>
+      <w:r>
+        <w:t xml:space="preserve">. The</w:t>
+      </w:r>
+      <w:r>
+        <w:t xml:space="preserve"> </w:t>
+      </w:r>
+      <w:r>
+        <w:rPr>
+          <w:rStyle w:val="VerbatimChar"/>
+        </w:rPr>
+        <w:t xml:space="preserve">random.shuffle()</w:t>
+      </w:r>
+      <w:r>
+        <w:t xml:space="preserve"> </w:t>
+      </w:r>
+      <w:r>
+        <w:t xml:space="preserve">method shuffles the sequence (the list</w:t>
+      </w:r>
+      <w:r>
+        <w:t xml:space="preserve"> </w:t>
+      </w:r>
+      <w:r>
+        <w:rPr>
+          <w:rStyle w:val="VerbatimChar"/>
+        </w:rPr>
+        <w:t xml:space="preserve">copy</w:t>
+      </w:r>
+      <w:r>
+        <w:t xml:space="preserve">) in place.</w:t>
       </w:r>
     </w:p>
     <w:p>
       <w:pPr>
+        <w:pStyle w:val="Compact"/>
+        <w:numPr>
+          <w:ilvl w:val="0"/>
+          <w:numId w:val="1012"/>
+        </w:numPr>
+      </w:pPr>
+      <w:r>
+        <w:t xml:space="preserve">Finally, the function returns the</w:t>
+      </w:r>
+      <w:r>
+        <w:t xml:space="preserve"> </w:t>
+      </w:r>
+      <w:r>
+        <w:rPr>
+          <w:rStyle w:val="VerbatimChar"/>
+        </w:rPr>
+        <w:t xml:space="preserve">copy</w:t>
+      </w:r>
+      <w:r>
+        <w:t xml:space="preserve">, which now holds the same elements as the original</w:t>
+      </w:r>
+      <w:r>
+        <w:t xml:space="preserve"> </w:t>
+      </w:r>
+      <w:r>
+        <w:rPr>
+          <w:rStyle w:val="VerbatimChar"/>
+        </w:rPr>
+        <w:t xml:space="preserve">items</w:t>
+      </w:r>
+      <w:r>
+        <w:t xml:space="preserve"> </w:t>
+      </w:r>
+      <w:r>
+        <w:t xml:space="preserve">list but arranged in a random order.</w:t>
+      </w:r>
+    </w:p>
+    <w:p>
+      <w:pPr>
+        <w:pStyle w:val="SourceCode"/>
+      </w:pPr>
+      <w:r>
+        <w:rPr>
+          <w:rStyle w:val="CommentTok"/>
+        </w:rPr>
+        <w:t xml:space="preserve"># Internal logic of the function</w:t>
+      </w:r>
+      <w:r>
+        <w:br/>
+      </w:r>
+      <w:r>
+        <w:rPr>
+          <w:rStyle w:val="ImportTok"/>
+        </w:rPr>
+        <w:t xml:space="preserve">import</w:t>
+      </w:r>
+      <w:r>
+        <w:rPr>
+          <w:rStyle w:val="NormalTok"/>
+        </w:rPr>
+        <w:t xml:space="preserve"> random</w:t>
+      </w:r>
+      <w:r>
+        <w:br/>
+      </w:r>
+      <w:r>
+        <w:br/>
+      </w:r>
+      <w:r>
+        <w:rPr>
+          <w:rStyle w:val="CommentTok"/>
+        </w:rPr>
+        <w:t xml:space="preserve"># Assume 'items' is [1, 2, 3, 4, 5]</w:t>
+      </w:r>
+      <w:r>
+        <w:br/>
+      </w:r>
+      <w:r>
+        <w:rPr>
+          <w:rStyle w:val="NormalTok"/>
+        </w:rPr>
+        <w:t xml:space="preserve">copy </w:t>
+      </w:r>
+      <w:r>
+        <w:rPr>
+          <w:rStyle w:val="OperatorTok"/>
+        </w:rPr>
+        <w:t xml:space="preserve">=</w:t>
+      </w:r>
+      <w:r>
+        <w:rPr>
+          <w:rStyle w:val="NormalTok"/>
+        </w:rPr>
+        <w:t xml:space="preserve"> </w:t>
+      </w:r>
+      <w:r>
+        <w:rPr>
+          <w:rStyle w:val="BuiltInTok"/>
+        </w:rPr>
+        <w:t xml:space="preserve">list</w:t>
+      </w:r>
+      <w:r>
+        <w:rPr>
+          <w:rStyle w:val="NormalTok"/>
+        </w:rPr>
+        <w:t xml:space="preserve">(items)      </w:t>
+      </w:r>
+      <w:r>
+        <w:rPr>
+          <w:rStyle w:val="CommentTok"/>
+        </w:rPr>
+        <w:t xml:space="preserve"># copy is now a new list: [1, 2, 3, 4, 5]</w:t>
+      </w:r>
+      <w:r>
+        <w:br/>
+      </w:r>
+      <w:r>
+        <w:rPr>
+          <w:rStyle w:val="NormalTok"/>
+        </w:rPr>
+        <w:t xml:space="preserve">random.shuffle(copy)    </w:t>
+      </w:r>
+      <w:r>
+        <w:rPr>
+          <w:rStyle w:val="CommentTok"/>
+        </w:rPr>
+        <w:t xml:space="preserve"># copy is shuffled in-place, e.g., it might become [3, 1, 5, 2, 4]</w:t>
+      </w:r>
+      <w:r>
+        <w:br/>
+      </w:r>
+      <w:r>
+        <w:rPr>
+          <w:rStyle w:val="ControlFlowTok"/>
+        </w:rPr>
+        <w:t xml:space="preserve">return</w:t>
+      </w:r>
+      <w:r>
+        <w:rPr>
+          <w:rStyle w:val="NormalTok"/>
+        </w:rPr>
+        <w:t xml:space="preserve"> copy             </w:t>
+      </w:r>
+      <w:r>
+        <w:rPr>
+          <w:rStyle w:val="CommentTok"/>
+        </w:rPr>
+        <w:t xml:space="preserve"># The shuffled list [3, 1, 5, 2, 4] is returned</w:t>
+      </w:r>
+    </w:p>
+    <w:bookmarkEnd w:id="40"/>
+    <w:bookmarkStart w:id="41" w:name="usage-notes-4"/>
+    <w:p>
+      <w:pPr>
+        <w:pStyle w:val="Heading2"/>
+      </w:pPr>
+      <w:r>
+        <w:rPr>
+          <w:rStyle w:val="SectionNumber"/>
+        </w:rPr>
+        <w:t xml:space="preserve">5.4</w:t>
+      </w:r>
+      <w:r>
+        <w:tab/>
+      </w:r>
+      <w:r>
+        <w:t xml:space="preserve">Usage Notes</w:t>
+      </w:r>
+    </w:p>
+    <w:p>
+      <w:pPr>
+        <w:pStyle w:val="Compact"/>
+        <w:numPr>
+          <w:ilvl w:val="0"/>
+          <w:numId w:val="1013"/>
+        </w:numPr>
+      </w:pPr>
+      <w:r>
+        <w:t xml:space="preserve">This function is non-mutating. It will always return a new list and leave the original input list unchanged.</w:t>
+      </w:r>
+    </w:p>
+    <w:p>
+      <w:pPr>
+        <w:pStyle w:val="Compact"/>
+        <w:numPr>
+          <w:ilvl w:val="0"/>
+          <w:numId w:val="1013"/>
+        </w:numPr>
+      </w:pPr>
+      <w:r>
+        <w:t xml:space="preserve">The function relies on Python’s</w:t>
+      </w:r>
+      <w:r>
+        <w:t xml:space="preserve"> </w:t>
+      </w:r>
+      <w:r>
+        <w:rPr>
+          <w:rStyle w:val="VerbatimChar"/>
+        </w:rPr>
+        <w:t xml:space="preserve">random</w:t>
+      </w:r>
+      <w:r>
+        <w:t xml:space="preserve"> </w:t>
+      </w:r>
+      <w:r>
+        <w:t xml:space="preserve">module. Ensure this module is imported (</w:t>
+      </w:r>
+      <w:r>
+        <w:rPr>
+          <w:rStyle w:val="VerbatimChar"/>
+        </w:rPr>
+        <w:t xml:space="preserve">import random</w:t>
+      </w:r>
+      <w:r>
+        <w:t xml:space="preserve">) in your script before calling this function.</w:t>
+      </w:r>
+    </w:p>
+    <w:p>
+      <w:pPr>
+        <w:pStyle w:val="Compact"/>
+        <w:numPr>
+          <w:ilvl w:val="0"/>
+          <w:numId w:val="1013"/>
+        </w:numPr>
+      </w:pPr>
+      <w:r>
+        <w:t xml:space="preserve">Although the type hint specifies</w:t>
+      </w:r>
+      <w:r>
+        <w:t xml:space="preserve"> </w:t>
+      </w:r>
+      <w:r>
+        <w:rPr>
+          <w:rStyle w:val="VerbatimChar"/>
+        </w:rPr>
+        <w:t xml:space="preserve">List[int]</w:t>
+      </w:r>
+      <w:r>
+        <w:t xml:space="preserve">, the function will work correctly with a list containing elements of any type (e.g., strings, floats, or mixed types).</w:t>
+      </w:r>
+    </w:p>
+    <w:p>
+      <w:pPr>
         <w:pStyle w:val="FirstParagraph"/>
       </w:pPr>
       <w:r>
@@ -5445,34 +5306,7 @@
         <w:t xml:space="preserve">Output Example</w:t>
       </w:r>
       <w:r>
-        <w:t xml:space="preserve">: The function returns a</w:t>
-      </w:r>
-      <w:r>
-        <w:t xml:space="preserve"> </w:t>
-      </w:r>
-      <w:r>
-        <w:rPr>
-          <w:rStyle w:val="VerbatimChar"/>
-        </w:rPr>
-        <w:t xml:space="preserve">list</w:t>
-      </w:r>
-      <w:r>
-        <w:t xml:space="preserve"> </w:t>
-      </w:r>
-      <w:r>
-        <w:t xml:space="preserve">where the elements from the input are in a random order. For an input of</w:t>
-      </w:r>
-      <w:r>
-        <w:t xml:space="preserve"> </w:t>
-      </w:r>
-      <w:r>
-        <w:rPr>
-          <w:rStyle w:val="VerbatimChar"/>
-        </w:rPr>
-        <w:t xml:space="preserve">[1, 2, 3, 4, 5]</w:t>
-      </w:r>
-      <w:r>
-        <w:t xml:space="preserve">, a possible output could be:</w:t>
+        <w:t xml:space="preserve">: A new list with the same elements as the input, but in a random order.</w:t>
       </w:r>
     </w:p>
     <w:p>
@@ -5483,7 +5317,7 @@
         <w:rPr>
           <w:rStyle w:val="VerbatimChar"/>
         </w:rPr>
-        <w:t xml:space="preserve">[4, 1, 5, 3, 2]</w:t>
+        <w:t xml:space="preserve">[4, 1, 5, 2, 3]</w:t>
       </w:r>
     </w:p>
     <w:bookmarkEnd w:id="41"/>
@@ -5556,390 +5390,330 @@
       </w:r>
       <w:r>
         <w:rPr>
+          <w:rStyle w:val="KeywordTok"/>
+        </w:rPr>
+        <w:t xml:space="preserve">def</w:t>
+      </w:r>
+      <w:r>
+        <w:rPr>
+          <w:rStyle w:val="NormalTok"/>
+        </w:rPr>
+        <w:t xml:space="preserve"> shuffle_copy(items: List[</w:t>
+      </w:r>
+      <w:r>
+        <w:rPr>
+          <w:rStyle w:val="BuiltInTok"/>
+        </w:rPr>
+        <w:t xml:space="preserve">int</w:t>
+      </w:r>
+      <w:r>
+        <w:rPr>
+          <w:rStyle w:val="NormalTok"/>
+        </w:rPr>
+        <w:t xml:space="preserve">]) </w:t>
+      </w:r>
+      <w:r>
+        <w:rPr>
+          <w:rStyle w:val="OperatorTok"/>
+        </w:rPr>
+        <w:t xml:space="preserve">-&gt;</w:t>
+      </w:r>
+      <w:r>
+        <w:rPr>
+          <w:rStyle w:val="NormalTok"/>
+        </w:rPr>
+        <w:t xml:space="preserve"> List[</w:t>
+      </w:r>
+      <w:r>
+        <w:rPr>
+          <w:rStyle w:val="BuiltInTok"/>
+        </w:rPr>
+        <w:t xml:space="preserve">int</w:t>
+      </w:r>
+      <w:r>
+        <w:rPr>
+          <w:rStyle w:val="NormalTok"/>
+        </w:rPr>
+        <w:t xml:space="preserve">]:</w:t>
+      </w:r>
+      <w:r>
+        <w:br/>
+      </w:r>
+      <w:r>
+        <w:rPr>
+          <w:rStyle w:val="NormalTok"/>
+        </w:rPr>
+        <w:t xml:space="preserve">    </w:t>
+      </w:r>
+      <w:r>
+        <w:rPr>
           <w:rStyle w:val="CommentTok"/>
         </w:rPr>
-        <w:t xml:space="preserve"># Definition of the function</w:t>
+        <w:t xml:space="preserve">"""Return a shuffled copy of the given list without mutating the input."""</w:t>
       </w:r>
       <w:r>
         <w:br/>
       </w:r>
       <w:r>
         <w:rPr>
-          <w:rStyle w:val="KeywordTok"/>
-        </w:rPr>
-        <w:t xml:space="preserve">def</w:t>
-      </w:r>
-      <w:r>
-        <w:rPr>
           <w:rStyle w:val="NormalTok"/>
         </w:rPr>
-        <w:t xml:space="preserve"> shuffle_copy(items: List[</w:t>
+        <w:t xml:space="preserve">    copy </w:t>
+      </w:r>
+      <w:r>
+        <w:rPr>
+          <w:rStyle w:val="OperatorTok"/>
+        </w:rPr>
+        <w:t xml:space="preserve">=</w:t>
+      </w:r>
+      <w:r>
+        <w:rPr>
+          <w:rStyle w:val="NormalTok"/>
+        </w:rPr>
+        <w:t xml:space="preserve"> </w:t>
       </w:r>
       <w:r>
         <w:rPr>
           <w:rStyle w:val="BuiltInTok"/>
         </w:rPr>
-        <w:t xml:space="preserve">int</w:t>
+        <w:t xml:space="preserve">list</w:t>
       </w:r>
       <w:r>
         <w:rPr>
           <w:rStyle w:val="NormalTok"/>
         </w:rPr>
-        <w:t xml:space="preserve">]) </w:t>
+        <w:t xml:space="preserve">(items)</w:t>
+      </w:r>
+      <w:r>
+        <w:br/>
+      </w:r>
+      <w:r>
+        <w:rPr>
+          <w:rStyle w:val="NormalTok"/>
+        </w:rPr>
+        <w:t xml:space="preserve">    random.shuffle(copy)</w:t>
+      </w:r>
+      <w:r>
+        <w:br/>
+      </w:r>
+      <w:r>
+        <w:rPr>
+          <w:rStyle w:val="NormalTok"/>
+        </w:rPr>
+        <w:t xml:space="preserve">    </w:t>
+      </w:r>
+      <w:r>
+        <w:rPr>
+          <w:rStyle w:val="ControlFlowTok"/>
+        </w:rPr>
+        <w:t xml:space="preserve">return</w:t>
+      </w:r>
+      <w:r>
+        <w:rPr>
+          <w:rStyle w:val="NormalTok"/>
+        </w:rPr>
+        <w:t xml:space="preserve"> copy</w:t>
+      </w:r>
+      <w:r>
+        <w:br/>
+      </w:r>
+      <w:r>
+        <w:br/>
+      </w:r>
+      <w:r>
+        <w:rPr>
+          <w:rStyle w:val="CommentTok"/>
+        </w:rPr>
+        <w:t xml:space="preserve"># Example usage</w:t>
+      </w:r>
+      <w:r>
+        <w:br/>
+      </w:r>
+      <w:r>
+        <w:rPr>
+          <w:rStyle w:val="NormalTok"/>
+        </w:rPr>
+        <w:t xml:space="preserve">original_list </w:t>
       </w:r>
       <w:r>
         <w:rPr>
           <w:rStyle w:val="OperatorTok"/>
         </w:rPr>
-        <w:t xml:space="preserve">-&gt;</w:t>
+        <w:t xml:space="preserve">=</w:t>
       </w:r>
       <w:r>
         <w:rPr>
           <w:rStyle w:val="NormalTok"/>
         </w:rPr>
-        <w:t xml:space="preserve"> List[</w:t>
+        <w:t xml:space="preserve"> [</w:t>
+      </w:r>
+      <w:r>
+        <w:rPr>
+          <w:rStyle w:val="DecValTok"/>
+        </w:rPr>
+        <w:t xml:space="preserve">1</w:t>
+      </w:r>
+      <w:r>
+        <w:rPr>
+          <w:rStyle w:val="NormalTok"/>
+        </w:rPr>
+        <w:t xml:space="preserve">, </w:t>
+      </w:r>
+      <w:r>
+        <w:rPr>
+          <w:rStyle w:val="DecValTok"/>
+        </w:rPr>
+        <w:t xml:space="preserve">2</w:t>
+      </w:r>
+      <w:r>
+        <w:rPr>
+          <w:rStyle w:val="NormalTok"/>
+        </w:rPr>
+        <w:t xml:space="preserve">, </w:t>
+      </w:r>
+      <w:r>
+        <w:rPr>
+          <w:rStyle w:val="DecValTok"/>
+        </w:rPr>
+        <w:t xml:space="preserve">3</w:t>
+      </w:r>
+      <w:r>
+        <w:rPr>
+          <w:rStyle w:val="NormalTok"/>
+        </w:rPr>
+        <w:t xml:space="preserve">, </w:t>
+      </w:r>
+      <w:r>
+        <w:rPr>
+          <w:rStyle w:val="DecValTok"/>
+        </w:rPr>
+        <w:t xml:space="preserve">4</w:t>
+      </w:r>
+      <w:r>
+        <w:rPr>
+          <w:rStyle w:val="NormalTok"/>
+        </w:rPr>
+        <w:t xml:space="preserve">, </w:t>
+      </w:r>
+      <w:r>
+        <w:rPr>
+          <w:rStyle w:val="DecValTok"/>
+        </w:rPr>
+        <w:t xml:space="preserve">5</w:t>
+      </w:r>
+      <w:r>
+        <w:rPr>
+          <w:rStyle w:val="NormalTok"/>
+        </w:rPr>
+        <w:t xml:space="preserve">]</w:t>
+      </w:r>
+      <w:r>
+        <w:br/>
+      </w:r>
+      <w:r>
+        <w:rPr>
+          <w:rStyle w:val="NormalTok"/>
+        </w:rPr>
+        <w:t xml:space="preserve">shuffled_list </w:t>
+      </w:r>
+      <w:r>
+        <w:rPr>
+          <w:rStyle w:val="OperatorTok"/>
+        </w:rPr>
+        <w:t xml:space="preserve">=</w:t>
+      </w:r>
+      <w:r>
+        <w:rPr>
+          <w:rStyle w:val="NormalTok"/>
+        </w:rPr>
+        <w:t xml:space="preserve"> shuffle_copy(original_list)</w:t>
+      </w:r>
+      <w:r>
+        <w:br/>
+      </w:r>
+      <w:r>
+        <w:br/>
       </w:r>
       <w:r>
         <w:rPr>
           <w:rStyle w:val="BuiltInTok"/>
         </w:rPr>
-        <w:t xml:space="preserve">int</w:t>
+        <w:t xml:space="preserve">print</w:t>
       </w:r>
       <w:r>
         <w:rPr>
           <w:rStyle w:val="NormalTok"/>
         </w:rPr>
-        <w:t xml:space="preserve">]:</w:t>
+        <w:t xml:space="preserve">(</w:t>
+      </w:r>
+      <w:r>
+        <w:rPr>
+          <w:rStyle w:val="SpecialStringTok"/>
+        </w:rPr>
+        <w:t xml:space="preserve">f"Original List: </w:t>
+      </w:r>
+      <w:r>
+        <w:rPr>
+          <w:rStyle w:val="SpecialCharTok"/>
+        </w:rPr>
+        <w:t xml:space="preserve">{</w:t>
+      </w:r>
+      <w:r>
+        <w:rPr>
+          <w:rStyle w:val="NormalTok"/>
+        </w:rPr>
+        <w:t xml:space="preserve">original_list</w:t>
+      </w:r>
+      <w:r>
+        <w:rPr>
+          <w:rStyle w:val="SpecialCharTok"/>
+        </w:rPr>
+        <w:t xml:space="preserve">}</w:t>
+      </w:r>
+      <w:r>
+        <w:rPr>
+          <w:rStyle w:val="SpecialStringTok"/>
+        </w:rPr>
+        <w:t xml:space="preserve">"</w:t>
+      </w:r>
+      <w:r>
+        <w:rPr>
+          <w:rStyle w:val="NormalTok"/>
+        </w:rPr>
+        <w:t xml:space="preserve">)</w:t>
       </w:r>
       <w:r>
         <w:br/>
       </w:r>
       <w:r>
         <w:rPr>
+          <w:rStyle w:val="BuiltInTok"/>
+        </w:rPr>
+        <w:t xml:space="preserve">print</w:t>
+      </w:r>
+      <w:r>
+        <w:rPr>
           <w:rStyle w:val="NormalTok"/>
         </w:rPr>
-        <w:t xml:space="preserve">    </w:t>
-      </w:r>
-      <w:r>
-        <w:rPr>
-          <w:rStyle w:val="CommentTok"/>
-        </w:rPr>
-        <w:t xml:space="preserve">"""Return a shuffled copy of the given list without mutating the input."""</w:t>
-      </w:r>
-      <w:r>
-        <w:br/>
+        <w:t xml:space="preserve">(</w:t>
+      </w:r>
+      <w:r>
+        <w:rPr>
+          <w:rStyle w:val="SpecialStringTok"/>
+        </w:rPr>
+        <w:t xml:space="preserve">f"Shuffled Copy: </w:t>
+      </w:r>
+      <w:r>
+        <w:rPr>
+          <w:rStyle w:val="SpecialCharTok"/>
+        </w:rPr>
+        <w:t xml:space="preserve">{</w:t>
       </w:r>
       <w:r>
         <w:rPr>
           <w:rStyle w:val="NormalTok"/>
         </w:rPr>
-        <w:t xml:space="preserve">    copy </w:t>
-      </w:r>
-      <w:r>
-        <w:rPr>
-          <w:rStyle w:val="OperatorTok"/>
-        </w:rPr>
-        <w:t xml:space="preserve">=</w:t>
-      </w:r>
-      <w:r>
-        <w:rPr>
-          <w:rStyle w:val="NormalTok"/>
-        </w:rPr>
-        <w:t xml:space="preserve"> </w:t>
-      </w:r>
-      <w:r>
-        <w:rPr>
-          <w:rStyle w:val="BuiltInTok"/>
-        </w:rPr>
-        <w:t xml:space="preserve">list</w:t>
-      </w:r>
-      <w:r>
-        <w:rPr>
-          <w:rStyle w:val="NormalTok"/>
-        </w:rPr>
-        <w:t xml:space="preserve">(items)</w:t>
-      </w:r>
-      <w:r>
-        <w:br/>
-      </w:r>
-      <w:r>
-        <w:rPr>
-          <w:rStyle w:val="NormalTok"/>
-        </w:rPr>
-        <w:t xml:space="preserve">    random.shuffle(copy)</w:t>
-      </w:r>
-      <w:r>
-        <w:br/>
-      </w:r>
-      <w:r>
-        <w:rPr>
-          <w:rStyle w:val="NormalTok"/>
-        </w:rPr>
-        <w:t xml:space="preserve">    </w:t>
-      </w:r>
-      <w:r>
-        <w:rPr>
-          <w:rStyle w:val="ControlFlowTok"/>
-        </w:rPr>
-        <w:t xml:space="preserve">return</w:t>
-      </w:r>
-      <w:r>
-        <w:rPr>
-          <w:rStyle w:val="NormalTok"/>
-        </w:rPr>
-        <w:t xml:space="preserve"> copy</w:t>
-      </w:r>
-      <w:r>
-        <w:br/>
-      </w:r>
-      <w:r>
-        <w:br/>
-      </w:r>
-      <w:r>
-        <w:rPr>
-          <w:rStyle w:val="CommentTok"/>
-        </w:rPr>
-        <w:t xml:space="preserve"># Example usage</w:t>
-      </w:r>
-      <w:r>
-        <w:br/>
-      </w:r>
-      <w:r>
-        <w:rPr>
-          <w:rStyle w:val="NormalTok"/>
-        </w:rPr>
-        <w:t xml:space="preserve">original_list </w:t>
-      </w:r>
-      <w:r>
-        <w:rPr>
-          <w:rStyle w:val="OperatorTok"/>
-        </w:rPr>
-        <w:t xml:space="preserve">=</w:t>
-      </w:r>
-      <w:r>
-        <w:rPr>
-          <w:rStyle w:val="NormalTok"/>
-        </w:rPr>
-        <w:t xml:space="preserve"> [</w:t>
-      </w:r>
-      <w:r>
-        <w:rPr>
-          <w:rStyle w:val="DecValTok"/>
-        </w:rPr>
-        <w:t xml:space="preserve">10</w:t>
-      </w:r>
-      <w:r>
-        <w:rPr>
-          <w:rStyle w:val="NormalTok"/>
-        </w:rPr>
-        <w:t xml:space="preserve">, </w:t>
-      </w:r>
-      <w:r>
-        <w:rPr>
-          <w:rStyle w:val="DecValTok"/>
-        </w:rPr>
-        <w:t xml:space="preserve">20</w:t>
-      </w:r>
-      <w:r>
-        <w:rPr>
-          <w:rStyle w:val="NormalTok"/>
-        </w:rPr>
-        <w:t xml:space="preserve">, </w:t>
-      </w:r>
-      <w:r>
-        <w:rPr>
-          <w:rStyle w:val="DecValTok"/>
-        </w:rPr>
-        <w:t xml:space="preserve">30</w:t>
-      </w:r>
-      <w:r>
-        <w:rPr>
-          <w:rStyle w:val="NormalTok"/>
-        </w:rPr>
-        <w:t xml:space="preserve">, </w:t>
-      </w:r>
-      <w:r>
-        <w:rPr>
-          <w:rStyle w:val="DecValTok"/>
-        </w:rPr>
-        <w:t xml:space="preserve">40</w:t>
-      </w:r>
-      <w:r>
-        <w:rPr>
-          <w:rStyle w:val="NormalTok"/>
-        </w:rPr>
-        <w:t xml:space="preserve">, </w:t>
-      </w:r>
-      <w:r>
-        <w:rPr>
-          <w:rStyle w:val="DecValTok"/>
-        </w:rPr>
-        <w:t xml:space="preserve">50</w:t>
-      </w:r>
-      <w:r>
-        <w:rPr>
-          <w:rStyle w:val="NormalTok"/>
-        </w:rPr>
-        <w:t xml:space="preserve">]</w:t>
-      </w:r>
-      <w:r>
-        <w:br/>
-      </w:r>
-      <w:r>
-        <w:rPr>
-          <w:rStyle w:val="BuiltInTok"/>
-        </w:rPr>
-        <w:t xml:space="preserve">print</w:t>
-      </w:r>
-      <w:r>
-        <w:rPr>
-          <w:rStyle w:val="NormalTok"/>
-        </w:rPr>
-        <w:t xml:space="preserve">(</w:t>
-      </w:r>
-      <w:r>
-        <w:rPr>
-          <w:rStyle w:val="SpecialStringTok"/>
-        </w:rPr>
-        <w:t xml:space="preserve">f"Original list before shuffling: </w:t>
-      </w:r>
-      <w:r>
-        <w:rPr>
-          <w:rStyle w:val="SpecialCharTok"/>
-        </w:rPr>
-        <w:t xml:space="preserve">{</w:t>
-      </w:r>
-      <w:r>
-        <w:rPr>
-          <w:rStyle w:val="NormalTok"/>
-        </w:rPr>
-        <w:t xml:space="preserve">original_list</w:t>
-      </w:r>
-      <w:r>
-        <w:rPr>
-          <w:rStyle w:val="SpecialCharTok"/>
-        </w:rPr>
-        <w:t xml:space="preserve">}</w:t>
-      </w:r>
-      <w:r>
-        <w:rPr>
-          <w:rStyle w:val="SpecialStringTok"/>
-        </w:rPr>
-        <w:t xml:space="preserve">"</w:t>
-      </w:r>
-      <w:r>
-        <w:rPr>
-          <w:rStyle w:val="NormalTok"/>
-        </w:rPr>
-        <w:t xml:space="preserve">)</w:t>
-      </w:r>
-      <w:r>
-        <w:br/>
-      </w:r>
-      <w:r>
-        <w:br/>
-      </w:r>
-      <w:r>
-        <w:rPr>
-          <w:rStyle w:val="NormalTok"/>
-        </w:rPr>
-        <w:t xml:space="preserve">shuffled_list </w:t>
-      </w:r>
-      <w:r>
-        <w:rPr>
-          <w:rStyle w:val="OperatorTok"/>
-        </w:rPr>
-        <w:t xml:space="preserve">=</w:t>
-      </w:r>
-      <w:r>
-        <w:rPr>
-          <w:rStyle w:val="NormalTok"/>
-        </w:rPr>
-        <w:t xml:space="preserve"> shuffle_copy(original_list)</w:t>
-      </w:r>
-      <w:r>
-        <w:br/>
-      </w:r>
-      <w:r>
-        <w:rPr>
-          <w:rStyle w:val="BuiltInTok"/>
-        </w:rPr>
-        <w:t xml:space="preserve">print</w:t>
-      </w:r>
-      <w:r>
-        <w:rPr>
-          <w:rStyle w:val="NormalTok"/>
-        </w:rPr>
-        <w:t xml:space="preserve">(</w:t>
-      </w:r>
-      <w:r>
-        <w:rPr>
-          <w:rStyle w:val="SpecialStringTok"/>
-        </w:rPr>
-        <w:t xml:space="preserve">f"Shuffled list (new): </w:t>
-      </w:r>
-      <w:r>
-        <w:rPr>
-          <w:rStyle w:val="SpecialCharTok"/>
-        </w:rPr>
-        <w:t xml:space="preserve">{</w:t>
-      </w:r>
-      <w:r>
-        <w:rPr>
-          <w:rStyle w:val="NormalTok"/>
-        </w:rPr>
         <w:t xml:space="preserve">shuffled_list</w:t>
-      </w:r>
-      <w:r>
-        <w:rPr>
-          <w:rStyle w:val="SpecialCharTok"/>
-        </w:rPr>
-        <w:t xml:space="preserve">}</w:t>
-      </w:r>
-      <w:r>
-        <w:rPr>
-          <w:rStyle w:val="SpecialStringTok"/>
-        </w:rPr>
-        <w:t xml:space="preserve">"</w:t>
-      </w:r>
-      <w:r>
-        <w:rPr>
-          <w:rStyle w:val="NormalTok"/>
-        </w:rPr>
-        <w:t xml:space="preserve">)</w:t>
-      </w:r>
-      <w:r>
-        <w:br/>
-      </w:r>
-      <w:r>
-        <w:rPr>
-          <w:rStyle w:val="BuiltInTok"/>
-        </w:rPr>
-        <w:t xml:space="preserve">print</w:t>
-      </w:r>
-      <w:r>
-        <w:rPr>
-          <w:rStyle w:val="NormalTok"/>
-        </w:rPr>
-        <w:t xml:space="preserve">(</w:t>
-      </w:r>
-      <w:r>
-        <w:rPr>
-          <w:rStyle w:val="SpecialStringTok"/>
-        </w:rPr>
-        <w:t xml:space="preserve">f"Original list after shuffling: </w:t>
-      </w:r>
-      <w:r>
-        <w:rPr>
-          <w:rStyle w:val="SpecialCharTok"/>
-        </w:rPr>
-        <w:t xml:space="preserve">{</w:t>
-      </w:r>
-      <w:r>
-        <w:rPr>
-          <w:rStyle w:val="NormalTok"/>
-        </w:rPr>
-        <w:t xml:space="preserve">original_list</w:t>
       </w:r>
       <w:r>
         <w:rPr>
@@ -5980,7 +5754,7 @@
         <w:rPr>
           <w:rStyle w:val="VerbatimChar"/>
         </w:rPr>
-        <w:t xml:space="preserve">Original list before shuffling: [10, 20, 30, 40, 50]</w:t>
+        <w:t xml:space="preserve">Original List: [1, 2, 3, 4, 5]</w:t>
       </w:r>
       <w:r>
         <w:br/>
@@ -5989,16 +5763,47 @@
         <w:rPr>
           <w:rStyle w:val="VerbatimChar"/>
         </w:rPr>
-        <w:t xml:space="preserve">Shuffled list (new): [30, 50, 10, 20, 40]</w:t>
-      </w:r>
-      <w:r>
-        <w:br/>
-      </w:r>
-      <w:r>
-        <w:rPr>
-          <w:rStyle w:val="VerbatimChar"/>
-        </w:rPr>
-        <w:t xml:space="preserve">Original list after shuffling: [10, 20, 30, 40, 50]</w:t>
+        <w:t xml:space="preserve">Shuffled Copy: [3, 5, 1, 2, 4]</w:t>
+      </w:r>
+    </w:p>
+    <w:p>
+      <w:pPr>
+        <w:pStyle w:val="FirstParagraph"/>
+      </w:pPr>
+      <w:r>
+        <w:rPr>
+          <w:i/>
+          <w:iCs/>
+        </w:rPr>
+        <w:t xml:space="preserve">(Note: The order of elements in the</w:t>
+      </w:r>
+      <w:r>
+        <w:rPr>
+          <w:i/>
+          <w:iCs/>
+        </w:rPr>
+        <w:t xml:space="preserve"> </w:t>
+      </w:r>
+      <w:r>
+        <w:rPr>
+          <w:i/>
+          <w:iCs/>
+        </w:rPr>
+        <w:t xml:space="preserve">“Shuffled Copy”</w:t>
+      </w:r>
+      <w:r>
+        <w:rPr>
+          <w:i/>
+          <w:iCs/>
+        </w:rPr>
+        <w:t xml:space="preserve"> </w:t>
+      </w:r>
+      <w:r>
+        <w:rPr>
+          <w:i/>
+          <w:iCs/>
+        </w:rPr>
+        <w:t xml:space="preserve">will vary with each execution due to its random nature.)</w:t>
       </w:r>
     </w:p>
     <w:p>
@@ -6550,12 +6355,6 @@
     <w:abstractNumId w:val="991"/>
   </w:num>
   <w:num w:numId="1005">
-    <w:abstractNumId w:val="991"/>
-  </w:num>
-  <w:num w:numId="1006">
-    <w:abstractNumId w:val="991"/>
-  </w:num>
-  <w:num w:numId="1007">
     <w:abstractNumId w:val="99411"/>
     <w:lvlOverride w:ilvl="0">
       <w:startOverride w:val="1"/>
@@ -6585,13 +6384,16 @@
       <w:startOverride w:val="1"/>
     </w:lvlOverride>
   </w:num>
+  <w:num w:numId="1006">
+    <w:abstractNumId w:val="991"/>
+  </w:num>
+  <w:num w:numId="1007">
+    <w:abstractNumId w:val="991"/>
+  </w:num>
   <w:num w:numId="1008">
     <w:abstractNumId w:val="991"/>
   </w:num>
   <w:num w:numId="1009">
-    <w:abstractNumId w:val="991"/>
-  </w:num>
-  <w:num w:numId="1010">
     <w:abstractNumId w:val="99411"/>
     <w:lvlOverride w:ilvl="0">
       <w:startOverride w:val="1"/>
@@ -6621,7 +6423,43 @@
       <w:startOverride w:val="1"/>
     </w:lvlOverride>
   </w:num>
+  <w:num w:numId="1010">
+    <w:abstractNumId w:val="991"/>
+  </w:num>
   <w:num w:numId="1011">
+    <w:abstractNumId w:val="991"/>
+  </w:num>
+  <w:num w:numId="1012">
+    <w:abstractNumId w:val="99411"/>
+    <w:lvlOverride w:ilvl="0">
+      <w:startOverride w:val="1"/>
+    </w:lvlOverride>
+    <w:lvlOverride w:ilvl="1">
+      <w:startOverride w:val="1"/>
+    </w:lvlOverride>
+    <w:lvlOverride w:ilvl="2">
+      <w:startOverride w:val="1"/>
+    </w:lvlOverride>
+    <w:lvlOverride w:ilvl="3">
+      <w:startOverride w:val="1"/>
+    </w:lvlOverride>
+    <w:lvlOverride w:ilvl="4">
+      <w:startOverride w:val="1"/>
+    </w:lvlOverride>
+    <w:lvlOverride w:ilvl="5">
+      <w:startOverride w:val="1"/>
+    </w:lvlOverride>
+    <w:lvlOverride w:ilvl="6">
+      <w:startOverride w:val="1"/>
+    </w:lvlOverride>
+    <w:lvlOverride w:ilvl="7">
+      <w:startOverride w:val="1"/>
+    </w:lvlOverride>
+    <w:lvlOverride w:ilvl="8">
+      <w:startOverride w:val="1"/>
+    </w:lvlOverride>
+  </w:num>
+  <w:num w:numId="1013">
     <w:abstractNumId w:val="991"/>
   </w:num>
 </w:numbering>

--- a/random_module_one.docx
+++ b/random_module_one.docx
@@ -103,7 +103,16 @@
         <w:t xml:space="preserve"> </w:t>
       </w:r>
       <w:r>
-        <w:t xml:space="preserve">function calculates the sum of two arguments or concatenates them.</w:t>
+        <w:t xml:space="preserve">function returns the result of applying the addition operator (</w:t>
+      </w:r>
+      <w:r>
+        <w:rPr>
+          <w:rStyle w:val="VerbatimChar"/>
+        </w:rPr>
+        <w:t xml:space="preserve">+</w:t>
+      </w:r>
+      <w:r>
+        <w:t xml:space="preserve">) to two input arguments.</w:t>
       </w:r>
     </w:p>
     <w:bookmarkEnd w:id="10"/>
@@ -246,7 +255,7 @@
               <w:pStyle w:val="Compact"/>
             </w:pPr>
             <w:r>
-              <w:t xml:space="preserve">The second operand, which must be of a type compatible with</w:t>
+              <w:t xml:space="preserve">The second operand, which must be type-compatible with</w:t>
             </w:r>
             <w:r>
               <w:t xml:space="preserve"> </w:t>
@@ -258,7 +267,25 @@
               <w:t xml:space="preserve">a</w:t>
             </w:r>
             <w:r>
-              <w:t xml:space="preserve">.</w:t>
+              <w:t xml:space="preserve"> </w:t>
+            </w:r>
+            <w:r>
+              <w:t xml:space="preserve">for the</w:t>
+            </w:r>
+            <w:r>
+              <w:t xml:space="preserve"> </w:t>
+            </w:r>
+            <w:r>
+              <w:rPr>
+                <w:rStyle w:val="VerbatimChar"/>
+              </w:rPr>
+              <w:t xml:space="preserve">+</w:t>
+            </w:r>
+            <w:r>
+              <w:t xml:space="preserve"> </w:t>
+            </w:r>
+            <w:r>
+              <w:t xml:space="preserve">operator.</w:t>
             </w:r>
           </w:p>
         </w:tc>
@@ -288,31 +315,31 @@
         <w:pStyle w:val="FirstParagraph"/>
       </w:pPr>
       <w:r>
-        <w:t xml:space="preserve">The</w:t>
-      </w:r>
-      <w:r>
-        <w:t xml:space="preserve"> </w:t>
+        <w:t xml:space="preserve">This function provides a straightforward implementation of Python’s addition operator (</w:t>
       </w:r>
       <w:r>
         <w:rPr>
           <w:rStyle w:val="VerbatimChar"/>
         </w:rPr>
-        <w:t xml:space="preserve">num</w:t>
-      </w:r>
-      <w:r>
-        <w:t xml:space="preserve"> </w:t>
-      </w:r>
-      <w:r>
-        <w:t xml:space="preserve">function provides a straightforward implementation of the addition operator (</w:t>
+        <w:t xml:space="preserve">+</w:t>
+      </w:r>
+      <w:r>
+        <w:t xml:space="preserve">). It takes two parameters,</w:t>
+      </w:r>
+      <w:r>
+        <w:t xml:space="preserve"> </w:t>
       </w:r>
       <w:r>
         <w:rPr>
           <w:rStyle w:val="VerbatimChar"/>
         </w:rPr>
-        <w:t xml:space="preserve">+</w:t>
-      </w:r>
-      <w:r>
-        <w:t xml:space="preserve">). It takes two parameters,</w:t>
+        <w:t xml:space="preserve">a</w:t>
+      </w:r>
+      <w:r>
+        <w:t xml:space="preserve"> </w:t>
+      </w:r>
+      <w:r>
+        <w:t xml:space="preserve">and</w:t>
       </w:r>
       <w:r>
         <w:t xml:space="preserve"> </w:t>
@@ -321,25 +348,10 @@
         <w:rPr>
           <w:rStyle w:val="VerbatimChar"/>
         </w:rPr>
-        <w:t xml:space="preserve">a</w:t>
-      </w:r>
-      <w:r>
-        <w:t xml:space="preserve"> </w:t>
-      </w:r>
-      <w:r>
-        <w:t xml:space="preserve">and</w:t>
-      </w:r>
-      <w:r>
-        <w:t xml:space="preserve"> </w:t>
-      </w:r>
-      <w:r>
-        <w:rPr>
-          <w:rStyle w:val="VerbatimChar"/>
-        </w:rPr>
         <w:t xml:space="preserve">b</w:t>
       </w:r>
       <w:r>
-        <w:t xml:space="preserve">, and returns the result of</w:t>
+        <w:t xml:space="preserve">, and directly returns the value of</w:t>
       </w:r>
       <w:r>
         <w:t xml:space="preserve"> </w:t>
@@ -365,7 +377,7 @@
         <w:t xml:space="preserve"> </w:t>
       </w:r>
       <w:r>
-        <w:t xml:space="preserve">- If</w:t>
+        <w:t xml:space="preserve">- If both</w:t>
       </w:r>
       <w:r>
         <w:t xml:space="preserve"> </w:t>
@@ -395,7 +407,7 @@
         <w:t xml:space="preserve"> </w:t>
       </w:r>
       <w:r>
-        <w:t xml:space="preserve">are numeric types (such as</w:t>
+        <w:t xml:space="preserve">are numeric (e.g.,</w:t>
       </w:r>
       <w:r>
         <w:t xml:space="preserve"> </w:t>
@@ -428,7 +440,7 @@
         <w:t xml:space="preserve"> </w:t>
       </w:r>
       <w:r>
-        <w:t xml:space="preserve">- If</w:t>
+        <w:t xml:space="preserve">- If both</w:t>
       </w:r>
       <w:r>
         <w:t xml:space="preserve"> </w:t>
@@ -458,7 +470,7 @@
         <w:t xml:space="preserve"> </w:t>
       </w:r>
       <w:r>
-        <w:t xml:space="preserve">are sequence types (such as</w:t>
+        <w:t xml:space="preserve">are strings, the function performs string concatenation, joining</w:t>
       </w:r>
       <w:r>
         <w:t xml:space="preserve"> </w:t>
@@ -467,13 +479,13 @@
         <w:rPr>
           <w:rStyle w:val="VerbatimChar"/>
         </w:rPr>
-        <w:t xml:space="preserve">str</w:t>
-      </w:r>
-      <w:r>
-        <w:t xml:space="preserve"> </w:t>
-      </w:r>
-      <w:r>
-        <w:t xml:space="preserve">or</w:t>
+        <w:t xml:space="preserve">b</w:t>
+      </w:r>
+      <w:r>
+        <w:t xml:space="preserve"> </w:t>
+      </w:r>
+      <w:r>
+        <w:t xml:space="preserve">to the end of</w:t>
       </w:r>
       <w:r>
         <w:t xml:space="preserve"> </w:t>
@@ -482,47 +494,155 @@
         <w:rPr>
           <w:rStyle w:val="VerbatimChar"/>
         </w:rPr>
-        <w:t xml:space="preserve">list</w:t>
-      </w:r>
-      <w:r>
-        <w:t xml:space="preserve">), the function performs concatenation, joining the two sequences together.</w:t>
+        <w:t xml:space="preserve">a</w:t>
+      </w:r>
+      <w:r>
+        <w:t xml:space="preserve">.</w:t>
       </w:r>
     </w:p>
     <w:p>
       <w:pPr>
-        <w:pStyle w:val="BodyText"/>
-      </w:pPr>
-      <w:r>
-        <w:t xml:space="preserve">The core logic is simply to return the output of the expression:</w:t>
+        <w:pStyle w:val="SourceCode"/>
+      </w:pPr>
+      <w:r>
+        <w:rPr>
+          <w:rStyle w:val="CommentTok"/>
+        </w:rPr>
+        <w:t xml:space="preserve"># Numeric addition</w:t>
+      </w:r>
+      <w:r>
+        <w:br/>
+      </w:r>
+      <w:r>
+        <w:rPr>
+          <w:rStyle w:val="NormalTok"/>
+        </w:rPr>
+        <w:t xml:space="preserve">result_sum </w:t>
+      </w:r>
+      <w:r>
+        <w:rPr>
+          <w:rStyle w:val="OperatorTok"/>
+        </w:rPr>
+        <w:t xml:space="preserve">=</w:t>
+      </w:r>
+      <w:r>
+        <w:rPr>
+          <w:rStyle w:val="NormalTok"/>
+        </w:rPr>
+        <w:t xml:space="preserve"> num(</w:t>
+      </w:r>
+      <w:r>
+        <w:rPr>
+          <w:rStyle w:val="DecValTok"/>
+        </w:rPr>
+        <w:t xml:space="preserve">10</w:t>
+      </w:r>
+      <w:r>
+        <w:rPr>
+          <w:rStyle w:val="NormalTok"/>
+        </w:rPr>
+        <w:t xml:space="preserve">, </w:t>
+      </w:r>
+      <w:r>
+        <w:rPr>
+          <w:rStyle w:val="DecValTok"/>
+        </w:rPr>
+        <w:t xml:space="preserve">5</w:t>
+      </w:r>
+      <w:r>
+        <w:rPr>
+          <w:rStyle w:val="NormalTok"/>
+        </w:rPr>
+        <w:t xml:space="preserve">)  </w:t>
+      </w:r>
+      <w:r>
+        <w:rPr>
+          <w:rStyle w:val="CommentTok"/>
+        </w:rPr>
+        <w:t xml:space="preserve"># result_sum will be 15</w:t>
+      </w:r>
+      <w:r>
+        <w:br/>
+      </w:r>
+      <w:r>
+        <w:br/>
+      </w:r>
+      <w:r>
+        <w:rPr>
+          <w:rStyle w:val="CommentTok"/>
+        </w:rPr>
+        <w:t xml:space="preserve"># String concatenation</w:t>
+      </w:r>
+      <w:r>
+        <w:br/>
+      </w:r>
+      <w:r>
+        <w:rPr>
+          <w:rStyle w:val="NormalTok"/>
+        </w:rPr>
+        <w:t xml:space="preserve">result_concat </w:t>
+      </w:r>
+      <w:r>
+        <w:rPr>
+          <w:rStyle w:val="OperatorTok"/>
+        </w:rPr>
+        <w:t xml:space="preserve">=</w:t>
+      </w:r>
+      <w:r>
+        <w:rPr>
+          <w:rStyle w:val="NormalTok"/>
+        </w:rPr>
+        <w:t xml:space="preserve"> num(</w:t>
+      </w:r>
+      <w:r>
+        <w:rPr>
+          <w:rStyle w:val="StringTok"/>
+        </w:rPr>
+        <w:t xml:space="preserve">"Data"</w:t>
+      </w:r>
+      <w:r>
+        <w:rPr>
+          <w:rStyle w:val="NormalTok"/>
+        </w:rPr>
+        <w:t xml:space="preserve">, </w:t>
+      </w:r>
+      <w:r>
+        <w:rPr>
+          <w:rStyle w:val="StringTok"/>
+        </w:rPr>
+        <w:t xml:space="preserve">"Science"</w:t>
+      </w:r>
+      <w:r>
+        <w:rPr>
+          <w:rStyle w:val="NormalTok"/>
+        </w:rPr>
+        <w:t xml:space="preserve">) </w:t>
+      </w:r>
+      <w:r>
+        <w:rPr>
+          <w:rStyle w:val="CommentTok"/>
+        </w:rPr>
+        <w:t xml:space="preserve"># result_concat will be "DataScience"</w:t>
       </w:r>
     </w:p>
     <w:p>
       <w:pPr>
-        <w:pStyle w:val="SourceCode"/>
-      </w:pPr>
-      <w:r>
-        <w:rPr>
-          <w:rStyle w:val="ControlFlowTok"/>
-        </w:rPr>
-        <w:t xml:space="preserve">return</w:t>
-      </w:r>
-      <w:r>
-        <w:rPr>
-          <w:rStyle w:val="NormalTok"/>
-        </w:rPr>
-        <w:t xml:space="preserve"> a </w:t>
-      </w:r>
-      <w:r>
-        <w:rPr>
-          <w:rStyle w:val="OperatorTok"/>
-        </w:rPr>
-        <w:t xml:space="preserve">+</w:t>
-      </w:r>
-      <w:r>
-        <w:rPr>
-          <w:rStyle w:val="NormalTok"/>
-        </w:rPr>
-        <w:t xml:space="preserve"> b</w:t>
+        <w:pStyle w:val="FirstParagraph"/>
+      </w:pPr>
+      <w:r>
+        <w:t xml:space="preserve">Attempting to use this function with incompatible types (e.g., adding a string to an integer) will result in a</w:t>
+      </w:r>
+      <w:r>
+        <w:t xml:space="preserve"> </w:t>
+      </w:r>
+      <w:r>
+        <w:rPr>
+          <w:rStyle w:val="VerbatimChar"/>
+        </w:rPr>
+        <w:t xml:space="preserve">TypeError</w:t>
+      </w:r>
+      <w:r>
+        <w:t xml:space="preserve">.</w:t>
       </w:r>
     </w:p>
     <w:bookmarkEnd w:id="12"/>
@@ -553,7 +673,7 @@
         </w:numPr>
       </w:pPr>
       <w:r>
-        <w:t xml:space="preserve">Ensure that the data types of</w:t>
+        <w:t xml:space="preserve">Ensure that both parameters are of compatible types for the</w:t>
       </w:r>
       <w:r>
         <w:t xml:space="preserve"> </w:t>
@@ -562,13 +682,13 @@
         <w:rPr>
           <w:rStyle w:val="VerbatimChar"/>
         </w:rPr>
-        <w:t xml:space="preserve">a</w:t>
-      </w:r>
-      <w:r>
-        <w:t xml:space="preserve"> </w:t>
-      </w:r>
-      <w:r>
-        <w:t xml:space="preserve">and</w:t>
+        <w:t xml:space="preserve">+</w:t>
+      </w:r>
+      <w:r>
+        <w:t xml:space="preserve"> </w:t>
+      </w:r>
+      <w:r>
+        <w:t xml:space="preserve">operation. For example, you can add an</w:t>
       </w:r>
       <w:r>
         <w:t xml:space="preserve"> </w:t>
@@ -577,13 +697,13 @@
         <w:rPr>
           <w:rStyle w:val="VerbatimChar"/>
         </w:rPr>
-        <w:t xml:space="preserve">b</w:t>
-      </w:r>
-      <w:r>
-        <w:t xml:space="preserve"> </w:t>
-      </w:r>
-      <w:r>
-        <w:t xml:space="preserve">are compatible for the</w:t>
+        <w:t xml:space="preserve">int</w:t>
+      </w:r>
+      <w:r>
+        <w:t xml:space="preserve"> </w:t>
+      </w:r>
+      <w:r>
+        <w:t xml:space="preserve">to a</w:t>
       </w:r>
       <w:r>
         <w:t xml:space="preserve"> </w:t>
@@ -592,13 +712,10 @@
         <w:rPr>
           <w:rStyle w:val="VerbatimChar"/>
         </w:rPr>
-        <w:t xml:space="preserve">+</w:t>
-      </w:r>
-      <w:r>
-        <w:t xml:space="preserve"> </w:t>
-      </w:r>
-      <w:r>
-        <w:t xml:space="preserve">operator. For instance, attempting to add an</w:t>
+        <w:t xml:space="preserve">float</w:t>
+      </w:r>
+      <w:r>
+        <w:t xml:space="preserve">, but you cannot add an</w:t>
       </w:r>
       <w:r>
         <w:t xml:space="preserve"> </w:t>
@@ -623,21 +740,6 @@
           <w:rStyle w:val="VerbatimChar"/>
         </w:rPr>
         <w:t xml:space="preserve">str</w:t>
-      </w:r>
-      <w:r>
-        <w:t xml:space="preserve"> </w:t>
-      </w:r>
-      <w:r>
-        <w:t xml:space="preserve">will result in a</w:t>
-      </w:r>
-      <w:r>
-        <w:t xml:space="preserve"> </w:t>
-      </w:r>
-      <w:r>
-        <w:rPr>
-          <w:rStyle w:val="VerbatimChar"/>
-        </w:rPr>
-        <w:t xml:space="preserve">TypeError</w:t>
       </w:r>
       <w:r>
         <w:t xml:space="preserve">.</w:t>
@@ -652,22 +754,7 @@
         </w:numPr>
       </w:pPr>
       <w:r>
-        <w:t xml:space="preserve">The function can be used with any Python objects that have defined the</w:t>
-      </w:r>
-      <w:r>
-        <w:t xml:space="preserve"> </w:t>
-      </w:r>
-      <w:r>
-        <w:rPr>
-          <w:rStyle w:val="VerbatimChar"/>
-        </w:rPr>
-        <w:t xml:space="preserve">__add__</w:t>
-      </w:r>
-      <w:r>
-        <w:t xml:space="preserve"> </w:t>
-      </w:r>
-      <w:r>
-        <w:t xml:space="preserve">method.</w:t>
+        <w:t xml:space="preserve">The function can be used for both mathematical summation and string joining, depending on the input types.</w:t>
       </w:r>
     </w:p>
     <w:p>
@@ -682,23 +769,13 @@
         <w:t xml:space="preserve">Output Example</w:t>
       </w:r>
       <w:r>
-        <w:t xml:space="preserve">: A numeric sum or a concatenated sequence. For</w:t>
-      </w:r>
-      <w:r>
-        <w:t xml:space="preserve"> </w:t>
-      </w:r>
-      <w:r>
-        <w:rPr>
-          <w:rStyle w:val="VerbatimChar"/>
-        </w:rPr>
-        <w:t xml:space="preserve">num(5, 10)</w:t>
-      </w:r>
-      <w:r>
-        <w:t xml:space="preserve">, the output would be:</w:t>
-      </w:r>
-      <w:r>
-        <w:t xml:space="preserve"> </w:t>
-      </w:r>
+        <w:t xml:space="preserve">: A numeric return value from an addition operation.</w:t>
+      </w:r>
+    </w:p>
+    <w:p>
+      <w:pPr>
+        <w:pStyle w:val="SourceCode"/>
+      </w:pPr>
       <w:r>
         <w:rPr>
           <w:rStyle w:val="VerbatimChar"/>
@@ -760,7 +837,7 @@
         <w:rPr>
           <w:rStyle w:val="DecValTok"/>
         </w:rPr>
-        <w:t xml:space="preserve">5</w:t>
+        <w:t xml:space="preserve">7</w:t>
       </w:r>
       <w:r>
         <w:rPr>
@@ -772,7 +849,7 @@
         <w:rPr>
           <w:rStyle w:val="DecValTok"/>
         </w:rPr>
-        <w:t xml:space="preserve">10</w:t>
+        <w:t xml:space="preserve">8</w:t>
       </w:r>
       <w:r>
         <w:rPr>
@@ -850,7 +927,7 @@
         <w:rPr>
           <w:rStyle w:val="NormalTok"/>
         </w:rPr>
-        <w:t xml:space="preserve">string_result </w:t>
+        <w:t xml:space="preserve">concat_result </w:t>
       </w:r>
       <w:r>
         <w:rPr>
@@ -880,7 +957,7 @@
         <w:rPr>
           <w:rStyle w:val="StringTok"/>
         </w:rPr>
-        <w:t xml:space="preserve">"World!"</w:t>
+        <w:t xml:space="preserve">"world!"</w:t>
       </w:r>
       <w:r>
         <w:rPr>
@@ -907,7 +984,7 @@
         <w:rPr>
           <w:rStyle w:val="SpecialStringTok"/>
         </w:rPr>
-        <w:t xml:space="preserve">f"The concatenated string is: '</w:t>
+        <w:t xml:space="preserve">f"The concatenated string is: </w:t>
       </w:r>
       <w:r>
         <w:rPr>
@@ -919,7 +996,7 @@
         <w:rPr>
           <w:rStyle w:val="NormalTok"/>
         </w:rPr>
-        <w:t xml:space="preserve">string_result</w:t>
+        <w:t xml:space="preserve">concat_result</w:t>
       </w:r>
       <w:r>
         <w:rPr>
@@ -931,7 +1008,7 @@
         <w:rPr>
           <w:rStyle w:val="SpecialStringTok"/>
         </w:rPr>
-        <w:t xml:space="preserve">'"</w:t>
+        <w:t xml:space="preserve">"</w:t>
       </w:r>
       <w:r>
         <w:rPr>
@@ -969,7 +1046,7 @@
         <w:rPr>
           <w:rStyle w:val="VerbatimChar"/>
         </w:rPr>
-        <w:t xml:space="preserve">The concatenated string is: 'Hello, World!'</w:t>
+        <w:t xml:space="preserve">The concatenated string is: Hello, world!</w:t>
       </w:r>
     </w:p>
     <w:p>
@@ -1056,7 +1133,7 @@
         <w:t xml:space="preserve"> </w:t>
       </w:r>
       <w:r>
-        <w:t xml:space="preserve">function creates and returns a list of a specified number of pseudo-random integers within a given inclusive range.</w:t>
+        <w:t xml:space="preserve">function returns a list of a specified number of pseudo-random integers within a defined inclusive range.</w:t>
       </w:r>
     </w:p>
     <w:bookmarkEnd w:id="17"/>
@@ -1291,11 +1368,12 @@
         <w:pStyle w:val="FirstParagraph"/>
       </w:pPr>
       <w:r>
-        <w:t xml:space="preserve">This function provides a convenient way to generate multiple random integers. The logic proceeds as follows:</w:t>
+        <w:t xml:space="preserve">This function provides a straightforward way to generate a list of random integers. The logic proceeds as follows:</w:t>
       </w:r>
     </w:p>
     <w:p>
       <w:pPr>
+        <w:pStyle w:val="Compact"/>
         <w:numPr>
           <w:ilvl w:val="0"/>
           <w:numId w:val="1002"/>
@@ -1359,6 +1437,7 @@
     </w:p>
     <w:p>
       <w:pPr>
+        <w:pStyle w:val="Compact"/>
         <w:numPr>
           <w:ilvl w:val="0"/>
           <w:numId w:val="1002"/>
@@ -1372,7 +1451,7 @@
         <w:t xml:space="preserve">Range Correction</w:t>
       </w:r>
       <w:r>
-        <w:t xml:space="preserve">: It checks if the</w:t>
+        <w:t xml:space="preserve">: It then checks if the</w:t>
       </w:r>
       <w:r>
         <w:t xml:space="preserve"> </w:t>
@@ -1402,41 +1481,21 @@
         <w:t xml:space="preserve"> </w:t>
       </w:r>
       <w:r>
-        <w:t xml:space="preserve">value. If it is, the function automatically swaps them. This ensures that</w:t>
-      </w:r>
-      <w:r>
-        <w:t xml:space="preserve"> </w:t>
+        <w:t xml:space="preserve">value. If this condition is true, it swaps the two values. This ensures that the range is always valid (</w:t>
       </w:r>
       <w:r>
         <w:rPr>
           <w:rStyle w:val="VerbatimChar"/>
         </w:rPr>
-        <w:t xml:space="preserve">start</w:t>
-      </w:r>
-      <w:r>
-        <w:t xml:space="preserve"> </w:t>
-      </w:r>
-      <w:r>
-        <w:t xml:space="preserve">is always the lower bound and</w:t>
-      </w:r>
-      <w:r>
-        <w:t xml:space="preserve"> </w:t>
-      </w:r>
-      <w:r>
-        <w:rPr>
-          <w:rStyle w:val="VerbatimChar"/>
-        </w:rPr>
-        <w:t xml:space="preserve">end</w:t>
-      </w:r>
-      <w:r>
-        <w:t xml:space="preserve"> </w:t>
-      </w:r>
-      <w:r>
-        <w:t xml:space="preserve">is the upper bound, making the function robust against incorrect range ordering.</w:t>
+        <w:t xml:space="preserve">start &lt;= end</w:t>
+      </w:r>
+      <w:r>
+        <w:t xml:space="preserve">), making the function more robust and user-friendly.</w:t>
       </w:r>
     </w:p>
     <w:p>
       <w:pPr>
+        <w:pStyle w:val="Compact"/>
         <w:numPr>
           <w:ilvl w:val="0"/>
           <w:numId w:val="1002"/>
@@ -1447,10 +1506,10 @@
           <w:b/>
           <w:bCs/>
         </w:rPr>
-        <w:t xml:space="preserve">Generation</w:t>
-      </w:r>
-      <w:r>
-        <w:t xml:space="preserve">: Using a list comprehension, the function iterates</w:t>
+        <w:t xml:space="preserve">Random Number Generation</w:t>
+      </w:r>
+      <w:r>
+        <w:t xml:space="preserve">: Finally, the function uses a list comprehension to build the list of integers. It iterates</w:t>
       </w:r>
       <w:r>
         <w:t xml:space="preserve"> </w:t>
@@ -1465,7 +1524,7 @@
         <w:t xml:space="preserve"> </w:t>
       </w:r>
       <w:r>
-        <w:t xml:space="preserve">times. In each iteration, it calls</w:t>
+        <w:t xml:space="preserve">times, and in each iteration, it calls</w:t>
       </w:r>
       <w:r>
         <w:t xml:space="preserve"> </w:t>
@@ -1477,10 +1536,7 @@
         <w:t xml:space="preserve">random.randint(start, end)</w:t>
       </w:r>
       <w:r>
-        <w:t xml:space="preserve"> </w:t>
-      </w:r>
-      <w:r>
-        <w:t xml:space="preserve">to produce a single pseudo-random integer that is uniformly distributed within the inclusive range</w:t>
+        <w:t xml:space="preserve">. This</w:t>
       </w:r>
       <w:r>
         <w:t xml:space="preserve"> </w:t>
@@ -1489,54 +1545,36 @@
         <w:rPr>
           <w:rStyle w:val="VerbatimChar"/>
         </w:rPr>
+        <w:t xml:space="preserve">random.randint</w:t>
+      </w:r>
+      <w:r>
+        <w:t xml:space="preserve"> </w:t>
+      </w:r>
+      <w:r>
+        <w:t xml:space="preserve">method generates a single integer uniformly sampled from the inclusive range</w:t>
+      </w:r>
+      <w:r>
+        <w:t xml:space="preserve"> </w:t>
+      </w:r>
+      <w:r>
+        <w:rPr>
+          <w:rStyle w:val="VerbatimChar"/>
+        </w:rPr>
         <w:t xml:space="preserve">[start, end]</w:t>
       </w:r>
       <w:r>
-        <w:t xml:space="preserve">. These integers are collected into a list.</w:t>
+        <w:t xml:space="preserve">. The resulting integers are collected into a list which is then returned.</w:t>
       </w:r>
     </w:p>
     <w:p>
       <w:pPr>
-        <w:numPr>
-          <w:ilvl w:val="0"/>
-          <w:numId w:val="1002"/>
-        </w:numPr>
-      </w:pPr>
-      <w:r>
-        <w:rPr>
-          <w:b/>
-          <w:bCs/>
-        </w:rPr>
-        <w:t xml:space="preserve">Return Value</w:t>
-      </w:r>
-      <w:r>
-        <w:t xml:space="preserve">: The function returns the newly created list containing</w:t>
-      </w:r>
-      <w:r>
-        <w:t xml:space="preserve"> </w:t>
-      </w:r>
-      <w:r>
-        <w:rPr>
-          <w:rStyle w:val="VerbatimChar"/>
-        </w:rPr>
-        <w:t xml:space="preserve">count</w:t>
-      </w:r>
-      <w:r>
-        <w:t xml:space="preserve"> </w:t>
-      </w:r>
-      <w:r>
-        <w:t xml:space="preserve">random integers.</w:t>
-      </w:r>
-    </w:p>
-    <w:p>
-      <w:pPr>
         <w:pStyle w:val="SourceCode"/>
       </w:pPr>
       <w:r>
         <w:rPr>
           <w:rStyle w:val="CommentTok"/>
         </w:rPr>
-        <w:t xml:space="preserve"># The core generation logic</w:t>
+        <w:t xml:space="preserve"># Internal logic for generation</w:t>
       </w:r>
       <w:r>
         <w:br/>
@@ -1633,7 +1671,7 @@
         <w:t xml:space="preserve"> </w:t>
       </w:r>
       <w:r>
-        <w:t xml:space="preserve">module to be imported in your script.</w:t>
+        <w:t xml:space="preserve">module to be imported to work correctly.</w:t>
       </w:r>
     </w:p>
     <w:p>
@@ -1660,28 +1698,7 @@
         <w:t xml:space="preserve"> </w:t>
       </w:r>
       <w:r>
-        <w:t xml:space="preserve">parameter must be a non-negative integer (</w:t>
-      </w:r>
-      <w:r>
-        <w:rPr>
-          <w:rStyle w:val="VerbatimChar"/>
-        </w:rPr>
-        <w:t xml:space="preserve">&gt;= 0</w:t>
-      </w:r>
-      <w:r>
-        <w:t xml:space="preserve">). Providing a negative value will result in a</w:t>
-      </w:r>
-      <w:r>
-        <w:t xml:space="preserve"> </w:t>
-      </w:r>
-      <w:r>
-        <w:rPr>
-          <w:rStyle w:val="VerbatimChar"/>
-        </w:rPr>
-        <w:t xml:space="preserve">ValueError</w:t>
-      </w:r>
-      <w:r>
-        <w:t xml:space="preserve">.</w:t>
+        <w:t xml:space="preserve">parameter must be a non-negative integer.</w:t>
       </w:r>
     </w:p>
     <w:p>
@@ -1780,7 +1797,7 @@
         <w:t xml:space="preserve"> </w:t>
       </w:r>
       <w:r>
-        <w:t xml:space="preserve">is provided with a value greater than</w:t>
+        <w:t xml:space="preserve">is provided as a larger number than</w:t>
       </w:r>
       <w:r>
         <w:t xml:space="preserve"> </w:t>
@@ -1797,6 +1814,75 @@
     </w:p>
     <w:p>
       <w:pPr>
+        <w:pStyle w:val="Compact"/>
+        <w:numPr>
+          <w:ilvl w:val="0"/>
+          <w:numId w:val="1003"/>
+        </w:numPr>
+      </w:pPr>
+      <w:r>
+        <w:t xml:space="preserve">If</w:t>
+      </w:r>
+      <w:r>
+        <w:t xml:space="preserve"> </w:t>
+      </w:r>
+      <w:r>
+        <w:rPr>
+          <w:rStyle w:val="VerbatimChar"/>
+        </w:rPr>
+        <w:t xml:space="preserve">start</w:t>
+      </w:r>
+      <w:r>
+        <w:t xml:space="preserve"> </w:t>
+      </w:r>
+      <w:r>
+        <w:t xml:space="preserve">and</w:t>
+      </w:r>
+      <w:r>
+        <w:t xml:space="preserve"> </w:t>
+      </w:r>
+      <w:r>
+        <w:rPr>
+          <w:rStyle w:val="VerbatimChar"/>
+        </w:rPr>
+        <w:t xml:space="preserve">end</w:t>
+      </w:r>
+      <w:r>
+        <w:t xml:space="preserve"> </w:t>
+      </w:r>
+      <w:r>
+        <w:t xml:space="preserve">are not provided, the function defaults to generating integers between</w:t>
+      </w:r>
+      <w:r>
+        <w:t xml:space="preserve"> </w:t>
+      </w:r>
+      <w:r>
+        <w:rPr>
+          <w:rStyle w:val="VerbatimChar"/>
+        </w:rPr>
+        <w:t xml:space="preserve">0</w:t>
+      </w:r>
+      <w:r>
+        <w:t xml:space="preserve"> </w:t>
+      </w:r>
+      <w:r>
+        <w:t xml:space="preserve">and</w:t>
+      </w:r>
+      <w:r>
+        <w:t xml:space="preserve"> </w:t>
+      </w:r>
+      <w:r>
+        <w:rPr>
+          <w:rStyle w:val="VerbatimChar"/>
+        </w:rPr>
+        <w:t xml:space="preserve">100</w:t>
+      </w:r>
+      <w:r>
+        <w:t xml:space="preserve">, inclusive.</w:t>
+      </w:r>
+    </w:p>
+    <w:p>
+      <w:pPr>
         <w:pStyle w:val="FirstParagraph"/>
       </w:pPr>
       <w:r>
@@ -1807,7 +1893,22 @@
         <w:t xml:space="preserve">Output Example</w:t>
       </w:r>
       <w:r>
-        <w:t xml:space="preserve">: A list of integers.</w:t>
+        <w:t xml:space="preserve">: A possible return value for</w:t>
+      </w:r>
+      <w:r>
+        <w:t xml:space="preserve"> </w:t>
+      </w:r>
+      <w:r>
+        <w:rPr>
+          <w:rStyle w:val="VerbatimChar"/>
+        </w:rPr>
+        <w:t xml:space="preserve">generate_random_integers(5)</w:t>
+      </w:r>
+      <w:r>
+        <w:t xml:space="preserve"> </w:t>
+      </w:r>
+      <w:r>
+        <w:t xml:space="preserve">might look like this:</w:t>
       </w:r>
     </w:p>
     <w:p>
@@ -1818,7 +1919,7 @@
         <w:rPr>
           <w:rStyle w:val="VerbatimChar"/>
         </w:rPr>
-        <w:t xml:space="preserve">[45, 8, 99, 23, 67]</w:t>
+        <w:t xml:space="preserve">[42, 8, 99, 23, 75]</w:t>
       </w:r>
     </w:p>
     <w:bookmarkEnd w:id="20"/>
@@ -1891,6 +1992,15 @@
       </w:r>
       <w:r>
         <w:rPr>
+          <w:rStyle w:val="CommentTok"/>
+        </w:rPr>
+        <w:t xml:space="preserve"># Definition of the function</w:t>
+      </w:r>
+      <w:r>
+        <w:br/>
+      </w:r>
+      <w:r>
+        <w:rPr>
           <w:rStyle w:val="KeywordTok"/>
         </w:rPr>
         <w:t xml:space="preserve">def</w:t>
@@ -2313,7 +2423,7 @@
         <w:rPr>
           <w:rStyle w:val="NormalTok"/>
         </w:rPr>
-        <w:t xml:space="preserve">result </w:t>
+        <w:t xml:space="preserve">random_list </w:t>
       </w:r>
       <w:r>
         <w:rPr>
@@ -2376,7 +2486,7 @@
         <w:rPr>
           <w:rStyle w:val="NormalTok"/>
         </w:rPr>
-        <w:t xml:space="preserve">(result)</w:t>
+        <w:t xml:space="preserve">(random_list)</w:t>
       </w:r>
     </w:p>
     <w:p>
@@ -2389,14 +2499,6 @@
           <w:bCs/>
         </w:rPr>
         <w:t xml:space="preserve">Output:</w:t>
-      </w:r>
-    </w:p>
-    <w:p>
-      <w:pPr>
-        <w:pStyle w:val="BodyText"/>
-      </w:pPr>
-      <w:r>
-        <w:t xml:space="preserve">(Note: The output is random and will vary with each execution)</w:t>
       </w:r>
     </w:p>
     <w:p>
@@ -2438,7 +2540,7 @@
     </w:p>
     <w:bookmarkEnd w:id="22"/>
     <w:bookmarkEnd w:id="23"/>
-    <w:bookmarkStart w:id="30" w:name="function-fibonaccin-int---int"/>
+    <w:bookmarkStart w:id="30" w:name="function-fibonaccin-int"/>
     <w:p>
       <w:pPr>
         <w:pStyle w:val="Heading1"/>
@@ -2453,7 +2555,7 @@
         <w:tab/>
       </w:r>
       <w:r>
-        <w:t xml:space="preserve">Function: fibonacci(n: int) -&gt; int</w:t>
+        <w:t xml:space="preserve">Function: fibonacci(n: int)</w:t>
       </w:r>
     </w:p>
     <w:bookmarkStart w:id="24" w:name="overview-2"/>
@@ -2494,7 +2596,7 @@
         <w:t xml:space="preserve"> </w:t>
       </w:r>
       <w:r>
-        <w:t xml:space="preserve">function computes the nth number in the Fibonacci sequence using an efficient iterative approach.</w:t>
+        <w:t xml:space="preserve">function computes the nth number in the Fibonacci sequence using an iterative approach.</w:t>
       </w:r>
     </w:p>
     <w:bookmarkEnd w:id="24"/>
@@ -2531,10 +2633,28 @@
         <w:t xml:space="preserve">n</w:t>
       </w:r>
       <w:r>
-        <w:t xml:space="preserve"> </w:t>
-      </w:r>
-      <w:r>
-        <w:t xml:space="preserve">(int): The 0-indexed position in the Fibonacci sequence for which to find the value.</w:t>
+        <w:t xml:space="preserve">:</w:t>
+      </w:r>
+      <w:r>
+        <w:t xml:space="preserve"> </w:t>
+      </w:r>
+      <w:r>
+        <w:rPr>
+          <w:rStyle w:val="VerbatimChar"/>
+        </w:rPr>
+        <w:t xml:space="preserve">int</w:t>
+      </w:r>
+    </w:p>
+    <w:p>
+      <w:pPr>
+        <w:pStyle w:val="Compact"/>
+        <w:numPr>
+          <w:ilvl w:val="1"/>
+          <w:numId w:val="1005"/>
+        </w:numPr>
+      </w:pPr>
+      <w:r>
+        <w:t xml:space="preserve">The 0-indexed position in the Fibonacci sequence for which to find the corresponding number.</w:t>
       </w:r>
     </w:p>
     <w:bookmarkEnd w:id="25"/>
@@ -2573,26 +2693,15 @@
         <w:t xml:space="preserve">n</w:t>
       </w:r>
       <w:r>
-        <w:t xml:space="preserve">. The logic proceeds as follows:</w:t>
+        <w:t xml:space="preserve">. The Fibonacci sequence starts with 0 and 1, and each subsequent number is the sum of the two preceding ones (0, 1, 1, 2, 3, 5, …).</w:t>
       </w:r>
     </w:p>
     <w:p>
       <w:pPr>
-        <w:pStyle w:val="Compact"/>
-        <w:numPr>
-          <w:ilvl w:val="0"/>
-          <w:numId w:val="1005"/>
-        </w:numPr>
-      </w:pPr>
-      <w:r>
-        <w:rPr>
-          <w:b/>
-          <w:bCs/>
-        </w:rPr>
-        <w:t xml:space="preserve">Input Validation</w:t>
-      </w:r>
-      <w:r>
-        <w:t xml:space="preserve">: The function first checks if the input</w:t>
+        <w:pStyle w:val="BodyText"/>
+      </w:pPr>
+      <w:r>
+        <w:t xml:space="preserve">The function begins by validating the input</w:t>
       </w:r>
       <w:r>
         <w:t xml:space="preserve"> </w:t>
@@ -2604,10 +2713,7 @@
         <w:t xml:space="preserve">n</w:t>
       </w:r>
       <w:r>
-        <w:t xml:space="preserve"> </w:t>
-      </w:r>
-      <w:r>
-        <w:t xml:space="preserve">is a negative number. Since the Fibonacci sequence is not defined for negative indices, it raises a</w:t>
+        <w:t xml:space="preserve">. If</w:t>
       </w:r>
       <w:r>
         <w:t xml:space="preserve"> </w:t>
@@ -2616,32 +2722,33 @@
         <w:rPr>
           <w:rStyle w:val="VerbatimChar"/>
         </w:rPr>
+        <w:t xml:space="preserve">n</w:t>
+      </w:r>
+      <w:r>
+        <w:t xml:space="preserve"> </w:t>
+      </w:r>
+      <w:r>
+        <w:t xml:space="preserve">is a negative number, it raises a</w:t>
+      </w:r>
+      <w:r>
+        <w:t xml:space="preserve"> </w:t>
+      </w:r>
+      <w:r>
+        <w:rPr>
+          <w:rStyle w:val="VerbatimChar"/>
+        </w:rPr>
         <w:t xml:space="preserve">ValueError</w:t>
       </w:r>
       <w:r>
-        <w:t xml:space="preserve"> </w:t>
-      </w:r>
-      <w:r>
-        <w:t xml:space="preserve">if this condition is met.</w:t>
+        <w:t xml:space="preserve">, as the Fibonacci sequence is not defined for negative indices.</w:t>
       </w:r>
     </w:p>
     <w:p>
       <w:pPr>
-        <w:pStyle w:val="Compact"/>
-        <w:numPr>
-          <w:ilvl w:val="0"/>
-          <w:numId w:val="1005"/>
-        </w:numPr>
-      </w:pPr>
-      <w:r>
-        <w:rPr>
-          <w:b/>
-          <w:bCs/>
-        </w:rPr>
-        <w:t xml:space="preserve">Initialization</w:t>
-      </w:r>
-      <w:r>
-        <w:t xml:space="preserve">: Two variables,</w:t>
+        <w:pStyle w:val="BodyText"/>
+      </w:pPr>
+      <w:r>
+        <w:t xml:space="preserve">It initializes two variables,</w:t>
       </w:r>
       <w:r>
         <w:t xml:space="preserve"> </w:t>
@@ -2668,7 +2775,7 @@
         <w:t xml:space="preserve">b</w:t>
       </w:r>
       <w:r>
-        <w:t xml:space="preserve">, are initialized to</w:t>
+        <w:t xml:space="preserve">, to</w:t>
       </w:r>
       <w:r>
         <w:t xml:space="preserve"> </w:t>
@@ -2698,26 +2805,15 @@
         <w:t xml:space="preserve"> </w:t>
       </w:r>
       <w:r>
-        <w:t xml:space="preserve">respectively. These represent the first two numbers in the 0-indexed Fibonacci sequence (F₀ = 0, F₁ = 1).</w:t>
+        <w:t xml:space="preserve">respectively. These represent the first two numbers in the sequence, F₀ and F₁.</w:t>
       </w:r>
     </w:p>
     <w:p>
       <w:pPr>
-        <w:pStyle w:val="Compact"/>
-        <w:numPr>
-          <w:ilvl w:val="0"/>
-          <w:numId w:val="1005"/>
-        </w:numPr>
-      </w:pPr>
-      <w:r>
-        <w:rPr>
-          <w:b/>
-          <w:bCs/>
-        </w:rPr>
-        <w:t xml:space="preserve">Iteration</w:t>
-      </w:r>
-      <w:r>
-        <w:t xml:space="preserve">: The function then enters a</w:t>
+        <w:pStyle w:val="BodyText"/>
+      </w:pPr>
+      <w:r>
+        <w:t xml:space="preserve">The core logic resides in a</w:t>
       </w:r>
       <w:r>
         <w:t xml:space="preserve"> </w:t>
@@ -2747,7 +2843,7 @@
         <w:t xml:space="preserve"> </w:t>
       </w:r>
       <w:r>
-        <w:t xml:space="preserve">times. If</w:t>
+        <w:t xml:space="preserve">times. In each iteration, the values of</w:t>
       </w:r>
       <w:r>
         <w:t xml:space="preserve"> </w:t>
@@ -2756,13 +2852,13 @@
         <w:rPr>
           <w:rStyle w:val="VerbatimChar"/>
         </w:rPr>
-        <w:t xml:space="preserve">n</w:t>
-      </w:r>
-      <w:r>
-        <w:t xml:space="preserve"> </w:t>
-      </w:r>
-      <w:r>
-        <w:t xml:space="preserve">is</w:t>
+        <w:t xml:space="preserve">a</w:t>
+      </w:r>
+      <w:r>
+        <w:t xml:space="preserve"> </w:t>
+      </w:r>
+      <w:r>
+        <w:t xml:space="preserve">and</w:t>
       </w:r>
       <w:r>
         <w:t xml:space="preserve"> </w:t>
@@ -2771,29 +2867,105 @@
         <w:rPr>
           <w:rStyle w:val="VerbatimChar"/>
         </w:rPr>
-        <w:t xml:space="preserve">0</w:t>
-      </w:r>
-      <w:r>
-        <w:t xml:space="preserve">, the loop is skipped entirely.</w:t>
+        <w:t xml:space="preserve">b</w:t>
+      </w:r>
+      <w:r>
+        <w:t xml:space="preserve"> </w:t>
+      </w:r>
+      <w:r>
+        <w:t xml:space="preserve">are updated using tuple assignment:</w:t>
+      </w:r>
+      <w:r>
+        <w:t xml:space="preserve"> </w:t>
+      </w:r>
+      <w:r>
+        <w:rPr>
+          <w:rStyle w:val="VerbatimChar"/>
+        </w:rPr>
+        <w:t xml:space="preserve">a, b = b, a + b</w:t>
+      </w:r>
+      <w:r>
+        <w:t xml:space="preserve">. This operation simultaneously sets</w:t>
+      </w:r>
+      <w:r>
+        <w:t xml:space="preserve"> </w:t>
+      </w:r>
+      <w:r>
+        <w:rPr>
+          <w:rStyle w:val="VerbatimChar"/>
+        </w:rPr>
+        <w:t xml:space="preserve">a</w:t>
+      </w:r>
+      <w:r>
+        <w:t xml:space="preserve"> </w:t>
+      </w:r>
+      <w:r>
+        <w:t xml:space="preserve">to the current value of</w:t>
+      </w:r>
+      <w:r>
+        <w:t xml:space="preserve"> </w:t>
+      </w:r>
+      <w:r>
+        <w:rPr>
+          <w:rStyle w:val="VerbatimChar"/>
+        </w:rPr>
+        <w:t xml:space="preserve">b</w:t>
+      </w:r>
+      <w:r>
+        <w:t xml:space="preserve"> </w:t>
+      </w:r>
+      <w:r>
+        <w:t xml:space="preserve">and</w:t>
+      </w:r>
+      <w:r>
+        <w:t xml:space="preserve"> </w:t>
+      </w:r>
+      <w:r>
+        <w:rPr>
+          <w:rStyle w:val="VerbatimChar"/>
+        </w:rPr>
+        <w:t xml:space="preserve">b</w:t>
+      </w:r>
+      <w:r>
+        <w:t xml:space="preserve"> </w:t>
+      </w:r>
+      <w:r>
+        <w:t xml:space="preserve">to the sum of the previous</w:t>
+      </w:r>
+      <w:r>
+        <w:t xml:space="preserve"> </w:t>
+      </w:r>
+      <w:r>
+        <w:rPr>
+          <w:rStyle w:val="VerbatimChar"/>
+        </w:rPr>
+        <w:t xml:space="preserve">a</w:t>
+      </w:r>
+      <w:r>
+        <w:t xml:space="preserve"> </w:t>
+      </w:r>
+      <w:r>
+        <w:t xml:space="preserve">and</w:t>
+      </w:r>
+      <w:r>
+        <w:t xml:space="preserve"> </w:t>
+      </w:r>
+      <w:r>
+        <w:rPr>
+          <w:rStyle w:val="VerbatimChar"/>
+        </w:rPr>
+        <w:t xml:space="preserve">b</w:t>
+      </w:r>
+      <w:r>
+        <w:t xml:space="preserve">. This effectively advances one step in the Fibonacci sequence.</w:t>
       </w:r>
     </w:p>
     <w:p>
       <w:pPr>
-        <w:pStyle w:val="Compact"/>
-        <w:numPr>
-          <w:ilvl w:val="0"/>
-          <w:numId w:val="1005"/>
-        </w:numPr>
-      </w:pPr>
-      <w:r>
-        <w:rPr>
-          <w:b/>
-          <w:bCs/>
-        </w:rPr>
-        <w:t xml:space="preserve">Calculation</w:t>
-      </w:r>
-      <w:r>
-        <w:t xml:space="preserve">: Inside the loop, the core logic</w:t>
+        <w:pStyle w:val="BodyText"/>
+      </w:pPr>
+      <w:r>
+        <w:t xml:space="preserve">After the loop completes, the variable</w:t>
       </w:r>
       <w:r>
         <w:t xml:space="preserve"> </w:t>
@@ -2802,253 +2974,51 @@
         <w:rPr>
           <w:rStyle w:val="VerbatimChar"/>
         </w:rPr>
-        <w:t xml:space="preserve">a, b = b, a + b</w:t>
-      </w:r>
-      <w:r>
-        <w:t xml:space="preserve"> </w:t>
-      </w:r>
-      <w:r>
-        <w:t xml:space="preserve">is executed. This is a tuple assignment that simultaneously updates the values:</w:t>
+        <w:t xml:space="preserve">a</w:t>
+      </w:r>
+      <w:r>
+        <w:t xml:space="preserve"> </w:t>
+      </w:r>
+      <w:r>
+        <w:t xml:space="preserve">holds the nth Fibonacci number, which is then returned. For an input of</w:t>
+      </w:r>
+      <w:r>
+        <w:t xml:space="preserve"> </w:t>
+      </w:r>
+      <w:r>
+        <w:rPr>
+          <w:rStyle w:val="VerbatimChar"/>
+        </w:rPr>
+        <w:t xml:space="preserve">n=0</w:t>
+      </w:r>
+      <w:r>
+        <w:t xml:space="preserve">, the loop does not run, and the initial value of</w:t>
+      </w:r>
+      <w:r>
+        <w:t xml:space="preserve"> </w:t>
+      </w:r>
+      <w:r>
+        <w:rPr>
+          <w:rStyle w:val="VerbatimChar"/>
+        </w:rPr>
+        <w:t xml:space="preserve">a</w:t>
+      </w:r>
+      <w:r>
+        <w:t xml:space="preserve"> </w:t>
+      </w:r>
+      <w:r>
+        <w:t xml:space="preserve">(0) is correctly returned.</w:t>
       </w:r>
     </w:p>
     <w:p>
       <w:pPr>
-        <w:pStyle w:val="Compact"/>
-        <w:numPr>
-          <w:ilvl w:val="1"/>
-          <w:numId w:val="1006"/>
-        </w:numPr>
-      </w:pPr>
-      <w:r>
-        <w:rPr>
-          <w:rStyle w:val="VerbatimChar"/>
-        </w:rPr>
-        <w:t xml:space="preserve">a</w:t>
-      </w:r>
-      <w:r>
-        <w:t xml:space="preserve"> </w:t>
-      </w:r>
-      <w:r>
-        <w:t xml:space="preserve">is updated to the current value of</w:t>
-      </w:r>
-      <w:r>
-        <w:t xml:space="preserve"> </w:t>
-      </w:r>
-      <w:r>
-        <w:rPr>
-          <w:rStyle w:val="VerbatimChar"/>
-        </w:rPr>
-        <w:t xml:space="preserve">b</w:t>
-      </w:r>
-      <w:r>
-        <w:t xml:space="preserve">.</w:t>
-      </w:r>
-    </w:p>
-    <w:p>
-      <w:pPr>
-        <w:pStyle w:val="Compact"/>
-        <w:numPr>
-          <w:ilvl w:val="1"/>
-          <w:numId w:val="1006"/>
-        </w:numPr>
-      </w:pPr>
-      <w:r>
-        <w:rPr>
-          <w:rStyle w:val="VerbatimChar"/>
-        </w:rPr>
-        <w:t xml:space="preserve">b</w:t>
-      </w:r>
-      <w:r>
-        <w:t xml:space="preserve"> </w:t>
-      </w:r>
-      <w:r>
-        <w:t xml:space="preserve">is updated to the sum of the old values of</w:t>
-      </w:r>
-      <w:r>
-        <w:t xml:space="preserve"> </w:t>
-      </w:r>
-      <w:r>
-        <w:rPr>
-          <w:rStyle w:val="VerbatimChar"/>
-        </w:rPr>
-        <w:t xml:space="preserve">a</w:t>
-      </w:r>
-      <w:r>
-        <w:t xml:space="preserve"> </w:t>
-      </w:r>
-      <w:r>
-        <w:t xml:space="preserve">and</w:t>
-      </w:r>
-      <w:r>
-        <w:t xml:space="preserve"> </w:t>
-      </w:r>
-      <w:r>
-        <w:rPr>
-          <w:rStyle w:val="VerbatimChar"/>
-        </w:rPr>
-        <w:t xml:space="preserve">b</w:t>
-      </w:r>
-      <w:r>
-        <w:t xml:space="preserve">.</w:t>
-      </w:r>
-      <w:r>
-        <w:t xml:space="preserve"> </w:t>
-      </w:r>
-      <w:r>
-        <w:t xml:space="preserve">This process effectively walks through the sequence, with</w:t>
-      </w:r>
-      <w:r>
-        <w:t xml:space="preserve"> </w:t>
-      </w:r>
-      <w:r>
-        <w:rPr>
-          <w:rStyle w:val="VerbatimChar"/>
-        </w:rPr>
-        <w:t xml:space="preserve">a</w:t>
-      </w:r>
-      <w:r>
-        <w:t xml:space="preserve"> </w:t>
-      </w:r>
-      <w:r>
-        <w:t xml:space="preserve">and</w:t>
-      </w:r>
-      <w:r>
-        <w:t xml:space="preserve"> </w:t>
-      </w:r>
-      <w:r>
-        <w:rPr>
-          <w:rStyle w:val="VerbatimChar"/>
-        </w:rPr>
-        <w:t xml:space="preserve">b</w:t>
-      </w:r>
-      <w:r>
-        <w:t xml:space="preserve"> </w:t>
-      </w:r>
-      <w:r>
-        <w:t xml:space="preserve">always holding two consecutive Fibonacci numbers.</w:t>
-      </w:r>
-    </w:p>
-    <w:p>
-      <w:pPr>
-        <w:pStyle w:val="Compact"/>
-        <w:numPr>
-          <w:ilvl w:val="0"/>
-          <w:numId w:val="1005"/>
-        </w:numPr>
-      </w:pPr>
-      <w:r>
-        <w:rPr>
-          <w:b/>
-          <w:bCs/>
-        </w:rPr>
-        <w:t xml:space="preserve">Return Value</w:t>
-      </w:r>
-      <w:r>
-        <w:t xml:space="preserve">: After the loop completes,</w:t>
-      </w:r>
-      <w:r>
-        <w:t xml:space="preserve"> </w:t>
-      </w:r>
-      <w:r>
-        <w:rPr>
-          <w:rStyle w:val="VerbatimChar"/>
-        </w:rPr>
-        <w:t xml:space="preserve">a</w:t>
-      </w:r>
-      <w:r>
-        <w:t xml:space="preserve"> </w:t>
-      </w:r>
-      <w:r>
-        <w:t xml:space="preserve">holds the nth Fibonacci number. For</w:t>
-      </w:r>
-      <w:r>
-        <w:t xml:space="preserve"> </w:t>
-      </w:r>
-      <w:r>
-        <w:rPr>
-          <w:rStyle w:val="VerbatimChar"/>
-        </w:rPr>
-        <w:t xml:space="preserve">n=0</w:t>
-      </w:r>
-      <w:r>
-        <w:t xml:space="preserve">, the loop doesn’t run and the initial value of</w:t>
-      </w:r>
-      <w:r>
-        <w:t xml:space="preserve"> </w:t>
-      </w:r>
-      <w:r>
-        <w:rPr>
-          <w:rStyle w:val="VerbatimChar"/>
-        </w:rPr>
-        <w:t xml:space="preserve">a</w:t>
-      </w:r>
-      <w:r>
-        <w:t xml:space="preserve"> </w:t>
-      </w:r>
-      <w:r>
-        <w:t xml:space="preserve">(</w:t>
-      </w:r>
-      <w:r>
-        <w:rPr>
-          <w:rStyle w:val="VerbatimChar"/>
-        </w:rPr>
-        <w:t xml:space="preserve">0</w:t>
-      </w:r>
-      <w:r>
-        <w:t xml:space="preserve">) is returned. For</w:t>
-      </w:r>
-      <w:r>
-        <w:t xml:space="preserve"> </w:t>
-      </w:r>
-      <w:r>
-        <w:rPr>
-          <w:rStyle w:val="VerbatimChar"/>
-        </w:rPr>
-        <w:t xml:space="preserve">n &gt; 0</w:t>
-      </w:r>
-      <w:r>
-        <w:t xml:space="preserve">, the loop runs</w:t>
-      </w:r>
-      <w:r>
-        <w:t xml:space="preserve"> </w:t>
-      </w:r>
-      <w:r>
-        <w:rPr>
-          <w:rStyle w:val="VerbatimChar"/>
-        </w:rPr>
-        <w:t xml:space="preserve">n</w:t>
-      </w:r>
-      <w:r>
-        <w:t xml:space="preserve"> </w:t>
-      </w:r>
-      <w:r>
-        <w:t xml:space="preserve">times, and the final value of</w:t>
-      </w:r>
-      <w:r>
-        <w:t xml:space="preserve"> </w:t>
-      </w:r>
-      <w:r>
-        <w:rPr>
-          <w:rStyle w:val="VerbatimChar"/>
-        </w:rPr>
-        <w:t xml:space="preserve">a</w:t>
-      </w:r>
-      <w:r>
-        <w:t xml:space="preserve"> </w:t>
-      </w:r>
-      <w:r>
-        <w:t xml:space="preserve">is the correct result.</w:t>
-      </w:r>
-    </w:p>
-    <w:p>
-      <w:pPr>
         <w:pStyle w:val="SourceCode"/>
       </w:pPr>
       <w:r>
         <w:rPr>
           <w:rStyle w:val="CommentTok"/>
         </w:rPr>
-        <w:t xml:space="preserve"># For n = 5:</w:t>
+        <w:t xml:space="preserve"># Inside the loop for n=5:</w:t>
       </w:r>
       <w:r>
         <w:br/>
@@ -3066,7 +3036,7 @@
         <w:rPr>
           <w:rStyle w:val="CommentTok"/>
         </w:rPr>
-        <w:t xml:space="preserve"># Loop 1: a = 1, b = 1 (0 + 1)</w:t>
+        <w:t xml:space="preserve"># 1. a = 1, b = 1 (0 + 1)</w:t>
       </w:r>
       <w:r>
         <w:br/>
@@ -3075,7 +3045,7 @@
         <w:rPr>
           <w:rStyle w:val="CommentTok"/>
         </w:rPr>
-        <w:t xml:space="preserve"># Loop 2: a = 1, b = 2 (1 + 1)</w:t>
+        <w:t xml:space="preserve"># 2. a = 1, b = 2 (1 + 1)</w:t>
       </w:r>
       <w:r>
         <w:br/>
@@ -3084,7 +3054,7 @@
         <w:rPr>
           <w:rStyle w:val="CommentTok"/>
         </w:rPr>
-        <w:t xml:space="preserve"># Loop 3: a = 2, b = 3 (1 + 2)</w:t>
+        <w:t xml:space="preserve"># 3. a = 2, b = 3 (1 + 2)</w:t>
       </w:r>
       <w:r>
         <w:br/>
@@ -3093,7 +3063,7 @@
         <w:rPr>
           <w:rStyle w:val="CommentTok"/>
         </w:rPr>
-        <w:t xml:space="preserve"># Loop 4: a = 3, b = 5 (2 + 3)</w:t>
+        <w:t xml:space="preserve"># 4. a = 3, b = 5 (2 + 3)</w:t>
       </w:r>
       <w:r>
         <w:br/>
@@ -3102,7 +3072,7 @@
         <w:rPr>
           <w:rStyle w:val="CommentTok"/>
         </w:rPr>
-        <w:t xml:space="preserve"># Loop 5: a = 5, b = 8 (3 + 5)</w:t>
+        <w:t xml:space="preserve"># 5. a = 5, b = 8 (3 + 5)</w:t>
       </w:r>
       <w:r>
         <w:br/>
@@ -3111,28 +3081,7 @@
         <w:rPr>
           <w:rStyle w:val="CommentTok"/>
         </w:rPr>
-        <w:t xml:space="preserve"># Loop finishes, returns a</w:t>
-      </w:r>
-      <w:r>
-        <w:br/>
-      </w:r>
-      <w:r>
-        <w:rPr>
-          <w:rStyle w:val="ControlFlowTok"/>
-        </w:rPr>
-        <w:t xml:space="preserve">return</w:t>
-      </w:r>
-      <w:r>
-        <w:rPr>
-          <w:rStyle w:val="NormalTok"/>
-        </w:rPr>
-        <w:t xml:space="preserve"> </w:t>
-      </w:r>
-      <w:r>
-        <w:rPr>
-          <w:rStyle w:val="DecValTok"/>
-        </w:rPr>
-        <w:t xml:space="preserve">5</w:t>
+        <w:t xml:space="preserve"># Loop ends. Returns a, which is 5.</w:t>
       </w:r>
     </w:p>
     <w:bookmarkEnd w:id="26"/>
@@ -3152,6 +3101,438 @@
       </w:r>
       <w:r>
         <w:t xml:space="preserve">Usage Notes</w:t>
+      </w:r>
+    </w:p>
+    <w:p>
+      <w:pPr>
+        <w:pStyle w:val="Compact"/>
+        <w:numPr>
+          <w:ilvl w:val="0"/>
+          <w:numId w:val="1006"/>
+        </w:numPr>
+      </w:pPr>
+      <w:r>
+        <w:t xml:space="preserve">The function uses a 0-indexed sequence, meaning</w:t>
+      </w:r>
+      <w:r>
+        <w:t xml:space="preserve"> </w:t>
+      </w:r>
+      <w:r>
+        <w:rPr>
+          <w:rStyle w:val="VerbatimChar"/>
+        </w:rPr>
+        <w:t xml:space="preserve">fibonacci(0)</w:t>
+      </w:r>
+      <w:r>
+        <w:t xml:space="preserve"> </w:t>
+      </w:r>
+      <w:r>
+        <w:t xml:space="preserve">returns</w:t>
+      </w:r>
+      <w:r>
+        <w:t xml:space="preserve"> </w:t>
+      </w:r>
+      <w:r>
+        <w:rPr>
+          <w:rStyle w:val="VerbatimChar"/>
+        </w:rPr>
+        <w:t xml:space="preserve">0</w:t>
+      </w:r>
+      <w:r>
+        <w:t xml:space="preserve">,</w:t>
+      </w:r>
+      <w:r>
+        <w:t xml:space="preserve"> </w:t>
+      </w:r>
+      <w:r>
+        <w:rPr>
+          <w:rStyle w:val="VerbatimChar"/>
+        </w:rPr>
+        <w:t xml:space="preserve">fibonacci(1)</w:t>
+      </w:r>
+      <w:r>
+        <w:t xml:space="preserve"> </w:t>
+      </w:r>
+      <w:r>
+        <w:t xml:space="preserve">returns</w:t>
+      </w:r>
+      <w:r>
+        <w:t xml:space="preserve"> </w:t>
+      </w:r>
+      <w:r>
+        <w:rPr>
+          <w:rStyle w:val="VerbatimChar"/>
+        </w:rPr>
+        <w:t xml:space="preserve">1</w:t>
+      </w:r>
+      <w:r>
+        <w:t xml:space="preserve">, and so on.</w:t>
+      </w:r>
+    </w:p>
+    <w:p>
+      <w:pPr>
+        <w:pStyle w:val="Compact"/>
+        <w:numPr>
+          <w:ilvl w:val="0"/>
+          <w:numId w:val="1006"/>
+        </w:numPr>
+      </w:pPr>
+      <w:r>
+        <w:t xml:space="preserve">The input</w:t>
+      </w:r>
+      <w:r>
+        <w:t xml:space="preserve"> </w:t>
+      </w:r>
+      <w:r>
+        <w:rPr>
+          <w:rStyle w:val="VerbatimChar"/>
+        </w:rPr>
+        <w:t xml:space="preserve">n</w:t>
+      </w:r>
+      <w:r>
+        <w:t xml:space="preserve"> </w:t>
+      </w:r>
+      <w:r>
+        <w:t xml:space="preserve">must be a non-negative integer. Providing a negative integer will result in a</w:t>
+      </w:r>
+      <w:r>
+        <w:t xml:space="preserve"> </w:t>
+      </w:r>
+      <w:r>
+        <w:rPr>
+          <w:rStyle w:val="VerbatimChar"/>
+        </w:rPr>
+        <w:t xml:space="preserve">ValueError</w:t>
+      </w:r>
+      <w:r>
+        <w:t xml:space="preserve">.</w:t>
+      </w:r>
+    </w:p>
+    <w:p>
+      <w:pPr>
+        <w:pStyle w:val="Compact"/>
+        <w:numPr>
+          <w:ilvl w:val="0"/>
+          <w:numId w:val="1006"/>
+        </w:numPr>
+      </w:pPr>
+      <w:r>
+        <w:t xml:space="preserve">This iterative implementation is efficient in terms of memory and performance for large values of</w:t>
+      </w:r>
+      <w:r>
+        <w:t xml:space="preserve"> </w:t>
+      </w:r>
+      <w:r>
+        <w:rPr>
+          <w:rStyle w:val="VerbatimChar"/>
+        </w:rPr>
+        <w:t xml:space="preserve">n</w:t>
+      </w:r>
+      <w:r>
+        <w:t xml:space="preserve"> </w:t>
+      </w:r>
+      <w:r>
+        <w:t xml:space="preserve">compared to a simple recursive approach, as it avoids redundant calculations and deep recursion stacks.</w:t>
+      </w:r>
+    </w:p>
+    <w:p>
+      <w:pPr>
+        <w:pStyle w:val="FirstParagraph"/>
+      </w:pPr>
+      <w:r>
+        <w:rPr>
+          <w:b/>
+          <w:bCs/>
+        </w:rPr>
+        <w:t xml:space="preserve">Output Example</w:t>
+      </w:r>
+      <w:r>
+        <w:t xml:space="preserve">: The function returns a single integer value.</w:t>
+      </w:r>
+    </w:p>
+    <w:bookmarkEnd w:id="27"/>
+    <w:bookmarkStart w:id="28" w:name="example-2"/>
+    <w:p>
+      <w:pPr>
+        <w:pStyle w:val="Heading2"/>
+      </w:pPr>
+      <w:r>
+        <w:rPr>
+          <w:rStyle w:val="SectionNumber"/>
+        </w:rPr>
+        <w:t xml:space="preserve">3.5</w:t>
+      </w:r>
+      <w:r>
+        <w:tab/>
+      </w:r>
+      <w:r>
+        <w:t xml:space="preserve">Example</w:t>
+      </w:r>
+    </w:p>
+    <w:p>
+      <w:pPr>
+        <w:pStyle w:val="SourceCode"/>
+      </w:pPr>
+      <w:r>
+        <w:rPr>
+          <w:rStyle w:val="CommentTok"/>
+        </w:rPr>
+        <w:t xml:space="preserve"># Example usage</w:t>
+      </w:r>
+      <w:r>
+        <w:br/>
+      </w:r>
+      <w:r>
+        <w:rPr>
+          <w:rStyle w:val="CommentTok"/>
+        </w:rPr>
+        <w:t xml:space="preserve"># Find the 9th Fibonacci number (0-indexed)</w:t>
+      </w:r>
+      <w:r>
+        <w:br/>
+      </w:r>
+      <w:r>
+        <w:rPr>
+          <w:rStyle w:val="NormalTok"/>
+        </w:rPr>
+        <w:t xml:space="preserve">result </w:t>
+      </w:r>
+      <w:r>
+        <w:rPr>
+          <w:rStyle w:val="OperatorTok"/>
+        </w:rPr>
+        <w:t xml:space="preserve">=</w:t>
+      </w:r>
+      <w:r>
+        <w:rPr>
+          <w:rStyle w:val="NormalTok"/>
+        </w:rPr>
+        <w:t xml:space="preserve"> fibonacci(</w:t>
+      </w:r>
+      <w:r>
+        <w:rPr>
+          <w:rStyle w:val="DecValTok"/>
+        </w:rPr>
+        <w:t xml:space="preserve">9</w:t>
+      </w:r>
+      <w:r>
+        <w:rPr>
+          <w:rStyle w:val="NormalTok"/>
+        </w:rPr>
+        <w:t xml:space="preserve">)</w:t>
+      </w:r>
+      <w:r>
+        <w:br/>
+      </w:r>
+      <w:r>
+        <w:rPr>
+          <w:rStyle w:val="BuiltInTok"/>
+        </w:rPr>
+        <w:t xml:space="preserve">print</w:t>
+      </w:r>
+      <w:r>
+        <w:rPr>
+          <w:rStyle w:val="NormalTok"/>
+        </w:rPr>
+        <w:t xml:space="preserve">(result)</w:t>
+      </w:r>
+      <w:r>
+        <w:br/>
+      </w:r>
+      <w:r>
+        <w:br/>
+      </w:r>
+      <w:r>
+        <w:rPr>
+          <w:rStyle w:val="CommentTok"/>
+        </w:rPr>
+        <w:t xml:space="preserve"># Example with a base case</w:t>
+      </w:r>
+      <w:r>
+        <w:br/>
+      </w:r>
+      <w:r>
+        <w:rPr>
+          <w:rStyle w:val="NormalTok"/>
+        </w:rPr>
+        <w:t xml:space="preserve">result_zero </w:t>
+      </w:r>
+      <w:r>
+        <w:rPr>
+          <w:rStyle w:val="OperatorTok"/>
+        </w:rPr>
+        <w:t xml:space="preserve">=</w:t>
+      </w:r>
+      <w:r>
+        <w:rPr>
+          <w:rStyle w:val="NormalTok"/>
+        </w:rPr>
+        <w:t xml:space="preserve"> fibonacci(</w:t>
+      </w:r>
+      <w:r>
+        <w:rPr>
+          <w:rStyle w:val="DecValTok"/>
+        </w:rPr>
+        <w:t xml:space="preserve">0</w:t>
+      </w:r>
+      <w:r>
+        <w:rPr>
+          <w:rStyle w:val="NormalTok"/>
+        </w:rPr>
+        <w:t xml:space="preserve">)</w:t>
+      </w:r>
+      <w:r>
+        <w:br/>
+      </w:r>
+      <w:r>
+        <w:rPr>
+          <w:rStyle w:val="BuiltInTok"/>
+        </w:rPr>
+        <w:t xml:space="preserve">print</w:t>
+      </w:r>
+      <w:r>
+        <w:rPr>
+          <w:rStyle w:val="NormalTok"/>
+        </w:rPr>
+        <w:t xml:space="preserve">(result_zero)</w:t>
+      </w:r>
+    </w:p>
+    <w:p>
+      <w:pPr>
+        <w:pStyle w:val="FirstParagraph"/>
+      </w:pPr>
+      <w:r>
+        <w:rPr>
+          <w:b/>
+          <w:bCs/>
+        </w:rPr>
+        <w:t xml:space="preserve">Output:</w:t>
+      </w:r>
+    </w:p>
+    <w:p>
+      <w:pPr>
+        <w:pStyle w:val="SourceCode"/>
+      </w:pPr>
+      <w:r>
+        <w:rPr>
+          <w:rStyle w:val="VerbatimChar"/>
+        </w:rPr>
+        <w:t xml:space="preserve">34</w:t>
+      </w:r>
+      <w:r>
+        <w:br/>
+      </w:r>
+      <w:r>
+        <w:rPr>
+          <w:rStyle w:val="VerbatimChar"/>
+        </w:rPr>
+        <w:t xml:space="preserve">0</w:t>
+      </w:r>
+    </w:p>
+    <w:p>
+      <w:r>
+        <w:pict>
+          <v:rect style="width:0;height:1.5pt" o:hralign="center" o:hrstd="t" o:hr="t"/>
+        </w:pict>
+      </w:r>
+    </w:p>
+    <w:bookmarkEnd w:id="28"/>
+    <w:bookmarkStart w:id="29" w:name="functiondef-choose_random_itemitems"/>
+    <w:p>
+      <w:pPr>
+        <w:pStyle w:val="Heading2"/>
+      </w:pPr>
+      <w:r>
+        <w:rPr>
+          <w:rStyle w:val="SectionNumber"/>
+        </w:rPr>
+        <w:t xml:space="preserve">3.6</w:t>
+      </w:r>
+      <w:r>
+        <w:tab/>
+      </w:r>
+      <w:r>
+        <w:t xml:space="preserve">FunctionDef choose_random_item(items)</w:t>
+      </w:r>
+    </w:p>
+    <w:bookmarkEnd w:id="29"/>
+    <w:bookmarkEnd w:id="30"/>
+    <w:bookmarkStart w:id="37" w:name="function-choose_random_itemitems-liststr"/>
+    <w:p>
+      <w:pPr>
+        <w:pStyle w:val="Heading1"/>
+      </w:pPr>
+      <w:r>
+        <w:rPr>
+          <w:rStyle w:val="SectionNumber"/>
+        </w:rPr>
+        <w:t xml:space="preserve">4</w:t>
+      </w:r>
+      <w:r>
+        <w:tab/>
+      </w:r>
+      <w:r>
+        <w:t xml:space="preserve">Function: choose_random_item(items: List[str])</w:t>
+      </w:r>
+    </w:p>
+    <w:bookmarkStart w:id="31" w:name="overview-3"/>
+    <w:p>
+      <w:pPr>
+        <w:pStyle w:val="Heading2"/>
+      </w:pPr>
+      <w:r>
+        <w:rPr>
+          <w:rStyle w:val="SectionNumber"/>
+        </w:rPr>
+        <w:t xml:space="preserve">4.1</w:t>
+      </w:r>
+      <w:r>
+        <w:tab/>
+      </w:r>
+      <w:r>
+        <w:t xml:space="preserve">Overview</w:t>
+      </w:r>
+    </w:p>
+    <w:p>
+      <w:pPr>
+        <w:pStyle w:val="FirstParagraph"/>
+      </w:pPr>
+      <w:r>
+        <w:t xml:space="preserve">The</w:t>
+      </w:r>
+      <w:r>
+        <w:t xml:space="preserve"> </w:t>
+      </w:r>
+      <w:r>
+        <w:rPr>
+          <w:rStyle w:val="VerbatimChar"/>
+        </w:rPr>
+        <w:t xml:space="preserve">choose_random_item</w:t>
+      </w:r>
+      <w:r>
+        <w:t xml:space="preserve"> </w:t>
+      </w:r>
+      <w:r>
+        <w:t xml:space="preserve">function selects and returns a single random item from a given list of strings.</w:t>
+      </w:r>
+    </w:p>
+    <w:bookmarkEnd w:id="31"/>
+    <w:bookmarkStart w:id="32" w:name="parameters-3"/>
+    <w:p>
+      <w:pPr>
+        <w:pStyle w:val="Heading2"/>
+      </w:pPr>
+      <w:r>
+        <w:rPr>
+          <w:rStyle w:val="SectionNumber"/>
+        </w:rPr>
+        <w:t xml:space="preserve">4.2</w:t>
+      </w:r>
+      <w:r>
+        <w:tab/>
+      </w:r>
+      <w:r>
+        <w:t xml:space="preserve">parameters</w:t>
       </w:r>
     </w:p>
     <w:p>
@@ -3163,31 +3544,55 @@
         </w:numPr>
       </w:pPr>
       <w:r>
-        <w:t xml:space="preserve">The function only accepts non-negative integers. Providing a negative number will result in a</w:t>
-      </w:r>
-      <w:r>
-        <w:t xml:space="preserve"> </w:t>
-      </w:r>
-      <w:r>
         <w:rPr>
           <w:rStyle w:val="VerbatimChar"/>
         </w:rPr>
-        <w:t xml:space="preserve">ValueError</w:t>
-      </w:r>
-      <w:r>
-        <w:t xml:space="preserve">.</w:t>
+        <w:t xml:space="preserve">items</w:t>
+      </w:r>
+      <w:r>
+        <w:t xml:space="preserve">:</w:t>
+      </w:r>
+      <w:r>
+        <w:t xml:space="preserve"> </w:t>
+      </w:r>
+      <w:r>
+        <w:rPr>
+          <w:rStyle w:val="VerbatimChar"/>
+        </w:rPr>
+        <w:t xml:space="preserve">List[str]</w:t>
+      </w:r>
+      <w:r>
+        <w:t xml:space="preserve"> </w:t>
+      </w:r>
+      <w:r>
+        <w:t xml:space="preserve">- A list of strings from which a single item will be chosen. This list must not be empty.</w:t>
+      </w:r>
+    </w:p>
+    <w:bookmarkEnd w:id="32"/>
+    <w:bookmarkStart w:id="33" w:name="description-3"/>
+    <w:p>
+      <w:pPr>
+        <w:pStyle w:val="Heading2"/>
+      </w:pPr>
+      <w:r>
+        <w:rPr>
+          <w:rStyle w:val="SectionNumber"/>
+        </w:rPr>
+        <w:t xml:space="preserve">4.3</w:t>
+      </w:r>
+      <w:r>
+        <w:tab/>
+      </w:r>
+      <w:r>
+        <w:t xml:space="preserve">Description</w:t>
       </w:r>
     </w:p>
     <w:p>
       <w:pPr>
-        <w:pStyle w:val="Compact"/>
-        <w:numPr>
-          <w:ilvl w:val="0"/>
-          <w:numId w:val="1007"/>
-        </w:numPr>
-      </w:pPr>
-      <w:r>
-        <w:t xml:space="preserve">The sequence is 0-indexed, meaning</w:t>
+        <w:pStyle w:val="FirstParagraph"/>
+      </w:pPr>
+      <w:r>
+        <w:t xml:space="preserve">This function provides a safe way to select a random element from a list. It begins by performing a crucial validation check on the input</w:t>
       </w:r>
       <w:r>
         <w:t xml:space="preserve"> </w:t>
@@ -3196,37 +3601,21 @@
         <w:rPr>
           <w:rStyle w:val="VerbatimChar"/>
         </w:rPr>
-        <w:t xml:space="preserve">fibonacci(0)</w:t>
-      </w:r>
-      <w:r>
-        <w:t xml:space="preserve"> </w:t>
-      </w:r>
-      <w:r>
-        <w:t xml:space="preserve">returns the first number of the sequence, which is</w:t>
-      </w:r>
-      <w:r>
-        <w:t xml:space="preserve"> </w:t>
-      </w:r>
-      <w:r>
-        <w:rPr>
-          <w:rStyle w:val="VerbatimChar"/>
-        </w:rPr>
-        <w:t xml:space="preserve">0</w:t>
-      </w:r>
-      <w:r>
-        <w:t xml:space="preserve">.</w:t>
+        <w:t xml:space="preserve">items</w:t>
+      </w:r>
+      <w:r>
+        <w:t xml:space="preserve"> </w:t>
+      </w:r>
+      <w:r>
+        <w:t xml:space="preserve">list.</w:t>
       </w:r>
     </w:p>
     <w:p>
       <w:pPr>
-        <w:pStyle w:val="Compact"/>
-        <w:numPr>
-          <w:ilvl w:val="0"/>
-          <w:numId w:val="1007"/>
-        </w:numPr>
-      </w:pPr>
-      <w:r>
-        <w:t xml:space="preserve">This iterative implementation is highly efficient and is preferred over simple recursion for larger values of</w:t>
+        <w:pStyle w:val="BodyText"/>
+      </w:pPr>
+      <w:r>
+        <w:t xml:space="preserve">Using the condition</w:t>
       </w:r>
       <w:r>
         <w:t xml:space="preserve"> </w:t>
@@ -3235,28 +3624,42 @@
         <w:rPr>
           <w:rStyle w:val="VerbatimChar"/>
         </w:rPr>
-        <w:t xml:space="preserve">n</w:t>
-      </w:r>
-      <w:r>
-        <w:t xml:space="preserve"> </w:t>
-      </w:r>
-      <w:r>
-        <w:t xml:space="preserve">as it avoids excessive function calls and potential stack overflow errors.</w:t>
+        <w:t xml:space="preserve">if not items:</w:t>
+      </w:r>
+      <w:r>
+        <w:t xml:space="preserve">, the function determines if the provided list is empty. If it is, the function raises a</w:t>
+      </w:r>
+      <w:r>
+        <w:t xml:space="preserve"> </w:t>
+      </w:r>
+      <w:r>
+        <w:rPr>
+          <w:rStyle w:val="VerbatimChar"/>
+        </w:rPr>
+        <w:t xml:space="preserve">ValueError</w:t>
+      </w:r>
+      <w:r>
+        <w:t xml:space="preserve"> </w:t>
+      </w:r>
+      <w:r>
+        <w:t xml:space="preserve">with the message</w:t>
+      </w:r>
+      <w:r>
+        <w:t xml:space="preserve"> </w:t>
+      </w:r>
+      <w:r>
+        <w:t xml:space="preserve">“items must not be empty”</w:t>
+      </w:r>
+      <w:r>
+        <w:t xml:space="preserve">. This preventative measure ensures that the program does not attempt to perform an impossible operation and clearly informs the developer of the incorrect input.</w:t>
       </w:r>
     </w:p>
     <w:p>
       <w:pPr>
-        <w:pStyle w:val="FirstParagraph"/>
-      </w:pPr>
-      <w:r>
-        <w:rPr>
-          <w:b/>
-          <w:bCs/>
-        </w:rPr>
-        <w:t xml:space="preserve">Output Example</w:t>
-      </w:r>
-      <w:r>
-        <w:t xml:space="preserve">: The function returns a single integer value.</w:t>
+        <w:pStyle w:val="BodyText"/>
+      </w:pPr>
+      <w:r>
+        <w:t xml:space="preserve">If the list is not empty, the function proceeds to use the</w:t>
       </w:r>
       <w:r>
         <w:t xml:space="preserve"> </w:t>
@@ -3265,11 +3668,59 @@
         <w:rPr>
           <w:rStyle w:val="VerbatimChar"/>
         </w:rPr>
-        <w:t xml:space="preserve">55</w:t>
+        <w:t xml:space="preserve">random.choice(items)</w:t>
+      </w:r>
+      <w:r>
+        <w:t xml:space="preserve"> </w:t>
+      </w:r>
+      <w:r>
+        <w:t xml:space="preserve">method. This method, part of Python’s standard</w:t>
+      </w:r>
+      <w:r>
+        <w:t xml:space="preserve"> </w:t>
+      </w:r>
+      <w:r>
+        <w:rPr>
+          <w:rStyle w:val="VerbatimChar"/>
+        </w:rPr>
+        <w:t xml:space="preserve">random</w:t>
+      </w:r>
+      <w:r>
+        <w:t xml:space="preserve"> </w:t>
+      </w:r>
+      <w:r>
+        <w:t xml:space="preserve">library, takes the sequence</w:t>
+      </w:r>
+      <w:r>
+        <w:t xml:space="preserve"> </w:t>
+      </w:r>
+      <w:r>
+        <w:rPr>
+          <w:rStyle w:val="VerbatimChar"/>
+        </w:rPr>
+        <w:t xml:space="preserve">items</w:t>
+      </w:r>
+      <w:r>
+        <w:t xml:space="preserve"> </w:t>
+      </w:r>
+      <w:r>
+        <w:t xml:space="preserve">and returns one element chosen uniformly at random.</w:t>
+      </w:r>
+      <w:r>
+        <w:t xml:space="preserve"> </w:t>
+      </w:r>
+      <w:r>
+        <w:t xml:space="preserve">“Uniformly”</w:t>
+      </w:r>
+      <w:r>
+        <w:t xml:space="preserve"> </w:t>
+      </w:r>
+      <w:r>
+        <w:t xml:space="preserve">means that every item in the list has an equal probability of being selected. The chosen string is then returned as the function’s output.</w:t>
       </w:r>
     </w:p>
-    <w:bookmarkEnd w:id="27"/>
-    <w:bookmarkStart w:id="28" w:name="example-2"/>
+    <w:bookmarkEnd w:id="33"/>
+    <w:bookmarkStart w:id="34" w:name="usage-notes-3"/>
     <w:p>
       <w:pPr>
         <w:pStyle w:val="Heading2"/>
@@ -3278,588 +3729,13 @@
         <w:rPr>
           <w:rStyle w:val="SectionNumber"/>
         </w:rPr>
-        <w:t xml:space="preserve">3.5</w:t>
+        <w:t xml:space="preserve">4.4</w:t>
       </w:r>
       <w:r>
         <w:tab/>
       </w:r>
       <w:r>
-        <w:t xml:space="preserve">Example</w:t>
-      </w:r>
-    </w:p>
-    <w:p>
-      <w:pPr>
-        <w:pStyle w:val="SourceCode"/>
-      </w:pPr>
-      <w:r>
-        <w:rPr>
-          <w:rStyle w:val="CommentTok"/>
-        </w:rPr>
-        <w:t xml:space="preserve"># Example usage</w:t>
-      </w:r>
-      <w:r>
-        <w:br/>
-      </w:r>
-      <w:r>
-        <w:rPr>
-          <w:rStyle w:val="CommentTok"/>
-        </w:rPr>
-        <w:t xml:space="preserve"># Find the 10th Fibonacci number (0-indexed)</w:t>
-      </w:r>
-      <w:r>
-        <w:br/>
-      </w:r>
-      <w:r>
-        <w:rPr>
-          <w:rStyle w:val="NormalTok"/>
-        </w:rPr>
-        <w:t xml:space="preserve">index </w:t>
-      </w:r>
-      <w:r>
-        <w:rPr>
-          <w:rStyle w:val="OperatorTok"/>
-        </w:rPr>
-        <w:t xml:space="preserve">=</w:t>
-      </w:r>
-      <w:r>
-        <w:rPr>
-          <w:rStyle w:val="NormalTok"/>
-        </w:rPr>
-        <w:t xml:space="preserve"> </w:t>
-      </w:r>
-      <w:r>
-        <w:rPr>
-          <w:rStyle w:val="DecValTok"/>
-        </w:rPr>
-        <w:t xml:space="preserve">10</w:t>
-      </w:r>
-      <w:r>
-        <w:br/>
-      </w:r>
-      <w:r>
-        <w:rPr>
-          <w:rStyle w:val="NormalTok"/>
-        </w:rPr>
-        <w:t xml:space="preserve">result </w:t>
-      </w:r>
-      <w:r>
-        <w:rPr>
-          <w:rStyle w:val="OperatorTok"/>
-        </w:rPr>
-        <w:t xml:space="preserve">=</w:t>
-      </w:r>
-      <w:r>
-        <w:rPr>
-          <w:rStyle w:val="NormalTok"/>
-        </w:rPr>
-        <w:t xml:space="preserve"> fibonacci(index)</w:t>
-      </w:r>
-      <w:r>
-        <w:br/>
-      </w:r>
-      <w:r>
-        <w:rPr>
-          <w:rStyle w:val="BuiltInTok"/>
-        </w:rPr>
-        <w:t xml:space="preserve">print</w:t>
-      </w:r>
-      <w:r>
-        <w:rPr>
-          <w:rStyle w:val="NormalTok"/>
-        </w:rPr>
-        <w:t xml:space="preserve">(</w:t>
-      </w:r>
-      <w:r>
-        <w:rPr>
-          <w:rStyle w:val="SpecialStringTok"/>
-        </w:rPr>
-        <w:t xml:space="preserve">f"The Fibonacci number at index </w:t>
-      </w:r>
-      <w:r>
-        <w:rPr>
-          <w:rStyle w:val="SpecialCharTok"/>
-        </w:rPr>
-        <w:t xml:space="preserve">{</w:t>
-      </w:r>
-      <w:r>
-        <w:rPr>
-          <w:rStyle w:val="NormalTok"/>
-        </w:rPr>
-        <w:t xml:space="preserve">index</w:t>
-      </w:r>
-      <w:r>
-        <w:rPr>
-          <w:rStyle w:val="SpecialCharTok"/>
-        </w:rPr>
-        <w:t xml:space="preserve">}</w:t>
-      </w:r>
-      <w:r>
-        <w:rPr>
-          <w:rStyle w:val="SpecialStringTok"/>
-        </w:rPr>
-        <w:t xml:space="preserve"> is: </w:t>
-      </w:r>
-      <w:r>
-        <w:rPr>
-          <w:rStyle w:val="SpecialCharTok"/>
-        </w:rPr>
-        <w:t xml:space="preserve">{</w:t>
-      </w:r>
-      <w:r>
-        <w:rPr>
-          <w:rStyle w:val="NormalTok"/>
-        </w:rPr>
-        <w:t xml:space="preserve">result</w:t>
-      </w:r>
-      <w:r>
-        <w:rPr>
-          <w:rStyle w:val="SpecialCharTok"/>
-        </w:rPr>
-        <w:t xml:space="preserve">}</w:t>
-      </w:r>
-      <w:r>
-        <w:rPr>
-          <w:rStyle w:val="SpecialStringTok"/>
-        </w:rPr>
-        <w:t xml:space="preserve">"</w:t>
-      </w:r>
-      <w:r>
-        <w:rPr>
-          <w:rStyle w:val="NormalTok"/>
-        </w:rPr>
-        <w:t xml:space="preserve">)</w:t>
-      </w:r>
-      <w:r>
-        <w:br/>
-      </w:r>
-      <w:r>
-        <w:br/>
-      </w:r>
-      <w:r>
-        <w:rPr>
-          <w:rStyle w:val="CommentTok"/>
-        </w:rPr>
-        <w:t xml:space="preserve"># Example with an edge case</w:t>
-      </w:r>
-      <w:r>
-        <w:br/>
-      </w:r>
-      <w:r>
-        <w:rPr>
-          <w:rStyle w:val="NormalTok"/>
-        </w:rPr>
-        <w:t xml:space="preserve">index_zero </w:t>
-      </w:r>
-      <w:r>
-        <w:rPr>
-          <w:rStyle w:val="OperatorTok"/>
-        </w:rPr>
-        <w:t xml:space="preserve">=</w:t>
-      </w:r>
-      <w:r>
-        <w:rPr>
-          <w:rStyle w:val="NormalTok"/>
-        </w:rPr>
-        <w:t xml:space="preserve"> </w:t>
-      </w:r>
-      <w:r>
-        <w:rPr>
-          <w:rStyle w:val="DecValTok"/>
-        </w:rPr>
-        <w:t xml:space="preserve">0</w:t>
-      </w:r>
-      <w:r>
-        <w:br/>
-      </w:r>
-      <w:r>
-        <w:rPr>
-          <w:rStyle w:val="NormalTok"/>
-        </w:rPr>
-        <w:t xml:space="preserve">result_zero </w:t>
-      </w:r>
-      <w:r>
-        <w:rPr>
-          <w:rStyle w:val="OperatorTok"/>
-        </w:rPr>
-        <w:t xml:space="preserve">=</w:t>
-      </w:r>
-      <w:r>
-        <w:rPr>
-          <w:rStyle w:val="NormalTok"/>
-        </w:rPr>
-        <w:t xml:space="preserve"> fibonacci(index_zero)</w:t>
-      </w:r>
-      <w:r>
-        <w:br/>
-      </w:r>
-      <w:r>
-        <w:rPr>
-          <w:rStyle w:val="BuiltInTok"/>
-        </w:rPr>
-        <w:t xml:space="preserve">print</w:t>
-      </w:r>
-      <w:r>
-        <w:rPr>
-          <w:rStyle w:val="NormalTok"/>
-        </w:rPr>
-        <w:t xml:space="preserve">(</w:t>
-      </w:r>
-      <w:r>
-        <w:rPr>
-          <w:rStyle w:val="SpecialStringTok"/>
-        </w:rPr>
-        <w:t xml:space="preserve">f"The Fibonacci number at index </w:t>
-      </w:r>
-      <w:r>
-        <w:rPr>
-          <w:rStyle w:val="SpecialCharTok"/>
-        </w:rPr>
-        <w:t xml:space="preserve">{</w:t>
-      </w:r>
-      <w:r>
-        <w:rPr>
-          <w:rStyle w:val="NormalTok"/>
-        </w:rPr>
-        <w:t xml:space="preserve">index_zero</w:t>
-      </w:r>
-      <w:r>
-        <w:rPr>
-          <w:rStyle w:val="SpecialCharTok"/>
-        </w:rPr>
-        <w:t xml:space="preserve">}</w:t>
-      </w:r>
-      <w:r>
-        <w:rPr>
-          <w:rStyle w:val="SpecialStringTok"/>
-        </w:rPr>
-        <w:t xml:space="preserve"> is: </w:t>
-      </w:r>
-      <w:r>
-        <w:rPr>
-          <w:rStyle w:val="SpecialCharTok"/>
-        </w:rPr>
-        <w:t xml:space="preserve">{</w:t>
-      </w:r>
-      <w:r>
-        <w:rPr>
-          <w:rStyle w:val="NormalTok"/>
-        </w:rPr>
-        <w:t xml:space="preserve">result_zero</w:t>
-      </w:r>
-      <w:r>
-        <w:rPr>
-          <w:rStyle w:val="SpecialCharTok"/>
-        </w:rPr>
-        <w:t xml:space="preserve">}</w:t>
-      </w:r>
-      <w:r>
-        <w:rPr>
-          <w:rStyle w:val="SpecialStringTok"/>
-        </w:rPr>
-        <w:t xml:space="preserve">"</w:t>
-      </w:r>
-      <w:r>
-        <w:rPr>
-          <w:rStyle w:val="NormalTok"/>
-        </w:rPr>
-        <w:t xml:space="preserve">)</w:t>
-      </w:r>
-      <w:r>
-        <w:br/>
-      </w:r>
-      <w:r>
-        <w:br/>
-      </w:r>
-      <w:r>
-        <w:rPr>
-          <w:rStyle w:val="CommentTok"/>
-        </w:rPr>
-        <w:t xml:space="preserve"># Example that would raise an error</w:t>
-      </w:r>
-      <w:r>
-        <w:br/>
-      </w:r>
-      <w:r>
-        <w:rPr>
-          <w:rStyle w:val="ControlFlowTok"/>
-        </w:rPr>
-        <w:t xml:space="preserve">try</w:t>
-      </w:r>
-      <w:r>
-        <w:rPr>
-          <w:rStyle w:val="NormalTok"/>
-        </w:rPr>
-        <w:t xml:space="preserve">:</w:t>
-      </w:r>
-      <w:r>
-        <w:br/>
-      </w:r>
-      <w:r>
-        <w:rPr>
-          <w:rStyle w:val="NormalTok"/>
-        </w:rPr>
-        <w:t xml:space="preserve">    fibonacci(</w:t>
-      </w:r>
-      <w:r>
-        <w:rPr>
-          <w:rStyle w:val="OperatorTok"/>
-        </w:rPr>
-        <w:t xml:space="preserve">-</w:t>
-      </w:r>
-      <w:r>
-        <w:rPr>
-          <w:rStyle w:val="DecValTok"/>
-        </w:rPr>
-        <w:t xml:space="preserve">1</w:t>
-      </w:r>
-      <w:r>
-        <w:rPr>
-          <w:rStyle w:val="NormalTok"/>
-        </w:rPr>
-        <w:t xml:space="preserve">)</w:t>
-      </w:r>
-      <w:r>
-        <w:br/>
-      </w:r>
-      <w:r>
-        <w:rPr>
-          <w:rStyle w:val="ControlFlowTok"/>
-        </w:rPr>
-        <w:t xml:space="preserve">except</w:t>
-      </w:r>
-      <w:r>
-        <w:rPr>
-          <w:rStyle w:val="NormalTok"/>
-        </w:rPr>
-        <w:t xml:space="preserve"> </w:t>
-      </w:r>
-      <w:r>
-        <w:rPr>
-          <w:rStyle w:val="PreprocessorTok"/>
-        </w:rPr>
-        <w:t xml:space="preserve">ValueError</w:t>
-      </w:r>
-      <w:r>
-        <w:rPr>
-          <w:rStyle w:val="NormalTok"/>
-        </w:rPr>
-        <w:t xml:space="preserve"> </w:t>
-      </w:r>
-      <w:r>
-        <w:rPr>
-          <w:rStyle w:val="ImportTok"/>
-        </w:rPr>
-        <w:t xml:space="preserve">as</w:t>
-      </w:r>
-      <w:r>
-        <w:rPr>
-          <w:rStyle w:val="NormalTok"/>
-        </w:rPr>
-        <w:t xml:space="preserve"> e:</w:t>
-      </w:r>
-      <w:r>
-        <w:br/>
-      </w:r>
-      <w:r>
-        <w:rPr>
-          <w:rStyle w:val="NormalTok"/>
-        </w:rPr>
-        <w:t xml:space="preserve">    </w:t>
-      </w:r>
-      <w:r>
-        <w:rPr>
-          <w:rStyle w:val="BuiltInTok"/>
-        </w:rPr>
-        <w:t xml:space="preserve">print</w:t>
-      </w:r>
-      <w:r>
-        <w:rPr>
-          <w:rStyle w:val="NormalTok"/>
-        </w:rPr>
-        <w:t xml:space="preserve">(</w:t>
-      </w:r>
-      <w:r>
-        <w:rPr>
-          <w:rStyle w:val="SpecialStringTok"/>
-        </w:rPr>
-        <w:t xml:space="preserve">f"Error caught as expected: </w:t>
-      </w:r>
-      <w:r>
-        <w:rPr>
-          <w:rStyle w:val="SpecialCharTok"/>
-        </w:rPr>
-        <w:t xml:space="preserve">{</w:t>
-      </w:r>
-      <w:r>
-        <w:rPr>
-          <w:rStyle w:val="NormalTok"/>
-        </w:rPr>
-        <w:t xml:space="preserve">e</w:t>
-      </w:r>
-      <w:r>
-        <w:rPr>
-          <w:rStyle w:val="SpecialCharTok"/>
-        </w:rPr>
-        <w:t xml:space="preserve">}</w:t>
-      </w:r>
-      <w:r>
-        <w:rPr>
-          <w:rStyle w:val="SpecialStringTok"/>
-        </w:rPr>
-        <w:t xml:space="preserve">"</w:t>
-      </w:r>
-      <w:r>
-        <w:rPr>
-          <w:rStyle w:val="NormalTok"/>
-        </w:rPr>
-        <w:t xml:space="preserve">)</w:t>
-      </w:r>
-    </w:p>
-    <w:p>
-      <w:pPr>
-        <w:pStyle w:val="FirstParagraph"/>
-      </w:pPr>
-      <w:r>
-        <w:rPr>
-          <w:b/>
-          <w:bCs/>
-        </w:rPr>
-        <w:t xml:space="preserve">Output:</w:t>
-      </w:r>
-    </w:p>
-    <w:p>
-      <w:pPr>
-        <w:pStyle w:val="SourceCode"/>
-      </w:pPr>
-      <w:r>
-        <w:rPr>
-          <w:rStyle w:val="VerbatimChar"/>
-        </w:rPr>
-        <w:t xml:space="preserve">The Fibonacci number at index 10 is: 55</w:t>
-      </w:r>
-      <w:r>
-        <w:br/>
-      </w:r>
-      <w:r>
-        <w:rPr>
-          <w:rStyle w:val="VerbatimChar"/>
-        </w:rPr>
-        <w:t xml:space="preserve">The Fibonacci number at index 0 is: 0</w:t>
-      </w:r>
-      <w:r>
-        <w:br/>
-      </w:r>
-      <w:r>
-        <w:rPr>
-          <w:rStyle w:val="VerbatimChar"/>
-        </w:rPr>
-        <w:t xml:space="preserve">Error caught as expected: n must be non-negative</w:t>
-      </w:r>
-    </w:p>
-    <w:p>
-      <w:r>
-        <w:pict>
-          <v:rect style="width:0;height:1.5pt" o:hralign="center" o:hrstd="t" o:hr="t"/>
-        </w:pict>
-      </w:r>
-    </w:p>
-    <w:bookmarkEnd w:id="28"/>
-    <w:bookmarkStart w:id="29" w:name="functiondef-choose_random_itemitems"/>
-    <w:p>
-      <w:pPr>
-        <w:pStyle w:val="Heading2"/>
-      </w:pPr>
-      <w:r>
-        <w:rPr>
-          <w:rStyle w:val="SectionNumber"/>
-        </w:rPr>
-        <w:t xml:space="preserve">3.6</w:t>
-      </w:r>
-      <w:r>
-        <w:tab/>
-      </w:r>
-      <w:r>
-        <w:t xml:space="preserve">FunctionDef choose_random_item(items)</w:t>
-      </w:r>
-    </w:p>
-    <w:bookmarkEnd w:id="29"/>
-    <w:bookmarkEnd w:id="30"/>
-    <w:bookmarkStart w:id="37" w:name="function-choose_random_itemitems-liststr"/>
-    <w:p>
-      <w:pPr>
-        <w:pStyle w:val="Heading1"/>
-      </w:pPr>
-      <w:r>
-        <w:rPr>
-          <w:rStyle w:val="SectionNumber"/>
-        </w:rPr>
-        <w:t xml:space="preserve">4</w:t>
-      </w:r>
-      <w:r>
-        <w:tab/>
-      </w:r>
-      <w:r>
-        <w:t xml:space="preserve">Function: choose_random_item(items: List[str])</w:t>
-      </w:r>
-    </w:p>
-    <w:bookmarkStart w:id="31" w:name="overview-3"/>
-    <w:p>
-      <w:pPr>
-        <w:pStyle w:val="Heading2"/>
-      </w:pPr>
-      <w:r>
-        <w:rPr>
-          <w:rStyle w:val="SectionNumber"/>
-        </w:rPr>
-        <w:t xml:space="preserve">4.1</w:t>
-      </w:r>
-      <w:r>
-        <w:tab/>
-      </w:r>
-      <w:r>
-        <w:t xml:space="preserve">Overview</w:t>
-      </w:r>
-    </w:p>
-    <w:p>
-      <w:pPr>
-        <w:pStyle w:val="FirstParagraph"/>
-      </w:pPr>
-      <w:r>
-        <w:t xml:space="preserve">The</w:t>
-      </w:r>
-      <w:r>
-        <w:t xml:space="preserve"> </w:t>
-      </w:r>
-      <w:r>
-        <w:rPr>
-          <w:rStyle w:val="VerbatimChar"/>
-        </w:rPr>
-        <w:t xml:space="preserve">choose_random_item</w:t>
-      </w:r>
-      <w:r>
-        <w:t xml:space="preserve"> </w:t>
-      </w:r>
-      <w:r>
-        <w:t xml:space="preserve">function selects and returns a single, uniformly random item from a given list of strings.</w:t>
-      </w:r>
-    </w:p>
-    <w:bookmarkEnd w:id="31"/>
-    <w:bookmarkStart w:id="32" w:name="parameters-3"/>
-    <w:p>
-      <w:pPr>
-        <w:pStyle w:val="Heading2"/>
-      </w:pPr>
-      <w:r>
-        <w:rPr>
-          <w:rStyle w:val="SectionNumber"/>
-        </w:rPr>
-        <w:t xml:space="preserve">4.2</w:t>
-      </w:r>
-      <w:r>
-        <w:tab/>
-      </w:r>
-      <w:r>
-        <w:t xml:space="preserve">parameters</w:t>
+        <w:t xml:space="preserve">Usage Notes</w:t>
       </w:r>
     </w:p>
     <w:p>
@@ -3871,6 +3747,12 @@
         </w:numPr>
       </w:pPr>
       <w:r>
+        <w:t xml:space="preserve">The input list</w:t>
+      </w:r>
+      <w:r>
+        <w:t xml:space="preserve"> </w:t>
+      </w:r>
+      <w:r>
         <w:rPr>
           <w:rStyle w:val="VerbatimChar"/>
         </w:rPr>
@@ -3880,38 +3762,918 @@
         <w:t xml:space="preserve"> </w:t>
       </w:r>
       <w:r>
-        <w:t xml:space="preserve">(List[str]): A non-empty list of strings from which to choose a random item.</w:t>
-      </w:r>
-    </w:p>
-    <w:bookmarkEnd w:id="32"/>
-    <w:bookmarkStart w:id="33" w:name="description-3"/>
-    <w:p>
-      <w:pPr>
-        <w:pStyle w:val="Heading2"/>
-      </w:pPr>
-      <w:r>
-        <w:rPr>
-          <w:rStyle w:val="SectionNumber"/>
-        </w:rPr>
-        <w:t xml:space="preserve">4.3</w:t>
-      </w:r>
-      <w:r>
-        <w:tab/>
-      </w:r>
-      <w:r>
-        <w:t xml:space="preserve">Description</w:t>
+        <w:t xml:space="preserve">must not be empty. Providing an empty list will result in a</w:t>
+      </w:r>
+      <w:r>
+        <w:t xml:space="preserve"> </w:t>
+      </w:r>
+      <w:r>
+        <w:rPr>
+          <w:rStyle w:val="VerbatimChar"/>
+        </w:rPr>
+        <w:t xml:space="preserve">ValueError</w:t>
+      </w:r>
+      <w:r>
+        <w:t xml:space="preserve">.</w:t>
       </w:r>
     </w:p>
     <w:p>
       <w:pPr>
-        <w:pStyle w:val="FirstParagraph"/>
-      </w:pPr>
-      <w:r>
-        <w:t xml:space="preserve">This function provides a safe way to select a random element from a list. The core logic is implemented in two main steps:</w:t>
+        <w:pStyle w:val="Compact"/>
+        <w:numPr>
+          <w:ilvl w:val="0"/>
+          <w:numId w:val="1008"/>
+        </w:numPr>
+      </w:pPr>
+      <w:r>
+        <w:t xml:space="preserve">This function requires the</w:t>
+      </w:r>
+      <w:r>
+        <w:t xml:space="preserve"> </w:t>
+      </w:r>
+      <w:r>
+        <w:rPr>
+          <w:rStyle w:val="VerbatimChar"/>
+        </w:rPr>
+        <w:t xml:space="preserve">random</w:t>
+      </w:r>
+      <w:r>
+        <w:t xml:space="preserve"> </w:t>
+      </w:r>
+      <w:r>
+        <w:t xml:space="preserve">module to be imported into the script.</w:t>
       </w:r>
     </w:p>
     <w:p>
       <w:pPr>
+        <w:pStyle w:val="Compact"/>
+        <w:numPr>
+          <w:ilvl w:val="0"/>
+          <w:numId w:val="1008"/>
+        </w:numPr>
+      </w:pPr>
+      <w:r>
+        <w:t xml:space="preserve">The selection is uniformly random, meaning each item in the input list has an equal chance of being chosen on any given call.</w:t>
+      </w:r>
+    </w:p>
+    <w:p>
+      <w:pPr>
+        <w:pStyle w:val="FirstParagraph"/>
+      </w:pPr>
+      <w:r>
+        <w:rPr>
+          <w:b/>
+          <w:bCs/>
+        </w:rPr>
+        <w:t xml:space="preserve">Output Example</w:t>
+      </w:r>
+      <w:r>
+        <w:t xml:space="preserve">: A single string from the input list. For an input of</w:t>
+      </w:r>
+      <w:r>
+        <w:t xml:space="preserve"> </w:t>
+      </w:r>
+      <w:r>
+        <w:rPr>
+          <w:rStyle w:val="VerbatimChar"/>
+        </w:rPr>
+        <w:t xml:space="preserve">['apple', 'banana', 'cherry']</w:t>
+      </w:r>
+      <w:r>
+        <w:t xml:space="preserve">, a possible output is</w:t>
+      </w:r>
+      <w:r>
+        <w:t xml:space="preserve"> </w:t>
+      </w:r>
+      <w:r>
+        <w:rPr>
+          <w:rStyle w:val="VerbatimChar"/>
+        </w:rPr>
+        <w:t xml:space="preserve">'banana'</w:t>
+      </w:r>
+      <w:r>
+        <w:t xml:space="preserve">.</w:t>
+      </w:r>
+    </w:p>
+    <w:bookmarkEnd w:id="34"/>
+    <w:bookmarkStart w:id="35" w:name="example-3"/>
+    <w:p>
+      <w:pPr>
+        <w:pStyle w:val="Heading2"/>
+      </w:pPr>
+      <w:r>
+        <w:rPr>
+          <w:rStyle w:val="SectionNumber"/>
+        </w:rPr>
+        <w:t xml:space="preserve">4.5</w:t>
+      </w:r>
+      <w:r>
+        <w:tab/>
+      </w:r>
+      <w:r>
+        <w:t xml:space="preserve">Example</w:t>
+      </w:r>
+    </w:p>
+    <w:p>
+      <w:pPr>
+        <w:pStyle w:val="SourceCode"/>
+      </w:pPr>
+      <w:r>
+        <w:rPr>
+          <w:rStyle w:val="ImportTok"/>
+        </w:rPr>
+        <w:t xml:space="preserve">import</w:t>
+      </w:r>
+      <w:r>
+        <w:rPr>
+          <w:rStyle w:val="NormalTok"/>
+        </w:rPr>
+        <w:t xml:space="preserve"> random</w:t>
+      </w:r>
+      <w:r>
+        <w:br/>
+      </w:r>
+      <w:r>
+        <w:rPr>
+          <w:rStyle w:val="ImportTok"/>
+        </w:rPr>
+        <w:t xml:space="preserve">from</w:t>
+      </w:r>
+      <w:r>
+        <w:rPr>
+          <w:rStyle w:val="NormalTok"/>
+        </w:rPr>
+        <w:t xml:space="preserve"> typing </w:t>
+      </w:r>
+      <w:r>
+        <w:rPr>
+          <w:rStyle w:val="ImportTok"/>
+        </w:rPr>
+        <w:t xml:space="preserve">import</w:t>
+      </w:r>
+      <w:r>
+        <w:rPr>
+          <w:rStyle w:val="NormalTok"/>
+        </w:rPr>
+        <w:t xml:space="preserve"> List</w:t>
+      </w:r>
+      <w:r>
+        <w:br/>
+      </w:r>
+      <w:r>
+        <w:br/>
+      </w:r>
+      <w:r>
+        <w:rPr>
+          <w:rStyle w:val="KeywordTok"/>
+        </w:rPr>
+        <w:t xml:space="preserve">def</w:t>
+      </w:r>
+      <w:r>
+        <w:rPr>
+          <w:rStyle w:val="NormalTok"/>
+        </w:rPr>
+        <w:t xml:space="preserve"> choose_random_item(items: List[</w:t>
+      </w:r>
+      <w:r>
+        <w:rPr>
+          <w:rStyle w:val="BuiltInTok"/>
+        </w:rPr>
+        <w:t xml:space="preserve">str</w:t>
+      </w:r>
+      <w:r>
+        <w:rPr>
+          <w:rStyle w:val="NormalTok"/>
+        </w:rPr>
+        <w:t xml:space="preserve">]) </w:t>
+      </w:r>
+      <w:r>
+        <w:rPr>
+          <w:rStyle w:val="OperatorTok"/>
+        </w:rPr>
+        <w:t xml:space="preserve">-&gt;</w:t>
+      </w:r>
+      <w:r>
+        <w:rPr>
+          <w:rStyle w:val="NormalTok"/>
+        </w:rPr>
+        <w:t xml:space="preserve"> </w:t>
+      </w:r>
+      <w:r>
+        <w:rPr>
+          <w:rStyle w:val="BuiltInTok"/>
+        </w:rPr>
+        <w:t xml:space="preserve">str</w:t>
+      </w:r>
+      <w:r>
+        <w:rPr>
+          <w:rStyle w:val="NormalTok"/>
+        </w:rPr>
+        <w:t xml:space="preserve">:</w:t>
+      </w:r>
+      <w:r>
+        <w:br/>
+      </w:r>
+      <w:r>
+        <w:rPr>
+          <w:rStyle w:val="NormalTok"/>
+        </w:rPr>
+        <w:t xml:space="preserve">    </w:t>
+      </w:r>
+      <w:r>
+        <w:rPr>
+          <w:rStyle w:val="CommentTok"/>
+        </w:rPr>
+        <w:t xml:space="preserve">"""Choose a single random item from a non-empty sequence.</w:t>
+      </w:r>
+      <w:r>
+        <w:br/>
+      </w:r>
+      <w:r>
+        <w:br/>
+      </w:r>
+      <w:r>
+        <w:rPr>
+          <w:rStyle w:val="CommentTok"/>
+        </w:rPr>
+        <w:t xml:space="preserve">    Parameters:</w:t>
+      </w:r>
+      <w:r>
+        <w:br/>
+      </w:r>
+      <w:r>
+        <w:rPr>
+          <w:rStyle w:val="CommentTok"/>
+        </w:rPr>
+        <w:t xml:space="preserve">        items: A list of strings to choose from.</w:t>
+      </w:r>
+      <w:r>
+        <w:br/>
+      </w:r>
+      <w:r>
+        <w:br/>
+      </w:r>
+      <w:r>
+        <w:rPr>
+          <w:rStyle w:val="CommentTok"/>
+        </w:rPr>
+        <w:t xml:space="preserve">    Returns:</w:t>
+      </w:r>
+      <w:r>
+        <w:br/>
+      </w:r>
+      <w:r>
+        <w:rPr>
+          <w:rStyle w:val="CommentTok"/>
+        </w:rPr>
+        <w:t xml:space="preserve">        A single string chosen uniformly at random.</w:t>
+      </w:r>
+      <w:r>
+        <w:br/>
+      </w:r>
+      <w:r>
+        <w:rPr>
+          <w:rStyle w:val="CommentTok"/>
+        </w:rPr>
+        <w:t xml:space="preserve">    """</w:t>
+      </w:r>
+      <w:r>
+        <w:br/>
+      </w:r>
+      <w:r>
+        <w:rPr>
+          <w:rStyle w:val="NormalTok"/>
+        </w:rPr>
+        <w:t xml:space="preserve">    </w:t>
+      </w:r>
+      <w:r>
+        <w:rPr>
+          <w:rStyle w:val="ControlFlowTok"/>
+        </w:rPr>
+        <w:t xml:space="preserve">if</w:t>
+      </w:r>
+      <w:r>
+        <w:rPr>
+          <w:rStyle w:val="NormalTok"/>
+        </w:rPr>
+        <w:t xml:space="preserve"> </w:t>
+      </w:r>
+      <w:r>
+        <w:rPr>
+          <w:rStyle w:val="KeywordTok"/>
+        </w:rPr>
+        <w:t xml:space="preserve">not</w:t>
+      </w:r>
+      <w:r>
+        <w:rPr>
+          <w:rStyle w:val="NormalTok"/>
+        </w:rPr>
+        <w:t xml:space="preserve"> items:</w:t>
+      </w:r>
+      <w:r>
+        <w:br/>
+      </w:r>
+      <w:r>
+        <w:rPr>
+          <w:rStyle w:val="NormalTok"/>
+        </w:rPr>
+        <w:t xml:space="preserve">        </w:t>
+      </w:r>
+      <w:r>
+        <w:rPr>
+          <w:rStyle w:val="ControlFlowTok"/>
+        </w:rPr>
+        <w:t xml:space="preserve">raise</w:t>
+      </w:r>
+      <w:r>
+        <w:rPr>
+          <w:rStyle w:val="NormalTok"/>
+        </w:rPr>
+        <w:t xml:space="preserve"> </w:t>
+      </w:r>
+      <w:r>
+        <w:rPr>
+          <w:rStyle w:val="PreprocessorTok"/>
+        </w:rPr>
+        <w:t xml:space="preserve">ValueError</w:t>
+      </w:r>
+      <w:r>
+        <w:rPr>
+          <w:rStyle w:val="NormalTok"/>
+        </w:rPr>
+        <w:t xml:space="preserve">(</w:t>
+      </w:r>
+      <w:r>
+        <w:rPr>
+          <w:rStyle w:val="StringTok"/>
+        </w:rPr>
+        <w:t xml:space="preserve">"items must not be empty"</w:t>
+      </w:r>
+      <w:r>
+        <w:rPr>
+          <w:rStyle w:val="NormalTok"/>
+        </w:rPr>
+        <w:t xml:space="preserve">)</w:t>
+      </w:r>
+      <w:r>
+        <w:br/>
+      </w:r>
+      <w:r>
+        <w:rPr>
+          <w:rStyle w:val="NormalTok"/>
+        </w:rPr>
+        <w:t xml:space="preserve">    </w:t>
+      </w:r>
+      <w:r>
+        <w:rPr>
+          <w:rStyle w:val="ControlFlowTok"/>
+        </w:rPr>
+        <w:t xml:space="preserve">return</w:t>
+      </w:r>
+      <w:r>
+        <w:rPr>
+          <w:rStyle w:val="NormalTok"/>
+        </w:rPr>
+        <w:t xml:space="preserve"> random.choice(items)</w:t>
+      </w:r>
+      <w:r>
+        <w:br/>
+      </w:r>
+      <w:r>
+        <w:br/>
+      </w:r>
+      <w:r>
+        <w:rPr>
+          <w:rStyle w:val="CommentTok"/>
+        </w:rPr>
+        <w:t xml:space="preserve"># Example usage</w:t>
+      </w:r>
+      <w:r>
+        <w:br/>
+      </w:r>
+      <w:r>
+        <w:rPr>
+          <w:rStyle w:val="NormalTok"/>
+        </w:rPr>
+        <w:t xml:space="preserve">fruits </w:t>
+      </w:r>
+      <w:r>
+        <w:rPr>
+          <w:rStyle w:val="OperatorTok"/>
+        </w:rPr>
+        <w:t xml:space="preserve">=</w:t>
+      </w:r>
+      <w:r>
+        <w:rPr>
+          <w:rStyle w:val="NormalTok"/>
+        </w:rPr>
+        <w:t xml:space="preserve"> [</w:t>
+      </w:r>
+      <w:r>
+        <w:rPr>
+          <w:rStyle w:val="StringTok"/>
+        </w:rPr>
+        <w:t xml:space="preserve">"apple"</w:t>
+      </w:r>
+      <w:r>
+        <w:rPr>
+          <w:rStyle w:val="NormalTok"/>
+        </w:rPr>
+        <w:t xml:space="preserve">, </w:t>
+      </w:r>
+      <w:r>
+        <w:rPr>
+          <w:rStyle w:val="StringTok"/>
+        </w:rPr>
+        <w:t xml:space="preserve">"banana"</w:t>
+      </w:r>
+      <w:r>
+        <w:rPr>
+          <w:rStyle w:val="NormalTok"/>
+        </w:rPr>
+        <w:t xml:space="preserve">, </w:t>
+      </w:r>
+      <w:r>
+        <w:rPr>
+          <w:rStyle w:val="StringTok"/>
+        </w:rPr>
+        <w:t xml:space="preserve">"cherry"</w:t>
+      </w:r>
+      <w:r>
+        <w:rPr>
+          <w:rStyle w:val="NormalTok"/>
+        </w:rPr>
+        <w:t xml:space="preserve">, </w:t>
+      </w:r>
+      <w:r>
+        <w:rPr>
+          <w:rStyle w:val="StringTok"/>
+        </w:rPr>
+        <w:t xml:space="preserve">"date"</w:t>
+      </w:r>
+      <w:r>
+        <w:rPr>
+          <w:rStyle w:val="NormalTok"/>
+        </w:rPr>
+        <w:t xml:space="preserve">, </w:t>
+      </w:r>
+      <w:r>
+        <w:rPr>
+          <w:rStyle w:val="StringTok"/>
+        </w:rPr>
+        <w:t xml:space="preserve">"elderberry"</w:t>
+      </w:r>
+      <w:r>
+        <w:rPr>
+          <w:rStyle w:val="NormalTok"/>
+        </w:rPr>
+        <w:t xml:space="preserve">]</w:t>
+      </w:r>
+      <w:r>
+        <w:br/>
+      </w:r>
+      <w:r>
+        <w:rPr>
+          <w:rStyle w:val="ControlFlowTok"/>
+        </w:rPr>
+        <w:t xml:space="preserve">try</w:t>
+      </w:r>
+      <w:r>
+        <w:rPr>
+          <w:rStyle w:val="NormalTok"/>
+        </w:rPr>
+        <w:t xml:space="preserve">:</w:t>
+      </w:r>
+      <w:r>
+        <w:br/>
+      </w:r>
+      <w:r>
+        <w:rPr>
+          <w:rStyle w:val="NormalTok"/>
+        </w:rPr>
+        <w:t xml:space="preserve">    random_fruit </w:t>
+      </w:r>
+      <w:r>
+        <w:rPr>
+          <w:rStyle w:val="OperatorTok"/>
+        </w:rPr>
+        <w:t xml:space="preserve">=</w:t>
+      </w:r>
+      <w:r>
+        <w:rPr>
+          <w:rStyle w:val="NormalTok"/>
+        </w:rPr>
+        <w:t xml:space="preserve"> choose_random_item(fruits)</w:t>
+      </w:r>
+      <w:r>
+        <w:br/>
+      </w:r>
+      <w:r>
+        <w:rPr>
+          <w:rStyle w:val="NormalTok"/>
+        </w:rPr>
+        <w:t xml:space="preserve">    </w:t>
+      </w:r>
+      <w:r>
+        <w:rPr>
+          <w:rStyle w:val="BuiltInTok"/>
+        </w:rPr>
+        <w:t xml:space="preserve">print</w:t>
+      </w:r>
+      <w:r>
+        <w:rPr>
+          <w:rStyle w:val="NormalTok"/>
+        </w:rPr>
+        <w:t xml:space="preserve">(</w:t>
+      </w:r>
+      <w:r>
+        <w:rPr>
+          <w:rStyle w:val="SpecialStringTok"/>
+        </w:rPr>
+        <w:t xml:space="preserve">f"A random fruit from the list is: </w:t>
+      </w:r>
+      <w:r>
+        <w:rPr>
+          <w:rStyle w:val="SpecialCharTok"/>
+        </w:rPr>
+        <w:t xml:space="preserve">{</w:t>
+      </w:r>
+      <w:r>
+        <w:rPr>
+          <w:rStyle w:val="NormalTok"/>
+        </w:rPr>
+        <w:t xml:space="preserve">random_fruit</w:t>
+      </w:r>
+      <w:r>
+        <w:rPr>
+          <w:rStyle w:val="SpecialCharTok"/>
+        </w:rPr>
+        <w:t xml:space="preserve">}</w:t>
+      </w:r>
+      <w:r>
+        <w:rPr>
+          <w:rStyle w:val="SpecialStringTok"/>
+        </w:rPr>
+        <w:t xml:space="preserve">"</w:t>
+      </w:r>
+      <w:r>
+        <w:rPr>
+          <w:rStyle w:val="NormalTok"/>
+        </w:rPr>
+        <w:t xml:space="preserve">)</w:t>
+      </w:r>
+      <w:r>
+        <w:br/>
+      </w:r>
+      <w:r>
+        <w:br/>
+      </w:r>
+      <w:r>
+        <w:rPr>
+          <w:rStyle w:val="NormalTok"/>
+        </w:rPr>
+        <w:t xml:space="preserve">    </w:t>
+      </w:r>
+      <w:r>
+        <w:rPr>
+          <w:rStyle w:val="CommentTok"/>
+        </w:rPr>
+        <w:t xml:space="preserve"># Example with an empty list</w:t>
+      </w:r>
+      <w:r>
+        <w:br/>
+      </w:r>
+      <w:r>
+        <w:rPr>
+          <w:rStyle w:val="NormalTok"/>
+        </w:rPr>
+        <w:t xml:space="preserve">    empty_list </w:t>
+      </w:r>
+      <w:r>
+        <w:rPr>
+          <w:rStyle w:val="OperatorTok"/>
+        </w:rPr>
+        <w:t xml:space="preserve">=</w:t>
+      </w:r>
+      <w:r>
+        <w:rPr>
+          <w:rStyle w:val="NormalTok"/>
+        </w:rPr>
+        <w:t xml:space="preserve"> []</w:t>
+      </w:r>
+      <w:r>
+        <w:br/>
+      </w:r>
+      <w:r>
+        <w:rPr>
+          <w:rStyle w:val="NormalTok"/>
+        </w:rPr>
+        <w:t xml:space="preserve">    </w:t>
+      </w:r>
+      <w:r>
+        <w:rPr>
+          <w:rStyle w:val="BuiltInTok"/>
+        </w:rPr>
+        <w:t xml:space="preserve">print</w:t>
+      </w:r>
+      <w:r>
+        <w:rPr>
+          <w:rStyle w:val="NormalTok"/>
+        </w:rPr>
+        <w:t xml:space="preserve">(</w:t>
+      </w:r>
+      <w:r>
+        <w:rPr>
+          <w:rStyle w:val="StringTok"/>
+        </w:rPr>
+        <w:t xml:space="preserve">"</w:t>
+      </w:r>
+      <w:r>
+        <w:rPr>
+          <w:rStyle w:val="CharTok"/>
+        </w:rPr>
+        <w:t xml:space="preserve">\n</w:t>
+      </w:r>
+      <w:r>
+        <w:rPr>
+          <w:rStyle w:val="StringTok"/>
+        </w:rPr>
+        <w:t xml:space="preserve">Attempting to choose from an empty list..."</w:t>
+      </w:r>
+      <w:r>
+        <w:rPr>
+          <w:rStyle w:val="NormalTok"/>
+        </w:rPr>
+        <w:t xml:space="preserve">)</w:t>
+      </w:r>
+      <w:r>
+        <w:br/>
+      </w:r>
+      <w:r>
+        <w:rPr>
+          <w:rStyle w:val="NormalTok"/>
+        </w:rPr>
+        <w:t xml:space="preserve">    choose_random_item(empty_list)</w:t>
+      </w:r>
+      <w:r>
+        <w:br/>
+      </w:r>
+      <w:r>
+        <w:rPr>
+          <w:rStyle w:val="ControlFlowTok"/>
+        </w:rPr>
+        <w:t xml:space="preserve">except</w:t>
+      </w:r>
+      <w:r>
+        <w:rPr>
+          <w:rStyle w:val="NormalTok"/>
+        </w:rPr>
+        <w:t xml:space="preserve"> </w:t>
+      </w:r>
+      <w:r>
+        <w:rPr>
+          <w:rStyle w:val="PreprocessorTok"/>
+        </w:rPr>
+        <w:t xml:space="preserve">ValueError</w:t>
+      </w:r>
+      <w:r>
+        <w:rPr>
+          <w:rStyle w:val="NormalTok"/>
+        </w:rPr>
+        <w:t xml:space="preserve"> </w:t>
+      </w:r>
+      <w:r>
+        <w:rPr>
+          <w:rStyle w:val="ImportTok"/>
+        </w:rPr>
+        <w:t xml:space="preserve">as</w:t>
+      </w:r>
+      <w:r>
+        <w:rPr>
+          <w:rStyle w:val="NormalTok"/>
+        </w:rPr>
+        <w:t xml:space="preserve"> e:</w:t>
+      </w:r>
+      <w:r>
+        <w:br/>
+      </w:r>
+      <w:r>
+        <w:rPr>
+          <w:rStyle w:val="NormalTok"/>
+        </w:rPr>
+        <w:t xml:space="preserve">    </w:t>
+      </w:r>
+      <w:r>
+        <w:rPr>
+          <w:rStyle w:val="BuiltInTok"/>
+        </w:rPr>
+        <w:t xml:space="preserve">print</w:t>
+      </w:r>
+      <w:r>
+        <w:rPr>
+          <w:rStyle w:val="NormalTok"/>
+        </w:rPr>
+        <w:t xml:space="preserve">(</w:t>
+      </w:r>
+      <w:r>
+        <w:rPr>
+          <w:rStyle w:val="SpecialStringTok"/>
+        </w:rPr>
+        <w:t xml:space="preserve">f"Caught an error: </w:t>
+      </w:r>
+      <w:r>
+        <w:rPr>
+          <w:rStyle w:val="SpecialCharTok"/>
+        </w:rPr>
+        <w:t xml:space="preserve">{</w:t>
+      </w:r>
+      <w:r>
+        <w:rPr>
+          <w:rStyle w:val="NormalTok"/>
+        </w:rPr>
+        <w:t xml:space="preserve">e</w:t>
+      </w:r>
+      <w:r>
+        <w:rPr>
+          <w:rStyle w:val="SpecialCharTok"/>
+        </w:rPr>
+        <w:t xml:space="preserve">}</w:t>
+      </w:r>
+      <w:r>
+        <w:rPr>
+          <w:rStyle w:val="SpecialStringTok"/>
+        </w:rPr>
+        <w:t xml:space="preserve">"</w:t>
+      </w:r>
+      <w:r>
+        <w:rPr>
+          <w:rStyle w:val="NormalTok"/>
+        </w:rPr>
+        <w:t xml:space="preserve">)</w:t>
+      </w:r>
+    </w:p>
+    <w:p>
+      <w:pPr>
+        <w:pStyle w:val="FirstParagraph"/>
+      </w:pPr>
+      <w:r>
+        <w:rPr>
+          <w:b/>
+          <w:bCs/>
+        </w:rPr>
+        <w:t xml:space="preserve">Output:</w:t>
+      </w:r>
+    </w:p>
+    <w:p>
+      <w:pPr>
+        <w:pStyle w:val="SourceCode"/>
+      </w:pPr>
+      <w:r>
+        <w:rPr>
+          <w:rStyle w:val="VerbatimChar"/>
+        </w:rPr>
+        <w:t xml:space="preserve">A random fruit from the list is: cherry</w:t>
+      </w:r>
+      <w:r>
+        <w:br/>
+      </w:r>
+      <w:r>
+        <w:rPr>
+          <w:rStyle w:val="VerbatimChar"/>
+        </w:rPr>
+        <w:t xml:space="preserve">Attempting to choose from an empty list...</w:t>
+      </w:r>
+      <w:r>
+        <w:br/>
+      </w:r>
+      <w:r>
+        <w:rPr>
+          <w:rStyle w:val="VerbatimChar"/>
+        </w:rPr>
+        <w:t xml:space="preserve">Caught an error: items must not be empty</w:t>
+      </w:r>
+    </w:p>
+    <w:p>
+      <w:pPr>
+        <w:pStyle w:val="FirstParagraph"/>
+      </w:pPr>
+      <w:r>
+        <w:rPr>
+          <w:i/>
+          <w:iCs/>
+        </w:rPr>
+        <w:t xml:space="preserve">(Note: The specific fruit chosen in the first part of the output will vary with each execution.)</w:t>
+      </w:r>
+    </w:p>
+    <w:p>
+      <w:r>
+        <w:pict>
+          <v:rect style="width:0;height:1.5pt" o:hralign="center" o:hrstd="t" o:hr="t"/>
+        </w:pict>
+      </w:r>
+    </w:p>
+    <w:bookmarkEnd w:id="35"/>
+    <w:bookmarkStart w:id="36" w:name="functiondef-shuffle_copyitems"/>
+    <w:p>
+      <w:pPr>
+        <w:pStyle w:val="Heading2"/>
+      </w:pPr>
+      <w:r>
+        <w:rPr>
+          <w:rStyle w:val="SectionNumber"/>
+        </w:rPr>
+        <w:t xml:space="preserve">4.6</w:t>
+      </w:r>
+      <w:r>
+        <w:tab/>
+      </w:r>
+      <w:r>
+        <w:t xml:space="preserve">FunctionDef shuffle_copy(items)</w:t>
+      </w:r>
+    </w:p>
+    <w:bookmarkEnd w:id="36"/>
+    <w:bookmarkEnd w:id="37"/>
+    <w:bookmarkStart w:id="43" w:name="function-shuffle_copyitems-listint"/>
+    <w:p>
+      <w:pPr>
+        <w:pStyle w:val="Heading1"/>
+      </w:pPr>
+      <w:r>
+        <w:rPr>
+          <w:rStyle w:val="SectionNumber"/>
+        </w:rPr>
+        <w:t xml:space="preserve">5</w:t>
+      </w:r>
+      <w:r>
+        <w:tab/>
+      </w:r>
+      <w:r>
+        <w:t xml:space="preserve">Function: shuffle_copy(items: List[int])</w:t>
+      </w:r>
+    </w:p>
+    <w:bookmarkStart w:id="38" w:name="overview-4"/>
+    <w:p>
+      <w:pPr>
+        <w:pStyle w:val="Heading2"/>
+      </w:pPr>
+      <w:r>
+        <w:rPr>
+          <w:rStyle w:val="SectionNumber"/>
+        </w:rPr>
+        <w:t xml:space="preserve">5.1</w:t>
+      </w:r>
+      <w:r>
+        <w:tab/>
+      </w:r>
+      <w:r>
+        <w:t xml:space="preserve">Overview</w:t>
+      </w:r>
+    </w:p>
+    <w:p>
+      <w:pPr>
+        <w:pStyle w:val="FirstParagraph"/>
+      </w:pPr>
+      <w:r>
+        <w:t xml:space="preserve">The</w:t>
+      </w:r>
+      <w:r>
+        <w:t xml:space="preserve"> </w:t>
+      </w:r>
+      <w:r>
+        <w:rPr>
+          <w:rStyle w:val="VerbatimChar"/>
+        </w:rPr>
+        <w:t xml:space="preserve">shuffle_copy</w:t>
+      </w:r>
+      <w:r>
+        <w:t xml:space="preserve"> </w:t>
+      </w:r>
+      <w:r>
+        <w:t xml:space="preserve">function creates and returns a randomly shuffled copy of a list of integers, leaving the original list unchanged.</w:t>
+      </w:r>
+    </w:p>
+    <w:bookmarkEnd w:id="38"/>
+    <w:bookmarkStart w:id="39" w:name="parameters-4"/>
+    <w:p>
+      <w:pPr>
+        <w:pStyle w:val="Heading2"/>
+      </w:pPr>
+      <w:r>
+        <w:rPr>
+          <w:rStyle w:val="SectionNumber"/>
+        </w:rPr>
+        <w:t xml:space="preserve">5.2</w:t>
+      </w:r>
+      <w:r>
+        <w:tab/>
+      </w:r>
+      <w:r>
+        <w:t xml:space="preserve">parameters</w:t>
+      </w:r>
+    </w:p>
+    <w:p>
+      <w:pPr>
+        <w:pStyle w:val="Compact"/>
         <w:numPr>
           <w:ilvl w:val="0"/>
           <w:numId w:val="1009"/>
@@ -3919,190 +4681,48 @@
       </w:pPr>
       <w:r>
         <w:rPr>
-          <w:b/>
-          <w:bCs/>
-        </w:rPr>
-        <w:t xml:space="preserve">Validation</w:t>
-      </w:r>
-      <w:r>
-        <w:t xml:space="preserve">: The function first checks if the provided</w:t>
-      </w:r>
-      <w:r>
-        <w:t xml:space="preserve"> </w:t>
-      </w:r>
-      <w:r>
-        <w:rPr>
           <w:rStyle w:val="VerbatimChar"/>
         </w:rPr>
         <w:t xml:space="preserve">items</w:t>
       </w:r>
       <w:r>
-        <w:t xml:space="preserve"> </w:t>
-      </w:r>
-      <w:r>
-        <w:t xml:space="preserve">list is empty using the</w:t>
-      </w:r>
-      <w:r>
-        <w:t xml:space="preserve"> </w:t>
+        <w:t xml:space="preserve">: (</w:t>
       </w:r>
       <w:r>
         <w:rPr>
           <w:rStyle w:val="VerbatimChar"/>
         </w:rPr>
-        <w:t xml:space="preserve">if not items:</w:t>
-      </w:r>
-      <w:r>
-        <w:t xml:space="preserve"> </w:t>
-      </w:r>
-      <w:r>
-        <w:t xml:space="preserve">condition. If the list is empty, it raises a</w:t>
-      </w:r>
-      <w:r>
-        <w:t xml:space="preserve"> </w:t>
-      </w:r>
-      <w:r>
-        <w:rPr>
-          <w:rStyle w:val="VerbatimChar"/>
-        </w:rPr>
-        <w:t xml:space="preserve">ValueError</w:t>
-      </w:r>
-      <w:r>
-        <w:t xml:space="preserve"> </w:t>
-      </w:r>
-      <w:r>
-        <w:t xml:space="preserve">with the message</w:t>
-      </w:r>
-      <w:r>
-        <w:t xml:space="preserve"> </w:t>
-      </w:r>
-      <w:r>
-        <w:t xml:space="preserve">“items must not be empty”</w:t>
-      </w:r>
-      <w:r>
-        <w:t xml:space="preserve">. This prevents runtime errors that would occur if</w:t>
-      </w:r>
-      <w:r>
-        <w:t xml:space="preserve"> </w:t>
-      </w:r>
-      <w:r>
-        <w:rPr>
-          <w:rStyle w:val="VerbatimChar"/>
-        </w:rPr>
-        <w:t xml:space="preserve">random.choice</w:t>
-      </w:r>
-      <w:r>
-        <w:t xml:space="preserve"> </w:t>
-      </w:r>
-      <w:r>
-        <w:t xml:space="preserve">were called on an empty sequence.</w:t>
+        <w:t xml:space="preserve">List[int]</w:t>
+      </w:r>
+      <w:r>
+        <w:t xml:space="preserve">) The list of integers to be copied and shuffled.</w:t>
+      </w:r>
+    </w:p>
+    <w:bookmarkEnd w:id="39"/>
+    <w:bookmarkStart w:id="40" w:name="description-4"/>
+    <w:p>
+      <w:pPr>
+        <w:pStyle w:val="Heading2"/>
+      </w:pPr>
+      <w:r>
+        <w:rPr>
+          <w:rStyle w:val="SectionNumber"/>
+        </w:rPr>
+        <w:t xml:space="preserve">5.3</w:t>
+      </w:r>
+      <w:r>
+        <w:tab/>
+      </w:r>
+      <w:r>
+        <w:t xml:space="preserve">Description</w:t>
       </w:r>
     </w:p>
     <w:p>
       <w:pPr>
-        <w:numPr>
-          <w:ilvl w:val="0"/>
-          <w:numId w:val="1009"/>
-        </w:numPr>
-      </w:pPr>
-      <w:r>
-        <w:rPr>
-          <w:b/>
-          <w:bCs/>
-        </w:rPr>
-        <w:t xml:space="preserve">Random Selection</w:t>
-      </w:r>
-      <w:r>
-        <w:t xml:space="preserve">: If the list is not empty, the function proceeds to use the</w:t>
-      </w:r>
-      <w:r>
-        <w:t xml:space="preserve"> </w:t>
-      </w:r>
-      <w:r>
-        <w:rPr>
-          <w:rStyle w:val="VerbatimChar"/>
-        </w:rPr>
-        <w:t xml:space="preserve">random.choice(items)</w:t>
-      </w:r>
-      <w:r>
-        <w:t xml:space="preserve"> </w:t>
-      </w:r>
-      <w:r>
-        <w:t xml:space="preserve">method. This method, part of Python’s standard</w:t>
-      </w:r>
-      <w:r>
-        <w:t xml:space="preserve"> </w:t>
-      </w:r>
-      <w:r>
-        <w:rPr>
-          <w:rStyle w:val="VerbatimChar"/>
-        </w:rPr>
-        <w:t xml:space="preserve">random</w:t>
-      </w:r>
-      <w:r>
-        <w:t xml:space="preserve"> </w:t>
-      </w:r>
-      <w:r>
-        <w:t xml:space="preserve">library, selects a single item from the</w:t>
-      </w:r>
-      <w:r>
-        <w:t xml:space="preserve"> </w:t>
-      </w:r>
-      <w:r>
-        <w:rPr>
-          <w:rStyle w:val="VerbatimChar"/>
-        </w:rPr>
-        <w:t xml:space="preserve">items</w:t>
-      </w:r>
-      <w:r>
-        <w:t xml:space="preserve"> </w:t>
-      </w:r>
-      <w:r>
-        <w:t xml:space="preserve">list. Each item in the list has an equal probability of being chosen. The selected string is then returned as the result.</w:t>
-      </w:r>
-    </w:p>
-    <w:p>
-      <w:pPr>
-        <w:pStyle w:val="SourceCode"/>
-      </w:pPr>
-      <w:r>
-        <w:rPr>
-          <w:rStyle w:val="CommentTok"/>
-        </w:rPr>
-        <w:t xml:space="preserve"># Internal logic for selecting an item</w:t>
-      </w:r>
-      <w:r>
-        <w:br/>
-      </w:r>
-      <w:r>
-        <w:rPr>
-          <w:rStyle w:val="ControlFlowTok"/>
-        </w:rPr>
-        <w:t xml:space="preserve">return</w:t>
-      </w:r>
-      <w:r>
-        <w:rPr>
-          <w:rStyle w:val="NormalTok"/>
-        </w:rPr>
-        <w:t xml:space="preserve"> random.choice(items)</w:t>
-      </w:r>
-    </w:p>
-    <w:bookmarkEnd w:id="33"/>
-    <w:bookmarkStart w:id="34" w:name="usage-notes-3"/>
-    <w:p>
-      <w:pPr>
-        <w:pStyle w:val="Heading2"/>
-      </w:pPr>
-      <w:r>
-        <w:rPr>
-          <w:rStyle w:val="SectionNumber"/>
-        </w:rPr>
-        <w:t xml:space="preserve">4.4</w:t>
-      </w:r>
-      <w:r>
-        <w:tab/>
-      </w:r>
-      <w:r>
-        <w:t xml:space="preserve">Usage Notes</w:t>
+        <w:pStyle w:val="FirstParagraph"/>
+      </w:pPr>
+      <w:r>
+        <w:t xml:space="preserve">This function provides a safe way to shuffle a list without altering the original data structure. The process is as follows:</w:t>
       </w:r>
     </w:p>
     <w:p>
@@ -4114,7 +4734,7 @@
         </w:numPr>
       </w:pPr>
       <w:r>
-        <w:t xml:space="preserve">The input list</w:t>
+        <w:t xml:space="preserve">A shallow copy of the input</w:t>
       </w:r>
       <w:r>
         <w:t xml:space="preserve"> </w:t>
@@ -4129,7 +4749,7 @@
         <w:t xml:space="preserve"> </w:t>
       </w:r>
       <w:r>
-        <w:t xml:space="preserve">must not be empty. Providing an empty list will result in a</w:t>
+        <w:t xml:space="preserve">list is created using</w:t>
       </w:r>
       <w:r>
         <w:t xml:space="preserve"> </w:t>
@@ -4138,10 +4758,10 @@
         <w:rPr>
           <w:rStyle w:val="VerbatimChar"/>
         </w:rPr>
-        <w:t xml:space="preserve">ValueError</w:t>
-      </w:r>
-      <w:r>
-        <w:t xml:space="preserve">.</w:t>
+        <w:t xml:space="preserve">copy = list(items)</w:t>
+      </w:r>
+      <w:r>
+        <w:t xml:space="preserve">. This step is crucial as it isolates the new list from the original, preventing any side effects or mutation of the input data.</w:t>
       </w:r>
     </w:p>
     <w:p>
@@ -4153,7 +4773,7 @@
         </w:numPr>
       </w:pPr>
       <w:r>
-        <w:t xml:space="preserve">This function relies on Python’s</w:t>
+        <w:t xml:space="preserve">The</w:t>
       </w:r>
       <w:r>
         <w:t xml:space="preserve"> </w:t>
@@ -4162,13 +4782,40 @@
         <w:rPr>
           <w:rStyle w:val="VerbatimChar"/>
         </w:rPr>
-        <w:t xml:space="preserve">random</w:t>
-      </w:r>
-      <w:r>
-        <w:t xml:space="preserve"> </w:t>
-      </w:r>
-      <w:r>
-        <w:t xml:space="preserve">module. Ensure it is imported in the environment where the function is called.</w:t>
+        <w:t xml:space="preserve">random.shuffle()</w:t>
+      </w:r>
+      <w:r>
+        <w:t xml:space="preserve"> </w:t>
+      </w:r>
+      <w:r>
+        <w:t xml:space="preserve">function is then called on this</w:t>
+      </w:r>
+      <w:r>
+        <w:t xml:space="preserve"> </w:t>
+      </w:r>
+      <w:r>
+        <w:rPr>
+          <w:rStyle w:val="VerbatimChar"/>
+        </w:rPr>
+        <w:t xml:space="preserve">copy</w:t>
+      </w:r>
+      <w:r>
+        <w:t xml:space="preserve">.</w:t>
+      </w:r>
+      <w:r>
+        <w:t xml:space="preserve"> </w:t>
+      </w:r>
+      <w:r>
+        <w:rPr>
+          <w:rStyle w:val="VerbatimChar"/>
+        </w:rPr>
+        <w:t xml:space="preserve">random.shuffle()</w:t>
+      </w:r>
+      <w:r>
+        <w:t xml:space="preserve"> </w:t>
+      </w:r>
+      <w:r>
+        <w:t xml:space="preserve">modifies a sequence in-place by rearranging its items into a random order.</w:t>
       </w:r>
     </w:p>
     <w:p>
@@ -4180,720 +4827,139 @@
         </w:numPr>
       </w:pPr>
       <w:r>
-        <w:t xml:space="preserve">The selection is uniformly random, meaning every item in the list has an equal chance of being returned.</w:t>
+        <w:t xml:space="preserve">Finally, the function returns the shuffled</w:t>
+      </w:r>
+      <w:r>
+        <w:t xml:space="preserve"> </w:t>
+      </w:r>
+      <w:r>
+        <w:rPr>
+          <w:rStyle w:val="VerbatimChar"/>
+        </w:rPr>
+        <w:t xml:space="preserve">copy</w:t>
+      </w:r>
+      <w:r>
+        <w:t xml:space="preserve">. The original</w:t>
+      </w:r>
+      <w:r>
+        <w:t xml:space="preserve"> </w:t>
+      </w:r>
+      <w:r>
+        <w:rPr>
+          <w:rStyle w:val="VerbatimChar"/>
+        </w:rPr>
+        <w:t xml:space="preserve">items</w:t>
+      </w:r>
+      <w:r>
+        <w:t xml:space="preserve"> </w:t>
+      </w:r>
+      <w:r>
+        <w:t xml:space="preserve">list remains in its initial order.</w:t>
       </w:r>
     </w:p>
     <w:p>
       <w:pPr>
-        <w:pStyle w:val="FirstParagraph"/>
-      </w:pPr>
-      <w:r>
-        <w:rPr>
-          <w:b/>
-          <w:bCs/>
-        </w:rPr>
-        <w:t xml:space="preserve">Output Example</w:t>
-      </w:r>
-      <w:r>
-        <w:t xml:space="preserve">: A single string from the input list. For an input of</w:t>
-      </w:r>
-      <w:r>
-        <w:t xml:space="preserve"> </w:t>
-      </w:r>
-      <w:r>
-        <w:rPr>
-          <w:rStyle w:val="VerbatimChar"/>
-        </w:rPr>
-        <w:t xml:space="preserve">["apple", "banana", "cherry"]</w:t>
-      </w:r>
-      <w:r>
-        <w:t xml:space="preserve">, a possible return value is:</w:t>
+        <w:pStyle w:val="SourceCode"/>
+      </w:pPr>
+      <w:r>
+        <w:rPr>
+          <w:rStyle w:val="CommentTok"/>
+        </w:rPr>
+        <w:t xml:space="preserve"># The function creates a copy</w:t>
+      </w:r>
+      <w:r>
+        <w:br/>
+      </w:r>
+      <w:r>
+        <w:rPr>
+          <w:rStyle w:val="NormalTok"/>
+        </w:rPr>
+        <w:t xml:space="preserve">copy </w:t>
+      </w:r>
+      <w:r>
+        <w:rPr>
+          <w:rStyle w:val="OperatorTok"/>
+        </w:rPr>
+        <w:t xml:space="preserve">=</w:t>
+      </w:r>
+      <w:r>
+        <w:rPr>
+          <w:rStyle w:val="NormalTok"/>
+        </w:rPr>
+        <w:t xml:space="preserve"> </w:t>
+      </w:r>
+      <w:r>
+        <w:rPr>
+          <w:rStyle w:val="BuiltInTok"/>
+        </w:rPr>
+        <w:t xml:space="preserve">list</w:t>
+      </w:r>
+      <w:r>
+        <w:rPr>
+          <w:rStyle w:val="NormalTok"/>
+        </w:rPr>
+        <w:t xml:space="preserve">(items)</w:t>
+      </w:r>
+      <w:r>
+        <w:br/>
+      </w:r>
+      <w:r>
+        <w:rPr>
+          <w:rStyle w:val="CommentTok"/>
+        </w:rPr>
+        <w:t xml:space="preserve"># It then shuffles the copy in-place</w:t>
+      </w:r>
+      <w:r>
+        <w:br/>
+      </w:r>
+      <w:r>
+        <w:rPr>
+          <w:rStyle w:val="NormalTok"/>
+        </w:rPr>
+        <w:t xml:space="preserve">random.shuffle(copy)</w:t>
+      </w:r>
+      <w:r>
+        <w:br/>
+      </w:r>
+      <w:r>
+        <w:rPr>
+          <w:rStyle w:val="CommentTok"/>
+        </w:rPr>
+        <w:t xml:space="preserve"># It returns the modified copy, not the original list</w:t>
+      </w:r>
+      <w:r>
+        <w:br/>
+      </w:r>
+      <w:r>
+        <w:rPr>
+          <w:rStyle w:val="ControlFlowTok"/>
+        </w:rPr>
+        <w:t xml:space="preserve">return</w:t>
+      </w:r>
+      <w:r>
+        <w:rPr>
+          <w:rStyle w:val="NormalTok"/>
+        </w:rPr>
+        <w:t xml:space="preserve"> copy</w:t>
       </w:r>
     </w:p>
+    <w:bookmarkEnd w:id="40"/>
+    <w:bookmarkStart w:id="41" w:name="usage-notes-4"/>
     <w:p>
       <w:pPr>
-        <w:pStyle w:val="SourceCode"/>
-      </w:pPr>
-      <w:r>
-        <w:rPr>
-          <w:rStyle w:val="VerbatimChar"/>
-        </w:rPr>
-        <w:t xml:space="preserve">"banana"</w:t>
-      </w:r>
-    </w:p>
-    <w:bookmarkEnd w:id="34"/>
-    <w:bookmarkStart w:id="35" w:name="example-3"/>
-    <w:p>
-      <w:pPr>
         <w:pStyle w:val="Heading2"/>
       </w:pPr>
       <w:r>
         <w:rPr>
           <w:rStyle w:val="SectionNumber"/>
         </w:rPr>
-        <w:t xml:space="preserve">4.5</w:t>
+        <w:t xml:space="preserve">5.4</w:t>
       </w:r>
       <w:r>
         <w:tab/>
       </w:r>
       <w:r>
-        <w:t xml:space="preserve">Example</w:t>
-      </w:r>
-    </w:p>
-    <w:p>
-      <w:pPr>
-        <w:pStyle w:val="SourceCode"/>
-      </w:pPr>
-      <w:r>
-        <w:rPr>
-          <w:rStyle w:val="ImportTok"/>
-        </w:rPr>
-        <w:t xml:space="preserve">import</w:t>
-      </w:r>
-      <w:r>
-        <w:rPr>
-          <w:rStyle w:val="NormalTok"/>
-        </w:rPr>
-        <w:t xml:space="preserve"> random</w:t>
-      </w:r>
-      <w:r>
-        <w:br/>
-      </w:r>
-      <w:r>
-        <w:rPr>
-          <w:rStyle w:val="ImportTok"/>
-        </w:rPr>
-        <w:t xml:space="preserve">from</w:t>
-      </w:r>
-      <w:r>
-        <w:rPr>
-          <w:rStyle w:val="NormalTok"/>
-        </w:rPr>
-        <w:t xml:space="preserve"> typing </w:t>
-      </w:r>
-      <w:r>
-        <w:rPr>
-          <w:rStyle w:val="ImportTok"/>
-        </w:rPr>
-        <w:t xml:space="preserve">import</w:t>
-      </w:r>
-      <w:r>
-        <w:rPr>
-          <w:rStyle w:val="NormalTok"/>
-        </w:rPr>
-        <w:t xml:space="preserve"> List</w:t>
-      </w:r>
-      <w:r>
-        <w:br/>
-      </w:r>
-      <w:r>
-        <w:br/>
-      </w:r>
-      <w:r>
-        <w:rPr>
-          <w:rStyle w:val="CommentTok"/>
-        </w:rPr>
-        <w:t xml:space="preserve"># Definition of the function</w:t>
-      </w:r>
-      <w:r>
-        <w:br/>
-      </w:r>
-      <w:r>
-        <w:rPr>
-          <w:rStyle w:val="KeywordTok"/>
-        </w:rPr>
-        <w:t xml:space="preserve">def</w:t>
-      </w:r>
-      <w:r>
-        <w:rPr>
-          <w:rStyle w:val="NormalTok"/>
-        </w:rPr>
-        <w:t xml:space="preserve"> choose_random_item(items: List[</w:t>
-      </w:r>
-      <w:r>
-        <w:rPr>
-          <w:rStyle w:val="BuiltInTok"/>
-        </w:rPr>
-        <w:t xml:space="preserve">str</w:t>
-      </w:r>
-      <w:r>
-        <w:rPr>
-          <w:rStyle w:val="NormalTok"/>
-        </w:rPr>
-        <w:t xml:space="preserve">]) </w:t>
-      </w:r>
-      <w:r>
-        <w:rPr>
-          <w:rStyle w:val="OperatorTok"/>
-        </w:rPr>
-        <w:t xml:space="preserve">-&gt;</w:t>
-      </w:r>
-      <w:r>
-        <w:rPr>
-          <w:rStyle w:val="NormalTok"/>
-        </w:rPr>
-        <w:t xml:space="preserve"> </w:t>
-      </w:r>
-      <w:r>
-        <w:rPr>
-          <w:rStyle w:val="BuiltInTok"/>
-        </w:rPr>
-        <w:t xml:space="preserve">str</w:t>
-      </w:r>
-      <w:r>
-        <w:rPr>
-          <w:rStyle w:val="NormalTok"/>
-        </w:rPr>
-        <w:t xml:space="preserve">:</w:t>
-      </w:r>
-      <w:r>
-        <w:br/>
-      </w:r>
-      <w:r>
-        <w:rPr>
-          <w:rStyle w:val="NormalTok"/>
-        </w:rPr>
-        <w:t xml:space="preserve">    </w:t>
-      </w:r>
-      <w:r>
-        <w:rPr>
-          <w:rStyle w:val="CommentTok"/>
-        </w:rPr>
-        <w:t xml:space="preserve">"""Choose a single random item from a non-empty sequence."""</w:t>
-      </w:r>
-      <w:r>
-        <w:br/>
-      </w:r>
-      <w:r>
-        <w:rPr>
-          <w:rStyle w:val="NormalTok"/>
-        </w:rPr>
-        <w:t xml:space="preserve">    </w:t>
-      </w:r>
-      <w:r>
-        <w:rPr>
-          <w:rStyle w:val="ControlFlowTok"/>
-        </w:rPr>
-        <w:t xml:space="preserve">if</w:t>
-      </w:r>
-      <w:r>
-        <w:rPr>
-          <w:rStyle w:val="NormalTok"/>
-        </w:rPr>
-        <w:t xml:space="preserve"> </w:t>
-      </w:r>
-      <w:r>
-        <w:rPr>
-          <w:rStyle w:val="KeywordTok"/>
-        </w:rPr>
-        <w:t xml:space="preserve">not</w:t>
-      </w:r>
-      <w:r>
-        <w:rPr>
-          <w:rStyle w:val="NormalTok"/>
-        </w:rPr>
-        <w:t xml:space="preserve"> items:</w:t>
-      </w:r>
-      <w:r>
-        <w:br/>
-      </w:r>
-      <w:r>
-        <w:rPr>
-          <w:rStyle w:val="NormalTok"/>
-        </w:rPr>
-        <w:t xml:space="preserve">        </w:t>
-      </w:r>
-      <w:r>
-        <w:rPr>
-          <w:rStyle w:val="ControlFlowTok"/>
-        </w:rPr>
-        <w:t xml:space="preserve">raise</w:t>
-      </w:r>
-      <w:r>
-        <w:rPr>
-          <w:rStyle w:val="NormalTok"/>
-        </w:rPr>
-        <w:t xml:space="preserve"> </w:t>
-      </w:r>
-      <w:r>
-        <w:rPr>
-          <w:rStyle w:val="PreprocessorTok"/>
-        </w:rPr>
-        <w:t xml:space="preserve">ValueError</w:t>
-      </w:r>
-      <w:r>
-        <w:rPr>
-          <w:rStyle w:val="NormalTok"/>
-        </w:rPr>
-        <w:t xml:space="preserve">(</w:t>
-      </w:r>
-      <w:r>
-        <w:rPr>
-          <w:rStyle w:val="StringTok"/>
-        </w:rPr>
-        <w:t xml:space="preserve">"items must not be empty"</w:t>
-      </w:r>
-      <w:r>
-        <w:rPr>
-          <w:rStyle w:val="NormalTok"/>
-        </w:rPr>
-        <w:t xml:space="preserve">)</w:t>
-      </w:r>
-      <w:r>
-        <w:br/>
-      </w:r>
-      <w:r>
-        <w:rPr>
-          <w:rStyle w:val="NormalTok"/>
-        </w:rPr>
-        <w:t xml:space="preserve">    </w:t>
-      </w:r>
-      <w:r>
-        <w:rPr>
-          <w:rStyle w:val="ControlFlowTok"/>
-        </w:rPr>
-        <w:t xml:space="preserve">return</w:t>
-      </w:r>
-      <w:r>
-        <w:rPr>
-          <w:rStyle w:val="NormalTok"/>
-        </w:rPr>
-        <w:t xml:space="preserve"> random.choice(items)</w:t>
-      </w:r>
-      <w:r>
-        <w:br/>
-      </w:r>
-      <w:r>
-        <w:br/>
-      </w:r>
-      <w:r>
-        <w:rPr>
-          <w:rStyle w:val="CommentTok"/>
-        </w:rPr>
-        <w:t xml:space="preserve"># Example usage</w:t>
-      </w:r>
-      <w:r>
-        <w:br/>
-      </w:r>
-      <w:r>
-        <w:rPr>
-          <w:rStyle w:val="NormalTok"/>
-        </w:rPr>
-        <w:t xml:space="preserve">options </w:t>
-      </w:r>
-      <w:r>
-        <w:rPr>
-          <w:rStyle w:val="OperatorTok"/>
-        </w:rPr>
-        <w:t xml:space="preserve">=</w:t>
-      </w:r>
-      <w:r>
-        <w:rPr>
-          <w:rStyle w:val="NormalTok"/>
-        </w:rPr>
-        <w:t xml:space="preserve"> [</w:t>
-      </w:r>
-      <w:r>
-        <w:rPr>
-          <w:rStyle w:val="StringTok"/>
-        </w:rPr>
-        <w:t xml:space="preserve">"red"</w:t>
-      </w:r>
-      <w:r>
-        <w:rPr>
-          <w:rStyle w:val="NormalTok"/>
-        </w:rPr>
-        <w:t xml:space="preserve">, </w:t>
-      </w:r>
-      <w:r>
-        <w:rPr>
-          <w:rStyle w:val="StringTok"/>
-        </w:rPr>
-        <w:t xml:space="preserve">"green"</w:t>
-      </w:r>
-      <w:r>
-        <w:rPr>
-          <w:rStyle w:val="NormalTok"/>
-        </w:rPr>
-        <w:t xml:space="preserve">, </w:t>
-      </w:r>
-      <w:r>
-        <w:rPr>
-          <w:rStyle w:val="StringTok"/>
-        </w:rPr>
-        <w:t xml:space="preserve">"blue"</w:t>
-      </w:r>
-      <w:r>
-        <w:rPr>
-          <w:rStyle w:val="NormalTok"/>
-        </w:rPr>
-        <w:t xml:space="preserve">, </w:t>
-      </w:r>
-      <w:r>
-        <w:rPr>
-          <w:rStyle w:val="StringTok"/>
-        </w:rPr>
-        <w:t xml:space="preserve">"yellow"</w:t>
-      </w:r>
-      <w:r>
-        <w:rPr>
-          <w:rStyle w:val="NormalTok"/>
-        </w:rPr>
-        <w:t xml:space="preserve">]</w:t>
-      </w:r>
-      <w:r>
-        <w:br/>
-      </w:r>
-      <w:r>
-        <w:rPr>
-          <w:rStyle w:val="NormalTok"/>
-        </w:rPr>
-        <w:t xml:space="preserve">chosen_color </w:t>
-      </w:r>
-      <w:r>
-        <w:rPr>
-          <w:rStyle w:val="OperatorTok"/>
-        </w:rPr>
-        <w:t xml:space="preserve">=</w:t>
-      </w:r>
-      <w:r>
-        <w:rPr>
-          <w:rStyle w:val="NormalTok"/>
-        </w:rPr>
-        <w:t xml:space="preserve"> choose_random_item(options)</w:t>
-      </w:r>
-      <w:r>
-        <w:br/>
-      </w:r>
-      <w:r>
-        <w:rPr>
-          <w:rStyle w:val="BuiltInTok"/>
-        </w:rPr>
-        <w:t xml:space="preserve">print</w:t>
-      </w:r>
-      <w:r>
-        <w:rPr>
-          <w:rStyle w:val="NormalTok"/>
-        </w:rPr>
-        <w:t xml:space="preserve">(</w:t>
-      </w:r>
-      <w:r>
-        <w:rPr>
-          <w:rStyle w:val="SpecialStringTok"/>
-        </w:rPr>
-        <w:t xml:space="preserve">f"The chosen color is: </w:t>
-      </w:r>
-      <w:r>
-        <w:rPr>
-          <w:rStyle w:val="SpecialCharTok"/>
-        </w:rPr>
-        <w:t xml:space="preserve">{</w:t>
-      </w:r>
-      <w:r>
-        <w:rPr>
-          <w:rStyle w:val="NormalTok"/>
-        </w:rPr>
-        <w:t xml:space="preserve">chosen_color</w:t>
-      </w:r>
-      <w:r>
-        <w:rPr>
-          <w:rStyle w:val="SpecialCharTok"/>
-        </w:rPr>
-        <w:t xml:space="preserve">}</w:t>
-      </w:r>
-      <w:r>
-        <w:rPr>
-          <w:rStyle w:val="SpecialStringTok"/>
-        </w:rPr>
-        <w:t xml:space="preserve">"</w:t>
-      </w:r>
-      <w:r>
-        <w:rPr>
-          <w:rStyle w:val="NormalTok"/>
-        </w:rPr>
-        <w:t xml:space="preserve">)</w:t>
-      </w:r>
-      <w:r>
-        <w:br/>
-      </w:r>
-      <w:r>
-        <w:br/>
-      </w:r>
-      <w:r>
-        <w:rPr>
-          <w:rStyle w:val="CommentTok"/>
-        </w:rPr>
-        <w:t xml:space="preserve"># Example of what happens with an empty list</w:t>
-      </w:r>
-      <w:r>
-        <w:br/>
-      </w:r>
-      <w:r>
-        <w:rPr>
-          <w:rStyle w:val="ControlFlowTok"/>
-        </w:rPr>
-        <w:t xml:space="preserve">try</w:t>
-      </w:r>
-      <w:r>
-        <w:rPr>
-          <w:rStyle w:val="NormalTok"/>
-        </w:rPr>
-        <w:t xml:space="preserve">:</w:t>
-      </w:r>
-      <w:r>
-        <w:br/>
-      </w:r>
-      <w:r>
-        <w:rPr>
-          <w:rStyle w:val="NormalTok"/>
-        </w:rPr>
-        <w:t xml:space="preserve">    choose_random_item([])</w:t>
-      </w:r>
-      <w:r>
-        <w:br/>
-      </w:r>
-      <w:r>
-        <w:rPr>
-          <w:rStyle w:val="ControlFlowTok"/>
-        </w:rPr>
-        <w:t xml:space="preserve">except</w:t>
-      </w:r>
-      <w:r>
-        <w:rPr>
-          <w:rStyle w:val="NormalTok"/>
-        </w:rPr>
-        <w:t xml:space="preserve"> </w:t>
-      </w:r>
-      <w:r>
-        <w:rPr>
-          <w:rStyle w:val="PreprocessorTok"/>
-        </w:rPr>
-        <w:t xml:space="preserve">ValueError</w:t>
-      </w:r>
-      <w:r>
-        <w:rPr>
-          <w:rStyle w:val="NormalTok"/>
-        </w:rPr>
-        <w:t xml:space="preserve"> </w:t>
-      </w:r>
-      <w:r>
-        <w:rPr>
-          <w:rStyle w:val="ImportTok"/>
-        </w:rPr>
-        <w:t xml:space="preserve">as</w:t>
-      </w:r>
-      <w:r>
-        <w:rPr>
-          <w:rStyle w:val="NormalTok"/>
-        </w:rPr>
-        <w:t xml:space="preserve"> e:</w:t>
-      </w:r>
-      <w:r>
-        <w:br/>
-      </w:r>
-      <w:r>
-        <w:rPr>
-          <w:rStyle w:val="NormalTok"/>
-        </w:rPr>
-        <w:t xml:space="preserve">    </w:t>
-      </w:r>
-      <w:r>
-        <w:rPr>
-          <w:rStyle w:val="BuiltInTok"/>
-        </w:rPr>
-        <w:t xml:space="preserve">print</w:t>
-      </w:r>
-      <w:r>
-        <w:rPr>
-          <w:rStyle w:val="NormalTok"/>
-        </w:rPr>
-        <w:t xml:space="preserve">(</w:t>
-      </w:r>
-      <w:r>
-        <w:rPr>
-          <w:rStyle w:val="SpecialStringTok"/>
-        </w:rPr>
-        <w:t xml:space="preserve">f"Error: </w:t>
-      </w:r>
-      <w:r>
-        <w:rPr>
-          <w:rStyle w:val="SpecialCharTok"/>
-        </w:rPr>
-        <w:t xml:space="preserve">{</w:t>
-      </w:r>
-      <w:r>
-        <w:rPr>
-          <w:rStyle w:val="NormalTok"/>
-        </w:rPr>
-        <w:t xml:space="preserve">e</w:t>
-      </w:r>
-      <w:r>
-        <w:rPr>
-          <w:rStyle w:val="SpecialCharTok"/>
-        </w:rPr>
-        <w:t xml:space="preserve">}</w:t>
-      </w:r>
-      <w:r>
-        <w:rPr>
-          <w:rStyle w:val="SpecialStringTok"/>
-        </w:rPr>
-        <w:t xml:space="preserve">"</w:t>
-      </w:r>
-      <w:r>
-        <w:rPr>
-          <w:rStyle w:val="NormalTok"/>
-        </w:rPr>
-        <w:t xml:space="preserve">)</w:t>
-      </w:r>
-    </w:p>
-    <w:p>
-      <w:pPr>
-        <w:pStyle w:val="FirstParagraph"/>
-      </w:pPr>
-      <w:r>
-        <w:rPr>
-          <w:b/>
-          <w:bCs/>
-        </w:rPr>
-        <w:t xml:space="preserve">Output:</w:t>
-      </w:r>
-    </w:p>
-    <w:p>
-      <w:pPr>
-        <w:pStyle w:val="SourceCode"/>
-      </w:pPr>
-      <w:r>
-        <w:rPr>
-          <w:rStyle w:val="VerbatimChar"/>
-        </w:rPr>
-        <w:t xml:space="preserve">The chosen color is: blue</w:t>
-      </w:r>
-      <w:r>
-        <w:br/>
-      </w:r>
-      <w:r>
-        <w:rPr>
-          <w:rStyle w:val="VerbatimChar"/>
-        </w:rPr>
-        <w:t xml:space="preserve">Error: items must not be empty</w:t>
-      </w:r>
-    </w:p>
-    <w:p>
-      <w:pPr>
-        <w:pStyle w:val="FirstParagraph"/>
-      </w:pPr>
-      <w:r>
-        <w:rPr>
-          <w:i/>
-          <w:iCs/>
-        </w:rPr>
-        <w:t xml:space="preserve">(Note: The actual color output will vary as it is chosen randomly from the list.)</w:t>
-      </w:r>
-    </w:p>
-    <w:p>
-      <w:r>
-        <w:pict>
-          <v:rect style="width:0;height:1.5pt" o:hralign="center" o:hrstd="t" o:hr="t"/>
-        </w:pict>
-      </w:r>
-    </w:p>
-    <w:bookmarkEnd w:id="35"/>
-    <w:bookmarkStart w:id="36" w:name="functiondef-shuffle_copyitems"/>
-    <w:p>
-      <w:pPr>
-        <w:pStyle w:val="Heading2"/>
-      </w:pPr>
-      <w:r>
-        <w:rPr>
-          <w:rStyle w:val="SectionNumber"/>
-        </w:rPr>
-        <w:t xml:space="preserve">4.6</w:t>
-      </w:r>
-      <w:r>
-        <w:tab/>
-      </w:r>
-      <w:r>
-        <w:t xml:space="preserve">FunctionDef shuffle_copy(items)</w:t>
-      </w:r>
-    </w:p>
-    <w:bookmarkEnd w:id="36"/>
-    <w:bookmarkEnd w:id="37"/>
-    <w:bookmarkStart w:id="43" w:name="function-shuffle_copyitems-listint"/>
-    <w:p>
-      <w:pPr>
-        <w:pStyle w:val="Heading1"/>
-      </w:pPr>
-      <w:r>
-        <w:rPr>
-          <w:rStyle w:val="SectionNumber"/>
-        </w:rPr>
-        <w:t xml:space="preserve">5</w:t>
-      </w:r>
-      <w:r>
-        <w:tab/>
-      </w:r>
-      <w:r>
-        <w:t xml:space="preserve">Function: shuffle_copy(items: List[int])</w:t>
-      </w:r>
-    </w:p>
-    <w:bookmarkStart w:id="38" w:name="overview-4"/>
-    <w:p>
-      <w:pPr>
-        <w:pStyle w:val="Heading2"/>
-      </w:pPr>
-      <w:r>
-        <w:rPr>
-          <w:rStyle w:val="SectionNumber"/>
-        </w:rPr>
-        <w:t xml:space="preserve">5.1</w:t>
-      </w:r>
-      <w:r>
-        <w:tab/>
-      </w:r>
-      <w:r>
-        <w:t xml:space="preserve">Overview</w:t>
-      </w:r>
-    </w:p>
-    <w:p>
-      <w:pPr>
-        <w:pStyle w:val="FirstParagraph"/>
-      </w:pPr>
-      <w:r>
-        <w:t xml:space="preserve">The</w:t>
-      </w:r>
-      <w:r>
-        <w:t xml:space="preserve"> </w:t>
-      </w:r>
-      <w:r>
-        <w:rPr>
-          <w:rStyle w:val="VerbatimChar"/>
-        </w:rPr>
-        <w:t xml:space="preserve">shuffle_copy</w:t>
-      </w:r>
-      <w:r>
-        <w:t xml:space="preserve"> </w:t>
-      </w:r>
-      <w:r>
-        <w:t xml:space="preserve">function creates and returns a new list containing the elements of the input list in a randomized order, without modifying the original list.</w:t>
-      </w:r>
-    </w:p>
-    <w:bookmarkEnd w:id="38"/>
-    <w:bookmarkStart w:id="39" w:name="parameters-4"/>
-    <w:p>
-      <w:pPr>
-        <w:pStyle w:val="Heading2"/>
-      </w:pPr>
-      <w:r>
-        <w:rPr>
-          <w:rStyle w:val="SectionNumber"/>
-        </w:rPr>
-        <w:t xml:space="preserve">5.2</w:t>
-      </w:r>
-      <w:r>
-        <w:tab/>
-      </w:r>
-      <w:r>
-        <w:t xml:space="preserve">parameters</w:t>
+        <w:t xml:space="preserve">Usage Notes</w:t>
       </w:r>
     </w:p>
     <w:p>
@@ -4905,10 +4971,14 @@
         </w:numPr>
       </w:pPr>
       <w:r>
+        <w:t xml:space="preserve">This function is non-destructive. The original list passed as the</w:t>
+      </w:r>
+      <w:r>
+        <w:t xml:space="preserve"> </w:t>
+      </w:r>
+      <w:r>
         <w:rPr>
           <w:rStyle w:val="VerbatimChar"/>
-          <w:b/>
-          <w:bCs/>
         </w:rPr>
         <w:t xml:space="preserve">items</w:t>
       </w:r>
@@ -4916,34 +4986,7 @@
         <w:t xml:space="preserve"> </w:t>
       </w:r>
       <w:r>
-        <w:t xml:space="preserve">(List[int]): A list of integers to be shuffled.</w:t>
-      </w:r>
-    </w:p>
-    <w:bookmarkEnd w:id="39"/>
-    <w:bookmarkStart w:id="40" w:name="description-4"/>
-    <w:p>
-      <w:pPr>
-        <w:pStyle w:val="Heading2"/>
-      </w:pPr>
-      <w:r>
-        <w:rPr>
-          <w:rStyle w:val="SectionNumber"/>
-        </w:rPr>
-        <w:t xml:space="preserve">5.3</w:t>
-      </w:r>
-      <w:r>
-        <w:tab/>
-      </w:r>
-      <w:r>
-        <w:t xml:space="preserve">Description</w:t>
-      </w:r>
-    </w:p>
-    <w:p>
-      <w:pPr>
-        <w:pStyle w:val="FirstParagraph"/>
-      </w:pPr>
-      <w:r>
-        <w:t xml:space="preserve">This function provides a safe way to shuffle a list by operating on a copy rather than the original data. The process is as follows:</w:t>
+        <w:t xml:space="preserve">parameter will not be modified.</w:t>
       </w:r>
     </w:p>
     <w:p>
@@ -4951,11 +4994,11 @@
         <w:pStyle w:val="Compact"/>
         <w:numPr>
           <w:ilvl w:val="0"/>
-          <w:numId w:val="1012"/>
+          <w:numId w:val="1011"/>
         </w:numPr>
       </w:pPr>
       <w:r>
-        <w:t xml:space="preserve">A shallow copy of the input</w:t>
+        <w:t xml:space="preserve">The function depends on Python’s built-in</w:t>
       </w:r>
       <w:r>
         <w:t xml:space="preserve"> </w:t>
@@ -4964,13 +5007,13 @@
         <w:rPr>
           <w:rStyle w:val="VerbatimChar"/>
         </w:rPr>
-        <w:t xml:space="preserve">items</w:t>
-      </w:r>
-      <w:r>
-        <w:t xml:space="preserve"> </w:t>
-      </w:r>
-      <w:r>
-        <w:t xml:space="preserve">list is created using</w:t>
+        <w:t xml:space="preserve">random</w:t>
+      </w:r>
+      <w:r>
+        <w:t xml:space="preserve"> </w:t>
+      </w:r>
+      <w:r>
+        <w:t xml:space="preserve">module. Ensure that</w:t>
       </w:r>
       <w:r>
         <w:t xml:space="preserve"> </w:t>
@@ -4979,10 +5022,13 @@
         <w:rPr>
           <w:rStyle w:val="VerbatimChar"/>
         </w:rPr>
-        <w:t xml:space="preserve">copy = list(items)</w:t>
-      </w:r>
-      <w:r>
-        <w:t xml:space="preserve">. This is a critical step to ensure that the original list passed to the function is not mutated.</w:t>
+        <w:t xml:space="preserve">import random</w:t>
+      </w:r>
+      <w:r>
+        <w:t xml:space="preserve"> </w:t>
+      </w:r>
+      <w:r>
+        <w:t xml:space="preserve">is present in your script before calling this function.</w:t>
       </w:r>
     </w:p>
     <w:p>
@@ -4990,11 +5036,11 @@
         <w:pStyle w:val="Compact"/>
         <w:numPr>
           <w:ilvl w:val="0"/>
-          <w:numId w:val="1012"/>
+          <w:numId w:val="1011"/>
         </w:numPr>
       </w:pPr>
       <w:r>
-        <w:t xml:space="preserve">The</w:t>
+        <w:t xml:space="preserve">While the type hint specifies</w:t>
       </w:r>
       <w:r>
         <w:t xml:space="preserve"> </w:t>
@@ -5003,299 +5049,14 @@
         <w:rPr>
           <w:rStyle w:val="VerbatimChar"/>
         </w:rPr>
-        <w:t xml:space="preserve">random.shuffle()</w:t>
-      </w:r>
-      <w:r>
-        <w:t xml:space="preserve"> </w:t>
-      </w:r>
-      <w:r>
-        <w:t xml:space="preserve">function is then called on this newly created</w:t>
-      </w:r>
-      <w:r>
-        <w:t xml:space="preserve"> </w:t>
-      </w:r>
-      <w:r>
-        <w:rPr>
-          <w:rStyle w:val="VerbatimChar"/>
-        </w:rPr>
-        <w:t xml:space="preserve">copy</w:t>
-      </w:r>
-      <w:r>
-        <w:t xml:space="preserve">. The</w:t>
-      </w:r>
-      <w:r>
-        <w:t xml:space="preserve"> </w:t>
-      </w:r>
-      <w:r>
-        <w:rPr>
-          <w:rStyle w:val="VerbatimChar"/>
-        </w:rPr>
-        <w:t xml:space="preserve">random.shuffle()</w:t>
-      </w:r>
-      <w:r>
-        <w:t xml:space="preserve"> </w:t>
-      </w:r>
-      <w:r>
-        <w:t xml:space="preserve">method shuffles the sequence (the list</w:t>
-      </w:r>
-      <w:r>
-        <w:t xml:space="preserve"> </w:t>
-      </w:r>
-      <w:r>
-        <w:rPr>
-          <w:rStyle w:val="VerbatimChar"/>
-        </w:rPr>
-        <w:t xml:space="preserve">copy</w:t>
-      </w:r>
-      <w:r>
-        <w:t xml:space="preserve">) in place.</w:t>
+        <w:t xml:space="preserve">List[int]</w:t>
+      </w:r>
+      <w:r>
+        <w:t xml:space="preserve">, the underlying logic will work correctly with lists containing elements of any type.</w:t>
       </w:r>
     </w:p>
     <w:p>
       <w:pPr>
-        <w:pStyle w:val="Compact"/>
-        <w:numPr>
-          <w:ilvl w:val="0"/>
-          <w:numId w:val="1012"/>
-        </w:numPr>
-      </w:pPr>
-      <w:r>
-        <w:t xml:space="preserve">Finally, the function returns the</w:t>
-      </w:r>
-      <w:r>
-        <w:t xml:space="preserve"> </w:t>
-      </w:r>
-      <w:r>
-        <w:rPr>
-          <w:rStyle w:val="VerbatimChar"/>
-        </w:rPr>
-        <w:t xml:space="preserve">copy</w:t>
-      </w:r>
-      <w:r>
-        <w:t xml:space="preserve">, which now holds the same elements as the original</w:t>
-      </w:r>
-      <w:r>
-        <w:t xml:space="preserve"> </w:t>
-      </w:r>
-      <w:r>
-        <w:rPr>
-          <w:rStyle w:val="VerbatimChar"/>
-        </w:rPr>
-        <w:t xml:space="preserve">items</w:t>
-      </w:r>
-      <w:r>
-        <w:t xml:space="preserve"> </w:t>
-      </w:r>
-      <w:r>
-        <w:t xml:space="preserve">list but arranged in a random order.</w:t>
-      </w:r>
-    </w:p>
-    <w:p>
-      <w:pPr>
-        <w:pStyle w:val="SourceCode"/>
-      </w:pPr>
-      <w:r>
-        <w:rPr>
-          <w:rStyle w:val="CommentTok"/>
-        </w:rPr>
-        <w:t xml:space="preserve"># Internal logic of the function</w:t>
-      </w:r>
-      <w:r>
-        <w:br/>
-      </w:r>
-      <w:r>
-        <w:rPr>
-          <w:rStyle w:val="ImportTok"/>
-        </w:rPr>
-        <w:t xml:space="preserve">import</w:t>
-      </w:r>
-      <w:r>
-        <w:rPr>
-          <w:rStyle w:val="NormalTok"/>
-        </w:rPr>
-        <w:t xml:space="preserve"> random</w:t>
-      </w:r>
-      <w:r>
-        <w:br/>
-      </w:r>
-      <w:r>
-        <w:br/>
-      </w:r>
-      <w:r>
-        <w:rPr>
-          <w:rStyle w:val="CommentTok"/>
-        </w:rPr>
-        <w:t xml:space="preserve"># Assume 'items' is [1, 2, 3, 4, 5]</w:t>
-      </w:r>
-      <w:r>
-        <w:br/>
-      </w:r>
-      <w:r>
-        <w:rPr>
-          <w:rStyle w:val="NormalTok"/>
-        </w:rPr>
-        <w:t xml:space="preserve">copy </w:t>
-      </w:r>
-      <w:r>
-        <w:rPr>
-          <w:rStyle w:val="OperatorTok"/>
-        </w:rPr>
-        <w:t xml:space="preserve">=</w:t>
-      </w:r>
-      <w:r>
-        <w:rPr>
-          <w:rStyle w:val="NormalTok"/>
-        </w:rPr>
-        <w:t xml:space="preserve"> </w:t>
-      </w:r>
-      <w:r>
-        <w:rPr>
-          <w:rStyle w:val="BuiltInTok"/>
-        </w:rPr>
-        <w:t xml:space="preserve">list</w:t>
-      </w:r>
-      <w:r>
-        <w:rPr>
-          <w:rStyle w:val="NormalTok"/>
-        </w:rPr>
-        <w:t xml:space="preserve">(items)      </w:t>
-      </w:r>
-      <w:r>
-        <w:rPr>
-          <w:rStyle w:val="CommentTok"/>
-        </w:rPr>
-        <w:t xml:space="preserve"># copy is now a new list: [1, 2, 3, 4, 5]</w:t>
-      </w:r>
-      <w:r>
-        <w:br/>
-      </w:r>
-      <w:r>
-        <w:rPr>
-          <w:rStyle w:val="NormalTok"/>
-        </w:rPr>
-        <w:t xml:space="preserve">random.shuffle(copy)    </w:t>
-      </w:r>
-      <w:r>
-        <w:rPr>
-          <w:rStyle w:val="CommentTok"/>
-        </w:rPr>
-        <w:t xml:space="preserve"># copy is shuffled in-place, e.g., it might become [3, 1, 5, 2, 4]</w:t>
-      </w:r>
-      <w:r>
-        <w:br/>
-      </w:r>
-      <w:r>
-        <w:rPr>
-          <w:rStyle w:val="ControlFlowTok"/>
-        </w:rPr>
-        <w:t xml:space="preserve">return</w:t>
-      </w:r>
-      <w:r>
-        <w:rPr>
-          <w:rStyle w:val="NormalTok"/>
-        </w:rPr>
-        <w:t xml:space="preserve"> copy             </w:t>
-      </w:r>
-      <w:r>
-        <w:rPr>
-          <w:rStyle w:val="CommentTok"/>
-        </w:rPr>
-        <w:t xml:space="preserve"># The shuffled list [3, 1, 5, 2, 4] is returned</w:t>
-      </w:r>
-    </w:p>
-    <w:bookmarkEnd w:id="40"/>
-    <w:bookmarkStart w:id="41" w:name="usage-notes-4"/>
-    <w:p>
-      <w:pPr>
-        <w:pStyle w:val="Heading2"/>
-      </w:pPr>
-      <w:r>
-        <w:rPr>
-          <w:rStyle w:val="SectionNumber"/>
-        </w:rPr>
-        <w:t xml:space="preserve">5.4</w:t>
-      </w:r>
-      <w:r>
-        <w:tab/>
-      </w:r>
-      <w:r>
-        <w:t xml:space="preserve">Usage Notes</w:t>
-      </w:r>
-    </w:p>
-    <w:p>
-      <w:pPr>
-        <w:pStyle w:val="Compact"/>
-        <w:numPr>
-          <w:ilvl w:val="0"/>
-          <w:numId w:val="1013"/>
-        </w:numPr>
-      </w:pPr>
-      <w:r>
-        <w:t xml:space="preserve">This function is non-mutating. It will always return a new list and leave the original input list unchanged.</w:t>
-      </w:r>
-    </w:p>
-    <w:p>
-      <w:pPr>
-        <w:pStyle w:val="Compact"/>
-        <w:numPr>
-          <w:ilvl w:val="0"/>
-          <w:numId w:val="1013"/>
-        </w:numPr>
-      </w:pPr>
-      <w:r>
-        <w:t xml:space="preserve">The function relies on Python’s</w:t>
-      </w:r>
-      <w:r>
-        <w:t xml:space="preserve"> </w:t>
-      </w:r>
-      <w:r>
-        <w:rPr>
-          <w:rStyle w:val="VerbatimChar"/>
-        </w:rPr>
-        <w:t xml:space="preserve">random</w:t>
-      </w:r>
-      <w:r>
-        <w:t xml:space="preserve"> </w:t>
-      </w:r>
-      <w:r>
-        <w:t xml:space="preserve">module. Ensure this module is imported (</w:t>
-      </w:r>
-      <w:r>
-        <w:rPr>
-          <w:rStyle w:val="VerbatimChar"/>
-        </w:rPr>
-        <w:t xml:space="preserve">import random</w:t>
-      </w:r>
-      <w:r>
-        <w:t xml:space="preserve">) in your script before calling this function.</w:t>
-      </w:r>
-    </w:p>
-    <w:p>
-      <w:pPr>
-        <w:pStyle w:val="Compact"/>
-        <w:numPr>
-          <w:ilvl w:val="0"/>
-          <w:numId w:val="1013"/>
-        </w:numPr>
-      </w:pPr>
-      <w:r>
-        <w:t xml:space="preserve">Although the type hint specifies</w:t>
-      </w:r>
-      <w:r>
-        <w:t xml:space="preserve"> </w:t>
-      </w:r>
-      <w:r>
-        <w:rPr>
-          <w:rStyle w:val="VerbatimChar"/>
-        </w:rPr>
-        <w:t xml:space="preserve">List[int]</w:t>
-      </w:r>
-      <w:r>
-        <w:t xml:space="preserve">, the function will work correctly with a list containing elements of any type (e.g., strings, floats, or mixed types).</w:t>
-      </w:r>
-    </w:p>
-    <w:p>
-      <w:pPr>
         <w:pStyle w:val="FirstParagraph"/>
       </w:pPr>
       <w:r>
@@ -5306,18 +5067,31 @@
         <w:t xml:space="preserve">Output Example</w:t>
       </w:r>
       <w:r>
-        <w:t xml:space="preserve">: A new list with the same elements as the input, but in a random order.</w:t>
-      </w:r>
-    </w:p>
-    <w:p>
-      <w:pPr>
-        <w:pStyle w:val="SourceCode"/>
-      </w:pPr>
+        <w:t xml:space="preserve">: A new list with the same elements as the input list, but in a random order. For an input of</w:t>
+      </w:r>
+      <w:r>
+        <w:t xml:space="preserve"> </w:t>
+      </w:r>
       <w:r>
         <w:rPr>
           <w:rStyle w:val="VerbatimChar"/>
         </w:rPr>
-        <w:t xml:space="preserve">[4, 1, 5, 2, 3]</w:t>
+        <w:t xml:space="preserve">[1, 2, 3, 4]</w:t>
+      </w:r>
+      <w:r>
+        <w:t xml:space="preserve">, a possible output could be</w:t>
+      </w:r>
+      <w:r>
+        <w:t xml:space="preserve"> </w:t>
+      </w:r>
+      <w:r>
+        <w:rPr>
+          <w:rStyle w:val="VerbatimChar"/>
+        </w:rPr>
+        <w:t xml:space="preserve">[3, 1, 4, 2]</w:t>
+      </w:r>
+      <w:r>
+        <w:t xml:space="preserve">.</w:t>
       </w:r>
     </w:p>
     <w:bookmarkEnd w:id="41"/>
@@ -5390,6 +5164,15 @@
       </w:r>
       <w:r>
         <w:rPr>
+          <w:rStyle w:val="CommentTok"/>
+        </w:rPr>
+        <w:t xml:space="preserve"># The function must be defined or imported to be used</w:t>
+      </w:r>
+      <w:r>
+        <w:br/>
+      </w:r>
+      <w:r>
+        <w:rPr>
           <w:rStyle w:val="KeywordTok"/>
         </w:rPr>
         <w:t xml:space="preserve">def</w:t>
@@ -5551,7 +5334,7 @@
         <w:rPr>
           <w:rStyle w:val="DecValTok"/>
         </w:rPr>
-        <w:t xml:space="preserve">1</w:t>
+        <w:t xml:space="preserve">10</w:t>
       </w:r>
       <w:r>
         <w:rPr>
@@ -5563,7 +5346,7 @@
         <w:rPr>
           <w:rStyle w:val="DecValTok"/>
         </w:rPr>
-        <w:t xml:space="preserve">2</w:t>
+        <w:t xml:space="preserve">20</w:t>
       </w:r>
       <w:r>
         <w:rPr>
@@ -5575,7 +5358,7 @@
         <w:rPr>
           <w:rStyle w:val="DecValTok"/>
         </w:rPr>
-        <w:t xml:space="preserve">3</w:t>
+        <w:t xml:space="preserve">30</w:t>
       </w:r>
       <w:r>
         <w:rPr>
@@ -5587,7 +5370,7 @@
         <w:rPr>
           <w:rStyle w:val="DecValTok"/>
         </w:rPr>
-        <w:t xml:space="preserve">4</w:t>
+        <w:t xml:space="preserve">40</w:t>
       </w:r>
       <w:r>
         <w:rPr>
@@ -5599,7 +5382,7 @@
         <w:rPr>
           <w:rStyle w:val="DecValTok"/>
         </w:rPr>
-        <w:t xml:space="preserve">5</w:t>
+        <w:t xml:space="preserve">50</w:t>
       </w:r>
       <w:r>
         <w:rPr>
@@ -5650,7 +5433,7 @@
         <w:rPr>
           <w:rStyle w:val="SpecialStringTok"/>
         </w:rPr>
-        <w:t xml:space="preserve">f"Original List: </w:t>
+        <w:t xml:space="preserve">f"Original List (unchanged): </w:t>
       </w:r>
       <w:r>
         <w:rPr>
@@ -5754,7 +5537,7 @@
         <w:rPr>
           <w:rStyle w:val="VerbatimChar"/>
         </w:rPr>
-        <w:t xml:space="preserve">Original List: [1, 2, 3, 4, 5]</w:t>
+        <w:t xml:space="preserve">Original List (unchanged): [10, 20, 30, 40, 50]</w:t>
       </w:r>
       <w:r>
         <w:br/>
@@ -5763,7 +5546,7 @@
         <w:rPr>
           <w:rStyle w:val="VerbatimChar"/>
         </w:rPr>
-        <w:t xml:space="preserve">Shuffled Copy: [3, 5, 1, 2, 4]</w:t>
+        <w:t xml:space="preserve">Shuffled Copy: [40, 10, 50, 20, 30]</w:t>
       </w:r>
     </w:p>
     <w:p>
@@ -5775,7 +5558,7 @@
           <w:i/>
           <w:iCs/>
         </w:rPr>
-        <w:t xml:space="preserve">(Note: The order of elements in the</w:t>
+        <w:t xml:space="preserve">(Note: The order of elements in</w:t>
       </w:r>
       <w:r>
         <w:rPr>
@@ -5803,7 +5586,7 @@
           <w:i/>
           <w:iCs/>
         </w:rPr>
-        <w:t xml:space="preserve">will vary with each execution due to its random nature.)</w:t>
+        <w:t xml:space="preserve">is random and will likely differ with each execution.)</w:t>
       </w:r>
     </w:p>
     <w:p>
@@ -6355,6 +6138,21 @@
     <w:abstractNumId w:val="991"/>
   </w:num>
   <w:num w:numId="1005">
+    <w:abstractNumId w:val="991"/>
+  </w:num>
+  <w:num w:numId="1006">
+    <w:abstractNumId w:val="991"/>
+  </w:num>
+  <w:num w:numId="1007">
+    <w:abstractNumId w:val="991"/>
+  </w:num>
+  <w:num w:numId="1008">
+    <w:abstractNumId w:val="991"/>
+  </w:num>
+  <w:num w:numId="1009">
+    <w:abstractNumId w:val="991"/>
+  </w:num>
+  <w:num w:numId="1010">
     <w:abstractNumId w:val="99411"/>
     <w:lvlOverride w:ilvl="0">
       <w:startOverride w:val="1"/>
@@ -6384,82 +6182,7 @@
       <w:startOverride w:val="1"/>
     </w:lvlOverride>
   </w:num>
-  <w:num w:numId="1006">
-    <w:abstractNumId w:val="991"/>
-  </w:num>
-  <w:num w:numId="1007">
-    <w:abstractNumId w:val="991"/>
-  </w:num>
-  <w:num w:numId="1008">
-    <w:abstractNumId w:val="991"/>
-  </w:num>
-  <w:num w:numId="1009">
-    <w:abstractNumId w:val="99411"/>
-    <w:lvlOverride w:ilvl="0">
-      <w:startOverride w:val="1"/>
-    </w:lvlOverride>
-    <w:lvlOverride w:ilvl="1">
-      <w:startOverride w:val="1"/>
-    </w:lvlOverride>
-    <w:lvlOverride w:ilvl="2">
-      <w:startOverride w:val="1"/>
-    </w:lvlOverride>
-    <w:lvlOverride w:ilvl="3">
-      <w:startOverride w:val="1"/>
-    </w:lvlOverride>
-    <w:lvlOverride w:ilvl="4">
-      <w:startOverride w:val="1"/>
-    </w:lvlOverride>
-    <w:lvlOverride w:ilvl="5">
-      <w:startOverride w:val="1"/>
-    </w:lvlOverride>
-    <w:lvlOverride w:ilvl="6">
-      <w:startOverride w:val="1"/>
-    </w:lvlOverride>
-    <w:lvlOverride w:ilvl="7">
-      <w:startOverride w:val="1"/>
-    </w:lvlOverride>
-    <w:lvlOverride w:ilvl="8">
-      <w:startOverride w:val="1"/>
-    </w:lvlOverride>
-  </w:num>
-  <w:num w:numId="1010">
-    <w:abstractNumId w:val="991"/>
-  </w:num>
   <w:num w:numId="1011">
-    <w:abstractNumId w:val="991"/>
-  </w:num>
-  <w:num w:numId="1012">
-    <w:abstractNumId w:val="99411"/>
-    <w:lvlOverride w:ilvl="0">
-      <w:startOverride w:val="1"/>
-    </w:lvlOverride>
-    <w:lvlOverride w:ilvl="1">
-      <w:startOverride w:val="1"/>
-    </w:lvlOverride>
-    <w:lvlOverride w:ilvl="2">
-      <w:startOverride w:val="1"/>
-    </w:lvlOverride>
-    <w:lvlOverride w:ilvl="3">
-      <w:startOverride w:val="1"/>
-    </w:lvlOverride>
-    <w:lvlOverride w:ilvl="4">
-      <w:startOverride w:val="1"/>
-    </w:lvlOverride>
-    <w:lvlOverride w:ilvl="5">
-      <w:startOverride w:val="1"/>
-    </w:lvlOverride>
-    <w:lvlOverride w:ilvl="6">
-      <w:startOverride w:val="1"/>
-    </w:lvlOverride>
-    <w:lvlOverride w:ilvl="7">
-      <w:startOverride w:val="1"/>
-    </w:lvlOverride>
-    <w:lvlOverride w:ilvl="8">
-      <w:startOverride w:val="1"/>
-    </w:lvlOverride>
-  </w:num>
-  <w:num w:numId="1013">
     <w:abstractNumId w:val="991"/>
   </w:num>
 </w:numbering>

--- a/random_module_one.docx
+++ b/random_module_one.docx
@@ -103,16 +103,7 @@
         <w:t xml:space="preserve"> </w:t>
       </w:r>
       <w:r>
-        <w:t xml:space="preserve">function returns the result of applying the addition operator (</w:t>
-      </w:r>
-      <w:r>
-        <w:rPr>
-          <w:rStyle w:val="VerbatimChar"/>
-        </w:rPr>
-        <w:t xml:space="preserve">+</w:t>
-      </w:r>
-      <w:r>
-        <w:t xml:space="preserve">) to two input arguments.</w:t>
+        <w:t xml:space="preserve">function calculates and returns the sum of two provided numbers.</w:t>
       </w:r>
     </w:p>
     <w:bookmarkEnd w:id="10"/>
@@ -137,14 +128,13 @@
     <w:tbl>
       <w:tblPr>
         <w:tblStyle w:val="Table"/>
-        <w:tblW w:type="pct" w:w="5000"/>
-        <w:tblLayout w:type="fixed"/>
+        <w:tblW w:type="auto" w:w="0"/>
         <w:tblLook w:firstRow="1" w:lastRow="0" w:firstColumn="0" w:lastColumn="0" w:noHBand="0" w:noVBand="0" w:val="0020"/>
       </w:tblPr>
       <w:tblGrid>
-        <w:gridCol w:w="2904"/>
-        <w:gridCol w:w="1584"/>
-        <w:gridCol w:w="3432"/>
+        <w:gridCol w:w="2640"/>
+        <w:gridCol w:w="2640"/>
+        <w:gridCol w:w="2640"/>
       </w:tblGrid>
       <w:tr>
         <w:trPr>
@@ -206,7 +196,7 @@
               <w:pStyle w:val="Compact"/>
             </w:pPr>
             <w:r>
-              <w:t xml:space="preserve">int, float, str</w:t>
+              <w:t xml:space="preserve">int / float</w:t>
             </w:r>
           </w:p>
         </w:tc>
@@ -217,7 +207,7 @@
               <w:pStyle w:val="Compact"/>
             </w:pPr>
             <w:r>
-              <w:t xml:space="preserve">The first operand for the addition or concatenation operation.</w:t>
+              <w:t xml:space="preserve">The first number to be added.</w:t>
             </w:r>
           </w:p>
         </w:tc>
@@ -244,7 +234,7 @@
               <w:pStyle w:val="Compact"/>
             </w:pPr>
             <w:r>
-              <w:t xml:space="preserve">int, float, str</w:t>
+              <w:t xml:space="preserve">int / float</w:t>
             </w:r>
           </w:p>
         </w:tc>
@@ -255,37 +245,7 @@
               <w:pStyle w:val="Compact"/>
             </w:pPr>
             <w:r>
-              <w:t xml:space="preserve">The second operand, which must be type-compatible with</w:t>
-            </w:r>
-            <w:r>
-              <w:t xml:space="preserve"> </w:t>
-            </w:r>
-            <w:r>
-              <w:rPr>
-                <w:rStyle w:val="VerbatimChar"/>
-              </w:rPr>
-              <w:t xml:space="preserve">a</w:t>
-            </w:r>
-            <w:r>
-              <w:t xml:space="preserve"> </w:t>
-            </w:r>
-            <w:r>
-              <w:t xml:space="preserve">for the</w:t>
-            </w:r>
-            <w:r>
-              <w:t xml:space="preserve"> </w:t>
-            </w:r>
-            <w:r>
-              <w:rPr>
-                <w:rStyle w:val="VerbatimChar"/>
-              </w:rPr>
-              <w:t xml:space="preserve">+</w:t>
-            </w:r>
-            <w:r>
-              <w:t xml:space="preserve"> </w:t>
-            </w:r>
-            <w:r>
-              <w:t xml:space="preserve">operator.</w:t>
+              <w:t xml:space="preserve">The second number to be added.</w:t>
             </w:r>
           </w:p>
         </w:tc>
@@ -315,55 +275,49 @@
         <w:pStyle w:val="FirstParagraph"/>
       </w:pPr>
       <w:r>
-        <w:t xml:space="preserve">This function provides a straightforward implementation of Python’s addition operator (</w:t>
+        <w:t xml:space="preserve">This function provides a straightforward way to perform addition. It takes two arguments,</w:t>
+      </w:r>
+      <w:r>
+        <w:t xml:space="preserve"> </w:t>
       </w:r>
       <w:r>
         <w:rPr>
           <w:rStyle w:val="VerbatimChar"/>
         </w:rPr>
+        <w:t xml:space="preserve">a</w:t>
+      </w:r>
+      <w:r>
+        <w:t xml:space="preserve"> </w:t>
+      </w:r>
+      <w:r>
+        <w:t xml:space="preserve">and</w:t>
+      </w:r>
+      <w:r>
+        <w:t xml:space="preserve"> </w:t>
+      </w:r>
+      <w:r>
+        <w:rPr>
+          <w:rStyle w:val="VerbatimChar"/>
+        </w:rPr>
+        <w:t xml:space="preserve">b</w:t>
+      </w:r>
+      <w:r>
+        <w:t xml:space="preserve">, which are expected to be numeric types such as integers or floating-point numbers. The core logic of the function is to compute the sum of these two arguments using the</w:t>
+      </w:r>
+      <w:r>
+        <w:t xml:space="preserve"> </w:t>
+      </w:r>
+      <w:r>
+        <w:rPr>
+          <w:rStyle w:val="VerbatimChar"/>
+        </w:rPr>
         <w:t xml:space="preserve">+</w:t>
       </w:r>
       <w:r>
-        <w:t xml:space="preserve">). It takes two parameters,</w:t>
-      </w:r>
-      <w:r>
-        <w:t xml:space="preserve"> </w:t>
-      </w:r>
-      <w:r>
-        <w:rPr>
-          <w:rStyle w:val="VerbatimChar"/>
-        </w:rPr>
-        <w:t xml:space="preserve">a</w:t>
-      </w:r>
-      <w:r>
-        <w:t xml:space="preserve"> </w:t>
-      </w:r>
-      <w:r>
-        <w:t xml:space="preserve">and</w:t>
-      </w:r>
-      <w:r>
-        <w:t xml:space="preserve"> </w:t>
-      </w:r>
-      <w:r>
-        <w:rPr>
-          <w:rStyle w:val="VerbatimChar"/>
-        </w:rPr>
-        <w:t xml:space="preserve">b</w:t>
-      </w:r>
-      <w:r>
-        <w:t xml:space="preserve">, and directly returns the value of</w:t>
-      </w:r>
-      <w:r>
-        <w:t xml:space="preserve"> </w:t>
-      </w:r>
-      <w:r>
-        <w:rPr>
-          <w:rStyle w:val="VerbatimChar"/>
-        </w:rPr>
-        <w:t xml:space="preserve">a + b</w:t>
-      </w:r>
-      <w:r>
-        <w:t xml:space="preserve">.</w:t>
+        <w:t xml:space="preserve"> </w:t>
+      </w:r>
+      <w:r>
+        <w:t xml:space="preserve">operator and return the resulting value.</w:t>
       </w:r>
     </w:p>
     <w:p>
@@ -371,13 +325,7 @@
         <w:pStyle w:val="BodyText"/>
       </w:pPr>
       <w:r>
-        <w:t xml:space="preserve">The behavior of the function is dependent on the data types of the input arguments:</w:t>
-      </w:r>
-      <w:r>
-        <w:t xml:space="preserve"> </w:t>
-      </w:r>
-      <w:r>
-        <w:t xml:space="preserve">- If both</w:t>
+        <w:t xml:space="preserve">For example, if</w:t>
       </w:r>
       <w:r>
         <w:t xml:space="preserve"> </w:t>
@@ -392,6 +340,21 @@
         <w:t xml:space="preserve"> </w:t>
       </w:r>
       <w:r>
+        <w:t xml:space="preserve">is</w:t>
+      </w:r>
+      <w:r>
+        <w:t xml:space="preserve"> </w:t>
+      </w:r>
+      <w:r>
+        <w:rPr>
+          <w:rStyle w:val="VerbatimChar"/>
+        </w:rPr>
+        <w:t xml:space="preserve">5</w:t>
+      </w:r>
+      <w:r>
+        <w:t xml:space="preserve"> </w:t>
+      </w:r>
+      <w:r>
         <w:t xml:space="preserve">and</w:t>
       </w:r>
       <w:r>
@@ -407,7 +370,7 @@
         <w:t xml:space="preserve"> </w:t>
       </w:r>
       <w:r>
-        <w:t xml:space="preserve">are numeric (e.g.,</w:t>
+        <w:t xml:space="preserve">is</w:t>
       </w:r>
       <w:r>
         <w:t xml:space="preserve"> </w:t>
@@ -416,13 +379,10 @@
         <w:rPr>
           <w:rStyle w:val="VerbatimChar"/>
         </w:rPr>
-        <w:t xml:space="preserve">int</w:t>
-      </w:r>
-      <w:r>
-        <w:t xml:space="preserve"> </w:t>
-      </w:r>
-      <w:r>
-        <w:t xml:space="preserve">or</w:t>
+        <w:t xml:space="preserve">3</w:t>
+      </w:r>
+      <w:r>
+        <w:t xml:space="preserve">, the function will compute</w:t>
       </w:r>
       <w:r>
         <w:t xml:space="preserve"> </w:t>
@@ -431,16 +391,13 @@
         <w:rPr>
           <w:rStyle w:val="VerbatimChar"/>
         </w:rPr>
-        <w:t xml:space="preserve">float</w:t>
-      </w:r>
-      <w:r>
-        <w:t xml:space="preserve">), the function performs arithmetic addition and returns their sum.</w:t>
-      </w:r>
-      <w:r>
-        <w:t xml:space="preserve"> </w:t>
-      </w:r>
-      <w:r>
-        <w:t xml:space="preserve">- If both</w:t>
+        <w:t xml:space="preserve">5 + 3</w:t>
+      </w:r>
+      <w:r>
+        <w:t xml:space="preserve"> </w:t>
+      </w:r>
+      <w:r>
+        <w:t xml:space="preserve">and return</w:t>
       </w:r>
       <w:r>
         <w:t xml:space="preserve"> </w:t>
@@ -449,52 +406,7 @@
         <w:rPr>
           <w:rStyle w:val="VerbatimChar"/>
         </w:rPr>
-        <w:t xml:space="preserve">a</w:t>
-      </w:r>
-      <w:r>
-        <w:t xml:space="preserve"> </w:t>
-      </w:r>
-      <w:r>
-        <w:t xml:space="preserve">and</w:t>
-      </w:r>
-      <w:r>
-        <w:t xml:space="preserve"> </w:t>
-      </w:r>
-      <w:r>
-        <w:rPr>
-          <w:rStyle w:val="VerbatimChar"/>
-        </w:rPr>
-        <w:t xml:space="preserve">b</w:t>
-      </w:r>
-      <w:r>
-        <w:t xml:space="preserve"> </w:t>
-      </w:r>
-      <w:r>
-        <w:t xml:space="preserve">are strings, the function performs string concatenation, joining</w:t>
-      </w:r>
-      <w:r>
-        <w:t xml:space="preserve"> </w:t>
-      </w:r>
-      <w:r>
-        <w:rPr>
-          <w:rStyle w:val="VerbatimChar"/>
-        </w:rPr>
-        <w:t xml:space="preserve">b</w:t>
-      </w:r>
-      <w:r>
-        <w:t xml:space="preserve"> </w:t>
-      </w:r>
-      <w:r>
-        <w:t xml:space="preserve">to the end of</w:t>
-      </w:r>
-      <w:r>
-        <w:t xml:space="preserve"> </w:t>
-      </w:r>
-      <w:r>
-        <w:rPr>
-          <w:rStyle w:val="VerbatimChar"/>
-        </w:rPr>
-        <w:t xml:space="preserve">a</w:t>
+        <w:t xml:space="preserve">8</w:t>
       </w:r>
       <w:r>
         <w:t xml:space="preserve">.</w:t>
@@ -508,141 +420,34 @@
         <w:rPr>
           <w:rStyle w:val="CommentTok"/>
         </w:rPr>
-        <w:t xml:space="preserve"># Numeric addition</w:t>
+        <w:t xml:space="preserve"># The function returns the result of a + b</w:t>
       </w:r>
       <w:r>
         <w:br/>
       </w:r>
       <w:r>
         <w:rPr>
+          <w:rStyle w:val="ControlFlowTok"/>
+        </w:rPr>
+        <w:t xml:space="preserve">return</w:t>
+      </w:r>
+      <w:r>
+        <w:rPr>
           <w:rStyle w:val="NormalTok"/>
         </w:rPr>
-        <w:t xml:space="preserve">result_sum </w:t>
+        <w:t xml:space="preserve"> a </w:t>
       </w:r>
       <w:r>
         <w:rPr>
           <w:rStyle w:val="OperatorTok"/>
         </w:rPr>
-        <w:t xml:space="preserve">=</w:t>
+        <w:t xml:space="preserve">+</w:t>
       </w:r>
       <w:r>
         <w:rPr>
           <w:rStyle w:val="NormalTok"/>
         </w:rPr>
-        <w:t xml:space="preserve"> num(</w:t>
-      </w:r>
-      <w:r>
-        <w:rPr>
-          <w:rStyle w:val="DecValTok"/>
-        </w:rPr>
-        <w:t xml:space="preserve">10</w:t>
-      </w:r>
-      <w:r>
-        <w:rPr>
-          <w:rStyle w:val="NormalTok"/>
-        </w:rPr>
-        <w:t xml:space="preserve">, </w:t>
-      </w:r>
-      <w:r>
-        <w:rPr>
-          <w:rStyle w:val="DecValTok"/>
-        </w:rPr>
-        <w:t xml:space="preserve">5</w:t>
-      </w:r>
-      <w:r>
-        <w:rPr>
-          <w:rStyle w:val="NormalTok"/>
-        </w:rPr>
-        <w:t xml:space="preserve">)  </w:t>
-      </w:r>
-      <w:r>
-        <w:rPr>
-          <w:rStyle w:val="CommentTok"/>
-        </w:rPr>
-        <w:t xml:space="preserve"># result_sum will be 15</w:t>
-      </w:r>
-      <w:r>
-        <w:br/>
-      </w:r>
-      <w:r>
-        <w:br/>
-      </w:r>
-      <w:r>
-        <w:rPr>
-          <w:rStyle w:val="CommentTok"/>
-        </w:rPr>
-        <w:t xml:space="preserve"># String concatenation</w:t>
-      </w:r>
-      <w:r>
-        <w:br/>
-      </w:r>
-      <w:r>
-        <w:rPr>
-          <w:rStyle w:val="NormalTok"/>
-        </w:rPr>
-        <w:t xml:space="preserve">result_concat </w:t>
-      </w:r>
-      <w:r>
-        <w:rPr>
-          <w:rStyle w:val="OperatorTok"/>
-        </w:rPr>
-        <w:t xml:space="preserve">=</w:t>
-      </w:r>
-      <w:r>
-        <w:rPr>
-          <w:rStyle w:val="NormalTok"/>
-        </w:rPr>
-        <w:t xml:space="preserve"> num(</w:t>
-      </w:r>
-      <w:r>
-        <w:rPr>
-          <w:rStyle w:val="StringTok"/>
-        </w:rPr>
-        <w:t xml:space="preserve">"Data"</w:t>
-      </w:r>
-      <w:r>
-        <w:rPr>
-          <w:rStyle w:val="NormalTok"/>
-        </w:rPr>
-        <w:t xml:space="preserve">, </w:t>
-      </w:r>
-      <w:r>
-        <w:rPr>
-          <w:rStyle w:val="StringTok"/>
-        </w:rPr>
-        <w:t xml:space="preserve">"Science"</w:t>
-      </w:r>
-      <w:r>
-        <w:rPr>
-          <w:rStyle w:val="NormalTok"/>
-        </w:rPr>
-        <w:t xml:space="preserve">) </w:t>
-      </w:r>
-      <w:r>
-        <w:rPr>
-          <w:rStyle w:val="CommentTok"/>
-        </w:rPr>
-        <w:t xml:space="preserve"># result_concat will be "DataScience"</w:t>
-      </w:r>
-    </w:p>
-    <w:p>
-      <w:pPr>
-        <w:pStyle w:val="FirstParagraph"/>
-      </w:pPr>
-      <w:r>
-        <w:t xml:space="preserve">Attempting to use this function with incompatible types (e.g., adding a string to an integer) will result in a</w:t>
-      </w:r>
-      <w:r>
-        <w:t xml:space="preserve"> </w:t>
-      </w:r>
-      <w:r>
-        <w:rPr>
-          <w:rStyle w:val="VerbatimChar"/>
-        </w:rPr>
-        <w:t xml:space="preserve">TypeError</w:t>
-      </w:r>
-      <w:r>
-        <w:t xml:space="preserve">.</w:t>
+        <w:t xml:space="preserve"> b</w:t>
       </w:r>
     </w:p>
     <w:bookmarkEnd w:id="12"/>
@@ -673,7 +478,7 @@
         </w:numPr>
       </w:pPr>
       <w:r>
-        <w:t xml:space="preserve">Ensure that both parameters are of compatible types for the</w:t>
+        <w:t xml:space="preserve">The function relies on Python’s built-in</w:t>
       </w:r>
       <w:r>
         <w:t xml:space="preserve"> </w:t>
@@ -688,7 +493,7 @@
         <w:t xml:space="preserve"> </w:t>
       </w:r>
       <w:r>
-        <w:t xml:space="preserve">operation. For example, you can add an</w:t>
+        <w:t xml:space="preserve">operator. Ensure that the provided arguments are of types that support this operator for mathematical addition (e.g.,</w:t>
       </w:r>
       <w:r>
         <w:t xml:space="preserve"> </w:t>
@@ -700,10 +505,7 @@
         <w:t xml:space="preserve">int</w:t>
       </w:r>
       <w:r>
-        <w:t xml:space="preserve"> </w:t>
-      </w:r>
-      <w:r>
-        <w:t xml:space="preserve">to a</w:t>
+        <w:t xml:space="preserve">,</w:t>
       </w:r>
       <w:r>
         <w:t xml:space="preserve"> </w:t>
@@ -715,34 +517,7 @@
         <w:t xml:space="preserve">float</w:t>
       </w:r>
       <w:r>
-        <w:t xml:space="preserve">, but you cannot add an</w:t>
-      </w:r>
-      <w:r>
-        <w:t xml:space="preserve"> </w:t>
-      </w:r>
-      <w:r>
-        <w:rPr>
-          <w:rStyle w:val="VerbatimChar"/>
-        </w:rPr>
-        <w:t xml:space="preserve">int</w:t>
-      </w:r>
-      <w:r>
-        <w:t xml:space="preserve"> </w:t>
-      </w:r>
-      <w:r>
-        <w:t xml:space="preserve">to a</w:t>
-      </w:r>
-      <w:r>
-        <w:t xml:space="preserve"> </w:t>
-      </w:r>
-      <w:r>
-        <w:rPr>
-          <w:rStyle w:val="VerbatimChar"/>
-        </w:rPr>
-        <w:t xml:space="preserve">str</w:t>
-      </w:r>
-      <w:r>
-        <w:t xml:space="preserve">.</w:t>
+        <w:t xml:space="preserve">).</w:t>
       </w:r>
     </w:p>
     <w:p>
@@ -754,11 +529,92 @@
         </w:numPr>
       </w:pPr>
       <w:r>
-        <w:t xml:space="preserve">The function can be used for both mathematical summation and string joining, depending on the input types.</w:t>
+        <w:t xml:space="preserve">If string values are passed, the function will perform string concatenation instead of mathematical addition. For example,</w:t>
+      </w:r>
+      <w:r>
+        <w:t xml:space="preserve"> </w:t>
+      </w:r>
+      <w:r>
+        <w:rPr>
+          <w:rStyle w:val="VerbatimChar"/>
+        </w:rPr>
+        <w:t xml:space="preserve">num("hello", "world")</w:t>
+      </w:r>
+      <w:r>
+        <w:t xml:space="preserve"> </w:t>
+      </w:r>
+      <w:r>
+        <w:t xml:space="preserve">would return</w:t>
+      </w:r>
+      <w:r>
+        <w:t xml:space="preserve"> </w:t>
+      </w:r>
+      <w:r>
+        <w:rPr>
+          <w:rStyle w:val="VerbatimChar"/>
+        </w:rPr>
+        <w:t xml:space="preserve">"helloworld"</w:t>
+      </w:r>
+      <w:r>
+        <w:t xml:space="preserve">.</w:t>
       </w:r>
     </w:p>
     <w:p>
       <w:pPr>
+        <w:pStyle w:val="Compact"/>
+        <w:numPr>
+          <w:ilvl w:val="0"/>
+          <w:numId w:val="1001"/>
+        </w:numPr>
+      </w:pPr>
+      <w:r>
+        <w:t xml:space="preserve">The data type of the returned value will depend on the input types. For instance, adding an</w:t>
+      </w:r>
+      <w:r>
+        <w:t xml:space="preserve"> </w:t>
+      </w:r>
+      <w:r>
+        <w:rPr>
+          <w:rStyle w:val="VerbatimChar"/>
+        </w:rPr>
+        <w:t xml:space="preserve">int</w:t>
+      </w:r>
+      <w:r>
+        <w:t xml:space="preserve"> </w:t>
+      </w:r>
+      <w:r>
+        <w:t xml:space="preserve">and a</w:t>
+      </w:r>
+      <w:r>
+        <w:t xml:space="preserve"> </w:t>
+      </w:r>
+      <w:r>
+        <w:rPr>
+          <w:rStyle w:val="VerbatimChar"/>
+        </w:rPr>
+        <w:t xml:space="preserve">float</w:t>
+      </w:r>
+      <w:r>
+        <w:t xml:space="preserve"> </w:t>
+      </w:r>
+      <w:r>
+        <w:t xml:space="preserve">will result in a</w:t>
+      </w:r>
+      <w:r>
+        <w:t xml:space="preserve"> </w:t>
+      </w:r>
+      <w:r>
+        <w:rPr>
+          <w:rStyle w:val="VerbatimChar"/>
+        </w:rPr>
+        <w:t xml:space="preserve">float</w:t>
+      </w:r>
+      <w:r>
+        <w:t xml:space="preserve">.</w:t>
+      </w:r>
+    </w:p>
+    <w:p>
+      <w:pPr>
         <w:pStyle w:val="FirstParagraph"/>
       </w:pPr>
       <w:r>
@@ -769,7 +625,7 @@
         <w:t xml:space="preserve">Output Example</w:t>
       </w:r>
       <w:r>
-        <w:t xml:space="preserve">: A numeric return value from an addition operation.</w:t>
+        <w:t xml:space="preserve">: A numeric value representing the sum.</w:t>
       </w:r>
     </w:p>
     <w:p>
@@ -780,7 +636,7 @@
         <w:rPr>
           <w:rStyle w:val="VerbatimChar"/>
         </w:rPr>
-        <w:t xml:space="preserve">15</w:t>
+        <w:t xml:space="preserve">8</w:t>
       </w:r>
     </w:p>
     <w:bookmarkEnd w:id="13"/>
@@ -810,7 +666,7 @@
         <w:rPr>
           <w:rStyle w:val="CommentTok"/>
         </w:rPr>
-        <w:t xml:space="preserve"># Example 1: Adding two integers</w:t>
+        <w:t xml:space="preserve"># Example usage</w:t>
       </w:r>
       <w:r>
         <w:br/>
@@ -819,7 +675,7 @@
         <w:rPr>
           <w:rStyle w:val="NormalTok"/>
         </w:rPr>
-        <w:t xml:space="preserve">sum_result </w:t>
+        <w:t xml:space="preserve">result </w:t>
       </w:r>
       <w:r>
         <w:rPr>
@@ -837,7 +693,7 @@
         <w:rPr>
           <w:rStyle w:val="DecValTok"/>
         </w:rPr>
-        <w:t xml:space="preserve">7</w:t>
+        <w:t xml:space="preserve">5</w:t>
       </w:r>
       <w:r>
         <w:rPr>
@@ -849,7 +705,7 @@
         <w:rPr>
           <w:rStyle w:val="DecValTok"/>
         </w:rPr>
-        <w:t xml:space="preserve">8</w:t>
+        <w:t xml:space="preserve">3</w:t>
       </w:r>
       <w:r>
         <w:rPr>
@@ -870,151 +726,7 @@
         <w:rPr>
           <w:rStyle w:val="NormalTok"/>
         </w:rPr>
-        <w:t xml:space="preserve">(</w:t>
-      </w:r>
-      <w:r>
-        <w:rPr>
-          <w:rStyle w:val="SpecialStringTok"/>
-        </w:rPr>
-        <w:t xml:space="preserve">f"The sum is: </w:t>
-      </w:r>
-      <w:r>
-        <w:rPr>
-          <w:rStyle w:val="SpecialCharTok"/>
-        </w:rPr>
-        <w:t xml:space="preserve">{</w:t>
-      </w:r>
-      <w:r>
-        <w:rPr>
-          <w:rStyle w:val="NormalTok"/>
-        </w:rPr>
-        <w:t xml:space="preserve">sum_result</w:t>
-      </w:r>
-      <w:r>
-        <w:rPr>
-          <w:rStyle w:val="SpecialCharTok"/>
-        </w:rPr>
-        <w:t xml:space="preserve">}</w:t>
-      </w:r>
-      <w:r>
-        <w:rPr>
-          <w:rStyle w:val="SpecialStringTok"/>
-        </w:rPr>
-        <w:t xml:space="preserve">"</w:t>
-      </w:r>
-      <w:r>
-        <w:rPr>
-          <w:rStyle w:val="NormalTok"/>
-        </w:rPr>
-        <w:t xml:space="preserve">)</w:t>
-      </w:r>
-      <w:r>
-        <w:br/>
-      </w:r>
-      <w:r>
-        <w:br/>
-      </w:r>
-      <w:r>
-        <w:rPr>
-          <w:rStyle w:val="CommentTok"/>
-        </w:rPr>
-        <w:t xml:space="preserve"># Example 2: Concatenating two strings</w:t>
-      </w:r>
-      <w:r>
-        <w:br/>
-      </w:r>
-      <w:r>
-        <w:rPr>
-          <w:rStyle w:val="NormalTok"/>
-        </w:rPr>
-        <w:t xml:space="preserve">concat_result </w:t>
-      </w:r>
-      <w:r>
-        <w:rPr>
-          <w:rStyle w:val="OperatorTok"/>
-        </w:rPr>
-        <w:t xml:space="preserve">=</w:t>
-      </w:r>
-      <w:r>
-        <w:rPr>
-          <w:rStyle w:val="NormalTok"/>
-        </w:rPr>
-        <w:t xml:space="preserve"> num(</w:t>
-      </w:r>
-      <w:r>
-        <w:rPr>
-          <w:rStyle w:val="StringTok"/>
-        </w:rPr>
-        <w:t xml:space="preserve">"Hello, "</w:t>
-      </w:r>
-      <w:r>
-        <w:rPr>
-          <w:rStyle w:val="NormalTok"/>
-        </w:rPr>
-        <w:t xml:space="preserve">, </w:t>
-      </w:r>
-      <w:r>
-        <w:rPr>
-          <w:rStyle w:val="StringTok"/>
-        </w:rPr>
-        <w:t xml:space="preserve">"world!"</w:t>
-      </w:r>
-      <w:r>
-        <w:rPr>
-          <w:rStyle w:val="NormalTok"/>
-        </w:rPr>
-        <w:t xml:space="preserve">)</w:t>
-      </w:r>
-      <w:r>
-        <w:br/>
-      </w:r>
-      <w:r>
-        <w:rPr>
-          <w:rStyle w:val="BuiltInTok"/>
-        </w:rPr>
-        <w:t xml:space="preserve">print</w:t>
-      </w:r>
-      <w:r>
-        <w:rPr>
-          <w:rStyle w:val="NormalTok"/>
-        </w:rPr>
-        <w:t xml:space="preserve">(</w:t>
-      </w:r>
-      <w:r>
-        <w:rPr>
-          <w:rStyle w:val="SpecialStringTok"/>
-        </w:rPr>
-        <w:t xml:space="preserve">f"The concatenated string is: </w:t>
-      </w:r>
-      <w:r>
-        <w:rPr>
-          <w:rStyle w:val="SpecialCharTok"/>
-        </w:rPr>
-        <w:t xml:space="preserve">{</w:t>
-      </w:r>
-      <w:r>
-        <w:rPr>
-          <w:rStyle w:val="NormalTok"/>
-        </w:rPr>
-        <w:t xml:space="preserve">concat_result</w:t>
-      </w:r>
-      <w:r>
-        <w:rPr>
-          <w:rStyle w:val="SpecialCharTok"/>
-        </w:rPr>
-        <w:t xml:space="preserve">}</w:t>
-      </w:r>
-      <w:r>
-        <w:rPr>
-          <w:rStyle w:val="SpecialStringTok"/>
-        </w:rPr>
-        <w:t xml:space="preserve">"</w:t>
-      </w:r>
-      <w:r>
-        <w:rPr>
-          <w:rStyle w:val="NormalTok"/>
-        </w:rPr>
-        <w:t xml:space="preserve">)</w:t>
+        <w:t xml:space="preserve">(result)</w:t>
       </w:r>
     </w:p>
     <w:p>
@@ -1037,16 +749,7 @@
         <w:rPr>
           <w:rStyle w:val="VerbatimChar"/>
         </w:rPr>
-        <w:t xml:space="preserve">The sum is: 15</w:t>
-      </w:r>
-      <w:r>
-        <w:br/>
-      </w:r>
-      <w:r>
-        <w:rPr>
-          <w:rStyle w:val="VerbatimChar"/>
-        </w:rPr>
-        <w:t xml:space="preserve">The concatenated string is: Hello, world!</w:t>
+        <w:t xml:space="preserve">8</w:t>
       </w:r>
     </w:p>
     <w:p>
@@ -1057,7 +760,7 @@
       </w:r>
     </w:p>
     <w:bookmarkEnd w:id="14"/>
-    <w:bookmarkStart w:id="15" w:name="X509875b062aa2ffe1611166095359d89c9e3b03"/>
+    <w:bookmarkStart w:id="15" w:name="Xce3f2a217a6402473c0e9058130964f6aa7923f"/>
     <w:p>
       <w:pPr>
         <w:pStyle w:val="Heading2"/>
@@ -1072,12 +775,12 @@
         <w:tab/>
       </w:r>
       <w:r>
-        <w:t xml:space="preserve">FunctionDef generate_random_integers(count)</w:t>
+        <w:t xml:space="preserve">FunctionDef generate_random_integers(count, start, end)</w:t>
       </w:r>
     </w:p>
     <w:bookmarkEnd w:id="15"/>
     <w:bookmarkEnd w:id="16"/>
-    <w:bookmarkStart w:id="23" w:name="Xd810e588a5ceac3138dc172d9c5d002d78cadee"/>
+    <w:bookmarkStart w:id="23" w:name="X895b6378ab8624fa4be7d7d513e4a26fd4416b8"/>
     <w:p>
       <w:pPr>
         <w:pStyle w:val="Heading1"/>
@@ -1092,7 +795,7 @@
         <w:tab/>
       </w:r>
       <w:r>
-        <w:t xml:space="preserve">Function: generate_random_integers(count: int, start: int = 0, end: int = 100) -&gt; List[int]</w:t>
+        <w:t xml:space="preserve">Function: generate_random_integers(count: int, start: int = 0, end: int = 100)</w:t>
       </w:r>
     </w:p>
     <w:bookmarkStart w:id="17" w:name="overview-1"/>
@@ -1133,7 +836,7 @@
         <w:t xml:space="preserve"> </w:t>
       </w:r>
       <w:r>
-        <w:t xml:space="preserve">function returns a list of a specified number of pseudo-random integers within a defined inclusive range.</w:t>
+        <w:t xml:space="preserve">function generates a list of a specified number of pseudo-random integers within a given inclusive range.</w:t>
       </w:r>
     </w:p>
     <w:bookmarkEnd w:id="17"/>
@@ -1227,6 +930,9 @@
               <w:pStyle w:val="Compact"/>
             </w:pPr>
             <w:r>
+              <w:rPr>
+                <w:rStyle w:val="VerbatimChar"/>
+              </w:rPr>
               <w:t xml:space="preserve">int</w:t>
             </w:r>
           </w:p>
@@ -1238,7 +944,7 @@
               <w:pStyle w:val="Compact"/>
             </w:pPr>
             <w:r>
-              <w:t xml:space="preserve">The total number of integers to generate in the list.</w:t>
+              <w:t xml:space="preserve">The number of random integers to generate in the list.</w:t>
             </w:r>
           </w:p>
         </w:tc>
@@ -1265,6 +971,9 @@
               <w:pStyle w:val="Compact"/>
             </w:pPr>
             <w:r>
+              <w:rPr>
+                <w:rStyle w:val="VerbatimChar"/>
+              </w:rPr>
               <w:t xml:space="preserve">int</w:t>
             </w:r>
           </w:p>
@@ -1276,7 +985,7 @@
               <w:pStyle w:val="Compact"/>
             </w:pPr>
             <w:r>
-              <w:t xml:space="preserve">The inclusive lower bound for the random values. Defaults to</w:t>
+              <w:t xml:space="preserve">The inclusive lower bound for the random numbers. Defaults to</w:t>
             </w:r>
             <w:r>
               <w:t xml:space="preserve"> </w:t>
@@ -1315,6 +1024,9 @@
               <w:pStyle w:val="Compact"/>
             </w:pPr>
             <w:r>
+              <w:rPr>
+                <w:rStyle w:val="VerbatimChar"/>
+              </w:rPr>
               <w:t xml:space="preserve">int</w:t>
             </w:r>
           </w:p>
@@ -1326,7 +1038,7 @@
               <w:pStyle w:val="Compact"/>
             </w:pPr>
             <w:r>
-              <w:t xml:space="preserve">The inclusive upper bound for the random values. Defaults to</w:t>
+              <w:t xml:space="preserve">The inclusive upper bound for the random numbers. Defaults to</w:t>
             </w:r>
             <w:r>
               <w:t xml:space="preserve"> </w:t>
@@ -1368,7 +1080,331 @@
         <w:pStyle w:val="FirstParagraph"/>
       </w:pPr>
       <w:r>
-        <w:t xml:space="preserve">This function provides a straightforward way to generate a list of random integers. The logic proceeds as follows:</w:t>
+        <w:t xml:space="preserve">This function provides a robust way to generate a list of random integers. The process begins with input validation.</w:t>
+      </w:r>
+    </w:p>
+    <w:p>
+      <w:pPr>
+        <w:pStyle w:val="BodyText"/>
+      </w:pPr>
+      <w:r>
+        <w:t xml:space="preserve">First, it checks if the</w:t>
+      </w:r>
+      <w:r>
+        <w:t xml:space="preserve"> </w:t>
+      </w:r>
+      <w:r>
+        <w:rPr>
+          <w:rStyle w:val="VerbatimChar"/>
+        </w:rPr>
+        <w:t xml:space="preserve">count</w:t>
+      </w:r>
+      <w:r>
+        <w:t xml:space="preserve"> </w:t>
+      </w:r>
+      <w:r>
+        <w:t xml:space="preserve">parameter is a negative number. If</w:t>
+      </w:r>
+      <w:r>
+        <w:t xml:space="preserve"> </w:t>
+      </w:r>
+      <w:r>
+        <w:rPr>
+          <w:rStyle w:val="VerbatimChar"/>
+        </w:rPr>
+        <w:t xml:space="preserve">count</w:t>
+      </w:r>
+      <w:r>
+        <w:t xml:space="preserve"> </w:t>
+      </w:r>
+      <w:r>
+        <w:t xml:space="preserve">is less than zero, the function raises a</w:t>
+      </w:r>
+      <w:r>
+        <w:t xml:space="preserve"> </w:t>
+      </w:r>
+      <w:r>
+        <w:rPr>
+          <w:rStyle w:val="VerbatimChar"/>
+        </w:rPr>
+        <w:t xml:space="preserve">ValueError</w:t>
+      </w:r>
+      <w:r>
+        <w:t xml:space="preserve"> </w:t>
+      </w:r>
+      <w:r>
+        <w:t xml:space="preserve">because it’s not possible to generate a negative number of items.</w:t>
+      </w:r>
+    </w:p>
+    <w:p>
+      <w:pPr>
+        <w:pStyle w:val="BodyText"/>
+      </w:pPr>
+      <w:r>
+        <w:t xml:space="preserve">Next, it handles the range boundaries. If the provided</w:t>
+      </w:r>
+      <w:r>
+        <w:t xml:space="preserve"> </w:t>
+      </w:r>
+      <w:r>
+        <w:rPr>
+          <w:rStyle w:val="VerbatimChar"/>
+        </w:rPr>
+        <w:t xml:space="preserve">start</w:t>
+      </w:r>
+      <w:r>
+        <w:t xml:space="preserve"> </w:t>
+      </w:r>
+      <w:r>
+        <w:t xml:space="preserve">value is greater than the</w:t>
+      </w:r>
+      <w:r>
+        <w:t xml:space="preserve"> </w:t>
+      </w:r>
+      <w:r>
+        <w:rPr>
+          <w:rStyle w:val="VerbatimChar"/>
+        </w:rPr>
+        <w:t xml:space="preserve">end</w:t>
+      </w:r>
+      <w:r>
+        <w:t xml:space="preserve"> </w:t>
+      </w:r>
+      <w:r>
+        <w:t xml:space="preserve">value, the function automatically swaps them. This ensures that a valid range is always used for generation, preventing potential errors from</w:t>
+      </w:r>
+      <w:r>
+        <w:t xml:space="preserve"> </w:t>
+      </w:r>
+      <w:r>
+        <w:rPr>
+          <w:rStyle w:val="VerbatimChar"/>
+        </w:rPr>
+        <w:t xml:space="preserve">random.randint</w:t>
+      </w:r>
+      <w:r>
+        <w:t xml:space="preserve">.</w:t>
+      </w:r>
+    </w:p>
+    <w:p>
+      <w:pPr>
+        <w:pStyle w:val="BodyText"/>
+      </w:pPr>
+      <w:r>
+        <w:t xml:space="preserve">Finally, the function uses a list comprehension to construct the output list. It iterates</w:t>
+      </w:r>
+      <w:r>
+        <w:t xml:space="preserve"> </w:t>
+      </w:r>
+      <w:r>
+        <w:rPr>
+          <w:rStyle w:val="VerbatimChar"/>
+        </w:rPr>
+        <w:t xml:space="preserve">count</w:t>
+      </w:r>
+      <w:r>
+        <w:t xml:space="preserve"> </w:t>
+      </w:r>
+      <w:r>
+        <w:t xml:space="preserve">times, and in each iteration, it calls</w:t>
+      </w:r>
+      <w:r>
+        <w:t xml:space="preserve"> </w:t>
+      </w:r>
+      <w:r>
+        <w:rPr>
+          <w:rStyle w:val="VerbatimChar"/>
+        </w:rPr>
+        <w:t xml:space="preserve">random.randint(start, end)</w:t>
+      </w:r>
+      <w:r>
+        <w:t xml:space="preserve"> </w:t>
+      </w:r>
+      <w:r>
+        <w:t xml:space="preserve">to produce a single pseudo-random integer. The</w:t>
+      </w:r>
+      <w:r>
+        <w:t xml:space="preserve"> </w:t>
+      </w:r>
+      <w:r>
+        <w:rPr>
+          <w:rStyle w:val="VerbatimChar"/>
+        </w:rPr>
+        <w:t xml:space="preserve">random.randint</w:t>
+      </w:r>
+      <w:r>
+        <w:t xml:space="preserve"> </w:t>
+      </w:r>
+      <w:r>
+        <w:t xml:space="preserve">method includes both</w:t>
+      </w:r>
+      <w:r>
+        <w:t xml:space="preserve"> </w:t>
+      </w:r>
+      <w:r>
+        <w:rPr>
+          <w:rStyle w:val="VerbatimChar"/>
+        </w:rPr>
+        <w:t xml:space="preserve">start</w:t>
+      </w:r>
+      <w:r>
+        <w:t xml:space="preserve"> </w:t>
+      </w:r>
+      <w:r>
+        <w:t xml:space="preserve">and</w:t>
+      </w:r>
+      <w:r>
+        <w:t xml:space="preserve"> </w:t>
+      </w:r>
+      <w:r>
+        <w:rPr>
+          <w:rStyle w:val="VerbatimChar"/>
+        </w:rPr>
+        <w:t xml:space="preserve">end</w:t>
+      </w:r>
+      <w:r>
+        <w:t xml:space="preserve"> </w:t>
+      </w:r>
+      <w:r>
+        <w:t xml:space="preserve">in the possible range of values. The resulting integers are collected into a list which is then returned.</w:t>
+      </w:r>
+    </w:p>
+    <w:p>
+      <w:pPr>
+        <w:pStyle w:val="SourceCode"/>
+      </w:pPr>
+      <w:r>
+        <w:rPr>
+          <w:rStyle w:val="CommentTok"/>
+        </w:rPr>
+        <w:t xml:space="preserve"># Internal logic for swapping bounds</w:t>
+      </w:r>
+      <w:r>
+        <w:br/>
+      </w:r>
+      <w:r>
+        <w:rPr>
+          <w:rStyle w:val="ControlFlowTok"/>
+        </w:rPr>
+        <w:t xml:space="preserve">if</w:t>
+      </w:r>
+      <w:r>
+        <w:rPr>
+          <w:rStyle w:val="NormalTok"/>
+        </w:rPr>
+        <w:t xml:space="preserve"> start </w:t>
+      </w:r>
+      <w:r>
+        <w:rPr>
+          <w:rStyle w:val="OperatorTok"/>
+        </w:rPr>
+        <w:t xml:space="preserve">&gt;</w:t>
+      </w:r>
+      <w:r>
+        <w:rPr>
+          <w:rStyle w:val="NormalTok"/>
+        </w:rPr>
+        <w:t xml:space="preserve"> end:</w:t>
+      </w:r>
+      <w:r>
+        <w:br/>
+      </w:r>
+      <w:r>
+        <w:rPr>
+          <w:rStyle w:val="NormalTok"/>
+        </w:rPr>
+        <w:t xml:space="preserve">    start, end </w:t>
+      </w:r>
+      <w:r>
+        <w:rPr>
+          <w:rStyle w:val="OperatorTok"/>
+        </w:rPr>
+        <w:t xml:space="preserve">=</w:t>
+      </w:r>
+      <w:r>
+        <w:rPr>
+          <w:rStyle w:val="NormalTok"/>
+        </w:rPr>
+        <w:t xml:space="preserve"> end, start</w:t>
+      </w:r>
+      <w:r>
+        <w:br/>
+      </w:r>
+      <w:r>
+        <w:rPr>
+          <w:rStyle w:val="CommentTok"/>
+        </w:rPr>
+        <w:t xml:space="preserve"># Core generation logic</w:t>
+      </w:r>
+      <w:r>
+        <w:br/>
+      </w:r>
+      <w:r>
+        <w:rPr>
+          <w:rStyle w:val="ControlFlowTok"/>
+        </w:rPr>
+        <w:t xml:space="preserve">return</w:t>
+      </w:r>
+      <w:r>
+        <w:rPr>
+          <w:rStyle w:val="NormalTok"/>
+        </w:rPr>
+        <w:t xml:space="preserve"> [random.randint(start, end) </w:t>
+      </w:r>
+      <w:r>
+        <w:rPr>
+          <w:rStyle w:val="ControlFlowTok"/>
+        </w:rPr>
+        <w:t xml:space="preserve">for</w:t>
+      </w:r>
+      <w:r>
+        <w:rPr>
+          <w:rStyle w:val="NormalTok"/>
+        </w:rPr>
+        <w:t xml:space="preserve"> _ </w:t>
+      </w:r>
+      <w:r>
+        <w:rPr>
+          <w:rStyle w:val="KeywordTok"/>
+        </w:rPr>
+        <w:t xml:space="preserve">in</w:t>
+      </w:r>
+      <w:r>
+        <w:rPr>
+          <w:rStyle w:val="NormalTok"/>
+        </w:rPr>
+        <w:t xml:space="preserve"> </w:t>
+      </w:r>
+      <w:r>
+        <w:rPr>
+          <w:rStyle w:val="BuiltInTok"/>
+        </w:rPr>
+        <w:t xml:space="preserve">range</w:t>
+      </w:r>
+      <w:r>
+        <w:rPr>
+          <w:rStyle w:val="NormalTok"/>
+        </w:rPr>
+        <w:t xml:space="preserve">(count)]</w:t>
+      </w:r>
+    </w:p>
+    <w:bookmarkEnd w:id="19"/>
+    <w:bookmarkStart w:id="20" w:name="usage-notes-1"/>
+    <w:p>
+      <w:pPr>
+        <w:pStyle w:val="Heading2"/>
+      </w:pPr>
+      <w:r>
+        <w:rPr>
+          <w:rStyle w:val="SectionNumber"/>
+        </w:rPr>
+        <w:t xml:space="preserve">2.4</w:t>
+      </w:r>
+      <w:r>
+        <w:tab/>
+      </w:r>
+      <w:r>
+        <w:t xml:space="preserve">Usage Notes</w:t>
       </w:r>
     </w:p>
     <w:p>
@@ -1380,14 +1416,7 @@
         </w:numPr>
       </w:pPr>
       <w:r>
-        <w:rPr>
-          <w:b/>
-          <w:bCs/>
-        </w:rPr>
-        <w:t xml:space="preserve">Input Validation</w:t>
-      </w:r>
-      <w:r>
-        <w:t xml:space="preserve">: The function first validates the</w:t>
+        <w:t xml:space="preserve">This function requires the</w:t>
       </w:r>
       <w:r>
         <w:t xml:space="preserve"> </w:t>
@@ -1396,43 +1425,13 @@
         <w:rPr>
           <w:rStyle w:val="VerbatimChar"/>
         </w:rPr>
-        <w:t xml:space="preserve">count</w:t>
-      </w:r>
-      <w:r>
-        <w:t xml:space="preserve"> </w:t>
-      </w:r>
-      <w:r>
-        <w:t xml:space="preserve">parameter. If</w:t>
-      </w:r>
-      <w:r>
-        <w:t xml:space="preserve"> </w:t>
-      </w:r>
-      <w:r>
-        <w:rPr>
-          <w:rStyle w:val="VerbatimChar"/>
-        </w:rPr>
-        <w:t xml:space="preserve">count</w:t>
-      </w:r>
-      <w:r>
-        <w:t xml:space="preserve"> </w:t>
-      </w:r>
-      <w:r>
-        <w:t xml:space="preserve">is a negative number, it raises a</w:t>
-      </w:r>
-      <w:r>
-        <w:t xml:space="preserve"> </w:t>
-      </w:r>
-      <w:r>
-        <w:rPr>
-          <w:rStyle w:val="VerbatimChar"/>
-        </w:rPr>
-        <w:t xml:space="preserve">ValueError</w:t>
-      </w:r>
-      <w:r>
-        <w:t xml:space="preserve"> </w:t>
-      </w:r>
-      <w:r>
-        <w:t xml:space="preserve">because it’s impossible to generate a negative number of items.</w:t>
+        <w:t xml:space="preserve">random</w:t>
+      </w:r>
+      <w:r>
+        <w:t xml:space="preserve"> </w:t>
+      </w:r>
+      <w:r>
+        <w:t xml:space="preserve">module to be imported to work correctly.</w:t>
       </w:r>
     </w:p>
     <w:p>
@@ -1444,14 +1443,7 @@
         </w:numPr>
       </w:pPr>
       <w:r>
-        <w:rPr>
-          <w:b/>
-          <w:bCs/>
-        </w:rPr>
-        <w:t xml:space="preserve">Range Correction</w:t>
-      </w:r>
-      <w:r>
-        <w:t xml:space="preserve">: It then checks if the</w:t>
+        <w:t xml:space="preserve">The</w:t>
       </w:r>
       <w:r>
         <w:t xml:space="preserve"> </w:t>
@@ -1460,37 +1452,34 @@
         <w:rPr>
           <w:rStyle w:val="VerbatimChar"/>
         </w:rPr>
-        <w:t xml:space="preserve">start</w:t>
-      </w:r>
-      <w:r>
-        <w:t xml:space="preserve"> </w:t>
-      </w:r>
-      <w:r>
-        <w:t xml:space="preserve">value is greater than the</w:t>
-      </w:r>
-      <w:r>
-        <w:t xml:space="preserve"> </w:t>
+        <w:t xml:space="preserve">count</w:t>
+      </w:r>
+      <w:r>
+        <w:t xml:space="preserve"> </w:t>
+      </w:r>
+      <w:r>
+        <w:t xml:space="preserve">parameter must be a non-negative integer (</w:t>
       </w:r>
       <w:r>
         <w:rPr>
           <w:rStyle w:val="VerbatimChar"/>
         </w:rPr>
-        <w:t xml:space="preserve">end</w:t>
-      </w:r>
-      <w:r>
-        <w:t xml:space="preserve"> </w:t>
-      </w:r>
-      <w:r>
-        <w:t xml:space="preserve">value. If this condition is true, it swaps the two values. This ensures that the range is always valid (</w:t>
+        <w:t xml:space="preserve">&gt;= 0</w:t>
+      </w:r>
+      <w:r>
+        <w:t xml:space="preserve">). Providing a negative value will result in a</w:t>
+      </w:r>
+      <w:r>
+        <w:t xml:space="preserve"> </w:t>
       </w:r>
       <w:r>
         <w:rPr>
           <w:rStyle w:val="VerbatimChar"/>
         </w:rPr>
-        <w:t xml:space="preserve">start &lt;= end</w:t>
-      </w:r>
-      <w:r>
-        <w:t xml:space="preserve">), making the function more robust and user-friendly.</w:t>
+        <w:t xml:space="preserve">ValueError</w:t>
+      </w:r>
+      <w:r>
+        <w:t xml:space="preserve">.</w:t>
       </w:r>
     </w:p>
     <w:p>
@@ -1502,14 +1491,121 @@
         </w:numPr>
       </w:pPr>
       <w:r>
+        <w:t xml:space="preserve">The range defined by</w:t>
+      </w:r>
+      <w:r>
+        <w:t xml:space="preserve"> </w:t>
+      </w:r>
+      <w:r>
+        <w:rPr>
+          <w:rStyle w:val="VerbatimChar"/>
+        </w:rPr>
+        <w:t xml:space="preserve">start</w:t>
+      </w:r>
+      <w:r>
+        <w:t xml:space="preserve"> </w:t>
+      </w:r>
+      <w:r>
+        <w:t xml:space="preserve">and</w:t>
+      </w:r>
+      <w:r>
+        <w:t xml:space="preserve"> </w:t>
+      </w:r>
+      <w:r>
+        <w:rPr>
+          <w:rStyle w:val="VerbatimChar"/>
+        </w:rPr>
+        <w:t xml:space="preserve">end</w:t>
+      </w:r>
+      <w:r>
+        <w:t xml:space="preserve"> </w:t>
+      </w:r>
+      <w:r>
+        <w:t xml:space="preserve">is inclusive. For example, if</w:t>
+      </w:r>
+      <w:r>
+        <w:t xml:space="preserve"> </w:t>
+      </w:r>
+      <w:r>
+        <w:rPr>
+          <w:rStyle w:val="VerbatimChar"/>
+        </w:rPr>
+        <w:t xml:space="preserve">start=1</w:t>
+      </w:r>
+      <w:r>
+        <w:t xml:space="preserve"> </w:t>
+      </w:r>
+      <w:r>
+        <w:t xml:space="preserve">and</w:t>
+      </w:r>
+      <w:r>
+        <w:t xml:space="preserve"> </w:t>
+      </w:r>
+      <w:r>
+        <w:rPr>
+          <w:rStyle w:val="VerbatimChar"/>
+        </w:rPr>
+        <w:t xml:space="preserve">end=5</w:t>
+      </w:r>
+      <w:r>
+        <w:t xml:space="preserve">, the possible numbers are 1, 2, 3, 4, and 5.</w:t>
+      </w:r>
+    </w:p>
+    <w:p>
+      <w:pPr>
+        <w:pStyle w:val="Compact"/>
+        <w:numPr>
+          <w:ilvl w:val="0"/>
+          <w:numId w:val="1002"/>
+        </w:numPr>
+      </w:pPr>
+      <w:r>
+        <w:t xml:space="preserve">The function gracefully handles cases where</w:t>
+      </w:r>
+      <w:r>
+        <w:t xml:space="preserve"> </w:t>
+      </w:r>
+      <w:r>
+        <w:rPr>
+          <w:rStyle w:val="VerbatimChar"/>
+        </w:rPr>
+        <w:t xml:space="preserve">start</w:t>
+      </w:r>
+      <w:r>
+        <w:t xml:space="preserve"> </w:t>
+      </w:r>
+      <w:r>
+        <w:t xml:space="preserve">is greater than</w:t>
+      </w:r>
+      <w:r>
+        <w:t xml:space="preserve"> </w:t>
+      </w:r>
+      <w:r>
+        <w:rPr>
+          <w:rStyle w:val="VerbatimChar"/>
+        </w:rPr>
+        <w:t xml:space="preserve">end</w:t>
+      </w:r>
+      <w:r>
+        <w:t xml:space="preserve"> </w:t>
+      </w:r>
+      <w:r>
+        <w:t xml:space="preserve">by swapping the values internally, so the order of these parameters does not strictly matter.</w:t>
+      </w:r>
+    </w:p>
+    <w:p>
+      <w:pPr>
+        <w:pStyle w:val="FirstParagraph"/>
+      </w:pPr>
+      <w:r>
         <w:rPr>
           <w:b/>
           <w:bCs/>
         </w:rPr>
-        <w:t xml:space="preserve">Random Number Generation</w:t>
-      </w:r>
-      <w:r>
-        <w:t xml:space="preserve">: Finally, the function uses a list comprehension to build the list of integers. It iterates</w:t>
+        <w:t xml:space="preserve">Output Example</w:t>
+      </w:r>
+      <w:r>
+        <w:t xml:space="preserve">: A list of integers. The length of the list is determined by</w:t>
       </w:r>
       <w:r>
         <w:t xml:space="preserve"> </w:t>
@@ -1521,49 +1617,7 @@
         <w:t xml:space="preserve">count</w:t>
       </w:r>
       <w:r>
-        <w:t xml:space="preserve"> </w:t>
-      </w:r>
-      <w:r>
-        <w:t xml:space="preserve">times, and in each iteration, it calls</w:t>
-      </w:r>
-      <w:r>
-        <w:t xml:space="preserve"> </w:t>
-      </w:r>
-      <w:r>
-        <w:rPr>
-          <w:rStyle w:val="VerbatimChar"/>
-        </w:rPr>
-        <w:t xml:space="preserve">random.randint(start, end)</w:t>
-      </w:r>
-      <w:r>
-        <w:t xml:space="preserve">. This</w:t>
-      </w:r>
-      <w:r>
-        <w:t xml:space="preserve"> </w:t>
-      </w:r>
-      <w:r>
-        <w:rPr>
-          <w:rStyle w:val="VerbatimChar"/>
-        </w:rPr>
-        <w:t xml:space="preserve">random.randint</w:t>
-      </w:r>
-      <w:r>
-        <w:t xml:space="preserve"> </w:t>
-      </w:r>
-      <w:r>
-        <w:t xml:space="preserve">method generates a single integer uniformly sampled from the inclusive range</w:t>
-      </w:r>
-      <w:r>
-        <w:t xml:space="preserve"> </w:t>
-      </w:r>
-      <w:r>
-        <w:rPr>
-          <w:rStyle w:val="VerbatimChar"/>
-        </w:rPr>
-        <w:t xml:space="preserve">[start, end]</w:t>
-      </w:r>
-      <w:r>
-        <w:t xml:space="preserve">. The resulting integers are collected into a list which is then returned.</w:t>
+        <w:t xml:space="preserve">.</w:t>
       </w:r>
     </w:p>
     <w:p>
@@ -1572,17 +1626,440 @@
       </w:pPr>
       <w:r>
         <w:rPr>
+          <w:rStyle w:val="VerbatimChar"/>
+        </w:rPr>
+        <w:t xml:space="preserve">[42, 17, 99, 5, 83]</w:t>
+      </w:r>
+    </w:p>
+    <w:bookmarkEnd w:id="20"/>
+    <w:bookmarkStart w:id="21" w:name="example-1"/>
+    <w:p>
+      <w:pPr>
+        <w:pStyle w:val="Heading2"/>
+      </w:pPr>
+      <w:r>
+        <w:rPr>
+          <w:rStyle w:val="SectionNumber"/>
+        </w:rPr>
+        <w:t xml:space="preserve">2.5</w:t>
+      </w:r>
+      <w:r>
+        <w:tab/>
+      </w:r>
+      <w:r>
+        <w:t xml:space="preserve">Example</w:t>
+      </w:r>
+    </w:p>
+    <w:p>
+      <w:pPr>
+        <w:pStyle w:val="SourceCode"/>
+      </w:pPr>
+      <w:r>
+        <w:rPr>
+          <w:rStyle w:val="ImportTok"/>
+        </w:rPr>
+        <w:t xml:space="preserve">import</w:t>
+      </w:r>
+      <w:r>
+        <w:rPr>
+          <w:rStyle w:val="NormalTok"/>
+        </w:rPr>
+        <w:t xml:space="preserve"> random</w:t>
+      </w:r>
+      <w:r>
+        <w:br/>
+      </w:r>
+      <w:r>
+        <w:rPr>
+          <w:rStyle w:val="ImportTok"/>
+        </w:rPr>
+        <w:t xml:space="preserve">from</w:t>
+      </w:r>
+      <w:r>
+        <w:rPr>
+          <w:rStyle w:val="NormalTok"/>
+        </w:rPr>
+        <w:t xml:space="preserve"> typing </w:t>
+      </w:r>
+      <w:r>
+        <w:rPr>
+          <w:rStyle w:val="ImportTok"/>
+        </w:rPr>
+        <w:t xml:space="preserve">import</w:t>
+      </w:r>
+      <w:r>
+        <w:rPr>
+          <w:rStyle w:val="NormalTok"/>
+        </w:rPr>
+        <w:t xml:space="preserve"> List</w:t>
+      </w:r>
+      <w:r>
+        <w:br/>
+      </w:r>
+      <w:r>
+        <w:br/>
+      </w:r>
+      <w:r>
+        <w:rPr>
+          <w:rStyle w:val="KeywordTok"/>
+        </w:rPr>
+        <w:t xml:space="preserve">def</w:t>
+      </w:r>
+      <w:r>
+        <w:rPr>
+          <w:rStyle w:val="NormalTok"/>
+        </w:rPr>
+        <w:t xml:space="preserve"> generate_random_integers(count: </w:t>
+      </w:r>
+      <w:r>
+        <w:rPr>
+          <w:rStyle w:val="BuiltInTok"/>
+        </w:rPr>
+        <w:t xml:space="preserve">int</w:t>
+      </w:r>
+      <w:r>
+        <w:rPr>
+          <w:rStyle w:val="NormalTok"/>
+        </w:rPr>
+        <w:t xml:space="preserve">, start: </w:t>
+      </w:r>
+      <w:r>
+        <w:rPr>
+          <w:rStyle w:val="BuiltInTok"/>
+        </w:rPr>
+        <w:t xml:space="preserve">int</w:t>
+      </w:r>
+      <w:r>
+        <w:rPr>
+          <w:rStyle w:val="NormalTok"/>
+        </w:rPr>
+        <w:t xml:space="preserve"> </w:t>
+      </w:r>
+      <w:r>
+        <w:rPr>
+          <w:rStyle w:val="OperatorTok"/>
+        </w:rPr>
+        <w:t xml:space="preserve">=</w:t>
+      </w:r>
+      <w:r>
+        <w:rPr>
+          <w:rStyle w:val="NormalTok"/>
+        </w:rPr>
+        <w:t xml:space="preserve"> </w:t>
+      </w:r>
+      <w:r>
+        <w:rPr>
+          <w:rStyle w:val="DecValTok"/>
+        </w:rPr>
+        <w:t xml:space="preserve">0</w:t>
+      </w:r>
+      <w:r>
+        <w:rPr>
+          <w:rStyle w:val="NormalTok"/>
+        </w:rPr>
+        <w:t xml:space="preserve">, end: </w:t>
+      </w:r>
+      <w:r>
+        <w:rPr>
+          <w:rStyle w:val="BuiltInTok"/>
+        </w:rPr>
+        <w:t xml:space="preserve">int</w:t>
+      </w:r>
+      <w:r>
+        <w:rPr>
+          <w:rStyle w:val="NormalTok"/>
+        </w:rPr>
+        <w:t xml:space="preserve"> </w:t>
+      </w:r>
+      <w:r>
+        <w:rPr>
+          <w:rStyle w:val="OperatorTok"/>
+        </w:rPr>
+        <w:t xml:space="preserve">=</w:t>
+      </w:r>
+      <w:r>
+        <w:rPr>
+          <w:rStyle w:val="NormalTok"/>
+        </w:rPr>
+        <w:t xml:space="preserve"> </w:t>
+      </w:r>
+      <w:r>
+        <w:rPr>
+          <w:rStyle w:val="DecValTok"/>
+        </w:rPr>
+        <w:t xml:space="preserve">100</w:t>
+      </w:r>
+      <w:r>
+        <w:rPr>
+          <w:rStyle w:val="NormalTok"/>
+        </w:rPr>
+        <w:t xml:space="preserve">) </w:t>
+      </w:r>
+      <w:r>
+        <w:rPr>
+          <w:rStyle w:val="OperatorTok"/>
+        </w:rPr>
+        <w:t xml:space="preserve">-&gt;</w:t>
+      </w:r>
+      <w:r>
+        <w:rPr>
+          <w:rStyle w:val="NormalTok"/>
+        </w:rPr>
+        <w:t xml:space="preserve"> List[</w:t>
+      </w:r>
+      <w:r>
+        <w:rPr>
+          <w:rStyle w:val="BuiltInTok"/>
+        </w:rPr>
+        <w:t xml:space="preserve">int</w:t>
+      </w:r>
+      <w:r>
+        <w:rPr>
+          <w:rStyle w:val="NormalTok"/>
+        </w:rPr>
+        <w:t xml:space="preserve">]:</w:t>
+      </w:r>
+      <w:r>
+        <w:br/>
+      </w:r>
+      <w:r>
+        <w:rPr>
+          <w:rStyle w:val="NormalTok"/>
+        </w:rPr>
+        <w:t xml:space="preserve">    </w:t>
+      </w:r>
+      <w:r>
+        <w:rPr>
           <w:rStyle w:val="CommentTok"/>
         </w:rPr>
-        <w:t xml:space="preserve"># Internal logic for generation</w:t>
+        <w:t xml:space="preserve">"""Return a list of pseudo-random integers.</w:t>
       </w:r>
       <w:r>
         <w:br/>
       </w:r>
       <w:r>
+        <w:br/>
+      </w:r>
+      <w:r>
+        <w:rPr>
+          <w:rStyle w:val="CommentTok"/>
+        </w:rPr>
+        <w:t xml:space="preserve">    Parameters:</w:t>
+      </w:r>
+      <w:r>
+        <w:br/>
+      </w:r>
+      <w:r>
+        <w:rPr>
+          <w:rStyle w:val="CommentTok"/>
+        </w:rPr>
+        <w:t xml:space="preserve">        count: Number of integers to generate.</w:t>
+      </w:r>
+      <w:r>
+        <w:br/>
+      </w:r>
+      <w:r>
+        <w:rPr>
+          <w:rStyle w:val="CommentTok"/>
+        </w:rPr>
+        <w:t xml:space="preserve">        start: Inclusive lower bound for values.</w:t>
+      </w:r>
+      <w:r>
+        <w:br/>
+      </w:r>
+      <w:r>
+        <w:rPr>
+          <w:rStyle w:val="CommentTok"/>
+        </w:rPr>
+        <w:t xml:space="preserve">        end: Inclusive upper bound for values.</w:t>
+      </w:r>
+      <w:r>
+        <w:br/>
+      </w:r>
+      <w:r>
+        <w:br/>
+      </w:r>
+      <w:r>
+        <w:rPr>
+          <w:rStyle w:val="CommentTok"/>
+        </w:rPr>
+        <w:t xml:space="preserve">    Returns:</w:t>
+      </w:r>
+      <w:r>
+        <w:br/>
+      </w:r>
+      <w:r>
+        <w:rPr>
+          <w:rStyle w:val="CommentTok"/>
+        </w:rPr>
+        <w:t xml:space="preserve">        A list containing `count` integers sampled uniformly in [start, end].</w:t>
+      </w:r>
+      <w:r>
+        <w:br/>
+      </w:r>
+      <w:r>
+        <w:rPr>
+          <w:rStyle w:val="CommentTok"/>
+        </w:rPr>
+        <w:t xml:space="preserve">    """</w:t>
+      </w:r>
+      <w:r>
+        <w:br/>
+      </w:r>
+      <w:r>
+        <w:rPr>
+          <w:rStyle w:val="NormalTok"/>
+        </w:rPr>
+        <w:t xml:space="preserve">    </w:t>
+      </w:r>
+      <w:r>
         <w:rPr>
           <w:rStyle w:val="ControlFlowTok"/>
         </w:rPr>
+        <w:t xml:space="preserve">if</w:t>
+      </w:r>
+      <w:r>
+        <w:rPr>
+          <w:rStyle w:val="NormalTok"/>
+        </w:rPr>
+        <w:t xml:space="preserve"> count </w:t>
+      </w:r>
+      <w:r>
+        <w:rPr>
+          <w:rStyle w:val="OperatorTok"/>
+        </w:rPr>
+        <w:t xml:space="preserve">&lt;</w:t>
+      </w:r>
+      <w:r>
+        <w:rPr>
+          <w:rStyle w:val="NormalTok"/>
+        </w:rPr>
+        <w:t xml:space="preserve"> </w:t>
+      </w:r>
+      <w:r>
+        <w:rPr>
+          <w:rStyle w:val="DecValTok"/>
+        </w:rPr>
+        <w:t xml:space="preserve">0</w:t>
+      </w:r>
+      <w:r>
+        <w:rPr>
+          <w:rStyle w:val="NormalTok"/>
+        </w:rPr>
+        <w:t xml:space="preserve">:</w:t>
+      </w:r>
+      <w:r>
+        <w:br/>
+      </w:r>
+      <w:r>
+        <w:rPr>
+          <w:rStyle w:val="NormalTok"/>
+        </w:rPr>
+        <w:t xml:space="preserve">        </w:t>
+      </w:r>
+      <w:r>
+        <w:rPr>
+          <w:rStyle w:val="ControlFlowTok"/>
+        </w:rPr>
+        <w:t xml:space="preserve">raise</w:t>
+      </w:r>
+      <w:r>
+        <w:rPr>
+          <w:rStyle w:val="NormalTok"/>
+        </w:rPr>
+        <w:t xml:space="preserve"> </w:t>
+      </w:r>
+      <w:r>
+        <w:rPr>
+          <w:rStyle w:val="PreprocessorTok"/>
+        </w:rPr>
+        <w:t xml:space="preserve">ValueError</w:t>
+      </w:r>
+      <w:r>
+        <w:rPr>
+          <w:rStyle w:val="NormalTok"/>
+        </w:rPr>
+        <w:t xml:space="preserve">(</w:t>
+      </w:r>
+      <w:r>
+        <w:rPr>
+          <w:rStyle w:val="StringTok"/>
+        </w:rPr>
+        <w:t xml:space="preserve">"count must be non-negative"</w:t>
+      </w:r>
+      <w:r>
+        <w:rPr>
+          <w:rStyle w:val="NormalTok"/>
+        </w:rPr>
+        <w:t xml:space="preserve">)</w:t>
+      </w:r>
+      <w:r>
+        <w:br/>
+      </w:r>
+      <w:r>
+        <w:rPr>
+          <w:rStyle w:val="NormalTok"/>
+        </w:rPr>
+        <w:t xml:space="preserve">    </w:t>
+      </w:r>
+      <w:r>
+        <w:rPr>
+          <w:rStyle w:val="ControlFlowTok"/>
+        </w:rPr>
+        <w:t xml:space="preserve">if</w:t>
+      </w:r>
+      <w:r>
+        <w:rPr>
+          <w:rStyle w:val="NormalTok"/>
+        </w:rPr>
+        <w:t xml:space="preserve"> start </w:t>
+      </w:r>
+      <w:r>
+        <w:rPr>
+          <w:rStyle w:val="OperatorTok"/>
+        </w:rPr>
+        <w:t xml:space="preserve">&gt;</w:t>
+      </w:r>
+      <w:r>
+        <w:rPr>
+          <w:rStyle w:val="NormalTok"/>
+        </w:rPr>
+        <w:t xml:space="preserve"> end:</w:t>
+      </w:r>
+      <w:r>
+        <w:br/>
+      </w:r>
+      <w:r>
+        <w:rPr>
+          <w:rStyle w:val="NormalTok"/>
+        </w:rPr>
+        <w:t xml:space="preserve">        start, end </w:t>
+      </w:r>
+      <w:r>
+        <w:rPr>
+          <w:rStyle w:val="OperatorTok"/>
+        </w:rPr>
+        <w:t xml:space="preserve">=</w:t>
+      </w:r>
+      <w:r>
+        <w:rPr>
+          <w:rStyle w:val="NormalTok"/>
+        </w:rPr>
+        <w:t xml:space="preserve"> end, start</w:t>
+      </w:r>
+      <w:r>
+        <w:br/>
+      </w:r>
+      <w:r>
+        <w:rPr>
+          <w:rStyle w:val="NormalTok"/>
+        </w:rPr>
+        <w:t xml:space="preserve">    </w:t>
+      </w:r>
+      <w:r>
+        <w:rPr>
+          <w:rStyle w:val="ControlFlowTok"/>
+        </w:rPr>
         <w:t xml:space="preserve">return</w:t>
       </w:r>
       <w:r>
@@ -1627,24 +2104,497 @@
         </w:rPr>
         <w:t xml:space="preserve">(count)]</w:t>
       </w:r>
+      <w:r>
+        <w:br/>
+      </w:r>
+      <w:r>
+        <w:br/>
+      </w:r>
+      <w:r>
+        <w:rPr>
+          <w:rStyle w:val="CommentTok"/>
+        </w:rPr>
+        <w:t xml:space="preserve"># Example 1: Generate 5 random integers between 1 and 10.</w:t>
+      </w:r>
+      <w:r>
+        <w:br/>
+      </w:r>
+      <w:r>
+        <w:rPr>
+          <w:rStyle w:val="NormalTok"/>
+        </w:rPr>
+        <w:t xml:space="preserve">random_numbers </w:t>
+      </w:r>
+      <w:r>
+        <w:rPr>
+          <w:rStyle w:val="OperatorTok"/>
+        </w:rPr>
+        <w:t xml:space="preserve">=</w:t>
+      </w:r>
+      <w:r>
+        <w:rPr>
+          <w:rStyle w:val="NormalTok"/>
+        </w:rPr>
+        <w:t xml:space="preserve"> generate_random_integers(</w:t>
+      </w:r>
+      <w:r>
+        <w:rPr>
+          <w:rStyle w:val="DecValTok"/>
+        </w:rPr>
+        <w:t xml:space="preserve">5</w:t>
+      </w:r>
+      <w:r>
+        <w:rPr>
+          <w:rStyle w:val="NormalTok"/>
+        </w:rPr>
+        <w:t xml:space="preserve">, </w:t>
+      </w:r>
+      <w:r>
+        <w:rPr>
+          <w:rStyle w:val="DecValTok"/>
+        </w:rPr>
+        <w:t xml:space="preserve">1</w:t>
+      </w:r>
+      <w:r>
+        <w:rPr>
+          <w:rStyle w:val="NormalTok"/>
+        </w:rPr>
+        <w:t xml:space="preserve">, </w:t>
+      </w:r>
+      <w:r>
+        <w:rPr>
+          <w:rStyle w:val="DecValTok"/>
+        </w:rPr>
+        <w:t xml:space="preserve">10</w:t>
+      </w:r>
+      <w:r>
+        <w:rPr>
+          <w:rStyle w:val="NormalTok"/>
+        </w:rPr>
+        <w:t xml:space="preserve">)</w:t>
+      </w:r>
+      <w:r>
+        <w:br/>
+      </w:r>
+      <w:r>
+        <w:rPr>
+          <w:rStyle w:val="BuiltInTok"/>
+        </w:rPr>
+        <w:t xml:space="preserve">print</w:t>
+      </w:r>
+      <w:r>
+        <w:rPr>
+          <w:rStyle w:val="NormalTok"/>
+        </w:rPr>
+        <w:t xml:space="preserve">(</w:t>
+      </w:r>
+      <w:r>
+        <w:rPr>
+          <w:rStyle w:val="SpecialStringTok"/>
+        </w:rPr>
+        <w:t xml:space="preserve">f"Five random numbers between 1 and 10: </w:t>
+      </w:r>
+      <w:r>
+        <w:rPr>
+          <w:rStyle w:val="SpecialCharTok"/>
+        </w:rPr>
+        <w:t xml:space="preserve">{</w:t>
+      </w:r>
+      <w:r>
+        <w:rPr>
+          <w:rStyle w:val="NormalTok"/>
+        </w:rPr>
+        <w:t xml:space="preserve">random_numbers</w:t>
+      </w:r>
+      <w:r>
+        <w:rPr>
+          <w:rStyle w:val="SpecialCharTok"/>
+        </w:rPr>
+        <w:t xml:space="preserve">}</w:t>
+      </w:r>
+      <w:r>
+        <w:rPr>
+          <w:rStyle w:val="SpecialStringTok"/>
+        </w:rPr>
+        <w:t xml:space="preserve">"</w:t>
+      </w:r>
+      <w:r>
+        <w:rPr>
+          <w:rStyle w:val="NormalTok"/>
+        </w:rPr>
+        <w:t xml:space="preserve">)</w:t>
+      </w:r>
+      <w:r>
+        <w:br/>
+      </w:r>
+      <w:r>
+        <w:br/>
+      </w:r>
+      <w:r>
+        <w:rPr>
+          <w:rStyle w:val="CommentTok"/>
+        </w:rPr>
+        <w:t xml:space="preserve"># Example 2: Use default parameters to generate 3 integers between 0 and 100.</w:t>
+      </w:r>
+      <w:r>
+        <w:br/>
+      </w:r>
+      <w:r>
+        <w:rPr>
+          <w:rStyle w:val="NormalTok"/>
+        </w:rPr>
+        <w:t xml:space="preserve">default_numbers </w:t>
+      </w:r>
+      <w:r>
+        <w:rPr>
+          <w:rStyle w:val="OperatorTok"/>
+        </w:rPr>
+        <w:t xml:space="preserve">=</w:t>
+      </w:r>
+      <w:r>
+        <w:rPr>
+          <w:rStyle w:val="NormalTok"/>
+        </w:rPr>
+        <w:t xml:space="preserve"> generate_random_integers(</w:t>
+      </w:r>
+      <w:r>
+        <w:rPr>
+          <w:rStyle w:val="DecValTok"/>
+        </w:rPr>
+        <w:t xml:space="preserve">3</w:t>
+      </w:r>
+      <w:r>
+        <w:rPr>
+          <w:rStyle w:val="NormalTok"/>
+        </w:rPr>
+        <w:t xml:space="preserve">)</w:t>
+      </w:r>
+      <w:r>
+        <w:br/>
+      </w:r>
+      <w:r>
+        <w:rPr>
+          <w:rStyle w:val="BuiltInTok"/>
+        </w:rPr>
+        <w:t xml:space="preserve">print</w:t>
+      </w:r>
+      <w:r>
+        <w:rPr>
+          <w:rStyle w:val="NormalTok"/>
+        </w:rPr>
+        <w:t xml:space="preserve">(</w:t>
+      </w:r>
+      <w:r>
+        <w:rPr>
+          <w:rStyle w:val="SpecialStringTok"/>
+        </w:rPr>
+        <w:t xml:space="preserve">f"Three random numbers with default range: </w:t>
+      </w:r>
+      <w:r>
+        <w:rPr>
+          <w:rStyle w:val="SpecialCharTok"/>
+        </w:rPr>
+        <w:t xml:space="preserve">{</w:t>
+      </w:r>
+      <w:r>
+        <w:rPr>
+          <w:rStyle w:val="NormalTok"/>
+        </w:rPr>
+        <w:t xml:space="preserve">default_numbers</w:t>
+      </w:r>
+      <w:r>
+        <w:rPr>
+          <w:rStyle w:val="SpecialCharTok"/>
+        </w:rPr>
+        <w:t xml:space="preserve">}</w:t>
+      </w:r>
+      <w:r>
+        <w:rPr>
+          <w:rStyle w:val="SpecialStringTok"/>
+        </w:rPr>
+        <w:t xml:space="preserve">"</w:t>
+      </w:r>
+      <w:r>
+        <w:rPr>
+          <w:rStyle w:val="NormalTok"/>
+        </w:rPr>
+        <w:t xml:space="preserve">)</w:t>
+      </w:r>
+      <w:r>
+        <w:br/>
+      </w:r>
+      <w:r>
+        <w:br/>
+      </w:r>
+      <w:r>
+        <w:rPr>
+          <w:rStyle w:val="CommentTok"/>
+        </w:rPr>
+        <w:t xml:space="preserve"># Example 3: Demonstrate the swapping of start and end values.</w:t>
+      </w:r>
+      <w:r>
+        <w:br/>
+      </w:r>
+      <w:r>
+        <w:rPr>
+          <w:rStyle w:val="NormalTok"/>
+        </w:rPr>
+        <w:t xml:space="preserve">swapped_range_numbers </w:t>
+      </w:r>
+      <w:r>
+        <w:rPr>
+          <w:rStyle w:val="OperatorTok"/>
+        </w:rPr>
+        <w:t xml:space="preserve">=</w:t>
+      </w:r>
+      <w:r>
+        <w:rPr>
+          <w:rStyle w:val="NormalTok"/>
+        </w:rPr>
+        <w:t xml:space="preserve"> generate_random_integers(</w:t>
+      </w:r>
+      <w:r>
+        <w:rPr>
+          <w:rStyle w:val="DecValTok"/>
+        </w:rPr>
+        <w:t xml:space="preserve">4</w:t>
+      </w:r>
+      <w:r>
+        <w:rPr>
+          <w:rStyle w:val="NormalTok"/>
+        </w:rPr>
+        <w:t xml:space="preserve">, </w:t>
+      </w:r>
+      <w:r>
+        <w:rPr>
+          <w:rStyle w:val="DecValTok"/>
+        </w:rPr>
+        <w:t xml:space="preserve">50</w:t>
+      </w:r>
+      <w:r>
+        <w:rPr>
+          <w:rStyle w:val="NormalTok"/>
+        </w:rPr>
+        <w:t xml:space="preserve">, </w:t>
+      </w:r>
+      <w:r>
+        <w:rPr>
+          <w:rStyle w:val="DecValTok"/>
+        </w:rPr>
+        <w:t xml:space="preserve">20</w:t>
+      </w:r>
+      <w:r>
+        <w:rPr>
+          <w:rStyle w:val="NormalTok"/>
+        </w:rPr>
+        <w:t xml:space="preserve">)</w:t>
+      </w:r>
+      <w:r>
+        <w:br/>
+      </w:r>
+      <w:r>
+        <w:rPr>
+          <w:rStyle w:val="BuiltInTok"/>
+        </w:rPr>
+        <w:t xml:space="preserve">print</w:t>
+      </w:r>
+      <w:r>
+        <w:rPr>
+          <w:rStyle w:val="NormalTok"/>
+        </w:rPr>
+        <w:t xml:space="preserve">(</w:t>
+      </w:r>
+      <w:r>
+        <w:rPr>
+          <w:rStyle w:val="SpecialStringTok"/>
+        </w:rPr>
+        <w:t xml:space="preserve">f"Four random numbers with swapped range (50, 20): </w:t>
+      </w:r>
+      <w:r>
+        <w:rPr>
+          <w:rStyle w:val="SpecialCharTok"/>
+        </w:rPr>
+        <w:t xml:space="preserve">{</w:t>
+      </w:r>
+      <w:r>
+        <w:rPr>
+          <w:rStyle w:val="NormalTok"/>
+        </w:rPr>
+        <w:t xml:space="preserve">swapped_range_numbers</w:t>
+      </w:r>
+      <w:r>
+        <w:rPr>
+          <w:rStyle w:val="SpecialCharTok"/>
+        </w:rPr>
+        <w:t xml:space="preserve">}</w:t>
+      </w:r>
+      <w:r>
+        <w:rPr>
+          <w:rStyle w:val="SpecialStringTok"/>
+        </w:rPr>
+        <w:t xml:space="preserve">"</w:t>
+      </w:r>
+      <w:r>
+        <w:rPr>
+          <w:rStyle w:val="NormalTok"/>
+        </w:rPr>
+        <w:t xml:space="preserve">)</w:t>
+      </w:r>
     </w:p>
-    <w:bookmarkEnd w:id="19"/>
-    <w:bookmarkStart w:id="20" w:name="usage-notes-1"/>
     <w:p>
       <w:pPr>
+        <w:pStyle w:val="FirstParagraph"/>
+      </w:pPr>
+      <w:r>
+        <w:rPr>
+          <w:b/>
+          <w:bCs/>
+        </w:rPr>
+        <w:t xml:space="preserve">Output:</w:t>
+      </w:r>
+    </w:p>
+    <w:p>
+      <w:pPr>
+        <w:pStyle w:val="SourceCode"/>
+      </w:pPr>
+      <w:r>
+        <w:rPr>
+          <w:rStyle w:val="VerbatimChar"/>
+        </w:rPr>
+        <w:t xml:space="preserve"># Note: The actual output will vary with each execution due to randomness.</w:t>
+      </w:r>
+      <w:r>
+        <w:br/>
+      </w:r>
+      <w:r>
+        <w:rPr>
+          <w:rStyle w:val="VerbatimChar"/>
+        </w:rPr>
+        <w:t xml:space="preserve">Five random numbers between 1 and 10: [3, 8, 1, 10, 5]</w:t>
+      </w:r>
+      <w:r>
+        <w:br/>
+      </w:r>
+      <w:r>
+        <w:rPr>
+          <w:rStyle w:val="VerbatimChar"/>
+        </w:rPr>
+        <w:t xml:space="preserve">Three random numbers with default range: [76, 12, 98]</w:t>
+      </w:r>
+      <w:r>
+        <w:br/>
+      </w:r>
+      <w:r>
+        <w:rPr>
+          <w:rStyle w:val="VerbatimChar"/>
+        </w:rPr>
+        <w:t xml:space="preserve">Four random numbers with swapped range (50, 20): [33, 45, 21, 39]</w:t>
+      </w:r>
+    </w:p>
+    <w:p>
+      <w:r>
+        <w:pict>
+          <v:rect style="width:0;height:1.5pt" o:hralign="center" o:hrstd="t" o:hr="t"/>
+        </w:pict>
+      </w:r>
+    </w:p>
+    <w:bookmarkEnd w:id="21"/>
+    <w:bookmarkStart w:id="22" w:name="functiondef-fibonaccin"/>
+    <w:p>
+      <w:pPr>
         <w:pStyle w:val="Heading2"/>
       </w:pPr>
       <w:r>
         <w:rPr>
           <w:rStyle w:val="SectionNumber"/>
         </w:rPr>
-        <w:t xml:space="preserve">2.4</w:t>
+        <w:t xml:space="preserve">2.6</w:t>
       </w:r>
       <w:r>
         <w:tab/>
       </w:r>
       <w:r>
-        <w:t xml:space="preserve">Usage Notes</w:t>
+        <w:t xml:space="preserve">FunctionDef fibonacci(n)</w:t>
+      </w:r>
+    </w:p>
+    <w:bookmarkEnd w:id="22"/>
+    <w:bookmarkEnd w:id="23"/>
+    <w:bookmarkStart w:id="30" w:name="function-fibonaccin-int"/>
+    <w:p>
+      <w:pPr>
+        <w:pStyle w:val="Heading1"/>
+      </w:pPr>
+      <w:r>
+        <w:rPr>
+          <w:rStyle w:val="SectionNumber"/>
+        </w:rPr>
+        <w:t xml:space="preserve">3</w:t>
+      </w:r>
+      <w:r>
+        <w:tab/>
+      </w:r>
+      <w:r>
+        <w:t xml:space="preserve">Function: fibonacci(n: int)</w:t>
+      </w:r>
+    </w:p>
+    <w:bookmarkStart w:id="24" w:name="overview-2"/>
+    <w:p>
+      <w:pPr>
+        <w:pStyle w:val="Heading2"/>
+      </w:pPr>
+      <w:r>
+        <w:rPr>
+          <w:rStyle w:val="SectionNumber"/>
+        </w:rPr>
+        <w:t xml:space="preserve">3.1</w:t>
+      </w:r>
+      <w:r>
+        <w:tab/>
+      </w:r>
+      <w:r>
+        <w:t xml:space="preserve">Overview</w:t>
+      </w:r>
+    </w:p>
+    <w:p>
+      <w:pPr>
+        <w:pStyle w:val="FirstParagraph"/>
+      </w:pPr>
+      <w:r>
+        <w:t xml:space="preserve">The</w:t>
+      </w:r>
+      <w:r>
+        <w:t xml:space="preserve"> </w:t>
+      </w:r>
+      <w:r>
+        <w:rPr>
+          <w:rStyle w:val="VerbatimChar"/>
+        </w:rPr>
+        <w:t xml:space="preserve">fibonacci</w:t>
+      </w:r>
+      <w:r>
+        <w:t xml:space="preserve"> </w:t>
+      </w:r>
+      <w:r>
+        <w:t xml:space="preserve">function computes the nth number in the Fibonacci sequence using an iterative approach.</w:t>
+      </w:r>
+    </w:p>
+    <w:bookmarkEnd w:id="24"/>
+    <w:bookmarkStart w:id="25" w:name="parameters-2"/>
+    <w:p>
+      <w:pPr>
+        <w:pStyle w:val="Heading2"/>
+      </w:pPr>
+      <w:r>
+        <w:rPr>
+          <w:rStyle w:val="SectionNumber"/>
+        </w:rPr>
+        <w:t xml:space="preserve">3.2</w:t>
+      </w:r>
+      <w:r>
+        <w:tab/>
+      </w:r>
+      <w:r>
+        <w:t xml:space="preserve">parameters</w:t>
       </w:r>
     </w:p>
     <w:p>
@@ -1656,966 +2606,43 @@
         </w:numPr>
       </w:pPr>
       <w:r>
-        <w:t xml:space="preserve">This function requires the</w:t>
-      </w:r>
-      <w:r>
-        <w:t xml:space="preserve"> </w:t>
-      </w:r>
-      <w:r>
         <w:rPr>
           <w:rStyle w:val="VerbatimChar"/>
         </w:rPr>
-        <w:t xml:space="preserve">random</w:t>
-      </w:r>
-      <w:r>
-        <w:t xml:space="preserve"> </w:t>
-      </w:r>
-      <w:r>
-        <w:t xml:space="preserve">module to be imported to work correctly.</w:t>
+        <w:t xml:space="preserve">n</w:t>
+      </w:r>
+      <w:r>
+        <w:t xml:space="preserve"> </w:t>
+      </w:r>
+      <w:r>
+        <w:t xml:space="preserve">(int): The 0-indexed position of the desired Fibonacci number in the sequence.</w:t>
+      </w:r>
+    </w:p>
+    <w:bookmarkEnd w:id="25"/>
+    <w:bookmarkStart w:id="26" w:name="description-2"/>
+    <w:p>
+      <w:pPr>
+        <w:pStyle w:val="Heading2"/>
+      </w:pPr>
+      <w:r>
+        <w:rPr>
+          <w:rStyle w:val="SectionNumber"/>
+        </w:rPr>
+        <w:t xml:space="preserve">3.3</w:t>
+      </w:r>
+      <w:r>
+        <w:tab/>
+      </w:r>
+      <w:r>
+        <w:t xml:space="preserve">Description</w:t>
       </w:r>
     </w:p>
     <w:p>
       <w:pPr>
-        <w:pStyle w:val="Compact"/>
-        <w:numPr>
-          <w:ilvl w:val="0"/>
-          <w:numId w:val="1003"/>
-        </w:numPr>
-      </w:pPr>
-      <w:r>
-        <w:t xml:space="preserve">The</w:t>
-      </w:r>
-      <w:r>
-        <w:t xml:space="preserve"> </w:t>
-      </w:r>
-      <w:r>
-        <w:rPr>
-          <w:rStyle w:val="VerbatimChar"/>
-        </w:rPr>
-        <w:t xml:space="preserve">count</w:t>
-      </w:r>
-      <w:r>
-        <w:t xml:space="preserve"> </w:t>
-      </w:r>
-      <w:r>
-        <w:t xml:space="preserve">parameter must be a non-negative integer.</w:t>
-      </w:r>
-    </w:p>
-    <w:p>
-      <w:pPr>
-        <w:pStyle w:val="Compact"/>
-        <w:numPr>
-          <w:ilvl w:val="0"/>
-          <w:numId w:val="1003"/>
-        </w:numPr>
-      </w:pPr>
-      <w:r>
-        <w:t xml:space="preserve">The range defined by</w:t>
-      </w:r>
-      <w:r>
-        <w:t xml:space="preserve"> </w:t>
-      </w:r>
-      <w:r>
-        <w:rPr>
-          <w:rStyle w:val="VerbatimChar"/>
-        </w:rPr>
-        <w:t xml:space="preserve">start</w:t>
-      </w:r>
-      <w:r>
-        <w:t xml:space="preserve"> </w:t>
-      </w:r>
-      <w:r>
-        <w:t xml:space="preserve">and</w:t>
-      </w:r>
-      <w:r>
-        <w:t xml:space="preserve"> </w:t>
-      </w:r>
-      <w:r>
-        <w:rPr>
-          <w:rStyle w:val="VerbatimChar"/>
-        </w:rPr>
-        <w:t xml:space="preserve">end</w:t>
-      </w:r>
-      <w:r>
-        <w:t xml:space="preserve"> </w:t>
-      </w:r>
-      <w:r>
-        <w:t xml:space="preserve">is inclusive, meaning both</w:t>
-      </w:r>
-      <w:r>
-        <w:t xml:space="preserve"> </w:t>
-      </w:r>
-      <w:r>
-        <w:rPr>
-          <w:rStyle w:val="VerbatimChar"/>
-        </w:rPr>
-        <w:t xml:space="preserve">start</w:t>
-      </w:r>
-      <w:r>
-        <w:t xml:space="preserve"> </w:t>
-      </w:r>
-      <w:r>
-        <w:t xml:space="preserve">and</w:t>
-      </w:r>
-      <w:r>
-        <w:t xml:space="preserve"> </w:t>
-      </w:r>
-      <w:r>
-        <w:rPr>
-          <w:rStyle w:val="VerbatimChar"/>
-        </w:rPr>
-        <w:t xml:space="preserve">end</w:t>
-      </w:r>
-      <w:r>
-        <w:t xml:space="preserve"> </w:t>
-      </w:r>
-      <w:r>
-        <w:t xml:space="preserve">can appear in the output list.</w:t>
-      </w:r>
-    </w:p>
-    <w:p>
-      <w:pPr>
-        <w:pStyle w:val="Compact"/>
-        <w:numPr>
-          <w:ilvl w:val="0"/>
-          <w:numId w:val="1003"/>
-        </w:numPr>
-      </w:pPr>
-      <w:r>
-        <w:t xml:space="preserve">If</w:t>
-      </w:r>
-      <w:r>
-        <w:t xml:space="preserve"> </w:t>
-      </w:r>
-      <w:r>
-        <w:rPr>
-          <w:rStyle w:val="VerbatimChar"/>
-        </w:rPr>
-        <w:t xml:space="preserve">start</w:t>
-      </w:r>
-      <w:r>
-        <w:t xml:space="preserve"> </w:t>
-      </w:r>
-      <w:r>
-        <w:t xml:space="preserve">is provided as a larger number than</w:t>
-      </w:r>
-      <w:r>
-        <w:t xml:space="preserve"> </w:t>
-      </w:r>
-      <w:r>
-        <w:rPr>
-          <w:rStyle w:val="VerbatimChar"/>
-        </w:rPr>
-        <w:t xml:space="preserve">end</w:t>
-      </w:r>
-      <w:r>
-        <w:t xml:space="preserve">, the function will automatically swap them to form a valid range.</w:t>
-      </w:r>
-    </w:p>
-    <w:p>
-      <w:pPr>
-        <w:pStyle w:val="Compact"/>
-        <w:numPr>
-          <w:ilvl w:val="0"/>
-          <w:numId w:val="1003"/>
-        </w:numPr>
-      </w:pPr>
-      <w:r>
-        <w:t xml:space="preserve">If</w:t>
-      </w:r>
-      <w:r>
-        <w:t xml:space="preserve"> </w:t>
-      </w:r>
-      <w:r>
-        <w:rPr>
-          <w:rStyle w:val="VerbatimChar"/>
-        </w:rPr>
-        <w:t xml:space="preserve">start</w:t>
-      </w:r>
-      <w:r>
-        <w:t xml:space="preserve"> </w:t>
-      </w:r>
-      <w:r>
-        <w:t xml:space="preserve">and</w:t>
-      </w:r>
-      <w:r>
-        <w:t xml:space="preserve"> </w:t>
-      </w:r>
-      <w:r>
-        <w:rPr>
-          <w:rStyle w:val="VerbatimChar"/>
-        </w:rPr>
-        <w:t xml:space="preserve">end</w:t>
-      </w:r>
-      <w:r>
-        <w:t xml:space="preserve"> </w:t>
-      </w:r>
-      <w:r>
-        <w:t xml:space="preserve">are not provided, the function defaults to generating integers between</w:t>
-      </w:r>
-      <w:r>
-        <w:t xml:space="preserve"> </w:t>
-      </w:r>
-      <w:r>
-        <w:rPr>
-          <w:rStyle w:val="VerbatimChar"/>
-        </w:rPr>
-        <w:t xml:space="preserve">0</w:t>
-      </w:r>
-      <w:r>
-        <w:t xml:space="preserve"> </w:t>
-      </w:r>
-      <w:r>
-        <w:t xml:space="preserve">and</w:t>
-      </w:r>
-      <w:r>
-        <w:t xml:space="preserve"> </w:t>
-      </w:r>
-      <w:r>
-        <w:rPr>
-          <w:rStyle w:val="VerbatimChar"/>
-        </w:rPr>
-        <w:t xml:space="preserve">100</w:t>
-      </w:r>
-      <w:r>
-        <w:t xml:space="preserve">, inclusive.</w:t>
-      </w:r>
-    </w:p>
-    <w:p>
-      <w:pPr>
         <w:pStyle w:val="FirstParagraph"/>
       </w:pPr>
       <w:r>
-        <w:rPr>
-          <w:b/>
-          <w:bCs/>
-        </w:rPr>
-        <w:t xml:space="preserve">Output Example</w:t>
-      </w:r>
-      <w:r>
-        <w:t xml:space="preserve">: A possible return value for</w:t>
-      </w:r>
-      <w:r>
-        <w:t xml:space="preserve"> </w:t>
-      </w:r>
-      <w:r>
-        <w:rPr>
-          <w:rStyle w:val="VerbatimChar"/>
-        </w:rPr>
-        <w:t xml:space="preserve">generate_random_integers(5)</w:t>
-      </w:r>
-      <w:r>
-        <w:t xml:space="preserve"> </w:t>
-      </w:r>
-      <w:r>
-        <w:t xml:space="preserve">might look like this:</w:t>
-      </w:r>
-    </w:p>
-    <w:p>
-      <w:pPr>
-        <w:pStyle w:val="SourceCode"/>
-      </w:pPr>
-      <w:r>
-        <w:rPr>
-          <w:rStyle w:val="VerbatimChar"/>
-        </w:rPr>
-        <w:t xml:space="preserve">[42, 8, 99, 23, 75]</w:t>
-      </w:r>
-    </w:p>
-    <w:bookmarkEnd w:id="20"/>
-    <w:bookmarkStart w:id="21" w:name="example-1"/>
-    <w:p>
-      <w:pPr>
-        <w:pStyle w:val="Heading2"/>
-      </w:pPr>
-      <w:r>
-        <w:rPr>
-          <w:rStyle w:val="SectionNumber"/>
-        </w:rPr>
-        <w:t xml:space="preserve">2.5</w:t>
-      </w:r>
-      <w:r>
-        <w:tab/>
-      </w:r>
-      <w:r>
-        <w:t xml:space="preserve">Example</w:t>
-      </w:r>
-    </w:p>
-    <w:p>
-      <w:pPr>
-        <w:pStyle w:val="SourceCode"/>
-      </w:pPr>
-      <w:r>
-        <w:rPr>
-          <w:rStyle w:val="ImportTok"/>
-        </w:rPr>
-        <w:t xml:space="preserve">import</w:t>
-      </w:r>
-      <w:r>
-        <w:rPr>
-          <w:rStyle w:val="NormalTok"/>
-        </w:rPr>
-        <w:t xml:space="preserve"> random</w:t>
-      </w:r>
-      <w:r>
-        <w:br/>
-      </w:r>
-      <w:r>
-        <w:rPr>
-          <w:rStyle w:val="ImportTok"/>
-        </w:rPr>
-        <w:t xml:space="preserve">from</w:t>
-      </w:r>
-      <w:r>
-        <w:rPr>
-          <w:rStyle w:val="NormalTok"/>
-        </w:rPr>
-        <w:t xml:space="preserve"> typing </w:t>
-      </w:r>
-      <w:r>
-        <w:rPr>
-          <w:rStyle w:val="ImportTok"/>
-        </w:rPr>
-        <w:t xml:space="preserve">import</w:t>
-      </w:r>
-      <w:r>
-        <w:rPr>
-          <w:rStyle w:val="NormalTok"/>
-        </w:rPr>
-        <w:t xml:space="preserve"> List</w:t>
-      </w:r>
-      <w:r>
-        <w:br/>
-      </w:r>
-      <w:r>
-        <w:br/>
-      </w:r>
-      <w:r>
-        <w:rPr>
-          <w:rStyle w:val="CommentTok"/>
-        </w:rPr>
-        <w:t xml:space="preserve"># Definition of the function</w:t>
-      </w:r>
-      <w:r>
-        <w:br/>
-      </w:r>
-      <w:r>
-        <w:rPr>
-          <w:rStyle w:val="KeywordTok"/>
-        </w:rPr>
-        <w:t xml:space="preserve">def</w:t>
-      </w:r>
-      <w:r>
-        <w:rPr>
-          <w:rStyle w:val="NormalTok"/>
-        </w:rPr>
-        <w:t xml:space="preserve"> generate_random_integers(count: </w:t>
-      </w:r>
-      <w:r>
-        <w:rPr>
-          <w:rStyle w:val="BuiltInTok"/>
-        </w:rPr>
-        <w:t xml:space="preserve">int</w:t>
-      </w:r>
-      <w:r>
-        <w:rPr>
-          <w:rStyle w:val="NormalTok"/>
-        </w:rPr>
-        <w:t xml:space="preserve">, start: </w:t>
-      </w:r>
-      <w:r>
-        <w:rPr>
-          <w:rStyle w:val="BuiltInTok"/>
-        </w:rPr>
-        <w:t xml:space="preserve">int</w:t>
-      </w:r>
-      <w:r>
-        <w:rPr>
-          <w:rStyle w:val="NormalTok"/>
-        </w:rPr>
-        <w:t xml:space="preserve"> </w:t>
-      </w:r>
-      <w:r>
-        <w:rPr>
-          <w:rStyle w:val="OperatorTok"/>
-        </w:rPr>
-        <w:t xml:space="preserve">=</w:t>
-      </w:r>
-      <w:r>
-        <w:rPr>
-          <w:rStyle w:val="NormalTok"/>
-        </w:rPr>
-        <w:t xml:space="preserve"> </w:t>
-      </w:r>
-      <w:r>
-        <w:rPr>
-          <w:rStyle w:val="DecValTok"/>
-        </w:rPr>
-        <w:t xml:space="preserve">0</w:t>
-      </w:r>
-      <w:r>
-        <w:rPr>
-          <w:rStyle w:val="NormalTok"/>
-        </w:rPr>
-        <w:t xml:space="preserve">, end: </w:t>
-      </w:r>
-      <w:r>
-        <w:rPr>
-          <w:rStyle w:val="BuiltInTok"/>
-        </w:rPr>
-        <w:t xml:space="preserve">int</w:t>
-      </w:r>
-      <w:r>
-        <w:rPr>
-          <w:rStyle w:val="NormalTok"/>
-        </w:rPr>
-        <w:t xml:space="preserve"> </w:t>
-      </w:r>
-      <w:r>
-        <w:rPr>
-          <w:rStyle w:val="OperatorTok"/>
-        </w:rPr>
-        <w:t xml:space="preserve">=</w:t>
-      </w:r>
-      <w:r>
-        <w:rPr>
-          <w:rStyle w:val="NormalTok"/>
-        </w:rPr>
-        <w:t xml:space="preserve"> </w:t>
-      </w:r>
-      <w:r>
-        <w:rPr>
-          <w:rStyle w:val="DecValTok"/>
-        </w:rPr>
-        <w:t xml:space="preserve">100</w:t>
-      </w:r>
-      <w:r>
-        <w:rPr>
-          <w:rStyle w:val="NormalTok"/>
-        </w:rPr>
-        <w:t xml:space="preserve">) </w:t>
-      </w:r>
-      <w:r>
-        <w:rPr>
-          <w:rStyle w:val="OperatorTok"/>
-        </w:rPr>
-        <w:t xml:space="preserve">-&gt;</w:t>
-      </w:r>
-      <w:r>
-        <w:rPr>
-          <w:rStyle w:val="NormalTok"/>
-        </w:rPr>
-        <w:t xml:space="preserve"> List[</w:t>
-      </w:r>
-      <w:r>
-        <w:rPr>
-          <w:rStyle w:val="BuiltInTok"/>
-        </w:rPr>
-        <w:t xml:space="preserve">int</w:t>
-      </w:r>
-      <w:r>
-        <w:rPr>
-          <w:rStyle w:val="NormalTok"/>
-        </w:rPr>
-        <w:t xml:space="preserve">]:</w:t>
-      </w:r>
-      <w:r>
-        <w:br/>
-      </w:r>
-      <w:r>
-        <w:rPr>
-          <w:rStyle w:val="NormalTok"/>
-        </w:rPr>
-        <w:t xml:space="preserve">    </w:t>
-      </w:r>
-      <w:r>
-        <w:rPr>
-          <w:rStyle w:val="CommentTok"/>
-        </w:rPr>
-        <w:t xml:space="preserve">"""Return a list of pseudo-random integers.</w:t>
-      </w:r>
-      <w:r>
-        <w:br/>
-      </w:r>
-      <w:r>
-        <w:br/>
-      </w:r>
-      <w:r>
-        <w:rPr>
-          <w:rStyle w:val="CommentTok"/>
-        </w:rPr>
-        <w:t xml:space="preserve">    Parameters:</w:t>
-      </w:r>
-      <w:r>
-        <w:br/>
-      </w:r>
-      <w:r>
-        <w:rPr>
-          <w:rStyle w:val="CommentTok"/>
-        </w:rPr>
-        <w:t xml:space="preserve">        count: Number of integers to generate.</w:t>
-      </w:r>
-      <w:r>
-        <w:br/>
-      </w:r>
-      <w:r>
-        <w:rPr>
-          <w:rStyle w:val="CommentTok"/>
-        </w:rPr>
-        <w:t xml:space="preserve">        start: Inclusive lower bound for values.</w:t>
-      </w:r>
-      <w:r>
-        <w:br/>
-      </w:r>
-      <w:r>
-        <w:rPr>
-          <w:rStyle w:val="CommentTok"/>
-        </w:rPr>
-        <w:t xml:space="preserve">        end: Inclusive upper bound for values.</w:t>
-      </w:r>
-      <w:r>
-        <w:br/>
-      </w:r>
-      <w:r>
-        <w:br/>
-      </w:r>
-      <w:r>
-        <w:rPr>
-          <w:rStyle w:val="CommentTok"/>
-        </w:rPr>
-        <w:t xml:space="preserve">    Returns:</w:t>
-      </w:r>
-      <w:r>
-        <w:br/>
-      </w:r>
-      <w:r>
-        <w:rPr>
-          <w:rStyle w:val="CommentTok"/>
-        </w:rPr>
-        <w:t xml:space="preserve">        A list containing `count` integers sampled uniformly in [start, end].</w:t>
-      </w:r>
-      <w:r>
-        <w:br/>
-      </w:r>
-      <w:r>
-        <w:rPr>
-          <w:rStyle w:val="CommentTok"/>
-        </w:rPr>
-        <w:t xml:space="preserve">    """</w:t>
-      </w:r>
-      <w:r>
-        <w:br/>
-      </w:r>
-      <w:r>
-        <w:rPr>
-          <w:rStyle w:val="NormalTok"/>
-        </w:rPr>
-        <w:t xml:space="preserve">    </w:t>
-      </w:r>
-      <w:r>
-        <w:rPr>
-          <w:rStyle w:val="ControlFlowTok"/>
-        </w:rPr>
-        <w:t xml:space="preserve">if</w:t>
-      </w:r>
-      <w:r>
-        <w:rPr>
-          <w:rStyle w:val="NormalTok"/>
-        </w:rPr>
-        <w:t xml:space="preserve"> count </w:t>
-      </w:r>
-      <w:r>
-        <w:rPr>
-          <w:rStyle w:val="OperatorTok"/>
-        </w:rPr>
-        <w:t xml:space="preserve">&lt;</w:t>
-      </w:r>
-      <w:r>
-        <w:rPr>
-          <w:rStyle w:val="NormalTok"/>
-        </w:rPr>
-        <w:t xml:space="preserve"> </w:t>
-      </w:r>
-      <w:r>
-        <w:rPr>
-          <w:rStyle w:val="DecValTok"/>
-        </w:rPr>
-        <w:t xml:space="preserve">0</w:t>
-      </w:r>
-      <w:r>
-        <w:rPr>
-          <w:rStyle w:val="NormalTok"/>
-        </w:rPr>
-        <w:t xml:space="preserve">:</w:t>
-      </w:r>
-      <w:r>
-        <w:br/>
-      </w:r>
-      <w:r>
-        <w:rPr>
-          <w:rStyle w:val="NormalTok"/>
-        </w:rPr>
-        <w:t xml:space="preserve">        </w:t>
-      </w:r>
-      <w:r>
-        <w:rPr>
-          <w:rStyle w:val="ControlFlowTok"/>
-        </w:rPr>
-        <w:t xml:space="preserve">raise</w:t>
-      </w:r>
-      <w:r>
-        <w:rPr>
-          <w:rStyle w:val="NormalTok"/>
-        </w:rPr>
-        <w:t xml:space="preserve"> </w:t>
-      </w:r>
-      <w:r>
-        <w:rPr>
-          <w:rStyle w:val="PreprocessorTok"/>
-        </w:rPr>
-        <w:t xml:space="preserve">ValueError</w:t>
-      </w:r>
-      <w:r>
-        <w:rPr>
-          <w:rStyle w:val="NormalTok"/>
-        </w:rPr>
-        <w:t xml:space="preserve">(</w:t>
-      </w:r>
-      <w:r>
-        <w:rPr>
-          <w:rStyle w:val="StringTok"/>
-        </w:rPr>
-        <w:t xml:space="preserve">"count must be non-negative"</w:t>
-      </w:r>
-      <w:r>
-        <w:rPr>
-          <w:rStyle w:val="NormalTok"/>
-        </w:rPr>
-        <w:t xml:space="preserve">)</w:t>
-      </w:r>
-      <w:r>
-        <w:br/>
-      </w:r>
-      <w:r>
-        <w:rPr>
-          <w:rStyle w:val="NormalTok"/>
-        </w:rPr>
-        <w:t xml:space="preserve">    </w:t>
-      </w:r>
-      <w:r>
-        <w:rPr>
-          <w:rStyle w:val="ControlFlowTok"/>
-        </w:rPr>
-        <w:t xml:space="preserve">if</w:t>
-      </w:r>
-      <w:r>
-        <w:rPr>
-          <w:rStyle w:val="NormalTok"/>
-        </w:rPr>
-        <w:t xml:space="preserve"> start </w:t>
-      </w:r>
-      <w:r>
-        <w:rPr>
-          <w:rStyle w:val="OperatorTok"/>
-        </w:rPr>
-        <w:t xml:space="preserve">&gt;</w:t>
-      </w:r>
-      <w:r>
-        <w:rPr>
-          <w:rStyle w:val="NormalTok"/>
-        </w:rPr>
-        <w:t xml:space="preserve"> end:</w:t>
-      </w:r>
-      <w:r>
-        <w:br/>
-      </w:r>
-      <w:r>
-        <w:rPr>
-          <w:rStyle w:val="NormalTok"/>
-        </w:rPr>
-        <w:t xml:space="preserve">        start, end </w:t>
-      </w:r>
-      <w:r>
-        <w:rPr>
-          <w:rStyle w:val="OperatorTok"/>
-        </w:rPr>
-        <w:t xml:space="preserve">=</w:t>
-      </w:r>
-      <w:r>
-        <w:rPr>
-          <w:rStyle w:val="NormalTok"/>
-        </w:rPr>
-        <w:t xml:space="preserve"> end, start</w:t>
-      </w:r>
-      <w:r>
-        <w:br/>
-      </w:r>
-      <w:r>
-        <w:rPr>
-          <w:rStyle w:val="NormalTok"/>
-        </w:rPr>
-        <w:t xml:space="preserve">    </w:t>
-      </w:r>
-      <w:r>
-        <w:rPr>
-          <w:rStyle w:val="ControlFlowTok"/>
-        </w:rPr>
-        <w:t xml:space="preserve">return</w:t>
-      </w:r>
-      <w:r>
-        <w:rPr>
-          <w:rStyle w:val="NormalTok"/>
-        </w:rPr>
-        <w:t xml:space="preserve"> [random.randint(start, end) </w:t>
-      </w:r>
-      <w:r>
-        <w:rPr>
-          <w:rStyle w:val="ControlFlowTok"/>
-        </w:rPr>
-        <w:t xml:space="preserve">for</w:t>
-      </w:r>
-      <w:r>
-        <w:rPr>
-          <w:rStyle w:val="NormalTok"/>
-        </w:rPr>
-        <w:t xml:space="preserve"> _ </w:t>
-      </w:r>
-      <w:r>
-        <w:rPr>
-          <w:rStyle w:val="KeywordTok"/>
-        </w:rPr>
-        <w:t xml:space="preserve">in</w:t>
-      </w:r>
-      <w:r>
-        <w:rPr>
-          <w:rStyle w:val="NormalTok"/>
-        </w:rPr>
-        <w:t xml:space="preserve"> </w:t>
-      </w:r>
-      <w:r>
-        <w:rPr>
-          <w:rStyle w:val="BuiltInTok"/>
-        </w:rPr>
-        <w:t xml:space="preserve">range</w:t>
-      </w:r>
-      <w:r>
-        <w:rPr>
-          <w:rStyle w:val="NormalTok"/>
-        </w:rPr>
-        <w:t xml:space="preserve">(count)]</w:t>
-      </w:r>
-      <w:r>
-        <w:br/>
-      </w:r>
-      <w:r>
-        <w:br/>
-      </w:r>
-      <w:r>
-        <w:rPr>
-          <w:rStyle w:val="CommentTok"/>
-        </w:rPr>
-        <w:t xml:space="preserve"># Example usage: Generate 5 random integers between 10 and 20.</w:t>
-      </w:r>
-      <w:r>
-        <w:br/>
-      </w:r>
-      <w:r>
-        <w:rPr>
-          <w:rStyle w:val="NormalTok"/>
-        </w:rPr>
-        <w:t xml:space="preserve">random_list </w:t>
-      </w:r>
-      <w:r>
-        <w:rPr>
-          <w:rStyle w:val="OperatorTok"/>
-        </w:rPr>
-        <w:t xml:space="preserve">=</w:t>
-      </w:r>
-      <w:r>
-        <w:rPr>
-          <w:rStyle w:val="NormalTok"/>
-        </w:rPr>
-        <w:t xml:space="preserve"> generate_random_integers(</w:t>
-      </w:r>
-      <w:r>
-        <w:rPr>
-          <w:rStyle w:val="DecValTok"/>
-        </w:rPr>
-        <w:t xml:space="preserve">5</w:t>
-      </w:r>
-      <w:r>
-        <w:rPr>
-          <w:rStyle w:val="NormalTok"/>
-        </w:rPr>
-        <w:t xml:space="preserve">, </w:t>
-      </w:r>
-      <w:r>
-        <w:rPr>
-          <w:rStyle w:val="DecValTok"/>
-        </w:rPr>
-        <w:t xml:space="preserve">10</w:t>
-      </w:r>
-      <w:r>
-        <w:rPr>
-          <w:rStyle w:val="NormalTok"/>
-        </w:rPr>
-        <w:t xml:space="preserve">, </w:t>
-      </w:r>
-      <w:r>
-        <w:rPr>
-          <w:rStyle w:val="DecValTok"/>
-        </w:rPr>
-        <w:t xml:space="preserve">20</w:t>
-      </w:r>
-      <w:r>
-        <w:rPr>
-          <w:rStyle w:val="NormalTok"/>
-        </w:rPr>
-        <w:t xml:space="preserve">)</w:t>
-      </w:r>
-      <w:r>
-        <w:br/>
-      </w:r>
-      <w:r>
-        <w:rPr>
-          <w:rStyle w:val="BuiltInTok"/>
-        </w:rPr>
-        <w:t xml:space="preserve">print</w:t>
-      </w:r>
-      <w:r>
-        <w:rPr>
-          <w:rStyle w:val="NormalTok"/>
-        </w:rPr>
-        <w:t xml:space="preserve">(random_list)</w:t>
-      </w:r>
-    </w:p>
-    <w:p>
-      <w:pPr>
-        <w:pStyle w:val="FirstParagraph"/>
-      </w:pPr>
-      <w:r>
-        <w:rPr>
-          <w:b/>
-          <w:bCs/>
-        </w:rPr>
-        <w:t xml:space="preserve">Output:</w:t>
-      </w:r>
-    </w:p>
-    <w:p>
-      <w:pPr>
-        <w:pStyle w:val="SourceCode"/>
-      </w:pPr>
-      <w:r>
-        <w:rPr>
-          <w:rStyle w:val="VerbatimChar"/>
-        </w:rPr>
-        <w:t xml:space="preserve">[15, 11, 20, 18, 12]</w:t>
-      </w:r>
-    </w:p>
-    <w:p>
-      <w:r>
-        <w:pict>
-          <v:rect style="width:0;height:1.5pt" o:hralign="center" o:hrstd="t" o:hr="t"/>
-        </w:pict>
-      </w:r>
-    </w:p>
-    <w:bookmarkEnd w:id="21"/>
-    <w:bookmarkStart w:id="22" w:name="functiondef-fibonaccin"/>
-    <w:p>
-      <w:pPr>
-        <w:pStyle w:val="Heading2"/>
-      </w:pPr>
-      <w:r>
-        <w:rPr>
-          <w:rStyle w:val="SectionNumber"/>
-        </w:rPr>
-        <w:t xml:space="preserve">2.6</w:t>
-      </w:r>
-      <w:r>
-        <w:tab/>
-      </w:r>
-      <w:r>
-        <w:t xml:space="preserve">FunctionDef fibonacci(n)</w:t>
-      </w:r>
-    </w:p>
-    <w:bookmarkEnd w:id="22"/>
-    <w:bookmarkEnd w:id="23"/>
-    <w:bookmarkStart w:id="30" w:name="function-fibonaccin-int"/>
-    <w:p>
-      <w:pPr>
-        <w:pStyle w:val="Heading1"/>
-      </w:pPr>
-      <w:r>
-        <w:rPr>
-          <w:rStyle w:val="SectionNumber"/>
-        </w:rPr>
-        <w:t xml:space="preserve">3</w:t>
-      </w:r>
-      <w:r>
-        <w:tab/>
-      </w:r>
-      <w:r>
-        <w:t xml:space="preserve">Function: fibonacci(n: int)</w:t>
-      </w:r>
-    </w:p>
-    <w:bookmarkStart w:id="24" w:name="overview-2"/>
-    <w:p>
-      <w:pPr>
-        <w:pStyle w:val="Heading2"/>
-      </w:pPr>
-      <w:r>
-        <w:rPr>
-          <w:rStyle w:val="SectionNumber"/>
-        </w:rPr>
-        <w:t xml:space="preserve">3.1</w:t>
-      </w:r>
-      <w:r>
-        <w:tab/>
-      </w:r>
-      <w:r>
-        <w:t xml:space="preserve">Overview</w:t>
-      </w:r>
-    </w:p>
-    <w:p>
-      <w:pPr>
-        <w:pStyle w:val="FirstParagraph"/>
-      </w:pPr>
-      <w:r>
-        <w:t xml:space="preserve">The</w:t>
-      </w:r>
-      <w:r>
-        <w:t xml:space="preserve"> </w:t>
-      </w:r>
-      <w:r>
-        <w:rPr>
-          <w:rStyle w:val="VerbatimChar"/>
-        </w:rPr>
-        <w:t xml:space="preserve">fibonacci</w:t>
-      </w:r>
-      <w:r>
-        <w:t xml:space="preserve"> </w:t>
-      </w:r>
-      <w:r>
-        <w:t xml:space="preserve">function computes the nth number in the Fibonacci sequence using an iterative approach.</w:t>
-      </w:r>
-    </w:p>
-    <w:bookmarkEnd w:id="24"/>
-    <w:bookmarkStart w:id="25" w:name="parameters-2"/>
-    <w:p>
-      <w:pPr>
-        <w:pStyle w:val="Heading2"/>
-      </w:pPr>
-      <w:r>
-        <w:rPr>
-          <w:rStyle w:val="SectionNumber"/>
-        </w:rPr>
-        <w:t xml:space="preserve">3.2</w:t>
-      </w:r>
-      <w:r>
-        <w:tab/>
-      </w:r>
-      <w:r>
-        <w:t xml:space="preserve">parameters</w:t>
+        <w:t xml:space="preserve">This function provides an efficient, iterative method to calculate a Fibonacci number. The logic proceeds as follows:</w:t>
       </w:r>
     </w:p>
     <w:p>
@@ -2628,12 +2655,28 @@
       </w:pPr>
       <w:r>
         <w:rPr>
+          <w:b/>
+          <w:bCs/>
+        </w:rPr>
+        <w:t xml:space="preserve">Input Validation</w:t>
+      </w:r>
+      <w:r>
+        <w:t xml:space="preserve">: The function first checks if the input</w:t>
+      </w:r>
+      <w:r>
+        <w:t xml:space="preserve"> </w:t>
+      </w:r>
+      <w:r>
+        <w:rPr>
           <w:rStyle w:val="VerbatimChar"/>
         </w:rPr>
         <w:t xml:space="preserve">n</w:t>
       </w:r>
       <w:r>
-        <w:t xml:space="preserve">:</w:t>
+        <w:t xml:space="preserve"> </w:t>
+      </w:r>
+      <w:r>
+        <w:t xml:space="preserve">is less than 0. Since the Fibonacci sequence is not defined for negative indices, it raises a</w:t>
       </w:r>
       <w:r>
         <w:t xml:space="preserve"> </w:t>
@@ -2642,46 +2685,108 @@
         <w:rPr>
           <w:rStyle w:val="VerbatimChar"/>
         </w:rPr>
-        <w:t xml:space="preserve">int</w:t>
+        <w:t xml:space="preserve">ValueError</w:t>
+      </w:r>
+      <w:r>
+        <w:t xml:space="preserve"> </w:t>
+      </w:r>
+      <w:r>
+        <w:t xml:space="preserve">if the condition is met.</w:t>
       </w:r>
     </w:p>
     <w:p>
       <w:pPr>
         <w:pStyle w:val="Compact"/>
         <w:numPr>
-          <w:ilvl w:val="1"/>
-          <w:numId w:val="1005"/>
+          <w:ilvl w:val="0"/>
+          <w:numId w:val="1004"/>
         </w:numPr>
       </w:pPr>
       <w:r>
-        <w:t xml:space="preserve">The 0-indexed position in the Fibonacci sequence for which to find the corresponding number.</w:t>
-      </w:r>
-    </w:p>
-    <w:bookmarkEnd w:id="25"/>
-    <w:bookmarkStart w:id="26" w:name="description-2"/>
-    <w:p>
-      <w:pPr>
-        <w:pStyle w:val="Heading2"/>
-      </w:pPr>
-      <w:r>
-        <w:rPr>
-          <w:rStyle w:val="SectionNumber"/>
-        </w:rPr>
-        <w:t xml:space="preserve">3.3</w:t>
-      </w:r>
-      <w:r>
-        <w:tab/>
-      </w:r>
-      <w:r>
-        <w:t xml:space="preserve">Description</w:t>
+        <w:rPr>
+          <w:b/>
+          <w:bCs/>
+        </w:rPr>
+        <w:t xml:space="preserve">Initialization</w:t>
+      </w:r>
+      <w:r>
+        <w:t xml:space="preserve">: Two variables,</w:t>
+      </w:r>
+      <w:r>
+        <w:t xml:space="preserve"> </w:t>
+      </w:r>
+      <w:r>
+        <w:rPr>
+          <w:rStyle w:val="VerbatimChar"/>
+        </w:rPr>
+        <w:t xml:space="preserve">a</w:t>
+      </w:r>
+      <w:r>
+        <w:t xml:space="preserve"> </w:t>
+      </w:r>
+      <w:r>
+        <w:t xml:space="preserve">and</w:t>
+      </w:r>
+      <w:r>
+        <w:t xml:space="preserve"> </w:t>
+      </w:r>
+      <w:r>
+        <w:rPr>
+          <w:rStyle w:val="VerbatimChar"/>
+        </w:rPr>
+        <w:t xml:space="preserve">b</w:t>
+      </w:r>
+      <w:r>
+        <w:t xml:space="preserve">, are initialized to</w:t>
+      </w:r>
+      <w:r>
+        <w:t xml:space="preserve"> </w:t>
+      </w:r>
+      <w:r>
+        <w:rPr>
+          <w:rStyle w:val="VerbatimChar"/>
+        </w:rPr>
+        <w:t xml:space="preserve">0</w:t>
+      </w:r>
+      <w:r>
+        <w:t xml:space="preserve"> </w:t>
+      </w:r>
+      <w:r>
+        <w:t xml:space="preserve">and</w:t>
+      </w:r>
+      <w:r>
+        <w:t xml:space="preserve"> </w:t>
+      </w:r>
+      <w:r>
+        <w:rPr>
+          <w:rStyle w:val="VerbatimChar"/>
+        </w:rPr>
+        <w:t xml:space="preserve">1</w:t>
+      </w:r>
+      <w:r>
+        <w:t xml:space="preserve"> </w:t>
+      </w:r>
+      <w:r>
+        <w:t xml:space="preserve">respectively. These represent the first two numbers in the Fibonacci sequence (F₀ and F₁).</w:t>
       </w:r>
     </w:p>
     <w:p>
       <w:pPr>
-        <w:pStyle w:val="FirstParagraph"/>
-      </w:pPr>
-      <w:r>
-        <w:t xml:space="preserve">This function calculates a Fibonacci number based on its index</w:t>
+        <w:pStyle w:val="Compact"/>
+        <w:numPr>
+          <w:ilvl w:val="0"/>
+          <w:numId w:val="1004"/>
+        </w:numPr>
+      </w:pPr>
+      <w:r>
+        <w:rPr>
+          <w:b/>
+          <w:bCs/>
+        </w:rPr>
+        <w:t xml:space="preserve">Iteration</w:t>
+      </w:r>
+      <w:r>
+        <w:t xml:space="preserve">: The function then enters a</w:t>
       </w:r>
       <w:r>
         <w:t xml:space="preserve"> </w:t>
@@ -2690,18 +2795,158 @@
         <w:rPr>
           <w:rStyle w:val="VerbatimChar"/>
         </w:rPr>
+        <w:t xml:space="preserve">for</w:t>
+      </w:r>
+      <w:r>
+        <w:t xml:space="preserve"> </w:t>
+      </w:r>
+      <w:r>
+        <w:t xml:space="preserve">loop that iterates</w:t>
+      </w:r>
+      <w:r>
+        <w:t xml:space="preserve"> </w:t>
+      </w:r>
+      <w:r>
+        <w:rPr>
+          <w:rStyle w:val="VerbatimChar"/>
+        </w:rPr>
         <w:t xml:space="preserve">n</w:t>
       </w:r>
       <w:r>
-        <w:t xml:space="preserve">. The Fibonacci sequence starts with 0 and 1, and each subsequent number is the sum of the two preceding ones (0, 1, 1, 2, 3, 5, …).</w:t>
+        <w:t xml:space="preserve"> </w:t>
+      </w:r>
+      <w:r>
+        <w:t xml:space="preserve">times. In each iteration, the values of</w:t>
+      </w:r>
+      <w:r>
+        <w:t xml:space="preserve"> </w:t>
+      </w:r>
+      <w:r>
+        <w:rPr>
+          <w:rStyle w:val="VerbatimChar"/>
+        </w:rPr>
+        <w:t xml:space="preserve">a</w:t>
+      </w:r>
+      <w:r>
+        <w:t xml:space="preserve"> </w:t>
+      </w:r>
+      <w:r>
+        <w:t xml:space="preserve">and</w:t>
+      </w:r>
+      <w:r>
+        <w:t xml:space="preserve"> </w:t>
+      </w:r>
+      <w:r>
+        <w:rPr>
+          <w:rStyle w:val="VerbatimChar"/>
+        </w:rPr>
+        <w:t xml:space="preserve">b</w:t>
+      </w:r>
+      <w:r>
+        <w:t xml:space="preserve"> </w:t>
+      </w:r>
+      <w:r>
+        <w:t xml:space="preserve">are updated simultaneously. The current value of</w:t>
+      </w:r>
+      <w:r>
+        <w:t xml:space="preserve"> </w:t>
+      </w:r>
+      <w:r>
+        <w:rPr>
+          <w:rStyle w:val="VerbatimChar"/>
+        </w:rPr>
+        <w:t xml:space="preserve">b</w:t>
+      </w:r>
+      <w:r>
+        <w:t xml:space="preserve"> </w:t>
+      </w:r>
+      <w:r>
+        <w:t xml:space="preserve">is assigned to</w:t>
+      </w:r>
+      <w:r>
+        <w:t xml:space="preserve"> </w:t>
+      </w:r>
+      <w:r>
+        <w:rPr>
+          <w:rStyle w:val="VerbatimChar"/>
+        </w:rPr>
+        <w:t xml:space="preserve">a</w:t>
+      </w:r>
+      <w:r>
+        <w:t xml:space="preserve">, and the sum of the old</w:t>
+      </w:r>
+      <w:r>
+        <w:t xml:space="preserve"> </w:t>
+      </w:r>
+      <w:r>
+        <w:rPr>
+          <w:rStyle w:val="VerbatimChar"/>
+        </w:rPr>
+        <w:t xml:space="preserve">a</w:t>
+      </w:r>
+      <w:r>
+        <w:t xml:space="preserve"> </w:t>
+      </w:r>
+      <w:r>
+        <w:t xml:space="preserve">and</w:t>
+      </w:r>
+      <w:r>
+        <w:t xml:space="preserve"> </w:t>
+      </w:r>
+      <w:r>
+        <w:rPr>
+          <w:rStyle w:val="VerbatimChar"/>
+        </w:rPr>
+        <w:t xml:space="preserve">b</w:t>
+      </w:r>
+      <w:r>
+        <w:t xml:space="preserve"> </w:t>
+      </w:r>
+      <w:r>
+        <w:t xml:space="preserve">is assigned to the new</w:t>
+      </w:r>
+      <w:r>
+        <w:t xml:space="preserve"> </w:t>
+      </w:r>
+      <w:r>
+        <w:rPr>
+          <w:rStyle w:val="VerbatimChar"/>
+        </w:rPr>
+        <w:t xml:space="preserve">b</w:t>
+      </w:r>
+      <w:r>
+        <w:t xml:space="preserve">. This operation,</w:t>
+      </w:r>
+      <w:r>
+        <w:t xml:space="preserve"> </w:t>
+      </w:r>
+      <w:r>
+        <w:rPr>
+          <w:rStyle w:val="VerbatimChar"/>
+        </w:rPr>
+        <w:t xml:space="preserve">a, b = b, a + b</w:t>
+      </w:r>
+      <w:r>
+        <w:t xml:space="preserve">, effectively advances one step in the Fibonacci sequence.</w:t>
       </w:r>
     </w:p>
     <w:p>
       <w:pPr>
-        <w:pStyle w:val="BodyText"/>
-      </w:pPr>
-      <w:r>
-        <w:t xml:space="preserve">The function begins by validating the input</w:t>
+        <w:pStyle w:val="Compact"/>
+        <w:numPr>
+          <w:ilvl w:val="0"/>
+          <w:numId w:val="1004"/>
+        </w:numPr>
+      </w:pPr>
+      <w:r>
+        <w:rPr>
+          <w:b/>
+          <w:bCs/>
+        </w:rPr>
+        <w:t xml:space="preserve">Return Value</w:t>
+      </w:r>
+      <w:r>
+        <w:t xml:space="preserve">: After the loop completes, the variable</w:t>
       </w:r>
       <w:r>
         <w:t xml:space="preserve"> </w:t>
@@ -2710,10 +2955,13 @@
         <w:rPr>
           <w:rStyle w:val="VerbatimChar"/>
         </w:rPr>
-        <w:t xml:space="preserve">n</w:t>
-      </w:r>
-      <w:r>
-        <w:t xml:space="preserve">. If</w:t>
+        <w:t xml:space="preserve">a</w:t>
+      </w:r>
+      <w:r>
+        <w:t xml:space="preserve"> </w:t>
+      </w:r>
+      <w:r>
+        <w:t xml:space="preserve">holds the value of the nth Fibonacci number. For</w:t>
       </w:r>
       <w:r>
         <w:t xml:space="preserve"> </w:t>
@@ -2722,13 +2970,10 @@
         <w:rPr>
           <w:rStyle w:val="VerbatimChar"/>
         </w:rPr>
-        <w:t xml:space="preserve">n</w:t>
-      </w:r>
-      <w:r>
-        <w:t xml:space="preserve"> </w:t>
-      </w:r>
-      <w:r>
-        <w:t xml:space="preserve">is a negative number, it raises a</w:t>
+        <w:t xml:space="preserve">n=0</w:t>
+      </w:r>
+      <w:r>
+        <w:t xml:space="preserve">, the loop does not run, and the initial value of</w:t>
       </w:r>
       <w:r>
         <w:t xml:space="preserve"> </w:t>
@@ -2737,18 +2982,48 @@
         <w:rPr>
           <w:rStyle w:val="VerbatimChar"/>
         </w:rPr>
-        <w:t xml:space="preserve">ValueError</w:t>
-      </w:r>
-      <w:r>
-        <w:t xml:space="preserve">, as the Fibonacci sequence is not defined for negative indices.</w:t>
+        <w:t xml:space="preserve">a</w:t>
+      </w:r>
+      <w:r>
+        <w:t xml:space="preserve"> </w:t>
+      </w:r>
+      <w:r>
+        <w:t xml:space="preserve">(0) is returned. For</w:t>
+      </w:r>
+      <w:r>
+        <w:t xml:space="preserve"> </w:t>
+      </w:r>
+      <w:r>
+        <w:rPr>
+          <w:rStyle w:val="VerbatimChar"/>
+        </w:rPr>
+        <w:t xml:space="preserve">n &gt; 0</w:t>
+      </w:r>
+      <w:r>
+        <w:t xml:space="preserve">, the loop updates</w:t>
+      </w:r>
+      <w:r>
+        <w:t xml:space="preserve"> </w:t>
+      </w:r>
+      <w:r>
+        <w:rPr>
+          <w:rStyle w:val="VerbatimChar"/>
+        </w:rPr>
+        <w:t xml:space="preserve">a</w:t>
+      </w:r>
+      <w:r>
+        <w:t xml:space="preserve"> </w:t>
+      </w:r>
+      <w:r>
+        <w:t xml:space="preserve">to the correct value before it is returned.</w:t>
       </w:r>
     </w:p>
     <w:p>
       <w:pPr>
-        <w:pStyle w:val="BodyText"/>
-      </w:pPr>
-      <w:r>
-        <w:t xml:space="preserve">It initializes two variables,</w:t>
+        <w:pStyle w:val="FirstParagraph"/>
+      </w:pPr>
+      <w:r>
+        <w:t xml:space="preserve">For example, to compute</w:t>
       </w:r>
       <w:r>
         <w:t xml:space="preserve"> </w:t>
@@ -2757,13 +3032,61 @@
         <w:rPr>
           <w:rStyle w:val="VerbatimChar"/>
         </w:rPr>
+        <w:t xml:space="preserve">fibonacci(3)</w:t>
+      </w:r>
+      <w:r>
+        <w:t xml:space="preserve">:</w:t>
+      </w:r>
+      <w:r>
+        <w:t xml:space="preserve"> </w:t>
+      </w:r>
+      <w:r>
+        <w:t xml:space="preserve">- Initialize</w:t>
+      </w:r>
+      <w:r>
+        <w:t xml:space="preserve"> </w:t>
+      </w:r>
+      <w:r>
+        <w:rPr>
+          <w:rStyle w:val="VerbatimChar"/>
+        </w:rPr>
+        <w:t xml:space="preserve">a = 0</w:t>
+      </w:r>
+      <w:r>
+        <w:t xml:space="preserve">,</w:t>
+      </w:r>
+      <w:r>
+        <w:t xml:space="preserve"> </w:t>
+      </w:r>
+      <w:r>
+        <w:rPr>
+          <w:rStyle w:val="VerbatimChar"/>
+        </w:rPr>
+        <w:t xml:space="preserve">b = 1</w:t>
+      </w:r>
+      <w:r>
+        <w:t xml:space="preserve">.</w:t>
+      </w:r>
+      <w:r>
+        <w:t xml:space="preserve"> </w:t>
+      </w:r>
+      <w:r>
+        <w:t xml:space="preserve">- Loop 1:</w:t>
+      </w:r>
+      <w:r>
+        <w:t xml:space="preserve"> </w:t>
+      </w:r>
+      <w:r>
+        <w:rPr>
+          <w:rStyle w:val="VerbatimChar"/>
+        </w:rPr>
         <w:t xml:space="preserve">a</w:t>
       </w:r>
       <w:r>
         <w:t xml:space="preserve"> </w:t>
       </w:r>
       <w:r>
-        <w:t xml:space="preserve">and</w:t>
+        <w:t xml:space="preserve">becomes</w:t>
       </w:r>
       <w:r>
         <w:t xml:space="preserve"> </w:t>
@@ -2772,10 +3095,25 @@
         <w:rPr>
           <w:rStyle w:val="VerbatimChar"/>
         </w:rPr>
+        <w:t xml:space="preserve">1</w:t>
+      </w:r>
+      <w:r>
+        <w:t xml:space="preserve">,</w:t>
+      </w:r>
+      <w:r>
+        <w:t xml:space="preserve"> </w:t>
+      </w:r>
+      <w:r>
+        <w:rPr>
+          <w:rStyle w:val="VerbatimChar"/>
+        </w:rPr>
         <w:t xml:space="preserve">b</w:t>
       </w:r>
       <w:r>
-        <w:t xml:space="preserve">, to</w:t>
+        <w:t xml:space="preserve"> </w:t>
+      </w:r>
+      <w:r>
+        <w:t xml:space="preserve">becomes</w:t>
       </w:r>
       <w:r>
         <w:t xml:space="preserve"> </w:t>
@@ -2784,13 +3122,16 @@
         <w:rPr>
           <w:rStyle w:val="VerbatimChar"/>
         </w:rPr>
-        <w:t xml:space="preserve">0</w:t>
-      </w:r>
-      <w:r>
-        <w:t xml:space="preserve"> </w:t>
-      </w:r>
-      <w:r>
-        <w:t xml:space="preserve">and</w:t>
+        <w:t xml:space="preserve">0 + 1 = 1</w:t>
+      </w:r>
+      <w:r>
+        <w:t xml:space="preserve">.</w:t>
+      </w:r>
+      <w:r>
+        <w:t xml:space="preserve"> </w:t>
+      </w:r>
+      <w:r>
+        <w:t xml:space="preserve">- Loop 2:</w:t>
       </w:r>
       <w:r>
         <w:t xml:space="preserve"> </w:t>
@@ -2799,21 +3140,25 @@
         <w:rPr>
           <w:rStyle w:val="VerbatimChar"/>
         </w:rPr>
+        <w:t xml:space="preserve">a</w:t>
+      </w:r>
+      <w:r>
+        <w:t xml:space="preserve"> </w:t>
+      </w:r>
+      <w:r>
+        <w:t xml:space="preserve">becomes</w:t>
+      </w:r>
+      <w:r>
+        <w:t xml:space="preserve"> </w:t>
+      </w:r>
+      <w:r>
+        <w:rPr>
+          <w:rStyle w:val="VerbatimChar"/>
+        </w:rPr>
         <w:t xml:space="preserve">1</w:t>
       </w:r>
       <w:r>
-        <w:t xml:space="preserve"> </w:t>
-      </w:r>
-      <w:r>
-        <w:t xml:space="preserve">respectively. These represent the first two numbers in the sequence, F₀ and F₁.</w:t>
-      </w:r>
-    </w:p>
-    <w:p>
-      <w:pPr>
-        <w:pStyle w:val="BodyText"/>
-      </w:pPr>
-      <w:r>
-        <w:t xml:space="preserve">The core logic resides in a</w:t>
+        <w:t xml:space="preserve">,</w:t>
       </w:r>
       <w:r>
         <w:t xml:space="preserve"> </w:t>
@@ -2822,13 +3167,13 @@
         <w:rPr>
           <w:rStyle w:val="VerbatimChar"/>
         </w:rPr>
-        <w:t xml:space="preserve">for</w:t>
-      </w:r>
-      <w:r>
-        <w:t xml:space="preserve"> </w:t>
-      </w:r>
-      <w:r>
-        <w:t xml:space="preserve">loop that iterates</w:t>
+        <w:t xml:space="preserve">b</w:t>
+      </w:r>
+      <w:r>
+        <w:t xml:space="preserve"> </w:t>
+      </w:r>
+      <w:r>
+        <w:t xml:space="preserve">becomes</w:t>
       </w:r>
       <w:r>
         <w:t xml:space="preserve"> </w:t>
@@ -2837,13 +3182,16 @@
         <w:rPr>
           <w:rStyle w:val="VerbatimChar"/>
         </w:rPr>
-        <w:t xml:space="preserve">n</w:t>
-      </w:r>
-      <w:r>
-        <w:t xml:space="preserve"> </w:t>
-      </w:r>
-      <w:r>
-        <w:t xml:space="preserve">times. In each iteration, the values of</w:t>
+        <w:t xml:space="preserve">1 + 1 = 2</w:t>
+      </w:r>
+      <w:r>
+        <w:t xml:space="preserve">.</w:t>
+      </w:r>
+      <w:r>
+        <w:t xml:space="preserve"> </w:t>
+      </w:r>
+      <w:r>
+        <w:t xml:space="preserve">- Loop 3:</w:t>
       </w:r>
       <w:r>
         <w:t xml:space="preserve"> </w:t>
@@ -2858,7 +3206,7 @@
         <w:t xml:space="preserve"> </w:t>
       </w:r>
       <w:r>
-        <w:t xml:space="preserve">and</w:t>
+        <w:t xml:space="preserve">becomes</w:t>
       </w:r>
       <w:r>
         <w:t xml:space="preserve"> </w:t>
@@ -2867,13 +3215,25 @@
         <w:rPr>
           <w:rStyle w:val="VerbatimChar"/>
         </w:rPr>
+        <w:t xml:space="preserve">2</w:t>
+      </w:r>
+      <w:r>
+        <w:t xml:space="preserve">,</w:t>
+      </w:r>
+      <w:r>
+        <w:t xml:space="preserve"> </w:t>
+      </w:r>
+      <w:r>
+        <w:rPr>
+          <w:rStyle w:val="VerbatimChar"/>
+        </w:rPr>
         <w:t xml:space="preserve">b</w:t>
       </w:r>
       <w:r>
         <w:t xml:space="preserve"> </w:t>
       </w:r>
       <w:r>
-        <w:t xml:space="preserve">are updated using tuple assignment:</w:t>
+        <w:t xml:space="preserve">becomes</w:t>
       </w:r>
       <w:r>
         <w:t xml:space="preserve"> </w:t>
@@ -2882,10 +3242,16 @@
         <w:rPr>
           <w:rStyle w:val="VerbatimChar"/>
         </w:rPr>
-        <w:t xml:space="preserve">a, b = b, a + b</w:t>
-      </w:r>
-      <w:r>
-        <w:t xml:space="preserve">. This operation simultaneously sets</w:t>
+        <w:t xml:space="preserve">1 + 2 = 3</w:t>
+      </w:r>
+      <w:r>
+        <w:t xml:space="preserve">.</w:t>
+      </w:r>
+      <w:r>
+        <w:t xml:space="preserve"> </w:t>
+      </w:r>
+      <w:r>
+        <w:t xml:space="preserve">- The loop finishes, and the function returns the final value of</w:t>
       </w:r>
       <w:r>
         <w:t xml:space="preserve"> </w:t>
@@ -2897,10 +3263,7 @@
         <w:t xml:space="preserve">a</w:t>
       </w:r>
       <w:r>
-        <w:t xml:space="preserve"> </w:t>
-      </w:r>
-      <w:r>
-        <w:t xml:space="preserve">to the current value of</w:t>
+        <w:t xml:space="preserve">, which is</w:t>
       </w:r>
       <w:r>
         <w:t xml:space="preserve"> </w:t>
@@ -2909,179 +3272,10 @@
         <w:rPr>
           <w:rStyle w:val="VerbatimChar"/>
         </w:rPr>
-        <w:t xml:space="preserve">b</w:t>
-      </w:r>
-      <w:r>
-        <w:t xml:space="preserve"> </w:t>
-      </w:r>
-      <w:r>
-        <w:t xml:space="preserve">and</w:t>
-      </w:r>
-      <w:r>
-        <w:t xml:space="preserve"> </w:t>
-      </w:r>
-      <w:r>
-        <w:rPr>
-          <w:rStyle w:val="VerbatimChar"/>
-        </w:rPr>
-        <w:t xml:space="preserve">b</w:t>
-      </w:r>
-      <w:r>
-        <w:t xml:space="preserve"> </w:t>
-      </w:r>
-      <w:r>
-        <w:t xml:space="preserve">to the sum of the previous</w:t>
-      </w:r>
-      <w:r>
-        <w:t xml:space="preserve"> </w:t>
-      </w:r>
-      <w:r>
-        <w:rPr>
-          <w:rStyle w:val="VerbatimChar"/>
-        </w:rPr>
-        <w:t xml:space="preserve">a</w:t>
-      </w:r>
-      <w:r>
-        <w:t xml:space="preserve"> </w:t>
-      </w:r>
-      <w:r>
-        <w:t xml:space="preserve">and</w:t>
-      </w:r>
-      <w:r>
-        <w:t xml:space="preserve"> </w:t>
-      </w:r>
-      <w:r>
-        <w:rPr>
-          <w:rStyle w:val="VerbatimChar"/>
-        </w:rPr>
-        <w:t xml:space="preserve">b</w:t>
-      </w:r>
-      <w:r>
-        <w:t xml:space="preserve">. This effectively advances one step in the Fibonacci sequence.</w:t>
-      </w:r>
-    </w:p>
-    <w:p>
-      <w:pPr>
-        <w:pStyle w:val="BodyText"/>
-      </w:pPr>
-      <w:r>
-        <w:t xml:space="preserve">After the loop completes, the variable</w:t>
-      </w:r>
-      <w:r>
-        <w:t xml:space="preserve"> </w:t>
-      </w:r>
-      <w:r>
-        <w:rPr>
-          <w:rStyle w:val="VerbatimChar"/>
-        </w:rPr>
-        <w:t xml:space="preserve">a</w:t>
-      </w:r>
-      <w:r>
-        <w:t xml:space="preserve"> </w:t>
-      </w:r>
-      <w:r>
-        <w:t xml:space="preserve">holds the nth Fibonacci number, which is then returned. For an input of</w:t>
-      </w:r>
-      <w:r>
-        <w:t xml:space="preserve"> </w:t>
-      </w:r>
-      <w:r>
-        <w:rPr>
-          <w:rStyle w:val="VerbatimChar"/>
-        </w:rPr>
-        <w:t xml:space="preserve">n=0</w:t>
-      </w:r>
-      <w:r>
-        <w:t xml:space="preserve">, the loop does not run, and the initial value of</w:t>
-      </w:r>
-      <w:r>
-        <w:t xml:space="preserve"> </w:t>
-      </w:r>
-      <w:r>
-        <w:rPr>
-          <w:rStyle w:val="VerbatimChar"/>
-        </w:rPr>
-        <w:t xml:space="preserve">a</w:t>
-      </w:r>
-      <w:r>
-        <w:t xml:space="preserve"> </w:t>
-      </w:r>
-      <w:r>
-        <w:t xml:space="preserve">(0) is correctly returned.</w:t>
-      </w:r>
-    </w:p>
-    <w:p>
-      <w:pPr>
-        <w:pStyle w:val="SourceCode"/>
-      </w:pPr>
-      <w:r>
-        <w:rPr>
-          <w:rStyle w:val="CommentTok"/>
-        </w:rPr>
-        <w:t xml:space="preserve"># Inside the loop for n=5:</w:t>
-      </w:r>
-      <w:r>
-        <w:br/>
-      </w:r>
-      <w:r>
-        <w:rPr>
-          <w:rStyle w:val="CommentTok"/>
-        </w:rPr>
-        <w:t xml:space="preserve"># Initial: a = 0, b = 1</w:t>
-      </w:r>
-      <w:r>
-        <w:br/>
-      </w:r>
-      <w:r>
-        <w:rPr>
-          <w:rStyle w:val="CommentTok"/>
-        </w:rPr>
-        <w:t xml:space="preserve"># 1. a = 1, b = 1 (0 + 1)</w:t>
-      </w:r>
-      <w:r>
-        <w:br/>
-      </w:r>
-      <w:r>
-        <w:rPr>
-          <w:rStyle w:val="CommentTok"/>
-        </w:rPr>
-        <w:t xml:space="preserve"># 2. a = 1, b = 2 (1 + 1)</w:t>
-      </w:r>
-      <w:r>
-        <w:br/>
-      </w:r>
-      <w:r>
-        <w:rPr>
-          <w:rStyle w:val="CommentTok"/>
-        </w:rPr>
-        <w:t xml:space="preserve"># 3. a = 2, b = 3 (1 + 2)</w:t>
-      </w:r>
-      <w:r>
-        <w:br/>
-      </w:r>
-      <w:r>
-        <w:rPr>
-          <w:rStyle w:val="CommentTok"/>
-        </w:rPr>
-        <w:t xml:space="preserve"># 4. a = 3, b = 5 (2 + 3)</w:t>
-      </w:r>
-      <w:r>
-        <w:br/>
-      </w:r>
-      <w:r>
-        <w:rPr>
-          <w:rStyle w:val="CommentTok"/>
-        </w:rPr>
-        <w:t xml:space="preserve"># 5. a = 5, b = 8 (3 + 5)</w:t>
-      </w:r>
-      <w:r>
-        <w:br/>
-      </w:r>
-      <w:r>
-        <w:rPr>
-          <w:rStyle w:val="CommentTok"/>
-        </w:rPr>
-        <w:t xml:space="preserve"># Loop ends. Returns a, which is 5.</w:t>
+        <w:t xml:space="preserve">2</w:t>
+      </w:r>
+      <w:r>
+        <w:t xml:space="preserve">.</w:t>
       </w:r>
     </w:p>
     <w:bookmarkEnd w:id="26"/>
@@ -3101,6 +3295,405 @@
       </w:r>
       <w:r>
         <w:t xml:space="preserve">Usage Notes</w:t>
+      </w:r>
+    </w:p>
+    <w:p>
+      <w:pPr>
+        <w:pStyle w:val="Compact"/>
+        <w:numPr>
+          <w:ilvl w:val="0"/>
+          <w:numId w:val="1005"/>
+        </w:numPr>
+      </w:pPr>
+      <w:r>
+        <w:t xml:space="preserve">The input</w:t>
+      </w:r>
+      <w:r>
+        <w:t xml:space="preserve"> </w:t>
+      </w:r>
+      <w:r>
+        <w:rPr>
+          <w:rStyle w:val="VerbatimChar"/>
+        </w:rPr>
+        <w:t xml:space="preserve">n</w:t>
+      </w:r>
+      <w:r>
+        <w:t xml:space="preserve"> </w:t>
+      </w:r>
+      <w:r>
+        <w:t xml:space="preserve">must be a non-negative integer. Providing a negative number will result in a</w:t>
+      </w:r>
+      <w:r>
+        <w:t xml:space="preserve"> </w:t>
+      </w:r>
+      <w:r>
+        <w:rPr>
+          <w:rStyle w:val="VerbatimChar"/>
+        </w:rPr>
+        <w:t xml:space="preserve">ValueError</w:t>
+      </w:r>
+      <w:r>
+        <w:t xml:space="preserve">.</w:t>
+      </w:r>
+    </w:p>
+    <w:p>
+      <w:pPr>
+        <w:pStyle w:val="Compact"/>
+        <w:numPr>
+          <w:ilvl w:val="0"/>
+          <w:numId w:val="1005"/>
+        </w:numPr>
+      </w:pPr>
+      <w:r>
+        <w:t xml:space="preserve">The function is 0-indexed, meaning</w:t>
+      </w:r>
+      <w:r>
+        <w:t xml:space="preserve"> </w:t>
+      </w:r>
+      <w:r>
+        <w:rPr>
+          <w:rStyle w:val="VerbatimChar"/>
+        </w:rPr>
+        <w:t xml:space="preserve">fibonacci(0)</w:t>
+      </w:r>
+      <w:r>
+        <w:t xml:space="preserve"> </w:t>
+      </w:r>
+      <w:r>
+        <w:t xml:space="preserve">returns the first number of the sequence (0),</w:t>
+      </w:r>
+      <w:r>
+        <w:t xml:space="preserve"> </w:t>
+      </w:r>
+      <w:r>
+        <w:rPr>
+          <w:rStyle w:val="VerbatimChar"/>
+        </w:rPr>
+        <w:t xml:space="preserve">fibonacci(1)</w:t>
+      </w:r>
+      <w:r>
+        <w:t xml:space="preserve"> </w:t>
+      </w:r>
+      <w:r>
+        <w:t xml:space="preserve">returns the second (1), and so on.</w:t>
+      </w:r>
+    </w:p>
+    <w:p>
+      <w:pPr>
+        <w:pStyle w:val="Compact"/>
+        <w:numPr>
+          <w:ilvl w:val="0"/>
+          <w:numId w:val="1005"/>
+        </w:numPr>
+      </w:pPr>
+      <w:r>
+        <w:t xml:space="preserve">This iterative implementation is memory-efficient compared to a simple recursive approach, as it avoids the overhead of a deep function call stack.</w:t>
+      </w:r>
+    </w:p>
+    <w:p>
+      <w:pPr>
+        <w:pStyle w:val="FirstParagraph"/>
+      </w:pPr>
+      <w:r>
+        <w:rPr>
+          <w:b/>
+          <w:bCs/>
+        </w:rPr>
+        <w:t xml:space="preserve">Output Example</w:t>
+      </w:r>
+      <w:r>
+        <w:t xml:space="preserve">: A single integer representing the calculated Fibonacci number.</w:t>
+      </w:r>
+    </w:p>
+    <w:bookmarkEnd w:id="27"/>
+    <w:bookmarkStart w:id="28" w:name="example-2"/>
+    <w:p>
+      <w:pPr>
+        <w:pStyle w:val="Heading2"/>
+      </w:pPr>
+      <w:r>
+        <w:rPr>
+          <w:rStyle w:val="SectionNumber"/>
+        </w:rPr>
+        <w:t xml:space="preserve">3.5</w:t>
+      </w:r>
+      <w:r>
+        <w:tab/>
+      </w:r>
+      <w:r>
+        <w:t xml:space="preserve">Example</w:t>
+      </w:r>
+    </w:p>
+    <w:p>
+      <w:pPr>
+        <w:pStyle w:val="SourceCode"/>
+      </w:pPr>
+      <w:r>
+        <w:rPr>
+          <w:rStyle w:val="CommentTok"/>
+        </w:rPr>
+        <w:t xml:space="preserve"># Example usage of the fibonacci function</w:t>
+      </w:r>
+      <w:r>
+        <w:br/>
+      </w:r>
+      <w:r>
+        <w:rPr>
+          <w:rStyle w:val="CommentTok"/>
+        </w:rPr>
+        <w:t xml:space="preserve"># Calculate the 9th Fibonacci number (0-indexed)</w:t>
+      </w:r>
+      <w:r>
+        <w:br/>
+      </w:r>
+      <w:r>
+        <w:rPr>
+          <w:rStyle w:val="NormalTok"/>
+        </w:rPr>
+        <w:t xml:space="preserve">n_value </w:t>
+      </w:r>
+      <w:r>
+        <w:rPr>
+          <w:rStyle w:val="OperatorTok"/>
+        </w:rPr>
+        <w:t xml:space="preserve">=</w:t>
+      </w:r>
+      <w:r>
+        <w:rPr>
+          <w:rStyle w:val="NormalTok"/>
+        </w:rPr>
+        <w:t xml:space="preserve"> </w:t>
+      </w:r>
+      <w:r>
+        <w:rPr>
+          <w:rStyle w:val="DecValTok"/>
+        </w:rPr>
+        <w:t xml:space="preserve">9</w:t>
+      </w:r>
+      <w:r>
+        <w:br/>
+      </w:r>
+      <w:r>
+        <w:rPr>
+          <w:rStyle w:val="NormalTok"/>
+        </w:rPr>
+        <w:t xml:space="preserve">result </w:t>
+      </w:r>
+      <w:r>
+        <w:rPr>
+          <w:rStyle w:val="OperatorTok"/>
+        </w:rPr>
+        <w:t xml:space="preserve">=</w:t>
+      </w:r>
+      <w:r>
+        <w:rPr>
+          <w:rStyle w:val="NormalTok"/>
+        </w:rPr>
+        <w:t xml:space="preserve"> fibonacci(n_value)</w:t>
+      </w:r>
+      <w:r>
+        <w:br/>
+      </w:r>
+      <w:r>
+        <w:rPr>
+          <w:rStyle w:val="BuiltInTok"/>
+        </w:rPr>
+        <w:t xml:space="preserve">print</w:t>
+      </w:r>
+      <w:r>
+        <w:rPr>
+          <w:rStyle w:val="NormalTok"/>
+        </w:rPr>
+        <w:t xml:space="preserve">(</w:t>
+      </w:r>
+      <w:r>
+        <w:rPr>
+          <w:rStyle w:val="SpecialStringTok"/>
+        </w:rPr>
+        <w:t xml:space="preserve">f"The Fibonacci number at index </w:t>
+      </w:r>
+      <w:r>
+        <w:rPr>
+          <w:rStyle w:val="SpecialCharTok"/>
+        </w:rPr>
+        <w:t xml:space="preserve">{</w:t>
+      </w:r>
+      <w:r>
+        <w:rPr>
+          <w:rStyle w:val="NormalTok"/>
+        </w:rPr>
+        <w:t xml:space="preserve">n_value</w:t>
+      </w:r>
+      <w:r>
+        <w:rPr>
+          <w:rStyle w:val="SpecialCharTok"/>
+        </w:rPr>
+        <w:t xml:space="preserve">}</w:t>
+      </w:r>
+      <w:r>
+        <w:rPr>
+          <w:rStyle w:val="SpecialStringTok"/>
+        </w:rPr>
+        <w:t xml:space="preserve"> is: </w:t>
+      </w:r>
+      <w:r>
+        <w:rPr>
+          <w:rStyle w:val="SpecialCharTok"/>
+        </w:rPr>
+        <w:t xml:space="preserve">{</w:t>
+      </w:r>
+      <w:r>
+        <w:rPr>
+          <w:rStyle w:val="NormalTok"/>
+        </w:rPr>
+        <w:t xml:space="preserve">result</w:t>
+      </w:r>
+      <w:r>
+        <w:rPr>
+          <w:rStyle w:val="SpecialCharTok"/>
+        </w:rPr>
+        <w:t xml:space="preserve">}</w:t>
+      </w:r>
+      <w:r>
+        <w:rPr>
+          <w:rStyle w:val="SpecialStringTok"/>
+        </w:rPr>
+        <w:t xml:space="preserve">"</w:t>
+      </w:r>
+      <w:r>
+        <w:rPr>
+          <w:rStyle w:val="NormalTok"/>
+        </w:rPr>
+        <w:t xml:space="preserve">)</w:t>
+      </w:r>
+    </w:p>
+    <w:p>
+      <w:pPr>
+        <w:pStyle w:val="FirstParagraph"/>
+      </w:pPr>
+      <w:r>
+        <w:rPr>
+          <w:b/>
+          <w:bCs/>
+        </w:rPr>
+        <w:t xml:space="preserve">Output:</w:t>
+      </w:r>
+    </w:p>
+    <w:p>
+      <w:pPr>
+        <w:pStyle w:val="SourceCode"/>
+      </w:pPr>
+      <w:r>
+        <w:rPr>
+          <w:rStyle w:val="VerbatimChar"/>
+        </w:rPr>
+        <w:t xml:space="preserve">The Fibonacci number at index 9 is: 34</w:t>
+      </w:r>
+    </w:p>
+    <w:p>
+      <w:r>
+        <w:pict>
+          <v:rect style="width:0;height:1.5pt" o:hralign="center" o:hrstd="t" o:hr="t"/>
+        </w:pict>
+      </w:r>
+    </w:p>
+    <w:bookmarkEnd w:id="28"/>
+    <w:bookmarkStart w:id="29" w:name="functiondef-choose_random_itemitems"/>
+    <w:p>
+      <w:pPr>
+        <w:pStyle w:val="Heading2"/>
+      </w:pPr>
+      <w:r>
+        <w:rPr>
+          <w:rStyle w:val="SectionNumber"/>
+        </w:rPr>
+        <w:t xml:space="preserve">3.6</w:t>
+      </w:r>
+      <w:r>
+        <w:tab/>
+      </w:r>
+      <w:r>
+        <w:t xml:space="preserve">FunctionDef choose_random_item(items)</w:t>
+      </w:r>
+    </w:p>
+    <w:bookmarkEnd w:id="29"/>
+    <w:bookmarkEnd w:id="30"/>
+    <w:bookmarkStart w:id="37" w:name="function-choose_random_itemitems-liststr"/>
+    <w:p>
+      <w:pPr>
+        <w:pStyle w:val="Heading1"/>
+      </w:pPr>
+      <w:r>
+        <w:rPr>
+          <w:rStyle w:val="SectionNumber"/>
+        </w:rPr>
+        <w:t xml:space="preserve">4</w:t>
+      </w:r>
+      <w:r>
+        <w:tab/>
+      </w:r>
+      <w:r>
+        <w:t xml:space="preserve">Function: choose_random_item(items: List[str])</w:t>
+      </w:r>
+    </w:p>
+    <w:bookmarkStart w:id="31" w:name="overview-3"/>
+    <w:p>
+      <w:pPr>
+        <w:pStyle w:val="Heading2"/>
+      </w:pPr>
+      <w:r>
+        <w:rPr>
+          <w:rStyle w:val="SectionNumber"/>
+        </w:rPr>
+        <w:t xml:space="preserve">4.1</w:t>
+      </w:r>
+      <w:r>
+        <w:tab/>
+      </w:r>
+      <w:r>
+        <w:t xml:space="preserve">Overview</w:t>
+      </w:r>
+    </w:p>
+    <w:p>
+      <w:pPr>
+        <w:pStyle w:val="FirstParagraph"/>
+      </w:pPr>
+      <w:r>
+        <w:t xml:space="preserve">The</w:t>
+      </w:r>
+      <w:r>
+        <w:t xml:space="preserve"> </w:t>
+      </w:r>
+      <w:r>
+        <w:rPr>
+          <w:rStyle w:val="VerbatimChar"/>
+        </w:rPr>
+        <w:t xml:space="preserve">choose_random_item</w:t>
+      </w:r>
+      <w:r>
+        <w:t xml:space="preserve"> </w:t>
+      </w:r>
+      <w:r>
+        <w:t xml:space="preserve">function selects and returns a single, uniformly random element from a given list of strings.</w:t>
+      </w:r>
+    </w:p>
+    <w:bookmarkEnd w:id="31"/>
+    <w:bookmarkStart w:id="32" w:name="parameters-3"/>
+    <w:p>
+      <w:pPr>
+        <w:pStyle w:val="Heading2"/>
+      </w:pPr>
+      <w:r>
+        <w:rPr>
+          <w:rStyle w:val="SectionNumber"/>
+        </w:rPr>
+        <w:t xml:space="preserve">4.2</w:t>
+      </w:r>
+      <w:r>
+        <w:tab/>
+      </w:r>
+      <w:r>
+        <w:t xml:space="preserve">parameters</w:t>
       </w:r>
     </w:p>
     <w:p>
@@ -3112,427 +3705,54 @@
         </w:numPr>
       </w:pPr>
       <w:r>
-        <w:t xml:space="preserve">The function uses a 0-indexed sequence, meaning</w:t>
-      </w:r>
-      <w:r>
-        <w:t xml:space="preserve"> </w:t>
-      </w:r>
-      <w:r>
         <w:rPr>
           <w:rStyle w:val="VerbatimChar"/>
-        </w:rPr>
-        <w:t xml:space="preserve">fibonacci(0)</w:t>
-      </w:r>
-      <w:r>
-        <w:t xml:space="preserve"> </w:t>
-      </w:r>
-      <w:r>
-        <w:t xml:space="preserve">returns</w:t>
-      </w:r>
-      <w:r>
-        <w:t xml:space="preserve"> </w:t>
+          <w:b/>
+          <w:bCs/>
+        </w:rPr>
+        <w:t xml:space="preserve">items</w:t>
+      </w:r>
+      <w:r>
+        <w:t xml:space="preserve"> </w:t>
+      </w:r>
+      <w:r>
+        <w:t xml:space="preserve">(</w:t>
       </w:r>
       <w:r>
         <w:rPr>
           <w:rStyle w:val="VerbatimChar"/>
         </w:rPr>
-        <w:t xml:space="preserve">0</w:t>
-      </w:r>
-      <w:r>
-        <w:t xml:space="preserve">,</w:t>
-      </w:r>
-      <w:r>
-        <w:t xml:space="preserve"> </w:t>
-      </w:r>
-      <w:r>
-        <w:rPr>
-          <w:rStyle w:val="VerbatimChar"/>
-        </w:rPr>
-        <w:t xml:space="preserve">fibonacci(1)</w:t>
-      </w:r>
-      <w:r>
-        <w:t xml:space="preserve"> </w:t>
-      </w:r>
-      <w:r>
-        <w:t xml:space="preserve">returns</w:t>
-      </w:r>
-      <w:r>
-        <w:t xml:space="preserve"> </w:t>
-      </w:r>
-      <w:r>
-        <w:rPr>
-          <w:rStyle w:val="VerbatimChar"/>
-        </w:rPr>
-        <w:t xml:space="preserve">1</w:t>
-      </w:r>
-      <w:r>
-        <w:t xml:space="preserve">, and so on.</w:t>
+        <w:t xml:space="preserve">List[str]</w:t>
+      </w:r>
+      <w:r>
+        <w:t xml:space="preserve">): A non-empty list of strings from which a random item will be chosen.</w:t>
+      </w:r>
+    </w:p>
+    <w:bookmarkEnd w:id="32"/>
+    <w:bookmarkStart w:id="33" w:name="description-3"/>
+    <w:p>
+      <w:pPr>
+        <w:pStyle w:val="Heading2"/>
+      </w:pPr>
+      <w:r>
+        <w:rPr>
+          <w:rStyle w:val="SectionNumber"/>
+        </w:rPr>
+        <w:t xml:space="preserve">4.3</w:t>
+      </w:r>
+      <w:r>
+        <w:tab/>
+      </w:r>
+      <w:r>
+        <w:t xml:space="preserve">Description</w:t>
       </w:r>
     </w:p>
     <w:p>
       <w:pPr>
-        <w:pStyle w:val="Compact"/>
-        <w:numPr>
-          <w:ilvl w:val="0"/>
-          <w:numId w:val="1006"/>
-        </w:numPr>
-      </w:pPr>
-      <w:r>
-        <w:t xml:space="preserve">The input</w:t>
-      </w:r>
-      <w:r>
-        <w:t xml:space="preserve"> </w:t>
-      </w:r>
-      <w:r>
-        <w:rPr>
-          <w:rStyle w:val="VerbatimChar"/>
-        </w:rPr>
-        <w:t xml:space="preserve">n</w:t>
-      </w:r>
-      <w:r>
-        <w:t xml:space="preserve"> </w:t>
-      </w:r>
-      <w:r>
-        <w:t xml:space="preserve">must be a non-negative integer. Providing a negative integer will result in a</w:t>
-      </w:r>
-      <w:r>
-        <w:t xml:space="preserve"> </w:t>
-      </w:r>
-      <w:r>
-        <w:rPr>
-          <w:rStyle w:val="VerbatimChar"/>
-        </w:rPr>
-        <w:t xml:space="preserve">ValueError</w:t>
-      </w:r>
-      <w:r>
-        <w:t xml:space="preserve">.</w:t>
-      </w:r>
-    </w:p>
-    <w:p>
-      <w:pPr>
-        <w:pStyle w:val="Compact"/>
-        <w:numPr>
-          <w:ilvl w:val="0"/>
-          <w:numId w:val="1006"/>
-        </w:numPr>
-      </w:pPr>
-      <w:r>
-        <w:t xml:space="preserve">This iterative implementation is efficient in terms of memory and performance for large values of</w:t>
-      </w:r>
-      <w:r>
-        <w:t xml:space="preserve"> </w:t>
-      </w:r>
-      <w:r>
-        <w:rPr>
-          <w:rStyle w:val="VerbatimChar"/>
-        </w:rPr>
-        <w:t xml:space="preserve">n</w:t>
-      </w:r>
-      <w:r>
-        <w:t xml:space="preserve"> </w:t>
-      </w:r>
-      <w:r>
-        <w:t xml:space="preserve">compared to a simple recursive approach, as it avoids redundant calculations and deep recursion stacks.</w:t>
-      </w:r>
-    </w:p>
-    <w:p>
-      <w:pPr>
         <w:pStyle w:val="FirstParagraph"/>
       </w:pPr>
       <w:r>
-        <w:rPr>
-          <w:b/>
-          <w:bCs/>
-        </w:rPr>
-        <w:t xml:space="preserve">Output Example</w:t>
-      </w:r>
-      <w:r>
-        <w:t xml:space="preserve">: The function returns a single integer value.</w:t>
-      </w:r>
-    </w:p>
-    <w:bookmarkEnd w:id="27"/>
-    <w:bookmarkStart w:id="28" w:name="example-2"/>
-    <w:p>
-      <w:pPr>
-        <w:pStyle w:val="Heading2"/>
-      </w:pPr>
-      <w:r>
-        <w:rPr>
-          <w:rStyle w:val="SectionNumber"/>
-        </w:rPr>
-        <w:t xml:space="preserve">3.5</w:t>
-      </w:r>
-      <w:r>
-        <w:tab/>
-      </w:r>
-      <w:r>
-        <w:t xml:space="preserve">Example</w:t>
-      </w:r>
-    </w:p>
-    <w:p>
-      <w:pPr>
-        <w:pStyle w:val="SourceCode"/>
-      </w:pPr>
-      <w:r>
-        <w:rPr>
-          <w:rStyle w:val="CommentTok"/>
-        </w:rPr>
-        <w:t xml:space="preserve"># Example usage</w:t>
-      </w:r>
-      <w:r>
-        <w:br/>
-      </w:r>
-      <w:r>
-        <w:rPr>
-          <w:rStyle w:val="CommentTok"/>
-        </w:rPr>
-        <w:t xml:space="preserve"># Find the 9th Fibonacci number (0-indexed)</w:t>
-      </w:r>
-      <w:r>
-        <w:br/>
-      </w:r>
-      <w:r>
-        <w:rPr>
-          <w:rStyle w:val="NormalTok"/>
-        </w:rPr>
-        <w:t xml:space="preserve">result </w:t>
-      </w:r>
-      <w:r>
-        <w:rPr>
-          <w:rStyle w:val="OperatorTok"/>
-        </w:rPr>
-        <w:t xml:space="preserve">=</w:t>
-      </w:r>
-      <w:r>
-        <w:rPr>
-          <w:rStyle w:val="NormalTok"/>
-        </w:rPr>
-        <w:t xml:space="preserve"> fibonacci(</w:t>
-      </w:r>
-      <w:r>
-        <w:rPr>
-          <w:rStyle w:val="DecValTok"/>
-        </w:rPr>
-        <w:t xml:space="preserve">9</w:t>
-      </w:r>
-      <w:r>
-        <w:rPr>
-          <w:rStyle w:val="NormalTok"/>
-        </w:rPr>
-        <w:t xml:space="preserve">)</w:t>
-      </w:r>
-      <w:r>
-        <w:br/>
-      </w:r>
-      <w:r>
-        <w:rPr>
-          <w:rStyle w:val="BuiltInTok"/>
-        </w:rPr>
-        <w:t xml:space="preserve">print</w:t>
-      </w:r>
-      <w:r>
-        <w:rPr>
-          <w:rStyle w:val="NormalTok"/>
-        </w:rPr>
-        <w:t xml:space="preserve">(result)</w:t>
-      </w:r>
-      <w:r>
-        <w:br/>
-      </w:r>
-      <w:r>
-        <w:br/>
-      </w:r>
-      <w:r>
-        <w:rPr>
-          <w:rStyle w:val="CommentTok"/>
-        </w:rPr>
-        <w:t xml:space="preserve"># Example with a base case</w:t>
-      </w:r>
-      <w:r>
-        <w:br/>
-      </w:r>
-      <w:r>
-        <w:rPr>
-          <w:rStyle w:val="NormalTok"/>
-        </w:rPr>
-        <w:t xml:space="preserve">result_zero </w:t>
-      </w:r>
-      <w:r>
-        <w:rPr>
-          <w:rStyle w:val="OperatorTok"/>
-        </w:rPr>
-        <w:t xml:space="preserve">=</w:t>
-      </w:r>
-      <w:r>
-        <w:rPr>
-          <w:rStyle w:val="NormalTok"/>
-        </w:rPr>
-        <w:t xml:space="preserve"> fibonacci(</w:t>
-      </w:r>
-      <w:r>
-        <w:rPr>
-          <w:rStyle w:val="DecValTok"/>
-        </w:rPr>
-        <w:t xml:space="preserve">0</w:t>
-      </w:r>
-      <w:r>
-        <w:rPr>
-          <w:rStyle w:val="NormalTok"/>
-        </w:rPr>
-        <w:t xml:space="preserve">)</w:t>
-      </w:r>
-      <w:r>
-        <w:br/>
-      </w:r>
-      <w:r>
-        <w:rPr>
-          <w:rStyle w:val="BuiltInTok"/>
-        </w:rPr>
-        <w:t xml:space="preserve">print</w:t>
-      </w:r>
-      <w:r>
-        <w:rPr>
-          <w:rStyle w:val="NormalTok"/>
-        </w:rPr>
-        <w:t xml:space="preserve">(result_zero)</w:t>
-      </w:r>
-    </w:p>
-    <w:p>
-      <w:pPr>
-        <w:pStyle w:val="FirstParagraph"/>
-      </w:pPr>
-      <w:r>
-        <w:rPr>
-          <w:b/>
-          <w:bCs/>
-        </w:rPr>
-        <w:t xml:space="preserve">Output:</w:t>
-      </w:r>
-    </w:p>
-    <w:p>
-      <w:pPr>
-        <w:pStyle w:val="SourceCode"/>
-      </w:pPr>
-      <w:r>
-        <w:rPr>
-          <w:rStyle w:val="VerbatimChar"/>
-        </w:rPr>
-        <w:t xml:space="preserve">34</w:t>
-      </w:r>
-      <w:r>
-        <w:br/>
-      </w:r>
-      <w:r>
-        <w:rPr>
-          <w:rStyle w:val="VerbatimChar"/>
-        </w:rPr>
-        <w:t xml:space="preserve">0</w:t>
-      </w:r>
-    </w:p>
-    <w:p>
-      <w:r>
-        <w:pict>
-          <v:rect style="width:0;height:1.5pt" o:hralign="center" o:hrstd="t" o:hr="t"/>
-        </w:pict>
-      </w:r>
-    </w:p>
-    <w:bookmarkEnd w:id="28"/>
-    <w:bookmarkStart w:id="29" w:name="functiondef-choose_random_itemitems"/>
-    <w:p>
-      <w:pPr>
-        <w:pStyle w:val="Heading2"/>
-      </w:pPr>
-      <w:r>
-        <w:rPr>
-          <w:rStyle w:val="SectionNumber"/>
-        </w:rPr>
-        <w:t xml:space="preserve">3.6</w:t>
-      </w:r>
-      <w:r>
-        <w:tab/>
-      </w:r>
-      <w:r>
-        <w:t xml:space="preserve">FunctionDef choose_random_item(items)</w:t>
-      </w:r>
-    </w:p>
-    <w:bookmarkEnd w:id="29"/>
-    <w:bookmarkEnd w:id="30"/>
-    <w:bookmarkStart w:id="37" w:name="function-choose_random_itemitems-liststr"/>
-    <w:p>
-      <w:pPr>
-        <w:pStyle w:val="Heading1"/>
-      </w:pPr>
-      <w:r>
-        <w:rPr>
-          <w:rStyle w:val="SectionNumber"/>
-        </w:rPr>
-        <w:t xml:space="preserve">4</w:t>
-      </w:r>
-      <w:r>
-        <w:tab/>
-      </w:r>
-      <w:r>
-        <w:t xml:space="preserve">Function: choose_random_item(items: List[str])</w:t>
-      </w:r>
-    </w:p>
-    <w:bookmarkStart w:id="31" w:name="overview-3"/>
-    <w:p>
-      <w:pPr>
-        <w:pStyle w:val="Heading2"/>
-      </w:pPr>
-      <w:r>
-        <w:rPr>
-          <w:rStyle w:val="SectionNumber"/>
-        </w:rPr>
-        <w:t xml:space="preserve">4.1</w:t>
-      </w:r>
-      <w:r>
-        <w:tab/>
-      </w:r>
-      <w:r>
-        <w:t xml:space="preserve">Overview</w:t>
-      </w:r>
-    </w:p>
-    <w:p>
-      <w:pPr>
-        <w:pStyle w:val="FirstParagraph"/>
-      </w:pPr>
-      <w:r>
-        <w:t xml:space="preserve">The</w:t>
-      </w:r>
-      <w:r>
-        <w:t xml:space="preserve"> </w:t>
-      </w:r>
-      <w:r>
-        <w:rPr>
-          <w:rStyle w:val="VerbatimChar"/>
-        </w:rPr>
-        <w:t xml:space="preserve">choose_random_item</w:t>
-      </w:r>
-      <w:r>
-        <w:t xml:space="preserve"> </w:t>
-      </w:r>
-      <w:r>
-        <w:t xml:space="preserve">function selects and returns a single random item from a given list of strings.</w:t>
-      </w:r>
-    </w:p>
-    <w:bookmarkEnd w:id="31"/>
-    <w:bookmarkStart w:id="32" w:name="parameters-3"/>
-    <w:p>
-      <w:pPr>
-        <w:pStyle w:val="Heading2"/>
-      </w:pPr>
-      <w:r>
-        <w:rPr>
-          <w:rStyle w:val="SectionNumber"/>
-        </w:rPr>
-        <w:t xml:space="preserve">4.2</w:t>
-      </w:r>
-      <w:r>
-        <w:tab/>
-      </w:r>
-      <w:r>
-        <w:t xml:space="preserve">parameters</w:t>
+        <w:t xml:space="preserve">This function provides a safe way to select a random item from a list. The core logic is broken down into two main steps:</w:t>
       </w:r>
     </w:p>
     <w:p>
@@ -3545,12 +3765,28 @@
       </w:pPr>
       <w:r>
         <w:rPr>
+          <w:b/>
+          <w:bCs/>
+        </w:rPr>
+        <w:t xml:space="preserve">Validation</w:t>
+      </w:r>
+      <w:r>
+        <w:t xml:space="preserve">: The function first checks if the provided</w:t>
+      </w:r>
+      <w:r>
+        <w:t xml:space="preserve"> </w:t>
+      </w:r>
+      <w:r>
+        <w:rPr>
           <w:rStyle w:val="VerbatimChar"/>
         </w:rPr>
         <w:t xml:space="preserve">items</w:t>
       </w:r>
       <w:r>
-        <w:t xml:space="preserve">:</w:t>
+        <w:t xml:space="preserve"> </w:t>
+      </w:r>
+      <w:r>
+        <w:t xml:space="preserve">list is empty using the condition</w:t>
       </w:r>
       <w:r>
         <w:t xml:space="preserve"> </w:t>
@@ -3559,40 +3795,44 @@
         <w:rPr>
           <w:rStyle w:val="VerbatimChar"/>
         </w:rPr>
-        <w:t xml:space="preserve">List[str]</w:t>
-      </w:r>
-      <w:r>
-        <w:t xml:space="preserve"> </w:t>
-      </w:r>
-      <w:r>
-        <w:t xml:space="preserve">- A list of strings from which a single item will be chosen. This list must not be empty.</w:t>
-      </w:r>
-    </w:p>
-    <w:bookmarkEnd w:id="32"/>
-    <w:bookmarkStart w:id="33" w:name="description-3"/>
-    <w:p>
-      <w:pPr>
-        <w:pStyle w:val="Heading2"/>
-      </w:pPr>
-      <w:r>
-        <w:rPr>
-          <w:rStyle w:val="SectionNumber"/>
-        </w:rPr>
-        <w:t xml:space="preserve">4.3</w:t>
-      </w:r>
-      <w:r>
-        <w:tab/>
-      </w:r>
-      <w:r>
-        <w:t xml:space="preserve">Description</w:t>
+        <w:t xml:space="preserve">if not items:</w:t>
+      </w:r>
+      <w:r>
+        <w:t xml:space="preserve">. This is a crucial guard clause to prevent runtime errors from the underlying</w:t>
+      </w:r>
+      <w:r>
+        <w:t xml:space="preserve"> </w:t>
+      </w:r>
+      <w:r>
+        <w:rPr>
+          <w:rStyle w:val="VerbatimChar"/>
+        </w:rPr>
+        <w:t xml:space="preserve">random.choice</w:t>
+      </w:r>
+      <w:r>
+        <w:t xml:space="preserve"> </w:t>
+      </w:r>
+      <w:r>
+        <w:t xml:space="preserve">method, which cannot operate on an empty sequence.</w:t>
       </w:r>
     </w:p>
     <w:p>
       <w:pPr>
-        <w:pStyle w:val="FirstParagraph"/>
-      </w:pPr>
-      <w:r>
-        <w:t xml:space="preserve">This function provides a safe way to select a random element from a list. It begins by performing a crucial validation check on the input</w:t>
+        <w:pStyle w:val="Compact"/>
+        <w:numPr>
+          <w:ilvl w:val="0"/>
+          <w:numId w:val="1007"/>
+        </w:numPr>
+      </w:pPr>
+      <w:r>
+        <w:rPr>
+          <w:b/>
+          <w:bCs/>
+        </w:rPr>
+        <w:t xml:space="preserve">Selection</w:t>
+      </w:r>
+      <w:r>
+        <w:t xml:space="preserve">: If the list is not empty, the function proceeds to call</w:t>
       </w:r>
       <w:r>
         <w:t xml:space="preserve"> </w:t>
@@ -3601,21 +3841,18 @@
         <w:rPr>
           <w:rStyle w:val="VerbatimChar"/>
         </w:rPr>
-        <w:t xml:space="preserve">items</w:t>
-      </w:r>
-      <w:r>
-        <w:t xml:space="preserve"> </w:t>
-      </w:r>
-      <w:r>
-        <w:t xml:space="preserve">list.</w:t>
+        <w:t xml:space="preserve">random.choice(items)</w:t>
+      </w:r>
+      <w:r>
+        <w:t xml:space="preserve">. This standard library function takes the list as input and returns one of its elements, with each element having an equal probability of being selected.</w:t>
       </w:r>
     </w:p>
     <w:p>
       <w:pPr>
-        <w:pStyle w:val="BodyText"/>
-      </w:pPr>
-      <w:r>
-        <w:t xml:space="preserve">Using the condition</w:t>
+        <w:pStyle w:val="FirstParagraph"/>
+      </w:pPr>
+      <w:r>
+        <w:t xml:space="preserve">If the validation step fails (i.e., the list is empty), a</w:t>
       </w:r>
       <w:r>
         <w:t xml:space="preserve"> </w:t>
@@ -3624,25 +3861,13 @@
         <w:rPr>
           <w:rStyle w:val="VerbatimChar"/>
         </w:rPr>
-        <w:t xml:space="preserve">if not items:</w:t>
-      </w:r>
-      <w:r>
-        <w:t xml:space="preserve">, the function determines if the provided list is empty. If it is, the function raises a</w:t>
-      </w:r>
-      <w:r>
-        <w:t xml:space="preserve"> </w:t>
-      </w:r>
-      <w:r>
-        <w:rPr>
-          <w:rStyle w:val="VerbatimChar"/>
-        </w:rPr>
         <w:t xml:space="preserve">ValueError</w:t>
       </w:r>
       <w:r>
         <w:t xml:space="preserve"> </w:t>
       </w:r>
       <w:r>
-        <w:t xml:space="preserve">with the message</w:t>
+        <w:t xml:space="preserve">is raised with the descriptive message</w:t>
       </w:r>
       <w:r>
         <w:t xml:space="preserve"> </w:t>
@@ -3651,72 +3876,120 @@
         <w:t xml:space="preserve">“items must not be empty”</w:t>
       </w:r>
       <w:r>
-        <w:t xml:space="preserve">. This preventative measure ensures that the program does not attempt to perform an impossible operation and clearly informs the developer of the incorrect input.</w:t>
+        <w:t xml:space="preserve"> </w:t>
+      </w:r>
+      <w:r>
+        <w:t xml:space="preserve">to immediately inform the developer of the incorrect usage.</w:t>
       </w:r>
     </w:p>
     <w:p>
       <w:pPr>
-        <w:pStyle w:val="BodyText"/>
-      </w:pPr>
-      <w:r>
-        <w:t xml:space="preserve">If the list is not empty, the function proceeds to use the</w:t>
-      </w:r>
-      <w:r>
-        <w:t xml:space="preserve"> </w:t>
-      </w:r>
-      <w:r>
-        <w:rPr>
-          <w:rStyle w:val="VerbatimChar"/>
-        </w:rPr>
-        <w:t xml:space="preserve">random.choice(items)</w:t>
-      </w:r>
-      <w:r>
-        <w:t xml:space="preserve"> </w:t>
-      </w:r>
-      <w:r>
-        <w:t xml:space="preserve">method. This method, part of Python’s standard</w:t>
-      </w:r>
-      <w:r>
-        <w:t xml:space="preserve"> </w:t>
-      </w:r>
-      <w:r>
-        <w:rPr>
-          <w:rStyle w:val="VerbatimChar"/>
-        </w:rPr>
-        <w:t xml:space="preserve">random</w:t>
-      </w:r>
-      <w:r>
-        <w:t xml:space="preserve"> </w:t>
-      </w:r>
-      <w:r>
-        <w:t xml:space="preserve">library, takes the sequence</w:t>
-      </w:r>
-      <w:r>
-        <w:t xml:space="preserve"> </w:t>
-      </w:r>
-      <w:r>
-        <w:rPr>
-          <w:rStyle w:val="VerbatimChar"/>
-        </w:rPr>
-        <w:t xml:space="preserve">items</w:t>
-      </w:r>
-      <w:r>
-        <w:t xml:space="preserve"> </w:t>
-      </w:r>
-      <w:r>
-        <w:t xml:space="preserve">and returns one element chosen uniformly at random.</w:t>
-      </w:r>
-      <w:r>
-        <w:t xml:space="preserve"> </w:t>
-      </w:r>
-      <w:r>
-        <w:t xml:space="preserve">“Uniformly”</w:t>
-      </w:r>
-      <w:r>
-        <w:t xml:space="preserve"> </w:t>
-      </w:r>
-      <w:r>
-        <w:t xml:space="preserve">means that every item in the list has an equal probability of being selected. The chosen string is then returned as the function’s output.</w:t>
+        <w:pStyle w:val="SourceCode"/>
+      </w:pPr>
+      <w:r>
+        <w:rPr>
+          <w:rStyle w:val="CommentTok"/>
+        </w:rPr>
+        <w:t xml:space="preserve"># Internal logic for a non-empty list</w:t>
+      </w:r>
+      <w:r>
+        <w:br/>
+      </w:r>
+      <w:r>
+        <w:rPr>
+          <w:rStyle w:val="ControlFlowTok"/>
+        </w:rPr>
+        <w:t xml:space="preserve">return</w:t>
+      </w:r>
+      <w:r>
+        <w:rPr>
+          <w:rStyle w:val="NormalTok"/>
+        </w:rPr>
+        <w:t xml:space="preserve"> random.choice(items)</w:t>
+      </w:r>
+      <w:r>
+        <w:br/>
+      </w:r>
+      <w:r>
+        <w:br/>
+      </w:r>
+      <w:r>
+        <w:rPr>
+          <w:rStyle w:val="CommentTok"/>
+        </w:rPr>
+        <w:t xml:space="preserve"># Internal logic for an empty list</w:t>
+      </w:r>
+      <w:r>
+        <w:br/>
+      </w:r>
+      <w:r>
+        <w:rPr>
+          <w:rStyle w:val="ControlFlowTok"/>
+        </w:rPr>
+        <w:t xml:space="preserve">if</w:t>
+      </w:r>
+      <w:r>
+        <w:rPr>
+          <w:rStyle w:val="NormalTok"/>
+        </w:rPr>
+        <w:t xml:space="preserve"> </w:t>
+      </w:r>
+      <w:r>
+        <w:rPr>
+          <w:rStyle w:val="KeywordTok"/>
+        </w:rPr>
+        <w:t xml:space="preserve">not</w:t>
+      </w:r>
+      <w:r>
+        <w:rPr>
+          <w:rStyle w:val="NormalTok"/>
+        </w:rPr>
+        <w:t xml:space="preserve"> items:</w:t>
+      </w:r>
+      <w:r>
+        <w:br/>
+      </w:r>
+      <w:r>
+        <w:rPr>
+          <w:rStyle w:val="NormalTok"/>
+        </w:rPr>
+        <w:t xml:space="preserve">    </w:t>
+      </w:r>
+      <w:r>
+        <w:rPr>
+          <w:rStyle w:val="ControlFlowTok"/>
+        </w:rPr>
+        <w:t xml:space="preserve">raise</w:t>
+      </w:r>
+      <w:r>
+        <w:rPr>
+          <w:rStyle w:val="NormalTok"/>
+        </w:rPr>
+        <w:t xml:space="preserve"> </w:t>
+      </w:r>
+      <w:r>
+        <w:rPr>
+          <w:rStyle w:val="PreprocessorTok"/>
+        </w:rPr>
+        <w:t xml:space="preserve">ValueError</w:t>
+      </w:r>
+      <w:r>
+        <w:rPr>
+          <w:rStyle w:val="NormalTok"/>
+        </w:rPr>
+        <w:t xml:space="preserve">(</w:t>
+      </w:r>
+      <w:r>
+        <w:rPr>
+          <w:rStyle w:val="StringTok"/>
+        </w:rPr>
+        <w:t xml:space="preserve">"items must not be empty"</w:t>
+      </w:r>
+      <w:r>
+        <w:rPr>
+          <w:rStyle w:val="NormalTok"/>
+        </w:rPr>
+        <w:t xml:space="preserve">)</w:t>
       </w:r>
     </w:p>
     <w:bookmarkEnd w:id="33"/>
@@ -3762,7 +4035,7 @@
         <w:t xml:space="preserve"> </w:t>
       </w:r>
       <w:r>
-        <w:t xml:space="preserve">must not be empty. Providing an empty list will result in a</w:t>
+        <w:t xml:space="preserve">must contain at least one element. Providing an empty list will result in a</w:t>
       </w:r>
       <w:r>
         <w:t xml:space="preserve"> </w:t>
@@ -3786,7 +4059,7 @@
         </w:numPr>
       </w:pPr>
       <w:r>
-        <w:t xml:space="preserve">This function requires the</w:t>
+        <w:t xml:space="preserve">This function relies on Python’s built-in</w:t>
       </w:r>
       <w:r>
         <w:t xml:space="preserve"> </w:t>
@@ -3801,7 +4074,19 @@
         <w:t xml:space="preserve"> </w:t>
       </w:r>
       <w:r>
-        <w:t xml:space="preserve">module to be imported into the script.</w:t>
+        <w:t xml:space="preserve">module. Ensure it is imported in the file where this function is defined or called (e.g.,</w:t>
+      </w:r>
+      <w:r>
+        <w:t xml:space="preserve"> </w:t>
+      </w:r>
+      <w:r>
+        <w:rPr>
+          <w:rStyle w:val="VerbatimChar"/>
+        </w:rPr>
+        <w:t xml:space="preserve">import random</w:t>
+      </w:r>
+      <w:r>
+        <w:t xml:space="preserve">).</w:t>
       </w:r>
     </w:p>
     <w:p>
@@ -3813,7 +4098,7 @@
         </w:numPr>
       </w:pPr>
       <w:r>
-        <w:t xml:space="preserve">The selection is uniformly random, meaning each item in the input list has an equal chance of being chosen on any given call.</w:t>
+        <w:t xml:space="preserve">The selection is uniformly random, meaning every item in the list has an equal chance of being chosen on any given call.</w:t>
       </w:r>
     </w:p>
     <w:p>
@@ -3828,31 +4113,18 @@
         <w:t xml:space="preserve">Output Example</w:t>
       </w:r>
       <w:r>
-        <w:t xml:space="preserve">: A single string from the input list. For an input of</w:t>
-      </w:r>
-      <w:r>
-        <w:t xml:space="preserve"> </w:t>
-      </w:r>
+        <w:t xml:space="preserve">: A single string element from the input list.</w:t>
+      </w:r>
+    </w:p>
+    <w:p>
+      <w:pPr>
+        <w:pStyle w:val="SourceCode"/>
+      </w:pPr>
       <w:r>
         <w:rPr>
           <w:rStyle w:val="VerbatimChar"/>
         </w:rPr>
-        <w:t xml:space="preserve">['apple', 'banana', 'cherry']</w:t>
-      </w:r>
-      <w:r>
-        <w:t xml:space="preserve">, a possible output is</w:t>
-      </w:r>
-      <w:r>
-        <w:t xml:space="preserve"> </w:t>
-      </w:r>
-      <w:r>
-        <w:rPr>
-          <w:rStyle w:val="VerbatimChar"/>
-        </w:rPr>
-        <w:t xml:space="preserve">'banana'</w:t>
-      </w:r>
-      <w:r>
-        <w:t xml:space="preserve">.</w:t>
+        <w:t xml:space="preserve">"banana"</w:t>
       </w:r>
     </w:p>
     <w:bookmarkEnd w:id="34"/>
@@ -3925,6 +4197,15 @@
       </w:r>
       <w:r>
         <w:rPr>
+          <w:rStyle w:val="CommentTok"/>
+        </w:rPr>
+        <w:t xml:space="preserve"># The function definition from the documentation</w:t>
+      </w:r>
+      <w:r>
+        <w:br/>
+      </w:r>
+      <w:r>
+        <w:rPr>
           <w:rStyle w:val="KeywordTok"/>
         </w:rPr>
         <w:t xml:space="preserve">def</w:t>
@@ -3982,504 +4263,348 @@
       </w:r>
       <w:r>
         <w:rPr>
+          <w:rStyle w:val="ControlFlowTok"/>
+        </w:rPr>
+        <w:t xml:space="preserve">if</w:t>
+      </w:r>
+      <w:r>
+        <w:rPr>
+          <w:rStyle w:val="NormalTok"/>
+        </w:rPr>
+        <w:t xml:space="preserve"> </w:t>
+      </w:r>
+      <w:r>
+        <w:rPr>
+          <w:rStyle w:val="KeywordTok"/>
+        </w:rPr>
+        <w:t xml:space="preserve">not</w:t>
+      </w:r>
+      <w:r>
+        <w:rPr>
+          <w:rStyle w:val="NormalTok"/>
+        </w:rPr>
+        <w:t xml:space="preserve"> items:</w:t>
+      </w:r>
+      <w:r>
+        <w:br/>
+      </w:r>
+      <w:r>
+        <w:rPr>
+          <w:rStyle w:val="NormalTok"/>
+        </w:rPr>
+        <w:t xml:space="preserve">        </w:t>
+      </w:r>
+      <w:r>
+        <w:rPr>
+          <w:rStyle w:val="ControlFlowTok"/>
+        </w:rPr>
+        <w:t xml:space="preserve">raise</w:t>
+      </w:r>
+      <w:r>
+        <w:rPr>
+          <w:rStyle w:val="NormalTok"/>
+        </w:rPr>
+        <w:t xml:space="preserve"> </w:t>
+      </w:r>
+      <w:r>
+        <w:rPr>
+          <w:rStyle w:val="PreprocessorTok"/>
+        </w:rPr>
+        <w:t xml:space="preserve">ValueError</w:t>
+      </w:r>
+      <w:r>
+        <w:rPr>
+          <w:rStyle w:val="NormalTok"/>
+        </w:rPr>
+        <w:t xml:space="preserve">(</w:t>
+      </w:r>
+      <w:r>
+        <w:rPr>
+          <w:rStyle w:val="StringTok"/>
+        </w:rPr>
+        <w:t xml:space="preserve">"items must not be empty"</w:t>
+      </w:r>
+      <w:r>
+        <w:rPr>
+          <w:rStyle w:val="NormalTok"/>
+        </w:rPr>
+        <w:t xml:space="preserve">)</w:t>
+      </w:r>
+      <w:r>
+        <w:br/>
+      </w:r>
+      <w:r>
+        <w:rPr>
+          <w:rStyle w:val="NormalTok"/>
+        </w:rPr>
+        <w:t xml:space="preserve">    </w:t>
+      </w:r>
+      <w:r>
+        <w:rPr>
+          <w:rStyle w:val="ControlFlowTok"/>
+        </w:rPr>
+        <w:t xml:space="preserve">return</w:t>
+      </w:r>
+      <w:r>
+        <w:rPr>
+          <w:rStyle w:val="NormalTok"/>
+        </w:rPr>
+        <w:t xml:space="preserve"> random.choice(items)</w:t>
+      </w:r>
+      <w:r>
+        <w:br/>
+      </w:r>
+      <w:r>
+        <w:br/>
+      </w:r>
+      <w:r>
+        <w:rPr>
           <w:rStyle w:val="CommentTok"/>
         </w:rPr>
-        <w:t xml:space="preserve">"""Choose a single random item from a non-empty sequence.</w:t>
+        <w:t xml:space="preserve"># Example 1: Choosing from a list of fruits</w:t>
       </w:r>
       <w:r>
         <w:br/>
       </w:r>
       <w:r>
+        <w:rPr>
+          <w:rStyle w:val="NormalTok"/>
+        </w:rPr>
+        <w:t xml:space="preserve">fruit_options </w:t>
+      </w:r>
+      <w:r>
+        <w:rPr>
+          <w:rStyle w:val="OperatorTok"/>
+        </w:rPr>
+        <w:t xml:space="preserve">=</w:t>
+      </w:r>
+      <w:r>
+        <w:rPr>
+          <w:rStyle w:val="NormalTok"/>
+        </w:rPr>
+        <w:t xml:space="preserve"> [</w:t>
+      </w:r>
+      <w:r>
+        <w:rPr>
+          <w:rStyle w:val="StringTok"/>
+        </w:rPr>
+        <w:t xml:space="preserve">"apple"</w:t>
+      </w:r>
+      <w:r>
+        <w:rPr>
+          <w:rStyle w:val="NormalTok"/>
+        </w:rPr>
+        <w:t xml:space="preserve">, </w:t>
+      </w:r>
+      <w:r>
+        <w:rPr>
+          <w:rStyle w:val="StringTok"/>
+        </w:rPr>
+        <w:t xml:space="preserve">"banana"</w:t>
+      </w:r>
+      <w:r>
+        <w:rPr>
+          <w:rStyle w:val="NormalTok"/>
+        </w:rPr>
+        <w:t xml:space="preserve">, </w:t>
+      </w:r>
+      <w:r>
+        <w:rPr>
+          <w:rStyle w:val="StringTok"/>
+        </w:rPr>
+        <w:t xml:space="preserve">"cherry"</w:t>
+      </w:r>
+      <w:r>
+        <w:rPr>
+          <w:rStyle w:val="NormalTok"/>
+        </w:rPr>
+        <w:t xml:space="preserve">, </w:t>
+      </w:r>
+      <w:r>
+        <w:rPr>
+          <w:rStyle w:val="StringTok"/>
+        </w:rPr>
+        <w:t xml:space="preserve">"date"</w:t>
+      </w:r>
+      <w:r>
+        <w:rPr>
+          <w:rStyle w:val="NormalTok"/>
+        </w:rPr>
+        <w:t xml:space="preserve">]</w:t>
+      </w:r>
+      <w:r>
         <w:br/>
       </w:r>
       <w:r>
         <w:rPr>
+          <w:rStyle w:val="NormalTok"/>
+        </w:rPr>
+        <w:t xml:space="preserve">random_fruit </w:t>
+      </w:r>
+      <w:r>
+        <w:rPr>
+          <w:rStyle w:val="OperatorTok"/>
+        </w:rPr>
+        <w:t xml:space="preserve">=</w:t>
+      </w:r>
+      <w:r>
+        <w:rPr>
+          <w:rStyle w:val="NormalTok"/>
+        </w:rPr>
+        <w:t xml:space="preserve"> choose_random_item(fruit_options)</w:t>
+      </w:r>
+      <w:r>
+        <w:br/>
+      </w:r>
+      <w:r>
+        <w:rPr>
+          <w:rStyle w:val="BuiltInTok"/>
+        </w:rPr>
+        <w:t xml:space="preserve">print</w:t>
+      </w:r>
+      <w:r>
+        <w:rPr>
+          <w:rStyle w:val="NormalTok"/>
+        </w:rPr>
+        <w:t xml:space="preserve">(</w:t>
+      </w:r>
+      <w:r>
+        <w:rPr>
+          <w:rStyle w:val="SpecialStringTok"/>
+        </w:rPr>
+        <w:t xml:space="preserve">f"A randomly chosen fruit is: </w:t>
+      </w:r>
+      <w:r>
+        <w:rPr>
+          <w:rStyle w:val="SpecialCharTok"/>
+        </w:rPr>
+        <w:t xml:space="preserve">{</w:t>
+      </w:r>
+      <w:r>
+        <w:rPr>
+          <w:rStyle w:val="NormalTok"/>
+        </w:rPr>
+        <w:t xml:space="preserve">random_fruit</w:t>
+      </w:r>
+      <w:r>
+        <w:rPr>
+          <w:rStyle w:val="SpecialCharTok"/>
+        </w:rPr>
+        <w:t xml:space="preserve">}</w:t>
+      </w:r>
+      <w:r>
+        <w:rPr>
+          <w:rStyle w:val="SpecialStringTok"/>
+        </w:rPr>
+        <w:t xml:space="preserve">"</w:t>
+      </w:r>
+      <w:r>
+        <w:rPr>
+          <w:rStyle w:val="NormalTok"/>
+        </w:rPr>
+        <w:t xml:space="preserve">)</w:t>
+      </w:r>
+      <w:r>
+        <w:br/>
+      </w:r>
+      <w:r>
+        <w:br/>
+      </w:r>
+      <w:r>
+        <w:rPr>
           <w:rStyle w:val="CommentTok"/>
         </w:rPr>
-        <w:t xml:space="preserve">    Parameters:</w:t>
+        <w:t xml:space="preserve"># Example 2: Demonstrating the error with an empty list</w:t>
       </w:r>
       <w:r>
         <w:br/>
       </w:r>
       <w:r>
         <w:rPr>
-          <w:rStyle w:val="CommentTok"/>
-        </w:rPr>
-        <w:t xml:space="preserve">        items: A list of strings to choose from.</w:t>
+          <w:rStyle w:val="ControlFlowTok"/>
+        </w:rPr>
+        <w:t xml:space="preserve">try</w:t>
+      </w:r>
+      <w:r>
+        <w:rPr>
+          <w:rStyle w:val="NormalTok"/>
+        </w:rPr>
+        <w:t xml:space="preserve">:</w:t>
       </w:r>
       <w:r>
         <w:br/>
       </w:r>
       <w:r>
+        <w:rPr>
+          <w:rStyle w:val="NormalTok"/>
+        </w:rPr>
+        <w:t xml:space="preserve">    choose_random_item([])</w:t>
+      </w:r>
+      <w:r>
         <w:br/>
       </w:r>
       <w:r>
         <w:rPr>
-          <w:rStyle w:val="CommentTok"/>
-        </w:rPr>
-        <w:t xml:space="preserve">    Returns:</w:t>
+          <w:rStyle w:val="ControlFlowTok"/>
+        </w:rPr>
+        <w:t xml:space="preserve">except</w:t>
+      </w:r>
+      <w:r>
+        <w:rPr>
+          <w:rStyle w:val="NormalTok"/>
+        </w:rPr>
+        <w:t xml:space="preserve"> </w:t>
+      </w:r>
+      <w:r>
+        <w:rPr>
+          <w:rStyle w:val="PreprocessorTok"/>
+        </w:rPr>
+        <w:t xml:space="preserve">ValueError</w:t>
+      </w:r>
+      <w:r>
+        <w:rPr>
+          <w:rStyle w:val="NormalTok"/>
+        </w:rPr>
+        <w:t xml:space="preserve"> </w:t>
+      </w:r>
+      <w:r>
+        <w:rPr>
+          <w:rStyle w:val="ImportTok"/>
+        </w:rPr>
+        <w:t xml:space="preserve">as</w:t>
+      </w:r>
+      <w:r>
+        <w:rPr>
+          <w:rStyle w:val="NormalTok"/>
+        </w:rPr>
+        <w:t xml:space="preserve"> e:</w:t>
       </w:r>
       <w:r>
         <w:br/>
       </w:r>
       <w:r>
         <w:rPr>
-          <w:rStyle w:val="CommentTok"/>
-        </w:rPr>
-        <w:t xml:space="preserve">        A single string chosen uniformly at random.</w:t>
-      </w:r>
-      <w:r>
-        <w:br/>
-      </w:r>
-      <w:r>
-        <w:rPr>
-          <w:rStyle w:val="CommentTok"/>
-        </w:rPr>
-        <w:t xml:space="preserve">    """</w:t>
-      </w:r>
-      <w:r>
-        <w:br/>
-      </w:r>
-      <w:r>
-        <w:rPr>
           <w:rStyle w:val="NormalTok"/>
         </w:rPr>
         <w:t xml:space="preserve">    </w:t>
       </w:r>
       <w:r>
         <w:rPr>
-          <w:rStyle w:val="ControlFlowTok"/>
-        </w:rPr>
-        <w:t xml:space="preserve">if</w:t>
+          <w:rStyle w:val="BuiltInTok"/>
+        </w:rPr>
+        <w:t xml:space="preserve">print</w:t>
       </w:r>
       <w:r>
         <w:rPr>
           <w:rStyle w:val="NormalTok"/>
         </w:rPr>
-        <w:t xml:space="preserve"> </w:t>
-      </w:r>
-      <w:r>
-        <w:rPr>
-          <w:rStyle w:val="KeywordTok"/>
-        </w:rPr>
-        <w:t xml:space="preserve">not</w:t>
-      </w:r>
-      <w:r>
-        <w:rPr>
-          <w:rStyle w:val="NormalTok"/>
-        </w:rPr>
-        <w:t xml:space="preserve"> items:</w:t>
-      </w:r>
-      <w:r>
-        <w:br/>
-      </w:r>
-      <w:r>
-        <w:rPr>
-          <w:rStyle w:val="NormalTok"/>
-        </w:rPr>
-        <w:t xml:space="preserve">        </w:t>
-      </w:r>
-      <w:r>
-        <w:rPr>
-          <w:rStyle w:val="ControlFlowTok"/>
-        </w:rPr>
-        <w:t xml:space="preserve">raise</w:t>
-      </w:r>
-      <w:r>
-        <w:rPr>
-          <w:rStyle w:val="NormalTok"/>
-        </w:rPr>
-        <w:t xml:space="preserve"> </w:t>
-      </w:r>
-      <w:r>
-        <w:rPr>
-          <w:rStyle w:val="PreprocessorTok"/>
-        </w:rPr>
-        <w:t xml:space="preserve">ValueError</w:t>
-      </w:r>
-      <w:r>
-        <w:rPr>
-          <w:rStyle w:val="NormalTok"/>
-        </w:rPr>
         <w:t xml:space="preserve">(</w:t>
       </w:r>
       <w:r>
         <w:rPr>
-          <w:rStyle w:val="StringTok"/>
-        </w:rPr>
-        <w:t xml:space="preserve">"items must not be empty"</w:t>
-      </w:r>
-      <w:r>
-        <w:rPr>
-          <w:rStyle w:val="NormalTok"/>
-        </w:rPr>
-        <w:t xml:space="preserve">)</w:t>
-      </w:r>
-      <w:r>
-        <w:br/>
-      </w:r>
-      <w:r>
-        <w:rPr>
-          <w:rStyle w:val="NormalTok"/>
-        </w:rPr>
-        <w:t xml:space="preserve">    </w:t>
-      </w:r>
-      <w:r>
-        <w:rPr>
-          <w:rStyle w:val="ControlFlowTok"/>
-        </w:rPr>
-        <w:t xml:space="preserve">return</w:t>
-      </w:r>
-      <w:r>
-        <w:rPr>
-          <w:rStyle w:val="NormalTok"/>
-        </w:rPr>
-        <w:t xml:space="preserve"> random.choice(items)</w:t>
-      </w:r>
-      <w:r>
-        <w:br/>
-      </w:r>
-      <w:r>
-        <w:br/>
-      </w:r>
-      <w:r>
-        <w:rPr>
-          <w:rStyle w:val="CommentTok"/>
-        </w:rPr>
-        <w:t xml:space="preserve"># Example usage</w:t>
-      </w:r>
-      <w:r>
-        <w:br/>
-      </w:r>
-      <w:r>
-        <w:rPr>
-          <w:rStyle w:val="NormalTok"/>
-        </w:rPr>
-        <w:t xml:space="preserve">fruits </w:t>
-      </w:r>
-      <w:r>
-        <w:rPr>
-          <w:rStyle w:val="OperatorTok"/>
-        </w:rPr>
-        <w:t xml:space="preserve">=</w:t>
-      </w:r>
-      <w:r>
-        <w:rPr>
-          <w:rStyle w:val="NormalTok"/>
-        </w:rPr>
-        <w:t xml:space="preserve"> [</w:t>
-      </w:r>
-      <w:r>
-        <w:rPr>
-          <w:rStyle w:val="StringTok"/>
-        </w:rPr>
-        <w:t xml:space="preserve">"apple"</w:t>
-      </w:r>
-      <w:r>
-        <w:rPr>
-          <w:rStyle w:val="NormalTok"/>
-        </w:rPr>
-        <w:t xml:space="preserve">, </w:t>
-      </w:r>
-      <w:r>
-        <w:rPr>
-          <w:rStyle w:val="StringTok"/>
-        </w:rPr>
-        <w:t xml:space="preserve">"banana"</w:t>
-      </w:r>
-      <w:r>
-        <w:rPr>
-          <w:rStyle w:val="NormalTok"/>
-        </w:rPr>
-        <w:t xml:space="preserve">, </w:t>
-      </w:r>
-      <w:r>
-        <w:rPr>
-          <w:rStyle w:val="StringTok"/>
-        </w:rPr>
-        <w:t xml:space="preserve">"cherry"</w:t>
-      </w:r>
-      <w:r>
-        <w:rPr>
-          <w:rStyle w:val="NormalTok"/>
-        </w:rPr>
-        <w:t xml:space="preserve">, </w:t>
-      </w:r>
-      <w:r>
-        <w:rPr>
-          <w:rStyle w:val="StringTok"/>
-        </w:rPr>
-        <w:t xml:space="preserve">"date"</w:t>
-      </w:r>
-      <w:r>
-        <w:rPr>
-          <w:rStyle w:val="NormalTok"/>
-        </w:rPr>
-        <w:t xml:space="preserve">, </w:t>
-      </w:r>
-      <w:r>
-        <w:rPr>
-          <w:rStyle w:val="StringTok"/>
-        </w:rPr>
-        <w:t xml:space="preserve">"elderberry"</w:t>
-      </w:r>
-      <w:r>
-        <w:rPr>
-          <w:rStyle w:val="NormalTok"/>
-        </w:rPr>
-        <w:t xml:space="preserve">]</w:t>
-      </w:r>
-      <w:r>
-        <w:br/>
-      </w:r>
-      <w:r>
-        <w:rPr>
-          <w:rStyle w:val="ControlFlowTok"/>
-        </w:rPr>
-        <w:t xml:space="preserve">try</w:t>
-      </w:r>
-      <w:r>
-        <w:rPr>
-          <w:rStyle w:val="NormalTok"/>
-        </w:rPr>
-        <w:t xml:space="preserve">:</w:t>
-      </w:r>
-      <w:r>
-        <w:br/>
-      </w:r>
-      <w:r>
-        <w:rPr>
-          <w:rStyle w:val="NormalTok"/>
-        </w:rPr>
-        <w:t xml:space="preserve">    random_fruit </w:t>
-      </w:r>
-      <w:r>
-        <w:rPr>
-          <w:rStyle w:val="OperatorTok"/>
-        </w:rPr>
-        <w:t xml:space="preserve">=</w:t>
-      </w:r>
-      <w:r>
-        <w:rPr>
-          <w:rStyle w:val="NormalTok"/>
-        </w:rPr>
-        <w:t xml:space="preserve"> choose_random_item(fruits)</w:t>
-      </w:r>
-      <w:r>
-        <w:br/>
-      </w:r>
-      <w:r>
-        <w:rPr>
-          <w:rStyle w:val="NormalTok"/>
-        </w:rPr>
-        <w:t xml:space="preserve">    </w:t>
-      </w:r>
-      <w:r>
-        <w:rPr>
-          <w:rStyle w:val="BuiltInTok"/>
-        </w:rPr>
-        <w:t xml:space="preserve">print</w:t>
-      </w:r>
-      <w:r>
-        <w:rPr>
-          <w:rStyle w:val="NormalTok"/>
-        </w:rPr>
-        <w:t xml:space="preserve">(</w:t>
-      </w:r>
-      <w:r>
-        <w:rPr>
           <w:rStyle w:val="SpecialStringTok"/>
         </w:rPr>
-        <w:t xml:space="preserve">f"A random fruit from the list is: </w:t>
-      </w:r>
-      <w:r>
-        <w:rPr>
-          <w:rStyle w:val="SpecialCharTok"/>
-        </w:rPr>
-        <w:t xml:space="preserve">{</w:t>
-      </w:r>
-      <w:r>
-        <w:rPr>
-          <w:rStyle w:val="NormalTok"/>
-        </w:rPr>
-        <w:t xml:space="preserve">random_fruit</w:t>
-      </w:r>
-      <w:r>
-        <w:rPr>
-          <w:rStyle w:val="SpecialCharTok"/>
-        </w:rPr>
-        <w:t xml:space="preserve">}</w:t>
-      </w:r>
-      <w:r>
-        <w:rPr>
-          <w:rStyle w:val="SpecialStringTok"/>
-        </w:rPr>
-        <w:t xml:space="preserve">"</w:t>
-      </w:r>
-      <w:r>
-        <w:rPr>
-          <w:rStyle w:val="NormalTok"/>
-        </w:rPr>
-        <w:t xml:space="preserve">)</w:t>
-      </w:r>
-      <w:r>
-        <w:br/>
-      </w:r>
-      <w:r>
-        <w:br/>
-      </w:r>
-      <w:r>
-        <w:rPr>
-          <w:rStyle w:val="NormalTok"/>
-        </w:rPr>
-        <w:t xml:space="preserve">    </w:t>
-      </w:r>
-      <w:r>
-        <w:rPr>
-          <w:rStyle w:val="CommentTok"/>
-        </w:rPr>
-        <w:t xml:space="preserve"># Example with an empty list</w:t>
-      </w:r>
-      <w:r>
-        <w:br/>
-      </w:r>
-      <w:r>
-        <w:rPr>
-          <w:rStyle w:val="NormalTok"/>
-        </w:rPr>
-        <w:t xml:space="preserve">    empty_list </w:t>
-      </w:r>
-      <w:r>
-        <w:rPr>
-          <w:rStyle w:val="OperatorTok"/>
-        </w:rPr>
-        <w:t xml:space="preserve">=</w:t>
-      </w:r>
-      <w:r>
-        <w:rPr>
-          <w:rStyle w:val="NormalTok"/>
-        </w:rPr>
-        <w:t xml:space="preserve"> []</w:t>
-      </w:r>
-      <w:r>
-        <w:br/>
-      </w:r>
-      <w:r>
-        <w:rPr>
-          <w:rStyle w:val="NormalTok"/>
-        </w:rPr>
-        <w:t xml:space="preserve">    </w:t>
-      </w:r>
-      <w:r>
-        <w:rPr>
-          <w:rStyle w:val="BuiltInTok"/>
-        </w:rPr>
-        <w:t xml:space="preserve">print</w:t>
-      </w:r>
-      <w:r>
-        <w:rPr>
-          <w:rStyle w:val="NormalTok"/>
-        </w:rPr>
-        <w:t xml:space="preserve">(</w:t>
-      </w:r>
-      <w:r>
-        <w:rPr>
-          <w:rStyle w:val="StringTok"/>
-        </w:rPr>
-        <w:t xml:space="preserve">"</w:t>
-      </w:r>
-      <w:r>
-        <w:rPr>
-          <w:rStyle w:val="CharTok"/>
-        </w:rPr>
-        <w:t xml:space="preserve">\n</w:t>
-      </w:r>
-      <w:r>
-        <w:rPr>
-          <w:rStyle w:val="StringTok"/>
-        </w:rPr>
-        <w:t xml:space="preserve">Attempting to choose from an empty list..."</w:t>
-      </w:r>
-      <w:r>
-        <w:rPr>
-          <w:rStyle w:val="NormalTok"/>
-        </w:rPr>
-        <w:t xml:space="preserve">)</w:t>
-      </w:r>
-      <w:r>
-        <w:br/>
-      </w:r>
-      <w:r>
-        <w:rPr>
-          <w:rStyle w:val="NormalTok"/>
-        </w:rPr>
-        <w:t xml:space="preserve">    choose_random_item(empty_list)</w:t>
-      </w:r>
-      <w:r>
-        <w:br/>
-      </w:r>
-      <w:r>
-        <w:rPr>
-          <w:rStyle w:val="ControlFlowTok"/>
-        </w:rPr>
-        <w:t xml:space="preserve">except</w:t>
-      </w:r>
-      <w:r>
-        <w:rPr>
-          <w:rStyle w:val="NormalTok"/>
-        </w:rPr>
-        <w:t xml:space="preserve"> </w:t>
-      </w:r>
-      <w:r>
-        <w:rPr>
-          <w:rStyle w:val="PreprocessorTok"/>
-        </w:rPr>
-        <w:t xml:space="preserve">ValueError</w:t>
-      </w:r>
-      <w:r>
-        <w:rPr>
-          <w:rStyle w:val="NormalTok"/>
-        </w:rPr>
-        <w:t xml:space="preserve"> </w:t>
-      </w:r>
-      <w:r>
-        <w:rPr>
-          <w:rStyle w:val="ImportTok"/>
-        </w:rPr>
-        <w:t xml:space="preserve">as</w:t>
-      </w:r>
-      <w:r>
-        <w:rPr>
-          <w:rStyle w:val="NormalTok"/>
-        </w:rPr>
-        <w:t xml:space="preserve"> e:</w:t>
-      </w:r>
-      <w:r>
-        <w:br/>
-      </w:r>
-      <w:r>
-        <w:rPr>
-          <w:rStyle w:val="NormalTok"/>
-        </w:rPr>
-        <w:t xml:space="preserve">    </w:t>
-      </w:r>
-      <w:r>
-        <w:rPr>
-          <w:rStyle w:val="BuiltInTok"/>
-        </w:rPr>
-        <w:t xml:space="preserve">print</w:t>
-      </w:r>
-      <w:r>
-        <w:rPr>
-          <w:rStyle w:val="NormalTok"/>
-        </w:rPr>
-        <w:t xml:space="preserve">(</w:t>
-      </w:r>
-      <w:r>
-        <w:rPr>
-          <w:rStyle w:val="SpecialStringTok"/>
-        </w:rPr>
-        <w:t xml:space="preserve">f"Caught an error: </w:t>
+        <w:t xml:space="preserve">f"Caught expected error: </w:t>
       </w:r>
       <w:r>
         <w:rPr>
@@ -4532,7 +4657,7 @@
         <w:rPr>
           <w:rStyle w:val="VerbatimChar"/>
         </w:rPr>
-        <w:t xml:space="preserve">A random fruit from the list is: cherry</w:t>
+        <w:t xml:space="preserve">A randomly chosen fruit is: cherry</w:t>
       </w:r>
       <w:r>
         <w:br/>
@@ -4541,16 +4666,7 @@
         <w:rPr>
           <w:rStyle w:val="VerbatimChar"/>
         </w:rPr>
-        <w:t xml:space="preserve">Attempting to choose from an empty list...</w:t>
-      </w:r>
-      <w:r>
-        <w:br/>
-      </w:r>
-      <w:r>
-        <w:rPr>
-          <w:rStyle w:val="VerbatimChar"/>
-        </w:rPr>
-        <w:t xml:space="preserve">Caught an error: items must not be empty</w:t>
+        <w:t xml:space="preserve">Caught expected error: items must not be empty</w:t>
       </w:r>
     </w:p>
     <w:p>
@@ -4562,7 +4678,7 @@
           <w:i/>
           <w:iCs/>
         </w:rPr>
-        <w:t xml:space="preserve">(Note: The specific fruit chosen in the first part of the output will vary with each execution.)</w:t>
+        <w:t xml:space="preserve">(Note: The output for the first print statement will vary with each execution due to its random nature.)</w:t>
       </w:r>
     </w:p>
     <w:p>
@@ -4649,7 +4765,7 @@
         <w:t xml:space="preserve"> </w:t>
       </w:r>
       <w:r>
-        <w:t xml:space="preserve">function creates and returns a randomly shuffled copy of a list of integers, leaving the original list unchanged.</w:t>
+        <w:t xml:space="preserve">function creates and returns a new list containing the elements of the input list in a random order, without modifying the original list.</w:t>
       </w:r>
     </w:p>
     <w:bookmarkEnd w:id="38"/>
@@ -4686,7 +4802,10 @@
         <w:t xml:space="preserve">items</w:t>
       </w:r>
       <w:r>
-        <w:t xml:space="preserve">: (</w:t>
+        <w:t xml:space="preserve">:</w:t>
+      </w:r>
+      <w:r>
+        <w:t xml:space="preserve"> </w:t>
       </w:r>
       <w:r>
         <w:rPr>
@@ -4695,7 +4814,10 @@
         <w:t xml:space="preserve">List[int]</w:t>
       </w:r>
       <w:r>
-        <w:t xml:space="preserve">) The list of integers to be copied and shuffled.</w:t>
+        <w:t xml:space="preserve"> </w:t>
+      </w:r>
+      <w:r>
+        <w:t xml:space="preserve">- A list of integers that will be copied and shuffled.</w:t>
       </w:r>
     </w:p>
     <w:bookmarkEnd w:id="39"/>
@@ -4722,12 +4844,11 @@
         <w:pStyle w:val="FirstParagraph"/>
       </w:pPr>
       <w:r>
-        <w:t xml:space="preserve">This function provides a safe way to shuffle a list without altering the original data structure. The process is as follows:</w:t>
+        <w:t xml:space="preserve">This function provides a safe way to shuffle a list by ensuring the original data structure remains unchanged. The logic proceeds in three steps:</w:t>
       </w:r>
     </w:p>
     <w:p>
       <w:pPr>
-        <w:pStyle w:val="Compact"/>
         <w:numPr>
           <w:ilvl w:val="0"/>
           <w:numId w:val="1010"/>
@@ -4749,7 +4870,7 @@
         <w:t xml:space="preserve"> </w:t>
       </w:r>
       <w:r>
-        <w:t xml:space="preserve">list is created using</w:t>
+        <w:t xml:space="preserve">list is created using the expression</w:t>
       </w:r>
       <w:r>
         <w:t xml:space="preserve"> </w:t>
@@ -4761,12 +4882,26 @@
         <w:t xml:space="preserve">copy = list(items)</w:t>
       </w:r>
       <w:r>
-        <w:t xml:space="preserve">. This step is crucial as it isolates the new list from the original, preventing any side effects or mutation of the input data.</w:t>
+        <w:t xml:space="preserve">. This is a critical step that allocates a new list in memory, preventing any modification to the original</w:t>
+      </w:r>
+      <w:r>
+        <w:t xml:space="preserve"> </w:t>
+      </w:r>
+      <w:r>
+        <w:rPr>
+          <w:rStyle w:val="VerbatimChar"/>
+        </w:rPr>
+        <w:t xml:space="preserve">items</w:t>
+      </w:r>
+      <w:r>
+        <w:t xml:space="preserve"> </w:t>
+      </w:r>
+      <w:r>
+        <w:t xml:space="preserve">list passed to the function.</w:t>
       </w:r>
     </w:p>
     <w:p>
       <w:pPr>
-        <w:pStyle w:val="Compact"/>
         <w:numPr>
           <w:ilvl w:val="0"/>
           <w:numId w:val="1010"/>
@@ -4782,13 +4917,13 @@
         <w:rPr>
           <w:rStyle w:val="VerbatimChar"/>
         </w:rPr>
-        <w:t xml:space="preserve">random.shuffle()</w:t>
-      </w:r>
-      <w:r>
-        <w:t xml:space="preserve"> </w:t>
-      </w:r>
-      <w:r>
-        <w:t xml:space="preserve">function is then called on this</w:t>
+        <w:t xml:space="preserve">random.shuffle(copy)</w:t>
+      </w:r>
+      <w:r>
+        <w:t xml:space="preserve"> </w:t>
+      </w:r>
+      <w:r>
+        <w:t xml:space="preserve">method is then called on this new copy. This function, part of Python’s standard</w:t>
       </w:r>
       <w:r>
         <w:t xml:space="preserve"> </w:t>
@@ -4797,37 +4932,51 @@
         <w:rPr>
           <w:rStyle w:val="VerbatimChar"/>
         </w:rPr>
+        <w:t xml:space="preserve">random</w:t>
+      </w:r>
+      <w:r>
+        <w:t xml:space="preserve"> </w:t>
+      </w:r>
+      <w:r>
+        <w:t xml:space="preserve">module, rearranges the elements of the</w:t>
+      </w:r>
+      <w:r>
+        <w:t xml:space="preserve"> </w:t>
+      </w:r>
+      <w:r>
+        <w:rPr>
+          <w:rStyle w:val="VerbatimChar"/>
+        </w:rPr>
         <w:t xml:space="preserve">copy</w:t>
       </w:r>
       <w:r>
+        <w:t xml:space="preserve"> </w:t>
+      </w:r>
+      <w:r>
+        <w:t xml:space="preserve">list into a random order. The shuffling happens in-place on the</w:t>
+      </w:r>
+      <w:r>
+        <w:t xml:space="preserve"> </w:t>
+      </w:r>
+      <w:r>
+        <w:rPr>
+          <w:rStyle w:val="VerbatimChar"/>
+        </w:rPr>
+        <w:t xml:space="preserve">copy</w:t>
+      </w:r>
+      <w:r>
         <w:t xml:space="preserve">.</w:t>
-      </w:r>
-      <w:r>
-        <w:t xml:space="preserve"> </w:t>
-      </w:r>
-      <w:r>
-        <w:rPr>
-          <w:rStyle w:val="VerbatimChar"/>
-        </w:rPr>
-        <w:t xml:space="preserve">random.shuffle()</w:t>
-      </w:r>
-      <w:r>
-        <w:t xml:space="preserve"> </w:t>
-      </w:r>
-      <w:r>
-        <w:t xml:space="preserve">modifies a sequence in-place by rearranging its items into a random order.</w:t>
       </w:r>
     </w:p>
     <w:p>
       <w:pPr>
-        <w:pStyle w:val="Compact"/>
         <w:numPr>
           <w:ilvl w:val="0"/>
           <w:numId w:val="1010"/>
         </w:numPr>
       </w:pPr>
       <w:r>
-        <w:t xml:space="preserve">Finally, the function returns the shuffled</w:t>
+        <w:t xml:space="preserve">Finally, the function returns the</w:t>
       </w:r>
       <w:r>
         <w:t xml:space="preserve"> </w:t>
@@ -4839,22 +4988,7 @@
         <w:t xml:space="preserve">copy</w:t>
       </w:r>
       <w:r>
-        <w:t xml:space="preserve">. The original</w:t>
-      </w:r>
-      <w:r>
-        <w:t xml:space="preserve"> </w:t>
-      </w:r>
-      <w:r>
-        <w:rPr>
-          <w:rStyle w:val="VerbatimChar"/>
-        </w:rPr>
-        <w:t xml:space="preserve">items</w:t>
-      </w:r>
-      <w:r>
-        <w:t xml:space="preserve"> </w:t>
-      </w:r>
-      <w:r>
-        <w:t xml:space="preserve">list remains in its initial order.</w:t>
+        <w:t xml:space="preserve">, which now contains the same elements as the original list but in a new, randomized sequence.</w:t>
       </w:r>
     </w:p>
     <w:p>
@@ -4865,16 +4999,43 @@
         <w:rPr>
           <w:rStyle w:val="CommentTok"/>
         </w:rPr>
-        <w:t xml:space="preserve"># The function creates a copy</w:t>
+        <w:t xml:space="preserve"># The function relies on the 'random' module</w:t>
       </w:r>
       <w:r>
         <w:br/>
       </w:r>
       <w:r>
         <w:rPr>
+          <w:rStyle w:val="ImportTok"/>
+        </w:rPr>
+        <w:t xml:space="preserve">import</w:t>
+      </w:r>
+      <w:r>
+        <w:rPr>
           <w:rStyle w:val="NormalTok"/>
         </w:rPr>
-        <w:t xml:space="preserve">copy </w:t>
+        <w:t xml:space="preserve"> random</w:t>
+      </w:r>
+      <w:r>
+        <w:br/>
+      </w:r>
+      <w:r>
+        <w:br/>
+      </w:r>
+      <w:r>
+        <w:rPr>
+          <w:rStyle w:val="CommentTok"/>
+        </w:rPr>
+        <w:t xml:space="preserve"># Step 1: A copy is made</w:t>
+      </w:r>
+      <w:r>
+        <w:br/>
+      </w:r>
+      <w:r>
+        <w:rPr>
+          <w:rStyle w:val="NormalTok"/>
+        </w:rPr>
+        <w:t xml:space="preserve">original_list </w:t>
       </w:r>
       <w:r>
         <w:rPr>
@@ -4886,6 +5047,63 @@
         <w:rPr>
           <w:rStyle w:val="NormalTok"/>
         </w:rPr>
+        <w:t xml:space="preserve"> [</w:t>
+      </w:r>
+      <w:r>
+        <w:rPr>
+          <w:rStyle w:val="DecValTok"/>
+        </w:rPr>
+        <w:t xml:space="preserve">10</w:t>
+      </w:r>
+      <w:r>
+        <w:rPr>
+          <w:rStyle w:val="NormalTok"/>
+        </w:rPr>
+        <w:t xml:space="preserve">, </w:t>
+      </w:r>
+      <w:r>
+        <w:rPr>
+          <w:rStyle w:val="DecValTok"/>
+        </w:rPr>
+        <w:t xml:space="preserve">20</w:t>
+      </w:r>
+      <w:r>
+        <w:rPr>
+          <w:rStyle w:val="NormalTok"/>
+        </w:rPr>
+        <w:t xml:space="preserve">, </w:t>
+      </w:r>
+      <w:r>
+        <w:rPr>
+          <w:rStyle w:val="DecValTok"/>
+        </w:rPr>
+        <w:t xml:space="preserve">30</w:t>
+      </w:r>
+      <w:r>
+        <w:rPr>
+          <w:rStyle w:val="NormalTok"/>
+        </w:rPr>
+        <w:t xml:space="preserve">]</w:t>
+      </w:r>
+      <w:r>
+        <w:br/>
+      </w:r>
+      <w:r>
+        <w:rPr>
+          <w:rStyle w:val="NormalTok"/>
+        </w:rPr>
+        <w:t xml:space="preserve">copy_of_list </w:t>
+      </w:r>
+      <w:r>
+        <w:rPr>
+          <w:rStyle w:val="OperatorTok"/>
+        </w:rPr>
+        <w:t xml:space="preserve">=</w:t>
+      </w:r>
+      <w:r>
+        <w:rPr>
+          <w:rStyle w:val="NormalTok"/>
+        </w:rPr>
         <w:t xml:space="preserve"> </w:t>
       </w:r>
       <w:r>
@@ -4898,16 +5116,25 @@
         <w:rPr>
           <w:rStyle w:val="NormalTok"/>
         </w:rPr>
-        <w:t xml:space="preserve">(items)</w:t>
+        <w:t xml:space="preserve">(original_list) </w:t>
+      </w:r>
+      <w:r>
+        <w:rPr>
+          <w:rStyle w:val="CommentTok"/>
+        </w:rPr>
+        <w:t xml:space="preserve"># copy_of_list is now [10, 20, 30]</w:t>
       </w:r>
       <w:r>
         <w:br/>
       </w:r>
       <w:r>
+        <w:br/>
+      </w:r>
+      <w:r>
         <w:rPr>
           <w:rStyle w:val="CommentTok"/>
         </w:rPr>
-        <w:t xml:space="preserve"># It then shuffles the copy in-place</w:t>
+        <w:t xml:space="preserve"># Step 2: The copy is shuffled in-place</w:t>
       </w:r>
       <w:r>
         <w:br/>
@@ -4916,31 +5143,34 @@
         <w:rPr>
           <w:rStyle w:val="NormalTok"/>
         </w:rPr>
-        <w:t xml:space="preserve">random.shuffle(copy)</w:t>
+        <w:t xml:space="preserve">random.shuffle(copy_of_list) </w:t>
+      </w:r>
+      <w:r>
+        <w:rPr>
+          <w:rStyle w:val="CommentTok"/>
+        </w:rPr>
+        <w:t xml:space="preserve"># copy_of_list might now be [30, 10, 20]</w:t>
       </w:r>
       <w:r>
         <w:br/>
       </w:r>
       <w:r>
+        <w:br/>
+      </w:r>
+      <w:r>
         <w:rPr>
           <w:rStyle w:val="CommentTok"/>
         </w:rPr>
-        <w:t xml:space="preserve"># It returns the modified copy, not the original list</w:t>
+        <w:t xml:space="preserve"># Step 3: The shuffled copy is returned</w:t>
       </w:r>
       <w:r>
         <w:br/>
       </w:r>
       <w:r>
         <w:rPr>
-          <w:rStyle w:val="ControlFlowTok"/>
-        </w:rPr>
-        <w:t xml:space="preserve">return</w:t>
-      </w:r>
-      <w:r>
-        <w:rPr>
-          <w:rStyle w:val="NormalTok"/>
-        </w:rPr>
-        <w:t xml:space="preserve"> copy</w:t>
+          <w:rStyle w:val="CommentTok"/>
+        </w:rPr>
+        <w:t xml:space="preserve"># The function returns copy_of_list</w:t>
       </w:r>
     </w:p>
     <w:bookmarkEnd w:id="40"/>
@@ -4971,7 +5201,17 @@
         </w:numPr>
       </w:pPr>
       <w:r>
-        <w:t xml:space="preserve">This function is non-destructive. The original list passed as the</w:t>
+        <w:rPr>
+          <w:b/>
+          <w:bCs/>
+        </w:rPr>
+        <w:t xml:space="preserve">Non-mutating:</w:t>
+      </w:r>
+      <w:r>
+        <w:t xml:space="preserve"> </w:t>
+      </w:r>
+      <w:r>
+        <w:t xml:space="preserve">The primary feature of this function is that it does not alter the input</w:t>
       </w:r>
       <w:r>
         <w:t xml:space="preserve"> </w:t>
@@ -4986,7 +5226,7 @@
         <w:t xml:space="preserve"> </w:t>
       </w:r>
       <w:r>
-        <w:t xml:space="preserve">parameter will not be modified.</w:t>
+        <w:t xml:space="preserve">list. It operates exclusively on a copy.</w:t>
       </w:r>
     </w:p>
     <w:p>
@@ -4998,7 +5238,17 @@
         </w:numPr>
       </w:pPr>
       <w:r>
-        <w:t xml:space="preserve">The function depends on Python’s built-in</w:t>
+        <w:rPr>
+          <w:b/>
+          <w:bCs/>
+        </w:rPr>
+        <w:t xml:space="preserve">Dependency:</w:t>
+      </w:r>
+      <w:r>
+        <w:t xml:space="preserve"> </w:t>
+      </w:r>
+      <w:r>
+        <w:t xml:space="preserve">This function requires the</w:t>
       </w:r>
       <w:r>
         <w:t xml:space="preserve"> </w:t>
@@ -5013,7 +5263,7 @@
         <w:t xml:space="preserve"> </w:t>
       </w:r>
       <w:r>
-        <w:t xml:space="preserve">module. Ensure that</w:t>
+        <w:t xml:space="preserve">module to be imported (e.g.,</w:t>
       </w:r>
       <w:r>
         <w:t xml:space="preserve"> </w:t>
@@ -5025,10 +5275,22 @@
         <w:t xml:space="preserve">import random</w:t>
       </w:r>
       <w:r>
-        <w:t xml:space="preserve"> </w:t>
-      </w:r>
-      <w:r>
-        <w:t xml:space="preserve">is present in your script before calling this function.</w:t>
+        <w:t xml:space="preserve">) to use the</w:t>
+      </w:r>
+      <w:r>
+        <w:t xml:space="preserve"> </w:t>
+      </w:r>
+      <w:r>
+        <w:rPr>
+          <w:rStyle w:val="VerbatimChar"/>
+        </w:rPr>
+        <w:t xml:space="preserve">random.shuffle()</w:t>
+      </w:r>
+      <w:r>
+        <w:t xml:space="preserve"> </w:t>
+      </w:r>
+      <w:r>
+        <w:t xml:space="preserve">method.</w:t>
       </w:r>
     </w:p>
     <w:p>
@@ -5040,19 +5302,17 @@
         </w:numPr>
       </w:pPr>
       <w:r>
-        <w:t xml:space="preserve">While the type hint specifies</w:t>
-      </w:r>
-      <w:r>
-        <w:t xml:space="preserve"> </w:t>
-      </w:r>
-      <w:r>
-        <w:rPr>
-          <w:rStyle w:val="VerbatimChar"/>
-        </w:rPr>
-        <w:t xml:space="preserve">List[int]</w:t>
-      </w:r>
-      <w:r>
-        <w:t xml:space="preserve">, the underlying logic will work correctly with lists containing elements of any type.</w:t>
+        <w:rPr>
+          <w:b/>
+          <w:bCs/>
+        </w:rPr>
+        <w:t xml:space="preserve">Randomness:</w:t>
+      </w:r>
+      <w:r>
+        <w:t xml:space="preserve"> </w:t>
+      </w:r>
+      <w:r>
+        <w:t xml:space="preserve">The output list’s order is non-deterministic. Each call to the function will likely produce a different order of elements.</w:t>
       </w:r>
     </w:p>
     <w:p>
@@ -5067,7 +5327,7 @@
         <w:t xml:space="preserve">Output Example</w:t>
       </w:r>
       <w:r>
-        <w:t xml:space="preserve">: A new list with the same elements as the input list, but in a random order. For an input of</w:t>
+        <w:t xml:space="preserve">: A new list with the same elements as the input but in a randomized order. For an input of</w:t>
       </w:r>
       <w:r>
         <w:t xml:space="preserve"> </w:t>
@@ -5076,10 +5336,10 @@
         <w:rPr>
           <w:rStyle w:val="VerbatimChar"/>
         </w:rPr>
-        <w:t xml:space="preserve">[1, 2, 3, 4]</w:t>
-      </w:r>
-      <w:r>
-        <w:t xml:space="preserve">, a possible output could be</w:t>
+        <w:t xml:space="preserve">[1, 2, 3]</w:t>
+      </w:r>
+      <w:r>
+        <w:t xml:space="preserve">, a possible output is</w:t>
       </w:r>
       <w:r>
         <w:t xml:space="preserve"> </w:t>
@@ -5088,7 +5348,7 @@
         <w:rPr>
           <w:rStyle w:val="VerbatimChar"/>
         </w:rPr>
-        <w:t xml:space="preserve">[3, 1, 4, 2]</w:t>
+        <w:t xml:space="preserve">[3, 1, 2]</w:t>
       </w:r>
       <w:r>
         <w:t xml:space="preserve">.</w:t>
@@ -5164,339 +5424,330 @@
       </w:r>
       <w:r>
         <w:rPr>
+          <w:rStyle w:val="KeywordTok"/>
+        </w:rPr>
+        <w:t xml:space="preserve">def</w:t>
+      </w:r>
+      <w:r>
+        <w:rPr>
+          <w:rStyle w:val="NormalTok"/>
+        </w:rPr>
+        <w:t xml:space="preserve"> shuffle_copy(items: List[</w:t>
+      </w:r>
+      <w:r>
+        <w:rPr>
+          <w:rStyle w:val="BuiltInTok"/>
+        </w:rPr>
+        <w:t xml:space="preserve">int</w:t>
+      </w:r>
+      <w:r>
+        <w:rPr>
+          <w:rStyle w:val="NormalTok"/>
+        </w:rPr>
+        <w:t xml:space="preserve">]) </w:t>
+      </w:r>
+      <w:r>
+        <w:rPr>
+          <w:rStyle w:val="OperatorTok"/>
+        </w:rPr>
+        <w:t xml:space="preserve">-&gt;</w:t>
+      </w:r>
+      <w:r>
+        <w:rPr>
+          <w:rStyle w:val="NormalTok"/>
+        </w:rPr>
+        <w:t xml:space="preserve"> List[</w:t>
+      </w:r>
+      <w:r>
+        <w:rPr>
+          <w:rStyle w:val="BuiltInTok"/>
+        </w:rPr>
+        <w:t xml:space="preserve">int</w:t>
+      </w:r>
+      <w:r>
+        <w:rPr>
+          <w:rStyle w:val="NormalTok"/>
+        </w:rPr>
+        <w:t xml:space="preserve">]:</w:t>
+      </w:r>
+      <w:r>
+        <w:br/>
+      </w:r>
+      <w:r>
+        <w:rPr>
+          <w:rStyle w:val="NormalTok"/>
+        </w:rPr>
+        <w:t xml:space="preserve">    </w:t>
+      </w:r>
+      <w:r>
+        <w:rPr>
           <w:rStyle w:val="CommentTok"/>
         </w:rPr>
-        <w:t xml:space="preserve"># The function must be defined or imported to be used</w:t>
+        <w:t xml:space="preserve">"""Return a shuffled copy of the given list without mutating the input."""</w:t>
       </w:r>
       <w:r>
         <w:br/>
       </w:r>
       <w:r>
         <w:rPr>
-          <w:rStyle w:val="KeywordTok"/>
-        </w:rPr>
-        <w:t xml:space="preserve">def</w:t>
-      </w:r>
-      <w:r>
-        <w:rPr>
           <w:rStyle w:val="NormalTok"/>
         </w:rPr>
-        <w:t xml:space="preserve"> shuffle_copy(items: List[</w:t>
+        <w:t xml:space="preserve">    copy </w:t>
+      </w:r>
+      <w:r>
+        <w:rPr>
+          <w:rStyle w:val="OperatorTok"/>
+        </w:rPr>
+        <w:t xml:space="preserve">=</w:t>
+      </w:r>
+      <w:r>
+        <w:rPr>
+          <w:rStyle w:val="NormalTok"/>
+        </w:rPr>
+        <w:t xml:space="preserve"> </w:t>
       </w:r>
       <w:r>
         <w:rPr>
           <w:rStyle w:val="BuiltInTok"/>
         </w:rPr>
-        <w:t xml:space="preserve">int</w:t>
+        <w:t xml:space="preserve">list</w:t>
       </w:r>
       <w:r>
         <w:rPr>
           <w:rStyle w:val="NormalTok"/>
         </w:rPr>
-        <w:t xml:space="preserve">]) </w:t>
+        <w:t xml:space="preserve">(items)</w:t>
+      </w:r>
+      <w:r>
+        <w:br/>
+      </w:r>
+      <w:r>
+        <w:rPr>
+          <w:rStyle w:val="NormalTok"/>
+        </w:rPr>
+        <w:t xml:space="preserve">    random.shuffle(copy)</w:t>
+      </w:r>
+      <w:r>
+        <w:br/>
+      </w:r>
+      <w:r>
+        <w:rPr>
+          <w:rStyle w:val="NormalTok"/>
+        </w:rPr>
+        <w:t xml:space="preserve">    </w:t>
+      </w:r>
+      <w:r>
+        <w:rPr>
+          <w:rStyle w:val="ControlFlowTok"/>
+        </w:rPr>
+        <w:t xml:space="preserve">return</w:t>
+      </w:r>
+      <w:r>
+        <w:rPr>
+          <w:rStyle w:val="NormalTok"/>
+        </w:rPr>
+        <w:t xml:space="preserve"> copy</w:t>
+      </w:r>
+      <w:r>
+        <w:br/>
+      </w:r>
+      <w:r>
+        <w:br/>
+      </w:r>
+      <w:r>
+        <w:rPr>
+          <w:rStyle w:val="CommentTok"/>
+        </w:rPr>
+        <w:t xml:space="preserve"># Example usage</w:t>
+      </w:r>
+      <w:r>
+        <w:br/>
+      </w:r>
+      <w:r>
+        <w:rPr>
+          <w:rStyle w:val="NormalTok"/>
+        </w:rPr>
+        <w:t xml:space="preserve">original_numbers </w:t>
       </w:r>
       <w:r>
         <w:rPr>
           <w:rStyle w:val="OperatorTok"/>
         </w:rPr>
-        <w:t xml:space="preserve">-&gt;</w:t>
+        <w:t xml:space="preserve">=</w:t>
       </w:r>
       <w:r>
         <w:rPr>
           <w:rStyle w:val="NormalTok"/>
         </w:rPr>
-        <w:t xml:space="preserve"> List[</w:t>
+        <w:t xml:space="preserve"> [</w:t>
+      </w:r>
+      <w:r>
+        <w:rPr>
+          <w:rStyle w:val="DecValTok"/>
+        </w:rPr>
+        <w:t xml:space="preserve">1</w:t>
+      </w:r>
+      <w:r>
+        <w:rPr>
+          <w:rStyle w:val="NormalTok"/>
+        </w:rPr>
+        <w:t xml:space="preserve">, </w:t>
+      </w:r>
+      <w:r>
+        <w:rPr>
+          <w:rStyle w:val="DecValTok"/>
+        </w:rPr>
+        <w:t xml:space="preserve">2</w:t>
+      </w:r>
+      <w:r>
+        <w:rPr>
+          <w:rStyle w:val="NormalTok"/>
+        </w:rPr>
+        <w:t xml:space="preserve">, </w:t>
+      </w:r>
+      <w:r>
+        <w:rPr>
+          <w:rStyle w:val="DecValTok"/>
+        </w:rPr>
+        <w:t xml:space="preserve">3</w:t>
+      </w:r>
+      <w:r>
+        <w:rPr>
+          <w:rStyle w:val="NormalTok"/>
+        </w:rPr>
+        <w:t xml:space="preserve">, </w:t>
+      </w:r>
+      <w:r>
+        <w:rPr>
+          <w:rStyle w:val="DecValTok"/>
+        </w:rPr>
+        <w:t xml:space="preserve">4</w:t>
+      </w:r>
+      <w:r>
+        <w:rPr>
+          <w:rStyle w:val="NormalTok"/>
+        </w:rPr>
+        <w:t xml:space="preserve">, </w:t>
+      </w:r>
+      <w:r>
+        <w:rPr>
+          <w:rStyle w:val="DecValTok"/>
+        </w:rPr>
+        <w:t xml:space="preserve">5</w:t>
+      </w:r>
+      <w:r>
+        <w:rPr>
+          <w:rStyle w:val="NormalTok"/>
+        </w:rPr>
+        <w:t xml:space="preserve">]</w:t>
+      </w:r>
+      <w:r>
+        <w:br/>
+      </w:r>
+      <w:r>
+        <w:rPr>
+          <w:rStyle w:val="NormalTok"/>
+        </w:rPr>
+        <w:t xml:space="preserve">shuffled_numbers </w:t>
+      </w:r>
+      <w:r>
+        <w:rPr>
+          <w:rStyle w:val="OperatorTok"/>
+        </w:rPr>
+        <w:t xml:space="preserve">=</w:t>
+      </w:r>
+      <w:r>
+        <w:rPr>
+          <w:rStyle w:val="NormalTok"/>
+        </w:rPr>
+        <w:t xml:space="preserve"> shuffle_copy(original_numbers)</w:t>
+      </w:r>
+      <w:r>
+        <w:br/>
+      </w:r>
+      <w:r>
+        <w:br/>
       </w:r>
       <w:r>
         <w:rPr>
           <w:rStyle w:val="BuiltInTok"/>
         </w:rPr>
-        <w:t xml:space="preserve">int</w:t>
+        <w:t xml:space="preserve">print</w:t>
       </w:r>
       <w:r>
         <w:rPr>
           <w:rStyle w:val="NormalTok"/>
         </w:rPr>
-        <w:t xml:space="preserve">]:</w:t>
+        <w:t xml:space="preserve">(</w:t>
+      </w:r>
+      <w:r>
+        <w:rPr>
+          <w:rStyle w:val="SpecialStringTok"/>
+        </w:rPr>
+        <w:t xml:space="preserve">f"Original List: </w:t>
+      </w:r>
+      <w:r>
+        <w:rPr>
+          <w:rStyle w:val="SpecialCharTok"/>
+        </w:rPr>
+        <w:t xml:space="preserve">{</w:t>
+      </w:r>
+      <w:r>
+        <w:rPr>
+          <w:rStyle w:val="NormalTok"/>
+        </w:rPr>
+        <w:t xml:space="preserve">original_numbers</w:t>
+      </w:r>
+      <w:r>
+        <w:rPr>
+          <w:rStyle w:val="SpecialCharTok"/>
+        </w:rPr>
+        <w:t xml:space="preserve">}</w:t>
+      </w:r>
+      <w:r>
+        <w:rPr>
+          <w:rStyle w:val="SpecialStringTok"/>
+        </w:rPr>
+        <w:t xml:space="preserve">"</w:t>
+      </w:r>
+      <w:r>
+        <w:rPr>
+          <w:rStyle w:val="NormalTok"/>
+        </w:rPr>
+        <w:t xml:space="preserve">)</w:t>
       </w:r>
       <w:r>
         <w:br/>
       </w:r>
       <w:r>
         <w:rPr>
+          <w:rStyle w:val="BuiltInTok"/>
+        </w:rPr>
+        <w:t xml:space="preserve">print</w:t>
+      </w:r>
+      <w:r>
+        <w:rPr>
           <w:rStyle w:val="NormalTok"/>
         </w:rPr>
-        <w:t xml:space="preserve">    </w:t>
-      </w:r>
-      <w:r>
-        <w:rPr>
-          <w:rStyle w:val="CommentTok"/>
-        </w:rPr>
-        <w:t xml:space="preserve">"""Return a shuffled copy of the given list without mutating the input."""</w:t>
-      </w:r>
-      <w:r>
-        <w:br/>
+        <w:t xml:space="preserve">(</w:t>
+      </w:r>
+      <w:r>
+        <w:rPr>
+          <w:rStyle w:val="SpecialStringTok"/>
+        </w:rPr>
+        <w:t xml:space="preserve">f"Shuffled Copy: </w:t>
+      </w:r>
+      <w:r>
+        <w:rPr>
+          <w:rStyle w:val="SpecialCharTok"/>
+        </w:rPr>
+        <w:t xml:space="preserve">{</w:t>
       </w:r>
       <w:r>
         <w:rPr>
           <w:rStyle w:val="NormalTok"/>
         </w:rPr>
-        <w:t xml:space="preserve">    copy </w:t>
-      </w:r>
-      <w:r>
-        <w:rPr>
-          <w:rStyle w:val="OperatorTok"/>
-        </w:rPr>
-        <w:t xml:space="preserve">=</w:t>
-      </w:r>
-      <w:r>
-        <w:rPr>
-          <w:rStyle w:val="NormalTok"/>
-        </w:rPr>
-        <w:t xml:space="preserve"> </w:t>
-      </w:r>
-      <w:r>
-        <w:rPr>
-          <w:rStyle w:val="BuiltInTok"/>
-        </w:rPr>
-        <w:t xml:space="preserve">list</w:t>
-      </w:r>
-      <w:r>
-        <w:rPr>
-          <w:rStyle w:val="NormalTok"/>
-        </w:rPr>
-        <w:t xml:space="preserve">(items)</w:t>
-      </w:r>
-      <w:r>
-        <w:br/>
-      </w:r>
-      <w:r>
-        <w:rPr>
-          <w:rStyle w:val="NormalTok"/>
-        </w:rPr>
-        <w:t xml:space="preserve">    random.shuffle(copy)</w:t>
-      </w:r>
-      <w:r>
-        <w:br/>
-      </w:r>
-      <w:r>
-        <w:rPr>
-          <w:rStyle w:val="NormalTok"/>
-        </w:rPr>
-        <w:t xml:space="preserve">    </w:t>
-      </w:r>
-      <w:r>
-        <w:rPr>
-          <w:rStyle w:val="ControlFlowTok"/>
-        </w:rPr>
-        <w:t xml:space="preserve">return</w:t>
-      </w:r>
-      <w:r>
-        <w:rPr>
-          <w:rStyle w:val="NormalTok"/>
-        </w:rPr>
-        <w:t xml:space="preserve"> copy</w:t>
-      </w:r>
-      <w:r>
-        <w:br/>
-      </w:r>
-      <w:r>
-        <w:br/>
-      </w:r>
-      <w:r>
-        <w:rPr>
-          <w:rStyle w:val="CommentTok"/>
-        </w:rPr>
-        <w:t xml:space="preserve"># Example usage</w:t>
-      </w:r>
-      <w:r>
-        <w:br/>
-      </w:r>
-      <w:r>
-        <w:rPr>
-          <w:rStyle w:val="NormalTok"/>
-        </w:rPr>
-        <w:t xml:space="preserve">original_list </w:t>
-      </w:r>
-      <w:r>
-        <w:rPr>
-          <w:rStyle w:val="OperatorTok"/>
-        </w:rPr>
-        <w:t xml:space="preserve">=</w:t>
-      </w:r>
-      <w:r>
-        <w:rPr>
-          <w:rStyle w:val="NormalTok"/>
-        </w:rPr>
-        <w:t xml:space="preserve"> [</w:t>
-      </w:r>
-      <w:r>
-        <w:rPr>
-          <w:rStyle w:val="DecValTok"/>
-        </w:rPr>
-        <w:t xml:space="preserve">10</w:t>
-      </w:r>
-      <w:r>
-        <w:rPr>
-          <w:rStyle w:val="NormalTok"/>
-        </w:rPr>
-        <w:t xml:space="preserve">, </w:t>
-      </w:r>
-      <w:r>
-        <w:rPr>
-          <w:rStyle w:val="DecValTok"/>
-        </w:rPr>
-        <w:t xml:space="preserve">20</w:t>
-      </w:r>
-      <w:r>
-        <w:rPr>
-          <w:rStyle w:val="NormalTok"/>
-        </w:rPr>
-        <w:t xml:space="preserve">, </w:t>
-      </w:r>
-      <w:r>
-        <w:rPr>
-          <w:rStyle w:val="DecValTok"/>
-        </w:rPr>
-        <w:t xml:space="preserve">30</w:t>
-      </w:r>
-      <w:r>
-        <w:rPr>
-          <w:rStyle w:val="NormalTok"/>
-        </w:rPr>
-        <w:t xml:space="preserve">, </w:t>
-      </w:r>
-      <w:r>
-        <w:rPr>
-          <w:rStyle w:val="DecValTok"/>
-        </w:rPr>
-        <w:t xml:space="preserve">40</w:t>
-      </w:r>
-      <w:r>
-        <w:rPr>
-          <w:rStyle w:val="NormalTok"/>
-        </w:rPr>
-        <w:t xml:space="preserve">, </w:t>
-      </w:r>
-      <w:r>
-        <w:rPr>
-          <w:rStyle w:val="DecValTok"/>
-        </w:rPr>
-        <w:t xml:space="preserve">50</w:t>
-      </w:r>
-      <w:r>
-        <w:rPr>
-          <w:rStyle w:val="NormalTok"/>
-        </w:rPr>
-        <w:t xml:space="preserve">]</w:t>
-      </w:r>
-      <w:r>
-        <w:br/>
-      </w:r>
-      <w:r>
-        <w:rPr>
-          <w:rStyle w:val="NormalTok"/>
-        </w:rPr>
-        <w:t xml:space="preserve">shuffled_list </w:t>
-      </w:r>
-      <w:r>
-        <w:rPr>
-          <w:rStyle w:val="OperatorTok"/>
-        </w:rPr>
-        <w:t xml:space="preserve">=</w:t>
-      </w:r>
-      <w:r>
-        <w:rPr>
-          <w:rStyle w:val="NormalTok"/>
-        </w:rPr>
-        <w:t xml:space="preserve"> shuffle_copy(original_list)</w:t>
-      </w:r>
-      <w:r>
-        <w:br/>
-      </w:r>
-      <w:r>
-        <w:br/>
-      </w:r>
-      <w:r>
-        <w:rPr>
-          <w:rStyle w:val="BuiltInTok"/>
-        </w:rPr>
-        <w:t xml:space="preserve">print</w:t>
-      </w:r>
-      <w:r>
-        <w:rPr>
-          <w:rStyle w:val="NormalTok"/>
-        </w:rPr>
-        <w:t xml:space="preserve">(</w:t>
-      </w:r>
-      <w:r>
-        <w:rPr>
-          <w:rStyle w:val="SpecialStringTok"/>
-        </w:rPr>
-        <w:t xml:space="preserve">f"Original List (unchanged): </w:t>
-      </w:r>
-      <w:r>
-        <w:rPr>
-          <w:rStyle w:val="SpecialCharTok"/>
-        </w:rPr>
-        <w:t xml:space="preserve">{</w:t>
-      </w:r>
-      <w:r>
-        <w:rPr>
-          <w:rStyle w:val="NormalTok"/>
-        </w:rPr>
-        <w:t xml:space="preserve">original_list</w:t>
-      </w:r>
-      <w:r>
-        <w:rPr>
-          <w:rStyle w:val="SpecialCharTok"/>
-        </w:rPr>
-        <w:t xml:space="preserve">}</w:t>
-      </w:r>
-      <w:r>
-        <w:rPr>
-          <w:rStyle w:val="SpecialStringTok"/>
-        </w:rPr>
-        <w:t xml:space="preserve">"</w:t>
-      </w:r>
-      <w:r>
-        <w:rPr>
-          <w:rStyle w:val="NormalTok"/>
-        </w:rPr>
-        <w:t xml:space="preserve">)</w:t>
-      </w:r>
-      <w:r>
-        <w:br/>
-      </w:r>
-      <w:r>
-        <w:rPr>
-          <w:rStyle w:val="BuiltInTok"/>
-        </w:rPr>
-        <w:t xml:space="preserve">print</w:t>
-      </w:r>
-      <w:r>
-        <w:rPr>
-          <w:rStyle w:val="NormalTok"/>
-        </w:rPr>
-        <w:t xml:space="preserve">(</w:t>
-      </w:r>
-      <w:r>
-        <w:rPr>
-          <w:rStyle w:val="SpecialStringTok"/>
-        </w:rPr>
-        <w:t xml:space="preserve">f"Shuffled Copy: </w:t>
-      </w:r>
-      <w:r>
-        <w:rPr>
-          <w:rStyle w:val="SpecialCharTok"/>
-        </w:rPr>
-        <w:t xml:space="preserve">{</w:t>
-      </w:r>
-      <w:r>
-        <w:rPr>
-          <w:rStyle w:val="NormalTok"/>
-        </w:rPr>
-        <w:t xml:space="preserve">shuffled_list</w:t>
+        <w:t xml:space="preserve">shuffled_numbers</w:t>
       </w:r>
       <w:r>
         <w:rPr>
@@ -5537,7 +5788,7 @@
         <w:rPr>
           <w:rStyle w:val="VerbatimChar"/>
         </w:rPr>
-        <w:t xml:space="preserve">Original List (unchanged): [10, 20, 30, 40, 50]</w:t>
+        <w:t xml:space="preserve">Original List: [1, 2, 3, 4, 5]</w:t>
       </w:r>
       <w:r>
         <w:br/>
@@ -5546,7 +5797,7 @@
         <w:rPr>
           <w:rStyle w:val="VerbatimChar"/>
         </w:rPr>
-        <w:t xml:space="preserve">Shuffled Copy: [40, 10, 50, 20, 30]</w:t>
+        <w:t xml:space="preserve">Shuffled Copy: [4, 1, 5, 3, 2]</w:t>
       </w:r>
     </w:p>
     <w:p>
@@ -5586,7 +5837,7 @@
           <w:i/>
           <w:iCs/>
         </w:rPr>
-        <w:t xml:space="preserve">is random and will likely differ with each execution.)</w:t>
+        <w:t xml:space="preserve">will vary with each execution.)</w:t>
       </w:r>
     </w:p>
     <w:p>
@@ -6102,6 +6353,12 @@
     <w:abstractNumId w:val="991"/>
   </w:num>
   <w:num w:numId="1002">
+    <w:abstractNumId w:val="991"/>
+  </w:num>
+  <w:num w:numId="1003">
+    <w:abstractNumId w:val="991"/>
+  </w:num>
+  <w:num w:numId="1004">
     <w:abstractNumId w:val="99411"/>
     <w:lvlOverride w:ilvl="0">
       <w:startOverride w:val="1"/>
@@ -6131,12 +6388,6 @@
       <w:startOverride w:val="1"/>
     </w:lvlOverride>
   </w:num>
-  <w:num w:numId="1003">
-    <w:abstractNumId w:val="991"/>
-  </w:num>
-  <w:num w:numId="1004">
-    <w:abstractNumId w:val="991"/>
-  </w:num>
   <w:num w:numId="1005">
     <w:abstractNumId w:val="991"/>
   </w:num>
@@ -6144,7 +6395,34 @@
     <w:abstractNumId w:val="991"/>
   </w:num>
   <w:num w:numId="1007">
-    <w:abstractNumId w:val="991"/>
+    <w:abstractNumId w:val="99411"/>
+    <w:lvlOverride w:ilvl="0">
+      <w:startOverride w:val="1"/>
+    </w:lvlOverride>
+    <w:lvlOverride w:ilvl="1">
+      <w:startOverride w:val="1"/>
+    </w:lvlOverride>
+    <w:lvlOverride w:ilvl="2">
+      <w:startOverride w:val="1"/>
+    </w:lvlOverride>
+    <w:lvlOverride w:ilvl="3">
+      <w:startOverride w:val="1"/>
+    </w:lvlOverride>
+    <w:lvlOverride w:ilvl="4">
+      <w:startOverride w:val="1"/>
+    </w:lvlOverride>
+    <w:lvlOverride w:ilvl="5">
+      <w:startOverride w:val="1"/>
+    </w:lvlOverride>
+    <w:lvlOverride w:ilvl="6">
+      <w:startOverride w:val="1"/>
+    </w:lvlOverride>
+    <w:lvlOverride w:ilvl="7">
+      <w:startOverride w:val="1"/>
+    </w:lvlOverride>
+    <w:lvlOverride w:ilvl="8">
+      <w:startOverride w:val="1"/>
+    </w:lvlOverride>
   </w:num>
   <w:num w:numId="1008">
     <w:abstractNumId w:val="991"/>

--- a/random_module_one.docx
+++ b/random_module_one.docx
@@ -103,7 +103,7 @@
         <w:t xml:space="preserve"> </w:t>
       </w:r>
       <w:r>
-        <w:t xml:space="preserve">function calculates and returns the sum of two provided numbers.</w:t>
+        <w:t xml:space="preserve">function calculates and returns the sum of two provided arguments.</w:t>
       </w:r>
     </w:p>
     <w:bookmarkEnd w:id="10"/>
@@ -207,7 +207,7 @@
               <w:pStyle w:val="Compact"/>
             </w:pPr>
             <w:r>
-              <w:t xml:space="preserve">The first number to be added.</w:t>
+              <w:t xml:space="preserve">The first operand for the addition operation.</w:t>
             </w:r>
           </w:p>
         </w:tc>
@@ -245,7 +245,7 @@
               <w:pStyle w:val="Compact"/>
             </w:pPr>
             <w:r>
-              <w:t xml:space="preserve">The second number to be added.</w:t>
+              <w:t xml:space="preserve">The second operand for the addition operation.</w:t>
             </w:r>
           </w:p>
         </w:tc>
@@ -275,7 +275,7 @@
         <w:pStyle w:val="FirstParagraph"/>
       </w:pPr>
       <w:r>
-        <w:t xml:space="preserve">This function provides a straightforward way to perform addition. It takes two arguments,</w:t>
+        <w:t xml:space="preserve">This function provides a straightforward way to perform addition. It accepts two parameters,</w:t>
       </w:r>
       <w:r>
         <w:t xml:space="preserve"> </w:t>
@@ -302,7 +302,7 @@
         <w:t xml:space="preserve">b</w:t>
       </w:r>
       <w:r>
-        <w:t xml:space="preserve">, which are expected to be numeric types such as integers or floating-point numbers. The core logic of the function is to compute the sum of these two arguments using the</w:t>
+        <w:t xml:space="preserve">, which are expected to be numerical values (integers or floating-point numbers). The core logic of the function is the expression</w:t>
       </w:r>
       <w:r>
         <w:t xml:space="preserve"> </w:t>
@@ -311,13 +311,10 @@
         <w:rPr>
           <w:rStyle w:val="VerbatimChar"/>
         </w:rPr>
-        <w:t xml:space="preserve">+</w:t>
-      </w:r>
-      <w:r>
-        <w:t xml:space="preserve"> </w:t>
-      </w:r>
-      <w:r>
-        <w:t xml:space="preserve">operator and return the resulting value.</w:t>
+        <w:t xml:space="preserve">a + b</w:t>
+      </w:r>
+      <w:r>
+        <w:t xml:space="preserve">, which computes the sum of the two inputs. The resulting value is then returned by the function.</w:t>
       </w:r>
     </w:p>
     <w:p>
@@ -325,7 +322,7 @@
         <w:pStyle w:val="BodyText"/>
       </w:pPr>
       <w:r>
-        <w:t xml:space="preserve">For example, if</w:t>
+        <w:t xml:space="preserve">Due to Python’s dynamic typing, the</w:t>
       </w:r>
       <w:r>
         <w:t xml:space="preserve"> </w:t>
@@ -334,13 +331,13 @@
         <w:rPr>
           <w:rStyle w:val="VerbatimChar"/>
         </w:rPr>
-        <w:t xml:space="preserve">a</w:t>
+        <w:t xml:space="preserve">+</w:t>
       </w:r>
       <w:r>
         <w:t xml:space="preserve"> </w:t>
       </w:r>
       <w:r>
-        <w:t xml:space="preserve">is</w:t>
+        <w:t xml:space="preserve">operator can also perform concatenation if strings are passed as arguments. However, the function’s name</w:t>
       </w:r>
       <w:r>
         <w:t xml:space="preserve"> </w:t>
@@ -349,67 +346,13 @@
         <w:rPr>
           <w:rStyle w:val="VerbatimChar"/>
         </w:rPr>
-        <w:t xml:space="preserve">5</w:t>
+        <w:t xml:space="preserve">num</w:t>
       </w:r>
       <w:r>
         <w:t xml:space="preserve"> </w:t>
       </w:r>
       <w:r>
-        <w:t xml:space="preserve">and</w:t>
-      </w:r>
-      <w:r>
-        <w:t xml:space="preserve"> </w:t>
-      </w:r>
-      <w:r>
-        <w:rPr>
-          <w:rStyle w:val="VerbatimChar"/>
-        </w:rPr>
-        <w:t xml:space="preserve">b</w:t>
-      </w:r>
-      <w:r>
-        <w:t xml:space="preserve"> </w:t>
-      </w:r>
-      <w:r>
-        <w:t xml:space="preserve">is</w:t>
-      </w:r>
-      <w:r>
-        <w:t xml:space="preserve"> </w:t>
-      </w:r>
-      <w:r>
-        <w:rPr>
-          <w:rStyle w:val="VerbatimChar"/>
-        </w:rPr>
-        <w:t xml:space="preserve">3</w:t>
-      </w:r>
-      <w:r>
-        <w:t xml:space="preserve">, the function will compute</w:t>
-      </w:r>
-      <w:r>
-        <w:t xml:space="preserve"> </w:t>
-      </w:r>
-      <w:r>
-        <w:rPr>
-          <w:rStyle w:val="VerbatimChar"/>
-        </w:rPr>
-        <w:t xml:space="preserve">5 + 3</w:t>
-      </w:r>
-      <w:r>
-        <w:t xml:space="preserve"> </w:t>
-      </w:r>
-      <w:r>
-        <w:t xml:space="preserve">and return</w:t>
-      </w:r>
-      <w:r>
-        <w:t xml:space="preserve"> </w:t>
-      </w:r>
-      <w:r>
-        <w:rPr>
-          <w:rStyle w:val="VerbatimChar"/>
-        </w:rPr>
-        <w:t xml:space="preserve">8</w:t>
-      </w:r>
-      <w:r>
-        <w:t xml:space="preserve">.</w:t>
+        <w:t xml:space="preserve">implies its primary purpose is for numerical calculations.</w:t>
       </w:r>
     </w:p>
     <w:p>
@@ -420,7 +363,7 @@
         <w:rPr>
           <w:rStyle w:val="CommentTok"/>
         </w:rPr>
-        <w:t xml:space="preserve"># The function returns the result of a + b</w:t>
+        <w:t xml:space="preserve"># The function adds the two parameters and returns the result.</w:t>
       </w:r>
       <w:r>
         <w:br/>
@@ -478,10 +421,7 @@
         </w:numPr>
       </w:pPr>
       <w:r>
-        <w:t xml:space="preserve">The function relies on Python’s built-in</w:t>
-      </w:r>
-      <w:r>
-        <w:t xml:space="preserve"> </w:t>
+        <w:t xml:space="preserve">The function will work with any data types that support the addition (</w:t>
       </w:r>
       <w:r>
         <w:rPr>
@@ -490,34 +430,7 @@
         <w:t xml:space="preserve">+</w:t>
       </w:r>
       <w:r>
-        <w:t xml:space="preserve"> </w:t>
-      </w:r>
-      <w:r>
-        <w:t xml:space="preserve">operator. Ensure that the provided arguments are of types that support this operator for mathematical addition (e.g.,</w:t>
-      </w:r>
-      <w:r>
-        <w:t xml:space="preserve"> </w:t>
-      </w:r>
-      <w:r>
-        <w:rPr>
-          <w:rStyle w:val="VerbatimChar"/>
-        </w:rPr>
-        <w:t xml:space="preserve">int</w:t>
-      </w:r>
-      <w:r>
-        <w:t xml:space="preserve">,</w:t>
-      </w:r>
-      <w:r>
-        <w:t xml:space="preserve"> </w:t>
-      </w:r>
-      <w:r>
-        <w:rPr>
-          <w:rStyle w:val="VerbatimChar"/>
-        </w:rPr>
-        <w:t xml:space="preserve">float</w:t>
-      </w:r>
-      <w:r>
-        <w:t xml:space="preserve">).</w:t>
+        <w:t xml:space="preserve">) operator, such as integers, floats, and strings.</w:t>
       </w:r>
     </w:p>
     <w:p>
@@ -529,7 +442,7 @@
         </w:numPr>
       </w:pPr>
       <w:r>
-        <w:t xml:space="preserve">If string values are passed, the function will perform string concatenation instead of mathematical addition. For example,</w:t>
+        <w:t xml:space="preserve">If you provide incompatible types (e.g., an integer and a string), the function will raise a</w:t>
       </w:r>
       <w:r>
         <w:t xml:space="preserve"> </w:t>
@@ -538,22 +451,7 @@
         <w:rPr>
           <w:rStyle w:val="VerbatimChar"/>
         </w:rPr>
-        <w:t xml:space="preserve">num("hello", "world")</w:t>
-      </w:r>
-      <w:r>
-        <w:t xml:space="preserve"> </w:t>
-      </w:r>
-      <w:r>
-        <w:t xml:space="preserve">would return</w:t>
-      </w:r>
-      <w:r>
-        <w:t xml:space="preserve"> </w:t>
-      </w:r>
-      <w:r>
-        <w:rPr>
-          <w:rStyle w:val="VerbatimChar"/>
-        </w:rPr>
-        <w:t xml:space="preserve">"helloworld"</w:t>
+        <w:t xml:space="preserve">TypeError</w:t>
       </w:r>
       <w:r>
         <w:t xml:space="preserve">.</w:t>
@@ -568,49 +466,7 @@
         </w:numPr>
       </w:pPr>
       <w:r>
-        <w:t xml:space="preserve">The data type of the returned value will depend on the input types. For instance, adding an</w:t>
-      </w:r>
-      <w:r>
-        <w:t xml:space="preserve"> </w:t>
-      </w:r>
-      <w:r>
-        <w:rPr>
-          <w:rStyle w:val="VerbatimChar"/>
-        </w:rPr>
-        <w:t xml:space="preserve">int</w:t>
-      </w:r>
-      <w:r>
-        <w:t xml:space="preserve"> </w:t>
-      </w:r>
-      <w:r>
-        <w:t xml:space="preserve">and a</w:t>
-      </w:r>
-      <w:r>
-        <w:t xml:space="preserve"> </w:t>
-      </w:r>
-      <w:r>
-        <w:rPr>
-          <w:rStyle w:val="VerbatimChar"/>
-        </w:rPr>
-        <w:t xml:space="preserve">float</w:t>
-      </w:r>
-      <w:r>
-        <w:t xml:space="preserve"> </w:t>
-      </w:r>
-      <w:r>
-        <w:t xml:space="preserve">will result in a</w:t>
-      </w:r>
-      <w:r>
-        <w:t xml:space="preserve"> </w:t>
-      </w:r>
-      <w:r>
-        <w:rPr>
-          <w:rStyle w:val="VerbatimChar"/>
-        </w:rPr>
-        <w:t xml:space="preserve">float</w:t>
-      </w:r>
-      <w:r>
-        <w:t xml:space="preserve">.</w:t>
+        <w:t xml:space="preserve">When used with strings, the function will perform concatenation, not mathematical addition.</w:t>
       </w:r>
     </w:p>
     <w:p>
@@ -625,7 +481,34 @@
         <w:t xml:space="preserve">Output Example</w:t>
       </w:r>
       <w:r>
-        <w:t xml:space="preserve">: A numeric value representing the sum.</w:t>
+        <w:t xml:space="preserve">: If the inputs are</w:t>
+      </w:r>
+      <w:r>
+        <w:t xml:space="preserve"> </w:t>
+      </w:r>
+      <w:r>
+        <w:rPr>
+          <w:rStyle w:val="VerbatimChar"/>
+        </w:rPr>
+        <w:t xml:space="preserve">5</w:t>
+      </w:r>
+      <w:r>
+        <w:t xml:space="preserve"> </w:t>
+      </w:r>
+      <w:r>
+        <w:t xml:space="preserve">and</w:t>
+      </w:r>
+      <w:r>
+        <w:t xml:space="preserve"> </w:t>
+      </w:r>
+      <w:r>
+        <w:rPr>
+          <w:rStyle w:val="VerbatimChar"/>
+        </w:rPr>
+        <w:t xml:space="preserve">10</w:t>
+      </w:r>
+      <w:r>
+        <w:t xml:space="preserve">, the function returns an integer.</w:t>
       </w:r>
     </w:p>
     <w:p>
@@ -636,7 +519,7 @@
         <w:rPr>
           <w:rStyle w:val="VerbatimChar"/>
         </w:rPr>
-        <w:t xml:space="preserve">8</w:t>
+        <w:t xml:space="preserve">15</w:t>
       </w:r>
     </w:p>
     <w:bookmarkEnd w:id="13"/>
@@ -666,7 +549,7 @@
         <w:rPr>
           <w:rStyle w:val="CommentTok"/>
         </w:rPr>
-        <w:t xml:space="preserve"># Example usage</w:t>
+        <w:t xml:space="preserve"># Example usage with integers</w:t>
       </w:r>
       <w:r>
         <w:br/>
@@ -675,7 +558,7 @@
         <w:rPr>
           <w:rStyle w:val="NormalTok"/>
         </w:rPr>
-        <w:t xml:space="preserve">result </w:t>
+        <w:t xml:space="preserve">result_int </w:t>
       </w:r>
       <w:r>
         <w:rPr>
@@ -693,19 +576,91 @@
         <w:rPr>
           <w:rStyle w:val="DecValTok"/>
         </w:rPr>
+        <w:t xml:space="preserve">10</w:t>
+      </w:r>
+      <w:r>
+        <w:rPr>
+          <w:rStyle w:val="NormalTok"/>
+        </w:rPr>
+        <w:t xml:space="preserve">, </w:t>
+      </w:r>
+      <w:r>
+        <w:rPr>
+          <w:rStyle w:val="DecValTok"/>
+        </w:rPr>
         <w:t xml:space="preserve">5</w:t>
       </w:r>
       <w:r>
         <w:rPr>
           <w:rStyle w:val="NormalTok"/>
         </w:rPr>
+        <w:t xml:space="preserve">)</w:t>
+      </w:r>
+      <w:r>
+        <w:br/>
+      </w:r>
+      <w:r>
+        <w:rPr>
+          <w:rStyle w:val="BuiltInTok"/>
+        </w:rPr>
+        <w:t xml:space="preserve">print</w:t>
+      </w:r>
+      <w:r>
+        <w:rPr>
+          <w:rStyle w:val="NormalTok"/>
+        </w:rPr>
+        <w:t xml:space="preserve">(result_int)</w:t>
+      </w:r>
+      <w:r>
+        <w:br/>
+      </w:r>
+      <w:r>
+        <w:br/>
+      </w:r>
+      <w:r>
+        <w:rPr>
+          <w:rStyle w:val="CommentTok"/>
+        </w:rPr>
+        <w:t xml:space="preserve"># Example usage with floats</w:t>
+      </w:r>
+      <w:r>
+        <w:br/>
+      </w:r>
+      <w:r>
+        <w:rPr>
+          <w:rStyle w:val="NormalTok"/>
+        </w:rPr>
+        <w:t xml:space="preserve">result_float </w:t>
+      </w:r>
+      <w:r>
+        <w:rPr>
+          <w:rStyle w:val="OperatorTok"/>
+        </w:rPr>
+        <w:t xml:space="preserve">=</w:t>
+      </w:r>
+      <w:r>
+        <w:rPr>
+          <w:rStyle w:val="NormalTok"/>
+        </w:rPr>
+        <w:t xml:space="preserve"> num(</w:t>
+      </w:r>
+      <w:r>
+        <w:rPr>
+          <w:rStyle w:val="FloatTok"/>
+        </w:rPr>
+        <w:t xml:space="preserve">7.5</w:t>
+      </w:r>
+      <w:r>
+        <w:rPr>
+          <w:rStyle w:val="NormalTok"/>
+        </w:rPr>
         <w:t xml:space="preserve">, </w:t>
       </w:r>
       <w:r>
         <w:rPr>
-          <w:rStyle w:val="DecValTok"/>
-        </w:rPr>
-        <w:t xml:space="preserve">3</w:t>
+          <w:rStyle w:val="FloatTok"/>
+        </w:rPr>
+        <w:t xml:space="preserve">2.5</w:t>
       </w:r>
       <w:r>
         <w:rPr>
@@ -726,7 +681,7 @@
         <w:rPr>
           <w:rStyle w:val="NormalTok"/>
         </w:rPr>
-        <w:t xml:space="preserve">(result)</w:t>
+        <w:t xml:space="preserve">(result_float)</w:t>
       </w:r>
     </w:p>
     <w:p>
@@ -749,7 +704,16 @@
         <w:rPr>
           <w:rStyle w:val="VerbatimChar"/>
         </w:rPr>
-        <w:t xml:space="preserve">8</w:t>
+        <w:t xml:space="preserve">15</w:t>
+      </w:r>
+      <w:r>
+        <w:br/>
+      </w:r>
+      <w:r>
+        <w:rPr>
+          <w:rStyle w:val="VerbatimChar"/>
+        </w:rPr>
+        <w:t xml:space="preserve">10.0</w:t>
       </w:r>
     </w:p>
     <w:p>
@@ -780,7 +744,7 @@
     </w:p>
     <w:bookmarkEnd w:id="15"/>
     <w:bookmarkEnd w:id="16"/>
-    <w:bookmarkStart w:id="23" w:name="X895b6378ab8624fa4be7d7d513e4a26fd4416b8"/>
+    <w:bookmarkStart w:id="23" w:name="Xd810e588a5ceac3138dc172d9c5d002d78cadee"/>
     <w:p>
       <w:pPr>
         <w:pStyle w:val="Heading1"/>
@@ -795,7 +759,7 @@
         <w:tab/>
       </w:r>
       <w:r>
-        <w:t xml:space="preserve">Function: generate_random_integers(count: int, start: int = 0, end: int = 100)</w:t>
+        <w:t xml:space="preserve">Function: generate_random_integers(count: int, start: int = 0, end: int = 100) -&gt; List[int]</w:t>
       </w:r>
     </w:p>
     <w:bookmarkStart w:id="17" w:name="overview-1"/>
@@ -836,7 +800,7 @@
         <w:t xml:space="preserve"> </w:t>
       </w:r>
       <w:r>
-        <w:t xml:space="preserve">function generates a list of a specified number of pseudo-random integers within a given inclusive range.</w:t>
+        <w:t xml:space="preserve">function returns a list of a specified number of pseudo-random integers within a given inclusive range.</w:t>
       </w:r>
     </w:p>
     <w:bookmarkEnd w:id="17"/>
@@ -944,7 +908,7 @@
               <w:pStyle w:val="Compact"/>
             </w:pPr>
             <w:r>
-              <w:t xml:space="preserve">The number of random integers to generate in the list.</w:t>
+              <w:t xml:space="preserve">The total number of integers to generate in the list.</w:t>
             </w:r>
           </w:p>
         </w:tc>
@@ -985,7 +949,7 @@
               <w:pStyle w:val="Compact"/>
             </w:pPr>
             <w:r>
-              <w:t xml:space="preserve">The inclusive lower bound for the random numbers. Defaults to</w:t>
+              <w:t xml:space="preserve">The inclusive lower bound for the random values. Defaults to</w:t>
             </w:r>
             <w:r>
               <w:t xml:space="preserve"> </w:t>
@@ -1038,7 +1002,7 @@
               <w:pStyle w:val="Compact"/>
             </w:pPr>
             <w:r>
-              <w:t xml:space="preserve">The inclusive upper bound for the random numbers. Defaults to</w:t>
+              <w:t xml:space="preserve">The inclusive upper bound for the random values. Defaults to</w:t>
             </w:r>
             <w:r>
               <w:t xml:space="preserve"> </w:t>
@@ -1080,7 +1044,7 @@
         <w:pStyle w:val="FirstParagraph"/>
       </w:pPr>
       <w:r>
-        <w:t xml:space="preserve">This function provides a robust way to generate a list of random integers. The process begins with input validation.</w:t>
+        <w:t xml:space="preserve">This function provides a convenient way to generate a list of random integers. It begins by validating its input parameters to ensure logical consistency.</w:t>
       </w:r>
     </w:p>
     <w:p>
@@ -1118,7 +1082,7 @@
         <w:t xml:space="preserve"> </w:t>
       </w:r>
       <w:r>
-        <w:t xml:space="preserve">is less than zero, the function raises a</w:t>
+        <w:t xml:space="preserve">is less than zero, it is impossible to create a list of that size, so the function raises a</w:t>
       </w:r>
       <w:r>
         <w:t xml:space="preserve"> </w:t>
@@ -1130,10 +1094,7 @@
         <w:t xml:space="preserve">ValueError</w:t>
       </w:r>
       <w:r>
-        <w:t xml:space="preserve"> </w:t>
-      </w:r>
-      <w:r>
-        <w:t xml:space="preserve">because it’s not possible to generate a negative number of items.</w:t>
+        <w:t xml:space="preserve">.</w:t>
       </w:r>
     </w:p>
     <w:p>
@@ -1141,7 +1102,7 @@
         <w:pStyle w:val="BodyText"/>
       </w:pPr>
       <w:r>
-        <w:t xml:space="preserve">Next, it handles the range boundaries. If the provided</w:t>
+        <w:t xml:space="preserve">Next, it ensures that the range</w:t>
       </w:r>
       <w:r>
         <w:t xml:space="preserve"> </w:t>
@@ -1150,6 +1111,21 @@
         <w:rPr>
           <w:rStyle w:val="VerbatimChar"/>
         </w:rPr>
+        <w:t xml:space="preserve">[start, end]</w:t>
+      </w:r>
+      <w:r>
+        <w:t xml:space="preserve"> </w:t>
+      </w:r>
+      <w:r>
+        <w:t xml:space="preserve">is correctly ordered. If the provided</w:t>
+      </w:r>
+      <w:r>
+        <w:t xml:space="preserve"> </w:t>
+      </w:r>
+      <w:r>
+        <w:rPr>
+          <w:rStyle w:val="VerbatimChar"/>
+        </w:rPr>
         <w:t xml:space="preserve">start</w:t>
       </w:r>
       <w:r>
@@ -1171,19 +1147,7 @@
         <w:t xml:space="preserve"> </w:t>
       </w:r>
       <w:r>
-        <w:t xml:space="preserve">value, the function automatically swaps them. This ensures that a valid range is always used for generation, preventing potential errors from</w:t>
-      </w:r>
-      <w:r>
-        <w:t xml:space="preserve"> </w:t>
-      </w:r>
-      <w:r>
-        <w:rPr>
-          <w:rStyle w:val="VerbatimChar"/>
-        </w:rPr>
-        <w:t xml:space="preserve">random.randint</w:t>
-      </w:r>
-      <w:r>
-        <w:t xml:space="preserve">.</w:t>
+        <w:t xml:space="preserve">value, the function automatically swaps them. This makes the function more robust, as the user does not need to worry about the order of these two parameters.</w:t>
       </w:r>
     </w:p>
     <w:p>
@@ -1191,7 +1155,7 @@
         <w:pStyle w:val="BodyText"/>
       </w:pPr>
       <w:r>
-        <w:t xml:space="preserve">Finally, the function uses a list comprehension to construct the output list. It iterates</w:t>
+        <w:t xml:space="preserve">Finally, the function uses a list comprehension in conjunction with the</w:t>
       </w:r>
       <w:r>
         <w:t xml:space="preserve"> </w:t>
@@ -1200,13 +1164,28 @@
         <w:rPr>
           <w:rStyle w:val="VerbatimChar"/>
         </w:rPr>
+        <w:t xml:space="preserve">random.randint(start, end)</w:t>
+      </w:r>
+      <w:r>
+        <w:t xml:space="preserve"> </w:t>
+      </w:r>
+      <w:r>
+        <w:t xml:space="preserve">method. It iterates</w:t>
+      </w:r>
+      <w:r>
+        <w:t xml:space="preserve"> </w:t>
+      </w:r>
+      <w:r>
+        <w:rPr>
+          <w:rStyle w:val="VerbatimChar"/>
+        </w:rPr>
         <w:t xml:space="preserve">count</w:t>
       </w:r>
       <w:r>
         <w:t xml:space="preserve"> </w:t>
       </w:r>
       <w:r>
-        <w:t xml:space="preserve">times, and in each iteration, it calls</w:t>
+        <w:t xml:space="preserve">times, and in each iteration, it generates a single random integer that is uniformly sampled from the inclusive range</w:t>
       </w:r>
       <w:r>
         <w:t xml:space="preserve"> </w:t>
@@ -1215,58 +1194,10 @@
         <w:rPr>
           <w:rStyle w:val="VerbatimChar"/>
         </w:rPr>
-        <w:t xml:space="preserve">random.randint(start, end)</w:t>
-      </w:r>
-      <w:r>
-        <w:t xml:space="preserve"> </w:t>
-      </w:r>
-      <w:r>
-        <w:t xml:space="preserve">to produce a single pseudo-random integer. The</w:t>
-      </w:r>
-      <w:r>
-        <w:t xml:space="preserve"> </w:t>
-      </w:r>
-      <w:r>
-        <w:rPr>
-          <w:rStyle w:val="VerbatimChar"/>
-        </w:rPr>
-        <w:t xml:space="preserve">random.randint</w:t>
-      </w:r>
-      <w:r>
-        <w:t xml:space="preserve"> </w:t>
-      </w:r>
-      <w:r>
-        <w:t xml:space="preserve">method includes both</w:t>
-      </w:r>
-      <w:r>
-        <w:t xml:space="preserve"> </w:t>
-      </w:r>
-      <w:r>
-        <w:rPr>
-          <w:rStyle w:val="VerbatimChar"/>
-        </w:rPr>
-        <w:t xml:space="preserve">start</w:t>
-      </w:r>
-      <w:r>
-        <w:t xml:space="preserve"> </w:t>
-      </w:r>
-      <w:r>
-        <w:t xml:space="preserve">and</w:t>
-      </w:r>
-      <w:r>
-        <w:t xml:space="preserve"> </w:t>
-      </w:r>
-      <w:r>
-        <w:rPr>
-          <w:rStyle w:val="VerbatimChar"/>
-        </w:rPr>
-        <w:t xml:space="preserve">end</w:t>
-      </w:r>
-      <w:r>
-        <w:t xml:space="preserve"> </w:t>
-      </w:r>
-      <w:r>
-        <w:t xml:space="preserve">in the possible range of values. The resulting integers are collected into a list which is then returned.</w:t>
+        <w:t xml:space="preserve">[start, end]</w:t>
+      </w:r>
+      <w:r>
+        <w:t xml:space="preserve">. These integers are collected into a list, which is the final return value.</w:t>
       </w:r>
     </w:p>
     <w:p>
@@ -1277,34 +1208,178 @@
         <w:rPr>
           <w:rStyle w:val="CommentTok"/>
         </w:rPr>
-        <w:t xml:space="preserve"># Internal logic for swapping bounds</w:t>
+        <w:t xml:space="preserve"># Internal logic for generating 5 numbers between 1 and 10</w:t>
       </w:r>
       <w:r>
         <w:br/>
       </w:r>
       <w:r>
         <w:rPr>
+          <w:rStyle w:val="ImportTok"/>
+        </w:rPr>
+        <w:t xml:space="preserve">import</w:t>
+      </w:r>
+      <w:r>
+        <w:rPr>
+          <w:rStyle w:val="NormalTok"/>
+        </w:rPr>
+        <w:t xml:space="preserve"> random</w:t>
+      </w:r>
+      <w:r>
+        <w:br/>
+      </w:r>
+      <w:r>
+        <w:rPr>
+          <w:rStyle w:val="NormalTok"/>
+        </w:rPr>
+        <w:t xml:space="preserve">start, end </w:t>
+      </w:r>
+      <w:r>
+        <w:rPr>
+          <w:rStyle w:val="OperatorTok"/>
+        </w:rPr>
+        <w:t xml:space="preserve">=</w:t>
+      </w:r>
+      <w:r>
+        <w:rPr>
+          <w:rStyle w:val="NormalTok"/>
+        </w:rPr>
+        <w:t xml:space="preserve"> </w:t>
+      </w:r>
+      <w:r>
+        <w:rPr>
+          <w:rStyle w:val="DecValTok"/>
+        </w:rPr>
+        <w:t xml:space="preserve">1</w:t>
+      </w:r>
+      <w:r>
+        <w:rPr>
+          <w:rStyle w:val="NormalTok"/>
+        </w:rPr>
+        <w:t xml:space="preserve">, </w:t>
+      </w:r>
+      <w:r>
+        <w:rPr>
+          <w:rStyle w:val="DecValTok"/>
+        </w:rPr>
+        <w:t xml:space="preserve">10</w:t>
+      </w:r>
+      <w:r>
+        <w:br/>
+      </w:r>
+      <w:r>
+        <w:rPr>
+          <w:rStyle w:val="NormalTok"/>
+        </w:rPr>
+        <w:t xml:space="preserve">count </w:t>
+      </w:r>
+      <w:r>
+        <w:rPr>
+          <w:rStyle w:val="OperatorTok"/>
+        </w:rPr>
+        <w:t xml:space="preserve">=</w:t>
+      </w:r>
+      <w:r>
+        <w:rPr>
+          <w:rStyle w:val="NormalTok"/>
+        </w:rPr>
+        <w:t xml:space="preserve"> </w:t>
+      </w:r>
+      <w:r>
+        <w:rPr>
+          <w:rStyle w:val="DecValTok"/>
+        </w:rPr>
+        <w:t xml:space="preserve">5</w:t>
+      </w:r>
+      <w:r>
+        <w:br/>
+      </w:r>
+      <w:r>
+        <w:rPr>
+          <w:rStyle w:val="CommentTok"/>
+        </w:rPr>
+        <w:t xml:space="preserve"># The list comprehension is equivalent to this loop:</w:t>
+      </w:r>
+      <w:r>
+        <w:br/>
+      </w:r>
+      <w:r>
+        <w:rPr>
+          <w:rStyle w:val="NormalTok"/>
+        </w:rPr>
+        <w:t xml:space="preserve">result_list </w:t>
+      </w:r>
+      <w:r>
+        <w:rPr>
+          <w:rStyle w:val="OperatorTok"/>
+        </w:rPr>
+        <w:t xml:space="preserve">=</w:t>
+      </w:r>
+      <w:r>
+        <w:rPr>
+          <w:rStyle w:val="NormalTok"/>
+        </w:rPr>
+        <w:t xml:space="preserve"> []</w:t>
+      </w:r>
+      <w:r>
+        <w:br/>
+      </w:r>
+      <w:r>
+        <w:rPr>
           <w:rStyle w:val="ControlFlowTok"/>
         </w:rPr>
-        <w:t xml:space="preserve">if</w:t>
+        <w:t xml:space="preserve">for</w:t>
       </w:r>
       <w:r>
         <w:rPr>
           <w:rStyle w:val="NormalTok"/>
         </w:rPr>
-        <w:t xml:space="preserve"> start </w:t>
+        <w:t xml:space="preserve"> _ </w:t>
+      </w:r>
+      <w:r>
+        <w:rPr>
+          <w:rStyle w:val="KeywordTok"/>
+        </w:rPr>
+        <w:t xml:space="preserve">in</w:t>
+      </w:r>
+      <w:r>
+        <w:rPr>
+          <w:rStyle w:val="NormalTok"/>
+        </w:rPr>
+        <w:t xml:space="preserve"> </w:t>
+      </w:r>
+      <w:r>
+        <w:rPr>
+          <w:rStyle w:val="BuiltInTok"/>
+        </w:rPr>
+        <w:t xml:space="preserve">range</w:t>
+      </w:r>
+      <w:r>
+        <w:rPr>
+          <w:rStyle w:val="NormalTok"/>
+        </w:rPr>
+        <w:t xml:space="preserve">(count):</w:t>
+      </w:r>
+      <w:r>
+        <w:br/>
+      </w:r>
+      <w:r>
+        <w:rPr>
+          <w:rStyle w:val="NormalTok"/>
+        </w:rPr>
+        <w:t xml:space="preserve">    random_number </w:t>
       </w:r>
       <w:r>
         <w:rPr>
           <w:rStyle w:val="OperatorTok"/>
         </w:rPr>
-        <w:t xml:space="preserve">&gt;</w:t>
+        <w:t xml:space="preserve">=</w:t>
       </w:r>
       <w:r>
         <w:rPr>
           <w:rStyle w:val="NormalTok"/>
         </w:rPr>
-        <w:t xml:space="preserve"> end:</w:t>
+        <w:t xml:space="preserve"> random.randint(start, end)</w:t>
       </w:r>
       <w:r>
         <w:br/>
@@ -1313,19 +1388,7 @@
         <w:rPr>
           <w:rStyle w:val="NormalTok"/>
         </w:rPr>
-        <w:t xml:space="preserve">    start, end </w:t>
-      </w:r>
-      <w:r>
-        <w:rPr>
-          <w:rStyle w:val="OperatorTok"/>
-        </w:rPr>
-        <w:t xml:space="preserve">=</w:t>
-      </w:r>
-      <w:r>
-        <w:rPr>
-          <w:rStyle w:val="NormalTok"/>
-        </w:rPr>
-        <w:t xml:space="preserve"> end, start</w:t>
+        <w:t xml:space="preserve">    result_list.append(random_number)</w:t>
       </w:r>
       <w:r>
         <w:br/>
@@ -1334,58 +1397,7 @@
         <w:rPr>
           <w:rStyle w:val="CommentTok"/>
         </w:rPr>
-        <w:t xml:space="preserve"># Core generation logic</w:t>
-      </w:r>
-      <w:r>
-        <w:br/>
-      </w:r>
-      <w:r>
-        <w:rPr>
-          <w:rStyle w:val="ControlFlowTok"/>
-        </w:rPr>
-        <w:t xml:space="preserve">return</w:t>
-      </w:r>
-      <w:r>
-        <w:rPr>
-          <w:rStyle w:val="NormalTok"/>
-        </w:rPr>
-        <w:t xml:space="preserve"> [random.randint(start, end) </w:t>
-      </w:r>
-      <w:r>
-        <w:rPr>
-          <w:rStyle w:val="ControlFlowTok"/>
-        </w:rPr>
-        <w:t xml:space="preserve">for</w:t>
-      </w:r>
-      <w:r>
-        <w:rPr>
-          <w:rStyle w:val="NormalTok"/>
-        </w:rPr>
-        <w:t xml:space="preserve"> _ </w:t>
-      </w:r>
-      <w:r>
-        <w:rPr>
-          <w:rStyle w:val="KeywordTok"/>
-        </w:rPr>
-        <w:t xml:space="preserve">in</w:t>
-      </w:r>
-      <w:r>
-        <w:rPr>
-          <w:rStyle w:val="NormalTok"/>
-        </w:rPr>
-        <w:t xml:space="preserve"> </w:t>
-      </w:r>
-      <w:r>
-        <w:rPr>
-          <w:rStyle w:val="BuiltInTok"/>
-        </w:rPr>
-        <w:t xml:space="preserve">range</w:t>
-      </w:r>
-      <w:r>
-        <w:rPr>
-          <w:rStyle w:val="NormalTok"/>
-        </w:rPr>
-        <w:t xml:space="preserve">(count)]</w:t>
+        <w:t xml:space="preserve"># result_list is then returned</w:t>
       </w:r>
     </w:p>
     <w:bookmarkEnd w:id="19"/>
@@ -1431,7 +1443,7 @@
         <w:t xml:space="preserve"> </w:t>
       </w:r>
       <w:r>
-        <w:t xml:space="preserve">module to be imported to work correctly.</w:t>
+        <w:t xml:space="preserve">module to be imported.</w:t>
       </w:r>
     </w:p>
     <w:p>
@@ -1458,16 +1470,7 @@
         <w:t xml:space="preserve"> </w:t>
       </w:r>
       <w:r>
-        <w:t xml:space="preserve">parameter must be a non-negative integer (</w:t>
-      </w:r>
-      <w:r>
-        <w:rPr>
-          <w:rStyle w:val="VerbatimChar"/>
-        </w:rPr>
-        <w:t xml:space="preserve">&gt;= 0</w:t>
-      </w:r>
-      <w:r>
-        <w:t xml:space="preserve">). Providing a negative value will result in a</w:t>
+        <w:t xml:space="preserve">parameter must be a non-negative integer. Providing a negative value will result in a</w:t>
       </w:r>
       <w:r>
         <w:t xml:space="preserve"> </w:t>
@@ -1491,7 +1494,7 @@
         </w:numPr>
       </w:pPr>
       <w:r>
-        <w:t xml:space="preserve">The range defined by</w:t>
+        <w:t xml:space="preserve">If the</w:t>
       </w:r>
       <w:r>
         <w:t xml:space="preserve"> </w:t>
@@ -1506,7 +1509,7 @@
         <w:t xml:space="preserve"> </w:t>
       </w:r>
       <w:r>
-        <w:t xml:space="preserve">and</w:t>
+        <w:t xml:space="preserve">value is greater than the</w:t>
       </w:r>
       <w:r>
         <w:t xml:space="preserve"> </w:t>
@@ -1521,34 +1524,7 @@
         <w:t xml:space="preserve"> </w:t>
       </w:r>
       <w:r>
-        <w:t xml:space="preserve">is inclusive. For example, if</w:t>
-      </w:r>
-      <w:r>
-        <w:t xml:space="preserve"> </w:t>
-      </w:r>
-      <w:r>
-        <w:rPr>
-          <w:rStyle w:val="VerbatimChar"/>
-        </w:rPr>
-        <w:t xml:space="preserve">start=1</w:t>
-      </w:r>
-      <w:r>
-        <w:t xml:space="preserve"> </w:t>
-      </w:r>
-      <w:r>
-        <w:t xml:space="preserve">and</w:t>
-      </w:r>
-      <w:r>
-        <w:t xml:space="preserve"> </w:t>
-      </w:r>
-      <w:r>
-        <w:rPr>
-          <w:rStyle w:val="VerbatimChar"/>
-        </w:rPr>
-        <w:t xml:space="preserve">end=5</w:t>
-      </w:r>
-      <w:r>
-        <w:t xml:space="preserve">, the possible numbers are 1, 2, 3, 4, and 5.</w:t>
+        <w:t xml:space="preserve">value, the function will swap them internally; you do not need to handle this case yourself.</w:t>
       </w:r>
     </w:p>
     <w:p>
@@ -1560,7 +1536,7 @@
         </w:numPr>
       </w:pPr>
       <w:r>
-        <w:t xml:space="preserve">The function gracefully handles cases where</w:t>
+        <w:t xml:space="preserve">The range defined by</w:t>
       </w:r>
       <w:r>
         <w:t xml:space="preserve"> </w:t>
@@ -1575,7 +1551,7 @@
         <w:t xml:space="preserve"> </w:t>
       </w:r>
       <w:r>
-        <w:t xml:space="preserve">is greater than</w:t>
+        <w:t xml:space="preserve">and</w:t>
       </w:r>
       <w:r>
         <w:t xml:space="preserve"> </w:t>
@@ -1590,7 +1566,37 @@
         <w:t xml:space="preserve"> </w:t>
       </w:r>
       <w:r>
-        <w:t xml:space="preserve">by swapping the values internally, so the order of these parameters does not strictly matter.</w:t>
+        <w:t xml:space="preserve">is inclusive, meaning both</w:t>
+      </w:r>
+      <w:r>
+        <w:t xml:space="preserve"> </w:t>
+      </w:r>
+      <w:r>
+        <w:rPr>
+          <w:rStyle w:val="VerbatimChar"/>
+        </w:rPr>
+        <w:t xml:space="preserve">start</w:t>
+      </w:r>
+      <w:r>
+        <w:t xml:space="preserve"> </w:t>
+      </w:r>
+      <w:r>
+        <w:t xml:space="preserve">and</w:t>
+      </w:r>
+      <w:r>
+        <w:t xml:space="preserve"> </w:t>
+      </w:r>
+      <w:r>
+        <w:rPr>
+          <w:rStyle w:val="VerbatimChar"/>
+        </w:rPr>
+        <w:t xml:space="preserve">end</w:t>
+      </w:r>
+      <w:r>
+        <w:t xml:space="preserve"> </w:t>
+      </w:r>
+      <w:r>
+        <w:t xml:space="preserve">are possible values in the output list.</w:t>
       </w:r>
     </w:p>
     <w:p>
@@ -1605,19 +1611,7 @@
         <w:t xml:space="preserve">Output Example</w:t>
       </w:r>
       <w:r>
-        <w:t xml:space="preserve">: A list of integers. The length of the list is determined by</w:t>
-      </w:r>
-      <w:r>
-        <w:t xml:space="preserve"> </w:t>
-      </w:r>
-      <w:r>
-        <w:rPr>
-          <w:rStyle w:val="VerbatimChar"/>
-        </w:rPr>
-        <w:t xml:space="preserve">count</w:t>
-      </w:r>
-      <w:r>
-        <w:t xml:space="preserve">.</w:t>
+        <w:t xml:space="preserve">: A list of integers.</w:t>
       </w:r>
     </w:p>
     <w:p>
@@ -1628,7 +1622,7 @@
         <w:rPr>
           <w:rStyle w:val="VerbatimChar"/>
         </w:rPr>
-        <w:t xml:space="preserve">[42, 17, 99, 5, 83]</w:t>
+        <w:t xml:space="preserve">[42, 8, 99, 54, 23]</w:t>
       </w:r>
     </w:p>
     <w:bookmarkEnd w:id="20"/>
@@ -1701,744 +1695,81 @@
       </w:r>
       <w:r>
         <w:rPr>
-          <w:rStyle w:val="KeywordTok"/>
-        </w:rPr>
-        <w:t xml:space="preserve">def</w:t>
+          <w:rStyle w:val="CommentTok"/>
+        </w:rPr>
+        <w:t xml:space="preserve"># Example usage: Generate 5 random integers between 10 and 50.</w:t>
+      </w:r>
+      <w:r>
+        <w:br/>
       </w:r>
       <w:r>
         <w:rPr>
           <w:rStyle w:val="NormalTok"/>
         </w:rPr>
-        <w:t xml:space="preserve"> generate_random_integers(count: </w:t>
+        <w:t xml:space="preserve">random_numbers </w:t>
+      </w:r>
+      <w:r>
+        <w:rPr>
+          <w:rStyle w:val="OperatorTok"/>
+        </w:rPr>
+        <w:t xml:space="preserve">=</w:t>
+      </w:r>
+      <w:r>
+        <w:rPr>
+          <w:rStyle w:val="NormalTok"/>
+        </w:rPr>
+        <w:t xml:space="preserve"> generate_random_integers(</w:t>
+      </w:r>
+      <w:r>
+        <w:rPr>
+          <w:rStyle w:val="DecValTok"/>
+        </w:rPr>
+        <w:t xml:space="preserve">5</w:t>
+      </w:r>
+      <w:r>
+        <w:rPr>
+          <w:rStyle w:val="NormalTok"/>
+        </w:rPr>
+        <w:t xml:space="preserve">, </w:t>
+      </w:r>
+      <w:r>
+        <w:rPr>
+          <w:rStyle w:val="DecValTok"/>
+        </w:rPr>
+        <w:t xml:space="preserve">10</w:t>
+      </w:r>
+      <w:r>
+        <w:rPr>
+          <w:rStyle w:val="NormalTok"/>
+        </w:rPr>
+        <w:t xml:space="preserve">, </w:t>
+      </w:r>
+      <w:r>
+        <w:rPr>
+          <w:rStyle w:val="DecValTok"/>
+        </w:rPr>
+        <w:t xml:space="preserve">50</w:t>
+      </w:r>
+      <w:r>
+        <w:rPr>
+          <w:rStyle w:val="NormalTok"/>
+        </w:rPr>
+        <w:t xml:space="preserve">)</w:t>
+      </w:r>
+      <w:r>
+        <w:br/>
       </w:r>
       <w:r>
         <w:rPr>
           <w:rStyle w:val="BuiltInTok"/>
         </w:rPr>
-        <w:t xml:space="preserve">int</w:t>
+        <w:t xml:space="preserve">print</w:t>
       </w:r>
       <w:r>
         <w:rPr>
           <w:rStyle w:val="NormalTok"/>
         </w:rPr>
-        <w:t xml:space="preserve">, start: </w:t>
-      </w:r>
-      <w:r>
-        <w:rPr>
-          <w:rStyle w:val="BuiltInTok"/>
-        </w:rPr>
-        <w:t xml:space="preserve">int</w:t>
-      </w:r>
-      <w:r>
-        <w:rPr>
-          <w:rStyle w:val="NormalTok"/>
-        </w:rPr>
-        <w:t xml:space="preserve"> </w:t>
-      </w:r>
-      <w:r>
-        <w:rPr>
-          <w:rStyle w:val="OperatorTok"/>
-        </w:rPr>
-        <w:t xml:space="preserve">=</w:t>
-      </w:r>
-      <w:r>
-        <w:rPr>
-          <w:rStyle w:val="NormalTok"/>
-        </w:rPr>
-        <w:t xml:space="preserve"> </w:t>
-      </w:r>
-      <w:r>
-        <w:rPr>
-          <w:rStyle w:val="DecValTok"/>
-        </w:rPr>
-        <w:t xml:space="preserve">0</w:t>
-      </w:r>
-      <w:r>
-        <w:rPr>
-          <w:rStyle w:val="NormalTok"/>
-        </w:rPr>
-        <w:t xml:space="preserve">, end: </w:t>
-      </w:r>
-      <w:r>
-        <w:rPr>
-          <w:rStyle w:val="BuiltInTok"/>
-        </w:rPr>
-        <w:t xml:space="preserve">int</w:t>
-      </w:r>
-      <w:r>
-        <w:rPr>
-          <w:rStyle w:val="NormalTok"/>
-        </w:rPr>
-        <w:t xml:space="preserve"> </w:t>
-      </w:r>
-      <w:r>
-        <w:rPr>
-          <w:rStyle w:val="OperatorTok"/>
-        </w:rPr>
-        <w:t xml:space="preserve">=</w:t>
-      </w:r>
-      <w:r>
-        <w:rPr>
-          <w:rStyle w:val="NormalTok"/>
-        </w:rPr>
-        <w:t xml:space="preserve"> </w:t>
-      </w:r>
-      <w:r>
-        <w:rPr>
-          <w:rStyle w:val="DecValTok"/>
-        </w:rPr>
-        <w:t xml:space="preserve">100</w:t>
-      </w:r>
-      <w:r>
-        <w:rPr>
-          <w:rStyle w:val="NormalTok"/>
-        </w:rPr>
-        <w:t xml:space="preserve">) </w:t>
-      </w:r>
-      <w:r>
-        <w:rPr>
-          <w:rStyle w:val="OperatorTok"/>
-        </w:rPr>
-        <w:t xml:space="preserve">-&gt;</w:t>
-      </w:r>
-      <w:r>
-        <w:rPr>
-          <w:rStyle w:val="NormalTok"/>
-        </w:rPr>
-        <w:t xml:space="preserve"> List[</w:t>
-      </w:r>
-      <w:r>
-        <w:rPr>
-          <w:rStyle w:val="BuiltInTok"/>
-        </w:rPr>
-        <w:t xml:space="preserve">int</w:t>
-      </w:r>
-      <w:r>
-        <w:rPr>
-          <w:rStyle w:val="NormalTok"/>
-        </w:rPr>
-        <w:t xml:space="preserve">]:</w:t>
-      </w:r>
-      <w:r>
-        <w:br/>
-      </w:r>
-      <w:r>
-        <w:rPr>
-          <w:rStyle w:val="NormalTok"/>
-        </w:rPr>
-        <w:t xml:space="preserve">    </w:t>
-      </w:r>
-      <w:r>
-        <w:rPr>
-          <w:rStyle w:val="CommentTok"/>
-        </w:rPr>
-        <w:t xml:space="preserve">"""Return a list of pseudo-random integers.</w:t>
-      </w:r>
-      <w:r>
-        <w:br/>
-      </w:r>
-      <w:r>
-        <w:br/>
-      </w:r>
-      <w:r>
-        <w:rPr>
-          <w:rStyle w:val="CommentTok"/>
-        </w:rPr>
-        <w:t xml:space="preserve">    Parameters:</w:t>
-      </w:r>
-      <w:r>
-        <w:br/>
-      </w:r>
-      <w:r>
-        <w:rPr>
-          <w:rStyle w:val="CommentTok"/>
-        </w:rPr>
-        <w:t xml:space="preserve">        count: Number of integers to generate.</w:t>
-      </w:r>
-      <w:r>
-        <w:br/>
-      </w:r>
-      <w:r>
-        <w:rPr>
-          <w:rStyle w:val="CommentTok"/>
-        </w:rPr>
-        <w:t xml:space="preserve">        start: Inclusive lower bound for values.</w:t>
-      </w:r>
-      <w:r>
-        <w:br/>
-      </w:r>
-      <w:r>
-        <w:rPr>
-          <w:rStyle w:val="CommentTok"/>
-        </w:rPr>
-        <w:t xml:space="preserve">        end: Inclusive upper bound for values.</w:t>
-      </w:r>
-      <w:r>
-        <w:br/>
-      </w:r>
-      <w:r>
-        <w:br/>
-      </w:r>
-      <w:r>
-        <w:rPr>
-          <w:rStyle w:val="CommentTok"/>
-        </w:rPr>
-        <w:t xml:space="preserve">    Returns:</w:t>
-      </w:r>
-      <w:r>
-        <w:br/>
-      </w:r>
-      <w:r>
-        <w:rPr>
-          <w:rStyle w:val="CommentTok"/>
-        </w:rPr>
-        <w:t xml:space="preserve">        A list containing `count` integers sampled uniformly in [start, end].</w:t>
-      </w:r>
-      <w:r>
-        <w:br/>
-      </w:r>
-      <w:r>
-        <w:rPr>
-          <w:rStyle w:val="CommentTok"/>
-        </w:rPr>
-        <w:t xml:space="preserve">    """</w:t>
-      </w:r>
-      <w:r>
-        <w:br/>
-      </w:r>
-      <w:r>
-        <w:rPr>
-          <w:rStyle w:val="NormalTok"/>
-        </w:rPr>
-        <w:t xml:space="preserve">    </w:t>
-      </w:r>
-      <w:r>
-        <w:rPr>
-          <w:rStyle w:val="ControlFlowTok"/>
-        </w:rPr>
-        <w:t xml:space="preserve">if</w:t>
-      </w:r>
-      <w:r>
-        <w:rPr>
-          <w:rStyle w:val="NormalTok"/>
-        </w:rPr>
-        <w:t xml:space="preserve"> count </w:t>
-      </w:r>
-      <w:r>
-        <w:rPr>
-          <w:rStyle w:val="OperatorTok"/>
-        </w:rPr>
-        <w:t xml:space="preserve">&lt;</w:t>
-      </w:r>
-      <w:r>
-        <w:rPr>
-          <w:rStyle w:val="NormalTok"/>
-        </w:rPr>
-        <w:t xml:space="preserve"> </w:t>
-      </w:r>
-      <w:r>
-        <w:rPr>
-          <w:rStyle w:val="DecValTok"/>
-        </w:rPr>
-        <w:t xml:space="preserve">0</w:t>
-      </w:r>
-      <w:r>
-        <w:rPr>
-          <w:rStyle w:val="NormalTok"/>
-        </w:rPr>
-        <w:t xml:space="preserve">:</w:t>
-      </w:r>
-      <w:r>
-        <w:br/>
-      </w:r>
-      <w:r>
-        <w:rPr>
-          <w:rStyle w:val="NormalTok"/>
-        </w:rPr>
-        <w:t xml:space="preserve">        </w:t>
-      </w:r>
-      <w:r>
-        <w:rPr>
-          <w:rStyle w:val="ControlFlowTok"/>
-        </w:rPr>
-        <w:t xml:space="preserve">raise</w:t>
-      </w:r>
-      <w:r>
-        <w:rPr>
-          <w:rStyle w:val="NormalTok"/>
-        </w:rPr>
-        <w:t xml:space="preserve"> </w:t>
-      </w:r>
-      <w:r>
-        <w:rPr>
-          <w:rStyle w:val="PreprocessorTok"/>
-        </w:rPr>
-        <w:t xml:space="preserve">ValueError</w:t>
-      </w:r>
-      <w:r>
-        <w:rPr>
-          <w:rStyle w:val="NormalTok"/>
-        </w:rPr>
-        <w:t xml:space="preserve">(</w:t>
-      </w:r>
-      <w:r>
-        <w:rPr>
-          <w:rStyle w:val="StringTok"/>
-        </w:rPr>
-        <w:t xml:space="preserve">"count must be non-negative"</w:t>
-      </w:r>
-      <w:r>
-        <w:rPr>
-          <w:rStyle w:val="NormalTok"/>
-        </w:rPr>
-        <w:t xml:space="preserve">)</w:t>
-      </w:r>
-      <w:r>
-        <w:br/>
-      </w:r>
-      <w:r>
-        <w:rPr>
-          <w:rStyle w:val="NormalTok"/>
-        </w:rPr>
-        <w:t xml:space="preserve">    </w:t>
-      </w:r>
-      <w:r>
-        <w:rPr>
-          <w:rStyle w:val="ControlFlowTok"/>
-        </w:rPr>
-        <w:t xml:space="preserve">if</w:t>
-      </w:r>
-      <w:r>
-        <w:rPr>
-          <w:rStyle w:val="NormalTok"/>
-        </w:rPr>
-        <w:t xml:space="preserve"> start </w:t>
-      </w:r>
-      <w:r>
-        <w:rPr>
-          <w:rStyle w:val="OperatorTok"/>
-        </w:rPr>
-        <w:t xml:space="preserve">&gt;</w:t>
-      </w:r>
-      <w:r>
-        <w:rPr>
-          <w:rStyle w:val="NormalTok"/>
-        </w:rPr>
-        <w:t xml:space="preserve"> end:</w:t>
-      </w:r>
-      <w:r>
-        <w:br/>
-      </w:r>
-      <w:r>
-        <w:rPr>
-          <w:rStyle w:val="NormalTok"/>
-        </w:rPr>
-        <w:t xml:space="preserve">        start, end </w:t>
-      </w:r>
-      <w:r>
-        <w:rPr>
-          <w:rStyle w:val="OperatorTok"/>
-        </w:rPr>
-        <w:t xml:space="preserve">=</w:t>
-      </w:r>
-      <w:r>
-        <w:rPr>
-          <w:rStyle w:val="NormalTok"/>
-        </w:rPr>
-        <w:t xml:space="preserve"> end, start</w:t>
-      </w:r>
-      <w:r>
-        <w:br/>
-      </w:r>
-      <w:r>
-        <w:rPr>
-          <w:rStyle w:val="NormalTok"/>
-        </w:rPr>
-        <w:t xml:space="preserve">    </w:t>
-      </w:r>
-      <w:r>
-        <w:rPr>
-          <w:rStyle w:val="ControlFlowTok"/>
-        </w:rPr>
-        <w:t xml:space="preserve">return</w:t>
-      </w:r>
-      <w:r>
-        <w:rPr>
-          <w:rStyle w:val="NormalTok"/>
-        </w:rPr>
-        <w:t xml:space="preserve"> [random.randint(start, end) </w:t>
-      </w:r>
-      <w:r>
-        <w:rPr>
-          <w:rStyle w:val="ControlFlowTok"/>
-        </w:rPr>
-        <w:t xml:space="preserve">for</w:t>
-      </w:r>
-      <w:r>
-        <w:rPr>
-          <w:rStyle w:val="NormalTok"/>
-        </w:rPr>
-        <w:t xml:space="preserve"> _ </w:t>
-      </w:r>
-      <w:r>
-        <w:rPr>
-          <w:rStyle w:val="KeywordTok"/>
-        </w:rPr>
-        <w:t xml:space="preserve">in</w:t>
-      </w:r>
-      <w:r>
-        <w:rPr>
-          <w:rStyle w:val="NormalTok"/>
-        </w:rPr>
-        <w:t xml:space="preserve"> </w:t>
-      </w:r>
-      <w:r>
-        <w:rPr>
-          <w:rStyle w:val="BuiltInTok"/>
-        </w:rPr>
-        <w:t xml:space="preserve">range</w:t>
-      </w:r>
-      <w:r>
-        <w:rPr>
-          <w:rStyle w:val="NormalTok"/>
-        </w:rPr>
-        <w:t xml:space="preserve">(count)]</w:t>
-      </w:r>
-      <w:r>
-        <w:br/>
-      </w:r>
-      <w:r>
-        <w:br/>
-      </w:r>
-      <w:r>
-        <w:rPr>
-          <w:rStyle w:val="CommentTok"/>
-        </w:rPr>
-        <w:t xml:space="preserve"># Example 1: Generate 5 random integers between 1 and 10.</w:t>
-      </w:r>
-      <w:r>
-        <w:br/>
-      </w:r>
-      <w:r>
-        <w:rPr>
-          <w:rStyle w:val="NormalTok"/>
-        </w:rPr>
-        <w:t xml:space="preserve">random_numbers </w:t>
-      </w:r>
-      <w:r>
-        <w:rPr>
-          <w:rStyle w:val="OperatorTok"/>
-        </w:rPr>
-        <w:t xml:space="preserve">=</w:t>
-      </w:r>
-      <w:r>
-        <w:rPr>
-          <w:rStyle w:val="NormalTok"/>
-        </w:rPr>
-        <w:t xml:space="preserve"> generate_random_integers(</w:t>
-      </w:r>
-      <w:r>
-        <w:rPr>
-          <w:rStyle w:val="DecValTok"/>
-        </w:rPr>
-        <w:t xml:space="preserve">5</w:t>
-      </w:r>
-      <w:r>
-        <w:rPr>
-          <w:rStyle w:val="NormalTok"/>
-        </w:rPr>
-        <w:t xml:space="preserve">, </w:t>
-      </w:r>
-      <w:r>
-        <w:rPr>
-          <w:rStyle w:val="DecValTok"/>
-        </w:rPr>
-        <w:t xml:space="preserve">1</w:t>
-      </w:r>
-      <w:r>
-        <w:rPr>
-          <w:rStyle w:val="NormalTok"/>
-        </w:rPr>
-        <w:t xml:space="preserve">, </w:t>
-      </w:r>
-      <w:r>
-        <w:rPr>
-          <w:rStyle w:val="DecValTok"/>
-        </w:rPr>
-        <w:t xml:space="preserve">10</w:t>
-      </w:r>
-      <w:r>
-        <w:rPr>
-          <w:rStyle w:val="NormalTok"/>
-        </w:rPr>
-        <w:t xml:space="preserve">)</w:t>
-      </w:r>
-      <w:r>
-        <w:br/>
-      </w:r>
-      <w:r>
-        <w:rPr>
-          <w:rStyle w:val="BuiltInTok"/>
-        </w:rPr>
-        <w:t xml:space="preserve">print</w:t>
-      </w:r>
-      <w:r>
-        <w:rPr>
-          <w:rStyle w:val="NormalTok"/>
-        </w:rPr>
-        <w:t xml:space="preserve">(</w:t>
-      </w:r>
-      <w:r>
-        <w:rPr>
-          <w:rStyle w:val="SpecialStringTok"/>
-        </w:rPr>
-        <w:t xml:space="preserve">f"Five random numbers between 1 and 10: </w:t>
-      </w:r>
-      <w:r>
-        <w:rPr>
-          <w:rStyle w:val="SpecialCharTok"/>
-        </w:rPr>
-        <w:t xml:space="preserve">{</w:t>
-      </w:r>
-      <w:r>
-        <w:rPr>
-          <w:rStyle w:val="NormalTok"/>
-        </w:rPr>
-        <w:t xml:space="preserve">random_numbers</w:t>
-      </w:r>
-      <w:r>
-        <w:rPr>
-          <w:rStyle w:val="SpecialCharTok"/>
-        </w:rPr>
-        <w:t xml:space="preserve">}</w:t>
-      </w:r>
-      <w:r>
-        <w:rPr>
-          <w:rStyle w:val="SpecialStringTok"/>
-        </w:rPr>
-        <w:t xml:space="preserve">"</w:t>
-      </w:r>
-      <w:r>
-        <w:rPr>
-          <w:rStyle w:val="NormalTok"/>
-        </w:rPr>
-        <w:t xml:space="preserve">)</w:t>
-      </w:r>
-      <w:r>
-        <w:br/>
-      </w:r>
-      <w:r>
-        <w:br/>
-      </w:r>
-      <w:r>
-        <w:rPr>
-          <w:rStyle w:val="CommentTok"/>
-        </w:rPr>
-        <w:t xml:space="preserve"># Example 2: Use default parameters to generate 3 integers between 0 and 100.</w:t>
-      </w:r>
-      <w:r>
-        <w:br/>
-      </w:r>
-      <w:r>
-        <w:rPr>
-          <w:rStyle w:val="NormalTok"/>
-        </w:rPr>
-        <w:t xml:space="preserve">default_numbers </w:t>
-      </w:r>
-      <w:r>
-        <w:rPr>
-          <w:rStyle w:val="OperatorTok"/>
-        </w:rPr>
-        <w:t xml:space="preserve">=</w:t>
-      </w:r>
-      <w:r>
-        <w:rPr>
-          <w:rStyle w:val="NormalTok"/>
-        </w:rPr>
-        <w:t xml:space="preserve"> generate_random_integers(</w:t>
-      </w:r>
-      <w:r>
-        <w:rPr>
-          <w:rStyle w:val="DecValTok"/>
-        </w:rPr>
-        <w:t xml:space="preserve">3</w:t>
-      </w:r>
-      <w:r>
-        <w:rPr>
-          <w:rStyle w:val="NormalTok"/>
-        </w:rPr>
-        <w:t xml:space="preserve">)</w:t>
-      </w:r>
-      <w:r>
-        <w:br/>
-      </w:r>
-      <w:r>
-        <w:rPr>
-          <w:rStyle w:val="BuiltInTok"/>
-        </w:rPr>
-        <w:t xml:space="preserve">print</w:t>
-      </w:r>
-      <w:r>
-        <w:rPr>
-          <w:rStyle w:val="NormalTok"/>
-        </w:rPr>
-        <w:t xml:space="preserve">(</w:t>
-      </w:r>
-      <w:r>
-        <w:rPr>
-          <w:rStyle w:val="SpecialStringTok"/>
-        </w:rPr>
-        <w:t xml:space="preserve">f"Three random numbers with default range: </w:t>
-      </w:r>
-      <w:r>
-        <w:rPr>
-          <w:rStyle w:val="SpecialCharTok"/>
-        </w:rPr>
-        <w:t xml:space="preserve">{</w:t>
-      </w:r>
-      <w:r>
-        <w:rPr>
-          <w:rStyle w:val="NormalTok"/>
-        </w:rPr>
-        <w:t xml:space="preserve">default_numbers</w:t>
-      </w:r>
-      <w:r>
-        <w:rPr>
-          <w:rStyle w:val="SpecialCharTok"/>
-        </w:rPr>
-        <w:t xml:space="preserve">}</w:t>
-      </w:r>
-      <w:r>
-        <w:rPr>
-          <w:rStyle w:val="SpecialStringTok"/>
-        </w:rPr>
-        <w:t xml:space="preserve">"</w:t>
-      </w:r>
-      <w:r>
-        <w:rPr>
-          <w:rStyle w:val="NormalTok"/>
-        </w:rPr>
-        <w:t xml:space="preserve">)</w:t>
-      </w:r>
-      <w:r>
-        <w:br/>
-      </w:r>
-      <w:r>
-        <w:br/>
-      </w:r>
-      <w:r>
-        <w:rPr>
-          <w:rStyle w:val="CommentTok"/>
-        </w:rPr>
-        <w:t xml:space="preserve"># Example 3: Demonstrate the swapping of start and end values.</w:t>
-      </w:r>
-      <w:r>
-        <w:br/>
-      </w:r>
-      <w:r>
-        <w:rPr>
-          <w:rStyle w:val="NormalTok"/>
-        </w:rPr>
-        <w:t xml:space="preserve">swapped_range_numbers </w:t>
-      </w:r>
-      <w:r>
-        <w:rPr>
-          <w:rStyle w:val="OperatorTok"/>
-        </w:rPr>
-        <w:t xml:space="preserve">=</w:t>
-      </w:r>
-      <w:r>
-        <w:rPr>
-          <w:rStyle w:val="NormalTok"/>
-        </w:rPr>
-        <w:t xml:space="preserve"> generate_random_integers(</w:t>
-      </w:r>
-      <w:r>
-        <w:rPr>
-          <w:rStyle w:val="DecValTok"/>
-        </w:rPr>
-        <w:t xml:space="preserve">4</w:t>
-      </w:r>
-      <w:r>
-        <w:rPr>
-          <w:rStyle w:val="NormalTok"/>
-        </w:rPr>
-        <w:t xml:space="preserve">, </w:t>
-      </w:r>
-      <w:r>
-        <w:rPr>
-          <w:rStyle w:val="DecValTok"/>
-        </w:rPr>
-        <w:t xml:space="preserve">50</w:t>
-      </w:r>
-      <w:r>
-        <w:rPr>
-          <w:rStyle w:val="NormalTok"/>
-        </w:rPr>
-        <w:t xml:space="preserve">, </w:t>
-      </w:r>
-      <w:r>
-        <w:rPr>
-          <w:rStyle w:val="DecValTok"/>
-        </w:rPr>
-        <w:t xml:space="preserve">20</w:t>
-      </w:r>
-      <w:r>
-        <w:rPr>
-          <w:rStyle w:val="NormalTok"/>
-        </w:rPr>
-        <w:t xml:space="preserve">)</w:t>
-      </w:r>
-      <w:r>
-        <w:br/>
-      </w:r>
-      <w:r>
-        <w:rPr>
-          <w:rStyle w:val="BuiltInTok"/>
-        </w:rPr>
-        <w:t xml:space="preserve">print</w:t>
-      </w:r>
-      <w:r>
-        <w:rPr>
-          <w:rStyle w:val="NormalTok"/>
-        </w:rPr>
-        <w:t xml:space="preserve">(</w:t>
-      </w:r>
-      <w:r>
-        <w:rPr>
-          <w:rStyle w:val="SpecialStringTok"/>
-        </w:rPr>
-        <w:t xml:space="preserve">f"Four random numbers with swapped range (50, 20): </w:t>
-      </w:r>
-      <w:r>
-        <w:rPr>
-          <w:rStyle w:val="SpecialCharTok"/>
-        </w:rPr>
-        <w:t xml:space="preserve">{</w:t>
-      </w:r>
-      <w:r>
-        <w:rPr>
-          <w:rStyle w:val="NormalTok"/>
-        </w:rPr>
-        <w:t xml:space="preserve">swapped_range_numbers</w:t>
-      </w:r>
-      <w:r>
-        <w:rPr>
-          <w:rStyle w:val="SpecialCharTok"/>
-        </w:rPr>
-        <w:t xml:space="preserve">}</w:t>
-      </w:r>
-      <w:r>
-        <w:rPr>
-          <w:rStyle w:val="SpecialStringTok"/>
-        </w:rPr>
-        <w:t xml:space="preserve">"</w:t>
-      </w:r>
-      <w:r>
-        <w:rPr>
-          <w:rStyle w:val="NormalTok"/>
-        </w:rPr>
-        <w:t xml:space="preserve">)</w:t>
+        <w:t xml:space="preserve">(random_numbers)</w:t>
       </w:r>
     </w:p>
     <w:p>
@@ -2461,34 +1792,7 @@
         <w:rPr>
           <w:rStyle w:val="VerbatimChar"/>
         </w:rPr>
-        <w:t xml:space="preserve"># Note: The actual output will vary with each execution due to randomness.</w:t>
-      </w:r>
-      <w:r>
-        <w:br/>
-      </w:r>
-      <w:r>
-        <w:rPr>
-          <w:rStyle w:val="VerbatimChar"/>
-        </w:rPr>
-        <w:t xml:space="preserve">Five random numbers between 1 and 10: [3, 8, 1, 10, 5]</w:t>
-      </w:r>
-      <w:r>
-        <w:br/>
-      </w:r>
-      <w:r>
-        <w:rPr>
-          <w:rStyle w:val="VerbatimChar"/>
-        </w:rPr>
-        <w:t xml:space="preserve">Three random numbers with default range: [76, 12, 98]</w:t>
-      </w:r>
-      <w:r>
-        <w:br/>
-      </w:r>
-      <w:r>
-        <w:rPr>
-          <w:rStyle w:val="VerbatimChar"/>
-        </w:rPr>
-        <w:t xml:space="preserve">Four random numbers with swapped range (50, 20): [33, 45, 21, 39]</w:t>
+        <w:t xml:space="preserve">[43, 15, 22, 49, 37]</w:t>
       </w:r>
     </w:p>
     <w:p>
@@ -2642,7 +1946,429 @@
         <w:pStyle w:val="FirstParagraph"/>
       </w:pPr>
       <w:r>
-        <w:t xml:space="preserve">This function provides an efficient, iterative method to calculate a Fibonacci number. The logic proceeds as follows:</w:t>
+        <w:t xml:space="preserve">This function calculates the nth Fibonacci number, where the sequence starts with F₀ = 0 and F₁ = 1.</w:t>
+      </w:r>
+    </w:p>
+    <w:p>
+      <w:pPr>
+        <w:pStyle w:val="BodyText"/>
+      </w:pPr>
+      <w:r>
+        <w:t xml:space="preserve">The function begins by validating the input</w:t>
+      </w:r>
+      <w:r>
+        <w:t xml:space="preserve"> </w:t>
+      </w:r>
+      <w:r>
+        <w:rPr>
+          <w:rStyle w:val="VerbatimChar"/>
+        </w:rPr>
+        <w:t xml:space="preserve">n</w:t>
+      </w:r>
+      <w:r>
+        <w:t xml:space="preserve">. If</w:t>
+      </w:r>
+      <w:r>
+        <w:t xml:space="preserve"> </w:t>
+      </w:r>
+      <w:r>
+        <w:rPr>
+          <w:rStyle w:val="VerbatimChar"/>
+        </w:rPr>
+        <w:t xml:space="preserve">n</w:t>
+      </w:r>
+      <w:r>
+        <w:t xml:space="preserve"> </w:t>
+      </w:r>
+      <w:r>
+        <w:t xml:space="preserve">is a negative number, it raises a</w:t>
+      </w:r>
+      <w:r>
+        <w:t xml:space="preserve"> </w:t>
+      </w:r>
+      <w:r>
+        <w:rPr>
+          <w:rStyle w:val="VerbatimChar"/>
+        </w:rPr>
+        <w:t xml:space="preserve">ValueError</w:t>
+      </w:r>
+      <w:r>
+        <w:t xml:space="preserve"> </w:t>
+      </w:r>
+      <w:r>
+        <w:t xml:space="preserve">because the Fibonacci sequence is not defined for negative indices.</w:t>
+      </w:r>
+    </w:p>
+    <w:p>
+      <w:pPr>
+        <w:pStyle w:val="BodyText"/>
+      </w:pPr>
+      <w:r>
+        <w:t xml:space="preserve">It initializes two variables,</w:t>
+      </w:r>
+      <w:r>
+        <w:t xml:space="preserve"> </w:t>
+      </w:r>
+      <w:r>
+        <w:rPr>
+          <w:rStyle w:val="VerbatimChar"/>
+        </w:rPr>
+        <w:t xml:space="preserve">a</w:t>
+      </w:r>
+      <w:r>
+        <w:t xml:space="preserve"> </w:t>
+      </w:r>
+      <w:r>
+        <w:t xml:space="preserve">and</w:t>
+      </w:r>
+      <w:r>
+        <w:t xml:space="preserve"> </w:t>
+      </w:r>
+      <w:r>
+        <w:rPr>
+          <w:rStyle w:val="VerbatimChar"/>
+        </w:rPr>
+        <w:t xml:space="preserve">b</w:t>
+      </w:r>
+      <w:r>
+        <w:t xml:space="preserve">, to</w:t>
+      </w:r>
+      <w:r>
+        <w:t xml:space="preserve"> </w:t>
+      </w:r>
+      <w:r>
+        <w:rPr>
+          <w:rStyle w:val="VerbatimChar"/>
+        </w:rPr>
+        <w:t xml:space="preserve">0</w:t>
+      </w:r>
+      <w:r>
+        <w:t xml:space="preserve"> </w:t>
+      </w:r>
+      <w:r>
+        <w:t xml:space="preserve">and</w:t>
+      </w:r>
+      <w:r>
+        <w:t xml:space="preserve"> </w:t>
+      </w:r>
+      <w:r>
+        <w:rPr>
+          <w:rStyle w:val="VerbatimChar"/>
+        </w:rPr>
+        <w:t xml:space="preserve">1</w:t>
+      </w:r>
+      <w:r>
+        <w:t xml:space="preserve"> </w:t>
+      </w:r>
+      <w:r>
+        <w:t xml:space="preserve">respectively. These represent the first two numbers in the sequence. The function then enters a</w:t>
+      </w:r>
+      <w:r>
+        <w:t xml:space="preserve"> </w:t>
+      </w:r>
+      <w:r>
+        <w:rPr>
+          <w:rStyle w:val="VerbatimChar"/>
+        </w:rPr>
+        <w:t xml:space="preserve">for</w:t>
+      </w:r>
+      <w:r>
+        <w:t xml:space="preserve"> </w:t>
+      </w:r>
+      <w:r>
+        <w:t xml:space="preserve">loop that iterates</w:t>
+      </w:r>
+      <w:r>
+        <w:t xml:space="preserve"> </w:t>
+      </w:r>
+      <w:r>
+        <w:rPr>
+          <w:rStyle w:val="VerbatimChar"/>
+        </w:rPr>
+        <w:t xml:space="preserve">n</w:t>
+      </w:r>
+      <w:r>
+        <w:t xml:space="preserve"> </w:t>
+      </w:r>
+      <w:r>
+        <w:t xml:space="preserve">times. In each iteration, the values of</w:t>
+      </w:r>
+      <w:r>
+        <w:t xml:space="preserve"> </w:t>
+      </w:r>
+      <w:r>
+        <w:rPr>
+          <w:rStyle w:val="VerbatimChar"/>
+        </w:rPr>
+        <w:t xml:space="preserve">a</w:t>
+      </w:r>
+      <w:r>
+        <w:t xml:space="preserve"> </w:t>
+      </w:r>
+      <w:r>
+        <w:t xml:space="preserve">and</w:t>
+      </w:r>
+      <w:r>
+        <w:t xml:space="preserve"> </w:t>
+      </w:r>
+      <w:r>
+        <w:rPr>
+          <w:rStyle w:val="VerbatimChar"/>
+        </w:rPr>
+        <w:t xml:space="preserve">b</w:t>
+      </w:r>
+      <w:r>
+        <w:t xml:space="preserve"> </w:t>
+      </w:r>
+      <w:r>
+        <w:t xml:space="preserve">are updated using tuple assignment:</w:t>
+      </w:r>
+      <w:r>
+        <w:t xml:space="preserve"> </w:t>
+      </w:r>
+      <w:r>
+        <w:rPr>
+          <w:rStyle w:val="VerbatimChar"/>
+        </w:rPr>
+        <w:t xml:space="preserve">a, b = b, a + b</w:t>
+      </w:r>
+      <w:r>
+        <w:t xml:space="preserve">. This operation effectively shifts the sequence forward: the new</w:t>
+      </w:r>
+      <w:r>
+        <w:t xml:space="preserve"> </w:t>
+      </w:r>
+      <w:r>
+        <w:rPr>
+          <w:rStyle w:val="VerbatimChar"/>
+        </w:rPr>
+        <w:t xml:space="preserve">a</w:t>
+      </w:r>
+      <w:r>
+        <w:t xml:space="preserve"> </w:t>
+      </w:r>
+      <w:r>
+        <w:t xml:space="preserve">takes the value of the old</w:t>
+      </w:r>
+      <w:r>
+        <w:t xml:space="preserve"> </w:t>
+      </w:r>
+      <w:r>
+        <w:rPr>
+          <w:rStyle w:val="VerbatimChar"/>
+        </w:rPr>
+        <w:t xml:space="preserve">b</w:t>
+      </w:r>
+      <w:r>
+        <w:t xml:space="preserve">, and the new</w:t>
+      </w:r>
+      <w:r>
+        <w:t xml:space="preserve"> </w:t>
+      </w:r>
+      <w:r>
+        <w:rPr>
+          <w:rStyle w:val="VerbatimChar"/>
+        </w:rPr>
+        <w:t xml:space="preserve">b</w:t>
+      </w:r>
+      <w:r>
+        <w:t xml:space="preserve"> </w:t>
+      </w:r>
+      <w:r>
+        <w:t xml:space="preserve">becomes the sum of the old</w:t>
+      </w:r>
+      <w:r>
+        <w:t xml:space="preserve"> </w:t>
+      </w:r>
+      <w:r>
+        <w:rPr>
+          <w:rStyle w:val="VerbatimChar"/>
+        </w:rPr>
+        <w:t xml:space="preserve">a</w:t>
+      </w:r>
+      <w:r>
+        <w:t xml:space="preserve"> </w:t>
+      </w:r>
+      <w:r>
+        <w:t xml:space="preserve">and</w:t>
+      </w:r>
+      <w:r>
+        <w:t xml:space="preserve"> </w:t>
+      </w:r>
+      <w:r>
+        <w:rPr>
+          <w:rStyle w:val="VerbatimChar"/>
+        </w:rPr>
+        <w:t xml:space="preserve">b</w:t>
+      </w:r>
+      <w:r>
+        <w:t xml:space="preserve">.</w:t>
+      </w:r>
+    </w:p>
+    <w:p>
+      <w:pPr>
+        <w:pStyle w:val="BodyText"/>
+      </w:pPr>
+      <w:r>
+        <w:t xml:space="preserve">After the loop completes, the variable</w:t>
+      </w:r>
+      <w:r>
+        <w:t xml:space="preserve"> </w:t>
+      </w:r>
+      <w:r>
+        <w:rPr>
+          <w:rStyle w:val="VerbatimChar"/>
+        </w:rPr>
+        <w:t xml:space="preserve">a</w:t>
+      </w:r>
+      <w:r>
+        <w:t xml:space="preserve"> </w:t>
+      </w:r>
+      <w:r>
+        <w:t xml:space="preserve">holds the nth Fibonacci number. For an input of</w:t>
+      </w:r>
+      <w:r>
+        <w:t xml:space="preserve"> </w:t>
+      </w:r>
+      <w:r>
+        <w:rPr>
+          <w:rStyle w:val="VerbatimChar"/>
+        </w:rPr>
+        <w:t xml:space="preserve">n=0</w:t>
+      </w:r>
+      <w:r>
+        <w:t xml:space="preserve">, the loop does not execute, and the initial value of</w:t>
+      </w:r>
+      <w:r>
+        <w:t xml:space="preserve"> </w:t>
+      </w:r>
+      <w:r>
+        <w:rPr>
+          <w:rStyle w:val="VerbatimChar"/>
+        </w:rPr>
+        <w:t xml:space="preserve">a</w:t>
+      </w:r>
+      <w:r>
+        <w:t xml:space="preserve"> </w:t>
+      </w:r>
+      <w:r>
+        <w:t xml:space="preserve">(which is</w:t>
+      </w:r>
+      <w:r>
+        <w:t xml:space="preserve"> </w:t>
+      </w:r>
+      <w:r>
+        <w:rPr>
+          <w:rStyle w:val="VerbatimChar"/>
+        </w:rPr>
+        <w:t xml:space="preserve">0</w:t>
+      </w:r>
+      <w:r>
+        <w:t xml:space="preserve">) is returned, correctly giving F₀.</w:t>
+      </w:r>
+    </w:p>
+    <w:p>
+      <w:pPr>
+        <w:pStyle w:val="SourceCode"/>
+      </w:pPr>
+      <w:r>
+        <w:rPr>
+          <w:rStyle w:val="CommentTok"/>
+        </w:rPr>
+        <w:t xml:space="preserve"># For n = 4:</w:t>
+      </w:r>
+      <w:r>
+        <w:br/>
+      </w:r>
+      <w:r>
+        <w:rPr>
+          <w:rStyle w:val="CommentTok"/>
+        </w:rPr>
+        <w:t xml:space="preserve"># Initial: a = 0, b = 1</w:t>
+      </w:r>
+      <w:r>
+        <w:br/>
+      </w:r>
+      <w:r>
+        <w:rPr>
+          <w:rStyle w:val="CommentTok"/>
+        </w:rPr>
+        <w:t xml:space="preserve"># Loop 1: a = 1, b = 1 (F₂)</w:t>
+      </w:r>
+      <w:r>
+        <w:br/>
+      </w:r>
+      <w:r>
+        <w:rPr>
+          <w:rStyle w:val="CommentTok"/>
+        </w:rPr>
+        <w:t xml:space="preserve"># Loop 2: a = 1, b = 2 (F₃)</w:t>
+      </w:r>
+      <w:r>
+        <w:br/>
+      </w:r>
+      <w:r>
+        <w:rPr>
+          <w:rStyle w:val="CommentTok"/>
+        </w:rPr>
+        <w:t xml:space="preserve"># Loop 3: a = 2, b = 3 (F₄)</w:t>
+      </w:r>
+      <w:r>
+        <w:br/>
+      </w:r>
+      <w:r>
+        <w:rPr>
+          <w:rStyle w:val="CommentTok"/>
+        </w:rPr>
+        <w:t xml:space="preserve"># Loop 4: a = 3, b = 5 (F₅)</w:t>
+      </w:r>
+      <w:r>
+        <w:br/>
+      </w:r>
+      <w:r>
+        <w:rPr>
+          <w:rStyle w:val="CommentTok"/>
+        </w:rPr>
+        <w:t xml:space="preserve"># Loop finishes, returns a = 3</w:t>
+      </w:r>
+    </w:p>
+    <w:p>
+      <w:pPr>
+        <w:pStyle w:val="FirstParagraph"/>
+      </w:pPr>
+      <w:r>
+        <w:t xml:space="preserve">The function returns the final value of</w:t>
+      </w:r>
+      <w:r>
+        <w:t xml:space="preserve"> </w:t>
+      </w:r>
+      <w:r>
+        <w:rPr>
+          <w:rStyle w:val="VerbatimChar"/>
+        </w:rPr>
+        <w:t xml:space="preserve">a</w:t>
+      </w:r>
+      <w:r>
+        <w:t xml:space="preserve">.</w:t>
+      </w:r>
+    </w:p>
+    <w:bookmarkEnd w:id="26"/>
+    <w:bookmarkStart w:id="27" w:name="usage-notes-2"/>
+    <w:p>
+      <w:pPr>
+        <w:pStyle w:val="Heading2"/>
+      </w:pPr>
+      <w:r>
+        <w:rPr>
+          <w:rStyle w:val="SectionNumber"/>
+        </w:rPr>
+        <w:t xml:space="preserve">3.4</w:t>
+      </w:r>
+      <w:r>
+        <w:tab/>
+      </w:r>
+      <w:r>
+        <w:t xml:space="preserve">Usage Notes</w:t>
       </w:r>
     </w:p>
     <w:p>
@@ -2654,14 +2380,7 @@
         </w:numPr>
       </w:pPr>
       <w:r>
-        <w:rPr>
-          <w:b/>
-          <w:bCs/>
-        </w:rPr>
-        <w:t xml:space="preserve">Input Validation</w:t>
-      </w:r>
-      <w:r>
-        <w:t xml:space="preserve">: The function first checks if the input</w:t>
+        <w:t xml:space="preserve">The index</w:t>
       </w:r>
       <w:r>
         <w:t xml:space="preserve"> </w:t>
@@ -2676,7 +2395,7 @@
         <w:t xml:space="preserve"> </w:t>
       </w:r>
       <w:r>
-        <w:t xml:space="preserve">is less than 0. Since the Fibonacci sequence is not defined for negative indices, it raises a</w:t>
+        <w:t xml:space="preserve">is 0-based. For example,</w:t>
       </w:r>
       <w:r>
         <w:t xml:space="preserve"> </w:t>
@@ -2685,13 +2404,52 @@
         <w:rPr>
           <w:rStyle w:val="VerbatimChar"/>
         </w:rPr>
-        <w:t xml:space="preserve">ValueError</w:t>
+        <w:t xml:space="preserve">fibonacci(0)</w:t>
       </w:r>
       <w:r>
         <w:t xml:space="preserve"> </w:t>
       </w:r>
       <w:r>
-        <w:t xml:space="preserve">if the condition is met.</w:t>
+        <w:t xml:space="preserve">returns</w:t>
+      </w:r>
+      <w:r>
+        <w:t xml:space="preserve"> </w:t>
+      </w:r>
+      <w:r>
+        <w:rPr>
+          <w:rStyle w:val="VerbatimChar"/>
+        </w:rPr>
+        <w:t xml:space="preserve">0</w:t>
+      </w:r>
+      <w:r>
+        <w:t xml:space="preserve">, and</w:t>
+      </w:r>
+      <w:r>
+        <w:t xml:space="preserve"> </w:t>
+      </w:r>
+      <w:r>
+        <w:rPr>
+          <w:rStyle w:val="VerbatimChar"/>
+        </w:rPr>
+        <w:t xml:space="preserve">fibonacci(1)</w:t>
+      </w:r>
+      <w:r>
+        <w:t xml:space="preserve"> </w:t>
+      </w:r>
+      <w:r>
+        <w:t xml:space="preserve">returns</w:t>
+      </w:r>
+      <w:r>
+        <w:t xml:space="preserve"> </w:t>
+      </w:r>
+      <w:r>
+        <w:rPr>
+          <w:rStyle w:val="VerbatimChar"/>
+        </w:rPr>
+        <w:t xml:space="preserve">1</w:t>
+      </w:r>
+      <w:r>
+        <w:t xml:space="preserve">.</w:t>
       </w:r>
     </w:p>
     <w:p>
@@ -2703,14 +2461,7 @@
         </w:numPr>
       </w:pPr>
       <w:r>
-        <w:rPr>
-          <w:b/>
-          <w:bCs/>
-        </w:rPr>
-        <w:t xml:space="preserve">Initialization</w:t>
-      </w:r>
-      <w:r>
-        <w:t xml:space="preserve">: Two variables,</w:t>
+        <w:t xml:space="preserve">The function only accepts non-negative integers for the parameter</w:t>
       </w:r>
       <w:r>
         <w:t xml:space="preserve"> </w:t>
@@ -2719,55 +2470,22 @@
         <w:rPr>
           <w:rStyle w:val="VerbatimChar"/>
         </w:rPr>
-        <w:t xml:space="preserve">a</w:t>
+        <w:t xml:space="preserve">n</w:t>
+      </w:r>
+      <w:r>
+        <w:t xml:space="preserve">. Providing a negative integer will result in a</w:t>
       </w:r>
       <w:r>
         <w:t xml:space="preserve"> </w:t>
       </w:r>
       <w:r>
-        <w:t xml:space="preserve">and</w:t>
-      </w:r>
-      <w:r>
-        <w:t xml:space="preserve"> </w:t>
-      </w:r>
-      <w:r>
         <w:rPr>
           <w:rStyle w:val="VerbatimChar"/>
         </w:rPr>
-        <w:t xml:space="preserve">b</w:t>
-      </w:r>
-      <w:r>
-        <w:t xml:space="preserve">, are initialized to</w:t>
-      </w:r>
-      <w:r>
-        <w:t xml:space="preserve"> </w:t>
-      </w:r>
-      <w:r>
-        <w:rPr>
-          <w:rStyle w:val="VerbatimChar"/>
-        </w:rPr>
-        <w:t xml:space="preserve">0</w:t>
-      </w:r>
-      <w:r>
-        <w:t xml:space="preserve"> </w:t>
-      </w:r>
-      <w:r>
-        <w:t xml:space="preserve">and</w:t>
-      </w:r>
-      <w:r>
-        <w:t xml:space="preserve"> </w:t>
-      </w:r>
-      <w:r>
-        <w:rPr>
-          <w:rStyle w:val="VerbatimChar"/>
-        </w:rPr>
-        <w:t xml:space="preserve">1</w:t>
-      </w:r>
-      <w:r>
-        <w:t xml:space="preserve"> </w:t>
-      </w:r>
-      <w:r>
-        <w:t xml:space="preserve">respectively. These represent the first two numbers in the Fibonacci sequence (F₀ and F₁).</w:t>
+        <w:t xml:space="preserve">ValueError</w:t>
+      </w:r>
+      <w:r>
+        <w:t xml:space="preserve">.</w:t>
       </w:r>
     </w:p>
     <w:p>
@@ -2779,251 +2497,395 @@
         </w:numPr>
       </w:pPr>
       <w:r>
+        <w:t xml:space="preserve">This iterative implementation is efficient in terms of memory usage, avoiding the deep recursion stack that a naive recursive solution would create, making it suitable for calculating larger Fibonacci numbers.</w:t>
+      </w:r>
+    </w:p>
+    <w:p>
+      <w:pPr>
+        <w:pStyle w:val="FirstParagraph"/>
+      </w:pPr>
+      <w:r>
         <w:rPr>
           <w:b/>
           <w:bCs/>
         </w:rPr>
-        <w:t xml:space="preserve">Iteration</w:t>
-      </w:r>
-      <w:r>
-        <w:t xml:space="preserve">: The function then enters a</w:t>
-      </w:r>
-      <w:r>
-        <w:t xml:space="preserve"> </w:t>
-      </w:r>
-      <w:r>
-        <w:rPr>
-          <w:rStyle w:val="VerbatimChar"/>
-        </w:rPr>
-        <w:t xml:space="preserve">for</w:t>
-      </w:r>
-      <w:r>
-        <w:t xml:space="preserve"> </w:t>
-      </w:r>
-      <w:r>
-        <w:t xml:space="preserve">loop that iterates</w:t>
-      </w:r>
-      <w:r>
-        <w:t xml:space="preserve"> </w:t>
-      </w:r>
-      <w:r>
-        <w:rPr>
-          <w:rStyle w:val="VerbatimChar"/>
-        </w:rPr>
-        <w:t xml:space="preserve">n</w:t>
-      </w:r>
-      <w:r>
-        <w:t xml:space="preserve"> </w:t>
-      </w:r>
-      <w:r>
-        <w:t xml:space="preserve">times. In each iteration, the values of</w:t>
-      </w:r>
-      <w:r>
-        <w:t xml:space="preserve"> </w:t>
-      </w:r>
-      <w:r>
-        <w:rPr>
-          <w:rStyle w:val="VerbatimChar"/>
-        </w:rPr>
-        <w:t xml:space="preserve">a</w:t>
-      </w:r>
-      <w:r>
-        <w:t xml:space="preserve"> </w:t>
-      </w:r>
-      <w:r>
-        <w:t xml:space="preserve">and</w:t>
-      </w:r>
-      <w:r>
-        <w:t xml:space="preserve"> </w:t>
-      </w:r>
-      <w:r>
-        <w:rPr>
-          <w:rStyle w:val="VerbatimChar"/>
-        </w:rPr>
-        <w:t xml:space="preserve">b</w:t>
-      </w:r>
-      <w:r>
-        <w:t xml:space="preserve"> </w:t>
-      </w:r>
-      <w:r>
-        <w:t xml:space="preserve">are updated simultaneously. The current value of</w:t>
-      </w:r>
-      <w:r>
-        <w:t xml:space="preserve"> </w:t>
-      </w:r>
-      <w:r>
-        <w:rPr>
-          <w:rStyle w:val="VerbatimChar"/>
-        </w:rPr>
-        <w:t xml:space="preserve">b</w:t>
-      </w:r>
-      <w:r>
-        <w:t xml:space="preserve"> </w:t>
-      </w:r>
-      <w:r>
-        <w:t xml:space="preserve">is assigned to</w:t>
-      </w:r>
-      <w:r>
-        <w:t xml:space="preserve"> </w:t>
-      </w:r>
-      <w:r>
-        <w:rPr>
-          <w:rStyle w:val="VerbatimChar"/>
-        </w:rPr>
-        <w:t xml:space="preserve">a</w:t>
-      </w:r>
-      <w:r>
-        <w:t xml:space="preserve">, and the sum of the old</w:t>
-      </w:r>
-      <w:r>
-        <w:t xml:space="preserve"> </w:t>
-      </w:r>
-      <w:r>
-        <w:rPr>
-          <w:rStyle w:val="VerbatimChar"/>
-        </w:rPr>
-        <w:t xml:space="preserve">a</w:t>
-      </w:r>
-      <w:r>
-        <w:t xml:space="preserve"> </w:t>
-      </w:r>
-      <w:r>
-        <w:t xml:space="preserve">and</w:t>
-      </w:r>
-      <w:r>
-        <w:t xml:space="preserve"> </w:t>
-      </w:r>
-      <w:r>
-        <w:rPr>
-          <w:rStyle w:val="VerbatimChar"/>
-        </w:rPr>
-        <w:t xml:space="preserve">b</w:t>
-      </w:r>
-      <w:r>
-        <w:t xml:space="preserve"> </w:t>
-      </w:r>
-      <w:r>
-        <w:t xml:space="preserve">is assigned to the new</w:t>
-      </w:r>
-      <w:r>
-        <w:t xml:space="preserve"> </w:t>
-      </w:r>
-      <w:r>
-        <w:rPr>
-          <w:rStyle w:val="VerbatimChar"/>
-        </w:rPr>
-        <w:t xml:space="preserve">b</w:t>
-      </w:r>
-      <w:r>
-        <w:t xml:space="preserve">. This operation,</w:t>
-      </w:r>
-      <w:r>
-        <w:t xml:space="preserve"> </w:t>
-      </w:r>
-      <w:r>
-        <w:rPr>
-          <w:rStyle w:val="VerbatimChar"/>
-        </w:rPr>
-        <w:t xml:space="preserve">a, b = b, a + b</w:t>
-      </w:r>
-      <w:r>
-        <w:t xml:space="preserve">, effectively advances one step in the Fibonacci sequence.</w:t>
+        <w:t xml:space="preserve">Output Example</w:t>
+      </w:r>
+      <w:r>
+        <w:t xml:space="preserve">: The function returns a single integer value.</w:t>
       </w:r>
     </w:p>
     <w:p>
       <w:pPr>
-        <w:pStyle w:val="Compact"/>
-        <w:numPr>
-          <w:ilvl w:val="0"/>
-          <w:numId w:val="1004"/>
-        </w:numPr>
+        <w:pStyle w:val="SourceCode"/>
+      </w:pPr>
+      <w:r>
+        <w:rPr>
+          <w:rStyle w:val="VerbatimChar"/>
+        </w:rPr>
+        <w:t xml:space="preserve">34</w:t>
+      </w:r>
+    </w:p>
+    <w:bookmarkEnd w:id="27"/>
+    <w:bookmarkStart w:id="28" w:name="example-2"/>
+    <w:p>
+      <w:pPr>
+        <w:pStyle w:val="Heading2"/>
+      </w:pPr>
+      <w:r>
+        <w:rPr>
+          <w:rStyle w:val="SectionNumber"/>
+        </w:rPr>
+        <w:t xml:space="preserve">3.5</w:t>
+      </w:r>
+      <w:r>
+        <w:tab/>
+      </w:r>
+      <w:r>
+        <w:t xml:space="preserve">Example</w:t>
+      </w:r>
+    </w:p>
+    <w:p>
+      <w:pPr>
+        <w:pStyle w:val="SourceCode"/>
+      </w:pPr>
+      <w:r>
+        <w:rPr>
+          <w:rStyle w:val="CommentTok"/>
+        </w:rPr>
+        <w:t xml:space="preserve"># Example usage</w:t>
+      </w:r>
+      <w:r>
+        <w:br/>
+      </w:r>
+      <w:r>
+        <w:rPr>
+          <w:rStyle w:val="CommentTok"/>
+        </w:rPr>
+        <w:t xml:space="preserve"># Calculate the 9th Fibonacci number (0-indexed)</w:t>
+      </w:r>
+      <w:r>
+        <w:br/>
+      </w:r>
+      <w:r>
+        <w:rPr>
+          <w:rStyle w:val="NormalTok"/>
+        </w:rPr>
+        <w:t xml:space="preserve">n_value </w:t>
+      </w:r>
+      <w:r>
+        <w:rPr>
+          <w:rStyle w:val="OperatorTok"/>
+        </w:rPr>
+        <w:t xml:space="preserve">=</w:t>
+      </w:r>
+      <w:r>
+        <w:rPr>
+          <w:rStyle w:val="NormalTok"/>
+        </w:rPr>
+        <w:t xml:space="preserve"> </w:t>
+      </w:r>
+      <w:r>
+        <w:rPr>
+          <w:rStyle w:val="DecValTok"/>
+        </w:rPr>
+        <w:t xml:space="preserve">9</w:t>
+      </w:r>
+      <w:r>
+        <w:br/>
+      </w:r>
+      <w:r>
+        <w:rPr>
+          <w:rStyle w:val="NormalTok"/>
+        </w:rPr>
+        <w:t xml:space="preserve">result </w:t>
+      </w:r>
+      <w:r>
+        <w:rPr>
+          <w:rStyle w:val="OperatorTok"/>
+        </w:rPr>
+        <w:t xml:space="preserve">=</w:t>
+      </w:r>
+      <w:r>
+        <w:rPr>
+          <w:rStyle w:val="NormalTok"/>
+        </w:rPr>
+        <w:t xml:space="preserve"> fibonacci(n_value)</w:t>
+      </w:r>
+      <w:r>
+        <w:br/>
+      </w:r>
+      <w:r>
+        <w:rPr>
+          <w:rStyle w:val="BuiltInTok"/>
+        </w:rPr>
+        <w:t xml:space="preserve">print</w:t>
+      </w:r>
+      <w:r>
+        <w:rPr>
+          <w:rStyle w:val="NormalTok"/>
+        </w:rPr>
+        <w:t xml:space="preserve">(</w:t>
+      </w:r>
+      <w:r>
+        <w:rPr>
+          <w:rStyle w:val="SpecialStringTok"/>
+        </w:rPr>
+        <w:t xml:space="preserve">f"The Fibonacci number at index </w:t>
+      </w:r>
+      <w:r>
+        <w:rPr>
+          <w:rStyle w:val="SpecialCharTok"/>
+        </w:rPr>
+        <w:t xml:space="preserve">{</w:t>
+      </w:r>
+      <w:r>
+        <w:rPr>
+          <w:rStyle w:val="NormalTok"/>
+        </w:rPr>
+        <w:t xml:space="preserve">n_value</w:t>
+      </w:r>
+      <w:r>
+        <w:rPr>
+          <w:rStyle w:val="SpecialCharTok"/>
+        </w:rPr>
+        <w:t xml:space="preserve">}</w:t>
+      </w:r>
+      <w:r>
+        <w:rPr>
+          <w:rStyle w:val="SpecialStringTok"/>
+        </w:rPr>
+        <w:t xml:space="preserve"> is: </w:t>
+      </w:r>
+      <w:r>
+        <w:rPr>
+          <w:rStyle w:val="SpecialCharTok"/>
+        </w:rPr>
+        <w:t xml:space="preserve">{</w:t>
+      </w:r>
+      <w:r>
+        <w:rPr>
+          <w:rStyle w:val="NormalTok"/>
+        </w:rPr>
+        <w:t xml:space="preserve">result</w:t>
+      </w:r>
+      <w:r>
+        <w:rPr>
+          <w:rStyle w:val="SpecialCharTok"/>
+        </w:rPr>
+        <w:t xml:space="preserve">}</w:t>
+      </w:r>
+      <w:r>
+        <w:rPr>
+          <w:rStyle w:val="SpecialStringTok"/>
+        </w:rPr>
+        <w:t xml:space="preserve">"</w:t>
+      </w:r>
+      <w:r>
+        <w:rPr>
+          <w:rStyle w:val="NormalTok"/>
+        </w:rPr>
+        <w:t xml:space="preserve">)</w:t>
+      </w:r>
+      <w:r>
+        <w:br/>
+      </w:r>
+      <w:r>
+        <w:br/>
+      </w:r>
+      <w:r>
+        <w:rPr>
+          <w:rStyle w:val="CommentTok"/>
+        </w:rPr>
+        <w:t xml:space="preserve"># Example with edge case n=0</w:t>
+      </w:r>
+      <w:r>
+        <w:br/>
+      </w:r>
+      <w:r>
+        <w:rPr>
+          <w:rStyle w:val="NormalTok"/>
+        </w:rPr>
+        <w:t xml:space="preserve">result_zero </w:t>
+      </w:r>
+      <w:r>
+        <w:rPr>
+          <w:rStyle w:val="OperatorTok"/>
+        </w:rPr>
+        <w:t xml:space="preserve">=</w:t>
+      </w:r>
+      <w:r>
+        <w:rPr>
+          <w:rStyle w:val="NormalTok"/>
+        </w:rPr>
+        <w:t xml:space="preserve"> fibonacci(</w:t>
+      </w:r>
+      <w:r>
+        <w:rPr>
+          <w:rStyle w:val="DecValTok"/>
+        </w:rPr>
+        <w:t xml:space="preserve">0</w:t>
+      </w:r>
+      <w:r>
+        <w:rPr>
+          <w:rStyle w:val="NormalTok"/>
+        </w:rPr>
+        <w:t xml:space="preserve">)</w:t>
+      </w:r>
+      <w:r>
+        <w:br/>
+      </w:r>
+      <w:r>
+        <w:rPr>
+          <w:rStyle w:val="BuiltInTok"/>
+        </w:rPr>
+        <w:t xml:space="preserve">print</w:t>
+      </w:r>
+      <w:r>
+        <w:rPr>
+          <w:rStyle w:val="NormalTok"/>
+        </w:rPr>
+        <w:t xml:space="preserve">(</w:t>
+      </w:r>
+      <w:r>
+        <w:rPr>
+          <w:rStyle w:val="SpecialStringTok"/>
+        </w:rPr>
+        <w:t xml:space="preserve">f"The Fibonacci number at index 0 is: </w:t>
+      </w:r>
+      <w:r>
+        <w:rPr>
+          <w:rStyle w:val="SpecialCharTok"/>
+        </w:rPr>
+        <w:t xml:space="preserve">{</w:t>
+      </w:r>
+      <w:r>
+        <w:rPr>
+          <w:rStyle w:val="NormalTok"/>
+        </w:rPr>
+        <w:t xml:space="preserve">result_zero</w:t>
+      </w:r>
+      <w:r>
+        <w:rPr>
+          <w:rStyle w:val="SpecialCharTok"/>
+        </w:rPr>
+        <w:t xml:space="preserve">}</w:t>
+      </w:r>
+      <w:r>
+        <w:rPr>
+          <w:rStyle w:val="SpecialStringTok"/>
+        </w:rPr>
+        <w:t xml:space="preserve">"</w:t>
+      </w:r>
+      <w:r>
+        <w:rPr>
+          <w:rStyle w:val="NormalTok"/>
+        </w:rPr>
+        <w:t xml:space="preserve">)</w:t>
+      </w:r>
+    </w:p>
+    <w:p>
+      <w:pPr>
+        <w:pStyle w:val="FirstParagraph"/>
       </w:pPr>
       <w:r>
         <w:rPr>
           <w:b/>
           <w:bCs/>
         </w:rPr>
-        <w:t xml:space="preserve">Return Value</w:t>
-      </w:r>
-      <w:r>
-        <w:t xml:space="preserve">: After the loop completes, the variable</w:t>
-      </w:r>
-      <w:r>
-        <w:t xml:space="preserve"> </w:t>
-      </w:r>
-      <w:r>
-        <w:rPr>
-          <w:rStyle w:val="VerbatimChar"/>
-        </w:rPr>
-        <w:t xml:space="preserve">a</w:t>
-      </w:r>
-      <w:r>
-        <w:t xml:space="preserve"> </w:t>
-      </w:r>
-      <w:r>
-        <w:t xml:space="preserve">holds the value of the nth Fibonacci number. For</w:t>
-      </w:r>
-      <w:r>
-        <w:t xml:space="preserve"> </w:t>
-      </w:r>
-      <w:r>
-        <w:rPr>
-          <w:rStyle w:val="VerbatimChar"/>
-        </w:rPr>
-        <w:t xml:space="preserve">n=0</w:t>
-      </w:r>
-      <w:r>
-        <w:t xml:space="preserve">, the loop does not run, and the initial value of</w:t>
-      </w:r>
-      <w:r>
-        <w:t xml:space="preserve"> </w:t>
-      </w:r>
-      <w:r>
-        <w:rPr>
-          <w:rStyle w:val="VerbatimChar"/>
-        </w:rPr>
-        <w:t xml:space="preserve">a</w:t>
-      </w:r>
-      <w:r>
-        <w:t xml:space="preserve"> </w:t>
-      </w:r>
-      <w:r>
-        <w:t xml:space="preserve">(0) is returned. For</w:t>
-      </w:r>
-      <w:r>
-        <w:t xml:space="preserve"> </w:t>
-      </w:r>
-      <w:r>
-        <w:rPr>
-          <w:rStyle w:val="VerbatimChar"/>
-        </w:rPr>
-        <w:t xml:space="preserve">n &gt; 0</w:t>
-      </w:r>
-      <w:r>
-        <w:t xml:space="preserve">, the loop updates</w:t>
-      </w:r>
-      <w:r>
-        <w:t xml:space="preserve"> </w:t>
-      </w:r>
-      <w:r>
-        <w:rPr>
-          <w:rStyle w:val="VerbatimChar"/>
-        </w:rPr>
-        <w:t xml:space="preserve">a</w:t>
-      </w:r>
-      <w:r>
-        <w:t xml:space="preserve"> </w:t>
-      </w:r>
-      <w:r>
-        <w:t xml:space="preserve">to the correct value before it is returned.</w:t>
+        <w:t xml:space="preserve">Output:</w:t>
       </w:r>
     </w:p>
     <w:p>
       <w:pPr>
+        <w:pStyle w:val="SourceCode"/>
+      </w:pPr>
+      <w:r>
+        <w:rPr>
+          <w:rStyle w:val="VerbatimChar"/>
+        </w:rPr>
+        <w:t xml:space="preserve">The Fibonacci number at index 9 is: 34</w:t>
+      </w:r>
+      <w:r>
+        <w:br/>
+      </w:r>
+      <w:r>
+        <w:rPr>
+          <w:rStyle w:val="VerbatimChar"/>
+        </w:rPr>
+        <w:t xml:space="preserve">The Fibonacci number at index 0 is: 0</w:t>
+      </w:r>
+    </w:p>
+    <w:p>
+      <w:r>
+        <w:pict>
+          <v:rect style="width:0;height:1.5pt" o:hralign="center" o:hrstd="t" o:hr="t"/>
+        </w:pict>
+      </w:r>
+    </w:p>
+    <w:bookmarkEnd w:id="28"/>
+    <w:bookmarkStart w:id="29" w:name="functiondef-choose_random_itemitems"/>
+    <w:p>
+      <w:pPr>
+        <w:pStyle w:val="Heading2"/>
+      </w:pPr>
+      <w:r>
+        <w:rPr>
+          <w:rStyle w:val="SectionNumber"/>
+        </w:rPr>
+        <w:t xml:space="preserve">3.6</w:t>
+      </w:r>
+      <w:r>
+        <w:tab/>
+      </w:r>
+      <w:r>
+        <w:t xml:space="preserve">FunctionDef choose_random_item(items)</w:t>
+      </w:r>
+    </w:p>
+    <w:bookmarkEnd w:id="29"/>
+    <w:bookmarkEnd w:id="30"/>
+    <w:bookmarkStart w:id="37" w:name="X53e71d88908f784130cb3998f0ce078d9acc5f7"/>
+    <w:p>
+      <w:pPr>
+        <w:pStyle w:val="Heading1"/>
+      </w:pPr>
+      <w:r>
+        <w:rPr>
+          <w:rStyle w:val="SectionNumber"/>
+        </w:rPr>
+        <w:t xml:space="preserve">4</w:t>
+      </w:r>
+      <w:r>
+        <w:tab/>
+      </w:r>
+      <w:r>
+        <w:t xml:space="preserve">Function: choose_random_item(items: List[str]) -&gt; str</w:t>
+      </w:r>
+    </w:p>
+    <w:bookmarkStart w:id="31" w:name="overview-3"/>
+    <w:p>
+      <w:pPr>
+        <w:pStyle w:val="Heading2"/>
+      </w:pPr>
+      <w:r>
+        <w:rPr>
+          <w:rStyle w:val="SectionNumber"/>
+        </w:rPr>
+        <w:t xml:space="preserve">4.1</w:t>
+      </w:r>
+      <w:r>
+        <w:tab/>
+      </w:r>
+      <w:r>
+        <w:t xml:space="preserve">Overview</w:t>
+      </w:r>
+    </w:p>
+    <w:p>
+      <w:pPr>
         <w:pStyle w:val="FirstParagraph"/>
       </w:pPr>
       <w:r>
-        <w:t xml:space="preserve">For example, to compute</w:t>
+        <w:t xml:space="preserve">The</w:t>
       </w:r>
       <w:r>
         <w:t xml:space="preserve"> </w:t>
@@ -3032,254 +2894,17 @@
         <w:rPr>
           <w:rStyle w:val="VerbatimChar"/>
         </w:rPr>
-        <w:t xml:space="preserve">fibonacci(3)</w:t>
-      </w:r>
-      <w:r>
-        <w:t xml:space="preserve">:</w:t>
+        <w:t xml:space="preserve">choose_random_item</w:t>
       </w:r>
       <w:r>
         <w:t xml:space="preserve"> </w:t>
       </w:r>
       <w:r>
-        <w:t xml:space="preserve">- Initialize</w:t>
-      </w:r>
-      <w:r>
-        <w:t xml:space="preserve"> </w:t>
-      </w:r>
-      <w:r>
-        <w:rPr>
-          <w:rStyle w:val="VerbatimChar"/>
-        </w:rPr>
-        <w:t xml:space="preserve">a = 0</w:t>
-      </w:r>
-      <w:r>
-        <w:t xml:space="preserve">,</w:t>
-      </w:r>
-      <w:r>
-        <w:t xml:space="preserve"> </w:t>
-      </w:r>
-      <w:r>
-        <w:rPr>
-          <w:rStyle w:val="VerbatimChar"/>
-        </w:rPr>
-        <w:t xml:space="preserve">b = 1</w:t>
-      </w:r>
-      <w:r>
-        <w:t xml:space="preserve">.</w:t>
-      </w:r>
-      <w:r>
-        <w:t xml:space="preserve"> </w:t>
-      </w:r>
-      <w:r>
-        <w:t xml:space="preserve">- Loop 1:</w:t>
-      </w:r>
-      <w:r>
-        <w:t xml:space="preserve"> </w:t>
-      </w:r>
-      <w:r>
-        <w:rPr>
-          <w:rStyle w:val="VerbatimChar"/>
-        </w:rPr>
-        <w:t xml:space="preserve">a</w:t>
-      </w:r>
-      <w:r>
-        <w:t xml:space="preserve"> </w:t>
-      </w:r>
-      <w:r>
-        <w:t xml:space="preserve">becomes</w:t>
-      </w:r>
-      <w:r>
-        <w:t xml:space="preserve"> </w:t>
-      </w:r>
-      <w:r>
-        <w:rPr>
-          <w:rStyle w:val="VerbatimChar"/>
-        </w:rPr>
-        <w:t xml:space="preserve">1</w:t>
-      </w:r>
-      <w:r>
-        <w:t xml:space="preserve">,</w:t>
-      </w:r>
-      <w:r>
-        <w:t xml:space="preserve"> </w:t>
-      </w:r>
-      <w:r>
-        <w:rPr>
-          <w:rStyle w:val="VerbatimChar"/>
-        </w:rPr>
-        <w:t xml:space="preserve">b</w:t>
-      </w:r>
-      <w:r>
-        <w:t xml:space="preserve"> </w:t>
-      </w:r>
-      <w:r>
-        <w:t xml:space="preserve">becomes</w:t>
-      </w:r>
-      <w:r>
-        <w:t xml:space="preserve"> </w:t>
-      </w:r>
-      <w:r>
-        <w:rPr>
-          <w:rStyle w:val="VerbatimChar"/>
-        </w:rPr>
-        <w:t xml:space="preserve">0 + 1 = 1</w:t>
-      </w:r>
-      <w:r>
-        <w:t xml:space="preserve">.</w:t>
-      </w:r>
-      <w:r>
-        <w:t xml:space="preserve"> </w:t>
-      </w:r>
-      <w:r>
-        <w:t xml:space="preserve">- Loop 2:</w:t>
-      </w:r>
-      <w:r>
-        <w:t xml:space="preserve"> </w:t>
-      </w:r>
-      <w:r>
-        <w:rPr>
-          <w:rStyle w:val="VerbatimChar"/>
-        </w:rPr>
-        <w:t xml:space="preserve">a</w:t>
-      </w:r>
-      <w:r>
-        <w:t xml:space="preserve"> </w:t>
-      </w:r>
-      <w:r>
-        <w:t xml:space="preserve">becomes</w:t>
-      </w:r>
-      <w:r>
-        <w:t xml:space="preserve"> </w:t>
-      </w:r>
-      <w:r>
-        <w:rPr>
-          <w:rStyle w:val="VerbatimChar"/>
-        </w:rPr>
-        <w:t xml:space="preserve">1</w:t>
-      </w:r>
-      <w:r>
-        <w:t xml:space="preserve">,</w:t>
-      </w:r>
-      <w:r>
-        <w:t xml:space="preserve"> </w:t>
-      </w:r>
-      <w:r>
-        <w:rPr>
-          <w:rStyle w:val="VerbatimChar"/>
-        </w:rPr>
-        <w:t xml:space="preserve">b</w:t>
-      </w:r>
-      <w:r>
-        <w:t xml:space="preserve"> </w:t>
-      </w:r>
-      <w:r>
-        <w:t xml:space="preserve">becomes</w:t>
-      </w:r>
-      <w:r>
-        <w:t xml:space="preserve"> </w:t>
-      </w:r>
-      <w:r>
-        <w:rPr>
-          <w:rStyle w:val="VerbatimChar"/>
-        </w:rPr>
-        <w:t xml:space="preserve">1 + 1 = 2</w:t>
-      </w:r>
-      <w:r>
-        <w:t xml:space="preserve">.</w:t>
-      </w:r>
-      <w:r>
-        <w:t xml:space="preserve"> </w:t>
-      </w:r>
-      <w:r>
-        <w:t xml:space="preserve">- Loop 3:</w:t>
-      </w:r>
-      <w:r>
-        <w:t xml:space="preserve"> </w:t>
-      </w:r>
-      <w:r>
-        <w:rPr>
-          <w:rStyle w:val="VerbatimChar"/>
-        </w:rPr>
-        <w:t xml:space="preserve">a</w:t>
-      </w:r>
-      <w:r>
-        <w:t xml:space="preserve"> </w:t>
-      </w:r>
-      <w:r>
-        <w:t xml:space="preserve">becomes</w:t>
-      </w:r>
-      <w:r>
-        <w:t xml:space="preserve"> </w:t>
-      </w:r>
-      <w:r>
-        <w:rPr>
-          <w:rStyle w:val="VerbatimChar"/>
-        </w:rPr>
-        <w:t xml:space="preserve">2</w:t>
-      </w:r>
-      <w:r>
-        <w:t xml:space="preserve">,</w:t>
-      </w:r>
-      <w:r>
-        <w:t xml:space="preserve"> </w:t>
-      </w:r>
-      <w:r>
-        <w:rPr>
-          <w:rStyle w:val="VerbatimChar"/>
-        </w:rPr>
-        <w:t xml:space="preserve">b</w:t>
-      </w:r>
-      <w:r>
-        <w:t xml:space="preserve"> </w:t>
-      </w:r>
-      <w:r>
-        <w:t xml:space="preserve">becomes</w:t>
-      </w:r>
-      <w:r>
-        <w:t xml:space="preserve"> </w:t>
-      </w:r>
-      <w:r>
-        <w:rPr>
-          <w:rStyle w:val="VerbatimChar"/>
-        </w:rPr>
-        <w:t xml:space="preserve">1 + 2 = 3</w:t>
-      </w:r>
-      <w:r>
-        <w:t xml:space="preserve">.</w:t>
-      </w:r>
-      <w:r>
-        <w:t xml:space="preserve"> </w:t>
-      </w:r>
-      <w:r>
-        <w:t xml:space="preserve">- The loop finishes, and the function returns the final value of</w:t>
-      </w:r>
-      <w:r>
-        <w:t xml:space="preserve"> </w:t>
-      </w:r>
-      <w:r>
-        <w:rPr>
-          <w:rStyle w:val="VerbatimChar"/>
-        </w:rPr>
-        <w:t xml:space="preserve">a</w:t>
-      </w:r>
-      <w:r>
-        <w:t xml:space="preserve">, which is</w:t>
-      </w:r>
-      <w:r>
-        <w:t xml:space="preserve"> </w:t>
-      </w:r>
-      <w:r>
-        <w:rPr>
-          <w:rStyle w:val="VerbatimChar"/>
-        </w:rPr>
-        <w:t xml:space="preserve">2</w:t>
-      </w:r>
-      <w:r>
-        <w:t xml:space="preserve">.</w:t>
+        <w:t xml:space="preserve">function selects and returns a single, uniformly random item from a given list of strings.</w:t>
       </w:r>
     </w:p>
-    <w:bookmarkEnd w:id="26"/>
-    <w:bookmarkStart w:id="27" w:name="usage-notes-2"/>
+    <w:bookmarkEnd w:id="31"/>
+    <w:bookmarkStart w:id="32" w:name="parameters-3"/>
     <w:p>
       <w:pPr>
         <w:pStyle w:val="Heading2"/>
@@ -3288,13 +2913,13 @@
         <w:rPr>
           <w:rStyle w:val="SectionNumber"/>
         </w:rPr>
-        <w:t xml:space="preserve">3.4</w:t>
+        <w:t xml:space="preserve">4.2</w:t>
       </w:r>
       <w:r>
         <w:tab/>
       </w:r>
       <w:r>
-        <w:t xml:space="preserve">Usage Notes</w:t>
+        <w:t xml:space="preserve">Parameters</w:t>
       </w:r>
     </w:p>
     <w:p>
@@ -3306,122 +2931,133 @@
         </w:numPr>
       </w:pPr>
       <w:r>
-        <w:t xml:space="preserve">The input</w:t>
+        <w:rPr>
+          <w:rStyle w:val="VerbatimChar"/>
+          <w:b/>
+          <w:bCs/>
+        </w:rPr>
+        <w:t xml:space="preserve">items</w:t>
       </w:r>
       <w:r>
         <w:t xml:space="preserve"> </w:t>
       </w:r>
       <w:r>
+        <w:t xml:space="preserve">(</w:t>
+      </w:r>
+      <w:r>
         <w:rPr>
           <w:rStyle w:val="VerbatimChar"/>
         </w:rPr>
-        <w:t xml:space="preserve">n</w:t>
-      </w:r>
-      <w:r>
-        <w:t xml:space="preserve"> </w:t>
-      </w:r>
-      <w:r>
-        <w:t xml:space="preserve">must be a non-negative integer. Providing a negative number will result in a</w:t>
-      </w:r>
-      <w:r>
-        <w:t xml:space="preserve"> </w:t>
-      </w:r>
-      <w:r>
-        <w:rPr>
-          <w:rStyle w:val="VerbatimChar"/>
-        </w:rPr>
-        <w:t xml:space="preserve">ValueError</w:t>
-      </w:r>
-      <w:r>
-        <w:t xml:space="preserve">.</w:t>
+        <w:t xml:space="preserve">List[str]</w:t>
+      </w:r>
+      <w:r>
+        <w:t xml:space="preserve">): A non-empty list of strings from which one item will be randomly chosen.</w:t>
+      </w:r>
+    </w:p>
+    <w:bookmarkEnd w:id="32"/>
+    <w:bookmarkStart w:id="33" w:name="description-3"/>
+    <w:p>
+      <w:pPr>
+        <w:pStyle w:val="Heading2"/>
+      </w:pPr>
+      <w:r>
+        <w:rPr>
+          <w:rStyle w:val="SectionNumber"/>
+        </w:rPr>
+        <w:t xml:space="preserve">4.3</w:t>
+      </w:r>
+      <w:r>
+        <w:tab/>
+      </w:r>
+      <w:r>
+        <w:t xml:space="preserve">Description</w:t>
       </w:r>
     </w:p>
     <w:p>
       <w:pPr>
-        <w:pStyle w:val="Compact"/>
-        <w:numPr>
-          <w:ilvl w:val="0"/>
-          <w:numId w:val="1005"/>
-        </w:numPr>
-      </w:pPr>
-      <w:r>
-        <w:t xml:space="preserve">The function is 0-indexed, meaning</w:t>
-      </w:r>
-      <w:r>
-        <w:t xml:space="preserve"> </w:t>
-      </w:r>
-      <w:r>
-        <w:rPr>
-          <w:rStyle w:val="VerbatimChar"/>
-        </w:rPr>
-        <w:t xml:space="preserve">fibonacci(0)</w:t>
-      </w:r>
-      <w:r>
-        <w:t xml:space="preserve"> </w:t>
-      </w:r>
-      <w:r>
-        <w:t xml:space="preserve">returns the first number of the sequence (0),</w:t>
-      </w:r>
-      <w:r>
-        <w:t xml:space="preserve"> </w:t>
-      </w:r>
-      <w:r>
-        <w:rPr>
-          <w:rStyle w:val="VerbatimChar"/>
-        </w:rPr>
-        <w:t xml:space="preserve">fibonacci(1)</w:t>
-      </w:r>
-      <w:r>
-        <w:t xml:space="preserve"> </w:t>
-      </w:r>
-      <w:r>
-        <w:t xml:space="preserve">returns the second (1), and so on.</w:t>
+        <w:pStyle w:val="FirstParagraph"/>
+      </w:pPr>
+      <w:r>
+        <w:t xml:space="preserve">This function provides a safe way to select a random element from a sequence.</w:t>
       </w:r>
     </w:p>
     <w:p>
       <w:pPr>
-        <w:pStyle w:val="Compact"/>
-        <w:numPr>
-          <w:ilvl w:val="0"/>
-          <w:numId w:val="1005"/>
-        </w:numPr>
-      </w:pPr>
-      <w:r>
-        <w:t xml:space="preserve">This iterative implementation is memory-efficient compared to a simple recursive approach, as it avoids the overhead of a deep function call stack.</w:t>
+        <w:pStyle w:val="BodyText"/>
+      </w:pPr>
+      <w:r>
+        <w:t xml:space="preserve">The function first performs a validation check to ensure the input list</w:t>
+      </w:r>
+      <w:r>
+        <w:t xml:space="preserve"> </w:t>
+      </w:r>
+      <w:r>
+        <w:rPr>
+          <w:rStyle w:val="VerbatimChar"/>
+        </w:rPr>
+        <w:t xml:space="preserve">items</w:t>
+      </w:r>
+      <w:r>
+        <w:t xml:space="preserve"> </w:t>
+      </w:r>
+      <w:r>
+        <w:t xml:space="preserve">is not empty. If the list is empty (</w:t>
+      </w:r>
+      <w:r>
+        <w:rPr>
+          <w:rStyle w:val="VerbatimChar"/>
+        </w:rPr>
+        <w:t xml:space="preserve">if not items:</w:t>
+      </w:r>
+      <w:r>
+        <w:t xml:space="preserve">), it immediately raises a</w:t>
+      </w:r>
+      <w:r>
+        <w:t xml:space="preserve"> </w:t>
+      </w:r>
+      <w:r>
+        <w:rPr>
+          <w:rStyle w:val="VerbatimChar"/>
+        </w:rPr>
+        <w:t xml:space="preserve">ValueError</w:t>
+      </w:r>
+      <w:r>
+        <w:t xml:space="preserve"> </w:t>
+      </w:r>
+      <w:r>
+        <w:t xml:space="preserve">with the message</w:t>
+      </w:r>
+      <w:r>
+        <w:t xml:space="preserve"> </w:t>
+      </w:r>
+      <w:r>
+        <w:t xml:space="preserve">“items must not be empty”</w:t>
+      </w:r>
+      <w:r>
+        <w:t xml:space="preserve"> </w:t>
+      </w:r>
+      <w:r>
+        <w:t xml:space="preserve">to prevent errors in the subsequent random selection process.</w:t>
       </w:r>
     </w:p>
     <w:p>
       <w:pPr>
-        <w:pStyle w:val="FirstParagraph"/>
-      </w:pPr>
-      <w:r>
-        <w:rPr>
-          <w:b/>
-          <w:bCs/>
-        </w:rPr>
-        <w:t xml:space="preserve">Output Example</w:t>
-      </w:r>
-      <w:r>
-        <w:t xml:space="preserve">: A single integer representing the calculated Fibonacci number.</w:t>
-      </w:r>
-    </w:p>
-    <w:bookmarkEnd w:id="27"/>
-    <w:bookmarkStart w:id="28" w:name="example-2"/>
-    <w:p>
-      <w:pPr>
-        <w:pStyle w:val="Heading2"/>
-      </w:pPr>
-      <w:r>
-        <w:rPr>
-          <w:rStyle w:val="SectionNumber"/>
-        </w:rPr>
-        <w:t xml:space="preserve">3.5</w:t>
-      </w:r>
-      <w:r>
-        <w:tab/>
-      </w:r>
-      <w:r>
-        <w:t xml:space="preserve">Example</w:t>
+        <w:pStyle w:val="BodyText"/>
+      </w:pPr>
+      <w:r>
+        <w:t xml:space="preserve">If the list contains one or more elements, the function proceeds to use</w:t>
+      </w:r>
+      <w:r>
+        <w:t xml:space="preserve"> </w:t>
+      </w:r>
+      <w:r>
+        <w:rPr>
+          <w:rStyle w:val="VerbatimChar"/>
+        </w:rPr>
+        <w:t xml:space="preserve">random.choice(items)</w:t>
+      </w:r>
+      <w:r>
+        <w:t xml:space="preserve">. This standard library function handles the core logic of picking an element from the sequence with a uniform probability distribution, meaning every item has an equal chance of being selected. The chosen string is then returned as the output.</w:t>
       </w:r>
     </w:p>
     <w:p>
@@ -3432,16 +3068,34 @@
         <w:rPr>
           <w:rStyle w:val="CommentTok"/>
         </w:rPr>
-        <w:t xml:space="preserve"># Example usage of the fibonacci function</w:t>
+        <w:t xml:space="preserve"># The function relies on the 'random' module</w:t>
       </w:r>
       <w:r>
         <w:br/>
       </w:r>
       <w:r>
         <w:rPr>
+          <w:rStyle w:val="ImportTok"/>
+        </w:rPr>
+        <w:t xml:space="preserve">import</w:t>
+      </w:r>
+      <w:r>
+        <w:rPr>
+          <w:rStyle w:val="NormalTok"/>
+        </w:rPr>
+        <w:t xml:space="preserve"> random</w:t>
+      </w:r>
+      <w:r>
+        <w:br/>
+      </w:r>
+      <w:r>
+        <w:br/>
+      </w:r>
+      <w:r>
+        <w:rPr>
           <w:rStyle w:val="CommentTok"/>
         </w:rPr>
-        <w:t xml:space="preserve"># Calculate the 9th Fibonacci number (0-indexed)</w:t>
+        <w:t xml:space="preserve"># Example of internal logic</w:t>
       </w:r>
       <w:r>
         <w:br/>
@@ -3450,7 +3104,7 @@
         <w:rPr>
           <w:rStyle w:val="NormalTok"/>
         </w:rPr>
-        <w:t xml:space="preserve">n_value </w:t>
+        <w:t xml:space="preserve">items_list </w:t>
       </w:r>
       <w:r>
         <w:rPr>
@@ -3462,13 +3116,70 @@
         <w:rPr>
           <w:rStyle w:val="NormalTok"/>
         </w:rPr>
+        <w:t xml:space="preserve"> [</w:t>
+      </w:r>
+      <w:r>
+        <w:rPr>
+          <w:rStyle w:val="StringTok"/>
+        </w:rPr>
+        <w:t xml:space="preserve">"apple"</w:t>
+      </w:r>
+      <w:r>
+        <w:rPr>
+          <w:rStyle w:val="NormalTok"/>
+        </w:rPr>
+        <w:t xml:space="preserve">, </w:t>
+      </w:r>
+      <w:r>
+        <w:rPr>
+          <w:rStyle w:val="StringTok"/>
+        </w:rPr>
+        <w:t xml:space="preserve">"banana"</w:t>
+      </w:r>
+      <w:r>
+        <w:rPr>
+          <w:rStyle w:val="NormalTok"/>
+        </w:rPr>
+        <w:t xml:space="preserve">, </w:t>
+      </w:r>
+      <w:r>
+        <w:rPr>
+          <w:rStyle w:val="StringTok"/>
+        </w:rPr>
+        <w:t xml:space="preserve">"cherry"</w:t>
+      </w:r>
+      <w:r>
+        <w:rPr>
+          <w:rStyle w:val="NormalTok"/>
+        </w:rPr>
+        <w:t xml:space="preserve">]</w:t>
+      </w:r>
+      <w:r>
+        <w:br/>
+      </w:r>
+      <w:r>
+        <w:rPr>
+          <w:rStyle w:val="ControlFlowTok"/>
+        </w:rPr>
+        <w:t xml:space="preserve">if</w:t>
+      </w:r>
+      <w:r>
+        <w:rPr>
+          <w:rStyle w:val="NormalTok"/>
+        </w:rPr>
         <w:t xml:space="preserve"> </w:t>
       </w:r>
       <w:r>
         <w:rPr>
-          <w:rStyle w:val="DecValTok"/>
-        </w:rPr>
-        <w:t xml:space="preserve">9</w:t>
+          <w:rStyle w:val="KeywordTok"/>
+        </w:rPr>
+        <w:t xml:space="preserve">not</w:t>
+      </w:r>
+      <w:r>
+        <w:rPr>
+          <w:rStyle w:val="NormalTok"/>
+        </w:rPr>
+        <w:t xml:space="preserve"> items_list:</w:t>
       </w:r>
       <w:r>
         <w:br/>
@@ -3477,7 +3188,61 @@
         <w:rPr>
           <w:rStyle w:val="NormalTok"/>
         </w:rPr>
-        <w:t xml:space="preserve">result </w:t>
+        <w:t xml:space="preserve">    </w:t>
+      </w:r>
+      <w:r>
+        <w:rPr>
+          <w:rStyle w:val="ControlFlowTok"/>
+        </w:rPr>
+        <w:t xml:space="preserve">raise</w:t>
+      </w:r>
+      <w:r>
+        <w:rPr>
+          <w:rStyle w:val="NormalTok"/>
+        </w:rPr>
+        <w:t xml:space="preserve"> </w:t>
+      </w:r>
+      <w:r>
+        <w:rPr>
+          <w:rStyle w:val="PreprocessorTok"/>
+        </w:rPr>
+        <w:t xml:space="preserve">ValueError</w:t>
+      </w:r>
+      <w:r>
+        <w:rPr>
+          <w:rStyle w:val="NormalTok"/>
+        </w:rPr>
+        <w:t xml:space="preserve">(</w:t>
+      </w:r>
+      <w:r>
+        <w:rPr>
+          <w:rStyle w:val="StringTok"/>
+        </w:rPr>
+        <w:t xml:space="preserve">"items must not be empty"</w:t>
+      </w:r>
+      <w:r>
+        <w:rPr>
+          <w:rStyle w:val="NormalTok"/>
+        </w:rPr>
+        <w:t xml:space="preserve">)</w:t>
+      </w:r>
+      <w:r>
+        <w:br/>
+      </w:r>
+      <w:r>
+        <w:rPr>
+          <w:rStyle w:val="CommentTok"/>
+        </w:rPr>
+        <w:t xml:space="preserve"># If the list is not empty, random.choice is called</w:t>
+      </w:r>
+      <w:r>
+        <w:br/>
+      </w:r>
+      <w:r>
+        <w:rPr>
+          <w:rStyle w:val="NormalTok"/>
+        </w:rPr>
+        <w:t xml:space="preserve">selected_item </w:t>
       </w:r>
       <w:r>
         <w:rPr>
@@ -3489,211 +3254,35 @@
         <w:rPr>
           <w:rStyle w:val="NormalTok"/>
         </w:rPr>
-        <w:t xml:space="preserve"> fibonacci(n_value)</w:t>
+        <w:t xml:space="preserve"> random.choice(items_list)</w:t>
       </w:r>
       <w:r>
         <w:br/>
       </w:r>
       <w:r>
         <w:rPr>
-          <w:rStyle w:val="BuiltInTok"/>
-        </w:rPr>
-        <w:t xml:space="preserve">print</w:t>
-      </w:r>
-      <w:r>
-        <w:rPr>
-          <w:rStyle w:val="NormalTok"/>
-        </w:rPr>
-        <w:t xml:space="preserve">(</w:t>
-      </w:r>
-      <w:r>
-        <w:rPr>
-          <w:rStyle w:val="SpecialStringTok"/>
-        </w:rPr>
-        <w:t xml:space="preserve">f"The Fibonacci number at index </w:t>
-      </w:r>
-      <w:r>
-        <w:rPr>
-          <w:rStyle w:val="SpecialCharTok"/>
-        </w:rPr>
-        <w:t xml:space="preserve">{</w:t>
-      </w:r>
-      <w:r>
-        <w:rPr>
-          <w:rStyle w:val="NormalTok"/>
-        </w:rPr>
-        <w:t xml:space="preserve">n_value</w:t>
-      </w:r>
-      <w:r>
-        <w:rPr>
-          <w:rStyle w:val="SpecialCharTok"/>
-        </w:rPr>
-        <w:t xml:space="preserve">}</w:t>
-      </w:r>
-      <w:r>
-        <w:rPr>
-          <w:rStyle w:val="SpecialStringTok"/>
-        </w:rPr>
-        <w:t xml:space="preserve"> is: </w:t>
-      </w:r>
-      <w:r>
-        <w:rPr>
-          <w:rStyle w:val="SpecialCharTok"/>
-        </w:rPr>
-        <w:t xml:space="preserve">{</w:t>
-      </w:r>
-      <w:r>
-        <w:rPr>
-          <w:rStyle w:val="NormalTok"/>
-        </w:rPr>
-        <w:t xml:space="preserve">result</w:t>
-      </w:r>
-      <w:r>
-        <w:rPr>
-          <w:rStyle w:val="SpecialCharTok"/>
-        </w:rPr>
-        <w:t xml:space="preserve">}</w:t>
-      </w:r>
-      <w:r>
-        <w:rPr>
-          <w:rStyle w:val="SpecialStringTok"/>
-        </w:rPr>
-        <w:t xml:space="preserve">"</w:t>
-      </w:r>
-      <w:r>
-        <w:rPr>
-          <w:rStyle w:val="NormalTok"/>
-        </w:rPr>
-        <w:t xml:space="preserve">)</w:t>
+          <w:rStyle w:val="CommentTok"/>
+        </w:rPr>
+        <w:t xml:space="preserve"># selected_item will be "apple", "banana", or "cherry"</w:t>
       </w:r>
     </w:p>
+    <w:bookmarkEnd w:id="33"/>
+    <w:bookmarkStart w:id="34" w:name="usage-notes-3"/>
     <w:p>
       <w:pPr>
-        <w:pStyle w:val="FirstParagraph"/>
-      </w:pPr>
-      <w:r>
-        <w:rPr>
-          <w:b/>
-          <w:bCs/>
-        </w:rPr>
-        <w:t xml:space="preserve">Output:</w:t>
-      </w:r>
-    </w:p>
-    <w:p>
-      <w:pPr>
-        <w:pStyle w:val="SourceCode"/>
-      </w:pPr>
-      <w:r>
-        <w:rPr>
-          <w:rStyle w:val="VerbatimChar"/>
-        </w:rPr>
-        <w:t xml:space="preserve">The Fibonacci number at index 9 is: 34</w:t>
-      </w:r>
-    </w:p>
-    <w:p>
-      <w:r>
-        <w:pict>
-          <v:rect style="width:0;height:1.5pt" o:hralign="center" o:hrstd="t" o:hr="t"/>
-        </w:pict>
-      </w:r>
-    </w:p>
-    <w:bookmarkEnd w:id="28"/>
-    <w:bookmarkStart w:id="29" w:name="functiondef-choose_random_itemitems"/>
-    <w:p>
-      <w:pPr>
         <w:pStyle w:val="Heading2"/>
       </w:pPr>
       <w:r>
         <w:rPr>
           <w:rStyle w:val="SectionNumber"/>
         </w:rPr>
-        <w:t xml:space="preserve">3.6</w:t>
+        <w:t xml:space="preserve">4.4</w:t>
       </w:r>
       <w:r>
         <w:tab/>
       </w:r>
       <w:r>
-        <w:t xml:space="preserve">FunctionDef choose_random_item(items)</w:t>
-      </w:r>
-    </w:p>
-    <w:bookmarkEnd w:id="29"/>
-    <w:bookmarkEnd w:id="30"/>
-    <w:bookmarkStart w:id="37" w:name="function-choose_random_itemitems-liststr"/>
-    <w:p>
-      <w:pPr>
-        <w:pStyle w:val="Heading1"/>
-      </w:pPr>
-      <w:r>
-        <w:rPr>
-          <w:rStyle w:val="SectionNumber"/>
-        </w:rPr>
-        <w:t xml:space="preserve">4</w:t>
-      </w:r>
-      <w:r>
-        <w:tab/>
-      </w:r>
-      <w:r>
-        <w:t xml:space="preserve">Function: choose_random_item(items: List[str])</w:t>
-      </w:r>
-    </w:p>
-    <w:bookmarkStart w:id="31" w:name="overview-3"/>
-    <w:p>
-      <w:pPr>
-        <w:pStyle w:val="Heading2"/>
-      </w:pPr>
-      <w:r>
-        <w:rPr>
-          <w:rStyle w:val="SectionNumber"/>
-        </w:rPr>
-        <w:t xml:space="preserve">4.1</w:t>
-      </w:r>
-      <w:r>
-        <w:tab/>
-      </w:r>
-      <w:r>
-        <w:t xml:space="preserve">Overview</w:t>
-      </w:r>
-    </w:p>
-    <w:p>
-      <w:pPr>
-        <w:pStyle w:val="FirstParagraph"/>
-      </w:pPr>
-      <w:r>
-        <w:t xml:space="preserve">The</w:t>
-      </w:r>
-      <w:r>
-        <w:t xml:space="preserve"> </w:t>
-      </w:r>
-      <w:r>
-        <w:rPr>
-          <w:rStyle w:val="VerbatimChar"/>
-        </w:rPr>
-        <w:t xml:space="preserve">choose_random_item</w:t>
-      </w:r>
-      <w:r>
-        <w:t xml:space="preserve"> </w:t>
-      </w:r>
-      <w:r>
-        <w:t xml:space="preserve">function selects and returns a single, uniformly random element from a given list of strings.</w:t>
-      </w:r>
-    </w:p>
-    <w:bookmarkEnd w:id="31"/>
-    <w:bookmarkStart w:id="32" w:name="parameters-3"/>
-    <w:p>
-      <w:pPr>
-        <w:pStyle w:val="Heading2"/>
-      </w:pPr>
-      <w:r>
-        <w:rPr>
-          <w:rStyle w:val="SectionNumber"/>
-        </w:rPr>
-        <w:t xml:space="preserve">4.2</w:t>
-      </w:r>
-      <w:r>
-        <w:tab/>
-      </w:r>
-      <w:r>
-        <w:t xml:space="preserve">parameters</w:t>
+        <w:t xml:space="preserve">Usage Notes</w:t>
       </w:r>
     </w:p>
     <w:p>
@@ -3705,54 +3294,816 @@
         </w:numPr>
       </w:pPr>
       <w:r>
+        <w:t xml:space="preserve">The input list</w:t>
+      </w:r>
+      <w:r>
+        <w:t xml:space="preserve"> </w:t>
+      </w:r>
+      <w:r>
         <w:rPr>
           <w:rStyle w:val="VerbatimChar"/>
+        </w:rPr>
+        <w:t xml:space="preserve">items</w:t>
+      </w:r>
+      <w:r>
+        <w:t xml:space="preserve"> </w:t>
+      </w:r>
+      <w:r>
+        <w:t xml:space="preserve">must not be empty. Providing an empty list will result in a</w:t>
+      </w:r>
+      <w:r>
+        <w:t xml:space="preserve"> </w:t>
+      </w:r>
+      <w:r>
+        <w:rPr>
+          <w:rStyle w:val="VerbatimChar"/>
+        </w:rPr>
+        <w:t xml:space="preserve">ValueError</w:t>
+      </w:r>
+      <w:r>
+        <w:t xml:space="preserve">.</w:t>
+      </w:r>
+    </w:p>
+    <w:p>
+      <w:pPr>
+        <w:pStyle w:val="Compact"/>
+        <w:numPr>
+          <w:ilvl w:val="0"/>
+          <w:numId w:val="1006"/>
+        </w:numPr>
+      </w:pPr>
+      <w:r>
+        <w:t xml:space="preserve">This function requires the</w:t>
+      </w:r>
+      <w:r>
+        <w:t xml:space="preserve"> </w:t>
+      </w:r>
+      <w:r>
+        <w:rPr>
+          <w:rStyle w:val="VerbatimChar"/>
+        </w:rPr>
+        <w:t xml:space="preserve">random</w:t>
+      </w:r>
+      <w:r>
+        <w:t xml:space="preserve"> </w:t>
+      </w:r>
+      <w:r>
+        <w:t xml:space="preserve">module to be imported in the execution environment.</w:t>
+      </w:r>
+    </w:p>
+    <w:p>
+      <w:pPr>
+        <w:pStyle w:val="Compact"/>
+        <w:numPr>
+          <w:ilvl w:val="0"/>
+          <w:numId w:val="1006"/>
+        </w:numPr>
+      </w:pPr>
+      <w:r>
+        <w:t xml:space="preserve">The selection is uniformly random, ensuring each item in the list has an equal probability of being chosen.</w:t>
+      </w:r>
+    </w:p>
+    <w:p>
+      <w:pPr>
+        <w:pStyle w:val="FirstParagraph"/>
+      </w:pPr>
+      <w:r>
+        <w:rPr>
           <w:b/>
           <w:bCs/>
         </w:rPr>
-        <w:t xml:space="preserve">items</w:t>
-      </w:r>
-      <w:r>
-        <w:t xml:space="preserve"> </w:t>
-      </w:r>
-      <w:r>
-        <w:t xml:space="preserve">(</w:t>
-      </w:r>
-      <w:r>
-        <w:rPr>
-          <w:rStyle w:val="VerbatimChar"/>
-        </w:rPr>
-        <w:t xml:space="preserve">List[str]</w:t>
-      </w:r>
-      <w:r>
-        <w:t xml:space="preserve">): A non-empty list of strings from which a random item will be chosen.</w:t>
-      </w:r>
-    </w:p>
-    <w:bookmarkEnd w:id="32"/>
-    <w:bookmarkStart w:id="33" w:name="description-3"/>
-    <w:p>
-      <w:pPr>
-        <w:pStyle w:val="Heading2"/>
-      </w:pPr>
-      <w:r>
-        <w:rPr>
-          <w:rStyle w:val="SectionNumber"/>
-        </w:rPr>
-        <w:t xml:space="preserve">4.3</w:t>
-      </w:r>
-      <w:r>
-        <w:tab/>
-      </w:r>
-      <w:r>
-        <w:t xml:space="preserve">Description</w:t>
+        <w:t xml:space="preserve">Output Example</w:t>
+      </w:r>
+      <w:r>
+        <w:t xml:space="preserve">: A single string from the input list.</w:t>
       </w:r>
     </w:p>
     <w:p>
       <w:pPr>
+        <w:pStyle w:val="SourceCode"/>
+      </w:pPr>
+      <w:r>
+        <w:rPr>
+          <w:rStyle w:val="VerbatimChar"/>
+        </w:rPr>
+        <w:t xml:space="preserve">"banana"</w:t>
+      </w:r>
+    </w:p>
+    <w:bookmarkEnd w:id="34"/>
+    <w:bookmarkStart w:id="35" w:name="example-3"/>
+    <w:p>
+      <w:pPr>
+        <w:pStyle w:val="Heading2"/>
+      </w:pPr>
+      <w:r>
+        <w:rPr>
+          <w:rStyle w:val="SectionNumber"/>
+        </w:rPr>
+        <w:t xml:space="preserve">4.5</w:t>
+      </w:r>
+      <w:r>
+        <w:tab/>
+      </w:r>
+      <w:r>
+        <w:t xml:space="preserve">Example</w:t>
+      </w:r>
+    </w:p>
+    <w:p>
+      <w:pPr>
+        <w:pStyle w:val="SourceCode"/>
+      </w:pPr>
+      <w:r>
+        <w:rPr>
+          <w:rStyle w:val="ImportTok"/>
+        </w:rPr>
+        <w:t xml:space="preserve">import</w:t>
+      </w:r>
+      <w:r>
+        <w:rPr>
+          <w:rStyle w:val="NormalTok"/>
+        </w:rPr>
+        <w:t xml:space="preserve"> random</w:t>
+      </w:r>
+      <w:r>
+        <w:br/>
+      </w:r>
+      <w:r>
+        <w:rPr>
+          <w:rStyle w:val="ImportTok"/>
+        </w:rPr>
+        <w:t xml:space="preserve">from</w:t>
+      </w:r>
+      <w:r>
+        <w:rPr>
+          <w:rStyle w:val="NormalTok"/>
+        </w:rPr>
+        <w:t xml:space="preserve"> typing </w:t>
+      </w:r>
+      <w:r>
+        <w:rPr>
+          <w:rStyle w:val="ImportTok"/>
+        </w:rPr>
+        <w:t xml:space="preserve">import</w:t>
+      </w:r>
+      <w:r>
+        <w:rPr>
+          <w:rStyle w:val="NormalTok"/>
+        </w:rPr>
+        <w:t xml:space="preserve"> List</w:t>
+      </w:r>
+      <w:r>
+        <w:br/>
+      </w:r>
+      <w:r>
+        <w:br/>
+      </w:r>
+      <w:r>
+        <w:rPr>
+          <w:rStyle w:val="KeywordTok"/>
+        </w:rPr>
+        <w:t xml:space="preserve">def</w:t>
+      </w:r>
+      <w:r>
+        <w:rPr>
+          <w:rStyle w:val="NormalTok"/>
+        </w:rPr>
+        <w:t xml:space="preserve"> choose_random_item(items: List[</w:t>
+      </w:r>
+      <w:r>
+        <w:rPr>
+          <w:rStyle w:val="BuiltInTok"/>
+        </w:rPr>
+        <w:t xml:space="preserve">str</w:t>
+      </w:r>
+      <w:r>
+        <w:rPr>
+          <w:rStyle w:val="NormalTok"/>
+        </w:rPr>
+        <w:t xml:space="preserve">]) </w:t>
+      </w:r>
+      <w:r>
+        <w:rPr>
+          <w:rStyle w:val="OperatorTok"/>
+        </w:rPr>
+        <w:t xml:space="preserve">-&gt;</w:t>
+      </w:r>
+      <w:r>
+        <w:rPr>
+          <w:rStyle w:val="NormalTok"/>
+        </w:rPr>
+        <w:t xml:space="preserve"> </w:t>
+      </w:r>
+      <w:r>
+        <w:rPr>
+          <w:rStyle w:val="BuiltInTok"/>
+        </w:rPr>
+        <w:t xml:space="preserve">str</w:t>
+      </w:r>
+      <w:r>
+        <w:rPr>
+          <w:rStyle w:val="NormalTok"/>
+        </w:rPr>
+        <w:t xml:space="preserve">:</w:t>
+      </w:r>
+      <w:r>
+        <w:br/>
+      </w:r>
+      <w:r>
+        <w:rPr>
+          <w:rStyle w:val="NormalTok"/>
+        </w:rPr>
+        <w:t xml:space="preserve">    </w:t>
+      </w:r>
+      <w:r>
+        <w:rPr>
+          <w:rStyle w:val="CommentTok"/>
+        </w:rPr>
+        <w:t xml:space="preserve">"""Choose a single random item from a non-empty sequence.</w:t>
+      </w:r>
+      <w:r>
+        <w:br/>
+      </w:r>
+      <w:r>
+        <w:br/>
+      </w:r>
+      <w:r>
+        <w:rPr>
+          <w:rStyle w:val="CommentTok"/>
+        </w:rPr>
+        <w:t xml:space="preserve">    Parameters:</w:t>
+      </w:r>
+      <w:r>
+        <w:br/>
+      </w:r>
+      <w:r>
+        <w:rPr>
+          <w:rStyle w:val="CommentTok"/>
+        </w:rPr>
+        <w:t xml:space="preserve">        items: A list of strings to choose from.</w:t>
+      </w:r>
+      <w:r>
+        <w:br/>
+      </w:r>
+      <w:r>
+        <w:br/>
+      </w:r>
+      <w:r>
+        <w:rPr>
+          <w:rStyle w:val="CommentTok"/>
+        </w:rPr>
+        <w:t xml:space="preserve">    Returns:</w:t>
+      </w:r>
+      <w:r>
+        <w:br/>
+      </w:r>
+      <w:r>
+        <w:rPr>
+          <w:rStyle w:val="CommentTok"/>
+        </w:rPr>
+        <w:t xml:space="preserve">        A single string chosen uniformly at random.</w:t>
+      </w:r>
+      <w:r>
+        <w:br/>
+      </w:r>
+      <w:r>
+        <w:rPr>
+          <w:rStyle w:val="CommentTok"/>
+        </w:rPr>
+        <w:t xml:space="preserve">    """</w:t>
+      </w:r>
+      <w:r>
+        <w:br/>
+      </w:r>
+      <w:r>
+        <w:rPr>
+          <w:rStyle w:val="NormalTok"/>
+        </w:rPr>
+        <w:t xml:space="preserve">    </w:t>
+      </w:r>
+      <w:r>
+        <w:rPr>
+          <w:rStyle w:val="ControlFlowTok"/>
+        </w:rPr>
+        <w:t xml:space="preserve">if</w:t>
+      </w:r>
+      <w:r>
+        <w:rPr>
+          <w:rStyle w:val="NormalTok"/>
+        </w:rPr>
+        <w:t xml:space="preserve"> </w:t>
+      </w:r>
+      <w:r>
+        <w:rPr>
+          <w:rStyle w:val="KeywordTok"/>
+        </w:rPr>
+        <w:t xml:space="preserve">not</w:t>
+      </w:r>
+      <w:r>
+        <w:rPr>
+          <w:rStyle w:val="NormalTok"/>
+        </w:rPr>
+        <w:t xml:space="preserve"> items:</w:t>
+      </w:r>
+      <w:r>
+        <w:br/>
+      </w:r>
+      <w:r>
+        <w:rPr>
+          <w:rStyle w:val="NormalTok"/>
+        </w:rPr>
+        <w:t xml:space="preserve">        </w:t>
+      </w:r>
+      <w:r>
+        <w:rPr>
+          <w:rStyle w:val="ControlFlowTok"/>
+        </w:rPr>
+        <w:t xml:space="preserve">raise</w:t>
+      </w:r>
+      <w:r>
+        <w:rPr>
+          <w:rStyle w:val="NormalTok"/>
+        </w:rPr>
+        <w:t xml:space="preserve"> </w:t>
+      </w:r>
+      <w:r>
+        <w:rPr>
+          <w:rStyle w:val="PreprocessorTok"/>
+        </w:rPr>
+        <w:t xml:space="preserve">ValueError</w:t>
+      </w:r>
+      <w:r>
+        <w:rPr>
+          <w:rStyle w:val="NormalTok"/>
+        </w:rPr>
+        <w:t xml:space="preserve">(</w:t>
+      </w:r>
+      <w:r>
+        <w:rPr>
+          <w:rStyle w:val="StringTok"/>
+        </w:rPr>
+        <w:t xml:space="preserve">"items must not be empty"</w:t>
+      </w:r>
+      <w:r>
+        <w:rPr>
+          <w:rStyle w:val="NormalTok"/>
+        </w:rPr>
+        <w:t xml:space="preserve">)</w:t>
+      </w:r>
+      <w:r>
+        <w:br/>
+      </w:r>
+      <w:r>
+        <w:rPr>
+          <w:rStyle w:val="NormalTok"/>
+        </w:rPr>
+        <w:t xml:space="preserve">    </w:t>
+      </w:r>
+      <w:r>
+        <w:rPr>
+          <w:rStyle w:val="ControlFlowTok"/>
+        </w:rPr>
+        <w:t xml:space="preserve">return</w:t>
+      </w:r>
+      <w:r>
+        <w:rPr>
+          <w:rStyle w:val="NormalTok"/>
+        </w:rPr>
+        <w:t xml:space="preserve"> random.choice(items)</w:t>
+      </w:r>
+      <w:r>
+        <w:br/>
+      </w:r>
+      <w:r>
+        <w:br/>
+      </w:r>
+      <w:r>
+        <w:rPr>
+          <w:rStyle w:val="CommentTok"/>
+        </w:rPr>
+        <w:t xml:space="preserve"># Example usage</w:t>
+      </w:r>
+      <w:r>
+        <w:br/>
+      </w:r>
+      <w:r>
+        <w:rPr>
+          <w:rStyle w:val="NormalTok"/>
+        </w:rPr>
+        <w:t xml:space="preserve">fruits </w:t>
+      </w:r>
+      <w:r>
+        <w:rPr>
+          <w:rStyle w:val="OperatorTok"/>
+        </w:rPr>
+        <w:t xml:space="preserve">=</w:t>
+      </w:r>
+      <w:r>
+        <w:rPr>
+          <w:rStyle w:val="NormalTok"/>
+        </w:rPr>
+        <w:t xml:space="preserve"> [</w:t>
+      </w:r>
+      <w:r>
+        <w:rPr>
+          <w:rStyle w:val="StringTok"/>
+        </w:rPr>
+        <w:t xml:space="preserve">"apple"</w:t>
+      </w:r>
+      <w:r>
+        <w:rPr>
+          <w:rStyle w:val="NormalTok"/>
+        </w:rPr>
+        <w:t xml:space="preserve">, </w:t>
+      </w:r>
+      <w:r>
+        <w:rPr>
+          <w:rStyle w:val="StringTok"/>
+        </w:rPr>
+        <w:t xml:space="preserve">"banana"</w:t>
+      </w:r>
+      <w:r>
+        <w:rPr>
+          <w:rStyle w:val="NormalTok"/>
+        </w:rPr>
+        <w:t xml:space="preserve">, </w:t>
+      </w:r>
+      <w:r>
+        <w:rPr>
+          <w:rStyle w:val="StringTok"/>
+        </w:rPr>
+        <w:t xml:space="preserve">"cherry"</w:t>
+      </w:r>
+      <w:r>
+        <w:rPr>
+          <w:rStyle w:val="NormalTok"/>
+        </w:rPr>
+        <w:t xml:space="preserve">, </w:t>
+      </w:r>
+      <w:r>
+        <w:rPr>
+          <w:rStyle w:val="StringTok"/>
+        </w:rPr>
+        <w:t xml:space="preserve">"date"</w:t>
+      </w:r>
+      <w:r>
+        <w:rPr>
+          <w:rStyle w:val="NormalTok"/>
+        </w:rPr>
+        <w:t xml:space="preserve">, </w:t>
+      </w:r>
+      <w:r>
+        <w:rPr>
+          <w:rStyle w:val="StringTok"/>
+        </w:rPr>
+        <w:t xml:space="preserve">"elderberry"</w:t>
+      </w:r>
+      <w:r>
+        <w:rPr>
+          <w:rStyle w:val="NormalTok"/>
+        </w:rPr>
+        <w:t xml:space="preserve">]</w:t>
+      </w:r>
+      <w:r>
+        <w:br/>
+      </w:r>
+      <w:r>
+        <w:rPr>
+          <w:rStyle w:val="NormalTok"/>
+        </w:rPr>
+        <w:t xml:space="preserve">random_fruit </w:t>
+      </w:r>
+      <w:r>
+        <w:rPr>
+          <w:rStyle w:val="OperatorTok"/>
+        </w:rPr>
+        <w:t xml:space="preserve">=</w:t>
+      </w:r>
+      <w:r>
+        <w:rPr>
+          <w:rStyle w:val="NormalTok"/>
+        </w:rPr>
+        <w:t xml:space="preserve"> choose_random_item(fruits)</w:t>
+      </w:r>
+      <w:r>
+        <w:br/>
+      </w:r>
+      <w:r>
+        <w:rPr>
+          <w:rStyle w:val="BuiltInTok"/>
+        </w:rPr>
+        <w:t xml:space="preserve">print</w:t>
+      </w:r>
+      <w:r>
+        <w:rPr>
+          <w:rStyle w:val="NormalTok"/>
+        </w:rPr>
+        <w:t xml:space="preserve">(</w:t>
+      </w:r>
+      <w:r>
+        <w:rPr>
+          <w:rStyle w:val="SpecialStringTok"/>
+        </w:rPr>
+        <w:t xml:space="preserve">f"The randomly chosen fruit is: </w:t>
+      </w:r>
+      <w:r>
+        <w:rPr>
+          <w:rStyle w:val="SpecialCharTok"/>
+        </w:rPr>
+        <w:t xml:space="preserve">{</w:t>
+      </w:r>
+      <w:r>
+        <w:rPr>
+          <w:rStyle w:val="NormalTok"/>
+        </w:rPr>
+        <w:t xml:space="preserve">random_fruit</w:t>
+      </w:r>
+      <w:r>
+        <w:rPr>
+          <w:rStyle w:val="SpecialCharTok"/>
+        </w:rPr>
+        <w:t xml:space="preserve">}</w:t>
+      </w:r>
+      <w:r>
+        <w:rPr>
+          <w:rStyle w:val="SpecialStringTok"/>
+        </w:rPr>
+        <w:t xml:space="preserve">"</w:t>
+      </w:r>
+      <w:r>
+        <w:rPr>
+          <w:rStyle w:val="NormalTok"/>
+        </w:rPr>
+        <w:t xml:space="preserve">)</w:t>
+      </w:r>
+      <w:r>
+        <w:br/>
+      </w:r>
+      <w:r>
+        <w:br/>
+      </w:r>
+      <w:r>
+        <w:rPr>
+          <w:rStyle w:val="CommentTok"/>
+        </w:rPr>
+        <w:t xml:space="preserve"># Example of error handling</w:t>
+      </w:r>
+      <w:r>
+        <w:br/>
+      </w:r>
+      <w:r>
+        <w:rPr>
+          <w:rStyle w:val="ControlFlowTok"/>
+        </w:rPr>
+        <w:t xml:space="preserve">try</w:t>
+      </w:r>
+      <w:r>
+        <w:rPr>
+          <w:rStyle w:val="NormalTok"/>
+        </w:rPr>
+        <w:t xml:space="preserve">:</w:t>
+      </w:r>
+      <w:r>
+        <w:br/>
+      </w:r>
+      <w:r>
+        <w:rPr>
+          <w:rStyle w:val="NormalTok"/>
+        </w:rPr>
+        <w:t xml:space="preserve">    choose_random_item([])</w:t>
+      </w:r>
+      <w:r>
+        <w:br/>
+      </w:r>
+      <w:r>
+        <w:rPr>
+          <w:rStyle w:val="ControlFlowTok"/>
+        </w:rPr>
+        <w:t xml:space="preserve">except</w:t>
+      </w:r>
+      <w:r>
+        <w:rPr>
+          <w:rStyle w:val="NormalTok"/>
+        </w:rPr>
+        <w:t xml:space="preserve"> </w:t>
+      </w:r>
+      <w:r>
+        <w:rPr>
+          <w:rStyle w:val="PreprocessorTok"/>
+        </w:rPr>
+        <w:t xml:space="preserve">ValueError</w:t>
+      </w:r>
+      <w:r>
+        <w:rPr>
+          <w:rStyle w:val="NormalTok"/>
+        </w:rPr>
+        <w:t xml:space="preserve"> </w:t>
+      </w:r>
+      <w:r>
+        <w:rPr>
+          <w:rStyle w:val="ImportTok"/>
+        </w:rPr>
+        <w:t xml:space="preserve">as</w:t>
+      </w:r>
+      <w:r>
+        <w:rPr>
+          <w:rStyle w:val="NormalTok"/>
+        </w:rPr>
+        <w:t xml:space="preserve"> e:</w:t>
+      </w:r>
+      <w:r>
+        <w:br/>
+      </w:r>
+      <w:r>
+        <w:rPr>
+          <w:rStyle w:val="NormalTok"/>
+        </w:rPr>
+        <w:t xml:space="preserve">    </w:t>
+      </w:r>
+      <w:r>
+        <w:rPr>
+          <w:rStyle w:val="BuiltInTok"/>
+        </w:rPr>
+        <w:t xml:space="preserve">print</w:t>
+      </w:r>
+      <w:r>
+        <w:rPr>
+          <w:rStyle w:val="NormalTok"/>
+        </w:rPr>
+        <w:t xml:space="preserve">(</w:t>
+      </w:r>
+      <w:r>
+        <w:rPr>
+          <w:rStyle w:val="SpecialStringTok"/>
+        </w:rPr>
+        <w:t xml:space="preserve">f"Error: </w:t>
+      </w:r>
+      <w:r>
+        <w:rPr>
+          <w:rStyle w:val="SpecialCharTok"/>
+        </w:rPr>
+        <w:t xml:space="preserve">{</w:t>
+      </w:r>
+      <w:r>
+        <w:rPr>
+          <w:rStyle w:val="NormalTok"/>
+        </w:rPr>
+        <w:t xml:space="preserve">e</w:t>
+      </w:r>
+      <w:r>
+        <w:rPr>
+          <w:rStyle w:val="SpecialCharTok"/>
+        </w:rPr>
+        <w:t xml:space="preserve">}</w:t>
+      </w:r>
+      <w:r>
+        <w:rPr>
+          <w:rStyle w:val="SpecialStringTok"/>
+        </w:rPr>
+        <w:t xml:space="preserve">"</w:t>
+      </w:r>
+      <w:r>
+        <w:rPr>
+          <w:rStyle w:val="NormalTok"/>
+        </w:rPr>
+        <w:t xml:space="preserve">)</w:t>
+      </w:r>
+    </w:p>
+    <w:p>
+      <w:pPr>
         <w:pStyle w:val="FirstParagraph"/>
       </w:pPr>
       <w:r>
-        <w:t xml:space="preserve">This function provides a safe way to select a random item from a list. The core logic is broken down into two main steps:</w:t>
+        <w:rPr>
+          <w:b/>
+          <w:bCs/>
+        </w:rPr>
+        <w:t xml:space="preserve">Output:</w:t>
+      </w:r>
+    </w:p>
+    <w:p>
+      <w:pPr>
+        <w:pStyle w:val="SourceCode"/>
+      </w:pPr>
+      <w:r>
+        <w:rPr>
+          <w:rStyle w:val="VerbatimChar"/>
+        </w:rPr>
+        <w:t xml:space="preserve">The randomly chosen fruit is: cherry</w:t>
+      </w:r>
+      <w:r>
+        <w:br/>
+      </w:r>
+      <w:r>
+        <w:rPr>
+          <w:rStyle w:val="VerbatimChar"/>
+        </w:rPr>
+        <w:t xml:space="preserve">Error: items must not be empty</w:t>
+      </w:r>
+    </w:p>
+    <w:p>
+      <w:r>
+        <w:pict>
+          <v:rect style="width:0;height:1.5pt" o:hralign="center" o:hrstd="t" o:hr="t"/>
+        </w:pict>
+      </w:r>
+    </w:p>
+    <w:bookmarkEnd w:id="35"/>
+    <w:bookmarkStart w:id="36" w:name="functiondef-shuffle_copyitems"/>
+    <w:p>
+      <w:pPr>
+        <w:pStyle w:val="Heading2"/>
+      </w:pPr>
+      <w:r>
+        <w:rPr>
+          <w:rStyle w:val="SectionNumber"/>
+        </w:rPr>
+        <w:t xml:space="preserve">4.6</w:t>
+      </w:r>
+      <w:r>
+        <w:tab/>
+      </w:r>
+      <w:r>
+        <w:t xml:space="preserve">FunctionDef shuffle_copy(items)</w:t>
+      </w:r>
+    </w:p>
+    <w:bookmarkEnd w:id="36"/>
+    <w:bookmarkEnd w:id="37"/>
+    <w:bookmarkStart w:id="43" w:name="function-shuffle_copyitems-listint"/>
+    <w:p>
+      <w:pPr>
+        <w:pStyle w:val="Heading1"/>
+      </w:pPr>
+      <w:r>
+        <w:rPr>
+          <w:rStyle w:val="SectionNumber"/>
+        </w:rPr>
+        <w:t xml:space="preserve">5</w:t>
+      </w:r>
+      <w:r>
+        <w:tab/>
+      </w:r>
+      <w:r>
+        <w:t xml:space="preserve">Function: shuffle_copy(items: List[int])</w:t>
+      </w:r>
+    </w:p>
+    <w:bookmarkStart w:id="38" w:name="overview-4"/>
+    <w:p>
+      <w:pPr>
+        <w:pStyle w:val="Heading2"/>
+      </w:pPr>
+      <w:r>
+        <w:rPr>
+          <w:rStyle w:val="SectionNumber"/>
+        </w:rPr>
+        <w:t xml:space="preserve">5.1</w:t>
+      </w:r>
+      <w:r>
+        <w:tab/>
+      </w:r>
+      <w:r>
+        <w:t xml:space="preserve">Overview</w:t>
+      </w:r>
+    </w:p>
+    <w:p>
+      <w:pPr>
+        <w:pStyle w:val="FirstParagraph"/>
+      </w:pPr>
+      <w:r>
+        <w:t xml:space="preserve">The</w:t>
+      </w:r>
+      <w:r>
+        <w:t xml:space="preserve"> </w:t>
+      </w:r>
+      <w:r>
+        <w:rPr>
+          <w:rStyle w:val="VerbatimChar"/>
+        </w:rPr>
+        <w:t xml:space="preserve">shuffle_copy</w:t>
+      </w:r>
+      <w:r>
+        <w:t xml:space="preserve"> </w:t>
+      </w:r>
+      <w:r>
+        <w:t xml:space="preserve">function creates and returns a new list containing the elements of the input list in a randomized order, leaving the original list unchanged.</w:t>
+      </w:r>
+    </w:p>
+    <w:bookmarkEnd w:id="38"/>
+    <w:bookmarkStart w:id="39" w:name="parameters-4"/>
+    <w:p>
+      <w:pPr>
+        <w:pStyle w:val="Heading2"/>
+      </w:pPr>
+      <w:r>
+        <w:rPr>
+          <w:rStyle w:val="SectionNumber"/>
+        </w:rPr>
+        <w:t xml:space="preserve">5.2</w:t>
+      </w:r>
+      <w:r>
+        <w:tab/>
+      </w:r>
+      <w:r>
+        <w:t xml:space="preserve">parameters</w:t>
       </w:r>
     </w:p>
     <w:p>
@@ -3768,259 +4119,60 @@
           <w:b/>
           <w:bCs/>
         </w:rPr>
-        <w:t xml:space="preserve">Validation</w:t>
-      </w:r>
-      <w:r>
-        <w:t xml:space="preserve">: The function first checks if the provided</w:t>
+        <w:t xml:space="preserve">items</w:t>
       </w:r>
       <w:r>
         <w:t xml:space="preserve"> </w:t>
       </w:r>
       <w:r>
+        <w:t xml:space="preserve">(</w:t>
+      </w:r>
+      <w:r>
         <w:rPr>
           <w:rStyle w:val="VerbatimChar"/>
         </w:rPr>
-        <w:t xml:space="preserve">items</w:t>
-      </w:r>
-      <w:r>
-        <w:t xml:space="preserve"> </w:t>
-      </w:r>
-      <w:r>
-        <w:t xml:space="preserve">list is empty using the condition</w:t>
-      </w:r>
-      <w:r>
-        <w:t xml:space="preserve"> </w:t>
-      </w:r>
-      <w:r>
-        <w:rPr>
-          <w:rStyle w:val="VerbatimChar"/>
-        </w:rPr>
-        <w:t xml:space="preserve">if not items:</w:t>
-      </w:r>
-      <w:r>
-        <w:t xml:space="preserve">. This is a crucial guard clause to prevent runtime errors from the underlying</w:t>
-      </w:r>
-      <w:r>
-        <w:t xml:space="preserve"> </w:t>
-      </w:r>
-      <w:r>
-        <w:rPr>
-          <w:rStyle w:val="VerbatimChar"/>
-        </w:rPr>
-        <w:t xml:space="preserve">random.choice</w:t>
-      </w:r>
-      <w:r>
-        <w:t xml:space="preserve"> </w:t>
-      </w:r>
-      <w:r>
-        <w:t xml:space="preserve">method, which cannot operate on an empty sequence.</w:t>
+        <w:t xml:space="preserve">List[int]</w:t>
+      </w:r>
+      <w:r>
+        <w:t xml:space="preserve">): A list of integers to be copied and shuffled.</w:t>
+      </w:r>
+    </w:p>
+    <w:bookmarkEnd w:id="39"/>
+    <w:bookmarkStart w:id="40" w:name="description-4"/>
+    <w:p>
+      <w:pPr>
+        <w:pStyle w:val="Heading2"/>
+      </w:pPr>
+      <w:r>
+        <w:rPr>
+          <w:rStyle w:val="SectionNumber"/>
+        </w:rPr>
+        <w:t xml:space="preserve">5.3</w:t>
+      </w:r>
+      <w:r>
+        <w:tab/>
+      </w:r>
+      <w:r>
+        <w:t xml:space="preserve">Description</w:t>
       </w:r>
     </w:p>
     <w:p>
       <w:pPr>
-        <w:pStyle w:val="Compact"/>
-        <w:numPr>
-          <w:ilvl w:val="0"/>
-          <w:numId w:val="1007"/>
-        </w:numPr>
-      </w:pPr>
-      <w:r>
-        <w:rPr>
-          <w:b/>
-          <w:bCs/>
-        </w:rPr>
-        <w:t xml:space="preserve">Selection</w:t>
-      </w:r>
-      <w:r>
-        <w:t xml:space="preserve">: If the list is not empty, the function proceeds to call</w:t>
-      </w:r>
-      <w:r>
-        <w:t xml:space="preserve"> </w:t>
-      </w:r>
-      <w:r>
-        <w:rPr>
-          <w:rStyle w:val="VerbatimChar"/>
-        </w:rPr>
-        <w:t xml:space="preserve">random.choice(items)</w:t>
-      </w:r>
-      <w:r>
-        <w:t xml:space="preserve">. This standard library function takes the list as input and returns one of its elements, with each element having an equal probability of being selected.</w:t>
+        <w:pStyle w:val="FirstParagraph"/>
+      </w:pPr>
+      <w:r>
+        <w:t xml:space="preserve">This function provides a safe way to shuffle a list without altering the original data structure. The process involves two main steps:</w:t>
       </w:r>
     </w:p>
     <w:p>
       <w:pPr>
-        <w:pStyle w:val="FirstParagraph"/>
-      </w:pPr>
-      <w:r>
-        <w:t xml:space="preserve">If the validation step fails (i.e., the list is empty), a</w:t>
-      </w:r>
-      <w:r>
-        <w:t xml:space="preserve"> </w:t>
-      </w:r>
-      <w:r>
-        <w:rPr>
-          <w:rStyle w:val="VerbatimChar"/>
-        </w:rPr>
-        <w:t xml:space="preserve">ValueError</w:t>
-      </w:r>
-      <w:r>
-        <w:t xml:space="preserve"> </w:t>
-      </w:r>
-      <w:r>
-        <w:t xml:space="preserve">is raised with the descriptive message</w:t>
-      </w:r>
-      <w:r>
-        <w:t xml:space="preserve"> </w:t>
-      </w:r>
-      <w:r>
-        <w:t xml:space="preserve">“items must not be empty”</w:t>
-      </w:r>
-      <w:r>
-        <w:t xml:space="preserve"> </w:t>
-      </w:r>
-      <w:r>
-        <w:t xml:space="preserve">to immediately inform the developer of the incorrect usage.</w:t>
-      </w:r>
-    </w:p>
-    <w:p>
-      <w:pPr>
-        <w:pStyle w:val="SourceCode"/>
-      </w:pPr>
-      <w:r>
-        <w:rPr>
-          <w:rStyle w:val="CommentTok"/>
-        </w:rPr>
-        <w:t xml:space="preserve"># Internal logic for a non-empty list</w:t>
-      </w:r>
-      <w:r>
-        <w:br/>
-      </w:r>
-      <w:r>
-        <w:rPr>
-          <w:rStyle w:val="ControlFlowTok"/>
-        </w:rPr>
-        <w:t xml:space="preserve">return</w:t>
-      </w:r>
-      <w:r>
-        <w:rPr>
-          <w:rStyle w:val="NormalTok"/>
-        </w:rPr>
-        <w:t xml:space="preserve"> random.choice(items)</w:t>
-      </w:r>
-      <w:r>
-        <w:br/>
-      </w:r>
-      <w:r>
-        <w:br/>
-      </w:r>
-      <w:r>
-        <w:rPr>
-          <w:rStyle w:val="CommentTok"/>
-        </w:rPr>
-        <w:t xml:space="preserve"># Internal logic for an empty list</w:t>
-      </w:r>
-      <w:r>
-        <w:br/>
-      </w:r>
-      <w:r>
-        <w:rPr>
-          <w:rStyle w:val="ControlFlowTok"/>
-        </w:rPr>
-        <w:t xml:space="preserve">if</w:t>
-      </w:r>
-      <w:r>
-        <w:rPr>
-          <w:rStyle w:val="NormalTok"/>
-        </w:rPr>
-        <w:t xml:space="preserve"> </w:t>
-      </w:r>
-      <w:r>
-        <w:rPr>
-          <w:rStyle w:val="KeywordTok"/>
-        </w:rPr>
-        <w:t xml:space="preserve">not</w:t>
-      </w:r>
-      <w:r>
-        <w:rPr>
-          <w:rStyle w:val="NormalTok"/>
-        </w:rPr>
-        <w:t xml:space="preserve"> items:</w:t>
-      </w:r>
-      <w:r>
-        <w:br/>
-      </w:r>
-      <w:r>
-        <w:rPr>
-          <w:rStyle w:val="NormalTok"/>
-        </w:rPr>
-        <w:t xml:space="preserve">    </w:t>
-      </w:r>
-      <w:r>
-        <w:rPr>
-          <w:rStyle w:val="ControlFlowTok"/>
-        </w:rPr>
-        <w:t xml:space="preserve">raise</w:t>
-      </w:r>
-      <w:r>
-        <w:rPr>
-          <w:rStyle w:val="NormalTok"/>
-        </w:rPr>
-        <w:t xml:space="preserve"> </w:t>
-      </w:r>
-      <w:r>
-        <w:rPr>
-          <w:rStyle w:val="PreprocessorTok"/>
-        </w:rPr>
-        <w:t xml:space="preserve">ValueError</w:t>
-      </w:r>
-      <w:r>
-        <w:rPr>
-          <w:rStyle w:val="NormalTok"/>
-        </w:rPr>
-        <w:t xml:space="preserve">(</w:t>
-      </w:r>
-      <w:r>
-        <w:rPr>
-          <w:rStyle w:val="StringTok"/>
-        </w:rPr>
-        <w:t xml:space="preserve">"items must not be empty"</w:t>
-      </w:r>
-      <w:r>
-        <w:rPr>
-          <w:rStyle w:val="NormalTok"/>
-        </w:rPr>
-        <w:t xml:space="preserve">)</w:t>
-      </w:r>
-    </w:p>
-    <w:bookmarkEnd w:id="33"/>
-    <w:bookmarkStart w:id="34" w:name="usage-notes-3"/>
-    <w:p>
-      <w:pPr>
-        <w:pStyle w:val="Heading2"/>
-      </w:pPr>
-      <w:r>
-        <w:rPr>
-          <w:rStyle w:val="SectionNumber"/>
-        </w:rPr>
-        <w:t xml:space="preserve">4.4</w:t>
-      </w:r>
-      <w:r>
-        <w:tab/>
-      </w:r>
-      <w:r>
-        <w:t xml:space="preserve">Usage Notes</w:t>
-      </w:r>
-    </w:p>
-    <w:p>
-      <w:pPr>
-        <w:pStyle w:val="Compact"/>
         <w:numPr>
           <w:ilvl w:val="0"/>
           <w:numId w:val="1008"/>
         </w:numPr>
       </w:pPr>
       <w:r>
-        <w:t xml:space="preserve">The input list</w:t>
+        <w:t xml:space="preserve">A shallow copy of the input</w:t>
       </w:r>
       <w:r>
         <w:t xml:space="preserve"> </w:t>
@@ -4035,7 +4187,7 @@
         <w:t xml:space="preserve"> </w:t>
       </w:r>
       <w:r>
-        <w:t xml:space="preserve">must contain at least one element. Providing an empty list will result in a</w:t>
+        <w:t xml:space="preserve">list is created using</w:t>
       </w:r>
       <w:r>
         <w:t xml:space="preserve"> </w:t>
@@ -4044,22 +4196,21 @@
         <w:rPr>
           <w:rStyle w:val="VerbatimChar"/>
         </w:rPr>
-        <w:t xml:space="preserve">ValueError</w:t>
-      </w:r>
-      <w:r>
-        <w:t xml:space="preserve">.</w:t>
+        <w:t xml:space="preserve">copy = list(items)</w:t>
+      </w:r>
+      <w:r>
+        <w:t xml:space="preserve">. This step is crucial as it ensures that all subsequent operations are performed on a new list, preserving the integrity of the original list.</w:t>
       </w:r>
     </w:p>
     <w:p>
       <w:pPr>
-        <w:pStyle w:val="Compact"/>
         <w:numPr>
           <w:ilvl w:val="0"/>
           <w:numId w:val="1008"/>
         </w:numPr>
       </w:pPr>
       <w:r>
-        <w:t xml:space="preserve">This function relies on Python’s built-in</w:t>
+        <w:t xml:space="preserve">The</w:t>
       </w:r>
       <w:r>
         <w:t xml:space="preserve"> </w:t>
@@ -4068,13 +4219,13 @@
         <w:rPr>
           <w:rStyle w:val="VerbatimChar"/>
         </w:rPr>
-        <w:t xml:space="preserve">random</w:t>
+        <w:t xml:space="preserve">random.shuffle()</w:t>
       </w:r>
       <w:r>
         <w:t xml:space="preserve"> </w:t>
       </w:r>
       <w:r>
-        <w:t xml:space="preserve">module. Ensure it is imported in the file where this function is defined or called (e.g.,</w:t>
+        <w:t xml:space="preserve">method is then called on the</w:t>
       </w:r>
       <w:r>
         <w:t xml:space="preserve"> </w:t>
@@ -4083,708 +4234,135 @@
         <w:rPr>
           <w:rStyle w:val="VerbatimChar"/>
         </w:rPr>
-        <w:t xml:space="preserve">import random</w:t>
-      </w:r>
-      <w:r>
-        <w:t xml:space="preserve">).</w:t>
+        <w:t xml:space="preserve">copy</w:t>
+      </w:r>
+      <w:r>
+        <w:t xml:space="preserve">. This function shuffles the elements of the list in-place, rearranging them into a random permutation.</w:t>
       </w:r>
     </w:p>
     <w:p>
       <w:pPr>
-        <w:pStyle w:val="Compact"/>
         <w:numPr>
           <w:ilvl w:val="0"/>
           <w:numId w:val="1008"/>
         </w:numPr>
       </w:pPr>
       <w:r>
-        <w:t xml:space="preserve">The selection is uniformly random, meaning every item in the list has an equal chance of being chosen on any given call.</w:t>
+        <w:t xml:space="preserve">Finally, the function returns the</w:t>
+      </w:r>
+      <w:r>
+        <w:t xml:space="preserve"> </w:t>
+      </w:r>
+      <w:r>
+        <w:rPr>
+          <w:rStyle w:val="VerbatimChar"/>
+        </w:rPr>
+        <w:t xml:space="preserve">copy</w:t>
+      </w:r>
+      <w:r>
+        <w:t xml:space="preserve">, which now contains the same elements as the original</w:t>
+      </w:r>
+      <w:r>
+        <w:t xml:space="preserve"> </w:t>
+      </w:r>
+      <w:r>
+        <w:rPr>
+          <w:rStyle w:val="VerbatimChar"/>
+        </w:rPr>
+        <w:t xml:space="preserve">items</w:t>
+      </w:r>
+      <w:r>
+        <w:t xml:space="preserve"> </w:t>
+      </w:r>
+      <w:r>
+        <w:t xml:space="preserve">list but in a new, randomized order.</w:t>
       </w:r>
     </w:p>
     <w:p>
       <w:pPr>
-        <w:pStyle w:val="FirstParagraph"/>
-      </w:pPr>
-      <w:r>
-        <w:rPr>
-          <w:b/>
-          <w:bCs/>
-        </w:rPr>
-        <w:t xml:space="preserve">Output Example</w:t>
-      </w:r>
-      <w:r>
-        <w:t xml:space="preserve">: A single string element from the input list.</w:t>
+        <w:pStyle w:val="SourceCode"/>
+      </w:pPr>
+      <w:r>
+        <w:rPr>
+          <w:rStyle w:val="CommentTok"/>
+        </w:rPr>
+        <w:t xml:space="preserve"># Internal logic</w:t>
+      </w:r>
+      <w:r>
+        <w:br/>
+      </w:r>
+      <w:r>
+        <w:rPr>
+          <w:rStyle w:val="NormalTok"/>
+        </w:rPr>
+        <w:t xml:space="preserve">copy </w:t>
+      </w:r>
+      <w:r>
+        <w:rPr>
+          <w:rStyle w:val="OperatorTok"/>
+        </w:rPr>
+        <w:t xml:space="preserve">=</w:t>
+      </w:r>
+      <w:r>
+        <w:rPr>
+          <w:rStyle w:val="NormalTok"/>
+        </w:rPr>
+        <w:t xml:space="preserve"> </w:t>
+      </w:r>
+      <w:r>
+        <w:rPr>
+          <w:rStyle w:val="BuiltInTok"/>
+        </w:rPr>
+        <w:t xml:space="preserve">list</w:t>
+      </w:r>
+      <w:r>
+        <w:rPr>
+          <w:rStyle w:val="NormalTok"/>
+        </w:rPr>
+        <w:t xml:space="preserve">(items)</w:t>
+      </w:r>
+      <w:r>
+        <w:br/>
+      </w:r>
+      <w:r>
+        <w:rPr>
+          <w:rStyle w:val="NormalTok"/>
+        </w:rPr>
+        <w:t xml:space="preserve">random.shuffle(copy)</w:t>
+      </w:r>
+      <w:r>
+        <w:br/>
+      </w:r>
+      <w:r>
+        <w:rPr>
+          <w:rStyle w:val="ControlFlowTok"/>
+        </w:rPr>
+        <w:t xml:space="preserve">return</w:t>
+      </w:r>
+      <w:r>
+        <w:rPr>
+          <w:rStyle w:val="NormalTok"/>
+        </w:rPr>
+        <w:t xml:space="preserve"> copy</w:t>
       </w:r>
     </w:p>
+    <w:bookmarkEnd w:id="40"/>
+    <w:bookmarkStart w:id="41" w:name="usage-notes-4"/>
     <w:p>
       <w:pPr>
-        <w:pStyle w:val="SourceCode"/>
-      </w:pPr>
-      <w:r>
-        <w:rPr>
-          <w:rStyle w:val="VerbatimChar"/>
-        </w:rPr>
-        <w:t xml:space="preserve">"banana"</w:t>
-      </w:r>
-    </w:p>
-    <w:bookmarkEnd w:id="34"/>
-    <w:bookmarkStart w:id="35" w:name="example-3"/>
-    <w:p>
-      <w:pPr>
         <w:pStyle w:val="Heading2"/>
       </w:pPr>
       <w:r>
         <w:rPr>
           <w:rStyle w:val="SectionNumber"/>
         </w:rPr>
-        <w:t xml:space="preserve">4.5</w:t>
+        <w:t xml:space="preserve">5.4</w:t>
       </w:r>
       <w:r>
         <w:tab/>
       </w:r>
       <w:r>
-        <w:t xml:space="preserve">Example</w:t>
-      </w:r>
-    </w:p>
-    <w:p>
-      <w:pPr>
-        <w:pStyle w:val="SourceCode"/>
-      </w:pPr>
-      <w:r>
-        <w:rPr>
-          <w:rStyle w:val="ImportTok"/>
-        </w:rPr>
-        <w:t xml:space="preserve">import</w:t>
-      </w:r>
-      <w:r>
-        <w:rPr>
-          <w:rStyle w:val="NormalTok"/>
-        </w:rPr>
-        <w:t xml:space="preserve"> random</w:t>
-      </w:r>
-      <w:r>
-        <w:br/>
-      </w:r>
-      <w:r>
-        <w:rPr>
-          <w:rStyle w:val="ImportTok"/>
-        </w:rPr>
-        <w:t xml:space="preserve">from</w:t>
-      </w:r>
-      <w:r>
-        <w:rPr>
-          <w:rStyle w:val="NormalTok"/>
-        </w:rPr>
-        <w:t xml:space="preserve"> typing </w:t>
-      </w:r>
-      <w:r>
-        <w:rPr>
-          <w:rStyle w:val="ImportTok"/>
-        </w:rPr>
-        <w:t xml:space="preserve">import</w:t>
-      </w:r>
-      <w:r>
-        <w:rPr>
-          <w:rStyle w:val="NormalTok"/>
-        </w:rPr>
-        <w:t xml:space="preserve"> List</w:t>
-      </w:r>
-      <w:r>
-        <w:br/>
-      </w:r>
-      <w:r>
-        <w:br/>
-      </w:r>
-      <w:r>
-        <w:rPr>
-          <w:rStyle w:val="CommentTok"/>
-        </w:rPr>
-        <w:t xml:space="preserve"># The function definition from the documentation</w:t>
-      </w:r>
-      <w:r>
-        <w:br/>
-      </w:r>
-      <w:r>
-        <w:rPr>
-          <w:rStyle w:val="KeywordTok"/>
-        </w:rPr>
-        <w:t xml:space="preserve">def</w:t>
-      </w:r>
-      <w:r>
-        <w:rPr>
-          <w:rStyle w:val="NormalTok"/>
-        </w:rPr>
-        <w:t xml:space="preserve"> choose_random_item(items: List[</w:t>
-      </w:r>
-      <w:r>
-        <w:rPr>
-          <w:rStyle w:val="BuiltInTok"/>
-        </w:rPr>
-        <w:t xml:space="preserve">str</w:t>
-      </w:r>
-      <w:r>
-        <w:rPr>
-          <w:rStyle w:val="NormalTok"/>
-        </w:rPr>
-        <w:t xml:space="preserve">]) </w:t>
-      </w:r>
-      <w:r>
-        <w:rPr>
-          <w:rStyle w:val="OperatorTok"/>
-        </w:rPr>
-        <w:t xml:space="preserve">-&gt;</w:t>
-      </w:r>
-      <w:r>
-        <w:rPr>
-          <w:rStyle w:val="NormalTok"/>
-        </w:rPr>
-        <w:t xml:space="preserve"> </w:t>
-      </w:r>
-      <w:r>
-        <w:rPr>
-          <w:rStyle w:val="BuiltInTok"/>
-        </w:rPr>
-        <w:t xml:space="preserve">str</w:t>
-      </w:r>
-      <w:r>
-        <w:rPr>
-          <w:rStyle w:val="NormalTok"/>
-        </w:rPr>
-        <w:t xml:space="preserve">:</w:t>
-      </w:r>
-      <w:r>
-        <w:br/>
-      </w:r>
-      <w:r>
-        <w:rPr>
-          <w:rStyle w:val="NormalTok"/>
-        </w:rPr>
-        <w:t xml:space="preserve">    </w:t>
-      </w:r>
-      <w:r>
-        <w:rPr>
-          <w:rStyle w:val="ControlFlowTok"/>
-        </w:rPr>
-        <w:t xml:space="preserve">if</w:t>
-      </w:r>
-      <w:r>
-        <w:rPr>
-          <w:rStyle w:val="NormalTok"/>
-        </w:rPr>
-        <w:t xml:space="preserve"> </w:t>
-      </w:r>
-      <w:r>
-        <w:rPr>
-          <w:rStyle w:val="KeywordTok"/>
-        </w:rPr>
-        <w:t xml:space="preserve">not</w:t>
-      </w:r>
-      <w:r>
-        <w:rPr>
-          <w:rStyle w:val="NormalTok"/>
-        </w:rPr>
-        <w:t xml:space="preserve"> items:</w:t>
-      </w:r>
-      <w:r>
-        <w:br/>
-      </w:r>
-      <w:r>
-        <w:rPr>
-          <w:rStyle w:val="NormalTok"/>
-        </w:rPr>
-        <w:t xml:space="preserve">        </w:t>
-      </w:r>
-      <w:r>
-        <w:rPr>
-          <w:rStyle w:val="ControlFlowTok"/>
-        </w:rPr>
-        <w:t xml:space="preserve">raise</w:t>
-      </w:r>
-      <w:r>
-        <w:rPr>
-          <w:rStyle w:val="NormalTok"/>
-        </w:rPr>
-        <w:t xml:space="preserve"> </w:t>
-      </w:r>
-      <w:r>
-        <w:rPr>
-          <w:rStyle w:val="PreprocessorTok"/>
-        </w:rPr>
-        <w:t xml:space="preserve">ValueError</w:t>
-      </w:r>
-      <w:r>
-        <w:rPr>
-          <w:rStyle w:val="NormalTok"/>
-        </w:rPr>
-        <w:t xml:space="preserve">(</w:t>
-      </w:r>
-      <w:r>
-        <w:rPr>
-          <w:rStyle w:val="StringTok"/>
-        </w:rPr>
-        <w:t xml:space="preserve">"items must not be empty"</w:t>
-      </w:r>
-      <w:r>
-        <w:rPr>
-          <w:rStyle w:val="NormalTok"/>
-        </w:rPr>
-        <w:t xml:space="preserve">)</w:t>
-      </w:r>
-      <w:r>
-        <w:br/>
-      </w:r>
-      <w:r>
-        <w:rPr>
-          <w:rStyle w:val="NormalTok"/>
-        </w:rPr>
-        <w:t xml:space="preserve">    </w:t>
-      </w:r>
-      <w:r>
-        <w:rPr>
-          <w:rStyle w:val="ControlFlowTok"/>
-        </w:rPr>
-        <w:t xml:space="preserve">return</w:t>
-      </w:r>
-      <w:r>
-        <w:rPr>
-          <w:rStyle w:val="NormalTok"/>
-        </w:rPr>
-        <w:t xml:space="preserve"> random.choice(items)</w:t>
-      </w:r>
-      <w:r>
-        <w:br/>
-      </w:r>
-      <w:r>
-        <w:br/>
-      </w:r>
-      <w:r>
-        <w:rPr>
-          <w:rStyle w:val="CommentTok"/>
-        </w:rPr>
-        <w:t xml:space="preserve"># Example 1: Choosing from a list of fruits</w:t>
-      </w:r>
-      <w:r>
-        <w:br/>
-      </w:r>
-      <w:r>
-        <w:rPr>
-          <w:rStyle w:val="NormalTok"/>
-        </w:rPr>
-        <w:t xml:space="preserve">fruit_options </w:t>
-      </w:r>
-      <w:r>
-        <w:rPr>
-          <w:rStyle w:val="OperatorTok"/>
-        </w:rPr>
-        <w:t xml:space="preserve">=</w:t>
-      </w:r>
-      <w:r>
-        <w:rPr>
-          <w:rStyle w:val="NormalTok"/>
-        </w:rPr>
-        <w:t xml:space="preserve"> [</w:t>
-      </w:r>
-      <w:r>
-        <w:rPr>
-          <w:rStyle w:val="StringTok"/>
-        </w:rPr>
-        <w:t xml:space="preserve">"apple"</w:t>
-      </w:r>
-      <w:r>
-        <w:rPr>
-          <w:rStyle w:val="NormalTok"/>
-        </w:rPr>
-        <w:t xml:space="preserve">, </w:t>
-      </w:r>
-      <w:r>
-        <w:rPr>
-          <w:rStyle w:val="StringTok"/>
-        </w:rPr>
-        <w:t xml:space="preserve">"banana"</w:t>
-      </w:r>
-      <w:r>
-        <w:rPr>
-          <w:rStyle w:val="NormalTok"/>
-        </w:rPr>
-        <w:t xml:space="preserve">, </w:t>
-      </w:r>
-      <w:r>
-        <w:rPr>
-          <w:rStyle w:val="StringTok"/>
-        </w:rPr>
-        <w:t xml:space="preserve">"cherry"</w:t>
-      </w:r>
-      <w:r>
-        <w:rPr>
-          <w:rStyle w:val="NormalTok"/>
-        </w:rPr>
-        <w:t xml:space="preserve">, </w:t>
-      </w:r>
-      <w:r>
-        <w:rPr>
-          <w:rStyle w:val="StringTok"/>
-        </w:rPr>
-        <w:t xml:space="preserve">"date"</w:t>
-      </w:r>
-      <w:r>
-        <w:rPr>
-          <w:rStyle w:val="NormalTok"/>
-        </w:rPr>
-        <w:t xml:space="preserve">]</w:t>
-      </w:r>
-      <w:r>
-        <w:br/>
-      </w:r>
-      <w:r>
-        <w:rPr>
-          <w:rStyle w:val="NormalTok"/>
-        </w:rPr>
-        <w:t xml:space="preserve">random_fruit </w:t>
-      </w:r>
-      <w:r>
-        <w:rPr>
-          <w:rStyle w:val="OperatorTok"/>
-        </w:rPr>
-        <w:t xml:space="preserve">=</w:t>
-      </w:r>
-      <w:r>
-        <w:rPr>
-          <w:rStyle w:val="NormalTok"/>
-        </w:rPr>
-        <w:t xml:space="preserve"> choose_random_item(fruit_options)</w:t>
-      </w:r>
-      <w:r>
-        <w:br/>
-      </w:r>
-      <w:r>
-        <w:rPr>
-          <w:rStyle w:val="BuiltInTok"/>
-        </w:rPr>
-        <w:t xml:space="preserve">print</w:t>
-      </w:r>
-      <w:r>
-        <w:rPr>
-          <w:rStyle w:val="NormalTok"/>
-        </w:rPr>
-        <w:t xml:space="preserve">(</w:t>
-      </w:r>
-      <w:r>
-        <w:rPr>
-          <w:rStyle w:val="SpecialStringTok"/>
-        </w:rPr>
-        <w:t xml:space="preserve">f"A randomly chosen fruit is: </w:t>
-      </w:r>
-      <w:r>
-        <w:rPr>
-          <w:rStyle w:val="SpecialCharTok"/>
-        </w:rPr>
-        <w:t xml:space="preserve">{</w:t>
-      </w:r>
-      <w:r>
-        <w:rPr>
-          <w:rStyle w:val="NormalTok"/>
-        </w:rPr>
-        <w:t xml:space="preserve">random_fruit</w:t>
-      </w:r>
-      <w:r>
-        <w:rPr>
-          <w:rStyle w:val="SpecialCharTok"/>
-        </w:rPr>
-        <w:t xml:space="preserve">}</w:t>
-      </w:r>
-      <w:r>
-        <w:rPr>
-          <w:rStyle w:val="SpecialStringTok"/>
-        </w:rPr>
-        <w:t xml:space="preserve">"</w:t>
-      </w:r>
-      <w:r>
-        <w:rPr>
-          <w:rStyle w:val="NormalTok"/>
-        </w:rPr>
-        <w:t xml:space="preserve">)</w:t>
-      </w:r>
-      <w:r>
-        <w:br/>
-      </w:r>
-      <w:r>
-        <w:br/>
-      </w:r>
-      <w:r>
-        <w:rPr>
-          <w:rStyle w:val="CommentTok"/>
-        </w:rPr>
-        <w:t xml:space="preserve"># Example 2: Demonstrating the error with an empty list</w:t>
-      </w:r>
-      <w:r>
-        <w:br/>
-      </w:r>
-      <w:r>
-        <w:rPr>
-          <w:rStyle w:val="ControlFlowTok"/>
-        </w:rPr>
-        <w:t xml:space="preserve">try</w:t>
-      </w:r>
-      <w:r>
-        <w:rPr>
-          <w:rStyle w:val="NormalTok"/>
-        </w:rPr>
-        <w:t xml:space="preserve">:</w:t>
-      </w:r>
-      <w:r>
-        <w:br/>
-      </w:r>
-      <w:r>
-        <w:rPr>
-          <w:rStyle w:val="NormalTok"/>
-        </w:rPr>
-        <w:t xml:space="preserve">    choose_random_item([])</w:t>
-      </w:r>
-      <w:r>
-        <w:br/>
-      </w:r>
-      <w:r>
-        <w:rPr>
-          <w:rStyle w:val="ControlFlowTok"/>
-        </w:rPr>
-        <w:t xml:space="preserve">except</w:t>
-      </w:r>
-      <w:r>
-        <w:rPr>
-          <w:rStyle w:val="NormalTok"/>
-        </w:rPr>
-        <w:t xml:space="preserve"> </w:t>
-      </w:r>
-      <w:r>
-        <w:rPr>
-          <w:rStyle w:val="PreprocessorTok"/>
-        </w:rPr>
-        <w:t xml:space="preserve">ValueError</w:t>
-      </w:r>
-      <w:r>
-        <w:rPr>
-          <w:rStyle w:val="NormalTok"/>
-        </w:rPr>
-        <w:t xml:space="preserve"> </w:t>
-      </w:r>
-      <w:r>
-        <w:rPr>
-          <w:rStyle w:val="ImportTok"/>
-        </w:rPr>
-        <w:t xml:space="preserve">as</w:t>
-      </w:r>
-      <w:r>
-        <w:rPr>
-          <w:rStyle w:val="NormalTok"/>
-        </w:rPr>
-        <w:t xml:space="preserve"> e:</w:t>
-      </w:r>
-      <w:r>
-        <w:br/>
-      </w:r>
-      <w:r>
-        <w:rPr>
-          <w:rStyle w:val="NormalTok"/>
-        </w:rPr>
-        <w:t xml:space="preserve">    </w:t>
-      </w:r>
-      <w:r>
-        <w:rPr>
-          <w:rStyle w:val="BuiltInTok"/>
-        </w:rPr>
-        <w:t xml:space="preserve">print</w:t>
-      </w:r>
-      <w:r>
-        <w:rPr>
-          <w:rStyle w:val="NormalTok"/>
-        </w:rPr>
-        <w:t xml:space="preserve">(</w:t>
-      </w:r>
-      <w:r>
-        <w:rPr>
-          <w:rStyle w:val="SpecialStringTok"/>
-        </w:rPr>
-        <w:t xml:space="preserve">f"Caught expected error: </w:t>
-      </w:r>
-      <w:r>
-        <w:rPr>
-          <w:rStyle w:val="SpecialCharTok"/>
-        </w:rPr>
-        <w:t xml:space="preserve">{</w:t>
-      </w:r>
-      <w:r>
-        <w:rPr>
-          <w:rStyle w:val="NormalTok"/>
-        </w:rPr>
-        <w:t xml:space="preserve">e</w:t>
-      </w:r>
-      <w:r>
-        <w:rPr>
-          <w:rStyle w:val="SpecialCharTok"/>
-        </w:rPr>
-        <w:t xml:space="preserve">}</w:t>
-      </w:r>
-      <w:r>
-        <w:rPr>
-          <w:rStyle w:val="SpecialStringTok"/>
-        </w:rPr>
-        <w:t xml:space="preserve">"</w:t>
-      </w:r>
-      <w:r>
-        <w:rPr>
-          <w:rStyle w:val="NormalTok"/>
-        </w:rPr>
-        <w:t xml:space="preserve">)</w:t>
-      </w:r>
-    </w:p>
-    <w:p>
-      <w:pPr>
-        <w:pStyle w:val="FirstParagraph"/>
-      </w:pPr>
-      <w:r>
-        <w:rPr>
-          <w:b/>
-          <w:bCs/>
-        </w:rPr>
-        <w:t xml:space="preserve">Output:</w:t>
-      </w:r>
-    </w:p>
-    <w:p>
-      <w:pPr>
-        <w:pStyle w:val="SourceCode"/>
-      </w:pPr>
-      <w:r>
-        <w:rPr>
-          <w:rStyle w:val="VerbatimChar"/>
-        </w:rPr>
-        <w:t xml:space="preserve">A randomly chosen fruit is: cherry</w:t>
-      </w:r>
-      <w:r>
-        <w:br/>
-      </w:r>
-      <w:r>
-        <w:rPr>
-          <w:rStyle w:val="VerbatimChar"/>
-        </w:rPr>
-        <w:t xml:space="preserve">Caught expected error: items must not be empty</w:t>
-      </w:r>
-    </w:p>
-    <w:p>
-      <w:pPr>
-        <w:pStyle w:val="FirstParagraph"/>
-      </w:pPr>
-      <w:r>
-        <w:rPr>
-          <w:i/>
-          <w:iCs/>
-        </w:rPr>
-        <w:t xml:space="preserve">(Note: The output for the first print statement will vary with each execution due to its random nature.)</w:t>
-      </w:r>
-    </w:p>
-    <w:p>
-      <w:r>
-        <w:pict>
-          <v:rect style="width:0;height:1.5pt" o:hralign="center" o:hrstd="t" o:hr="t"/>
-        </w:pict>
-      </w:r>
-    </w:p>
-    <w:bookmarkEnd w:id="35"/>
-    <w:bookmarkStart w:id="36" w:name="functiondef-shuffle_copyitems"/>
-    <w:p>
-      <w:pPr>
-        <w:pStyle w:val="Heading2"/>
-      </w:pPr>
-      <w:r>
-        <w:rPr>
-          <w:rStyle w:val="SectionNumber"/>
-        </w:rPr>
-        <w:t xml:space="preserve">4.6</w:t>
-      </w:r>
-      <w:r>
-        <w:tab/>
-      </w:r>
-      <w:r>
-        <w:t xml:space="preserve">FunctionDef shuffle_copy(items)</w:t>
-      </w:r>
-    </w:p>
-    <w:bookmarkEnd w:id="36"/>
-    <w:bookmarkEnd w:id="37"/>
-    <w:bookmarkStart w:id="43" w:name="function-shuffle_copyitems-listint"/>
-    <w:p>
-      <w:pPr>
-        <w:pStyle w:val="Heading1"/>
-      </w:pPr>
-      <w:r>
-        <w:rPr>
-          <w:rStyle w:val="SectionNumber"/>
-        </w:rPr>
-        <w:t xml:space="preserve">5</w:t>
-      </w:r>
-      <w:r>
-        <w:tab/>
-      </w:r>
-      <w:r>
-        <w:t xml:space="preserve">Function: shuffle_copy(items: List[int])</w:t>
-      </w:r>
-    </w:p>
-    <w:bookmarkStart w:id="38" w:name="overview-4"/>
-    <w:p>
-      <w:pPr>
-        <w:pStyle w:val="Heading2"/>
-      </w:pPr>
-      <w:r>
-        <w:rPr>
-          <w:rStyle w:val="SectionNumber"/>
-        </w:rPr>
-        <w:t xml:space="preserve">5.1</w:t>
-      </w:r>
-      <w:r>
-        <w:tab/>
-      </w:r>
-      <w:r>
-        <w:t xml:space="preserve">Overview</w:t>
-      </w:r>
-    </w:p>
-    <w:p>
-      <w:pPr>
-        <w:pStyle w:val="FirstParagraph"/>
-      </w:pPr>
-      <w:r>
-        <w:t xml:space="preserve">The</w:t>
-      </w:r>
-      <w:r>
-        <w:t xml:space="preserve"> </w:t>
-      </w:r>
-      <w:r>
-        <w:rPr>
-          <w:rStyle w:val="VerbatimChar"/>
-        </w:rPr>
-        <w:t xml:space="preserve">shuffle_copy</w:t>
-      </w:r>
-      <w:r>
-        <w:t xml:space="preserve"> </w:t>
-      </w:r>
-      <w:r>
-        <w:t xml:space="preserve">function creates and returns a new list containing the elements of the input list in a random order, without modifying the original list.</w:t>
-      </w:r>
-    </w:p>
-    <w:bookmarkEnd w:id="38"/>
-    <w:bookmarkStart w:id="39" w:name="parameters-4"/>
-    <w:p>
-      <w:pPr>
-        <w:pStyle w:val="Heading2"/>
-      </w:pPr>
-      <w:r>
-        <w:rPr>
-          <w:rStyle w:val="SectionNumber"/>
-        </w:rPr>
-        <w:t xml:space="preserve">5.2</w:t>
-      </w:r>
-      <w:r>
-        <w:tab/>
-      </w:r>
-      <w:r>
-        <w:t xml:space="preserve">parameters</w:t>
+        <w:t xml:space="preserve">Usage Notes</w:t>
       </w:r>
     </w:p>
     <w:p>
@@ -4797,399 +4375,31 @@
       </w:pPr>
       <w:r>
         <w:rPr>
+          <w:b/>
+          <w:bCs/>
+        </w:rPr>
+        <w:t xml:space="preserve">Non-mutating:</w:t>
+      </w:r>
+      <w:r>
+        <w:t xml:space="preserve"> </w:t>
+      </w:r>
+      <w:r>
+        <w:t xml:space="preserve">This function is designed to be non-destructive. The original list passed as the</w:t>
+      </w:r>
+      <w:r>
+        <w:t xml:space="preserve"> </w:t>
+      </w:r>
+      <w:r>
+        <w:rPr>
           <w:rStyle w:val="VerbatimChar"/>
         </w:rPr>
         <w:t xml:space="preserve">items</w:t>
       </w:r>
       <w:r>
-        <w:t xml:space="preserve">:</w:t>
-      </w:r>
-      <w:r>
         <w:t xml:space="preserve"> </w:t>
       </w:r>
       <w:r>
-        <w:rPr>
-          <w:rStyle w:val="VerbatimChar"/>
-        </w:rPr>
-        <w:t xml:space="preserve">List[int]</w:t>
-      </w:r>
-      <w:r>
-        <w:t xml:space="preserve"> </w:t>
-      </w:r>
-      <w:r>
-        <w:t xml:space="preserve">- A list of integers that will be copied and shuffled.</w:t>
-      </w:r>
-    </w:p>
-    <w:bookmarkEnd w:id="39"/>
-    <w:bookmarkStart w:id="40" w:name="description-4"/>
-    <w:p>
-      <w:pPr>
-        <w:pStyle w:val="Heading2"/>
-      </w:pPr>
-      <w:r>
-        <w:rPr>
-          <w:rStyle w:val="SectionNumber"/>
-        </w:rPr>
-        <w:t xml:space="preserve">5.3</w:t>
-      </w:r>
-      <w:r>
-        <w:tab/>
-      </w:r>
-      <w:r>
-        <w:t xml:space="preserve">Description</w:t>
-      </w:r>
-    </w:p>
-    <w:p>
-      <w:pPr>
-        <w:pStyle w:val="FirstParagraph"/>
-      </w:pPr>
-      <w:r>
-        <w:t xml:space="preserve">This function provides a safe way to shuffle a list by ensuring the original data structure remains unchanged. The logic proceeds in three steps:</w:t>
-      </w:r>
-    </w:p>
-    <w:p>
-      <w:pPr>
-        <w:numPr>
-          <w:ilvl w:val="0"/>
-          <w:numId w:val="1010"/>
-        </w:numPr>
-      </w:pPr>
-      <w:r>
-        <w:t xml:space="preserve">A shallow copy of the input</w:t>
-      </w:r>
-      <w:r>
-        <w:t xml:space="preserve"> </w:t>
-      </w:r>
-      <w:r>
-        <w:rPr>
-          <w:rStyle w:val="VerbatimChar"/>
-        </w:rPr>
-        <w:t xml:space="preserve">items</w:t>
-      </w:r>
-      <w:r>
-        <w:t xml:space="preserve"> </w:t>
-      </w:r>
-      <w:r>
-        <w:t xml:space="preserve">list is created using the expression</w:t>
-      </w:r>
-      <w:r>
-        <w:t xml:space="preserve"> </w:t>
-      </w:r>
-      <w:r>
-        <w:rPr>
-          <w:rStyle w:val="VerbatimChar"/>
-        </w:rPr>
-        <w:t xml:space="preserve">copy = list(items)</w:t>
-      </w:r>
-      <w:r>
-        <w:t xml:space="preserve">. This is a critical step that allocates a new list in memory, preventing any modification to the original</w:t>
-      </w:r>
-      <w:r>
-        <w:t xml:space="preserve"> </w:t>
-      </w:r>
-      <w:r>
-        <w:rPr>
-          <w:rStyle w:val="VerbatimChar"/>
-        </w:rPr>
-        <w:t xml:space="preserve">items</w:t>
-      </w:r>
-      <w:r>
-        <w:t xml:space="preserve"> </w:t>
-      </w:r>
-      <w:r>
-        <w:t xml:space="preserve">list passed to the function.</w:t>
-      </w:r>
-    </w:p>
-    <w:p>
-      <w:pPr>
-        <w:numPr>
-          <w:ilvl w:val="0"/>
-          <w:numId w:val="1010"/>
-        </w:numPr>
-      </w:pPr>
-      <w:r>
-        <w:t xml:space="preserve">The</w:t>
-      </w:r>
-      <w:r>
-        <w:t xml:space="preserve"> </w:t>
-      </w:r>
-      <w:r>
-        <w:rPr>
-          <w:rStyle w:val="VerbatimChar"/>
-        </w:rPr>
-        <w:t xml:space="preserve">random.shuffle(copy)</w:t>
-      </w:r>
-      <w:r>
-        <w:t xml:space="preserve"> </w:t>
-      </w:r>
-      <w:r>
-        <w:t xml:space="preserve">method is then called on this new copy. This function, part of Python’s standard</w:t>
-      </w:r>
-      <w:r>
-        <w:t xml:space="preserve"> </w:t>
-      </w:r>
-      <w:r>
-        <w:rPr>
-          <w:rStyle w:val="VerbatimChar"/>
-        </w:rPr>
-        <w:t xml:space="preserve">random</w:t>
-      </w:r>
-      <w:r>
-        <w:t xml:space="preserve"> </w:t>
-      </w:r>
-      <w:r>
-        <w:t xml:space="preserve">module, rearranges the elements of the</w:t>
-      </w:r>
-      <w:r>
-        <w:t xml:space="preserve"> </w:t>
-      </w:r>
-      <w:r>
-        <w:rPr>
-          <w:rStyle w:val="VerbatimChar"/>
-        </w:rPr>
-        <w:t xml:space="preserve">copy</w:t>
-      </w:r>
-      <w:r>
-        <w:t xml:space="preserve"> </w:t>
-      </w:r>
-      <w:r>
-        <w:t xml:space="preserve">list into a random order. The shuffling happens in-place on the</w:t>
-      </w:r>
-      <w:r>
-        <w:t xml:space="preserve"> </w:t>
-      </w:r>
-      <w:r>
-        <w:rPr>
-          <w:rStyle w:val="VerbatimChar"/>
-        </w:rPr>
-        <w:t xml:space="preserve">copy</w:t>
-      </w:r>
-      <w:r>
-        <w:t xml:space="preserve">.</w:t>
-      </w:r>
-    </w:p>
-    <w:p>
-      <w:pPr>
-        <w:numPr>
-          <w:ilvl w:val="0"/>
-          <w:numId w:val="1010"/>
-        </w:numPr>
-      </w:pPr>
-      <w:r>
-        <w:t xml:space="preserve">Finally, the function returns the</w:t>
-      </w:r>
-      <w:r>
-        <w:t xml:space="preserve"> </w:t>
-      </w:r>
-      <w:r>
-        <w:rPr>
-          <w:rStyle w:val="VerbatimChar"/>
-        </w:rPr>
-        <w:t xml:space="preserve">copy</w:t>
-      </w:r>
-      <w:r>
-        <w:t xml:space="preserve">, which now contains the same elements as the original list but in a new, randomized sequence.</w:t>
-      </w:r>
-    </w:p>
-    <w:p>
-      <w:pPr>
-        <w:pStyle w:val="SourceCode"/>
-      </w:pPr>
-      <w:r>
-        <w:rPr>
-          <w:rStyle w:val="CommentTok"/>
-        </w:rPr>
-        <w:t xml:space="preserve"># The function relies on the 'random' module</w:t>
-      </w:r>
-      <w:r>
-        <w:br/>
-      </w:r>
-      <w:r>
-        <w:rPr>
-          <w:rStyle w:val="ImportTok"/>
-        </w:rPr>
-        <w:t xml:space="preserve">import</w:t>
-      </w:r>
-      <w:r>
-        <w:rPr>
-          <w:rStyle w:val="NormalTok"/>
-        </w:rPr>
-        <w:t xml:space="preserve"> random</w:t>
-      </w:r>
-      <w:r>
-        <w:br/>
-      </w:r>
-      <w:r>
-        <w:br/>
-      </w:r>
-      <w:r>
-        <w:rPr>
-          <w:rStyle w:val="CommentTok"/>
-        </w:rPr>
-        <w:t xml:space="preserve"># Step 1: A copy is made</w:t>
-      </w:r>
-      <w:r>
-        <w:br/>
-      </w:r>
-      <w:r>
-        <w:rPr>
-          <w:rStyle w:val="NormalTok"/>
-        </w:rPr>
-        <w:t xml:space="preserve">original_list </w:t>
-      </w:r>
-      <w:r>
-        <w:rPr>
-          <w:rStyle w:val="OperatorTok"/>
-        </w:rPr>
-        <w:t xml:space="preserve">=</w:t>
-      </w:r>
-      <w:r>
-        <w:rPr>
-          <w:rStyle w:val="NormalTok"/>
-        </w:rPr>
-        <w:t xml:space="preserve"> [</w:t>
-      </w:r>
-      <w:r>
-        <w:rPr>
-          <w:rStyle w:val="DecValTok"/>
-        </w:rPr>
-        <w:t xml:space="preserve">10</w:t>
-      </w:r>
-      <w:r>
-        <w:rPr>
-          <w:rStyle w:val="NormalTok"/>
-        </w:rPr>
-        <w:t xml:space="preserve">, </w:t>
-      </w:r>
-      <w:r>
-        <w:rPr>
-          <w:rStyle w:val="DecValTok"/>
-        </w:rPr>
-        <w:t xml:space="preserve">20</w:t>
-      </w:r>
-      <w:r>
-        <w:rPr>
-          <w:rStyle w:val="NormalTok"/>
-        </w:rPr>
-        <w:t xml:space="preserve">, </w:t>
-      </w:r>
-      <w:r>
-        <w:rPr>
-          <w:rStyle w:val="DecValTok"/>
-        </w:rPr>
-        <w:t xml:space="preserve">30</w:t>
-      </w:r>
-      <w:r>
-        <w:rPr>
-          <w:rStyle w:val="NormalTok"/>
-        </w:rPr>
-        <w:t xml:space="preserve">]</w:t>
-      </w:r>
-      <w:r>
-        <w:br/>
-      </w:r>
-      <w:r>
-        <w:rPr>
-          <w:rStyle w:val="NormalTok"/>
-        </w:rPr>
-        <w:t xml:space="preserve">copy_of_list </w:t>
-      </w:r>
-      <w:r>
-        <w:rPr>
-          <w:rStyle w:val="OperatorTok"/>
-        </w:rPr>
-        <w:t xml:space="preserve">=</w:t>
-      </w:r>
-      <w:r>
-        <w:rPr>
-          <w:rStyle w:val="NormalTok"/>
-        </w:rPr>
-        <w:t xml:space="preserve"> </w:t>
-      </w:r>
-      <w:r>
-        <w:rPr>
-          <w:rStyle w:val="BuiltInTok"/>
-        </w:rPr>
-        <w:t xml:space="preserve">list</w:t>
-      </w:r>
-      <w:r>
-        <w:rPr>
-          <w:rStyle w:val="NormalTok"/>
-        </w:rPr>
-        <w:t xml:space="preserve">(original_list) </w:t>
-      </w:r>
-      <w:r>
-        <w:rPr>
-          <w:rStyle w:val="CommentTok"/>
-        </w:rPr>
-        <w:t xml:space="preserve"># copy_of_list is now [10, 20, 30]</w:t>
-      </w:r>
-      <w:r>
-        <w:br/>
-      </w:r>
-      <w:r>
-        <w:br/>
-      </w:r>
-      <w:r>
-        <w:rPr>
-          <w:rStyle w:val="CommentTok"/>
-        </w:rPr>
-        <w:t xml:space="preserve"># Step 2: The copy is shuffled in-place</w:t>
-      </w:r>
-      <w:r>
-        <w:br/>
-      </w:r>
-      <w:r>
-        <w:rPr>
-          <w:rStyle w:val="NormalTok"/>
-        </w:rPr>
-        <w:t xml:space="preserve">random.shuffle(copy_of_list) </w:t>
-      </w:r>
-      <w:r>
-        <w:rPr>
-          <w:rStyle w:val="CommentTok"/>
-        </w:rPr>
-        <w:t xml:space="preserve"># copy_of_list might now be [30, 10, 20]</w:t>
-      </w:r>
-      <w:r>
-        <w:br/>
-      </w:r>
-      <w:r>
-        <w:br/>
-      </w:r>
-      <w:r>
-        <w:rPr>
-          <w:rStyle w:val="CommentTok"/>
-        </w:rPr>
-        <w:t xml:space="preserve"># Step 3: The shuffled copy is returned</w:t>
-      </w:r>
-      <w:r>
-        <w:br/>
-      </w:r>
-      <w:r>
-        <w:rPr>
-          <w:rStyle w:val="CommentTok"/>
-        </w:rPr>
-        <w:t xml:space="preserve"># The function returns copy_of_list</w:t>
-      </w:r>
-    </w:p>
-    <w:bookmarkEnd w:id="40"/>
-    <w:bookmarkStart w:id="41" w:name="usage-notes-4"/>
-    <w:p>
-      <w:pPr>
-        <w:pStyle w:val="Heading2"/>
-      </w:pPr>
-      <w:r>
-        <w:rPr>
-          <w:rStyle w:val="SectionNumber"/>
-        </w:rPr>
-        <w:t xml:space="preserve">5.4</w:t>
-      </w:r>
-      <w:r>
-        <w:tab/>
-      </w:r>
-      <w:r>
-        <w:t xml:space="preserve">Usage Notes</w:t>
+        <w:t xml:space="preserve">argument remains unchanged after the function call.</w:t>
       </w:r>
     </w:p>
     <w:p>
@@ -5197,7 +4407,7 @@
         <w:pStyle w:val="Compact"/>
         <w:numPr>
           <w:ilvl w:val="0"/>
-          <w:numId w:val="1011"/>
+          <w:numId w:val="1009"/>
         </w:numPr>
       </w:pPr>
       <w:r>
@@ -5205,13 +4415,13 @@
           <w:b/>
           <w:bCs/>
         </w:rPr>
-        <w:t xml:space="preserve">Non-mutating:</w:t>
+        <w:t xml:space="preserve">Dependency:</w:t>
       </w:r>
       <w:r>
         <w:t xml:space="preserve"> </w:t>
       </w:r>
       <w:r>
-        <w:t xml:space="preserve">The primary feature of this function is that it does not alter the input</w:t>
+        <w:t xml:space="preserve">This function requires the</w:t>
       </w:r>
       <w:r>
         <w:t xml:space="preserve"> </w:t>
@@ -5220,13 +4430,28 @@
         <w:rPr>
           <w:rStyle w:val="VerbatimChar"/>
         </w:rPr>
-        <w:t xml:space="preserve">items</w:t>
+        <w:t xml:space="preserve">random</w:t>
       </w:r>
       <w:r>
         <w:t xml:space="preserve"> </w:t>
       </w:r>
       <w:r>
-        <w:t xml:space="preserve">list. It operates exclusively on a copy.</w:t>
+        <w:t xml:space="preserve">module to be imported in the script, as it utilizes</w:t>
+      </w:r>
+      <w:r>
+        <w:t xml:space="preserve"> </w:t>
+      </w:r>
+      <w:r>
+        <w:rPr>
+          <w:rStyle w:val="VerbatimChar"/>
+        </w:rPr>
+        <w:t xml:space="preserve">random.shuffle()</w:t>
+      </w:r>
+      <w:r>
+        <w:t xml:space="preserve"> </w:t>
+      </w:r>
+      <w:r>
+        <w:t xml:space="preserve">internally.</w:t>
       </w:r>
     </w:p>
     <w:p>
@@ -5234,7 +4459,7 @@
         <w:pStyle w:val="Compact"/>
         <w:numPr>
           <w:ilvl w:val="0"/>
-          <w:numId w:val="1011"/>
+          <w:numId w:val="1009"/>
         </w:numPr>
       </w:pPr>
       <w:r>
@@ -5242,113 +4467,52 @@
           <w:b/>
           <w:bCs/>
         </w:rPr>
-        <w:t xml:space="preserve">Dependency:</w:t>
+        <w:t xml:space="preserve">Randomness:</w:t>
       </w:r>
       <w:r>
         <w:t xml:space="preserve"> </w:t>
       </w:r>
       <w:r>
-        <w:t xml:space="preserve">This function requires the</w:t>
-      </w:r>
-      <w:r>
-        <w:t xml:space="preserve"> </w:t>
-      </w:r>
-      <w:r>
-        <w:rPr>
-          <w:rStyle w:val="VerbatimChar"/>
-        </w:rPr>
-        <w:t xml:space="preserve">random</w:t>
-      </w:r>
-      <w:r>
-        <w:t xml:space="preserve"> </w:t>
-      </w:r>
-      <w:r>
-        <w:t xml:space="preserve">module to be imported (e.g.,</w:t>
-      </w:r>
-      <w:r>
-        <w:t xml:space="preserve"> </w:t>
-      </w:r>
-      <w:r>
-        <w:rPr>
-          <w:rStyle w:val="VerbatimChar"/>
-        </w:rPr>
-        <w:t xml:space="preserve">import random</w:t>
-      </w:r>
-      <w:r>
-        <w:t xml:space="preserve">) to use the</w:t>
-      </w:r>
-      <w:r>
-        <w:t xml:space="preserve"> </w:t>
-      </w:r>
-      <w:r>
-        <w:rPr>
-          <w:rStyle w:val="VerbatimChar"/>
-        </w:rPr>
-        <w:t xml:space="preserve">random.shuffle()</w:t>
-      </w:r>
-      <w:r>
-        <w:t xml:space="preserve"> </w:t>
-      </w:r>
-      <w:r>
-        <w:t xml:space="preserve">method.</w:t>
+        <w:t xml:space="preserve">The order of the elements in the returned list is pseudo-random and will likely differ on each execution unless the random seed is explicitly set beforehand.</w:t>
       </w:r>
     </w:p>
     <w:p>
       <w:pPr>
-        <w:pStyle w:val="Compact"/>
-        <w:numPr>
-          <w:ilvl w:val="0"/>
-          <w:numId w:val="1011"/>
-        </w:numPr>
+        <w:pStyle w:val="FirstParagraph"/>
       </w:pPr>
       <w:r>
         <w:rPr>
           <w:b/>
           <w:bCs/>
         </w:rPr>
-        <w:t xml:space="preserve">Randomness:</w:t>
+        <w:t xml:space="preserve">Output Example</w:t>
+      </w:r>
+      <w:r>
+        <w:t xml:space="preserve">: A new list with the same elements as the input but in a different, random order. For example,</w:t>
       </w:r>
       <w:r>
         <w:t xml:space="preserve"> </w:t>
       </w:r>
       <w:r>
-        <w:t xml:space="preserve">The output list’s order is non-deterministic. Each call to the function will likely produce a different order of elements.</w:t>
-      </w:r>
-    </w:p>
-    <w:p>
-      <w:pPr>
-        <w:pStyle w:val="FirstParagraph"/>
-      </w:pPr>
-      <w:r>
-        <w:rPr>
-          <w:b/>
-          <w:bCs/>
-        </w:rPr>
-        <w:t xml:space="preserve">Output Example</w:t>
-      </w:r>
-      <w:r>
-        <w:t xml:space="preserve">: A new list with the same elements as the input but in a randomized order. For an input of</w:t>
+        <w:rPr>
+          <w:rStyle w:val="VerbatimChar"/>
+        </w:rPr>
+        <w:t xml:space="preserve">[4, 1, 5, 3, 2]</w:t>
       </w:r>
       <w:r>
         <w:t xml:space="preserve"> </w:t>
       </w:r>
       <w:r>
+        <w:t xml:space="preserve">could be a possible output for an input of</w:t>
+      </w:r>
+      <w:r>
+        <w:t xml:space="preserve"> </w:t>
+      </w:r>
+      <w:r>
         <w:rPr>
           <w:rStyle w:val="VerbatimChar"/>
         </w:rPr>
-        <w:t xml:space="preserve">[1, 2, 3]</w:t>
-      </w:r>
-      <w:r>
-        <w:t xml:space="preserve">, a possible output is</w:t>
-      </w:r>
-      <w:r>
-        <w:t xml:space="preserve"> </w:t>
-      </w:r>
-      <w:r>
-        <w:rPr>
-          <w:rStyle w:val="VerbatimChar"/>
-        </w:rPr>
-        <w:t xml:space="preserve">[3, 1, 2]</w:t>
+        <w:t xml:space="preserve">[1, 2, 3, 4, 5]</w:t>
       </w:r>
       <w:r>
         <w:t xml:space="preserve">.</w:t>
@@ -5424,6 +4588,15 @@
       </w:r>
       <w:r>
         <w:rPr>
+          <w:rStyle w:val="CommentTok"/>
+        </w:rPr>
+        <w:t xml:space="preserve"># The function definition is assumed to be present</w:t>
+      </w:r>
+      <w:r>
+        <w:br/>
+      </w:r>
+      <w:r>
+        <w:rPr>
           <w:rStyle w:val="KeywordTok"/>
         </w:rPr>
         <w:t xml:space="preserve">def</w:t>
@@ -5684,7 +4857,7 @@
         <w:rPr>
           <w:rStyle w:val="SpecialStringTok"/>
         </w:rPr>
-        <w:t xml:space="preserve">f"Original List: </w:t>
+        <w:t xml:space="preserve">f"Original List (unchanged): </w:t>
       </w:r>
       <w:r>
         <w:rPr>
@@ -5748,6 +4921,90 @@
           <w:rStyle w:val="NormalTok"/>
         </w:rPr>
         <w:t xml:space="preserve">shuffled_numbers</w:t>
+      </w:r>
+      <w:r>
+        <w:rPr>
+          <w:rStyle w:val="SpecialCharTok"/>
+        </w:rPr>
+        <w:t xml:space="preserve">}</w:t>
+      </w:r>
+      <w:r>
+        <w:rPr>
+          <w:rStyle w:val="SpecialStringTok"/>
+        </w:rPr>
+        <w:t xml:space="preserve">"</w:t>
+      </w:r>
+      <w:r>
+        <w:rPr>
+          <w:rStyle w:val="NormalTok"/>
+        </w:rPr>
+        <w:t xml:space="preserve">)</w:t>
+      </w:r>
+      <w:r>
+        <w:br/>
+      </w:r>
+      <w:r>
+        <w:br/>
+      </w:r>
+      <w:r>
+        <w:rPr>
+          <w:rStyle w:val="CommentTok"/>
+        </w:rPr>
+        <w:t xml:space="preserve"># Another run might produce a different order</w:t>
+      </w:r>
+      <w:r>
+        <w:br/>
+      </w:r>
+      <w:r>
+        <w:rPr>
+          <w:rStyle w:val="NormalTok"/>
+        </w:rPr>
+        <w:t xml:space="preserve">another_shuffled_copy </w:t>
+      </w:r>
+      <w:r>
+        <w:rPr>
+          <w:rStyle w:val="OperatorTok"/>
+        </w:rPr>
+        <w:t xml:space="preserve">=</w:t>
+      </w:r>
+      <w:r>
+        <w:rPr>
+          <w:rStyle w:val="NormalTok"/>
+        </w:rPr>
+        <w:t xml:space="preserve"> shuffle_copy(original_numbers)</w:t>
+      </w:r>
+      <w:r>
+        <w:br/>
+      </w:r>
+      <w:r>
+        <w:rPr>
+          <w:rStyle w:val="BuiltInTok"/>
+        </w:rPr>
+        <w:t xml:space="preserve">print</w:t>
+      </w:r>
+      <w:r>
+        <w:rPr>
+          <w:rStyle w:val="NormalTok"/>
+        </w:rPr>
+        <w:t xml:space="preserve">(</w:t>
+      </w:r>
+      <w:r>
+        <w:rPr>
+          <w:rStyle w:val="SpecialStringTok"/>
+        </w:rPr>
+        <w:t xml:space="preserve">f"Another Shuffled Copy: </w:t>
+      </w:r>
+      <w:r>
+        <w:rPr>
+          <w:rStyle w:val="SpecialCharTok"/>
+        </w:rPr>
+        <w:t xml:space="preserve">{</w:t>
+      </w:r>
+      <w:r>
+        <w:rPr>
+          <w:rStyle w:val="NormalTok"/>
+        </w:rPr>
+        <w:t xml:space="preserve">another_shuffled_copy</w:t>
       </w:r>
       <w:r>
         <w:rPr>
@@ -5788,7 +5045,7 @@
         <w:rPr>
           <w:rStyle w:val="VerbatimChar"/>
         </w:rPr>
-        <w:t xml:space="preserve">Original List: [1, 2, 3, 4, 5]</w:t>
+        <w:t xml:space="preserve">Original List (unchanged): [1, 2, 3, 4, 5]</w:t>
       </w:r>
       <w:r>
         <w:br/>
@@ -5797,47 +5054,16 @@
         <w:rPr>
           <w:rStyle w:val="VerbatimChar"/>
         </w:rPr>
-        <w:t xml:space="preserve">Shuffled Copy: [4, 1, 5, 3, 2]</w:t>
-      </w:r>
-    </w:p>
-    <w:p>
-      <w:pPr>
-        <w:pStyle w:val="FirstParagraph"/>
-      </w:pPr>
-      <w:r>
-        <w:rPr>
-          <w:i/>
-          <w:iCs/>
-        </w:rPr>
-        <w:t xml:space="preserve">(Note: The order of elements in</w:t>
-      </w:r>
-      <w:r>
-        <w:rPr>
-          <w:i/>
-          <w:iCs/>
-        </w:rPr>
-        <w:t xml:space="preserve"> </w:t>
-      </w:r>
-      <w:r>
-        <w:rPr>
-          <w:i/>
-          <w:iCs/>
-        </w:rPr>
-        <w:t xml:space="preserve">“Shuffled Copy”</w:t>
-      </w:r>
-      <w:r>
-        <w:rPr>
-          <w:i/>
-          <w:iCs/>
-        </w:rPr>
-        <w:t xml:space="preserve"> </w:t>
-      </w:r>
-      <w:r>
-        <w:rPr>
-          <w:i/>
-          <w:iCs/>
-        </w:rPr>
-        <w:t xml:space="preserve">will vary with each execution.)</w:t>
+        <w:t xml:space="preserve">Shuffled Copy: [3, 5, 1, 2, 4]</w:t>
+      </w:r>
+      <w:r>
+        <w:br/>
+      </w:r>
+      <w:r>
+        <w:rPr>
+          <w:rStyle w:val="VerbatimChar"/>
+        </w:rPr>
+        <w:t xml:space="preserve">Another Shuffled Copy: [5, 2, 4, 1, 3]</w:t>
       </w:r>
     </w:p>
     <w:p>
@@ -6359,6 +5585,18 @@
     <w:abstractNumId w:val="991"/>
   </w:num>
   <w:num w:numId="1004">
+    <w:abstractNumId w:val="991"/>
+  </w:num>
+  <w:num w:numId="1005">
+    <w:abstractNumId w:val="991"/>
+  </w:num>
+  <w:num w:numId="1006">
+    <w:abstractNumId w:val="991"/>
+  </w:num>
+  <w:num w:numId="1007">
+    <w:abstractNumId w:val="991"/>
+  </w:num>
+  <w:num w:numId="1008">
     <w:abstractNumId w:val="99411"/>
     <w:lvlOverride w:ilvl="0">
       <w:startOverride w:val="1"/>
@@ -6388,79 +5626,7 @@
       <w:startOverride w:val="1"/>
     </w:lvlOverride>
   </w:num>
-  <w:num w:numId="1005">
-    <w:abstractNumId w:val="991"/>
-  </w:num>
-  <w:num w:numId="1006">
-    <w:abstractNumId w:val="991"/>
-  </w:num>
-  <w:num w:numId="1007">
-    <w:abstractNumId w:val="99411"/>
-    <w:lvlOverride w:ilvl="0">
-      <w:startOverride w:val="1"/>
-    </w:lvlOverride>
-    <w:lvlOverride w:ilvl="1">
-      <w:startOverride w:val="1"/>
-    </w:lvlOverride>
-    <w:lvlOverride w:ilvl="2">
-      <w:startOverride w:val="1"/>
-    </w:lvlOverride>
-    <w:lvlOverride w:ilvl="3">
-      <w:startOverride w:val="1"/>
-    </w:lvlOverride>
-    <w:lvlOverride w:ilvl="4">
-      <w:startOverride w:val="1"/>
-    </w:lvlOverride>
-    <w:lvlOverride w:ilvl="5">
-      <w:startOverride w:val="1"/>
-    </w:lvlOverride>
-    <w:lvlOverride w:ilvl="6">
-      <w:startOverride w:val="1"/>
-    </w:lvlOverride>
-    <w:lvlOverride w:ilvl="7">
-      <w:startOverride w:val="1"/>
-    </w:lvlOverride>
-    <w:lvlOverride w:ilvl="8">
-      <w:startOverride w:val="1"/>
-    </w:lvlOverride>
-  </w:num>
-  <w:num w:numId="1008">
-    <w:abstractNumId w:val="991"/>
-  </w:num>
   <w:num w:numId="1009">
-    <w:abstractNumId w:val="991"/>
-  </w:num>
-  <w:num w:numId="1010">
-    <w:abstractNumId w:val="99411"/>
-    <w:lvlOverride w:ilvl="0">
-      <w:startOverride w:val="1"/>
-    </w:lvlOverride>
-    <w:lvlOverride w:ilvl="1">
-      <w:startOverride w:val="1"/>
-    </w:lvlOverride>
-    <w:lvlOverride w:ilvl="2">
-      <w:startOverride w:val="1"/>
-    </w:lvlOverride>
-    <w:lvlOverride w:ilvl="3">
-      <w:startOverride w:val="1"/>
-    </w:lvlOverride>
-    <w:lvlOverride w:ilvl="4">
-      <w:startOverride w:val="1"/>
-    </w:lvlOverride>
-    <w:lvlOverride w:ilvl="5">
-      <w:startOverride w:val="1"/>
-    </w:lvlOverride>
-    <w:lvlOverride w:ilvl="6">
-      <w:startOverride w:val="1"/>
-    </w:lvlOverride>
-    <w:lvlOverride w:ilvl="7">
-      <w:startOverride w:val="1"/>
-    </w:lvlOverride>
-    <w:lvlOverride w:ilvl="8">
-      <w:startOverride w:val="1"/>
-    </w:lvlOverride>
-  </w:num>
-  <w:num w:numId="1011">
     <w:abstractNumId w:val="991"/>
   </w:num>
 </w:numbering>

--- a/random_module_one.docx
+++ b/random_module_one.docx
@@ -128,13 +128,14 @@
     <w:tbl>
       <w:tblPr>
         <w:tblStyle w:val="Table"/>
-        <w:tblW w:type="auto" w:w="0"/>
+        <w:tblW w:type="pct" w:w="5000"/>
+        <w:tblLayout w:type="fixed"/>
         <w:tblLook w:firstRow="1" w:lastRow="0" w:firstColumn="0" w:lastColumn="0" w:noHBand="0" w:noVBand="0" w:val="0020"/>
       </w:tblPr>
       <w:tblGrid>
-        <w:gridCol w:w="2640"/>
-        <w:gridCol w:w="2640"/>
-        <w:gridCol w:w="2640"/>
+        <w:gridCol w:w="2904"/>
+        <w:gridCol w:w="1584"/>
+        <w:gridCol w:w="3432"/>
       </w:tblGrid>
       <w:tr>
         <w:trPr>
@@ -196,7 +197,22 @@
               <w:pStyle w:val="Compact"/>
             </w:pPr>
             <w:r>
-              <w:t xml:space="preserve">int / float</w:t>
+              <w:rPr>
+                <w:rStyle w:val="VerbatimChar"/>
+              </w:rPr>
+              <w:t xml:space="preserve">int</w:t>
+            </w:r>
+            <w:r>
+              <w:t xml:space="preserve">,</w:t>
+            </w:r>
+            <w:r>
+              <w:t xml:space="preserve"> </w:t>
+            </w:r>
+            <w:r>
+              <w:rPr>
+                <w:rStyle w:val="VerbatimChar"/>
+              </w:rPr>
+              <w:t xml:space="preserve">float</w:t>
             </w:r>
           </w:p>
         </w:tc>
@@ -234,7 +250,22 @@
               <w:pStyle w:val="Compact"/>
             </w:pPr>
             <w:r>
-              <w:t xml:space="preserve">int / float</w:t>
+              <w:rPr>
+                <w:rStyle w:val="VerbatimChar"/>
+              </w:rPr>
+              <w:t xml:space="preserve">int</w:t>
+            </w:r>
+            <w:r>
+              <w:t xml:space="preserve">,</w:t>
+            </w:r>
+            <w:r>
+              <w:t xml:space="preserve"> </w:t>
+            </w:r>
+            <w:r>
+              <w:rPr>
+                <w:rStyle w:val="VerbatimChar"/>
+              </w:rPr>
+              <w:t xml:space="preserve">float</w:t>
             </w:r>
           </w:p>
         </w:tc>
@@ -302,7 +333,7 @@
         <w:t xml:space="preserve">b</w:t>
       </w:r>
       <w:r>
-        <w:t xml:space="preserve">, which are expected to be numerical values (integers or floating-point numbers). The core logic of the function is the expression</w:t>
+        <w:t xml:space="preserve">, which are expected to be numerical values (integers or floating-point numbers). The core logic of the function is centered around the</w:t>
       </w:r>
       <w:r>
         <w:t xml:space="preserve"> </w:t>
@@ -311,10 +342,43 @@
         <w:rPr>
           <w:rStyle w:val="VerbatimChar"/>
         </w:rPr>
-        <w:t xml:space="preserve">a + b</w:t>
-      </w:r>
-      <w:r>
-        <w:t xml:space="preserve">, which computes the sum of the two inputs. The resulting value is then returned by the function.</w:t>
+        <w:t xml:space="preserve">+</w:t>
+      </w:r>
+      <w:r>
+        <w:t xml:space="preserve"> </w:t>
+      </w:r>
+      <w:r>
+        <w:t xml:space="preserve">operator. It computes the sum of</w:t>
+      </w:r>
+      <w:r>
+        <w:t xml:space="preserve"> </w:t>
+      </w:r>
+      <w:r>
+        <w:rPr>
+          <w:rStyle w:val="VerbatimChar"/>
+        </w:rPr>
+        <w:t xml:space="preserve">a</w:t>
+      </w:r>
+      <w:r>
+        <w:t xml:space="preserve"> </w:t>
+      </w:r>
+      <w:r>
+        <w:t xml:space="preserve">and</w:t>
+      </w:r>
+      <w:r>
+        <w:t xml:space="preserve"> </w:t>
+      </w:r>
+      <w:r>
+        <w:rPr>
+          <w:rStyle w:val="VerbatimChar"/>
+        </w:rPr>
+        <w:t xml:space="preserve">b</w:t>
+      </w:r>
+      <w:r>
+        <w:t xml:space="preserve"> </w:t>
+      </w:r>
+      <w:r>
+        <w:t xml:space="preserve">and immediately returns the resulting value.</w:t>
       </w:r>
     </w:p>
     <w:p>
@@ -322,7 +386,7 @@
         <w:pStyle w:val="BodyText"/>
       </w:pPr>
       <w:r>
-        <w:t xml:space="preserve">Due to Python’s dynamic typing, the</w:t>
+        <w:t xml:space="preserve">The function’s behavior is defined by Python’s</w:t>
       </w:r>
       <w:r>
         <w:t xml:space="preserve"> </w:t>
@@ -337,7 +401,7 @@
         <w:t xml:space="preserve"> </w:t>
       </w:r>
       <w:r>
-        <w:t xml:space="preserve">operator can also perform concatenation if strings are passed as arguments. However, the function’s name</w:t>
+        <w:t xml:space="preserve">operator. For example, if</w:t>
       </w:r>
       <w:r>
         <w:t xml:space="preserve"> </w:t>
@@ -346,13 +410,82 @@
         <w:rPr>
           <w:rStyle w:val="VerbatimChar"/>
         </w:rPr>
-        <w:t xml:space="preserve">num</w:t>
+        <w:t xml:space="preserve">a</w:t>
       </w:r>
       <w:r>
         <w:t xml:space="preserve"> </w:t>
       </w:r>
       <w:r>
-        <w:t xml:space="preserve">implies its primary purpose is for numerical calculations.</w:t>
+        <w:t xml:space="preserve">is</w:t>
+      </w:r>
+      <w:r>
+        <w:t xml:space="preserve"> </w:t>
+      </w:r>
+      <w:r>
+        <w:rPr>
+          <w:rStyle w:val="VerbatimChar"/>
+        </w:rPr>
+        <w:t xml:space="preserve">5</w:t>
+      </w:r>
+      <w:r>
+        <w:t xml:space="preserve"> </w:t>
+      </w:r>
+      <w:r>
+        <w:t xml:space="preserve">and</w:t>
+      </w:r>
+      <w:r>
+        <w:t xml:space="preserve"> </w:t>
+      </w:r>
+      <w:r>
+        <w:rPr>
+          <w:rStyle w:val="VerbatimChar"/>
+        </w:rPr>
+        <w:t xml:space="preserve">b</w:t>
+      </w:r>
+      <w:r>
+        <w:t xml:space="preserve"> </w:t>
+      </w:r>
+      <w:r>
+        <w:t xml:space="preserve">is</w:t>
+      </w:r>
+      <w:r>
+        <w:t xml:space="preserve"> </w:t>
+      </w:r>
+      <w:r>
+        <w:rPr>
+          <w:rStyle w:val="VerbatimChar"/>
+        </w:rPr>
+        <w:t xml:space="preserve">10</w:t>
+      </w:r>
+      <w:r>
+        <w:t xml:space="preserve">, the function will execute</w:t>
+      </w:r>
+      <w:r>
+        <w:t xml:space="preserve"> </w:t>
+      </w:r>
+      <w:r>
+        <w:rPr>
+          <w:rStyle w:val="VerbatimChar"/>
+        </w:rPr>
+        <w:t xml:space="preserve">5 + 10</w:t>
+      </w:r>
+      <w:r>
+        <w:t xml:space="preserve"> </w:t>
+      </w:r>
+      <w:r>
+        <w:t xml:space="preserve">and return</w:t>
+      </w:r>
+      <w:r>
+        <w:t xml:space="preserve"> </w:t>
+      </w:r>
+      <w:r>
+        <w:rPr>
+          <w:rStyle w:val="VerbatimChar"/>
+        </w:rPr>
+        <w:t xml:space="preserve">15</w:t>
+      </w:r>
+      <w:r>
+        <w:t xml:space="preserve">.</w:t>
       </w:r>
     </w:p>
     <w:p>
@@ -363,7 +496,7 @@
         <w:rPr>
           <w:rStyle w:val="CommentTok"/>
         </w:rPr>
-        <w:t xml:space="preserve"># The function adds the two parameters and returns the result.</w:t>
+        <w:t xml:space="preserve"># The core operation of the function</w:t>
       </w:r>
       <w:r>
         <w:br/>
@@ -421,16 +554,34 @@
         </w:numPr>
       </w:pPr>
       <w:r>
-        <w:t xml:space="preserve">The function will work with any data types that support the addition (</w:t>
+        <w:t xml:space="preserve">This function is primarily intended for use with numeric types such as</w:t>
+      </w:r>
+      <w:r>
+        <w:t xml:space="preserve"> </w:t>
       </w:r>
       <w:r>
         <w:rPr>
           <w:rStyle w:val="VerbatimChar"/>
         </w:rPr>
-        <w:t xml:space="preserve">+</w:t>
-      </w:r>
-      <w:r>
-        <w:t xml:space="preserve">) operator, such as integers, floats, and strings.</w:t>
+        <w:t xml:space="preserve">int</w:t>
+      </w:r>
+      <w:r>
+        <w:t xml:space="preserve"> </w:t>
+      </w:r>
+      <w:r>
+        <w:t xml:space="preserve">and</w:t>
+      </w:r>
+      <w:r>
+        <w:t xml:space="preserve"> </w:t>
+      </w:r>
+      <w:r>
+        <w:rPr>
+          <w:rStyle w:val="VerbatimChar"/>
+        </w:rPr>
+        <w:t xml:space="preserve">float</w:t>
+      </w:r>
+      <w:r>
+        <w:t xml:space="preserve">.</w:t>
       </w:r>
     </w:p>
     <w:p>
@@ -442,7 +593,7 @@
         </w:numPr>
       </w:pPr>
       <w:r>
-        <w:t xml:space="preserve">If you provide incompatible types (e.g., an integer and a string), the function will raise a</w:t>
+        <w:t xml:space="preserve">If strings are passed as arguments, the function will perform string concatenation instead of arithmetic addition (e.g.,</w:t>
       </w:r>
       <w:r>
         <w:t xml:space="preserve"> </w:t>
@@ -451,10 +602,25 @@
         <w:rPr>
           <w:rStyle w:val="VerbatimChar"/>
         </w:rPr>
-        <w:t xml:space="preserve">TypeError</w:t>
-      </w:r>
-      <w:r>
-        <w:t xml:space="preserve">.</w:t>
+        <w:t xml:space="preserve">num("hello", "world")</w:t>
+      </w:r>
+      <w:r>
+        <w:t xml:space="preserve"> </w:t>
+      </w:r>
+      <w:r>
+        <w:t xml:space="preserve">returns</w:t>
+      </w:r>
+      <w:r>
+        <w:t xml:space="preserve"> </w:t>
+      </w:r>
+      <w:r>
+        <w:rPr>
+          <w:rStyle w:val="VerbatimChar"/>
+        </w:rPr>
+        <w:t xml:space="preserve">"helloworld"</w:t>
+      </w:r>
+      <w:r>
+        <w:t xml:space="preserve">).</w:t>
       </w:r>
     </w:p>
     <w:p>
@@ -466,7 +632,46 @@
         </w:numPr>
       </w:pPr>
       <w:r>
-        <w:t xml:space="preserve">When used with strings, the function will perform concatenation, not mathematical addition.</w:t>
+        <w:t xml:space="preserve">Passing incompatible types (e.g., an</w:t>
+      </w:r>
+      <w:r>
+        <w:t xml:space="preserve"> </w:t>
+      </w:r>
+      <w:r>
+        <w:rPr>
+          <w:rStyle w:val="VerbatimChar"/>
+        </w:rPr>
+        <w:t xml:space="preserve">int</w:t>
+      </w:r>
+      <w:r>
+        <w:t xml:space="preserve"> </w:t>
+      </w:r>
+      <w:r>
+        <w:t xml:space="preserve">and a</w:t>
+      </w:r>
+      <w:r>
+        <w:t xml:space="preserve"> </w:t>
+      </w:r>
+      <w:r>
+        <w:rPr>
+          <w:rStyle w:val="VerbatimChar"/>
+        </w:rPr>
+        <w:t xml:space="preserve">str</w:t>
+      </w:r>
+      <w:r>
+        <w:t xml:space="preserve">) will result in a</w:t>
+      </w:r>
+      <w:r>
+        <w:t xml:space="preserve"> </w:t>
+      </w:r>
+      <w:r>
+        <w:rPr>
+          <w:rStyle w:val="VerbatimChar"/>
+        </w:rPr>
+        <w:t xml:space="preserve">TypeError</w:t>
+      </w:r>
+      <w:r>
+        <w:t xml:space="preserve">.</w:t>
       </w:r>
     </w:p>
     <w:p>
@@ -481,34 +686,7 @@
         <w:t xml:space="preserve">Output Example</w:t>
       </w:r>
       <w:r>
-        <w:t xml:space="preserve">: If the inputs are</w:t>
-      </w:r>
-      <w:r>
-        <w:t xml:space="preserve"> </w:t>
-      </w:r>
-      <w:r>
-        <w:rPr>
-          <w:rStyle w:val="VerbatimChar"/>
-        </w:rPr>
-        <w:t xml:space="preserve">5</w:t>
-      </w:r>
-      <w:r>
-        <w:t xml:space="preserve"> </w:t>
-      </w:r>
-      <w:r>
-        <w:t xml:space="preserve">and</w:t>
-      </w:r>
-      <w:r>
-        <w:t xml:space="preserve"> </w:t>
-      </w:r>
-      <w:r>
-        <w:rPr>
-          <w:rStyle w:val="VerbatimChar"/>
-        </w:rPr>
-        <w:t xml:space="preserve">10</w:t>
-      </w:r>
-      <w:r>
-        <w:t xml:space="preserve">, the function returns an integer.</w:t>
+        <w:t xml:space="preserve">: A numeric value representing the sum.</w:t>
       </w:r>
     </w:p>
     <w:p>
@@ -549,7 +727,7 @@
         <w:rPr>
           <w:rStyle w:val="CommentTok"/>
         </w:rPr>
-        <w:t xml:space="preserve"># Example usage with integers</w:t>
+        <w:t xml:space="preserve"># Example usage with two integers</w:t>
       </w:r>
       <w:r>
         <w:br/>
@@ -558,7 +736,7 @@
         <w:rPr>
           <w:rStyle w:val="NormalTok"/>
         </w:rPr>
-        <w:t xml:space="preserve">result_int </w:t>
+        <w:t xml:space="preserve">result </w:t>
       </w:r>
       <w:r>
         <w:rPr>
@@ -576,112 +754,40 @@
         <w:rPr>
           <w:rStyle w:val="DecValTok"/>
         </w:rPr>
+        <w:t xml:space="preserve">5</w:t>
+      </w:r>
+      <w:r>
+        <w:rPr>
+          <w:rStyle w:val="NormalTok"/>
+        </w:rPr>
+        <w:t xml:space="preserve">, </w:t>
+      </w:r>
+      <w:r>
+        <w:rPr>
+          <w:rStyle w:val="DecValTok"/>
+        </w:rPr>
         <w:t xml:space="preserve">10</w:t>
       </w:r>
       <w:r>
         <w:rPr>
           <w:rStyle w:val="NormalTok"/>
         </w:rPr>
-        <w:t xml:space="preserve">, </w:t>
-      </w:r>
-      <w:r>
-        <w:rPr>
-          <w:rStyle w:val="DecValTok"/>
-        </w:rPr>
-        <w:t xml:space="preserve">5</w:t>
+        <w:t xml:space="preserve">)</w:t>
+      </w:r>
+      <w:r>
+        <w:br/>
+      </w:r>
+      <w:r>
+        <w:rPr>
+          <w:rStyle w:val="BuiltInTok"/>
+        </w:rPr>
+        <w:t xml:space="preserve">print</w:t>
       </w:r>
       <w:r>
         <w:rPr>
           <w:rStyle w:val="NormalTok"/>
         </w:rPr>
-        <w:t xml:space="preserve">)</w:t>
-      </w:r>
-      <w:r>
-        <w:br/>
-      </w:r>
-      <w:r>
-        <w:rPr>
-          <w:rStyle w:val="BuiltInTok"/>
-        </w:rPr>
-        <w:t xml:space="preserve">print</w:t>
-      </w:r>
-      <w:r>
-        <w:rPr>
-          <w:rStyle w:val="NormalTok"/>
-        </w:rPr>
-        <w:t xml:space="preserve">(result_int)</w:t>
-      </w:r>
-      <w:r>
-        <w:br/>
-      </w:r>
-      <w:r>
-        <w:br/>
-      </w:r>
-      <w:r>
-        <w:rPr>
-          <w:rStyle w:val="CommentTok"/>
-        </w:rPr>
-        <w:t xml:space="preserve"># Example usage with floats</w:t>
-      </w:r>
-      <w:r>
-        <w:br/>
-      </w:r>
-      <w:r>
-        <w:rPr>
-          <w:rStyle w:val="NormalTok"/>
-        </w:rPr>
-        <w:t xml:space="preserve">result_float </w:t>
-      </w:r>
-      <w:r>
-        <w:rPr>
-          <w:rStyle w:val="OperatorTok"/>
-        </w:rPr>
-        <w:t xml:space="preserve">=</w:t>
-      </w:r>
-      <w:r>
-        <w:rPr>
-          <w:rStyle w:val="NormalTok"/>
-        </w:rPr>
-        <w:t xml:space="preserve"> num(</w:t>
-      </w:r>
-      <w:r>
-        <w:rPr>
-          <w:rStyle w:val="FloatTok"/>
-        </w:rPr>
-        <w:t xml:space="preserve">7.5</w:t>
-      </w:r>
-      <w:r>
-        <w:rPr>
-          <w:rStyle w:val="NormalTok"/>
-        </w:rPr>
-        <w:t xml:space="preserve">, </w:t>
-      </w:r>
-      <w:r>
-        <w:rPr>
-          <w:rStyle w:val="FloatTok"/>
-        </w:rPr>
-        <w:t xml:space="preserve">2.5</w:t>
-      </w:r>
-      <w:r>
-        <w:rPr>
-          <w:rStyle w:val="NormalTok"/>
-        </w:rPr>
-        <w:t xml:space="preserve">)</w:t>
-      </w:r>
-      <w:r>
-        <w:br/>
-      </w:r>
-      <w:r>
-        <w:rPr>
-          <w:rStyle w:val="BuiltInTok"/>
-        </w:rPr>
-        <w:t xml:space="preserve">print</w:t>
-      </w:r>
-      <w:r>
-        <w:rPr>
-          <w:rStyle w:val="NormalTok"/>
-        </w:rPr>
-        <w:t xml:space="preserve">(result_float)</w:t>
+        <w:t xml:space="preserve">(result)</w:t>
       </w:r>
     </w:p>
     <w:p>
@@ -705,15 +811,6 @@
           <w:rStyle w:val="VerbatimChar"/>
         </w:rPr>
         <w:t xml:space="preserve">15</w:t>
-      </w:r>
-      <w:r>
-        <w:br/>
-      </w:r>
-      <w:r>
-        <w:rPr>
-          <w:rStyle w:val="VerbatimChar"/>
-        </w:rPr>
-        <w:t xml:space="preserve">10.0</w:t>
       </w:r>
     </w:p>
     <w:p>
@@ -800,7 +897,7 @@
         <w:t xml:space="preserve"> </w:t>
       </w:r>
       <w:r>
-        <w:t xml:space="preserve">function returns a list of a specified number of pseudo-random integers within a given inclusive range.</w:t>
+        <w:t xml:space="preserve">function creates and returns a list of a specified number of pseudo-random integers within a given inclusive range.</w:t>
       </w:r>
     </w:p>
     <w:bookmarkEnd w:id="17"/>
@@ -894,9 +991,6 @@
               <w:pStyle w:val="Compact"/>
             </w:pPr>
             <w:r>
-              <w:rPr>
-                <w:rStyle w:val="VerbatimChar"/>
-              </w:rPr>
               <w:t xml:space="preserve">int</w:t>
             </w:r>
           </w:p>
@@ -935,9 +1029,6 @@
               <w:pStyle w:val="Compact"/>
             </w:pPr>
             <w:r>
-              <w:rPr>
-                <w:rStyle w:val="VerbatimChar"/>
-              </w:rPr>
               <w:t xml:space="preserve">int</w:t>
             </w:r>
           </w:p>
@@ -988,9 +1079,6 @@
               <w:pStyle w:val="Compact"/>
             </w:pPr>
             <w:r>
-              <w:rPr>
-                <w:rStyle w:val="VerbatimChar"/>
-              </w:rPr>
               <w:t xml:space="preserve">int</w:t>
             </w:r>
           </w:p>
@@ -1044,15 +1132,25 @@
         <w:pStyle w:val="FirstParagraph"/>
       </w:pPr>
       <w:r>
-        <w:t xml:space="preserve">This function provides a convenient way to generate a list of random integers. It begins by validating its input parameters to ensure logical consistency.</w:t>
+        <w:t xml:space="preserve">This function provides a straightforward way to generate a list of random integers. It operates in three main steps:</w:t>
       </w:r>
     </w:p>
     <w:p>
       <w:pPr>
-        <w:pStyle w:val="BodyText"/>
-      </w:pPr>
-      <w:r>
-        <w:t xml:space="preserve">First, it checks if the</w:t>
+        <w:numPr>
+          <w:ilvl w:val="0"/>
+          <w:numId w:val="1002"/>
+        </w:numPr>
+      </w:pPr>
+      <w:r>
+        <w:rPr>
+          <w:b/>
+          <w:bCs/>
+        </w:rPr>
+        <w:t xml:space="preserve">Input Validation</w:t>
+      </w:r>
+      <w:r>
+        <w:t xml:space="preserve">: The function first checks if the</w:t>
       </w:r>
       <w:r>
         <w:t xml:space="preserve"> </w:t>
@@ -1067,7 +1165,7 @@
         <w:t xml:space="preserve"> </w:t>
       </w:r>
       <w:r>
-        <w:t xml:space="preserve">parameter is a negative number. If</w:t>
+        <w:t xml:space="preserve">parameter is a non-negative number. If</w:t>
       </w:r>
       <w:r>
         <w:t xml:space="preserve"> </w:t>
@@ -1082,7 +1180,7 @@
         <w:t xml:space="preserve"> </w:t>
       </w:r>
       <w:r>
-        <w:t xml:space="preserve">is less than zero, it is impossible to create a list of that size, so the function raises a</w:t>
+        <w:t xml:space="preserve">is less than zero, it raises a</w:t>
       </w:r>
       <w:r>
         <w:t xml:space="preserve"> </w:t>
@@ -1094,15 +1192,28 @@
         <w:t xml:space="preserve">ValueError</w:t>
       </w:r>
       <w:r>
-        <w:t xml:space="preserve">.</w:t>
+        <w:t xml:space="preserve"> </w:t>
+      </w:r>
+      <w:r>
+        <w:t xml:space="preserve">because it’s impossible to generate a negative number of items.</w:t>
       </w:r>
     </w:p>
     <w:p>
       <w:pPr>
-        <w:pStyle w:val="BodyText"/>
-      </w:pPr>
-      <w:r>
-        <w:t xml:space="preserve">Next, it ensures that the range</w:t>
+        <w:numPr>
+          <w:ilvl w:val="0"/>
+          <w:numId w:val="1002"/>
+        </w:numPr>
+      </w:pPr>
+      <w:r>
+        <w:rPr>
+          <w:b/>
+          <w:bCs/>
+        </w:rPr>
+        <w:t xml:space="preserve">Range Correction</w:t>
+      </w:r>
+      <w:r>
+        <w:t xml:space="preserve">: It then compares the</w:t>
       </w:r>
       <w:r>
         <w:t xml:space="preserve"> </w:t>
@@ -1111,13 +1222,13 @@
         <w:rPr>
           <w:rStyle w:val="VerbatimChar"/>
         </w:rPr>
-        <w:t xml:space="preserve">[start, end]</w:t>
+        <w:t xml:space="preserve">start</w:t>
       </w:r>
       <w:r>
         <w:t xml:space="preserve"> </w:t>
       </w:r>
       <w:r>
-        <w:t xml:space="preserve">is correctly ordered. If the provided</w:t>
+        <w:t xml:space="preserve">and</w:t>
       </w:r>
       <w:r>
         <w:t xml:space="preserve"> </w:t>
@@ -1126,13 +1237,28 @@
         <w:rPr>
           <w:rStyle w:val="VerbatimChar"/>
         </w:rPr>
+        <w:t xml:space="preserve">end</w:t>
+      </w:r>
+      <w:r>
+        <w:t xml:space="preserve"> </w:t>
+      </w:r>
+      <w:r>
+        <w:t xml:space="preserve">parameters. If</w:t>
+      </w:r>
+      <w:r>
+        <w:t xml:space="preserve"> </w:t>
+      </w:r>
+      <w:r>
+        <w:rPr>
+          <w:rStyle w:val="VerbatimChar"/>
+        </w:rPr>
         <w:t xml:space="preserve">start</w:t>
       </w:r>
       <w:r>
         <w:t xml:space="preserve"> </w:t>
       </w:r>
       <w:r>
-        <w:t xml:space="preserve">value is greater than the</w:t>
+        <w:t xml:space="preserve">is found to be greater than</w:t>
       </w:r>
       <w:r>
         <w:t xml:space="preserve"> </w:t>
@@ -1144,18 +1270,25 @@
         <w:t xml:space="preserve">end</w:t>
       </w:r>
       <w:r>
-        <w:t xml:space="preserve"> </w:t>
-      </w:r>
-      <w:r>
-        <w:t xml:space="preserve">value, the function automatically swaps them. This makes the function more robust, as the user does not need to worry about the order of these two parameters.</w:t>
+        <w:t xml:space="preserve">, the function automatically swaps their values. This ensures that the range is always valid for the random number generation logic that follows, preventing potential errors.</w:t>
       </w:r>
     </w:p>
     <w:p>
       <w:pPr>
-        <w:pStyle w:val="BodyText"/>
-      </w:pPr>
-      <w:r>
-        <w:t xml:space="preserve">Finally, the function uses a list comprehension in conjunction with the</w:t>
+        <w:numPr>
+          <w:ilvl w:val="0"/>
+          <w:numId w:val="1002"/>
+        </w:numPr>
+      </w:pPr>
+      <w:r>
+        <w:rPr>
+          <w:b/>
+          <w:bCs/>
+        </w:rPr>
+        <w:t xml:space="preserve">Generation</w:t>
+      </w:r>
+      <w:r>
+        <w:t xml:space="preserve">: Using a list comprehension, the function iterates</w:t>
       </w:r>
       <w:r>
         <w:t xml:space="preserve"> </w:t>
@@ -1164,13 +1297,28 @@
         <w:rPr>
           <w:rStyle w:val="VerbatimChar"/>
         </w:rPr>
+        <w:t xml:space="preserve">count</w:t>
+      </w:r>
+      <w:r>
+        <w:t xml:space="preserve"> </w:t>
+      </w:r>
+      <w:r>
+        <w:t xml:space="preserve">times. In each iteration, it calls</w:t>
+      </w:r>
+      <w:r>
+        <w:t xml:space="preserve"> </w:t>
+      </w:r>
+      <w:r>
+        <w:rPr>
+          <w:rStyle w:val="VerbatimChar"/>
+        </w:rPr>
         <w:t xml:space="preserve">random.randint(start, end)</w:t>
       </w:r>
       <w:r>
         <w:t xml:space="preserve"> </w:t>
       </w:r>
       <w:r>
-        <w:t xml:space="preserve">method. It iterates</w:t>
+        <w:t xml:space="preserve">to produce a single integer that is uniformly sampled from the inclusive range</w:t>
       </w:r>
       <w:r>
         <w:t xml:space="preserve"> </w:t>
@@ -1179,25 +1327,10 @@
         <w:rPr>
           <w:rStyle w:val="VerbatimChar"/>
         </w:rPr>
-        <w:t xml:space="preserve">count</w:t>
-      </w:r>
-      <w:r>
-        <w:t xml:space="preserve"> </w:t>
-      </w:r>
-      <w:r>
-        <w:t xml:space="preserve">times, and in each iteration, it generates a single random integer that is uniformly sampled from the inclusive range</w:t>
-      </w:r>
-      <w:r>
-        <w:t xml:space="preserve"> </w:t>
-      </w:r>
-      <w:r>
-        <w:rPr>
-          <w:rStyle w:val="VerbatimChar"/>
-        </w:rPr>
         <w:t xml:space="preserve">[start, end]</w:t>
       </w:r>
       <w:r>
-        <w:t xml:space="preserve">. These integers are collected into a list, which is the final return value.</w:t>
+        <w:t xml:space="preserve">. These integers are collected into a list which is then returned.</w:t>
       </w:r>
     </w:p>
     <w:p>
@@ -1215,6 +1348,15 @@
       </w:r>
       <w:r>
         <w:rPr>
+          <w:rStyle w:val="CommentTok"/>
+        </w:rPr>
+        <w:t xml:space="preserve"># This assumes the random module is imported</w:t>
+      </w:r>
+      <w:r>
+        <w:br/>
+      </w:r>
+      <w:r>
+        <w:rPr>
           <w:rStyle w:val="ImportTok"/>
         </w:rPr>
         <w:t xml:space="preserve">import</w:t>
@@ -1296,108 +1438,66 @@
       </w:r>
       <w:r>
         <w:rPr>
+          <w:rStyle w:val="NormalTok"/>
+        </w:rPr>
+        <w:t xml:space="preserve">result </w:t>
+      </w:r>
+      <w:r>
+        <w:rPr>
+          <w:rStyle w:val="OperatorTok"/>
+        </w:rPr>
+        <w:t xml:space="preserve">=</w:t>
+      </w:r>
+      <w:r>
+        <w:rPr>
+          <w:rStyle w:val="NormalTok"/>
+        </w:rPr>
+        <w:t xml:space="preserve"> [random.randint(start, end) </w:t>
+      </w:r>
+      <w:r>
+        <w:rPr>
+          <w:rStyle w:val="ControlFlowTok"/>
+        </w:rPr>
+        <w:t xml:space="preserve">for</w:t>
+      </w:r>
+      <w:r>
+        <w:rPr>
+          <w:rStyle w:val="NormalTok"/>
+        </w:rPr>
+        <w:t xml:space="preserve"> _ </w:t>
+      </w:r>
+      <w:r>
+        <w:rPr>
+          <w:rStyle w:val="KeywordTok"/>
+        </w:rPr>
+        <w:t xml:space="preserve">in</w:t>
+      </w:r>
+      <w:r>
+        <w:rPr>
+          <w:rStyle w:val="NormalTok"/>
+        </w:rPr>
+        <w:t xml:space="preserve"> </w:t>
+      </w:r>
+      <w:r>
+        <w:rPr>
+          <w:rStyle w:val="BuiltInTok"/>
+        </w:rPr>
+        <w:t xml:space="preserve">range</w:t>
+      </w:r>
+      <w:r>
+        <w:rPr>
+          <w:rStyle w:val="NormalTok"/>
+        </w:rPr>
+        <w:t xml:space="preserve">(count)]</w:t>
+      </w:r>
+      <w:r>
+        <w:br/>
+      </w:r>
+      <w:r>
+        <w:rPr>
           <w:rStyle w:val="CommentTok"/>
         </w:rPr>
-        <w:t xml:space="preserve"># The list comprehension is equivalent to this loop:</w:t>
-      </w:r>
-      <w:r>
-        <w:br/>
-      </w:r>
-      <w:r>
-        <w:rPr>
-          <w:rStyle w:val="NormalTok"/>
-        </w:rPr>
-        <w:t xml:space="preserve">result_list </w:t>
-      </w:r>
-      <w:r>
-        <w:rPr>
-          <w:rStyle w:val="OperatorTok"/>
-        </w:rPr>
-        <w:t xml:space="preserve">=</w:t>
-      </w:r>
-      <w:r>
-        <w:rPr>
-          <w:rStyle w:val="NormalTok"/>
-        </w:rPr>
-        <w:t xml:space="preserve"> []</w:t>
-      </w:r>
-      <w:r>
-        <w:br/>
-      </w:r>
-      <w:r>
-        <w:rPr>
-          <w:rStyle w:val="ControlFlowTok"/>
-        </w:rPr>
-        <w:t xml:space="preserve">for</w:t>
-      </w:r>
-      <w:r>
-        <w:rPr>
-          <w:rStyle w:val="NormalTok"/>
-        </w:rPr>
-        <w:t xml:space="preserve"> _ </w:t>
-      </w:r>
-      <w:r>
-        <w:rPr>
-          <w:rStyle w:val="KeywordTok"/>
-        </w:rPr>
-        <w:t xml:space="preserve">in</w:t>
-      </w:r>
-      <w:r>
-        <w:rPr>
-          <w:rStyle w:val="NormalTok"/>
-        </w:rPr>
-        <w:t xml:space="preserve"> </w:t>
-      </w:r>
-      <w:r>
-        <w:rPr>
-          <w:rStyle w:val="BuiltInTok"/>
-        </w:rPr>
-        <w:t xml:space="preserve">range</w:t>
-      </w:r>
-      <w:r>
-        <w:rPr>
-          <w:rStyle w:val="NormalTok"/>
-        </w:rPr>
-        <w:t xml:space="preserve">(count):</w:t>
-      </w:r>
-      <w:r>
-        <w:br/>
-      </w:r>
-      <w:r>
-        <w:rPr>
-          <w:rStyle w:val="NormalTok"/>
-        </w:rPr>
-        <w:t xml:space="preserve">    random_number </w:t>
-      </w:r>
-      <w:r>
-        <w:rPr>
-          <w:rStyle w:val="OperatorTok"/>
-        </w:rPr>
-        <w:t xml:space="preserve">=</w:t>
-      </w:r>
-      <w:r>
-        <w:rPr>
-          <w:rStyle w:val="NormalTok"/>
-        </w:rPr>
-        <w:t xml:space="preserve"> random.randint(start, end)</w:t>
-      </w:r>
-      <w:r>
-        <w:br/>
-      </w:r>
-      <w:r>
-        <w:rPr>
-          <w:rStyle w:val="NormalTok"/>
-        </w:rPr>
-        <w:t xml:space="preserve">    result_list.append(random_number)</w:t>
-      </w:r>
-      <w:r>
-        <w:br/>
-      </w:r>
-      <w:r>
-        <w:rPr>
-          <w:rStyle w:val="CommentTok"/>
-        </w:rPr>
-        <w:t xml:space="preserve"># result_list is then returned</w:t>
+        <w:t xml:space="preserve"># result might be [3, 10, 1, 7, 5]</w:t>
       </w:r>
     </w:p>
     <w:bookmarkEnd w:id="19"/>
@@ -1424,7 +1524,7 @@
         <w:pStyle w:val="Compact"/>
         <w:numPr>
           <w:ilvl w:val="0"/>
-          <w:numId w:val="1002"/>
+          <w:numId w:val="1003"/>
         </w:numPr>
       </w:pPr>
       <w:r>
@@ -1443,7 +1543,7 @@
         <w:t xml:space="preserve"> </w:t>
       </w:r>
       <w:r>
-        <w:t xml:space="preserve">module to be imported.</w:t>
+        <w:t xml:space="preserve">module to be imported in the script where it is used.</w:t>
       </w:r>
     </w:p>
     <w:p>
@@ -1451,11 +1551,11 @@
         <w:pStyle w:val="Compact"/>
         <w:numPr>
           <w:ilvl w:val="0"/>
-          <w:numId w:val="1002"/>
+          <w:numId w:val="1003"/>
         </w:numPr>
       </w:pPr>
       <w:r>
-        <w:t xml:space="preserve">The</w:t>
+        <w:t xml:space="preserve">A</w:t>
       </w:r>
       <w:r>
         <w:t xml:space="preserve"> </w:t>
@@ -1464,25 +1564,28 @@
         <w:rPr>
           <w:rStyle w:val="VerbatimChar"/>
         </w:rPr>
+        <w:t xml:space="preserve">ValueError</w:t>
+      </w:r>
+      <w:r>
+        <w:t xml:space="preserve"> </w:t>
+      </w:r>
+      <w:r>
+        <w:t xml:space="preserve">will be raised if the</w:t>
+      </w:r>
+      <w:r>
+        <w:t xml:space="preserve"> </w:t>
+      </w:r>
+      <w:r>
+        <w:rPr>
+          <w:rStyle w:val="VerbatimChar"/>
+        </w:rPr>
         <w:t xml:space="preserve">count</w:t>
       </w:r>
       <w:r>
         <w:t xml:space="preserve"> </w:t>
       </w:r>
       <w:r>
-        <w:t xml:space="preserve">parameter must be a non-negative integer. Providing a negative value will result in a</w:t>
-      </w:r>
-      <w:r>
-        <w:t xml:space="preserve"> </w:t>
-      </w:r>
-      <w:r>
-        <w:rPr>
-          <w:rStyle w:val="VerbatimChar"/>
-        </w:rPr>
-        <w:t xml:space="preserve">ValueError</w:t>
-      </w:r>
-      <w:r>
-        <w:t xml:space="preserve">.</w:t>
+        <w:t xml:space="preserve">argument is a negative integer.</w:t>
       </w:r>
     </w:p>
     <w:p>
@@ -1490,11 +1593,11 @@
         <w:pStyle w:val="Compact"/>
         <w:numPr>
           <w:ilvl w:val="0"/>
-          <w:numId w:val="1002"/>
+          <w:numId w:val="1003"/>
         </w:numPr>
       </w:pPr>
       <w:r>
-        <w:t xml:space="preserve">If the</w:t>
+        <w:t xml:space="preserve">The range defined by</w:t>
       </w:r>
       <w:r>
         <w:t xml:space="preserve"> </w:t>
@@ -1509,7 +1612,7 @@
         <w:t xml:space="preserve"> </w:t>
       </w:r>
       <w:r>
-        <w:t xml:space="preserve">value is greater than the</w:t>
+        <w:t xml:space="preserve">and</w:t>
       </w:r>
       <w:r>
         <w:t xml:space="preserve"> </w:t>
@@ -1524,7 +1627,37 @@
         <w:t xml:space="preserve"> </w:t>
       </w:r>
       <w:r>
-        <w:t xml:space="preserve">value, the function will swap them internally; you do not need to handle this case yourself.</w:t>
+        <w:t xml:space="preserve">is inclusive, meaning both</w:t>
+      </w:r>
+      <w:r>
+        <w:t xml:space="preserve"> </w:t>
+      </w:r>
+      <w:r>
+        <w:rPr>
+          <w:rStyle w:val="VerbatimChar"/>
+        </w:rPr>
+        <w:t xml:space="preserve">start</w:t>
+      </w:r>
+      <w:r>
+        <w:t xml:space="preserve"> </w:t>
+      </w:r>
+      <w:r>
+        <w:t xml:space="preserve">and</w:t>
+      </w:r>
+      <w:r>
+        <w:t xml:space="preserve"> </w:t>
+      </w:r>
+      <w:r>
+        <w:rPr>
+          <w:rStyle w:val="VerbatimChar"/>
+        </w:rPr>
+        <w:t xml:space="preserve">end</w:t>
+      </w:r>
+      <w:r>
+        <w:t xml:space="preserve"> </w:t>
+      </w:r>
+      <w:r>
+        <w:t xml:space="preserve">can appear in the output list.</w:t>
       </w:r>
     </w:p>
     <w:p>
@@ -1532,11 +1665,11 @@
         <w:pStyle w:val="Compact"/>
         <w:numPr>
           <w:ilvl w:val="0"/>
-          <w:numId w:val="1002"/>
+          <w:numId w:val="1003"/>
         </w:numPr>
       </w:pPr>
       <w:r>
-        <w:t xml:space="preserve">The range defined by</w:t>
+        <w:t xml:space="preserve">The function gracefully handles cases where</w:t>
       </w:r>
       <w:r>
         <w:t xml:space="preserve"> </w:t>
@@ -1545,58 +1678,13 @@
         <w:rPr>
           <w:rStyle w:val="VerbatimChar"/>
         </w:rPr>
-        <w:t xml:space="preserve">start</w:t>
+        <w:t xml:space="preserve">start &gt; end</w:t>
       </w:r>
       <w:r>
         <w:t xml:space="preserve"> </w:t>
       </w:r>
       <w:r>
-        <w:t xml:space="preserve">and</w:t>
-      </w:r>
-      <w:r>
-        <w:t xml:space="preserve"> </w:t>
-      </w:r>
-      <w:r>
-        <w:rPr>
-          <w:rStyle w:val="VerbatimChar"/>
-        </w:rPr>
-        <w:t xml:space="preserve">end</w:t>
-      </w:r>
-      <w:r>
-        <w:t xml:space="preserve"> </w:t>
-      </w:r>
-      <w:r>
-        <w:t xml:space="preserve">is inclusive, meaning both</w:t>
-      </w:r>
-      <w:r>
-        <w:t xml:space="preserve"> </w:t>
-      </w:r>
-      <w:r>
-        <w:rPr>
-          <w:rStyle w:val="VerbatimChar"/>
-        </w:rPr>
-        <w:t xml:space="preserve">start</w:t>
-      </w:r>
-      <w:r>
-        <w:t xml:space="preserve"> </w:t>
-      </w:r>
-      <w:r>
-        <w:t xml:space="preserve">and</w:t>
-      </w:r>
-      <w:r>
-        <w:t xml:space="preserve"> </w:t>
-      </w:r>
-      <w:r>
-        <w:rPr>
-          <w:rStyle w:val="VerbatimChar"/>
-        </w:rPr>
-        <w:t xml:space="preserve">end</w:t>
-      </w:r>
-      <w:r>
-        <w:t xml:space="preserve"> </w:t>
-      </w:r>
-      <w:r>
-        <w:t xml:space="preserve">are possible values in the output list.</w:t>
+        <w:t xml:space="preserve">by swapping the values internally, so the order of these arguments does not strictly matter.</w:t>
       </w:r>
     </w:p>
     <w:p>
@@ -1611,7 +1699,7 @@
         <w:t xml:space="preserve">Output Example</w:t>
       </w:r>
       <w:r>
-        <w:t xml:space="preserve">: A list of integers.</w:t>
+        <w:t xml:space="preserve">: A list containing integers.</w:t>
       </w:r>
     </w:p>
     <w:p>
@@ -1622,7 +1710,7 @@
         <w:rPr>
           <w:rStyle w:val="VerbatimChar"/>
         </w:rPr>
-        <w:t xml:space="preserve">[42, 8, 99, 54, 23]</w:t>
+        <w:t xml:space="preserve">[42, 1, 99, 50, 23]</w:t>
       </w:r>
     </w:p>
     <w:bookmarkEnd w:id="20"/>
@@ -1695,17 +1783,428 @@
       </w:r>
       <w:r>
         <w:rPr>
+          <w:rStyle w:val="KeywordTok"/>
+        </w:rPr>
+        <w:t xml:space="preserve">def</w:t>
+      </w:r>
+      <w:r>
+        <w:rPr>
+          <w:rStyle w:val="NormalTok"/>
+        </w:rPr>
+        <w:t xml:space="preserve"> generate_random_integers(count: </w:t>
+      </w:r>
+      <w:r>
+        <w:rPr>
+          <w:rStyle w:val="BuiltInTok"/>
+        </w:rPr>
+        <w:t xml:space="preserve">int</w:t>
+      </w:r>
+      <w:r>
+        <w:rPr>
+          <w:rStyle w:val="NormalTok"/>
+        </w:rPr>
+        <w:t xml:space="preserve">, start: </w:t>
+      </w:r>
+      <w:r>
+        <w:rPr>
+          <w:rStyle w:val="BuiltInTok"/>
+        </w:rPr>
+        <w:t xml:space="preserve">int</w:t>
+      </w:r>
+      <w:r>
+        <w:rPr>
+          <w:rStyle w:val="NormalTok"/>
+        </w:rPr>
+        <w:t xml:space="preserve"> </w:t>
+      </w:r>
+      <w:r>
+        <w:rPr>
+          <w:rStyle w:val="OperatorTok"/>
+        </w:rPr>
+        <w:t xml:space="preserve">=</w:t>
+      </w:r>
+      <w:r>
+        <w:rPr>
+          <w:rStyle w:val="NormalTok"/>
+        </w:rPr>
+        <w:t xml:space="preserve"> </w:t>
+      </w:r>
+      <w:r>
+        <w:rPr>
+          <w:rStyle w:val="DecValTok"/>
+        </w:rPr>
+        <w:t xml:space="preserve">0</w:t>
+      </w:r>
+      <w:r>
+        <w:rPr>
+          <w:rStyle w:val="NormalTok"/>
+        </w:rPr>
+        <w:t xml:space="preserve">, end: </w:t>
+      </w:r>
+      <w:r>
+        <w:rPr>
+          <w:rStyle w:val="BuiltInTok"/>
+        </w:rPr>
+        <w:t xml:space="preserve">int</w:t>
+      </w:r>
+      <w:r>
+        <w:rPr>
+          <w:rStyle w:val="NormalTok"/>
+        </w:rPr>
+        <w:t xml:space="preserve"> </w:t>
+      </w:r>
+      <w:r>
+        <w:rPr>
+          <w:rStyle w:val="OperatorTok"/>
+        </w:rPr>
+        <w:t xml:space="preserve">=</w:t>
+      </w:r>
+      <w:r>
+        <w:rPr>
+          <w:rStyle w:val="NormalTok"/>
+        </w:rPr>
+        <w:t xml:space="preserve"> </w:t>
+      </w:r>
+      <w:r>
+        <w:rPr>
+          <w:rStyle w:val="DecValTok"/>
+        </w:rPr>
+        <w:t xml:space="preserve">100</w:t>
+      </w:r>
+      <w:r>
+        <w:rPr>
+          <w:rStyle w:val="NormalTok"/>
+        </w:rPr>
+        <w:t xml:space="preserve">) </w:t>
+      </w:r>
+      <w:r>
+        <w:rPr>
+          <w:rStyle w:val="OperatorTok"/>
+        </w:rPr>
+        <w:t xml:space="preserve">-&gt;</w:t>
+      </w:r>
+      <w:r>
+        <w:rPr>
+          <w:rStyle w:val="NormalTok"/>
+        </w:rPr>
+        <w:t xml:space="preserve"> List[</w:t>
+      </w:r>
+      <w:r>
+        <w:rPr>
+          <w:rStyle w:val="BuiltInTok"/>
+        </w:rPr>
+        <w:t xml:space="preserve">int</w:t>
+      </w:r>
+      <w:r>
+        <w:rPr>
+          <w:rStyle w:val="NormalTok"/>
+        </w:rPr>
+        <w:t xml:space="preserve">]:</w:t>
+      </w:r>
+      <w:r>
+        <w:br/>
+      </w:r>
+      <w:r>
+        <w:rPr>
+          <w:rStyle w:val="NormalTok"/>
+        </w:rPr>
+        <w:t xml:space="preserve">    </w:t>
+      </w:r>
+      <w:r>
+        <w:rPr>
           <w:rStyle w:val="CommentTok"/>
         </w:rPr>
-        <w:t xml:space="preserve"># Example usage: Generate 5 random integers between 10 and 50.</w:t>
+        <w:t xml:space="preserve">"""Return a list of pseudo-random integers.</w:t>
       </w:r>
       <w:r>
         <w:br/>
       </w:r>
       <w:r>
+        <w:br/>
+      </w:r>
+      <w:r>
+        <w:rPr>
+          <w:rStyle w:val="CommentTok"/>
+        </w:rPr>
+        <w:t xml:space="preserve">    Parameters:</w:t>
+      </w:r>
+      <w:r>
+        <w:br/>
+      </w:r>
+      <w:r>
+        <w:rPr>
+          <w:rStyle w:val="CommentTok"/>
+        </w:rPr>
+        <w:t xml:space="preserve">        count: Number of integers to generate.</w:t>
+      </w:r>
+      <w:r>
+        <w:br/>
+      </w:r>
+      <w:r>
+        <w:rPr>
+          <w:rStyle w:val="CommentTok"/>
+        </w:rPr>
+        <w:t xml:space="preserve">        start: Inclusive lower bound for values.</w:t>
+      </w:r>
+      <w:r>
+        <w:br/>
+      </w:r>
+      <w:r>
+        <w:rPr>
+          <w:rStyle w:val="CommentTok"/>
+        </w:rPr>
+        <w:t xml:space="preserve">        end: Inclusive upper bound for values.</w:t>
+      </w:r>
+      <w:r>
+        <w:br/>
+      </w:r>
+      <w:r>
+        <w:br/>
+      </w:r>
+      <w:r>
+        <w:rPr>
+          <w:rStyle w:val="CommentTok"/>
+        </w:rPr>
+        <w:t xml:space="preserve">    Returns:</w:t>
+      </w:r>
+      <w:r>
+        <w:br/>
+      </w:r>
+      <w:r>
+        <w:rPr>
+          <w:rStyle w:val="CommentTok"/>
+        </w:rPr>
+        <w:t xml:space="preserve">        A list containing `count` integers sampled uniformly in [start, end].</w:t>
+      </w:r>
+      <w:r>
+        <w:br/>
+      </w:r>
+      <w:r>
+        <w:rPr>
+          <w:rStyle w:val="CommentTok"/>
+        </w:rPr>
+        <w:t xml:space="preserve">    """</w:t>
+      </w:r>
+      <w:r>
+        <w:br/>
+      </w:r>
+      <w:r>
         <w:rPr>
           <w:rStyle w:val="NormalTok"/>
         </w:rPr>
+        <w:t xml:space="preserve">    </w:t>
+      </w:r>
+      <w:r>
+        <w:rPr>
+          <w:rStyle w:val="ControlFlowTok"/>
+        </w:rPr>
+        <w:t xml:space="preserve">if</w:t>
+      </w:r>
+      <w:r>
+        <w:rPr>
+          <w:rStyle w:val="NormalTok"/>
+        </w:rPr>
+        <w:t xml:space="preserve"> count </w:t>
+      </w:r>
+      <w:r>
+        <w:rPr>
+          <w:rStyle w:val="OperatorTok"/>
+        </w:rPr>
+        <w:t xml:space="preserve">&lt;</w:t>
+      </w:r>
+      <w:r>
+        <w:rPr>
+          <w:rStyle w:val="NormalTok"/>
+        </w:rPr>
+        <w:t xml:space="preserve"> </w:t>
+      </w:r>
+      <w:r>
+        <w:rPr>
+          <w:rStyle w:val="DecValTok"/>
+        </w:rPr>
+        <w:t xml:space="preserve">0</w:t>
+      </w:r>
+      <w:r>
+        <w:rPr>
+          <w:rStyle w:val="NormalTok"/>
+        </w:rPr>
+        <w:t xml:space="preserve">:</w:t>
+      </w:r>
+      <w:r>
+        <w:br/>
+      </w:r>
+      <w:r>
+        <w:rPr>
+          <w:rStyle w:val="NormalTok"/>
+        </w:rPr>
+        <w:t xml:space="preserve">        </w:t>
+      </w:r>
+      <w:r>
+        <w:rPr>
+          <w:rStyle w:val="ControlFlowTok"/>
+        </w:rPr>
+        <w:t xml:space="preserve">raise</w:t>
+      </w:r>
+      <w:r>
+        <w:rPr>
+          <w:rStyle w:val="NormalTok"/>
+        </w:rPr>
+        <w:t xml:space="preserve"> </w:t>
+      </w:r>
+      <w:r>
+        <w:rPr>
+          <w:rStyle w:val="PreprocessorTok"/>
+        </w:rPr>
+        <w:t xml:space="preserve">ValueError</w:t>
+      </w:r>
+      <w:r>
+        <w:rPr>
+          <w:rStyle w:val="NormalTok"/>
+        </w:rPr>
+        <w:t xml:space="preserve">(</w:t>
+      </w:r>
+      <w:r>
+        <w:rPr>
+          <w:rStyle w:val="StringTok"/>
+        </w:rPr>
+        <w:t xml:space="preserve">"count must be non-negative"</w:t>
+      </w:r>
+      <w:r>
+        <w:rPr>
+          <w:rStyle w:val="NormalTok"/>
+        </w:rPr>
+        <w:t xml:space="preserve">)</w:t>
+      </w:r>
+      <w:r>
+        <w:br/>
+      </w:r>
+      <w:r>
+        <w:rPr>
+          <w:rStyle w:val="NormalTok"/>
+        </w:rPr>
+        <w:t xml:space="preserve">    </w:t>
+      </w:r>
+      <w:r>
+        <w:rPr>
+          <w:rStyle w:val="ControlFlowTok"/>
+        </w:rPr>
+        <w:t xml:space="preserve">if</w:t>
+      </w:r>
+      <w:r>
+        <w:rPr>
+          <w:rStyle w:val="NormalTok"/>
+        </w:rPr>
+        <w:t xml:space="preserve"> start </w:t>
+      </w:r>
+      <w:r>
+        <w:rPr>
+          <w:rStyle w:val="OperatorTok"/>
+        </w:rPr>
+        <w:t xml:space="preserve">&gt;</w:t>
+      </w:r>
+      <w:r>
+        <w:rPr>
+          <w:rStyle w:val="NormalTok"/>
+        </w:rPr>
+        <w:t xml:space="preserve"> end:</w:t>
+      </w:r>
+      <w:r>
+        <w:br/>
+      </w:r>
+      <w:r>
+        <w:rPr>
+          <w:rStyle w:val="NormalTok"/>
+        </w:rPr>
+        <w:t xml:space="preserve">        start, end </w:t>
+      </w:r>
+      <w:r>
+        <w:rPr>
+          <w:rStyle w:val="OperatorTok"/>
+        </w:rPr>
+        <w:t xml:space="preserve">=</w:t>
+      </w:r>
+      <w:r>
+        <w:rPr>
+          <w:rStyle w:val="NormalTok"/>
+        </w:rPr>
+        <w:t xml:space="preserve"> end, start</w:t>
+      </w:r>
+      <w:r>
+        <w:br/>
+      </w:r>
+      <w:r>
+        <w:rPr>
+          <w:rStyle w:val="NormalTok"/>
+        </w:rPr>
+        <w:t xml:space="preserve">    </w:t>
+      </w:r>
+      <w:r>
+        <w:rPr>
+          <w:rStyle w:val="ControlFlowTok"/>
+        </w:rPr>
+        <w:t xml:space="preserve">return</w:t>
+      </w:r>
+      <w:r>
+        <w:rPr>
+          <w:rStyle w:val="NormalTok"/>
+        </w:rPr>
+        <w:t xml:space="preserve"> [random.randint(start, end) </w:t>
+      </w:r>
+      <w:r>
+        <w:rPr>
+          <w:rStyle w:val="ControlFlowTok"/>
+        </w:rPr>
+        <w:t xml:space="preserve">for</w:t>
+      </w:r>
+      <w:r>
+        <w:rPr>
+          <w:rStyle w:val="NormalTok"/>
+        </w:rPr>
+        <w:t xml:space="preserve"> _ </w:t>
+      </w:r>
+      <w:r>
+        <w:rPr>
+          <w:rStyle w:val="KeywordTok"/>
+        </w:rPr>
+        <w:t xml:space="preserve">in</w:t>
+      </w:r>
+      <w:r>
+        <w:rPr>
+          <w:rStyle w:val="NormalTok"/>
+        </w:rPr>
+        <w:t xml:space="preserve"> </w:t>
+      </w:r>
+      <w:r>
+        <w:rPr>
+          <w:rStyle w:val="BuiltInTok"/>
+        </w:rPr>
+        <w:t xml:space="preserve">range</w:t>
+      </w:r>
+      <w:r>
+        <w:rPr>
+          <w:rStyle w:val="NormalTok"/>
+        </w:rPr>
+        <w:t xml:space="preserve">(count)]</w:t>
+      </w:r>
+      <w:r>
+        <w:br/>
+      </w:r>
+      <w:r>
+        <w:br/>
+      </w:r>
+      <w:r>
+        <w:rPr>
+          <w:rStyle w:val="CommentTok"/>
+        </w:rPr>
+        <w:t xml:space="preserve"># Example usage: Generate 5 random integers between 10 and 20.</w:t>
+      </w:r>
+      <w:r>
+        <w:br/>
+      </w:r>
+      <w:r>
+        <w:rPr>
+          <w:rStyle w:val="NormalTok"/>
+        </w:rPr>
         <w:t xml:space="preserve">random_numbers </w:t>
       </w:r>
       <w:r>
@@ -1718,7 +2217,13 @@
         <w:rPr>
           <w:rStyle w:val="NormalTok"/>
         </w:rPr>
-        <w:t xml:space="preserve"> generate_random_integers(</w:t>
+        <w:t xml:space="preserve"> generate_random_integers(count</w:t>
+      </w:r>
+      <w:r>
+        <w:rPr>
+          <w:rStyle w:val="OperatorTok"/>
+        </w:rPr>
+        <w:t xml:space="preserve">=</w:t>
       </w:r>
       <w:r>
         <w:rPr>
@@ -1730,7 +2235,13 @@
         <w:rPr>
           <w:rStyle w:val="NormalTok"/>
         </w:rPr>
-        <w:t xml:space="preserve">, </w:t>
+        <w:t xml:space="preserve">, start</w:t>
+      </w:r>
+      <w:r>
+        <w:rPr>
+          <w:rStyle w:val="OperatorTok"/>
+        </w:rPr>
+        <w:t xml:space="preserve">=</w:t>
       </w:r>
       <w:r>
         <w:rPr>
@@ -1742,13 +2253,19 @@
         <w:rPr>
           <w:rStyle w:val="NormalTok"/>
         </w:rPr>
-        <w:t xml:space="preserve">, </w:t>
+        <w:t xml:space="preserve">, end</w:t>
+      </w:r>
+      <w:r>
+        <w:rPr>
+          <w:rStyle w:val="OperatorTok"/>
+        </w:rPr>
+        <w:t xml:space="preserve">=</w:t>
       </w:r>
       <w:r>
         <w:rPr>
           <w:rStyle w:val="DecValTok"/>
         </w:rPr>
-        <w:t xml:space="preserve">50</w:t>
+        <w:t xml:space="preserve">20</w:t>
       </w:r>
       <w:r>
         <w:rPr>
@@ -1792,7 +2309,7 @@
         <w:rPr>
           <w:rStyle w:val="VerbatimChar"/>
         </w:rPr>
-        <w:t xml:space="preserve">[43, 15, 22, 49, 37]</w:t>
+        <w:t xml:space="preserve">[15, 11, 20, 18, 11]</w:t>
       </w:r>
     </w:p>
     <w:p>
@@ -1906,7 +2423,7 @@
         <w:pStyle w:val="Compact"/>
         <w:numPr>
           <w:ilvl w:val="0"/>
-          <w:numId w:val="1003"/>
+          <w:numId w:val="1004"/>
         </w:numPr>
       </w:pPr>
       <w:r>
@@ -1919,7 +2436,7 @@
         <w:t xml:space="preserve"> </w:t>
       </w:r>
       <w:r>
-        <w:t xml:space="preserve">(int): The 0-indexed position of the desired Fibonacci number in the sequence.</w:t>
+        <w:t xml:space="preserve">(int): The 0-indexed position in the Fibonacci sequence for which to find the value.</w:t>
       </w:r>
     </w:p>
     <w:bookmarkEnd w:id="25"/>
@@ -1946,7 +2463,7 @@
         <w:pStyle w:val="FirstParagraph"/>
       </w:pPr>
       <w:r>
-        <w:t xml:space="preserve">This function calculates the nth Fibonacci number, where the sequence starts with F₀ = 0 and F₁ = 1.</w:t>
+        <w:t xml:space="preserve">This function provides an efficient, iterative method to calculate a specific number in the Fibonacci sequence. The sequence starts with 0 and 1.</w:t>
       </w:r>
     </w:p>
     <w:p>
@@ -1954,7 +2471,7 @@
         <w:pStyle w:val="BodyText"/>
       </w:pPr>
       <w:r>
-        <w:t xml:space="preserve">The function begins by validating the input</w:t>
+        <w:t xml:space="preserve">The function first validates the input</w:t>
       </w:r>
       <w:r>
         <w:t xml:space="preserve"> </w:t>
@@ -2031,7 +2548,7 @@
         <w:t xml:space="preserve">b</w:t>
       </w:r>
       <w:r>
-        <w:t xml:space="preserve">, to</w:t>
+        <w:t xml:space="preserve">, to the first two numbers of the sequence,</w:t>
       </w:r>
       <w:r>
         <w:t xml:space="preserve"> </w:t>
@@ -2058,151 +2575,7 @@
         <w:t xml:space="preserve">1</w:t>
       </w:r>
       <w:r>
-        <w:t xml:space="preserve"> </w:t>
-      </w:r>
-      <w:r>
-        <w:t xml:space="preserve">respectively. These represent the first two numbers in the sequence. The function then enters a</w:t>
-      </w:r>
-      <w:r>
-        <w:t xml:space="preserve"> </w:t>
-      </w:r>
-      <w:r>
-        <w:rPr>
-          <w:rStyle w:val="VerbatimChar"/>
-        </w:rPr>
-        <w:t xml:space="preserve">for</w:t>
-      </w:r>
-      <w:r>
-        <w:t xml:space="preserve"> </w:t>
-      </w:r>
-      <w:r>
-        <w:t xml:space="preserve">loop that iterates</w:t>
-      </w:r>
-      <w:r>
-        <w:t xml:space="preserve"> </w:t>
-      </w:r>
-      <w:r>
-        <w:rPr>
-          <w:rStyle w:val="VerbatimChar"/>
-        </w:rPr>
-        <w:t xml:space="preserve">n</w:t>
-      </w:r>
-      <w:r>
-        <w:t xml:space="preserve"> </w:t>
-      </w:r>
-      <w:r>
-        <w:t xml:space="preserve">times. In each iteration, the values of</w:t>
-      </w:r>
-      <w:r>
-        <w:t xml:space="preserve"> </w:t>
-      </w:r>
-      <w:r>
-        <w:rPr>
-          <w:rStyle w:val="VerbatimChar"/>
-        </w:rPr>
-        <w:t xml:space="preserve">a</w:t>
-      </w:r>
-      <w:r>
-        <w:t xml:space="preserve"> </w:t>
-      </w:r>
-      <w:r>
-        <w:t xml:space="preserve">and</w:t>
-      </w:r>
-      <w:r>
-        <w:t xml:space="preserve"> </w:t>
-      </w:r>
-      <w:r>
-        <w:rPr>
-          <w:rStyle w:val="VerbatimChar"/>
-        </w:rPr>
-        <w:t xml:space="preserve">b</w:t>
-      </w:r>
-      <w:r>
-        <w:t xml:space="preserve"> </w:t>
-      </w:r>
-      <w:r>
-        <w:t xml:space="preserve">are updated using tuple assignment:</w:t>
-      </w:r>
-      <w:r>
-        <w:t xml:space="preserve"> </w:t>
-      </w:r>
-      <w:r>
-        <w:rPr>
-          <w:rStyle w:val="VerbatimChar"/>
-        </w:rPr>
-        <w:t xml:space="preserve">a, b = b, a + b</w:t>
-      </w:r>
-      <w:r>
-        <w:t xml:space="preserve">. This operation effectively shifts the sequence forward: the new</w:t>
-      </w:r>
-      <w:r>
-        <w:t xml:space="preserve"> </w:t>
-      </w:r>
-      <w:r>
-        <w:rPr>
-          <w:rStyle w:val="VerbatimChar"/>
-        </w:rPr>
-        <w:t xml:space="preserve">a</w:t>
-      </w:r>
-      <w:r>
-        <w:t xml:space="preserve"> </w:t>
-      </w:r>
-      <w:r>
-        <w:t xml:space="preserve">takes the value of the old</w:t>
-      </w:r>
-      <w:r>
-        <w:t xml:space="preserve"> </w:t>
-      </w:r>
-      <w:r>
-        <w:rPr>
-          <w:rStyle w:val="VerbatimChar"/>
-        </w:rPr>
-        <w:t xml:space="preserve">b</w:t>
-      </w:r>
-      <w:r>
-        <w:t xml:space="preserve">, and the new</w:t>
-      </w:r>
-      <w:r>
-        <w:t xml:space="preserve"> </w:t>
-      </w:r>
-      <w:r>
-        <w:rPr>
-          <w:rStyle w:val="VerbatimChar"/>
-        </w:rPr>
-        <w:t xml:space="preserve">b</w:t>
-      </w:r>
-      <w:r>
-        <w:t xml:space="preserve"> </w:t>
-      </w:r>
-      <w:r>
-        <w:t xml:space="preserve">becomes the sum of the old</w:t>
-      </w:r>
-      <w:r>
-        <w:t xml:space="preserve"> </w:t>
-      </w:r>
-      <w:r>
-        <w:rPr>
-          <w:rStyle w:val="VerbatimChar"/>
-        </w:rPr>
-        <w:t xml:space="preserve">a</w:t>
-      </w:r>
-      <w:r>
-        <w:t xml:space="preserve"> </w:t>
-      </w:r>
-      <w:r>
-        <w:t xml:space="preserve">and</w:t>
-      </w:r>
-      <w:r>
-        <w:t xml:space="preserve"> </w:t>
-      </w:r>
-      <w:r>
-        <w:rPr>
-          <w:rStyle w:val="VerbatimChar"/>
-        </w:rPr>
-        <w:t xml:space="preserve">b</w:t>
-      </w:r>
-      <w:r>
-        <w:t xml:space="preserve">.</w:t>
+        <w:t xml:space="preserve">, respectively.</w:t>
       </w:r>
     </w:p>
     <w:p>
@@ -2210,7 +2583,7 @@
         <w:pStyle w:val="BodyText"/>
       </w:pPr>
       <w:r>
-        <w:t xml:space="preserve">After the loop completes, the variable</w:t>
+        <w:t xml:space="preserve">The core logic resides in a</w:t>
       </w:r>
       <w:r>
         <w:t xml:space="preserve"> </w:t>
@@ -2219,13 +2592,43 @@
         <w:rPr>
           <w:rStyle w:val="VerbatimChar"/>
         </w:rPr>
+        <w:t xml:space="preserve">for</w:t>
+      </w:r>
+      <w:r>
+        <w:t xml:space="preserve"> </w:t>
+      </w:r>
+      <w:r>
+        <w:t xml:space="preserve">loop that iterates</w:t>
+      </w:r>
+      <w:r>
+        <w:t xml:space="preserve"> </w:t>
+      </w:r>
+      <w:r>
+        <w:rPr>
+          <w:rStyle w:val="VerbatimChar"/>
+        </w:rPr>
+        <w:t xml:space="preserve">n</w:t>
+      </w:r>
+      <w:r>
+        <w:t xml:space="preserve"> </w:t>
+      </w:r>
+      <w:r>
+        <w:t xml:space="preserve">times. In each iteration, the values of</w:t>
+      </w:r>
+      <w:r>
+        <w:t xml:space="preserve"> </w:t>
+      </w:r>
+      <w:r>
+        <w:rPr>
+          <w:rStyle w:val="VerbatimChar"/>
+        </w:rPr>
         <w:t xml:space="preserve">a</w:t>
       </w:r>
       <w:r>
         <w:t xml:space="preserve"> </w:t>
       </w:r>
       <w:r>
-        <w:t xml:space="preserve">holds the nth Fibonacci number. For an input of</w:t>
+        <w:t xml:space="preserve">and</w:t>
       </w:r>
       <w:r>
         <w:t xml:space="preserve"> </w:t>
@@ -2234,692 +2637,82 @@
         <w:rPr>
           <w:rStyle w:val="VerbatimChar"/>
         </w:rPr>
-        <w:t xml:space="preserve">n=0</w:t>
-      </w:r>
-      <w:r>
-        <w:t xml:space="preserve">, the loop does not execute, and the initial value of</w:t>
+        <w:t xml:space="preserve">b</w:t>
       </w:r>
       <w:r>
         <w:t xml:space="preserve"> </w:t>
       </w:r>
       <w:r>
+        <w:t xml:space="preserve">are updated simultaneously. The current value of</w:t>
+      </w:r>
+      <w:r>
+        <w:t xml:space="preserve"> </w:t>
+      </w:r>
+      <w:r>
         <w:rPr>
           <w:rStyle w:val="VerbatimChar"/>
         </w:rPr>
+        <w:t xml:space="preserve">b</w:t>
+      </w:r>
+      <w:r>
+        <w:t xml:space="preserve"> </w:t>
+      </w:r>
+      <w:r>
+        <w:t xml:space="preserve">is assigned to</w:t>
+      </w:r>
+      <w:r>
+        <w:t xml:space="preserve"> </w:t>
+      </w:r>
+      <w:r>
+        <w:rPr>
+          <w:rStyle w:val="VerbatimChar"/>
+        </w:rPr>
         <w:t xml:space="preserve">a</w:t>
       </w:r>
       <w:r>
+        <w:t xml:space="preserve">, and the sum of the old</w:t>
+      </w:r>
+      <w:r>
         <w:t xml:space="preserve"> </w:t>
       </w:r>
       <w:r>
-        <w:t xml:space="preserve">(which is</w:t>
+        <w:rPr>
+          <w:rStyle w:val="VerbatimChar"/>
+        </w:rPr>
+        <w:t xml:space="preserve">a</w:t>
       </w:r>
       <w:r>
         <w:t xml:space="preserve"> </w:t>
       </w:r>
       <w:r>
+        <w:t xml:space="preserve">and</w:t>
+      </w:r>
+      <w:r>
+        <w:t xml:space="preserve"> </w:t>
+      </w:r>
+      <w:r>
         <w:rPr>
           <w:rStyle w:val="VerbatimChar"/>
         </w:rPr>
-        <w:t xml:space="preserve">0</w:t>
-      </w:r>
-      <w:r>
-        <w:t xml:space="preserve">) is returned, correctly giving F₀.</w:t>
-      </w:r>
-    </w:p>
-    <w:p>
-      <w:pPr>
-        <w:pStyle w:val="SourceCode"/>
-      </w:pPr>
-      <w:r>
-        <w:rPr>
-          <w:rStyle w:val="CommentTok"/>
-        </w:rPr>
-        <w:t xml:space="preserve"># For n = 4:</w:t>
-      </w:r>
-      <w:r>
-        <w:br/>
-      </w:r>
-      <w:r>
-        <w:rPr>
-          <w:rStyle w:val="CommentTok"/>
-        </w:rPr>
-        <w:t xml:space="preserve"># Initial: a = 0, b = 1</w:t>
-      </w:r>
-      <w:r>
-        <w:br/>
-      </w:r>
-      <w:r>
-        <w:rPr>
-          <w:rStyle w:val="CommentTok"/>
-        </w:rPr>
-        <w:t xml:space="preserve"># Loop 1: a = 1, b = 1 (F₂)</w:t>
-      </w:r>
-      <w:r>
-        <w:br/>
-      </w:r>
-      <w:r>
-        <w:rPr>
-          <w:rStyle w:val="CommentTok"/>
-        </w:rPr>
-        <w:t xml:space="preserve"># Loop 2: a = 1, b = 2 (F₃)</w:t>
-      </w:r>
-      <w:r>
-        <w:br/>
-      </w:r>
-      <w:r>
-        <w:rPr>
-          <w:rStyle w:val="CommentTok"/>
-        </w:rPr>
-        <w:t xml:space="preserve"># Loop 3: a = 2, b = 3 (F₄)</w:t>
-      </w:r>
-      <w:r>
-        <w:br/>
-      </w:r>
-      <w:r>
-        <w:rPr>
-          <w:rStyle w:val="CommentTok"/>
-        </w:rPr>
-        <w:t xml:space="preserve"># Loop 4: a = 3, b = 5 (F₅)</w:t>
-      </w:r>
-      <w:r>
-        <w:br/>
-      </w:r>
-      <w:r>
-        <w:rPr>
-          <w:rStyle w:val="CommentTok"/>
-        </w:rPr>
-        <w:t xml:space="preserve"># Loop finishes, returns a = 3</w:t>
-      </w:r>
-    </w:p>
-    <w:p>
-      <w:pPr>
-        <w:pStyle w:val="FirstParagraph"/>
-      </w:pPr>
-      <w:r>
-        <w:t xml:space="preserve">The function returns the final value of</w:t>
+        <w:t xml:space="preserve">b</w:t>
       </w:r>
       <w:r>
         <w:t xml:space="preserve"> </w:t>
       </w:r>
       <w:r>
+        <w:t xml:space="preserve">is assigned to</w:t>
+      </w:r>
+      <w:r>
+        <w:t xml:space="preserve"> </w:t>
+      </w:r>
+      <w:r>
         <w:rPr>
           <w:rStyle w:val="VerbatimChar"/>
         </w:rPr>
-        <w:t xml:space="preserve">a</w:t>
-      </w:r>
-      <w:r>
-        <w:t xml:space="preserve">.</w:t>
-      </w:r>
-    </w:p>
-    <w:bookmarkEnd w:id="26"/>
-    <w:bookmarkStart w:id="27" w:name="usage-notes-2"/>
-    <w:p>
-      <w:pPr>
-        <w:pStyle w:val="Heading2"/>
-      </w:pPr>
-      <w:r>
-        <w:rPr>
-          <w:rStyle w:val="SectionNumber"/>
-        </w:rPr>
-        <w:t xml:space="preserve">3.4</w:t>
-      </w:r>
-      <w:r>
-        <w:tab/>
-      </w:r>
-      <w:r>
-        <w:t xml:space="preserve">Usage Notes</w:t>
-      </w:r>
-    </w:p>
-    <w:p>
-      <w:pPr>
-        <w:pStyle w:val="Compact"/>
-        <w:numPr>
-          <w:ilvl w:val="0"/>
-          <w:numId w:val="1004"/>
-        </w:numPr>
-      </w:pPr>
-      <w:r>
-        <w:t xml:space="preserve">The index</w:t>
-      </w:r>
-      <w:r>
-        <w:t xml:space="preserve"> </w:t>
-      </w:r>
-      <w:r>
-        <w:rPr>
-          <w:rStyle w:val="VerbatimChar"/>
-        </w:rPr>
-        <w:t xml:space="preserve">n</w:t>
-      </w:r>
-      <w:r>
-        <w:t xml:space="preserve"> </w:t>
-      </w:r>
-      <w:r>
-        <w:t xml:space="preserve">is 0-based. For example,</w:t>
-      </w:r>
-      <w:r>
-        <w:t xml:space="preserve"> </w:t>
-      </w:r>
-      <w:r>
-        <w:rPr>
-          <w:rStyle w:val="VerbatimChar"/>
-        </w:rPr>
-        <w:t xml:space="preserve">fibonacci(0)</w:t>
-      </w:r>
-      <w:r>
-        <w:t xml:space="preserve"> </w:t>
-      </w:r>
-      <w:r>
-        <w:t xml:space="preserve">returns</w:t>
-      </w:r>
-      <w:r>
-        <w:t xml:space="preserve"> </w:t>
-      </w:r>
-      <w:r>
-        <w:rPr>
-          <w:rStyle w:val="VerbatimChar"/>
-        </w:rPr>
-        <w:t xml:space="preserve">0</w:t>
-      </w:r>
-      <w:r>
-        <w:t xml:space="preserve">, and</w:t>
-      </w:r>
-      <w:r>
-        <w:t xml:space="preserve"> </w:t>
-      </w:r>
-      <w:r>
-        <w:rPr>
-          <w:rStyle w:val="VerbatimChar"/>
-        </w:rPr>
-        <w:t xml:space="preserve">fibonacci(1)</w:t>
-      </w:r>
-      <w:r>
-        <w:t xml:space="preserve"> </w:t>
-      </w:r>
-      <w:r>
-        <w:t xml:space="preserve">returns</w:t>
-      </w:r>
-      <w:r>
-        <w:t xml:space="preserve"> </w:t>
-      </w:r>
-      <w:r>
-        <w:rPr>
-          <w:rStyle w:val="VerbatimChar"/>
-        </w:rPr>
-        <w:t xml:space="preserve">1</w:t>
-      </w:r>
-      <w:r>
-        <w:t xml:space="preserve">.</w:t>
-      </w:r>
-    </w:p>
-    <w:p>
-      <w:pPr>
-        <w:pStyle w:val="Compact"/>
-        <w:numPr>
-          <w:ilvl w:val="0"/>
-          <w:numId w:val="1004"/>
-        </w:numPr>
-      </w:pPr>
-      <w:r>
-        <w:t xml:space="preserve">The function only accepts non-negative integers for the parameter</w:t>
-      </w:r>
-      <w:r>
-        <w:t xml:space="preserve"> </w:t>
-      </w:r>
-      <w:r>
-        <w:rPr>
-          <w:rStyle w:val="VerbatimChar"/>
-        </w:rPr>
-        <w:t xml:space="preserve">n</w:t>
-      </w:r>
-      <w:r>
-        <w:t xml:space="preserve">. Providing a negative integer will result in a</w:t>
-      </w:r>
-      <w:r>
-        <w:t xml:space="preserve"> </w:t>
-      </w:r>
-      <w:r>
-        <w:rPr>
-          <w:rStyle w:val="VerbatimChar"/>
-        </w:rPr>
-        <w:t xml:space="preserve">ValueError</w:t>
-      </w:r>
-      <w:r>
-        <w:t xml:space="preserve">.</w:t>
-      </w:r>
-    </w:p>
-    <w:p>
-      <w:pPr>
-        <w:pStyle w:val="Compact"/>
-        <w:numPr>
-          <w:ilvl w:val="0"/>
-          <w:numId w:val="1004"/>
-        </w:numPr>
-      </w:pPr>
-      <w:r>
-        <w:t xml:space="preserve">This iterative implementation is efficient in terms of memory usage, avoiding the deep recursion stack that a naive recursive solution would create, making it suitable for calculating larger Fibonacci numbers.</w:t>
-      </w:r>
-    </w:p>
-    <w:p>
-      <w:pPr>
-        <w:pStyle w:val="FirstParagraph"/>
-      </w:pPr>
-      <w:r>
-        <w:rPr>
-          <w:b/>
-          <w:bCs/>
-        </w:rPr>
-        <w:t xml:space="preserve">Output Example</w:t>
-      </w:r>
-      <w:r>
-        <w:t xml:space="preserve">: The function returns a single integer value.</w:t>
-      </w:r>
-    </w:p>
-    <w:p>
-      <w:pPr>
-        <w:pStyle w:val="SourceCode"/>
-      </w:pPr>
-      <w:r>
-        <w:rPr>
-          <w:rStyle w:val="VerbatimChar"/>
-        </w:rPr>
-        <w:t xml:space="preserve">34</w:t>
-      </w:r>
-    </w:p>
-    <w:bookmarkEnd w:id="27"/>
-    <w:bookmarkStart w:id="28" w:name="example-2"/>
-    <w:p>
-      <w:pPr>
-        <w:pStyle w:val="Heading2"/>
-      </w:pPr>
-      <w:r>
-        <w:rPr>
-          <w:rStyle w:val="SectionNumber"/>
-        </w:rPr>
-        <w:t xml:space="preserve">3.5</w:t>
-      </w:r>
-      <w:r>
-        <w:tab/>
-      </w:r>
-      <w:r>
-        <w:t xml:space="preserve">Example</w:t>
-      </w:r>
-    </w:p>
-    <w:p>
-      <w:pPr>
-        <w:pStyle w:val="SourceCode"/>
-      </w:pPr>
-      <w:r>
-        <w:rPr>
-          <w:rStyle w:val="CommentTok"/>
-        </w:rPr>
-        <w:t xml:space="preserve"># Example usage</w:t>
-      </w:r>
-      <w:r>
-        <w:br/>
-      </w:r>
-      <w:r>
-        <w:rPr>
-          <w:rStyle w:val="CommentTok"/>
-        </w:rPr>
-        <w:t xml:space="preserve"># Calculate the 9th Fibonacci number (0-indexed)</w:t>
-      </w:r>
-      <w:r>
-        <w:br/>
-      </w:r>
-      <w:r>
-        <w:rPr>
-          <w:rStyle w:val="NormalTok"/>
-        </w:rPr>
-        <w:t xml:space="preserve">n_value </w:t>
-      </w:r>
-      <w:r>
-        <w:rPr>
-          <w:rStyle w:val="OperatorTok"/>
-        </w:rPr>
-        <w:t xml:space="preserve">=</w:t>
-      </w:r>
-      <w:r>
-        <w:rPr>
-          <w:rStyle w:val="NormalTok"/>
-        </w:rPr>
-        <w:t xml:space="preserve"> </w:t>
-      </w:r>
-      <w:r>
-        <w:rPr>
-          <w:rStyle w:val="DecValTok"/>
-        </w:rPr>
-        <w:t xml:space="preserve">9</w:t>
-      </w:r>
-      <w:r>
-        <w:br/>
-      </w:r>
-      <w:r>
-        <w:rPr>
-          <w:rStyle w:val="NormalTok"/>
-        </w:rPr>
-        <w:t xml:space="preserve">result </w:t>
-      </w:r>
-      <w:r>
-        <w:rPr>
-          <w:rStyle w:val="OperatorTok"/>
-        </w:rPr>
-        <w:t xml:space="preserve">=</w:t>
-      </w:r>
-      <w:r>
-        <w:rPr>
-          <w:rStyle w:val="NormalTok"/>
-        </w:rPr>
-        <w:t xml:space="preserve"> fibonacci(n_value)</w:t>
-      </w:r>
-      <w:r>
-        <w:br/>
-      </w:r>
-      <w:r>
-        <w:rPr>
-          <w:rStyle w:val="BuiltInTok"/>
-        </w:rPr>
-        <w:t xml:space="preserve">print</w:t>
-      </w:r>
-      <w:r>
-        <w:rPr>
-          <w:rStyle w:val="NormalTok"/>
-        </w:rPr>
-        <w:t xml:space="preserve">(</w:t>
-      </w:r>
-      <w:r>
-        <w:rPr>
-          <w:rStyle w:val="SpecialStringTok"/>
-        </w:rPr>
-        <w:t xml:space="preserve">f"The Fibonacci number at index </w:t>
-      </w:r>
-      <w:r>
-        <w:rPr>
-          <w:rStyle w:val="SpecialCharTok"/>
-        </w:rPr>
-        <w:t xml:space="preserve">{</w:t>
-      </w:r>
-      <w:r>
-        <w:rPr>
-          <w:rStyle w:val="NormalTok"/>
-        </w:rPr>
-        <w:t xml:space="preserve">n_value</w:t>
-      </w:r>
-      <w:r>
-        <w:rPr>
-          <w:rStyle w:val="SpecialCharTok"/>
-        </w:rPr>
-        <w:t xml:space="preserve">}</w:t>
-      </w:r>
-      <w:r>
-        <w:rPr>
-          <w:rStyle w:val="SpecialStringTok"/>
-        </w:rPr>
-        <w:t xml:space="preserve"> is: </w:t>
-      </w:r>
-      <w:r>
-        <w:rPr>
-          <w:rStyle w:val="SpecialCharTok"/>
-        </w:rPr>
-        <w:t xml:space="preserve">{</w:t>
-      </w:r>
-      <w:r>
-        <w:rPr>
-          <w:rStyle w:val="NormalTok"/>
-        </w:rPr>
-        <w:t xml:space="preserve">result</w:t>
-      </w:r>
-      <w:r>
-        <w:rPr>
-          <w:rStyle w:val="SpecialCharTok"/>
-        </w:rPr>
-        <w:t xml:space="preserve">}</w:t>
-      </w:r>
-      <w:r>
-        <w:rPr>
-          <w:rStyle w:val="SpecialStringTok"/>
-        </w:rPr>
-        <w:t xml:space="preserve">"</w:t>
-      </w:r>
-      <w:r>
-        <w:rPr>
-          <w:rStyle w:val="NormalTok"/>
-        </w:rPr>
-        <w:t xml:space="preserve">)</w:t>
-      </w:r>
-      <w:r>
-        <w:br/>
-      </w:r>
-      <w:r>
-        <w:br/>
-      </w:r>
-      <w:r>
-        <w:rPr>
-          <w:rStyle w:val="CommentTok"/>
-        </w:rPr>
-        <w:t xml:space="preserve"># Example with edge case n=0</w:t>
-      </w:r>
-      <w:r>
-        <w:br/>
-      </w:r>
-      <w:r>
-        <w:rPr>
-          <w:rStyle w:val="NormalTok"/>
-        </w:rPr>
-        <w:t xml:space="preserve">result_zero </w:t>
-      </w:r>
-      <w:r>
-        <w:rPr>
-          <w:rStyle w:val="OperatorTok"/>
-        </w:rPr>
-        <w:t xml:space="preserve">=</w:t>
-      </w:r>
-      <w:r>
-        <w:rPr>
-          <w:rStyle w:val="NormalTok"/>
-        </w:rPr>
-        <w:t xml:space="preserve"> fibonacci(</w:t>
-      </w:r>
-      <w:r>
-        <w:rPr>
-          <w:rStyle w:val="DecValTok"/>
-        </w:rPr>
-        <w:t xml:space="preserve">0</w:t>
-      </w:r>
-      <w:r>
-        <w:rPr>
-          <w:rStyle w:val="NormalTok"/>
-        </w:rPr>
-        <w:t xml:space="preserve">)</w:t>
-      </w:r>
-      <w:r>
-        <w:br/>
-      </w:r>
-      <w:r>
-        <w:rPr>
-          <w:rStyle w:val="BuiltInTok"/>
-        </w:rPr>
-        <w:t xml:space="preserve">print</w:t>
-      </w:r>
-      <w:r>
-        <w:rPr>
-          <w:rStyle w:val="NormalTok"/>
-        </w:rPr>
-        <w:t xml:space="preserve">(</w:t>
-      </w:r>
-      <w:r>
-        <w:rPr>
-          <w:rStyle w:val="SpecialStringTok"/>
-        </w:rPr>
-        <w:t xml:space="preserve">f"The Fibonacci number at index 0 is: </w:t>
-      </w:r>
-      <w:r>
-        <w:rPr>
-          <w:rStyle w:val="SpecialCharTok"/>
-        </w:rPr>
-        <w:t xml:space="preserve">{</w:t>
-      </w:r>
-      <w:r>
-        <w:rPr>
-          <w:rStyle w:val="NormalTok"/>
-        </w:rPr>
-        <w:t xml:space="preserve">result_zero</w:t>
-      </w:r>
-      <w:r>
-        <w:rPr>
-          <w:rStyle w:val="SpecialCharTok"/>
-        </w:rPr>
-        <w:t xml:space="preserve">}</w:t>
-      </w:r>
-      <w:r>
-        <w:rPr>
-          <w:rStyle w:val="SpecialStringTok"/>
-        </w:rPr>
-        <w:t xml:space="preserve">"</w:t>
-      </w:r>
-      <w:r>
-        <w:rPr>
-          <w:rStyle w:val="NormalTok"/>
-        </w:rPr>
-        <w:t xml:space="preserve">)</w:t>
-      </w:r>
-    </w:p>
-    <w:p>
-      <w:pPr>
-        <w:pStyle w:val="FirstParagraph"/>
-      </w:pPr>
-      <w:r>
-        <w:rPr>
-          <w:b/>
-          <w:bCs/>
-        </w:rPr>
-        <w:t xml:space="preserve">Output:</w:t>
-      </w:r>
-    </w:p>
-    <w:p>
-      <w:pPr>
-        <w:pStyle w:val="SourceCode"/>
-      </w:pPr>
-      <w:r>
-        <w:rPr>
-          <w:rStyle w:val="VerbatimChar"/>
-        </w:rPr>
-        <w:t xml:space="preserve">The Fibonacci number at index 9 is: 34</w:t>
-      </w:r>
-      <w:r>
-        <w:br/>
-      </w:r>
-      <w:r>
-        <w:rPr>
-          <w:rStyle w:val="VerbatimChar"/>
-        </w:rPr>
-        <w:t xml:space="preserve">The Fibonacci number at index 0 is: 0</w:t>
-      </w:r>
-    </w:p>
-    <w:p>
-      <w:r>
-        <w:pict>
-          <v:rect style="width:0;height:1.5pt" o:hralign="center" o:hrstd="t" o:hr="t"/>
-        </w:pict>
-      </w:r>
-    </w:p>
-    <w:bookmarkEnd w:id="28"/>
-    <w:bookmarkStart w:id="29" w:name="functiondef-choose_random_itemitems"/>
-    <w:p>
-      <w:pPr>
-        <w:pStyle w:val="Heading2"/>
-      </w:pPr>
-      <w:r>
-        <w:rPr>
-          <w:rStyle w:val="SectionNumber"/>
-        </w:rPr>
-        <w:t xml:space="preserve">3.6</w:t>
-      </w:r>
-      <w:r>
-        <w:tab/>
-      </w:r>
-      <w:r>
-        <w:t xml:space="preserve">FunctionDef choose_random_item(items)</w:t>
-      </w:r>
-    </w:p>
-    <w:bookmarkEnd w:id="29"/>
-    <w:bookmarkEnd w:id="30"/>
-    <w:bookmarkStart w:id="37" w:name="X53e71d88908f784130cb3998f0ce078d9acc5f7"/>
-    <w:p>
-      <w:pPr>
-        <w:pStyle w:val="Heading1"/>
-      </w:pPr>
-      <w:r>
-        <w:rPr>
-          <w:rStyle w:val="SectionNumber"/>
-        </w:rPr>
-        <w:t xml:space="preserve">4</w:t>
-      </w:r>
-      <w:r>
-        <w:tab/>
-      </w:r>
-      <w:r>
-        <w:t xml:space="preserve">Function: choose_random_item(items: List[str]) -&gt; str</w:t>
-      </w:r>
-    </w:p>
-    <w:bookmarkStart w:id="31" w:name="overview-3"/>
-    <w:p>
-      <w:pPr>
-        <w:pStyle w:val="Heading2"/>
-      </w:pPr>
-      <w:r>
-        <w:rPr>
-          <w:rStyle w:val="SectionNumber"/>
-        </w:rPr>
-        <w:t xml:space="preserve">4.1</w:t>
-      </w:r>
-      <w:r>
-        <w:tab/>
-      </w:r>
-      <w:r>
-        <w:t xml:space="preserve">Overview</w:t>
-      </w:r>
-    </w:p>
-    <w:p>
-      <w:pPr>
-        <w:pStyle w:val="FirstParagraph"/>
-      </w:pPr>
-      <w:r>
-        <w:t xml:space="preserve">The</w:t>
-      </w:r>
-      <w:r>
-        <w:t xml:space="preserve"> </w:t>
-      </w:r>
-      <w:r>
-        <w:rPr>
-          <w:rStyle w:val="VerbatimChar"/>
-        </w:rPr>
-        <w:t xml:space="preserve">choose_random_item</w:t>
-      </w:r>
-      <w:r>
-        <w:t xml:space="preserve"> </w:t>
-      </w:r>
-      <w:r>
-        <w:t xml:space="preserve">function selects and returns a single, uniformly random item from a given list of strings.</w:t>
-      </w:r>
-    </w:p>
-    <w:bookmarkEnd w:id="31"/>
-    <w:bookmarkStart w:id="32" w:name="parameters-3"/>
-    <w:p>
-      <w:pPr>
-        <w:pStyle w:val="Heading2"/>
-      </w:pPr>
-      <w:r>
-        <w:rPr>
-          <w:rStyle w:val="SectionNumber"/>
-        </w:rPr>
-        <w:t xml:space="preserve">4.2</w:t>
-      </w:r>
-      <w:r>
-        <w:tab/>
-      </w:r>
-      <w:r>
-        <w:t xml:space="preserve">Parameters</w:t>
+        <w:t xml:space="preserve">b</w:t>
+      </w:r>
+      <w:r>
+        <w:t xml:space="preserve">. This process effectively walks through the sequence:</w:t>
       </w:r>
     </w:p>
     <w:p>
@@ -2931,62 +2724,91 @@
         </w:numPr>
       </w:pPr>
       <w:r>
+        <w:t xml:space="preserve">Iteration 1:</w:t>
+      </w:r>
+      <w:r>
+        <w:t xml:space="preserve"> </w:t>
+      </w:r>
+      <w:r>
         <w:rPr>
           <w:rStyle w:val="VerbatimChar"/>
-          <w:b/>
-          <w:bCs/>
-        </w:rPr>
-        <w:t xml:space="preserve">items</w:t>
+        </w:rPr>
+        <w:t xml:space="preserve">a</w:t>
       </w:r>
       <w:r>
         <w:t xml:space="preserve"> </w:t>
       </w:r>
       <w:r>
-        <w:t xml:space="preserve">(</w:t>
+        <w:t xml:space="preserve">becomes 1,</w:t>
+      </w:r>
+      <w:r>
+        <w:t xml:space="preserve"> </w:t>
       </w:r>
       <w:r>
         <w:rPr>
           <w:rStyle w:val="VerbatimChar"/>
         </w:rPr>
-        <w:t xml:space="preserve">List[str]</w:t>
-      </w:r>
-      <w:r>
-        <w:t xml:space="preserve">): A non-empty list of strings from which one item will be randomly chosen.</w:t>
-      </w:r>
-    </w:p>
-    <w:bookmarkEnd w:id="32"/>
-    <w:bookmarkStart w:id="33" w:name="description-3"/>
-    <w:p>
-      <w:pPr>
-        <w:pStyle w:val="Heading2"/>
-      </w:pPr>
-      <w:r>
-        <w:rPr>
-          <w:rStyle w:val="SectionNumber"/>
-        </w:rPr>
-        <w:t xml:space="preserve">4.3</w:t>
-      </w:r>
-      <w:r>
-        <w:tab/>
-      </w:r>
-      <w:r>
-        <w:t xml:space="preserve">Description</w:t>
+        <w:t xml:space="preserve">b</w:t>
+      </w:r>
+      <w:r>
+        <w:t xml:space="preserve"> </w:t>
+      </w:r>
+      <w:r>
+        <w:t xml:space="preserve">becomes 1 (0+1)</w:t>
       </w:r>
     </w:p>
     <w:p>
       <w:pPr>
-        <w:pStyle w:val="FirstParagraph"/>
-      </w:pPr>
-      <w:r>
-        <w:t xml:space="preserve">This function provides a safe way to select a random element from a sequence.</w:t>
+        <w:pStyle w:val="Compact"/>
+        <w:numPr>
+          <w:ilvl w:val="0"/>
+          <w:numId w:val="1005"/>
+        </w:numPr>
+      </w:pPr>
+      <w:r>
+        <w:t xml:space="preserve">Iteration 2:</w:t>
+      </w:r>
+      <w:r>
+        <w:t xml:space="preserve"> </w:t>
+      </w:r>
+      <w:r>
+        <w:rPr>
+          <w:rStyle w:val="VerbatimChar"/>
+        </w:rPr>
+        <w:t xml:space="preserve">a</w:t>
+      </w:r>
+      <w:r>
+        <w:t xml:space="preserve"> </w:t>
+      </w:r>
+      <w:r>
+        <w:t xml:space="preserve">becomes 1,</w:t>
+      </w:r>
+      <w:r>
+        <w:t xml:space="preserve"> </w:t>
+      </w:r>
+      <w:r>
+        <w:rPr>
+          <w:rStyle w:val="VerbatimChar"/>
+        </w:rPr>
+        <w:t xml:space="preserve">b</w:t>
+      </w:r>
+      <w:r>
+        <w:t xml:space="preserve"> </w:t>
+      </w:r>
+      <w:r>
+        <w:t xml:space="preserve">becomes 2 (1+1)</w:t>
       </w:r>
     </w:p>
     <w:p>
       <w:pPr>
-        <w:pStyle w:val="BodyText"/>
-      </w:pPr>
-      <w:r>
-        <w:t xml:space="preserve">The function first performs a validation check to ensure the input list</w:t>
+        <w:pStyle w:val="Compact"/>
+        <w:numPr>
+          <w:ilvl w:val="0"/>
+          <w:numId w:val="1005"/>
+        </w:numPr>
+      </w:pPr>
+      <w:r>
+        <w:t xml:space="preserve">Iteration 3:</w:t>
       </w:r>
       <w:r>
         <w:t xml:space="preserve"> </w:t>
@@ -2995,95 +2817,128 @@
         <w:rPr>
           <w:rStyle w:val="VerbatimChar"/>
         </w:rPr>
-        <w:t xml:space="preserve">items</w:t>
+        <w:t xml:space="preserve">a</w:t>
       </w:r>
       <w:r>
         <w:t xml:space="preserve"> </w:t>
       </w:r>
       <w:r>
-        <w:t xml:space="preserve">is not empty. If the list is empty (</w:t>
+        <w:t xml:space="preserve">becomes 2,</w:t>
+      </w:r>
+      <w:r>
+        <w:t xml:space="preserve"> </w:t>
       </w:r>
       <w:r>
         <w:rPr>
           <w:rStyle w:val="VerbatimChar"/>
         </w:rPr>
-        <w:t xml:space="preserve">if not items:</w:t>
-      </w:r>
-      <w:r>
-        <w:t xml:space="preserve">), it immediately raises a</w:t>
+        <w:t xml:space="preserve">b</w:t>
       </w:r>
       <w:r>
         <w:t xml:space="preserve"> </w:t>
       </w:r>
       <w:r>
-        <w:rPr>
-          <w:rStyle w:val="VerbatimChar"/>
-        </w:rPr>
-        <w:t xml:space="preserve">ValueError</w:t>
-      </w:r>
-      <w:r>
-        <w:t xml:space="preserve"> </w:t>
-      </w:r>
-      <w:r>
-        <w:t xml:space="preserve">with the message</w:t>
-      </w:r>
-      <w:r>
-        <w:t xml:space="preserve"> </w:t>
-      </w:r>
-      <w:r>
-        <w:t xml:space="preserve">“items must not be empty”</w:t>
-      </w:r>
-      <w:r>
-        <w:t xml:space="preserve"> </w:t>
-      </w:r>
-      <w:r>
-        <w:t xml:space="preserve">to prevent errors in the subsequent random selection process.</w:t>
+        <w:t xml:space="preserve">becomes 3 (1+2)</w:t>
       </w:r>
     </w:p>
     <w:p>
       <w:pPr>
-        <w:pStyle w:val="BodyText"/>
-      </w:pPr>
-      <w:r>
-        <w:t xml:space="preserve">If the list contains one or more elements, the function proceeds to use</w:t>
-      </w:r>
-      <w:r>
-        <w:t xml:space="preserve"> </w:t>
-      </w:r>
-      <w:r>
-        <w:rPr>
-          <w:rStyle w:val="VerbatimChar"/>
-        </w:rPr>
-        <w:t xml:space="preserve">random.choice(items)</w:t>
-      </w:r>
-      <w:r>
-        <w:t xml:space="preserve">. This standard library function handles the core logic of picking an element from the sequence with a uniform probability distribution, meaning every item has an equal chance of being selected. The chosen string is then returned as the output.</w:t>
+        <w:pStyle w:val="Compact"/>
+        <w:numPr>
+          <w:ilvl w:val="0"/>
+          <w:numId w:val="1005"/>
+        </w:numPr>
+      </w:pPr>
+      <w:r>
+        <w:t xml:space="preserve">and so on…</w:t>
       </w:r>
     </w:p>
     <w:p>
       <w:pPr>
+        <w:pStyle w:val="FirstParagraph"/>
+      </w:pPr>
+      <w:r>
+        <w:t xml:space="preserve">After the loop completes</w:t>
+      </w:r>
+      <w:r>
+        <w:t xml:space="preserve"> </w:t>
+      </w:r>
+      <w:r>
+        <w:rPr>
+          <w:rStyle w:val="VerbatimChar"/>
+        </w:rPr>
+        <w:t xml:space="preserve">n</w:t>
+      </w:r>
+      <w:r>
+        <w:t xml:space="preserve"> </w:t>
+      </w:r>
+      <w:r>
+        <w:t xml:space="preserve">iterations, the variable</w:t>
+      </w:r>
+      <w:r>
+        <w:t xml:space="preserve"> </w:t>
+      </w:r>
+      <w:r>
+        <w:rPr>
+          <w:rStyle w:val="VerbatimChar"/>
+        </w:rPr>
+        <w:t xml:space="preserve">a</w:t>
+      </w:r>
+      <w:r>
+        <w:t xml:space="preserve"> </w:t>
+      </w:r>
+      <w:r>
+        <w:t xml:space="preserve">will hold the nth Fibonacci number, which is then returned.</w:t>
+      </w:r>
+    </w:p>
+    <w:p>
+      <w:pPr>
         <w:pStyle w:val="SourceCode"/>
       </w:pPr>
       <w:r>
         <w:rPr>
           <w:rStyle w:val="CommentTok"/>
         </w:rPr>
-        <w:t xml:space="preserve"># The function relies on the 'random' module</w:t>
+        <w:t xml:space="preserve"># Initialization for n=3</w:t>
       </w:r>
       <w:r>
         <w:br/>
       </w:r>
       <w:r>
         <w:rPr>
-          <w:rStyle w:val="ImportTok"/>
-        </w:rPr>
-        <w:t xml:space="preserve">import</w:t>
-      </w:r>
-      <w:r>
-        <w:rPr>
           <w:rStyle w:val="NormalTok"/>
         </w:rPr>
-        <w:t xml:space="preserve"> random</w:t>
+        <w:t xml:space="preserve">a, b </w:t>
+      </w:r>
+      <w:r>
+        <w:rPr>
+          <w:rStyle w:val="OperatorTok"/>
+        </w:rPr>
+        <w:t xml:space="preserve">=</w:t>
+      </w:r>
+      <w:r>
+        <w:rPr>
+          <w:rStyle w:val="NormalTok"/>
+        </w:rPr>
+        <w:t xml:space="preserve"> </w:t>
+      </w:r>
+      <w:r>
+        <w:rPr>
+          <w:rStyle w:val="DecValTok"/>
+        </w:rPr>
+        <w:t xml:space="preserve">0</w:t>
+      </w:r>
+      <w:r>
+        <w:rPr>
+          <w:rStyle w:val="NormalTok"/>
+        </w:rPr>
+        <w:t xml:space="preserve">, </w:t>
+      </w:r>
+      <w:r>
+        <w:rPr>
+          <w:rStyle w:val="DecValTok"/>
+        </w:rPr>
+        <w:t xml:space="preserve">1</w:t>
       </w:r>
       <w:r>
         <w:br/>
@@ -3095,7 +2950,7 @@
         <w:rPr>
           <w:rStyle w:val="CommentTok"/>
         </w:rPr>
-        <w:t xml:space="preserve"># Example of internal logic</w:t>
+        <w:t xml:space="preserve"># Loop 1: range(3) -&gt; 0</w:t>
       </w:r>
       <w:r>
         <w:br/>
@@ -3104,7 +2959,7 @@
         <w:rPr>
           <w:rStyle w:val="NormalTok"/>
         </w:rPr>
-        <w:t xml:space="preserve">items_list </w:t>
+        <w:t xml:space="preserve">a, b </w:t>
       </w:r>
       <w:r>
         <w:rPr>
@@ -3116,158 +2971,164 @@
         <w:rPr>
           <w:rStyle w:val="NormalTok"/>
         </w:rPr>
-        <w:t xml:space="preserve"> [</w:t>
-      </w:r>
-      <w:r>
-        <w:rPr>
-          <w:rStyle w:val="StringTok"/>
-        </w:rPr>
-        <w:t xml:space="preserve">"apple"</w:t>
+        <w:t xml:space="preserve"> b, a </w:t>
+      </w:r>
+      <w:r>
+        <w:rPr>
+          <w:rStyle w:val="OperatorTok"/>
+        </w:rPr>
+        <w:t xml:space="preserve">+</w:t>
       </w:r>
       <w:r>
         <w:rPr>
           <w:rStyle w:val="NormalTok"/>
         </w:rPr>
-        <w:t xml:space="preserve">, </w:t>
-      </w:r>
-      <w:r>
-        <w:rPr>
-          <w:rStyle w:val="StringTok"/>
-        </w:rPr>
-        <w:t xml:space="preserve">"banana"</w:t>
+        <w:t xml:space="preserve"> b  </w:t>
+      </w:r>
+      <w:r>
+        <w:rPr>
+          <w:rStyle w:val="CommentTok"/>
+        </w:rPr>
+        <w:t xml:space="preserve"># a becomes 1, b becomes 1</w:t>
+      </w:r>
+      <w:r>
+        <w:br/>
+      </w:r>
+      <w:r>
+        <w:br/>
+      </w:r>
+      <w:r>
+        <w:rPr>
+          <w:rStyle w:val="CommentTok"/>
+        </w:rPr>
+        <w:t xml:space="preserve"># Loop 2: range(3) -&gt; 1</w:t>
+      </w:r>
+      <w:r>
+        <w:br/>
       </w:r>
       <w:r>
         <w:rPr>
           <w:rStyle w:val="NormalTok"/>
         </w:rPr>
-        <w:t xml:space="preserve">, </w:t>
-      </w:r>
-      <w:r>
-        <w:rPr>
-          <w:rStyle w:val="StringTok"/>
-        </w:rPr>
-        <w:t xml:space="preserve">"cherry"</w:t>
+        <w:t xml:space="preserve">a, b </w:t>
+      </w:r>
+      <w:r>
+        <w:rPr>
+          <w:rStyle w:val="OperatorTok"/>
+        </w:rPr>
+        <w:t xml:space="preserve">=</w:t>
       </w:r>
       <w:r>
         <w:rPr>
           <w:rStyle w:val="NormalTok"/>
         </w:rPr>
-        <w:t xml:space="preserve">]</w:t>
+        <w:t xml:space="preserve"> b, a </w:t>
+      </w:r>
+      <w:r>
+        <w:rPr>
+          <w:rStyle w:val="OperatorTok"/>
+        </w:rPr>
+        <w:t xml:space="preserve">+</w:t>
+      </w:r>
+      <w:r>
+        <w:rPr>
+          <w:rStyle w:val="NormalTok"/>
+        </w:rPr>
+        <w:t xml:space="preserve"> b  </w:t>
+      </w:r>
+      <w:r>
+        <w:rPr>
+          <w:rStyle w:val="CommentTok"/>
+        </w:rPr>
+        <w:t xml:space="preserve"># a becomes 1, b becomes 2</w:t>
       </w:r>
       <w:r>
         <w:br/>
       </w:r>
       <w:r>
+        <w:br/>
+      </w:r>
+      <w:r>
+        <w:rPr>
+          <w:rStyle w:val="CommentTok"/>
+        </w:rPr>
+        <w:t xml:space="preserve"># Loop 3: range(3) -&gt; 2</w:t>
+      </w:r>
+      <w:r>
+        <w:br/>
+      </w:r>
+      <w:r>
+        <w:rPr>
+          <w:rStyle w:val="NormalTok"/>
+        </w:rPr>
+        <w:t xml:space="preserve">a, b </w:t>
+      </w:r>
+      <w:r>
+        <w:rPr>
+          <w:rStyle w:val="OperatorTok"/>
+        </w:rPr>
+        <w:t xml:space="preserve">=</w:t>
+      </w:r>
+      <w:r>
+        <w:rPr>
+          <w:rStyle w:val="NormalTok"/>
+        </w:rPr>
+        <w:t xml:space="preserve"> b, a </w:t>
+      </w:r>
+      <w:r>
+        <w:rPr>
+          <w:rStyle w:val="OperatorTok"/>
+        </w:rPr>
+        <w:t xml:space="preserve">+</w:t>
+      </w:r>
+      <w:r>
+        <w:rPr>
+          <w:rStyle w:val="NormalTok"/>
+        </w:rPr>
+        <w:t xml:space="preserve"> b  </w:t>
+      </w:r>
+      <w:r>
+        <w:rPr>
+          <w:rStyle w:val="CommentTok"/>
+        </w:rPr>
+        <w:t xml:space="preserve"># a becomes 2, b becomes 3</w:t>
+      </w:r>
+      <w:r>
+        <w:br/>
+      </w:r>
+      <w:r>
+        <w:br/>
+      </w:r>
+      <w:r>
+        <w:rPr>
+          <w:rStyle w:val="CommentTok"/>
+        </w:rPr>
+        <w:t xml:space="preserve"># Loop finishes, return a</w:t>
+      </w:r>
+      <w:r>
+        <w:br/>
+      </w:r>
+      <w:r>
         <w:rPr>
           <w:rStyle w:val="ControlFlowTok"/>
         </w:rPr>
-        <w:t xml:space="preserve">if</w:t>
+        <w:t xml:space="preserve">return</w:t>
       </w:r>
       <w:r>
         <w:rPr>
           <w:rStyle w:val="NormalTok"/>
         </w:rPr>
-        <w:t xml:space="preserve"> </w:t>
-      </w:r>
-      <w:r>
-        <w:rPr>
-          <w:rStyle w:val="KeywordTok"/>
-        </w:rPr>
-        <w:t xml:space="preserve">not</w:t>
-      </w:r>
-      <w:r>
-        <w:rPr>
-          <w:rStyle w:val="NormalTok"/>
-        </w:rPr>
-        <w:t xml:space="preserve"> items_list:</w:t>
-      </w:r>
-      <w:r>
-        <w:br/>
-      </w:r>
-      <w:r>
-        <w:rPr>
-          <w:rStyle w:val="NormalTok"/>
-        </w:rPr>
-        <w:t xml:space="preserve">    </w:t>
-      </w:r>
-      <w:r>
-        <w:rPr>
-          <w:rStyle w:val="ControlFlowTok"/>
-        </w:rPr>
-        <w:t xml:space="preserve">raise</w:t>
-      </w:r>
-      <w:r>
-        <w:rPr>
-          <w:rStyle w:val="NormalTok"/>
-        </w:rPr>
-        <w:t xml:space="preserve"> </w:t>
-      </w:r>
-      <w:r>
-        <w:rPr>
-          <w:rStyle w:val="PreprocessorTok"/>
-        </w:rPr>
-        <w:t xml:space="preserve">ValueError</w:t>
-      </w:r>
-      <w:r>
-        <w:rPr>
-          <w:rStyle w:val="NormalTok"/>
-        </w:rPr>
-        <w:t xml:space="preserve">(</w:t>
-      </w:r>
-      <w:r>
-        <w:rPr>
-          <w:rStyle w:val="StringTok"/>
-        </w:rPr>
-        <w:t xml:space="preserve">"items must not be empty"</w:t>
-      </w:r>
-      <w:r>
-        <w:rPr>
-          <w:rStyle w:val="NormalTok"/>
-        </w:rPr>
-        <w:t xml:space="preserve">)</w:t>
-      </w:r>
-      <w:r>
-        <w:br/>
+        <w:t xml:space="preserve"> a </w:t>
       </w:r>
       <w:r>
         <w:rPr>
           <w:rStyle w:val="CommentTok"/>
         </w:rPr>
-        <w:t xml:space="preserve"># If the list is not empty, random.choice is called</w:t>
-      </w:r>
-      <w:r>
-        <w:br/>
-      </w:r>
-      <w:r>
-        <w:rPr>
-          <w:rStyle w:val="NormalTok"/>
-        </w:rPr>
-        <w:t xml:space="preserve">selected_item </w:t>
-      </w:r>
-      <w:r>
-        <w:rPr>
-          <w:rStyle w:val="OperatorTok"/>
-        </w:rPr>
-        <w:t xml:space="preserve">=</w:t>
-      </w:r>
-      <w:r>
-        <w:rPr>
-          <w:rStyle w:val="NormalTok"/>
-        </w:rPr>
-        <w:t xml:space="preserve"> random.choice(items_list)</w:t>
-      </w:r>
-      <w:r>
-        <w:br/>
-      </w:r>
-      <w:r>
-        <w:rPr>
-          <w:rStyle w:val="CommentTok"/>
-        </w:rPr>
-        <w:t xml:space="preserve"># selected_item will be "apple", "banana", or "cherry"</w:t>
+        <w:t xml:space="preserve"># returns 2</w:t>
       </w:r>
     </w:p>
-    <w:bookmarkEnd w:id="33"/>
-    <w:bookmarkStart w:id="34" w:name="usage-notes-3"/>
+    <w:bookmarkEnd w:id="26"/>
+    <w:bookmarkStart w:id="27" w:name="usage-notes-2"/>
     <w:p>
       <w:pPr>
         <w:pStyle w:val="Heading2"/>
@@ -3276,7 +3137,7 @@
         <w:rPr>
           <w:rStyle w:val="SectionNumber"/>
         </w:rPr>
-        <w:t xml:space="preserve">4.4</w:t>
+        <w:t xml:space="preserve">3.4</w:t>
       </w:r>
       <w:r>
         <w:tab/>
@@ -3294,7 +3155,7 @@
         </w:numPr>
       </w:pPr>
       <w:r>
-        <w:t xml:space="preserve">The input list</w:t>
+        <w:t xml:space="preserve">The function uses a 0-indexed sequence, meaning</w:t>
       </w:r>
       <w:r>
         <w:t xml:space="preserve"> </w:t>
@@ -3303,13 +3164,13 @@
         <w:rPr>
           <w:rStyle w:val="VerbatimChar"/>
         </w:rPr>
-        <w:t xml:space="preserve">items</w:t>
+        <w:t xml:space="preserve">fibonacci(0)</w:t>
       </w:r>
       <w:r>
         <w:t xml:space="preserve"> </w:t>
       </w:r>
       <w:r>
-        <w:t xml:space="preserve">must not be empty. Providing an empty list will result in a</w:t>
+        <w:t xml:space="preserve">returns the first element, which is</w:t>
       </w:r>
       <w:r>
         <w:t xml:space="preserve"> </w:t>
@@ -3318,7 +3179,7 @@
         <w:rPr>
           <w:rStyle w:val="VerbatimChar"/>
         </w:rPr>
-        <w:t xml:space="preserve">ValueError</w:t>
+        <w:t xml:space="preserve">0</w:t>
       </w:r>
       <w:r>
         <w:t xml:space="preserve">.</w:t>
@@ -3333,7 +3194,7 @@
         </w:numPr>
       </w:pPr>
       <w:r>
-        <w:t xml:space="preserve">This function requires the</w:t>
+        <w:t xml:space="preserve">The input</w:t>
       </w:r>
       <w:r>
         <w:t xml:space="preserve"> </w:t>
@@ -3342,13 +3203,28 @@
         <w:rPr>
           <w:rStyle w:val="VerbatimChar"/>
         </w:rPr>
-        <w:t xml:space="preserve">random</w:t>
+        <w:t xml:space="preserve">n</w:t>
       </w:r>
       <w:r>
         <w:t xml:space="preserve"> </w:t>
       </w:r>
       <w:r>
-        <w:t xml:space="preserve">module to be imported in the execution environment.</w:t>
+        <w:t xml:space="preserve">must be a non-negative integer. The function will raise a</w:t>
+      </w:r>
+      <w:r>
+        <w:t xml:space="preserve"> </w:t>
+      </w:r>
+      <w:r>
+        <w:rPr>
+          <w:rStyle w:val="VerbatimChar"/>
+        </w:rPr>
+        <w:t xml:space="preserve">ValueError</w:t>
+      </w:r>
+      <w:r>
+        <w:t xml:space="preserve"> </w:t>
+      </w:r>
+      <w:r>
+        <w:t xml:space="preserve">for any negative input.</w:t>
       </w:r>
     </w:p>
     <w:p>
@@ -3360,7 +3236,19 @@
         </w:numPr>
       </w:pPr>
       <w:r>
-        <w:t xml:space="preserve">The selection is uniformly random, ensuring each item in the list has an equal probability of being chosen.</w:t>
+        <w:t xml:space="preserve">This iterative implementation is memory-efficient and avoids the recursion depth limits that can be an issue with naive recursive solutions for large values of</w:t>
+      </w:r>
+      <w:r>
+        <w:t xml:space="preserve"> </w:t>
+      </w:r>
+      <w:r>
+        <w:rPr>
+          <w:rStyle w:val="VerbatimChar"/>
+        </w:rPr>
+        <w:t xml:space="preserve">n</w:t>
+      </w:r>
+      <w:r>
+        <w:t xml:space="preserve">.</w:t>
       </w:r>
     </w:p>
     <w:p>
@@ -3375,13 +3263,748 @@
         <w:t xml:space="preserve">Output Example</w:t>
       </w:r>
       <w:r>
-        <w:t xml:space="preserve">: A single string from the input list.</w:t>
+        <w:t xml:space="preserve">: The function returns a single integer value.</w:t>
       </w:r>
     </w:p>
     <w:p>
       <w:pPr>
         <w:pStyle w:val="SourceCode"/>
       </w:pPr>
+      <w:r>
+        <w:rPr>
+          <w:rStyle w:val="VerbatimChar"/>
+        </w:rPr>
+        <w:t xml:space="preserve">13</w:t>
+      </w:r>
+    </w:p>
+    <w:bookmarkEnd w:id="27"/>
+    <w:bookmarkStart w:id="28" w:name="example-2"/>
+    <w:p>
+      <w:pPr>
+        <w:pStyle w:val="Heading2"/>
+      </w:pPr>
+      <w:r>
+        <w:rPr>
+          <w:rStyle w:val="SectionNumber"/>
+        </w:rPr>
+        <w:t xml:space="preserve">3.5</w:t>
+      </w:r>
+      <w:r>
+        <w:tab/>
+      </w:r>
+      <w:r>
+        <w:t xml:space="preserve">Example</w:t>
+      </w:r>
+    </w:p>
+    <w:p>
+      <w:pPr>
+        <w:pStyle w:val="SourceCode"/>
+      </w:pPr>
+      <w:r>
+        <w:rPr>
+          <w:rStyle w:val="CommentTok"/>
+        </w:rPr>
+        <w:t xml:space="preserve"># Example usage</w:t>
+      </w:r>
+      <w:r>
+        <w:br/>
+      </w:r>
+      <w:r>
+        <w:rPr>
+          <w:rStyle w:val="CommentTok"/>
+        </w:rPr>
+        <w:t xml:space="preserve"># Calculate the 9th Fibonacci number (0-indexed)</w:t>
+      </w:r>
+      <w:r>
+        <w:br/>
+      </w:r>
+      <w:r>
+        <w:rPr>
+          <w:rStyle w:val="NormalTok"/>
+        </w:rPr>
+        <w:t xml:space="preserve">result </w:t>
+      </w:r>
+      <w:r>
+        <w:rPr>
+          <w:rStyle w:val="OperatorTok"/>
+        </w:rPr>
+        <w:t xml:space="preserve">=</w:t>
+      </w:r>
+      <w:r>
+        <w:rPr>
+          <w:rStyle w:val="NormalTok"/>
+        </w:rPr>
+        <w:t xml:space="preserve"> fibonacci(</w:t>
+      </w:r>
+      <w:r>
+        <w:rPr>
+          <w:rStyle w:val="DecValTok"/>
+        </w:rPr>
+        <w:t xml:space="preserve">9</w:t>
+      </w:r>
+      <w:r>
+        <w:rPr>
+          <w:rStyle w:val="NormalTok"/>
+        </w:rPr>
+        <w:t xml:space="preserve">)</w:t>
+      </w:r>
+      <w:r>
+        <w:br/>
+      </w:r>
+      <w:r>
+        <w:rPr>
+          <w:rStyle w:val="BuiltInTok"/>
+        </w:rPr>
+        <w:t xml:space="preserve">print</w:t>
+      </w:r>
+      <w:r>
+        <w:rPr>
+          <w:rStyle w:val="NormalTok"/>
+        </w:rPr>
+        <w:t xml:space="preserve">(result)</w:t>
+      </w:r>
+    </w:p>
+    <w:p>
+      <w:pPr>
+        <w:pStyle w:val="FirstParagraph"/>
+      </w:pPr>
+      <w:r>
+        <w:rPr>
+          <w:b/>
+          <w:bCs/>
+        </w:rPr>
+        <w:t xml:space="preserve">Output:</w:t>
+      </w:r>
+    </w:p>
+    <w:p>
+      <w:pPr>
+        <w:pStyle w:val="SourceCode"/>
+      </w:pPr>
+      <w:r>
+        <w:rPr>
+          <w:rStyle w:val="VerbatimChar"/>
+        </w:rPr>
+        <w:t xml:space="preserve">34</w:t>
+      </w:r>
+    </w:p>
+    <w:p>
+      <w:r>
+        <w:pict>
+          <v:rect style="width:0;height:1.5pt" o:hralign="center" o:hrstd="t" o:hr="t"/>
+        </w:pict>
+      </w:r>
+    </w:p>
+    <w:bookmarkEnd w:id="28"/>
+    <w:bookmarkStart w:id="29" w:name="functiondef-choose_random_itemitems"/>
+    <w:p>
+      <w:pPr>
+        <w:pStyle w:val="Heading2"/>
+      </w:pPr>
+      <w:r>
+        <w:rPr>
+          <w:rStyle w:val="SectionNumber"/>
+        </w:rPr>
+        <w:t xml:space="preserve">3.6</w:t>
+      </w:r>
+      <w:r>
+        <w:tab/>
+      </w:r>
+      <w:r>
+        <w:t xml:space="preserve">FunctionDef choose_random_item(items)</w:t>
+      </w:r>
+    </w:p>
+    <w:bookmarkEnd w:id="29"/>
+    <w:bookmarkEnd w:id="30"/>
+    <w:bookmarkStart w:id="37" w:name="function-choose_random_itemitems-liststr"/>
+    <w:p>
+      <w:pPr>
+        <w:pStyle w:val="Heading1"/>
+      </w:pPr>
+      <w:r>
+        <w:rPr>
+          <w:rStyle w:val="SectionNumber"/>
+        </w:rPr>
+        <w:t xml:space="preserve">4</w:t>
+      </w:r>
+      <w:r>
+        <w:tab/>
+      </w:r>
+      <w:r>
+        <w:t xml:space="preserve">Function: choose_random_item(items: List[str])</w:t>
+      </w:r>
+    </w:p>
+    <w:bookmarkStart w:id="31" w:name="overview-3"/>
+    <w:p>
+      <w:pPr>
+        <w:pStyle w:val="Heading2"/>
+      </w:pPr>
+      <w:r>
+        <w:rPr>
+          <w:rStyle w:val="SectionNumber"/>
+        </w:rPr>
+        <w:t xml:space="preserve">4.1</w:t>
+      </w:r>
+      <w:r>
+        <w:tab/>
+      </w:r>
+      <w:r>
+        <w:t xml:space="preserve">Overview</w:t>
+      </w:r>
+    </w:p>
+    <w:p>
+      <w:pPr>
+        <w:pStyle w:val="FirstParagraph"/>
+      </w:pPr>
+      <w:r>
+        <w:t xml:space="preserve">The</w:t>
+      </w:r>
+      <w:r>
+        <w:t xml:space="preserve"> </w:t>
+      </w:r>
+      <w:r>
+        <w:rPr>
+          <w:rStyle w:val="VerbatimChar"/>
+        </w:rPr>
+        <w:t xml:space="preserve">choose_random_item</w:t>
+      </w:r>
+      <w:r>
+        <w:t xml:space="preserve"> </w:t>
+      </w:r>
+      <w:r>
+        <w:t xml:space="preserve">function selects and returns a single, uniformly random element from a provided list of strings.</w:t>
+      </w:r>
+    </w:p>
+    <w:bookmarkEnd w:id="31"/>
+    <w:bookmarkStart w:id="32" w:name="parameters-3"/>
+    <w:p>
+      <w:pPr>
+        <w:pStyle w:val="Heading2"/>
+      </w:pPr>
+      <w:r>
+        <w:rPr>
+          <w:rStyle w:val="SectionNumber"/>
+        </w:rPr>
+        <w:t xml:space="preserve">4.2</w:t>
+      </w:r>
+      <w:r>
+        <w:tab/>
+      </w:r>
+      <w:r>
+        <w:t xml:space="preserve">parameters</w:t>
+      </w:r>
+    </w:p>
+    <w:p>
+      <w:pPr>
+        <w:pStyle w:val="Compact"/>
+        <w:numPr>
+          <w:ilvl w:val="0"/>
+          <w:numId w:val="1007"/>
+        </w:numPr>
+      </w:pPr>
+      <w:r>
+        <w:rPr>
+          <w:rStyle w:val="VerbatimChar"/>
+          <w:b/>
+          <w:bCs/>
+        </w:rPr>
+        <w:t xml:space="preserve">items</w:t>
+      </w:r>
+      <w:r>
+        <w:t xml:space="preserve"> </w:t>
+      </w:r>
+      <w:r>
+        <w:t xml:space="preserve">(</w:t>
+      </w:r>
+      <w:r>
+        <w:rPr>
+          <w:rStyle w:val="VerbatimChar"/>
+        </w:rPr>
+        <w:t xml:space="preserve">List[str]</w:t>
+      </w:r>
+      <w:r>
+        <w:t xml:space="preserve">): A non-empty list of strings from which a random item will be chosen.</w:t>
+      </w:r>
+    </w:p>
+    <w:bookmarkEnd w:id="32"/>
+    <w:bookmarkStart w:id="33" w:name="description-3"/>
+    <w:p>
+      <w:pPr>
+        <w:pStyle w:val="Heading2"/>
+      </w:pPr>
+      <w:r>
+        <w:rPr>
+          <w:rStyle w:val="SectionNumber"/>
+        </w:rPr>
+        <w:t xml:space="preserve">4.3</w:t>
+      </w:r>
+      <w:r>
+        <w:tab/>
+      </w:r>
+      <w:r>
+        <w:t xml:space="preserve">Description</w:t>
+      </w:r>
+    </w:p>
+    <w:p>
+      <w:pPr>
+        <w:pStyle w:val="FirstParagraph"/>
+      </w:pPr>
+      <w:r>
+        <w:t xml:space="preserve">This function provides a safe way to select a random item from a list. The logic proceeds as follows:</w:t>
+      </w:r>
+    </w:p>
+    <w:p>
+      <w:pPr>
+        <w:pStyle w:val="Compact"/>
+        <w:numPr>
+          <w:ilvl w:val="0"/>
+          <w:numId w:val="1008"/>
+        </w:numPr>
+      </w:pPr>
+      <w:r>
+        <w:rPr>
+          <w:b/>
+          <w:bCs/>
+        </w:rPr>
+        <w:t xml:space="preserve">Input Validation</w:t>
+      </w:r>
+      <w:r>
+        <w:t xml:space="preserve">: The function first checks if the provided</w:t>
+      </w:r>
+      <w:r>
+        <w:t xml:space="preserve"> </w:t>
+      </w:r>
+      <w:r>
+        <w:rPr>
+          <w:rStyle w:val="VerbatimChar"/>
+        </w:rPr>
+        <w:t xml:space="preserve">items</w:t>
+      </w:r>
+      <w:r>
+        <w:t xml:space="preserve"> </w:t>
+      </w:r>
+      <w:r>
+        <w:t xml:space="preserve">list is empty using the</w:t>
+      </w:r>
+      <w:r>
+        <w:t xml:space="preserve"> </w:t>
+      </w:r>
+      <w:r>
+        <w:rPr>
+          <w:rStyle w:val="VerbatimChar"/>
+        </w:rPr>
+        <w:t xml:space="preserve">if not items:</w:t>
+      </w:r>
+      <w:r>
+        <w:t xml:space="preserve"> </w:t>
+      </w:r>
+      <w:r>
+        <w:t xml:space="preserve">condition.</w:t>
+      </w:r>
+    </w:p>
+    <w:p>
+      <w:pPr>
+        <w:pStyle w:val="Compact"/>
+        <w:numPr>
+          <w:ilvl w:val="0"/>
+          <w:numId w:val="1008"/>
+        </w:numPr>
+      </w:pPr>
+      <w:r>
+        <w:rPr>
+          <w:b/>
+          <w:bCs/>
+        </w:rPr>
+        <w:t xml:space="preserve">Error Handling</w:t>
+      </w:r>
+      <w:r>
+        <w:t xml:space="preserve">: If the list is found to be empty, it immediately raises a</w:t>
+      </w:r>
+      <w:r>
+        <w:t xml:space="preserve"> </w:t>
+      </w:r>
+      <w:r>
+        <w:rPr>
+          <w:rStyle w:val="VerbatimChar"/>
+        </w:rPr>
+        <w:t xml:space="preserve">ValueError</w:t>
+      </w:r>
+      <w:r>
+        <w:t xml:space="preserve"> </w:t>
+      </w:r>
+      <w:r>
+        <w:t xml:space="preserve">with the message</w:t>
+      </w:r>
+      <w:r>
+        <w:t xml:space="preserve"> </w:t>
+      </w:r>
+      <w:r>
+        <w:t xml:space="preserve">“items must not be empty”</w:t>
+      </w:r>
+      <w:r>
+        <w:t xml:space="preserve">. This prevents the program from crashing due to an invalid operation on an empty sequence.</w:t>
+      </w:r>
+    </w:p>
+    <w:p>
+      <w:pPr>
+        <w:pStyle w:val="Compact"/>
+        <w:numPr>
+          <w:ilvl w:val="0"/>
+          <w:numId w:val="1008"/>
+        </w:numPr>
+      </w:pPr>
+      <w:r>
+        <w:rPr>
+          <w:b/>
+          <w:bCs/>
+        </w:rPr>
+        <w:t xml:space="preserve">Random Selection</w:t>
+      </w:r>
+      <w:r>
+        <w:t xml:space="preserve">: If the list is not empty, the function utilizes</w:t>
+      </w:r>
+      <w:r>
+        <w:t xml:space="preserve"> </w:t>
+      </w:r>
+      <w:r>
+        <w:rPr>
+          <w:rStyle w:val="VerbatimChar"/>
+        </w:rPr>
+        <w:t xml:space="preserve">random.choice(items)</w:t>
+      </w:r>
+      <w:r>
+        <w:t xml:space="preserve">. This standard library method efficiently and uniformly selects a single random element from the input sequence.</w:t>
+      </w:r>
+    </w:p>
+    <w:p>
+      <w:pPr>
+        <w:pStyle w:val="Compact"/>
+        <w:numPr>
+          <w:ilvl w:val="0"/>
+          <w:numId w:val="1008"/>
+        </w:numPr>
+      </w:pPr>
+      <w:r>
+        <w:rPr>
+          <w:b/>
+          <w:bCs/>
+        </w:rPr>
+        <w:t xml:space="preserve">Return Value</w:t>
+      </w:r>
+      <w:r>
+        <w:t xml:space="preserve">: The randomly chosen string is then returned as the result of the function call.</w:t>
+      </w:r>
+    </w:p>
+    <w:p>
+      <w:pPr>
+        <w:pStyle w:val="SourceCode"/>
+      </w:pPr>
+      <w:r>
+        <w:rPr>
+          <w:rStyle w:val="CommentTok"/>
+        </w:rPr>
+        <w:t xml:space="preserve"># The function assumes the 'random' module is imported.</w:t>
+      </w:r>
+      <w:r>
+        <w:br/>
+      </w:r>
+      <w:r>
+        <w:rPr>
+          <w:rStyle w:val="ImportTok"/>
+        </w:rPr>
+        <w:t xml:space="preserve">import</w:t>
+      </w:r>
+      <w:r>
+        <w:rPr>
+          <w:rStyle w:val="NormalTok"/>
+        </w:rPr>
+        <w:t xml:space="preserve"> random</w:t>
+      </w:r>
+      <w:r>
+        <w:br/>
+      </w:r>
+      <w:r>
+        <w:br/>
+      </w:r>
+      <w:r>
+        <w:rPr>
+          <w:rStyle w:val="CommentTok"/>
+        </w:rPr>
+        <w:t xml:space="preserve"># Example of internal logic</w:t>
+      </w:r>
+      <w:r>
+        <w:br/>
+      </w:r>
+      <w:r>
+        <w:rPr>
+          <w:rStyle w:val="NormalTok"/>
+        </w:rPr>
+        <w:t xml:space="preserve">items_list </w:t>
+      </w:r>
+      <w:r>
+        <w:rPr>
+          <w:rStyle w:val="OperatorTok"/>
+        </w:rPr>
+        <w:t xml:space="preserve">=</w:t>
+      </w:r>
+      <w:r>
+        <w:rPr>
+          <w:rStyle w:val="NormalTok"/>
+        </w:rPr>
+        <w:t xml:space="preserve"> [</w:t>
+      </w:r>
+      <w:r>
+        <w:rPr>
+          <w:rStyle w:val="StringTok"/>
+        </w:rPr>
+        <w:t xml:space="preserve">"apple"</w:t>
+      </w:r>
+      <w:r>
+        <w:rPr>
+          <w:rStyle w:val="NormalTok"/>
+        </w:rPr>
+        <w:t xml:space="preserve">, </w:t>
+      </w:r>
+      <w:r>
+        <w:rPr>
+          <w:rStyle w:val="StringTok"/>
+        </w:rPr>
+        <w:t xml:space="preserve">"banana"</w:t>
+      </w:r>
+      <w:r>
+        <w:rPr>
+          <w:rStyle w:val="NormalTok"/>
+        </w:rPr>
+        <w:t xml:space="preserve">, </w:t>
+      </w:r>
+      <w:r>
+        <w:rPr>
+          <w:rStyle w:val="StringTok"/>
+        </w:rPr>
+        <w:t xml:space="preserve">"cherry"</w:t>
+      </w:r>
+      <w:r>
+        <w:rPr>
+          <w:rStyle w:val="NormalTok"/>
+        </w:rPr>
+        <w:t xml:space="preserve">]</w:t>
+      </w:r>
+      <w:r>
+        <w:br/>
+      </w:r>
+      <w:r>
+        <w:rPr>
+          <w:rStyle w:val="ControlFlowTok"/>
+        </w:rPr>
+        <w:t xml:space="preserve">if</w:t>
+      </w:r>
+      <w:r>
+        <w:rPr>
+          <w:rStyle w:val="NormalTok"/>
+        </w:rPr>
+        <w:t xml:space="preserve"> </w:t>
+      </w:r>
+      <w:r>
+        <w:rPr>
+          <w:rStyle w:val="KeywordTok"/>
+        </w:rPr>
+        <w:t xml:space="preserve">not</w:t>
+      </w:r>
+      <w:r>
+        <w:rPr>
+          <w:rStyle w:val="NormalTok"/>
+        </w:rPr>
+        <w:t xml:space="preserve"> items_list:</w:t>
+      </w:r>
+      <w:r>
+        <w:br/>
+      </w:r>
+      <w:r>
+        <w:rPr>
+          <w:rStyle w:val="NormalTok"/>
+        </w:rPr>
+        <w:t xml:space="preserve">    </w:t>
+      </w:r>
+      <w:r>
+        <w:rPr>
+          <w:rStyle w:val="ControlFlowTok"/>
+        </w:rPr>
+        <w:t xml:space="preserve">raise</w:t>
+      </w:r>
+      <w:r>
+        <w:rPr>
+          <w:rStyle w:val="NormalTok"/>
+        </w:rPr>
+        <w:t xml:space="preserve"> </w:t>
+      </w:r>
+      <w:r>
+        <w:rPr>
+          <w:rStyle w:val="PreprocessorTok"/>
+        </w:rPr>
+        <w:t xml:space="preserve">ValueError</w:t>
+      </w:r>
+      <w:r>
+        <w:rPr>
+          <w:rStyle w:val="NormalTok"/>
+        </w:rPr>
+        <w:t xml:space="preserve">(</w:t>
+      </w:r>
+      <w:r>
+        <w:rPr>
+          <w:rStyle w:val="StringTok"/>
+        </w:rPr>
+        <w:t xml:space="preserve">"items must not be empty"</w:t>
+      </w:r>
+      <w:r>
+        <w:rPr>
+          <w:rStyle w:val="NormalTok"/>
+        </w:rPr>
+        <w:t xml:space="preserve">)</w:t>
+      </w:r>
+      <w:r>
+        <w:br/>
+      </w:r>
+      <w:r>
+        <w:rPr>
+          <w:rStyle w:val="NormalTok"/>
+        </w:rPr>
+        <w:t xml:space="preserve">selected_item </w:t>
+      </w:r>
+      <w:r>
+        <w:rPr>
+          <w:rStyle w:val="OperatorTok"/>
+        </w:rPr>
+        <w:t xml:space="preserve">=</w:t>
+      </w:r>
+      <w:r>
+        <w:rPr>
+          <w:rStyle w:val="NormalTok"/>
+        </w:rPr>
+        <w:t xml:space="preserve"> random.choice(items_list)</w:t>
+      </w:r>
+      <w:r>
+        <w:br/>
+      </w:r>
+      <w:r>
+        <w:rPr>
+          <w:rStyle w:val="CommentTok"/>
+        </w:rPr>
+        <w:t xml:space="preserve"># selected_item will be one of "apple", "banana", or "cherry"</w:t>
+      </w:r>
+    </w:p>
+    <w:bookmarkEnd w:id="33"/>
+    <w:bookmarkStart w:id="34" w:name="usage-notes-3"/>
+    <w:p>
+      <w:pPr>
+        <w:pStyle w:val="Heading2"/>
+      </w:pPr>
+      <w:r>
+        <w:rPr>
+          <w:rStyle w:val="SectionNumber"/>
+        </w:rPr>
+        <w:t xml:space="preserve">4.4</w:t>
+      </w:r>
+      <w:r>
+        <w:tab/>
+      </w:r>
+      <w:r>
+        <w:t xml:space="preserve">Usage Notes</w:t>
+      </w:r>
+    </w:p>
+    <w:p>
+      <w:pPr>
+        <w:pStyle w:val="Compact"/>
+        <w:numPr>
+          <w:ilvl w:val="0"/>
+          <w:numId w:val="1009"/>
+        </w:numPr>
+      </w:pPr>
+      <w:r>
+        <w:t xml:space="preserve">The input list</w:t>
+      </w:r>
+      <w:r>
+        <w:t xml:space="preserve"> </w:t>
+      </w:r>
+      <w:r>
+        <w:rPr>
+          <w:rStyle w:val="VerbatimChar"/>
+        </w:rPr>
+        <w:t xml:space="preserve">items</w:t>
+      </w:r>
+      <w:r>
+        <w:t xml:space="preserve"> </w:t>
+      </w:r>
+      <w:r>
+        <w:t xml:space="preserve">must not be empty. Passing an empty list will raise a</w:t>
+      </w:r>
+      <w:r>
+        <w:t xml:space="preserve"> </w:t>
+      </w:r>
+      <w:r>
+        <w:rPr>
+          <w:rStyle w:val="VerbatimChar"/>
+        </w:rPr>
+        <w:t xml:space="preserve">ValueError</w:t>
+      </w:r>
+      <w:r>
+        <w:t xml:space="preserve">.</w:t>
+      </w:r>
+    </w:p>
+    <w:p>
+      <w:pPr>
+        <w:pStyle w:val="Compact"/>
+        <w:numPr>
+          <w:ilvl w:val="0"/>
+          <w:numId w:val="1009"/>
+        </w:numPr>
+      </w:pPr>
+      <w:r>
+        <w:t xml:space="preserve">This function requires the</w:t>
+      </w:r>
+      <w:r>
+        <w:t xml:space="preserve"> </w:t>
+      </w:r>
+      <w:r>
+        <w:rPr>
+          <w:rStyle w:val="VerbatimChar"/>
+        </w:rPr>
+        <w:t xml:space="preserve">random</w:t>
+      </w:r>
+      <w:r>
+        <w:t xml:space="preserve"> </w:t>
+      </w:r>
+      <w:r>
+        <w:t xml:space="preserve">module to be imported in the execution environment.</w:t>
+      </w:r>
+    </w:p>
+    <w:p>
+      <w:pPr>
+        <w:pStyle w:val="Compact"/>
+        <w:numPr>
+          <w:ilvl w:val="0"/>
+          <w:numId w:val="1009"/>
+        </w:numPr>
+      </w:pPr>
+      <w:r>
+        <w:t xml:space="preserve">Each item in the list has an equal probability of being selected.</w:t>
+      </w:r>
+    </w:p>
+    <w:p>
+      <w:pPr>
+        <w:pStyle w:val="FirstParagraph"/>
+      </w:pPr>
+      <w:r>
+        <w:rPr>
+          <w:b/>
+          <w:bCs/>
+        </w:rPr>
+        <w:t xml:space="preserve">Output Example</w:t>
+      </w:r>
+      <w:r>
+        <w:t xml:space="preserve">: A single string chosen from the input list.</w:t>
+      </w:r>
+      <w:r>
+        <w:t xml:space="preserve"> </w:t>
+      </w:r>
       <w:r>
         <w:rPr>
           <w:rStyle w:val="VerbatimChar"/>
@@ -3459,6 +4082,15 @@
       </w:r>
       <w:r>
         <w:rPr>
+          <w:rStyle w:val="CommentTok"/>
+        </w:rPr>
+        <w:t xml:space="preserve"># Definition of the function</w:t>
+      </w:r>
+      <w:r>
+        <w:br/>
+      </w:r>
+      <w:r>
+        <w:rPr>
           <w:rStyle w:val="KeywordTok"/>
         </w:rPr>
         <w:t xml:space="preserve">def</w:t>
@@ -3518,424 +4150,373 @@
         <w:rPr>
           <w:rStyle w:val="CommentTok"/>
         </w:rPr>
-        <w:t xml:space="preserve">"""Choose a single random item from a non-empty sequence.</w:t>
+        <w:t xml:space="preserve">"""Choose a single random item from a non-empty sequence."""</w:t>
       </w:r>
       <w:r>
         <w:br/>
       </w:r>
       <w:r>
+        <w:rPr>
+          <w:rStyle w:val="NormalTok"/>
+        </w:rPr>
+        <w:t xml:space="preserve">    </w:t>
+      </w:r>
+      <w:r>
+        <w:rPr>
+          <w:rStyle w:val="ControlFlowTok"/>
+        </w:rPr>
+        <w:t xml:space="preserve">if</w:t>
+      </w:r>
+      <w:r>
+        <w:rPr>
+          <w:rStyle w:val="NormalTok"/>
+        </w:rPr>
+        <w:t xml:space="preserve"> </w:t>
+      </w:r>
+      <w:r>
+        <w:rPr>
+          <w:rStyle w:val="KeywordTok"/>
+        </w:rPr>
+        <w:t xml:space="preserve">not</w:t>
+      </w:r>
+      <w:r>
+        <w:rPr>
+          <w:rStyle w:val="NormalTok"/>
+        </w:rPr>
+        <w:t xml:space="preserve"> items:</w:t>
+      </w:r>
+      <w:r>
         <w:br/>
       </w:r>
       <w:r>
         <w:rPr>
+          <w:rStyle w:val="NormalTok"/>
+        </w:rPr>
+        <w:t xml:space="preserve">        </w:t>
+      </w:r>
+      <w:r>
+        <w:rPr>
+          <w:rStyle w:val="ControlFlowTok"/>
+        </w:rPr>
+        <w:t xml:space="preserve">raise</w:t>
+      </w:r>
+      <w:r>
+        <w:rPr>
+          <w:rStyle w:val="NormalTok"/>
+        </w:rPr>
+        <w:t xml:space="preserve"> </w:t>
+      </w:r>
+      <w:r>
+        <w:rPr>
+          <w:rStyle w:val="PreprocessorTok"/>
+        </w:rPr>
+        <w:t xml:space="preserve">ValueError</w:t>
+      </w:r>
+      <w:r>
+        <w:rPr>
+          <w:rStyle w:val="NormalTok"/>
+        </w:rPr>
+        <w:t xml:space="preserve">(</w:t>
+      </w:r>
+      <w:r>
+        <w:rPr>
+          <w:rStyle w:val="StringTok"/>
+        </w:rPr>
+        <w:t xml:space="preserve">"items must not be empty"</w:t>
+      </w:r>
+      <w:r>
+        <w:rPr>
+          <w:rStyle w:val="NormalTok"/>
+        </w:rPr>
+        <w:t xml:space="preserve">)</w:t>
+      </w:r>
+      <w:r>
+        <w:br/>
+      </w:r>
+      <w:r>
+        <w:rPr>
+          <w:rStyle w:val="NormalTok"/>
+        </w:rPr>
+        <w:t xml:space="preserve">    </w:t>
+      </w:r>
+      <w:r>
+        <w:rPr>
+          <w:rStyle w:val="ControlFlowTok"/>
+        </w:rPr>
+        <w:t xml:space="preserve">return</w:t>
+      </w:r>
+      <w:r>
+        <w:rPr>
+          <w:rStyle w:val="NormalTok"/>
+        </w:rPr>
+        <w:t xml:space="preserve"> random.choice(items)</w:t>
+      </w:r>
+      <w:r>
+        <w:br/>
+      </w:r>
+      <w:r>
+        <w:br/>
+      </w:r>
+      <w:r>
+        <w:rPr>
           <w:rStyle w:val="CommentTok"/>
         </w:rPr>
-        <w:t xml:space="preserve">    Parameters:</w:t>
+        <w:t xml:space="preserve"># Example usage with a valid list</w:t>
       </w:r>
       <w:r>
         <w:br/>
       </w:r>
       <w:r>
         <w:rPr>
+          <w:rStyle w:val="NormalTok"/>
+        </w:rPr>
+        <w:t xml:space="preserve">fruits </w:t>
+      </w:r>
+      <w:r>
+        <w:rPr>
+          <w:rStyle w:val="OperatorTok"/>
+        </w:rPr>
+        <w:t xml:space="preserve">=</w:t>
+      </w:r>
+      <w:r>
+        <w:rPr>
+          <w:rStyle w:val="NormalTok"/>
+        </w:rPr>
+        <w:t xml:space="preserve"> [</w:t>
+      </w:r>
+      <w:r>
+        <w:rPr>
+          <w:rStyle w:val="StringTok"/>
+        </w:rPr>
+        <w:t xml:space="preserve">"apple"</w:t>
+      </w:r>
+      <w:r>
+        <w:rPr>
+          <w:rStyle w:val="NormalTok"/>
+        </w:rPr>
+        <w:t xml:space="preserve">, </w:t>
+      </w:r>
+      <w:r>
+        <w:rPr>
+          <w:rStyle w:val="StringTok"/>
+        </w:rPr>
+        <w:t xml:space="preserve">"banana"</w:t>
+      </w:r>
+      <w:r>
+        <w:rPr>
+          <w:rStyle w:val="NormalTok"/>
+        </w:rPr>
+        <w:t xml:space="preserve">, </w:t>
+      </w:r>
+      <w:r>
+        <w:rPr>
+          <w:rStyle w:val="StringTok"/>
+        </w:rPr>
+        <w:t xml:space="preserve">"cherry"</w:t>
+      </w:r>
+      <w:r>
+        <w:rPr>
+          <w:rStyle w:val="NormalTok"/>
+        </w:rPr>
+        <w:t xml:space="preserve">, </w:t>
+      </w:r>
+      <w:r>
+        <w:rPr>
+          <w:rStyle w:val="StringTok"/>
+        </w:rPr>
+        <w:t xml:space="preserve">"date"</w:t>
+      </w:r>
+      <w:r>
+        <w:rPr>
+          <w:rStyle w:val="NormalTok"/>
+        </w:rPr>
+        <w:t xml:space="preserve">, </w:t>
+      </w:r>
+      <w:r>
+        <w:rPr>
+          <w:rStyle w:val="StringTok"/>
+        </w:rPr>
+        <w:t xml:space="preserve">"elderberry"</w:t>
+      </w:r>
+      <w:r>
+        <w:rPr>
+          <w:rStyle w:val="NormalTok"/>
+        </w:rPr>
+        <w:t xml:space="preserve">]</w:t>
+      </w:r>
+      <w:r>
+        <w:br/>
+      </w:r>
+      <w:r>
+        <w:rPr>
+          <w:rStyle w:val="NormalTok"/>
+        </w:rPr>
+        <w:t xml:space="preserve">random_fruit </w:t>
+      </w:r>
+      <w:r>
+        <w:rPr>
+          <w:rStyle w:val="OperatorTok"/>
+        </w:rPr>
+        <w:t xml:space="preserve">=</w:t>
+      </w:r>
+      <w:r>
+        <w:rPr>
+          <w:rStyle w:val="NormalTok"/>
+        </w:rPr>
+        <w:t xml:space="preserve"> choose_random_item(fruits)</w:t>
+      </w:r>
+      <w:r>
+        <w:br/>
+      </w:r>
+      <w:r>
+        <w:rPr>
+          <w:rStyle w:val="BuiltInTok"/>
+        </w:rPr>
+        <w:t xml:space="preserve">print</w:t>
+      </w:r>
+      <w:r>
+        <w:rPr>
+          <w:rStyle w:val="NormalTok"/>
+        </w:rPr>
+        <w:t xml:space="preserve">(</w:t>
+      </w:r>
+      <w:r>
+        <w:rPr>
+          <w:rStyle w:val="SpecialStringTok"/>
+        </w:rPr>
+        <w:t xml:space="preserve">f"A random fruit was chosen: </w:t>
+      </w:r>
+      <w:r>
+        <w:rPr>
+          <w:rStyle w:val="SpecialCharTok"/>
+        </w:rPr>
+        <w:t xml:space="preserve">{</w:t>
+      </w:r>
+      <w:r>
+        <w:rPr>
+          <w:rStyle w:val="NormalTok"/>
+        </w:rPr>
+        <w:t xml:space="preserve">random_fruit</w:t>
+      </w:r>
+      <w:r>
+        <w:rPr>
+          <w:rStyle w:val="SpecialCharTok"/>
+        </w:rPr>
+        <w:t xml:space="preserve">}</w:t>
+      </w:r>
+      <w:r>
+        <w:rPr>
+          <w:rStyle w:val="SpecialStringTok"/>
+        </w:rPr>
+        <w:t xml:space="preserve">"</w:t>
+      </w:r>
+      <w:r>
+        <w:rPr>
+          <w:rStyle w:val="NormalTok"/>
+        </w:rPr>
+        <w:t xml:space="preserve">)</w:t>
+      </w:r>
+      <w:r>
+        <w:br/>
+      </w:r>
+      <w:r>
+        <w:br/>
+      </w:r>
+      <w:r>
+        <w:rPr>
           <w:rStyle w:val="CommentTok"/>
         </w:rPr>
-        <w:t xml:space="preserve">        items: A list of strings to choose from.</w:t>
+        <w:t xml:space="preserve"># Example of error handling with an empty list</w:t>
       </w:r>
       <w:r>
         <w:br/>
       </w:r>
       <w:r>
+        <w:rPr>
+          <w:rStyle w:val="ControlFlowTok"/>
+        </w:rPr>
+        <w:t xml:space="preserve">try</w:t>
+      </w:r>
+      <w:r>
+        <w:rPr>
+          <w:rStyle w:val="NormalTok"/>
+        </w:rPr>
+        <w:t xml:space="preserve">:</w:t>
+      </w:r>
+      <w:r>
         <w:br/>
       </w:r>
       <w:r>
         <w:rPr>
-          <w:rStyle w:val="CommentTok"/>
-        </w:rPr>
-        <w:t xml:space="preserve">    Returns:</w:t>
+          <w:rStyle w:val="NormalTok"/>
+        </w:rPr>
+        <w:t xml:space="preserve">    choose_random_item([])</w:t>
       </w:r>
       <w:r>
         <w:br/>
       </w:r>
       <w:r>
         <w:rPr>
-          <w:rStyle w:val="CommentTok"/>
-        </w:rPr>
-        <w:t xml:space="preserve">        A single string chosen uniformly at random.</w:t>
+          <w:rStyle w:val="ControlFlowTok"/>
+        </w:rPr>
+        <w:t xml:space="preserve">except</w:t>
+      </w:r>
+      <w:r>
+        <w:rPr>
+          <w:rStyle w:val="NormalTok"/>
+        </w:rPr>
+        <w:t xml:space="preserve"> </w:t>
+      </w:r>
+      <w:r>
+        <w:rPr>
+          <w:rStyle w:val="PreprocessorTok"/>
+        </w:rPr>
+        <w:t xml:space="preserve">ValueError</w:t>
+      </w:r>
+      <w:r>
+        <w:rPr>
+          <w:rStyle w:val="NormalTok"/>
+        </w:rPr>
+        <w:t xml:space="preserve"> </w:t>
+      </w:r>
+      <w:r>
+        <w:rPr>
+          <w:rStyle w:val="ImportTok"/>
+        </w:rPr>
+        <w:t xml:space="preserve">as</w:t>
+      </w:r>
+      <w:r>
+        <w:rPr>
+          <w:rStyle w:val="NormalTok"/>
+        </w:rPr>
+        <w:t xml:space="preserve"> e:</w:t>
       </w:r>
       <w:r>
         <w:br/>
       </w:r>
       <w:r>
         <w:rPr>
-          <w:rStyle w:val="CommentTok"/>
-        </w:rPr>
-        <w:t xml:space="preserve">    """</w:t>
-      </w:r>
-      <w:r>
-        <w:br/>
-      </w:r>
-      <w:r>
-        <w:rPr>
           <w:rStyle w:val="NormalTok"/>
         </w:rPr>
         <w:t xml:space="preserve">    </w:t>
       </w:r>
       <w:r>
         <w:rPr>
-          <w:rStyle w:val="ControlFlowTok"/>
-        </w:rPr>
-        <w:t xml:space="preserve">if</w:t>
+          <w:rStyle w:val="BuiltInTok"/>
+        </w:rPr>
+        <w:t xml:space="preserve">print</w:t>
       </w:r>
       <w:r>
         <w:rPr>
           <w:rStyle w:val="NormalTok"/>
         </w:rPr>
-        <w:t xml:space="preserve"> </w:t>
-      </w:r>
-      <w:r>
-        <w:rPr>
-          <w:rStyle w:val="KeywordTok"/>
-        </w:rPr>
-        <w:t xml:space="preserve">not</w:t>
-      </w:r>
-      <w:r>
-        <w:rPr>
-          <w:rStyle w:val="NormalTok"/>
-        </w:rPr>
-        <w:t xml:space="preserve"> items:</w:t>
-      </w:r>
-      <w:r>
-        <w:br/>
-      </w:r>
-      <w:r>
-        <w:rPr>
-          <w:rStyle w:val="NormalTok"/>
-        </w:rPr>
-        <w:t xml:space="preserve">        </w:t>
-      </w:r>
-      <w:r>
-        <w:rPr>
-          <w:rStyle w:val="ControlFlowTok"/>
-        </w:rPr>
-        <w:t xml:space="preserve">raise</w:t>
-      </w:r>
-      <w:r>
-        <w:rPr>
-          <w:rStyle w:val="NormalTok"/>
-        </w:rPr>
-        <w:t xml:space="preserve"> </w:t>
-      </w:r>
-      <w:r>
-        <w:rPr>
-          <w:rStyle w:val="PreprocessorTok"/>
-        </w:rPr>
-        <w:t xml:space="preserve">ValueError</w:t>
-      </w:r>
-      <w:r>
-        <w:rPr>
-          <w:rStyle w:val="NormalTok"/>
-        </w:rPr>
         <w:t xml:space="preserve">(</w:t>
       </w:r>
       <w:r>
         <w:rPr>
-          <w:rStyle w:val="StringTok"/>
-        </w:rPr>
-        <w:t xml:space="preserve">"items must not be empty"</w:t>
-      </w:r>
-      <w:r>
-        <w:rPr>
-          <w:rStyle w:val="NormalTok"/>
-        </w:rPr>
-        <w:t xml:space="preserve">)</w:t>
-      </w:r>
-      <w:r>
-        <w:br/>
-      </w:r>
-      <w:r>
-        <w:rPr>
-          <w:rStyle w:val="NormalTok"/>
-        </w:rPr>
-        <w:t xml:space="preserve">    </w:t>
-      </w:r>
-      <w:r>
-        <w:rPr>
-          <w:rStyle w:val="ControlFlowTok"/>
-        </w:rPr>
-        <w:t xml:space="preserve">return</w:t>
-      </w:r>
-      <w:r>
-        <w:rPr>
-          <w:rStyle w:val="NormalTok"/>
-        </w:rPr>
-        <w:t xml:space="preserve"> random.choice(items)</w:t>
-      </w:r>
-      <w:r>
-        <w:br/>
-      </w:r>
-      <w:r>
-        <w:br/>
-      </w:r>
-      <w:r>
-        <w:rPr>
-          <w:rStyle w:val="CommentTok"/>
-        </w:rPr>
-        <w:t xml:space="preserve"># Example usage</w:t>
-      </w:r>
-      <w:r>
-        <w:br/>
-      </w:r>
-      <w:r>
-        <w:rPr>
-          <w:rStyle w:val="NormalTok"/>
-        </w:rPr>
-        <w:t xml:space="preserve">fruits </w:t>
-      </w:r>
-      <w:r>
-        <w:rPr>
-          <w:rStyle w:val="OperatorTok"/>
-        </w:rPr>
-        <w:t xml:space="preserve">=</w:t>
-      </w:r>
-      <w:r>
-        <w:rPr>
-          <w:rStyle w:val="NormalTok"/>
-        </w:rPr>
-        <w:t xml:space="preserve"> [</w:t>
-      </w:r>
-      <w:r>
-        <w:rPr>
-          <w:rStyle w:val="StringTok"/>
-        </w:rPr>
-        <w:t xml:space="preserve">"apple"</w:t>
-      </w:r>
-      <w:r>
-        <w:rPr>
-          <w:rStyle w:val="NormalTok"/>
-        </w:rPr>
-        <w:t xml:space="preserve">, </w:t>
-      </w:r>
-      <w:r>
-        <w:rPr>
-          <w:rStyle w:val="StringTok"/>
-        </w:rPr>
-        <w:t xml:space="preserve">"banana"</w:t>
-      </w:r>
-      <w:r>
-        <w:rPr>
-          <w:rStyle w:val="NormalTok"/>
-        </w:rPr>
-        <w:t xml:space="preserve">, </w:t>
-      </w:r>
-      <w:r>
-        <w:rPr>
-          <w:rStyle w:val="StringTok"/>
-        </w:rPr>
-        <w:t xml:space="preserve">"cherry"</w:t>
-      </w:r>
-      <w:r>
-        <w:rPr>
-          <w:rStyle w:val="NormalTok"/>
-        </w:rPr>
-        <w:t xml:space="preserve">, </w:t>
-      </w:r>
-      <w:r>
-        <w:rPr>
-          <w:rStyle w:val="StringTok"/>
-        </w:rPr>
-        <w:t xml:space="preserve">"date"</w:t>
-      </w:r>
-      <w:r>
-        <w:rPr>
-          <w:rStyle w:val="NormalTok"/>
-        </w:rPr>
-        <w:t xml:space="preserve">, </w:t>
-      </w:r>
-      <w:r>
-        <w:rPr>
-          <w:rStyle w:val="StringTok"/>
-        </w:rPr>
-        <w:t xml:space="preserve">"elderberry"</w:t>
-      </w:r>
-      <w:r>
-        <w:rPr>
-          <w:rStyle w:val="NormalTok"/>
-        </w:rPr>
-        <w:t xml:space="preserve">]</w:t>
-      </w:r>
-      <w:r>
-        <w:br/>
-      </w:r>
-      <w:r>
-        <w:rPr>
-          <w:rStyle w:val="NormalTok"/>
-        </w:rPr>
-        <w:t xml:space="preserve">random_fruit </w:t>
-      </w:r>
-      <w:r>
-        <w:rPr>
-          <w:rStyle w:val="OperatorTok"/>
-        </w:rPr>
-        <w:t xml:space="preserve">=</w:t>
-      </w:r>
-      <w:r>
-        <w:rPr>
-          <w:rStyle w:val="NormalTok"/>
-        </w:rPr>
-        <w:t xml:space="preserve"> choose_random_item(fruits)</w:t>
-      </w:r>
-      <w:r>
-        <w:br/>
-      </w:r>
-      <w:r>
-        <w:rPr>
-          <w:rStyle w:val="BuiltInTok"/>
-        </w:rPr>
-        <w:t xml:space="preserve">print</w:t>
-      </w:r>
-      <w:r>
-        <w:rPr>
-          <w:rStyle w:val="NormalTok"/>
-        </w:rPr>
-        <w:t xml:space="preserve">(</w:t>
-      </w:r>
-      <w:r>
-        <w:rPr>
           <w:rStyle w:val="SpecialStringTok"/>
         </w:rPr>
-        <w:t xml:space="preserve">f"The randomly chosen fruit is: </w:t>
-      </w:r>
-      <w:r>
-        <w:rPr>
-          <w:rStyle w:val="SpecialCharTok"/>
-        </w:rPr>
-        <w:t xml:space="preserve">{</w:t>
-      </w:r>
-      <w:r>
-        <w:rPr>
-          <w:rStyle w:val="NormalTok"/>
-        </w:rPr>
-        <w:t xml:space="preserve">random_fruit</w:t>
-      </w:r>
-      <w:r>
-        <w:rPr>
-          <w:rStyle w:val="SpecialCharTok"/>
-        </w:rPr>
-        <w:t xml:space="preserve">}</w:t>
-      </w:r>
-      <w:r>
-        <w:rPr>
-          <w:rStyle w:val="SpecialStringTok"/>
-        </w:rPr>
-        <w:t xml:space="preserve">"</w:t>
-      </w:r>
-      <w:r>
-        <w:rPr>
-          <w:rStyle w:val="NormalTok"/>
-        </w:rPr>
-        <w:t xml:space="preserve">)</w:t>
-      </w:r>
-      <w:r>
-        <w:br/>
-      </w:r>
-      <w:r>
-        <w:br/>
-      </w:r>
-      <w:r>
-        <w:rPr>
-          <w:rStyle w:val="CommentTok"/>
-        </w:rPr>
-        <w:t xml:space="preserve"># Example of error handling</w:t>
-      </w:r>
-      <w:r>
-        <w:br/>
-      </w:r>
-      <w:r>
-        <w:rPr>
-          <w:rStyle w:val="ControlFlowTok"/>
-        </w:rPr>
-        <w:t xml:space="preserve">try</w:t>
-      </w:r>
-      <w:r>
-        <w:rPr>
-          <w:rStyle w:val="NormalTok"/>
-        </w:rPr>
-        <w:t xml:space="preserve">:</w:t>
-      </w:r>
-      <w:r>
-        <w:br/>
-      </w:r>
-      <w:r>
-        <w:rPr>
-          <w:rStyle w:val="NormalTok"/>
-        </w:rPr>
-        <w:t xml:space="preserve">    choose_random_item([])</w:t>
-      </w:r>
-      <w:r>
-        <w:br/>
-      </w:r>
-      <w:r>
-        <w:rPr>
-          <w:rStyle w:val="ControlFlowTok"/>
-        </w:rPr>
-        <w:t xml:space="preserve">except</w:t>
-      </w:r>
-      <w:r>
-        <w:rPr>
-          <w:rStyle w:val="NormalTok"/>
-        </w:rPr>
-        <w:t xml:space="preserve"> </w:t>
-      </w:r>
-      <w:r>
-        <w:rPr>
-          <w:rStyle w:val="PreprocessorTok"/>
-        </w:rPr>
-        <w:t xml:space="preserve">ValueError</w:t>
-      </w:r>
-      <w:r>
-        <w:rPr>
-          <w:rStyle w:val="NormalTok"/>
-        </w:rPr>
-        <w:t xml:space="preserve"> </w:t>
-      </w:r>
-      <w:r>
-        <w:rPr>
-          <w:rStyle w:val="ImportTok"/>
-        </w:rPr>
-        <w:t xml:space="preserve">as</w:t>
-      </w:r>
-      <w:r>
-        <w:rPr>
-          <w:rStyle w:val="NormalTok"/>
-        </w:rPr>
-        <w:t xml:space="preserve"> e:</w:t>
-      </w:r>
-      <w:r>
-        <w:br/>
-      </w:r>
-      <w:r>
-        <w:rPr>
-          <w:rStyle w:val="NormalTok"/>
-        </w:rPr>
-        <w:t xml:space="preserve">    </w:t>
-      </w:r>
-      <w:r>
-        <w:rPr>
-          <w:rStyle w:val="BuiltInTok"/>
-        </w:rPr>
-        <w:t xml:space="preserve">print</w:t>
-      </w:r>
-      <w:r>
-        <w:rPr>
-          <w:rStyle w:val="NormalTok"/>
-        </w:rPr>
-        <w:t xml:space="preserve">(</w:t>
-      </w:r>
-      <w:r>
-        <w:rPr>
-          <w:rStyle w:val="SpecialStringTok"/>
-        </w:rPr>
-        <w:t xml:space="preserve">f"Error: </w:t>
+        <w:t xml:space="preserve">f"Error caught: </w:t>
       </w:r>
       <w:r>
         <w:rPr>
@@ -3988,7 +4569,7 @@
         <w:rPr>
           <w:rStyle w:val="VerbatimChar"/>
         </w:rPr>
-        <w:t xml:space="preserve">The randomly chosen fruit is: cherry</w:t>
+        <w:t xml:space="preserve">A random fruit was chosen: cherry</w:t>
       </w:r>
       <w:r>
         <w:br/>
@@ -3997,7 +4578,19 @@
         <w:rPr>
           <w:rStyle w:val="VerbatimChar"/>
         </w:rPr>
-        <w:t xml:space="preserve">Error: items must not be empty</w:t>
+        <w:t xml:space="preserve">Error caught: items must not be empty</w:t>
+      </w:r>
+    </w:p>
+    <w:p>
+      <w:pPr>
+        <w:pStyle w:val="FirstParagraph"/>
+      </w:pPr>
+      <w:r>
+        <w:rPr>
+          <w:i/>
+          <w:iCs/>
+        </w:rPr>
+        <w:t xml:space="preserve">(Note: The chosen fruit in the first line of the output is random and will vary with each execution.)</w:t>
       </w:r>
     </w:p>
     <w:p>
@@ -4084,7 +4677,7 @@
         <w:t xml:space="preserve"> </w:t>
       </w:r>
       <w:r>
-        <w:t xml:space="preserve">function creates and returns a new list containing the elements of the input list in a randomized order, leaving the original list unchanged.</w:t>
+        <w:t xml:space="preserve">function returns a new, randomly shuffled copy of a given list, ensuring the original list remains unchanged.</w:t>
       </w:r>
     </w:p>
     <w:bookmarkEnd w:id="38"/>
@@ -4111,30 +4704,38 @@
         <w:pStyle w:val="Compact"/>
         <w:numPr>
           <w:ilvl w:val="0"/>
-          <w:numId w:val="1007"/>
+          <w:numId w:val="1010"/>
         </w:numPr>
       </w:pPr>
       <w:r>
         <w:rPr>
-          <w:b/>
-          <w:bCs/>
+          <w:rStyle w:val="VerbatimChar"/>
         </w:rPr>
         <w:t xml:space="preserve">items</w:t>
       </w:r>
       <w:r>
+        <w:t xml:space="preserve">:</w:t>
+      </w:r>
+      <w:r>
         <w:t xml:space="preserve"> </w:t>
       </w:r>
       <w:r>
-        <w:t xml:space="preserve">(</w:t>
-      </w:r>
-      <w:r>
         <w:rPr>
           <w:rStyle w:val="VerbatimChar"/>
         </w:rPr>
         <w:t xml:space="preserve">List[int]</w:t>
       </w:r>
-      <w:r>
-        <w:t xml:space="preserve">): A list of integers to be copied and shuffled.</w:t>
+    </w:p>
+    <w:p>
+      <w:pPr>
+        <w:pStyle w:val="Compact"/>
+        <w:numPr>
+          <w:ilvl w:val="1"/>
+          <w:numId w:val="1011"/>
+        </w:numPr>
+      </w:pPr>
+      <w:r>
+        <w:t xml:space="preserve">A list of integers that you want to create a shuffled copy of.</w:t>
       </w:r>
     </w:p>
     <w:bookmarkEnd w:id="39"/>
@@ -4161,14 +4762,15 @@
         <w:pStyle w:val="FirstParagraph"/>
       </w:pPr>
       <w:r>
-        <w:t xml:space="preserve">This function provides a safe way to shuffle a list without altering the original data structure. The process involves two main steps:</w:t>
+        <w:t xml:space="preserve">This function provides a safe way to shuffle a list without modifying the original data structure, a concept known as non-mutation. The process is straightforward:</w:t>
       </w:r>
     </w:p>
     <w:p>
       <w:pPr>
+        <w:pStyle w:val="Compact"/>
         <w:numPr>
           <w:ilvl w:val="0"/>
-          <w:numId w:val="1008"/>
+          <w:numId w:val="1012"/>
         </w:numPr>
       </w:pPr>
       <w:r>
@@ -4199,14 +4801,15 @@
         <w:t xml:space="preserve">copy = list(items)</w:t>
       </w:r>
       <w:r>
-        <w:t xml:space="preserve">. This step is crucial as it ensures that all subsequent operations are performed on a new list, preserving the integrity of the original list.</w:t>
+        <w:t xml:space="preserve">. This step is crucial as it isolates the original list from any subsequent modifications.</w:t>
       </w:r>
     </w:p>
     <w:p>
       <w:pPr>
+        <w:pStyle w:val="Compact"/>
         <w:numPr>
           <w:ilvl w:val="0"/>
-          <w:numId w:val="1008"/>
+          <w:numId w:val="1012"/>
         </w:numPr>
       </w:pPr>
       <w:r>
@@ -4225,7 +4828,7 @@
         <w:t xml:space="preserve"> </w:t>
       </w:r>
       <w:r>
-        <w:t xml:space="preserve">method is then called on the</w:t>
+        <w:t xml:space="preserve">function is then called on the</w:t>
       </w:r>
       <w:r>
         <w:t xml:space="preserve"> </w:t>
@@ -4237,18 +4840,32 @@
         <w:t xml:space="preserve">copy</w:t>
       </w:r>
       <w:r>
-        <w:t xml:space="preserve">. This function shuffles the elements of the list in-place, rearranging them into a random permutation.</w:t>
+        <w:t xml:space="preserve">. This function shuffles the elements of the list</w:t>
+      </w:r>
+      <w:r>
+        <w:t xml:space="preserve"> </w:t>
+      </w:r>
+      <w:r>
+        <w:rPr>
+          <w:i/>
+          <w:iCs/>
+        </w:rPr>
+        <w:t xml:space="preserve">in-place</w:t>
+      </w:r>
+      <w:r>
+        <w:t xml:space="preserve">, rearranging them into a random order.</w:t>
       </w:r>
     </w:p>
     <w:p>
       <w:pPr>
+        <w:pStyle w:val="Compact"/>
         <w:numPr>
           <w:ilvl w:val="0"/>
-          <w:numId w:val="1008"/>
+          <w:numId w:val="1012"/>
         </w:numPr>
       </w:pPr>
       <w:r>
-        <w:t xml:space="preserve">Finally, the function returns the</w:t>
+        <w:t xml:space="preserve">Finally, the function returns the modified</w:t>
       </w:r>
       <w:r>
         <w:t xml:space="preserve"> </w:t>
@@ -4260,42 +4877,59 @@
         <w:t xml:space="preserve">copy</w:t>
       </w:r>
       <w:r>
-        <w:t xml:space="preserve">, which now contains the same elements as the original</w:t>
-      </w:r>
-      <w:r>
-        <w:t xml:space="preserve"> </w:t>
-      </w:r>
-      <w:r>
-        <w:rPr>
-          <w:rStyle w:val="VerbatimChar"/>
-        </w:rPr>
-        <w:t xml:space="preserve">items</w:t>
-      </w:r>
-      <w:r>
-        <w:t xml:space="preserve"> </w:t>
-      </w:r>
-      <w:r>
-        <w:t xml:space="preserve">list but in a new, randomized order.</w:t>
+        <w:t xml:space="preserve">, which now holds the same elements as the original list but in a new, randomized sequence.</w:t>
       </w:r>
     </w:p>
     <w:p>
       <w:pPr>
+        <w:pStyle w:val="FirstParagraph"/>
+      </w:pPr>
+      <w:r>
+        <w:t xml:space="preserve">By creating a copy first, the function guarantees that the list provided by the caller remains in its original state.</w:t>
+      </w:r>
+    </w:p>
+    <w:p>
+      <w:pPr>
         <w:pStyle w:val="SourceCode"/>
       </w:pPr>
       <w:r>
         <w:rPr>
           <w:rStyle w:val="CommentTok"/>
         </w:rPr>
-        <w:t xml:space="preserve"># Internal logic</w:t>
+        <w:t xml:space="preserve"># Demonstration of non-mutation</w:t>
       </w:r>
       <w:r>
         <w:br/>
       </w:r>
       <w:r>
         <w:rPr>
+          <w:rStyle w:val="ImportTok"/>
+        </w:rPr>
+        <w:t xml:space="preserve">import</w:t>
+      </w:r>
+      <w:r>
+        <w:rPr>
           <w:rStyle w:val="NormalTok"/>
         </w:rPr>
-        <w:t xml:space="preserve">copy </w:t>
+        <w:t xml:space="preserve"> random </w:t>
+      </w:r>
+      <w:r>
+        <w:rPr>
+          <w:rStyle w:val="CommentTok"/>
+        </w:rPr>
+        <w:t xml:space="preserve"># shuffle_copy depends on the random module</w:t>
+      </w:r>
+      <w:r>
+        <w:br/>
+      </w:r>
+      <w:r>
+        <w:br/>
+      </w:r>
+      <w:r>
+        <w:rPr>
+          <w:rStyle w:val="NormalTok"/>
+        </w:rPr>
+        <w:t xml:space="preserve">original_list </w:t>
       </w:r>
       <w:r>
         <w:rPr>
@@ -4307,43 +4941,127 @@
         <w:rPr>
           <w:rStyle w:val="NormalTok"/>
         </w:rPr>
-        <w:t xml:space="preserve"> </w:t>
+        <w:t xml:space="preserve"> [</w:t>
+      </w:r>
+      <w:r>
+        <w:rPr>
+          <w:rStyle w:val="DecValTok"/>
+        </w:rPr>
+        <w:t xml:space="preserve">10</w:t>
+      </w:r>
+      <w:r>
+        <w:rPr>
+          <w:rStyle w:val="NormalTok"/>
+        </w:rPr>
+        <w:t xml:space="preserve">, </w:t>
+      </w:r>
+      <w:r>
+        <w:rPr>
+          <w:rStyle w:val="DecValTok"/>
+        </w:rPr>
+        <w:t xml:space="preserve">20</w:t>
+      </w:r>
+      <w:r>
+        <w:rPr>
+          <w:rStyle w:val="NormalTok"/>
+        </w:rPr>
+        <w:t xml:space="preserve">, </w:t>
+      </w:r>
+      <w:r>
+        <w:rPr>
+          <w:rStyle w:val="DecValTok"/>
+        </w:rPr>
+        <w:t xml:space="preserve">30</w:t>
+      </w:r>
+      <w:r>
+        <w:rPr>
+          <w:rStyle w:val="NormalTok"/>
+        </w:rPr>
+        <w:t xml:space="preserve">]</w:t>
+      </w:r>
+      <w:r>
+        <w:br/>
+      </w:r>
+      <w:r>
+        <w:rPr>
+          <w:rStyle w:val="NormalTok"/>
+        </w:rPr>
+        <w:t xml:space="preserve">shuffled_list </w:t>
+      </w:r>
+      <w:r>
+        <w:rPr>
+          <w:rStyle w:val="OperatorTok"/>
+        </w:rPr>
+        <w:t xml:space="preserve">=</w:t>
+      </w:r>
+      <w:r>
+        <w:rPr>
+          <w:rStyle w:val="NormalTok"/>
+        </w:rPr>
+        <w:t xml:space="preserve"> shuffle_copy(original_list)</w:t>
+      </w:r>
+      <w:r>
+        <w:br/>
+      </w:r>
+      <w:r>
+        <w:br/>
       </w:r>
       <w:r>
         <w:rPr>
           <w:rStyle w:val="BuiltInTok"/>
         </w:rPr>
-        <w:t xml:space="preserve">list</w:t>
+        <w:t xml:space="preserve">print</w:t>
       </w:r>
       <w:r>
         <w:rPr>
           <w:rStyle w:val="NormalTok"/>
         </w:rPr>
-        <w:t xml:space="preserve">(items)</w:t>
+        <w:t xml:space="preserve">(</w:t>
+      </w:r>
+      <w:r>
+        <w:rPr>
+          <w:rStyle w:val="SpecialStringTok"/>
+        </w:rPr>
+        <w:t xml:space="preserve">f"Original list after function call: </w:t>
+      </w:r>
+      <w:r>
+        <w:rPr>
+          <w:rStyle w:val="SpecialCharTok"/>
+        </w:rPr>
+        <w:t xml:space="preserve">{</w:t>
+      </w:r>
+      <w:r>
+        <w:rPr>
+          <w:rStyle w:val="NormalTok"/>
+        </w:rPr>
+        <w:t xml:space="preserve">original_list</w:t>
+      </w:r>
+      <w:r>
+        <w:rPr>
+          <w:rStyle w:val="SpecialCharTok"/>
+        </w:rPr>
+        <w:t xml:space="preserve">}</w:t>
+      </w:r>
+      <w:r>
+        <w:rPr>
+          <w:rStyle w:val="SpecialStringTok"/>
+        </w:rPr>
+        <w:t xml:space="preserve">"</w:t>
+      </w:r>
+      <w:r>
+        <w:rPr>
+          <w:rStyle w:val="NormalTok"/>
+        </w:rPr>
+        <w:t xml:space="preserve">)</w:t>
       </w:r>
       <w:r>
         <w:br/>
       </w:r>
       <w:r>
         <w:rPr>
-          <w:rStyle w:val="NormalTok"/>
-        </w:rPr>
-        <w:t xml:space="preserve">random.shuffle(copy)</w:t>
-      </w:r>
-      <w:r>
-        <w:br/>
-      </w:r>
-      <w:r>
-        <w:rPr>
-          <w:rStyle w:val="ControlFlowTok"/>
-        </w:rPr>
-        <w:t xml:space="preserve">return</w:t>
-      </w:r>
-      <w:r>
-        <w:rPr>
-          <w:rStyle w:val="NormalTok"/>
-        </w:rPr>
-        <w:t xml:space="preserve"> copy</w:t>
+          <w:rStyle w:val="CommentTok"/>
+        </w:rPr>
+        <w:t xml:space="preserve"># The original_list will still be [10, 20, 30]</w:t>
       </w:r>
     </w:p>
     <w:bookmarkEnd w:id="40"/>
@@ -4370,36 +5088,23 @@
         <w:pStyle w:val="Compact"/>
         <w:numPr>
           <w:ilvl w:val="0"/>
-          <w:numId w:val="1009"/>
+          <w:numId w:val="1013"/>
         </w:numPr>
       </w:pPr>
       <w:r>
-        <w:rPr>
-          <w:b/>
-          <w:bCs/>
-        </w:rPr>
-        <w:t xml:space="preserve">Non-mutating:</w:t>
+        <w:t xml:space="preserve">This function does not modify (mutate) the input list</w:t>
       </w:r>
       <w:r>
         <w:t xml:space="preserve"> </w:t>
       </w:r>
       <w:r>
-        <w:t xml:space="preserve">This function is designed to be non-destructive. The original list passed as the</w:t>
-      </w:r>
-      <w:r>
-        <w:t xml:space="preserve"> </w:t>
-      </w:r>
-      <w:r>
         <w:rPr>
           <w:rStyle w:val="VerbatimChar"/>
         </w:rPr>
         <w:t xml:space="preserve">items</w:t>
       </w:r>
       <w:r>
-        <w:t xml:space="preserve"> </w:t>
-      </w:r>
-      <w:r>
-        <w:t xml:space="preserve">argument remains unchanged after the function call.</w:t>
+        <w:t xml:space="preserve">. It always returns a new list.</w:t>
       </w:r>
     </w:p>
     <w:p>
@@ -4407,51 +5112,38 @@
         <w:pStyle w:val="Compact"/>
         <w:numPr>
           <w:ilvl w:val="0"/>
-          <w:numId w:val="1009"/>
+          <w:numId w:val="1013"/>
         </w:numPr>
       </w:pPr>
       <w:r>
-        <w:rPr>
-          <w:b/>
-          <w:bCs/>
-        </w:rPr>
-        <w:t xml:space="preserve">Dependency:</w:t>
+        <w:t xml:space="preserve">The function relies on Python’s built-in</w:t>
       </w:r>
       <w:r>
         <w:t xml:space="preserve"> </w:t>
       </w:r>
       <w:r>
-        <w:t xml:space="preserve">This function requires the</w:t>
+        <w:rPr>
+          <w:rStyle w:val="VerbatimChar"/>
+        </w:rPr>
+        <w:t xml:space="preserve">random</w:t>
       </w:r>
       <w:r>
         <w:t xml:space="preserve"> </w:t>
       </w:r>
       <w:r>
+        <w:t xml:space="preserve">module. Ensure this module is imported in your script before calling</w:t>
+      </w:r>
+      <w:r>
+        <w:t xml:space="preserve"> </w:t>
+      </w:r>
+      <w:r>
         <w:rPr>
           <w:rStyle w:val="VerbatimChar"/>
         </w:rPr>
-        <w:t xml:space="preserve">random</w:t>
-      </w:r>
-      <w:r>
-        <w:t xml:space="preserve"> </w:t>
-      </w:r>
-      <w:r>
-        <w:t xml:space="preserve">module to be imported in the script, as it utilizes</w:t>
-      </w:r>
-      <w:r>
-        <w:t xml:space="preserve"> </w:t>
-      </w:r>
-      <w:r>
-        <w:rPr>
-          <w:rStyle w:val="VerbatimChar"/>
-        </w:rPr>
-        <w:t xml:space="preserve">random.shuffle()</w:t>
-      </w:r>
-      <w:r>
-        <w:t xml:space="preserve"> </w:t>
-      </w:r>
-      <w:r>
-        <w:t xml:space="preserve">internally.</w:t>
+        <w:t xml:space="preserve">shuffle_copy</w:t>
+      </w:r>
+      <w:r>
+        <w:t xml:space="preserve">.</w:t>
       </w:r>
     </w:p>
     <w:p>
@@ -4459,63 +5151,41 @@
         <w:pStyle w:val="Compact"/>
         <w:numPr>
           <w:ilvl w:val="0"/>
-          <w:numId w:val="1009"/>
+          <w:numId w:val="1013"/>
         </w:numPr>
+      </w:pPr>
+      <w:r>
+        <w:t xml:space="preserve">The order of elements in the returned list is non-deterministic and will be different on each execution.</w:t>
+      </w:r>
+    </w:p>
+    <w:p>
+      <w:pPr>
+        <w:pStyle w:val="FirstParagraph"/>
       </w:pPr>
       <w:r>
         <w:rPr>
           <w:b/>
           <w:bCs/>
         </w:rPr>
-        <w:t xml:space="preserve">Randomness:</w:t>
+        <w:t xml:space="preserve">Output Example</w:t>
+      </w:r>
+      <w:r>
+        <w:t xml:space="preserve">: A new list containing the same elements as the input</w:t>
       </w:r>
       <w:r>
         <w:t xml:space="preserve"> </w:t>
       </w:r>
       <w:r>
-        <w:t xml:space="preserve">The order of the elements in the returned list is pseudo-random and will likely differ on each execution unless the random seed is explicitly set beforehand.</w:t>
-      </w:r>
-    </w:p>
-    <w:p>
-      <w:pPr>
-        <w:pStyle w:val="FirstParagraph"/>
-      </w:pPr>
-      <w:r>
-        <w:rPr>
-          <w:b/>
-          <w:bCs/>
-        </w:rPr>
-        <w:t xml:space="preserve">Output Example</w:t>
-      </w:r>
-      <w:r>
-        <w:t xml:space="preserve">: A new list with the same elements as the input but in a different, random order. For example,</w:t>
+        <w:rPr>
+          <w:rStyle w:val="VerbatimChar"/>
+        </w:rPr>
+        <w:t xml:space="preserve">items</w:t>
       </w:r>
       <w:r>
         <w:t xml:space="preserve"> </w:t>
       </w:r>
       <w:r>
-        <w:rPr>
-          <w:rStyle w:val="VerbatimChar"/>
-        </w:rPr>
-        <w:t xml:space="preserve">[4, 1, 5, 3, 2]</w:t>
-      </w:r>
-      <w:r>
-        <w:t xml:space="preserve"> </w:t>
-      </w:r>
-      <w:r>
-        <w:t xml:space="preserve">could be a possible output for an input of</w:t>
-      </w:r>
-      <w:r>
-        <w:t xml:space="preserve"> </w:t>
-      </w:r>
-      <w:r>
-        <w:rPr>
-          <w:rStyle w:val="VerbatimChar"/>
-        </w:rPr>
-        <w:t xml:space="preserve">[1, 2, 3, 4, 5]</w:t>
-      </w:r>
-      <w:r>
-        <w:t xml:space="preserve">.</w:t>
+        <w:t xml:space="preserve">list, but in a random order.</w:t>
       </w:r>
     </w:p>
     <w:bookmarkEnd w:id="41"/>
@@ -4551,460 +5221,364 @@
         <w:rPr>
           <w:rStyle w:val="NormalTok"/>
         </w:rPr>
-        <w:t xml:space="preserve"> random</w:t>
+        <w:t xml:space="preserve"> random </w:t>
+      </w:r>
+      <w:r>
+        <w:rPr>
+          <w:rStyle w:val="CommentTok"/>
+        </w:rPr>
+        <w:t xml:space="preserve"># This module is required for random.shuffle()</w:t>
       </w:r>
       <w:r>
         <w:br/>
       </w:r>
       <w:r>
-        <w:rPr>
-          <w:rStyle w:val="ImportTok"/>
-        </w:rPr>
-        <w:t xml:space="preserve">from</w:t>
+        <w:br/>
+      </w:r>
+      <w:r>
+        <w:rPr>
+          <w:rStyle w:val="CommentTok"/>
+        </w:rPr>
+        <w:t xml:space="preserve"># Definition of the function (assuming it's in the same file or imported)</w:t>
+      </w:r>
+      <w:r>
+        <w:br/>
+      </w:r>
+      <w:r>
+        <w:rPr>
+          <w:rStyle w:val="KeywordTok"/>
+        </w:rPr>
+        <w:t xml:space="preserve">def</w:t>
       </w:r>
       <w:r>
         <w:rPr>
           <w:rStyle w:val="NormalTok"/>
         </w:rPr>
-        <w:t xml:space="preserve"> typing </w:t>
-      </w:r>
-      <w:r>
-        <w:rPr>
-          <w:rStyle w:val="ImportTok"/>
-        </w:rPr>
-        <w:t xml:space="preserve">import</w:t>
+        <w:t xml:space="preserve"> shuffle_copy(items: </w:t>
+      </w:r>
+      <w:r>
+        <w:rPr>
+          <w:rStyle w:val="BuiltInTok"/>
+        </w:rPr>
+        <w:t xml:space="preserve">list</w:t>
       </w:r>
       <w:r>
         <w:rPr>
           <w:rStyle w:val="NormalTok"/>
         </w:rPr>
-        <w:t xml:space="preserve"> List</w:t>
+        <w:t xml:space="preserve">) </w:t>
+      </w:r>
+      <w:r>
+        <w:rPr>
+          <w:rStyle w:val="OperatorTok"/>
+        </w:rPr>
+        <w:t xml:space="preserve">-&gt;</w:t>
+      </w:r>
+      <w:r>
+        <w:rPr>
+          <w:rStyle w:val="NormalTok"/>
+        </w:rPr>
+        <w:t xml:space="preserve"> </w:t>
+      </w:r>
+      <w:r>
+        <w:rPr>
+          <w:rStyle w:val="BuiltInTok"/>
+        </w:rPr>
+        <w:t xml:space="preserve">list</w:t>
+      </w:r>
+      <w:r>
+        <w:rPr>
+          <w:rStyle w:val="NormalTok"/>
+        </w:rPr>
+        <w:t xml:space="preserve">:</w:t>
       </w:r>
       <w:r>
         <w:br/>
       </w:r>
       <w:r>
+        <w:rPr>
+          <w:rStyle w:val="NormalTok"/>
+        </w:rPr>
+        <w:t xml:space="preserve">    copy </w:t>
+      </w:r>
+      <w:r>
+        <w:rPr>
+          <w:rStyle w:val="OperatorTok"/>
+        </w:rPr>
+        <w:t xml:space="preserve">=</w:t>
+      </w:r>
+      <w:r>
+        <w:rPr>
+          <w:rStyle w:val="NormalTok"/>
+        </w:rPr>
+        <w:t xml:space="preserve"> </w:t>
+      </w:r>
+      <w:r>
+        <w:rPr>
+          <w:rStyle w:val="BuiltInTok"/>
+        </w:rPr>
+        <w:t xml:space="preserve">list</w:t>
+      </w:r>
+      <w:r>
+        <w:rPr>
+          <w:rStyle w:val="NormalTok"/>
+        </w:rPr>
+        <w:t xml:space="preserve">(items)</w:t>
+      </w:r>
+      <w:r>
         <w:br/>
       </w:r>
       <w:r>
         <w:rPr>
+          <w:rStyle w:val="NormalTok"/>
+        </w:rPr>
+        <w:t xml:space="preserve">    random.shuffle(copy)</w:t>
+      </w:r>
+      <w:r>
+        <w:br/>
+      </w:r>
+      <w:r>
+        <w:rPr>
+          <w:rStyle w:val="NormalTok"/>
+        </w:rPr>
+        <w:t xml:space="preserve">    </w:t>
+      </w:r>
+      <w:r>
+        <w:rPr>
+          <w:rStyle w:val="ControlFlowTok"/>
+        </w:rPr>
+        <w:t xml:space="preserve">return</w:t>
+      </w:r>
+      <w:r>
+        <w:rPr>
+          <w:rStyle w:val="NormalTok"/>
+        </w:rPr>
+        <w:t xml:space="preserve"> copy</w:t>
+      </w:r>
+      <w:r>
+        <w:br/>
+      </w:r>
+      <w:r>
+        <w:br/>
+      </w:r>
+      <w:r>
+        <w:rPr>
           <w:rStyle w:val="CommentTok"/>
         </w:rPr>
-        <w:t xml:space="preserve"># The function definition is assumed to be present</w:t>
+        <w:t xml:space="preserve"># Example usage</w:t>
       </w:r>
       <w:r>
         <w:br/>
       </w:r>
       <w:r>
         <w:rPr>
-          <w:rStyle w:val="KeywordTok"/>
-        </w:rPr>
-        <w:t xml:space="preserve">def</w:t>
-      </w:r>
-      <w:r>
-        <w:rPr>
           <w:rStyle w:val="NormalTok"/>
         </w:rPr>
-        <w:t xml:space="preserve"> shuffle_copy(items: List[</w:t>
+        <w:t xml:space="preserve">my_numbers </w:t>
+      </w:r>
+      <w:r>
+        <w:rPr>
+          <w:rStyle w:val="OperatorTok"/>
+        </w:rPr>
+        <w:t xml:space="preserve">=</w:t>
+      </w:r>
+      <w:r>
+        <w:rPr>
+          <w:rStyle w:val="NormalTok"/>
+        </w:rPr>
+        <w:t xml:space="preserve"> [</w:t>
+      </w:r>
+      <w:r>
+        <w:rPr>
+          <w:rStyle w:val="DecValTok"/>
+        </w:rPr>
+        <w:t xml:space="preserve">1</w:t>
+      </w:r>
+      <w:r>
+        <w:rPr>
+          <w:rStyle w:val="NormalTok"/>
+        </w:rPr>
+        <w:t xml:space="preserve">, </w:t>
+      </w:r>
+      <w:r>
+        <w:rPr>
+          <w:rStyle w:val="DecValTok"/>
+        </w:rPr>
+        <w:t xml:space="preserve">2</w:t>
+      </w:r>
+      <w:r>
+        <w:rPr>
+          <w:rStyle w:val="NormalTok"/>
+        </w:rPr>
+        <w:t xml:space="preserve">, </w:t>
+      </w:r>
+      <w:r>
+        <w:rPr>
+          <w:rStyle w:val="DecValTok"/>
+        </w:rPr>
+        <w:t xml:space="preserve">3</w:t>
+      </w:r>
+      <w:r>
+        <w:rPr>
+          <w:rStyle w:val="NormalTok"/>
+        </w:rPr>
+        <w:t xml:space="preserve">, </w:t>
+      </w:r>
+      <w:r>
+        <w:rPr>
+          <w:rStyle w:val="DecValTok"/>
+        </w:rPr>
+        <w:t xml:space="preserve">4</w:t>
+      </w:r>
+      <w:r>
+        <w:rPr>
+          <w:rStyle w:val="NormalTok"/>
+        </w:rPr>
+        <w:t xml:space="preserve">, </w:t>
+      </w:r>
+      <w:r>
+        <w:rPr>
+          <w:rStyle w:val="DecValTok"/>
+        </w:rPr>
+        <w:t xml:space="preserve">5</w:t>
+      </w:r>
+      <w:r>
+        <w:rPr>
+          <w:rStyle w:val="NormalTok"/>
+        </w:rPr>
+        <w:t xml:space="preserve">, </w:t>
+      </w:r>
+      <w:r>
+        <w:rPr>
+          <w:rStyle w:val="DecValTok"/>
+        </w:rPr>
+        <w:t xml:space="preserve">6</w:t>
+      </w:r>
+      <w:r>
+        <w:rPr>
+          <w:rStyle w:val="NormalTok"/>
+        </w:rPr>
+        <w:t xml:space="preserve">, </w:t>
+      </w:r>
+      <w:r>
+        <w:rPr>
+          <w:rStyle w:val="DecValTok"/>
+        </w:rPr>
+        <w:t xml:space="preserve">7</w:t>
+      </w:r>
+      <w:r>
+        <w:rPr>
+          <w:rStyle w:val="NormalTok"/>
+        </w:rPr>
+        <w:t xml:space="preserve">]</w:t>
+      </w:r>
+      <w:r>
+        <w:br/>
+      </w:r>
+      <w:r>
+        <w:rPr>
+          <w:rStyle w:val="NormalTok"/>
+        </w:rPr>
+        <w:t xml:space="preserve">shuffled_numbers </w:t>
+      </w:r>
+      <w:r>
+        <w:rPr>
+          <w:rStyle w:val="OperatorTok"/>
+        </w:rPr>
+        <w:t xml:space="preserve">=</w:t>
+      </w:r>
+      <w:r>
+        <w:rPr>
+          <w:rStyle w:val="NormalTok"/>
+        </w:rPr>
+        <w:t xml:space="preserve"> shuffle_copy(my_numbers)</w:t>
+      </w:r>
+      <w:r>
+        <w:br/>
+      </w:r>
+      <w:r>
+        <w:br/>
       </w:r>
       <w:r>
         <w:rPr>
           <w:rStyle w:val="BuiltInTok"/>
         </w:rPr>
-        <w:t xml:space="preserve">int</w:t>
+        <w:t xml:space="preserve">print</w:t>
       </w:r>
       <w:r>
         <w:rPr>
           <w:rStyle w:val="NormalTok"/>
         </w:rPr>
-        <w:t xml:space="preserve">]) </w:t>
-      </w:r>
-      <w:r>
-        <w:rPr>
-          <w:rStyle w:val="OperatorTok"/>
-        </w:rPr>
-        <w:t xml:space="preserve">-&gt;</w:t>
+        <w:t xml:space="preserve">(</w:t>
+      </w:r>
+      <w:r>
+        <w:rPr>
+          <w:rStyle w:val="SpecialStringTok"/>
+        </w:rPr>
+        <w:t xml:space="preserve">f"Original List: </w:t>
+      </w:r>
+      <w:r>
+        <w:rPr>
+          <w:rStyle w:val="SpecialCharTok"/>
+        </w:rPr>
+        <w:t xml:space="preserve">{</w:t>
       </w:r>
       <w:r>
         <w:rPr>
           <w:rStyle w:val="NormalTok"/>
         </w:rPr>
-        <w:t xml:space="preserve"> List[</w:t>
+        <w:t xml:space="preserve">my_numbers</w:t>
+      </w:r>
+      <w:r>
+        <w:rPr>
+          <w:rStyle w:val="SpecialCharTok"/>
+        </w:rPr>
+        <w:t xml:space="preserve">}</w:t>
+      </w:r>
+      <w:r>
+        <w:rPr>
+          <w:rStyle w:val="SpecialStringTok"/>
+        </w:rPr>
+        <w:t xml:space="preserve">"</w:t>
+      </w:r>
+      <w:r>
+        <w:rPr>
+          <w:rStyle w:val="NormalTok"/>
+        </w:rPr>
+        <w:t xml:space="preserve">)</w:t>
+      </w:r>
+      <w:r>
+        <w:br/>
       </w:r>
       <w:r>
         <w:rPr>
           <w:rStyle w:val="BuiltInTok"/>
         </w:rPr>
-        <w:t xml:space="preserve">int</w:t>
+        <w:t xml:space="preserve">print</w:t>
       </w:r>
       <w:r>
         <w:rPr>
           <w:rStyle w:val="NormalTok"/>
         </w:rPr>
-        <w:t xml:space="preserve">]:</w:t>
-      </w:r>
-      <w:r>
-        <w:br/>
+        <w:t xml:space="preserve">(</w:t>
+      </w:r>
+      <w:r>
+        <w:rPr>
+          <w:rStyle w:val="SpecialStringTok"/>
+        </w:rPr>
+        <w:t xml:space="preserve">f"Shuffled Copy: </w:t>
+      </w:r>
+      <w:r>
+        <w:rPr>
+          <w:rStyle w:val="SpecialCharTok"/>
+        </w:rPr>
+        <w:t xml:space="preserve">{</w:t>
       </w:r>
       <w:r>
         <w:rPr>
           <w:rStyle w:val="NormalTok"/>
         </w:rPr>
-        <w:t xml:space="preserve">    </w:t>
-      </w:r>
-      <w:r>
-        <w:rPr>
-          <w:rStyle w:val="CommentTok"/>
-        </w:rPr>
-        <w:t xml:space="preserve">"""Return a shuffled copy of the given list without mutating the input."""</w:t>
-      </w:r>
-      <w:r>
-        <w:br/>
-      </w:r>
-      <w:r>
-        <w:rPr>
-          <w:rStyle w:val="NormalTok"/>
-        </w:rPr>
-        <w:t xml:space="preserve">    copy </w:t>
-      </w:r>
-      <w:r>
-        <w:rPr>
-          <w:rStyle w:val="OperatorTok"/>
-        </w:rPr>
-        <w:t xml:space="preserve">=</w:t>
-      </w:r>
-      <w:r>
-        <w:rPr>
-          <w:rStyle w:val="NormalTok"/>
-        </w:rPr>
-        <w:t xml:space="preserve"> </w:t>
-      </w:r>
-      <w:r>
-        <w:rPr>
-          <w:rStyle w:val="BuiltInTok"/>
-        </w:rPr>
-        <w:t xml:space="preserve">list</w:t>
-      </w:r>
-      <w:r>
-        <w:rPr>
-          <w:rStyle w:val="NormalTok"/>
-        </w:rPr>
-        <w:t xml:space="preserve">(items)</w:t>
-      </w:r>
-      <w:r>
-        <w:br/>
-      </w:r>
-      <w:r>
-        <w:rPr>
-          <w:rStyle w:val="NormalTok"/>
-        </w:rPr>
-        <w:t xml:space="preserve">    random.shuffle(copy)</w:t>
-      </w:r>
-      <w:r>
-        <w:br/>
-      </w:r>
-      <w:r>
-        <w:rPr>
-          <w:rStyle w:val="NormalTok"/>
-        </w:rPr>
-        <w:t xml:space="preserve">    </w:t>
-      </w:r>
-      <w:r>
-        <w:rPr>
-          <w:rStyle w:val="ControlFlowTok"/>
-        </w:rPr>
-        <w:t xml:space="preserve">return</w:t>
-      </w:r>
-      <w:r>
-        <w:rPr>
-          <w:rStyle w:val="NormalTok"/>
-        </w:rPr>
-        <w:t xml:space="preserve"> copy</w:t>
-      </w:r>
-      <w:r>
-        <w:br/>
-      </w:r>
-      <w:r>
-        <w:br/>
-      </w:r>
-      <w:r>
-        <w:rPr>
-          <w:rStyle w:val="CommentTok"/>
-        </w:rPr>
-        <w:t xml:space="preserve"># Example usage</w:t>
-      </w:r>
-      <w:r>
-        <w:br/>
-      </w:r>
-      <w:r>
-        <w:rPr>
-          <w:rStyle w:val="NormalTok"/>
-        </w:rPr>
-        <w:t xml:space="preserve">original_numbers </w:t>
-      </w:r>
-      <w:r>
-        <w:rPr>
-          <w:rStyle w:val="OperatorTok"/>
-        </w:rPr>
-        <w:t xml:space="preserve">=</w:t>
-      </w:r>
-      <w:r>
-        <w:rPr>
-          <w:rStyle w:val="NormalTok"/>
-        </w:rPr>
-        <w:t xml:space="preserve"> [</w:t>
-      </w:r>
-      <w:r>
-        <w:rPr>
-          <w:rStyle w:val="DecValTok"/>
-        </w:rPr>
-        <w:t xml:space="preserve">1</w:t>
-      </w:r>
-      <w:r>
-        <w:rPr>
-          <w:rStyle w:val="NormalTok"/>
-        </w:rPr>
-        <w:t xml:space="preserve">, </w:t>
-      </w:r>
-      <w:r>
-        <w:rPr>
-          <w:rStyle w:val="DecValTok"/>
-        </w:rPr>
-        <w:t xml:space="preserve">2</w:t>
-      </w:r>
-      <w:r>
-        <w:rPr>
-          <w:rStyle w:val="NormalTok"/>
-        </w:rPr>
-        <w:t xml:space="preserve">, </w:t>
-      </w:r>
-      <w:r>
-        <w:rPr>
-          <w:rStyle w:val="DecValTok"/>
-        </w:rPr>
-        <w:t xml:space="preserve">3</w:t>
-      </w:r>
-      <w:r>
-        <w:rPr>
-          <w:rStyle w:val="NormalTok"/>
-        </w:rPr>
-        <w:t xml:space="preserve">, </w:t>
-      </w:r>
-      <w:r>
-        <w:rPr>
-          <w:rStyle w:val="DecValTok"/>
-        </w:rPr>
-        <w:t xml:space="preserve">4</w:t>
-      </w:r>
-      <w:r>
-        <w:rPr>
-          <w:rStyle w:val="NormalTok"/>
-        </w:rPr>
-        <w:t xml:space="preserve">, </w:t>
-      </w:r>
-      <w:r>
-        <w:rPr>
-          <w:rStyle w:val="DecValTok"/>
-        </w:rPr>
-        <w:t xml:space="preserve">5</w:t>
-      </w:r>
-      <w:r>
-        <w:rPr>
-          <w:rStyle w:val="NormalTok"/>
-        </w:rPr>
-        <w:t xml:space="preserve">]</w:t>
-      </w:r>
-      <w:r>
-        <w:br/>
-      </w:r>
-      <w:r>
-        <w:rPr>
-          <w:rStyle w:val="NormalTok"/>
-        </w:rPr>
-        <w:t xml:space="preserve">shuffled_numbers </w:t>
-      </w:r>
-      <w:r>
-        <w:rPr>
-          <w:rStyle w:val="OperatorTok"/>
-        </w:rPr>
-        <w:t xml:space="preserve">=</w:t>
-      </w:r>
-      <w:r>
-        <w:rPr>
-          <w:rStyle w:val="NormalTok"/>
-        </w:rPr>
-        <w:t xml:space="preserve"> shuffle_copy(original_numbers)</w:t>
-      </w:r>
-      <w:r>
-        <w:br/>
-      </w:r>
-      <w:r>
-        <w:br/>
-      </w:r>
-      <w:r>
-        <w:rPr>
-          <w:rStyle w:val="BuiltInTok"/>
-        </w:rPr>
-        <w:t xml:space="preserve">print</w:t>
-      </w:r>
-      <w:r>
-        <w:rPr>
-          <w:rStyle w:val="NormalTok"/>
-        </w:rPr>
-        <w:t xml:space="preserve">(</w:t>
-      </w:r>
-      <w:r>
-        <w:rPr>
-          <w:rStyle w:val="SpecialStringTok"/>
-        </w:rPr>
-        <w:t xml:space="preserve">f"Original List (unchanged): </w:t>
-      </w:r>
-      <w:r>
-        <w:rPr>
-          <w:rStyle w:val="SpecialCharTok"/>
-        </w:rPr>
-        <w:t xml:space="preserve">{</w:t>
-      </w:r>
-      <w:r>
-        <w:rPr>
-          <w:rStyle w:val="NormalTok"/>
-        </w:rPr>
-        <w:t xml:space="preserve">original_numbers</w:t>
-      </w:r>
-      <w:r>
-        <w:rPr>
-          <w:rStyle w:val="SpecialCharTok"/>
-        </w:rPr>
-        <w:t xml:space="preserve">}</w:t>
-      </w:r>
-      <w:r>
-        <w:rPr>
-          <w:rStyle w:val="SpecialStringTok"/>
-        </w:rPr>
-        <w:t xml:space="preserve">"</w:t>
-      </w:r>
-      <w:r>
-        <w:rPr>
-          <w:rStyle w:val="NormalTok"/>
-        </w:rPr>
-        <w:t xml:space="preserve">)</w:t>
-      </w:r>
-      <w:r>
-        <w:br/>
-      </w:r>
-      <w:r>
-        <w:rPr>
-          <w:rStyle w:val="BuiltInTok"/>
-        </w:rPr>
-        <w:t xml:space="preserve">print</w:t>
-      </w:r>
-      <w:r>
-        <w:rPr>
-          <w:rStyle w:val="NormalTok"/>
-        </w:rPr>
-        <w:t xml:space="preserve">(</w:t>
-      </w:r>
-      <w:r>
-        <w:rPr>
-          <w:rStyle w:val="SpecialStringTok"/>
-        </w:rPr>
-        <w:t xml:space="preserve">f"Shuffled Copy: </w:t>
-      </w:r>
-      <w:r>
-        <w:rPr>
-          <w:rStyle w:val="SpecialCharTok"/>
-        </w:rPr>
-        <w:t xml:space="preserve">{</w:t>
-      </w:r>
-      <w:r>
-        <w:rPr>
-          <w:rStyle w:val="NormalTok"/>
-        </w:rPr>
         <w:t xml:space="preserve">shuffled_numbers</w:t>
-      </w:r>
-      <w:r>
-        <w:rPr>
-          <w:rStyle w:val="SpecialCharTok"/>
-        </w:rPr>
-        <w:t xml:space="preserve">}</w:t>
-      </w:r>
-      <w:r>
-        <w:rPr>
-          <w:rStyle w:val="SpecialStringTok"/>
-        </w:rPr>
-        <w:t xml:space="preserve">"</w:t>
-      </w:r>
-      <w:r>
-        <w:rPr>
-          <w:rStyle w:val="NormalTok"/>
-        </w:rPr>
-        <w:t xml:space="preserve">)</w:t>
-      </w:r>
-      <w:r>
-        <w:br/>
-      </w:r>
-      <w:r>
-        <w:br/>
-      </w:r>
-      <w:r>
-        <w:rPr>
-          <w:rStyle w:val="CommentTok"/>
-        </w:rPr>
-        <w:t xml:space="preserve"># Another run might produce a different order</w:t>
-      </w:r>
-      <w:r>
-        <w:br/>
-      </w:r>
-      <w:r>
-        <w:rPr>
-          <w:rStyle w:val="NormalTok"/>
-        </w:rPr>
-        <w:t xml:space="preserve">another_shuffled_copy </w:t>
-      </w:r>
-      <w:r>
-        <w:rPr>
-          <w:rStyle w:val="OperatorTok"/>
-        </w:rPr>
-        <w:t xml:space="preserve">=</w:t>
-      </w:r>
-      <w:r>
-        <w:rPr>
-          <w:rStyle w:val="NormalTok"/>
-        </w:rPr>
-        <w:t xml:space="preserve"> shuffle_copy(original_numbers)</w:t>
-      </w:r>
-      <w:r>
-        <w:br/>
-      </w:r>
-      <w:r>
-        <w:rPr>
-          <w:rStyle w:val="BuiltInTok"/>
-        </w:rPr>
-        <w:t xml:space="preserve">print</w:t>
-      </w:r>
-      <w:r>
-        <w:rPr>
-          <w:rStyle w:val="NormalTok"/>
-        </w:rPr>
-        <w:t xml:space="preserve">(</w:t>
-      </w:r>
-      <w:r>
-        <w:rPr>
-          <w:rStyle w:val="SpecialStringTok"/>
-        </w:rPr>
-        <w:t xml:space="preserve">f"Another Shuffled Copy: </w:t>
-      </w:r>
-      <w:r>
-        <w:rPr>
-          <w:rStyle w:val="SpecialCharTok"/>
-        </w:rPr>
-        <w:t xml:space="preserve">{</w:t>
-      </w:r>
-      <w:r>
-        <w:rPr>
-          <w:rStyle w:val="NormalTok"/>
-        </w:rPr>
-        <w:t xml:space="preserve">another_shuffled_copy</w:t>
       </w:r>
       <w:r>
         <w:rPr>
@@ -5045,7 +5619,7 @@
         <w:rPr>
           <w:rStyle w:val="VerbatimChar"/>
         </w:rPr>
-        <w:t xml:space="preserve">Original List (unchanged): [1, 2, 3, 4, 5]</w:t>
+        <w:t xml:space="preserve">Original List: [1, 2, 3, 4, 5, 6, 7]</w:t>
       </w:r>
       <w:r>
         <w:br/>
@@ -5054,16 +5628,47 @@
         <w:rPr>
           <w:rStyle w:val="VerbatimChar"/>
         </w:rPr>
-        <w:t xml:space="preserve">Shuffled Copy: [3, 5, 1, 2, 4]</w:t>
-      </w:r>
-      <w:r>
-        <w:br/>
-      </w:r>
-      <w:r>
-        <w:rPr>
-          <w:rStyle w:val="VerbatimChar"/>
-        </w:rPr>
-        <w:t xml:space="preserve">Another Shuffled Copy: [5, 2, 4, 1, 3]</w:t>
+        <w:t xml:space="preserve">Shuffled Copy: [4, 1, 7, 3, 5, 2, 6]</w:t>
+      </w:r>
+    </w:p>
+    <w:p>
+      <w:pPr>
+        <w:pStyle w:val="FirstParagraph"/>
+      </w:pPr>
+      <w:r>
+        <w:rPr>
+          <w:i/>
+          <w:iCs/>
+        </w:rPr>
+        <w:t xml:space="preserve">(Note: The actual order of elements in</w:t>
+      </w:r>
+      <w:r>
+        <w:rPr>
+          <w:i/>
+          <w:iCs/>
+        </w:rPr>
+        <w:t xml:space="preserve"> </w:t>
+      </w:r>
+      <w:r>
+        <w:rPr>
+          <w:i/>
+          <w:iCs/>
+        </w:rPr>
+        <w:t xml:space="preserve">“Shuffled Copy”</w:t>
+      </w:r>
+      <w:r>
+        <w:rPr>
+          <w:i/>
+          <w:iCs/>
+        </w:rPr>
+        <w:t xml:space="preserve"> </w:t>
+      </w:r>
+      <w:r>
+        <w:rPr>
+          <w:i/>
+          <w:iCs/>
+        </w:rPr>
+        <w:t xml:space="preserve">will vary with each run.)</w:t>
       </w:r>
     </w:p>
     <w:p>
@@ -5579,7 +6184,34 @@
     <w:abstractNumId w:val="991"/>
   </w:num>
   <w:num w:numId="1002">
-    <w:abstractNumId w:val="991"/>
+    <w:abstractNumId w:val="99411"/>
+    <w:lvlOverride w:ilvl="0">
+      <w:startOverride w:val="1"/>
+    </w:lvlOverride>
+    <w:lvlOverride w:ilvl="1">
+      <w:startOverride w:val="1"/>
+    </w:lvlOverride>
+    <w:lvlOverride w:ilvl="2">
+      <w:startOverride w:val="1"/>
+    </w:lvlOverride>
+    <w:lvlOverride w:ilvl="3">
+      <w:startOverride w:val="1"/>
+    </w:lvlOverride>
+    <w:lvlOverride w:ilvl="4">
+      <w:startOverride w:val="1"/>
+    </w:lvlOverride>
+    <w:lvlOverride w:ilvl="5">
+      <w:startOverride w:val="1"/>
+    </w:lvlOverride>
+    <w:lvlOverride w:ilvl="6">
+      <w:startOverride w:val="1"/>
+    </w:lvlOverride>
+    <w:lvlOverride w:ilvl="7">
+      <w:startOverride w:val="1"/>
+    </w:lvlOverride>
+    <w:lvlOverride w:ilvl="8">
+      <w:startOverride w:val="1"/>
+    </w:lvlOverride>
   </w:num>
   <w:num w:numId="1003">
     <w:abstractNumId w:val="991"/>
@@ -5627,6 +6259,45 @@
     </w:lvlOverride>
   </w:num>
   <w:num w:numId="1009">
+    <w:abstractNumId w:val="991"/>
+  </w:num>
+  <w:num w:numId="1010">
+    <w:abstractNumId w:val="991"/>
+  </w:num>
+  <w:num w:numId="1011">
+    <w:abstractNumId w:val="991"/>
+  </w:num>
+  <w:num w:numId="1012">
+    <w:abstractNumId w:val="99411"/>
+    <w:lvlOverride w:ilvl="0">
+      <w:startOverride w:val="1"/>
+    </w:lvlOverride>
+    <w:lvlOverride w:ilvl="1">
+      <w:startOverride w:val="1"/>
+    </w:lvlOverride>
+    <w:lvlOverride w:ilvl="2">
+      <w:startOverride w:val="1"/>
+    </w:lvlOverride>
+    <w:lvlOverride w:ilvl="3">
+      <w:startOverride w:val="1"/>
+    </w:lvlOverride>
+    <w:lvlOverride w:ilvl="4">
+      <w:startOverride w:val="1"/>
+    </w:lvlOverride>
+    <w:lvlOverride w:ilvl="5">
+      <w:startOverride w:val="1"/>
+    </w:lvlOverride>
+    <w:lvlOverride w:ilvl="6">
+      <w:startOverride w:val="1"/>
+    </w:lvlOverride>
+    <w:lvlOverride w:ilvl="7">
+      <w:startOverride w:val="1"/>
+    </w:lvlOverride>
+    <w:lvlOverride w:ilvl="8">
+      <w:startOverride w:val="1"/>
+    </w:lvlOverride>
+  </w:num>
+  <w:num w:numId="1013">
     <w:abstractNumId w:val="991"/>
   </w:num>
 </w:numbering>

--- a/random_module_one.docx
+++ b/random_module_one.docx
@@ -103,7 +103,7 @@
         <w:t xml:space="preserve"> </w:t>
       </w:r>
       <w:r>
-        <w:t xml:space="preserve">function calculates and returns the sum of two provided numbers.</w:t>
+        <w:t xml:space="preserve">function calculates and returns the sum of two provided arguments.</w:t>
       </w:r>
     </w:p>
     <w:bookmarkEnd w:id="10"/>
@@ -196,7 +196,7 @@
               <w:pStyle w:val="Compact"/>
             </w:pPr>
             <w:r>
-              <w:t xml:space="preserve">int/float</w:t>
+              <w:t xml:space="preserve">int / float</w:t>
             </w:r>
           </w:p>
         </w:tc>
@@ -207,7 +207,7 @@
               <w:pStyle w:val="Compact"/>
             </w:pPr>
             <w:r>
-              <w:t xml:space="preserve">The first number to add.</w:t>
+              <w:t xml:space="preserve">The first number to be added.</w:t>
             </w:r>
           </w:p>
         </w:tc>
@@ -234,7 +234,7 @@
               <w:pStyle w:val="Compact"/>
             </w:pPr>
             <w:r>
-              <w:t xml:space="preserve">int/float</w:t>
+              <w:t xml:space="preserve">int / float</w:t>
             </w:r>
           </w:p>
         </w:tc>
@@ -245,7 +245,7 @@
               <w:pStyle w:val="Compact"/>
             </w:pPr>
             <w:r>
-              <w:t xml:space="preserve">The second number to add.</w:t>
+              <w:t xml:space="preserve">The second number to be added.</w:t>
             </w:r>
           </w:p>
         </w:tc>
@@ -275,7 +275,7 @@
         <w:pStyle w:val="FirstParagraph"/>
       </w:pPr>
       <w:r>
-        <w:t xml:space="preserve">This function provides a straightforward way to perform addition. It accepts two arguments,</w:t>
+        <w:t xml:space="preserve">This function performs a basic addition operation. It takes two parameters,</w:t>
       </w:r>
       <w:r>
         <w:t xml:space="preserve"> </w:t>
@@ -302,10 +302,7 @@
         <w:t xml:space="preserve">b</w:t>
       </w:r>
       <w:r>
-        <w:t xml:space="preserve">, which are expected to be numerical values (integers or floating-point numbers). The core logic of the function is to use the</w:t>
-      </w:r>
-      <w:r>
-        <w:t xml:space="preserve"> </w:t>
+        <w:t xml:space="preserve">, which are expected to be numeric types such as integers or floats. The function uses the standard addition operator (</w:t>
       </w:r>
       <w:r>
         <w:rPr>
@@ -314,37 +311,7 @@
         <w:t xml:space="preserve">+</w:t>
       </w:r>
       <w:r>
-        <w:t xml:space="preserve"> </w:t>
-      </w:r>
-      <w:r>
-        <w:t xml:space="preserve">operator to compute the sum of</w:t>
-      </w:r>
-      <w:r>
-        <w:t xml:space="preserve"> </w:t>
-      </w:r>
-      <w:r>
-        <w:rPr>
-          <w:rStyle w:val="VerbatimChar"/>
-        </w:rPr>
-        <w:t xml:space="preserve">a</w:t>
-      </w:r>
-      <w:r>
-        <w:t xml:space="preserve"> </w:t>
-      </w:r>
-      <w:r>
-        <w:t xml:space="preserve">and</w:t>
-      </w:r>
-      <w:r>
-        <w:t xml:space="preserve"> </w:t>
-      </w:r>
-      <w:r>
-        <w:rPr>
-          <w:rStyle w:val="VerbatimChar"/>
-        </w:rPr>
-        <w:t xml:space="preserve">b</w:t>
-      </w:r>
-      <w:r>
-        <w:t xml:space="preserve">. The resulting value is then returned to the caller.</w:t>
+        <w:t xml:space="preserve">) to compute their sum. The resulting value is then returned by the function.</w:t>
       </w:r>
     </w:p>
     <w:p>
@@ -447,7 +414,7 @@
         <w:rPr>
           <w:rStyle w:val="CommentTok"/>
         </w:rPr>
-        <w:t xml:space="preserve"># The function simply returns the result of a + b</w:t>
+        <w:t xml:space="preserve"># The function adds the two input values and returns the result.</w:t>
       </w:r>
       <w:r>
         <w:br/>
@@ -505,10 +472,7 @@
         </w:numPr>
       </w:pPr>
       <w:r>
-        <w:t xml:space="preserve">This function is designed for numeric types like</w:t>
-      </w:r>
-      <w:r>
-        <w:t xml:space="preserve"> </w:t>
+        <w:t xml:space="preserve">This function is designed for numeric types (</w:t>
       </w:r>
       <w:r>
         <w:rPr>
@@ -517,10 +481,7 @@
         <w:t xml:space="preserve">int</w:t>
       </w:r>
       <w:r>
-        <w:t xml:space="preserve"> </w:t>
-      </w:r>
-      <w:r>
-        <w:t xml:space="preserve">and</w:t>
+        <w:t xml:space="preserve">,</w:t>
       </w:r>
       <w:r>
         <w:t xml:space="preserve"> </w:t>
@@ -532,7 +493,7 @@
         <w:t xml:space="preserve">float</w:t>
       </w:r>
       <w:r>
-        <w:t xml:space="preserve">.</w:t>
+        <w:t xml:space="preserve">).</w:t>
       </w:r>
     </w:p>
     <w:p>
@@ -553,13 +514,13 @@
         <w:rPr>
           <w:rStyle w:val="VerbatimChar"/>
         </w:rPr>
-        <w:t xml:space="preserve">num("hello", "world")</w:t>
-      </w:r>
-      <w:r>
-        <w:t xml:space="preserve"> </w:t>
-      </w:r>
-      <w:r>
-        <w:t xml:space="preserve">would return</w:t>
+        <w:t xml:space="preserve">num("hello", " world")</w:t>
+      </w:r>
+      <w:r>
+        <w:t xml:space="preserve"> </w:t>
+      </w:r>
+      <w:r>
+        <w:t xml:space="preserve">returns</w:t>
       </w:r>
       <w:r>
         <w:t xml:space="preserve"> </w:t>
@@ -568,7 +529,7 @@
         <w:rPr>
           <w:rStyle w:val="VerbatimChar"/>
         </w:rPr>
-        <w:t xml:space="preserve">"helloworld"</w:t>
+        <w:t xml:space="preserve">"hello world"</w:t>
       </w:r>
       <w:r>
         <w:t xml:space="preserve">).</w:t>
@@ -583,7 +544,19 @@
         </w:numPr>
       </w:pPr>
       <w:r>
-        <w:t xml:space="preserve">The type of the returned value will depend on the types of the input parameters (e.g., adding two integers returns an integer; adding an integer and a float returns a float).</w:t>
+        <w:t xml:space="preserve">Passing incompatible types (e.g., an integer and a string) will result in a</w:t>
+      </w:r>
+      <w:r>
+        <w:t xml:space="preserve"> </w:t>
+      </w:r>
+      <w:r>
+        <w:rPr>
+          <w:rStyle w:val="VerbatimChar"/>
+        </w:rPr>
+        <w:t xml:space="preserve">TypeError</w:t>
+      </w:r>
+      <w:r>
+        <w:t xml:space="preserve">.</w:t>
       </w:r>
     </w:p>
     <w:p>
@@ -598,7 +571,7 @@
         <w:t xml:space="preserve">Output Example</w:t>
       </w:r>
       <w:r>
-        <w:t xml:space="preserve">: A numeric value representing the sum.</w:t>
+        <w:t xml:space="preserve">: The function returns a single value of the same or a promoted numeric type (e.g., adding an</w:t>
       </w:r>
       <w:r>
         <w:t xml:space="preserve"> </w:t>
@@ -607,7 +580,40 @@
         <w:rPr>
           <w:rStyle w:val="VerbatimChar"/>
         </w:rPr>
-        <w:t xml:space="preserve">15</w:t>
+        <w:t xml:space="preserve">int</w:t>
+      </w:r>
+      <w:r>
+        <w:t xml:space="preserve"> </w:t>
+      </w:r>
+      <w:r>
+        <w:t xml:space="preserve">and a</w:t>
+      </w:r>
+      <w:r>
+        <w:t xml:space="preserve"> </w:t>
+      </w:r>
+      <w:r>
+        <w:rPr>
+          <w:rStyle w:val="VerbatimChar"/>
+        </w:rPr>
+        <w:t xml:space="preserve">float</w:t>
+      </w:r>
+      <w:r>
+        <w:t xml:space="preserve"> </w:t>
+      </w:r>
+      <w:r>
+        <w:t xml:space="preserve">results in a</w:t>
+      </w:r>
+      <w:r>
+        <w:t xml:space="preserve"> </w:t>
+      </w:r>
+      <w:r>
+        <w:rPr>
+          <w:rStyle w:val="VerbatimChar"/>
+        </w:rPr>
+        <w:t xml:space="preserve">float</w:t>
+      </w:r>
+      <w:r>
+        <w:t xml:space="preserve">).</w:t>
       </w:r>
     </w:p>
     <w:bookmarkEnd w:id="13"/>
@@ -888,7 +894,7 @@
         <w:t xml:space="preserve"> </w:t>
       </w:r>
       <w:r>
-        <w:t xml:space="preserve">function generates a list of a specified number of pseudo-random integers within a given inclusive range.</w:t>
+        <w:t xml:space="preserve">function returns a list containing a specified number of pseudo-random integers within a defined inclusive range.</w:t>
       </w:r>
     </w:p>
     <w:bookmarkEnd w:id="17"/>
@@ -982,9 +988,6 @@
               <w:pStyle w:val="Compact"/>
             </w:pPr>
             <w:r>
-              <w:rPr>
-                <w:rStyle w:val="VerbatimChar"/>
-              </w:rPr>
               <w:t xml:space="preserve">int</w:t>
             </w:r>
           </w:p>
@@ -996,7 +999,7 @@
               <w:pStyle w:val="Compact"/>
             </w:pPr>
             <w:r>
-              <w:t xml:space="preserve">The number of random integers to generate. This value must be non-negative.</w:t>
+              <w:t xml:space="preserve">The total number of integers to generate in the list.</w:t>
             </w:r>
           </w:p>
         </w:tc>
@@ -1023,9 +1026,6 @@
               <w:pStyle w:val="Compact"/>
             </w:pPr>
             <w:r>
-              <w:rPr>
-                <w:rStyle w:val="VerbatimChar"/>
-              </w:rPr>
               <w:t xml:space="preserve">int</w:t>
             </w:r>
           </w:p>
@@ -1037,7 +1037,7 @@
               <w:pStyle w:val="Compact"/>
             </w:pPr>
             <w:r>
-              <w:t xml:space="preserve">The inclusive lower bound for the random numbers. Defaults to</w:t>
+              <w:t xml:space="preserve">The inclusive lower bound for the random values. Defaults to</w:t>
             </w:r>
             <w:r>
               <w:t xml:space="preserve"> </w:t>
@@ -1076,9 +1076,6 @@
               <w:pStyle w:val="Compact"/>
             </w:pPr>
             <w:r>
-              <w:rPr>
-                <w:rStyle w:val="VerbatimChar"/>
-              </w:rPr>
               <w:t xml:space="preserve">int</w:t>
             </w:r>
           </w:p>
@@ -1090,7 +1087,7 @@
               <w:pStyle w:val="Compact"/>
             </w:pPr>
             <w:r>
-              <w:t xml:space="preserve">The inclusive upper bound for the random numbers. Defaults to</w:t>
+              <w:t xml:space="preserve">The inclusive upper bound for the random values. Defaults to</w:t>
             </w:r>
             <w:r>
               <w:t xml:space="preserve"> </w:t>
@@ -1132,11 +1129,12 @@
         <w:pStyle w:val="FirstParagraph"/>
       </w:pPr>
       <w:r>
-        <w:t xml:space="preserve">This function provides a convenient way to create a list of pseudo-random integers. Its operation can be broken down into three main steps:</w:t>
+        <w:t xml:space="preserve">This function provides a straightforward way to generate a list of random integers. The process is as follows:</w:t>
       </w:r>
     </w:p>
     <w:p>
       <w:pPr>
+        <w:pStyle w:val="Compact"/>
         <w:numPr>
           <w:ilvl w:val="0"/>
           <w:numId w:val="1002"/>
@@ -1150,7 +1148,7 @@
         <w:t xml:space="preserve">Input Validation</w:t>
       </w:r>
       <w:r>
-        <w:t xml:space="preserve">: The function first checks if the</w:t>
+        <w:t xml:space="preserve">: The function first validates the</w:t>
       </w:r>
       <w:r>
         <w:t xml:space="preserve"> </w:t>
@@ -1165,7 +1163,7 @@
         <w:t xml:space="preserve"> </w:t>
       </w:r>
       <w:r>
-        <w:t xml:space="preserve">parameter is a non-negative number. If</w:t>
+        <w:t xml:space="preserve">parameter. If</w:t>
       </w:r>
       <w:r>
         <w:t xml:space="preserve"> </w:t>
@@ -1180,7 +1178,7 @@
         <w:t xml:space="preserve"> </w:t>
       </w:r>
       <w:r>
-        <w:t xml:space="preserve">is less than zero, it is considered invalid for generating a list, and the function will raise a</w:t>
+        <w:t xml:space="preserve">is a negative number, it raises a</w:t>
       </w:r>
       <w:r>
         <w:t xml:space="preserve"> </w:t>
@@ -1192,11 +1190,15 @@
         <w:t xml:space="preserve">ValueError</w:t>
       </w:r>
       <w:r>
-        <w:t xml:space="preserve">.</w:t>
+        <w:t xml:space="preserve"> </w:t>
+      </w:r>
+      <w:r>
+        <w:t xml:space="preserve">because it’s impossible to generate a negative number of items.</w:t>
       </w:r>
     </w:p>
     <w:p>
       <w:pPr>
+        <w:pStyle w:val="Compact"/>
         <w:numPr>
           <w:ilvl w:val="0"/>
           <w:numId w:val="1002"/>
@@ -1207,10 +1209,10 @@
           <w:b/>
           <w:bCs/>
         </w:rPr>
-        <w:t xml:space="preserve">Boundary Correction</w:t>
-      </w:r>
-      <w:r>
-        <w:t xml:space="preserve">: It then compares the</w:t>
+        <w:t xml:space="preserve">Range Correction</w:t>
+      </w:r>
+      <w:r>
+        <w:t xml:space="preserve">: It checks if the</w:t>
       </w:r>
       <w:r>
         <w:t xml:space="preserve"> </w:t>
@@ -1225,7 +1227,7 @@
         <w:t xml:space="preserve"> </w:t>
       </w:r>
       <w:r>
-        <w:t xml:space="preserve">and</w:t>
+        <w:t xml:space="preserve">value is greater than the</w:t>
       </w:r>
       <w:r>
         <w:t xml:space="preserve"> </w:t>
@@ -1240,7 +1242,7 @@
         <w:t xml:space="preserve"> </w:t>
       </w:r>
       <w:r>
-        <w:t xml:space="preserve">parameters. If</w:t>
+        <w:t xml:space="preserve">value. If it is, the function automatically swaps them. This ensures that</w:t>
       </w:r>
       <w:r>
         <w:t xml:space="preserve"> </w:t>
@@ -1249,86 +1251,27 @@
         <w:rPr>
           <w:rStyle w:val="VerbatimChar"/>
         </w:rPr>
-        <w:t xml:space="preserve">start</w:t>
-      </w:r>
-      <w:r>
-        <w:t xml:space="preserve"> </w:t>
-      </w:r>
-      <w:r>
-        <w:t xml:space="preserve">is found to be greater than</w:t>
-      </w:r>
-      <w:r>
-        <w:t xml:space="preserve"> </w:t>
+        <w:t xml:space="preserve">random.randint</w:t>
+      </w:r>
+      <w:r>
+        <w:t xml:space="preserve"> </w:t>
+      </w:r>
+      <w:r>
+        <w:t xml:space="preserve">receives a valid range (</w:t>
       </w:r>
       <w:r>
         <w:rPr>
           <w:rStyle w:val="VerbatimChar"/>
         </w:rPr>
-        <w:t xml:space="preserve">end</w:t>
-      </w:r>
-      <w:r>
-        <w:t xml:space="preserve">, the function automatically swaps their values. This ensures that the range is always valid, preventing errors in the random number generation step. For example, a call with</w:t>
-      </w:r>
-      <w:r>
-        <w:t xml:space="preserve"> </w:t>
-      </w:r>
-      <w:r>
-        <w:rPr>
-          <w:rStyle w:val="VerbatimChar"/>
-        </w:rPr>
-        <w:t xml:space="preserve">start=50</w:t>
-      </w:r>
-      <w:r>
-        <w:t xml:space="preserve"> </w:t>
-      </w:r>
-      <w:r>
-        <w:t xml:space="preserve">and</w:t>
-      </w:r>
-      <w:r>
-        <w:t xml:space="preserve"> </w:t>
-      </w:r>
-      <w:r>
-        <w:rPr>
-          <w:rStyle w:val="VerbatimChar"/>
-        </w:rPr>
-        <w:t xml:space="preserve">end=10</w:t>
-      </w:r>
-      <w:r>
-        <w:t xml:space="preserve"> </w:t>
-      </w:r>
-      <w:r>
-        <w:t xml:space="preserve">will be treated as</w:t>
-      </w:r>
-      <w:r>
-        <w:t xml:space="preserve"> </w:t>
-      </w:r>
-      <w:r>
-        <w:rPr>
-          <w:rStyle w:val="VerbatimChar"/>
-        </w:rPr>
-        <w:t xml:space="preserve">start=10</w:t>
-      </w:r>
-      <w:r>
-        <w:t xml:space="preserve"> </w:t>
-      </w:r>
-      <w:r>
-        <w:t xml:space="preserve">and</w:t>
-      </w:r>
-      <w:r>
-        <w:t xml:space="preserve"> </w:t>
-      </w:r>
-      <w:r>
-        <w:rPr>
-          <w:rStyle w:val="VerbatimChar"/>
-        </w:rPr>
-        <w:t xml:space="preserve">end=50</w:t>
-      </w:r>
-      <w:r>
-        <w:t xml:space="preserve">.</w:t>
+        <w:t xml:space="preserve">start &lt;= end</w:t>
+      </w:r>
+      <w:r>
+        <w:t xml:space="preserve">) and makes the function more robust to user input errors.</w:t>
       </w:r>
     </w:p>
     <w:p>
       <w:pPr>
+        <w:pStyle w:val="Compact"/>
         <w:numPr>
           <w:ilvl w:val="0"/>
           <w:numId w:val="1002"/>
@@ -1339,7 +1282,7 @@
           <w:b/>
           <w:bCs/>
         </w:rPr>
-        <w:t xml:space="preserve">Random Number Generation</w:t>
+        <w:t xml:space="preserve">Generation</w:t>
       </w:r>
       <w:r>
         <w:t xml:space="preserve">: Using a list comprehension, the function iterates</w:t>
@@ -1372,7 +1315,7 @@
         <w:t xml:space="preserve"> </w:t>
       </w:r>
       <w:r>
-        <w:t xml:space="preserve">to produce a single integer that is uniformly sampled from the inclusive range</w:t>
+        <w:t xml:space="preserve">to produce a single pseudo-random integer that is uniformly distributed within the inclusive range</w:t>
       </w:r>
       <w:r>
         <w:t xml:space="preserve"> </w:t>
@@ -1384,77 +1327,88 @@
         <w:t xml:space="preserve">[start, end]</w:t>
       </w:r>
       <w:r>
-        <w:t xml:space="preserve">. These integers are collected into a list.</w:t>
+        <w:t xml:space="preserve">.</w:t>
       </w:r>
     </w:p>
     <w:p>
       <w:pPr>
-        <w:pStyle w:val="SourceCode"/>
-      </w:pPr>
-      <w:r>
-        <w:rPr>
-          <w:rStyle w:val="CommentTok"/>
-        </w:rPr>
-        <w:t xml:space="preserve"># The core generation logic</w:t>
-      </w:r>
-      <w:r>
-        <w:br/>
-      </w:r>
-      <w:r>
-        <w:rPr>
-          <w:rStyle w:val="ControlFlowTok"/>
-        </w:rPr>
-        <w:t xml:space="preserve">return</w:t>
-      </w:r>
-      <w:r>
-        <w:rPr>
-          <w:rStyle w:val="NormalTok"/>
-        </w:rPr>
-        <w:t xml:space="preserve"> [random.randint(start, end) </w:t>
-      </w:r>
-      <w:r>
-        <w:rPr>
-          <w:rStyle w:val="ControlFlowTok"/>
-        </w:rPr>
-        <w:t xml:space="preserve">for</w:t>
-      </w:r>
-      <w:r>
-        <w:rPr>
-          <w:rStyle w:val="NormalTok"/>
-        </w:rPr>
-        <w:t xml:space="preserve"> _ </w:t>
-      </w:r>
-      <w:r>
-        <w:rPr>
-          <w:rStyle w:val="KeywordTok"/>
-        </w:rPr>
-        <w:t xml:space="preserve">in</w:t>
-      </w:r>
-      <w:r>
-        <w:rPr>
-          <w:rStyle w:val="NormalTok"/>
-        </w:rPr>
-        <w:t xml:space="preserve"> </w:t>
-      </w:r>
-      <w:r>
-        <w:rPr>
-          <w:rStyle w:val="BuiltInTok"/>
-        </w:rPr>
-        <w:t xml:space="preserve">range</w:t>
-      </w:r>
-      <w:r>
-        <w:rPr>
-          <w:rStyle w:val="NormalTok"/>
-        </w:rPr>
-        <w:t xml:space="preserve">(count)]</w:t>
+        <w:pStyle w:val="Compact"/>
+        <w:numPr>
+          <w:ilvl w:val="0"/>
+          <w:numId w:val="1002"/>
+        </w:numPr>
+      </w:pPr>
+      <w:r>
+        <w:rPr>
+          <w:b/>
+          <w:bCs/>
+        </w:rPr>
+        <w:t xml:space="preserve">Return Value</w:t>
+      </w:r>
+      <w:r>
+        <w:t xml:space="preserve">: All generated integers are collected into a list, which is then returned.</w:t>
       </w:r>
     </w:p>
     <w:p>
       <w:pPr>
-        <w:pStyle w:val="FirstParagraph"/>
-      </w:pPr>
-      <w:r>
-        <w:t xml:space="preserve">Finally, the function returns the newly created list of random integers.</w:t>
+        <w:pStyle w:val="SourceCode"/>
+      </w:pPr>
+      <w:r>
+        <w:rPr>
+          <w:rStyle w:val="CommentTok"/>
+        </w:rPr>
+        <w:t xml:space="preserve"># Internal logic for generating the list</w:t>
+      </w:r>
+      <w:r>
+        <w:br/>
+      </w:r>
+      <w:r>
+        <w:rPr>
+          <w:rStyle w:val="ControlFlowTok"/>
+        </w:rPr>
+        <w:t xml:space="preserve">return</w:t>
+      </w:r>
+      <w:r>
+        <w:rPr>
+          <w:rStyle w:val="NormalTok"/>
+        </w:rPr>
+        <w:t xml:space="preserve"> [random.randint(start, end) </w:t>
+      </w:r>
+      <w:r>
+        <w:rPr>
+          <w:rStyle w:val="ControlFlowTok"/>
+        </w:rPr>
+        <w:t xml:space="preserve">for</w:t>
+      </w:r>
+      <w:r>
+        <w:rPr>
+          <w:rStyle w:val="NormalTok"/>
+        </w:rPr>
+        <w:t xml:space="preserve"> _ </w:t>
+      </w:r>
+      <w:r>
+        <w:rPr>
+          <w:rStyle w:val="KeywordTok"/>
+        </w:rPr>
+        <w:t xml:space="preserve">in</w:t>
+      </w:r>
+      <w:r>
+        <w:rPr>
+          <w:rStyle w:val="NormalTok"/>
+        </w:rPr>
+        <w:t xml:space="preserve"> </w:t>
+      </w:r>
+      <w:r>
+        <w:rPr>
+          <w:rStyle w:val="BuiltInTok"/>
+        </w:rPr>
+        <w:t xml:space="preserve">range</w:t>
+      </w:r>
+      <w:r>
+        <w:rPr>
+          <w:rStyle w:val="NormalTok"/>
+        </w:rPr>
+        <w:t xml:space="preserve">(count)]</w:t>
       </w:r>
     </w:p>
     <w:bookmarkEnd w:id="19"/>
@@ -1485,7 +1439,7 @@
         </w:numPr>
       </w:pPr>
       <w:r>
-        <w:t xml:space="preserve">This function requires the</w:t>
+        <w:t xml:space="preserve">This function depends on Python’s built-in</w:t>
       </w:r>
       <w:r>
         <w:t xml:space="preserve"> </w:t>
@@ -1500,7 +1454,7 @@
         <w:t xml:space="preserve"> </w:t>
       </w:r>
       <w:r>
-        <w:t xml:space="preserve">module to be imported in the script.</w:t>
+        <w:t xml:space="preserve">module. Ensure it is imported before use.</w:t>
       </w:r>
     </w:p>
     <w:p>
@@ -1512,7 +1466,7 @@
         </w:numPr>
       </w:pPr>
       <w:r>
-        <w:t xml:space="preserve">If the</w:t>
+        <w:t xml:space="preserve">The</w:t>
       </w:r>
       <w:r>
         <w:t xml:space="preserve"> </w:t>
@@ -1521,28 +1475,13 @@
         <w:rPr>
           <w:rStyle w:val="VerbatimChar"/>
         </w:rPr>
-        <w:t xml:space="preserve">start</w:t>
-      </w:r>
-      <w:r>
-        <w:t xml:space="preserve"> </w:t>
-      </w:r>
-      <w:r>
-        <w:t xml:space="preserve">value is greater than the</w:t>
-      </w:r>
-      <w:r>
-        <w:t xml:space="preserve"> </w:t>
-      </w:r>
-      <w:r>
-        <w:rPr>
-          <w:rStyle w:val="VerbatimChar"/>
-        </w:rPr>
-        <w:t xml:space="preserve">end</w:t>
-      </w:r>
-      <w:r>
-        <w:t xml:space="preserve"> </w:t>
-      